--- a/Entrepreneurship.docx
+++ b/Entrepreneurship.docx
@@ -23,29 +23,7 @@
           <w:sz w:val="32"/>
           <w:szCs w:val="32"/>
         </w:rPr>
-        <w:t>Ent</w:t>
-      </w:r>
-      <w:r>
-        <w:rPr>
-          <w:rFonts w:ascii="Times New Roman" w:hAnsi="Times New Roman" w:cs="Times New Roman"/>
-          <w:b/>
-          <w:bCs/>
-          <w:color w:val="365F91" w:themeColor="accent1" w:themeShade="BF"/>
-          <w:sz w:val="32"/>
-          <w:szCs w:val="32"/>
-        </w:rPr>
-        <w:t>rep</w:t>
-      </w:r>
-      <w:r>
-        <w:rPr>
-          <w:rFonts w:ascii="Times New Roman" w:hAnsi="Times New Roman" w:cs="Times New Roman"/>
-          <w:b/>
-          <w:bCs/>
-          <w:color w:val="365F91" w:themeColor="accent1" w:themeShade="BF"/>
-          <w:sz w:val="32"/>
-          <w:szCs w:val="32"/>
-        </w:rPr>
-        <w:t>reneurship</w:t>
+        <w:t>Entrepreneurship</w:t>
       </w:r>
     </w:p>
     <w:p>
@@ -2393,7 +2371,6 @@
         </w:rPr>
         <w:t xml:space="preserve"> campaign by French supermarket </w:t>
       </w:r>
-      <w:proofErr w:type="spellStart"/>
       <w:r>
         <w:rPr>
           <w:rFonts w:cstheme="minorHAnsi"/>
@@ -2416,7 +2393,6 @@
         </w:rPr>
         <w:t>e</w:t>
       </w:r>
-      <w:proofErr w:type="spellEnd"/>
       <w:r>
         <w:rPr>
           <w:rFonts w:cstheme="minorHAnsi"/>
@@ -2834,47 +2810,7 @@
           <w:sz w:val="32"/>
           <w:szCs w:val="32"/>
         </w:rPr>
-        <w:t xml:space="preserve">           For example, in 2009, Chris Cranston bought a dog rehab center called </w:t>
-      </w:r>
-      <w:proofErr w:type="spellStart"/>
-      <w:r>
-        <w:rPr>
-          <w:rFonts w:cstheme="minorHAnsi"/>
-          <w:color w:val="0D0D0D" w:themeColor="text1" w:themeTint="F2"/>
-          <w:sz w:val="32"/>
-          <w:szCs w:val="32"/>
-        </w:rPr>
-        <w:t>Aquadog</w:t>
-      </w:r>
-      <w:proofErr w:type="spellEnd"/>
-      <w:r>
-        <w:rPr>
-          <w:rFonts w:cstheme="minorHAnsi"/>
-          <w:color w:val="0D0D0D" w:themeColor="text1" w:themeTint="F2"/>
-          <w:sz w:val="32"/>
-          <w:szCs w:val="32"/>
-        </w:rPr>
-        <w:t xml:space="preserve"> near Boston. She renamed it </w:t>
-      </w:r>
-      <w:proofErr w:type="spellStart"/>
-      <w:r>
-        <w:rPr>
-          <w:rFonts w:cstheme="minorHAnsi"/>
-          <w:color w:val="0D0D0D" w:themeColor="text1" w:themeTint="F2"/>
-          <w:sz w:val="32"/>
-          <w:szCs w:val="32"/>
-        </w:rPr>
-        <w:t>FlowDog</w:t>
-      </w:r>
-      <w:proofErr w:type="spellEnd"/>
-      <w:r>
-        <w:rPr>
-          <w:rFonts w:cstheme="minorHAnsi"/>
-          <w:color w:val="0D0D0D" w:themeColor="text1" w:themeTint="F2"/>
-          <w:sz w:val="32"/>
-          <w:szCs w:val="32"/>
-        </w:rPr>
-        <w:t xml:space="preserve"> but kept the loyal customers, pool equipment, staff, and a good lease. Chris felt starting a business from zero was too overwhelming, so buying an existing one </w:t>
+        <w:t xml:space="preserve">           For example, in 2009, Chris Cranston bought a dog rehab center called Aquadog near Boston. She renamed it FlowDog but kept the loyal customers, pool equipment, staff, and a good lease. Chris felt starting a business from zero was too overwhelming, so buying an existing one </w:t>
       </w:r>
       <w:r>
         <w:rPr>
@@ -2884,27 +2820,7 @@
           <w:szCs w:val="32"/>
         </w:rPr>
         <w:lastRenderedPageBreak/>
-        <w:t xml:space="preserve">made it easier for her. Since then, </w:t>
-      </w:r>
-      <w:proofErr w:type="spellStart"/>
-      <w:r>
-        <w:rPr>
-          <w:rFonts w:cstheme="minorHAnsi"/>
-          <w:color w:val="0D0D0D" w:themeColor="text1" w:themeTint="F2"/>
-          <w:sz w:val="32"/>
-          <w:szCs w:val="32"/>
-        </w:rPr>
-        <w:t>FlowDog</w:t>
-      </w:r>
-      <w:proofErr w:type="spellEnd"/>
-      <w:r>
-        <w:rPr>
-          <w:rFonts w:cstheme="minorHAnsi"/>
-          <w:color w:val="0D0D0D" w:themeColor="text1" w:themeTint="F2"/>
-          <w:sz w:val="32"/>
-          <w:szCs w:val="32"/>
-        </w:rPr>
-        <w:t xml:space="preserve"> has grown by 20% every year.</w:t>
+        <w:t>made it easier for her. Since then, FlowDog has grown by 20% every year.</w:t>
       </w:r>
     </w:p>
     <w:p>
@@ -6383,18 +6299,8 @@
           <w:sz w:val="32"/>
           <w:szCs w:val="32"/>
         </w:rPr>
-        <w:t>"</w:t>
-      </w:r>
-      <w:proofErr w:type="spellStart"/>
-      <w:r>
-        <w:rPr>
-          <w:rFonts w:cstheme="minorHAnsi"/>
-          <w:sz w:val="32"/>
-          <w:szCs w:val="32"/>
-        </w:rPr>
-        <w:t>وہ</w:t>
-      </w:r>
-      <w:proofErr w:type="spellEnd"/>
+        <w:t>"وہ قائم شدہ رویے</w:t>
+      </w:r>
       <w:r>
         <w:rPr>
           <w:rFonts w:cstheme="minorHAnsi"/>
@@ -6403,203 +6309,13 @@
         </w:rPr>
         <w:t xml:space="preserve"> </w:t>
       </w:r>
-      <w:proofErr w:type="spellStart"/>
-      <w:r>
-        <w:rPr>
-          <w:rFonts w:cstheme="minorHAnsi"/>
-          <w:sz w:val="32"/>
-          <w:szCs w:val="32"/>
-        </w:rPr>
-        <w:t>قائم</w:t>
-      </w:r>
-      <w:proofErr w:type="spellEnd"/>
-      <w:r>
-        <w:rPr>
-          <w:rFonts w:cstheme="minorHAnsi"/>
-          <w:sz w:val="32"/>
-          <w:szCs w:val="32"/>
-        </w:rPr>
-        <w:t xml:space="preserve"> </w:t>
-      </w:r>
-      <w:proofErr w:type="spellStart"/>
-      <w:r>
-        <w:rPr>
-          <w:rFonts w:cstheme="minorHAnsi"/>
-          <w:sz w:val="32"/>
-          <w:szCs w:val="32"/>
-        </w:rPr>
-        <w:t>شدہ</w:t>
-      </w:r>
-      <w:proofErr w:type="spellEnd"/>
-      <w:r>
-        <w:rPr>
-          <w:rFonts w:cstheme="minorHAnsi"/>
-          <w:sz w:val="32"/>
-          <w:szCs w:val="32"/>
-        </w:rPr>
-        <w:t xml:space="preserve"> </w:t>
-      </w:r>
-      <w:proofErr w:type="spellStart"/>
-      <w:r>
-        <w:rPr>
-          <w:rFonts w:cstheme="minorHAnsi"/>
-          <w:sz w:val="32"/>
-          <w:szCs w:val="32"/>
-        </w:rPr>
-        <w:t>رویے</w:t>
-      </w:r>
-      <w:proofErr w:type="spellEnd"/>
-      <w:r>
-        <w:rPr>
-          <w:rFonts w:cstheme="minorHAnsi"/>
-          <w:sz w:val="32"/>
-          <w:szCs w:val="32"/>
-        </w:rPr>
-        <w:t xml:space="preserve"> </w:t>
-      </w:r>
-      <w:proofErr w:type="spellStart"/>
-      <w:r>
-        <w:rPr>
-          <w:rFonts w:cstheme="minorHAnsi"/>
-          <w:sz w:val="32"/>
-          <w:szCs w:val="32"/>
-        </w:rPr>
-        <w:t>ہیں</w:t>
-      </w:r>
-      <w:proofErr w:type="spellEnd"/>
-      <w:r>
-        <w:rPr>
-          <w:rFonts w:cstheme="minorHAnsi"/>
-          <w:sz w:val="32"/>
-          <w:szCs w:val="32"/>
-        </w:rPr>
-        <w:t xml:space="preserve"> </w:t>
-      </w:r>
-      <w:proofErr w:type="spellStart"/>
-      <w:r>
-        <w:rPr>
-          <w:rFonts w:cstheme="minorHAnsi"/>
-          <w:sz w:val="32"/>
-          <w:szCs w:val="32"/>
-        </w:rPr>
-        <w:t>جو</w:t>
-      </w:r>
-      <w:proofErr w:type="spellEnd"/>
-      <w:r>
-        <w:rPr>
-          <w:rFonts w:cstheme="minorHAnsi"/>
-          <w:sz w:val="32"/>
-          <w:szCs w:val="32"/>
-        </w:rPr>
-        <w:t xml:space="preserve"> </w:t>
-      </w:r>
-      <w:proofErr w:type="spellStart"/>
-      <w:r>
-        <w:rPr>
-          <w:rFonts w:cstheme="minorHAnsi"/>
-          <w:sz w:val="32"/>
-          <w:szCs w:val="32"/>
-        </w:rPr>
-        <w:t>کسی</w:t>
-      </w:r>
-      <w:proofErr w:type="spellEnd"/>
-      <w:r>
-        <w:rPr>
-          <w:rFonts w:cstheme="minorHAnsi"/>
-          <w:sz w:val="32"/>
-          <w:szCs w:val="32"/>
-        </w:rPr>
-        <w:t xml:space="preserve"> </w:t>
-      </w:r>
-      <w:proofErr w:type="spellStart"/>
-      <w:r>
-        <w:rPr>
-          <w:rFonts w:cstheme="minorHAnsi"/>
-          <w:sz w:val="32"/>
-          <w:szCs w:val="32"/>
-        </w:rPr>
-        <w:t>فرد</w:t>
-      </w:r>
-      <w:proofErr w:type="spellEnd"/>
-      <w:r>
-        <w:rPr>
-          <w:rFonts w:cstheme="minorHAnsi"/>
-          <w:sz w:val="32"/>
-          <w:szCs w:val="32"/>
-        </w:rPr>
-        <w:t xml:space="preserve"> </w:t>
-      </w:r>
-      <w:proofErr w:type="spellStart"/>
-      <w:r>
-        <w:rPr>
-          <w:rFonts w:cstheme="minorHAnsi"/>
-          <w:sz w:val="32"/>
-          <w:szCs w:val="32"/>
-        </w:rPr>
-        <w:t>کے</w:t>
-      </w:r>
-      <w:proofErr w:type="spellEnd"/>
-      <w:r>
-        <w:rPr>
-          <w:rFonts w:cstheme="minorHAnsi"/>
-          <w:sz w:val="32"/>
-          <w:szCs w:val="32"/>
-        </w:rPr>
-        <w:t xml:space="preserve"> </w:t>
-      </w:r>
-      <w:proofErr w:type="spellStart"/>
-      <w:r>
-        <w:rPr>
-          <w:rFonts w:cstheme="minorHAnsi"/>
-          <w:sz w:val="32"/>
-          <w:szCs w:val="32"/>
-        </w:rPr>
-        <w:t>پاس</w:t>
-      </w:r>
-      <w:proofErr w:type="spellEnd"/>
-      <w:r>
-        <w:rPr>
-          <w:rFonts w:cstheme="minorHAnsi"/>
-          <w:sz w:val="32"/>
-          <w:szCs w:val="32"/>
-        </w:rPr>
-        <w:t xml:space="preserve"> </w:t>
-      </w:r>
-      <w:proofErr w:type="spellStart"/>
-      <w:r>
-        <w:rPr>
-          <w:rFonts w:cstheme="minorHAnsi"/>
-          <w:sz w:val="32"/>
-          <w:szCs w:val="32"/>
-        </w:rPr>
-        <w:t>ہوتے</w:t>
-      </w:r>
-      <w:proofErr w:type="spellEnd"/>
-      <w:r>
-        <w:rPr>
-          <w:rFonts w:cstheme="minorHAnsi"/>
-          <w:sz w:val="32"/>
-          <w:szCs w:val="32"/>
-        </w:rPr>
-        <w:t xml:space="preserve"> </w:t>
-      </w:r>
-      <w:proofErr w:type="spellStart"/>
-      <w:r>
-        <w:rPr>
-          <w:rFonts w:cstheme="minorHAnsi"/>
-          <w:sz w:val="32"/>
-          <w:szCs w:val="32"/>
-        </w:rPr>
-        <w:t>ہیں</w:t>
-      </w:r>
-      <w:proofErr w:type="spellEnd"/>
-      <w:r>
-        <w:rPr>
-          <w:rFonts w:cstheme="minorHAnsi"/>
-          <w:sz w:val="32"/>
-          <w:szCs w:val="32"/>
-        </w:rPr>
-        <w:t>۔</w:t>
+      <w:r>
+        <w:rPr>
+          <w:rFonts w:cstheme="minorHAnsi"/>
+          <w:sz w:val="32"/>
+          <w:szCs w:val="32"/>
+        </w:rPr>
+        <w:t>ہیں جو کسی فرد کے پاس ہوتے ہیں۔</w:t>
       </w:r>
       <w:r>
         <w:rPr>
@@ -8424,51 +8140,7 @@
           <w:sz w:val="32"/>
           <w:szCs w:val="32"/>
         </w:rPr>
-        <w:t xml:space="preserve">The Four Parts </w:t>
-      </w:r>
-      <w:r>
-        <w:rPr>
-          <w:rFonts w:ascii="Times New Roman" w:hAnsi="Times New Roman" w:cs="Times New Roman"/>
-          <w:b/>
-          <w:bCs/>
-          <w:color w:val="365F91" w:themeColor="accent1" w:themeShade="BF"/>
-          <w:sz w:val="32"/>
-          <w:szCs w:val="32"/>
-        </w:rPr>
-        <w:t>of</w:t>
-      </w:r>
-      <w:r>
-        <w:rPr>
-          <w:rFonts w:ascii="Times New Roman" w:hAnsi="Times New Roman" w:cs="Times New Roman"/>
-          <w:b/>
-          <w:bCs/>
-          <w:color w:val="365F91" w:themeColor="accent1" w:themeShade="BF"/>
-          <w:sz w:val="32"/>
-          <w:szCs w:val="32"/>
-        </w:rPr>
-        <w:t xml:space="preserve"> </w:t>
-      </w:r>
-      <w:r>
-        <w:rPr>
-          <w:rFonts w:ascii="Times New Roman" w:hAnsi="Times New Roman" w:cs="Times New Roman"/>
-          <w:b/>
-          <w:bCs/>
-          <w:color w:val="365F91" w:themeColor="accent1" w:themeShade="BF"/>
-          <w:sz w:val="32"/>
-          <w:szCs w:val="32"/>
-        </w:rPr>
-        <w:t>a</w:t>
-      </w:r>
-      <w:r>
-        <w:rPr>
-          <w:rFonts w:ascii="Times New Roman" w:hAnsi="Times New Roman" w:cs="Times New Roman"/>
-          <w:b/>
-          <w:bCs/>
-          <w:color w:val="365F91" w:themeColor="accent1" w:themeShade="BF"/>
-          <w:sz w:val="32"/>
-          <w:szCs w:val="32"/>
-        </w:rPr>
-        <w:t xml:space="preserve"> Business Model</w:t>
+        <w:t>The Four Parts of a Business Model</w:t>
       </w:r>
     </w:p>
     <w:p>
@@ -8749,25 +8421,7 @@
           <w:sz w:val="32"/>
           <w:szCs w:val="32"/>
         </w:rPr>
-        <w:t>Customers are the people who need and buy your product or service. Since a business can’t serve everyone, entrepreneurs must choose a specific group (target market) to focus on.</w:t>
-      </w:r>
-      <w:r>
-        <w:rPr>
-          <w:rFonts w:cstheme="minorHAnsi"/>
-          <w:color w:val="0D0D0D" w:themeColor="text1" w:themeTint="F2"/>
-          <w:sz w:val="32"/>
-          <w:szCs w:val="32"/>
-        </w:rPr>
-        <w:t xml:space="preserve"> </w:t>
-      </w:r>
-      <w:r>
-        <w:rPr>
-          <w:rFonts w:cstheme="minorHAnsi"/>
-          <w:color w:val="0D0D0D" w:themeColor="text1" w:themeTint="F2"/>
-          <w:sz w:val="32"/>
-          <w:szCs w:val="32"/>
-        </w:rPr>
-        <w:t>It’s also important to find ways to reach customers and build strong relationships with them</w:t>
+        <w:t>Customers are the people who need and buy your product or service. Since a business can’t serve everyone, entrepreneurs must choose a specific group (target market) to focus on. It’s also important to find ways to reach customers and build strong relationships with them</w:t>
       </w:r>
       <w:r>
         <w:rPr>
@@ -15396,6 +15050,7 @@
   <w:style w:type="character" w:default="1" w:styleId="DefaultParagraphFont">
     <w:name w:val="Default Paragraph Font"/>
     <w:uiPriority w:val="1"/>
+    <w:semiHidden/>
     <w:unhideWhenUsed/>
   </w:style>
   <w:style w:type="table" w:default="1" w:styleId="TableNormal">

--- a/Entrepreneurship.docx
+++ b/Entrepreneurship.docx
@@ -659,7 +659,25 @@
           <w:sz w:val="32"/>
           <w:szCs w:val="32"/>
         </w:rPr>
-        <w:t xml:space="preserve"> In simple words, this means that startups don’t always follow the same path. While Bob started a tech company in his garage and sold it to a big company, that’s just one example. Entrepreneurs can be found everywhere — in big companies, small family businesses, franchises, charities, or even nonprofits. You don’t have to start a business from </w:t>
+        <w:t xml:space="preserve"> In simple words, this means that startups don’t always follow the same path. W</w:t>
+      </w:r>
+      <w:r>
+        <w:rPr>
+          <w:rFonts w:cstheme="minorHAnsi"/>
+          <w:color w:val="0D0D0D" w:themeColor="text1" w:themeTint="F2"/>
+          <w:sz w:val="32"/>
+          <w:szCs w:val="32"/>
+        </w:rPr>
+        <w:t>ill</w:t>
+      </w:r>
+      <w:r>
+        <w:rPr>
+          <w:rFonts w:cstheme="minorHAnsi"/>
+          <w:color w:val="0D0D0D" w:themeColor="text1" w:themeTint="F2"/>
+          <w:sz w:val="32"/>
+          <w:szCs w:val="32"/>
+        </w:rPr>
+        <w:t xml:space="preserve"> Bob started a tech company in his garage and sold it to a big company, that’s just one example. Entrepreneurs can be found everywhere — in big companies, small family businesses, franchises, charities, or even nonprofits. You don’t have to start a business from </w:t>
       </w:r>
       <w:r>
         <w:rPr>
@@ -1140,7 +1158,7 @@
           <w:sz w:val="32"/>
           <w:szCs w:val="32"/>
         </w:rPr>
-        <w:t xml:space="preserve">Researcher Saras Saraswathi studied </w:t>
+        <w:t xml:space="preserve">Researcher Saraswathi studied </w:t>
       </w:r>
       <w:r>
         <w:rPr>
@@ -2371,6 +2389,7 @@
         </w:rPr>
         <w:t xml:space="preserve"> campaign by French supermarket </w:t>
       </w:r>
+      <w:proofErr w:type="spellStart"/>
       <w:r>
         <w:rPr>
           <w:rFonts w:cstheme="minorHAnsi"/>
@@ -2393,6 +2412,7 @@
         </w:rPr>
         <w:t>e</w:t>
       </w:r>
+      <w:proofErr w:type="spellEnd"/>
       <w:r>
         <w:rPr>
           <w:rFonts w:cstheme="minorHAnsi"/>
@@ -2810,7 +2830,47 @@
           <w:sz w:val="32"/>
           <w:szCs w:val="32"/>
         </w:rPr>
-        <w:t xml:space="preserve">           For example, in 2009, Chris Cranston bought a dog rehab center called Aquadog near Boston. She renamed it FlowDog but kept the loyal customers, pool equipment, staff, and a good lease. Chris felt starting a business from zero was too overwhelming, so buying an existing one </w:t>
+        <w:t xml:space="preserve">           For example, in 2009, Chris Cranston bought a dog rehab center called </w:t>
+      </w:r>
+      <w:proofErr w:type="spellStart"/>
+      <w:r>
+        <w:rPr>
+          <w:rFonts w:cstheme="minorHAnsi"/>
+          <w:color w:val="0D0D0D" w:themeColor="text1" w:themeTint="F2"/>
+          <w:sz w:val="32"/>
+          <w:szCs w:val="32"/>
+        </w:rPr>
+        <w:t>Aquadog</w:t>
+      </w:r>
+      <w:proofErr w:type="spellEnd"/>
+      <w:r>
+        <w:rPr>
+          <w:rFonts w:cstheme="minorHAnsi"/>
+          <w:color w:val="0D0D0D" w:themeColor="text1" w:themeTint="F2"/>
+          <w:sz w:val="32"/>
+          <w:szCs w:val="32"/>
+        </w:rPr>
+        <w:t xml:space="preserve"> near Boston. She renamed it </w:t>
+      </w:r>
+      <w:proofErr w:type="spellStart"/>
+      <w:r>
+        <w:rPr>
+          <w:rFonts w:cstheme="minorHAnsi"/>
+          <w:color w:val="0D0D0D" w:themeColor="text1" w:themeTint="F2"/>
+          <w:sz w:val="32"/>
+          <w:szCs w:val="32"/>
+        </w:rPr>
+        <w:t>FlowDog</w:t>
+      </w:r>
+      <w:proofErr w:type="spellEnd"/>
+      <w:r>
+        <w:rPr>
+          <w:rFonts w:cstheme="minorHAnsi"/>
+          <w:color w:val="0D0D0D" w:themeColor="text1" w:themeTint="F2"/>
+          <w:sz w:val="32"/>
+          <w:szCs w:val="32"/>
+        </w:rPr>
+        <w:t xml:space="preserve"> but kept the loyal customers, pool equipment, staff, and a good lease. Chris felt starting a business from zero was too overwhelming, so buying an existing one </w:t>
       </w:r>
       <w:r>
         <w:rPr>
@@ -2820,7 +2880,27 @@
           <w:szCs w:val="32"/>
         </w:rPr>
         <w:lastRenderedPageBreak/>
-        <w:t>made it easier for her. Since then, FlowDog has grown by 20% every year.</w:t>
+        <w:t xml:space="preserve">made it easier for her. Since then, </w:t>
+      </w:r>
+      <w:proofErr w:type="spellStart"/>
+      <w:r>
+        <w:rPr>
+          <w:rFonts w:cstheme="minorHAnsi"/>
+          <w:color w:val="0D0D0D" w:themeColor="text1" w:themeTint="F2"/>
+          <w:sz w:val="32"/>
+          <w:szCs w:val="32"/>
+        </w:rPr>
+        <w:t>FlowDog</w:t>
+      </w:r>
+      <w:proofErr w:type="spellEnd"/>
+      <w:r>
+        <w:rPr>
+          <w:rFonts w:cstheme="minorHAnsi"/>
+          <w:color w:val="0D0D0D" w:themeColor="text1" w:themeTint="F2"/>
+          <w:sz w:val="32"/>
+          <w:szCs w:val="32"/>
+        </w:rPr>
+        <w:t xml:space="preserve"> has grown by 20% every year.</w:t>
       </w:r>
     </w:p>
     <w:p>
@@ -4964,6 +5044,199 @@
     </w:p>
     <w:p>
       <w:pPr>
+        <w:tabs>
+          <w:tab w:val="left" w:pos="3144"/>
+        </w:tabs>
+        <w:rPr>
+          <w:rFonts w:ascii="Times New Roman" w:hAnsi="Times New Roman" w:cs="Times New Roman"/>
+          <w:b/>
+          <w:bCs/>
+          <w:color w:val="365F91" w:themeColor="accent1" w:themeShade="BF"/>
+          <w:sz w:val="32"/>
+          <w:szCs w:val="32"/>
+        </w:rPr>
+      </w:pPr>
+      <w:r>
+        <w:rPr>
+          <w:rFonts w:ascii="Times New Roman" w:hAnsi="Times New Roman" w:cs="Times New Roman"/>
+          <w:b/>
+          <w:bCs/>
+          <w:color w:val="365F91" w:themeColor="accent1" w:themeShade="BF"/>
+          <w:sz w:val="32"/>
+          <w:szCs w:val="32"/>
+        </w:rPr>
+        <w:t>Skill of Play</w:t>
+      </w:r>
+    </w:p>
+    <w:p>
+      <w:pPr>
+        <w:tabs>
+          <w:tab w:val="left" w:pos="3144"/>
+        </w:tabs>
+        <w:rPr>
+          <w:rFonts w:cstheme="minorHAnsi"/>
+          <w:color w:val="0D0D0D" w:themeColor="text1" w:themeTint="F2"/>
+          <w:sz w:val="32"/>
+          <w:szCs w:val="32"/>
+        </w:rPr>
+      </w:pPr>
+      <w:r>
+        <w:rPr>
+          <w:rFonts w:cstheme="minorHAnsi"/>
+          <w:color w:val="0D0D0D" w:themeColor="text1" w:themeTint="F2"/>
+          <w:sz w:val="32"/>
+          <w:szCs w:val="32"/>
+        </w:rPr>
+        <w:t>Play helps entrepreneurs become more creative, open-minded, and innovative. It lets them try new ideas, take risks, and think outside the box. When learning is fun, people feel more active, engaged, and full of ideas. So, why not make entrepreneurship fun too? Through play, entrepreneurs improve problem-solving, teamwork, and learn by trial and error—all key skills for success.</w:t>
+      </w:r>
+    </w:p>
+    <w:p>
+      <w:pPr>
+        <w:tabs>
+          <w:tab w:val="left" w:pos="3144"/>
+        </w:tabs>
+        <w:rPr>
+          <w:rFonts w:cstheme="minorHAnsi"/>
+          <w:b/>
+          <w:bCs/>
+          <w:color w:val="0D0D0D" w:themeColor="text1" w:themeTint="F2"/>
+          <w:sz w:val="32"/>
+          <w:szCs w:val="32"/>
+        </w:rPr>
+      </w:pPr>
+      <w:r>
+        <w:rPr>
+          <w:rFonts w:cstheme="minorHAnsi"/>
+          <w:b/>
+          <w:bCs/>
+          <w:color w:val="0D0D0D" w:themeColor="text1" w:themeTint="F2"/>
+          <w:sz w:val="32"/>
+          <w:szCs w:val="32"/>
+        </w:rPr>
+        <w:t>Example:</w:t>
+      </w:r>
+      <w:r>
+        <w:rPr>
+          <w:rFonts w:cstheme="minorHAnsi"/>
+          <w:b/>
+          <w:bCs/>
+          <w:color w:val="0D0D0D" w:themeColor="text1" w:themeTint="F2"/>
+          <w:sz w:val="32"/>
+          <w:szCs w:val="32"/>
+        </w:rPr>
+        <w:t xml:space="preserve"> </w:t>
+      </w:r>
+      <w:r>
+        <w:rPr>
+          <w:rFonts w:cstheme="minorHAnsi"/>
+          <w:color w:val="0D0D0D" w:themeColor="text1" w:themeTint="F2"/>
+          <w:sz w:val="32"/>
+          <w:szCs w:val="32"/>
+        </w:rPr>
+        <w:t xml:space="preserve">A student plays a virtual store game where they create their own brand, design products, set prices, and compete with other </w:t>
+      </w:r>
+      <w:r>
+        <w:rPr>
+          <w:rFonts w:cstheme="minorHAnsi"/>
+          <w:color w:val="0D0D0D" w:themeColor="text1" w:themeTint="F2"/>
+          <w:sz w:val="32"/>
+          <w:szCs w:val="32"/>
+        </w:rPr>
+        <w:lastRenderedPageBreak/>
+        <w:t>players. They try new marketing ideas, learn from mistakes, and improve their strategies in a fun and creative way.</w:t>
+      </w:r>
+    </w:p>
+    <w:p>
+      <w:pPr>
+        <w:tabs>
+          <w:tab w:val="left" w:pos="3144"/>
+        </w:tabs>
+        <w:rPr>
+          <w:rFonts w:cstheme="minorHAnsi"/>
+          <w:color w:val="0D0D0D" w:themeColor="text1" w:themeTint="F2"/>
+          <w:sz w:val="32"/>
+          <w:szCs w:val="32"/>
+        </w:rPr>
+      </w:pPr>
+      <w:r>
+        <w:rPr>
+          <w:rFonts w:cstheme="minorHAnsi"/>
+          <w:b/>
+          <w:bCs/>
+          <w:color w:val="0D0D0D" w:themeColor="text1" w:themeTint="F2"/>
+          <w:sz w:val="32"/>
+          <w:szCs w:val="32"/>
+        </w:rPr>
+        <w:t>Learning by Doing</w:t>
+      </w:r>
+      <w:r>
+        <w:rPr>
+          <w:rFonts w:cstheme="minorHAnsi"/>
+          <w:color w:val="0D0D0D" w:themeColor="text1" w:themeTint="F2"/>
+          <w:sz w:val="32"/>
+          <w:szCs w:val="32"/>
+        </w:rPr>
+        <w:br/>
+        <w:t>Instead of only reading about business, entrepreneurs face real situations. They make choices about pricing, hiring, marketing, and investment—just like in real life.</w:t>
+      </w:r>
+      <w:r>
+        <w:rPr>
+          <w:rFonts w:cstheme="minorHAnsi"/>
+          <w:color w:val="0D0D0D" w:themeColor="text1" w:themeTint="F2"/>
+          <w:sz w:val="32"/>
+          <w:szCs w:val="32"/>
+        </w:rPr>
+        <w:br/>
+      </w:r>
+      <w:r>
+        <w:rPr>
+          <w:rFonts w:cstheme="minorHAnsi"/>
+          <w:b/>
+          <w:bCs/>
+          <w:color w:val="0D0D0D" w:themeColor="text1" w:themeTint="F2"/>
+          <w:sz w:val="32"/>
+          <w:szCs w:val="32"/>
+        </w:rPr>
+        <w:t xml:space="preserve">Example: </w:t>
+      </w:r>
+      <w:r>
+        <w:rPr>
+          <w:rFonts w:cstheme="minorHAnsi"/>
+          <w:color w:val="0D0D0D" w:themeColor="text1" w:themeTint="F2"/>
+          <w:sz w:val="32"/>
+          <w:szCs w:val="32"/>
+        </w:rPr>
+        <w:t>In a virtual coffee shop game, a player decides how much to charge for coffee, when to hire staff, and how to advertise to attract more customers.</w:t>
+      </w:r>
+    </w:p>
+    <w:p>
+      <w:pPr>
+        <w:tabs>
+          <w:tab w:val="left" w:pos="3432"/>
+        </w:tabs>
+        <w:rPr>
+          <w:rFonts w:ascii="Times New Roman" w:hAnsi="Times New Roman" w:cs="Times New Roman"/>
+          <w:b/>
+          <w:bCs/>
+          <w:color w:val="365F91" w:themeColor="accent1" w:themeShade="BF"/>
+          <w:sz w:val="32"/>
+          <w:szCs w:val="32"/>
+        </w:rPr>
+      </w:pPr>
+      <w:r>
+        <w:rPr>
+          <w:rFonts w:ascii="Times New Roman" w:hAnsi="Times New Roman" w:cs="Times New Roman"/>
+          <w:b/>
+          <w:bCs/>
+          <w:color w:val="365F91" w:themeColor="accent1" w:themeShade="BF"/>
+          <w:sz w:val="32"/>
+          <w:szCs w:val="32"/>
+        </w:rPr>
+        <w:t>Skill of Experimentation</w:t>
+      </w:r>
+    </w:p>
+    <w:p>
+      <w:pPr>
         <w:ind w:firstLine="720"/>
         <w:rPr>
           <w:rFonts w:cstheme="minorHAnsi"/>
@@ -4979,67 +5252,14 @@
           <w:sz w:val="32"/>
           <w:szCs w:val="32"/>
         </w:rPr>
-        <w:t>Play helps entrepreneurs be more creative, open-minded, and innovative. It allows them to explore new ideas, take risks, and think outside the box.</w:t>
-      </w:r>
-      <w:r>
-        <w:rPr>
-          <w:rFonts w:cstheme="minorHAnsi"/>
-          <w:color w:val="0D0D0D" w:themeColor="text1" w:themeTint="F2"/>
-          <w:sz w:val="32"/>
-          <w:szCs w:val="32"/>
-        </w:rPr>
-        <w:t xml:space="preserve"> </w:t>
-      </w:r>
-      <w:r>
-        <w:rPr>
-          <w:rFonts w:cstheme="minorHAnsi"/>
-          <w:color w:val="0D0D0D" w:themeColor="text1" w:themeTint="F2"/>
-          <w:sz w:val="32"/>
-          <w:szCs w:val="32"/>
-        </w:rPr>
-        <w:t xml:space="preserve">When we’re having fun, we feel more engaged, energetic, and creative, so why shouldn’t entrepreneurship also be fun? </w:t>
-      </w:r>
-      <w:r>
-        <w:rPr>
-          <w:rFonts w:cstheme="minorHAnsi"/>
-          <w:b/>
-          <w:bCs/>
-          <w:color w:val="0D0D0D" w:themeColor="text1" w:themeTint="F2"/>
-          <w:sz w:val="32"/>
-          <w:szCs w:val="32"/>
-        </w:rPr>
-        <w:t xml:space="preserve">Play </w:t>
-      </w:r>
-      <w:r>
-        <w:rPr>
-          <w:rFonts w:cstheme="minorHAnsi"/>
-          <w:color w:val="0D0D0D" w:themeColor="text1" w:themeTint="F2"/>
-          <w:sz w:val="32"/>
-          <w:szCs w:val="32"/>
-        </w:rPr>
-        <w:t>encourages problem-solving, teamwork, and learning through trial and error, which are all essential for entrepreneurs.</w:t>
-      </w:r>
-    </w:p>
-    <w:p>
-      <w:pPr>
-        <w:rPr>
-          <w:rFonts w:cstheme="minorHAnsi"/>
-          <w:sz w:val="32"/>
-          <w:szCs w:val="32"/>
-        </w:rPr>
-      </w:pPr>
-    </w:p>
-    <w:p>
-      <w:pPr>
-        <w:rPr>
-          <w:rFonts w:cstheme="minorHAnsi"/>
-          <w:sz w:val="32"/>
-          <w:szCs w:val="32"/>
-        </w:rPr>
-      </w:pPr>
-    </w:p>
-    <w:p>
-      <w:pPr>
+        <w:t xml:space="preserve">The Skill of Experimentation means learning by taking action. Instead of just researching, entrepreneurs test ideas in the real world. Experimentation is about trying, learning, and improving—helping entrepreneurs make smarter decisions based on real-world experience. </w:t>
+      </w:r>
+    </w:p>
+    <w:p>
+      <w:pPr>
+        <w:tabs>
+          <w:tab w:val="left" w:pos="3432"/>
+        </w:tabs>
         <w:rPr>
           <w:rFonts w:ascii="Times New Roman" w:hAnsi="Times New Roman" w:cs="Times New Roman"/>
           <w:b/>
@@ -5058,73 +5278,143 @@
           <w:sz w:val="32"/>
           <w:szCs w:val="32"/>
         </w:rPr>
+        <w:t>Example</w:t>
+      </w:r>
+    </w:p>
+    <w:p>
+      <w:pPr>
+        <w:tabs>
+          <w:tab w:val="left" w:pos="3432"/>
+        </w:tabs>
+        <w:rPr>
+          <w:rFonts w:cstheme="minorHAnsi"/>
+          <w:color w:val="0D0D0D" w:themeColor="text1" w:themeTint="F2"/>
+          <w:sz w:val="32"/>
+          <w:szCs w:val="32"/>
+        </w:rPr>
+      </w:pPr>
+      <w:r>
+        <w:rPr>
+          <w:rFonts w:cstheme="minorHAnsi"/>
+          <w:color w:val="0D0D0D" w:themeColor="text1" w:themeTint="F2"/>
+          <w:sz w:val="32"/>
+          <w:szCs w:val="32"/>
+        </w:rPr>
+        <w:t>For example, if you create a new energy drink, you could spend weeks studying competitors' prices. But a better approach is to sell samples at different prices and get direct feedback from customers. This way, you learn not just about pricing but also about customer preferences.</w:t>
+      </w:r>
+    </w:p>
+    <w:p>
+      <w:pPr>
+        <w:tabs>
+          <w:tab w:val="left" w:pos="3432"/>
+        </w:tabs>
+        <w:rPr>
+          <w:rFonts w:ascii="Times New Roman" w:hAnsi="Times New Roman" w:cs="Times New Roman"/>
+          <w:b/>
+          <w:bCs/>
+          <w:color w:val="943634" w:themeColor="accent2" w:themeShade="BF"/>
+          <w:sz w:val="32"/>
+          <w:szCs w:val="32"/>
+        </w:rPr>
+      </w:pPr>
+      <w:r>
+        <w:rPr>
+          <w:rFonts w:ascii="Times New Roman" w:hAnsi="Times New Roman" w:cs="Times New Roman"/>
+          <w:b/>
+          <w:bCs/>
+          <w:color w:val="943634" w:themeColor="accent2" w:themeShade="BF"/>
+          <w:sz w:val="32"/>
+          <w:szCs w:val="32"/>
+        </w:rPr>
+        <w:t>Importance difference between Play and Experimentation</w:t>
+      </w:r>
+    </w:p>
+    <w:p>
+      <w:pPr>
+        <w:ind w:firstLine="720"/>
+        <w:rPr>
+          <w:rFonts w:cstheme="minorHAnsi"/>
+          <w:color w:val="0D0D0D" w:themeColor="text1" w:themeTint="F2"/>
+          <w:sz w:val="32"/>
+          <w:szCs w:val="32"/>
+        </w:rPr>
+      </w:pPr>
+      <w:r>
+        <w:rPr>
+          <w:rFonts w:cstheme="minorHAnsi"/>
+          <w:color w:val="0D0D0D" w:themeColor="text1" w:themeTint="F2"/>
+          <w:sz w:val="32"/>
+          <w:szCs w:val="32"/>
+        </w:rPr>
+        <w:t>Experimentation is focused on real-world testing, while Play helps spark new ideas and ways of thinking in a fun and engaging way.</w:t>
+      </w:r>
+    </w:p>
+    <w:p>
+      <w:pPr>
+        <w:tabs>
+          <w:tab w:val="left" w:pos="2424"/>
+        </w:tabs>
+        <w:rPr>
+          <w:rFonts w:ascii="Times New Roman" w:hAnsi="Times New Roman" w:cs="Times New Roman"/>
+          <w:b/>
+          <w:bCs/>
+          <w:color w:val="365F91" w:themeColor="accent1" w:themeShade="BF"/>
+          <w:sz w:val="32"/>
+          <w:szCs w:val="32"/>
+        </w:rPr>
+      </w:pPr>
+      <w:r>
+        <w:rPr>
+          <w:rFonts w:ascii="Times New Roman" w:hAnsi="Times New Roman" w:cs="Times New Roman"/>
+          <w:b/>
+          <w:bCs/>
+          <w:color w:val="365F91" w:themeColor="accent1" w:themeShade="BF"/>
+          <w:sz w:val="32"/>
+          <w:szCs w:val="32"/>
+        </w:rPr>
+        <w:t>The Skill of Empathy</w:t>
+      </w:r>
+    </w:p>
+    <w:p>
+      <w:pPr>
+        <w:ind w:firstLine="720"/>
+        <w:rPr>
+          <w:rFonts w:cstheme="minorHAnsi"/>
+          <w:color w:val="0D0D0D" w:themeColor="text1" w:themeTint="F2"/>
+          <w:sz w:val="32"/>
+          <w:szCs w:val="32"/>
+        </w:rPr>
+      </w:pPr>
+      <w:r>
+        <w:rPr>
+          <w:rFonts w:cstheme="minorHAnsi"/>
+          <w:color w:val="0D0D0D" w:themeColor="text1" w:themeTint="F2"/>
+          <w:sz w:val="32"/>
+          <w:szCs w:val="32"/>
+        </w:rPr>
+        <w:t xml:space="preserve">The skill of empathy is understanding the emotion, circumstances, intentions, thoughts, and needs of others. Empathy is being able to </w:t>
+      </w:r>
+      <w:r>
+        <w:rPr>
+          <w:rFonts w:cstheme="minorHAnsi"/>
+          <w:color w:val="0D0D0D" w:themeColor="text1" w:themeTint="F2"/>
+          <w:sz w:val="32"/>
+          <w:szCs w:val="32"/>
+        </w:rPr>
         <w:lastRenderedPageBreak/>
-        <w:t xml:space="preserve">Learning by Doing </w:t>
-      </w:r>
-    </w:p>
-    <w:p>
-      <w:pPr>
-        <w:ind w:firstLine="720"/>
-        <w:rPr>
-          <w:rFonts w:ascii="Segoe UI Emoji" w:hAnsi="Segoe UI Emoji" w:cs="Segoe UI Emoji"/>
-          <w:sz w:val="32"/>
-          <w:szCs w:val="32"/>
-        </w:rPr>
-      </w:pPr>
-      <w:r>
-        <w:rPr>
-          <w:rFonts w:cstheme="minorHAnsi"/>
-          <w:sz w:val="32"/>
-          <w:szCs w:val="32"/>
-        </w:rPr>
-        <w:t xml:space="preserve">Instead of just reading about business, entrepreneurs experience real challenges. They make decisions on pricing, hiring, marketing, and investments—just like in real life. </w:t>
-      </w:r>
-    </w:p>
-    <w:p>
-      <w:pPr>
-        <w:rPr>
-          <w:rFonts w:cstheme="minorHAnsi"/>
-          <w:sz w:val="32"/>
-          <w:szCs w:val="32"/>
-        </w:rPr>
-      </w:pPr>
-      <w:r>
-        <w:rPr>
-          <w:rFonts w:cstheme="minorHAnsi"/>
-          <w:b/>
-          <w:bCs/>
-          <w:sz w:val="32"/>
-          <w:szCs w:val="32"/>
-        </w:rPr>
-        <w:t>Example:</w:t>
-      </w:r>
-      <w:r>
-        <w:rPr>
-          <w:rFonts w:cstheme="minorHAnsi"/>
-          <w:sz w:val="32"/>
-          <w:szCs w:val="32"/>
-        </w:rPr>
-        <w:t xml:space="preserve"> </w:t>
-      </w:r>
-      <w:r>
-        <w:rPr>
-          <w:rFonts w:cstheme="minorHAnsi"/>
-          <w:sz w:val="32"/>
-          <w:szCs w:val="32"/>
-        </w:rPr>
-        <w:t>A player runs a virtual coffee shop and must decide how much to charge for coffee, when to hire more staff, and how to advertise.</w:t>
-      </w:r>
-    </w:p>
-    <w:p>
-      <w:pPr>
-        <w:tabs>
-          <w:tab w:val="left" w:pos="3432"/>
+        <w:t>relate to how others are feeling because you have been in a similar situation yourself.</w:t>
+      </w:r>
+    </w:p>
+    <w:p>
+      <w:pPr>
+        <w:tabs>
+          <w:tab w:val="left" w:pos="2424"/>
         </w:tabs>
         <w:rPr>
           <w:rFonts w:ascii="Times New Roman" w:hAnsi="Times New Roman" w:cs="Times New Roman"/>
           <w:b/>
           <w:bCs/>
-          <w:color w:val="365F91" w:themeColor="accent1" w:themeShade="BF"/>
+          <w:color w:val="0D0D0D" w:themeColor="text1" w:themeTint="F2"/>
           <w:sz w:val="32"/>
           <w:szCs w:val="32"/>
         </w:rPr>
@@ -5134,197 +5424,10 @@
           <w:rFonts w:ascii="Times New Roman" w:hAnsi="Times New Roman" w:cs="Times New Roman"/>
           <w:b/>
           <w:bCs/>
-          <w:color w:val="365F91" w:themeColor="accent1" w:themeShade="BF"/>
-          <w:sz w:val="32"/>
-          <w:szCs w:val="32"/>
-        </w:rPr>
-        <w:t>Skill of Experimentation</w:t>
-      </w:r>
-    </w:p>
-    <w:p>
-      <w:pPr>
-        <w:ind w:firstLine="720"/>
-        <w:rPr>
-          <w:rFonts w:cstheme="minorHAnsi"/>
-          <w:color w:val="0D0D0D" w:themeColor="text1" w:themeTint="F2"/>
-          <w:sz w:val="32"/>
-          <w:szCs w:val="32"/>
-        </w:rPr>
-      </w:pPr>
-      <w:r>
-        <w:rPr>
-          <w:rFonts w:cstheme="minorHAnsi"/>
-          <w:color w:val="0D0D0D" w:themeColor="text1" w:themeTint="F2"/>
-          <w:sz w:val="32"/>
-          <w:szCs w:val="32"/>
-        </w:rPr>
-        <w:t xml:space="preserve">The Skill of Experimentation means learning by taking action. Instead of just researching, entrepreneurs test ideas in the real world. Experimentation is about trying, learning, and improving—helping entrepreneurs make smarter decisions based on real-world experience. </w:t>
-      </w:r>
-    </w:p>
-    <w:p>
-      <w:pPr>
-        <w:tabs>
-          <w:tab w:val="left" w:pos="3432"/>
-        </w:tabs>
-        <w:rPr>
-          <w:rFonts w:ascii="Times New Roman" w:hAnsi="Times New Roman" w:cs="Times New Roman"/>
-          <w:b/>
-          <w:bCs/>
-          <w:color w:val="0D0D0D" w:themeColor="text1" w:themeTint="F2"/>
-          <w:sz w:val="32"/>
-          <w:szCs w:val="32"/>
-        </w:rPr>
-      </w:pPr>
-      <w:r>
-        <w:rPr>
-          <w:rFonts w:ascii="Times New Roman" w:hAnsi="Times New Roman" w:cs="Times New Roman"/>
-          <w:b/>
-          <w:bCs/>
-          <w:color w:val="0D0D0D" w:themeColor="text1" w:themeTint="F2"/>
-          <w:sz w:val="32"/>
-          <w:szCs w:val="32"/>
-        </w:rPr>
-        <w:t>Example</w:t>
-      </w:r>
-    </w:p>
-    <w:p>
-      <w:pPr>
-        <w:tabs>
-          <w:tab w:val="left" w:pos="3432"/>
-        </w:tabs>
-        <w:rPr>
-          <w:rFonts w:cstheme="minorHAnsi"/>
-          <w:color w:val="0D0D0D" w:themeColor="text1" w:themeTint="F2"/>
-          <w:sz w:val="32"/>
-          <w:szCs w:val="32"/>
-        </w:rPr>
-      </w:pPr>
-      <w:r>
-        <w:rPr>
-          <w:rFonts w:cstheme="minorHAnsi"/>
-          <w:color w:val="0D0D0D" w:themeColor="text1" w:themeTint="F2"/>
-          <w:sz w:val="32"/>
-          <w:szCs w:val="32"/>
-        </w:rPr>
-        <w:t>For example, if you create a new energy drink, you could spend weeks studying competitors' prices. But a better approach is to sell samples at different prices and get direct feedback from customers. This way, you learn not just about pricing but also about customer preferences.</w:t>
-      </w:r>
-    </w:p>
-    <w:p>
-      <w:pPr>
-        <w:tabs>
-          <w:tab w:val="left" w:pos="3432"/>
-        </w:tabs>
-        <w:rPr>
-          <w:rFonts w:ascii="Times New Roman" w:hAnsi="Times New Roman" w:cs="Times New Roman"/>
-          <w:b/>
-          <w:bCs/>
-          <w:color w:val="943634" w:themeColor="accent2" w:themeShade="BF"/>
-          <w:sz w:val="32"/>
-          <w:szCs w:val="32"/>
-        </w:rPr>
-      </w:pPr>
-      <w:r>
-        <w:rPr>
-          <w:rFonts w:ascii="Times New Roman" w:hAnsi="Times New Roman" w:cs="Times New Roman"/>
-          <w:b/>
-          <w:bCs/>
-          <w:color w:val="943634" w:themeColor="accent2" w:themeShade="BF"/>
-          <w:sz w:val="32"/>
-          <w:szCs w:val="32"/>
-        </w:rPr>
-        <w:t>Importance difference between Play and Experimentation</w:t>
-      </w:r>
-    </w:p>
-    <w:p>
-      <w:pPr>
-        <w:ind w:firstLine="720"/>
-        <w:rPr>
-          <w:rFonts w:cstheme="minorHAnsi"/>
-          <w:color w:val="0D0D0D" w:themeColor="text1" w:themeTint="F2"/>
-          <w:sz w:val="32"/>
-          <w:szCs w:val="32"/>
-        </w:rPr>
-      </w:pPr>
-      <w:r>
-        <w:rPr>
-          <w:rFonts w:cstheme="minorHAnsi"/>
-          <w:color w:val="0D0D0D" w:themeColor="text1" w:themeTint="F2"/>
-          <w:sz w:val="32"/>
-          <w:szCs w:val="32"/>
-        </w:rPr>
-        <w:t>Experimentation is focused on real-world testing, while Play helps spark new ideas and ways of thinking in a fun and engaging way.</w:t>
-      </w:r>
-    </w:p>
-    <w:p>
-      <w:pPr>
-        <w:tabs>
-          <w:tab w:val="left" w:pos="2424"/>
-        </w:tabs>
-        <w:rPr>
-          <w:rFonts w:ascii="Times New Roman" w:hAnsi="Times New Roman" w:cs="Times New Roman"/>
-          <w:b/>
-          <w:bCs/>
-          <w:color w:val="365F91" w:themeColor="accent1" w:themeShade="BF"/>
-          <w:sz w:val="32"/>
-          <w:szCs w:val="32"/>
-        </w:rPr>
-      </w:pPr>
-      <w:r>
-        <w:rPr>
-          <w:rFonts w:ascii="Times New Roman" w:hAnsi="Times New Roman" w:cs="Times New Roman"/>
-          <w:b/>
-          <w:bCs/>
-          <w:color w:val="365F91" w:themeColor="accent1" w:themeShade="BF"/>
-          <w:sz w:val="32"/>
-          <w:szCs w:val="32"/>
-        </w:rPr>
-        <w:t>The Skill of Empathy</w:t>
-      </w:r>
-    </w:p>
-    <w:p>
-      <w:pPr>
-        <w:ind w:firstLine="720"/>
-        <w:rPr>
-          <w:rFonts w:cstheme="minorHAnsi"/>
-          <w:color w:val="0D0D0D" w:themeColor="text1" w:themeTint="F2"/>
-          <w:sz w:val="32"/>
-          <w:szCs w:val="32"/>
-        </w:rPr>
-      </w:pPr>
-      <w:r>
-        <w:rPr>
-          <w:rFonts w:cstheme="minorHAnsi"/>
-          <w:color w:val="0D0D0D" w:themeColor="text1" w:themeTint="F2"/>
-          <w:sz w:val="32"/>
-          <w:szCs w:val="32"/>
-        </w:rPr>
-        <w:t>The skill of empathy is understanding the emotion, circumstances, intentions, thoughts, and needs of others. Empathy is being able to relate to how others are feeling because you have been in a similar situation yourself.</w:t>
-      </w:r>
-    </w:p>
-    <w:p>
-      <w:pPr>
-        <w:tabs>
-          <w:tab w:val="left" w:pos="2424"/>
-        </w:tabs>
-        <w:rPr>
-          <w:rFonts w:ascii="Times New Roman" w:hAnsi="Times New Roman" w:cs="Times New Roman"/>
-          <w:b/>
-          <w:bCs/>
-          <w:color w:val="0D0D0D" w:themeColor="text1" w:themeTint="F2"/>
-          <w:sz w:val="32"/>
-          <w:szCs w:val="32"/>
-        </w:rPr>
-      </w:pPr>
-      <w:r>
-        <w:rPr>
-          <w:rFonts w:ascii="Times New Roman" w:hAnsi="Times New Roman" w:cs="Times New Roman"/>
-          <w:b/>
-          <w:bCs/>
-          <w:color w:val="0D0D0D" w:themeColor="text1" w:themeTint="F2"/>
-          <w:sz w:val="32"/>
-          <w:szCs w:val="32"/>
-        </w:rPr>
-        <w:lastRenderedPageBreak/>
+          <w:color w:val="0D0D0D" w:themeColor="text1" w:themeTint="F2"/>
+          <w:sz w:val="32"/>
+          <w:szCs w:val="32"/>
+        </w:rPr>
         <w:t>Example:</w:t>
       </w:r>
     </w:p>
@@ -5608,6 +5711,7 @@
           <w:sz w:val="32"/>
           <w:szCs w:val="32"/>
         </w:rPr>
+        <w:lastRenderedPageBreak/>
         <w:t>Importance</w:t>
       </w:r>
     </w:p>
@@ -5658,7 +5762,6 @@
           <w:sz w:val="32"/>
           <w:szCs w:val="32"/>
         </w:rPr>
-        <w:lastRenderedPageBreak/>
         <w:t>Helps overcome obstacles and adapt to uncertainty.</w:t>
       </w:r>
     </w:p>
@@ -6044,6 +6147,7 @@
           <w:sz w:val="32"/>
           <w:szCs w:val="32"/>
         </w:rPr>
+        <w:lastRenderedPageBreak/>
         <w:t>Connects different skills like creativity, play, empathy, and experimentation.</w:t>
       </w:r>
     </w:p>
@@ -6068,7 +6172,6 @@
           <w:sz w:val="32"/>
           <w:szCs w:val="32"/>
         </w:rPr>
-        <w:lastRenderedPageBreak/>
         <w:t>How to Develop Reflection</w:t>
       </w:r>
     </w:p>
@@ -6299,8 +6402,18 @@
           <w:sz w:val="32"/>
           <w:szCs w:val="32"/>
         </w:rPr>
-        <w:t>"وہ قائم شدہ رویے</w:t>
-      </w:r>
+        <w:t>"</w:t>
+      </w:r>
+      <w:proofErr w:type="spellStart"/>
+      <w:r>
+        <w:rPr>
+          <w:rFonts w:cstheme="minorHAnsi"/>
+          <w:sz w:val="32"/>
+          <w:szCs w:val="32"/>
+        </w:rPr>
+        <w:t>وہ</w:t>
+      </w:r>
+      <w:proofErr w:type="spellEnd"/>
       <w:r>
         <w:rPr>
           <w:rFonts w:cstheme="minorHAnsi"/>
@@ -6309,13 +6422,203 @@
         </w:rPr>
         <w:t xml:space="preserve"> </w:t>
       </w:r>
-      <w:r>
-        <w:rPr>
-          <w:rFonts w:cstheme="minorHAnsi"/>
-          <w:sz w:val="32"/>
-          <w:szCs w:val="32"/>
-        </w:rPr>
-        <w:t>ہیں جو کسی فرد کے پاس ہوتے ہیں۔</w:t>
+      <w:proofErr w:type="spellStart"/>
+      <w:r>
+        <w:rPr>
+          <w:rFonts w:cstheme="minorHAnsi"/>
+          <w:sz w:val="32"/>
+          <w:szCs w:val="32"/>
+        </w:rPr>
+        <w:t>قائم</w:t>
+      </w:r>
+      <w:proofErr w:type="spellEnd"/>
+      <w:r>
+        <w:rPr>
+          <w:rFonts w:cstheme="minorHAnsi"/>
+          <w:sz w:val="32"/>
+          <w:szCs w:val="32"/>
+        </w:rPr>
+        <w:t xml:space="preserve"> </w:t>
+      </w:r>
+      <w:proofErr w:type="spellStart"/>
+      <w:r>
+        <w:rPr>
+          <w:rFonts w:cstheme="minorHAnsi"/>
+          <w:sz w:val="32"/>
+          <w:szCs w:val="32"/>
+        </w:rPr>
+        <w:t>شدہ</w:t>
+      </w:r>
+      <w:proofErr w:type="spellEnd"/>
+      <w:r>
+        <w:rPr>
+          <w:rFonts w:cstheme="minorHAnsi"/>
+          <w:sz w:val="32"/>
+          <w:szCs w:val="32"/>
+        </w:rPr>
+        <w:t xml:space="preserve"> </w:t>
+      </w:r>
+      <w:proofErr w:type="spellStart"/>
+      <w:r>
+        <w:rPr>
+          <w:rFonts w:cstheme="minorHAnsi"/>
+          <w:sz w:val="32"/>
+          <w:szCs w:val="32"/>
+        </w:rPr>
+        <w:t>رویے</w:t>
+      </w:r>
+      <w:proofErr w:type="spellEnd"/>
+      <w:r>
+        <w:rPr>
+          <w:rFonts w:cstheme="minorHAnsi"/>
+          <w:sz w:val="32"/>
+          <w:szCs w:val="32"/>
+        </w:rPr>
+        <w:t xml:space="preserve"> </w:t>
+      </w:r>
+      <w:proofErr w:type="spellStart"/>
+      <w:r>
+        <w:rPr>
+          <w:rFonts w:cstheme="minorHAnsi"/>
+          <w:sz w:val="32"/>
+          <w:szCs w:val="32"/>
+        </w:rPr>
+        <w:t>ہیں</w:t>
+      </w:r>
+      <w:proofErr w:type="spellEnd"/>
+      <w:r>
+        <w:rPr>
+          <w:rFonts w:cstheme="minorHAnsi"/>
+          <w:sz w:val="32"/>
+          <w:szCs w:val="32"/>
+        </w:rPr>
+        <w:t xml:space="preserve"> </w:t>
+      </w:r>
+      <w:proofErr w:type="spellStart"/>
+      <w:r>
+        <w:rPr>
+          <w:rFonts w:cstheme="minorHAnsi"/>
+          <w:sz w:val="32"/>
+          <w:szCs w:val="32"/>
+        </w:rPr>
+        <w:t>جو</w:t>
+      </w:r>
+      <w:proofErr w:type="spellEnd"/>
+      <w:r>
+        <w:rPr>
+          <w:rFonts w:cstheme="minorHAnsi"/>
+          <w:sz w:val="32"/>
+          <w:szCs w:val="32"/>
+        </w:rPr>
+        <w:t xml:space="preserve"> </w:t>
+      </w:r>
+      <w:proofErr w:type="spellStart"/>
+      <w:r>
+        <w:rPr>
+          <w:rFonts w:cstheme="minorHAnsi"/>
+          <w:sz w:val="32"/>
+          <w:szCs w:val="32"/>
+        </w:rPr>
+        <w:t>کسی</w:t>
+      </w:r>
+      <w:proofErr w:type="spellEnd"/>
+      <w:r>
+        <w:rPr>
+          <w:rFonts w:cstheme="minorHAnsi"/>
+          <w:sz w:val="32"/>
+          <w:szCs w:val="32"/>
+        </w:rPr>
+        <w:t xml:space="preserve"> </w:t>
+      </w:r>
+      <w:proofErr w:type="spellStart"/>
+      <w:r>
+        <w:rPr>
+          <w:rFonts w:cstheme="minorHAnsi"/>
+          <w:sz w:val="32"/>
+          <w:szCs w:val="32"/>
+        </w:rPr>
+        <w:t>فرد</w:t>
+      </w:r>
+      <w:proofErr w:type="spellEnd"/>
+      <w:r>
+        <w:rPr>
+          <w:rFonts w:cstheme="minorHAnsi"/>
+          <w:sz w:val="32"/>
+          <w:szCs w:val="32"/>
+        </w:rPr>
+        <w:t xml:space="preserve"> </w:t>
+      </w:r>
+      <w:proofErr w:type="spellStart"/>
+      <w:r>
+        <w:rPr>
+          <w:rFonts w:cstheme="minorHAnsi"/>
+          <w:sz w:val="32"/>
+          <w:szCs w:val="32"/>
+        </w:rPr>
+        <w:t>کے</w:t>
+      </w:r>
+      <w:proofErr w:type="spellEnd"/>
+      <w:r>
+        <w:rPr>
+          <w:rFonts w:cstheme="minorHAnsi"/>
+          <w:sz w:val="32"/>
+          <w:szCs w:val="32"/>
+        </w:rPr>
+        <w:t xml:space="preserve"> </w:t>
+      </w:r>
+      <w:proofErr w:type="spellStart"/>
+      <w:r>
+        <w:rPr>
+          <w:rFonts w:cstheme="minorHAnsi"/>
+          <w:sz w:val="32"/>
+          <w:szCs w:val="32"/>
+        </w:rPr>
+        <w:t>پاس</w:t>
+      </w:r>
+      <w:proofErr w:type="spellEnd"/>
+      <w:r>
+        <w:rPr>
+          <w:rFonts w:cstheme="minorHAnsi"/>
+          <w:sz w:val="32"/>
+          <w:szCs w:val="32"/>
+        </w:rPr>
+        <w:t xml:space="preserve"> </w:t>
+      </w:r>
+      <w:proofErr w:type="spellStart"/>
+      <w:r>
+        <w:rPr>
+          <w:rFonts w:cstheme="minorHAnsi"/>
+          <w:sz w:val="32"/>
+          <w:szCs w:val="32"/>
+        </w:rPr>
+        <w:t>ہوتے</w:t>
+      </w:r>
+      <w:proofErr w:type="spellEnd"/>
+      <w:r>
+        <w:rPr>
+          <w:rFonts w:cstheme="minorHAnsi"/>
+          <w:sz w:val="32"/>
+          <w:szCs w:val="32"/>
+        </w:rPr>
+        <w:t xml:space="preserve"> </w:t>
+      </w:r>
+      <w:proofErr w:type="spellStart"/>
+      <w:r>
+        <w:rPr>
+          <w:rFonts w:cstheme="minorHAnsi"/>
+          <w:sz w:val="32"/>
+          <w:szCs w:val="32"/>
+        </w:rPr>
+        <w:t>ہیں</w:t>
+      </w:r>
+      <w:proofErr w:type="spellEnd"/>
+      <w:r>
+        <w:rPr>
+          <w:rFonts w:cstheme="minorHAnsi"/>
+          <w:sz w:val="32"/>
+          <w:szCs w:val="32"/>
+        </w:rPr>
+        <w:t>۔</w:t>
       </w:r>
       <w:r>
         <w:rPr>
@@ -6390,36 +6693,6 @@
         </w:rPr>
         <w:t>A strong mindset helps them stay strong, adjust to changes, and learn from mistakes.</w:t>
       </w:r>
-    </w:p>
-    <w:p>
-      <w:pPr>
-        <w:tabs>
-          <w:tab w:val="left" w:pos="4200"/>
-        </w:tabs>
-        <w:rPr>
-          <w:rFonts w:ascii="Times New Roman" w:hAnsi="Times New Roman" w:cs="Times New Roman"/>
-          <w:b/>
-          <w:bCs/>
-          <w:color w:val="365F91" w:themeColor="accent1" w:themeShade="BF"/>
-          <w:sz w:val="32"/>
-          <w:szCs w:val="32"/>
-        </w:rPr>
-      </w:pPr>
-    </w:p>
-    <w:p>
-      <w:pPr>
-        <w:tabs>
-          <w:tab w:val="left" w:pos="4200"/>
-        </w:tabs>
-        <w:rPr>
-          <w:rFonts w:ascii="Times New Roman" w:hAnsi="Times New Roman" w:cs="Times New Roman"/>
-          <w:b/>
-          <w:bCs/>
-          <w:color w:val="365F91" w:themeColor="accent1" w:themeShade="BF"/>
-          <w:sz w:val="32"/>
-          <w:szCs w:val="32"/>
-        </w:rPr>
-      </w:pPr>
     </w:p>
     <w:p>
       <w:pPr>
@@ -8209,7 +8482,27 @@
           <w:szCs w:val="32"/>
         </w:rPr>
         <w:lastRenderedPageBreak/>
-        <w:t>A key part of the offering is the Customer Value Proposition (CVP). This describes exactly what your business offers and why customers should choose you. We will discuss CVP in more detail later in this chapter.</w:t>
+        <w:t xml:space="preserve">A key part of the offering is the </w:t>
+      </w:r>
+      <w:r>
+        <w:rPr>
+          <w:rFonts w:cstheme="minorHAnsi"/>
+          <w:b/>
+          <w:bCs/>
+          <w:color w:val="0D0D0D" w:themeColor="text1" w:themeTint="F2"/>
+          <w:sz w:val="32"/>
+          <w:szCs w:val="32"/>
+        </w:rPr>
+        <w:t>Customer Value Proposition (CVP).</w:t>
+      </w:r>
+      <w:r>
+        <w:rPr>
+          <w:rFonts w:cstheme="minorHAnsi"/>
+          <w:color w:val="0D0D0D" w:themeColor="text1" w:themeTint="F2"/>
+          <w:sz w:val="32"/>
+          <w:szCs w:val="32"/>
+        </w:rPr>
+        <w:t xml:space="preserve"> This describes exactly what your business offers and why customers should choose you. We will discuss CVP in more detail later in this chapter.</w:t>
       </w:r>
     </w:p>
     <w:p>
@@ -8628,7 +8921,7 @@
       <w:pPr>
         <w:ind w:firstLine="720"/>
         <w:rPr>
-          <w:rFonts w:ascii="Times New Roman" w:eastAsia="Times New Roman" w:hAnsi="Times New Roman" w:cs="Times New Roman"/>
+          <w:rFonts w:eastAsia="Times New Roman" w:cstheme="minorHAnsi"/>
           <w:kern w:val="0"/>
           <w:sz w:val="32"/>
           <w:szCs w:val="32"/>
@@ -8637,7 +8930,7 @@
       </w:pPr>
       <w:r>
         <w:rPr>
-          <w:rFonts w:ascii="Times New Roman" w:eastAsia="Times New Roman" w:hAnsi="Times New Roman" w:cs="Times New Roman"/>
+          <w:rFonts w:eastAsia="Times New Roman" w:cstheme="minorHAnsi"/>
           <w:kern w:val="0"/>
           <w:sz w:val="32"/>
           <w:szCs w:val="32"/>
@@ -8647,7 +8940,7 @@
       </w:r>
       <w:r>
         <w:rPr>
-          <w:rFonts w:ascii="Times New Roman" w:eastAsia="Times New Roman" w:hAnsi="Times New Roman" w:cs="Times New Roman"/>
+          <w:rFonts w:eastAsia="Times New Roman" w:cstheme="minorHAnsi"/>
           <w:b/>
           <w:bCs/>
           <w:kern w:val="0"/>
@@ -8659,7 +8952,7 @@
       </w:r>
       <w:r>
         <w:rPr>
-          <w:rFonts w:ascii="Times New Roman" w:eastAsia="Times New Roman" w:hAnsi="Times New Roman" w:cs="Times New Roman"/>
+          <w:rFonts w:eastAsia="Times New Roman" w:cstheme="minorHAnsi"/>
           <w:kern w:val="0"/>
           <w:sz w:val="32"/>
           <w:szCs w:val="32"/>
@@ -8669,7 +8962,7 @@
       </w:r>
       <w:r>
         <w:rPr>
-          <w:rFonts w:ascii="Times New Roman" w:eastAsia="Times New Roman" w:hAnsi="Times New Roman" w:cs="Times New Roman"/>
+          <w:rFonts w:eastAsia="Times New Roman" w:cstheme="minorHAnsi"/>
           <w:b/>
           <w:bCs/>
           <w:kern w:val="0"/>
@@ -8681,7 +8974,7 @@
       </w:r>
       <w:r>
         <w:rPr>
-          <w:rFonts w:ascii="Times New Roman" w:eastAsia="Times New Roman" w:hAnsi="Times New Roman" w:cs="Times New Roman"/>
+          <w:rFonts w:eastAsia="Times New Roman" w:cstheme="minorHAnsi"/>
           <w:kern w:val="0"/>
           <w:sz w:val="32"/>
           <w:szCs w:val="32"/>
@@ -8697,14 +8990,18 @@
         </w:tabs>
         <w:rPr>
           <w:rFonts w:cstheme="minorHAnsi"/>
-          <w:color w:val="0D0D0D" w:themeColor="text1" w:themeTint="F2"/>
-          <w:sz w:val="32"/>
-          <w:szCs w:val="32"/>
-        </w:rPr>
-      </w:pPr>
-      <w:r>
-        <w:rPr>
-          <w:rFonts w:cstheme="minorHAnsi"/>
+          <w:b/>
+          <w:bCs/>
+          <w:color w:val="0D0D0D" w:themeColor="text1" w:themeTint="F2"/>
+          <w:sz w:val="32"/>
+          <w:szCs w:val="32"/>
+        </w:rPr>
+      </w:pPr>
+      <w:r>
+        <w:rPr>
+          <w:rFonts w:cstheme="minorHAnsi"/>
+          <w:b/>
+          <w:bCs/>
           <w:color w:val="0D0D0D" w:themeColor="text1" w:themeTint="F2"/>
           <w:sz w:val="32"/>
           <w:szCs w:val="32"/>
@@ -15050,7 +15347,6 @@
   <w:style w:type="character" w:default="1" w:styleId="DefaultParagraphFont">
     <w:name w:val="Default Paragraph Font"/>
     <w:uiPriority w:val="1"/>
-    <w:semiHidden/>
     <w:unhideWhenUsed/>
   </w:style>
   <w:style w:type="table" w:default="1" w:styleId="TableNormal">

--- a/Entrepreneurship.docx
+++ b/Entrepreneurship.docx
@@ -9475,6 +9475,2774 @@
         <w:t>.</w:t>
       </w:r>
     </w:p>
+    <w:p>
+      <w:pPr>
+        <w:tabs>
+          <w:tab w:val="left" w:pos="2016"/>
+        </w:tabs>
+        <w:jc w:val="center"/>
+        <w:rPr>
+          <w:rFonts w:ascii="Times New Roman" w:hAnsi="Times New Roman" w:cs="Times New Roman"/>
+          <w:b/>
+          <w:bCs/>
+          <w:color w:val="365F91" w:themeColor="accent1" w:themeShade="BF"/>
+          <w:sz w:val="32"/>
+          <w:szCs w:val="32"/>
+        </w:rPr>
+      </w:pPr>
+      <w:r>
+        <w:rPr>
+          <w:rFonts w:ascii="Times New Roman" w:hAnsi="Times New Roman" w:cs="Times New Roman"/>
+          <w:b/>
+          <w:bCs/>
+          <w:color w:val="365F91" w:themeColor="accent1" w:themeShade="BF"/>
+          <w:sz w:val="32"/>
+          <w:szCs w:val="32"/>
+        </w:rPr>
+        <w:t>Creating and finding Opportunities</w:t>
+      </w:r>
+    </w:p>
+    <w:p>
+      <w:pPr>
+        <w:tabs>
+          <w:tab w:val="left" w:pos="2016"/>
+        </w:tabs>
+        <w:rPr>
+          <w:rFonts w:ascii="Times New Roman" w:hAnsi="Times New Roman" w:cs="Times New Roman"/>
+          <w:b/>
+          <w:bCs/>
+          <w:color w:val="365F91" w:themeColor="accent1" w:themeShade="BF"/>
+          <w:sz w:val="32"/>
+          <w:szCs w:val="32"/>
+        </w:rPr>
+      </w:pPr>
+      <w:r>
+        <w:rPr>
+          <w:rFonts w:ascii="Times New Roman" w:hAnsi="Times New Roman" w:cs="Times New Roman"/>
+          <w:b/>
+          <w:bCs/>
+          <w:color w:val="365F91" w:themeColor="accent1" w:themeShade="BF"/>
+          <w:sz w:val="32"/>
+          <w:szCs w:val="32"/>
+        </w:rPr>
+        <w:t xml:space="preserve">Opportunity </w:t>
+      </w:r>
+    </w:p>
+    <w:p>
+      <w:pPr>
+        <w:tabs>
+          <w:tab w:val="left" w:pos="2016"/>
+        </w:tabs>
+        <w:rPr>
+          <w:rFonts w:cstheme="minorHAnsi"/>
+          <w:color w:val="0D0D0D" w:themeColor="text1" w:themeTint="F2"/>
+          <w:sz w:val="32"/>
+          <w:szCs w:val="32"/>
+        </w:rPr>
+      </w:pPr>
+      <w:r>
+        <w:rPr>
+          <w:rFonts w:cstheme="minorHAnsi"/>
+          <w:color w:val="0D0D0D" w:themeColor="text1" w:themeTint="F2"/>
+          <w:sz w:val="32"/>
+          <w:szCs w:val="32"/>
+        </w:rPr>
+        <w:t>A chance to make money by offering something new, different, or wanted that no one else is doing yet.</w:t>
+      </w:r>
+    </w:p>
+    <w:p>
+      <w:pPr>
+        <w:tabs>
+          <w:tab w:val="left" w:pos="2016"/>
+        </w:tabs>
+        <w:rPr>
+          <w:rFonts w:ascii="Times New Roman" w:hAnsi="Times New Roman" w:cs="Times New Roman"/>
+          <w:b/>
+          <w:bCs/>
+          <w:color w:val="365F91" w:themeColor="accent1" w:themeShade="BF"/>
+          <w:sz w:val="32"/>
+          <w:szCs w:val="32"/>
+        </w:rPr>
+      </w:pPr>
+      <w:r>
+        <w:rPr>
+          <w:rFonts w:ascii="Times New Roman" w:hAnsi="Times New Roman" w:cs="Times New Roman"/>
+          <w:b/>
+          <w:bCs/>
+          <w:color w:val="365F91" w:themeColor="accent1" w:themeShade="BF"/>
+          <w:sz w:val="32"/>
+          <w:szCs w:val="32"/>
+        </w:rPr>
+        <w:t xml:space="preserve">Novelty </w:t>
+      </w:r>
+    </w:p>
+    <w:p>
+      <w:pPr>
+        <w:tabs>
+          <w:tab w:val="left" w:pos="2016"/>
+        </w:tabs>
+        <w:rPr>
+          <w:rFonts w:cstheme="minorHAnsi"/>
+          <w:color w:val="0D0D0D" w:themeColor="text1" w:themeTint="F2"/>
+          <w:sz w:val="32"/>
+          <w:szCs w:val="32"/>
+        </w:rPr>
+      </w:pPr>
+      <w:r>
+        <w:rPr>
+          <w:rFonts w:cstheme="minorHAnsi"/>
+          <w:color w:val="0D0D0D" w:themeColor="text1" w:themeTint="F2"/>
+          <w:sz w:val="32"/>
+          <w:szCs w:val="32"/>
+        </w:rPr>
+        <w:t xml:space="preserve">Something </w:t>
+      </w:r>
+      <w:r>
+        <w:rPr>
+          <w:rFonts w:cstheme="minorHAnsi"/>
+          <w:b/>
+          <w:bCs/>
+          <w:color w:val="0D0D0D" w:themeColor="text1" w:themeTint="F2"/>
+          <w:sz w:val="32"/>
+          <w:szCs w:val="32"/>
+        </w:rPr>
+        <w:t>new</w:t>
+      </w:r>
+      <w:r>
+        <w:rPr>
+          <w:rFonts w:cstheme="minorHAnsi"/>
+          <w:color w:val="0D0D0D" w:themeColor="text1" w:themeTint="F2"/>
+          <w:sz w:val="32"/>
+          <w:szCs w:val="32"/>
+        </w:rPr>
+        <w:t xml:space="preserve">, </w:t>
+      </w:r>
+      <w:r>
+        <w:rPr>
+          <w:rFonts w:cstheme="minorHAnsi"/>
+          <w:b/>
+          <w:bCs/>
+          <w:color w:val="0D0D0D" w:themeColor="text1" w:themeTint="F2"/>
+          <w:sz w:val="32"/>
+          <w:szCs w:val="32"/>
+        </w:rPr>
+        <w:t>creative</w:t>
+      </w:r>
+      <w:r>
+        <w:rPr>
+          <w:rFonts w:cstheme="minorHAnsi"/>
+          <w:color w:val="0D0D0D" w:themeColor="text1" w:themeTint="F2"/>
+          <w:sz w:val="32"/>
+          <w:szCs w:val="32"/>
+        </w:rPr>
+        <w:t xml:space="preserve">, or </w:t>
+      </w:r>
+      <w:r>
+        <w:rPr>
+          <w:rFonts w:cstheme="minorHAnsi"/>
+          <w:b/>
+          <w:bCs/>
+          <w:color w:val="0D0D0D" w:themeColor="text1" w:themeTint="F2"/>
+          <w:sz w:val="32"/>
+          <w:szCs w:val="32"/>
+        </w:rPr>
+        <w:t>never seen before</w:t>
+      </w:r>
+      <w:r>
+        <w:rPr>
+          <w:rFonts w:cstheme="minorHAnsi"/>
+          <w:color w:val="0D0D0D" w:themeColor="text1" w:themeTint="F2"/>
+          <w:sz w:val="32"/>
+          <w:szCs w:val="32"/>
+        </w:rPr>
+        <w:t>.</w:t>
+      </w:r>
+    </w:p>
+    <w:p>
+      <w:pPr>
+        <w:tabs>
+          <w:tab w:val="left" w:pos="2016"/>
+        </w:tabs>
+        <w:rPr>
+          <w:rFonts w:cstheme="minorHAnsi"/>
+          <w:b/>
+          <w:bCs/>
+          <w:color w:val="0D0D0D" w:themeColor="text1" w:themeTint="F2"/>
+          <w:sz w:val="32"/>
+          <w:szCs w:val="32"/>
+        </w:rPr>
+      </w:pPr>
+      <w:r>
+        <w:rPr>
+          <w:rFonts w:cstheme="minorHAnsi"/>
+          <w:b/>
+          <w:bCs/>
+          <w:color w:val="0D0D0D" w:themeColor="text1" w:themeTint="F2"/>
+          <w:sz w:val="32"/>
+          <w:szCs w:val="32"/>
+        </w:rPr>
+        <w:t xml:space="preserve">Example </w:t>
+      </w:r>
+    </w:p>
+    <w:p>
+      <w:pPr>
+        <w:pStyle w:val="ListParagraph"/>
+        <w:numPr>
+          <w:ilvl w:val="0"/>
+          <w:numId w:val="44"/>
+        </w:numPr>
+        <w:tabs>
+          <w:tab w:val="left" w:pos="2016"/>
+        </w:tabs>
+        <w:rPr>
+          <w:rFonts w:cstheme="minorHAnsi"/>
+          <w:color w:val="0D0D0D" w:themeColor="text1" w:themeTint="F2"/>
+          <w:sz w:val="32"/>
+          <w:szCs w:val="32"/>
+        </w:rPr>
+      </w:pPr>
+      <w:r>
+        <w:rPr>
+          <w:rFonts w:cstheme="minorHAnsi"/>
+          <w:b/>
+          <w:bCs/>
+          <w:color w:val="0D0D0D" w:themeColor="text1" w:themeTint="F2"/>
+          <w:sz w:val="32"/>
+          <w:szCs w:val="32"/>
+        </w:rPr>
+        <w:t>Novelty:</w:t>
+      </w:r>
+      <w:r>
+        <w:rPr>
+          <w:rFonts w:cstheme="minorHAnsi"/>
+          <w:color w:val="0D0D0D" w:themeColor="text1" w:themeTint="F2"/>
+          <w:sz w:val="32"/>
+          <w:szCs w:val="32"/>
+        </w:rPr>
+        <w:t xml:space="preserve"> A </w:t>
+      </w:r>
+      <w:r>
+        <w:rPr>
+          <w:rFonts w:cstheme="minorHAnsi"/>
+          <w:b/>
+          <w:bCs/>
+          <w:color w:val="0D0D0D" w:themeColor="text1" w:themeTint="F2"/>
+          <w:sz w:val="32"/>
+          <w:szCs w:val="32"/>
+        </w:rPr>
+        <w:t>sneaker with built-in speakers</w:t>
+      </w:r>
+      <w:r>
+        <w:rPr>
+          <w:rFonts w:cstheme="minorHAnsi"/>
+          <w:color w:val="0D0D0D" w:themeColor="text1" w:themeTint="F2"/>
+          <w:sz w:val="32"/>
+          <w:szCs w:val="32"/>
+        </w:rPr>
+        <w:t xml:space="preserve"> for music while walking.</w:t>
+      </w:r>
+    </w:p>
+    <w:p>
+      <w:pPr>
+        <w:pStyle w:val="ListParagraph"/>
+        <w:numPr>
+          <w:ilvl w:val="0"/>
+          <w:numId w:val="44"/>
+        </w:numPr>
+        <w:tabs>
+          <w:tab w:val="left" w:pos="2016"/>
+        </w:tabs>
+        <w:rPr>
+          <w:rFonts w:cstheme="minorHAnsi"/>
+          <w:color w:val="0D0D0D" w:themeColor="text1" w:themeTint="F2"/>
+          <w:sz w:val="32"/>
+          <w:szCs w:val="32"/>
+        </w:rPr>
+      </w:pPr>
+      <w:r>
+        <w:rPr>
+          <w:rFonts w:cstheme="minorHAnsi"/>
+          <w:b/>
+          <w:bCs/>
+          <w:color w:val="0D0D0D" w:themeColor="text1" w:themeTint="F2"/>
+          <w:sz w:val="32"/>
+          <w:szCs w:val="32"/>
+        </w:rPr>
+        <w:t>Opportunity:</w:t>
+      </w:r>
+      <w:r>
+        <w:rPr>
+          <w:rFonts w:cstheme="minorHAnsi"/>
+          <w:color w:val="0D0D0D" w:themeColor="text1" w:themeTint="F2"/>
+          <w:sz w:val="32"/>
+          <w:szCs w:val="32"/>
+        </w:rPr>
+        <w:t xml:space="preserve"> You can sell it to music lovers or people who want a cool, unique pair of shoes.</w:t>
+      </w:r>
+    </w:p>
+    <w:p>
+      <w:pPr>
+        <w:tabs>
+          <w:tab w:val="left" w:pos="2016"/>
+        </w:tabs>
+        <w:rPr>
+          <w:rFonts w:ascii="Times New Roman" w:hAnsi="Times New Roman" w:cs="Times New Roman"/>
+          <w:b/>
+          <w:bCs/>
+          <w:color w:val="365F91" w:themeColor="accent1" w:themeShade="BF"/>
+          <w:sz w:val="32"/>
+          <w:szCs w:val="32"/>
+        </w:rPr>
+      </w:pPr>
+      <w:r>
+        <w:rPr>
+          <w:rFonts w:ascii="Times New Roman" w:hAnsi="Times New Roman" w:cs="Times New Roman"/>
+          <w:b/>
+          <w:bCs/>
+          <w:color w:val="365F91" w:themeColor="accent1" w:themeShade="BF"/>
+          <w:sz w:val="32"/>
+          <w:szCs w:val="32"/>
+        </w:rPr>
+        <w:t xml:space="preserve">Innovation, Invention, Improvements and </w:t>
+      </w:r>
+      <w:r>
+        <w:rPr>
+          <w:rFonts w:ascii="Times New Roman" w:hAnsi="Times New Roman" w:cs="Times New Roman"/>
+          <w:b/>
+          <w:bCs/>
+          <w:color w:val="365F91" w:themeColor="accent1" w:themeShade="BF"/>
+          <w:sz w:val="32"/>
+          <w:szCs w:val="32"/>
+        </w:rPr>
+        <w:t>Irrelevant</w:t>
+      </w:r>
+    </w:p>
+    <w:p>
+      <w:pPr>
+        <w:tabs>
+          <w:tab w:val="left" w:pos="2016"/>
+        </w:tabs>
+        <w:rPr>
+          <w:rFonts w:ascii="Times New Roman" w:hAnsi="Times New Roman" w:cs="Times New Roman"/>
+          <w:b/>
+          <w:bCs/>
+          <w:color w:val="365F91" w:themeColor="accent1" w:themeShade="BF"/>
+          <w:sz w:val="32"/>
+          <w:szCs w:val="32"/>
+        </w:rPr>
+      </w:pPr>
+      <w:r>
+        <w:rPr>
+          <w:rFonts w:ascii="Times New Roman" w:hAnsi="Times New Roman" w:cs="Times New Roman"/>
+          <w:b/>
+          <w:bCs/>
+          <w:color w:val="365F91" w:themeColor="accent1" w:themeShade="BF"/>
+          <w:sz w:val="32"/>
+          <w:szCs w:val="32"/>
+        </w:rPr>
+        <w:t>Innovation</w:t>
+      </w:r>
+    </w:p>
+    <w:p>
+      <w:pPr>
+        <w:ind w:firstLine="360"/>
+        <w:rPr>
+          <w:rFonts w:cstheme="minorHAnsi"/>
+          <w:color w:val="0D0D0D" w:themeColor="text1" w:themeTint="F2"/>
+          <w:sz w:val="32"/>
+          <w:szCs w:val="32"/>
+        </w:rPr>
+      </w:pPr>
+      <w:r>
+        <w:rPr>
+          <w:rFonts w:cstheme="minorHAnsi"/>
+          <w:color w:val="0D0D0D" w:themeColor="text1" w:themeTint="F2"/>
+          <w:sz w:val="32"/>
+          <w:szCs w:val="32"/>
+        </w:rPr>
+        <w:t xml:space="preserve">A </w:t>
+      </w:r>
+      <w:r>
+        <w:rPr>
+          <w:rFonts w:cstheme="minorHAnsi"/>
+          <w:b/>
+          <w:bCs/>
+          <w:color w:val="0D0D0D" w:themeColor="text1" w:themeTint="F2"/>
+          <w:sz w:val="32"/>
+          <w:szCs w:val="32"/>
+        </w:rPr>
+        <w:t>completely new idea</w:t>
+      </w:r>
+      <w:r>
+        <w:rPr>
+          <w:rFonts w:cstheme="minorHAnsi"/>
+          <w:color w:val="0D0D0D" w:themeColor="text1" w:themeTint="F2"/>
+          <w:sz w:val="32"/>
+          <w:szCs w:val="32"/>
+        </w:rPr>
+        <w:t xml:space="preserve"> that solves a problem in a </w:t>
+      </w:r>
+      <w:r>
+        <w:rPr>
+          <w:rFonts w:cstheme="minorHAnsi"/>
+          <w:b/>
+          <w:bCs/>
+          <w:color w:val="0D0D0D" w:themeColor="text1" w:themeTint="F2"/>
+          <w:sz w:val="32"/>
+          <w:szCs w:val="32"/>
+        </w:rPr>
+        <w:t>useful</w:t>
+      </w:r>
+      <w:r>
+        <w:rPr>
+          <w:rFonts w:cstheme="minorHAnsi"/>
+          <w:color w:val="0D0D0D" w:themeColor="text1" w:themeTint="F2"/>
+          <w:sz w:val="32"/>
+          <w:szCs w:val="32"/>
+        </w:rPr>
+        <w:t xml:space="preserve"> and </w:t>
+      </w:r>
+      <w:r>
+        <w:rPr>
+          <w:rFonts w:cstheme="minorHAnsi"/>
+          <w:b/>
+          <w:bCs/>
+          <w:color w:val="0D0D0D" w:themeColor="text1" w:themeTint="F2"/>
+          <w:sz w:val="32"/>
+          <w:szCs w:val="32"/>
+        </w:rPr>
+        <w:t>valuable</w:t>
+      </w:r>
+      <w:r>
+        <w:rPr>
+          <w:rFonts w:cstheme="minorHAnsi"/>
+          <w:color w:val="0D0D0D" w:themeColor="text1" w:themeTint="F2"/>
+          <w:sz w:val="32"/>
+          <w:szCs w:val="32"/>
+        </w:rPr>
+        <w:t xml:space="preserve"> way.</w:t>
+      </w:r>
+    </w:p>
+    <w:p>
+      <w:pPr>
+        <w:tabs>
+          <w:tab w:val="left" w:pos="2016"/>
+        </w:tabs>
+        <w:rPr>
+          <w:rFonts w:cstheme="minorHAnsi"/>
+          <w:color w:val="0D0D0D" w:themeColor="text1" w:themeTint="F2"/>
+          <w:sz w:val="32"/>
+          <w:szCs w:val="32"/>
+        </w:rPr>
+      </w:pPr>
+      <w:r>
+        <w:rPr>
+          <w:rFonts w:cstheme="minorHAnsi"/>
+          <w:b/>
+          <w:bCs/>
+          <w:color w:val="0D0D0D" w:themeColor="text1" w:themeTint="F2"/>
+          <w:sz w:val="32"/>
+          <w:szCs w:val="32"/>
+        </w:rPr>
+        <w:t>Example:</w:t>
+      </w:r>
+      <w:r>
+        <w:rPr>
+          <w:rFonts w:cstheme="minorHAnsi"/>
+          <w:color w:val="0D0D0D" w:themeColor="text1" w:themeTint="F2"/>
+          <w:sz w:val="32"/>
+          <w:szCs w:val="32"/>
+        </w:rPr>
+        <w:br/>
+      </w:r>
+      <w:r>
+        <w:rPr>
+          <w:rFonts w:cstheme="minorHAnsi"/>
+          <w:b/>
+          <w:bCs/>
+          <w:color w:val="0D0D0D" w:themeColor="text1" w:themeTint="F2"/>
+          <w:sz w:val="32"/>
+          <w:szCs w:val="32"/>
+        </w:rPr>
+        <w:t>Smartphone</w:t>
+      </w:r>
+      <w:r>
+        <w:rPr>
+          <w:rFonts w:cstheme="minorHAnsi"/>
+          <w:color w:val="0D0D0D" w:themeColor="text1" w:themeTint="F2"/>
+          <w:sz w:val="32"/>
+          <w:szCs w:val="32"/>
+        </w:rPr>
+        <w:t xml:space="preserve">: It's an innovative idea because it combines a phone, a </w:t>
+      </w:r>
+      <w:r>
+        <w:rPr>
+          <w:rFonts w:cstheme="minorHAnsi"/>
+          <w:color w:val="0D0D0D" w:themeColor="text1" w:themeTint="F2"/>
+          <w:sz w:val="32"/>
+          <w:szCs w:val="32"/>
+        </w:rPr>
+        <w:lastRenderedPageBreak/>
+        <w:t>camera, and a computer into one device, making it super useful and valuable to people.</w:t>
+      </w:r>
+    </w:p>
+    <w:p>
+      <w:pPr>
+        <w:tabs>
+          <w:tab w:val="left" w:pos="2016"/>
+        </w:tabs>
+        <w:rPr>
+          <w:rFonts w:ascii="Times New Roman" w:hAnsi="Times New Roman" w:cs="Times New Roman"/>
+          <w:b/>
+          <w:bCs/>
+          <w:color w:val="365F91" w:themeColor="accent1" w:themeShade="BF"/>
+          <w:sz w:val="32"/>
+          <w:szCs w:val="32"/>
+        </w:rPr>
+      </w:pPr>
+      <w:r>
+        <w:rPr>
+          <w:rFonts w:ascii="Times New Roman" w:hAnsi="Times New Roman" w:cs="Times New Roman"/>
+          <w:b/>
+          <w:bCs/>
+          <w:color w:val="365F91" w:themeColor="accent1" w:themeShade="BF"/>
+          <w:sz w:val="32"/>
+          <w:szCs w:val="32"/>
+        </w:rPr>
+        <w:t>Invention</w:t>
+      </w:r>
+    </w:p>
+    <w:p>
+      <w:pPr>
+        <w:ind w:firstLine="360"/>
+        <w:rPr>
+          <w:rFonts w:cstheme="minorHAnsi"/>
+          <w:color w:val="0D0D0D" w:themeColor="text1" w:themeTint="F2"/>
+          <w:sz w:val="32"/>
+          <w:szCs w:val="32"/>
+        </w:rPr>
+      </w:pPr>
+      <w:r>
+        <w:rPr>
+          <w:rFonts w:cstheme="minorHAnsi"/>
+          <w:color w:val="0D0D0D" w:themeColor="text1" w:themeTint="F2"/>
+          <w:sz w:val="32"/>
+          <w:szCs w:val="32"/>
+        </w:rPr>
+        <w:t xml:space="preserve">A </w:t>
+      </w:r>
+      <w:r>
+        <w:rPr>
+          <w:rFonts w:cstheme="minorHAnsi"/>
+          <w:color w:val="0D0D0D" w:themeColor="text1" w:themeTint="F2"/>
+          <w:sz w:val="32"/>
+          <w:szCs w:val="32"/>
+        </w:rPr>
+        <w:t>brand-new</w:t>
+      </w:r>
+      <w:r>
+        <w:rPr>
+          <w:rFonts w:cstheme="minorHAnsi"/>
+          <w:color w:val="0D0D0D" w:themeColor="text1" w:themeTint="F2"/>
+          <w:sz w:val="32"/>
+          <w:szCs w:val="32"/>
+        </w:rPr>
+        <w:t xml:space="preserve"> idea or product that didn’t exist before. </w:t>
+      </w:r>
+      <w:r>
+        <w:rPr>
+          <w:rFonts w:cstheme="minorHAnsi"/>
+          <w:color w:val="0D0D0D" w:themeColor="text1" w:themeTint="F2"/>
+          <w:sz w:val="32"/>
+          <w:szCs w:val="32"/>
+        </w:rPr>
+        <w:t>But</w:t>
+      </w:r>
+      <w:r>
+        <w:rPr>
+          <w:rFonts w:cstheme="minorHAnsi"/>
+          <w:color w:val="0D0D0D" w:themeColor="text1" w:themeTint="F2"/>
+          <w:sz w:val="32"/>
+          <w:szCs w:val="32"/>
+        </w:rPr>
+        <w:t xml:space="preserve"> just because it's new doesn’t mean it will work well or be popular right away.</w:t>
+      </w:r>
+    </w:p>
+    <w:p>
+      <w:pPr>
+        <w:tabs>
+          <w:tab w:val="left" w:pos="2016"/>
+        </w:tabs>
+        <w:rPr>
+          <w:rFonts w:cstheme="minorHAnsi"/>
+          <w:color w:val="0D0D0D" w:themeColor="text1" w:themeTint="F2"/>
+          <w:sz w:val="32"/>
+          <w:szCs w:val="32"/>
+        </w:rPr>
+      </w:pPr>
+      <w:r>
+        <w:rPr>
+          <w:rFonts w:cstheme="minorHAnsi"/>
+          <w:b/>
+          <w:bCs/>
+          <w:color w:val="0D0D0D" w:themeColor="text1" w:themeTint="F2"/>
+          <w:sz w:val="32"/>
+          <w:szCs w:val="32"/>
+        </w:rPr>
+        <w:t>Example</w:t>
+      </w:r>
+      <w:r>
+        <w:rPr>
+          <w:rFonts w:cstheme="minorHAnsi"/>
+          <w:color w:val="0D0D0D" w:themeColor="text1" w:themeTint="F2"/>
+          <w:sz w:val="32"/>
+          <w:szCs w:val="32"/>
+        </w:rPr>
+        <w:br/>
+      </w:r>
+      <w:r>
+        <w:rPr>
+          <w:rFonts w:cstheme="minorHAnsi"/>
+          <w:b/>
+          <w:bCs/>
+          <w:color w:val="0D0D0D" w:themeColor="text1" w:themeTint="F2"/>
+          <w:sz w:val="32"/>
+          <w:szCs w:val="32"/>
+        </w:rPr>
+        <w:t>Liquid Paper (White-Out)</w:t>
+      </w:r>
+      <w:r>
+        <w:rPr>
+          <w:rFonts w:cstheme="minorHAnsi"/>
+          <w:color w:val="0D0D0D" w:themeColor="text1" w:themeTint="F2"/>
+          <w:sz w:val="32"/>
+          <w:szCs w:val="32"/>
+        </w:rPr>
+        <w:t>: This is an invention because it was the first product that allowed people to erase mistakes on paper. It was new and unique. It didn’t immediately become popular, but over time, people found it useful, and it became successful.</w:t>
+      </w:r>
+    </w:p>
+    <w:p>
+      <w:pPr>
+        <w:tabs>
+          <w:tab w:val="left" w:pos="2016"/>
+        </w:tabs>
+        <w:rPr>
+          <w:rFonts w:cstheme="minorHAnsi"/>
+          <w:b/>
+          <w:bCs/>
+          <w:color w:val="943634" w:themeColor="accent2" w:themeShade="BF"/>
+          <w:sz w:val="32"/>
+          <w:szCs w:val="32"/>
+        </w:rPr>
+      </w:pPr>
+      <w:r>
+        <w:rPr>
+          <w:rFonts w:cstheme="minorHAnsi"/>
+          <w:b/>
+          <w:bCs/>
+          <w:color w:val="943634" w:themeColor="accent2" w:themeShade="BF"/>
+          <w:sz w:val="32"/>
+          <w:szCs w:val="32"/>
+        </w:rPr>
+        <w:t>Key Difference</w:t>
+      </w:r>
+    </w:p>
+    <w:p>
+      <w:pPr>
+        <w:tabs>
+          <w:tab w:val="left" w:pos="2016"/>
+        </w:tabs>
+        <w:rPr>
+          <w:rFonts w:cstheme="minorHAnsi"/>
+          <w:color w:val="0D0D0D" w:themeColor="text1" w:themeTint="F2"/>
+          <w:sz w:val="32"/>
+          <w:szCs w:val="32"/>
+        </w:rPr>
+      </w:pPr>
+      <w:r>
+        <w:rPr>
+          <w:rFonts w:cstheme="minorHAnsi"/>
+          <w:color w:val="0D0D0D" w:themeColor="text1" w:themeTint="F2"/>
+          <w:sz w:val="32"/>
+          <w:szCs w:val="32"/>
+        </w:rPr>
+        <w:t>Invention is a completely new idea or product, while innovation is when that invention becomes useful, valuable, and widely adopted.</w:t>
+      </w:r>
+    </w:p>
+    <w:p>
+      <w:pPr>
+        <w:tabs>
+          <w:tab w:val="left" w:pos="2016"/>
+        </w:tabs>
+        <w:rPr>
+          <w:rFonts w:ascii="Times New Roman" w:hAnsi="Times New Roman" w:cs="Times New Roman"/>
+          <w:b/>
+          <w:bCs/>
+          <w:color w:val="365F91" w:themeColor="accent1" w:themeShade="BF"/>
+          <w:sz w:val="32"/>
+          <w:szCs w:val="32"/>
+        </w:rPr>
+      </w:pPr>
+      <w:r>
+        <w:rPr>
+          <w:rFonts w:ascii="Times New Roman" w:hAnsi="Times New Roman" w:cs="Times New Roman"/>
+          <w:b/>
+          <w:bCs/>
+          <w:color w:val="365F91" w:themeColor="accent1" w:themeShade="BF"/>
+          <w:sz w:val="32"/>
+          <w:szCs w:val="32"/>
+        </w:rPr>
+        <w:t>Improvement</w:t>
+      </w:r>
+    </w:p>
+    <w:p>
+      <w:pPr>
+        <w:ind w:firstLine="360"/>
+        <w:rPr>
+          <w:rFonts w:cstheme="minorHAnsi"/>
+          <w:color w:val="0D0D0D" w:themeColor="text1" w:themeTint="F2"/>
+          <w:sz w:val="32"/>
+          <w:szCs w:val="32"/>
+        </w:rPr>
+      </w:pPr>
+      <w:r>
+        <w:rPr>
+          <w:rFonts w:cstheme="minorHAnsi"/>
+          <w:b/>
+          <w:bCs/>
+          <w:color w:val="0D0D0D" w:themeColor="text1" w:themeTint="F2"/>
+          <w:sz w:val="32"/>
+          <w:szCs w:val="32"/>
+        </w:rPr>
+        <w:t>Better versions</w:t>
+      </w:r>
+      <w:r>
+        <w:rPr>
+          <w:rFonts w:cstheme="minorHAnsi"/>
+          <w:color w:val="0D0D0D" w:themeColor="text1" w:themeTint="F2"/>
+          <w:sz w:val="32"/>
+          <w:szCs w:val="32"/>
+        </w:rPr>
+        <w:t xml:space="preserve"> of something that already exists. It’s not completely new, but it makes the old thing better.</w:t>
+      </w:r>
+    </w:p>
+    <w:p>
+      <w:pPr>
+        <w:tabs>
+          <w:tab w:val="left" w:pos="2016"/>
+        </w:tabs>
+        <w:rPr>
+          <w:rFonts w:cstheme="minorHAnsi"/>
+          <w:color w:val="0D0D0D" w:themeColor="text1" w:themeTint="F2"/>
+          <w:sz w:val="32"/>
+          <w:szCs w:val="32"/>
+        </w:rPr>
+      </w:pPr>
+      <w:r>
+        <w:rPr>
+          <w:rFonts w:cstheme="minorHAnsi"/>
+          <w:b/>
+          <w:bCs/>
+          <w:color w:val="0D0D0D" w:themeColor="text1" w:themeTint="F2"/>
+          <w:sz w:val="32"/>
+          <w:szCs w:val="32"/>
+        </w:rPr>
+        <w:t>Example</w:t>
+      </w:r>
+      <w:r>
+        <w:rPr>
+          <w:rFonts w:cstheme="minorHAnsi"/>
+          <w:color w:val="0D0D0D" w:themeColor="text1" w:themeTint="F2"/>
+          <w:sz w:val="32"/>
+          <w:szCs w:val="32"/>
+        </w:rPr>
+        <w:br/>
+      </w:r>
+      <w:r>
+        <w:rPr>
+          <w:rFonts w:cstheme="minorHAnsi"/>
+          <w:b/>
+          <w:bCs/>
+          <w:color w:val="0D0D0D" w:themeColor="text1" w:themeTint="F2"/>
+          <w:sz w:val="32"/>
+          <w:szCs w:val="32"/>
+        </w:rPr>
+        <w:t>New iPhone models</w:t>
+      </w:r>
+      <w:r>
+        <w:rPr>
+          <w:rFonts w:cstheme="minorHAnsi"/>
+          <w:color w:val="0D0D0D" w:themeColor="text1" w:themeTint="F2"/>
+          <w:sz w:val="32"/>
+          <w:szCs w:val="32"/>
+        </w:rPr>
+        <w:t xml:space="preserve">: Each year, Apple releases a new iPhone with better features, faster performance, and improved cameras. It’s not a completely new product; it’s just a </w:t>
+      </w:r>
+      <w:r>
+        <w:rPr>
+          <w:rFonts w:cstheme="minorHAnsi"/>
+          <w:b/>
+          <w:bCs/>
+          <w:color w:val="0D0D0D" w:themeColor="text1" w:themeTint="F2"/>
+          <w:sz w:val="32"/>
+          <w:szCs w:val="32"/>
+        </w:rPr>
+        <w:t>better version</w:t>
+      </w:r>
+      <w:r>
+        <w:rPr>
+          <w:rFonts w:cstheme="minorHAnsi"/>
+          <w:color w:val="0D0D0D" w:themeColor="text1" w:themeTint="F2"/>
+          <w:sz w:val="32"/>
+          <w:szCs w:val="32"/>
+        </w:rPr>
+        <w:t xml:space="preserve"> of the old iPhone.</w:t>
+      </w:r>
+    </w:p>
+    <w:p>
+      <w:pPr>
+        <w:tabs>
+          <w:tab w:val="left" w:pos="2016"/>
+        </w:tabs>
+        <w:rPr>
+          <w:rFonts w:ascii="Times New Roman" w:hAnsi="Times New Roman" w:cs="Times New Roman"/>
+          <w:b/>
+          <w:bCs/>
+          <w:color w:val="365F91" w:themeColor="accent1" w:themeShade="BF"/>
+          <w:sz w:val="32"/>
+          <w:szCs w:val="32"/>
+        </w:rPr>
+      </w:pPr>
+      <w:r>
+        <w:rPr>
+          <w:rFonts w:ascii="Times New Roman" w:hAnsi="Times New Roman" w:cs="Times New Roman"/>
+          <w:b/>
+          <w:bCs/>
+          <w:color w:val="365F91" w:themeColor="accent1" w:themeShade="BF"/>
+          <w:sz w:val="32"/>
+          <w:szCs w:val="32"/>
+        </w:rPr>
+        <w:t>Irrelevant</w:t>
+      </w:r>
+    </w:p>
+    <w:p>
+      <w:pPr>
+        <w:ind w:firstLine="360"/>
+        <w:rPr>
+          <w:rFonts w:cstheme="minorHAnsi"/>
+          <w:color w:val="0D0D0D" w:themeColor="text1" w:themeTint="F2"/>
+          <w:sz w:val="32"/>
+          <w:szCs w:val="32"/>
+        </w:rPr>
+      </w:pPr>
+      <w:r>
+        <w:rPr>
+          <w:rFonts w:cstheme="minorHAnsi"/>
+          <w:color w:val="0D0D0D" w:themeColor="text1" w:themeTint="F2"/>
+          <w:sz w:val="32"/>
+          <w:szCs w:val="32"/>
+        </w:rPr>
+        <w:t>An idea or product that is no longer useful, needed, or wanted.</w:t>
+      </w:r>
+    </w:p>
+    <w:p>
+      <w:pPr>
+        <w:tabs>
+          <w:tab w:val="left" w:pos="2016"/>
+        </w:tabs>
+        <w:rPr>
+          <w:rFonts w:cstheme="minorHAnsi"/>
+          <w:color w:val="0D0D0D" w:themeColor="text1" w:themeTint="F2"/>
+          <w:sz w:val="32"/>
+          <w:szCs w:val="32"/>
+        </w:rPr>
+      </w:pPr>
+      <w:r>
+        <w:rPr>
+          <w:rFonts w:cstheme="minorHAnsi"/>
+          <w:b/>
+          <w:bCs/>
+          <w:color w:val="0D0D0D" w:themeColor="text1" w:themeTint="F2"/>
+          <w:sz w:val="32"/>
+          <w:szCs w:val="32"/>
+        </w:rPr>
+        <w:lastRenderedPageBreak/>
+        <w:t>Example</w:t>
+      </w:r>
+      <w:r>
+        <w:rPr>
+          <w:rFonts w:cstheme="minorHAnsi"/>
+          <w:color w:val="0D0D0D" w:themeColor="text1" w:themeTint="F2"/>
+          <w:sz w:val="32"/>
+          <w:szCs w:val="32"/>
+        </w:rPr>
+        <w:br/>
+      </w:r>
+      <w:r>
+        <w:rPr>
+          <w:rFonts w:cstheme="minorHAnsi"/>
+          <w:b/>
+          <w:bCs/>
+          <w:color w:val="0D0D0D" w:themeColor="text1" w:themeTint="F2"/>
+          <w:sz w:val="32"/>
+          <w:szCs w:val="32"/>
+        </w:rPr>
+        <w:t>VHS tapes</w:t>
+      </w:r>
+      <w:r>
+        <w:rPr>
+          <w:rFonts w:cstheme="minorHAnsi"/>
+          <w:color w:val="0D0D0D" w:themeColor="text1" w:themeTint="F2"/>
+          <w:sz w:val="32"/>
+          <w:szCs w:val="32"/>
+        </w:rPr>
+        <w:t>: These used to be the way people watched movies. Today, they are irrelevant because everyone uses DVDs, streaming services, or digital downloads</w:t>
+      </w:r>
+    </w:p>
+    <w:p>
+      <w:pPr>
+        <w:tabs>
+          <w:tab w:val="left" w:pos="2016"/>
+        </w:tabs>
+        <w:rPr>
+          <w:rFonts w:cstheme="minorHAnsi"/>
+          <w:b/>
+          <w:bCs/>
+          <w:color w:val="0D0D0D" w:themeColor="text1" w:themeTint="F2"/>
+          <w:sz w:val="32"/>
+          <w:szCs w:val="32"/>
+        </w:rPr>
+      </w:pPr>
+      <w:r>
+        <w:rPr>
+          <w:rFonts w:cstheme="minorHAnsi"/>
+          <w:b/>
+          <w:bCs/>
+          <w:color w:val="0D0D0D" w:themeColor="text1" w:themeTint="F2"/>
+          <w:sz w:val="32"/>
+          <w:szCs w:val="32"/>
+        </w:rPr>
+        <w:drawing>
+          <wp:inline distT="0" distB="0" distL="0" distR="0" wp14:anchorId="28D18CE5" wp14:editId="7728CD95">
+            <wp:extent cx="5943600" cy="5049520"/>
+            <wp:effectExtent l="0" t="0" r="0" b="0"/>
+            <wp:docPr id="1246002884" name="Picture 1"/>
+            <wp:cNvGraphicFramePr>
+              <a:graphicFrameLocks xmlns:a="http://schemas.openxmlformats.org/drawingml/2006/main" noChangeAspect="1"/>
+            </wp:cNvGraphicFramePr>
+            <a:graphic xmlns:a="http://schemas.openxmlformats.org/drawingml/2006/main">
+              <a:graphicData uri="http://schemas.openxmlformats.org/drawingml/2006/picture">
+                <pic:pic xmlns:pic="http://schemas.openxmlformats.org/drawingml/2006/picture">
+                  <pic:nvPicPr>
+                    <pic:cNvPr id="1246002884" name=""/>
+                    <pic:cNvPicPr/>
+                  </pic:nvPicPr>
+                  <pic:blipFill>
+                    <a:blip r:embed="rId10"/>
+                    <a:stretch>
+                      <a:fillRect/>
+                    </a:stretch>
+                  </pic:blipFill>
+                  <pic:spPr>
+                    <a:xfrm>
+                      <a:off x="0" y="0"/>
+                      <a:ext cx="5943600" cy="5049520"/>
+                    </a:xfrm>
+                    <a:prstGeom prst="rect">
+                      <a:avLst/>
+                    </a:prstGeom>
+                  </pic:spPr>
+                </pic:pic>
+              </a:graphicData>
+            </a:graphic>
+          </wp:inline>
+        </w:drawing>
+      </w:r>
+    </w:p>
+    <w:p>
+      <w:pPr>
+        <w:tabs>
+          <w:tab w:val="left" w:pos="2016"/>
+        </w:tabs>
+        <w:rPr>
+          <w:rFonts w:ascii="Times New Roman" w:hAnsi="Times New Roman" w:cs="Times New Roman"/>
+          <w:b/>
+          <w:bCs/>
+          <w:color w:val="365F91" w:themeColor="accent1" w:themeShade="BF"/>
+          <w:sz w:val="32"/>
+          <w:szCs w:val="32"/>
+        </w:rPr>
+      </w:pPr>
+      <w:r>
+        <w:rPr>
+          <w:rFonts w:ascii="Times New Roman" w:hAnsi="Times New Roman" w:cs="Times New Roman"/>
+          <w:b/>
+          <w:bCs/>
+          <w:color w:val="365F91" w:themeColor="accent1" w:themeShade="BF"/>
+          <w:sz w:val="32"/>
+          <w:szCs w:val="32"/>
+        </w:rPr>
+        <w:t>Analytical Strategies</w:t>
+      </w:r>
+    </w:p>
+    <w:p>
+      <w:pPr>
+        <w:ind w:firstLine="360"/>
+        <w:rPr>
+          <w:rFonts w:cstheme="minorHAnsi"/>
+          <w:color w:val="0D0D0D" w:themeColor="text1" w:themeTint="F2"/>
+          <w:sz w:val="32"/>
+          <w:szCs w:val="32"/>
+        </w:rPr>
+      </w:pPr>
+      <w:r>
+        <w:rPr>
+          <w:rFonts w:cstheme="minorHAnsi"/>
+          <w:color w:val="0D0D0D" w:themeColor="text1" w:themeTint="F2"/>
+          <w:sz w:val="32"/>
+          <w:szCs w:val="32"/>
+        </w:rPr>
+        <w:t>Break the problem into small parts or look at it in a new way to get ideas.</w:t>
+      </w:r>
+    </w:p>
+    <w:p>
+      <w:pPr>
+        <w:tabs>
+          <w:tab w:val="left" w:pos="2016"/>
+        </w:tabs>
+        <w:rPr>
+          <w:rFonts w:cstheme="minorHAnsi"/>
+          <w:b/>
+          <w:bCs/>
+          <w:color w:val="0D0D0D" w:themeColor="text1" w:themeTint="F2"/>
+          <w:sz w:val="32"/>
+          <w:szCs w:val="32"/>
+        </w:rPr>
+      </w:pPr>
+    </w:p>
+    <w:p>
+      <w:pPr>
+        <w:tabs>
+          <w:tab w:val="left" w:pos="2016"/>
+        </w:tabs>
+        <w:rPr>
+          <w:rFonts w:cstheme="minorHAnsi"/>
+          <w:b/>
+          <w:bCs/>
+          <w:color w:val="0D0D0D" w:themeColor="text1" w:themeTint="F2"/>
+          <w:sz w:val="32"/>
+          <w:szCs w:val="32"/>
+        </w:rPr>
+      </w:pPr>
+      <w:r>
+        <w:rPr>
+          <w:rFonts w:cstheme="minorHAnsi"/>
+          <w:b/>
+          <w:bCs/>
+          <w:color w:val="0D0D0D" w:themeColor="text1" w:themeTint="F2"/>
+          <w:sz w:val="32"/>
+          <w:szCs w:val="32"/>
+        </w:rPr>
+        <w:lastRenderedPageBreak/>
+        <w:t>Example</w:t>
+      </w:r>
+    </w:p>
+    <w:p>
+      <w:pPr>
+        <w:tabs>
+          <w:tab w:val="left" w:pos="2016"/>
+        </w:tabs>
+        <w:rPr>
+          <w:rFonts w:cstheme="minorHAnsi"/>
+          <w:color w:val="0D0D0D" w:themeColor="text1" w:themeTint="F2"/>
+          <w:sz w:val="32"/>
+          <w:szCs w:val="32"/>
+        </w:rPr>
+      </w:pPr>
+      <w:r>
+        <w:rPr>
+          <w:rFonts w:cstheme="minorHAnsi"/>
+          <w:color w:val="0D0D0D" w:themeColor="text1" w:themeTint="F2"/>
+          <w:sz w:val="32"/>
+          <w:szCs w:val="32"/>
+        </w:rPr>
+        <w:t>You're designing a water bottle. You analyze what makes bottles hard to clean — the narrow mouth — so you design it with a wide opening.</w:t>
+      </w:r>
+    </w:p>
+    <w:p>
+      <w:pPr>
+        <w:tabs>
+          <w:tab w:val="left" w:pos="2016"/>
+        </w:tabs>
+        <w:rPr>
+          <w:rFonts w:ascii="Times New Roman" w:hAnsi="Times New Roman" w:cs="Times New Roman"/>
+          <w:b/>
+          <w:bCs/>
+          <w:color w:val="365F91" w:themeColor="accent1" w:themeShade="BF"/>
+          <w:sz w:val="32"/>
+          <w:szCs w:val="32"/>
+        </w:rPr>
+      </w:pPr>
+      <w:r>
+        <w:rPr>
+          <w:rFonts w:ascii="Times New Roman" w:hAnsi="Times New Roman" w:cs="Times New Roman"/>
+          <w:b/>
+          <w:bCs/>
+          <w:color w:val="365F91" w:themeColor="accent1" w:themeShade="BF"/>
+          <w:sz w:val="32"/>
+          <w:szCs w:val="32"/>
+        </w:rPr>
+        <w:t>Search Strategies</w:t>
+      </w:r>
+    </w:p>
+    <w:p>
+      <w:pPr>
+        <w:ind w:firstLine="360"/>
+        <w:rPr>
+          <w:rFonts w:cstheme="minorHAnsi"/>
+          <w:color w:val="0D0D0D" w:themeColor="text1" w:themeTint="F2"/>
+          <w:sz w:val="32"/>
+          <w:szCs w:val="32"/>
+        </w:rPr>
+      </w:pPr>
+      <w:r>
+        <w:rPr>
+          <w:rFonts w:cstheme="minorHAnsi"/>
+          <w:color w:val="0D0D0D" w:themeColor="text1" w:themeTint="F2"/>
+          <w:sz w:val="32"/>
+          <w:szCs w:val="32"/>
+        </w:rPr>
+        <w:t>Think back to past experiences or knowledge to solve the current problem.</w:t>
+      </w:r>
+    </w:p>
+    <w:p>
+      <w:pPr>
+        <w:tabs>
+          <w:tab w:val="left" w:pos="2016"/>
+        </w:tabs>
+        <w:rPr>
+          <w:rFonts w:cstheme="minorHAnsi"/>
+          <w:b/>
+          <w:bCs/>
+          <w:color w:val="0D0D0D" w:themeColor="text1" w:themeTint="F2"/>
+          <w:sz w:val="32"/>
+          <w:szCs w:val="32"/>
+        </w:rPr>
+      </w:pPr>
+      <w:r>
+        <w:rPr>
+          <w:rFonts w:cstheme="minorHAnsi"/>
+          <w:b/>
+          <w:bCs/>
+          <w:color w:val="0D0D0D" w:themeColor="text1" w:themeTint="F2"/>
+          <w:sz w:val="32"/>
+          <w:szCs w:val="32"/>
+        </w:rPr>
+        <w:t xml:space="preserve">Example </w:t>
+      </w:r>
+    </w:p>
+    <w:p>
+      <w:pPr>
+        <w:tabs>
+          <w:tab w:val="left" w:pos="2016"/>
+        </w:tabs>
+        <w:rPr>
+          <w:rFonts w:cstheme="minorHAnsi"/>
+          <w:color w:val="0D0D0D" w:themeColor="text1" w:themeTint="F2"/>
+          <w:sz w:val="32"/>
+          <w:szCs w:val="32"/>
+        </w:rPr>
+      </w:pPr>
+      <w:r>
+        <w:rPr>
+          <w:rFonts w:cstheme="minorHAnsi"/>
+          <w:color w:val="0D0D0D" w:themeColor="text1" w:themeTint="F2"/>
+          <w:sz w:val="32"/>
+          <w:szCs w:val="32"/>
+        </w:rPr>
+        <w:t xml:space="preserve">You remember how your </w:t>
+      </w:r>
+      <w:r>
+        <w:rPr>
+          <w:rFonts w:cstheme="minorHAnsi"/>
+          <w:b/>
+          <w:bCs/>
+          <w:color w:val="0D0D0D" w:themeColor="text1" w:themeTint="F2"/>
+          <w:sz w:val="32"/>
+          <w:szCs w:val="32"/>
+        </w:rPr>
+        <w:t>old shoes</w:t>
+      </w:r>
+      <w:r>
+        <w:rPr>
+          <w:rFonts w:cstheme="minorHAnsi"/>
+          <w:color w:val="0D0D0D" w:themeColor="text1" w:themeTint="F2"/>
+          <w:sz w:val="32"/>
+          <w:szCs w:val="32"/>
+        </w:rPr>
+        <w:t xml:space="preserve"> had memory foam that felt really comfy. So, you use that idea for making a soft insole for </w:t>
+      </w:r>
+      <w:r>
+        <w:rPr>
+          <w:rFonts w:cstheme="minorHAnsi"/>
+          <w:b/>
+          <w:bCs/>
+          <w:color w:val="0D0D0D" w:themeColor="text1" w:themeTint="F2"/>
+          <w:sz w:val="32"/>
+          <w:szCs w:val="32"/>
+        </w:rPr>
+        <w:t>new slippers</w:t>
+      </w:r>
+      <w:r>
+        <w:rPr>
+          <w:rFonts w:cstheme="minorHAnsi"/>
+          <w:color w:val="0D0D0D" w:themeColor="text1" w:themeTint="F2"/>
+          <w:sz w:val="32"/>
+          <w:szCs w:val="32"/>
+        </w:rPr>
+        <w:t>.</w:t>
+      </w:r>
+    </w:p>
+    <w:p>
+      <w:pPr>
+        <w:tabs>
+          <w:tab w:val="left" w:pos="2016"/>
+        </w:tabs>
+        <w:rPr>
+          <w:rFonts w:ascii="Times New Roman" w:hAnsi="Times New Roman" w:cs="Times New Roman"/>
+          <w:b/>
+          <w:bCs/>
+          <w:color w:val="365F91" w:themeColor="accent1" w:themeShade="BF"/>
+          <w:sz w:val="32"/>
+          <w:szCs w:val="32"/>
+        </w:rPr>
+      </w:pPr>
+      <w:r>
+        <w:rPr>
+          <w:rFonts w:ascii="Times New Roman" w:hAnsi="Times New Roman" w:cs="Times New Roman"/>
+          <w:b/>
+          <w:bCs/>
+          <w:color w:val="365F91" w:themeColor="accent1" w:themeShade="BF"/>
+          <w:sz w:val="32"/>
+          <w:szCs w:val="32"/>
+        </w:rPr>
+        <w:t>Imagination-Based Strategies</w:t>
+      </w:r>
+    </w:p>
+    <w:p>
+      <w:pPr>
+        <w:ind w:firstLine="360"/>
+        <w:rPr>
+          <w:rFonts w:cstheme="minorHAnsi"/>
+          <w:color w:val="0D0D0D" w:themeColor="text1" w:themeTint="F2"/>
+          <w:sz w:val="32"/>
+          <w:szCs w:val="32"/>
+        </w:rPr>
+      </w:pPr>
+      <w:r>
+        <w:rPr>
+          <w:rFonts w:cstheme="minorHAnsi"/>
+          <w:color w:val="0D0D0D" w:themeColor="text1" w:themeTint="F2"/>
+          <w:sz w:val="32"/>
+          <w:szCs w:val="32"/>
+        </w:rPr>
+        <w:t>Use your imagination to think beyond reality — anything is possible.</w:t>
+      </w:r>
+    </w:p>
+    <w:p>
+      <w:pPr>
+        <w:tabs>
+          <w:tab w:val="left" w:pos="2016"/>
+        </w:tabs>
+        <w:rPr>
+          <w:rFonts w:cstheme="minorHAnsi"/>
+          <w:b/>
+          <w:bCs/>
+          <w:color w:val="0D0D0D" w:themeColor="text1" w:themeTint="F2"/>
+          <w:sz w:val="32"/>
+          <w:szCs w:val="32"/>
+        </w:rPr>
+      </w:pPr>
+      <w:r>
+        <w:rPr>
+          <w:rFonts w:cstheme="minorHAnsi"/>
+          <w:b/>
+          <w:bCs/>
+          <w:color w:val="0D0D0D" w:themeColor="text1" w:themeTint="F2"/>
+          <w:sz w:val="32"/>
+          <w:szCs w:val="32"/>
+        </w:rPr>
+        <w:t xml:space="preserve">Example </w:t>
+      </w:r>
+    </w:p>
+    <w:p>
+      <w:pPr>
+        <w:tabs>
+          <w:tab w:val="left" w:pos="2016"/>
+        </w:tabs>
+        <w:rPr>
+          <w:rFonts w:cstheme="minorHAnsi"/>
+          <w:color w:val="0D0D0D" w:themeColor="text1" w:themeTint="F2"/>
+          <w:sz w:val="32"/>
+          <w:szCs w:val="32"/>
+        </w:rPr>
+      </w:pPr>
+      <w:r>
+        <w:rPr>
+          <w:rFonts w:cstheme="minorHAnsi"/>
+          <w:color w:val="0D0D0D" w:themeColor="text1" w:themeTint="F2"/>
+          <w:sz w:val="32"/>
+          <w:szCs w:val="32"/>
+        </w:rPr>
+        <w:t xml:space="preserve">Imagine a </w:t>
+      </w:r>
+      <w:r>
+        <w:rPr>
+          <w:rFonts w:cstheme="minorHAnsi"/>
+          <w:b/>
+          <w:bCs/>
+          <w:color w:val="0D0D0D" w:themeColor="text1" w:themeTint="F2"/>
+          <w:sz w:val="32"/>
+          <w:szCs w:val="32"/>
+        </w:rPr>
+        <w:t>shirt that changes color with mood</w:t>
+      </w:r>
+      <w:r>
+        <w:rPr>
+          <w:rFonts w:cstheme="minorHAnsi"/>
+          <w:color w:val="0D0D0D" w:themeColor="text1" w:themeTint="F2"/>
+          <w:sz w:val="32"/>
+          <w:szCs w:val="32"/>
+        </w:rPr>
+        <w:t>, like in cartoons. This gives you the idea of smart clothes that change with temperature or mood.</w:t>
+      </w:r>
+    </w:p>
+    <w:p>
+      <w:pPr>
+        <w:tabs>
+          <w:tab w:val="left" w:pos="2016"/>
+        </w:tabs>
+        <w:rPr>
+          <w:rFonts w:ascii="Times New Roman" w:hAnsi="Times New Roman" w:cs="Times New Roman"/>
+          <w:b/>
+          <w:bCs/>
+          <w:color w:val="365F91" w:themeColor="accent1" w:themeShade="BF"/>
+          <w:sz w:val="32"/>
+          <w:szCs w:val="32"/>
+        </w:rPr>
+      </w:pPr>
+      <w:r>
+        <w:rPr>
+          <w:rFonts w:ascii="Times New Roman" w:hAnsi="Times New Roman" w:cs="Times New Roman"/>
+          <w:b/>
+          <w:bCs/>
+          <w:color w:val="365F91" w:themeColor="accent1" w:themeShade="BF"/>
+          <w:sz w:val="32"/>
+          <w:szCs w:val="32"/>
+        </w:rPr>
+        <w:t>Habit-Breaking Strategies</w:t>
+      </w:r>
+    </w:p>
+    <w:p>
+      <w:pPr>
+        <w:ind w:firstLine="360"/>
+        <w:rPr>
+          <w:rFonts w:cstheme="minorHAnsi"/>
+          <w:color w:val="0D0D0D" w:themeColor="text1" w:themeTint="F2"/>
+          <w:sz w:val="32"/>
+          <w:szCs w:val="32"/>
+        </w:rPr>
+      </w:pPr>
+      <w:r>
+        <w:rPr>
+          <w:rFonts w:cstheme="minorHAnsi"/>
+          <w:color w:val="0D0D0D" w:themeColor="text1" w:themeTint="F2"/>
+          <w:sz w:val="32"/>
+          <w:szCs w:val="32"/>
+        </w:rPr>
+        <w:t>Break your usual way of thinking to come up with fresh ideas.</w:t>
+      </w:r>
+    </w:p>
+    <w:p>
+      <w:pPr>
+        <w:tabs>
+          <w:tab w:val="left" w:pos="2016"/>
+        </w:tabs>
+        <w:rPr>
+          <w:rFonts w:cstheme="minorHAnsi"/>
+          <w:b/>
+          <w:bCs/>
+          <w:color w:val="0D0D0D" w:themeColor="text1" w:themeTint="F2"/>
+          <w:sz w:val="32"/>
+          <w:szCs w:val="32"/>
+        </w:rPr>
+      </w:pPr>
+      <w:r>
+        <w:rPr>
+          <w:rFonts w:cstheme="minorHAnsi"/>
+          <w:b/>
+          <w:bCs/>
+          <w:color w:val="0D0D0D" w:themeColor="text1" w:themeTint="F2"/>
+          <w:sz w:val="32"/>
+          <w:szCs w:val="32"/>
+        </w:rPr>
+        <w:t>Example 2</w:t>
+      </w:r>
+    </w:p>
+    <w:p>
+      <w:pPr>
+        <w:tabs>
+          <w:tab w:val="left" w:pos="2016"/>
+        </w:tabs>
+        <w:rPr>
+          <w:rFonts w:cstheme="minorHAnsi"/>
+          <w:color w:val="0D0D0D" w:themeColor="text1" w:themeTint="F2"/>
+          <w:sz w:val="32"/>
+          <w:szCs w:val="32"/>
+        </w:rPr>
+      </w:pPr>
+      <w:r>
+        <w:rPr>
+          <w:rFonts w:cstheme="minorHAnsi"/>
+          <w:color w:val="0D0D0D" w:themeColor="text1" w:themeTint="F2"/>
+          <w:sz w:val="32"/>
+          <w:szCs w:val="32"/>
+        </w:rPr>
+        <w:t>You always study in silence. You try background music one day and discover it helps you focus more.</w:t>
+      </w:r>
+    </w:p>
+    <w:p>
+      <w:pPr>
+        <w:tabs>
+          <w:tab w:val="left" w:pos="2016"/>
+        </w:tabs>
+        <w:rPr>
+          <w:rFonts w:cstheme="minorHAnsi"/>
+          <w:color w:val="0D0D0D" w:themeColor="text1" w:themeTint="F2"/>
+          <w:sz w:val="32"/>
+          <w:szCs w:val="32"/>
+        </w:rPr>
+      </w:pPr>
+    </w:p>
+    <w:p>
+      <w:pPr>
+        <w:tabs>
+          <w:tab w:val="left" w:pos="2016"/>
+        </w:tabs>
+        <w:rPr>
+          <w:rFonts w:cstheme="minorHAnsi"/>
+          <w:color w:val="0D0D0D" w:themeColor="text1" w:themeTint="F2"/>
+          <w:sz w:val="32"/>
+          <w:szCs w:val="32"/>
+        </w:rPr>
+      </w:pPr>
+    </w:p>
+    <w:p>
+      <w:pPr>
+        <w:tabs>
+          <w:tab w:val="left" w:pos="2016"/>
+        </w:tabs>
+        <w:rPr>
+          <w:rFonts w:ascii="Times New Roman" w:hAnsi="Times New Roman" w:cs="Times New Roman"/>
+          <w:b/>
+          <w:bCs/>
+          <w:color w:val="365F91" w:themeColor="accent1" w:themeShade="BF"/>
+          <w:sz w:val="32"/>
+          <w:szCs w:val="32"/>
+        </w:rPr>
+      </w:pPr>
+      <w:r>
+        <w:rPr>
+          <w:rFonts w:ascii="Times New Roman" w:hAnsi="Times New Roman" w:cs="Times New Roman"/>
+          <w:b/>
+          <w:bCs/>
+          <w:color w:val="365F91" w:themeColor="accent1" w:themeShade="BF"/>
+          <w:sz w:val="32"/>
+          <w:szCs w:val="32"/>
+        </w:rPr>
+        <w:lastRenderedPageBreak/>
+        <w:t>Relationship-Seeking Strategy</w:t>
+      </w:r>
+    </w:p>
+    <w:p>
+      <w:pPr>
+        <w:ind w:firstLine="720"/>
+        <w:rPr>
+          <w:rFonts w:cstheme="minorHAnsi"/>
+          <w:color w:val="0D0D0D" w:themeColor="text1" w:themeTint="F2"/>
+          <w:sz w:val="32"/>
+          <w:szCs w:val="32"/>
+        </w:rPr>
+      </w:pPr>
+      <w:r>
+        <w:rPr>
+          <w:rFonts w:cstheme="minorHAnsi"/>
+          <w:color w:val="0D0D0D" w:themeColor="text1" w:themeTint="F2"/>
+          <w:sz w:val="32"/>
+          <w:szCs w:val="32"/>
+        </w:rPr>
+        <w:t>Connects two unrelated things to create new ideas.</w:t>
+      </w:r>
+    </w:p>
+    <w:p>
+      <w:pPr>
+        <w:rPr>
+          <w:rFonts w:cstheme="minorHAnsi"/>
+          <w:b/>
+          <w:bCs/>
+          <w:color w:val="0D0D0D" w:themeColor="text1" w:themeTint="F2"/>
+          <w:sz w:val="32"/>
+          <w:szCs w:val="32"/>
+        </w:rPr>
+      </w:pPr>
+      <w:r>
+        <w:rPr>
+          <w:rFonts w:cstheme="minorHAnsi"/>
+          <w:b/>
+          <w:bCs/>
+          <w:color w:val="0D0D0D" w:themeColor="text1" w:themeTint="F2"/>
+          <w:sz w:val="32"/>
+          <w:szCs w:val="32"/>
+        </w:rPr>
+        <w:t>Example</w:t>
+      </w:r>
+    </w:p>
+    <w:p>
+      <w:pPr>
+        <w:rPr>
+          <w:rFonts w:cstheme="minorHAnsi"/>
+          <w:color w:val="0D0D0D" w:themeColor="text1" w:themeTint="F2"/>
+          <w:sz w:val="32"/>
+          <w:szCs w:val="32"/>
+        </w:rPr>
+      </w:pPr>
+      <w:r>
+        <w:rPr>
+          <w:rFonts w:cstheme="minorHAnsi"/>
+          <w:color w:val="0D0D0D" w:themeColor="text1" w:themeTint="F2"/>
+          <w:sz w:val="32"/>
+          <w:szCs w:val="32"/>
+        </w:rPr>
+        <w:t xml:space="preserve">You’re designing a </w:t>
+      </w:r>
+      <w:r>
+        <w:rPr>
+          <w:rFonts w:cstheme="minorHAnsi"/>
+          <w:b/>
+          <w:bCs/>
+          <w:color w:val="0D0D0D" w:themeColor="text1" w:themeTint="F2"/>
+          <w:sz w:val="32"/>
+          <w:szCs w:val="32"/>
+        </w:rPr>
+        <w:t>school bag</w:t>
+      </w:r>
+      <w:r>
+        <w:rPr>
+          <w:rFonts w:cstheme="minorHAnsi"/>
+          <w:color w:val="0D0D0D" w:themeColor="text1" w:themeTint="F2"/>
+          <w:sz w:val="32"/>
+          <w:szCs w:val="32"/>
+        </w:rPr>
+        <w:t xml:space="preserve"> and think of a </w:t>
+      </w:r>
+      <w:r>
+        <w:rPr>
+          <w:rFonts w:cstheme="minorHAnsi"/>
+          <w:b/>
+          <w:bCs/>
+          <w:color w:val="0D0D0D" w:themeColor="text1" w:themeTint="F2"/>
+          <w:sz w:val="32"/>
+          <w:szCs w:val="32"/>
+        </w:rPr>
+        <w:t>turtle</w:t>
+      </w:r>
+      <w:r>
+        <w:rPr>
+          <w:rFonts w:cstheme="minorHAnsi"/>
+          <w:color w:val="0D0D0D" w:themeColor="text1" w:themeTint="F2"/>
+          <w:sz w:val="32"/>
+          <w:szCs w:val="32"/>
+        </w:rPr>
+        <w:t>.</w:t>
+      </w:r>
+      <w:r>
+        <w:rPr>
+          <w:rFonts w:cstheme="minorHAnsi"/>
+          <w:color w:val="0D0D0D" w:themeColor="text1" w:themeTint="F2"/>
+          <w:sz w:val="32"/>
+          <w:szCs w:val="32"/>
+        </w:rPr>
+        <w:t xml:space="preserve"> </w:t>
+      </w:r>
+      <w:r>
+        <w:rPr>
+          <w:rFonts w:cstheme="minorHAnsi"/>
+          <w:color w:val="0D0D0D" w:themeColor="text1" w:themeTint="F2"/>
+          <w:sz w:val="32"/>
+          <w:szCs w:val="32"/>
+        </w:rPr>
+        <w:t xml:space="preserve">A turtle has a </w:t>
+      </w:r>
+      <w:r>
+        <w:rPr>
+          <w:rFonts w:cstheme="minorHAnsi"/>
+          <w:b/>
+          <w:bCs/>
+          <w:color w:val="0D0D0D" w:themeColor="text1" w:themeTint="F2"/>
+          <w:sz w:val="32"/>
+          <w:szCs w:val="32"/>
+        </w:rPr>
+        <w:t>hard shell</w:t>
+      </w:r>
+      <w:r>
+        <w:rPr>
+          <w:rFonts w:cstheme="minorHAnsi"/>
+          <w:color w:val="0D0D0D" w:themeColor="text1" w:themeTint="F2"/>
+          <w:sz w:val="32"/>
+          <w:szCs w:val="32"/>
+        </w:rPr>
+        <w:t xml:space="preserve"> for protection — so you design a </w:t>
+      </w:r>
+      <w:r>
+        <w:rPr>
+          <w:rFonts w:cstheme="minorHAnsi"/>
+          <w:b/>
+          <w:bCs/>
+          <w:color w:val="0D0D0D" w:themeColor="text1" w:themeTint="F2"/>
+          <w:sz w:val="32"/>
+          <w:szCs w:val="32"/>
+        </w:rPr>
+        <w:t>bag with a hard cover</w:t>
+      </w:r>
+      <w:r>
+        <w:rPr>
+          <w:rFonts w:cstheme="minorHAnsi"/>
+          <w:color w:val="0D0D0D" w:themeColor="text1" w:themeTint="F2"/>
+          <w:sz w:val="32"/>
+          <w:szCs w:val="32"/>
+        </w:rPr>
+        <w:t xml:space="preserve"> to protect books and gadgets.</w:t>
+      </w:r>
+    </w:p>
+    <w:p>
+      <w:pPr>
+        <w:tabs>
+          <w:tab w:val="left" w:pos="2016"/>
+        </w:tabs>
+        <w:rPr>
+          <w:rFonts w:ascii="Times New Roman" w:hAnsi="Times New Roman" w:cs="Times New Roman"/>
+          <w:b/>
+          <w:bCs/>
+          <w:color w:val="365F91" w:themeColor="accent1" w:themeShade="BF"/>
+          <w:sz w:val="32"/>
+          <w:szCs w:val="32"/>
+        </w:rPr>
+      </w:pPr>
+      <w:r>
+        <w:rPr>
+          <w:rFonts w:ascii="Times New Roman" w:hAnsi="Times New Roman" w:cs="Times New Roman"/>
+          <w:b/>
+          <w:bCs/>
+          <w:color w:val="365F91" w:themeColor="accent1" w:themeShade="BF"/>
+          <w:sz w:val="32"/>
+          <w:szCs w:val="32"/>
+        </w:rPr>
+        <w:t>Development Strategy</w:t>
+      </w:r>
+    </w:p>
+    <w:p>
+      <w:pPr>
+        <w:ind w:firstLine="720"/>
+        <w:rPr>
+          <w:rFonts w:cstheme="minorHAnsi"/>
+          <w:color w:val="0D0D0D" w:themeColor="text1" w:themeTint="F2"/>
+          <w:sz w:val="32"/>
+          <w:szCs w:val="32"/>
+        </w:rPr>
+      </w:pPr>
+      <w:r>
+        <w:rPr>
+          <w:rFonts w:cstheme="minorHAnsi"/>
+          <w:color w:val="0D0D0D" w:themeColor="text1" w:themeTint="F2"/>
+          <w:sz w:val="32"/>
+          <w:szCs w:val="32"/>
+        </w:rPr>
+        <w:t>Improves or modifies an existing idea to make it better.</w:t>
+      </w:r>
+    </w:p>
+    <w:p>
+      <w:pPr>
+        <w:rPr>
+          <w:rFonts w:cstheme="minorHAnsi"/>
+          <w:b/>
+          <w:bCs/>
+          <w:color w:val="0D0D0D" w:themeColor="text1" w:themeTint="F2"/>
+          <w:sz w:val="32"/>
+          <w:szCs w:val="32"/>
+        </w:rPr>
+      </w:pPr>
+      <w:r>
+        <w:rPr>
+          <w:rFonts w:cstheme="minorHAnsi"/>
+          <w:b/>
+          <w:bCs/>
+          <w:color w:val="0D0D0D" w:themeColor="text1" w:themeTint="F2"/>
+          <w:sz w:val="32"/>
+          <w:szCs w:val="32"/>
+        </w:rPr>
+        <w:t>Example</w:t>
+      </w:r>
+    </w:p>
+    <w:p>
+      <w:pPr>
+        <w:rPr>
+          <w:rFonts w:cstheme="minorHAnsi"/>
+          <w:color w:val="0D0D0D" w:themeColor="text1" w:themeTint="F2"/>
+          <w:sz w:val="32"/>
+          <w:szCs w:val="32"/>
+        </w:rPr>
+      </w:pPr>
+      <w:r>
+        <w:rPr>
+          <w:rFonts w:cstheme="minorHAnsi"/>
+          <w:color w:val="0D0D0D" w:themeColor="text1" w:themeTint="F2"/>
+          <w:sz w:val="32"/>
+          <w:szCs w:val="32"/>
+        </w:rPr>
+        <w:t xml:space="preserve">A </w:t>
+      </w:r>
+      <w:r>
+        <w:rPr>
+          <w:rFonts w:cstheme="minorHAnsi"/>
+          <w:b/>
+          <w:bCs/>
+          <w:color w:val="0D0D0D" w:themeColor="text1" w:themeTint="F2"/>
+          <w:sz w:val="32"/>
+          <w:szCs w:val="32"/>
+        </w:rPr>
+        <w:t>water bottle</w:t>
+      </w:r>
+      <w:r>
+        <w:rPr>
+          <w:rFonts w:cstheme="minorHAnsi"/>
+          <w:color w:val="0D0D0D" w:themeColor="text1" w:themeTint="F2"/>
+          <w:sz w:val="32"/>
+          <w:szCs w:val="32"/>
+        </w:rPr>
+        <w:t xml:space="preserve"> is improved by adding a </w:t>
+      </w:r>
+      <w:r>
+        <w:rPr>
+          <w:rFonts w:cstheme="minorHAnsi"/>
+          <w:b/>
+          <w:bCs/>
+          <w:color w:val="0D0D0D" w:themeColor="text1" w:themeTint="F2"/>
+          <w:sz w:val="32"/>
+          <w:szCs w:val="32"/>
+        </w:rPr>
+        <w:t>built-in filter</w:t>
+      </w:r>
+      <w:r>
+        <w:rPr>
+          <w:rFonts w:cstheme="minorHAnsi"/>
+          <w:color w:val="0D0D0D" w:themeColor="text1" w:themeTint="F2"/>
+          <w:sz w:val="32"/>
+          <w:szCs w:val="32"/>
+        </w:rPr>
+        <w:t>.</w:t>
+      </w:r>
+    </w:p>
+    <w:p>
+      <w:pPr>
+        <w:tabs>
+          <w:tab w:val="left" w:pos="2016"/>
+        </w:tabs>
+        <w:rPr>
+          <w:rFonts w:ascii="Times New Roman" w:hAnsi="Times New Roman" w:cs="Times New Roman"/>
+          <w:b/>
+          <w:bCs/>
+          <w:color w:val="365F91" w:themeColor="accent1" w:themeShade="BF"/>
+          <w:sz w:val="32"/>
+          <w:szCs w:val="32"/>
+        </w:rPr>
+      </w:pPr>
+      <w:r>
+        <w:rPr>
+          <w:rFonts w:ascii="Times New Roman" w:hAnsi="Times New Roman" w:cs="Times New Roman"/>
+          <w:b/>
+          <w:bCs/>
+          <w:color w:val="365F91" w:themeColor="accent1" w:themeShade="BF"/>
+          <w:sz w:val="32"/>
+          <w:szCs w:val="32"/>
+        </w:rPr>
+        <w:t>Interpersonal Strategy</w:t>
+      </w:r>
+    </w:p>
+    <w:p>
+      <w:pPr>
+        <w:ind w:firstLine="720"/>
+        <w:rPr>
+          <w:rFonts w:cstheme="minorHAnsi"/>
+          <w:b/>
+          <w:bCs/>
+          <w:color w:val="0D0D0D" w:themeColor="text1" w:themeTint="F2"/>
+          <w:sz w:val="32"/>
+          <w:szCs w:val="32"/>
+        </w:rPr>
+      </w:pPr>
+      <w:r>
+        <w:rPr>
+          <w:rFonts w:cstheme="minorHAnsi"/>
+          <w:color w:val="0D0D0D" w:themeColor="text1" w:themeTint="F2"/>
+          <w:sz w:val="32"/>
+          <w:szCs w:val="32"/>
+        </w:rPr>
+        <w:t>Involves working with others to share and build on ideas.</w:t>
+      </w:r>
+      <w:r>
+        <w:rPr>
+          <w:rFonts w:cstheme="minorHAnsi"/>
+          <w:color w:val="0D0D0D" w:themeColor="text1" w:themeTint="F2"/>
+          <w:sz w:val="32"/>
+          <w:szCs w:val="32"/>
+        </w:rPr>
+        <w:br/>
+      </w:r>
+      <w:r>
+        <w:rPr>
+          <w:rFonts w:cstheme="minorHAnsi"/>
+          <w:b/>
+          <w:bCs/>
+          <w:color w:val="0D0D0D" w:themeColor="text1" w:themeTint="F2"/>
+          <w:sz w:val="32"/>
+          <w:szCs w:val="32"/>
+        </w:rPr>
+        <w:t>Example</w:t>
+      </w:r>
+    </w:p>
+    <w:p>
+      <w:pPr>
+        <w:rPr>
+          <w:rFonts w:cstheme="minorHAnsi"/>
+          <w:color w:val="0D0D0D" w:themeColor="text1" w:themeTint="F2"/>
+          <w:sz w:val="32"/>
+          <w:szCs w:val="32"/>
+        </w:rPr>
+      </w:pPr>
+      <w:r>
+        <w:rPr>
+          <w:rFonts w:cstheme="minorHAnsi"/>
+          <w:color w:val="0D0D0D" w:themeColor="text1" w:themeTint="F2"/>
+          <w:sz w:val="32"/>
+          <w:szCs w:val="32"/>
+        </w:rPr>
+        <w:t xml:space="preserve">In a group, one person suggests a </w:t>
+      </w:r>
+      <w:r>
+        <w:rPr>
+          <w:rFonts w:cstheme="minorHAnsi"/>
+          <w:b/>
+          <w:bCs/>
+          <w:color w:val="0D0D0D" w:themeColor="text1" w:themeTint="F2"/>
+          <w:sz w:val="32"/>
+          <w:szCs w:val="32"/>
+        </w:rPr>
+        <w:t>desk with storage</w:t>
+      </w:r>
+      <w:r>
+        <w:rPr>
+          <w:rFonts w:cstheme="minorHAnsi"/>
+          <w:color w:val="0D0D0D" w:themeColor="text1" w:themeTint="F2"/>
+          <w:sz w:val="32"/>
+          <w:szCs w:val="32"/>
+        </w:rPr>
+        <w:t xml:space="preserve">, another adds </w:t>
+      </w:r>
+      <w:r>
+        <w:rPr>
+          <w:rFonts w:cstheme="minorHAnsi"/>
+          <w:b/>
+          <w:bCs/>
+          <w:color w:val="0D0D0D" w:themeColor="text1" w:themeTint="F2"/>
+          <w:sz w:val="32"/>
+          <w:szCs w:val="32"/>
+        </w:rPr>
+        <w:t>wheels</w:t>
+      </w:r>
+      <w:r>
+        <w:rPr>
+          <w:rFonts w:cstheme="minorHAnsi"/>
+          <w:color w:val="0D0D0D" w:themeColor="text1" w:themeTint="F2"/>
+          <w:sz w:val="32"/>
+          <w:szCs w:val="32"/>
+        </w:rPr>
+        <w:t xml:space="preserve"> — you combine both to create a better desk.</w:t>
+      </w:r>
+    </w:p>
+    <w:p>
+      <w:pPr>
+        <w:tabs>
+          <w:tab w:val="left" w:pos="2016"/>
+        </w:tabs>
+        <w:rPr>
+          <w:rFonts w:ascii="Times New Roman" w:hAnsi="Times New Roman" w:cs="Times New Roman"/>
+          <w:b/>
+          <w:bCs/>
+          <w:color w:val="365F91" w:themeColor="accent1" w:themeShade="BF"/>
+          <w:sz w:val="32"/>
+          <w:szCs w:val="32"/>
+        </w:rPr>
+      </w:pPr>
+      <w:r>
+        <w:rPr>
+          <w:rFonts w:ascii="Times New Roman" w:hAnsi="Times New Roman" w:cs="Times New Roman"/>
+          <w:b/>
+          <w:bCs/>
+          <w:color w:val="365F91" w:themeColor="accent1" w:themeShade="BF"/>
+          <w:sz w:val="32"/>
+          <w:szCs w:val="32"/>
+        </w:rPr>
+        <w:t>Two way</w:t>
+      </w:r>
+      <w:r>
+        <w:rPr>
+          <w:rFonts w:ascii="Times New Roman" w:hAnsi="Times New Roman" w:cs="Times New Roman"/>
+          <w:b/>
+          <w:bCs/>
+          <w:color w:val="365F91" w:themeColor="accent1" w:themeShade="BF"/>
+          <w:sz w:val="32"/>
+          <w:szCs w:val="32"/>
+        </w:rPr>
+        <w:t>s</w:t>
+      </w:r>
+      <w:r>
+        <w:rPr>
+          <w:rFonts w:ascii="Times New Roman" w:hAnsi="Times New Roman" w:cs="Times New Roman"/>
+          <w:b/>
+          <w:bCs/>
+          <w:color w:val="365F91" w:themeColor="accent1" w:themeShade="BF"/>
+          <w:sz w:val="32"/>
+          <w:szCs w:val="32"/>
+        </w:rPr>
+        <w:t xml:space="preserve"> to find Opportunity </w:t>
+      </w:r>
+    </w:p>
+    <w:p>
+      <w:pPr>
+        <w:tabs>
+          <w:tab w:val="left" w:pos="2016"/>
+        </w:tabs>
+        <w:rPr>
+          <w:rFonts w:ascii="Times New Roman" w:hAnsi="Times New Roman" w:cs="Times New Roman"/>
+          <w:b/>
+          <w:bCs/>
+          <w:color w:val="365F91" w:themeColor="accent1" w:themeShade="BF"/>
+          <w:sz w:val="32"/>
+          <w:szCs w:val="32"/>
+        </w:rPr>
+      </w:pPr>
+      <w:r>
+        <w:rPr>
+          <w:rFonts w:ascii="Times New Roman" w:hAnsi="Times New Roman" w:cs="Times New Roman"/>
+          <w:b/>
+          <w:bCs/>
+          <w:color w:val="365F91" w:themeColor="accent1" w:themeShade="BF"/>
+          <w:sz w:val="32"/>
+          <w:szCs w:val="32"/>
+        </w:rPr>
+        <w:t>Finding Approach</w:t>
+      </w:r>
+    </w:p>
+    <w:p>
+      <w:pPr>
+        <w:ind w:firstLine="720"/>
+        <w:rPr>
+          <w:rFonts w:cstheme="minorHAnsi"/>
+          <w:color w:val="0D0D0D" w:themeColor="text1" w:themeTint="F2"/>
+          <w:sz w:val="32"/>
+          <w:szCs w:val="32"/>
+        </w:rPr>
+      </w:pPr>
+      <w:r>
+        <w:rPr>
+          <w:rFonts w:cstheme="minorHAnsi"/>
+          <w:color w:val="0D0D0D" w:themeColor="text1" w:themeTint="F2"/>
+          <w:sz w:val="32"/>
+          <w:szCs w:val="32"/>
+        </w:rPr>
+        <w:t>Opportunities are already out there — you just need to discover them.</w:t>
+      </w:r>
+    </w:p>
+    <w:p>
+      <w:pPr>
+        <w:rPr>
+          <w:rFonts w:cstheme="minorHAnsi"/>
+          <w:color w:val="0D0D0D" w:themeColor="text1" w:themeTint="F2"/>
+          <w:sz w:val="32"/>
+          <w:szCs w:val="32"/>
+        </w:rPr>
+      </w:pPr>
+      <w:r>
+        <w:rPr>
+          <w:rFonts w:cstheme="minorHAnsi"/>
+          <w:b/>
+          <w:bCs/>
+          <w:color w:val="0D0D0D" w:themeColor="text1" w:themeTint="F2"/>
+          <w:sz w:val="32"/>
+          <w:szCs w:val="32"/>
+        </w:rPr>
+        <w:t>Example</w:t>
+      </w:r>
+    </w:p>
+    <w:p>
+      <w:pPr>
+        <w:rPr>
+          <w:rFonts w:cstheme="minorHAnsi"/>
+          <w:color w:val="0D0D0D" w:themeColor="text1" w:themeTint="F2"/>
+          <w:sz w:val="32"/>
+          <w:szCs w:val="32"/>
+        </w:rPr>
+      </w:pPr>
+      <w:r>
+        <w:rPr>
+          <w:rFonts w:cstheme="minorHAnsi"/>
+          <w:color w:val="0D0D0D" w:themeColor="text1" w:themeTint="F2"/>
+          <w:sz w:val="32"/>
+          <w:szCs w:val="32"/>
+        </w:rPr>
+        <w:t>You see that there’s no ice cream shop in a busy park, so you open one. The opportunity was already there — you just discovered it.</w:t>
+      </w:r>
+    </w:p>
+    <w:p>
+      <w:pPr>
+        <w:rPr>
+          <w:rFonts w:ascii="Times New Roman" w:hAnsi="Times New Roman" w:cs="Times New Roman"/>
+          <w:b/>
+          <w:bCs/>
+          <w:color w:val="365F91" w:themeColor="accent1" w:themeShade="BF"/>
+          <w:sz w:val="32"/>
+          <w:szCs w:val="32"/>
+        </w:rPr>
+      </w:pPr>
+      <w:r>
+        <w:rPr>
+          <w:rFonts w:ascii="Times New Roman" w:hAnsi="Times New Roman" w:cs="Times New Roman"/>
+          <w:b/>
+          <w:bCs/>
+          <w:color w:val="365F91" w:themeColor="accent1" w:themeShade="BF"/>
+          <w:sz w:val="32"/>
+          <w:szCs w:val="32"/>
+        </w:rPr>
+        <w:lastRenderedPageBreak/>
+        <w:t>Building Approach</w:t>
+      </w:r>
+    </w:p>
+    <w:p>
+      <w:pPr>
+        <w:ind w:firstLine="720"/>
+        <w:rPr>
+          <w:rFonts w:ascii="Times New Roman" w:hAnsi="Times New Roman" w:cs="Times New Roman"/>
+          <w:b/>
+          <w:bCs/>
+          <w:color w:val="365F91" w:themeColor="accent1" w:themeShade="BF"/>
+          <w:sz w:val="32"/>
+          <w:szCs w:val="32"/>
+        </w:rPr>
+      </w:pPr>
+      <w:r>
+        <w:rPr>
+          <w:rFonts w:cstheme="minorHAnsi"/>
+          <w:color w:val="0D0D0D" w:themeColor="text1" w:themeTint="F2"/>
+          <w:sz w:val="32"/>
+          <w:szCs w:val="32"/>
+        </w:rPr>
+        <w:t xml:space="preserve">Opportunities are </w:t>
+      </w:r>
+      <w:r>
+        <w:rPr>
+          <w:rFonts w:cstheme="minorHAnsi"/>
+          <w:b/>
+          <w:bCs/>
+          <w:color w:val="0D0D0D" w:themeColor="text1" w:themeTint="F2"/>
+          <w:sz w:val="32"/>
+          <w:szCs w:val="32"/>
+        </w:rPr>
+        <w:t>created</w:t>
+      </w:r>
+      <w:r>
+        <w:rPr>
+          <w:rFonts w:cstheme="minorHAnsi"/>
+          <w:color w:val="0D0D0D" w:themeColor="text1" w:themeTint="F2"/>
+          <w:sz w:val="32"/>
+          <w:szCs w:val="32"/>
+        </w:rPr>
+        <w:t xml:space="preserve"> by the entrepreneur through their ideas and actions.</w:t>
+      </w:r>
+    </w:p>
+    <w:p>
+      <w:pPr>
+        <w:tabs>
+          <w:tab w:val="left" w:pos="2016"/>
+        </w:tabs>
+        <w:rPr>
+          <w:rFonts w:cstheme="minorHAnsi"/>
+          <w:b/>
+          <w:bCs/>
+          <w:color w:val="0D0D0D" w:themeColor="text1" w:themeTint="F2"/>
+          <w:sz w:val="32"/>
+          <w:szCs w:val="32"/>
+        </w:rPr>
+      </w:pPr>
+      <w:r>
+        <w:rPr>
+          <w:rFonts w:cstheme="minorHAnsi"/>
+          <w:b/>
+          <w:bCs/>
+          <w:color w:val="0D0D0D" w:themeColor="text1" w:themeTint="F2"/>
+          <w:sz w:val="32"/>
+          <w:szCs w:val="32"/>
+        </w:rPr>
+        <w:t>Example</w:t>
+      </w:r>
+    </w:p>
+    <w:p>
+      <w:pPr>
+        <w:tabs>
+          <w:tab w:val="left" w:pos="2016"/>
+        </w:tabs>
+        <w:rPr>
+          <w:rFonts w:cstheme="minorHAnsi"/>
+          <w:color w:val="0D0D0D" w:themeColor="text1" w:themeTint="F2"/>
+          <w:sz w:val="32"/>
+          <w:szCs w:val="32"/>
+        </w:rPr>
+      </w:pPr>
+      <w:r>
+        <w:rPr>
+          <w:rFonts w:cstheme="minorHAnsi"/>
+          <w:color w:val="0D0D0D" w:themeColor="text1" w:themeTint="F2"/>
+          <w:sz w:val="32"/>
+          <w:szCs w:val="32"/>
+        </w:rPr>
+        <w:t>You see that there’s no ice cream shop in a busy park, so you open one. The opportunity was already there — you just discovered it.</w:t>
+      </w:r>
+    </w:p>
+    <w:p>
+      <w:pPr>
+        <w:tabs>
+          <w:tab w:val="left" w:pos="2736"/>
+        </w:tabs>
+        <w:rPr>
+          <w:rFonts w:cstheme="minorHAnsi"/>
+          <w:sz w:val="32"/>
+          <w:szCs w:val="32"/>
+        </w:rPr>
+      </w:pPr>
+      <w:r>
+        <w:rPr>
+          <w:rFonts w:cstheme="minorHAnsi"/>
+          <w:sz w:val="32"/>
+          <w:szCs w:val="32"/>
+        </w:rPr>
+        <w:drawing>
+          <wp:inline distT="0" distB="0" distL="0" distR="0" wp14:anchorId="27D347C0" wp14:editId="1EB6D41F">
+            <wp:extent cx="5943600" cy="5266690"/>
+            <wp:effectExtent l="0" t="0" r="0" b="0"/>
+            <wp:docPr id="1055935558" name="Picture 1"/>
+            <wp:cNvGraphicFramePr>
+              <a:graphicFrameLocks xmlns:a="http://schemas.openxmlformats.org/drawingml/2006/main" noChangeAspect="1"/>
+            </wp:cNvGraphicFramePr>
+            <a:graphic xmlns:a="http://schemas.openxmlformats.org/drawingml/2006/main">
+              <a:graphicData uri="http://schemas.openxmlformats.org/drawingml/2006/picture">
+                <pic:pic xmlns:pic="http://schemas.openxmlformats.org/drawingml/2006/picture">
+                  <pic:nvPicPr>
+                    <pic:cNvPr id="1055935558" name=""/>
+                    <pic:cNvPicPr/>
+                  </pic:nvPicPr>
+                  <pic:blipFill>
+                    <a:blip r:embed="rId11"/>
+                    <a:stretch>
+                      <a:fillRect/>
+                    </a:stretch>
+                  </pic:blipFill>
+                  <pic:spPr>
+                    <a:xfrm>
+                      <a:off x="0" y="0"/>
+                      <a:ext cx="5943600" cy="5266690"/>
+                    </a:xfrm>
+                    <a:prstGeom prst="rect">
+                      <a:avLst/>
+                    </a:prstGeom>
+                  </pic:spPr>
+                </pic:pic>
+              </a:graphicData>
+            </a:graphic>
+          </wp:inline>
+        </w:drawing>
+      </w:r>
+    </w:p>
+    <w:p>
+      <w:pPr>
+        <w:tabs>
+          <w:tab w:val="left" w:pos="2736"/>
+        </w:tabs>
+        <w:rPr>
+          <w:rFonts w:ascii="Times New Roman" w:hAnsi="Times New Roman" w:cs="Times New Roman"/>
+          <w:b/>
+          <w:bCs/>
+          <w:color w:val="365F91" w:themeColor="accent1" w:themeShade="BF"/>
+          <w:sz w:val="32"/>
+          <w:szCs w:val="32"/>
+        </w:rPr>
+      </w:pPr>
+    </w:p>
+    <w:p>
+      <w:pPr>
+        <w:tabs>
+          <w:tab w:val="left" w:pos="2736"/>
+        </w:tabs>
+        <w:rPr>
+          <w:rFonts w:ascii="Times New Roman" w:hAnsi="Times New Roman" w:cs="Times New Roman"/>
+          <w:b/>
+          <w:bCs/>
+          <w:color w:val="365F91" w:themeColor="accent1" w:themeShade="BF"/>
+          <w:sz w:val="32"/>
+          <w:szCs w:val="32"/>
+        </w:rPr>
+      </w:pPr>
+      <w:r>
+        <w:rPr>
+          <w:rFonts w:ascii="Times New Roman" w:hAnsi="Times New Roman" w:cs="Times New Roman"/>
+          <w:b/>
+          <w:bCs/>
+          <w:color w:val="365F91" w:themeColor="accent1" w:themeShade="BF"/>
+          <w:sz w:val="32"/>
+          <w:szCs w:val="32"/>
+        </w:rPr>
+        <w:lastRenderedPageBreak/>
+        <w:t>Finding Opportunities</w:t>
+      </w:r>
+      <w:r>
+        <w:rPr>
+          <w:rFonts w:ascii="Times New Roman" w:hAnsi="Times New Roman" w:cs="Times New Roman"/>
+          <w:b/>
+          <w:bCs/>
+          <w:color w:val="365F91" w:themeColor="accent1" w:themeShade="BF"/>
+          <w:sz w:val="32"/>
+          <w:szCs w:val="32"/>
+        </w:rPr>
+        <w:t xml:space="preserve"> two ways</w:t>
+      </w:r>
+    </w:p>
+    <w:p>
+      <w:pPr>
+        <w:tabs>
+          <w:tab w:val="left" w:pos="2736"/>
+        </w:tabs>
+        <w:rPr>
+          <w:rFonts w:ascii="Times New Roman" w:hAnsi="Times New Roman" w:cs="Times New Roman"/>
+          <w:b/>
+          <w:bCs/>
+          <w:color w:val="365F91" w:themeColor="accent1" w:themeShade="BF"/>
+          <w:sz w:val="32"/>
+          <w:szCs w:val="32"/>
+        </w:rPr>
+      </w:pPr>
+      <w:r>
+        <w:rPr>
+          <w:rFonts w:ascii="Times New Roman" w:hAnsi="Times New Roman" w:cs="Times New Roman"/>
+          <w:b/>
+          <w:bCs/>
+          <w:color w:val="365F91" w:themeColor="accent1" w:themeShade="BF"/>
+          <w:sz w:val="32"/>
+          <w:szCs w:val="32"/>
+        </w:rPr>
+        <w:t>Active Search</w:t>
+      </w:r>
+    </w:p>
+    <w:p>
+      <w:pPr>
+        <w:ind w:firstLine="720"/>
+        <w:rPr>
+          <w:rFonts w:cstheme="minorHAnsi"/>
+          <w:color w:val="0D0D0D" w:themeColor="text1" w:themeTint="F2"/>
+          <w:sz w:val="32"/>
+          <w:szCs w:val="32"/>
+        </w:rPr>
+      </w:pPr>
+      <w:r>
+        <w:rPr>
+          <w:rFonts w:cstheme="minorHAnsi"/>
+          <w:color w:val="0D0D0D" w:themeColor="text1" w:themeTint="F2"/>
+          <w:sz w:val="32"/>
+          <w:szCs w:val="32"/>
+        </w:rPr>
+        <w:t>Actively looking through your own knowledge or networks to find useful information or opportunities</w:t>
+      </w:r>
+      <w:r>
+        <w:rPr>
+          <w:rFonts w:cstheme="minorHAnsi"/>
+          <w:color w:val="0D0D0D" w:themeColor="text1" w:themeTint="F2"/>
+          <w:sz w:val="32"/>
+          <w:szCs w:val="32"/>
+        </w:rPr>
+        <w:t xml:space="preserve">. </w:t>
+      </w:r>
+      <w:r>
+        <w:rPr>
+          <w:rFonts w:cstheme="minorHAnsi"/>
+          <w:color w:val="0D0D0D" w:themeColor="text1" w:themeTint="F2"/>
+          <w:sz w:val="32"/>
+          <w:szCs w:val="32"/>
+        </w:rPr>
+        <w:t>You use your business contacts to find people who can help you start a new venture. But, if you only focus on what you know, you might miss unexpected opportunities.</w:t>
+      </w:r>
+    </w:p>
+    <w:p>
+      <w:pPr>
+        <w:rPr>
+          <w:rFonts w:cstheme="minorHAnsi"/>
+          <w:b/>
+          <w:bCs/>
+          <w:color w:val="0D0D0D" w:themeColor="text1" w:themeTint="F2"/>
+          <w:sz w:val="32"/>
+          <w:szCs w:val="32"/>
+        </w:rPr>
+      </w:pPr>
+      <w:r>
+        <w:rPr>
+          <w:rFonts w:cstheme="minorHAnsi"/>
+          <w:b/>
+          <w:bCs/>
+          <w:color w:val="0D0D0D" w:themeColor="text1" w:themeTint="F2"/>
+          <w:sz w:val="32"/>
+          <w:szCs w:val="32"/>
+        </w:rPr>
+        <w:t>Example</w:t>
+      </w:r>
+    </w:p>
+    <w:p>
+      <w:pPr>
+        <w:rPr>
+          <w:rFonts w:cstheme="minorHAnsi"/>
+          <w:color w:val="0D0D0D" w:themeColor="text1" w:themeTint="F2"/>
+          <w:sz w:val="32"/>
+          <w:szCs w:val="32"/>
+        </w:rPr>
+      </w:pPr>
+      <w:r>
+        <w:rPr>
+          <w:rFonts w:cstheme="minorHAnsi"/>
+          <w:color w:val="0D0D0D" w:themeColor="text1" w:themeTint="F2"/>
+          <w:sz w:val="32"/>
+          <w:szCs w:val="32"/>
+        </w:rPr>
+        <w:t xml:space="preserve">A </w:t>
+      </w:r>
+      <w:r>
+        <w:rPr>
+          <w:rFonts w:cstheme="minorHAnsi"/>
+          <w:b/>
+          <w:bCs/>
+          <w:color w:val="0D0D0D" w:themeColor="text1" w:themeTint="F2"/>
+          <w:sz w:val="32"/>
+          <w:szCs w:val="32"/>
+        </w:rPr>
+        <w:t>baker</w:t>
+      </w:r>
+      <w:r>
+        <w:rPr>
+          <w:rFonts w:cstheme="minorHAnsi"/>
+          <w:color w:val="0D0D0D" w:themeColor="text1" w:themeTint="F2"/>
+          <w:sz w:val="32"/>
+          <w:szCs w:val="32"/>
+        </w:rPr>
+        <w:t xml:space="preserve"> wasn't looking for a new idea, but when she noticed that people were always asking for gluten-free options, she realized there was a </w:t>
+      </w:r>
+      <w:r>
+        <w:rPr>
+          <w:rFonts w:cstheme="minorHAnsi"/>
+          <w:b/>
+          <w:bCs/>
+          <w:color w:val="0D0D0D" w:themeColor="text1" w:themeTint="F2"/>
+          <w:sz w:val="32"/>
+          <w:szCs w:val="32"/>
+        </w:rPr>
+        <w:t>need</w:t>
+      </w:r>
+      <w:r>
+        <w:rPr>
+          <w:rFonts w:cstheme="minorHAnsi"/>
+          <w:color w:val="0D0D0D" w:themeColor="text1" w:themeTint="F2"/>
+          <w:sz w:val="32"/>
+          <w:szCs w:val="32"/>
+        </w:rPr>
+        <w:t xml:space="preserve"> for gluten-free bread. She became </w:t>
+      </w:r>
+      <w:r>
+        <w:rPr>
+          <w:rFonts w:cstheme="minorHAnsi"/>
+          <w:b/>
+          <w:bCs/>
+          <w:color w:val="0D0D0D" w:themeColor="text1" w:themeTint="F2"/>
+          <w:sz w:val="32"/>
+          <w:szCs w:val="32"/>
+        </w:rPr>
+        <w:t>alert</w:t>
+      </w:r>
+      <w:r>
+        <w:rPr>
+          <w:rFonts w:cstheme="minorHAnsi"/>
+          <w:color w:val="0D0D0D" w:themeColor="text1" w:themeTint="F2"/>
+          <w:sz w:val="32"/>
+          <w:szCs w:val="32"/>
+        </w:rPr>
+        <w:t xml:space="preserve"> to this opportunity and started baking and selling it, which became very popular.</w:t>
+      </w:r>
+    </w:p>
+    <w:p>
+      <w:pPr>
+        <w:tabs>
+          <w:tab w:val="left" w:pos="2736"/>
+        </w:tabs>
+        <w:rPr>
+          <w:rFonts w:ascii="Times New Roman" w:hAnsi="Times New Roman" w:cs="Times New Roman"/>
+          <w:b/>
+          <w:bCs/>
+          <w:color w:val="365F91" w:themeColor="accent1" w:themeShade="BF"/>
+          <w:sz w:val="32"/>
+          <w:szCs w:val="32"/>
+        </w:rPr>
+      </w:pPr>
+      <w:r>
+        <w:rPr>
+          <w:rFonts w:ascii="Times New Roman" w:hAnsi="Times New Roman" w:cs="Times New Roman"/>
+          <w:b/>
+          <w:bCs/>
+          <w:color w:val="365F91" w:themeColor="accent1" w:themeShade="BF"/>
+          <w:sz w:val="32"/>
+          <w:szCs w:val="32"/>
+        </w:rPr>
+        <w:t>Alertness</w:t>
+      </w:r>
+    </w:p>
+    <w:p>
+      <w:pPr>
+        <w:ind w:firstLine="720"/>
+        <w:rPr>
+          <w:rFonts w:cstheme="minorHAnsi"/>
+          <w:color w:val="0D0D0D" w:themeColor="text1" w:themeTint="F2"/>
+          <w:sz w:val="32"/>
+          <w:szCs w:val="32"/>
+        </w:rPr>
+      </w:pPr>
+      <w:r>
+        <w:rPr>
+          <w:rFonts w:cstheme="minorHAnsi"/>
+          <w:color w:val="0D0D0D" w:themeColor="text1" w:themeTint="F2"/>
+          <w:sz w:val="32"/>
+          <w:szCs w:val="32"/>
+        </w:rPr>
+        <w:t>Being open and aware to opportunities around you, even when you're not actively searching for them.</w:t>
+      </w:r>
+      <w:r>
+        <w:rPr>
+          <w:rFonts w:cstheme="minorHAnsi"/>
+          <w:color w:val="0D0D0D" w:themeColor="text1" w:themeTint="F2"/>
+          <w:sz w:val="32"/>
+          <w:szCs w:val="32"/>
+        </w:rPr>
+        <w:br/>
+      </w:r>
+      <w:r>
+        <w:rPr>
+          <w:rFonts w:cstheme="minorHAnsi"/>
+          <w:b/>
+          <w:bCs/>
+          <w:color w:val="0D0D0D" w:themeColor="text1" w:themeTint="F2"/>
+          <w:sz w:val="32"/>
+          <w:szCs w:val="32"/>
+        </w:rPr>
+        <w:t>Example</w:t>
+      </w:r>
+    </w:p>
+    <w:p>
+      <w:pPr>
+        <w:rPr>
+          <w:rFonts w:cstheme="minorHAnsi"/>
+          <w:color w:val="0D0D0D" w:themeColor="text1" w:themeTint="F2"/>
+          <w:sz w:val="32"/>
+          <w:szCs w:val="32"/>
+        </w:rPr>
+      </w:pPr>
+      <w:r>
+        <w:rPr>
+          <w:rFonts w:cstheme="minorHAnsi"/>
+          <w:color w:val="0D0D0D" w:themeColor="text1" w:themeTint="F2"/>
+          <w:sz w:val="32"/>
+          <w:szCs w:val="32"/>
+        </w:rPr>
+        <w:t>Bette Nesmith Graham, the inventor of Liquid Paper, wasn’t actively searching for a way to fix typing errors. But, through her job as a secretary, she noticed the need and came up with a solution. This is alertness — spotting chances through everyday activities.</w:t>
+      </w:r>
+    </w:p>
+    <w:p>
+      <w:pPr>
+        <w:tabs>
+          <w:tab w:val="left" w:pos="2736"/>
+        </w:tabs>
+        <w:rPr>
+          <w:rFonts w:ascii="Times New Roman" w:hAnsi="Times New Roman" w:cs="Times New Roman"/>
+          <w:b/>
+          <w:bCs/>
+          <w:color w:val="365F91" w:themeColor="accent1" w:themeShade="BF"/>
+          <w:sz w:val="32"/>
+          <w:szCs w:val="32"/>
+        </w:rPr>
+      </w:pPr>
+      <w:r>
+        <w:rPr>
+          <w:rFonts w:ascii="Times New Roman" w:hAnsi="Times New Roman" w:cs="Times New Roman"/>
+          <w:b/>
+          <w:bCs/>
+          <w:color w:val="365F91" w:themeColor="accent1" w:themeShade="BF"/>
+          <w:sz w:val="32"/>
+          <w:szCs w:val="32"/>
+        </w:rPr>
+        <w:t>Building Opportunities: Prior Knowledge and Pattern</w:t>
+      </w:r>
+      <w:r>
+        <w:rPr>
+          <w:rFonts w:ascii="Times New Roman" w:hAnsi="Times New Roman" w:cs="Times New Roman"/>
+          <w:b/>
+          <w:bCs/>
+          <w:color w:val="365F91" w:themeColor="accent1" w:themeShade="BF"/>
+          <w:sz w:val="32"/>
+          <w:szCs w:val="32"/>
+        </w:rPr>
+        <w:t xml:space="preserve"> </w:t>
+      </w:r>
+      <w:r>
+        <w:rPr>
+          <w:rFonts w:ascii="Times New Roman" w:hAnsi="Times New Roman" w:cs="Times New Roman"/>
+          <w:b/>
+          <w:bCs/>
+          <w:color w:val="365F91" w:themeColor="accent1" w:themeShade="BF"/>
+          <w:sz w:val="32"/>
+          <w:szCs w:val="32"/>
+        </w:rPr>
+        <w:t>Recognition</w:t>
+      </w:r>
+    </w:p>
+    <w:p>
+      <w:pPr>
+        <w:tabs>
+          <w:tab w:val="left" w:pos="2736"/>
+        </w:tabs>
+        <w:rPr>
+          <w:rFonts w:ascii="Times New Roman" w:hAnsi="Times New Roman" w:cs="Times New Roman"/>
+          <w:b/>
+          <w:bCs/>
+          <w:color w:val="365F91" w:themeColor="accent1" w:themeShade="BF"/>
+          <w:sz w:val="32"/>
+          <w:szCs w:val="32"/>
+        </w:rPr>
+      </w:pPr>
+      <w:r>
+        <w:rPr>
+          <w:rFonts w:ascii="Times New Roman" w:hAnsi="Times New Roman" w:cs="Times New Roman"/>
+          <w:b/>
+          <w:bCs/>
+          <w:color w:val="365F91" w:themeColor="accent1" w:themeShade="BF"/>
+          <w:sz w:val="32"/>
+          <w:szCs w:val="32"/>
+        </w:rPr>
+        <w:t>Prior Knowledge</w:t>
+      </w:r>
+    </w:p>
+    <w:p>
+      <w:pPr>
+        <w:ind w:firstLine="720"/>
+        <w:rPr>
+          <w:rFonts w:cstheme="minorHAnsi"/>
+          <w:color w:val="0D0D0D" w:themeColor="text1" w:themeTint="F2"/>
+          <w:sz w:val="32"/>
+          <w:szCs w:val="32"/>
+        </w:rPr>
+      </w:pPr>
+      <w:r>
+        <w:rPr>
+          <w:rFonts w:cstheme="minorHAnsi"/>
+          <w:color w:val="0D0D0D" w:themeColor="text1" w:themeTint="F2"/>
+          <w:sz w:val="32"/>
+          <w:szCs w:val="32"/>
+        </w:rPr>
+        <w:t>Information you already know based on your past experiences, both in life and work.</w:t>
+      </w:r>
+      <w:r>
+        <w:rPr>
+          <w:rFonts w:cstheme="minorHAnsi"/>
+          <w:color w:val="0D0D0D" w:themeColor="text1" w:themeTint="F2"/>
+          <w:sz w:val="32"/>
+          <w:szCs w:val="32"/>
+        </w:rPr>
+        <w:br/>
+      </w:r>
+      <w:r>
+        <w:rPr>
+          <w:rFonts w:cstheme="minorHAnsi"/>
+          <w:b/>
+          <w:bCs/>
+          <w:color w:val="0D0D0D" w:themeColor="text1" w:themeTint="F2"/>
+          <w:sz w:val="32"/>
+          <w:szCs w:val="32"/>
+        </w:rPr>
+        <w:t>Example</w:t>
+      </w:r>
+    </w:p>
+    <w:p>
+      <w:pPr>
+        <w:rPr>
+          <w:rFonts w:cstheme="minorHAnsi"/>
+          <w:color w:val="0D0D0D" w:themeColor="text1" w:themeTint="F2"/>
+          <w:sz w:val="32"/>
+          <w:szCs w:val="32"/>
+        </w:rPr>
+      </w:pPr>
+      <w:r>
+        <w:rPr>
+          <w:rFonts w:cstheme="minorHAnsi"/>
+          <w:color w:val="0D0D0D" w:themeColor="text1" w:themeTint="F2"/>
+          <w:sz w:val="32"/>
+          <w:szCs w:val="32"/>
+        </w:rPr>
+        <w:lastRenderedPageBreak/>
+        <w:t>If you’ve worked in a coffee shop, you know how to make different types of coffee without needing to learn again each time. This is prior knowledge gained from your work experience.</w:t>
+      </w:r>
+    </w:p>
+    <w:p>
+      <w:pPr>
+        <w:tabs>
+          <w:tab w:val="left" w:pos="2736"/>
+        </w:tabs>
+        <w:rPr>
+          <w:rFonts w:ascii="Times New Roman" w:hAnsi="Times New Roman" w:cs="Times New Roman"/>
+          <w:b/>
+          <w:bCs/>
+          <w:color w:val="365F91" w:themeColor="accent1" w:themeShade="BF"/>
+          <w:sz w:val="32"/>
+          <w:szCs w:val="32"/>
+        </w:rPr>
+      </w:pPr>
+      <w:r>
+        <w:rPr>
+          <w:rFonts w:ascii="Times New Roman" w:hAnsi="Times New Roman" w:cs="Times New Roman"/>
+          <w:b/>
+          <w:bCs/>
+          <w:color w:val="365F91" w:themeColor="accent1" w:themeShade="BF"/>
+          <w:sz w:val="32"/>
+          <w:szCs w:val="32"/>
+        </w:rPr>
+        <w:t>Pattern Recognition</w:t>
+      </w:r>
+    </w:p>
+    <w:p>
+      <w:pPr>
+        <w:ind w:firstLine="720"/>
+        <w:rPr>
+          <w:rFonts w:cstheme="minorHAnsi"/>
+          <w:color w:val="0D0D0D" w:themeColor="text1" w:themeTint="F2"/>
+          <w:sz w:val="32"/>
+          <w:szCs w:val="32"/>
+        </w:rPr>
+      </w:pPr>
+      <w:r>
+        <w:rPr>
+          <w:rFonts w:cstheme="minorHAnsi"/>
+          <w:color w:val="0D0D0D" w:themeColor="text1" w:themeTint="F2"/>
+          <w:sz w:val="32"/>
+          <w:szCs w:val="32"/>
+        </w:rPr>
+        <w:t>The ability to notice connections between things that might seem unrelated at first.</w:t>
+      </w:r>
+      <w:r>
+        <w:rPr>
+          <w:rFonts w:cstheme="minorHAnsi"/>
+          <w:color w:val="0D0D0D" w:themeColor="text1" w:themeTint="F2"/>
+          <w:sz w:val="32"/>
+          <w:szCs w:val="32"/>
+        </w:rPr>
+        <w:br/>
+      </w:r>
+      <w:r>
+        <w:rPr>
+          <w:rFonts w:cstheme="minorHAnsi"/>
+          <w:b/>
+          <w:bCs/>
+          <w:color w:val="0D0D0D" w:themeColor="text1" w:themeTint="F2"/>
+          <w:sz w:val="32"/>
+          <w:szCs w:val="32"/>
+        </w:rPr>
+        <w:t>Example</w:t>
+      </w:r>
+    </w:p>
+    <w:p>
+      <w:pPr>
+        <w:rPr>
+          <w:rFonts w:cstheme="minorHAnsi"/>
+          <w:color w:val="0D0D0D" w:themeColor="text1" w:themeTint="F2"/>
+          <w:sz w:val="32"/>
+          <w:szCs w:val="32"/>
+        </w:rPr>
+      </w:pPr>
+      <w:r>
+        <w:rPr>
+          <w:rFonts w:cstheme="minorHAnsi"/>
+          <w:color w:val="0D0D0D" w:themeColor="text1" w:themeTint="F2"/>
+          <w:sz w:val="32"/>
+          <w:szCs w:val="32"/>
+        </w:rPr>
+        <w:t>You notice that people who buy ice cream also tend to buy cold drinks. This connection helps you decide to sell ice cream and drinks together in your store.</w:t>
+      </w:r>
+    </w:p>
+    <w:p>
+      <w:pPr>
+        <w:tabs>
+          <w:tab w:val="left" w:pos="2736"/>
+        </w:tabs>
+        <w:rPr>
+          <w:rFonts w:cstheme="minorHAnsi"/>
+          <w:color w:val="0D0D0D" w:themeColor="text1" w:themeTint="F2"/>
+          <w:sz w:val="32"/>
+          <w:szCs w:val="32"/>
+        </w:rPr>
+      </w:pPr>
+    </w:p>
+    <w:p>
+      <w:pPr>
+        <w:tabs>
+          <w:tab w:val="left" w:pos="2736"/>
+        </w:tabs>
+        <w:rPr>
+          <w:rFonts w:cstheme="minorHAnsi"/>
+          <w:color w:val="0D0D0D" w:themeColor="text1" w:themeTint="F2"/>
+          <w:sz w:val="32"/>
+          <w:szCs w:val="32"/>
+        </w:rPr>
+      </w:pPr>
+    </w:p>
+    <w:p>
+      <w:pPr>
+        <w:tabs>
+          <w:tab w:val="left" w:pos="2736"/>
+        </w:tabs>
+        <w:rPr>
+          <w:rFonts w:cstheme="minorHAnsi"/>
+          <w:color w:val="0D0D0D" w:themeColor="text1" w:themeTint="F2"/>
+          <w:sz w:val="32"/>
+          <w:szCs w:val="32"/>
+        </w:rPr>
+      </w:pPr>
+    </w:p>
     <w:sectPr>
       <w:pgSz w:w="12240" w:h="15840"/>
       <w:pgMar w:top="1440" w:right="1440" w:bottom="1440" w:left="1440" w:header="720" w:footer="720" w:gutter="0"/>
@@ -9494,6 +12262,155 @@
 <file path=word/numbering.xml><?xml version="1.0" encoding="utf-8"?>
 <w:numbering xmlns:wpc="http://schemas.microsoft.com/office/word/2010/wordprocessingCanvas" xmlns:cx="http://schemas.microsoft.com/office/drawing/2014/chartex" xmlns:cx1="http://schemas.microsoft.com/office/drawing/2015/9/8/chartex" xmlns:cx2="http://schemas.microsoft.com/office/drawing/2015/10/21/chartex" xmlns:cx3="http://schemas.microsoft.com/office/drawing/2016/5/9/chartex" xmlns:cx4="http://schemas.microsoft.com/office/drawing/2016/5/10/chartex" xmlns:cx5="http://schemas.microsoft.com/office/drawing/2016/5/11/chartex" xmlns:cx6="http://schemas.microsoft.com/office/drawing/2016/5/12/chartex" xmlns:cx7="http://schemas.microsoft.com/office/drawing/2016/5/13/chartex" xmlns:cx8="http://schemas.microsoft.com/office/drawing/2016/5/14/chartex" xmlns:mc="http://schemas.openxmlformats.org/markup-compatibility/2006" xmlns:aink="http://schemas.microsoft.com/office/drawing/2016/ink" xmlns:am3d="http://schemas.microsoft.com/office/drawing/2017/model3d" xmlns:o="urn:schemas-microsoft-com:office:office" xmlns:oel="http://schemas.microsoft.com/office/2019/extlst" xmlns:r="http://schemas.openxmlformats.org/officeDocument/2006/relationships" xmlns:m="http://schemas.openxmlformats.org/officeDocument/2006/math" xmlns:v="urn:schemas-microsoft-com:vml" xmlns:wp14="http://schemas.microsoft.com/office/word/2010/wordprocessingDrawing" xmlns:wp="http://schemas.openxmlformats.org/drawingml/2006/wordprocessingDrawing" xmlns:w10="urn:schemas-microsoft-com:office:word" xmlns:w="http://schemas.openxmlformats.org/wordprocessingml/2006/main" xmlns:w14="http://schemas.microsoft.com/office/word/2010/wordml" xmlns:w15="http://schemas.microsoft.com/office/word/2012/wordml" xmlns:w16cex="http://schemas.microsoft.com/office/word/2018/wordml/cex" xmlns:w16cid="http://schemas.microsoft.com/office/word/2016/wordml/cid" xmlns:w16="http://schemas.microsoft.com/office/word/2018/wordml" xmlns:w16du="http://schemas.microsoft.com/office/word/2023/wordml/word16du" xmlns:w16sdtdh="http://schemas.microsoft.com/office/word/2020/wordml/sdtdatahash" xmlns:w16sdtfl="http://schemas.microsoft.com/office/word/2024/wordml/sdtformatlock" xmlns:w16se="http://schemas.microsoft.com/office/word/2015/wordml/symex" xmlns:wpg="http://schemas.microsoft.com/office/word/2010/wordprocessingGroup" xmlns:wpi="http://schemas.microsoft.com/office/word/2010/wordprocessingInk" xmlns:wne="http://schemas.microsoft.com/office/word/2006/wordml" xmlns:wps="http://schemas.microsoft.com/office/word/2010/wordprocessingShape" mc:Ignorable="w14 w15 w16se w16cid w16 w16cex w16sdtdh w16sdtfl w16du wp14">
   <w:abstractNum w:abstractNumId="0" w15:restartNumberingAfterBreak="0">
+    <w:nsid w:val="00835C52"/>
+    <w:multiLevelType w:val="multilevel"/>
+    <w:tmpl w:val="14CACEEE"/>
+    <w:lvl w:ilvl="0">
+      <w:start w:val="1"/>
+      <w:numFmt w:val="bullet"/>
+      <w:lvlText w:val=""/>
+      <w:lvlJc w:val="left"/>
+      <w:pPr>
+        <w:tabs>
+          <w:tab w:val="num" w:pos="720"/>
+        </w:tabs>
+        <w:ind w:left="720" w:hanging="360"/>
+      </w:pPr>
+      <w:rPr>
+        <w:rFonts w:ascii="Symbol" w:hAnsi="Symbol" w:hint="default"/>
+        <w:sz w:val="20"/>
+      </w:rPr>
+    </w:lvl>
+    <w:lvl w:ilvl="1" w:tentative="1">
+      <w:start w:val="1"/>
+      <w:numFmt w:val="bullet"/>
+      <w:lvlText w:val="o"/>
+      <w:lvlJc w:val="left"/>
+      <w:pPr>
+        <w:tabs>
+          <w:tab w:val="num" w:pos="1440"/>
+        </w:tabs>
+        <w:ind w:left="1440" w:hanging="360"/>
+      </w:pPr>
+      <w:rPr>
+        <w:rFonts w:ascii="Courier New" w:hAnsi="Courier New" w:hint="default"/>
+        <w:sz w:val="20"/>
+      </w:rPr>
+    </w:lvl>
+    <w:lvl w:ilvl="2" w:tentative="1">
+      <w:start w:val="1"/>
+      <w:numFmt w:val="bullet"/>
+      <w:lvlText w:val=""/>
+      <w:lvlJc w:val="left"/>
+      <w:pPr>
+        <w:tabs>
+          <w:tab w:val="num" w:pos="2160"/>
+        </w:tabs>
+        <w:ind w:left="2160" w:hanging="360"/>
+      </w:pPr>
+      <w:rPr>
+        <w:rFonts w:ascii="Wingdings" w:hAnsi="Wingdings" w:hint="default"/>
+        <w:sz w:val="20"/>
+      </w:rPr>
+    </w:lvl>
+    <w:lvl w:ilvl="3" w:tentative="1">
+      <w:start w:val="1"/>
+      <w:numFmt w:val="bullet"/>
+      <w:lvlText w:val=""/>
+      <w:lvlJc w:val="left"/>
+      <w:pPr>
+        <w:tabs>
+          <w:tab w:val="num" w:pos="2880"/>
+        </w:tabs>
+        <w:ind w:left="2880" w:hanging="360"/>
+      </w:pPr>
+      <w:rPr>
+        <w:rFonts w:ascii="Wingdings" w:hAnsi="Wingdings" w:hint="default"/>
+        <w:sz w:val="20"/>
+      </w:rPr>
+    </w:lvl>
+    <w:lvl w:ilvl="4" w:tentative="1">
+      <w:start w:val="1"/>
+      <w:numFmt w:val="bullet"/>
+      <w:lvlText w:val=""/>
+      <w:lvlJc w:val="left"/>
+      <w:pPr>
+        <w:tabs>
+          <w:tab w:val="num" w:pos="3600"/>
+        </w:tabs>
+        <w:ind w:left="3600" w:hanging="360"/>
+      </w:pPr>
+      <w:rPr>
+        <w:rFonts w:ascii="Wingdings" w:hAnsi="Wingdings" w:hint="default"/>
+        <w:sz w:val="20"/>
+      </w:rPr>
+    </w:lvl>
+    <w:lvl w:ilvl="5" w:tentative="1">
+      <w:start w:val="1"/>
+      <w:numFmt w:val="bullet"/>
+      <w:lvlText w:val=""/>
+      <w:lvlJc w:val="left"/>
+      <w:pPr>
+        <w:tabs>
+          <w:tab w:val="num" w:pos="4320"/>
+        </w:tabs>
+        <w:ind w:left="4320" w:hanging="360"/>
+      </w:pPr>
+      <w:rPr>
+        <w:rFonts w:ascii="Wingdings" w:hAnsi="Wingdings" w:hint="default"/>
+        <w:sz w:val="20"/>
+      </w:rPr>
+    </w:lvl>
+    <w:lvl w:ilvl="6" w:tentative="1">
+      <w:start w:val="1"/>
+      <w:numFmt w:val="bullet"/>
+      <w:lvlText w:val=""/>
+      <w:lvlJc w:val="left"/>
+      <w:pPr>
+        <w:tabs>
+          <w:tab w:val="num" w:pos="5040"/>
+        </w:tabs>
+        <w:ind w:left="5040" w:hanging="360"/>
+      </w:pPr>
+      <w:rPr>
+        <w:rFonts w:ascii="Wingdings" w:hAnsi="Wingdings" w:hint="default"/>
+        <w:sz w:val="20"/>
+      </w:rPr>
+    </w:lvl>
+    <w:lvl w:ilvl="7" w:tentative="1">
+      <w:start w:val="1"/>
+      <w:numFmt w:val="bullet"/>
+      <w:lvlText w:val=""/>
+      <w:lvlJc w:val="left"/>
+      <w:pPr>
+        <w:tabs>
+          <w:tab w:val="num" w:pos="5760"/>
+        </w:tabs>
+        <w:ind w:left="5760" w:hanging="360"/>
+      </w:pPr>
+      <w:rPr>
+        <w:rFonts w:ascii="Wingdings" w:hAnsi="Wingdings" w:hint="default"/>
+        <w:sz w:val="20"/>
+      </w:rPr>
+    </w:lvl>
+    <w:lvl w:ilvl="8" w:tentative="1">
+      <w:start w:val="1"/>
+      <w:numFmt w:val="bullet"/>
+      <w:lvlText w:val=""/>
+      <w:lvlJc w:val="left"/>
+      <w:pPr>
+        <w:tabs>
+          <w:tab w:val="num" w:pos="6480"/>
+        </w:tabs>
+        <w:ind w:left="6480" w:hanging="360"/>
+      </w:pPr>
+      <w:rPr>
+        <w:rFonts w:ascii="Wingdings" w:hAnsi="Wingdings" w:hint="default"/>
+        <w:sz w:val="20"/>
+      </w:rPr>
+    </w:lvl>
+  </w:abstractNum>
+  <w:abstractNum w:abstractNumId="1" w15:restartNumberingAfterBreak="0">
     <w:nsid w:val="03A927C9"/>
     <w:multiLevelType w:val="multilevel"/>
     <w:tmpl w:val="24A4EF1A"/>
@@ -9642,7 +12559,7 @@
       </w:rPr>
     </w:lvl>
   </w:abstractNum>
-  <w:abstractNum w:abstractNumId="1" w15:restartNumberingAfterBreak="0">
+  <w:abstractNum w:abstractNumId="2" w15:restartNumberingAfterBreak="0">
     <w:nsid w:val="0A5F1982"/>
     <w:multiLevelType w:val="hybridMultilevel"/>
     <w:tmpl w:val="63B46352"/>
@@ -9731,7 +12648,7 @@
       </w:pPr>
     </w:lvl>
   </w:abstractNum>
-  <w:abstractNum w:abstractNumId="2" w15:restartNumberingAfterBreak="0">
+  <w:abstractNum w:abstractNumId="3" w15:restartNumberingAfterBreak="0">
     <w:nsid w:val="0B736496"/>
     <w:multiLevelType w:val="hybridMultilevel"/>
     <w:tmpl w:val="61182EB8"/>
@@ -9820,7 +12737,7 @@
       </w:pPr>
     </w:lvl>
   </w:abstractNum>
-  <w:abstractNum w:abstractNumId="3" w15:restartNumberingAfterBreak="0">
+  <w:abstractNum w:abstractNumId="4" w15:restartNumberingAfterBreak="0">
     <w:nsid w:val="0D523F98"/>
     <w:multiLevelType w:val="hybridMultilevel"/>
     <w:tmpl w:val="F8242BC2"/>
@@ -9933,7 +12850,7 @@
       </w:rPr>
     </w:lvl>
   </w:abstractNum>
-  <w:abstractNum w:abstractNumId="4" w15:restartNumberingAfterBreak="0">
+  <w:abstractNum w:abstractNumId="5" w15:restartNumberingAfterBreak="0">
     <w:nsid w:val="106B1557"/>
     <w:multiLevelType w:val="multilevel"/>
     <w:tmpl w:val="E30289AC"/>
@@ -10082,7 +12999,156 @@
       </w:rPr>
     </w:lvl>
   </w:abstractNum>
-  <w:abstractNum w:abstractNumId="5" w15:restartNumberingAfterBreak="0">
+  <w:abstractNum w:abstractNumId="6" w15:restartNumberingAfterBreak="0">
+    <w:nsid w:val="17C06126"/>
+    <w:multiLevelType w:val="multilevel"/>
+    <w:tmpl w:val="8F6A4BF6"/>
+    <w:lvl w:ilvl="0">
+      <w:start w:val="1"/>
+      <w:numFmt w:val="bullet"/>
+      <w:lvlText w:val=""/>
+      <w:lvlJc w:val="left"/>
+      <w:pPr>
+        <w:tabs>
+          <w:tab w:val="num" w:pos="720"/>
+        </w:tabs>
+        <w:ind w:left="720" w:hanging="360"/>
+      </w:pPr>
+      <w:rPr>
+        <w:rFonts w:ascii="Symbol" w:hAnsi="Symbol" w:hint="default"/>
+        <w:sz w:val="20"/>
+      </w:rPr>
+    </w:lvl>
+    <w:lvl w:ilvl="1" w:tentative="1">
+      <w:start w:val="1"/>
+      <w:numFmt w:val="bullet"/>
+      <w:lvlText w:val="o"/>
+      <w:lvlJc w:val="left"/>
+      <w:pPr>
+        <w:tabs>
+          <w:tab w:val="num" w:pos="1440"/>
+        </w:tabs>
+        <w:ind w:left="1440" w:hanging="360"/>
+      </w:pPr>
+      <w:rPr>
+        <w:rFonts w:ascii="Courier New" w:hAnsi="Courier New" w:hint="default"/>
+        <w:sz w:val="20"/>
+      </w:rPr>
+    </w:lvl>
+    <w:lvl w:ilvl="2" w:tentative="1">
+      <w:start w:val="1"/>
+      <w:numFmt w:val="bullet"/>
+      <w:lvlText w:val=""/>
+      <w:lvlJc w:val="left"/>
+      <w:pPr>
+        <w:tabs>
+          <w:tab w:val="num" w:pos="2160"/>
+        </w:tabs>
+        <w:ind w:left="2160" w:hanging="360"/>
+      </w:pPr>
+      <w:rPr>
+        <w:rFonts w:ascii="Wingdings" w:hAnsi="Wingdings" w:hint="default"/>
+        <w:sz w:val="20"/>
+      </w:rPr>
+    </w:lvl>
+    <w:lvl w:ilvl="3" w:tentative="1">
+      <w:start w:val="1"/>
+      <w:numFmt w:val="bullet"/>
+      <w:lvlText w:val=""/>
+      <w:lvlJc w:val="left"/>
+      <w:pPr>
+        <w:tabs>
+          <w:tab w:val="num" w:pos="2880"/>
+        </w:tabs>
+        <w:ind w:left="2880" w:hanging="360"/>
+      </w:pPr>
+      <w:rPr>
+        <w:rFonts w:ascii="Wingdings" w:hAnsi="Wingdings" w:hint="default"/>
+        <w:sz w:val="20"/>
+      </w:rPr>
+    </w:lvl>
+    <w:lvl w:ilvl="4" w:tentative="1">
+      <w:start w:val="1"/>
+      <w:numFmt w:val="bullet"/>
+      <w:lvlText w:val=""/>
+      <w:lvlJc w:val="left"/>
+      <w:pPr>
+        <w:tabs>
+          <w:tab w:val="num" w:pos="3600"/>
+        </w:tabs>
+        <w:ind w:left="3600" w:hanging="360"/>
+      </w:pPr>
+      <w:rPr>
+        <w:rFonts w:ascii="Wingdings" w:hAnsi="Wingdings" w:hint="default"/>
+        <w:sz w:val="20"/>
+      </w:rPr>
+    </w:lvl>
+    <w:lvl w:ilvl="5" w:tentative="1">
+      <w:start w:val="1"/>
+      <w:numFmt w:val="bullet"/>
+      <w:lvlText w:val=""/>
+      <w:lvlJc w:val="left"/>
+      <w:pPr>
+        <w:tabs>
+          <w:tab w:val="num" w:pos="4320"/>
+        </w:tabs>
+        <w:ind w:left="4320" w:hanging="360"/>
+      </w:pPr>
+      <w:rPr>
+        <w:rFonts w:ascii="Wingdings" w:hAnsi="Wingdings" w:hint="default"/>
+        <w:sz w:val="20"/>
+      </w:rPr>
+    </w:lvl>
+    <w:lvl w:ilvl="6" w:tentative="1">
+      <w:start w:val="1"/>
+      <w:numFmt w:val="bullet"/>
+      <w:lvlText w:val=""/>
+      <w:lvlJc w:val="left"/>
+      <w:pPr>
+        <w:tabs>
+          <w:tab w:val="num" w:pos="5040"/>
+        </w:tabs>
+        <w:ind w:left="5040" w:hanging="360"/>
+      </w:pPr>
+      <w:rPr>
+        <w:rFonts w:ascii="Wingdings" w:hAnsi="Wingdings" w:hint="default"/>
+        <w:sz w:val="20"/>
+      </w:rPr>
+    </w:lvl>
+    <w:lvl w:ilvl="7" w:tentative="1">
+      <w:start w:val="1"/>
+      <w:numFmt w:val="bullet"/>
+      <w:lvlText w:val=""/>
+      <w:lvlJc w:val="left"/>
+      <w:pPr>
+        <w:tabs>
+          <w:tab w:val="num" w:pos="5760"/>
+        </w:tabs>
+        <w:ind w:left="5760" w:hanging="360"/>
+      </w:pPr>
+      <w:rPr>
+        <w:rFonts w:ascii="Wingdings" w:hAnsi="Wingdings" w:hint="default"/>
+        <w:sz w:val="20"/>
+      </w:rPr>
+    </w:lvl>
+    <w:lvl w:ilvl="8" w:tentative="1">
+      <w:start w:val="1"/>
+      <w:numFmt w:val="bullet"/>
+      <w:lvlText w:val=""/>
+      <w:lvlJc w:val="left"/>
+      <w:pPr>
+        <w:tabs>
+          <w:tab w:val="num" w:pos="6480"/>
+        </w:tabs>
+        <w:ind w:left="6480" w:hanging="360"/>
+      </w:pPr>
+      <w:rPr>
+        <w:rFonts w:ascii="Wingdings" w:hAnsi="Wingdings" w:hint="default"/>
+        <w:sz w:val="20"/>
+      </w:rPr>
+    </w:lvl>
+  </w:abstractNum>
+  <w:abstractNum w:abstractNumId="7" w15:restartNumberingAfterBreak="0">
     <w:nsid w:val="1AA143B5"/>
     <w:multiLevelType w:val="multilevel"/>
     <w:tmpl w:val="8110B176"/>
@@ -10195,7 +13261,156 @@
       </w:pPr>
     </w:lvl>
   </w:abstractNum>
-  <w:abstractNum w:abstractNumId="6" w15:restartNumberingAfterBreak="0">
+  <w:abstractNum w:abstractNumId="8" w15:restartNumberingAfterBreak="0">
+    <w:nsid w:val="1CA21BF8"/>
+    <w:multiLevelType w:val="multilevel"/>
+    <w:tmpl w:val="794E09F2"/>
+    <w:lvl w:ilvl="0">
+      <w:start w:val="1"/>
+      <w:numFmt w:val="bullet"/>
+      <w:lvlText w:val=""/>
+      <w:lvlJc w:val="left"/>
+      <w:pPr>
+        <w:tabs>
+          <w:tab w:val="num" w:pos="720"/>
+        </w:tabs>
+        <w:ind w:left="720" w:hanging="360"/>
+      </w:pPr>
+      <w:rPr>
+        <w:rFonts w:ascii="Symbol" w:hAnsi="Symbol" w:hint="default"/>
+        <w:sz w:val="20"/>
+      </w:rPr>
+    </w:lvl>
+    <w:lvl w:ilvl="1" w:tentative="1">
+      <w:start w:val="1"/>
+      <w:numFmt w:val="bullet"/>
+      <w:lvlText w:val="o"/>
+      <w:lvlJc w:val="left"/>
+      <w:pPr>
+        <w:tabs>
+          <w:tab w:val="num" w:pos="1440"/>
+        </w:tabs>
+        <w:ind w:left="1440" w:hanging="360"/>
+      </w:pPr>
+      <w:rPr>
+        <w:rFonts w:ascii="Courier New" w:hAnsi="Courier New" w:hint="default"/>
+        <w:sz w:val="20"/>
+      </w:rPr>
+    </w:lvl>
+    <w:lvl w:ilvl="2" w:tentative="1">
+      <w:start w:val="1"/>
+      <w:numFmt w:val="bullet"/>
+      <w:lvlText w:val=""/>
+      <w:lvlJc w:val="left"/>
+      <w:pPr>
+        <w:tabs>
+          <w:tab w:val="num" w:pos="2160"/>
+        </w:tabs>
+        <w:ind w:left="2160" w:hanging="360"/>
+      </w:pPr>
+      <w:rPr>
+        <w:rFonts w:ascii="Wingdings" w:hAnsi="Wingdings" w:hint="default"/>
+        <w:sz w:val="20"/>
+      </w:rPr>
+    </w:lvl>
+    <w:lvl w:ilvl="3" w:tentative="1">
+      <w:start w:val="1"/>
+      <w:numFmt w:val="bullet"/>
+      <w:lvlText w:val=""/>
+      <w:lvlJc w:val="left"/>
+      <w:pPr>
+        <w:tabs>
+          <w:tab w:val="num" w:pos="2880"/>
+        </w:tabs>
+        <w:ind w:left="2880" w:hanging="360"/>
+      </w:pPr>
+      <w:rPr>
+        <w:rFonts w:ascii="Wingdings" w:hAnsi="Wingdings" w:hint="default"/>
+        <w:sz w:val="20"/>
+      </w:rPr>
+    </w:lvl>
+    <w:lvl w:ilvl="4" w:tentative="1">
+      <w:start w:val="1"/>
+      <w:numFmt w:val="bullet"/>
+      <w:lvlText w:val=""/>
+      <w:lvlJc w:val="left"/>
+      <w:pPr>
+        <w:tabs>
+          <w:tab w:val="num" w:pos="3600"/>
+        </w:tabs>
+        <w:ind w:left="3600" w:hanging="360"/>
+      </w:pPr>
+      <w:rPr>
+        <w:rFonts w:ascii="Wingdings" w:hAnsi="Wingdings" w:hint="default"/>
+        <w:sz w:val="20"/>
+      </w:rPr>
+    </w:lvl>
+    <w:lvl w:ilvl="5" w:tentative="1">
+      <w:start w:val="1"/>
+      <w:numFmt w:val="bullet"/>
+      <w:lvlText w:val=""/>
+      <w:lvlJc w:val="left"/>
+      <w:pPr>
+        <w:tabs>
+          <w:tab w:val="num" w:pos="4320"/>
+        </w:tabs>
+        <w:ind w:left="4320" w:hanging="360"/>
+      </w:pPr>
+      <w:rPr>
+        <w:rFonts w:ascii="Wingdings" w:hAnsi="Wingdings" w:hint="default"/>
+        <w:sz w:val="20"/>
+      </w:rPr>
+    </w:lvl>
+    <w:lvl w:ilvl="6" w:tentative="1">
+      <w:start w:val="1"/>
+      <w:numFmt w:val="bullet"/>
+      <w:lvlText w:val=""/>
+      <w:lvlJc w:val="left"/>
+      <w:pPr>
+        <w:tabs>
+          <w:tab w:val="num" w:pos="5040"/>
+        </w:tabs>
+        <w:ind w:left="5040" w:hanging="360"/>
+      </w:pPr>
+      <w:rPr>
+        <w:rFonts w:ascii="Wingdings" w:hAnsi="Wingdings" w:hint="default"/>
+        <w:sz w:val="20"/>
+      </w:rPr>
+    </w:lvl>
+    <w:lvl w:ilvl="7" w:tentative="1">
+      <w:start w:val="1"/>
+      <w:numFmt w:val="bullet"/>
+      <w:lvlText w:val=""/>
+      <w:lvlJc w:val="left"/>
+      <w:pPr>
+        <w:tabs>
+          <w:tab w:val="num" w:pos="5760"/>
+        </w:tabs>
+        <w:ind w:left="5760" w:hanging="360"/>
+      </w:pPr>
+      <w:rPr>
+        <w:rFonts w:ascii="Wingdings" w:hAnsi="Wingdings" w:hint="default"/>
+        <w:sz w:val="20"/>
+      </w:rPr>
+    </w:lvl>
+    <w:lvl w:ilvl="8" w:tentative="1">
+      <w:start w:val="1"/>
+      <w:numFmt w:val="bullet"/>
+      <w:lvlText w:val=""/>
+      <w:lvlJc w:val="left"/>
+      <w:pPr>
+        <w:tabs>
+          <w:tab w:val="num" w:pos="6480"/>
+        </w:tabs>
+        <w:ind w:left="6480" w:hanging="360"/>
+      </w:pPr>
+      <w:rPr>
+        <w:rFonts w:ascii="Wingdings" w:hAnsi="Wingdings" w:hint="default"/>
+        <w:sz w:val="20"/>
+      </w:rPr>
+    </w:lvl>
+  </w:abstractNum>
+  <w:abstractNum w:abstractNumId="9" w15:restartNumberingAfterBreak="0">
     <w:nsid w:val="1D78420A"/>
     <w:multiLevelType w:val="multilevel"/>
     <w:tmpl w:val="6F601430"/>
@@ -10344,7 +13559,7 @@
       </w:rPr>
     </w:lvl>
   </w:abstractNum>
-  <w:abstractNum w:abstractNumId="7" w15:restartNumberingAfterBreak="0">
+  <w:abstractNum w:abstractNumId="10" w15:restartNumberingAfterBreak="0">
     <w:nsid w:val="209B1673"/>
     <w:multiLevelType w:val="multilevel"/>
     <w:tmpl w:val="FF529838"/>
@@ -10493,7 +13708,7 @@
       </w:rPr>
     </w:lvl>
   </w:abstractNum>
-  <w:abstractNum w:abstractNumId="8" w15:restartNumberingAfterBreak="0">
+  <w:abstractNum w:abstractNumId="11" w15:restartNumberingAfterBreak="0">
     <w:nsid w:val="20C136CF"/>
     <w:multiLevelType w:val="hybridMultilevel"/>
     <w:tmpl w:val="DBC82342"/>
@@ -10606,7 +13821,7 @@
       </w:rPr>
     </w:lvl>
   </w:abstractNum>
-  <w:abstractNum w:abstractNumId="9" w15:restartNumberingAfterBreak="0">
+  <w:abstractNum w:abstractNumId="12" w15:restartNumberingAfterBreak="0">
     <w:nsid w:val="21282763"/>
     <w:multiLevelType w:val="hybridMultilevel"/>
     <w:tmpl w:val="88103074"/>
@@ -10719,7 +13934,7 @@
       </w:rPr>
     </w:lvl>
   </w:abstractNum>
-  <w:abstractNum w:abstractNumId="10" w15:restartNumberingAfterBreak="0">
+  <w:abstractNum w:abstractNumId="13" w15:restartNumberingAfterBreak="0">
     <w:nsid w:val="255E2F36"/>
     <w:multiLevelType w:val="hybridMultilevel"/>
     <w:tmpl w:val="D6B6A3D6"/>
@@ -10832,7 +14047,7 @@
       </w:rPr>
     </w:lvl>
   </w:abstractNum>
-  <w:abstractNum w:abstractNumId="11" w15:restartNumberingAfterBreak="0">
+  <w:abstractNum w:abstractNumId="14" w15:restartNumberingAfterBreak="0">
     <w:nsid w:val="276A3BBE"/>
     <w:multiLevelType w:val="multilevel"/>
     <w:tmpl w:val="43021D66"/>
@@ -10945,7 +14160,7 @@
       </w:pPr>
     </w:lvl>
   </w:abstractNum>
-  <w:abstractNum w:abstractNumId="12" w15:restartNumberingAfterBreak="0">
+  <w:abstractNum w:abstractNumId="15" w15:restartNumberingAfterBreak="0">
     <w:nsid w:val="285332C9"/>
     <w:multiLevelType w:val="hybridMultilevel"/>
     <w:tmpl w:val="30DA6B02"/>
@@ -11058,7 +14273,7 @@
       </w:rPr>
     </w:lvl>
   </w:abstractNum>
-  <w:abstractNum w:abstractNumId="13" w15:restartNumberingAfterBreak="0">
+  <w:abstractNum w:abstractNumId="16" w15:restartNumberingAfterBreak="0">
     <w:nsid w:val="28742A2B"/>
     <w:multiLevelType w:val="multilevel"/>
     <w:tmpl w:val="E04C43B0"/>
@@ -11175,7 +14390,156 @@
       </w:pPr>
     </w:lvl>
   </w:abstractNum>
-  <w:abstractNum w:abstractNumId="14" w15:restartNumberingAfterBreak="0">
+  <w:abstractNum w:abstractNumId="17" w15:restartNumberingAfterBreak="0">
+    <w:nsid w:val="29416F79"/>
+    <w:multiLevelType w:val="multilevel"/>
+    <w:tmpl w:val="A5261852"/>
+    <w:lvl w:ilvl="0">
+      <w:start w:val="1"/>
+      <w:numFmt w:val="bullet"/>
+      <w:lvlText w:val=""/>
+      <w:lvlJc w:val="left"/>
+      <w:pPr>
+        <w:tabs>
+          <w:tab w:val="num" w:pos="720"/>
+        </w:tabs>
+        <w:ind w:left="720" w:hanging="360"/>
+      </w:pPr>
+      <w:rPr>
+        <w:rFonts w:ascii="Symbol" w:hAnsi="Symbol" w:hint="default"/>
+        <w:sz w:val="20"/>
+      </w:rPr>
+    </w:lvl>
+    <w:lvl w:ilvl="1" w:tentative="1">
+      <w:start w:val="1"/>
+      <w:numFmt w:val="bullet"/>
+      <w:lvlText w:val="o"/>
+      <w:lvlJc w:val="left"/>
+      <w:pPr>
+        <w:tabs>
+          <w:tab w:val="num" w:pos="1440"/>
+        </w:tabs>
+        <w:ind w:left="1440" w:hanging="360"/>
+      </w:pPr>
+      <w:rPr>
+        <w:rFonts w:ascii="Courier New" w:hAnsi="Courier New" w:hint="default"/>
+        <w:sz w:val="20"/>
+      </w:rPr>
+    </w:lvl>
+    <w:lvl w:ilvl="2" w:tentative="1">
+      <w:start w:val="1"/>
+      <w:numFmt w:val="bullet"/>
+      <w:lvlText w:val=""/>
+      <w:lvlJc w:val="left"/>
+      <w:pPr>
+        <w:tabs>
+          <w:tab w:val="num" w:pos="2160"/>
+        </w:tabs>
+        <w:ind w:left="2160" w:hanging="360"/>
+      </w:pPr>
+      <w:rPr>
+        <w:rFonts w:ascii="Wingdings" w:hAnsi="Wingdings" w:hint="default"/>
+        <w:sz w:val="20"/>
+      </w:rPr>
+    </w:lvl>
+    <w:lvl w:ilvl="3" w:tentative="1">
+      <w:start w:val="1"/>
+      <w:numFmt w:val="bullet"/>
+      <w:lvlText w:val=""/>
+      <w:lvlJc w:val="left"/>
+      <w:pPr>
+        <w:tabs>
+          <w:tab w:val="num" w:pos="2880"/>
+        </w:tabs>
+        <w:ind w:left="2880" w:hanging="360"/>
+      </w:pPr>
+      <w:rPr>
+        <w:rFonts w:ascii="Wingdings" w:hAnsi="Wingdings" w:hint="default"/>
+        <w:sz w:val="20"/>
+      </w:rPr>
+    </w:lvl>
+    <w:lvl w:ilvl="4" w:tentative="1">
+      <w:start w:val="1"/>
+      <w:numFmt w:val="bullet"/>
+      <w:lvlText w:val=""/>
+      <w:lvlJc w:val="left"/>
+      <w:pPr>
+        <w:tabs>
+          <w:tab w:val="num" w:pos="3600"/>
+        </w:tabs>
+        <w:ind w:left="3600" w:hanging="360"/>
+      </w:pPr>
+      <w:rPr>
+        <w:rFonts w:ascii="Wingdings" w:hAnsi="Wingdings" w:hint="default"/>
+        <w:sz w:val="20"/>
+      </w:rPr>
+    </w:lvl>
+    <w:lvl w:ilvl="5" w:tentative="1">
+      <w:start w:val="1"/>
+      <w:numFmt w:val="bullet"/>
+      <w:lvlText w:val=""/>
+      <w:lvlJc w:val="left"/>
+      <w:pPr>
+        <w:tabs>
+          <w:tab w:val="num" w:pos="4320"/>
+        </w:tabs>
+        <w:ind w:left="4320" w:hanging="360"/>
+      </w:pPr>
+      <w:rPr>
+        <w:rFonts w:ascii="Wingdings" w:hAnsi="Wingdings" w:hint="default"/>
+        <w:sz w:val="20"/>
+      </w:rPr>
+    </w:lvl>
+    <w:lvl w:ilvl="6" w:tentative="1">
+      <w:start w:val="1"/>
+      <w:numFmt w:val="bullet"/>
+      <w:lvlText w:val=""/>
+      <w:lvlJc w:val="left"/>
+      <w:pPr>
+        <w:tabs>
+          <w:tab w:val="num" w:pos="5040"/>
+        </w:tabs>
+        <w:ind w:left="5040" w:hanging="360"/>
+      </w:pPr>
+      <w:rPr>
+        <w:rFonts w:ascii="Wingdings" w:hAnsi="Wingdings" w:hint="default"/>
+        <w:sz w:val="20"/>
+      </w:rPr>
+    </w:lvl>
+    <w:lvl w:ilvl="7" w:tentative="1">
+      <w:start w:val="1"/>
+      <w:numFmt w:val="bullet"/>
+      <w:lvlText w:val=""/>
+      <w:lvlJc w:val="left"/>
+      <w:pPr>
+        <w:tabs>
+          <w:tab w:val="num" w:pos="5760"/>
+        </w:tabs>
+        <w:ind w:left="5760" w:hanging="360"/>
+      </w:pPr>
+      <w:rPr>
+        <w:rFonts w:ascii="Wingdings" w:hAnsi="Wingdings" w:hint="default"/>
+        <w:sz w:val="20"/>
+      </w:rPr>
+    </w:lvl>
+    <w:lvl w:ilvl="8" w:tentative="1">
+      <w:start w:val="1"/>
+      <w:numFmt w:val="bullet"/>
+      <w:lvlText w:val=""/>
+      <w:lvlJc w:val="left"/>
+      <w:pPr>
+        <w:tabs>
+          <w:tab w:val="num" w:pos="6480"/>
+        </w:tabs>
+        <w:ind w:left="6480" w:hanging="360"/>
+      </w:pPr>
+      <w:rPr>
+        <w:rFonts w:ascii="Wingdings" w:hAnsi="Wingdings" w:hint="default"/>
+        <w:sz w:val="20"/>
+      </w:rPr>
+    </w:lvl>
+  </w:abstractNum>
+  <w:abstractNum w:abstractNumId="18" w15:restartNumberingAfterBreak="0">
     <w:nsid w:val="2A5E13B2"/>
     <w:multiLevelType w:val="multilevel"/>
     <w:tmpl w:val="9B6E770C"/>
@@ -11324,7 +14688,7 @@
       </w:rPr>
     </w:lvl>
   </w:abstractNum>
-  <w:abstractNum w:abstractNumId="15" w15:restartNumberingAfterBreak="0">
+  <w:abstractNum w:abstractNumId="19" w15:restartNumberingAfterBreak="0">
     <w:nsid w:val="2DC220F5"/>
     <w:multiLevelType w:val="multilevel"/>
     <w:tmpl w:val="2BFCBF1E"/>
@@ -11473,7 +14837,7 @@
       </w:rPr>
     </w:lvl>
   </w:abstractNum>
-  <w:abstractNum w:abstractNumId="16" w15:restartNumberingAfterBreak="0">
+  <w:abstractNum w:abstractNumId="20" w15:restartNumberingAfterBreak="0">
     <w:nsid w:val="2DFE18DC"/>
     <w:multiLevelType w:val="hybridMultilevel"/>
     <w:tmpl w:val="C6C61974"/>
@@ -11586,7 +14950,120 @@
       </w:rPr>
     </w:lvl>
   </w:abstractNum>
-  <w:abstractNum w:abstractNumId="17" w15:restartNumberingAfterBreak="0">
+  <w:abstractNum w:abstractNumId="21" w15:restartNumberingAfterBreak="0">
+    <w:nsid w:val="2EFB7EDA"/>
+    <w:multiLevelType w:val="hybridMultilevel"/>
+    <w:tmpl w:val="81DEBFF2"/>
+    <w:lvl w:ilvl="0" w:tplc="04090001">
+      <w:start w:val="1"/>
+      <w:numFmt w:val="bullet"/>
+      <w:lvlText w:val=""/>
+      <w:lvlJc w:val="left"/>
+      <w:pPr>
+        <w:ind w:left="720" w:hanging="360"/>
+      </w:pPr>
+      <w:rPr>
+        <w:rFonts w:ascii="Symbol" w:hAnsi="Symbol" w:hint="default"/>
+      </w:rPr>
+    </w:lvl>
+    <w:lvl w:ilvl="1" w:tplc="04090003" w:tentative="1">
+      <w:start w:val="1"/>
+      <w:numFmt w:val="bullet"/>
+      <w:lvlText w:val="o"/>
+      <w:lvlJc w:val="left"/>
+      <w:pPr>
+        <w:ind w:left="1440" w:hanging="360"/>
+      </w:pPr>
+      <w:rPr>
+        <w:rFonts w:ascii="Courier New" w:hAnsi="Courier New" w:cs="Courier New" w:hint="default"/>
+      </w:rPr>
+    </w:lvl>
+    <w:lvl w:ilvl="2" w:tplc="04090005" w:tentative="1">
+      <w:start w:val="1"/>
+      <w:numFmt w:val="bullet"/>
+      <w:lvlText w:val=""/>
+      <w:lvlJc w:val="left"/>
+      <w:pPr>
+        <w:ind w:left="2160" w:hanging="360"/>
+      </w:pPr>
+      <w:rPr>
+        <w:rFonts w:ascii="Wingdings" w:hAnsi="Wingdings" w:hint="default"/>
+      </w:rPr>
+    </w:lvl>
+    <w:lvl w:ilvl="3" w:tplc="04090001" w:tentative="1">
+      <w:start w:val="1"/>
+      <w:numFmt w:val="bullet"/>
+      <w:lvlText w:val=""/>
+      <w:lvlJc w:val="left"/>
+      <w:pPr>
+        <w:ind w:left="2880" w:hanging="360"/>
+      </w:pPr>
+      <w:rPr>
+        <w:rFonts w:ascii="Symbol" w:hAnsi="Symbol" w:hint="default"/>
+      </w:rPr>
+    </w:lvl>
+    <w:lvl w:ilvl="4" w:tplc="04090003" w:tentative="1">
+      <w:start w:val="1"/>
+      <w:numFmt w:val="bullet"/>
+      <w:lvlText w:val="o"/>
+      <w:lvlJc w:val="left"/>
+      <w:pPr>
+        <w:ind w:left="3600" w:hanging="360"/>
+      </w:pPr>
+      <w:rPr>
+        <w:rFonts w:ascii="Courier New" w:hAnsi="Courier New" w:cs="Courier New" w:hint="default"/>
+      </w:rPr>
+    </w:lvl>
+    <w:lvl w:ilvl="5" w:tplc="04090005" w:tentative="1">
+      <w:start w:val="1"/>
+      <w:numFmt w:val="bullet"/>
+      <w:lvlText w:val=""/>
+      <w:lvlJc w:val="left"/>
+      <w:pPr>
+        <w:ind w:left="4320" w:hanging="360"/>
+      </w:pPr>
+      <w:rPr>
+        <w:rFonts w:ascii="Wingdings" w:hAnsi="Wingdings" w:hint="default"/>
+      </w:rPr>
+    </w:lvl>
+    <w:lvl w:ilvl="6" w:tplc="04090001" w:tentative="1">
+      <w:start w:val="1"/>
+      <w:numFmt w:val="bullet"/>
+      <w:lvlText w:val=""/>
+      <w:lvlJc w:val="left"/>
+      <w:pPr>
+        <w:ind w:left="5040" w:hanging="360"/>
+      </w:pPr>
+      <w:rPr>
+        <w:rFonts w:ascii="Symbol" w:hAnsi="Symbol" w:hint="default"/>
+      </w:rPr>
+    </w:lvl>
+    <w:lvl w:ilvl="7" w:tplc="04090003" w:tentative="1">
+      <w:start w:val="1"/>
+      <w:numFmt w:val="bullet"/>
+      <w:lvlText w:val="o"/>
+      <w:lvlJc w:val="left"/>
+      <w:pPr>
+        <w:ind w:left="5760" w:hanging="360"/>
+      </w:pPr>
+      <w:rPr>
+        <w:rFonts w:ascii="Courier New" w:hAnsi="Courier New" w:cs="Courier New" w:hint="default"/>
+      </w:rPr>
+    </w:lvl>
+    <w:lvl w:ilvl="8" w:tplc="04090005" w:tentative="1">
+      <w:start w:val="1"/>
+      <w:numFmt w:val="bullet"/>
+      <w:lvlText w:val=""/>
+      <w:lvlJc w:val="left"/>
+      <w:pPr>
+        <w:ind w:left="6480" w:hanging="360"/>
+      </w:pPr>
+      <w:rPr>
+        <w:rFonts w:ascii="Wingdings" w:hAnsi="Wingdings" w:hint="default"/>
+      </w:rPr>
+    </w:lvl>
+  </w:abstractNum>
+  <w:abstractNum w:abstractNumId="22" w15:restartNumberingAfterBreak="0">
     <w:nsid w:val="30EC166B"/>
     <w:multiLevelType w:val="multilevel"/>
     <w:tmpl w:val="58DEA77E"/>
@@ -11735,7 +15212,305 @@
       </w:rPr>
     </w:lvl>
   </w:abstractNum>
-  <w:abstractNum w:abstractNumId="18" w15:restartNumberingAfterBreak="0">
+  <w:abstractNum w:abstractNumId="23" w15:restartNumberingAfterBreak="0">
+    <w:nsid w:val="320A6D0C"/>
+    <w:multiLevelType w:val="multilevel"/>
+    <w:tmpl w:val="8C9CE680"/>
+    <w:lvl w:ilvl="0">
+      <w:start w:val="1"/>
+      <w:numFmt w:val="bullet"/>
+      <w:lvlText w:val=""/>
+      <w:lvlJc w:val="left"/>
+      <w:pPr>
+        <w:tabs>
+          <w:tab w:val="num" w:pos="720"/>
+        </w:tabs>
+        <w:ind w:left="720" w:hanging="360"/>
+      </w:pPr>
+      <w:rPr>
+        <w:rFonts w:ascii="Symbol" w:hAnsi="Symbol" w:hint="default"/>
+        <w:sz w:val="20"/>
+      </w:rPr>
+    </w:lvl>
+    <w:lvl w:ilvl="1" w:tentative="1">
+      <w:start w:val="1"/>
+      <w:numFmt w:val="bullet"/>
+      <w:lvlText w:val="o"/>
+      <w:lvlJc w:val="left"/>
+      <w:pPr>
+        <w:tabs>
+          <w:tab w:val="num" w:pos="1440"/>
+        </w:tabs>
+        <w:ind w:left="1440" w:hanging="360"/>
+      </w:pPr>
+      <w:rPr>
+        <w:rFonts w:ascii="Courier New" w:hAnsi="Courier New" w:hint="default"/>
+        <w:sz w:val="20"/>
+      </w:rPr>
+    </w:lvl>
+    <w:lvl w:ilvl="2" w:tentative="1">
+      <w:start w:val="1"/>
+      <w:numFmt w:val="bullet"/>
+      <w:lvlText w:val=""/>
+      <w:lvlJc w:val="left"/>
+      <w:pPr>
+        <w:tabs>
+          <w:tab w:val="num" w:pos="2160"/>
+        </w:tabs>
+        <w:ind w:left="2160" w:hanging="360"/>
+      </w:pPr>
+      <w:rPr>
+        <w:rFonts w:ascii="Wingdings" w:hAnsi="Wingdings" w:hint="default"/>
+        <w:sz w:val="20"/>
+      </w:rPr>
+    </w:lvl>
+    <w:lvl w:ilvl="3" w:tentative="1">
+      <w:start w:val="1"/>
+      <w:numFmt w:val="bullet"/>
+      <w:lvlText w:val=""/>
+      <w:lvlJc w:val="left"/>
+      <w:pPr>
+        <w:tabs>
+          <w:tab w:val="num" w:pos="2880"/>
+        </w:tabs>
+        <w:ind w:left="2880" w:hanging="360"/>
+      </w:pPr>
+      <w:rPr>
+        <w:rFonts w:ascii="Wingdings" w:hAnsi="Wingdings" w:hint="default"/>
+        <w:sz w:val="20"/>
+      </w:rPr>
+    </w:lvl>
+    <w:lvl w:ilvl="4" w:tentative="1">
+      <w:start w:val="1"/>
+      <w:numFmt w:val="bullet"/>
+      <w:lvlText w:val=""/>
+      <w:lvlJc w:val="left"/>
+      <w:pPr>
+        <w:tabs>
+          <w:tab w:val="num" w:pos="3600"/>
+        </w:tabs>
+        <w:ind w:left="3600" w:hanging="360"/>
+      </w:pPr>
+      <w:rPr>
+        <w:rFonts w:ascii="Wingdings" w:hAnsi="Wingdings" w:hint="default"/>
+        <w:sz w:val="20"/>
+      </w:rPr>
+    </w:lvl>
+    <w:lvl w:ilvl="5" w:tentative="1">
+      <w:start w:val="1"/>
+      <w:numFmt w:val="bullet"/>
+      <w:lvlText w:val=""/>
+      <w:lvlJc w:val="left"/>
+      <w:pPr>
+        <w:tabs>
+          <w:tab w:val="num" w:pos="4320"/>
+        </w:tabs>
+        <w:ind w:left="4320" w:hanging="360"/>
+      </w:pPr>
+      <w:rPr>
+        <w:rFonts w:ascii="Wingdings" w:hAnsi="Wingdings" w:hint="default"/>
+        <w:sz w:val="20"/>
+      </w:rPr>
+    </w:lvl>
+    <w:lvl w:ilvl="6" w:tentative="1">
+      <w:start w:val="1"/>
+      <w:numFmt w:val="bullet"/>
+      <w:lvlText w:val=""/>
+      <w:lvlJc w:val="left"/>
+      <w:pPr>
+        <w:tabs>
+          <w:tab w:val="num" w:pos="5040"/>
+        </w:tabs>
+        <w:ind w:left="5040" w:hanging="360"/>
+      </w:pPr>
+      <w:rPr>
+        <w:rFonts w:ascii="Wingdings" w:hAnsi="Wingdings" w:hint="default"/>
+        <w:sz w:val="20"/>
+      </w:rPr>
+    </w:lvl>
+    <w:lvl w:ilvl="7" w:tentative="1">
+      <w:start w:val="1"/>
+      <w:numFmt w:val="bullet"/>
+      <w:lvlText w:val=""/>
+      <w:lvlJc w:val="left"/>
+      <w:pPr>
+        <w:tabs>
+          <w:tab w:val="num" w:pos="5760"/>
+        </w:tabs>
+        <w:ind w:left="5760" w:hanging="360"/>
+      </w:pPr>
+      <w:rPr>
+        <w:rFonts w:ascii="Wingdings" w:hAnsi="Wingdings" w:hint="default"/>
+        <w:sz w:val="20"/>
+      </w:rPr>
+    </w:lvl>
+    <w:lvl w:ilvl="8" w:tentative="1">
+      <w:start w:val="1"/>
+      <w:numFmt w:val="bullet"/>
+      <w:lvlText w:val=""/>
+      <w:lvlJc w:val="left"/>
+      <w:pPr>
+        <w:tabs>
+          <w:tab w:val="num" w:pos="6480"/>
+        </w:tabs>
+        <w:ind w:left="6480" w:hanging="360"/>
+      </w:pPr>
+      <w:rPr>
+        <w:rFonts w:ascii="Wingdings" w:hAnsi="Wingdings" w:hint="default"/>
+        <w:sz w:val="20"/>
+      </w:rPr>
+    </w:lvl>
+  </w:abstractNum>
+  <w:abstractNum w:abstractNumId="24" w15:restartNumberingAfterBreak="0">
+    <w:nsid w:val="32214C65"/>
+    <w:multiLevelType w:val="multilevel"/>
+    <w:tmpl w:val="E832529C"/>
+    <w:lvl w:ilvl="0">
+      <w:start w:val="1"/>
+      <w:numFmt w:val="bullet"/>
+      <w:lvlText w:val=""/>
+      <w:lvlJc w:val="left"/>
+      <w:pPr>
+        <w:tabs>
+          <w:tab w:val="num" w:pos="720"/>
+        </w:tabs>
+        <w:ind w:left="720" w:hanging="360"/>
+      </w:pPr>
+      <w:rPr>
+        <w:rFonts w:ascii="Symbol" w:hAnsi="Symbol" w:hint="default"/>
+        <w:sz w:val="20"/>
+      </w:rPr>
+    </w:lvl>
+    <w:lvl w:ilvl="1" w:tentative="1">
+      <w:start w:val="1"/>
+      <w:numFmt w:val="bullet"/>
+      <w:lvlText w:val="o"/>
+      <w:lvlJc w:val="left"/>
+      <w:pPr>
+        <w:tabs>
+          <w:tab w:val="num" w:pos="1440"/>
+        </w:tabs>
+        <w:ind w:left="1440" w:hanging="360"/>
+      </w:pPr>
+      <w:rPr>
+        <w:rFonts w:ascii="Courier New" w:hAnsi="Courier New" w:hint="default"/>
+        <w:sz w:val="20"/>
+      </w:rPr>
+    </w:lvl>
+    <w:lvl w:ilvl="2" w:tentative="1">
+      <w:start w:val="1"/>
+      <w:numFmt w:val="bullet"/>
+      <w:lvlText w:val=""/>
+      <w:lvlJc w:val="left"/>
+      <w:pPr>
+        <w:tabs>
+          <w:tab w:val="num" w:pos="2160"/>
+        </w:tabs>
+        <w:ind w:left="2160" w:hanging="360"/>
+      </w:pPr>
+      <w:rPr>
+        <w:rFonts w:ascii="Wingdings" w:hAnsi="Wingdings" w:hint="default"/>
+        <w:sz w:val="20"/>
+      </w:rPr>
+    </w:lvl>
+    <w:lvl w:ilvl="3" w:tentative="1">
+      <w:start w:val="1"/>
+      <w:numFmt w:val="bullet"/>
+      <w:lvlText w:val=""/>
+      <w:lvlJc w:val="left"/>
+      <w:pPr>
+        <w:tabs>
+          <w:tab w:val="num" w:pos="2880"/>
+        </w:tabs>
+        <w:ind w:left="2880" w:hanging="360"/>
+      </w:pPr>
+      <w:rPr>
+        <w:rFonts w:ascii="Wingdings" w:hAnsi="Wingdings" w:hint="default"/>
+        <w:sz w:val="20"/>
+      </w:rPr>
+    </w:lvl>
+    <w:lvl w:ilvl="4" w:tentative="1">
+      <w:start w:val="1"/>
+      <w:numFmt w:val="bullet"/>
+      <w:lvlText w:val=""/>
+      <w:lvlJc w:val="left"/>
+      <w:pPr>
+        <w:tabs>
+          <w:tab w:val="num" w:pos="3600"/>
+        </w:tabs>
+        <w:ind w:left="3600" w:hanging="360"/>
+      </w:pPr>
+      <w:rPr>
+        <w:rFonts w:ascii="Wingdings" w:hAnsi="Wingdings" w:hint="default"/>
+        <w:sz w:val="20"/>
+      </w:rPr>
+    </w:lvl>
+    <w:lvl w:ilvl="5" w:tentative="1">
+      <w:start w:val="1"/>
+      <w:numFmt w:val="bullet"/>
+      <w:lvlText w:val=""/>
+      <w:lvlJc w:val="left"/>
+      <w:pPr>
+        <w:tabs>
+          <w:tab w:val="num" w:pos="4320"/>
+        </w:tabs>
+        <w:ind w:left="4320" w:hanging="360"/>
+      </w:pPr>
+      <w:rPr>
+        <w:rFonts w:ascii="Wingdings" w:hAnsi="Wingdings" w:hint="default"/>
+        <w:sz w:val="20"/>
+      </w:rPr>
+    </w:lvl>
+    <w:lvl w:ilvl="6" w:tentative="1">
+      <w:start w:val="1"/>
+      <w:numFmt w:val="bullet"/>
+      <w:lvlText w:val=""/>
+      <w:lvlJc w:val="left"/>
+      <w:pPr>
+        <w:tabs>
+          <w:tab w:val="num" w:pos="5040"/>
+        </w:tabs>
+        <w:ind w:left="5040" w:hanging="360"/>
+      </w:pPr>
+      <w:rPr>
+        <w:rFonts w:ascii="Wingdings" w:hAnsi="Wingdings" w:hint="default"/>
+        <w:sz w:val="20"/>
+      </w:rPr>
+    </w:lvl>
+    <w:lvl w:ilvl="7" w:tentative="1">
+      <w:start w:val="1"/>
+      <w:numFmt w:val="bullet"/>
+      <w:lvlText w:val=""/>
+      <w:lvlJc w:val="left"/>
+      <w:pPr>
+        <w:tabs>
+          <w:tab w:val="num" w:pos="5760"/>
+        </w:tabs>
+        <w:ind w:left="5760" w:hanging="360"/>
+      </w:pPr>
+      <w:rPr>
+        <w:rFonts w:ascii="Wingdings" w:hAnsi="Wingdings" w:hint="default"/>
+        <w:sz w:val="20"/>
+      </w:rPr>
+    </w:lvl>
+    <w:lvl w:ilvl="8" w:tentative="1">
+      <w:start w:val="1"/>
+      <w:numFmt w:val="bullet"/>
+      <w:lvlText w:val=""/>
+      <w:lvlJc w:val="left"/>
+      <w:pPr>
+        <w:tabs>
+          <w:tab w:val="num" w:pos="6480"/>
+        </w:tabs>
+        <w:ind w:left="6480" w:hanging="360"/>
+      </w:pPr>
+      <w:rPr>
+        <w:rFonts w:ascii="Wingdings" w:hAnsi="Wingdings" w:hint="default"/>
+        <w:sz w:val="20"/>
+      </w:rPr>
+    </w:lvl>
+  </w:abstractNum>
+  <w:abstractNum w:abstractNumId="25" w15:restartNumberingAfterBreak="0">
     <w:nsid w:val="32D25E39"/>
     <w:multiLevelType w:val="multilevel"/>
     <w:tmpl w:val="1676FC2A"/>
@@ -11884,7 +15659,7 @@
       </w:rPr>
     </w:lvl>
   </w:abstractNum>
-  <w:abstractNum w:abstractNumId="19" w15:restartNumberingAfterBreak="0">
+  <w:abstractNum w:abstractNumId="26" w15:restartNumberingAfterBreak="0">
     <w:nsid w:val="35373B56"/>
     <w:multiLevelType w:val="multilevel"/>
     <w:tmpl w:val="3F981A34"/>
@@ -11997,7 +15772,7 @@
       </w:pPr>
     </w:lvl>
   </w:abstractNum>
-  <w:abstractNum w:abstractNumId="20" w15:restartNumberingAfterBreak="0">
+  <w:abstractNum w:abstractNumId="27" w15:restartNumberingAfterBreak="0">
     <w:nsid w:val="3AF50583"/>
     <w:multiLevelType w:val="multilevel"/>
     <w:tmpl w:val="41443C12"/>
@@ -12146,7 +15921,7 @@
       </w:rPr>
     </w:lvl>
   </w:abstractNum>
-  <w:abstractNum w:abstractNumId="21" w15:restartNumberingAfterBreak="0">
+  <w:abstractNum w:abstractNumId="28" w15:restartNumberingAfterBreak="0">
     <w:nsid w:val="3B921024"/>
     <w:multiLevelType w:val="hybridMultilevel"/>
     <w:tmpl w:val="AD0E9BFA"/>
@@ -12259,7 +16034,7 @@
       </w:rPr>
     </w:lvl>
   </w:abstractNum>
-  <w:abstractNum w:abstractNumId="22" w15:restartNumberingAfterBreak="0">
+  <w:abstractNum w:abstractNumId="29" w15:restartNumberingAfterBreak="0">
     <w:nsid w:val="3CE8409E"/>
     <w:multiLevelType w:val="multilevel"/>
     <w:tmpl w:val="5BFEBCF0"/>
@@ -12408,7 +16183,156 @@
       </w:rPr>
     </w:lvl>
   </w:abstractNum>
-  <w:abstractNum w:abstractNumId="23" w15:restartNumberingAfterBreak="0">
+  <w:abstractNum w:abstractNumId="30" w15:restartNumberingAfterBreak="0">
+    <w:nsid w:val="3FB01704"/>
+    <w:multiLevelType w:val="multilevel"/>
+    <w:tmpl w:val="5E566FE0"/>
+    <w:lvl w:ilvl="0">
+      <w:start w:val="1"/>
+      <w:numFmt w:val="bullet"/>
+      <w:lvlText w:val=""/>
+      <w:lvlJc w:val="left"/>
+      <w:pPr>
+        <w:tabs>
+          <w:tab w:val="num" w:pos="720"/>
+        </w:tabs>
+        <w:ind w:left="720" w:hanging="360"/>
+      </w:pPr>
+      <w:rPr>
+        <w:rFonts w:ascii="Symbol" w:hAnsi="Symbol" w:hint="default"/>
+        <w:sz w:val="20"/>
+      </w:rPr>
+    </w:lvl>
+    <w:lvl w:ilvl="1" w:tentative="1">
+      <w:start w:val="1"/>
+      <w:numFmt w:val="bullet"/>
+      <w:lvlText w:val="o"/>
+      <w:lvlJc w:val="left"/>
+      <w:pPr>
+        <w:tabs>
+          <w:tab w:val="num" w:pos="1440"/>
+        </w:tabs>
+        <w:ind w:left="1440" w:hanging="360"/>
+      </w:pPr>
+      <w:rPr>
+        <w:rFonts w:ascii="Courier New" w:hAnsi="Courier New" w:hint="default"/>
+        <w:sz w:val="20"/>
+      </w:rPr>
+    </w:lvl>
+    <w:lvl w:ilvl="2" w:tentative="1">
+      <w:start w:val="1"/>
+      <w:numFmt w:val="bullet"/>
+      <w:lvlText w:val=""/>
+      <w:lvlJc w:val="left"/>
+      <w:pPr>
+        <w:tabs>
+          <w:tab w:val="num" w:pos="2160"/>
+        </w:tabs>
+        <w:ind w:left="2160" w:hanging="360"/>
+      </w:pPr>
+      <w:rPr>
+        <w:rFonts w:ascii="Wingdings" w:hAnsi="Wingdings" w:hint="default"/>
+        <w:sz w:val="20"/>
+      </w:rPr>
+    </w:lvl>
+    <w:lvl w:ilvl="3" w:tentative="1">
+      <w:start w:val="1"/>
+      <w:numFmt w:val="bullet"/>
+      <w:lvlText w:val=""/>
+      <w:lvlJc w:val="left"/>
+      <w:pPr>
+        <w:tabs>
+          <w:tab w:val="num" w:pos="2880"/>
+        </w:tabs>
+        <w:ind w:left="2880" w:hanging="360"/>
+      </w:pPr>
+      <w:rPr>
+        <w:rFonts w:ascii="Wingdings" w:hAnsi="Wingdings" w:hint="default"/>
+        <w:sz w:val="20"/>
+      </w:rPr>
+    </w:lvl>
+    <w:lvl w:ilvl="4" w:tentative="1">
+      <w:start w:val="1"/>
+      <w:numFmt w:val="bullet"/>
+      <w:lvlText w:val=""/>
+      <w:lvlJc w:val="left"/>
+      <w:pPr>
+        <w:tabs>
+          <w:tab w:val="num" w:pos="3600"/>
+        </w:tabs>
+        <w:ind w:left="3600" w:hanging="360"/>
+      </w:pPr>
+      <w:rPr>
+        <w:rFonts w:ascii="Wingdings" w:hAnsi="Wingdings" w:hint="default"/>
+        <w:sz w:val="20"/>
+      </w:rPr>
+    </w:lvl>
+    <w:lvl w:ilvl="5" w:tentative="1">
+      <w:start w:val="1"/>
+      <w:numFmt w:val="bullet"/>
+      <w:lvlText w:val=""/>
+      <w:lvlJc w:val="left"/>
+      <w:pPr>
+        <w:tabs>
+          <w:tab w:val="num" w:pos="4320"/>
+        </w:tabs>
+        <w:ind w:left="4320" w:hanging="360"/>
+      </w:pPr>
+      <w:rPr>
+        <w:rFonts w:ascii="Wingdings" w:hAnsi="Wingdings" w:hint="default"/>
+        <w:sz w:val="20"/>
+      </w:rPr>
+    </w:lvl>
+    <w:lvl w:ilvl="6" w:tentative="1">
+      <w:start w:val="1"/>
+      <w:numFmt w:val="bullet"/>
+      <w:lvlText w:val=""/>
+      <w:lvlJc w:val="left"/>
+      <w:pPr>
+        <w:tabs>
+          <w:tab w:val="num" w:pos="5040"/>
+        </w:tabs>
+        <w:ind w:left="5040" w:hanging="360"/>
+      </w:pPr>
+      <w:rPr>
+        <w:rFonts w:ascii="Wingdings" w:hAnsi="Wingdings" w:hint="default"/>
+        <w:sz w:val="20"/>
+      </w:rPr>
+    </w:lvl>
+    <w:lvl w:ilvl="7" w:tentative="1">
+      <w:start w:val="1"/>
+      <w:numFmt w:val="bullet"/>
+      <w:lvlText w:val=""/>
+      <w:lvlJc w:val="left"/>
+      <w:pPr>
+        <w:tabs>
+          <w:tab w:val="num" w:pos="5760"/>
+        </w:tabs>
+        <w:ind w:left="5760" w:hanging="360"/>
+      </w:pPr>
+      <w:rPr>
+        <w:rFonts w:ascii="Wingdings" w:hAnsi="Wingdings" w:hint="default"/>
+        <w:sz w:val="20"/>
+      </w:rPr>
+    </w:lvl>
+    <w:lvl w:ilvl="8" w:tentative="1">
+      <w:start w:val="1"/>
+      <w:numFmt w:val="bullet"/>
+      <w:lvlText w:val=""/>
+      <w:lvlJc w:val="left"/>
+      <w:pPr>
+        <w:tabs>
+          <w:tab w:val="num" w:pos="6480"/>
+        </w:tabs>
+        <w:ind w:left="6480" w:hanging="360"/>
+      </w:pPr>
+      <w:rPr>
+        <w:rFonts w:ascii="Wingdings" w:hAnsi="Wingdings" w:hint="default"/>
+        <w:sz w:val="20"/>
+      </w:rPr>
+    </w:lvl>
+  </w:abstractNum>
+  <w:abstractNum w:abstractNumId="31" w15:restartNumberingAfterBreak="0">
     <w:nsid w:val="43EC079B"/>
     <w:multiLevelType w:val="hybridMultilevel"/>
     <w:tmpl w:val="D2FEFD00"/>
@@ -12521,7 +16445,7 @@
       </w:rPr>
     </w:lvl>
   </w:abstractNum>
-  <w:abstractNum w:abstractNumId="24" w15:restartNumberingAfterBreak="0">
+  <w:abstractNum w:abstractNumId="32" w15:restartNumberingAfterBreak="0">
     <w:nsid w:val="4BE66C81"/>
     <w:multiLevelType w:val="hybridMultilevel"/>
     <w:tmpl w:val="BF0CB8DA"/>
@@ -12634,7 +16558,7 @@
       </w:rPr>
     </w:lvl>
   </w:abstractNum>
-  <w:abstractNum w:abstractNumId="25" w15:restartNumberingAfterBreak="0">
+  <w:abstractNum w:abstractNumId="33" w15:restartNumberingAfterBreak="0">
     <w:nsid w:val="4E4B645E"/>
     <w:multiLevelType w:val="hybridMultilevel"/>
     <w:tmpl w:val="6EBEFBAE"/>
@@ -12747,7 +16671,7 @@
       </w:rPr>
     </w:lvl>
   </w:abstractNum>
-  <w:abstractNum w:abstractNumId="26" w15:restartNumberingAfterBreak="0">
+  <w:abstractNum w:abstractNumId="34" w15:restartNumberingAfterBreak="0">
     <w:nsid w:val="4F1114D7"/>
     <w:multiLevelType w:val="hybridMultilevel"/>
     <w:tmpl w:val="67105F40"/>
@@ -12860,7 +16784,156 @@
       </w:rPr>
     </w:lvl>
   </w:abstractNum>
-  <w:abstractNum w:abstractNumId="27" w15:restartNumberingAfterBreak="0">
+  <w:abstractNum w:abstractNumId="35" w15:restartNumberingAfterBreak="0">
+    <w:nsid w:val="4F9671A1"/>
+    <w:multiLevelType w:val="multilevel"/>
+    <w:tmpl w:val="17708F3A"/>
+    <w:lvl w:ilvl="0">
+      <w:start w:val="1"/>
+      <w:numFmt w:val="bullet"/>
+      <w:lvlText w:val=""/>
+      <w:lvlJc w:val="left"/>
+      <w:pPr>
+        <w:tabs>
+          <w:tab w:val="num" w:pos="720"/>
+        </w:tabs>
+        <w:ind w:left="720" w:hanging="360"/>
+      </w:pPr>
+      <w:rPr>
+        <w:rFonts w:ascii="Symbol" w:hAnsi="Symbol" w:hint="default"/>
+        <w:sz w:val="20"/>
+      </w:rPr>
+    </w:lvl>
+    <w:lvl w:ilvl="1" w:tentative="1">
+      <w:start w:val="1"/>
+      <w:numFmt w:val="bullet"/>
+      <w:lvlText w:val="o"/>
+      <w:lvlJc w:val="left"/>
+      <w:pPr>
+        <w:tabs>
+          <w:tab w:val="num" w:pos="1440"/>
+        </w:tabs>
+        <w:ind w:left="1440" w:hanging="360"/>
+      </w:pPr>
+      <w:rPr>
+        <w:rFonts w:ascii="Courier New" w:hAnsi="Courier New" w:hint="default"/>
+        <w:sz w:val="20"/>
+      </w:rPr>
+    </w:lvl>
+    <w:lvl w:ilvl="2" w:tentative="1">
+      <w:start w:val="1"/>
+      <w:numFmt w:val="bullet"/>
+      <w:lvlText w:val=""/>
+      <w:lvlJc w:val="left"/>
+      <w:pPr>
+        <w:tabs>
+          <w:tab w:val="num" w:pos="2160"/>
+        </w:tabs>
+        <w:ind w:left="2160" w:hanging="360"/>
+      </w:pPr>
+      <w:rPr>
+        <w:rFonts w:ascii="Wingdings" w:hAnsi="Wingdings" w:hint="default"/>
+        <w:sz w:val="20"/>
+      </w:rPr>
+    </w:lvl>
+    <w:lvl w:ilvl="3" w:tentative="1">
+      <w:start w:val="1"/>
+      <w:numFmt w:val="bullet"/>
+      <w:lvlText w:val=""/>
+      <w:lvlJc w:val="left"/>
+      <w:pPr>
+        <w:tabs>
+          <w:tab w:val="num" w:pos="2880"/>
+        </w:tabs>
+        <w:ind w:left="2880" w:hanging="360"/>
+      </w:pPr>
+      <w:rPr>
+        <w:rFonts w:ascii="Wingdings" w:hAnsi="Wingdings" w:hint="default"/>
+        <w:sz w:val="20"/>
+      </w:rPr>
+    </w:lvl>
+    <w:lvl w:ilvl="4" w:tentative="1">
+      <w:start w:val="1"/>
+      <w:numFmt w:val="bullet"/>
+      <w:lvlText w:val=""/>
+      <w:lvlJc w:val="left"/>
+      <w:pPr>
+        <w:tabs>
+          <w:tab w:val="num" w:pos="3600"/>
+        </w:tabs>
+        <w:ind w:left="3600" w:hanging="360"/>
+      </w:pPr>
+      <w:rPr>
+        <w:rFonts w:ascii="Wingdings" w:hAnsi="Wingdings" w:hint="default"/>
+        <w:sz w:val="20"/>
+      </w:rPr>
+    </w:lvl>
+    <w:lvl w:ilvl="5" w:tentative="1">
+      <w:start w:val="1"/>
+      <w:numFmt w:val="bullet"/>
+      <w:lvlText w:val=""/>
+      <w:lvlJc w:val="left"/>
+      <w:pPr>
+        <w:tabs>
+          <w:tab w:val="num" w:pos="4320"/>
+        </w:tabs>
+        <w:ind w:left="4320" w:hanging="360"/>
+      </w:pPr>
+      <w:rPr>
+        <w:rFonts w:ascii="Wingdings" w:hAnsi="Wingdings" w:hint="default"/>
+        <w:sz w:val="20"/>
+      </w:rPr>
+    </w:lvl>
+    <w:lvl w:ilvl="6" w:tentative="1">
+      <w:start w:val="1"/>
+      <w:numFmt w:val="bullet"/>
+      <w:lvlText w:val=""/>
+      <w:lvlJc w:val="left"/>
+      <w:pPr>
+        <w:tabs>
+          <w:tab w:val="num" w:pos="5040"/>
+        </w:tabs>
+        <w:ind w:left="5040" w:hanging="360"/>
+      </w:pPr>
+      <w:rPr>
+        <w:rFonts w:ascii="Wingdings" w:hAnsi="Wingdings" w:hint="default"/>
+        <w:sz w:val="20"/>
+      </w:rPr>
+    </w:lvl>
+    <w:lvl w:ilvl="7" w:tentative="1">
+      <w:start w:val="1"/>
+      <w:numFmt w:val="bullet"/>
+      <w:lvlText w:val=""/>
+      <w:lvlJc w:val="left"/>
+      <w:pPr>
+        <w:tabs>
+          <w:tab w:val="num" w:pos="5760"/>
+        </w:tabs>
+        <w:ind w:left="5760" w:hanging="360"/>
+      </w:pPr>
+      <w:rPr>
+        <w:rFonts w:ascii="Wingdings" w:hAnsi="Wingdings" w:hint="default"/>
+        <w:sz w:val="20"/>
+      </w:rPr>
+    </w:lvl>
+    <w:lvl w:ilvl="8" w:tentative="1">
+      <w:start w:val="1"/>
+      <w:numFmt w:val="bullet"/>
+      <w:lvlText w:val=""/>
+      <w:lvlJc w:val="left"/>
+      <w:pPr>
+        <w:tabs>
+          <w:tab w:val="num" w:pos="6480"/>
+        </w:tabs>
+        <w:ind w:left="6480" w:hanging="360"/>
+      </w:pPr>
+      <w:rPr>
+        <w:rFonts w:ascii="Wingdings" w:hAnsi="Wingdings" w:hint="default"/>
+        <w:sz w:val="20"/>
+      </w:rPr>
+    </w:lvl>
+  </w:abstractNum>
+  <w:abstractNum w:abstractNumId="36" w15:restartNumberingAfterBreak="0">
     <w:nsid w:val="542140A4"/>
     <w:multiLevelType w:val="hybridMultilevel"/>
     <w:tmpl w:val="279005B6"/>
@@ -12973,7 +17046,7 @@
       </w:rPr>
     </w:lvl>
   </w:abstractNum>
-  <w:abstractNum w:abstractNumId="28" w15:restartNumberingAfterBreak="0">
+  <w:abstractNum w:abstractNumId="37" w15:restartNumberingAfterBreak="0">
     <w:nsid w:val="544650F7"/>
     <w:multiLevelType w:val="hybridMultilevel"/>
     <w:tmpl w:val="CB7C139E"/>
@@ -13086,7 +17159,7 @@
       </w:rPr>
     </w:lvl>
   </w:abstractNum>
-  <w:abstractNum w:abstractNumId="29" w15:restartNumberingAfterBreak="0">
+  <w:abstractNum w:abstractNumId="38" w15:restartNumberingAfterBreak="0">
     <w:nsid w:val="57C56EA3"/>
     <w:multiLevelType w:val="hybridMultilevel"/>
     <w:tmpl w:val="11400EF0"/>
@@ -13175,7 +17248,7 @@
       </w:pPr>
     </w:lvl>
   </w:abstractNum>
-  <w:abstractNum w:abstractNumId="30" w15:restartNumberingAfterBreak="0">
+  <w:abstractNum w:abstractNumId="39" w15:restartNumberingAfterBreak="0">
     <w:nsid w:val="5E7A49F7"/>
     <w:multiLevelType w:val="multilevel"/>
     <w:tmpl w:val="BC00DD00"/>
@@ -13324,7 +17397,7 @@
       </w:rPr>
     </w:lvl>
   </w:abstractNum>
-  <w:abstractNum w:abstractNumId="31" w15:restartNumberingAfterBreak="0">
+  <w:abstractNum w:abstractNumId="40" w15:restartNumberingAfterBreak="0">
     <w:nsid w:val="5E9C6220"/>
     <w:multiLevelType w:val="multilevel"/>
     <w:tmpl w:val="784677DC"/>
@@ -13473,7 +17546,7 @@
       </w:rPr>
     </w:lvl>
   </w:abstractNum>
-  <w:abstractNum w:abstractNumId="32" w15:restartNumberingAfterBreak="0">
+  <w:abstractNum w:abstractNumId="41" w15:restartNumberingAfterBreak="0">
     <w:nsid w:val="60A60A49"/>
     <w:multiLevelType w:val="hybridMultilevel"/>
     <w:tmpl w:val="91DC465C"/>
@@ -13586,7 +17659,7 @@
       </w:rPr>
     </w:lvl>
   </w:abstractNum>
-  <w:abstractNum w:abstractNumId="33" w15:restartNumberingAfterBreak="0">
+  <w:abstractNum w:abstractNumId="42" w15:restartNumberingAfterBreak="0">
     <w:nsid w:val="60BE23A6"/>
     <w:multiLevelType w:val="multilevel"/>
     <w:tmpl w:val="952A0252"/>
@@ -13735,7 +17808,7 @@
       </w:rPr>
     </w:lvl>
   </w:abstractNum>
-  <w:abstractNum w:abstractNumId="34" w15:restartNumberingAfterBreak="0">
+  <w:abstractNum w:abstractNumId="43" w15:restartNumberingAfterBreak="0">
     <w:nsid w:val="61D03BB1"/>
     <w:multiLevelType w:val="hybridMultilevel"/>
     <w:tmpl w:val="5EEE2906"/>
@@ -13848,7 +17921,7 @@
       </w:rPr>
     </w:lvl>
   </w:abstractNum>
-  <w:abstractNum w:abstractNumId="35" w15:restartNumberingAfterBreak="0">
+  <w:abstractNum w:abstractNumId="44" w15:restartNumberingAfterBreak="0">
     <w:nsid w:val="68037740"/>
     <w:multiLevelType w:val="hybridMultilevel"/>
     <w:tmpl w:val="688C4652"/>
@@ -13961,7 +18034,7 @@
       </w:rPr>
     </w:lvl>
   </w:abstractNum>
-  <w:abstractNum w:abstractNumId="36" w15:restartNumberingAfterBreak="0">
+  <w:abstractNum w:abstractNumId="45" w15:restartNumberingAfterBreak="0">
     <w:nsid w:val="6BC41E37"/>
     <w:multiLevelType w:val="multilevel"/>
     <w:tmpl w:val="B1F47B4A"/>
@@ -14074,7 +18147,156 @@
       </w:pPr>
     </w:lvl>
   </w:abstractNum>
-  <w:abstractNum w:abstractNumId="37" w15:restartNumberingAfterBreak="0">
+  <w:abstractNum w:abstractNumId="46" w15:restartNumberingAfterBreak="0">
+    <w:nsid w:val="6D186F96"/>
+    <w:multiLevelType w:val="multilevel"/>
+    <w:tmpl w:val="53AAFD92"/>
+    <w:lvl w:ilvl="0">
+      <w:start w:val="1"/>
+      <w:numFmt w:val="bullet"/>
+      <w:lvlText w:val=""/>
+      <w:lvlJc w:val="left"/>
+      <w:pPr>
+        <w:tabs>
+          <w:tab w:val="num" w:pos="720"/>
+        </w:tabs>
+        <w:ind w:left="720" w:hanging="360"/>
+      </w:pPr>
+      <w:rPr>
+        <w:rFonts w:ascii="Symbol" w:hAnsi="Symbol" w:hint="default"/>
+        <w:sz w:val="20"/>
+      </w:rPr>
+    </w:lvl>
+    <w:lvl w:ilvl="1" w:tentative="1">
+      <w:start w:val="1"/>
+      <w:numFmt w:val="bullet"/>
+      <w:lvlText w:val="o"/>
+      <w:lvlJc w:val="left"/>
+      <w:pPr>
+        <w:tabs>
+          <w:tab w:val="num" w:pos="1440"/>
+        </w:tabs>
+        <w:ind w:left="1440" w:hanging="360"/>
+      </w:pPr>
+      <w:rPr>
+        <w:rFonts w:ascii="Courier New" w:hAnsi="Courier New" w:hint="default"/>
+        <w:sz w:val="20"/>
+      </w:rPr>
+    </w:lvl>
+    <w:lvl w:ilvl="2" w:tentative="1">
+      <w:start w:val="1"/>
+      <w:numFmt w:val="bullet"/>
+      <w:lvlText w:val=""/>
+      <w:lvlJc w:val="left"/>
+      <w:pPr>
+        <w:tabs>
+          <w:tab w:val="num" w:pos="2160"/>
+        </w:tabs>
+        <w:ind w:left="2160" w:hanging="360"/>
+      </w:pPr>
+      <w:rPr>
+        <w:rFonts w:ascii="Wingdings" w:hAnsi="Wingdings" w:hint="default"/>
+        <w:sz w:val="20"/>
+      </w:rPr>
+    </w:lvl>
+    <w:lvl w:ilvl="3" w:tentative="1">
+      <w:start w:val="1"/>
+      <w:numFmt w:val="bullet"/>
+      <w:lvlText w:val=""/>
+      <w:lvlJc w:val="left"/>
+      <w:pPr>
+        <w:tabs>
+          <w:tab w:val="num" w:pos="2880"/>
+        </w:tabs>
+        <w:ind w:left="2880" w:hanging="360"/>
+      </w:pPr>
+      <w:rPr>
+        <w:rFonts w:ascii="Wingdings" w:hAnsi="Wingdings" w:hint="default"/>
+        <w:sz w:val="20"/>
+      </w:rPr>
+    </w:lvl>
+    <w:lvl w:ilvl="4" w:tentative="1">
+      <w:start w:val="1"/>
+      <w:numFmt w:val="bullet"/>
+      <w:lvlText w:val=""/>
+      <w:lvlJc w:val="left"/>
+      <w:pPr>
+        <w:tabs>
+          <w:tab w:val="num" w:pos="3600"/>
+        </w:tabs>
+        <w:ind w:left="3600" w:hanging="360"/>
+      </w:pPr>
+      <w:rPr>
+        <w:rFonts w:ascii="Wingdings" w:hAnsi="Wingdings" w:hint="default"/>
+        <w:sz w:val="20"/>
+      </w:rPr>
+    </w:lvl>
+    <w:lvl w:ilvl="5" w:tentative="1">
+      <w:start w:val="1"/>
+      <w:numFmt w:val="bullet"/>
+      <w:lvlText w:val=""/>
+      <w:lvlJc w:val="left"/>
+      <w:pPr>
+        <w:tabs>
+          <w:tab w:val="num" w:pos="4320"/>
+        </w:tabs>
+        <w:ind w:left="4320" w:hanging="360"/>
+      </w:pPr>
+      <w:rPr>
+        <w:rFonts w:ascii="Wingdings" w:hAnsi="Wingdings" w:hint="default"/>
+        <w:sz w:val="20"/>
+      </w:rPr>
+    </w:lvl>
+    <w:lvl w:ilvl="6" w:tentative="1">
+      <w:start w:val="1"/>
+      <w:numFmt w:val="bullet"/>
+      <w:lvlText w:val=""/>
+      <w:lvlJc w:val="left"/>
+      <w:pPr>
+        <w:tabs>
+          <w:tab w:val="num" w:pos="5040"/>
+        </w:tabs>
+        <w:ind w:left="5040" w:hanging="360"/>
+      </w:pPr>
+      <w:rPr>
+        <w:rFonts w:ascii="Wingdings" w:hAnsi="Wingdings" w:hint="default"/>
+        <w:sz w:val="20"/>
+      </w:rPr>
+    </w:lvl>
+    <w:lvl w:ilvl="7" w:tentative="1">
+      <w:start w:val="1"/>
+      <w:numFmt w:val="bullet"/>
+      <w:lvlText w:val=""/>
+      <w:lvlJc w:val="left"/>
+      <w:pPr>
+        <w:tabs>
+          <w:tab w:val="num" w:pos="5760"/>
+        </w:tabs>
+        <w:ind w:left="5760" w:hanging="360"/>
+      </w:pPr>
+      <w:rPr>
+        <w:rFonts w:ascii="Wingdings" w:hAnsi="Wingdings" w:hint="default"/>
+        <w:sz w:val="20"/>
+      </w:rPr>
+    </w:lvl>
+    <w:lvl w:ilvl="8" w:tentative="1">
+      <w:start w:val="1"/>
+      <w:numFmt w:val="bullet"/>
+      <w:lvlText w:val=""/>
+      <w:lvlJc w:val="left"/>
+      <w:pPr>
+        <w:tabs>
+          <w:tab w:val="num" w:pos="6480"/>
+        </w:tabs>
+        <w:ind w:left="6480" w:hanging="360"/>
+      </w:pPr>
+      <w:rPr>
+        <w:rFonts w:ascii="Wingdings" w:hAnsi="Wingdings" w:hint="default"/>
+        <w:sz w:val="20"/>
+      </w:rPr>
+    </w:lvl>
+  </w:abstractNum>
+  <w:abstractNum w:abstractNumId="47" w15:restartNumberingAfterBreak="0">
     <w:nsid w:val="74357518"/>
     <w:multiLevelType w:val="hybridMultilevel"/>
     <w:tmpl w:val="B8FE9524"/>
@@ -14187,7 +18409,7 @@
       </w:rPr>
     </w:lvl>
   </w:abstractNum>
-  <w:abstractNum w:abstractNumId="38" w15:restartNumberingAfterBreak="0">
+  <w:abstractNum w:abstractNumId="48" w15:restartNumberingAfterBreak="0">
     <w:nsid w:val="766F53C4"/>
     <w:multiLevelType w:val="hybridMultilevel"/>
     <w:tmpl w:val="1B9CB594"/>
@@ -14276,7 +18498,7 @@
       </w:pPr>
     </w:lvl>
   </w:abstractNum>
-  <w:abstractNum w:abstractNumId="39" w15:restartNumberingAfterBreak="0">
+  <w:abstractNum w:abstractNumId="49" w15:restartNumberingAfterBreak="0">
     <w:nsid w:val="799F2606"/>
     <w:multiLevelType w:val="hybridMultilevel"/>
     <w:tmpl w:val="39DAF236"/>
@@ -14392,7 +18614,7 @@
       </w:rPr>
     </w:lvl>
   </w:abstractNum>
-  <w:abstractNum w:abstractNumId="40" w15:restartNumberingAfterBreak="0">
+  <w:abstractNum w:abstractNumId="50" w15:restartNumberingAfterBreak="0">
     <w:nsid w:val="7BE00D70"/>
     <w:multiLevelType w:val="hybridMultilevel"/>
     <w:tmpl w:val="4356C49E"/>
@@ -14505,7 +18727,7 @@
       </w:rPr>
     </w:lvl>
   </w:abstractNum>
-  <w:abstractNum w:abstractNumId="41" w15:restartNumberingAfterBreak="0">
+  <w:abstractNum w:abstractNumId="51" w15:restartNumberingAfterBreak="0">
     <w:nsid w:val="7D5D3920"/>
     <w:multiLevelType w:val="hybridMultilevel"/>
     <w:tmpl w:val="5C302FF8"/>
@@ -14619,130 +18841,160 @@
     </w:lvl>
   </w:abstractNum>
   <w:num w:numId="1" w16cid:durableId="288627694">
+    <w:abstractNumId w:val="13"/>
+  </w:num>
+  <w:num w:numId="2" w16cid:durableId="2005817652">
+    <w:abstractNumId w:val="49"/>
+  </w:num>
+  <w:num w:numId="3" w16cid:durableId="1474447307">
+    <w:abstractNumId w:val="26"/>
+  </w:num>
+  <w:num w:numId="4" w16cid:durableId="216212000">
+    <w:abstractNumId w:val="37"/>
+  </w:num>
+  <w:num w:numId="5" w16cid:durableId="431324127">
+    <w:abstractNumId w:val="45"/>
+  </w:num>
+  <w:num w:numId="6" w16cid:durableId="524906009">
+    <w:abstractNumId w:val="16"/>
+  </w:num>
+  <w:num w:numId="7" w16cid:durableId="712071605">
+    <w:abstractNumId w:val="33"/>
+  </w:num>
+  <w:num w:numId="8" w16cid:durableId="684481806">
+    <w:abstractNumId w:val="1"/>
+  </w:num>
+  <w:num w:numId="9" w16cid:durableId="1381788857">
+    <w:abstractNumId w:val="25"/>
+  </w:num>
+  <w:num w:numId="10" w16cid:durableId="1890064995">
+    <w:abstractNumId w:val="50"/>
+  </w:num>
+  <w:num w:numId="11" w16cid:durableId="367067840">
+    <w:abstractNumId w:val="11"/>
+  </w:num>
+  <w:num w:numId="12" w16cid:durableId="972448297">
+    <w:abstractNumId w:val="7"/>
+  </w:num>
+  <w:num w:numId="13" w16cid:durableId="1547258790">
+    <w:abstractNumId w:val="43"/>
+  </w:num>
+  <w:num w:numId="14" w16cid:durableId="206338977">
+    <w:abstractNumId w:val="14"/>
+  </w:num>
+  <w:num w:numId="15" w16cid:durableId="471288814">
+    <w:abstractNumId w:val="28"/>
+  </w:num>
+  <w:num w:numId="16" w16cid:durableId="467288562">
+    <w:abstractNumId w:val="22"/>
+  </w:num>
+  <w:num w:numId="17" w16cid:durableId="1775320564">
+    <w:abstractNumId w:val="44"/>
+  </w:num>
+  <w:num w:numId="18" w16cid:durableId="1354844896">
+    <w:abstractNumId w:val="2"/>
+  </w:num>
+  <w:num w:numId="19" w16cid:durableId="1265769481">
+    <w:abstractNumId w:val="34"/>
+  </w:num>
+  <w:num w:numId="20" w16cid:durableId="1993096725">
+    <w:abstractNumId w:val="29"/>
+  </w:num>
+  <w:num w:numId="21" w16cid:durableId="859659424">
+    <w:abstractNumId w:val="42"/>
+  </w:num>
+  <w:num w:numId="22" w16cid:durableId="1620332190">
+    <w:abstractNumId w:val="36"/>
+  </w:num>
+  <w:num w:numId="23" w16cid:durableId="1744179184">
+    <w:abstractNumId w:val="12"/>
+  </w:num>
+  <w:num w:numId="24" w16cid:durableId="1455052006">
+    <w:abstractNumId w:val="18"/>
+  </w:num>
+  <w:num w:numId="25" w16cid:durableId="2035185915">
+    <w:abstractNumId w:val="27"/>
+  </w:num>
+  <w:num w:numId="26" w16cid:durableId="154490209">
+    <w:abstractNumId w:val="15"/>
+  </w:num>
+  <w:num w:numId="27" w16cid:durableId="2124958206">
+    <w:abstractNumId w:val="41"/>
+  </w:num>
+  <w:num w:numId="28" w16cid:durableId="2123767011">
+    <w:abstractNumId w:val="9"/>
+  </w:num>
+  <w:num w:numId="29" w16cid:durableId="1373263009">
+    <w:abstractNumId w:val="40"/>
+  </w:num>
+  <w:num w:numId="30" w16cid:durableId="1908685233">
+    <w:abstractNumId w:val="51"/>
+  </w:num>
+  <w:num w:numId="31" w16cid:durableId="91823464">
+    <w:abstractNumId w:val="31"/>
+  </w:num>
+  <w:num w:numId="32" w16cid:durableId="694841928">
+    <w:abstractNumId w:val="48"/>
+  </w:num>
+  <w:num w:numId="33" w16cid:durableId="898441598">
+    <w:abstractNumId w:val="38"/>
+  </w:num>
+  <w:num w:numId="34" w16cid:durableId="1878464490">
+    <w:abstractNumId w:val="3"/>
+  </w:num>
+  <w:num w:numId="35" w16cid:durableId="332100664">
+    <w:abstractNumId w:val="5"/>
+  </w:num>
+  <w:num w:numId="36" w16cid:durableId="111749717">
+    <w:abstractNumId w:val="32"/>
+  </w:num>
+  <w:num w:numId="37" w16cid:durableId="139005724">
     <w:abstractNumId w:val="10"/>
   </w:num>
-  <w:num w:numId="2" w16cid:durableId="2005817652">
+  <w:num w:numId="38" w16cid:durableId="293097847">
+    <w:abstractNumId w:val="4"/>
+  </w:num>
+  <w:num w:numId="39" w16cid:durableId="1844052309">
     <w:abstractNumId w:val="39"/>
   </w:num>
-  <w:num w:numId="3" w16cid:durableId="1474447307">
+  <w:num w:numId="40" w16cid:durableId="1040087479">
+    <w:abstractNumId w:val="20"/>
+  </w:num>
+  <w:num w:numId="41" w16cid:durableId="1063987310">
     <w:abstractNumId w:val="19"/>
   </w:num>
-  <w:num w:numId="4" w16cid:durableId="216212000">
-    <w:abstractNumId w:val="28"/>
+  <w:num w:numId="42" w16cid:durableId="693845061">
+    <w:abstractNumId w:val="47"/>
   </w:num>
-  <w:num w:numId="5" w16cid:durableId="431324127">
-    <w:abstractNumId w:val="36"/>
+  <w:num w:numId="43" w16cid:durableId="1097412044">
+    <w:abstractNumId w:val="6"/>
   </w:num>
-  <w:num w:numId="6" w16cid:durableId="524906009">
-    <w:abstractNumId w:val="13"/>
+  <w:num w:numId="44" w16cid:durableId="1903785886">
+    <w:abstractNumId w:val="21"/>
   </w:num>
-  <w:num w:numId="7" w16cid:durableId="712071605">
-    <w:abstractNumId w:val="25"/>
+  <w:num w:numId="45" w16cid:durableId="1260289178">
+    <w:abstractNumId w:val="46"/>
   </w:num>
-  <w:num w:numId="8" w16cid:durableId="684481806">
+  <w:num w:numId="46" w16cid:durableId="104816833">
     <w:abstractNumId w:val="0"/>
   </w:num>
-  <w:num w:numId="9" w16cid:durableId="1381788857">
-    <w:abstractNumId w:val="18"/>
-  </w:num>
-  <w:num w:numId="10" w16cid:durableId="1890064995">
-    <w:abstractNumId w:val="40"/>
-  </w:num>
-  <w:num w:numId="11" w16cid:durableId="367067840">
+  <w:num w:numId="47" w16cid:durableId="1760132169">
     <w:abstractNumId w:val="8"/>
   </w:num>
-  <w:num w:numId="12" w16cid:durableId="972448297">
-    <w:abstractNumId w:val="5"/>
+  <w:num w:numId="48" w16cid:durableId="529729578">
+    <w:abstractNumId w:val="30"/>
   </w:num>
-  <w:num w:numId="13" w16cid:durableId="1547258790">
-    <w:abstractNumId w:val="34"/>
+  <w:num w:numId="49" w16cid:durableId="322052210">
+    <w:abstractNumId w:val="35"/>
   </w:num>
-  <w:num w:numId="14" w16cid:durableId="206338977">
-    <w:abstractNumId w:val="11"/>
+  <w:num w:numId="50" w16cid:durableId="627859475">
+    <w:abstractNumId w:val="23"/>
   </w:num>
-  <w:num w:numId="15" w16cid:durableId="471288814">
-    <w:abstractNumId w:val="21"/>
-  </w:num>
-  <w:num w:numId="16" w16cid:durableId="467288562">
+  <w:num w:numId="51" w16cid:durableId="1112628777">
     <w:abstractNumId w:val="17"/>
   </w:num>
-  <w:num w:numId="17" w16cid:durableId="1775320564">
-    <w:abstractNumId w:val="35"/>
-  </w:num>
-  <w:num w:numId="18" w16cid:durableId="1354844896">
-    <w:abstractNumId w:val="1"/>
-  </w:num>
-  <w:num w:numId="19" w16cid:durableId="1265769481">
-    <w:abstractNumId w:val="26"/>
-  </w:num>
-  <w:num w:numId="20" w16cid:durableId="1993096725">
-    <w:abstractNumId w:val="22"/>
-  </w:num>
-  <w:num w:numId="21" w16cid:durableId="859659424">
-    <w:abstractNumId w:val="33"/>
-  </w:num>
-  <w:num w:numId="22" w16cid:durableId="1620332190">
-    <w:abstractNumId w:val="27"/>
-  </w:num>
-  <w:num w:numId="23" w16cid:durableId="1744179184">
-    <w:abstractNumId w:val="9"/>
-  </w:num>
-  <w:num w:numId="24" w16cid:durableId="1455052006">
-    <w:abstractNumId w:val="14"/>
-  </w:num>
-  <w:num w:numId="25" w16cid:durableId="2035185915">
-    <w:abstractNumId w:val="20"/>
-  </w:num>
-  <w:num w:numId="26" w16cid:durableId="154490209">
-    <w:abstractNumId w:val="12"/>
-  </w:num>
-  <w:num w:numId="27" w16cid:durableId="2124958206">
-    <w:abstractNumId w:val="32"/>
-  </w:num>
-  <w:num w:numId="28" w16cid:durableId="2123767011">
-    <w:abstractNumId w:val="6"/>
-  </w:num>
-  <w:num w:numId="29" w16cid:durableId="1373263009">
-    <w:abstractNumId w:val="31"/>
-  </w:num>
-  <w:num w:numId="30" w16cid:durableId="1908685233">
-    <w:abstractNumId w:val="41"/>
-  </w:num>
-  <w:num w:numId="31" w16cid:durableId="91823464">
-    <w:abstractNumId w:val="23"/>
-  </w:num>
-  <w:num w:numId="32" w16cid:durableId="694841928">
-    <w:abstractNumId w:val="38"/>
-  </w:num>
-  <w:num w:numId="33" w16cid:durableId="898441598">
-    <w:abstractNumId w:val="29"/>
-  </w:num>
-  <w:num w:numId="34" w16cid:durableId="1878464490">
-    <w:abstractNumId w:val="2"/>
-  </w:num>
-  <w:num w:numId="35" w16cid:durableId="332100664">
-    <w:abstractNumId w:val="4"/>
-  </w:num>
-  <w:num w:numId="36" w16cid:durableId="111749717">
+  <w:num w:numId="52" w16cid:durableId="1297683701">
     <w:abstractNumId w:val="24"/>
-  </w:num>
-  <w:num w:numId="37" w16cid:durableId="139005724">
-    <w:abstractNumId w:val="7"/>
-  </w:num>
-  <w:num w:numId="38" w16cid:durableId="293097847">
-    <w:abstractNumId w:val="3"/>
-  </w:num>
-  <w:num w:numId="39" w16cid:durableId="1844052309">
-    <w:abstractNumId w:val="30"/>
-  </w:num>
-  <w:num w:numId="40" w16cid:durableId="1040087479">
-    <w:abstractNumId w:val="16"/>
-  </w:num>
-  <w:num w:numId="41" w16cid:durableId="1063987310">
-    <w:abstractNumId w:val="15"/>
-  </w:num>
-  <w:num w:numId="42" w16cid:durableId="693845061">
-    <w:abstractNumId w:val="37"/>
   </w:num>
 </w:numbering>
 </file>

--- a/Entrepreneurship.docx
+++ b/Entrepreneurship.docx
@@ -1343,11 +1343,22 @@
       <w:r>
         <w:rPr>
           <w:rFonts w:cstheme="minorHAnsi"/>
-          <w:color w:val="0D0D0D" w:themeColor="text1" w:themeTint="F2"/>
-          <w:sz w:val="32"/>
-          <w:szCs w:val="32"/>
-        </w:rPr>
-        <w:t>Identify an opportunity – Find a business idea or market need.</w:t>
+          <w:b/>
+          <w:bCs/>
+          <w:color w:val="0D0D0D" w:themeColor="text1" w:themeTint="F2"/>
+          <w:sz w:val="32"/>
+          <w:szCs w:val="32"/>
+        </w:rPr>
+        <w:t>Identify an opportunity –</w:t>
+      </w:r>
+      <w:r>
+        <w:rPr>
+          <w:rFonts w:cstheme="minorHAnsi"/>
+          <w:color w:val="0D0D0D" w:themeColor="text1" w:themeTint="F2"/>
+          <w:sz w:val="32"/>
+          <w:szCs w:val="32"/>
+        </w:rPr>
+        <w:t xml:space="preserve"> Find a business idea or market need.</w:t>
       </w:r>
     </w:p>
     <w:p>
@@ -1369,11 +1380,22 @@
       <w:r>
         <w:rPr>
           <w:rFonts w:cstheme="minorHAnsi"/>
-          <w:color w:val="0D0D0D" w:themeColor="text1" w:themeTint="F2"/>
-          <w:sz w:val="32"/>
-          <w:szCs w:val="32"/>
-        </w:rPr>
-        <w:t>Understand resource requirements – Know what’s needed (money, skills, materials).</w:t>
+          <w:b/>
+          <w:bCs/>
+          <w:color w:val="0D0D0D" w:themeColor="text1" w:themeTint="F2"/>
+          <w:sz w:val="32"/>
+          <w:szCs w:val="32"/>
+        </w:rPr>
+        <w:t>Understand resource requirements –</w:t>
+      </w:r>
+      <w:r>
+        <w:rPr>
+          <w:rFonts w:cstheme="minorHAnsi"/>
+          <w:color w:val="0D0D0D" w:themeColor="text1" w:themeTint="F2"/>
+          <w:sz w:val="32"/>
+          <w:szCs w:val="32"/>
+        </w:rPr>
+        <w:t xml:space="preserve"> Know what’s needed (money, skills, materials).</w:t>
       </w:r>
     </w:p>
     <w:p>
@@ -1395,11 +1417,22 @@
       <w:r>
         <w:rPr>
           <w:rFonts w:cstheme="minorHAnsi"/>
-          <w:color w:val="0D0D0D" w:themeColor="text1" w:themeTint="F2"/>
-          <w:sz w:val="32"/>
-          <w:szCs w:val="32"/>
-        </w:rPr>
-        <w:t>Acquire resources – Get the needed tools, funding, or team.</w:t>
+          <w:b/>
+          <w:bCs/>
+          <w:color w:val="0D0D0D" w:themeColor="text1" w:themeTint="F2"/>
+          <w:sz w:val="32"/>
+          <w:szCs w:val="32"/>
+        </w:rPr>
+        <w:t>Acquire resources</w:t>
+      </w:r>
+      <w:r>
+        <w:rPr>
+          <w:rFonts w:cstheme="minorHAnsi"/>
+          <w:color w:val="0D0D0D" w:themeColor="text1" w:themeTint="F2"/>
+          <w:sz w:val="32"/>
+          <w:szCs w:val="32"/>
+        </w:rPr>
+        <w:t xml:space="preserve"> – Get the needed tools, funding, or team.</w:t>
       </w:r>
     </w:p>
     <w:p>
@@ -1421,11 +1454,22 @@
       <w:r>
         <w:rPr>
           <w:rFonts w:cstheme="minorHAnsi"/>
-          <w:color w:val="0D0D0D" w:themeColor="text1" w:themeTint="F2"/>
-          <w:sz w:val="32"/>
-          <w:szCs w:val="32"/>
-        </w:rPr>
-        <w:t>Plan – Make a clear business plan.</w:t>
+          <w:b/>
+          <w:bCs/>
+          <w:color w:val="0D0D0D" w:themeColor="text1" w:themeTint="F2"/>
+          <w:sz w:val="32"/>
+          <w:szCs w:val="32"/>
+        </w:rPr>
+        <w:t>Plan –</w:t>
+      </w:r>
+      <w:r>
+        <w:rPr>
+          <w:rFonts w:cstheme="minorHAnsi"/>
+          <w:color w:val="0D0D0D" w:themeColor="text1" w:themeTint="F2"/>
+          <w:sz w:val="32"/>
+          <w:szCs w:val="32"/>
+        </w:rPr>
+        <w:t xml:space="preserve"> Make a clear business plan.</w:t>
       </w:r>
     </w:p>
     <w:p>
@@ -1447,11 +1491,22 @@
       <w:r>
         <w:rPr>
           <w:rFonts w:cstheme="minorHAnsi"/>
-          <w:color w:val="0D0D0D" w:themeColor="text1" w:themeTint="F2"/>
-          <w:sz w:val="32"/>
-          <w:szCs w:val="32"/>
-        </w:rPr>
-        <w:t>Implement – Start and run the business.</w:t>
+          <w:b/>
+          <w:bCs/>
+          <w:color w:val="0D0D0D" w:themeColor="text1" w:themeTint="F2"/>
+          <w:sz w:val="32"/>
+          <w:szCs w:val="32"/>
+        </w:rPr>
+        <w:t>Implement –</w:t>
+      </w:r>
+      <w:r>
+        <w:rPr>
+          <w:rFonts w:cstheme="minorHAnsi"/>
+          <w:color w:val="0D0D0D" w:themeColor="text1" w:themeTint="F2"/>
+          <w:sz w:val="32"/>
+          <w:szCs w:val="32"/>
+        </w:rPr>
+        <w:t xml:space="preserve"> Start and run the business.</w:t>
       </w:r>
     </w:p>
     <w:p>
@@ -1473,11 +1528,22 @@
       <w:r>
         <w:rPr>
           <w:rFonts w:cstheme="minorHAnsi"/>
-          <w:color w:val="0D0D0D" w:themeColor="text1" w:themeTint="F2"/>
-          <w:sz w:val="32"/>
-          <w:szCs w:val="32"/>
-        </w:rPr>
-        <w:t>Harvest – Enjoy the results, like profit or selling the business.</w:t>
+          <w:b/>
+          <w:bCs/>
+          <w:color w:val="0D0D0D" w:themeColor="text1" w:themeTint="F2"/>
+          <w:sz w:val="32"/>
+          <w:szCs w:val="32"/>
+        </w:rPr>
+        <w:t>Harvest –</w:t>
+      </w:r>
+      <w:r>
+        <w:rPr>
+          <w:rFonts w:cstheme="minorHAnsi"/>
+          <w:color w:val="0D0D0D" w:themeColor="text1" w:themeTint="F2"/>
+          <w:sz w:val="32"/>
+          <w:szCs w:val="32"/>
+        </w:rPr>
+        <w:t xml:space="preserve"> Enjoy the results, like profit or selling the business.</w:t>
       </w:r>
     </w:p>
     <w:p>
@@ -10029,43 +10095,7 @@
           <w:sz w:val="32"/>
           <w:szCs w:val="32"/>
         </w:rPr>
-        <w:t xml:space="preserve">A </w:t>
-      </w:r>
-      <w:r>
-        <w:rPr>
-          <w:rFonts w:cstheme="minorHAnsi"/>
-          <w:color w:val="0D0D0D" w:themeColor="text1" w:themeTint="F2"/>
-          <w:sz w:val="32"/>
-          <w:szCs w:val="32"/>
-        </w:rPr>
-        <w:t>brand-new</w:t>
-      </w:r>
-      <w:r>
-        <w:rPr>
-          <w:rFonts w:cstheme="minorHAnsi"/>
-          <w:color w:val="0D0D0D" w:themeColor="text1" w:themeTint="F2"/>
-          <w:sz w:val="32"/>
-          <w:szCs w:val="32"/>
-        </w:rPr>
-        <w:t xml:space="preserve"> idea or product that didn’t exist before. </w:t>
-      </w:r>
-      <w:r>
-        <w:rPr>
-          <w:rFonts w:cstheme="minorHAnsi"/>
-          <w:color w:val="0D0D0D" w:themeColor="text1" w:themeTint="F2"/>
-          <w:sz w:val="32"/>
-          <w:szCs w:val="32"/>
-        </w:rPr>
-        <w:t>But</w:t>
-      </w:r>
-      <w:r>
-        <w:rPr>
-          <w:rFonts w:cstheme="minorHAnsi"/>
-          <w:color w:val="0D0D0D" w:themeColor="text1" w:themeTint="F2"/>
-          <w:sz w:val="32"/>
-          <w:szCs w:val="32"/>
-        </w:rPr>
-        <w:t xml:space="preserve"> just because it's new doesn’t mean it will work well or be popular right away.</w:t>
+        <w:t>A brand-new idea or product that didn’t exist before. But just because it's new doesn’t mean it will work well or be popular right away.</w:t>
       </w:r>
     </w:p>
     <w:p>
@@ -10418,6 +10448,7 @@
           <w:rFonts w:cstheme="minorHAnsi"/>
           <w:b/>
           <w:bCs/>
+          <w:noProof/>
           <w:color w:val="0D0D0D" w:themeColor="text1" w:themeTint="F2"/>
           <w:sz w:val="32"/>
           <w:szCs w:val="32"/>
@@ -11641,6 +11672,7 @@
       <w:r>
         <w:rPr>
           <w:rFonts w:cstheme="minorHAnsi"/>
+          <w:noProof/>
           <w:sz w:val="32"/>
           <w:szCs w:val="32"/>
         </w:rPr>
@@ -12008,29 +12040,7 @@
           <w:sz w:val="32"/>
           <w:szCs w:val="32"/>
         </w:rPr>
-        <w:t>Building Opportunities: Prior Knowledge and Pattern</w:t>
-      </w:r>
-      <w:r>
-        <w:rPr>
-          <w:rFonts w:ascii="Times New Roman" w:hAnsi="Times New Roman" w:cs="Times New Roman"/>
-          <w:b/>
-          <w:bCs/>
-          <w:color w:val="365F91" w:themeColor="accent1" w:themeShade="BF"/>
-          <w:sz w:val="32"/>
-          <w:szCs w:val="32"/>
-        </w:rPr>
-        <w:t xml:space="preserve"> </w:t>
-      </w:r>
-      <w:r>
-        <w:rPr>
-          <w:rFonts w:ascii="Times New Roman" w:hAnsi="Times New Roman" w:cs="Times New Roman"/>
-          <w:b/>
-          <w:bCs/>
-          <w:color w:val="365F91" w:themeColor="accent1" w:themeShade="BF"/>
-          <w:sz w:val="32"/>
-          <w:szCs w:val="32"/>
-        </w:rPr>
-        <w:t>Recognition</w:t>
+        <w:t>Building Opportunities: Prior Knowledge and Pattern Recognition</w:t>
       </w:r>
     </w:p>
     <w:p>
@@ -18037,7 +18047,7 @@
   <w:abstractNum w:abstractNumId="45" w15:restartNumberingAfterBreak="0">
     <w:nsid w:val="6BC41E37"/>
     <w:multiLevelType w:val="multilevel"/>
-    <w:tmpl w:val="B1F47B4A"/>
+    <w:tmpl w:val="BCFA61CC"/>
     <w:lvl w:ilvl="0">
       <w:start w:val="1"/>
       <w:numFmt w:val="decimal"/>
@@ -18049,6 +18059,10 @@
         </w:tabs>
         <w:ind w:left="720" w:hanging="360"/>
       </w:pPr>
+      <w:rPr>
+        <w:b/>
+        <w:bCs/>
+      </w:rPr>
     </w:lvl>
     <w:lvl w:ilvl="1" w:tentative="1">
       <w:start w:val="1"/>
@@ -19599,6 +19613,7 @@
   <w:style w:type="character" w:default="1" w:styleId="DefaultParagraphFont">
     <w:name w:val="Default Paragraph Font"/>
     <w:uiPriority w:val="1"/>
+    <w:semiHidden/>
     <w:unhideWhenUsed/>
   </w:style>
   <w:style w:type="table" w:default="1" w:styleId="TableNormal">

--- a/Entrepreneurship.docx
+++ b/Entrepreneurship.docx
@@ -12220,12 +12220,1748 @@
           <w:tab w:val="left" w:pos="2736"/>
         </w:tabs>
         <w:rPr>
-          <w:rFonts w:cstheme="minorHAnsi"/>
-          <w:color w:val="0D0D0D" w:themeColor="text1" w:themeTint="F2"/>
-          <w:sz w:val="32"/>
-          <w:szCs w:val="32"/>
-        </w:rPr>
-      </w:pPr>
+          <w:rFonts w:ascii="Times New Roman" w:hAnsi="Times New Roman" w:cs="Times New Roman"/>
+          <w:b/>
+          <w:bCs/>
+          <w:color w:val="365F91" w:themeColor="accent1" w:themeShade="BF"/>
+          <w:sz w:val="32"/>
+          <w:szCs w:val="32"/>
+        </w:rPr>
+      </w:pPr>
+      <w:r>
+        <w:rPr>
+          <w:rFonts w:ascii="Times New Roman" w:hAnsi="Times New Roman" w:cs="Times New Roman"/>
+          <w:b/>
+          <w:bCs/>
+          <w:color w:val="365F91" w:themeColor="accent1" w:themeShade="BF"/>
+          <w:sz w:val="32"/>
+          <w:szCs w:val="32"/>
+        </w:rPr>
+        <w:t>What is Desing Thinking?</w:t>
+      </w:r>
+    </w:p>
+    <w:p>
+      <w:pPr>
+        <w:tabs>
+          <w:tab w:val="left" w:pos="2736"/>
+        </w:tabs>
+        <w:rPr>
+          <w:rFonts w:cstheme="minorHAnsi"/>
+          <w:color w:val="0D0D0D" w:themeColor="text1" w:themeTint="F2"/>
+          <w:sz w:val="32"/>
+          <w:szCs w:val="32"/>
+        </w:rPr>
+      </w:pPr>
+      <w:r>
+        <w:rPr>
+          <w:rFonts w:cstheme="minorHAnsi"/>
+          <w:b/>
+          <w:bCs/>
+          <w:color w:val="0D0D0D" w:themeColor="text1" w:themeTint="F2"/>
+          <w:sz w:val="32"/>
+          <w:szCs w:val="32"/>
+        </w:rPr>
+        <w:t>Design Thinking</w:t>
+      </w:r>
+      <w:r>
+        <w:rPr>
+          <w:rFonts w:cstheme="minorHAnsi"/>
+          <w:color w:val="0D0D0D" w:themeColor="text1" w:themeTint="F2"/>
+          <w:sz w:val="32"/>
+          <w:szCs w:val="32"/>
+        </w:rPr>
+        <w:t xml:space="preserve"> is a creative thinking process used to solve complex problems, especially when the solution is not clear. It focuses on understanding people's real needs (emotions or desires) and finding new and useful ways to meet those needs. This approach is often used by designers but is now widely used in business and entrepreneurship.</w:t>
+      </w:r>
+    </w:p>
+    <w:p>
+      <w:pPr>
+        <w:tabs>
+          <w:tab w:val="left" w:pos="2736"/>
+        </w:tabs>
+        <w:rPr>
+          <w:rFonts w:cstheme="minorHAnsi"/>
+          <w:color w:val="0D0D0D" w:themeColor="text1" w:themeTint="F2"/>
+          <w:sz w:val="32"/>
+          <w:szCs w:val="32"/>
+        </w:rPr>
+      </w:pPr>
+      <w:r>
+        <w:rPr>
+          <w:rFonts w:cstheme="minorHAnsi"/>
+          <w:b/>
+          <w:bCs/>
+          <w:color w:val="0D0D0D" w:themeColor="text1" w:themeTint="F2"/>
+          <w:sz w:val="32"/>
+          <w:szCs w:val="32"/>
+        </w:rPr>
+        <w:t>Needs</w:t>
+      </w:r>
+      <w:r>
+        <w:rPr>
+          <w:rFonts w:cstheme="minorHAnsi"/>
+          <w:color w:val="0D0D0D" w:themeColor="text1" w:themeTint="F2"/>
+          <w:sz w:val="32"/>
+          <w:szCs w:val="32"/>
+        </w:rPr>
+        <w:t>: Human emotions or desires discovered during the design process.</w:t>
+      </w:r>
+    </w:p>
+    <w:p>
+      <w:pPr>
+        <w:tabs>
+          <w:tab w:val="left" w:pos="2736"/>
+        </w:tabs>
+        <w:rPr>
+          <w:rFonts w:cstheme="minorHAnsi"/>
+          <w:b/>
+          <w:bCs/>
+          <w:color w:val="0D0D0D" w:themeColor="text1" w:themeTint="F2"/>
+          <w:sz w:val="32"/>
+          <w:szCs w:val="32"/>
+        </w:rPr>
+      </w:pPr>
+      <w:r>
+        <w:rPr>
+          <w:rFonts w:cstheme="minorHAnsi"/>
+          <w:b/>
+          <w:bCs/>
+          <w:color w:val="0D0D0D" w:themeColor="text1" w:themeTint="F2"/>
+          <w:sz w:val="32"/>
+          <w:szCs w:val="32"/>
+        </w:rPr>
+        <w:t>Key Points:</w:t>
+      </w:r>
+    </w:p>
+    <w:p>
+      <w:pPr>
+        <w:pStyle w:val="ListParagraph"/>
+        <w:numPr>
+          <w:ilvl w:val="0"/>
+          <w:numId w:val="54"/>
+        </w:numPr>
+        <w:tabs>
+          <w:tab w:val="left" w:pos="2736"/>
+        </w:tabs>
+        <w:rPr>
+          <w:rFonts w:cstheme="minorHAnsi"/>
+          <w:color w:val="0D0D0D" w:themeColor="text1" w:themeTint="F2"/>
+          <w:sz w:val="32"/>
+          <w:szCs w:val="32"/>
+        </w:rPr>
+      </w:pPr>
+      <w:r>
+        <w:rPr>
+          <w:rFonts w:cstheme="minorHAnsi"/>
+          <w:color w:val="0D0D0D" w:themeColor="text1" w:themeTint="F2"/>
+          <w:sz w:val="32"/>
+          <w:szCs w:val="32"/>
+        </w:rPr>
+        <w:t xml:space="preserve">Traditionally, design was used at the </w:t>
+      </w:r>
+      <w:r>
+        <w:rPr>
+          <w:rFonts w:cstheme="minorHAnsi"/>
+          <w:b/>
+          <w:bCs/>
+          <w:color w:val="0D0D0D" w:themeColor="text1" w:themeTint="F2"/>
+          <w:sz w:val="32"/>
+          <w:szCs w:val="32"/>
+        </w:rPr>
+        <w:t>end</w:t>
+      </w:r>
+      <w:r>
+        <w:rPr>
+          <w:rFonts w:cstheme="minorHAnsi"/>
+          <w:color w:val="0D0D0D" w:themeColor="text1" w:themeTint="F2"/>
+          <w:sz w:val="32"/>
+          <w:szCs w:val="32"/>
+        </w:rPr>
+        <w:t xml:space="preserve"> of a project to make things look attractive.</w:t>
+      </w:r>
+    </w:p>
+    <w:p>
+      <w:pPr>
+        <w:pStyle w:val="ListParagraph"/>
+        <w:numPr>
+          <w:ilvl w:val="0"/>
+          <w:numId w:val="54"/>
+        </w:numPr>
+        <w:tabs>
+          <w:tab w:val="left" w:pos="2736"/>
+        </w:tabs>
+        <w:rPr>
+          <w:rFonts w:cstheme="minorHAnsi"/>
+          <w:color w:val="0D0D0D" w:themeColor="text1" w:themeTint="F2"/>
+          <w:sz w:val="32"/>
+          <w:szCs w:val="32"/>
+        </w:rPr>
+      </w:pPr>
+      <w:r>
+        <w:rPr>
+          <w:rFonts w:cstheme="minorHAnsi"/>
+          <w:color w:val="0D0D0D" w:themeColor="text1" w:themeTint="F2"/>
+          <w:sz w:val="32"/>
+          <w:szCs w:val="32"/>
+        </w:rPr>
+        <w:t xml:space="preserve">Today, design thinking is used at the </w:t>
+      </w:r>
+      <w:r>
+        <w:rPr>
+          <w:rFonts w:cstheme="minorHAnsi"/>
+          <w:b/>
+          <w:bCs/>
+          <w:color w:val="0D0D0D" w:themeColor="text1" w:themeTint="F2"/>
+          <w:sz w:val="32"/>
+          <w:szCs w:val="32"/>
+        </w:rPr>
+        <w:t>beginning</w:t>
+      </w:r>
+      <w:r>
+        <w:rPr>
+          <w:rFonts w:cstheme="minorHAnsi"/>
+          <w:color w:val="0D0D0D" w:themeColor="text1" w:themeTint="F2"/>
+          <w:sz w:val="32"/>
+          <w:szCs w:val="32"/>
+        </w:rPr>
+        <w:t xml:space="preserve"> to create </w:t>
+      </w:r>
+      <w:r>
+        <w:rPr>
+          <w:rFonts w:cstheme="minorHAnsi"/>
+          <w:b/>
+          <w:bCs/>
+          <w:color w:val="0D0D0D" w:themeColor="text1" w:themeTint="F2"/>
+          <w:sz w:val="32"/>
+          <w:szCs w:val="32"/>
+        </w:rPr>
+        <w:t>innovative solutions</w:t>
+      </w:r>
+      <w:r>
+        <w:rPr>
+          <w:rFonts w:cstheme="minorHAnsi"/>
+          <w:color w:val="0D0D0D" w:themeColor="text1" w:themeTint="F2"/>
+          <w:sz w:val="32"/>
+          <w:szCs w:val="32"/>
+        </w:rPr>
+        <w:t>.</w:t>
+      </w:r>
+    </w:p>
+    <w:p>
+      <w:pPr>
+        <w:pStyle w:val="ListParagraph"/>
+        <w:numPr>
+          <w:ilvl w:val="0"/>
+          <w:numId w:val="54"/>
+        </w:numPr>
+        <w:tabs>
+          <w:tab w:val="left" w:pos="2736"/>
+        </w:tabs>
+        <w:rPr>
+          <w:rFonts w:cstheme="minorHAnsi"/>
+          <w:color w:val="0D0D0D" w:themeColor="text1" w:themeTint="F2"/>
+          <w:sz w:val="32"/>
+          <w:szCs w:val="32"/>
+        </w:rPr>
+      </w:pPr>
+      <w:r>
+        <w:rPr>
+          <w:rFonts w:cstheme="minorHAnsi"/>
+          <w:color w:val="0D0D0D" w:themeColor="text1" w:themeTint="F2"/>
+          <w:sz w:val="32"/>
+          <w:szCs w:val="32"/>
+        </w:rPr>
+        <w:t xml:space="preserve">It helps businesses deal with </w:t>
+      </w:r>
+      <w:r>
+        <w:rPr>
+          <w:rFonts w:cstheme="minorHAnsi"/>
+          <w:b/>
+          <w:bCs/>
+          <w:color w:val="0D0D0D" w:themeColor="text1" w:themeTint="F2"/>
+          <w:sz w:val="32"/>
+          <w:szCs w:val="32"/>
+        </w:rPr>
+        <w:t>uncertainty</w:t>
+      </w:r>
+      <w:r>
+        <w:rPr>
+          <w:rFonts w:cstheme="minorHAnsi"/>
+          <w:color w:val="0D0D0D" w:themeColor="text1" w:themeTint="F2"/>
+          <w:sz w:val="32"/>
+          <w:szCs w:val="32"/>
+        </w:rPr>
+        <w:t xml:space="preserve"> and meet </w:t>
+      </w:r>
+      <w:r>
+        <w:rPr>
+          <w:rFonts w:cstheme="minorHAnsi"/>
+          <w:b/>
+          <w:bCs/>
+          <w:color w:val="0D0D0D" w:themeColor="text1" w:themeTint="F2"/>
+          <w:sz w:val="32"/>
+          <w:szCs w:val="32"/>
+        </w:rPr>
+        <w:t>customer needs</w:t>
+      </w:r>
+      <w:r>
+        <w:rPr>
+          <w:rFonts w:cstheme="minorHAnsi"/>
+          <w:color w:val="0D0D0D" w:themeColor="text1" w:themeTint="F2"/>
+          <w:sz w:val="32"/>
+          <w:szCs w:val="32"/>
+        </w:rPr>
+        <w:t xml:space="preserve"> in meaningful ways.</w:t>
+      </w:r>
+    </w:p>
+    <w:p>
+      <w:pPr>
+        <w:pStyle w:val="ListParagraph"/>
+        <w:numPr>
+          <w:ilvl w:val="0"/>
+          <w:numId w:val="54"/>
+        </w:numPr>
+        <w:tabs>
+          <w:tab w:val="left" w:pos="2736"/>
+        </w:tabs>
+        <w:rPr>
+          <w:rFonts w:cstheme="minorHAnsi"/>
+          <w:color w:val="0D0D0D" w:themeColor="text1" w:themeTint="F2"/>
+          <w:sz w:val="32"/>
+          <w:szCs w:val="32"/>
+        </w:rPr>
+      </w:pPr>
+      <w:r>
+        <w:rPr>
+          <w:rFonts w:cstheme="minorHAnsi"/>
+          <w:color w:val="0D0D0D" w:themeColor="text1" w:themeTint="F2"/>
+          <w:sz w:val="32"/>
+          <w:szCs w:val="32"/>
+        </w:rPr>
+        <w:lastRenderedPageBreak/>
+        <w:t xml:space="preserve">It is not just about looks — it’s about </w:t>
+      </w:r>
+      <w:r>
+        <w:rPr>
+          <w:rFonts w:cstheme="minorHAnsi"/>
+          <w:b/>
+          <w:bCs/>
+          <w:color w:val="0D0D0D" w:themeColor="text1" w:themeTint="F2"/>
+          <w:sz w:val="32"/>
+          <w:szCs w:val="32"/>
+        </w:rPr>
+        <w:t>solving real problems</w:t>
+      </w:r>
+      <w:r>
+        <w:rPr>
+          <w:rFonts w:cstheme="minorHAnsi"/>
+          <w:color w:val="0D0D0D" w:themeColor="text1" w:themeTint="F2"/>
+          <w:sz w:val="32"/>
+          <w:szCs w:val="32"/>
+        </w:rPr>
+        <w:t>.</w:t>
+      </w:r>
+    </w:p>
+    <w:p>
+      <w:pPr>
+        <w:rPr>
+          <w:rFonts w:ascii="Times New Roman" w:hAnsi="Times New Roman" w:cs="Times New Roman"/>
+          <w:b/>
+          <w:bCs/>
+          <w:color w:val="365F91" w:themeColor="accent1" w:themeShade="BF"/>
+          <w:sz w:val="32"/>
+          <w:szCs w:val="32"/>
+        </w:rPr>
+      </w:pPr>
+      <w:r>
+        <w:rPr>
+          <w:rFonts w:ascii="Times New Roman" w:hAnsi="Times New Roman" w:cs="Times New Roman"/>
+          <w:b/>
+          <w:bCs/>
+          <w:color w:val="365F91" w:themeColor="accent1" w:themeShade="BF"/>
+          <w:sz w:val="32"/>
+          <w:szCs w:val="32"/>
+        </w:rPr>
+        <w:t>The Invisible Bicycle Helmet – A Design Thinking Example</w:t>
+      </w:r>
+    </w:p>
+    <w:p>
+      <w:pPr>
+        <w:spacing w:before="100" w:beforeAutospacing="1" w:after="100" w:afterAutospacing="1" w:line="240" w:lineRule="auto"/>
+        <w:rPr>
+          <w:rFonts w:eastAsia="Times New Roman" w:cstheme="minorHAnsi"/>
+          <w:kern w:val="0"/>
+          <w:sz w:val="32"/>
+          <w:szCs w:val="32"/>
+          <w14:ligatures w14:val="none"/>
+        </w:rPr>
+      </w:pPr>
+      <w:r>
+        <w:rPr>
+          <w:rFonts w:eastAsia="Times New Roman" w:cstheme="minorHAnsi"/>
+          <w:kern w:val="0"/>
+          <w:sz w:val="32"/>
+          <w:szCs w:val="32"/>
+          <w14:ligatures w14:val="none"/>
+        </w:rPr>
+        <w:t xml:space="preserve">Anna Haupt and Terese </w:t>
+      </w:r>
+      <w:proofErr w:type="spellStart"/>
+      <w:r>
+        <w:rPr>
+          <w:rFonts w:eastAsia="Times New Roman" w:cstheme="minorHAnsi"/>
+          <w:kern w:val="0"/>
+          <w:sz w:val="32"/>
+          <w:szCs w:val="32"/>
+          <w14:ligatures w14:val="none"/>
+        </w:rPr>
+        <w:t>Alstin</w:t>
+      </w:r>
+      <w:proofErr w:type="spellEnd"/>
+      <w:r>
+        <w:rPr>
+          <w:rFonts w:eastAsia="Times New Roman" w:cstheme="minorHAnsi"/>
+          <w:kern w:val="0"/>
+          <w:sz w:val="32"/>
+          <w:szCs w:val="32"/>
+          <w14:ligatures w14:val="none"/>
+        </w:rPr>
+        <w:t xml:space="preserve">, two Swedish design students, created an </w:t>
+      </w:r>
+      <w:r>
+        <w:rPr>
+          <w:rFonts w:eastAsia="Times New Roman" w:cstheme="minorHAnsi"/>
+          <w:b/>
+          <w:bCs/>
+          <w:kern w:val="0"/>
+          <w:sz w:val="32"/>
+          <w:szCs w:val="32"/>
+          <w14:ligatures w14:val="none"/>
+        </w:rPr>
+        <w:t>invisible bicycle helmet</w:t>
+      </w:r>
+      <w:r>
+        <w:rPr>
+          <w:rFonts w:eastAsia="Times New Roman" w:cstheme="minorHAnsi"/>
+          <w:kern w:val="0"/>
+          <w:sz w:val="32"/>
+          <w:szCs w:val="32"/>
+          <w14:ligatures w14:val="none"/>
+        </w:rPr>
+        <w:t xml:space="preserve"> to solve a real problem: </w:t>
+      </w:r>
+      <w:r>
+        <w:rPr>
+          <w:rFonts w:eastAsia="Times New Roman" w:cstheme="minorHAnsi"/>
+          <w:b/>
+          <w:bCs/>
+          <w:kern w:val="0"/>
+          <w:sz w:val="32"/>
+          <w:szCs w:val="32"/>
+          <w14:ligatures w14:val="none"/>
+        </w:rPr>
+        <w:t>adults didn’t like wearing regular helmets</w:t>
+      </w:r>
+      <w:r>
+        <w:rPr>
+          <w:rFonts w:eastAsia="Times New Roman" w:cstheme="minorHAnsi"/>
+          <w:kern w:val="0"/>
+          <w:sz w:val="32"/>
+          <w:szCs w:val="32"/>
+          <w14:ligatures w14:val="none"/>
+        </w:rPr>
+        <w:t>. Many thought helmets looked bad, messed up their hair, and were uncomfortable to carry.</w:t>
+      </w:r>
+    </w:p>
+    <w:p>
+      <w:pPr>
+        <w:spacing w:before="100" w:beforeAutospacing="1" w:after="100" w:afterAutospacing="1" w:line="240" w:lineRule="auto"/>
+        <w:rPr>
+          <w:rFonts w:eastAsia="Times New Roman" w:cstheme="minorHAnsi"/>
+          <w:kern w:val="0"/>
+          <w:sz w:val="32"/>
+          <w:szCs w:val="32"/>
+          <w14:ligatures w14:val="none"/>
+        </w:rPr>
+      </w:pPr>
+      <w:r>
+        <w:rPr>
+          <w:rFonts w:eastAsia="Times New Roman" w:cstheme="minorHAnsi"/>
+          <w:kern w:val="0"/>
+          <w:sz w:val="32"/>
+          <w:szCs w:val="32"/>
+          <w14:ligatures w14:val="none"/>
+        </w:rPr>
+        <w:t xml:space="preserve">The idea started when Sweden made it law for children under 15 to wear helmets. This led to a discussion about whether adults should be required to wear them too. Haupt and </w:t>
+      </w:r>
+      <w:proofErr w:type="spellStart"/>
+      <w:r>
+        <w:rPr>
+          <w:rFonts w:eastAsia="Times New Roman" w:cstheme="minorHAnsi"/>
+          <w:kern w:val="0"/>
+          <w:sz w:val="32"/>
+          <w:szCs w:val="32"/>
+          <w14:ligatures w14:val="none"/>
+        </w:rPr>
+        <w:t>Alstin</w:t>
+      </w:r>
+      <w:proofErr w:type="spellEnd"/>
+      <w:r>
+        <w:rPr>
+          <w:rFonts w:eastAsia="Times New Roman" w:cstheme="minorHAnsi"/>
+          <w:kern w:val="0"/>
+          <w:sz w:val="32"/>
+          <w:szCs w:val="32"/>
+          <w14:ligatures w14:val="none"/>
+        </w:rPr>
+        <w:t xml:space="preserve"> saw this as a chance to </w:t>
+      </w:r>
+      <w:r>
+        <w:rPr>
+          <w:rFonts w:eastAsia="Times New Roman" w:cstheme="minorHAnsi"/>
+          <w:b/>
+          <w:bCs/>
+          <w:kern w:val="0"/>
+          <w:sz w:val="32"/>
+          <w:szCs w:val="32"/>
+          <w14:ligatures w14:val="none"/>
+        </w:rPr>
+        <w:t>create something better</w:t>
+      </w:r>
+      <w:r>
+        <w:rPr>
+          <w:rFonts w:eastAsia="Times New Roman" w:cstheme="minorHAnsi"/>
+          <w:kern w:val="0"/>
+          <w:sz w:val="32"/>
+          <w:szCs w:val="32"/>
+          <w14:ligatures w14:val="none"/>
+        </w:rPr>
+        <w:t>.</w:t>
+      </w:r>
+    </w:p>
+    <w:p>
+      <w:pPr>
+        <w:spacing w:before="100" w:beforeAutospacing="1" w:after="100" w:afterAutospacing="1" w:line="240" w:lineRule="auto"/>
+        <w:rPr>
+          <w:rFonts w:eastAsia="Times New Roman" w:cstheme="minorHAnsi"/>
+          <w:kern w:val="0"/>
+          <w:sz w:val="32"/>
+          <w:szCs w:val="32"/>
+          <w14:ligatures w14:val="none"/>
+        </w:rPr>
+      </w:pPr>
+      <w:r>
+        <w:rPr>
+          <w:rFonts w:eastAsia="Times New Roman" w:cstheme="minorHAnsi"/>
+          <w:kern w:val="0"/>
+          <w:sz w:val="32"/>
+          <w:szCs w:val="32"/>
+          <w14:ligatures w14:val="none"/>
+        </w:rPr>
+        <w:t xml:space="preserve">Instead of blaming people for not wearing helmets, they decided the product itself needed to change. They used </w:t>
+      </w:r>
+      <w:r>
+        <w:rPr>
+          <w:rFonts w:eastAsia="Times New Roman" w:cstheme="minorHAnsi"/>
+          <w:b/>
+          <w:bCs/>
+          <w:kern w:val="0"/>
+          <w:sz w:val="32"/>
+          <w:szCs w:val="32"/>
+          <w14:ligatures w14:val="none"/>
+        </w:rPr>
+        <w:t>questionnaires</w:t>
+      </w:r>
+      <w:r>
+        <w:rPr>
+          <w:rFonts w:eastAsia="Times New Roman" w:cstheme="minorHAnsi"/>
+          <w:kern w:val="0"/>
+          <w:sz w:val="32"/>
+          <w:szCs w:val="32"/>
+          <w14:ligatures w14:val="none"/>
+        </w:rPr>
+        <w:t xml:space="preserve"> to find out what people really thought and learned it was more about </w:t>
+      </w:r>
+      <w:r>
+        <w:rPr>
+          <w:rFonts w:eastAsia="Times New Roman" w:cstheme="minorHAnsi"/>
+          <w:b/>
+          <w:bCs/>
+          <w:kern w:val="0"/>
+          <w:sz w:val="32"/>
+          <w:szCs w:val="32"/>
+          <w14:ligatures w14:val="none"/>
+        </w:rPr>
+        <w:t>style and comfort</w:t>
+      </w:r>
+      <w:r>
+        <w:rPr>
+          <w:rFonts w:eastAsia="Times New Roman" w:cstheme="minorHAnsi"/>
+          <w:kern w:val="0"/>
+          <w:sz w:val="32"/>
+          <w:szCs w:val="32"/>
+          <w14:ligatures w14:val="none"/>
+        </w:rPr>
+        <w:t xml:space="preserve"> than safety.</w:t>
+      </w:r>
+    </w:p>
+    <w:p>
+      <w:pPr>
+        <w:spacing w:before="100" w:beforeAutospacing="1" w:after="100" w:afterAutospacing="1" w:line="240" w:lineRule="auto"/>
+        <w:rPr>
+          <w:rFonts w:eastAsia="Times New Roman" w:cstheme="minorHAnsi"/>
+          <w:kern w:val="0"/>
+          <w:sz w:val="32"/>
+          <w:szCs w:val="32"/>
+          <w14:ligatures w14:val="none"/>
+        </w:rPr>
+      </w:pPr>
+      <w:r>
+        <w:rPr>
+          <w:rFonts w:eastAsia="Times New Roman" w:cstheme="minorHAnsi"/>
+          <w:kern w:val="0"/>
+          <w:sz w:val="32"/>
+          <w:szCs w:val="32"/>
+          <w14:ligatures w14:val="none"/>
+        </w:rPr>
+        <w:t xml:space="preserve">So, they invented a helmet that looks like a </w:t>
+      </w:r>
+      <w:r>
+        <w:rPr>
+          <w:rFonts w:eastAsia="Times New Roman" w:cstheme="minorHAnsi"/>
+          <w:b/>
+          <w:bCs/>
+          <w:kern w:val="0"/>
+          <w:sz w:val="32"/>
+          <w:szCs w:val="32"/>
+          <w14:ligatures w14:val="none"/>
+        </w:rPr>
+        <w:t>scarf</w:t>
+      </w:r>
+      <w:r>
+        <w:rPr>
+          <w:rFonts w:eastAsia="Times New Roman" w:cstheme="minorHAnsi"/>
+          <w:kern w:val="0"/>
+          <w:sz w:val="32"/>
+          <w:szCs w:val="32"/>
+          <w14:ligatures w14:val="none"/>
+        </w:rPr>
+        <w:t xml:space="preserve"> but works like an </w:t>
+      </w:r>
+      <w:r>
+        <w:rPr>
+          <w:rFonts w:eastAsia="Times New Roman" w:cstheme="minorHAnsi"/>
+          <w:b/>
+          <w:bCs/>
+          <w:kern w:val="0"/>
+          <w:sz w:val="32"/>
+          <w:szCs w:val="32"/>
+          <w14:ligatures w14:val="none"/>
+        </w:rPr>
+        <w:t>airbag</w:t>
+      </w:r>
+      <w:r>
+        <w:rPr>
+          <w:rFonts w:eastAsia="Times New Roman" w:cstheme="minorHAnsi"/>
+          <w:kern w:val="0"/>
+          <w:sz w:val="32"/>
+          <w:szCs w:val="32"/>
+          <w14:ligatures w14:val="none"/>
+        </w:rPr>
+        <w:t xml:space="preserve">. It has </w:t>
+      </w:r>
+      <w:r>
+        <w:rPr>
+          <w:rFonts w:eastAsia="Times New Roman" w:cstheme="minorHAnsi"/>
+          <w:b/>
+          <w:bCs/>
+          <w:kern w:val="0"/>
+          <w:sz w:val="32"/>
+          <w:szCs w:val="32"/>
+          <w14:ligatures w14:val="none"/>
+        </w:rPr>
+        <w:t>sensors</w:t>
+      </w:r>
+      <w:r>
+        <w:rPr>
+          <w:rFonts w:eastAsia="Times New Roman" w:cstheme="minorHAnsi"/>
+          <w:kern w:val="0"/>
+          <w:sz w:val="32"/>
+          <w:szCs w:val="32"/>
+          <w14:ligatures w14:val="none"/>
+        </w:rPr>
+        <w:t xml:space="preserve"> that detect if a person falls or gets hit, and within one-tenth of a second, it </w:t>
+      </w:r>
+      <w:r>
+        <w:rPr>
+          <w:rFonts w:eastAsia="Times New Roman" w:cstheme="minorHAnsi"/>
+          <w:b/>
+          <w:bCs/>
+          <w:kern w:val="0"/>
+          <w:sz w:val="32"/>
+          <w:szCs w:val="32"/>
+          <w14:ligatures w14:val="none"/>
+        </w:rPr>
+        <w:t>inflates</w:t>
+      </w:r>
+      <w:r>
+        <w:rPr>
+          <w:rFonts w:eastAsia="Times New Roman" w:cstheme="minorHAnsi"/>
+          <w:kern w:val="0"/>
+          <w:sz w:val="32"/>
+          <w:szCs w:val="32"/>
+          <w14:ligatures w14:val="none"/>
+        </w:rPr>
+        <w:t xml:space="preserve"> to protect the head and neck. It’s even </w:t>
+      </w:r>
+      <w:r>
+        <w:rPr>
+          <w:rFonts w:eastAsia="Times New Roman" w:cstheme="minorHAnsi"/>
+          <w:b/>
+          <w:bCs/>
+          <w:kern w:val="0"/>
+          <w:sz w:val="32"/>
+          <w:szCs w:val="32"/>
+          <w14:ligatures w14:val="none"/>
+        </w:rPr>
+        <w:t>safer</w:t>
+      </w:r>
+      <w:r>
+        <w:rPr>
+          <w:rFonts w:eastAsia="Times New Roman" w:cstheme="minorHAnsi"/>
+          <w:kern w:val="0"/>
+          <w:sz w:val="32"/>
+          <w:szCs w:val="32"/>
+          <w14:ligatures w14:val="none"/>
+        </w:rPr>
+        <w:t xml:space="preserve"> than most traditional helmets—absorbing shocks 3–4 times better.</w:t>
+      </w:r>
+    </w:p>
+    <w:p>
+      <w:pPr>
+        <w:spacing w:before="100" w:beforeAutospacing="1" w:after="100" w:afterAutospacing="1" w:line="240" w:lineRule="auto"/>
+        <w:rPr>
+          <w:rFonts w:eastAsia="Times New Roman" w:cstheme="minorHAnsi"/>
+          <w:kern w:val="0"/>
+          <w:sz w:val="32"/>
+          <w:szCs w:val="32"/>
+          <w14:ligatures w14:val="none"/>
+        </w:rPr>
+      </w:pPr>
+      <w:r>
+        <w:rPr>
+          <w:rFonts w:eastAsia="Times New Roman" w:cstheme="minorHAnsi"/>
+          <w:kern w:val="0"/>
+          <w:sz w:val="32"/>
+          <w:szCs w:val="32"/>
+          <w14:ligatures w14:val="none"/>
+        </w:rPr>
+        <w:t xml:space="preserve">The invisible helmet solves both </w:t>
+      </w:r>
+      <w:r>
+        <w:rPr>
+          <w:rFonts w:eastAsia="Times New Roman" w:cstheme="minorHAnsi"/>
+          <w:b/>
+          <w:bCs/>
+          <w:kern w:val="0"/>
+          <w:sz w:val="32"/>
+          <w:szCs w:val="32"/>
+          <w14:ligatures w14:val="none"/>
+        </w:rPr>
+        <w:t>safety and style</w:t>
+      </w:r>
+      <w:r>
+        <w:rPr>
+          <w:rFonts w:eastAsia="Times New Roman" w:cstheme="minorHAnsi"/>
+          <w:kern w:val="0"/>
+          <w:sz w:val="32"/>
+          <w:szCs w:val="32"/>
+          <w14:ligatures w14:val="none"/>
+        </w:rPr>
+        <w:t xml:space="preserve"> concerns. It protects the rider while looking fashionable and is easy to wear. It comes in many colors and styles, making it a </w:t>
+      </w:r>
+      <w:r>
+        <w:rPr>
+          <w:rFonts w:eastAsia="Times New Roman" w:cstheme="minorHAnsi"/>
+          <w:b/>
+          <w:bCs/>
+          <w:kern w:val="0"/>
+          <w:sz w:val="32"/>
+          <w:szCs w:val="32"/>
+          <w14:ligatures w14:val="none"/>
+        </w:rPr>
+        <w:t>fashionable choice</w:t>
+      </w:r>
+      <w:r>
+        <w:rPr>
+          <w:rFonts w:eastAsia="Times New Roman" w:cstheme="minorHAnsi"/>
+          <w:kern w:val="0"/>
+          <w:sz w:val="32"/>
+          <w:szCs w:val="32"/>
+          <w14:ligatures w14:val="none"/>
+        </w:rPr>
+        <w:t xml:space="preserve"> for cyclists who want safety without sacrificing their appearance.</w:t>
+      </w:r>
+    </w:p>
+    <w:p>
+      <w:pPr>
+        <w:tabs>
+          <w:tab w:val="left" w:pos="2736"/>
+        </w:tabs>
+        <w:rPr>
+          <w:rFonts w:ascii="Times New Roman" w:hAnsi="Times New Roman" w:cs="Times New Roman"/>
+          <w:b/>
+          <w:bCs/>
+          <w:color w:val="365F91" w:themeColor="accent1" w:themeShade="BF"/>
+          <w:sz w:val="32"/>
+          <w:szCs w:val="32"/>
+        </w:rPr>
+      </w:pPr>
+      <w:r>
+        <w:rPr>
+          <w:rFonts w:ascii="Times New Roman" w:hAnsi="Times New Roman" w:cs="Times New Roman"/>
+          <w:b/>
+          <w:bCs/>
+          <w:color w:val="365F91" w:themeColor="accent1" w:themeShade="BF"/>
+          <w:sz w:val="32"/>
+          <w:szCs w:val="32"/>
+        </w:rPr>
+        <w:t>Can Entrepreneurs Learn Design Thinking?</w:t>
+      </w:r>
+    </w:p>
+    <w:p>
+      <w:pPr>
+        <w:tabs>
+          <w:tab w:val="left" w:pos="2736"/>
+        </w:tabs>
+        <w:rPr>
+          <w:rFonts w:cstheme="minorHAnsi"/>
+          <w:color w:val="0D0D0D" w:themeColor="text1" w:themeTint="F2"/>
+          <w:sz w:val="32"/>
+          <w:szCs w:val="32"/>
+        </w:rPr>
+      </w:pPr>
+      <w:r>
+        <w:rPr>
+          <w:rFonts w:cstheme="minorHAnsi"/>
+          <w:color w:val="0D0D0D" w:themeColor="text1" w:themeTint="F2"/>
+          <w:sz w:val="32"/>
+          <w:szCs w:val="32"/>
+        </w:rPr>
+        <w:t xml:space="preserve">While you may not become a professional designer like Jonathan </w:t>
+      </w:r>
+      <w:proofErr w:type="spellStart"/>
+      <w:r>
+        <w:rPr>
+          <w:rFonts w:cstheme="minorHAnsi"/>
+          <w:color w:val="0D0D0D" w:themeColor="text1" w:themeTint="F2"/>
+          <w:sz w:val="32"/>
+          <w:szCs w:val="32"/>
+        </w:rPr>
+        <w:t>Ive</w:t>
+      </w:r>
+      <w:proofErr w:type="spellEnd"/>
+      <w:r>
+        <w:rPr>
+          <w:rFonts w:cstheme="minorHAnsi"/>
+          <w:color w:val="0D0D0D" w:themeColor="text1" w:themeTint="F2"/>
+          <w:sz w:val="32"/>
+          <w:szCs w:val="32"/>
+        </w:rPr>
+        <w:t xml:space="preserve"> of Apple or Jonathan Adler through an entrepreneurship course, you </w:t>
+      </w:r>
+      <w:r>
+        <w:rPr>
+          <w:rFonts w:cstheme="minorHAnsi"/>
+          <w:b/>
+          <w:bCs/>
+          <w:color w:val="0D0D0D" w:themeColor="text1" w:themeTint="F2"/>
+          <w:sz w:val="32"/>
+          <w:szCs w:val="32"/>
+        </w:rPr>
+        <w:t>can</w:t>
+      </w:r>
+      <w:r>
+        <w:rPr>
+          <w:rFonts w:cstheme="minorHAnsi"/>
+          <w:color w:val="0D0D0D" w:themeColor="text1" w:themeTint="F2"/>
+          <w:sz w:val="32"/>
+          <w:szCs w:val="32"/>
+        </w:rPr>
+        <w:t xml:space="preserve"> learn to use </w:t>
+      </w:r>
+      <w:r>
+        <w:rPr>
+          <w:rFonts w:cstheme="minorHAnsi"/>
+          <w:b/>
+          <w:bCs/>
+          <w:color w:val="0D0D0D" w:themeColor="text1" w:themeTint="F2"/>
+          <w:sz w:val="32"/>
+          <w:szCs w:val="32"/>
+        </w:rPr>
+        <w:t>design thinking</w:t>
+      </w:r>
+      <w:r>
+        <w:rPr>
+          <w:rFonts w:cstheme="minorHAnsi"/>
+          <w:color w:val="0D0D0D" w:themeColor="text1" w:themeTint="F2"/>
+          <w:sz w:val="32"/>
+          <w:szCs w:val="32"/>
+        </w:rPr>
+        <w:t xml:space="preserve">. </w:t>
+      </w:r>
+    </w:p>
+    <w:p>
+      <w:pPr>
+        <w:tabs>
+          <w:tab w:val="left" w:pos="2736"/>
+        </w:tabs>
+        <w:rPr>
+          <w:rFonts w:ascii="Times New Roman" w:hAnsi="Times New Roman" w:cs="Times New Roman"/>
+          <w:b/>
+          <w:bCs/>
+          <w:color w:val="365F91" w:themeColor="accent1" w:themeShade="BF"/>
+          <w:sz w:val="32"/>
+          <w:szCs w:val="32"/>
+        </w:rPr>
+      </w:pPr>
+      <w:r>
+        <w:rPr>
+          <w:rFonts w:ascii="Times New Roman" w:hAnsi="Times New Roman" w:cs="Times New Roman"/>
+          <w:b/>
+          <w:bCs/>
+          <w:color w:val="365F91" w:themeColor="accent1" w:themeShade="BF"/>
+          <w:sz w:val="32"/>
+          <w:szCs w:val="32"/>
+        </w:rPr>
+        <w:lastRenderedPageBreak/>
+        <w:t>What is the Goal?</w:t>
+      </w:r>
+    </w:p>
+    <w:p>
+      <w:pPr>
+        <w:tabs>
+          <w:tab w:val="left" w:pos="2736"/>
+        </w:tabs>
+        <w:rPr>
+          <w:rFonts w:cstheme="minorHAnsi"/>
+          <w:color w:val="0D0D0D" w:themeColor="text1" w:themeTint="F2"/>
+          <w:sz w:val="32"/>
+          <w:szCs w:val="32"/>
+        </w:rPr>
+      </w:pPr>
+      <w:r>
+        <w:rPr>
+          <w:rFonts w:cstheme="minorHAnsi"/>
+          <w:color w:val="0D0D0D" w:themeColor="text1" w:themeTint="F2"/>
+          <w:sz w:val="32"/>
+          <w:szCs w:val="32"/>
+        </w:rPr>
+        <w:t>The goal isn’t to train you in studio design skills, but to help you understand how design thinking can help solve problems and create solutions that truly meet customer needs. Design thinking is a valuable tool for entrepreneurs, especially when facing uncertain or changing environments.</w:t>
+      </w:r>
+    </w:p>
+    <w:p>
+      <w:pPr>
+        <w:tabs>
+          <w:tab w:val="left" w:pos="2736"/>
+        </w:tabs>
+        <w:rPr>
+          <w:rFonts w:ascii="Times New Roman" w:hAnsi="Times New Roman" w:cs="Times New Roman"/>
+          <w:b/>
+          <w:bCs/>
+          <w:color w:val="365F91" w:themeColor="accent1" w:themeShade="BF"/>
+          <w:sz w:val="32"/>
+          <w:szCs w:val="32"/>
+        </w:rPr>
+      </w:pPr>
+      <w:r>
+        <w:rPr>
+          <w:rFonts w:ascii="Times New Roman" w:hAnsi="Times New Roman" w:cs="Times New Roman"/>
+          <w:b/>
+          <w:bCs/>
+          <w:color w:val="365F91" w:themeColor="accent1" w:themeShade="BF"/>
+          <w:sz w:val="32"/>
+          <w:szCs w:val="32"/>
+        </w:rPr>
+        <w:t>How Does Design Thinking Fit with Entrepreneurship?</w:t>
+      </w:r>
+    </w:p>
+    <w:p>
+      <w:pPr>
+        <w:tabs>
+          <w:tab w:val="left" w:pos="2736"/>
+        </w:tabs>
+        <w:rPr>
+          <w:rFonts w:cstheme="minorHAnsi"/>
+          <w:color w:val="0D0D0D" w:themeColor="text1" w:themeTint="F2"/>
+          <w:sz w:val="32"/>
+          <w:szCs w:val="32"/>
+        </w:rPr>
+      </w:pPr>
+      <w:r>
+        <w:rPr>
+          <w:rFonts w:cstheme="minorHAnsi"/>
+          <w:color w:val="0D0D0D" w:themeColor="text1" w:themeTint="F2"/>
+          <w:sz w:val="32"/>
+          <w:szCs w:val="32"/>
+        </w:rPr>
+        <w:t xml:space="preserve">Unlike traditional design, which takes years to master, design thinking focuses on </w:t>
+      </w:r>
+      <w:r>
+        <w:rPr>
+          <w:rFonts w:cstheme="minorHAnsi"/>
+          <w:b/>
+          <w:bCs/>
+          <w:color w:val="0D0D0D" w:themeColor="text1" w:themeTint="F2"/>
+          <w:sz w:val="32"/>
+          <w:szCs w:val="32"/>
+        </w:rPr>
+        <w:t>problem-solving, creativity, and understanding people</w:t>
+      </w:r>
+      <w:r>
+        <w:rPr>
+          <w:rFonts w:cstheme="minorHAnsi"/>
+          <w:color w:val="0D0D0D" w:themeColor="text1" w:themeTint="F2"/>
+          <w:sz w:val="32"/>
+          <w:szCs w:val="32"/>
+        </w:rPr>
+        <w:t xml:space="preserve">. It fits perfectly with the key elements of entrepreneurship—like </w:t>
+      </w:r>
+      <w:r>
+        <w:rPr>
+          <w:rFonts w:cstheme="minorHAnsi"/>
+          <w:b/>
+          <w:bCs/>
+          <w:color w:val="0D0D0D" w:themeColor="text1" w:themeTint="F2"/>
+          <w:sz w:val="32"/>
+          <w:szCs w:val="32"/>
+        </w:rPr>
+        <w:t>empathy, creativity, experimentation, reflection</w:t>
+      </w:r>
+      <w:r>
+        <w:rPr>
+          <w:rFonts w:cstheme="minorHAnsi"/>
+          <w:color w:val="0D0D0D" w:themeColor="text1" w:themeTint="F2"/>
+          <w:sz w:val="32"/>
+          <w:szCs w:val="32"/>
+        </w:rPr>
+        <w:t>, and learning by doing. It encourages you to get out, explore, and test ideas, not just sit and plan.</w:t>
+      </w:r>
+    </w:p>
+    <w:p>
+      <w:pPr>
+        <w:tabs>
+          <w:tab w:val="left" w:pos="2736"/>
+        </w:tabs>
+        <w:rPr>
+          <w:rFonts w:ascii="Times New Roman" w:hAnsi="Times New Roman" w:cs="Times New Roman"/>
+          <w:b/>
+          <w:bCs/>
+          <w:color w:val="365F91" w:themeColor="accent1" w:themeShade="BF"/>
+          <w:sz w:val="32"/>
+          <w:szCs w:val="32"/>
+        </w:rPr>
+      </w:pPr>
+      <w:r>
+        <w:rPr>
+          <w:rFonts w:ascii="Times New Roman" w:hAnsi="Times New Roman" w:cs="Times New Roman"/>
+          <w:b/>
+          <w:bCs/>
+          <w:color w:val="365F91" w:themeColor="accent1" w:themeShade="BF"/>
+          <w:sz w:val="32"/>
+          <w:szCs w:val="32"/>
+        </w:rPr>
+        <w:t>What About Failure?</w:t>
+      </w:r>
+    </w:p>
+    <w:p>
+      <w:pPr>
+        <w:tabs>
+          <w:tab w:val="left" w:pos="2736"/>
+        </w:tabs>
+        <w:rPr>
+          <w:rFonts w:cstheme="minorHAnsi"/>
+          <w:color w:val="0D0D0D" w:themeColor="text1" w:themeTint="F2"/>
+          <w:sz w:val="32"/>
+          <w:szCs w:val="32"/>
+        </w:rPr>
+      </w:pPr>
+      <w:r>
+        <w:rPr>
+          <w:rFonts w:cstheme="minorHAnsi"/>
+          <w:color w:val="0D0D0D" w:themeColor="text1" w:themeTint="F2"/>
+          <w:sz w:val="32"/>
+          <w:szCs w:val="32"/>
+        </w:rPr>
+        <w:t>One of the biggest challenges in trying something new is the fear of failure. But in design thinking, failure isn’t seen as a bad thing. Instead, failing early is considered helpful because it leads to learning and better results later on. The mindset is: “Fail early to succeed sooner.”</w:t>
+      </w:r>
+    </w:p>
+    <w:p>
+      <w:pPr>
+        <w:tabs>
+          <w:tab w:val="left" w:pos="2736"/>
+        </w:tabs>
+        <w:rPr>
+          <w:rFonts w:ascii="Times New Roman" w:hAnsi="Times New Roman" w:cs="Times New Roman"/>
+          <w:b/>
+          <w:bCs/>
+          <w:color w:val="365F91" w:themeColor="accent1" w:themeShade="BF"/>
+          <w:sz w:val="32"/>
+          <w:szCs w:val="32"/>
+        </w:rPr>
+      </w:pPr>
+      <w:r>
+        <w:rPr>
+          <w:rFonts w:ascii="Times New Roman" w:hAnsi="Times New Roman" w:cs="Times New Roman"/>
+          <w:b/>
+          <w:bCs/>
+          <w:color w:val="365F91" w:themeColor="accent1" w:themeShade="BF"/>
+          <w:sz w:val="32"/>
+          <w:szCs w:val="32"/>
+        </w:rPr>
+        <w:t>Why is Design Thinking Useful for Entrepreneurs?</w:t>
+      </w:r>
+    </w:p>
+    <w:p>
+      <w:pPr>
+        <w:tabs>
+          <w:tab w:val="left" w:pos="2736"/>
+        </w:tabs>
+        <w:rPr>
+          <w:rFonts w:cstheme="minorHAnsi"/>
+          <w:color w:val="0D0D0D" w:themeColor="text1" w:themeTint="F2"/>
+          <w:sz w:val="32"/>
+          <w:szCs w:val="32"/>
+        </w:rPr>
+      </w:pPr>
+      <w:r>
+        <w:rPr>
+          <w:rFonts w:cstheme="minorHAnsi"/>
+          <w:color w:val="0D0D0D" w:themeColor="text1" w:themeTint="F2"/>
+          <w:sz w:val="32"/>
+          <w:szCs w:val="32"/>
+        </w:rPr>
+        <w:t>Design thinking is an active process. It involves working with others, learning from mistakes, and building on feedback. It helps entrepreneurs discover new opportunities, solve hard problems, and create real value for customers and businesses.</w:t>
+      </w:r>
+    </w:p>
+    <w:p>
+      <w:pPr>
+        <w:tabs>
+          <w:tab w:val="left" w:pos="2736"/>
+        </w:tabs>
+        <w:rPr>
+          <w:rFonts w:cstheme="minorHAnsi"/>
+          <w:color w:val="0D0D0D" w:themeColor="text1" w:themeTint="F2"/>
+          <w:sz w:val="32"/>
+          <w:szCs w:val="32"/>
+        </w:rPr>
+      </w:pPr>
+      <w:r>
+        <w:rPr>
+          <w:rFonts w:cstheme="minorHAnsi"/>
+          <w:color w:val="0D0D0D" w:themeColor="text1" w:themeTint="F2"/>
+          <w:sz w:val="32"/>
+          <w:szCs w:val="32"/>
+        </w:rPr>
+        <w:t>In short, you don’t need to be a trained designer to use design thinking—you just need the right mindset and practice to start thinking like one.</w:t>
+      </w:r>
+    </w:p>
+    <w:p>
+      <w:pPr>
+        <w:tabs>
+          <w:tab w:val="left" w:pos="2736"/>
+        </w:tabs>
+        <w:rPr>
+          <w:rFonts w:ascii="Times New Roman" w:hAnsi="Times New Roman" w:cs="Times New Roman"/>
+          <w:b/>
+          <w:bCs/>
+          <w:color w:val="365F91" w:themeColor="accent1" w:themeShade="BF"/>
+          <w:sz w:val="32"/>
+          <w:szCs w:val="32"/>
+        </w:rPr>
+      </w:pPr>
+      <w:r>
+        <w:rPr>
+          <w:rFonts w:ascii="Times New Roman" w:hAnsi="Times New Roman" w:cs="Times New Roman"/>
+          <w:b/>
+          <w:bCs/>
+          <w:color w:val="365F91" w:themeColor="accent1" w:themeShade="BF"/>
+          <w:sz w:val="32"/>
+          <w:szCs w:val="32"/>
+        </w:rPr>
+        <w:lastRenderedPageBreak/>
+        <w:t xml:space="preserve">Design Thinking </w:t>
+      </w:r>
+      <w:r>
+        <w:rPr>
+          <w:rFonts w:ascii="Times New Roman" w:hAnsi="Times New Roman" w:cs="Times New Roman"/>
+          <w:b/>
+          <w:bCs/>
+          <w:color w:val="365F91" w:themeColor="accent1" w:themeShade="BF"/>
+          <w:sz w:val="32"/>
+          <w:szCs w:val="32"/>
+        </w:rPr>
+        <w:t>as</w:t>
+      </w:r>
+      <w:r>
+        <w:rPr>
+          <w:rFonts w:ascii="Times New Roman" w:hAnsi="Times New Roman" w:cs="Times New Roman"/>
+          <w:b/>
+          <w:bCs/>
+          <w:color w:val="365F91" w:themeColor="accent1" w:themeShade="BF"/>
+          <w:sz w:val="32"/>
+          <w:szCs w:val="32"/>
+        </w:rPr>
+        <w:t xml:space="preserve"> A Human-Centered</w:t>
+      </w:r>
+      <w:r>
+        <w:rPr>
+          <w:rFonts w:ascii="Times New Roman" w:hAnsi="Times New Roman" w:cs="Times New Roman"/>
+          <w:b/>
+          <w:bCs/>
+          <w:color w:val="365F91" w:themeColor="accent1" w:themeShade="BF"/>
+          <w:sz w:val="32"/>
+          <w:szCs w:val="32"/>
+        </w:rPr>
+        <w:t xml:space="preserve"> </w:t>
+      </w:r>
+      <w:r>
+        <w:rPr>
+          <w:rFonts w:ascii="Times New Roman" w:hAnsi="Times New Roman" w:cs="Times New Roman"/>
+          <w:b/>
+          <w:bCs/>
+          <w:color w:val="365F91" w:themeColor="accent1" w:themeShade="BF"/>
+          <w:sz w:val="32"/>
+          <w:szCs w:val="32"/>
+        </w:rPr>
+        <w:t>Process</w:t>
+      </w:r>
+      <w:r>
+        <w:rPr>
+          <w:rFonts w:cstheme="minorHAnsi"/>
+          <w:b/>
+          <w:bCs/>
+          <w:color w:val="0D0D0D" w:themeColor="text1" w:themeTint="F2"/>
+          <w:sz w:val="32"/>
+          <w:szCs w:val="32"/>
+        </w:rPr>
+        <w:br/>
+      </w:r>
+      <w:r>
+        <w:rPr>
+          <w:rFonts w:cstheme="minorHAnsi"/>
+          <w:color w:val="0D0D0D" w:themeColor="text1" w:themeTint="F2"/>
+          <w:sz w:val="32"/>
+          <w:szCs w:val="32"/>
+        </w:rPr>
+        <w:t>Design thinking is a human-centered approach to solving problems by focusing first on what people truly need. Unlike traditional methods that start with questions like “Can we build it?” or “Will it make money?”, design thinking begins by asking, “What do people need?” This mindset helps entrepreneurs and companies create more meaningful and useful solutions. It is not about creating a product first and then trying to sell it—it’s about understanding the customer first and then designing a product or service that solves their problem.</w:t>
+      </w:r>
+    </w:p>
+    <w:p>
+      <w:pPr>
+        <w:tabs>
+          <w:tab w:val="left" w:pos="2736"/>
+        </w:tabs>
+        <w:rPr>
+          <w:rFonts w:cstheme="minorHAnsi"/>
+          <w:color w:val="0D0D0D" w:themeColor="text1" w:themeTint="F2"/>
+          <w:sz w:val="32"/>
+          <w:szCs w:val="32"/>
+        </w:rPr>
+      </w:pPr>
+      <w:r>
+        <w:rPr>
+          <w:rFonts w:cstheme="minorHAnsi"/>
+          <w:color w:val="0D0D0D" w:themeColor="text1" w:themeTint="F2"/>
+          <w:sz w:val="32"/>
+          <w:szCs w:val="32"/>
+        </w:rPr>
+        <w:t xml:space="preserve">The design thinking process is often guided by the question </w:t>
+      </w:r>
+      <w:r>
+        <w:rPr>
+          <w:rFonts w:cstheme="minorHAnsi"/>
+          <w:b/>
+          <w:bCs/>
+          <w:color w:val="0D0D0D" w:themeColor="text1" w:themeTint="F2"/>
+          <w:sz w:val="32"/>
+          <w:szCs w:val="32"/>
+        </w:rPr>
+        <w:t>“How might we?”</w:t>
+      </w:r>
+      <w:r>
+        <w:rPr>
+          <w:rFonts w:cstheme="minorHAnsi"/>
+          <w:color w:val="0D0D0D" w:themeColor="text1" w:themeTint="F2"/>
+          <w:sz w:val="32"/>
+          <w:szCs w:val="32"/>
+        </w:rPr>
+        <w:t xml:space="preserve"> This question is important because it encourages creative and open thinking. The word </w:t>
+      </w:r>
+      <w:r>
+        <w:rPr>
+          <w:rFonts w:cstheme="minorHAnsi"/>
+          <w:b/>
+          <w:bCs/>
+          <w:i/>
+          <w:iCs/>
+          <w:color w:val="0D0D0D" w:themeColor="text1" w:themeTint="F2"/>
+          <w:sz w:val="32"/>
+          <w:szCs w:val="32"/>
+        </w:rPr>
+        <w:t>“how”</w:t>
+      </w:r>
+      <w:r>
+        <w:rPr>
+          <w:rFonts w:cstheme="minorHAnsi"/>
+          <w:b/>
+          <w:bCs/>
+          <w:color w:val="0D0D0D" w:themeColor="text1" w:themeTint="F2"/>
+          <w:sz w:val="32"/>
+          <w:szCs w:val="32"/>
+        </w:rPr>
+        <w:t xml:space="preserve"> </w:t>
+      </w:r>
+      <w:r>
+        <w:rPr>
+          <w:rFonts w:cstheme="minorHAnsi"/>
+          <w:color w:val="0D0D0D" w:themeColor="text1" w:themeTint="F2"/>
+          <w:sz w:val="32"/>
+          <w:szCs w:val="32"/>
+        </w:rPr>
+        <w:t xml:space="preserve">shows there’s a way forward, </w:t>
+      </w:r>
+      <w:r>
+        <w:rPr>
+          <w:rFonts w:cstheme="minorHAnsi"/>
+          <w:b/>
+          <w:bCs/>
+          <w:i/>
+          <w:iCs/>
+          <w:color w:val="0D0D0D" w:themeColor="text1" w:themeTint="F2"/>
+          <w:sz w:val="32"/>
+          <w:szCs w:val="32"/>
+        </w:rPr>
+        <w:t>“might”</w:t>
+      </w:r>
+      <w:r>
+        <w:rPr>
+          <w:rFonts w:cstheme="minorHAnsi"/>
+          <w:color w:val="0D0D0D" w:themeColor="text1" w:themeTint="F2"/>
+          <w:sz w:val="32"/>
+          <w:szCs w:val="32"/>
+        </w:rPr>
+        <w:t xml:space="preserve"> allows room for trying different ideas (even if some don’t work), and </w:t>
+      </w:r>
+      <w:r>
+        <w:rPr>
+          <w:rFonts w:cstheme="minorHAnsi"/>
+          <w:b/>
+          <w:bCs/>
+          <w:i/>
+          <w:iCs/>
+          <w:color w:val="0D0D0D" w:themeColor="text1" w:themeTint="F2"/>
+          <w:sz w:val="32"/>
+          <w:szCs w:val="32"/>
+        </w:rPr>
+        <w:t>“we”</w:t>
+      </w:r>
+      <w:r>
+        <w:rPr>
+          <w:rFonts w:cstheme="minorHAnsi"/>
+          <w:color w:val="0D0D0D" w:themeColor="text1" w:themeTint="F2"/>
+          <w:sz w:val="32"/>
+          <w:szCs w:val="32"/>
+        </w:rPr>
+        <w:t xml:space="preserve"> promotes teamwork and collaboration. This kind of thinking is useful when working on complex challenges that don’t have easy answers.</w:t>
+      </w:r>
+    </w:p>
+    <w:p>
+      <w:pPr>
+        <w:tabs>
+          <w:tab w:val="left" w:pos="2736"/>
+        </w:tabs>
+        <w:rPr>
+          <w:rFonts w:cstheme="minorHAnsi"/>
+          <w:color w:val="0D0D0D" w:themeColor="text1" w:themeTint="F2"/>
+          <w:sz w:val="32"/>
+          <w:szCs w:val="32"/>
+        </w:rPr>
+      </w:pPr>
+      <w:r>
+        <w:rPr>
+          <w:rFonts w:cstheme="minorHAnsi"/>
+          <w:color w:val="0D0D0D" w:themeColor="text1" w:themeTint="F2"/>
+          <w:sz w:val="32"/>
+          <w:szCs w:val="32"/>
+        </w:rPr>
+        <w:t xml:space="preserve">To know if a solution is successful, design thinkers look at three main factors: </w:t>
+      </w:r>
+      <w:r>
+        <w:rPr>
+          <w:rFonts w:cstheme="minorHAnsi"/>
+          <w:b/>
+          <w:bCs/>
+          <w:color w:val="0D0D0D" w:themeColor="text1" w:themeTint="F2"/>
+          <w:sz w:val="32"/>
+          <w:szCs w:val="32"/>
+        </w:rPr>
+        <w:t>desirability</w:t>
+      </w:r>
+      <w:r>
+        <w:rPr>
+          <w:rFonts w:cstheme="minorHAnsi"/>
+          <w:color w:val="0D0D0D" w:themeColor="text1" w:themeTint="F2"/>
+          <w:sz w:val="32"/>
+          <w:szCs w:val="32"/>
+        </w:rPr>
+        <w:t xml:space="preserve"> (do people want it?), </w:t>
+      </w:r>
+      <w:r>
+        <w:rPr>
+          <w:rFonts w:cstheme="minorHAnsi"/>
+          <w:b/>
+          <w:bCs/>
+          <w:color w:val="0D0D0D" w:themeColor="text1" w:themeTint="F2"/>
+          <w:sz w:val="32"/>
+          <w:szCs w:val="32"/>
+        </w:rPr>
+        <w:t xml:space="preserve">feasibility </w:t>
+      </w:r>
+      <w:r>
+        <w:rPr>
+          <w:rFonts w:cstheme="minorHAnsi"/>
+          <w:color w:val="0D0D0D" w:themeColor="text1" w:themeTint="F2"/>
+          <w:sz w:val="32"/>
+          <w:szCs w:val="32"/>
+        </w:rPr>
+        <w:t xml:space="preserve">(can we build it soon?), and </w:t>
+      </w:r>
+      <w:r>
+        <w:rPr>
+          <w:rFonts w:cstheme="minorHAnsi"/>
+          <w:b/>
+          <w:bCs/>
+          <w:color w:val="0D0D0D" w:themeColor="text1" w:themeTint="F2"/>
+          <w:sz w:val="32"/>
+          <w:szCs w:val="32"/>
+        </w:rPr>
+        <w:t xml:space="preserve">viability </w:t>
+      </w:r>
+      <w:r>
+        <w:rPr>
+          <w:rFonts w:cstheme="minorHAnsi"/>
+          <w:color w:val="0D0D0D" w:themeColor="text1" w:themeTint="F2"/>
+          <w:sz w:val="32"/>
+          <w:szCs w:val="32"/>
+        </w:rPr>
+        <w:t>(can it survive and be profitable in the long run?). Among these, desirability comes first. Without customer interest, even the smartest or most profitable idea won’t succeed.</w:t>
+      </w:r>
+    </w:p>
+    <w:p>
+      <w:pPr>
+        <w:tabs>
+          <w:tab w:val="left" w:pos="2736"/>
+        </w:tabs>
+        <w:rPr>
+          <w:rFonts w:cstheme="minorHAnsi"/>
+          <w:color w:val="0D0D0D" w:themeColor="text1" w:themeTint="F2"/>
+          <w:sz w:val="32"/>
+          <w:szCs w:val="32"/>
+        </w:rPr>
+      </w:pPr>
+      <w:r>
+        <w:rPr>
+          <w:rFonts w:cstheme="minorHAnsi"/>
+          <w:b/>
+          <w:bCs/>
+          <w:color w:val="0D0D0D" w:themeColor="text1" w:themeTint="F2"/>
+          <w:sz w:val="32"/>
+          <w:szCs w:val="32"/>
+        </w:rPr>
+        <w:t>Example:</w:t>
+      </w:r>
+      <w:r>
+        <w:rPr>
+          <w:rFonts w:cstheme="minorHAnsi"/>
+          <w:color w:val="0D0D0D" w:themeColor="text1" w:themeTint="F2"/>
+          <w:sz w:val="32"/>
+          <w:szCs w:val="32"/>
+        </w:rPr>
+        <w:br/>
+        <w:t xml:space="preserve">A great example of design thinking is the creation of the Nintendo Wii. While most gaming companies were focused on improving graphics and creating powerful consoles, Nintendo decided to take a different path. They asked what users really wanted and realized many people wanted a fun, active, and easy-to-use gaming experience. As a result, they </w:t>
+      </w:r>
+      <w:r>
+        <w:rPr>
+          <w:rFonts w:cstheme="minorHAnsi"/>
+          <w:color w:val="0D0D0D" w:themeColor="text1" w:themeTint="F2"/>
+          <w:sz w:val="32"/>
+          <w:szCs w:val="32"/>
+        </w:rPr>
+        <w:lastRenderedPageBreak/>
+        <w:t>designed the Wii—a simple, motion-based gaming system that was affordable, fun for all ages, and highly popular. The Wii became a hit because it was desirable to customers, possible to build, and profitable over time. It showed how focusing on people’s needs can lead to breakthrough innovations.</w:t>
+      </w:r>
+    </w:p>
+    <w:p>
+      <w:pPr>
+        <w:tabs>
+          <w:tab w:val="left" w:pos="2736"/>
+        </w:tabs>
+        <w:rPr>
+          <w:rFonts w:ascii="Times New Roman" w:hAnsi="Times New Roman" w:cs="Times New Roman"/>
+          <w:b/>
+          <w:bCs/>
+          <w:color w:val="365F91" w:themeColor="accent1" w:themeShade="BF"/>
+          <w:sz w:val="32"/>
+          <w:szCs w:val="32"/>
+        </w:rPr>
+      </w:pPr>
+      <w:r>
+        <w:rPr>
+          <w:rFonts w:ascii="Times New Roman" w:hAnsi="Times New Roman" w:cs="Times New Roman"/>
+          <w:b/>
+          <w:bCs/>
+          <w:color w:val="365F91" w:themeColor="accent1" w:themeShade="BF"/>
+          <w:sz w:val="32"/>
+          <w:szCs w:val="32"/>
+        </w:rPr>
+        <w:drawing>
+          <wp:inline distT="0" distB="0" distL="0" distR="0" wp14:anchorId="0629C03B" wp14:editId="726C1677">
+            <wp:extent cx="5219700" cy="5919563"/>
+            <wp:effectExtent l="0" t="0" r="0" b="5080"/>
+            <wp:docPr id="981569900" name="Picture 1"/>
+            <wp:cNvGraphicFramePr>
+              <a:graphicFrameLocks xmlns:a="http://schemas.openxmlformats.org/drawingml/2006/main" noChangeAspect="1"/>
+            </wp:cNvGraphicFramePr>
+            <a:graphic xmlns:a="http://schemas.openxmlformats.org/drawingml/2006/main">
+              <a:graphicData uri="http://schemas.openxmlformats.org/drawingml/2006/picture">
+                <pic:pic xmlns:pic="http://schemas.openxmlformats.org/drawingml/2006/picture">
+                  <pic:nvPicPr>
+                    <pic:cNvPr id="981569900" name=""/>
+                    <pic:cNvPicPr/>
+                  </pic:nvPicPr>
+                  <pic:blipFill>
+                    <a:blip r:embed="rId12"/>
+                    <a:stretch>
+                      <a:fillRect/>
+                    </a:stretch>
+                  </pic:blipFill>
+                  <pic:spPr>
+                    <a:xfrm>
+                      <a:off x="0" y="0"/>
+                      <a:ext cx="5224921" cy="5925484"/>
+                    </a:xfrm>
+                    <a:prstGeom prst="rect">
+                      <a:avLst/>
+                    </a:prstGeom>
+                  </pic:spPr>
+                </pic:pic>
+              </a:graphicData>
+            </a:graphic>
+          </wp:inline>
+        </w:drawing>
+      </w:r>
+    </w:p>
+    <w:p>
+      <w:pPr>
+        <w:tabs>
+          <w:tab w:val="left" w:pos="2736"/>
+        </w:tabs>
+        <w:rPr>
+          <w:rFonts w:ascii="Times New Roman" w:hAnsi="Times New Roman" w:cs="Times New Roman"/>
+          <w:b/>
+          <w:bCs/>
+          <w:color w:val="365F91" w:themeColor="accent1" w:themeShade="BF"/>
+          <w:sz w:val="32"/>
+          <w:szCs w:val="32"/>
+        </w:rPr>
+      </w:pPr>
+    </w:p>
+    <w:p>
+      <w:pPr>
+        <w:tabs>
+          <w:tab w:val="left" w:pos="2736"/>
+        </w:tabs>
+        <w:rPr>
+          <w:rFonts w:ascii="Times New Roman" w:hAnsi="Times New Roman" w:cs="Times New Roman"/>
+          <w:b/>
+          <w:bCs/>
+          <w:color w:val="365F91" w:themeColor="accent1" w:themeShade="BF"/>
+          <w:sz w:val="32"/>
+          <w:szCs w:val="32"/>
+        </w:rPr>
+      </w:pPr>
+      <w:r>
+        <w:rPr>
+          <w:rFonts w:ascii="Times New Roman" w:hAnsi="Times New Roman" w:cs="Times New Roman"/>
+          <w:b/>
+          <w:bCs/>
+          <w:color w:val="365F91" w:themeColor="accent1" w:themeShade="BF"/>
+          <w:sz w:val="32"/>
+          <w:szCs w:val="32"/>
+        </w:rPr>
+        <w:lastRenderedPageBreak/>
+        <w:t>Design Thinking Requires Empathy</w:t>
+      </w:r>
+    </w:p>
+    <w:p>
+      <w:pPr>
+        <w:tabs>
+          <w:tab w:val="left" w:pos="2736"/>
+        </w:tabs>
+        <w:rPr>
+          <w:rFonts w:cstheme="minorHAnsi"/>
+          <w:color w:val="0D0D0D" w:themeColor="text1" w:themeTint="F2"/>
+          <w:sz w:val="32"/>
+          <w:szCs w:val="32"/>
+        </w:rPr>
+      </w:pPr>
+      <w:r>
+        <w:rPr>
+          <w:rFonts w:cstheme="minorHAnsi"/>
+          <w:b/>
+          <w:bCs/>
+          <w:color w:val="0D0D0D" w:themeColor="text1" w:themeTint="F2"/>
+          <w:sz w:val="32"/>
+          <w:szCs w:val="32"/>
+        </w:rPr>
+        <w:t>Definition:</w:t>
+      </w:r>
+      <w:r>
+        <w:rPr>
+          <w:rFonts w:cstheme="minorHAnsi"/>
+          <w:color w:val="0D0D0D" w:themeColor="text1" w:themeTint="F2"/>
+          <w:sz w:val="32"/>
+          <w:szCs w:val="32"/>
+        </w:rPr>
+        <w:br/>
+        <w:t>Empathy is about understanding how others feel and seeing things from their perspective. In design thinking, empathy is essential because it helps entrepreneurs and designers connect with people and understand their true needs. By being empathetic, we can identify both the emotional and functional aspects of a problem, which leads to better solutions that truly help others.</w:t>
+      </w:r>
+    </w:p>
+    <w:p>
+      <w:pPr>
+        <w:tabs>
+          <w:tab w:val="left" w:pos="2736"/>
+        </w:tabs>
+        <w:rPr>
+          <w:rFonts w:cstheme="minorHAnsi"/>
+          <w:b/>
+          <w:bCs/>
+          <w:color w:val="0D0D0D" w:themeColor="text1" w:themeTint="F2"/>
+          <w:sz w:val="32"/>
+          <w:szCs w:val="32"/>
+        </w:rPr>
+      </w:pPr>
+      <w:r>
+        <w:rPr>
+          <w:rFonts w:cstheme="minorHAnsi"/>
+          <w:b/>
+          <w:bCs/>
+          <w:color w:val="0D0D0D" w:themeColor="text1" w:themeTint="F2"/>
+          <w:sz w:val="32"/>
+          <w:szCs w:val="32"/>
+        </w:rPr>
+        <w:t>Examples:</w:t>
+      </w:r>
+    </w:p>
+    <w:p>
+      <w:pPr>
+        <w:rPr>
+          <w:rFonts w:cstheme="minorHAnsi"/>
+          <w:color w:val="0D0D0D" w:themeColor="text1" w:themeTint="F2"/>
+          <w:sz w:val="32"/>
+          <w:szCs w:val="32"/>
+        </w:rPr>
+      </w:pPr>
+      <w:r>
+        <w:rPr>
+          <w:rFonts w:cstheme="minorHAnsi"/>
+          <w:b/>
+          <w:bCs/>
+          <w:color w:val="0D0D0D" w:themeColor="text1" w:themeTint="F2"/>
+          <w:sz w:val="32"/>
+          <w:szCs w:val="32"/>
+        </w:rPr>
+        <w:t>Shanti’s Water Problem in India:</w:t>
+      </w:r>
+      <w:r>
+        <w:rPr>
+          <w:rFonts w:cstheme="minorHAnsi"/>
+          <w:color w:val="0D0D0D" w:themeColor="text1" w:themeTint="F2"/>
+          <w:sz w:val="32"/>
+          <w:szCs w:val="32"/>
+        </w:rPr>
+        <w:br/>
+        <w:t>In India, a woman named Shanti gets unsafe water from a distant borehole because the local treatment plant requires her to carry 5 gallons of water each day, which is too heavy for her. The design thinkers at IDEO used empathy by considering Shanti’s situation—feeling how she would feel—and explored ways to make her life easier. This empathetic approach helps design better solutions that address not just the practical but emotional needs of the person.</w:t>
+      </w:r>
+    </w:p>
+    <w:p>
+      <w:pPr>
+        <w:tabs>
+          <w:tab w:val="left" w:pos="2736"/>
+        </w:tabs>
+        <w:rPr>
+          <w:rFonts w:cstheme="minorHAnsi"/>
+          <w:color w:val="0D0D0D" w:themeColor="text1" w:themeTint="F2"/>
+          <w:sz w:val="32"/>
+          <w:szCs w:val="32"/>
+        </w:rPr>
+      </w:pPr>
+      <w:r>
+        <w:rPr>
+          <w:rFonts w:cstheme="minorHAnsi"/>
+          <w:b/>
+          <w:bCs/>
+          <w:color w:val="0D0D0D" w:themeColor="text1" w:themeTint="F2"/>
+          <w:sz w:val="32"/>
+          <w:szCs w:val="32"/>
+        </w:rPr>
+        <w:t>Ford and Transportation in Chicago:</w:t>
+      </w:r>
+      <w:r>
+        <w:rPr>
+          <w:rFonts w:cstheme="minorHAnsi"/>
+          <w:color w:val="0D0D0D" w:themeColor="text1" w:themeTint="F2"/>
+          <w:sz w:val="32"/>
+          <w:szCs w:val="32"/>
+        </w:rPr>
+        <w:br/>
+        <w:t>IDEO worked with Ford to explore how the company can stay competitive in a changing world of transportation. They spent weeks observing and talking to commuters in Chicago, understanding their preferences and pain points with different types of transport. By empathizing with commuters’ daily experiences, IDEO developed a set of apps for different types of commuters, which helps Ford create a unique product that meets real needs.</w:t>
+      </w:r>
+    </w:p>
+    <w:p>
+      <w:pPr>
+        <w:tabs>
+          <w:tab w:val="left" w:pos="2736"/>
+        </w:tabs>
+        <w:rPr>
+          <w:rFonts w:cstheme="minorHAnsi"/>
+          <w:color w:val="0D0D0D" w:themeColor="text1" w:themeTint="F2"/>
+          <w:sz w:val="32"/>
+          <w:szCs w:val="32"/>
+        </w:rPr>
+      </w:pPr>
+      <w:r>
+        <w:rPr>
+          <w:rFonts w:cstheme="minorHAnsi"/>
+          <w:b/>
+          <w:bCs/>
+          <w:color w:val="0D0D0D" w:themeColor="text1" w:themeTint="F2"/>
+          <w:sz w:val="32"/>
+          <w:szCs w:val="32"/>
+        </w:rPr>
+        <w:lastRenderedPageBreak/>
+        <w:t>MIT’s AGNES Suit:</w:t>
+      </w:r>
+      <w:r>
+        <w:rPr>
+          <w:rFonts w:cstheme="minorHAnsi"/>
+          <w:color w:val="0D0D0D" w:themeColor="text1" w:themeTint="F2"/>
+          <w:sz w:val="32"/>
+          <w:szCs w:val="32"/>
+        </w:rPr>
+        <w:br/>
+        <w:t>MIT created a special suit called the AGNES suit to help people experience what it feels like to be elderly, dealing with issues like joint stiffness, poor posture, and difficulty hearing or seeing. This helps people empathize with the elderly and understand their needs better. For entrepreneurs, this can inspire ideas on how to improve life for the aging population.</w:t>
+      </w:r>
     </w:p>
     <w:p>
       <w:pPr>
@@ -13010,6 +14746,119 @@
     </w:lvl>
   </w:abstractNum>
   <w:abstractNum w:abstractNumId="6" w15:restartNumberingAfterBreak="0">
+    <w:nsid w:val="139D2735"/>
+    <w:multiLevelType w:val="multilevel"/>
+    <w:tmpl w:val="86643ACC"/>
+    <w:lvl w:ilvl="0">
+      <w:start w:val="1"/>
+      <w:numFmt w:val="decimal"/>
+      <w:lvlText w:val="%1."/>
+      <w:lvlJc w:val="left"/>
+      <w:pPr>
+        <w:tabs>
+          <w:tab w:val="num" w:pos="720"/>
+        </w:tabs>
+        <w:ind w:left="720" w:hanging="360"/>
+      </w:pPr>
+    </w:lvl>
+    <w:lvl w:ilvl="1" w:tentative="1">
+      <w:start w:val="1"/>
+      <w:numFmt w:val="decimal"/>
+      <w:lvlText w:val="%2."/>
+      <w:lvlJc w:val="left"/>
+      <w:pPr>
+        <w:tabs>
+          <w:tab w:val="num" w:pos="1440"/>
+        </w:tabs>
+        <w:ind w:left="1440" w:hanging="360"/>
+      </w:pPr>
+    </w:lvl>
+    <w:lvl w:ilvl="2" w:tentative="1">
+      <w:start w:val="1"/>
+      <w:numFmt w:val="decimal"/>
+      <w:lvlText w:val="%3."/>
+      <w:lvlJc w:val="left"/>
+      <w:pPr>
+        <w:tabs>
+          <w:tab w:val="num" w:pos="2160"/>
+        </w:tabs>
+        <w:ind w:left="2160" w:hanging="360"/>
+      </w:pPr>
+    </w:lvl>
+    <w:lvl w:ilvl="3" w:tentative="1">
+      <w:start w:val="1"/>
+      <w:numFmt w:val="decimal"/>
+      <w:lvlText w:val="%4."/>
+      <w:lvlJc w:val="left"/>
+      <w:pPr>
+        <w:tabs>
+          <w:tab w:val="num" w:pos="2880"/>
+        </w:tabs>
+        <w:ind w:left="2880" w:hanging="360"/>
+      </w:pPr>
+    </w:lvl>
+    <w:lvl w:ilvl="4" w:tentative="1">
+      <w:start w:val="1"/>
+      <w:numFmt w:val="decimal"/>
+      <w:lvlText w:val="%5."/>
+      <w:lvlJc w:val="left"/>
+      <w:pPr>
+        <w:tabs>
+          <w:tab w:val="num" w:pos="3600"/>
+        </w:tabs>
+        <w:ind w:left="3600" w:hanging="360"/>
+      </w:pPr>
+    </w:lvl>
+    <w:lvl w:ilvl="5" w:tentative="1">
+      <w:start w:val="1"/>
+      <w:numFmt w:val="decimal"/>
+      <w:lvlText w:val="%6."/>
+      <w:lvlJc w:val="left"/>
+      <w:pPr>
+        <w:tabs>
+          <w:tab w:val="num" w:pos="4320"/>
+        </w:tabs>
+        <w:ind w:left="4320" w:hanging="360"/>
+      </w:pPr>
+    </w:lvl>
+    <w:lvl w:ilvl="6" w:tentative="1">
+      <w:start w:val="1"/>
+      <w:numFmt w:val="decimal"/>
+      <w:lvlText w:val="%7."/>
+      <w:lvlJc w:val="left"/>
+      <w:pPr>
+        <w:tabs>
+          <w:tab w:val="num" w:pos="5040"/>
+        </w:tabs>
+        <w:ind w:left="5040" w:hanging="360"/>
+      </w:pPr>
+    </w:lvl>
+    <w:lvl w:ilvl="7" w:tentative="1">
+      <w:start w:val="1"/>
+      <w:numFmt w:val="decimal"/>
+      <w:lvlText w:val="%8."/>
+      <w:lvlJc w:val="left"/>
+      <w:pPr>
+        <w:tabs>
+          <w:tab w:val="num" w:pos="5760"/>
+        </w:tabs>
+        <w:ind w:left="5760" w:hanging="360"/>
+      </w:pPr>
+    </w:lvl>
+    <w:lvl w:ilvl="8" w:tentative="1">
+      <w:start w:val="1"/>
+      <w:numFmt w:val="decimal"/>
+      <w:lvlText w:val="%9."/>
+      <w:lvlJc w:val="left"/>
+      <w:pPr>
+        <w:tabs>
+          <w:tab w:val="num" w:pos="6480"/>
+        </w:tabs>
+        <w:ind w:left="6480" w:hanging="360"/>
+      </w:pPr>
+    </w:lvl>
+  </w:abstractNum>
+  <w:abstractNum w:abstractNumId="7" w15:restartNumberingAfterBreak="0">
     <w:nsid w:val="17C06126"/>
     <w:multiLevelType w:val="multilevel"/>
     <w:tmpl w:val="8F6A4BF6"/>
@@ -13158,7 +15007,7 @@
       </w:rPr>
     </w:lvl>
   </w:abstractNum>
-  <w:abstractNum w:abstractNumId="7" w15:restartNumberingAfterBreak="0">
+  <w:abstractNum w:abstractNumId="8" w15:restartNumberingAfterBreak="0">
     <w:nsid w:val="1AA143B5"/>
     <w:multiLevelType w:val="multilevel"/>
     <w:tmpl w:val="8110B176"/>
@@ -13271,7 +15120,7 @@
       </w:pPr>
     </w:lvl>
   </w:abstractNum>
-  <w:abstractNum w:abstractNumId="8" w15:restartNumberingAfterBreak="0">
+  <w:abstractNum w:abstractNumId="9" w15:restartNumberingAfterBreak="0">
     <w:nsid w:val="1CA21BF8"/>
     <w:multiLevelType w:val="multilevel"/>
     <w:tmpl w:val="794E09F2"/>
@@ -13420,7 +15269,7 @@
       </w:rPr>
     </w:lvl>
   </w:abstractNum>
-  <w:abstractNum w:abstractNumId="9" w15:restartNumberingAfterBreak="0">
+  <w:abstractNum w:abstractNumId="10" w15:restartNumberingAfterBreak="0">
     <w:nsid w:val="1D78420A"/>
     <w:multiLevelType w:val="multilevel"/>
     <w:tmpl w:val="6F601430"/>
@@ -13569,7 +15418,7 @@
       </w:rPr>
     </w:lvl>
   </w:abstractNum>
-  <w:abstractNum w:abstractNumId="10" w15:restartNumberingAfterBreak="0">
+  <w:abstractNum w:abstractNumId="11" w15:restartNumberingAfterBreak="0">
     <w:nsid w:val="209B1673"/>
     <w:multiLevelType w:val="multilevel"/>
     <w:tmpl w:val="FF529838"/>
@@ -13718,7 +15567,7 @@
       </w:rPr>
     </w:lvl>
   </w:abstractNum>
-  <w:abstractNum w:abstractNumId="11" w15:restartNumberingAfterBreak="0">
+  <w:abstractNum w:abstractNumId="12" w15:restartNumberingAfterBreak="0">
     <w:nsid w:val="20C136CF"/>
     <w:multiLevelType w:val="hybridMultilevel"/>
     <w:tmpl w:val="DBC82342"/>
@@ -13831,7 +15680,7 @@
       </w:rPr>
     </w:lvl>
   </w:abstractNum>
-  <w:abstractNum w:abstractNumId="12" w15:restartNumberingAfterBreak="0">
+  <w:abstractNum w:abstractNumId="13" w15:restartNumberingAfterBreak="0">
     <w:nsid w:val="21282763"/>
     <w:multiLevelType w:val="hybridMultilevel"/>
     <w:tmpl w:val="88103074"/>
@@ -13944,7 +15793,7 @@
       </w:rPr>
     </w:lvl>
   </w:abstractNum>
-  <w:abstractNum w:abstractNumId="13" w15:restartNumberingAfterBreak="0">
+  <w:abstractNum w:abstractNumId="14" w15:restartNumberingAfterBreak="0">
     <w:nsid w:val="255E2F36"/>
     <w:multiLevelType w:val="hybridMultilevel"/>
     <w:tmpl w:val="D6B6A3D6"/>
@@ -14057,7 +15906,7 @@
       </w:rPr>
     </w:lvl>
   </w:abstractNum>
-  <w:abstractNum w:abstractNumId="14" w15:restartNumberingAfterBreak="0">
+  <w:abstractNum w:abstractNumId="15" w15:restartNumberingAfterBreak="0">
     <w:nsid w:val="276A3BBE"/>
     <w:multiLevelType w:val="multilevel"/>
     <w:tmpl w:val="43021D66"/>
@@ -14170,7 +16019,156 @@
       </w:pPr>
     </w:lvl>
   </w:abstractNum>
-  <w:abstractNum w:abstractNumId="15" w15:restartNumberingAfterBreak="0">
+  <w:abstractNum w:abstractNumId="16" w15:restartNumberingAfterBreak="0">
+    <w:nsid w:val="277D0E94"/>
+    <w:multiLevelType w:val="multilevel"/>
+    <w:tmpl w:val="0FEE5CB6"/>
+    <w:lvl w:ilvl="0">
+      <w:start w:val="1"/>
+      <w:numFmt w:val="bullet"/>
+      <w:lvlText w:val=""/>
+      <w:lvlJc w:val="left"/>
+      <w:pPr>
+        <w:tabs>
+          <w:tab w:val="num" w:pos="720"/>
+        </w:tabs>
+        <w:ind w:left="720" w:hanging="360"/>
+      </w:pPr>
+      <w:rPr>
+        <w:rFonts w:ascii="Symbol" w:hAnsi="Symbol" w:hint="default"/>
+        <w:sz w:val="20"/>
+      </w:rPr>
+    </w:lvl>
+    <w:lvl w:ilvl="1" w:tentative="1">
+      <w:start w:val="1"/>
+      <w:numFmt w:val="bullet"/>
+      <w:lvlText w:val="o"/>
+      <w:lvlJc w:val="left"/>
+      <w:pPr>
+        <w:tabs>
+          <w:tab w:val="num" w:pos="1440"/>
+        </w:tabs>
+        <w:ind w:left="1440" w:hanging="360"/>
+      </w:pPr>
+      <w:rPr>
+        <w:rFonts w:ascii="Courier New" w:hAnsi="Courier New" w:hint="default"/>
+        <w:sz w:val="20"/>
+      </w:rPr>
+    </w:lvl>
+    <w:lvl w:ilvl="2" w:tentative="1">
+      <w:start w:val="1"/>
+      <w:numFmt w:val="bullet"/>
+      <w:lvlText w:val=""/>
+      <w:lvlJc w:val="left"/>
+      <w:pPr>
+        <w:tabs>
+          <w:tab w:val="num" w:pos="2160"/>
+        </w:tabs>
+        <w:ind w:left="2160" w:hanging="360"/>
+      </w:pPr>
+      <w:rPr>
+        <w:rFonts w:ascii="Wingdings" w:hAnsi="Wingdings" w:hint="default"/>
+        <w:sz w:val="20"/>
+      </w:rPr>
+    </w:lvl>
+    <w:lvl w:ilvl="3" w:tentative="1">
+      <w:start w:val="1"/>
+      <w:numFmt w:val="bullet"/>
+      <w:lvlText w:val=""/>
+      <w:lvlJc w:val="left"/>
+      <w:pPr>
+        <w:tabs>
+          <w:tab w:val="num" w:pos="2880"/>
+        </w:tabs>
+        <w:ind w:left="2880" w:hanging="360"/>
+      </w:pPr>
+      <w:rPr>
+        <w:rFonts w:ascii="Wingdings" w:hAnsi="Wingdings" w:hint="default"/>
+        <w:sz w:val="20"/>
+      </w:rPr>
+    </w:lvl>
+    <w:lvl w:ilvl="4" w:tentative="1">
+      <w:start w:val="1"/>
+      <w:numFmt w:val="bullet"/>
+      <w:lvlText w:val=""/>
+      <w:lvlJc w:val="left"/>
+      <w:pPr>
+        <w:tabs>
+          <w:tab w:val="num" w:pos="3600"/>
+        </w:tabs>
+        <w:ind w:left="3600" w:hanging="360"/>
+      </w:pPr>
+      <w:rPr>
+        <w:rFonts w:ascii="Wingdings" w:hAnsi="Wingdings" w:hint="default"/>
+        <w:sz w:val="20"/>
+      </w:rPr>
+    </w:lvl>
+    <w:lvl w:ilvl="5" w:tentative="1">
+      <w:start w:val="1"/>
+      <w:numFmt w:val="bullet"/>
+      <w:lvlText w:val=""/>
+      <w:lvlJc w:val="left"/>
+      <w:pPr>
+        <w:tabs>
+          <w:tab w:val="num" w:pos="4320"/>
+        </w:tabs>
+        <w:ind w:left="4320" w:hanging="360"/>
+      </w:pPr>
+      <w:rPr>
+        <w:rFonts w:ascii="Wingdings" w:hAnsi="Wingdings" w:hint="default"/>
+        <w:sz w:val="20"/>
+      </w:rPr>
+    </w:lvl>
+    <w:lvl w:ilvl="6" w:tentative="1">
+      <w:start w:val="1"/>
+      <w:numFmt w:val="bullet"/>
+      <w:lvlText w:val=""/>
+      <w:lvlJc w:val="left"/>
+      <w:pPr>
+        <w:tabs>
+          <w:tab w:val="num" w:pos="5040"/>
+        </w:tabs>
+        <w:ind w:left="5040" w:hanging="360"/>
+      </w:pPr>
+      <w:rPr>
+        <w:rFonts w:ascii="Wingdings" w:hAnsi="Wingdings" w:hint="default"/>
+        <w:sz w:val="20"/>
+      </w:rPr>
+    </w:lvl>
+    <w:lvl w:ilvl="7" w:tentative="1">
+      <w:start w:val="1"/>
+      <w:numFmt w:val="bullet"/>
+      <w:lvlText w:val=""/>
+      <w:lvlJc w:val="left"/>
+      <w:pPr>
+        <w:tabs>
+          <w:tab w:val="num" w:pos="5760"/>
+        </w:tabs>
+        <w:ind w:left="5760" w:hanging="360"/>
+      </w:pPr>
+      <w:rPr>
+        <w:rFonts w:ascii="Wingdings" w:hAnsi="Wingdings" w:hint="default"/>
+        <w:sz w:val="20"/>
+      </w:rPr>
+    </w:lvl>
+    <w:lvl w:ilvl="8" w:tentative="1">
+      <w:start w:val="1"/>
+      <w:numFmt w:val="bullet"/>
+      <w:lvlText w:val=""/>
+      <w:lvlJc w:val="left"/>
+      <w:pPr>
+        <w:tabs>
+          <w:tab w:val="num" w:pos="6480"/>
+        </w:tabs>
+        <w:ind w:left="6480" w:hanging="360"/>
+      </w:pPr>
+      <w:rPr>
+        <w:rFonts w:ascii="Wingdings" w:hAnsi="Wingdings" w:hint="default"/>
+        <w:sz w:val="20"/>
+      </w:rPr>
+    </w:lvl>
+  </w:abstractNum>
+  <w:abstractNum w:abstractNumId="17" w15:restartNumberingAfterBreak="0">
     <w:nsid w:val="285332C9"/>
     <w:multiLevelType w:val="hybridMultilevel"/>
     <w:tmpl w:val="30DA6B02"/>
@@ -14283,7 +16281,7 @@
       </w:rPr>
     </w:lvl>
   </w:abstractNum>
-  <w:abstractNum w:abstractNumId="16" w15:restartNumberingAfterBreak="0">
+  <w:abstractNum w:abstractNumId="18" w15:restartNumberingAfterBreak="0">
     <w:nsid w:val="28742A2B"/>
     <w:multiLevelType w:val="multilevel"/>
     <w:tmpl w:val="E04C43B0"/>
@@ -14400,7 +16398,7 @@
       </w:pPr>
     </w:lvl>
   </w:abstractNum>
-  <w:abstractNum w:abstractNumId="17" w15:restartNumberingAfterBreak="0">
+  <w:abstractNum w:abstractNumId="19" w15:restartNumberingAfterBreak="0">
     <w:nsid w:val="29416F79"/>
     <w:multiLevelType w:val="multilevel"/>
     <w:tmpl w:val="A5261852"/>
@@ -14549,7 +16547,7 @@
       </w:rPr>
     </w:lvl>
   </w:abstractNum>
-  <w:abstractNum w:abstractNumId="18" w15:restartNumberingAfterBreak="0">
+  <w:abstractNum w:abstractNumId="20" w15:restartNumberingAfterBreak="0">
     <w:nsid w:val="2A5E13B2"/>
     <w:multiLevelType w:val="multilevel"/>
     <w:tmpl w:val="9B6E770C"/>
@@ -14698,7 +16696,7 @@
       </w:rPr>
     </w:lvl>
   </w:abstractNum>
-  <w:abstractNum w:abstractNumId="19" w15:restartNumberingAfterBreak="0">
+  <w:abstractNum w:abstractNumId="21" w15:restartNumberingAfterBreak="0">
     <w:nsid w:val="2DC220F5"/>
     <w:multiLevelType w:val="multilevel"/>
     <w:tmpl w:val="2BFCBF1E"/>
@@ -14847,7 +16845,7 @@
       </w:rPr>
     </w:lvl>
   </w:abstractNum>
-  <w:abstractNum w:abstractNumId="20" w15:restartNumberingAfterBreak="0">
+  <w:abstractNum w:abstractNumId="22" w15:restartNumberingAfterBreak="0">
     <w:nsid w:val="2DFE18DC"/>
     <w:multiLevelType w:val="hybridMultilevel"/>
     <w:tmpl w:val="C6C61974"/>
@@ -14960,7 +16958,7 @@
       </w:rPr>
     </w:lvl>
   </w:abstractNum>
-  <w:abstractNum w:abstractNumId="21" w15:restartNumberingAfterBreak="0">
+  <w:abstractNum w:abstractNumId="23" w15:restartNumberingAfterBreak="0">
     <w:nsid w:val="2EFB7EDA"/>
     <w:multiLevelType w:val="hybridMultilevel"/>
     <w:tmpl w:val="81DEBFF2"/>
@@ -15073,7 +17071,7 @@
       </w:rPr>
     </w:lvl>
   </w:abstractNum>
-  <w:abstractNum w:abstractNumId="22" w15:restartNumberingAfterBreak="0">
+  <w:abstractNum w:abstractNumId="24" w15:restartNumberingAfterBreak="0">
     <w:nsid w:val="30EC166B"/>
     <w:multiLevelType w:val="multilevel"/>
     <w:tmpl w:val="58DEA77E"/>
@@ -15222,7 +17220,7 @@
       </w:rPr>
     </w:lvl>
   </w:abstractNum>
-  <w:abstractNum w:abstractNumId="23" w15:restartNumberingAfterBreak="0">
+  <w:abstractNum w:abstractNumId="25" w15:restartNumberingAfterBreak="0">
     <w:nsid w:val="320A6D0C"/>
     <w:multiLevelType w:val="multilevel"/>
     <w:tmpl w:val="8C9CE680"/>
@@ -15371,7 +17369,7 @@
       </w:rPr>
     </w:lvl>
   </w:abstractNum>
-  <w:abstractNum w:abstractNumId="24" w15:restartNumberingAfterBreak="0">
+  <w:abstractNum w:abstractNumId="26" w15:restartNumberingAfterBreak="0">
     <w:nsid w:val="32214C65"/>
     <w:multiLevelType w:val="multilevel"/>
     <w:tmpl w:val="E832529C"/>
@@ -15520,7 +17518,7 @@
       </w:rPr>
     </w:lvl>
   </w:abstractNum>
-  <w:abstractNum w:abstractNumId="25" w15:restartNumberingAfterBreak="0">
+  <w:abstractNum w:abstractNumId="27" w15:restartNumberingAfterBreak="0">
     <w:nsid w:val="32D25E39"/>
     <w:multiLevelType w:val="multilevel"/>
     <w:tmpl w:val="1676FC2A"/>
@@ -15669,7 +17667,7 @@
       </w:rPr>
     </w:lvl>
   </w:abstractNum>
-  <w:abstractNum w:abstractNumId="26" w15:restartNumberingAfterBreak="0">
+  <w:abstractNum w:abstractNumId="28" w15:restartNumberingAfterBreak="0">
     <w:nsid w:val="35373B56"/>
     <w:multiLevelType w:val="multilevel"/>
     <w:tmpl w:val="3F981A34"/>
@@ -15782,7 +17780,7 @@
       </w:pPr>
     </w:lvl>
   </w:abstractNum>
-  <w:abstractNum w:abstractNumId="27" w15:restartNumberingAfterBreak="0">
+  <w:abstractNum w:abstractNumId="29" w15:restartNumberingAfterBreak="0">
     <w:nsid w:val="3AF50583"/>
     <w:multiLevelType w:val="multilevel"/>
     <w:tmpl w:val="41443C12"/>
@@ -15931,7 +17929,7 @@
       </w:rPr>
     </w:lvl>
   </w:abstractNum>
-  <w:abstractNum w:abstractNumId="28" w15:restartNumberingAfterBreak="0">
+  <w:abstractNum w:abstractNumId="30" w15:restartNumberingAfterBreak="0">
     <w:nsid w:val="3B921024"/>
     <w:multiLevelType w:val="hybridMultilevel"/>
     <w:tmpl w:val="AD0E9BFA"/>
@@ -16044,7 +18042,120 @@
       </w:rPr>
     </w:lvl>
   </w:abstractNum>
-  <w:abstractNum w:abstractNumId="29" w15:restartNumberingAfterBreak="0">
+  <w:abstractNum w:abstractNumId="31" w15:restartNumberingAfterBreak="0">
+    <w:nsid w:val="3BDC2BCA"/>
+    <w:multiLevelType w:val="hybridMultilevel"/>
+    <w:tmpl w:val="4E8A63B6"/>
+    <w:lvl w:ilvl="0" w:tplc="04090001">
+      <w:start w:val="1"/>
+      <w:numFmt w:val="bullet"/>
+      <w:lvlText w:val=""/>
+      <w:lvlJc w:val="left"/>
+      <w:pPr>
+        <w:ind w:left="720" w:hanging="360"/>
+      </w:pPr>
+      <w:rPr>
+        <w:rFonts w:ascii="Symbol" w:hAnsi="Symbol" w:hint="default"/>
+      </w:rPr>
+    </w:lvl>
+    <w:lvl w:ilvl="1" w:tplc="04090003" w:tentative="1">
+      <w:start w:val="1"/>
+      <w:numFmt w:val="bullet"/>
+      <w:lvlText w:val="o"/>
+      <w:lvlJc w:val="left"/>
+      <w:pPr>
+        <w:ind w:left="1440" w:hanging="360"/>
+      </w:pPr>
+      <w:rPr>
+        <w:rFonts w:ascii="Courier New" w:hAnsi="Courier New" w:cs="Courier New" w:hint="default"/>
+      </w:rPr>
+    </w:lvl>
+    <w:lvl w:ilvl="2" w:tplc="04090005" w:tentative="1">
+      <w:start w:val="1"/>
+      <w:numFmt w:val="bullet"/>
+      <w:lvlText w:val=""/>
+      <w:lvlJc w:val="left"/>
+      <w:pPr>
+        <w:ind w:left="2160" w:hanging="360"/>
+      </w:pPr>
+      <w:rPr>
+        <w:rFonts w:ascii="Wingdings" w:hAnsi="Wingdings" w:hint="default"/>
+      </w:rPr>
+    </w:lvl>
+    <w:lvl w:ilvl="3" w:tplc="04090001" w:tentative="1">
+      <w:start w:val="1"/>
+      <w:numFmt w:val="bullet"/>
+      <w:lvlText w:val=""/>
+      <w:lvlJc w:val="left"/>
+      <w:pPr>
+        <w:ind w:left="2880" w:hanging="360"/>
+      </w:pPr>
+      <w:rPr>
+        <w:rFonts w:ascii="Symbol" w:hAnsi="Symbol" w:hint="default"/>
+      </w:rPr>
+    </w:lvl>
+    <w:lvl w:ilvl="4" w:tplc="04090003" w:tentative="1">
+      <w:start w:val="1"/>
+      <w:numFmt w:val="bullet"/>
+      <w:lvlText w:val="o"/>
+      <w:lvlJc w:val="left"/>
+      <w:pPr>
+        <w:ind w:left="3600" w:hanging="360"/>
+      </w:pPr>
+      <w:rPr>
+        <w:rFonts w:ascii="Courier New" w:hAnsi="Courier New" w:cs="Courier New" w:hint="default"/>
+      </w:rPr>
+    </w:lvl>
+    <w:lvl w:ilvl="5" w:tplc="04090005" w:tentative="1">
+      <w:start w:val="1"/>
+      <w:numFmt w:val="bullet"/>
+      <w:lvlText w:val=""/>
+      <w:lvlJc w:val="left"/>
+      <w:pPr>
+        <w:ind w:left="4320" w:hanging="360"/>
+      </w:pPr>
+      <w:rPr>
+        <w:rFonts w:ascii="Wingdings" w:hAnsi="Wingdings" w:hint="default"/>
+      </w:rPr>
+    </w:lvl>
+    <w:lvl w:ilvl="6" w:tplc="04090001" w:tentative="1">
+      <w:start w:val="1"/>
+      <w:numFmt w:val="bullet"/>
+      <w:lvlText w:val=""/>
+      <w:lvlJc w:val="left"/>
+      <w:pPr>
+        <w:ind w:left="5040" w:hanging="360"/>
+      </w:pPr>
+      <w:rPr>
+        <w:rFonts w:ascii="Symbol" w:hAnsi="Symbol" w:hint="default"/>
+      </w:rPr>
+    </w:lvl>
+    <w:lvl w:ilvl="7" w:tplc="04090003" w:tentative="1">
+      <w:start w:val="1"/>
+      <w:numFmt w:val="bullet"/>
+      <w:lvlText w:val="o"/>
+      <w:lvlJc w:val="left"/>
+      <w:pPr>
+        <w:ind w:left="5760" w:hanging="360"/>
+      </w:pPr>
+      <w:rPr>
+        <w:rFonts w:ascii="Courier New" w:hAnsi="Courier New" w:cs="Courier New" w:hint="default"/>
+      </w:rPr>
+    </w:lvl>
+    <w:lvl w:ilvl="8" w:tplc="04090005" w:tentative="1">
+      <w:start w:val="1"/>
+      <w:numFmt w:val="bullet"/>
+      <w:lvlText w:val=""/>
+      <w:lvlJc w:val="left"/>
+      <w:pPr>
+        <w:ind w:left="6480" w:hanging="360"/>
+      </w:pPr>
+      <w:rPr>
+        <w:rFonts w:ascii="Wingdings" w:hAnsi="Wingdings" w:hint="default"/>
+      </w:rPr>
+    </w:lvl>
+  </w:abstractNum>
+  <w:abstractNum w:abstractNumId="32" w15:restartNumberingAfterBreak="0">
     <w:nsid w:val="3CE8409E"/>
     <w:multiLevelType w:val="multilevel"/>
     <w:tmpl w:val="5BFEBCF0"/>
@@ -16193,7 +18304,7 @@
       </w:rPr>
     </w:lvl>
   </w:abstractNum>
-  <w:abstractNum w:abstractNumId="30" w15:restartNumberingAfterBreak="0">
+  <w:abstractNum w:abstractNumId="33" w15:restartNumberingAfterBreak="0">
     <w:nsid w:val="3FB01704"/>
     <w:multiLevelType w:val="multilevel"/>
     <w:tmpl w:val="5E566FE0"/>
@@ -16342,7 +18453,7 @@
       </w:rPr>
     </w:lvl>
   </w:abstractNum>
-  <w:abstractNum w:abstractNumId="31" w15:restartNumberingAfterBreak="0">
+  <w:abstractNum w:abstractNumId="34" w15:restartNumberingAfterBreak="0">
     <w:nsid w:val="43EC079B"/>
     <w:multiLevelType w:val="hybridMultilevel"/>
     <w:tmpl w:val="D2FEFD00"/>
@@ -16455,7 +18566,7 @@
       </w:rPr>
     </w:lvl>
   </w:abstractNum>
-  <w:abstractNum w:abstractNumId="32" w15:restartNumberingAfterBreak="0">
+  <w:abstractNum w:abstractNumId="35" w15:restartNumberingAfterBreak="0">
     <w:nsid w:val="4BE66C81"/>
     <w:multiLevelType w:val="hybridMultilevel"/>
     <w:tmpl w:val="BF0CB8DA"/>
@@ -16568,7 +18679,7 @@
       </w:rPr>
     </w:lvl>
   </w:abstractNum>
-  <w:abstractNum w:abstractNumId="33" w15:restartNumberingAfterBreak="0">
+  <w:abstractNum w:abstractNumId="36" w15:restartNumberingAfterBreak="0">
     <w:nsid w:val="4E4B645E"/>
     <w:multiLevelType w:val="hybridMultilevel"/>
     <w:tmpl w:val="6EBEFBAE"/>
@@ -16681,7 +18792,7 @@
       </w:rPr>
     </w:lvl>
   </w:abstractNum>
-  <w:abstractNum w:abstractNumId="34" w15:restartNumberingAfterBreak="0">
+  <w:abstractNum w:abstractNumId="37" w15:restartNumberingAfterBreak="0">
     <w:nsid w:val="4F1114D7"/>
     <w:multiLevelType w:val="hybridMultilevel"/>
     <w:tmpl w:val="67105F40"/>
@@ -16794,7 +18905,7 @@
       </w:rPr>
     </w:lvl>
   </w:abstractNum>
-  <w:abstractNum w:abstractNumId="35" w15:restartNumberingAfterBreak="0">
+  <w:abstractNum w:abstractNumId="38" w15:restartNumberingAfterBreak="0">
     <w:nsid w:val="4F9671A1"/>
     <w:multiLevelType w:val="multilevel"/>
     <w:tmpl w:val="17708F3A"/>
@@ -16943,7 +19054,7 @@
       </w:rPr>
     </w:lvl>
   </w:abstractNum>
-  <w:abstractNum w:abstractNumId="36" w15:restartNumberingAfterBreak="0">
+  <w:abstractNum w:abstractNumId="39" w15:restartNumberingAfterBreak="0">
     <w:nsid w:val="542140A4"/>
     <w:multiLevelType w:val="hybridMultilevel"/>
     <w:tmpl w:val="279005B6"/>
@@ -17056,7 +19167,7 @@
       </w:rPr>
     </w:lvl>
   </w:abstractNum>
-  <w:abstractNum w:abstractNumId="37" w15:restartNumberingAfterBreak="0">
+  <w:abstractNum w:abstractNumId="40" w15:restartNumberingAfterBreak="0">
     <w:nsid w:val="544650F7"/>
     <w:multiLevelType w:val="hybridMultilevel"/>
     <w:tmpl w:val="CB7C139E"/>
@@ -17169,7 +19280,7 @@
       </w:rPr>
     </w:lvl>
   </w:abstractNum>
-  <w:abstractNum w:abstractNumId="38" w15:restartNumberingAfterBreak="0">
+  <w:abstractNum w:abstractNumId="41" w15:restartNumberingAfterBreak="0">
     <w:nsid w:val="57C56EA3"/>
     <w:multiLevelType w:val="hybridMultilevel"/>
     <w:tmpl w:val="11400EF0"/>
@@ -17258,7 +19369,7 @@
       </w:pPr>
     </w:lvl>
   </w:abstractNum>
-  <w:abstractNum w:abstractNumId="39" w15:restartNumberingAfterBreak="0">
+  <w:abstractNum w:abstractNumId="42" w15:restartNumberingAfterBreak="0">
     <w:nsid w:val="5E7A49F7"/>
     <w:multiLevelType w:val="multilevel"/>
     <w:tmpl w:val="BC00DD00"/>
@@ -17407,7 +19518,7 @@
       </w:rPr>
     </w:lvl>
   </w:abstractNum>
-  <w:abstractNum w:abstractNumId="40" w15:restartNumberingAfterBreak="0">
+  <w:abstractNum w:abstractNumId="43" w15:restartNumberingAfterBreak="0">
     <w:nsid w:val="5E9C6220"/>
     <w:multiLevelType w:val="multilevel"/>
     <w:tmpl w:val="784677DC"/>
@@ -17556,7 +19667,7 @@
       </w:rPr>
     </w:lvl>
   </w:abstractNum>
-  <w:abstractNum w:abstractNumId="41" w15:restartNumberingAfterBreak="0">
+  <w:abstractNum w:abstractNumId="44" w15:restartNumberingAfterBreak="0">
     <w:nsid w:val="60A60A49"/>
     <w:multiLevelType w:val="hybridMultilevel"/>
     <w:tmpl w:val="91DC465C"/>
@@ -17669,7 +19780,7 @@
       </w:rPr>
     </w:lvl>
   </w:abstractNum>
-  <w:abstractNum w:abstractNumId="42" w15:restartNumberingAfterBreak="0">
+  <w:abstractNum w:abstractNumId="45" w15:restartNumberingAfterBreak="0">
     <w:nsid w:val="60BE23A6"/>
     <w:multiLevelType w:val="multilevel"/>
     <w:tmpl w:val="952A0252"/>
@@ -17818,7 +19929,7 @@
       </w:rPr>
     </w:lvl>
   </w:abstractNum>
-  <w:abstractNum w:abstractNumId="43" w15:restartNumberingAfterBreak="0">
+  <w:abstractNum w:abstractNumId="46" w15:restartNumberingAfterBreak="0">
     <w:nsid w:val="61D03BB1"/>
     <w:multiLevelType w:val="hybridMultilevel"/>
     <w:tmpl w:val="5EEE2906"/>
@@ -17931,7 +20042,7 @@
       </w:rPr>
     </w:lvl>
   </w:abstractNum>
-  <w:abstractNum w:abstractNumId="44" w15:restartNumberingAfterBreak="0">
+  <w:abstractNum w:abstractNumId="47" w15:restartNumberingAfterBreak="0">
     <w:nsid w:val="68037740"/>
     <w:multiLevelType w:val="hybridMultilevel"/>
     <w:tmpl w:val="688C4652"/>
@@ -18044,7 +20155,7 @@
       </w:rPr>
     </w:lvl>
   </w:abstractNum>
-  <w:abstractNum w:abstractNumId="45" w15:restartNumberingAfterBreak="0">
+  <w:abstractNum w:abstractNumId="48" w15:restartNumberingAfterBreak="0">
     <w:nsid w:val="6BC41E37"/>
     <w:multiLevelType w:val="multilevel"/>
     <w:tmpl w:val="BCFA61CC"/>
@@ -18161,7 +20272,7 @@
       </w:pPr>
     </w:lvl>
   </w:abstractNum>
-  <w:abstractNum w:abstractNumId="46" w15:restartNumberingAfterBreak="0">
+  <w:abstractNum w:abstractNumId="49" w15:restartNumberingAfterBreak="0">
     <w:nsid w:val="6D186F96"/>
     <w:multiLevelType w:val="multilevel"/>
     <w:tmpl w:val="53AAFD92"/>
@@ -18310,7 +20421,7 @@
       </w:rPr>
     </w:lvl>
   </w:abstractNum>
-  <w:abstractNum w:abstractNumId="47" w15:restartNumberingAfterBreak="0">
+  <w:abstractNum w:abstractNumId="50" w15:restartNumberingAfterBreak="0">
     <w:nsid w:val="74357518"/>
     <w:multiLevelType w:val="hybridMultilevel"/>
     <w:tmpl w:val="B8FE9524"/>
@@ -18423,7 +20534,7 @@
       </w:rPr>
     </w:lvl>
   </w:abstractNum>
-  <w:abstractNum w:abstractNumId="48" w15:restartNumberingAfterBreak="0">
+  <w:abstractNum w:abstractNumId="51" w15:restartNumberingAfterBreak="0">
     <w:nsid w:val="766F53C4"/>
     <w:multiLevelType w:val="hybridMultilevel"/>
     <w:tmpl w:val="1B9CB594"/>
@@ -18512,7 +20623,7 @@
       </w:pPr>
     </w:lvl>
   </w:abstractNum>
-  <w:abstractNum w:abstractNumId="49" w15:restartNumberingAfterBreak="0">
+  <w:abstractNum w:abstractNumId="52" w15:restartNumberingAfterBreak="0">
     <w:nsid w:val="799F2606"/>
     <w:multiLevelType w:val="hybridMultilevel"/>
     <w:tmpl w:val="39DAF236"/>
@@ -18628,7 +20739,7 @@
       </w:rPr>
     </w:lvl>
   </w:abstractNum>
-  <w:abstractNum w:abstractNumId="50" w15:restartNumberingAfterBreak="0">
+  <w:abstractNum w:abstractNumId="53" w15:restartNumberingAfterBreak="0">
     <w:nsid w:val="7BE00D70"/>
     <w:multiLevelType w:val="hybridMultilevel"/>
     <w:tmpl w:val="4356C49E"/>
@@ -18741,7 +20852,7 @@
       </w:rPr>
     </w:lvl>
   </w:abstractNum>
-  <w:abstractNum w:abstractNumId="51" w15:restartNumberingAfterBreak="0">
+  <w:abstractNum w:abstractNumId="54" w15:restartNumberingAfterBreak="0">
     <w:nsid w:val="7D5D3920"/>
     <w:multiLevelType w:val="hybridMultilevel"/>
     <w:tmpl w:val="5C302FF8"/>
@@ -18855,103 +20966,103 @@
     </w:lvl>
   </w:abstractNum>
   <w:num w:numId="1" w16cid:durableId="288627694">
-    <w:abstractNumId w:val="13"/>
+    <w:abstractNumId w:val="14"/>
   </w:num>
   <w:num w:numId="2" w16cid:durableId="2005817652">
-    <w:abstractNumId w:val="49"/>
+    <w:abstractNumId w:val="52"/>
   </w:num>
   <w:num w:numId="3" w16cid:durableId="1474447307">
-    <w:abstractNumId w:val="26"/>
+    <w:abstractNumId w:val="28"/>
   </w:num>
   <w:num w:numId="4" w16cid:durableId="216212000">
-    <w:abstractNumId w:val="37"/>
+    <w:abstractNumId w:val="40"/>
   </w:num>
   <w:num w:numId="5" w16cid:durableId="431324127">
-    <w:abstractNumId w:val="45"/>
+    <w:abstractNumId w:val="48"/>
   </w:num>
   <w:num w:numId="6" w16cid:durableId="524906009">
-    <w:abstractNumId w:val="16"/>
+    <w:abstractNumId w:val="18"/>
   </w:num>
   <w:num w:numId="7" w16cid:durableId="712071605">
-    <w:abstractNumId w:val="33"/>
+    <w:abstractNumId w:val="36"/>
   </w:num>
   <w:num w:numId="8" w16cid:durableId="684481806">
     <w:abstractNumId w:val="1"/>
   </w:num>
   <w:num w:numId="9" w16cid:durableId="1381788857">
-    <w:abstractNumId w:val="25"/>
+    <w:abstractNumId w:val="27"/>
   </w:num>
   <w:num w:numId="10" w16cid:durableId="1890064995">
-    <w:abstractNumId w:val="50"/>
+    <w:abstractNumId w:val="53"/>
   </w:num>
   <w:num w:numId="11" w16cid:durableId="367067840">
-    <w:abstractNumId w:val="11"/>
+    <w:abstractNumId w:val="12"/>
   </w:num>
   <w:num w:numId="12" w16cid:durableId="972448297">
-    <w:abstractNumId w:val="7"/>
+    <w:abstractNumId w:val="8"/>
   </w:num>
   <w:num w:numId="13" w16cid:durableId="1547258790">
-    <w:abstractNumId w:val="43"/>
+    <w:abstractNumId w:val="46"/>
   </w:num>
   <w:num w:numId="14" w16cid:durableId="206338977">
-    <w:abstractNumId w:val="14"/>
+    <w:abstractNumId w:val="15"/>
   </w:num>
   <w:num w:numId="15" w16cid:durableId="471288814">
-    <w:abstractNumId w:val="28"/>
+    <w:abstractNumId w:val="30"/>
   </w:num>
   <w:num w:numId="16" w16cid:durableId="467288562">
-    <w:abstractNumId w:val="22"/>
+    <w:abstractNumId w:val="24"/>
   </w:num>
   <w:num w:numId="17" w16cid:durableId="1775320564">
-    <w:abstractNumId w:val="44"/>
+    <w:abstractNumId w:val="47"/>
   </w:num>
   <w:num w:numId="18" w16cid:durableId="1354844896">
     <w:abstractNumId w:val="2"/>
   </w:num>
   <w:num w:numId="19" w16cid:durableId="1265769481">
+    <w:abstractNumId w:val="37"/>
+  </w:num>
+  <w:num w:numId="20" w16cid:durableId="1993096725">
+    <w:abstractNumId w:val="32"/>
+  </w:num>
+  <w:num w:numId="21" w16cid:durableId="859659424">
+    <w:abstractNumId w:val="45"/>
+  </w:num>
+  <w:num w:numId="22" w16cid:durableId="1620332190">
+    <w:abstractNumId w:val="39"/>
+  </w:num>
+  <w:num w:numId="23" w16cid:durableId="1744179184">
+    <w:abstractNumId w:val="13"/>
+  </w:num>
+  <w:num w:numId="24" w16cid:durableId="1455052006">
+    <w:abstractNumId w:val="20"/>
+  </w:num>
+  <w:num w:numId="25" w16cid:durableId="2035185915">
+    <w:abstractNumId w:val="29"/>
+  </w:num>
+  <w:num w:numId="26" w16cid:durableId="154490209">
+    <w:abstractNumId w:val="17"/>
+  </w:num>
+  <w:num w:numId="27" w16cid:durableId="2124958206">
+    <w:abstractNumId w:val="44"/>
+  </w:num>
+  <w:num w:numId="28" w16cid:durableId="2123767011">
+    <w:abstractNumId w:val="10"/>
+  </w:num>
+  <w:num w:numId="29" w16cid:durableId="1373263009">
+    <w:abstractNumId w:val="43"/>
+  </w:num>
+  <w:num w:numId="30" w16cid:durableId="1908685233">
+    <w:abstractNumId w:val="54"/>
+  </w:num>
+  <w:num w:numId="31" w16cid:durableId="91823464">
     <w:abstractNumId w:val="34"/>
   </w:num>
-  <w:num w:numId="20" w16cid:durableId="1993096725">
-    <w:abstractNumId w:val="29"/>
-  </w:num>
-  <w:num w:numId="21" w16cid:durableId="859659424">
-    <w:abstractNumId w:val="42"/>
-  </w:num>
-  <w:num w:numId="22" w16cid:durableId="1620332190">
-    <w:abstractNumId w:val="36"/>
-  </w:num>
-  <w:num w:numId="23" w16cid:durableId="1744179184">
-    <w:abstractNumId w:val="12"/>
-  </w:num>
-  <w:num w:numId="24" w16cid:durableId="1455052006">
-    <w:abstractNumId w:val="18"/>
-  </w:num>
-  <w:num w:numId="25" w16cid:durableId="2035185915">
-    <w:abstractNumId w:val="27"/>
-  </w:num>
-  <w:num w:numId="26" w16cid:durableId="154490209">
-    <w:abstractNumId w:val="15"/>
-  </w:num>
-  <w:num w:numId="27" w16cid:durableId="2124958206">
-    <w:abstractNumId w:val="41"/>
-  </w:num>
-  <w:num w:numId="28" w16cid:durableId="2123767011">
-    <w:abstractNumId w:val="9"/>
-  </w:num>
-  <w:num w:numId="29" w16cid:durableId="1373263009">
-    <w:abstractNumId w:val="40"/>
-  </w:num>
-  <w:num w:numId="30" w16cid:durableId="1908685233">
+  <w:num w:numId="32" w16cid:durableId="694841928">
     <w:abstractNumId w:val="51"/>
   </w:num>
-  <w:num w:numId="31" w16cid:durableId="91823464">
-    <w:abstractNumId w:val="31"/>
-  </w:num>
-  <w:num w:numId="32" w16cid:durableId="694841928">
-    <w:abstractNumId w:val="48"/>
-  </w:num>
   <w:num w:numId="33" w16cid:durableId="898441598">
-    <w:abstractNumId w:val="38"/>
+    <w:abstractNumId w:val="41"/>
   </w:num>
   <w:num w:numId="34" w16cid:durableId="1878464490">
     <w:abstractNumId w:val="3"/>
@@ -18960,55 +21071,64 @@
     <w:abstractNumId w:val="5"/>
   </w:num>
   <w:num w:numId="36" w16cid:durableId="111749717">
-    <w:abstractNumId w:val="32"/>
+    <w:abstractNumId w:val="35"/>
   </w:num>
   <w:num w:numId="37" w16cid:durableId="139005724">
-    <w:abstractNumId w:val="10"/>
+    <w:abstractNumId w:val="11"/>
   </w:num>
   <w:num w:numId="38" w16cid:durableId="293097847">
     <w:abstractNumId w:val="4"/>
   </w:num>
   <w:num w:numId="39" w16cid:durableId="1844052309">
-    <w:abstractNumId w:val="39"/>
+    <w:abstractNumId w:val="42"/>
   </w:num>
   <w:num w:numId="40" w16cid:durableId="1040087479">
-    <w:abstractNumId w:val="20"/>
+    <w:abstractNumId w:val="22"/>
   </w:num>
   <w:num w:numId="41" w16cid:durableId="1063987310">
-    <w:abstractNumId w:val="19"/>
+    <w:abstractNumId w:val="21"/>
   </w:num>
   <w:num w:numId="42" w16cid:durableId="693845061">
-    <w:abstractNumId w:val="47"/>
+    <w:abstractNumId w:val="50"/>
   </w:num>
   <w:num w:numId="43" w16cid:durableId="1097412044">
-    <w:abstractNumId w:val="6"/>
+    <w:abstractNumId w:val="7"/>
   </w:num>
   <w:num w:numId="44" w16cid:durableId="1903785886">
-    <w:abstractNumId w:val="21"/>
+    <w:abstractNumId w:val="23"/>
   </w:num>
   <w:num w:numId="45" w16cid:durableId="1260289178">
-    <w:abstractNumId w:val="46"/>
+    <w:abstractNumId w:val="49"/>
   </w:num>
   <w:num w:numId="46" w16cid:durableId="104816833">
     <w:abstractNumId w:val="0"/>
   </w:num>
   <w:num w:numId="47" w16cid:durableId="1760132169">
-    <w:abstractNumId w:val="8"/>
+    <w:abstractNumId w:val="9"/>
   </w:num>
   <w:num w:numId="48" w16cid:durableId="529729578">
-    <w:abstractNumId w:val="30"/>
+    <w:abstractNumId w:val="33"/>
   </w:num>
   <w:num w:numId="49" w16cid:durableId="322052210">
-    <w:abstractNumId w:val="35"/>
+    <w:abstractNumId w:val="38"/>
   </w:num>
   <w:num w:numId="50" w16cid:durableId="627859475">
-    <w:abstractNumId w:val="23"/>
+    <w:abstractNumId w:val="25"/>
   </w:num>
   <w:num w:numId="51" w16cid:durableId="1112628777">
-    <w:abstractNumId w:val="17"/>
+    <w:abstractNumId w:val="19"/>
   </w:num>
   <w:num w:numId="52" w16cid:durableId="1297683701">
-    <w:abstractNumId w:val="24"/>
+    <w:abstractNumId w:val="26"/>
+  </w:num>
+  <w:num w:numId="53" w16cid:durableId="217129529">
+    <w:abstractNumId w:val="16"/>
+  </w:num>
+  <w:num w:numId="54" w16cid:durableId="397166137">
+    <w:abstractNumId w:val="31"/>
+  </w:num>
+  <w:num w:numId="55" w16cid:durableId="21051957">
+    <w:abstractNumId w:val="6"/>
   </w:num>
 </w:numbering>
 </file>
@@ -19613,7 +21733,6 @@
   <w:style w:type="character" w:default="1" w:styleId="DefaultParagraphFont">
     <w:name w:val="Default Paragraph Font"/>
     <w:uiPriority w:val="1"/>
-    <w:semiHidden/>
     <w:unhideWhenUsed/>
   </w:style>
   <w:style w:type="table" w:default="1" w:styleId="TableNormal">

--- a/Entrepreneurship.docx
+++ b/Entrepreneurship.docx
@@ -13389,51 +13389,7 @@
           <w:szCs w:val="32"/>
         </w:rPr>
         <w:lastRenderedPageBreak/>
-        <w:t xml:space="preserve">Design Thinking </w:t>
-      </w:r>
-      <w:r>
-        <w:rPr>
-          <w:rFonts w:ascii="Times New Roman" w:hAnsi="Times New Roman" w:cs="Times New Roman"/>
-          <w:b/>
-          <w:bCs/>
-          <w:color w:val="365F91" w:themeColor="accent1" w:themeShade="BF"/>
-          <w:sz w:val="32"/>
-          <w:szCs w:val="32"/>
-        </w:rPr>
-        <w:t>as</w:t>
-      </w:r>
-      <w:r>
-        <w:rPr>
-          <w:rFonts w:ascii="Times New Roman" w:hAnsi="Times New Roman" w:cs="Times New Roman"/>
-          <w:b/>
-          <w:bCs/>
-          <w:color w:val="365F91" w:themeColor="accent1" w:themeShade="BF"/>
-          <w:sz w:val="32"/>
-          <w:szCs w:val="32"/>
-        </w:rPr>
-        <w:t xml:space="preserve"> A Human-Centered</w:t>
-      </w:r>
-      <w:r>
-        <w:rPr>
-          <w:rFonts w:ascii="Times New Roman" w:hAnsi="Times New Roman" w:cs="Times New Roman"/>
-          <w:b/>
-          <w:bCs/>
-          <w:color w:val="365F91" w:themeColor="accent1" w:themeShade="BF"/>
-          <w:sz w:val="32"/>
-          <w:szCs w:val="32"/>
-        </w:rPr>
-        <w:t xml:space="preserve"> </w:t>
-      </w:r>
-      <w:r>
-        <w:rPr>
-          <w:rFonts w:ascii="Times New Roman" w:hAnsi="Times New Roman" w:cs="Times New Roman"/>
-          <w:b/>
-          <w:bCs/>
-          <w:color w:val="365F91" w:themeColor="accent1" w:themeShade="BF"/>
-          <w:sz w:val="32"/>
-          <w:szCs w:val="32"/>
-        </w:rPr>
-        <w:t>Process</w:t>
+        <w:t>Design Thinking as A Human-Centered Process</w:t>
       </w:r>
       <w:r>
         <w:rPr>
@@ -13720,6 +13676,7 @@
           <w:rFonts w:ascii="Times New Roman" w:hAnsi="Times New Roman" w:cs="Times New Roman"/>
           <w:b/>
           <w:bCs/>
+          <w:noProof/>
           <w:color w:val="365F91" w:themeColor="accent1" w:themeShade="BF"/>
           <w:sz w:val="32"/>
           <w:szCs w:val="32"/>
@@ -13966,26 +13923,1737 @@
     <w:p>
       <w:pPr>
         <w:tabs>
-          <w:tab w:val="left" w:pos="2736"/>
-        </w:tabs>
-        <w:rPr>
-          <w:rFonts w:cstheme="minorHAnsi"/>
-          <w:color w:val="0D0D0D" w:themeColor="text1" w:themeTint="F2"/>
-          <w:sz w:val="32"/>
-          <w:szCs w:val="32"/>
-        </w:rPr>
-      </w:pPr>
-    </w:p>
-    <w:p>
-      <w:pPr>
-        <w:tabs>
-          <w:tab w:val="left" w:pos="2736"/>
-        </w:tabs>
-        <w:rPr>
-          <w:rFonts w:cstheme="minorHAnsi"/>
-          <w:color w:val="0D0D0D" w:themeColor="text1" w:themeTint="F2"/>
-          <w:sz w:val="32"/>
-          <w:szCs w:val="32"/>
+          <w:tab w:val="left" w:pos="960"/>
+        </w:tabs>
+        <w:rPr>
+          <w:rFonts w:ascii="Times New Roman" w:hAnsi="Times New Roman" w:cs="Times New Roman"/>
+          <w:b/>
+          <w:bCs/>
+          <w:color w:val="365F91" w:themeColor="accent1" w:themeShade="BF"/>
+          <w:sz w:val="32"/>
+          <w:szCs w:val="32"/>
+        </w:rPr>
+      </w:pPr>
+      <w:r>
+        <w:rPr>
+          <w:rFonts w:ascii="Times New Roman" w:hAnsi="Times New Roman" w:cs="Times New Roman"/>
+          <w:b/>
+          <w:bCs/>
+          <w:color w:val="365F91" w:themeColor="accent1" w:themeShade="BF"/>
+          <w:sz w:val="32"/>
+          <w:szCs w:val="32"/>
+        </w:rPr>
+        <w:t>What is a Feasibility Study?</w:t>
+      </w:r>
+    </w:p>
+    <w:p>
+      <w:pPr>
+        <w:tabs>
+          <w:tab w:val="left" w:pos="960"/>
+        </w:tabs>
+        <w:rPr>
+          <w:rFonts w:cstheme="minorHAnsi"/>
+          <w:color w:val="0D0D0D" w:themeColor="text1" w:themeTint="F2"/>
+          <w:sz w:val="32"/>
+          <w:szCs w:val="32"/>
+        </w:rPr>
+      </w:pPr>
+      <w:r>
+        <w:rPr>
+          <w:rFonts w:cstheme="minorHAnsi"/>
+          <w:color w:val="0D0D0D" w:themeColor="text1" w:themeTint="F2"/>
+          <w:sz w:val="32"/>
+          <w:szCs w:val="32"/>
+        </w:rPr>
+        <w:t xml:space="preserve">A feasibility study is a planning tool that helps entrepreneurs test whether their business idea is possible and worth pursuing. It is often the first step before writing a business plan. This study helps answer the big question: </w:t>
+      </w:r>
+      <w:r>
+        <w:rPr>
+          <w:rFonts w:cstheme="minorHAnsi"/>
+          <w:b/>
+          <w:bCs/>
+          <w:color w:val="0D0D0D" w:themeColor="text1" w:themeTint="F2"/>
+          <w:sz w:val="32"/>
+          <w:szCs w:val="32"/>
+        </w:rPr>
+        <w:t>“Will my business idea actually work?”</w:t>
+      </w:r>
+    </w:p>
+    <w:p>
+      <w:pPr>
+        <w:tabs>
+          <w:tab w:val="left" w:pos="1572"/>
+        </w:tabs>
+        <w:rPr>
+          <w:rFonts w:cstheme="minorHAnsi"/>
+          <w:sz w:val="32"/>
+          <w:szCs w:val="32"/>
+        </w:rPr>
+      </w:pPr>
+      <w:r>
+        <w:rPr>
+          <w:rFonts w:cstheme="minorHAnsi"/>
+          <w:sz w:val="32"/>
+          <w:szCs w:val="32"/>
+        </w:rPr>
+        <w:t>It focuses on important areas like:</w:t>
+      </w:r>
+    </w:p>
+    <w:p>
+      <w:pPr>
+        <w:pStyle w:val="ListParagraph"/>
+        <w:numPr>
+          <w:ilvl w:val="0"/>
+          <w:numId w:val="57"/>
+        </w:numPr>
+        <w:tabs>
+          <w:tab w:val="left" w:pos="1572"/>
+        </w:tabs>
+        <w:rPr>
+          <w:rFonts w:cstheme="minorHAnsi"/>
+          <w:sz w:val="32"/>
+          <w:szCs w:val="32"/>
+        </w:rPr>
+      </w:pPr>
+      <w:r>
+        <w:rPr>
+          <w:rFonts w:cstheme="minorHAnsi"/>
+          <w:sz w:val="32"/>
+          <w:szCs w:val="32"/>
+        </w:rPr>
+        <w:t>Size and demand of the market</w:t>
+      </w:r>
+    </w:p>
+    <w:p>
+      <w:pPr>
+        <w:pStyle w:val="ListParagraph"/>
+        <w:numPr>
+          <w:ilvl w:val="0"/>
+          <w:numId w:val="57"/>
+        </w:numPr>
+        <w:tabs>
+          <w:tab w:val="left" w:pos="1572"/>
+        </w:tabs>
+        <w:rPr>
+          <w:rFonts w:cstheme="minorHAnsi"/>
+          <w:sz w:val="32"/>
+          <w:szCs w:val="32"/>
+        </w:rPr>
+      </w:pPr>
+      <w:r>
+        <w:rPr>
+          <w:rFonts w:cstheme="minorHAnsi"/>
+          <w:sz w:val="32"/>
+          <w:szCs w:val="32"/>
+        </w:rPr>
+        <w:t>Availability of suppliers and distributors</w:t>
+      </w:r>
+    </w:p>
+    <w:p>
+      <w:pPr>
+        <w:pStyle w:val="ListParagraph"/>
+        <w:numPr>
+          <w:ilvl w:val="0"/>
+          <w:numId w:val="57"/>
+        </w:numPr>
+        <w:tabs>
+          <w:tab w:val="left" w:pos="1572"/>
+        </w:tabs>
+        <w:rPr>
+          <w:rFonts w:cstheme="minorHAnsi"/>
+          <w:sz w:val="32"/>
+          <w:szCs w:val="32"/>
+        </w:rPr>
+      </w:pPr>
+      <w:r>
+        <w:rPr>
+          <w:rFonts w:cstheme="minorHAnsi"/>
+          <w:sz w:val="32"/>
+          <w:szCs w:val="32"/>
+        </w:rPr>
+        <w:t>Skills and capabilities of the entrepreneur</w:t>
+      </w:r>
+    </w:p>
+    <w:p>
+      <w:pPr>
+        <w:pStyle w:val="ListParagraph"/>
+        <w:numPr>
+          <w:ilvl w:val="0"/>
+          <w:numId w:val="57"/>
+        </w:numPr>
+        <w:tabs>
+          <w:tab w:val="left" w:pos="1572"/>
+        </w:tabs>
+        <w:rPr>
+          <w:rFonts w:cstheme="minorHAnsi"/>
+          <w:sz w:val="32"/>
+          <w:szCs w:val="32"/>
+        </w:rPr>
+      </w:pPr>
+      <w:r>
+        <w:rPr>
+          <w:rFonts w:cstheme="minorHAnsi"/>
+          <w:sz w:val="32"/>
+          <w:szCs w:val="32"/>
+        </w:rPr>
+        <w:t>Legal requirements and rules</w:t>
+      </w:r>
+    </w:p>
+    <w:p>
+      <w:pPr>
+        <w:tabs>
+          <w:tab w:val="left" w:pos="1572"/>
+        </w:tabs>
+        <w:rPr>
+          <w:rFonts w:cstheme="minorHAnsi"/>
+          <w:sz w:val="32"/>
+          <w:szCs w:val="32"/>
+        </w:rPr>
+      </w:pPr>
+      <w:r>
+        <w:rPr>
+          <w:rFonts w:cstheme="minorHAnsi"/>
+          <w:sz w:val="32"/>
+          <w:szCs w:val="32"/>
+        </w:rPr>
+        <w:t xml:space="preserve">The goal is to find out whether the idea is both </w:t>
+      </w:r>
+      <w:r>
+        <w:rPr>
+          <w:rFonts w:cstheme="minorHAnsi"/>
+          <w:b/>
+          <w:bCs/>
+          <w:sz w:val="32"/>
+          <w:szCs w:val="32"/>
+        </w:rPr>
+        <w:t>workable and profitable</w:t>
+      </w:r>
+      <w:r>
+        <w:rPr>
+          <w:rFonts w:cstheme="minorHAnsi"/>
+          <w:sz w:val="32"/>
+          <w:szCs w:val="32"/>
+        </w:rPr>
+        <w:t>.</w:t>
+      </w:r>
+    </w:p>
+    <w:p>
+      <w:pPr>
+        <w:tabs>
+          <w:tab w:val="left" w:pos="1572"/>
+        </w:tabs>
+        <w:rPr>
+          <w:rFonts w:ascii="Times New Roman" w:hAnsi="Times New Roman" w:cs="Times New Roman"/>
+          <w:b/>
+          <w:bCs/>
+          <w:color w:val="365F91" w:themeColor="accent1" w:themeShade="BF"/>
+          <w:sz w:val="32"/>
+          <w:szCs w:val="32"/>
+        </w:rPr>
+      </w:pPr>
+      <w:r>
+        <w:rPr>
+          <w:rFonts w:ascii="Times New Roman" w:hAnsi="Times New Roman" w:cs="Times New Roman"/>
+          <w:b/>
+          <w:bCs/>
+          <w:color w:val="365F91" w:themeColor="accent1" w:themeShade="BF"/>
+          <w:sz w:val="32"/>
+          <w:szCs w:val="32"/>
+        </w:rPr>
+        <w:t>Why is a Feasibility Study Important?</w:t>
+      </w:r>
+    </w:p>
+    <w:p>
+      <w:pPr>
+        <w:tabs>
+          <w:tab w:val="left" w:pos="1572"/>
+        </w:tabs>
+        <w:rPr>
+          <w:rFonts w:cstheme="minorHAnsi"/>
+          <w:sz w:val="32"/>
+          <w:szCs w:val="32"/>
+        </w:rPr>
+      </w:pPr>
+      <w:r>
+        <w:rPr>
+          <w:rFonts w:cstheme="minorHAnsi"/>
+          <w:sz w:val="32"/>
+          <w:szCs w:val="32"/>
+        </w:rPr>
+        <w:t>It helps you:</w:t>
+      </w:r>
+    </w:p>
+    <w:p>
+      <w:pPr>
+        <w:pStyle w:val="ListParagraph"/>
+        <w:numPr>
+          <w:ilvl w:val="0"/>
+          <w:numId w:val="59"/>
+        </w:numPr>
+        <w:tabs>
+          <w:tab w:val="left" w:pos="1572"/>
+        </w:tabs>
+        <w:rPr>
+          <w:rFonts w:cstheme="minorHAnsi"/>
+          <w:sz w:val="32"/>
+          <w:szCs w:val="32"/>
+        </w:rPr>
+      </w:pPr>
+      <w:r>
+        <w:rPr>
+          <w:rFonts w:cstheme="minorHAnsi"/>
+          <w:sz w:val="32"/>
+          <w:szCs w:val="32"/>
+        </w:rPr>
+        <w:t xml:space="preserve">Identify possible </w:t>
+      </w:r>
+      <w:r>
+        <w:rPr>
+          <w:rFonts w:cstheme="minorHAnsi"/>
+          <w:b/>
+          <w:bCs/>
+          <w:sz w:val="32"/>
+          <w:szCs w:val="32"/>
+        </w:rPr>
+        <w:t>problems and risks</w:t>
+      </w:r>
+      <w:r>
+        <w:rPr>
+          <w:rFonts w:cstheme="minorHAnsi"/>
+          <w:sz w:val="32"/>
+          <w:szCs w:val="32"/>
+        </w:rPr>
+        <w:t xml:space="preserve"> early</w:t>
+      </w:r>
+    </w:p>
+    <w:p>
+      <w:pPr>
+        <w:pStyle w:val="ListParagraph"/>
+        <w:numPr>
+          <w:ilvl w:val="0"/>
+          <w:numId w:val="59"/>
+        </w:numPr>
+        <w:tabs>
+          <w:tab w:val="left" w:pos="1572"/>
+        </w:tabs>
+        <w:rPr>
+          <w:rFonts w:cstheme="minorHAnsi"/>
+          <w:sz w:val="32"/>
+          <w:szCs w:val="32"/>
+        </w:rPr>
+      </w:pPr>
+      <w:r>
+        <w:rPr>
+          <w:rFonts w:cstheme="minorHAnsi"/>
+          <w:sz w:val="32"/>
+          <w:szCs w:val="32"/>
+        </w:rPr>
+        <w:t xml:space="preserve">Understand who your </w:t>
+      </w:r>
+      <w:r>
+        <w:rPr>
+          <w:rFonts w:cstheme="minorHAnsi"/>
+          <w:b/>
+          <w:bCs/>
+          <w:sz w:val="32"/>
+          <w:szCs w:val="32"/>
+        </w:rPr>
+        <w:t>customers</w:t>
+      </w:r>
+      <w:r>
+        <w:rPr>
+          <w:rFonts w:cstheme="minorHAnsi"/>
+          <w:sz w:val="32"/>
+          <w:szCs w:val="32"/>
+        </w:rPr>
+        <w:t xml:space="preserve"> are and what they want</w:t>
+      </w:r>
+    </w:p>
+    <w:p>
+      <w:pPr>
+        <w:pStyle w:val="ListParagraph"/>
+        <w:numPr>
+          <w:ilvl w:val="0"/>
+          <w:numId w:val="59"/>
+        </w:numPr>
+        <w:tabs>
+          <w:tab w:val="left" w:pos="1572"/>
+        </w:tabs>
+        <w:rPr>
+          <w:rFonts w:cstheme="minorHAnsi"/>
+          <w:sz w:val="32"/>
+          <w:szCs w:val="32"/>
+        </w:rPr>
+      </w:pPr>
+      <w:r>
+        <w:rPr>
+          <w:rFonts w:cstheme="minorHAnsi"/>
+          <w:sz w:val="32"/>
+          <w:szCs w:val="32"/>
+        </w:rPr>
+        <w:t xml:space="preserve">Plan how you will </w:t>
+      </w:r>
+      <w:r>
+        <w:rPr>
+          <w:rFonts w:cstheme="minorHAnsi"/>
+          <w:b/>
+          <w:bCs/>
+          <w:sz w:val="32"/>
+          <w:szCs w:val="32"/>
+        </w:rPr>
+        <w:t>market</w:t>
+      </w:r>
+      <w:r>
+        <w:rPr>
+          <w:rFonts w:cstheme="minorHAnsi"/>
+          <w:sz w:val="32"/>
+          <w:szCs w:val="32"/>
+        </w:rPr>
+        <w:t xml:space="preserve"> your product or service</w:t>
+      </w:r>
+    </w:p>
+    <w:p>
+      <w:pPr>
+        <w:pStyle w:val="ListParagraph"/>
+        <w:numPr>
+          <w:ilvl w:val="0"/>
+          <w:numId w:val="59"/>
+        </w:numPr>
+        <w:tabs>
+          <w:tab w:val="left" w:pos="1572"/>
+        </w:tabs>
+        <w:rPr>
+          <w:rFonts w:cstheme="minorHAnsi"/>
+          <w:sz w:val="32"/>
+          <w:szCs w:val="32"/>
+        </w:rPr>
+      </w:pPr>
+      <w:r>
+        <w:rPr>
+          <w:rFonts w:cstheme="minorHAnsi"/>
+          <w:sz w:val="32"/>
+          <w:szCs w:val="32"/>
+        </w:rPr>
+        <w:t xml:space="preserve">Think about how you will </w:t>
+      </w:r>
+      <w:r>
+        <w:rPr>
+          <w:rFonts w:cstheme="minorHAnsi"/>
+          <w:b/>
+          <w:bCs/>
+          <w:sz w:val="32"/>
+          <w:szCs w:val="32"/>
+        </w:rPr>
+        <w:t>deliver</w:t>
+      </w:r>
+      <w:r>
+        <w:rPr>
+          <w:rFonts w:cstheme="minorHAnsi"/>
+          <w:sz w:val="32"/>
+          <w:szCs w:val="32"/>
+        </w:rPr>
+        <w:t xml:space="preserve"> your product</w:t>
+      </w:r>
+    </w:p>
+    <w:p>
+      <w:pPr>
+        <w:pStyle w:val="ListParagraph"/>
+        <w:numPr>
+          <w:ilvl w:val="0"/>
+          <w:numId w:val="59"/>
+        </w:numPr>
+        <w:tabs>
+          <w:tab w:val="left" w:pos="1572"/>
+        </w:tabs>
+        <w:rPr>
+          <w:rFonts w:cstheme="minorHAnsi"/>
+          <w:sz w:val="32"/>
+          <w:szCs w:val="32"/>
+        </w:rPr>
+      </w:pPr>
+      <w:r>
+        <w:rPr>
+          <w:rFonts w:cstheme="minorHAnsi"/>
+          <w:sz w:val="32"/>
+          <w:szCs w:val="32"/>
+        </w:rPr>
+        <w:lastRenderedPageBreak/>
+        <w:t xml:space="preserve">See how much </w:t>
+      </w:r>
+      <w:r>
+        <w:rPr>
+          <w:rFonts w:cstheme="minorHAnsi"/>
+          <w:b/>
+          <w:bCs/>
+          <w:sz w:val="32"/>
+          <w:szCs w:val="32"/>
+        </w:rPr>
+        <w:t>money</w:t>
+      </w:r>
+      <w:r>
+        <w:rPr>
+          <w:rFonts w:cstheme="minorHAnsi"/>
+          <w:sz w:val="32"/>
+          <w:szCs w:val="32"/>
+        </w:rPr>
+        <w:t xml:space="preserve">, time, and </w:t>
+      </w:r>
+      <w:r>
+        <w:rPr>
+          <w:rFonts w:cstheme="minorHAnsi"/>
+          <w:b/>
+          <w:bCs/>
+          <w:sz w:val="32"/>
+          <w:szCs w:val="32"/>
+        </w:rPr>
+        <w:t>effort</w:t>
+      </w:r>
+      <w:r>
+        <w:rPr>
+          <w:rFonts w:cstheme="minorHAnsi"/>
+          <w:sz w:val="32"/>
+          <w:szCs w:val="32"/>
+        </w:rPr>
+        <w:t xml:space="preserve"> you’ll need to get started and keep running</w:t>
+      </w:r>
+    </w:p>
+    <w:p>
+      <w:pPr>
+        <w:tabs>
+          <w:tab w:val="left" w:pos="1572"/>
+        </w:tabs>
+        <w:rPr>
+          <w:rFonts w:cstheme="minorHAnsi"/>
+          <w:sz w:val="32"/>
+          <w:szCs w:val="32"/>
+        </w:rPr>
+      </w:pPr>
+      <w:r>
+        <w:rPr>
+          <w:rFonts w:cstheme="minorHAnsi"/>
+          <w:sz w:val="32"/>
+          <w:szCs w:val="32"/>
+        </w:rPr>
+        <w:t>It also helps you check if you have enough time, energy, skills, and resources to start the business.</w:t>
+      </w:r>
+    </w:p>
+    <w:p>
+      <w:pPr>
+        <w:tabs>
+          <w:tab w:val="left" w:pos="1572"/>
+        </w:tabs>
+        <w:rPr>
+          <w:rFonts w:ascii="Times New Roman" w:hAnsi="Times New Roman" w:cs="Times New Roman"/>
+          <w:b/>
+          <w:bCs/>
+          <w:color w:val="365F91" w:themeColor="accent1" w:themeShade="BF"/>
+          <w:sz w:val="32"/>
+          <w:szCs w:val="32"/>
+        </w:rPr>
+      </w:pPr>
+      <w:r>
+        <w:rPr>
+          <w:rFonts w:ascii="Times New Roman" w:hAnsi="Times New Roman" w:cs="Times New Roman"/>
+          <w:b/>
+          <w:bCs/>
+          <w:color w:val="365F91" w:themeColor="accent1" w:themeShade="BF"/>
+          <w:sz w:val="32"/>
+          <w:szCs w:val="32"/>
+        </w:rPr>
+        <w:t>Be Honest and Realistic</w:t>
+      </w:r>
+    </w:p>
+    <w:p>
+      <w:pPr>
+        <w:tabs>
+          <w:tab w:val="left" w:pos="1572"/>
+        </w:tabs>
+        <w:rPr>
+          <w:rFonts w:cstheme="minorHAnsi"/>
+          <w:sz w:val="32"/>
+          <w:szCs w:val="32"/>
+        </w:rPr>
+      </w:pPr>
+      <w:r>
+        <w:rPr>
+          <w:rFonts w:cstheme="minorHAnsi"/>
+          <w:sz w:val="32"/>
+          <w:szCs w:val="32"/>
+        </w:rPr>
+        <w:t xml:space="preserve">When you’re doing a feasibility study, it’s important to be </w:t>
+      </w:r>
+      <w:r>
+        <w:rPr>
+          <w:rFonts w:cstheme="minorHAnsi"/>
+          <w:b/>
+          <w:bCs/>
+          <w:sz w:val="32"/>
+          <w:szCs w:val="32"/>
+        </w:rPr>
+        <w:t>truthful and realistic</w:t>
+      </w:r>
+      <w:r>
+        <w:rPr>
+          <w:rFonts w:cstheme="minorHAnsi"/>
+          <w:sz w:val="32"/>
+          <w:szCs w:val="32"/>
+        </w:rPr>
+        <w:t xml:space="preserve"> about what you discover. This document is mostly for your own use, so there’s no need to impress anyone. Instead, focus on finding out whether your business idea can really work or not.</w:t>
+      </w:r>
+    </w:p>
+    <w:p>
+      <w:pPr>
+        <w:tabs>
+          <w:tab w:val="left" w:pos="1572"/>
+        </w:tabs>
+        <w:rPr>
+          <w:rFonts w:cstheme="minorHAnsi"/>
+          <w:sz w:val="32"/>
+          <w:szCs w:val="32"/>
+        </w:rPr>
+      </w:pPr>
+      <w:r>
+        <w:rPr>
+          <w:rFonts w:cstheme="minorHAnsi"/>
+          <w:sz w:val="32"/>
+          <w:szCs w:val="32"/>
+        </w:rPr>
+        <w:t xml:space="preserve">If you come across any </w:t>
+      </w:r>
+      <w:r>
+        <w:rPr>
+          <w:rFonts w:cstheme="minorHAnsi"/>
+          <w:b/>
+          <w:bCs/>
+          <w:sz w:val="32"/>
+          <w:szCs w:val="32"/>
+        </w:rPr>
+        <w:t>problems or weaknesses</w:t>
+      </w:r>
+      <w:r>
+        <w:rPr>
+          <w:rFonts w:cstheme="minorHAnsi"/>
+          <w:sz w:val="32"/>
+          <w:szCs w:val="32"/>
+        </w:rPr>
+        <w:t xml:space="preserve"> in your plan—such as limited market demand, strong competitors, lack of skills, or financial challenges—</w:t>
+      </w:r>
+      <w:r>
+        <w:rPr>
+          <w:rFonts w:cstheme="minorHAnsi"/>
+          <w:b/>
+          <w:bCs/>
+          <w:sz w:val="32"/>
+          <w:szCs w:val="32"/>
+        </w:rPr>
+        <w:t>write them down clearly</w:t>
+      </w:r>
+      <w:r>
+        <w:rPr>
+          <w:rFonts w:cstheme="minorHAnsi"/>
+          <w:sz w:val="32"/>
+          <w:szCs w:val="32"/>
+        </w:rPr>
+        <w:t>. Don’t ignore or hide them.</w:t>
+      </w:r>
+    </w:p>
+    <w:p>
+      <w:pPr>
+        <w:tabs>
+          <w:tab w:val="left" w:pos="1572"/>
+        </w:tabs>
+        <w:rPr>
+          <w:rFonts w:cstheme="minorHAnsi"/>
+          <w:sz w:val="32"/>
+          <w:szCs w:val="32"/>
+        </w:rPr>
+      </w:pPr>
+      <w:r>
+        <w:rPr>
+          <w:rFonts w:cstheme="minorHAnsi"/>
+          <w:sz w:val="32"/>
+          <w:szCs w:val="32"/>
+        </w:rPr>
+        <w:t>Being honest at this stage will:</w:t>
+      </w:r>
+    </w:p>
+    <w:p>
+      <w:pPr>
+        <w:pStyle w:val="ListParagraph"/>
+        <w:numPr>
+          <w:ilvl w:val="0"/>
+          <w:numId w:val="61"/>
+        </w:numPr>
+        <w:tabs>
+          <w:tab w:val="left" w:pos="1572"/>
+        </w:tabs>
+        <w:rPr>
+          <w:rFonts w:cstheme="minorHAnsi"/>
+          <w:sz w:val="32"/>
+          <w:szCs w:val="32"/>
+        </w:rPr>
+      </w:pPr>
+      <w:r>
+        <w:rPr>
+          <w:rFonts w:cstheme="minorHAnsi"/>
+          <w:sz w:val="32"/>
+          <w:szCs w:val="32"/>
+        </w:rPr>
+        <w:t xml:space="preserve">Help you </w:t>
+      </w:r>
+      <w:r>
+        <w:rPr>
+          <w:rFonts w:cstheme="minorHAnsi"/>
+          <w:b/>
+          <w:bCs/>
+          <w:sz w:val="32"/>
+          <w:szCs w:val="32"/>
+        </w:rPr>
+        <w:t>save time and money</w:t>
+      </w:r>
+    </w:p>
+    <w:p>
+      <w:pPr>
+        <w:pStyle w:val="ListParagraph"/>
+        <w:numPr>
+          <w:ilvl w:val="0"/>
+          <w:numId w:val="61"/>
+        </w:numPr>
+        <w:tabs>
+          <w:tab w:val="left" w:pos="1572"/>
+        </w:tabs>
+        <w:rPr>
+          <w:rFonts w:cstheme="minorHAnsi"/>
+          <w:sz w:val="32"/>
+          <w:szCs w:val="32"/>
+        </w:rPr>
+      </w:pPr>
+      <w:r>
+        <w:rPr>
+          <w:rFonts w:cstheme="minorHAnsi"/>
+          <w:sz w:val="32"/>
+          <w:szCs w:val="32"/>
+        </w:rPr>
+        <w:t>Prevent you from starting a business that might not succeed</w:t>
+      </w:r>
+    </w:p>
+    <w:p>
+      <w:pPr>
+        <w:pStyle w:val="ListParagraph"/>
+        <w:numPr>
+          <w:ilvl w:val="0"/>
+          <w:numId w:val="61"/>
+        </w:numPr>
+        <w:tabs>
+          <w:tab w:val="left" w:pos="1572"/>
+        </w:tabs>
+        <w:rPr>
+          <w:rFonts w:cstheme="minorHAnsi"/>
+          <w:sz w:val="32"/>
+          <w:szCs w:val="32"/>
+        </w:rPr>
+      </w:pPr>
+      <w:r>
+        <w:rPr>
+          <w:rFonts w:cstheme="minorHAnsi"/>
+          <w:sz w:val="32"/>
+          <w:szCs w:val="32"/>
+        </w:rPr>
+        <w:t>Allow you to fix small problems before they become big ones</w:t>
+      </w:r>
+    </w:p>
+    <w:p>
+      <w:pPr>
+        <w:pStyle w:val="ListParagraph"/>
+        <w:numPr>
+          <w:ilvl w:val="0"/>
+          <w:numId w:val="61"/>
+        </w:numPr>
+        <w:tabs>
+          <w:tab w:val="left" w:pos="1572"/>
+        </w:tabs>
+        <w:rPr>
+          <w:rFonts w:cstheme="minorHAnsi"/>
+          <w:sz w:val="32"/>
+          <w:szCs w:val="32"/>
+        </w:rPr>
+      </w:pPr>
+      <w:r>
+        <w:rPr>
+          <w:rFonts w:cstheme="minorHAnsi"/>
+          <w:sz w:val="32"/>
+          <w:szCs w:val="32"/>
+        </w:rPr>
+        <w:t>Help you decide if you should move forward (</w:t>
+      </w:r>
+      <w:r>
+        <w:rPr>
+          <w:rFonts w:cstheme="minorHAnsi"/>
+          <w:b/>
+          <w:bCs/>
+          <w:sz w:val="32"/>
+          <w:szCs w:val="32"/>
+        </w:rPr>
+        <w:t>Go</w:t>
+      </w:r>
+      <w:r>
+        <w:rPr>
+          <w:rFonts w:cstheme="minorHAnsi"/>
+          <w:sz w:val="32"/>
+          <w:szCs w:val="32"/>
+        </w:rPr>
+        <w:t>) or stop (</w:t>
+      </w:r>
+      <w:r>
+        <w:rPr>
+          <w:rFonts w:cstheme="minorHAnsi"/>
+          <w:b/>
+          <w:bCs/>
+          <w:sz w:val="32"/>
+          <w:szCs w:val="32"/>
+        </w:rPr>
+        <w:t>No Go</w:t>
+      </w:r>
+      <w:r>
+        <w:rPr>
+          <w:rFonts w:cstheme="minorHAnsi"/>
+          <w:sz w:val="32"/>
+          <w:szCs w:val="32"/>
+        </w:rPr>
+        <w:t>)</w:t>
+      </w:r>
+    </w:p>
+    <w:p>
+      <w:pPr>
+        <w:tabs>
+          <w:tab w:val="left" w:pos="1572"/>
+        </w:tabs>
+        <w:rPr>
+          <w:rFonts w:cstheme="minorHAnsi"/>
+          <w:sz w:val="32"/>
+          <w:szCs w:val="32"/>
+        </w:rPr>
+      </w:pPr>
+      <w:r>
+        <w:rPr>
+          <w:rFonts w:cstheme="minorHAnsi"/>
+          <w:sz w:val="32"/>
+          <w:szCs w:val="32"/>
+        </w:rPr>
+        <w:t>Remember, facing the truth now is better than failing later. A realistic view gives you a strong foundation to make smart decisions and possibly even improve your idea.</w:t>
+      </w:r>
+    </w:p>
+    <w:p>
+      <w:pPr>
+        <w:tabs>
+          <w:tab w:val="left" w:pos="1572"/>
+        </w:tabs>
+        <w:rPr>
+          <w:rFonts w:ascii="Times New Roman" w:hAnsi="Times New Roman" w:cs="Times New Roman"/>
+          <w:b/>
+          <w:bCs/>
+          <w:color w:val="365F91" w:themeColor="accent1" w:themeShade="BF"/>
+          <w:sz w:val="32"/>
+          <w:szCs w:val="32"/>
+        </w:rPr>
+      </w:pPr>
+      <w:r>
+        <w:rPr>
+          <w:rFonts w:ascii="Times New Roman" w:hAnsi="Times New Roman" w:cs="Times New Roman"/>
+          <w:b/>
+          <w:bCs/>
+          <w:color w:val="365F91" w:themeColor="accent1" w:themeShade="BF"/>
+          <w:sz w:val="32"/>
+          <w:szCs w:val="32"/>
+        </w:rPr>
+        <w:t>How is a Feasibility Study Done?</w:t>
+      </w:r>
+    </w:p>
+    <w:p>
+      <w:pPr>
+        <w:tabs>
+          <w:tab w:val="left" w:pos="1572"/>
+        </w:tabs>
+        <w:rPr>
+          <w:rFonts w:cstheme="minorHAnsi"/>
+          <w:sz w:val="32"/>
+          <w:szCs w:val="32"/>
+        </w:rPr>
+      </w:pPr>
+      <w:r>
+        <w:rPr>
+          <w:rFonts w:cstheme="minorHAnsi"/>
+          <w:sz w:val="32"/>
+          <w:szCs w:val="32"/>
+        </w:rPr>
+        <w:t>The study should be:</w:t>
+      </w:r>
+    </w:p>
+    <w:p>
+      <w:pPr>
+        <w:pStyle w:val="ListParagraph"/>
+        <w:numPr>
+          <w:ilvl w:val="0"/>
+          <w:numId w:val="64"/>
+        </w:numPr>
+        <w:tabs>
+          <w:tab w:val="left" w:pos="1572"/>
+        </w:tabs>
+        <w:rPr>
+          <w:rFonts w:cstheme="minorHAnsi"/>
+          <w:sz w:val="32"/>
+          <w:szCs w:val="32"/>
+        </w:rPr>
+      </w:pPr>
+      <w:r>
+        <w:rPr>
+          <w:rFonts w:cstheme="minorHAnsi"/>
+          <w:b/>
+          <w:bCs/>
+          <w:sz w:val="32"/>
+          <w:szCs w:val="32"/>
+        </w:rPr>
+        <w:t>Short (under 10 pages)</w:t>
+      </w:r>
+    </w:p>
+    <w:p>
+      <w:pPr>
+        <w:pStyle w:val="ListParagraph"/>
+        <w:numPr>
+          <w:ilvl w:val="0"/>
+          <w:numId w:val="64"/>
+        </w:numPr>
+        <w:tabs>
+          <w:tab w:val="left" w:pos="1572"/>
+        </w:tabs>
+        <w:rPr>
+          <w:rFonts w:cstheme="minorHAnsi"/>
+          <w:sz w:val="32"/>
+          <w:szCs w:val="32"/>
+        </w:rPr>
+      </w:pPr>
+      <w:r>
+        <w:rPr>
+          <w:rFonts w:cstheme="minorHAnsi"/>
+          <w:sz w:val="32"/>
+          <w:szCs w:val="32"/>
+        </w:rPr>
+        <w:t>Focused and action-based</w:t>
+      </w:r>
+    </w:p>
+    <w:p>
+      <w:pPr>
+        <w:pStyle w:val="ListParagraph"/>
+        <w:numPr>
+          <w:ilvl w:val="0"/>
+          <w:numId w:val="64"/>
+        </w:numPr>
+        <w:tabs>
+          <w:tab w:val="left" w:pos="1572"/>
+        </w:tabs>
+        <w:rPr>
+          <w:rFonts w:cstheme="minorHAnsi"/>
+          <w:sz w:val="32"/>
+          <w:szCs w:val="32"/>
+        </w:rPr>
+      </w:pPr>
+      <w:r>
+        <w:rPr>
+          <w:rFonts w:cstheme="minorHAnsi"/>
+          <w:sz w:val="32"/>
+          <w:szCs w:val="32"/>
+        </w:rPr>
+        <w:lastRenderedPageBreak/>
+        <w:t>Based on real data, not just assumptions</w:t>
+      </w:r>
+    </w:p>
+    <w:p>
+      <w:pPr>
+        <w:tabs>
+          <w:tab w:val="left" w:pos="1572"/>
+        </w:tabs>
+        <w:rPr>
+          <w:rFonts w:cstheme="minorHAnsi"/>
+          <w:sz w:val="32"/>
+          <w:szCs w:val="32"/>
+        </w:rPr>
+      </w:pPr>
+      <w:r>
+        <w:rPr>
+          <w:rFonts w:cstheme="minorHAnsi"/>
+          <w:sz w:val="32"/>
+          <w:szCs w:val="32"/>
+        </w:rPr>
+        <w:t>You should:</w:t>
+      </w:r>
+    </w:p>
+    <w:p>
+      <w:pPr>
+        <w:pStyle w:val="ListParagraph"/>
+        <w:numPr>
+          <w:ilvl w:val="0"/>
+          <w:numId w:val="65"/>
+        </w:numPr>
+        <w:tabs>
+          <w:tab w:val="left" w:pos="1572"/>
+        </w:tabs>
+        <w:rPr>
+          <w:rFonts w:cstheme="minorHAnsi"/>
+          <w:sz w:val="32"/>
+          <w:szCs w:val="32"/>
+        </w:rPr>
+      </w:pPr>
+      <w:r>
+        <w:rPr>
+          <w:rFonts w:cstheme="minorHAnsi"/>
+          <w:b/>
+          <w:bCs/>
+          <w:sz w:val="32"/>
+          <w:szCs w:val="32"/>
+        </w:rPr>
+        <w:t>Talk to at least 50 potential customers</w:t>
+      </w:r>
+      <w:r>
+        <w:rPr>
+          <w:rFonts w:cstheme="minorHAnsi"/>
+          <w:sz w:val="32"/>
+          <w:szCs w:val="32"/>
+        </w:rPr>
+        <w:t xml:space="preserve"> to understand their needs</w:t>
+      </w:r>
+    </w:p>
+    <w:p>
+      <w:pPr>
+        <w:pStyle w:val="ListParagraph"/>
+        <w:numPr>
+          <w:ilvl w:val="0"/>
+          <w:numId w:val="65"/>
+        </w:numPr>
+        <w:tabs>
+          <w:tab w:val="left" w:pos="1572"/>
+        </w:tabs>
+        <w:rPr>
+          <w:rFonts w:cstheme="minorHAnsi"/>
+          <w:sz w:val="32"/>
+          <w:szCs w:val="32"/>
+        </w:rPr>
+      </w:pPr>
+      <w:r>
+        <w:rPr>
+          <w:rFonts w:cstheme="minorHAnsi"/>
+          <w:sz w:val="32"/>
+          <w:szCs w:val="32"/>
+        </w:rPr>
+        <w:t>Contact people through phone, social media, or in-person interviews</w:t>
+      </w:r>
+    </w:p>
+    <w:p>
+      <w:pPr>
+        <w:pStyle w:val="ListParagraph"/>
+        <w:numPr>
+          <w:ilvl w:val="0"/>
+          <w:numId w:val="65"/>
+        </w:numPr>
+        <w:tabs>
+          <w:tab w:val="left" w:pos="1572"/>
+        </w:tabs>
+        <w:rPr>
+          <w:rFonts w:cstheme="minorHAnsi"/>
+          <w:sz w:val="32"/>
+          <w:szCs w:val="32"/>
+        </w:rPr>
+      </w:pPr>
+      <w:r>
+        <w:rPr>
+          <w:rFonts w:cstheme="minorHAnsi"/>
+          <w:sz w:val="32"/>
+          <w:szCs w:val="32"/>
+        </w:rPr>
+        <w:t xml:space="preserve">Learn from real interactions with </w:t>
+      </w:r>
+      <w:r>
+        <w:rPr>
+          <w:rFonts w:cstheme="minorHAnsi"/>
+          <w:b/>
+          <w:bCs/>
+          <w:sz w:val="32"/>
+          <w:szCs w:val="32"/>
+        </w:rPr>
+        <w:t>suppliers, distributors, and experts</w:t>
+      </w:r>
+    </w:p>
+    <w:p>
+      <w:pPr>
+        <w:pStyle w:val="ListParagraph"/>
+        <w:numPr>
+          <w:ilvl w:val="0"/>
+          <w:numId w:val="65"/>
+        </w:numPr>
+        <w:tabs>
+          <w:tab w:val="left" w:pos="1572"/>
+        </w:tabs>
+        <w:rPr>
+          <w:rFonts w:cstheme="minorHAnsi"/>
+          <w:sz w:val="32"/>
+          <w:szCs w:val="32"/>
+        </w:rPr>
+      </w:pPr>
+      <w:r>
+        <w:rPr>
+          <w:rFonts w:cstheme="minorHAnsi"/>
+          <w:sz w:val="32"/>
+          <w:szCs w:val="32"/>
+        </w:rPr>
+        <w:t>Find out what laws or health rules may affect your business</w:t>
+      </w:r>
+    </w:p>
+    <w:p>
+      <w:pPr>
+        <w:pStyle w:val="ListParagraph"/>
+        <w:numPr>
+          <w:ilvl w:val="0"/>
+          <w:numId w:val="65"/>
+        </w:numPr>
+        <w:tabs>
+          <w:tab w:val="left" w:pos="1572"/>
+        </w:tabs>
+        <w:rPr>
+          <w:rFonts w:cstheme="minorHAnsi"/>
+          <w:sz w:val="32"/>
+          <w:szCs w:val="32"/>
+        </w:rPr>
+      </w:pPr>
+      <w:r>
+        <w:rPr>
+          <w:rFonts w:cstheme="minorHAnsi"/>
+          <w:sz w:val="32"/>
+          <w:szCs w:val="32"/>
+        </w:rPr>
+        <w:t>Collect and organize your findings into a structure that helps you decide whether to move forward</w:t>
+      </w:r>
+    </w:p>
+    <w:p>
+      <w:pPr>
+        <w:rPr>
+          <w:rFonts w:ascii="Times New Roman" w:hAnsi="Times New Roman" w:cs="Times New Roman"/>
+          <w:b/>
+          <w:bCs/>
+          <w:color w:val="365F91" w:themeColor="accent1" w:themeShade="BF"/>
+          <w:sz w:val="32"/>
+          <w:szCs w:val="32"/>
+        </w:rPr>
+      </w:pPr>
+      <w:r>
+        <w:rPr>
+          <w:rFonts w:ascii="Times New Roman" w:hAnsi="Times New Roman" w:cs="Times New Roman"/>
+          <w:b/>
+          <w:bCs/>
+          <w:color w:val="365F91" w:themeColor="accent1" w:themeShade="BF"/>
+          <w:sz w:val="32"/>
+          <w:szCs w:val="32"/>
+        </w:rPr>
+        <w:t>Real Example: Gourmet Food Cart</w:t>
+      </w:r>
+    </w:p>
+    <w:p>
+      <w:pPr>
+        <w:rPr>
+          <w:sz w:val="32"/>
+          <w:szCs w:val="32"/>
+        </w:rPr>
+      </w:pPr>
+      <w:r>
+        <w:rPr>
+          <w:sz w:val="32"/>
+          <w:szCs w:val="32"/>
+        </w:rPr>
+        <w:t>Imagine you want to start a gourmet food cart and plan to offer mayonnaise and cheese. A proper feasibility study might reveal that health departments don’t allow dairy-based or oil-based condiments on food carts. Knowing this in advance can save you from making costly mistakes, like buying supplies that you can’t legally use.</w:t>
+      </w:r>
+    </w:p>
+    <w:p>
+      <w:pPr>
+        <w:tabs>
+          <w:tab w:val="left" w:pos="1572"/>
+        </w:tabs>
+        <w:rPr>
+          <w:rFonts w:cstheme="minorHAnsi"/>
+          <w:b/>
+          <w:bCs/>
+          <w:sz w:val="36"/>
+          <w:szCs w:val="36"/>
+        </w:rPr>
+      </w:pPr>
+      <w:r>
+        <w:rPr>
+          <w:rFonts w:cstheme="minorHAnsi"/>
+          <w:b/>
+          <w:bCs/>
+          <w:sz w:val="36"/>
+          <w:szCs w:val="36"/>
+        </w:rPr>
+        <w:t>Go or No-Go Decision</w:t>
+      </w:r>
+    </w:p>
+    <w:p>
+      <w:pPr>
+        <w:tabs>
+          <w:tab w:val="left" w:pos="1572"/>
+        </w:tabs>
+        <w:rPr>
+          <w:rFonts w:cstheme="minorHAnsi"/>
+          <w:sz w:val="36"/>
+          <w:szCs w:val="36"/>
+        </w:rPr>
+      </w:pPr>
+      <w:r>
+        <w:rPr>
+          <w:rFonts w:cstheme="minorHAnsi"/>
+          <w:sz w:val="36"/>
+          <w:szCs w:val="36"/>
+        </w:rPr>
+        <w:t xml:space="preserve">The main goal of a feasibility study is to help you make a </w:t>
+      </w:r>
+      <w:r>
+        <w:rPr>
+          <w:rFonts w:cstheme="minorHAnsi"/>
+          <w:b/>
+          <w:bCs/>
+          <w:sz w:val="36"/>
+          <w:szCs w:val="36"/>
+        </w:rPr>
+        <w:t>“Go” or “No-Go” decision</w:t>
+      </w:r>
+      <w:r>
+        <w:rPr>
+          <w:rFonts w:cstheme="minorHAnsi"/>
+          <w:sz w:val="36"/>
+          <w:szCs w:val="36"/>
+        </w:rPr>
+        <w:t>.</w:t>
+      </w:r>
+    </w:p>
+    <w:p>
+      <w:pPr>
+        <w:tabs>
+          <w:tab w:val="left" w:pos="1572"/>
+        </w:tabs>
+        <w:rPr>
+          <w:rFonts w:cstheme="minorHAnsi"/>
+          <w:sz w:val="36"/>
+          <w:szCs w:val="36"/>
+        </w:rPr>
+      </w:pPr>
+      <w:r>
+        <w:rPr>
+          <w:rFonts w:cstheme="minorHAnsi"/>
+          <w:sz w:val="36"/>
+          <w:szCs w:val="36"/>
+        </w:rPr>
+        <w:t xml:space="preserve">If it’s a </w:t>
+      </w:r>
+      <w:r>
+        <w:rPr>
+          <w:rFonts w:cstheme="minorHAnsi"/>
+          <w:b/>
+          <w:bCs/>
+          <w:sz w:val="36"/>
+          <w:szCs w:val="36"/>
+        </w:rPr>
+        <w:t>Go</w:t>
+      </w:r>
+      <w:r>
+        <w:rPr>
+          <w:rFonts w:cstheme="minorHAnsi"/>
+          <w:sz w:val="36"/>
+          <w:szCs w:val="36"/>
+        </w:rPr>
+        <w:t>, you’ll move ahead with steps like:</w:t>
+      </w:r>
+    </w:p>
+    <w:p>
+      <w:pPr>
+        <w:pStyle w:val="ListParagraph"/>
+        <w:numPr>
+          <w:ilvl w:val="0"/>
+          <w:numId w:val="67"/>
+        </w:numPr>
+        <w:tabs>
+          <w:tab w:val="left" w:pos="1572"/>
+        </w:tabs>
+        <w:rPr>
+          <w:rFonts w:cstheme="minorHAnsi"/>
+          <w:sz w:val="36"/>
+          <w:szCs w:val="36"/>
+        </w:rPr>
+      </w:pPr>
+      <w:r>
+        <w:rPr>
+          <w:rFonts w:cstheme="minorHAnsi"/>
+          <w:sz w:val="36"/>
+          <w:szCs w:val="36"/>
+        </w:rPr>
+        <w:t>Creating and testing prototypes</w:t>
+      </w:r>
+    </w:p>
+    <w:p>
+      <w:pPr>
+        <w:pStyle w:val="ListParagraph"/>
+        <w:numPr>
+          <w:ilvl w:val="0"/>
+          <w:numId w:val="67"/>
+        </w:numPr>
+        <w:tabs>
+          <w:tab w:val="left" w:pos="1572"/>
+        </w:tabs>
+        <w:rPr>
+          <w:rFonts w:cstheme="minorHAnsi"/>
+          <w:sz w:val="36"/>
+          <w:szCs w:val="36"/>
+        </w:rPr>
+      </w:pPr>
+      <w:r>
+        <w:rPr>
+          <w:rFonts w:cstheme="minorHAnsi"/>
+          <w:sz w:val="36"/>
+          <w:szCs w:val="36"/>
+        </w:rPr>
+        <w:t>Building your team</w:t>
+      </w:r>
+    </w:p>
+    <w:p>
+      <w:pPr>
+        <w:pStyle w:val="ListParagraph"/>
+        <w:numPr>
+          <w:ilvl w:val="0"/>
+          <w:numId w:val="67"/>
+        </w:numPr>
+        <w:tabs>
+          <w:tab w:val="left" w:pos="1572"/>
+        </w:tabs>
+        <w:rPr>
+          <w:rFonts w:cstheme="minorHAnsi"/>
+          <w:sz w:val="36"/>
+          <w:szCs w:val="36"/>
+        </w:rPr>
+      </w:pPr>
+      <w:r>
+        <w:rPr>
+          <w:rFonts w:cstheme="minorHAnsi"/>
+          <w:sz w:val="36"/>
+          <w:szCs w:val="36"/>
+        </w:rPr>
+        <w:t>Finding early customers</w:t>
+      </w:r>
+    </w:p>
+    <w:p>
+      <w:pPr>
+        <w:pStyle w:val="ListParagraph"/>
+        <w:numPr>
+          <w:ilvl w:val="0"/>
+          <w:numId w:val="67"/>
+        </w:numPr>
+        <w:tabs>
+          <w:tab w:val="left" w:pos="1572"/>
+        </w:tabs>
+        <w:rPr>
+          <w:rFonts w:cstheme="minorHAnsi"/>
+          <w:sz w:val="36"/>
+          <w:szCs w:val="36"/>
+        </w:rPr>
+      </w:pPr>
+      <w:r>
+        <w:rPr>
+          <w:rFonts w:cstheme="minorHAnsi"/>
+          <w:sz w:val="36"/>
+          <w:szCs w:val="36"/>
+        </w:rPr>
+        <w:t>Seeking funding</w:t>
+      </w:r>
+    </w:p>
+    <w:p>
+      <w:pPr>
+        <w:pStyle w:val="ListParagraph"/>
+        <w:numPr>
+          <w:ilvl w:val="0"/>
+          <w:numId w:val="67"/>
+        </w:numPr>
+        <w:tabs>
+          <w:tab w:val="left" w:pos="1572"/>
+        </w:tabs>
+        <w:rPr>
+          <w:rFonts w:cstheme="minorHAnsi"/>
+          <w:sz w:val="36"/>
+          <w:szCs w:val="36"/>
+        </w:rPr>
+      </w:pPr>
+      <w:r>
+        <w:rPr>
+          <w:rFonts w:cstheme="minorHAnsi"/>
+          <w:sz w:val="36"/>
+          <w:szCs w:val="36"/>
+        </w:rPr>
+        <w:lastRenderedPageBreak/>
+        <w:t>Planning your business launch</w:t>
+      </w:r>
+    </w:p>
+    <w:p>
+      <w:pPr>
+        <w:tabs>
+          <w:tab w:val="left" w:pos="1572"/>
+        </w:tabs>
+        <w:rPr>
+          <w:rFonts w:cstheme="minorHAnsi"/>
+          <w:sz w:val="36"/>
+          <w:szCs w:val="36"/>
+        </w:rPr>
+      </w:pPr>
+      <w:r>
+        <w:rPr>
+          <w:rFonts w:cstheme="minorHAnsi"/>
+          <w:sz w:val="36"/>
+          <w:szCs w:val="36"/>
+        </w:rPr>
+        <w:t xml:space="preserve">If it’s a </w:t>
+      </w:r>
+      <w:r>
+        <w:rPr>
+          <w:rFonts w:cstheme="minorHAnsi"/>
+          <w:b/>
+          <w:bCs/>
+          <w:sz w:val="36"/>
+          <w:szCs w:val="36"/>
+        </w:rPr>
+        <w:t>No-Go</w:t>
+      </w:r>
+      <w:r>
+        <w:rPr>
+          <w:rFonts w:cstheme="minorHAnsi"/>
+          <w:sz w:val="36"/>
+          <w:szCs w:val="36"/>
+        </w:rPr>
+        <w:t xml:space="preserve">, that’s okay too. It means you’ve saved yourself from investing in an idea that likely wouldn’t work. It’s still a </w:t>
+      </w:r>
+      <w:r>
+        <w:rPr>
+          <w:rFonts w:cstheme="minorHAnsi"/>
+          <w:b/>
+          <w:bCs/>
+          <w:sz w:val="36"/>
+          <w:szCs w:val="36"/>
+        </w:rPr>
+        <w:t>valuable outcome</w:t>
+      </w:r>
+      <w:r>
+        <w:rPr>
+          <w:rFonts w:cstheme="minorHAnsi"/>
+          <w:sz w:val="36"/>
+          <w:szCs w:val="36"/>
+        </w:rPr>
+        <w:t>.</w:t>
+      </w:r>
+    </w:p>
+    <w:p>
+      <w:pPr>
+        <w:tabs>
+          <w:tab w:val="left" w:pos="1572"/>
+        </w:tabs>
+        <w:rPr>
+          <w:rFonts w:ascii="Times New Roman" w:hAnsi="Times New Roman" w:cs="Times New Roman"/>
+          <w:b/>
+          <w:bCs/>
+          <w:color w:val="365F91" w:themeColor="accent1" w:themeShade="BF"/>
+          <w:sz w:val="36"/>
+          <w:szCs w:val="36"/>
+        </w:rPr>
+      </w:pPr>
+      <w:r>
+        <w:rPr>
+          <w:rFonts w:ascii="Times New Roman" w:hAnsi="Times New Roman" w:cs="Times New Roman"/>
+          <w:b/>
+          <w:bCs/>
+          <w:color w:val="365F91" w:themeColor="accent1" w:themeShade="BF"/>
+          <w:sz w:val="36"/>
+          <w:szCs w:val="36"/>
+        </w:rPr>
+        <w:t>Unexpected Opportunities</w:t>
+      </w:r>
+    </w:p>
+    <w:p>
+      <w:pPr>
+        <w:tabs>
+          <w:tab w:val="left" w:pos="1572"/>
+        </w:tabs>
+        <w:rPr>
+          <w:rFonts w:cstheme="minorHAnsi"/>
+          <w:sz w:val="36"/>
+          <w:szCs w:val="36"/>
+        </w:rPr>
+      </w:pPr>
+      <w:r>
+        <w:rPr>
+          <w:rFonts w:cstheme="minorHAnsi"/>
+          <w:sz w:val="36"/>
+          <w:szCs w:val="36"/>
+        </w:rPr>
+        <w:t xml:space="preserve">Sometimes, your study might lead you to a </w:t>
+      </w:r>
+      <w:r>
+        <w:rPr>
+          <w:rFonts w:cstheme="minorHAnsi"/>
+          <w:b/>
+          <w:bCs/>
+          <w:sz w:val="36"/>
+          <w:szCs w:val="36"/>
+        </w:rPr>
+        <w:t>better idea</w:t>
+      </w:r>
+      <w:r>
+        <w:rPr>
+          <w:rFonts w:cstheme="minorHAnsi"/>
+          <w:sz w:val="36"/>
+          <w:szCs w:val="36"/>
+        </w:rPr>
+        <w:t xml:space="preserve"> than the one you started with. For example, </w:t>
+      </w:r>
+      <w:r>
+        <w:rPr>
+          <w:rFonts w:cstheme="minorHAnsi"/>
+          <w:b/>
+          <w:bCs/>
+          <w:sz w:val="36"/>
+          <w:szCs w:val="36"/>
+        </w:rPr>
+        <w:t xml:space="preserve">Jorge </w:t>
+      </w:r>
+      <w:proofErr w:type="spellStart"/>
+      <w:r>
+        <w:rPr>
+          <w:rFonts w:cstheme="minorHAnsi"/>
+          <w:b/>
+          <w:bCs/>
+          <w:sz w:val="36"/>
+          <w:szCs w:val="36"/>
+        </w:rPr>
+        <w:t>Heraud</w:t>
+      </w:r>
+      <w:proofErr w:type="spellEnd"/>
+      <w:r>
+        <w:rPr>
+          <w:rFonts w:cstheme="minorHAnsi"/>
+          <w:b/>
+          <w:bCs/>
+          <w:sz w:val="36"/>
+          <w:szCs w:val="36"/>
+        </w:rPr>
+        <w:t xml:space="preserve"> and Lee Redden</w:t>
+      </w:r>
+      <w:r>
+        <w:rPr>
+          <w:rFonts w:cstheme="minorHAnsi"/>
+          <w:sz w:val="36"/>
+          <w:szCs w:val="36"/>
+        </w:rPr>
+        <w:t xml:space="preserve">, the founders of </w:t>
+      </w:r>
+      <w:r>
+        <w:rPr>
+          <w:rFonts w:cstheme="minorHAnsi"/>
+          <w:b/>
+          <w:bCs/>
+          <w:sz w:val="36"/>
+          <w:szCs w:val="36"/>
+        </w:rPr>
+        <w:t>Blue River Technology</w:t>
+      </w:r>
+      <w:r>
+        <w:rPr>
+          <w:rFonts w:cstheme="minorHAnsi"/>
+          <w:sz w:val="36"/>
+          <w:szCs w:val="36"/>
+        </w:rPr>
+        <w:t xml:space="preserve">, originally wanted to make robotic mowers for golf courses. But after talking to 100 people, they discovered farmers were more interested in a machine that </w:t>
+      </w:r>
+      <w:r>
+        <w:rPr>
+          <w:rFonts w:cstheme="minorHAnsi"/>
+          <w:b/>
+          <w:bCs/>
+          <w:sz w:val="36"/>
+          <w:szCs w:val="36"/>
+        </w:rPr>
+        <w:t>kills weeds without chemicals</w:t>
+      </w:r>
+      <w:r>
+        <w:rPr>
+          <w:rFonts w:cstheme="minorHAnsi"/>
+          <w:sz w:val="36"/>
+          <w:szCs w:val="36"/>
+        </w:rPr>
+        <w:t xml:space="preserve">. This new direction led them to success and </w:t>
+      </w:r>
+      <w:r>
+        <w:rPr>
+          <w:rFonts w:cstheme="minorHAnsi"/>
+          <w:b/>
+          <w:bCs/>
+          <w:sz w:val="36"/>
+          <w:szCs w:val="36"/>
+        </w:rPr>
+        <w:t>$3 million in funding</w:t>
+      </w:r>
+      <w:r>
+        <w:rPr>
+          <w:rFonts w:cstheme="minorHAnsi"/>
+          <w:sz w:val="36"/>
+          <w:szCs w:val="36"/>
+        </w:rPr>
+        <w:t>.</w:t>
+      </w:r>
+    </w:p>
+    <w:p>
+      <w:pPr>
+        <w:tabs>
+          <w:tab w:val="left" w:pos="1572"/>
+        </w:tabs>
+        <w:rPr>
+          <w:rFonts w:cstheme="minorHAnsi"/>
+          <w:sz w:val="36"/>
+          <w:szCs w:val="36"/>
+        </w:rPr>
+      </w:pPr>
+      <w:r>
+        <w:rPr>
+          <w:rFonts w:cstheme="minorHAnsi"/>
+          <w:sz w:val="36"/>
+          <w:szCs w:val="36"/>
+        </w:rPr>
+        <w:drawing>
+          <wp:inline distT="0" distB="0" distL="0" distR="0" wp14:anchorId="01760155" wp14:editId="2191DDA2">
+            <wp:extent cx="5943600" cy="3528060"/>
+            <wp:effectExtent l="0" t="0" r="0" b="0"/>
+            <wp:docPr id="1485785717" name="Picture 1"/>
+            <wp:cNvGraphicFramePr>
+              <a:graphicFrameLocks xmlns:a="http://schemas.openxmlformats.org/drawingml/2006/main" noChangeAspect="1"/>
+            </wp:cNvGraphicFramePr>
+            <a:graphic xmlns:a="http://schemas.openxmlformats.org/drawingml/2006/main">
+              <a:graphicData uri="http://schemas.openxmlformats.org/drawingml/2006/picture">
+                <pic:pic xmlns:pic="http://schemas.openxmlformats.org/drawingml/2006/picture">
+                  <pic:nvPicPr>
+                    <pic:cNvPr id="1485785717" name=""/>
+                    <pic:cNvPicPr/>
+                  </pic:nvPicPr>
+                  <pic:blipFill>
+                    <a:blip r:embed="rId13"/>
+                    <a:stretch>
+                      <a:fillRect/>
+                    </a:stretch>
+                  </pic:blipFill>
+                  <pic:spPr>
+                    <a:xfrm>
+                      <a:off x="0" y="0"/>
+                      <a:ext cx="5943600" cy="3528060"/>
+                    </a:xfrm>
+                    <a:prstGeom prst="rect">
+                      <a:avLst/>
+                    </a:prstGeom>
+                  </pic:spPr>
+                </pic:pic>
+              </a:graphicData>
+            </a:graphic>
+          </wp:inline>
+        </w:drawing>
+      </w:r>
+    </w:p>
+    <w:p>
+      <w:pPr>
+        <w:tabs>
+          <w:tab w:val="left" w:pos="1572"/>
+        </w:tabs>
+        <w:rPr>
+          <w:rFonts w:cstheme="minorHAnsi"/>
+          <w:b/>
+          <w:bCs/>
+          <w:sz w:val="36"/>
+          <w:szCs w:val="36"/>
+        </w:rPr>
+      </w:pPr>
+      <w:r>
+        <w:rPr>
+          <w:rFonts w:cstheme="minorHAnsi"/>
+          <w:b/>
+          <w:bCs/>
+          <w:sz w:val="36"/>
+          <w:szCs w:val="36"/>
+        </w:rPr>
+        <w:lastRenderedPageBreak/>
+        <w:t>Conclusion</w:t>
+      </w:r>
+    </w:p>
+    <w:p>
+      <w:pPr>
+        <w:tabs>
+          <w:tab w:val="left" w:pos="1572"/>
+        </w:tabs>
+        <w:rPr>
+          <w:rFonts w:cstheme="minorHAnsi"/>
+          <w:sz w:val="36"/>
+          <w:szCs w:val="36"/>
+        </w:rPr>
+      </w:pPr>
+      <w:r>
+        <w:rPr>
+          <w:rFonts w:cstheme="minorHAnsi"/>
+          <w:sz w:val="36"/>
+          <w:szCs w:val="36"/>
+        </w:rPr>
+        <w:t xml:space="preserve">A feasibility study helps you </w:t>
+      </w:r>
+      <w:r>
+        <w:rPr>
+          <w:rFonts w:cstheme="minorHAnsi"/>
+          <w:b/>
+          <w:bCs/>
+          <w:sz w:val="36"/>
+          <w:szCs w:val="36"/>
+        </w:rPr>
+        <w:t>reduce uncertainty</w:t>
+      </w:r>
+      <w:r>
+        <w:rPr>
+          <w:rFonts w:cstheme="minorHAnsi"/>
+          <w:sz w:val="36"/>
+          <w:szCs w:val="36"/>
+        </w:rPr>
+        <w:t xml:space="preserve"> and make confident decisions about your business idea. It gives you a clear understanding of what’s possible, what might be difficult, and whether your idea deserves more time and effort. Whether your decision is </w:t>
+      </w:r>
+      <w:r>
+        <w:rPr>
+          <w:rFonts w:cstheme="minorHAnsi"/>
+          <w:b/>
+          <w:bCs/>
+          <w:sz w:val="36"/>
+          <w:szCs w:val="36"/>
+        </w:rPr>
+        <w:t>Go or No-Go</w:t>
+      </w:r>
+      <w:r>
+        <w:rPr>
+          <w:rFonts w:cstheme="minorHAnsi"/>
+          <w:sz w:val="36"/>
+          <w:szCs w:val="36"/>
+        </w:rPr>
+        <w:t>, the study helps you move forward wisely.</w:t>
+      </w:r>
+    </w:p>
+    <w:p>
+      <w:pPr>
+        <w:tabs>
+          <w:tab w:val="left" w:pos="1572"/>
+        </w:tabs>
+        <w:rPr>
+          <w:rFonts w:cstheme="minorHAnsi"/>
+          <w:sz w:val="36"/>
+          <w:szCs w:val="36"/>
         </w:rPr>
       </w:pPr>
     </w:p>
@@ -14306,6 +15974,155 @@
     </w:lvl>
   </w:abstractNum>
   <w:abstractNum w:abstractNumId="2" w15:restartNumberingAfterBreak="0">
+    <w:nsid w:val="03D10576"/>
+    <w:multiLevelType w:val="multilevel"/>
+    <w:tmpl w:val="7952DBCC"/>
+    <w:lvl w:ilvl="0">
+      <w:start w:val="1"/>
+      <w:numFmt w:val="bullet"/>
+      <w:lvlText w:val=""/>
+      <w:lvlJc w:val="left"/>
+      <w:pPr>
+        <w:tabs>
+          <w:tab w:val="num" w:pos="720"/>
+        </w:tabs>
+        <w:ind w:left="720" w:hanging="360"/>
+      </w:pPr>
+      <w:rPr>
+        <w:rFonts w:ascii="Symbol" w:hAnsi="Symbol" w:hint="default"/>
+        <w:sz w:val="20"/>
+      </w:rPr>
+    </w:lvl>
+    <w:lvl w:ilvl="1" w:tentative="1">
+      <w:start w:val="1"/>
+      <w:numFmt w:val="bullet"/>
+      <w:lvlText w:val="o"/>
+      <w:lvlJc w:val="left"/>
+      <w:pPr>
+        <w:tabs>
+          <w:tab w:val="num" w:pos="1440"/>
+        </w:tabs>
+        <w:ind w:left="1440" w:hanging="360"/>
+      </w:pPr>
+      <w:rPr>
+        <w:rFonts w:ascii="Courier New" w:hAnsi="Courier New" w:hint="default"/>
+        <w:sz w:val="20"/>
+      </w:rPr>
+    </w:lvl>
+    <w:lvl w:ilvl="2" w:tentative="1">
+      <w:start w:val="1"/>
+      <w:numFmt w:val="bullet"/>
+      <w:lvlText w:val=""/>
+      <w:lvlJc w:val="left"/>
+      <w:pPr>
+        <w:tabs>
+          <w:tab w:val="num" w:pos="2160"/>
+        </w:tabs>
+        <w:ind w:left="2160" w:hanging="360"/>
+      </w:pPr>
+      <w:rPr>
+        <w:rFonts w:ascii="Wingdings" w:hAnsi="Wingdings" w:hint="default"/>
+        <w:sz w:val="20"/>
+      </w:rPr>
+    </w:lvl>
+    <w:lvl w:ilvl="3" w:tentative="1">
+      <w:start w:val="1"/>
+      <w:numFmt w:val="bullet"/>
+      <w:lvlText w:val=""/>
+      <w:lvlJc w:val="left"/>
+      <w:pPr>
+        <w:tabs>
+          <w:tab w:val="num" w:pos="2880"/>
+        </w:tabs>
+        <w:ind w:left="2880" w:hanging="360"/>
+      </w:pPr>
+      <w:rPr>
+        <w:rFonts w:ascii="Wingdings" w:hAnsi="Wingdings" w:hint="default"/>
+        <w:sz w:val="20"/>
+      </w:rPr>
+    </w:lvl>
+    <w:lvl w:ilvl="4" w:tentative="1">
+      <w:start w:val="1"/>
+      <w:numFmt w:val="bullet"/>
+      <w:lvlText w:val=""/>
+      <w:lvlJc w:val="left"/>
+      <w:pPr>
+        <w:tabs>
+          <w:tab w:val="num" w:pos="3600"/>
+        </w:tabs>
+        <w:ind w:left="3600" w:hanging="360"/>
+      </w:pPr>
+      <w:rPr>
+        <w:rFonts w:ascii="Wingdings" w:hAnsi="Wingdings" w:hint="default"/>
+        <w:sz w:val="20"/>
+      </w:rPr>
+    </w:lvl>
+    <w:lvl w:ilvl="5" w:tentative="1">
+      <w:start w:val="1"/>
+      <w:numFmt w:val="bullet"/>
+      <w:lvlText w:val=""/>
+      <w:lvlJc w:val="left"/>
+      <w:pPr>
+        <w:tabs>
+          <w:tab w:val="num" w:pos="4320"/>
+        </w:tabs>
+        <w:ind w:left="4320" w:hanging="360"/>
+      </w:pPr>
+      <w:rPr>
+        <w:rFonts w:ascii="Wingdings" w:hAnsi="Wingdings" w:hint="default"/>
+        <w:sz w:val="20"/>
+      </w:rPr>
+    </w:lvl>
+    <w:lvl w:ilvl="6" w:tentative="1">
+      <w:start w:val="1"/>
+      <w:numFmt w:val="bullet"/>
+      <w:lvlText w:val=""/>
+      <w:lvlJc w:val="left"/>
+      <w:pPr>
+        <w:tabs>
+          <w:tab w:val="num" w:pos="5040"/>
+        </w:tabs>
+        <w:ind w:left="5040" w:hanging="360"/>
+      </w:pPr>
+      <w:rPr>
+        <w:rFonts w:ascii="Wingdings" w:hAnsi="Wingdings" w:hint="default"/>
+        <w:sz w:val="20"/>
+      </w:rPr>
+    </w:lvl>
+    <w:lvl w:ilvl="7" w:tentative="1">
+      <w:start w:val="1"/>
+      <w:numFmt w:val="bullet"/>
+      <w:lvlText w:val=""/>
+      <w:lvlJc w:val="left"/>
+      <w:pPr>
+        <w:tabs>
+          <w:tab w:val="num" w:pos="5760"/>
+        </w:tabs>
+        <w:ind w:left="5760" w:hanging="360"/>
+      </w:pPr>
+      <w:rPr>
+        <w:rFonts w:ascii="Wingdings" w:hAnsi="Wingdings" w:hint="default"/>
+        <w:sz w:val="20"/>
+      </w:rPr>
+    </w:lvl>
+    <w:lvl w:ilvl="8" w:tentative="1">
+      <w:start w:val="1"/>
+      <w:numFmt w:val="bullet"/>
+      <w:lvlText w:val=""/>
+      <w:lvlJc w:val="left"/>
+      <w:pPr>
+        <w:tabs>
+          <w:tab w:val="num" w:pos="6480"/>
+        </w:tabs>
+        <w:ind w:left="6480" w:hanging="360"/>
+      </w:pPr>
+      <w:rPr>
+        <w:rFonts w:ascii="Wingdings" w:hAnsi="Wingdings" w:hint="default"/>
+        <w:sz w:val="20"/>
+      </w:rPr>
+    </w:lvl>
+  </w:abstractNum>
+  <w:abstractNum w:abstractNumId="3" w15:restartNumberingAfterBreak="0">
     <w:nsid w:val="0A5F1982"/>
     <w:multiLevelType w:val="hybridMultilevel"/>
     <w:tmpl w:val="63B46352"/>
@@ -14394,7 +16211,7 @@
       </w:pPr>
     </w:lvl>
   </w:abstractNum>
-  <w:abstractNum w:abstractNumId="3" w15:restartNumberingAfterBreak="0">
+  <w:abstractNum w:abstractNumId="4" w15:restartNumberingAfterBreak="0">
     <w:nsid w:val="0B736496"/>
     <w:multiLevelType w:val="hybridMultilevel"/>
     <w:tmpl w:val="61182EB8"/>
@@ -14483,7 +16300,7 @@
       </w:pPr>
     </w:lvl>
   </w:abstractNum>
-  <w:abstractNum w:abstractNumId="4" w15:restartNumberingAfterBreak="0">
+  <w:abstractNum w:abstractNumId="5" w15:restartNumberingAfterBreak="0">
     <w:nsid w:val="0D523F98"/>
     <w:multiLevelType w:val="hybridMultilevel"/>
     <w:tmpl w:val="F8242BC2"/>
@@ -14596,7 +16413,7 @@
       </w:rPr>
     </w:lvl>
   </w:abstractNum>
-  <w:abstractNum w:abstractNumId="5" w15:restartNumberingAfterBreak="0">
+  <w:abstractNum w:abstractNumId="6" w15:restartNumberingAfterBreak="0">
     <w:nsid w:val="106B1557"/>
     <w:multiLevelType w:val="multilevel"/>
     <w:tmpl w:val="E30289AC"/>
@@ -14745,7 +16562,7 @@
       </w:rPr>
     </w:lvl>
   </w:abstractNum>
-  <w:abstractNum w:abstractNumId="6" w15:restartNumberingAfterBreak="0">
+  <w:abstractNum w:abstractNumId="7" w15:restartNumberingAfterBreak="0">
     <w:nsid w:val="139D2735"/>
     <w:multiLevelType w:val="multilevel"/>
     <w:tmpl w:val="86643ACC"/>
@@ -14858,7 +16675,120 @@
       </w:pPr>
     </w:lvl>
   </w:abstractNum>
-  <w:abstractNum w:abstractNumId="7" w15:restartNumberingAfterBreak="0">
+  <w:abstractNum w:abstractNumId="8" w15:restartNumberingAfterBreak="0">
+    <w:nsid w:val="1421703E"/>
+    <w:multiLevelType w:val="hybridMultilevel"/>
+    <w:tmpl w:val="6F08FC12"/>
+    <w:lvl w:ilvl="0" w:tplc="04090001">
+      <w:start w:val="1"/>
+      <w:numFmt w:val="bullet"/>
+      <w:lvlText w:val=""/>
+      <w:lvlJc w:val="left"/>
+      <w:pPr>
+        <w:ind w:left="720" w:hanging="360"/>
+      </w:pPr>
+      <w:rPr>
+        <w:rFonts w:ascii="Symbol" w:hAnsi="Symbol" w:hint="default"/>
+      </w:rPr>
+    </w:lvl>
+    <w:lvl w:ilvl="1" w:tplc="04090003" w:tentative="1">
+      <w:start w:val="1"/>
+      <w:numFmt w:val="bullet"/>
+      <w:lvlText w:val="o"/>
+      <w:lvlJc w:val="left"/>
+      <w:pPr>
+        <w:ind w:left="1440" w:hanging="360"/>
+      </w:pPr>
+      <w:rPr>
+        <w:rFonts w:ascii="Courier New" w:hAnsi="Courier New" w:cs="Courier New" w:hint="default"/>
+      </w:rPr>
+    </w:lvl>
+    <w:lvl w:ilvl="2" w:tplc="04090005" w:tentative="1">
+      <w:start w:val="1"/>
+      <w:numFmt w:val="bullet"/>
+      <w:lvlText w:val=""/>
+      <w:lvlJc w:val="left"/>
+      <w:pPr>
+        <w:ind w:left="2160" w:hanging="360"/>
+      </w:pPr>
+      <w:rPr>
+        <w:rFonts w:ascii="Wingdings" w:hAnsi="Wingdings" w:hint="default"/>
+      </w:rPr>
+    </w:lvl>
+    <w:lvl w:ilvl="3" w:tplc="04090001" w:tentative="1">
+      <w:start w:val="1"/>
+      <w:numFmt w:val="bullet"/>
+      <w:lvlText w:val=""/>
+      <w:lvlJc w:val="left"/>
+      <w:pPr>
+        <w:ind w:left="2880" w:hanging="360"/>
+      </w:pPr>
+      <w:rPr>
+        <w:rFonts w:ascii="Symbol" w:hAnsi="Symbol" w:hint="default"/>
+      </w:rPr>
+    </w:lvl>
+    <w:lvl w:ilvl="4" w:tplc="04090003" w:tentative="1">
+      <w:start w:val="1"/>
+      <w:numFmt w:val="bullet"/>
+      <w:lvlText w:val="o"/>
+      <w:lvlJc w:val="left"/>
+      <w:pPr>
+        <w:ind w:left="3600" w:hanging="360"/>
+      </w:pPr>
+      <w:rPr>
+        <w:rFonts w:ascii="Courier New" w:hAnsi="Courier New" w:cs="Courier New" w:hint="default"/>
+      </w:rPr>
+    </w:lvl>
+    <w:lvl w:ilvl="5" w:tplc="04090005" w:tentative="1">
+      <w:start w:val="1"/>
+      <w:numFmt w:val="bullet"/>
+      <w:lvlText w:val=""/>
+      <w:lvlJc w:val="left"/>
+      <w:pPr>
+        <w:ind w:left="4320" w:hanging="360"/>
+      </w:pPr>
+      <w:rPr>
+        <w:rFonts w:ascii="Wingdings" w:hAnsi="Wingdings" w:hint="default"/>
+      </w:rPr>
+    </w:lvl>
+    <w:lvl w:ilvl="6" w:tplc="04090001" w:tentative="1">
+      <w:start w:val="1"/>
+      <w:numFmt w:val="bullet"/>
+      <w:lvlText w:val=""/>
+      <w:lvlJc w:val="left"/>
+      <w:pPr>
+        <w:ind w:left="5040" w:hanging="360"/>
+      </w:pPr>
+      <w:rPr>
+        <w:rFonts w:ascii="Symbol" w:hAnsi="Symbol" w:hint="default"/>
+      </w:rPr>
+    </w:lvl>
+    <w:lvl w:ilvl="7" w:tplc="04090003" w:tentative="1">
+      <w:start w:val="1"/>
+      <w:numFmt w:val="bullet"/>
+      <w:lvlText w:val="o"/>
+      <w:lvlJc w:val="left"/>
+      <w:pPr>
+        <w:ind w:left="5760" w:hanging="360"/>
+      </w:pPr>
+      <w:rPr>
+        <w:rFonts w:ascii="Courier New" w:hAnsi="Courier New" w:cs="Courier New" w:hint="default"/>
+      </w:rPr>
+    </w:lvl>
+    <w:lvl w:ilvl="8" w:tplc="04090005" w:tentative="1">
+      <w:start w:val="1"/>
+      <w:numFmt w:val="bullet"/>
+      <w:lvlText w:val=""/>
+      <w:lvlJc w:val="left"/>
+      <w:pPr>
+        <w:ind w:left="6480" w:hanging="360"/>
+      </w:pPr>
+      <w:rPr>
+        <w:rFonts w:ascii="Wingdings" w:hAnsi="Wingdings" w:hint="default"/>
+      </w:rPr>
+    </w:lvl>
+  </w:abstractNum>
+  <w:abstractNum w:abstractNumId="9" w15:restartNumberingAfterBreak="0">
     <w:nsid w:val="17C06126"/>
     <w:multiLevelType w:val="multilevel"/>
     <w:tmpl w:val="8F6A4BF6"/>
@@ -15007,7 +16937,7 @@
       </w:rPr>
     </w:lvl>
   </w:abstractNum>
-  <w:abstractNum w:abstractNumId="8" w15:restartNumberingAfterBreak="0">
+  <w:abstractNum w:abstractNumId="10" w15:restartNumberingAfterBreak="0">
     <w:nsid w:val="1AA143B5"/>
     <w:multiLevelType w:val="multilevel"/>
     <w:tmpl w:val="8110B176"/>
@@ -15120,7 +17050,156 @@
       </w:pPr>
     </w:lvl>
   </w:abstractNum>
-  <w:abstractNum w:abstractNumId="9" w15:restartNumberingAfterBreak="0">
+  <w:abstractNum w:abstractNumId="11" w15:restartNumberingAfterBreak="0">
+    <w:nsid w:val="1B3F6B70"/>
+    <w:multiLevelType w:val="multilevel"/>
+    <w:tmpl w:val="F7288552"/>
+    <w:lvl w:ilvl="0">
+      <w:start w:val="1"/>
+      <w:numFmt w:val="bullet"/>
+      <w:lvlText w:val=""/>
+      <w:lvlJc w:val="left"/>
+      <w:pPr>
+        <w:tabs>
+          <w:tab w:val="num" w:pos="720"/>
+        </w:tabs>
+        <w:ind w:left="720" w:hanging="360"/>
+      </w:pPr>
+      <w:rPr>
+        <w:rFonts w:ascii="Symbol" w:hAnsi="Symbol" w:hint="default"/>
+        <w:sz w:val="20"/>
+      </w:rPr>
+    </w:lvl>
+    <w:lvl w:ilvl="1">
+      <w:start w:val="1"/>
+      <w:numFmt w:val="bullet"/>
+      <w:lvlText w:val="o"/>
+      <w:lvlJc w:val="left"/>
+      <w:pPr>
+        <w:tabs>
+          <w:tab w:val="num" w:pos="1440"/>
+        </w:tabs>
+        <w:ind w:left="1440" w:hanging="360"/>
+      </w:pPr>
+      <w:rPr>
+        <w:rFonts w:ascii="Courier New" w:hAnsi="Courier New" w:hint="default"/>
+        <w:sz w:val="20"/>
+      </w:rPr>
+    </w:lvl>
+    <w:lvl w:ilvl="2" w:tentative="1">
+      <w:start w:val="1"/>
+      <w:numFmt w:val="bullet"/>
+      <w:lvlText w:val=""/>
+      <w:lvlJc w:val="left"/>
+      <w:pPr>
+        <w:tabs>
+          <w:tab w:val="num" w:pos="2160"/>
+        </w:tabs>
+        <w:ind w:left="2160" w:hanging="360"/>
+      </w:pPr>
+      <w:rPr>
+        <w:rFonts w:ascii="Wingdings" w:hAnsi="Wingdings" w:hint="default"/>
+        <w:sz w:val="20"/>
+      </w:rPr>
+    </w:lvl>
+    <w:lvl w:ilvl="3" w:tentative="1">
+      <w:start w:val="1"/>
+      <w:numFmt w:val="bullet"/>
+      <w:lvlText w:val=""/>
+      <w:lvlJc w:val="left"/>
+      <w:pPr>
+        <w:tabs>
+          <w:tab w:val="num" w:pos="2880"/>
+        </w:tabs>
+        <w:ind w:left="2880" w:hanging="360"/>
+      </w:pPr>
+      <w:rPr>
+        <w:rFonts w:ascii="Wingdings" w:hAnsi="Wingdings" w:hint="default"/>
+        <w:sz w:val="20"/>
+      </w:rPr>
+    </w:lvl>
+    <w:lvl w:ilvl="4" w:tentative="1">
+      <w:start w:val="1"/>
+      <w:numFmt w:val="bullet"/>
+      <w:lvlText w:val=""/>
+      <w:lvlJc w:val="left"/>
+      <w:pPr>
+        <w:tabs>
+          <w:tab w:val="num" w:pos="3600"/>
+        </w:tabs>
+        <w:ind w:left="3600" w:hanging="360"/>
+      </w:pPr>
+      <w:rPr>
+        <w:rFonts w:ascii="Wingdings" w:hAnsi="Wingdings" w:hint="default"/>
+        <w:sz w:val="20"/>
+      </w:rPr>
+    </w:lvl>
+    <w:lvl w:ilvl="5" w:tentative="1">
+      <w:start w:val="1"/>
+      <w:numFmt w:val="bullet"/>
+      <w:lvlText w:val=""/>
+      <w:lvlJc w:val="left"/>
+      <w:pPr>
+        <w:tabs>
+          <w:tab w:val="num" w:pos="4320"/>
+        </w:tabs>
+        <w:ind w:left="4320" w:hanging="360"/>
+      </w:pPr>
+      <w:rPr>
+        <w:rFonts w:ascii="Wingdings" w:hAnsi="Wingdings" w:hint="default"/>
+        <w:sz w:val="20"/>
+      </w:rPr>
+    </w:lvl>
+    <w:lvl w:ilvl="6" w:tentative="1">
+      <w:start w:val="1"/>
+      <w:numFmt w:val="bullet"/>
+      <w:lvlText w:val=""/>
+      <w:lvlJc w:val="left"/>
+      <w:pPr>
+        <w:tabs>
+          <w:tab w:val="num" w:pos="5040"/>
+        </w:tabs>
+        <w:ind w:left="5040" w:hanging="360"/>
+      </w:pPr>
+      <w:rPr>
+        <w:rFonts w:ascii="Wingdings" w:hAnsi="Wingdings" w:hint="default"/>
+        <w:sz w:val="20"/>
+      </w:rPr>
+    </w:lvl>
+    <w:lvl w:ilvl="7" w:tentative="1">
+      <w:start w:val="1"/>
+      <w:numFmt w:val="bullet"/>
+      <w:lvlText w:val=""/>
+      <w:lvlJc w:val="left"/>
+      <w:pPr>
+        <w:tabs>
+          <w:tab w:val="num" w:pos="5760"/>
+        </w:tabs>
+        <w:ind w:left="5760" w:hanging="360"/>
+      </w:pPr>
+      <w:rPr>
+        <w:rFonts w:ascii="Wingdings" w:hAnsi="Wingdings" w:hint="default"/>
+        <w:sz w:val="20"/>
+      </w:rPr>
+    </w:lvl>
+    <w:lvl w:ilvl="8" w:tentative="1">
+      <w:start w:val="1"/>
+      <w:numFmt w:val="bullet"/>
+      <w:lvlText w:val=""/>
+      <w:lvlJc w:val="left"/>
+      <w:pPr>
+        <w:tabs>
+          <w:tab w:val="num" w:pos="6480"/>
+        </w:tabs>
+        <w:ind w:left="6480" w:hanging="360"/>
+      </w:pPr>
+      <w:rPr>
+        <w:rFonts w:ascii="Wingdings" w:hAnsi="Wingdings" w:hint="default"/>
+        <w:sz w:val="20"/>
+      </w:rPr>
+    </w:lvl>
+  </w:abstractNum>
+  <w:abstractNum w:abstractNumId="12" w15:restartNumberingAfterBreak="0">
     <w:nsid w:val="1CA21BF8"/>
     <w:multiLevelType w:val="multilevel"/>
     <w:tmpl w:val="794E09F2"/>
@@ -15269,7 +17348,7 @@
       </w:rPr>
     </w:lvl>
   </w:abstractNum>
-  <w:abstractNum w:abstractNumId="10" w15:restartNumberingAfterBreak="0">
+  <w:abstractNum w:abstractNumId="13" w15:restartNumberingAfterBreak="0">
     <w:nsid w:val="1D78420A"/>
     <w:multiLevelType w:val="multilevel"/>
     <w:tmpl w:val="6F601430"/>
@@ -15418,7 +17497,7 @@
       </w:rPr>
     </w:lvl>
   </w:abstractNum>
-  <w:abstractNum w:abstractNumId="11" w15:restartNumberingAfterBreak="0">
+  <w:abstractNum w:abstractNumId="14" w15:restartNumberingAfterBreak="0">
     <w:nsid w:val="209B1673"/>
     <w:multiLevelType w:val="multilevel"/>
     <w:tmpl w:val="FF529838"/>
@@ -15567,7 +17646,7 @@
       </w:rPr>
     </w:lvl>
   </w:abstractNum>
-  <w:abstractNum w:abstractNumId="12" w15:restartNumberingAfterBreak="0">
+  <w:abstractNum w:abstractNumId="15" w15:restartNumberingAfterBreak="0">
     <w:nsid w:val="20C136CF"/>
     <w:multiLevelType w:val="hybridMultilevel"/>
     <w:tmpl w:val="DBC82342"/>
@@ -15680,7 +17759,7 @@
       </w:rPr>
     </w:lvl>
   </w:abstractNum>
-  <w:abstractNum w:abstractNumId="13" w15:restartNumberingAfterBreak="0">
+  <w:abstractNum w:abstractNumId="16" w15:restartNumberingAfterBreak="0">
     <w:nsid w:val="21282763"/>
     <w:multiLevelType w:val="hybridMultilevel"/>
     <w:tmpl w:val="88103074"/>
@@ -15793,7 +17872,7 @@
       </w:rPr>
     </w:lvl>
   </w:abstractNum>
-  <w:abstractNum w:abstractNumId="14" w15:restartNumberingAfterBreak="0">
+  <w:abstractNum w:abstractNumId="17" w15:restartNumberingAfterBreak="0">
     <w:nsid w:val="255E2F36"/>
     <w:multiLevelType w:val="hybridMultilevel"/>
     <w:tmpl w:val="D6B6A3D6"/>
@@ -15906,7 +17985,7 @@
       </w:rPr>
     </w:lvl>
   </w:abstractNum>
-  <w:abstractNum w:abstractNumId="15" w15:restartNumberingAfterBreak="0">
+  <w:abstractNum w:abstractNumId="18" w15:restartNumberingAfterBreak="0">
     <w:nsid w:val="276A3BBE"/>
     <w:multiLevelType w:val="multilevel"/>
     <w:tmpl w:val="43021D66"/>
@@ -16019,7 +18098,7 @@
       </w:pPr>
     </w:lvl>
   </w:abstractNum>
-  <w:abstractNum w:abstractNumId="16" w15:restartNumberingAfterBreak="0">
+  <w:abstractNum w:abstractNumId="19" w15:restartNumberingAfterBreak="0">
     <w:nsid w:val="277D0E94"/>
     <w:multiLevelType w:val="multilevel"/>
     <w:tmpl w:val="0FEE5CB6"/>
@@ -16168,7 +18247,7 @@
       </w:rPr>
     </w:lvl>
   </w:abstractNum>
-  <w:abstractNum w:abstractNumId="17" w15:restartNumberingAfterBreak="0">
+  <w:abstractNum w:abstractNumId="20" w15:restartNumberingAfterBreak="0">
     <w:nsid w:val="285332C9"/>
     <w:multiLevelType w:val="hybridMultilevel"/>
     <w:tmpl w:val="30DA6B02"/>
@@ -16281,7 +18360,7 @@
       </w:rPr>
     </w:lvl>
   </w:abstractNum>
-  <w:abstractNum w:abstractNumId="18" w15:restartNumberingAfterBreak="0">
+  <w:abstractNum w:abstractNumId="21" w15:restartNumberingAfterBreak="0">
     <w:nsid w:val="28742A2B"/>
     <w:multiLevelType w:val="multilevel"/>
     <w:tmpl w:val="E04C43B0"/>
@@ -16398,7 +18477,7 @@
       </w:pPr>
     </w:lvl>
   </w:abstractNum>
-  <w:abstractNum w:abstractNumId="19" w15:restartNumberingAfterBreak="0">
+  <w:abstractNum w:abstractNumId="22" w15:restartNumberingAfterBreak="0">
     <w:nsid w:val="29416F79"/>
     <w:multiLevelType w:val="multilevel"/>
     <w:tmpl w:val="A5261852"/>
@@ -16547,7 +18626,7 @@
       </w:rPr>
     </w:lvl>
   </w:abstractNum>
-  <w:abstractNum w:abstractNumId="20" w15:restartNumberingAfterBreak="0">
+  <w:abstractNum w:abstractNumId="23" w15:restartNumberingAfterBreak="0">
     <w:nsid w:val="2A5E13B2"/>
     <w:multiLevelType w:val="multilevel"/>
     <w:tmpl w:val="9B6E770C"/>
@@ -16696,7 +18775,7 @@
       </w:rPr>
     </w:lvl>
   </w:abstractNum>
-  <w:abstractNum w:abstractNumId="21" w15:restartNumberingAfterBreak="0">
+  <w:abstractNum w:abstractNumId="24" w15:restartNumberingAfterBreak="0">
     <w:nsid w:val="2DC220F5"/>
     <w:multiLevelType w:val="multilevel"/>
     <w:tmpl w:val="2BFCBF1E"/>
@@ -16845,7 +18924,7 @@
       </w:rPr>
     </w:lvl>
   </w:abstractNum>
-  <w:abstractNum w:abstractNumId="22" w15:restartNumberingAfterBreak="0">
+  <w:abstractNum w:abstractNumId="25" w15:restartNumberingAfterBreak="0">
     <w:nsid w:val="2DFE18DC"/>
     <w:multiLevelType w:val="hybridMultilevel"/>
     <w:tmpl w:val="C6C61974"/>
@@ -16958,7 +19037,156 @@
       </w:rPr>
     </w:lvl>
   </w:abstractNum>
-  <w:abstractNum w:abstractNumId="23" w15:restartNumberingAfterBreak="0">
+  <w:abstractNum w:abstractNumId="26" w15:restartNumberingAfterBreak="0">
+    <w:nsid w:val="2E5B1310"/>
+    <w:multiLevelType w:val="multilevel"/>
+    <w:tmpl w:val="F01C093C"/>
+    <w:lvl w:ilvl="0">
+      <w:start w:val="1"/>
+      <w:numFmt w:val="bullet"/>
+      <w:lvlText w:val=""/>
+      <w:lvlJc w:val="left"/>
+      <w:pPr>
+        <w:tabs>
+          <w:tab w:val="num" w:pos="720"/>
+        </w:tabs>
+        <w:ind w:left="720" w:hanging="360"/>
+      </w:pPr>
+      <w:rPr>
+        <w:rFonts w:ascii="Symbol" w:hAnsi="Symbol" w:hint="default"/>
+        <w:sz w:val="20"/>
+      </w:rPr>
+    </w:lvl>
+    <w:lvl w:ilvl="1" w:tentative="1">
+      <w:start w:val="1"/>
+      <w:numFmt w:val="bullet"/>
+      <w:lvlText w:val="o"/>
+      <w:lvlJc w:val="left"/>
+      <w:pPr>
+        <w:tabs>
+          <w:tab w:val="num" w:pos="1440"/>
+        </w:tabs>
+        <w:ind w:left="1440" w:hanging="360"/>
+      </w:pPr>
+      <w:rPr>
+        <w:rFonts w:ascii="Courier New" w:hAnsi="Courier New" w:hint="default"/>
+        <w:sz w:val="20"/>
+      </w:rPr>
+    </w:lvl>
+    <w:lvl w:ilvl="2" w:tentative="1">
+      <w:start w:val="1"/>
+      <w:numFmt w:val="bullet"/>
+      <w:lvlText w:val=""/>
+      <w:lvlJc w:val="left"/>
+      <w:pPr>
+        <w:tabs>
+          <w:tab w:val="num" w:pos="2160"/>
+        </w:tabs>
+        <w:ind w:left="2160" w:hanging="360"/>
+      </w:pPr>
+      <w:rPr>
+        <w:rFonts w:ascii="Wingdings" w:hAnsi="Wingdings" w:hint="default"/>
+        <w:sz w:val="20"/>
+      </w:rPr>
+    </w:lvl>
+    <w:lvl w:ilvl="3" w:tentative="1">
+      <w:start w:val="1"/>
+      <w:numFmt w:val="bullet"/>
+      <w:lvlText w:val=""/>
+      <w:lvlJc w:val="left"/>
+      <w:pPr>
+        <w:tabs>
+          <w:tab w:val="num" w:pos="2880"/>
+        </w:tabs>
+        <w:ind w:left="2880" w:hanging="360"/>
+      </w:pPr>
+      <w:rPr>
+        <w:rFonts w:ascii="Wingdings" w:hAnsi="Wingdings" w:hint="default"/>
+        <w:sz w:val="20"/>
+      </w:rPr>
+    </w:lvl>
+    <w:lvl w:ilvl="4" w:tentative="1">
+      <w:start w:val="1"/>
+      <w:numFmt w:val="bullet"/>
+      <w:lvlText w:val=""/>
+      <w:lvlJc w:val="left"/>
+      <w:pPr>
+        <w:tabs>
+          <w:tab w:val="num" w:pos="3600"/>
+        </w:tabs>
+        <w:ind w:left="3600" w:hanging="360"/>
+      </w:pPr>
+      <w:rPr>
+        <w:rFonts w:ascii="Wingdings" w:hAnsi="Wingdings" w:hint="default"/>
+        <w:sz w:val="20"/>
+      </w:rPr>
+    </w:lvl>
+    <w:lvl w:ilvl="5" w:tentative="1">
+      <w:start w:val="1"/>
+      <w:numFmt w:val="bullet"/>
+      <w:lvlText w:val=""/>
+      <w:lvlJc w:val="left"/>
+      <w:pPr>
+        <w:tabs>
+          <w:tab w:val="num" w:pos="4320"/>
+        </w:tabs>
+        <w:ind w:left="4320" w:hanging="360"/>
+      </w:pPr>
+      <w:rPr>
+        <w:rFonts w:ascii="Wingdings" w:hAnsi="Wingdings" w:hint="default"/>
+        <w:sz w:val="20"/>
+      </w:rPr>
+    </w:lvl>
+    <w:lvl w:ilvl="6" w:tentative="1">
+      <w:start w:val="1"/>
+      <w:numFmt w:val="bullet"/>
+      <w:lvlText w:val=""/>
+      <w:lvlJc w:val="left"/>
+      <w:pPr>
+        <w:tabs>
+          <w:tab w:val="num" w:pos="5040"/>
+        </w:tabs>
+        <w:ind w:left="5040" w:hanging="360"/>
+      </w:pPr>
+      <w:rPr>
+        <w:rFonts w:ascii="Wingdings" w:hAnsi="Wingdings" w:hint="default"/>
+        <w:sz w:val="20"/>
+      </w:rPr>
+    </w:lvl>
+    <w:lvl w:ilvl="7" w:tentative="1">
+      <w:start w:val="1"/>
+      <w:numFmt w:val="bullet"/>
+      <w:lvlText w:val=""/>
+      <w:lvlJc w:val="left"/>
+      <w:pPr>
+        <w:tabs>
+          <w:tab w:val="num" w:pos="5760"/>
+        </w:tabs>
+        <w:ind w:left="5760" w:hanging="360"/>
+      </w:pPr>
+      <w:rPr>
+        <w:rFonts w:ascii="Wingdings" w:hAnsi="Wingdings" w:hint="default"/>
+        <w:sz w:val="20"/>
+      </w:rPr>
+    </w:lvl>
+    <w:lvl w:ilvl="8" w:tentative="1">
+      <w:start w:val="1"/>
+      <w:numFmt w:val="bullet"/>
+      <w:lvlText w:val=""/>
+      <w:lvlJc w:val="left"/>
+      <w:pPr>
+        <w:tabs>
+          <w:tab w:val="num" w:pos="6480"/>
+        </w:tabs>
+        <w:ind w:left="6480" w:hanging="360"/>
+      </w:pPr>
+      <w:rPr>
+        <w:rFonts w:ascii="Wingdings" w:hAnsi="Wingdings" w:hint="default"/>
+        <w:sz w:val="20"/>
+      </w:rPr>
+    </w:lvl>
+  </w:abstractNum>
+  <w:abstractNum w:abstractNumId="27" w15:restartNumberingAfterBreak="0">
     <w:nsid w:val="2EFB7EDA"/>
     <w:multiLevelType w:val="hybridMultilevel"/>
     <w:tmpl w:val="81DEBFF2"/>
@@ -17071,7 +19299,233 @@
       </w:rPr>
     </w:lvl>
   </w:abstractNum>
-  <w:abstractNum w:abstractNumId="24" w15:restartNumberingAfterBreak="0">
+  <w:abstractNum w:abstractNumId="28" w15:restartNumberingAfterBreak="0">
+    <w:nsid w:val="2F1F0391"/>
+    <w:multiLevelType w:val="hybridMultilevel"/>
+    <w:tmpl w:val="FDFE9E48"/>
+    <w:lvl w:ilvl="0" w:tplc="04090001">
+      <w:start w:val="1"/>
+      <w:numFmt w:val="bullet"/>
+      <w:lvlText w:val=""/>
+      <w:lvlJc w:val="left"/>
+      <w:pPr>
+        <w:ind w:left="720" w:hanging="360"/>
+      </w:pPr>
+      <w:rPr>
+        <w:rFonts w:ascii="Symbol" w:hAnsi="Symbol" w:hint="default"/>
+      </w:rPr>
+    </w:lvl>
+    <w:lvl w:ilvl="1" w:tplc="04090003" w:tentative="1">
+      <w:start w:val="1"/>
+      <w:numFmt w:val="bullet"/>
+      <w:lvlText w:val="o"/>
+      <w:lvlJc w:val="left"/>
+      <w:pPr>
+        <w:ind w:left="1440" w:hanging="360"/>
+      </w:pPr>
+      <w:rPr>
+        <w:rFonts w:ascii="Courier New" w:hAnsi="Courier New" w:cs="Courier New" w:hint="default"/>
+      </w:rPr>
+    </w:lvl>
+    <w:lvl w:ilvl="2" w:tplc="04090005" w:tentative="1">
+      <w:start w:val="1"/>
+      <w:numFmt w:val="bullet"/>
+      <w:lvlText w:val=""/>
+      <w:lvlJc w:val="left"/>
+      <w:pPr>
+        <w:ind w:left="2160" w:hanging="360"/>
+      </w:pPr>
+      <w:rPr>
+        <w:rFonts w:ascii="Wingdings" w:hAnsi="Wingdings" w:hint="default"/>
+      </w:rPr>
+    </w:lvl>
+    <w:lvl w:ilvl="3" w:tplc="04090001" w:tentative="1">
+      <w:start w:val="1"/>
+      <w:numFmt w:val="bullet"/>
+      <w:lvlText w:val=""/>
+      <w:lvlJc w:val="left"/>
+      <w:pPr>
+        <w:ind w:left="2880" w:hanging="360"/>
+      </w:pPr>
+      <w:rPr>
+        <w:rFonts w:ascii="Symbol" w:hAnsi="Symbol" w:hint="default"/>
+      </w:rPr>
+    </w:lvl>
+    <w:lvl w:ilvl="4" w:tplc="04090003" w:tentative="1">
+      <w:start w:val="1"/>
+      <w:numFmt w:val="bullet"/>
+      <w:lvlText w:val="o"/>
+      <w:lvlJc w:val="left"/>
+      <w:pPr>
+        <w:ind w:left="3600" w:hanging="360"/>
+      </w:pPr>
+      <w:rPr>
+        <w:rFonts w:ascii="Courier New" w:hAnsi="Courier New" w:cs="Courier New" w:hint="default"/>
+      </w:rPr>
+    </w:lvl>
+    <w:lvl w:ilvl="5" w:tplc="04090005" w:tentative="1">
+      <w:start w:val="1"/>
+      <w:numFmt w:val="bullet"/>
+      <w:lvlText w:val=""/>
+      <w:lvlJc w:val="left"/>
+      <w:pPr>
+        <w:ind w:left="4320" w:hanging="360"/>
+      </w:pPr>
+      <w:rPr>
+        <w:rFonts w:ascii="Wingdings" w:hAnsi="Wingdings" w:hint="default"/>
+      </w:rPr>
+    </w:lvl>
+    <w:lvl w:ilvl="6" w:tplc="04090001" w:tentative="1">
+      <w:start w:val="1"/>
+      <w:numFmt w:val="bullet"/>
+      <w:lvlText w:val=""/>
+      <w:lvlJc w:val="left"/>
+      <w:pPr>
+        <w:ind w:left="5040" w:hanging="360"/>
+      </w:pPr>
+      <w:rPr>
+        <w:rFonts w:ascii="Symbol" w:hAnsi="Symbol" w:hint="default"/>
+      </w:rPr>
+    </w:lvl>
+    <w:lvl w:ilvl="7" w:tplc="04090003" w:tentative="1">
+      <w:start w:val="1"/>
+      <w:numFmt w:val="bullet"/>
+      <w:lvlText w:val="o"/>
+      <w:lvlJc w:val="left"/>
+      <w:pPr>
+        <w:ind w:left="5760" w:hanging="360"/>
+      </w:pPr>
+      <w:rPr>
+        <w:rFonts w:ascii="Courier New" w:hAnsi="Courier New" w:cs="Courier New" w:hint="default"/>
+      </w:rPr>
+    </w:lvl>
+    <w:lvl w:ilvl="8" w:tplc="04090005" w:tentative="1">
+      <w:start w:val="1"/>
+      <w:numFmt w:val="bullet"/>
+      <w:lvlText w:val=""/>
+      <w:lvlJc w:val="left"/>
+      <w:pPr>
+        <w:ind w:left="6480" w:hanging="360"/>
+      </w:pPr>
+      <w:rPr>
+        <w:rFonts w:ascii="Wingdings" w:hAnsi="Wingdings" w:hint="default"/>
+      </w:rPr>
+    </w:lvl>
+  </w:abstractNum>
+  <w:abstractNum w:abstractNumId="29" w15:restartNumberingAfterBreak="0">
+    <w:nsid w:val="303A5D2A"/>
+    <w:multiLevelType w:val="hybridMultilevel"/>
+    <w:tmpl w:val="BB52AECA"/>
+    <w:lvl w:ilvl="0" w:tplc="04090001">
+      <w:start w:val="1"/>
+      <w:numFmt w:val="bullet"/>
+      <w:lvlText w:val=""/>
+      <w:lvlJc w:val="left"/>
+      <w:pPr>
+        <w:ind w:left="720" w:hanging="360"/>
+      </w:pPr>
+      <w:rPr>
+        <w:rFonts w:ascii="Symbol" w:hAnsi="Symbol" w:hint="default"/>
+      </w:rPr>
+    </w:lvl>
+    <w:lvl w:ilvl="1" w:tplc="04090003" w:tentative="1">
+      <w:start w:val="1"/>
+      <w:numFmt w:val="bullet"/>
+      <w:lvlText w:val="o"/>
+      <w:lvlJc w:val="left"/>
+      <w:pPr>
+        <w:ind w:left="1440" w:hanging="360"/>
+      </w:pPr>
+      <w:rPr>
+        <w:rFonts w:ascii="Courier New" w:hAnsi="Courier New" w:cs="Courier New" w:hint="default"/>
+      </w:rPr>
+    </w:lvl>
+    <w:lvl w:ilvl="2" w:tplc="04090005" w:tentative="1">
+      <w:start w:val="1"/>
+      <w:numFmt w:val="bullet"/>
+      <w:lvlText w:val=""/>
+      <w:lvlJc w:val="left"/>
+      <w:pPr>
+        <w:ind w:left="2160" w:hanging="360"/>
+      </w:pPr>
+      <w:rPr>
+        <w:rFonts w:ascii="Wingdings" w:hAnsi="Wingdings" w:hint="default"/>
+      </w:rPr>
+    </w:lvl>
+    <w:lvl w:ilvl="3" w:tplc="04090001" w:tentative="1">
+      <w:start w:val="1"/>
+      <w:numFmt w:val="bullet"/>
+      <w:lvlText w:val=""/>
+      <w:lvlJc w:val="left"/>
+      <w:pPr>
+        <w:ind w:left="2880" w:hanging="360"/>
+      </w:pPr>
+      <w:rPr>
+        <w:rFonts w:ascii="Symbol" w:hAnsi="Symbol" w:hint="default"/>
+      </w:rPr>
+    </w:lvl>
+    <w:lvl w:ilvl="4" w:tplc="04090003" w:tentative="1">
+      <w:start w:val="1"/>
+      <w:numFmt w:val="bullet"/>
+      <w:lvlText w:val="o"/>
+      <w:lvlJc w:val="left"/>
+      <w:pPr>
+        <w:ind w:left="3600" w:hanging="360"/>
+      </w:pPr>
+      <w:rPr>
+        <w:rFonts w:ascii="Courier New" w:hAnsi="Courier New" w:cs="Courier New" w:hint="default"/>
+      </w:rPr>
+    </w:lvl>
+    <w:lvl w:ilvl="5" w:tplc="04090005" w:tentative="1">
+      <w:start w:val="1"/>
+      <w:numFmt w:val="bullet"/>
+      <w:lvlText w:val=""/>
+      <w:lvlJc w:val="left"/>
+      <w:pPr>
+        <w:ind w:left="4320" w:hanging="360"/>
+      </w:pPr>
+      <w:rPr>
+        <w:rFonts w:ascii="Wingdings" w:hAnsi="Wingdings" w:hint="default"/>
+      </w:rPr>
+    </w:lvl>
+    <w:lvl w:ilvl="6" w:tplc="04090001" w:tentative="1">
+      <w:start w:val="1"/>
+      <w:numFmt w:val="bullet"/>
+      <w:lvlText w:val=""/>
+      <w:lvlJc w:val="left"/>
+      <w:pPr>
+        <w:ind w:left="5040" w:hanging="360"/>
+      </w:pPr>
+      <w:rPr>
+        <w:rFonts w:ascii="Symbol" w:hAnsi="Symbol" w:hint="default"/>
+      </w:rPr>
+    </w:lvl>
+    <w:lvl w:ilvl="7" w:tplc="04090003" w:tentative="1">
+      <w:start w:val="1"/>
+      <w:numFmt w:val="bullet"/>
+      <w:lvlText w:val="o"/>
+      <w:lvlJc w:val="left"/>
+      <w:pPr>
+        <w:ind w:left="5760" w:hanging="360"/>
+      </w:pPr>
+      <w:rPr>
+        <w:rFonts w:ascii="Courier New" w:hAnsi="Courier New" w:cs="Courier New" w:hint="default"/>
+      </w:rPr>
+    </w:lvl>
+    <w:lvl w:ilvl="8" w:tplc="04090005" w:tentative="1">
+      <w:start w:val="1"/>
+      <w:numFmt w:val="bullet"/>
+      <w:lvlText w:val=""/>
+      <w:lvlJc w:val="left"/>
+      <w:pPr>
+        <w:ind w:left="6480" w:hanging="360"/>
+      </w:pPr>
+      <w:rPr>
+        <w:rFonts w:ascii="Wingdings" w:hAnsi="Wingdings" w:hint="default"/>
+      </w:rPr>
+    </w:lvl>
+  </w:abstractNum>
+  <w:abstractNum w:abstractNumId="30" w15:restartNumberingAfterBreak="0">
     <w:nsid w:val="30EC166B"/>
     <w:multiLevelType w:val="multilevel"/>
     <w:tmpl w:val="58DEA77E"/>
@@ -17220,7 +19674,7 @@
       </w:rPr>
     </w:lvl>
   </w:abstractNum>
-  <w:abstractNum w:abstractNumId="25" w15:restartNumberingAfterBreak="0">
+  <w:abstractNum w:abstractNumId="31" w15:restartNumberingAfterBreak="0">
     <w:nsid w:val="320A6D0C"/>
     <w:multiLevelType w:val="multilevel"/>
     <w:tmpl w:val="8C9CE680"/>
@@ -17369,7 +19823,7 @@
       </w:rPr>
     </w:lvl>
   </w:abstractNum>
-  <w:abstractNum w:abstractNumId="26" w15:restartNumberingAfterBreak="0">
+  <w:abstractNum w:abstractNumId="32" w15:restartNumberingAfterBreak="0">
     <w:nsid w:val="32214C65"/>
     <w:multiLevelType w:val="multilevel"/>
     <w:tmpl w:val="E832529C"/>
@@ -17518,7 +19972,7 @@
       </w:rPr>
     </w:lvl>
   </w:abstractNum>
-  <w:abstractNum w:abstractNumId="27" w15:restartNumberingAfterBreak="0">
+  <w:abstractNum w:abstractNumId="33" w15:restartNumberingAfterBreak="0">
     <w:nsid w:val="32D25E39"/>
     <w:multiLevelType w:val="multilevel"/>
     <w:tmpl w:val="1676FC2A"/>
@@ -17667,7 +20121,7 @@
       </w:rPr>
     </w:lvl>
   </w:abstractNum>
-  <w:abstractNum w:abstractNumId="28" w15:restartNumberingAfterBreak="0">
+  <w:abstractNum w:abstractNumId="34" w15:restartNumberingAfterBreak="0">
     <w:nsid w:val="35373B56"/>
     <w:multiLevelType w:val="multilevel"/>
     <w:tmpl w:val="3F981A34"/>
@@ -17780,7 +20234,7 @@
       </w:pPr>
     </w:lvl>
   </w:abstractNum>
-  <w:abstractNum w:abstractNumId="29" w15:restartNumberingAfterBreak="0">
+  <w:abstractNum w:abstractNumId="35" w15:restartNumberingAfterBreak="0">
     <w:nsid w:val="3AF50583"/>
     <w:multiLevelType w:val="multilevel"/>
     <w:tmpl w:val="41443C12"/>
@@ -17929,7 +20383,7 @@
       </w:rPr>
     </w:lvl>
   </w:abstractNum>
-  <w:abstractNum w:abstractNumId="30" w15:restartNumberingAfterBreak="0">
+  <w:abstractNum w:abstractNumId="36" w15:restartNumberingAfterBreak="0">
     <w:nsid w:val="3B921024"/>
     <w:multiLevelType w:val="hybridMultilevel"/>
     <w:tmpl w:val="AD0E9BFA"/>
@@ -18042,7 +20496,7 @@
       </w:rPr>
     </w:lvl>
   </w:abstractNum>
-  <w:abstractNum w:abstractNumId="31" w15:restartNumberingAfterBreak="0">
+  <w:abstractNum w:abstractNumId="37" w15:restartNumberingAfterBreak="0">
     <w:nsid w:val="3BDC2BCA"/>
     <w:multiLevelType w:val="hybridMultilevel"/>
     <w:tmpl w:val="4E8A63B6"/>
@@ -18155,7 +20609,7 @@
       </w:rPr>
     </w:lvl>
   </w:abstractNum>
-  <w:abstractNum w:abstractNumId="32" w15:restartNumberingAfterBreak="0">
+  <w:abstractNum w:abstractNumId="38" w15:restartNumberingAfterBreak="0">
     <w:nsid w:val="3CE8409E"/>
     <w:multiLevelType w:val="multilevel"/>
     <w:tmpl w:val="5BFEBCF0"/>
@@ -18304,7 +20758,120 @@
       </w:rPr>
     </w:lvl>
   </w:abstractNum>
-  <w:abstractNum w:abstractNumId="33" w15:restartNumberingAfterBreak="0">
+  <w:abstractNum w:abstractNumId="39" w15:restartNumberingAfterBreak="0">
+    <w:nsid w:val="3EAE6C46"/>
+    <w:multiLevelType w:val="hybridMultilevel"/>
+    <w:tmpl w:val="2E50149A"/>
+    <w:lvl w:ilvl="0" w:tplc="04090001">
+      <w:start w:val="1"/>
+      <w:numFmt w:val="bullet"/>
+      <w:lvlText w:val=""/>
+      <w:lvlJc w:val="left"/>
+      <w:pPr>
+        <w:ind w:left="720" w:hanging="360"/>
+      </w:pPr>
+      <w:rPr>
+        <w:rFonts w:ascii="Symbol" w:hAnsi="Symbol" w:hint="default"/>
+      </w:rPr>
+    </w:lvl>
+    <w:lvl w:ilvl="1" w:tplc="04090003" w:tentative="1">
+      <w:start w:val="1"/>
+      <w:numFmt w:val="bullet"/>
+      <w:lvlText w:val="o"/>
+      <w:lvlJc w:val="left"/>
+      <w:pPr>
+        <w:ind w:left="1440" w:hanging="360"/>
+      </w:pPr>
+      <w:rPr>
+        <w:rFonts w:ascii="Courier New" w:hAnsi="Courier New" w:cs="Courier New" w:hint="default"/>
+      </w:rPr>
+    </w:lvl>
+    <w:lvl w:ilvl="2" w:tplc="04090005" w:tentative="1">
+      <w:start w:val="1"/>
+      <w:numFmt w:val="bullet"/>
+      <w:lvlText w:val=""/>
+      <w:lvlJc w:val="left"/>
+      <w:pPr>
+        <w:ind w:left="2160" w:hanging="360"/>
+      </w:pPr>
+      <w:rPr>
+        <w:rFonts w:ascii="Wingdings" w:hAnsi="Wingdings" w:hint="default"/>
+      </w:rPr>
+    </w:lvl>
+    <w:lvl w:ilvl="3" w:tplc="04090001" w:tentative="1">
+      <w:start w:val="1"/>
+      <w:numFmt w:val="bullet"/>
+      <w:lvlText w:val=""/>
+      <w:lvlJc w:val="left"/>
+      <w:pPr>
+        <w:ind w:left="2880" w:hanging="360"/>
+      </w:pPr>
+      <w:rPr>
+        <w:rFonts w:ascii="Symbol" w:hAnsi="Symbol" w:hint="default"/>
+      </w:rPr>
+    </w:lvl>
+    <w:lvl w:ilvl="4" w:tplc="04090003" w:tentative="1">
+      <w:start w:val="1"/>
+      <w:numFmt w:val="bullet"/>
+      <w:lvlText w:val="o"/>
+      <w:lvlJc w:val="left"/>
+      <w:pPr>
+        <w:ind w:left="3600" w:hanging="360"/>
+      </w:pPr>
+      <w:rPr>
+        <w:rFonts w:ascii="Courier New" w:hAnsi="Courier New" w:cs="Courier New" w:hint="default"/>
+      </w:rPr>
+    </w:lvl>
+    <w:lvl w:ilvl="5" w:tplc="04090005" w:tentative="1">
+      <w:start w:val="1"/>
+      <w:numFmt w:val="bullet"/>
+      <w:lvlText w:val=""/>
+      <w:lvlJc w:val="left"/>
+      <w:pPr>
+        <w:ind w:left="4320" w:hanging="360"/>
+      </w:pPr>
+      <w:rPr>
+        <w:rFonts w:ascii="Wingdings" w:hAnsi="Wingdings" w:hint="default"/>
+      </w:rPr>
+    </w:lvl>
+    <w:lvl w:ilvl="6" w:tplc="04090001" w:tentative="1">
+      <w:start w:val="1"/>
+      <w:numFmt w:val="bullet"/>
+      <w:lvlText w:val=""/>
+      <w:lvlJc w:val="left"/>
+      <w:pPr>
+        <w:ind w:left="5040" w:hanging="360"/>
+      </w:pPr>
+      <w:rPr>
+        <w:rFonts w:ascii="Symbol" w:hAnsi="Symbol" w:hint="default"/>
+      </w:rPr>
+    </w:lvl>
+    <w:lvl w:ilvl="7" w:tplc="04090003" w:tentative="1">
+      <w:start w:val="1"/>
+      <w:numFmt w:val="bullet"/>
+      <w:lvlText w:val="o"/>
+      <w:lvlJc w:val="left"/>
+      <w:pPr>
+        <w:ind w:left="5760" w:hanging="360"/>
+      </w:pPr>
+      <w:rPr>
+        <w:rFonts w:ascii="Courier New" w:hAnsi="Courier New" w:cs="Courier New" w:hint="default"/>
+      </w:rPr>
+    </w:lvl>
+    <w:lvl w:ilvl="8" w:tplc="04090005" w:tentative="1">
+      <w:start w:val="1"/>
+      <w:numFmt w:val="bullet"/>
+      <w:lvlText w:val=""/>
+      <w:lvlJc w:val="left"/>
+      <w:pPr>
+        <w:ind w:left="6480" w:hanging="360"/>
+      </w:pPr>
+      <w:rPr>
+        <w:rFonts w:ascii="Wingdings" w:hAnsi="Wingdings" w:hint="default"/>
+      </w:rPr>
+    </w:lvl>
+  </w:abstractNum>
+  <w:abstractNum w:abstractNumId="40" w15:restartNumberingAfterBreak="0">
     <w:nsid w:val="3FB01704"/>
     <w:multiLevelType w:val="multilevel"/>
     <w:tmpl w:val="5E566FE0"/>
@@ -18453,7 +21020,156 @@
       </w:rPr>
     </w:lvl>
   </w:abstractNum>
-  <w:abstractNum w:abstractNumId="34" w15:restartNumberingAfterBreak="0">
+  <w:abstractNum w:abstractNumId="41" w15:restartNumberingAfterBreak="0">
+    <w:nsid w:val="42DF1756"/>
+    <w:multiLevelType w:val="multilevel"/>
+    <w:tmpl w:val="EA2670C0"/>
+    <w:lvl w:ilvl="0">
+      <w:start w:val="1"/>
+      <w:numFmt w:val="bullet"/>
+      <w:lvlText w:val=""/>
+      <w:lvlJc w:val="left"/>
+      <w:pPr>
+        <w:tabs>
+          <w:tab w:val="num" w:pos="720"/>
+        </w:tabs>
+        <w:ind w:left="720" w:hanging="360"/>
+      </w:pPr>
+      <w:rPr>
+        <w:rFonts w:ascii="Symbol" w:hAnsi="Symbol" w:hint="default"/>
+        <w:sz w:val="20"/>
+      </w:rPr>
+    </w:lvl>
+    <w:lvl w:ilvl="1" w:tentative="1">
+      <w:start w:val="1"/>
+      <w:numFmt w:val="bullet"/>
+      <w:lvlText w:val="o"/>
+      <w:lvlJc w:val="left"/>
+      <w:pPr>
+        <w:tabs>
+          <w:tab w:val="num" w:pos="1440"/>
+        </w:tabs>
+        <w:ind w:left="1440" w:hanging="360"/>
+      </w:pPr>
+      <w:rPr>
+        <w:rFonts w:ascii="Courier New" w:hAnsi="Courier New" w:hint="default"/>
+        <w:sz w:val="20"/>
+      </w:rPr>
+    </w:lvl>
+    <w:lvl w:ilvl="2" w:tentative="1">
+      <w:start w:val="1"/>
+      <w:numFmt w:val="bullet"/>
+      <w:lvlText w:val=""/>
+      <w:lvlJc w:val="left"/>
+      <w:pPr>
+        <w:tabs>
+          <w:tab w:val="num" w:pos="2160"/>
+        </w:tabs>
+        <w:ind w:left="2160" w:hanging="360"/>
+      </w:pPr>
+      <w:rPr>
+        <w:rFonts w:ascii="Wingdings" w:hAnsi="Wingdings" w:hint="default"/>
+        <w:sz w:val="20"/>
+      </w:rPr>
+    </w:lvl>
+    <w:lvl w:ilvl="3" w:tentative="1">
+      <w:start w:val="1"/>
+      <w:numFmt w:val="bullet"/>
+      <w:lvlText w:val=""/>
+      <w:lvlJc w:val="left"/>
+      <w:pPr>
+        <w:tabs>
+          <w:tab w:val="num" w:pos="2880"/>
+        </w:tabs>
+        <w:ind w:left="2880" w:hanging="360"/>
+      </w:pPr>
+      <w:rPr>
+        <w:rFonts w:ascii="Wingdings" w:hAnsi="Wingdings" w:hint="default"/>
+        <w:sz w:val="20"/>
+      </w:rPr>
+    </w:lvl>
+    <w:lvl w:ilvl="4" w:tentative="1">
+      <w:start w:val="1"/>
+      <w:numFmt w:val="bullet"/>
+      <w:lvlText w:val=""/>
+      <w:lvlJc w:val="left"/>
+      <w:pPr>
+        <w:tabs>
+          <w:tab w:val="num" w:pos="3600"/>
+        </w:tabs>
+        <w:ind w:left="3600" w:hanging="360"/>
+      </w:pPr>
+      <w:rPr>
+        <w:rFonts w:ascii="Wingdings" w:hAnsi="Wingdings" w:hint="default"/>
+        <w:sz w:val="20"/>
+      </w:rPr>
+    </w:lvl>
+    <w:lvl w:ilvl="5" w:tentative="1">
+      <w:start w:val="1"/>
+      <w:numFmt w:val="bullet"/>
+      <w:lvlText w:val=""/>
+      <w:lvlJc w:val="left"/>
+      <w:pPr>
+        <w:tabs>
+          <w:tab w:val="num" w:pos="4320"/>
+        </w:tabs>
+        <w:ind w:left="4320" w:hanging="360"/>
+      </w:pPr>
+      <w:rPr>
+        <w:rFonts w:ascii="Wingdings" w:hAnsi="Wingdings" w:hint="default"/>
+        <w:sz w:val="20"/>
+      </w:rPr>
+    </w:lvl>
+    <w:lvl w:ilvl="6" w:tentative="1">
+      <w:start w:val="1"/>
+      <w:numFmt w:val="bullet"/>
+      <w:lvlText w:val=""/>
+      <w:lvlJc w:val="left"/>
+      <w:pPr>
+        <w:tabs>
+          <w:tab w:val="num" w:pos="5040"/>
+        </w:tabs>
+        <w:ind w:left="5040" w:hanging="360"/>
+      </w:pPr>
+      <w:rPr>
+        <w:rFonts w:ascii="Wingdings" w:hAnsi="Wingdings" w:hint="default"/>
+        <w:sz w:val="20"/>
+      </w:rPr>
+    </w:lvl>
+    <w:lvl w:ilvl="7" w:tentative="1">
+      <w:start w:val="1"/>
+      <w:numFmt w:val="bullet"/>
+      <w:lvlText w:val=""/>
+      <w:lvlJc w:val="left"/>
+      <w:pPr>
+        <w:tabs>
+          <w:tab w:val="num" w:pos="5760"/>
+        </w:tabs>
+        <w:ind w:left="5760" w:hanging="360"/>
+      </w:pPr>
+      <w:rPr>
+        <w:rFonts w:ascii="Wingdings" w:hAnsi="Wingdings" w:hint="default"/>
+        <w:sz w:val="20"/>
+      </w:rPr>
+    </w:lvl>
+    <w:lvl w:ilvl="8" w:tentative="1">
+      <w:start w:val="1"/>
+      <w:numFmt w:val="bullet"/>
+      <w:lvlText w:val=""/>
+      <w:lvlJc w:val="left"/>
+      <w:pPr>
+        <w:tabs>
+          <w:tab w:val="num" w:pos="6480"/>
+        </w:tabs>
+        <w:ind w:left="6480" w:hanging="360"/>
+      </w:pPr>
+      <w:rPr>
+        <w:rFonts w:ascii="Wingdings" w:hAnsi="Wingdings" w:hint="default"/>
+        <w:sz w:val="20"/>
+      </w:rPr>
+    </w:lvl>
+  </w:abstractNum>
+  <w:abstractNum w:abstractNumId="42" w15:restartNumberingAfterBreak="0">
     <w:nsid w:val="43EC079B"/>
     <w:multiLevelType w:val="hybridMultilevel"/>
     <w:tmpl w:val="D2FEFD00"/>
@@ -18566,7 +21282,156 @@
       </w:rPr>
     </w:lvl>
   </w:abstractNum>
-  <w:abstractNum w:abstractNumId="35" w15:restartNumberingAfterBreak="0">
+  <w:abstractNum w:abstractNumId="43" w15:restartNumberingAfterBreak="0">
+    <w:nsid w:val="486F04D9"/>
+    <w:multiLevelType w:val="multilevel"/>
+    <w:tmpl w:val="2D64B316"/>
+    <w:lvl w:ilvl="0">
+      <w:start w:val="1"/>
+      <w:numFmt w:val="bullet"/>
+      <w:lvlText w:val=""/>
+      <w:lvlJc w:val="left"/>
+      <w:pPr>
+        <w:tabs>
+          <w:tab w:val="num" w:pos="720"/>
+        </w:tabs>
+        <w:ind w:left="720" w:hanging="360"/>
+      </w:pPr>
+      <w:rPr>
+        <w:rFonts w:ascii="Symbol" w:hAnsi="Symbol" w:hint="default"/>
+        <w:sz w:val="20"/>
+      </w:rPr>
+    </w:lvl>
+    <w:lvl w:ilvl="1" w:tentative="1">
+      <w:start w:val="1"/>
+      <w:numFmt w:val="bullet"/>
+      <w:lvlText w:val="o"/>
+      <w:lvlJc w:val="left"/>
+      <w:pPr>
+        <w:tabs>
+          <w:tab w:val="num" w:pos="1440"/>
+        </w:tabs>
+        <w:ind w:left="1440" w:hanging="360"/>
+      </w:pPr>
+      <w:rPr>
+        <w:rFonts w:ascii="Courier New" w:hAnsi="Courier New" w:hint="default"/>
+        <w:sz w:val="20"/>
+      </w:rPr>
+    </w:lvl>
+    <w:lvl w:ilvl="2" w:tentative="1">
+      <w:start w:val="1"/>
+      <w:numFmt w:val="bullet"/>
+      <w:lvlText w:val=""/>
+      <w:lvlJc w:val="left"/>
+      <w:pPr>
+        <w:tabs>
+          <w:tab w:val="num" w:pos="2160"/>
+        </w:tabs>
+        <w:ind w:left="2160" w:hanging="360"/>
+      </w:pPr>
+      <w:rPr>
+        <w:rFonts w:ascii="Wingdings" w:hAnsi="Wingdings" w:hint="default"/>
+        <w:sz w:val="20"/>
+      </w:rPr>
+    </w:lvl>
+    <w:lvl w:ilvl="3" w:tentative="1">
+      <w:start w:val="1"/>
+      <w:numFmt w:val="bullet"/>
+      <w:lvlText w:val=""/>
+      <w:lvlJc w:val="left"/>
+      <w:pPr>
+        <w:tabs>
+          <w:tab w:val="num" w:pos="2880"/>
+        </w:tabs>
+        <w:ind w:left="2880" w:hanging="360"/>
+      </w:pPr>
+      <w:rPr>
+        <w:rFonts w:ascii="Wingdings" w:hAnsi="Wingdings" w:hint="default"/>
+        <w:sz w:val="20"/>
+      </w:rPr>
+    </w:lvl>
+    <w:lvl w:ilvl="4" w:tentative="1">
+      <w:start w:val="1"/>
+      <w:numFmt w:val="bullet"/>
+      <w:lvlText w:val=""/>
+      <w:lvlJc w:val="left"/>
+      <w:pPr>
+        <w:tabs>
+          <w:tab w:val="num" w:pos="3600"/>
+        </w:tabs>
+        <w:ind w:left="3600" w:hanging="360"/>
+      </w:pPr>
+      <w:rPr>
+        <w:rFonts w:ascii="Wingdings" w:hAnsi="Wingdings" w:hint="default"/>
+        <w:sz w:val="20"/>
+      </w:rPr>
+    </w:lvl>
+    <w:lvl w:ilvl="5" w:tentative="1">
+      <w:start w:val="1"/>
+      <w:numFmt w:val="bullet"/>
+      <w:lvlText w:val=""/>
+      <w:lvlJc w:val="left"/>
+      <w:pPr>
+        <w:tabs>
+          <w:tab w:val="num" w:pos="4320"/>
+        </w:tabs>
+        <w:ind w:left="4320" w:hanging="360"/>
+      </w:pPr>
+      <w:rPr>
+        <w:rFonts w:ascii="Wingdings" w:hAnsi="Wingdings" w:hint="default"/>
+        <w:sz w:val="20"/>
+      </w:rPr>
+    </w:lvl>
+    <w:lvl w:ilvl="6" w:tentative="1">
+      <w:start w:val="1"/>
+      <w:numFmt w:val="bullet"/>
+      <w:lvlText w:val=""/>
+      <w:lvlJc w:val="left"/>
+      <w:pPr>
+        <w:tabs>
+          <w:tab w:val="num" w:pos="5040"/>
+        </w:tabs>
+        <w:ind w:left="5040" w:hanging="360"/>
+      </w:pPr>
+      <w:rPr>
+        <w:rFonts w:ascii="Wingdings" w:hAnsi="Wingdings" w:hint="default"/>
+        <w:sz w:val="20"/>
+      </w:rPr>
+    </w:lvl>
+    <w:lvl w:ilvl="7" w:tentative="1">
+      <w:start w:val="1"/>
+      <w:numFmt w:val="bullet"/>
+      <w:lvlText w:val=""/>
+      <w:lvlJc w:val="left"/>
+      <w:pPr>
+        <w:tabs>
+          <w:tab w:val="num" w:pos="5760"/>
+        </w:tabs>
+        <w:ind w:left="5760" w:hanging="360"/>
+      </w:pPr>
+      <w:rPr>
+        <w:rFonts w:ascii="Wingdings" w:hAnsi="Wingdings" w:hint="default"/>
+        <w:sz w:val="20"/>
+      </w:rPr>
+    </w:lvl>
+    <w:lvl w:ilvl="8" w:tentative="1">
+      <w:start w:val="1"/>
+      <w:numFmt w:val="bullet"/>
+      <w:lvlText w:val=""/>
+      <w:lvlJc w:val="left"/>
+      <w:pPr>
+        <w:tabs>
+          <w:tab w:val="num" w:pos="6480"/>
+        </w:tabs>
+        <w:ind w:left="6480" w:hanging="360"/>
+      </w:pPr>
+      <w:rPr>
+        <w:rFonts w:ascii="Wingdings" w:hAnsi="Wingdings" w:hint="default"/>
+        <w:sz w:val="20"/>
+      </w:rPr>
+    </w:lvl>
+  </w:abstractNum>
+  <w:abstractNum w:abstractNumId="44" w15:restartNumberingAfterBreak="0">
     <w:nsid w:val="4BE66C81"/>
     <w:multiLevelType w:val="hybridMultilevel"/>
     <w:tmpl w:val="BF0CB8DA"/>
@@ -18679,7 +21544,7 @@
       </w:rPr>
     </w:lvl>
   </w:abstractNum>
-  <w:abstractNum w:abstractNumId="36" w15:restartNumberingAfterBreak="0">
+  <w:abstractNum w:abstractNumId="45" w15:restartNumberingAfterBreak="0">
     <w:nsid w:val="4E4B645E"/>
     <w:multiLevelType w:val="hybridMultilevel"/>
     <w:tmpl w:val="6EBEFBAE"/>
@@ -18792,7 +21657,7 @@
       </w:rPr>
     </w:lvl>
   </w:abstractNum>
-  <w:abstractNum w:abstractNumId="37" w15:restartNumberingAfterBreak="0">
+  <w:abstractNum w:abstractNumId="46" w15:restartNumberingAfterBreak="0">
     <w:nsid w:val="4F1114D7"/>
     <w:multiLevelType w:val="hybridMultilevel"/>
     <w:tmpl w:val="67105F40"/>
@@ -18905,7 +21770,7 @@
       </w:rPr>
     </w:lvl>
   </w:abstractNum>
-  <w:abstractNum w:abstractNumId="38" w15:restartNumberingAfterBreak="0">
+  <w:abstractNum w:abstractNumId="47" w15:restartNumberingAfterBreak="0">
     <w:nsid w:val="4F9671A1"/>
     <w:multiLevelType w:val="multilevel"/>
     <w:tmpl w:val="17708F3A"/>
@@ -19054,7 +21919,7 @@
       </w:rPr>
     </w:lvl>
   </w:abstractNum>
-  <w:abstractNum w:abstractNumId="39" w15:restartNumberingAfterBreak="0">
+  <w:abstractNum w:abstractNumId="48" w15:restartNumberingAfterBreak="0">
     <w:nsid w:val="542140A4"/>
     <w:multiLevelType w:val="hybridMultilevel"/>
     <w:tmpl w:val="279005B6"/>
@@ -19167,7 +22032,7 @@
       </w:rPr>
     </w:lvl>
   </w:abstractNum>
-  <w:abstractNum w:abstractNumId="40" w15:restartNumberingAfterBreak="0">
+  <w:abstractNum w:abstractNumId="49" w15:restartNumberingAfterBreak="0">
     <w:nsid w:val="544650F7"/>
     <w:multiLevelType w:val="hybridMultilevel"/>
     <w:tmpl w:val="CB7C139E"/>
@@ -19280,7 +22145,7 @@
       </w:rPr>
     </w:lvl>
   </w:abstractNum>
-  <w:abstractNum w:abstractNumId="41" w15:restartNumberingAfterBreak="0">
+  <w:abstractNum w:abstractNumId="50" w15:restartNumberingAfterBreak="0">
     <w:nsid w:val="57C56EA3"/>
     <w:multiLevelType w:val="hybridMultilevel"/>
     <w:tmpl w:val="11400EF0"/>
@@ -19369,7 +22234,269 @@
       </w:pPr>
     </w:lvl>
   </w:abstractNum>
-  <w:abstractNum w:abstractNumId="42" w15:restartNumberingAfterBreak="0">
+  <w:abstractNum w:abstractNumId="51" w15:restartNumberingAfterBreak="0">
+    <w:nsid w:val="5A59618B"/>
+    <w:multiLevelType w:val="multilevel"/>
+    <w:tmpl w:val="C1AC8C68"/>
+    <w:lvl w:ilvl="0">
+      <w:start w:val="1"/>
+      <w:numFmt w:val="bullet"/>
+      <w:lvlText w:val=""/>
+      <w:lvlJc w:val="left"/>
+      <w:pPr>
+        <w:tabs>
+          <w:tab w:val="num" w:pos="720"/>
+        </w:tabs>
+        <w:ind w:left="720" w:hanging="360"/>
+      </w:pPr>
+      <w:rPr>
+        <w:rFonts w:ascii="Symbol" w:hAnsi="Symbol" w:hint="default"/>
+        <w:sz w:val="20"/>
+      </w:rPr>
+    </w:lvl>
+    <w:lvl w:ilvl="1" w:tentative="1">
+      <w:start w:val="1"/>
+      <w:numFmt w:val="bullet"/>
+      <w:lvlText w:val="o"/>
+      <w:lvlJc w:val="left"/>
+      <w:pPr>
+        <w:tabs>
+          <w:tab w:val="num" w:pos="1440"/>
+        </w:tabs>
+        <w:ind w:left="1440" w:hanging="360"/>
+      </w:pPr>
+      <w:rPr>
+        <w:rFonts w:ascii="Courier New" w:hAnsi="Courier New" w:hint="default"/>
+        <w:sz w:val="20"/>
+      </w:rPr>
+    </w:lvl>
+    <w:lvl w:ilvl="2" w:tentative="1">
+      <w:start w:val="1"/>
+      <w:numFmt w:val="bullet"/>
+      <w:lvlText w:val=""/>
+      <w:lvlJc w:val="left"/>
+      <w:pPr>
+        <w:tabs>
+          <w:tab w:val="num" w:pos="2160"/>
+        </w:tabs>
+        <w:ind w:left="2160" w:hanging="360"/>
+      </w:pPr>
+      <w:rPr>
+        <w:rFonts w:ascii="Wingdings" w:hAnsi="Wingdings" w:hint="default"/>
+        <w:sz w:val="20"/>
+      </w:rPr>
+    </w:lvl>
+    <w:lvl w:ilvl="3" w:tentative="1">
+      <w:start w:val="1"/>
+      <w:numFmt w:val="bullet"/>
+      <w:lvlText w:val=""/>
+      <w:lvlJc w:val="left"/>
+      <w:pPr>
+        <w:tabs>
+          <w:tab w:val="num" w:pos="2880"/>
+        </w:tabs>
+        <w:ind w:left="2880" w:hanging="360"/>
+      </w:pPr>
+      <w:rPr>
+        <w:rFonts w:ascii="Wingdings" w:hAnsi="Wingdings" w:hint="default"/>
+        <w:sz w:val="20"/>
+      </w:rPr>
+    </w:lvl>
+    <w:lvl w:ilvl="4" w:tentative="1">
+      <w:start w:val="1"/>
+      <w:numFmt w:val="bullet"/>
+      <w:lvlText w:val=""/>
+      <w:lvlJc w:val="left"/>
+      <w:pPr>
+        <w:tabs>
+          <w:tab w:val="num" w:pos="3600"/>
+        </w:tabs>
+        <w:ind w:left="3600" w:hanging="360"/>
+      </w:pPr>
+      <w:rPr>
+        <w:rFonts w:ascii="Wingdings" w:hAnsi="Wingdings" w:hint="default"/>
+        <w:sz w:val="20"/>
+      </w:rPr>
+    </w:lvl>
+    <w:lvl w:ilvl="5" w:tentative="1">
+      <w:start w:val="1"/>
+      <w:numFmt w:val="bullet"/>
+      <w:lvlText w:val=""/>
+      <w:lvlJc w:val="left"/>
+      <w:pPr>
+        <w:tabs>
+          <w:tab w:val="num" w:pos="4320"/>
+        </w:tabs>
+        <w:ind w:left="4320" w:hanging="360"/>
+      </w:pPr>
+      <w:rPr>
+        <w:rFonts w:ascii="Wingdings" w:hAnsi="Wingdings" w:hint="default"/>
+        <w:sz w:val="20"/>
+      </w:rPr>
+    </w:lvl>
+    <w:lvl w:ilvl="6" w:tentative="1">
+      <w:start w:val="1"/>
+      <w:numFmt w:val="bullet"/>
+      <w:lvlText w:val=""/>
+      <w:lvlJc w:val="left"/>
+      <w:pPr>
+        <w:tabs>
+          <w:tab w:val="num" w:pos="5040"/>
+        </w:tabs>
+        <w:ind w:left="5040" w:hanging="360"/>
+      </w:pPr>
+      <w:rPr>
+        <w:rFonts w:ascii="Wingdings" w:hAnsi="Wingdings" w:hint="default"/>
+        <w:sz w:val="20"/>
+      </w:rPr>
+    </w:lvl>
+    <w:lvl w:ilvl="7" w:tentative="1">
+      <w:start w:val="1"/>
+      <w:numFmt w:val="bullet"/>
+      <w:lvlText w:val=""/>
+      <w:lvlJc w:val="left"/>
+      <w:pPr>
+        <w:tabs>
+          <w:tab w:val="num" w:pos="5760"/>
+        </w:tabs>
+        <w:ind w:left="5760" w:hanging="360"/>
+      </w:pPr>
+      <w:rPr>
+        <w:rFonts w:ascii="Wingdings" w:hAnsi="Wingdings" w:hint="default"/>
+        <w:sz w:val="20"/>
+      </w:rPr>
+    </w:lvl>
+    <w:lvl w:ilvl="8" w:tentative="1">
+      <w:start w:val="1"/>
+      <w:numFmt w:val="bullet"/>
+      <w:lvlText w:val=""/>
+      <w:lvlJc w:val="left"/>
+      <w:pPr>
+        <w:tabs>
+          <w:tab w:val="num" w:pos="6480"/>
+        </w:tabs>
+        <w:ind w:left="6480" w:hanging="360"/>
+      </w:pPr>
+      <w:rPr>
+        <w:rFonts w:ascii="Wingdings" w:hAnsi="Wingdings" w:hint="default"/>
+        <w:sz w:val="20"/>
+      </w:rPr>
+    </w:lvl>
+  </w:abstractNum>
+  <w:abstractNum w:abstractNumId="52" w15:restartNumberingAfterBreak="0">
+    <w:nsid w:val="5E372124"/>
+    <w:multiLevelType w:val="hybridMultilevel"/>
+    <w:tmpl w:val="48C0506C"/>
+    <w:lvl w:ilvl="0" w:tplc="04090001">
+      <w:start w:val="1"/>
+      <w:numFmt w:val="bullet"/>
+      <w:lvlText w:val=""/>
+      <w:lvlJc w:val="left"/>
+      <w:pPr>
+        <w:ind w:left="720" w:hanging="360"/>
+      </w:pPr>
+      <w:rPr>
+        <w:rFonts w:ascii="Symbol" w:hAnsi="Symbol" w:hint="default"/>
+      </w:rPr>
+    </w:lvl>
+    <w:lvl w:ilvl="1" w:tplc="04090003" w:tentative="1">
+      <w:start w:val="1"/>
+      <w:numFmt w:val="bullet"/>
+      <w:lvlText w:val="o"/>
+      <w:lvlJc w:val="left"/>
+      <w:pPr>
+        <w:ind w:left="1440" w:hanging="360"/>
+      </w:pPr>
+      <w:rPr>
+        <w:rFonts w:ascii="Courier New" w:hAnsi="Courier New" w:cs="Courier New" w:hint="default"/>
+      </w:rPr>
+    </w:lvl>
+    <w:lvl w:ilvl="2" w:tplc="04090005" w:tentative="1">
+      <w:start w:val="1"/>
+      <w:numFmt w:val="bullet"/>
+      <w:lvlText w:val=""/>
+      <w:lvlJc w:val="left"/>
+      <w:pPr>
+        <w:ind w:left="2160" w:hanging="360"/>
+      </w:pPr>
+      <w:rPr>
+        <w:rFonts w:ascii="Wingdings" w:hAnsi="Wingdings" w:hint="default"/>
+      </w:rPr>
+    </w:lvl>
+    <w:lvl w:ilvl="3" w:tplc="04090001" w:tentative="1">
+      <w:start w:val="1"/>
+      <w:numFmt w:val="bullet"/>
+      <w:lvlText w:val=""/>
+      <w:lvlJc w:val="left"/>
+      <w:pPr>
+        <w:ind w:left="2880" w:hanging="360"/>
+      </w:pPr>
+      <w:rPr>
+        <w:rFonts w:ascii="Symbol" w:hAnsi="Symbol" w:hint="default"/>
+      </w:rPr>
+    </w:lvl>
+    <w:lvl w:ilvl="4" w:tplc="04090003" w:tentative="1">
+      <w:start w:val="1"/>
+      <w:numFmt w:val="bullet"/>
+      <w:lvlText w:val="o"/>
+      <w:lvlJc w:val="left"/>
+      <w:pPr>
+        <w:ind w:left="3600" w:hanging="360"/>
+      </w:pPr>
+      <w:rPr>
+        <w:rFonts w:ascii="Courier New" w:hAnsi="Courier New" w:cs="Courier New" w:hint="default"/>
+      </w:rPr>
+    </w:lvl>
+    <w:lvl w:ilvl="5" w:tplc="04090005" w:tentative="1">
+      <w:start w:val="1"/>
+      <w:numFmt w:val="bullet"/>
+      <w:lvlText w:val=""/>
+      <w:lvlJc w:val="left"/>
+      <w:pPr>
+        <w:ind w:left="4320" w:hanging="360"/>
+      </w:pPr>
+      <w:rPr>
+        <w:rFonts w:ascii="Wingdings" w:hAnsi="Wingdings" w:hint="default"/>
+      </w:rPr>
+    </w:lvl>
+    <w:lvl w:ilvl="6" w:tplc="04090001" w:tentative="1">
+      <w:start w:val="1"/>
+      <w:numFmt w:val="bullet"/>
+      <w:lvlText w:val=""/>
+      <w:lvlJc w:val="left"/>
+      <w:pPr>
+        <w:ind w:left="5040" w:hanging="360"/>
+      </w:pPr>
+      <w:rPr>
+        <w:rFonts w:ascii="Symbol" w:hAnsi="Symbol" w:hint="default"/>
+      </w:rPr>
+    </w:lvl>
+    <w:lvl w:ilvl="7" w:tplc="04090003" w:tentative="1">
+      <w:start w:val="1"/>
+      <w:numFmt w:val="bullet"/>
+      <w:lvlText w:val="o"/>
+      <w:lvlJc w:val="left"/>
+      <w:pPr>
+        <w:ind w:left="5760" w:hanging="360"/>
+      </w:pPr>
+      <w:rPr>
+        <w:rFonts w:ascii="Courier New" w:hAnsi="Courier New" w:cs="Courier New" w:hint="default"/>
+      </w:rPr>
+    </w:lvl>
+    <w:lvl w:ilvl="8" w:tplc="04090005" w:tentative="1">
+      <w:start w:val="1"/>
+      <w:numFmt w:val="bullet"/>
+      <w:lvlText w:val=""/>
+      <w:lvlJc w:val="left"/>
+      <w:pPr>
+        <w:ind w:left="6480" w:hanging="360"/>
+      </w:pPr>
+      <w:rPr>
+        <w:rFonts w:ascii="Wingdings" w:hAnsi="Wingdings" w:hint="default"/>
+      </w:rPr>
+    </w:lvl>
+  </w:abstractNum>
+  <w:abstractNum w:abstractNumId="53" w15:restartNumberingAfterBreak="0">
     <w:nsid w:val="5E7A49F7"/>
     <w:multiLevelType w:val="multilevel"/>
     <w:tmpl w:val="BC00DD00"/>
@@ -19518,7 +22645,7 @@
       </w:rPr>
     </w:lvl>
   </w:abstractNum>
-  <w:abstractNum w:abstractNumId="43" w15:restartNumberingAfterBreak="0">
+  <w:abstractNum w:abstractNumId="54" w15:restartNumberingAfterBreak="0">
     <w:nsid w:val="5E9C6220"/>
     <w:multiLevelType w:val="multilevel"/>
     <w:tmpl w:val="784677DC"/>
@@ -19667,7 +22794,7 @@
       </w:rPr>
     </w:lvl>
   </w:abstractNum>
-  <w:abstractNum w:abstractNumId="44" w15:restartNumberingAfterBreak="0">
+  <w:abstractNum w:abstractNumId="55" w15:restartNumberingAfterBreak="0">
     <w:nsid w:val="60A60A49"/>
     <w:multiLevelType w:val="hybridMultilevel"/>
     <w:tmpl w:val="91DC465C"/>
@@ -19780,7 +22907,7 @@
       </w:rPr>
     </w:lvl>
   </w:abstractNum>
-  <w:abstractNum w:abstractNumId="45" w15:restartNumberingAfterBreak="0">
+  <w:abstractNum w:abstractNumId="56" w15:restartNumberingAfterBreak="0">
     <w:nsid w:val="60BE23A6"/>
     <w:multiLevelType w:val="multilevel"/>
     <w:tmpl w:val="952A0252"/>
@@ -19929,7 +23056,7 @@
       </w:rPr>
     </w:lvl>
   </w:abstractNum>
-  <w:abstractNum w:abstractNumId="46" w15:restartNumberingAfterBreak="0">
+  <w:abstractNum w:abstractNumId="57" w15:restartNumberingAfterBreak="0">
     <w:nsid w:val="61D03BB1"/>
     <w:multiLevelType w:val="hybridMultilevel"/>
     <w:tmpl w:val="5EEE2906"/>
@@ -20042,7 +23169,7 @@
       </w:rPr>
     </w:lvl>
   </w:abstractNum>
-  <w:abstractNum w:abstractNumId="47" w15:restartNumberingAfterBreak="0">
+  <w:abstractNum w:abstractNumId="58" w15:restartNumberingAfterBreak="0">
     <w:nsid w:val="68037740"/>
     <w:multiLevelType w:val="hybridMultilevel"/>
     <w:tmpl w:val="688C4652"/>
@@ -20155,7 +23282,7 @@
       </w:rPr>
     </w:lvl>
   </w:abstractNum>
-  <w:abstractNum w:abstractNumId="48" w15:restartNumberingAfterBreak="0">
+  <w:abstractNum w:abstractNumId="59" w15:restartNumberingAfterBreak="0">
     <w:nsid w:val="6BC41E37"/>
     <w:multiLevelType w:val="multilevel"/>
     <w:tmpl w:val="BCFA61CC"/>
@@ -20272,7 +23399,7 @@
       </w:pPr>
     </w:lvl>
   </w:abstractNum>
-  <w:abstractNum w:abstractNumId="49" w15:restartNumberingAfterBreak="0">
+  <w:abstractNum w:abstractNumId="60" w15:restartNumberingAfterBreak="0">
     <w:nsid w:val="6D186F96"/>
     <w:multiLevelType w:val="multilevel"/>
     <w:tmpl w:val="53AAFD92"/>
@@ -20421,7 +23548,7 @@
       </w:rPr>
     </w:lvl>
   </w:abstractNum>
-  <w:abstractNum w:abstractNumId="50" w15:restartNumberingAfterBreak="0">
+  <w:abstractNum w:abstractNumId="61" w15:restartNumberingAfterBreak="0">
     <w:nsid w:val="74357518"/>
     <w:multiLevelType w:val="hybridMultilevel"/>
     <w:tmpl w:val="B8FE9524"/>
@@ -20534,7 +23661,7 @@
       </w:rPr>
     </w:lvl>
   </w:abstractNum>
-  <w:abstractNum w:abstractNumId="51" w15:restartNumberingAfterBreak="0">
+  <w:abstractNum w:abstractNumId="62" w15:restartNumberingAfterBreak="0">
     <w:nsid w:val="766F53C4"/>
     <w:multiLevelType w:val="hybridMultilevel"/>
     <w:tmpl w:val="1B9CB594"/>
@@ -20623,7 +23750,7 @@
       </w:pPr>
     </w:lvl>
   </w:abstractNum>
-  <w:abstractNum w:abstractNumId="52" w15:restartNumberingAfterBreak="0">
+  <w:abstractNum w:abstractNumId="63" w15:restartNumberingAfterBreak="0">
     <w:nsid w:val="799F2606"/>
     <w:multiLevelType w:val="hybridMultilevel"/>
     <w:tmpl w:val="39DAF236"/>
@@ -20739,7 +23866,120 @@
       </w:rPr>
     </w:lvl>
   </w:abstractNum>
-  <w:abstractNum w:abstractNumId="53" w15:restartNumberingAfterBreak="0">
+  <w:abstractNum w:abstractNumId="64" w15:restartNumberingAfterBreak="0">
+    <w:nsid w:val="7AFB2FBE"/>
+    <w:multiLevelType w:val="hybridMultilevel"/>
+    <w:tmpl w:val="8B408E16"/>
+    <w:lvl w:ilvl="0" w:tplc="04090001">
+      <w:start w:val="1"/>
+      <w:numFmt w:val="bullet"/>
+      <w:lvlText w:val=""/>
+      <w:lvlJc w:val="left"/>
+      <w:pPr>
+        <w:ind w:left="720" w:hanging="360"/>
+      </w:pPr>
+      <w:rPr>
+        <w:rFonts w:ascii="Symbol" w:hAnsi="Symbol" w:hint="default"/>
+      </w:rPr>
+    </w:lvl>
+    <w:lvl w:ilvl="1" w:tplc="04090003" w:tentative="1">
+      <w:start w:val="1"/>
+      <w:numFmt w:val="bullet"/>
+      <w:lvlText w:val="o"/>
+      <w:lvlJc w:val="left"/>
+      <w:pPr>
+        <w:ind w:left="1440" w:hanging="360"/>
+      </w:pPr>
+      <w:rPr>
+        <w:rFonts w:ascii="Courier New" w:hAnsi="Courier New" w:cs="Courier New" w:hint="default"/>
+      </w:rPr>
+    </w:lvl>
+    <w:lvl w:ilvl="2" w:tplc="04090005" w:tentative="1">
+      <w:start w:val="1"/>
+      <w:numFmt w:val="bullet"/>
+      <w:lvlText w:val=""/>
+      <w:lvlJc w:val="left"/>
+      <w:pPr>
+        <w:ind w:left="2160" w:hanging="360"/>
+      </w:pPr>
+      <w:rPr>
+        <w:rFonts w:ascii="Wingdings" w:hAnsi="Wingdings" w:hint="default"/>
+      </w:rPr>
+    </w:lvl>
+    <w:lvl w:ilvl="3" w:tplc="04090001" w:tentative="1">
+      <w:start w:val="1"/>
+      <w:numFmt w:val="bullet"/>
+      <w:lvlText w:val=""/>
+      <w:lvlJc w:val="left"/>
+      <w:pPr>
+        <w:ind w:left="2880" w:hanging="360"/>
+      </w:pPr>
+      <w:rPr>
+        <w:rFonts w:ascii="Symbol" w:hAnsi="Symbol" w:hint="default"/>
+      </w:rPr>
+    </w:lvl>
+    <w:lvl w:ilvl="4" w:tplc="04090003" w:tentative="1">
+      <w:start w:val="1"/>
+      <w:numFmt w:val="bullet"/>
+      <w:lvlText w:val="o"/>
+      <w:lvlJc w:val="left"/>
+      <w:pPr>
+        <w:ind w:left="3600" w:hanging="360"/>
+      </w:pPr>
+      <w:rPr>
+        <w:rFonts w:ascii="Courier New" w:hAnsi="Courier New" w:cs="Courier New" w:hint="default"/>
+      </w:rPr>
+    </w:lvl>
+    <w:lvl w:ilvl="5" w:tplc="04090005" w:tentative="1">
+      <w:start w:val="1"/>
+      <w:numFmt w:val="bullet"/>
+      <w:lvlText w:val=""/>
+      <w:lvlJc w:val="left"/>
+      <w:pPr>
+        <w:ind w:left="4320" w:hanging="360"/>
+      </w:pPr>
+      <w:rPr>
+        <w:rFonts w:ascii="Wingdings" w:hAnsi="Wingdings" w:hint="default"/>
+      </w:rPr>
+    </w:lvl>
+    <w:lvl w:ilvl="6" w:tplc="04090001" w:tentative="1">
+      <w:start w:val="1"/>
+      <w:numFmt w:val="bullet"/>
+      <w:lvlText w:val=""/>
+      <w:lvlJc w:val="left"/>
+      <w:pPr>
+        <w:ind w:left="5040" w:hanging="360"/>
+      </w:pPr>
+      <w:rPr>
+        <w:rFonts w:ascii="Symbol" w:hAnsi="Symbol" w:hint="default"/>
+      </w:rPr>
+    </w:lvl>
+    <w:lvl w:ilvl="7" w:tplc="04090003" w:tentative="1">
+      <w:start w:val="1"/>
+      <w:numFmt w:val="bullet"/>
+      <w:lvlText w:val="o"/>
+      <w:lvlJc w:val="left"/>
+      <w:pPr>
+        <w:ind w:left="5760" w:hanging="360"/>
+      </w:pPr>
+      <w:rPr>
+        <w:rFonts w:ascii="Courier New" w:hAnsi="Courier New" w:cs="Courier New" w:hint="default"/>
+      </w:rPr>
+    </w:lvl>
+    <w:lvl w:ilvl="8" w:tplc="04090005" w:tentative="1">
+      <w:start w:val="1"/>
+      <w:numFmt w:val="bullet"/>
+      <w:lvlText w:val=""/>
+      <w:lvlJc w:val="left"/>
+      <w:pPr>
+        <w:ind w:left="6480" w:hanging="360"/>
+      </w:pPr>
+      <w:rPr>
+        <w:rFonts w:ascii="Wingdings" w:hAnsi="Wingdings" w:hint="default"/>
+      </w:rPr>
+    </w:lvl>
+  </w:abstractNum>
+  <w:abstractNum w:abstractNumId="65" w15:restartNumberingAfterBreak="0">
     <w:nsid w:val="7BE00D70"/>
     <w:multiLevelType w:val="hybridMultilevel"/>
     <w:tmpl w:val="4356C49E"/>
@@ -20852,7 +24092,7 @@
       </w:rPr>
     </w:lvl>
   </w:abstractNum>
-  <w:abstractNum w:abstractNumId="54" w15:restartNumberingAfterBreak="0">
+  <w:abstractNum w:abstractNumId="66" w15:restartNumberingAfterBreak="0">
     <w:nsid w:val="7D5D3920"/>
     <w:multiLevelType w:val="hybridMultilevel"/>
     <w:tmpl w:val="5C302FF8"/>
@@ -20965,170 +24205,322 @@
       </w:rPr>
     </w:lvl>
   </w:abstractNum>
+  <w:abstractNum w:abstractNumId="67" w15:restartNumberingAfterBreak="0">
+    <w:nsid w:val="7F0B115F"/>
+    <w:multiLevelType w:val="multilevel"/>
+    <w:tmpl w:val="31C47D26"/>
+    <w:lvl w:ilvl="0">
+      <w:start w:val="1"/>
+      <w:numFmt w:val="decimal"/>
+      <w:lvlText w:val="%1."/>
+      <w:lvlJc w:val="left"/>
+      <w:pPr>
+        <w:tabs>
+          <w:tab w:val="num" w:pos="720"/>
+        </w:tabs>
+        <w:ind w:left="720" w:hanging="360"/>
+      </w:pPr>
+    </w:lvl>
+    <w:lvl w:ilvl="1" w:tentative="1">
+      <w:start w:val="1"/>
+      <w:numFmt w:val="decimal"/>
+      <w:lvlText w:val="%2."/>
+      <w:lvlJc w:val="left"/>
+      <w:pPr>
+        <w:tabs>
+          <w:tab w:val="num" w:pos="1440"/>
+        </w:tabs>
+        <w:ind w:left="1440" w:hanging="360"/>
+      </w:pPr>
+    </w:lvl>
+    <w:lvl w:ilvl="2" w:tentative="1">
+      <w:start w:val="1"/>
+      <w:numFmt w:val="decimal"/>
+      <w:lvlText w:val="%3."/>
+      <w:lvlJc w:val="left"/>
+      <w:pPr>
+        <w:tabs>
+          <w:tab w:val="num" w:pos="2160"/>
+        </w:tabs>
+        <w:ind w:left="2160" w:hanging="360"/>
+      </w:pPr>
+    </w:lvl>
+    <w:lvl w:ilvl="3" w:tentative="1">
+      <w:start w:val="1"/>
+      <w:numFmt w:val="decimal"/>
+      <w:lvlText w:val="%4."/>
+      <w:lvlJc w:val="left"/>
+      <w:pPr>
+        <w:tabs>
+          <w:tab w:val="num" w:pos="2880"/>
+        </w:tabs>
+        <w:ind w:left="2880" w:hanging="360"/>
+      </w:pPr>
+    </w:lvl>
+    <w:lvl w:ilvl="4" w:tentative="1">
+      <w:start w:val="1"/>
+      <w:numFmt w:val="decimal"/>
+      <w:lvlText w:val="%5."/>
+      <w:lvlJc w:val="left"/>
+      <w:pPr>
+        <w:tabs>
+          <w:tab w:val="num" w:pos="3600"/>
+        </w:tabs>
+        <w:ind w:left="3600" w:hanging="360"/>
+      </w:pPr>
+    </w:lvl>
+    <w:lvl w:ilvl="5" w:tentative="1">
+      <w:start w:val="1"/>
+      <w:numFmt w:val="decimal"/>
+      <w:lvlText w:val="%6."/>
+      <w:lvlJc w:val="left"/>
+      <w:pPr>
+        <w:tabs>
+          <w:tab w:val="num" w:pos="4320"/>
+        </w:tabs>
+        <w:ind w:left="4320" w:hanging="360"/>
+      </w:pPr>
+    </w:lvl>
+    <w:lvl w:ilvl="6" w:tentative="1">
+      <w:start w:val="1"/>
+      <w:numFmt w:val="decimal"/>
+      <w:lvlText w:val="%7."/>
+      <w:lvlJc w:val="left"/>
+      <w:pPr>
+        <w:tabs>
+          <w:tab w:val="num" w:pos="5040"/>
+        </w:tabs>
+        <w:ind w:left="5040" w:hanging="360"/>
+      </w:pPr>
+    </w:lvl>
+    <w:lvl w:ilvl="7" w:tentative="1">
+      <w:start w:val="1"/>
+      <w:numFmt w:val="decimal"/>
+      <w:lvlText w:val="%8."/>
+      <w:lvlJc w:val="left"/>
+      <w:pPr>
+        <w:tabs>
+          <w:tab w:val="num" w:pos="5760"/>
+        </w:tabs>
+        <w:ind w:left="5760" w:hanging="360"/>
+      </w:pPr>
+    </w:lvl>
+    <w:lvl w:ilvl="8" w:tentative="1">
+      <w:start w:val="1"/>
+      <w:numFmt w:val="decimal"/>
+      <w:lvlText w:val="%9."/>
+      <w:lvlJc w:val="left"/>
+      <w:pPr>
+        <w:tabs>
+          <w:tab w:val="num" w:pos="6480"/>
+        </w:tabs>
+        <w:ind w:left="6480" w:hanging="360"/>
+      </w:pPr>
+    </w:lvl>
+  </w:abstractNum>
   <w:num w:numId="1" w16cid:durableId="288627694">
-    <w:abstractNumId w:val="14"/>
+    <w:abstractNumId w:val="17"/>
   </w:num>
   <w:num w:numId="2" w16cid:durableId="2005817652">
-    <w:abstractNumId w:val="52"/>
+    <w:abstractNumId w:val="63"/>
   </w:num>
   <w:num w:numId="3" w16cid:durableId="1474447307">
-    <w:abstractNumId w:val="28"/>
+    <w:abstractNumId w:val="34"/>
   </w:num>
   <w:num w:numId="4" w16cid:durableId="216212000">
-    <w:abstractNumId w:val="40"/>
+    <w:abstractNumId w:val="49"/>
   </w:num>
   <w:num w:numId="5" w16cid:durableId="431324127">
-    <w:abstractNumId w:val="48"/>
+    <w:abstractNumId w:val="59"/>
   </w:num>
   <w:num w:numId="6" w16cid:durableId="524906009">
-    <w:abstractNumId w:val="18"/>
+    <w:abstractNumId w:val="21"/>
   </w:num>
   <w:num w:numId="7" w16cid:durableId="712071605">
-    <w:abstractNumId w:val="36"/>
+    <w:abstractNumId w:val="45"/>
   </w:num>
   <w:num w:numId="8" w16cid:durableId="684481806">
     <w:abstractNumId w:val="1"/>
   </w:num>
   <w:num w:numId="9" w16cid:durableId="1381788857">
+    <w:abstractNumId w:val="33"/>
+  </w:num>
+  <w:num w:numId="10" w16cid:durableId="1890064995">
+    <w:abstractNumId w:val="65"/>
+  </w:num>
+  <w:num w:numId="11" w16cid:durableId="367067840">
+    <w:abstractNumId w:val="15"/>
+  </w:num>
+  <w:num w:numId="12" w16cid:durableId="972448297">
+    <w:abstractNumId w:val="10"/>
+  </w:num>
+  <w:num w:numId="13" w16cid:durableId="1547258790">
+    <w:abstractNumId w:val="57"/>
+  </w:num>
+  <w:num w:numId="14" w16cid:durableId="206338977">
+    <w:abstractNumId w:val="18"/>
+  </w:num>
+  <w:num w:numId="15" w16cid:durableId="471288814">
+    <w:abstractNumId w:val="36"/>
+  </w:num>
+  <w:num w:numId="16" w16cid:durableId="467288562">
+    <w:abstractNumId w:val="30"/>
+  </w:num>
+  <w:num w:numId="17" w16cid:durableId="1775320564">
+    <w:abstractNumId w:val="58"/>
+  </w:num>
+  <w:num w:numId="18" w16cid:durableId="1354844896">
+    <w:abstractNumId w:val="3"/>
+  </w:num>
+  <w:num w:numId="19" w16cid:durableId="1265769481">
+    <w:abstractNumId w:val="46"/>
+  </w:num>
+  <w:num w:numId="20" w16cid:durableId="1993096725">
+    <w:abstractNumId w:val="38"/>
+  </w:num>
+  <w:num w:numId="21" w16cid:durableId="859659424">
+    <w:abstractNumId w:val="56"/>
+  </w:num>
+  <w:num w:numId="22" w16cid:durableId="1620332190">
+    <w:abstractNumId w:val="48"/>
+  </w:num>
+  <w:num w:numId="23" w16cid:durableId="1744179184">
+    <w:abstractNumId w:val="16"/>
+  </w:num>
+  <w:num w:numId="24" w16cid:durableId="1455052006">
+    <w:abstractNumId w:val="23"/>
+  </w:num>
+  <w:num w:numId="25" w16cid:durableId="2035185915">
+    <w:abstractNumId w:val="35"/>
+  </w:num>
+  <w:num w:numId="26" w16cid:durableId="154490209">
+    <w:abstractNumId w:val="20"/>
+  </w:num>
+  <w:num w:numId="27" w16cid:durableId="2124958206">
+    <w:abstractNumId w:val="55"/>
+  </w:num>
+  <w:num w:numId="28" w16cid:durableId="2123767011">
+    <w:abstractNumId w:val="13"/>
+  </w:num>
+  <w:num w:numId="29" w16cid:durableId="1373263009">
+    <w:abstractNumId w:val="54"/>
+  </w:num>
+  <w:num w:numId="30" w16cid:durableId="1908685233">
+    <w:abstractNumId w:val="66"/>
+  </w:num>
+  <w:num w:numId="31" w16cid:durableId="91823464">
+    <w:abstractNumId w:val="42"/>
+  </w:num>
+  <w:num w:numId="32" w16cid:durableId="694841928">
+    <w:abstractNumId w:val="62"/>
+  </w:num>
+  <w:num w:numId="33" w16cid:durableId="898441598">
+    <w:abstractNumId w:val="50"/>
+  </w:num>
+  <w:num w:numId="34" w16cid:durableId="1878464490">
+    <w:abstractNumId w:val="4"/>
+  </w:num>
+  <w:num w:numId="35" w16cid:durableId="332100664">
+    <w:abstractNumId w:val="6"/>
+  </w:num>
+  <w:num w:numId="36" w16cid:durableId="111749717">
+    <w:abstractNumId w:val="44"/>
+  </w:num>
+  <w:num w:numId="37" w16cid:durableId="139005724">
+    <w:abstractNumId w:val="14"/>
+  </w:num>
+  <w:num w:numId="38" w16cid:durableId="293097847">
+    <w:abstractNumId w:val="5"/>
+  </w:num>
+  <w:num w:numId="39" w16cid:durableId="1844052309">
+    <w:abstractNumId w:val="53"/>
+  </w:num>
+  <w:num w:numId="40" w16cid:durableId="1040087479">
+    <w:abstractNumId w:val="25"/>
+  </w:num>
+  <w:num w:numId="41" w16cid:durableId="1063987310">
+    <w:abstractNumId w:val="24"/>
+  </w:num>
+  <w:num w:numId="42" w16cid:durableId="693845061">
+    <w:abstractNumId w:val="61"/>
+  </w:num>
+  <w:num w:numId="43" w16cid:durableId="1097412044">
+    <w:abstractNumId w:val="9"/>
+  </w:num>
+  <w:num w:numId="44" w16cid:durableId="1903785886">
     <w:abstractNumId w:val="27"/>
   </w:num>
-  <w:num w:numId="10" w16cid:durableId="1890064995">
-    <w:abstractNumId w:val="53"/>
-  </w:num>
-  <w:num w:numId="11" w16cid:durableId="367067840">
-    <w:abstractNumId w:val="12"/>
-  </w:num>
-  <w:num w:numId="12" w16cid:durableId="972448297">
-    <w:abstractNumId w:val="8"/>
-  </w:num>
-  <w:num w:numId="13" w16cid:durableId="1547258790">
-    <w:abstractNumId w:val="46"/>
-  </w:num>
-  <w:num w:numId="14" w16cid:durableId="206338977">
-    <w:abstractNumId w:val="15"/>
-  </w:num>
-  <w:num w:numId="15" w16cid:durableId="471288814">
-    <w:abstractNumId w:val="30"/>
-  </w:num>
-  <w:num w:numId="16" w16cid:durableId="467288562">
-    <w:abstractNumId w:val="24"/>
-  </w:num>
-  <w:num w:numId="17" w16cid:durableId="1775320564">
-    <w:abstractNumId w:val="47"/>
-  </w:num>
-  <w:num w:numId="18" w16cid:durableId="1354844896">
-    <w:abstractNumId w:val="2"/>
-  </w:num>
-  <w:num w:numId="19" w16cid:durableId="1265769481">
-    <w:abstractNumId w:val="37"/>
-  </w:num>
-  <w:num w:numId="20" w16cid:durableId="1993096725">
-    <w:abstractNumId w:val="32"/>
-  </w:num>
-  <w:num w:numId="21" w16cid:durableId="859659424">
-    <w:abstractNumId w:val="45"/>
-  </w:num>
-  <w:num w:numId="22" w16cid:durableId="1620332190">
-    <w:abstractNumId w:val="39"/>
-  </w:num>
-  <w:num w:numId="23" w16cid:durableId="1744179184">
-    <w:abstractNumId w:val="13"/>
-  </w:num>
-  <w:num w:numId="24" w16cid:durableId="1455052006">
-    <w:abstractNumId w:val="20"/>
-  </w:num>
-  <w:num w:numId="25" w16cid:durableId="2035185915">
-    <w:abstractNumId w:val="29"/>
-  </w:num>
-  <w:num w:numId="26" w16cid:durableId="154490209">
-    <w:abstractNumId w:val="17"/>
-  </w:num>
-  <w:num w:numId="27" w16cid:durableId="2124958206">
-    <w:abstractNumId w:val="44"/>
-  </w:num>
-  <w:num w:numId="28" w16cid:durableId="2123767011">
-    <w:abstractNumId w:val="10"/>
-  </w:num>
-  <w:num w:numId="29" w16cid:durableId="1373263009">
-    <w:abstractNumId w:val="43"/>
-  </w:num>
-  <w:num w:numId="30" w16cid:durableId="1908685233">
-    <w:abstractNumId w:val="54"/>
-  </w:num>
-  <w:num w:numId="31" w16cid:durableId="91823464">
-    <w:abstractNumId w:val="34"/>
-  </w:num>
-  <w:num w:numId="32" w16cid:durableId="694841928">
-    <w:abstractNumId w:val="51"/>
-  </w:num>
-  <w:num w:numId="33" w16cid:durableId="898441598">
-    <w:abstractNumId w:val="41"/>
-  </w:num>
-  <w:num w:numId="34" w16cid:durableId="1878464490">
-    <w:abstractNumId w:val="3"/>
-  </w:num>
-  <w:num w:numId="35" w16cid:durableId="332100664">
-    <w:abstractNumId w:val="5"/>
-  </w:num>
-  <w:num w:numId="36" w16cid:durableId="111749717">
-    <w:abstractNumId w:val="35"/>
-  </w:num>
-  <w:num w:numId="37" w16cid:durableId="139005724">
-    <w:abstractNumId w:val="11"/>
-  </w:num>
-  <w:num w:numId="38" w16cid:durableId="293097847">
-    <w:abstractNumId w:val="4"/>
-  </w:num>
-  <w:num w:numId="39" w16cid:durableId="1844052309">
-    <w:abstractNumId w:val="42"/>
-  </w:num>
-  <w:num w:numId="40" w16cid:durableId="1040087479">
-    <w:abstractNumId w:val="22"/>
-  </w:num>
-  <w:num w:numId="41" w16cid:durableId="1063987310">
-    <w:abstractNumId w:val="21"/>
-  </w:num>
-  <w:num w:numId="42" w16cid:durableId="693845061">
-    <w:abstractNumId w:val="50"/>
-  </w:num>
-  <w:num w:numId="43" w16cid:durableId="1097412044">
-    <w:abstractNumId w:val="7"/>
-  </w:num>
-  <w:num w:numId="44" w16cid:durableId="1903785886">
-    <w:abstractNumId w:val="23"/>
-  </w:num>
   <w:num w:numId="45" w16cid:durableId="1260289178">
-    <w:abstractNumId w:val="49"/>
+    <w:abstractNumId w:val="60"/>
   </w:num>
   <w:num w:numId="46" w16cid:durableId="104816833">
     <w:abstractNumId w:val="0"/>
   </w:num>
   <w:num w:numId="47" w16cid:durableId="1760132169">
-    <w:abstractNumId w:val="9"/>
+    <w:abstractNumId w:val="12"/>
   </w:num>
   <w:num w:numId="48" w16cid:durableId="529729578">
-    <w:abstractNumId w:val="33"/>
+    <w:abstractNumId w:val="40"/>
   </w:num>
   <w:num w:numId="49" w16cid:durableId="322052210">
-    <w:abstractNumId w:val="38"/>
+    <w:abstractNumId w:val="47"/>
   </w:num>
   <w:num w:numId="50" w16cid:durableId="627859475">
-    <w:abstractNumId w:val="25"/>
+    <w:abstractNumId w:val="31"/>
   </w:num>
   <w:num w:numId="51" w16cid:durableId="1112628777">
+    <w:abstractNumId w:val="22"/>
+  </w:num>
+  <w:num w:numId="52" w16cid:durableId="1297683701">
+    <w:abstractNumId w:val="32"/>
+  </w:num>
+  <w:num w:numId="53" w16cid:durableId="217129529">
     <w:abstractNumId w:val="19"/>
   </w:num>
-  <w:num w:numId="52" w16cid:durableId="1297683701">
+  <w:num w:numId="54" w16cid:durableId="397166137">
+    <w:abstractNumId w:val="37"/>
+  </w:num>
+  <w:num w:numId="55" w16cid:durableId="21051957">
+    <w:abstractNumId w:val="7"/>
+  </w:num>
+  <w:num w:numId="56" w16cid:durableId="1632709592">
+    <w:abstractNumId w:val="2"/>
+  </w:num>
+  <w:num w:numId="57" w16cid:durableId="1472602777">
+    <w:abstractNumId w:val="64"/>
+  </w:num>
+  <w:num w:numId="58" w16cid:durableId="214244693">
+    <w:abstractNumId w:val="51"/>
+  </w:num>
+  <w:num w:numId="59" w16cid:durableId="1841849065">
+    <w:abstractNumId w:val="52"/>
+  </w:num>
+  <w:num w:numId="60" w16cid:durableId="131213927">
+    <w:abstractNumId w:val="41"/>
+  </w:num>
+  <w:num w:numId="61" w16cid:durableId="167642389">
+    <w:abstractNumId w:val="8"/>
+  </w:num>
+  <w:num w:numId="62" w16cid:durableId="1220823373">
     <w:abstractNumId w:val="26"/>
   </w:num>
-  <w:num w:numId="53" w16cid:durableId="217129529">
-    <w:abstractNumId w:val="16"/>
+  <w:num w:numId="63" w16cid:durableId="2117937967">
+    <w:abstractNumId w:val="43"/>
   </w:num>
-  <w:num w:numId="54" w16cid:durableId="397166137">
-    <w:abstractNumId w:val="31"/>
+  <w:num w:numId="64" w16cid:durableId="905266238">
+    <w:abstractNumId w:val="39"/>
   </w:num>
-  <w:num w:numId="55" w16cid:durableId="21051957">
-    <w:abstractNumId w:val="6"/>
+  <w:num w:numId="65" w16cid:durableId="1064062361">
+    <w:abstractNumId w:val="28"/>
+  </w:num>
+  <w:num w:numId="66" w16cid:durableId="514273809">
+    <w:abstractNumId w:val="11"/>
+  </w:num>
+  <w:num w:numId="67" w16cid:durableId="1748765076">
+    <w:abstractNumId w:val="29"/>
+  </w:num>
+  <w:num w:numId="68" w16cid:durableId="1245871042">
+    <w:abstractNumId w:val="67"/>
   </w:num>
 </w:numbering>
 </file>

--- a/Entrepreneurship.docx
+++ b/Entrepreneurship.docx
@@ -2455,7 +2455,6 @@
         </w:rPr>
         <w:t xml:space="preserve"> campaign by French supermarket </w:t>
       </w:r>
-      <w:proofErr w:type="spellStart"/>
       <w:r>
         <w:rPr>
           <w:rFonts w:cstheme="minorHAnsi"/>
@@ -2478,7 +2477,6 @@
         </w:rPr>
         <w:t>e</w:t>
       </w:r>
-      <w:proofErr w:type="spellEnd"/>
       <w:r>
         <w:rPr>
           <w:rFonts w:cstheme="minorHAnsi"/>
@@ -2896,47 +2894,7 @@
           <w:sz w:val="32"/>
           <w:szCs w:val="32"/>
         </w:rPr>
-        <w:t xml:space="preserve">           For example, in 2009, Chris Cranston bought a dog rehab center called </w:t>
-      </w:r>
-      <w:proofErr w:type="spellStart"/>
-      <w:r>
-        <w:rPr>
-          <w:rFonts w:cstheme="minorHAnsi"/>
-          <w:color w:val="0D0D0D" w:themeColor="text1" w:themeTint="F2"/>
-          <w:sz w:val="32"/>
-          <w:szCs w:val="32"/>
-        </w:rPr>
-        <w:t>Aquadog</w:t>
-      </w:r>
-      <w:proofErr w:type="spellEnd"/>
-      <w:r>
-        <w:rPr>
-          <w:rFonts w:cstheme="minorHAnsi"/>
-          <w:color w:val="0D0D0D" w:themeColor="text1" w:themeTint="F2"/>
-          <w:sz w:val="32"/>
-          <w:szCs w:val="32"/>
-        </w:rPr>
-        <w:t xml:space="preserve"> near Boston. She renamed it </w:t>
-      </w:r>
-      <w:proofErr w:type="spellStart"/>
-      <w:r>
-        <w:rPr>
-          <w:rFonts w:cstheme="minorHAnsi"/>
-          <w:color w:val="0D0D0D" w:themeColor="text1" w:themeTint="F2"/>
-          <w:sz w:val="32"/>
-          <w:szCs w:val="32"/>
-        </w:rPr>
-        <w:t>FlowDog</w:t>
-      </w:r>
-      <w:proofErr w:type="spellEnd"/>
-      <w:r>
-        <w:rPr>
-          <w:rFonts w:cstheme="minorHAnsi"/>
-          <w:color w:val="0D0D0D" w:themeColor="text1" w:themeTint="F2"/>
-          <w:sz w:val="32"/>
-          <w:szCs w:val="32"/>
-        </w:rPr>
-        <w:t xml:space="preserve"> but kept the loyal customers, pool equipment, staff, and a good lease. Chris felt starting a business from zero was too overwhelming, so buying an existing one </w:t>
+        <w:t xml:space="preserve">           For example, in 2009, Chris Cranston bought a dog rehab center called Aquadog near Boston. She renamed it FlowDog but kept the loyal customers, pool equipment, staff, and a good lease. Chris felt starting a business from zero was too overwhelming, so buying an existing one </w:t>
       </w:r>
       <w:r>
         <w:rPr>
@@ -2946,27 +2904,7 @@
           <w:szCs w:val="32"/>
         </w:rPr>
         <w:lastRenderedPageBreak/>
-        <w:t xml:space="preserve">made it easier for her. Since then, </w:t>
-      </w:r>
-      <w:proofErr w:type="spellStart"/>
-      <w:r>
-        <w:rPr>
-          <w:rFonts w:cstheme="minorHAnsi"/>
-          <w:color w:val="0D0D0D" w:themeColor="text1" w:themeTint="F2"/>
-          <w:sz w:val="32"/>
-          <w:szCs w:val="32"/>
-        </w:rPr>
-        <w:t>FlowDog</w:t>
-      </w:r>
-      <w:proofErr w:type="spellEnd"/>
-      <w:r>
-        <w:rPr>
-          <w:rFonts w:cstheme="minorHAnsi"/>
-          <w:color w:val="0D0D0D" w:themeColor="text1" w:themeTint="F2"/>
-          <w:sz w:val="32"/>
-          <w:szCs w:val="32"/>
-        </w:rPr>
-        <w:t xml:space="preserve"> has grown by 20% every year.</w:t>
+        <w:t>made it easier for her. Since then, FlowDog has grown by 20% every year.</w:t>
       </w:r>
     </w:p>
     <w:p>
@@ -6468,18 +6406,8 @@
           <w:sz w:val="32"/>
           <w:szCs w:val="32"/>
         </w:rPr>
-        <w:t>"</w:t>
-      </w:r>
-      <w:proofErr w:type="spellStart"/>
-      <w:r>
-        <w:rPr>
-          <w:rFonts w:cstheme="minorHAnsi"/>
-          <w:sz w:val="32"/>
-          <w:szCs w:val="32"/>
-        </w:rPr>
-        <w:t>وہ</w:t>
-      </w:r>
-      <w:proofErr w:type="spellEnd"/>
+        <w:t>"وہ قائم شدہ رویے</w:t>
+      </w:r>
       <w:r>
         <w:rPr>
           <w:rFonts w:cstheme="minorHAnsi"/>
@@ -6488,203 +6416,13 @@
         </w:rPr>
         <w:t xml:space="preserve"> </w:t>
       </w:r>
-      <w:proofErr w:type="spellStart"/>
-      <w:r>
-        <w:rPr>
-          <w:rFonts w:cstheme="minorHAnsi"/>
-          <w:sz w:val="32"/>
-          <w:szCs w:val="32"/>
-        </w:rPr>
-        <w:t>قائم</w:t>
-      </w:r>
-      <w:proofErr w:type="spellEnd"/>
-      <w:r>
-        <w:rPr>
-          <w:rFonts w:cstheme="minorHAnsi"/>
-          <w:sz w:val="32"/>
-          <w:szCs w:val="32"/>
-        </w:rPr>
-        <w:t xml:space="preserve"> </w:t>
-      </w:r>
-      <w:proofErr w:type="spellStart"/>
-      <w:r>
-        <w:rPr>
-          <w:rFonts w:cstheme="minorHAnsi"/>
-          <w:sz w:val="32"/>
-          <w:szCs w:val="32"/>
-        </w:rPr>
-        <w:t>شدہ</w:t>
-      </w:r>
-      <w:proofErr w:type="spellEnd"/>
-      <w:r>
-        <w:rPr>
-          <w:rFonts w:cstheme="minorHAnsi"/>
-          <w:sz w:val="32"/>
-          <w:szCs w:val="32"/>
-        </w:rPr>
-        <w:t xml:space="preserve"> </w:t>
-      </w:r>
-      <w:proofErr w:type="spellStart"/>
-      <w:r>
-        <w:rPr>
-          <w:rFonts w:cstheme="minorHAnsi"/>
-          <w:sz w:val="32"/>
-          <w:szCs w:val="32"/>
-        </w:rPr>
-        <w:t>رویے</w:t>
-      </w:r>
-      <w:proofErr w:type="spellEnd"/>
-      <w:r>
-        <w:rPr>
-          <w:rFonts w:cstheme="minorHAnsi"/>
-          <w:sz w:val="32"/>
-          <w:szCs w:val="32"/>
-        </w:rPr>
-        <w:t xml:space="preserve"> </w:t>
-      </w:r>
-      <w:proofErr w:type="spellStart"/>
-      <w:r>
-        <w:rPr>
-          <w:rFonts w:cstheme="minorHAnsi"/>
-          <w:sz w:val="32"/>
-          <w:szCs w:val="32"/>
-        </w:rPr>
-        <w:t>ہیں</w:t>
-      </w:r>
-      <w:proofErr w:type="spellEnd"/>
-      <w:r>
-        <w:rPr>
-          <w:rFonts w:cstheme="minorHAnsi"/>
-          <w:sz w:val="32"/>
-          <w:szCs w:val="32"/>
-        </w:rPr>
-        <w:t xml:space="preserve"> </w:t>
-      </w:r>
-      <w:proofErr w:type="spellStart"/>
-      <w:r>
-        <w:rPr>
-          <w:rFonts w:cstheme="minorHAnsi"/>
-          <w:sz w:val="32"/>
-          <w:szCs w:val="32"/>
-        </w:rPr>
-        <w:t>جو</w:t>
-      </w:r>
-      <w:proofErr w:type="spellEnd"/>
-      <w:r>
-        <w:rPr>
-          <w:rFonts w:cstheme="minorHAnsi"/>
-          <w:sz w:val="32"/>
-          <w:szCs w:val="32"/>
-        </w:rPr>
-        <w:t xml:space="preserve"> </w:t>
-      </w:r>
-      <w:proofErr w:type="spellStart"/>
-      <w:r>
-        <w:rPr>
-          <w:rFonts w:cstheme="minorHAnsi"/>
-          <w:sz w:val="32"/>
-          <w:szCs w:val="32"/>
-        </w:rPr>
-        <w:t>کسی</w:t>
-      </w:r>
-      <w:proofErr w:type="spellEnd"/>
-      <w:r>
-        <w:rPr>
-          <w:rFonts w:cstheme="minorHAnsi"/>
-          <w:sz w:val="32"/>
-          <w:szCs w:val="32"/>
-        </w:rPr>
-        <w:t xml:space="preserve"> </w:t>
-      </w:r>
-      <w:proofErr w:type="spellStart"/>
-      <w:r>
-        <w:rPr>
-          <w:rFonts w:cstheme="minorHAnsi"/>
-          <w:sz w:val="32"/>
-          <w:szCs w:val="32"/>
-        </w:rPr>
-        <w:t>فرد</w:t>
-      </w:r>
-      <w:proofErr w:type="spellEnd"/>
-      <w:r>
-        <w:rPr>
-          <w:rFonts w:cstheme="minorHAnsi"/>
-          <w:sz w:val="32"/>
-          <w:szCs w:val="32"/>
-        </w:rPr>
-        <w:t xml:space="preserve"> </w:t>
-      </w:r>
-      <w:proofErr w:type="spellStart"/>
-      <w:r>
-        <w:rPr>
-          <w:rFonts w:cstheme="minorHAnsi"/>
-          <w:sz w:val="32"/>
-          <w:szCs w:val="32"/>
-        </w:rPr>
-        <w:t>کے</w:t>
-      </w:r>
-      <w:proofErr w:type="spellEnd"/>
-      <w:r>
-        <w:rPr>
-          <w:rFonts w:cstheme="minorHAnsi"/>
-          <w:sz w:val="32"/>
-          <w:szCs w:val="32"/>
-        </w:rPr>
-        <w:t xml:space="preserve"> </w:t>
-      </w:r>
-      <w:proofErr w:type="spellStart"/>
-      <w:r>
-        <w:rPr>
-          <w:rFonts w:cstheme="minorHAnsi"/>
-          <w:sz w:val="32"/>
-          <w:szCs w:val="32"/>
-        </w:rPr>
-        <w:t>پاس</w:t>
-      </w:r>
-      <w:proofErr w:type="spellEnd"/>
-      <w:r>
-        <w:rPr>
-          <w:rFonts w:cstheme="minorHAnsi"/>
-          <w:sz w:val="32"/>
-          <w:szCs w:val="32"/>
-        </w:rPr>
-        <w:t xml:space="preserve"> </w:t>
-      </w:r>
-      <w:proofErr w:type="spellStart"/>
-      <w:r>
-        <w:rPr>
-          <w:rFonts w:cstheme="minorHAnsi"/>
-          <w:sz w:val="32"/>
-          <w:szCs w:val="32"/>
-        </w:rPr>
-        <w:t>ہوتے</w:t>
-      </w:r>
-      <w:proofErr w:type="spellEnd"/>
-      <w:r>
-        <w:rPr>
-          <w:rFonts w:cstheme="minorHAnsi"/>
-          <w:sz w:val="32"/>
-          <w:szCs w:val="32"/>
-        </w:rPr>
-        <w:t xml:space="preserve"> </w:t>
-      </w:r>
-      <w:proofErr w:type="spellStart"/>
-      <w:r>
-        <w:rPr>
-          <w:rFonts w:cstheme="minorHAnsi"/>
-          <w:sz w:val="32"/>
-          <w:szCs w:val="32"/>
-        </w:rPr>
-        <w:t>ہیں</w:t>
-      </w:r>
-      <w:proofErr w:type="spellEnd"/>
-      <w:r>
-        <w:rPr>
-          <w:rFonts w:cstheme="minorHAnsi"/>
-          <w:sz w:val="32"/>
-          <w:szCs w:val="32"/>
-        </w:rPr>
-        <w:t>۔</w:t>
+      <w:r>
+        <w:rPr>
+          <w:rFonts w:cstheme="minorHAnsi"/>
+          <w:sz w:val="32"/>
+          <w:szCs w:val="32"/>
+        </w:rPr>
+        <w:t>ہیں جو کسی فرد کے پاس ہوتے ہیں۔</w:t>
       </w:r>
       <w:r>
         <w:rPr>
@@ -12250,27 +11988,17 @@
           <w:color w:val="0D0D0D" w:themeColor="text1" w:themeTint="F2"/>
           <w:sz w:val="32"/>
           <w:szCs w:val="32"/>
-        </w:rPr>
-      </w:pPr>
-      <w:r>
-        <w:rPr>
-          <w:rFonts w:cstheme="minorHAnsi"/>
-          <w:b/>
-          <w:bCs/>
-          <w:color w:val="0D0D0D" w:themeColor="text1" w:themeTint="F2"/>
-          <w:sz w:val="32"/>
-          <w:szCs w:val="32"/>
-        </w:rPr>
-        <w:t>Design Thinking</w:t>
-      </w:r>
-      <w:r>
-        <w:rPr>
-          <w:rFonts w:cstheme="minorHAnsi"/>
-          <w:color w:val="0D0D0D" w:themeColor="text1" w:themeTint="F2"/>
-          <w:sz w:val="32"/>
-          <w:szCs w:val="32"/>
-        </w:rPr>
-        <w:t xml:space="preserve"> is a creative thinking process used to solve complex problems, especially when the solution is not clear. It focuses on understanding people's real needs (emotions or desires) and finding new and useful ways to meet those needs. This approach is often used by designers but is now widely used in business and entrepreneurship.</w:t>
+          <w:u w:val="single"/>
+        </w:rPr>
+      </w:pPr>
+      <w:r>
+        <w:rPr>
+          <w:rFonts w:cstheme="minorHAnsi"/>
+          <w:color w:val="0D0D0D" w:themeColor="text1" w:themeTint="F2"/>
+          <w:sz w:val="32"/>
+          <w:szCs w:val="32"/>
+        </w:rPr>
+        <w:t>Design Thinking is a way of thinking that helps people solve difficult problems by understanding what others need. It is used to come up with new and creative ideas, especially in confusing or uncertain situations.</w:t>
       </w:r>
     </w:p>
     <w:p>
@@ -12279,31 +12007,26 @@
           <w:tab w:val="left" w:pos="2736"/>
         </w:tabs>
         <w:rPr>
-          <w:rFonts w:cstheme="minorHAnsi"/>
-          <w:color w:val="0D0D0D" w:themeColor="text1" w:themeTint="F2"/>
-          <w:sz w:val="32"/>
-          <w:szCs w:val="32"/>
-        </w:rPr>
-      </w:pPr>
-      <w:r>
-        <w:rPr>
-          <w:rFonts w:cstheme="minorHAnsi"/>
-          <w:b/>
-          <w:bCs/>
-          <w:color w:val="0D0D0D" w:themeColor="text1" w:themeTint="F2"/>
-          <w:sz w:val="32"/>
-          <w:szCs w:val="32"/>
-        </w:rPr>
-        <w:t>Needs</w:t>
-      </w:r>
-      <w:r>
-        <w:rPr>
-          <w:rFonts w:cstheme="minorHAnsi"/>
-          <w:color w:val="0D0D0D" w:themeColor="text1" w:themeTint="F2"/>
-          <w:sz w:val="32"/>
-          <w:szCs w:val="32"/>
-        </w:rPr>
-        <w:t>: Human emotions or desires discovered during the design process.</w:t>
+          <w:rFonts w:ascii="Times New Roman" w:hAnsi="Times New Roman" w:cs="Times New Roman"/>
+          <w:b/>
+          <w:bCs/>
+          <w:color w:val="0D0D0D" w:themeColor="text1" w:themeTint="F2"/>
+          <w:sz w:val="32"/>
+          <w:szCs w:val="32"/>
+          <w:u w:val="single"/>
+        </w:rPr>
+      </w:pPr>
+      <w:r>
+        <w:rPr>
+          <w:rFonts w:ascii="Times New Roman" w:hAnsi="Times New Roman" w:cs="Times New Roman"/>
+          <w:b/>
+          <w:bCs/>
+          <w:color w:val="0D0D0D" w:themeColor="text1" w:themeTint="F2"/>
+          <w:sz w:val="32"/>
+          <w:szCs w:val="32"/>
+          <w:u w:val="single"/>
+        </w:rPr>
+        <w:t>Old Meaning of Design</w:t>
       </w:r>
     </w:p>
     <w:p>
@@ -12313,23 +12036,429 @@
         </w:tabs>
         <w:rPr>
           <w:rFonts w:cstheme="minorHAnsi"/>
-          <w:b/>
-          <w:bCs/>
-          <w:color w:val="0D0D0D" w:themeColor="text1" w:themeTint="F2"/>
-          <w:sz w:val="32"/>
-          <w:szCs w:val="32"/>
-        </w:rPr>
-      </w:pPr>
-      <w:r>
-        <w:rPr>
-          <w:rFonts w:cstheme="minorHAnsi"/>
-          <w:b/>
-          <w:bCs/>
-          <w:color w:val="0D0D0D" w:themeColor="text1" w:themeTint="F2"/>
-          <w:sz w:val="32"/>
-          <w:szCs w:val="32"/>
-        </w:rPr>
-        <w:t>Key Points:</w:t>
+          <w:color w:val="0D0D0D" w:themeColor="text1" w:themeTint="F2"/>
+          <w:sz w:val="32"/>
+          <w:szCs w:val="32"/>
+        </w:rPr>
+      </w:pPr>
+      <w:r>
+        <w:rPr>
+          <w:rFonts w:cstheme="minorHAnsi"/>
+          <w:color w:val="0D0D0D" w:themeColor="text1" w:themeTint="F2"/>
+          <w:sz w:val="32"/>
+          <w:szCs w:val="32"/>
+        </w:rPr>
+        <w:t>Before, design was mostly about making products look nice—like clothes or furniture—so they would sell better. It was something added at the end, like gift wrapping.</w:t>
+      </w:r>
+    </w:p>
+    <w:p>
+      <w:pPr>
+        <w:tabs>
+          <w:tab w:val="left" w:pos="2736"/>
+        </w:tabs>
+        <w:rPr>
+          <w:rFonts w:ascii="Times New Roman" w:hAnsi="Times New Roman" w:cs="Times New Roman"/>
+          <w:b/>
+          <w:bCs/>
+          <w:color w:val="0D0D0D" w:themeColor="text1" w:themeTint="F2"/>
+          <w:sz w:val="32"/>
+          <w:szCs w:val="32"/>
+          <w:u w:val="single"/>
+        </w:rPr>
+      </w:pPr>
+      <w:r>
+        <w:rPr>
+          <w:rFonts w:ascii="Times New Roman" w:hAnsi="Times New Roman" w:cs="Times New Roman"/>
+          <w:b/>
+          <w:bCs/>
+          <w:color w:val="0D0D0D" w:themeColor="text1" w:themeTint="F2"/>
+          <w:sz w:val="32"/>
+          <w:szCs w:val="32"/>
+          <w:u w:val="single"/>
+        </w:rPr>
+        <w:t>Why It’s Important Now</w:t>
+      </w:r>
+    </w:p>
+    <w:p>
+      <w:pPr>
+        <w:tabs>
+          <w:tab w:val="left" w:pos="2736"/>
+        </w:tabs>
+        <w:rPr>
+          <w:rFonts w:cstheme="minorHAnsi"/>
+          <w:color w:val="0D0D0D" w:themeColor="text1" w:themeTint="F2"/>
+          <w:sz w:val="32"/>
+          <w:szCs w:val="32"/>
+        </w:rPr>
+      </w:pPr>
+      <w:r>
+        <w:rPr>
+          <w:rFonts w:cstheme="minorHAnsi"/>
+          <w:color w:val="0D0D0D" w:themeColor="text1" w:themeTint="F2"/>
+          <w:sz w:val="32"/>
+          <w:szCs w:val="32"/>
+        </w:rPr>
+        <w:t xml:space="preserve">Today, businesses need to keep coming up with new and smart ideas because problems are more complex. Just making things look better isn’t enough anymore. Now designing something starts with understanding people’s problems or needs. Then, it involves using imagination, testing ideas, getting feedback, and improving step by </w:t>
+      </w:r>
+      <w:r>
+        <w:rPr>
+          <w:rFonts w:cstheme="minorHAnsi"/>
+          <w:color w:val="0D0D0D" w:themeColor="text1" w:themeTint="F2"/>
+          <w:sz w:val="32"/>
+          <w:szCs w:val="32"/>
+        </w:rPr>
+        <w:lastRenderedPageBreak/>
+        <w:t>step. You take small risks, learn from mistakes, and keep trying until the idea works.</w:t>
+      </w:r>
+    </w:p>
+    <w:p>
+      <w:pPr>
+        <w:tabs>
+          <w:tab w:val="left" w:pos="2736"/>
+        </w:tabs>
+        <w:rPr>
+          <w:rFonts w:ascii="Times New Roman" w:hAnsi="Times New Roman" w:cs="Times New Roman"/>
+          <w:b/>
+          <w:bCs/>
+          <w:color w:val="0D0D0D" w:themeColor="text1" w:themeTint="F2"/>
+          <w:sz w:val="32"/>
+          <w:szCs w:val="32"/>
+          <w:u w:val="single"/>
+        </w:rPr>
+      </w:pPr>
+      <w:r>
+        <w:rPr>
+          <w:rFonts w:ascii="Times New Roman" w:hAnsi="Times New Roman" w:cs="Times New Roman"/>
+          <w:b/>
+          <w:bCs/>
+          <w:color w:val="0D0D0D" w:themeColor="text1" w:themeTint="F2"/>
+          <w:sz w:val="32"/>
+          <w:szCs w:val="32"/>
+          <w:u w:val="single"/>
+        </w:rPr>
+        <w:t>How Entrepreneurs Use It</w:t>
+      </w:r>
+    </w:p>
+    <w:p>
+      <w:pPr>
+        <w:tabs>
+          <w:tab w:val="left" w:pos="2736"/>
+        </w:tabs>
+        <w:rPr>
+          <w:rFonts w:cstheme="minorHAnsi"/>
+          <w:color w:val="0D0D0D" w:themeColor="text1" w:themeTint="F2"/>
+          <w:sz w:val="32"/>
+          <w:szCs w:val="32"/>
+        </w:rPr>
+      </w:pPr>
+      <w:r>
+        <w:rPr>
+          <w:rFonts w:cstheme="minorHAnsi"/>
+          <w:color w:val="0D0D0D" w:themeColor="text1" w:themeTint="F2"/>
+          <w:sz w:val="32"/>
+          <w:szCs w:val="32"/>
+        </w:rPr>
+        <w:t>Entrepreneurs don’t just spot business opportunities—they also use design thinking to create better solutions for real problems. This helps them stand out in the market.</w:t>
+      </w:r>
+    </w:p>
+    <w:p>
+      <w:pPr>
+        <w:rPr>
+          <w:rFonts w:ascii="Times New Roman" w:hAnsi="Times New Roman" w:cs="Times New Roman"/>
+          <w:b/>
+          <w:bCs/>
+          <w:color w:val="0D0D0D" w:themeColor="text1" w:themeTint="F2"/>
+          <w:sz w:val="32"/>
+          <w:szCs w:val="32"/>
+          <w:u w:val="single"/>
+        </w:rPr>
+      </w:pPr>
+      <w:r>
+        <w:rPr>
+          <w:rFonts w:ascii="Times New Roman" w:hAnsi="Times New Roman" w:cs="Times New Roman"/>
+          <w:b/>
+          <w:bCs/>
+          <w:color w:val="0D0D0D" w:themeColor="text1" w:themeTint="F2"/>
+          <w:sz w:val="32"/>
+          <w:szCs w:val="32"/>
+          <w:u w:val="single"/>
+        </w:rPr>
+        <w:t>The Invisible Bicycle Helm</w:t>
+      </w:r>
+      <w:r>
+        <w:rPr>
+          <w:rFonts w:ascii="Times New Roman" w:hAnsi="Times New Roman" w:cs="Times New Roman"/>
+          <w:b/>
+          <w:bCs/>
+          <w:color w:val="0D0D0D" w:themeColor="text1" w:themeTint="F2"/>
+          <w:sz w:val="32"/>
+          <w:szCs w:val="32"/>
+          <w:u w:val="single"/>
+        </w:rPr>
+        <w:t>e</w:t>
+      </w:r>
+      <w:r>
+        <w:rPr>
+          <w:rFonts w:ascii="Times New Roman" w:hAnsi="Times New Roman" w:cs="Times New Roman"/>
+          <w:b/>
+          <w:bCs/>
+          <w:color w:val="0D0D0D" w:themeColor="text1" w:themeTint="F2"/>
+          <w:sz w:val="32"/>
+          <w:szCs w:val="32"/>
+          <w:u w:val="single"/>
+        </w:rPr>
+        <w:t>et – A Design Thinking Exampl</w:t>
+      </w:r>
+      <w:r>
+        <w:rPr>
+          <w:rFonts w:ascii="Times New Roman" w:hAnsi="Times New Roman" w:cs="Times New Roman"/>
+          <w:b/>
+          <w:bCs/>
+          <w:color w:val="0D0D0D" w:themeColor="text1" w:themeTint="F2"/>
+          <w:sz w:val="32"/>
+          <w:szCs w:val="32"/>
+          <w:u w:val="single"/>
+        </w:rPr>
+        <w:t>e</w:t>
+      </w:r>
+    </w:p>
+    <w:p>
+      <w:pPr>
+        <w:spacing w:before="100" w:beforeAutospacing="1" w:after="100" w:afterAutospacing="1" w:line="240" w:lineRule="auto"/>
+        <w:rPr>
+          <w:rFonts w:eastAsia="Times New Roman" w:cstheme="minorHAnsi"/>
+          <w:kern w:val="0"/>
+          <w:sz w:val="32"/>
+          <w:szCs w:val="32"/>
+          <w14:ligatures w14:val="none"/>
+        </w:rPr>
+      </w:pPr>
+      <w:r>
+        <w:rPr>
+          <w:rFonts w:eastAsia="Times New Roman" w:cstheme="minorHAnsi"/>
+          <w:kern w:val="0"/>
+          <w:sz w:val="32"/>
+          <w:szCs w:val="32"/>
+          <w14:ligatures w14:val="none"/>
+        </w:rPr>
+        <w:t>Anna Haupt and Terese Alstin, two Swedish design students, created an invisible bicycle helmet to solve a real problem: adults didn’t like wearing regular helmets. Many thought helmets looked bad, messed up their hair, and were uncomfortable to carry.</w:t>
+      </w:r>
+    </w:p>
+    <w:p>
+      <w:pPr>
+        <w:spacing w:before="100" w:beforeAutospacing="1" w:after="100" w:afterAutospacing="1" w:line="240" w:lineRule="auto"/>
+        <w:rPr>
+          <w:rFonts w:eastAsia="Times New Roman" w:cstheme="minorHAnsi"/>
+          <w:kern w:val="0"/>
+          <w:sz w:val="32"/>
+          <w:szCs w:val="32"/>
+          <w14:ligatures w14:val="none"/>
+        </w:rPr>
+      </w:pPr>
+      <w:r>
+        <w:rPr>
+          <w:rFonts w:eastAsia="Times New Roman" w:cstheme="minorHAnsi"/>
+          <w:kern w:val="0"/>
+          <w:sz w:val="32"/>
+          <w:szCs w:val="32"/>
+          <w14:ligatures w14:val="none"/>
+        </w:rPr>
+        <w:t>The idea started when Sweden made it law for children under 15 to wear helmets. This led to a discussion about whether adults should be required to wear them too. Haupt and Alstin saw this as a chance to create something better.</w:t>
+      </w:r>
+    </w:p>
+    <w:p>
+      <w:pPr>
+        <w:spacing w:before="100" w:beforeAutospacing="1" w:after="100" w:afterAutospacing="1" w:line="240" w:lineRule="auto"/>
+        <w:rPr>
+          <w:rFonts w:eastAsia="Times New Roman" w:cstheme="minorHAnsi"/>
+          <w:kern w:val="0"/>
+          <w:sz w:val="32"/>
+          <w:szCs w:val="32"/>
+          <w14:ligatures w14:val="none"/>
+        </w:rPr>
+      </w:pPr>
+      <w:r>
+        <w:rPr>
+          <w:rFonts w:eastAsia="Times New Roman" w:cstheme="minorHAnsi"/>
+          <w:kern w:val="0"/>
+          <w:sz w:val="32"/>
+          <w:szCs w:val="32"/>
+          <w14:ligatures w14:val="none"/>
+        </w:rPr>
+        <w:t>Instead of blaming people for not wearing helmets, they decided the product itself needed to change. They used questionnaires to find out what people really thought and learned it was more about style and comfort than safety.</w:t>
+      </w:r>
+    </w:p>
+    <w:p>
+      <w:pPr>
+        <w:spacing w:before="100" w:beforeAutospacing="1" w:after="100" w:afterAutospacing="1" w:line="240" w:lineRule="auto"/>
+        <w:rPr>
+          <w:rFonts w:eastAsia="Times New Roman" w:cstheme="minorHAnsi"/>
+          <w:kern w:val="0"/>
+          <w:sz w:val="32"/>
+          <w:szCs w:val="32"/>
+          <w14:ligatures w14:val="none"/>
+        </w:rPr>
+      </w:pPr>
+      <w:r>
+        <w:rPr>
+          <w:rFonts w:eastAsia="Times New Roman" w:cstheme="minorHAnsi"/>
+          <w:kern w:val="0"/>
+          <w:sz w:val="32"/>
+          <w:szCs w:val="32"/>
+          <w14:ligatures w14:val="none"/>
+        </w:rPr>
+        <w:t>So, they invented a helmet that looks like a scarf but works like an airbag. It has sensors that detect if a person falls or gets hit, and within one-tenth of a second, it inflates to protect the head and neck. It’s even safer than most traditional helmets—absorbing shocks 3–4 times better.</w:t>
+      </w:r>
+    </w:p>
+    <w:p>
+      <w:pPr>
+        <w:spacing w:before="100" w:beforeAutospacing="1" w:after="100" w:afterAutospacing="1" w:line="240" w:lineRule="auto"/>
+        <w:rPr>
+          <w:rFonts w:eastAsia="Times New Roman" w:cstheme="minorHAnsi"/>
+          <w:kern w:val="0"/>
+          <w:sz w:val="32"/>
+          <w:szCs w:val="32"/>
+          <w14:ligatures w14:val="none"/>
+        </w:rPr>
+      </w:pPr>
+      <w:r>
+        <w:rPr>
+          <w:rFonts w:eastAsia="Times New Roman" w:cstheme="minorHAnsi"/>
+          <w:kern w:val="0"/>
+          <w:sz w:val="32"/>
+          <w:szCs w:val="32"/>
+          <w14:ligatures w14:val="none"/>
+        </w:rPr>
+        <w:t xml:space="preserve">The invisible helmet solves both safety and style concerns. It protects the rider while looking fashionable and is easy to wear. It comes in </w:t>
+      </w:r>
+      <w:r>
+        <w:rPr>
+          <w:rFonts w:eastAsia="Times New Roman" w:cstheme="minorHAnsi"/>
+          <w:kern w:val="0"/>
+          <w:sz w:val="32"/>
+          <w:szCs w:val="32"/>
+          <w14:ligatures w14:val="none"/>
+        </w:rPr>
+        <w:lastRenderedPageBreak/>
+        <w:t>many colors and styles, making it a fashionable choice for cyclists who want safety without sacrificing their appearance.</w:t>
+      </w:r>
+    </w:p>
+    <w:p>
+      <w:pPr>
+        <w:tabs>
+          <w:tab w:val="left" w:pos="2736"/>
+        </w:tabs>
+        <w:rPr>
+          <w:rFonts w:ascii="Times New Roman" w:hAnsi="Times New Roman" w:cs="Times New Roman"/>
+          <w:b/>
+          <w:bCs/>
+          <w:color w:val="0D0D0D" w:themeColor="text1" w:themeTint="F2"/>
+          <w:sz w:val="32"/>
+          <w:szCs w:val="32"/>
+          <w:u w:val="single"/>
+        </w:rPr>
+      </w:pPr>
+      <w:r>
+        <w:rPr>
+          <w:rFonts w:ascii="Times New Roman" w:hAnsi="Times New Roman" w:cs="Times New Roman"/>
+          <w:b/>
+          <w:bCs/>
+          <w:color w:val="0D0D0D" w:themeColor="text1" w:themeTint="F2"/>
+          <w:sz w:val="32"/>
+          <w:szCs w:val="32"/>
+          <w:u w:val="single"/>
+        </w:rPr>
+        <w:t>Can Entrepreneurs Learn Design Thinking?</w:t>
+      </w:r>
+    </w:p>
+    <w:p>
+      <w:pPr>
+        <w:tabs>
+          <w:tab w:val="left" w:pos="2736"/>
+        </w:tabs>
+        <w:rPr>
+          <w:rFonts w:cstheme="minorHAnsi"/>
+          <w:color w:val="0D0D0D" w:themeColor="text1" w:themeTint="F2"/>
+          <w:sz w:val="32"/>
+          <w:szCs w:val="32"/>
+        </w:rPr>
+      </w:pPr>
+      <w:r>
+        <w:rPr>
+          <w:rFonts w:cstheme="minorHAnsi"/>
+          <w:color w:val="0D0D0D" w:themeColor="text1" w:themeTint="F2"/>
+          <w:sz w:val="32"/>
+          <w:szCs w:val="32"/>
+        </w:rPr>
+        <w:t>While you may not become a professional designer like</w:t>
+      </w:r>
+      <w:r>
+        <w:rPr>
+          <w:rFonts w:cstheme="minorHAnsi"/>
+          <w:color w:val="0D0D0D" w:themeColor="text1" w:themeTint="F2"/>
+          <w:sz w:val="32"/>
+          <w:szCs w:val="32"/>
+        </w:rPr>
+        <w:t xml:space="preserve"> Jonathan Ive (Apple) or Jonathan Adler (home furnishings). They spent years studying design and practicing their skills.</w:t>
+      </w:r>
+    </w:p>
+    <w:p>
+      <w:pPr>
+        <w:tabs>
+          <w:tab w:val="left" w:pos="2736"/>
+        </w:tabs>
+        <w:rPr>
+          <w:rFonts w:ascii="Times New Roman" w:hAnsi="Times New Roman" w:cs="Times New Roman"/>
+          <w:b/>
+          <w:bCs/>
+          <w:color w:val="0D0D0D" w:themeColor="text1" w:themeTint="F2"/>
+          <w:sz w:val="32"/>
+          <w:szCs w:val="32"/>
+          <w:u w:val="single"/>
+        </w:rPr>
+      </w:pPr>
+      <w:r>
+        <w:rPr>
+          <w:rFonts w:ascii="Times New Roman" w:hAnsi="Times New Roman" w:cs="Times New Roman"/>
+          <w:b/>
+          <w:bCs/>
+          <w:color w:val="0D0D0D" w:themeColor="text1" w:themeTint="F2"/>
+          <w:sz w:val="32"/>
+          <w:szCs w:val="32"/>
+          <w:u w:val="single"/>
+        </w:rPr>
+        <w:t>What is the Goal?</w:t>
+      </w:r>
+    </w:p>
+    <w:p>
+      <w:pPr>
+        <w:tabs>
+          <w:tab w:val="left" w:pos="2736"/>
+        </w:tabs>
+        <w:rPr>
+          <w:rFonts w:cstheme="minorHAnsi"/>
+          <w:color w:val="0D0D0D" w:themeColor="text1" w:themeTint="F2"/>
+          <w:sz w:val="32"/>
+          <w:szCs w:val="32"/>
+        </w:rPr>
+      </w:pPr>
+      <w:r>
+        <w:rPr>
+          <w:rFonts w:cstheme="minorHAnsi"/>
+          <w:color w:val="0D0D0D" w:themeColor="text1" w:themeTint="F2"/>
+          <w:sz w:val="32"/>
+          <w:szCs w:val="32"/>
+        </w:rPr>
+        <w:t>The goal isn’t to train you in studio design skills, but to help you understand how</w:t>
+      </w:r>
+      <w:r>
+        <w:rPr>
+          <w:rFonts w:cstheme="minorHAnsi"/>
+          <w:color w:val="0D0D0D" w:themeColor="text1" w:themeTint="F2"/>
+          <w:sz w:val="32"/>
+          <w:szCs w:val="32"/>
+        </w:rPr>
+        <w:t>:</w:t>
       </w:r>
     </w:p>
     <w:p>
@@ -12337,7 +12466,7 @@
         <w:pStyle w:val="ListParagraph"/>
         <w:numPr>
           <w:ilvl w:val="0"/>
-          <w:numId w:val="54"/>
+          <w:numId w:val="70"/>
         </w:numPr>
         <w:tabs>
           <w:tab w:val="left" w:pos="2736"/>
@@ -12356,27 +12485,7 @@
           <w:sz w:val="32"/>
           <w:szCs w:val="32"/>
         </w:rPr>
-        <w:t xml:space="preserve">Traditionally, design was used at the </w:t>
-      </w:r>
-      <w:r>
-        <w:rPr>
-          <w:rFonts w:cstheme="minorHAnsi"/>
-          <w:b/>
-          <w:bCs/>
-          <w:color w:val="0D0D0D" w:themeColor="text1" w:themeTint="F2"/>
-          <w:sz w:val="32"/>
-          <w:szCs w:val="32"/>
-        </w:rPr>
-        <w:t>end</w:t>
-      </w:r>
-      <w:r>
-        <w:rPr>
-          <w:rFonts w:cstheme="minorHAnsi"/>
-          <w:color w:val="0D0D0D" w:themeColor="text1" w:themeTint="F2"/>
-          <w:sz w:val="32"/>
-          <w:szCs w:val="32"/>
-        </w:rPr>
-        <w:t xml:space="preserve"> of a project to make things look attractive.</w:t>
+        <w:t>Understand people’s problems</w:t>
       </w:r>
     </w:p>
     <w:p>
@@ -12384,7 +12493,7 @@
         <w:pStyle w:val="ListParagraph"/>
         <w:numPr>
           <w:ilvl w:val="0"/>
-          <w:numId w:val="54"/>
+          <w:numId w:val="70"/>
         </w:numPr>
         <w:tabs>
           <w:tab w:val="left" w:pos="2736"/>
@@ -12403,47 +12512,7 @@
           <w:sz w:val="32"/>
           <w:szCs w:val="32"/>
         </w:rPr>
-        <w:t xml:space="preserve">Today, design thinking is used at the </w:t>
-      </w:r>
-      <w:r>
-        <w:rPr>
-          <w:rFonts w:cstheme="minorHAnsi"/>
-          <w:b/>
-          <w:bCs/>
-          <w:color w:val="0D0D0D" w:themeColor="text1" w:themeTint="F2"/>
-          <w:sz w:val="32"/>
-          <w:szCs w:val="32"/>
-        </w:rPr>
-        <w:t>beginning</w:t>
-      </w:r>
-      <w:r>
-        <w:rPr>
-          <w:rFonts w:cstheme="minorHAnsi"/>
-          <w:color w:val="0D0D0D" w:themeColor="text1" w:themeTint="F2"/>
-          <w:sz w:val="32"/>
-          <w:szCs w:val="32"/>
-        </w:rPr>
-        <w:t xml:space="preserve"> to create </w:t>
-      </w:r>
-      <w:r>
-        <w:rPr>
-          <w:rFonts w:cstheme="minorHAnsi"/>
-          <w:b/>
-          <w:bCs/>
-          <w:color w:val="0D0D0D" w:themeColor="text1" w:themeTint="F2"/>
-          <w:sz w:val="32"/>
-          <w:szCs w:val="32"/>
-        </w:rPr>
-        <w:t>innovative solutions</w:t>
-      </w:r>
-      <w:r>
-        <w:rPr>
-          <w:rFonts w:cstheme="minorHAnsi"/>
-          <w:color w:val="0D0D0D" w:themeColor="text1" w:themeTint="F2"/>
-          <w:sz w:val="32"/>
-          <w:szCs w:val="32"/>
-        </w:rPr>
-        <w:t>.</w:t>
+        <w:t>Come up with new solutions</w:t>
       </w:r>
     </w:p>
     <w:p>
@@ -12451,7 +12520,7 @@
         <w:pStyle w:val="ListParagraph"/>
         <w:numPr>
           <w:ilvl w:val="0"/>
-          <w:numId w:val="54"/>
+          <w:numId w:val="70"/>
         </w:numPr>
         <w:tabs>
           <w:tab w:val="left" w:pos="2736"/>
@@ -12470,47 +12539,7 @@
           <w:sz w:val="32"/>
           <w:szCs w:val="32"/>
         </w:rPr>
-        <w:t xml:space="preserve">It helps businesses deal with </w:t>
-      </w:r>
-      <w:r>
-        <w:rPr>
-          <w:rFonts w:cstheme="minorHAnsi"/>
-          <w:b/>
-          <w:bCs/>
-          <w:color w:val="0D0D0D" w:themeColor="text1" w:themeTint="F2"/>
-          <w:sz w:val="32"/>
-          <w:szCs w:val="32"/>
-        </w:rPr>
-        <w:t>uncertainty</w:t>
-      </w:r>
-      <w:r>
-        <w:rPr>
-          <w:rFonts w:cstheme="minorHAnsi"/>
-          <w:color w:val="0D0D0D" w:themeColor="text1" w:themeTint="F2"/>
-          <w:sz w:val="32"/>
-          <w:szCs w:val="32"/>
-        </w:rPr>
-        <w:t xml:space="preserve"> and meet </w:t>
-      </w:r>
-      <w:r>
-        <w:rPr>
-          <w:rFonts w:cstheme="minorHAnsi"/>
-          <w:b/>
-          <w:bCs/>
-          <w:color w:val="0D0D0D" w:themeColor="text1" w:themeTint="F2"/>
-          <w:sz w:val="32"/>
-          <w:szCs w:val="32"/>
-        </w:rPr>
-        <w:t>customer needs</w:t>
-      </w:r>
-      <w:r>
-        <w:rPr>
-          <w:rFonts w:cstheme="minorHAnsi"/>
-          <w:color w:val="0D0D0D" w:themeColor="text1" w:themeTint="F2"/>
-          <w:sz w:val="32"/>
-          <w:szCs w:val="32"/>
-        </w:rPr>
-        <w:t xml:space="preserve"> in meaningful ways.</w:t>
+        <w:t>Test ideas and improve them</w:t>
       </w:r>
     </w:p>
     <w:p>
@@ -12518,7 +12547,7 @@
         <w:pStyle w:val="ListParagraph"/>
         <w:numPr>
           <w:ilvl w:val="0"/>
-          <w:numId w:val="54"/>
+          <w:numId w:val="70"/>
         </w:numPr>
         <w:tabs>
           <w:tab w:val="left" w:pos="2736"/>
@@ -12537,879 +12566,641 @@
           <w:sz w:val="32"/>
           <w:szCs w:val="32"/>
         </w:rPr>
+        <w:t>Create products or services people actually want</w:t>
+      </w:r>
+    </w:p>
+    <w:p>
+      <w:pPr>
+        <w:tabs>
+          <w:tab w:val="left" w:pos="2736"/>
+        </w:tabs>
+        <w:rPr>
+          <w:rFonts w:ascii="Times New Roman" w:hAnsi="Times New Roman" w:cs="Times New Roman"/>
+          <w:b/>
+          <w:bCs/>
+          <w:color w:val="365F91" w:themeColor="accent1" w:themeShade="BF"/>
+          <w:sz w:val="32"/>
+          <w:szCs w:val="32"/>
+          <w:u w:val="single"/>
+        </w:rPr>
+      </w:pPr>
+      <w:r>
+        <w:rPr>
+          <w:rFonts w:ascii="Times New Roman" w:hAnsi="Times New Roman" w:cs="Times New Roman"/>
+          <w:b/>
+          <w:bCs/>
+          <w:color w:val="0D0D0D" w:themeColor="text1" w:themeTint="F2"/>
+          <w:sz w:val="32"/>
+          <w:szCs w:val="32"/>
+          <w:u w:val="single"/>
+        </w:rPr>
+        <w:t>How Does Design Thinking Fit with Entrepreneurship?</w:t>
+      </w:r>
+    </w:p>
+    <w:p>
+      <w:pPr>
+        <w:tabs>
+          <w:tab w:val="left" w:pos="2736"/>
+        </w:tabs>
+        <w:rPr>
+          <w:rFonts w:cstheme="minorHAnsi"/>
+          <w:color w:val="0D0D0D" w:themeColor="text1" w:themeTint="F2"/>
+          <w:sz w:val="32"/>
+          <w:szCs w:val="32"/>
+        </w:rPr>
+      </w:pPr>
+      <w:r>
+        <w:rPr>
+          <w:rFonts w:cstheme="minorHAnsi"/>
+          <w:color w:val="0D0D0D" w:themeColor="text1" w:themeTint="F2"/>
+          <w:sz w:val="32"/>
+          <w:szCs w:val="32"/>
+        </w:rPr>
+        <w:t xml:space="preserve">Unlike traditional design, which takes years to master, design thinking focuses on </w:t>
+      </w:r>
+      <w:r>
+        <w:rPr>
+          <w:rFonts w:cstheme="minorHAnsi"/>
+          <w:b/>
+          <w:bCs/>
+          <w:color w:val="0D0D0D" w:themeColor="text1" w:themeTint="F2"/>
+          <w:sz w:val="32"/>
+          <w:szCs w:val="32"/>
+        </w:rPr>
+        <w:t>problem-solving, creativity, and understanding people</w:t>
+      </w:r>
+      <w:r>
+        <w:rPr>
+          <w:rFonts w:cstheme="minorHAnsi"/>
+          <w:color w:val="0D0D0D" w:themeColor="text1" w:themeTint="F2"/>
+          <w:sz w:val="32"/>
+          <w:szCs w:val="32"/>
+        </w:rPr>
+        <w:t xml:space="preserve">. It fits perfectly with the key elements of entrepreneurship—like </w:t>
+      </w:r>
+      <w:r>
+        <w:rPr>
+          <w:rFonts w:cstheme="minorHAnsi"/>
+          <w:b/>
+          <w:bCs/>
+          <w:color w:val="0D0D0D" w:themeColor="text1" w:themeTint="F2"/>
+          <w:sz w:val="32"/>
+          <w:szCs w:val="32"/>
+        </w:rPr>
+        <w:t>empathy, creativity, experimentation, reflection</w:t>
+      </w:r>
+      <w:r>
+        <w:rPr>
+          <w:rFonts w:cstheme="minorHAnsi"/>
+          <w:color w:val="0D0D0D" w:themeColor="text1" w:themeTint="F2"/>
+          <w:sz w:val="32"/>
+          <w:szCs w:val="32"/>
+        </w:rPr>
+        <w:t>, and learning by doing. It encourages you to get out, explore, and test ideas, not just sit and plan.</w:t>
+      </w:r>
+    </w:p>
+    <w:p>
+      <w:pPr>
+        <w:tabs>
+          <w:tab w:val="left" w:pos="2736"/>
+        </w:tabs>
+        <w:rPr>
+          <w:rFonts w:ascii="Times New Roman" w:hAnsi="Times New Roman" w:cs="Times New Roman"/>
+          <w:b/>
+          <w:bCs/>
+          <w:color w:val="0D0D0D" w:themeColor="text1" w:themeTint="F2"/>
+          <w:sz w:val="32"/>
+          <w:szCs w:val="32"/>
+          <w:u w:val="single"/>
+        </w:rPr>
+      </w:pPr>
+      <w:r>
+        <w:rPr>
+          <w:rFonts w:ascii="Times New Roman" w:hAnsi="Times New Roman" w:cs="Times New Roman"/>
+          <w:b/>
+          <w:bCs/>
+          <w:color w:val="0D0D0D" w:themeColor="text1" w:themeTint="F2"/>
+          <w:sz w:val="32"/>
+          <w:szCs w:val="32"/>
+          <w:u w:val="single"/>
+        </w:rPr>
+        <w:t>What About Failure?</w:t>
+      </w:r>
+    </w:p>
+    <w:p>
+      <w:pPr>
+        <w:tabs>
+          <w:tab w:val="left" w:pos="2736"/>
+        </w:tabs>
+        <w:rPr>
+          <w:rFonts w:cstheme="minorHAnsi"/>
+          <w:color w:val="0D0D0D" w:themeColor="text1" w:themeTint="F2"/>
+          <w:sz w:val="32"/>
+          <w:szCs w:val="32"/>
+        </w:rPr>
+      </w:pPr>
+      <w:r>
+        <w:rPr>
+          <w:rFonts w:cstheme="minorHAnsi"/>
+          <w:color w:val="0D0D0D" w:themeColor="text1" w:themeTint="F2"/>
+          <w:sz w:val="32"/>
+          <w:szCs w:val="32"/>
+        </w:rPr>
+        <w:t>One of the biggest challenges in trying something new is the fear of failure. But in design thinking, failure isn’t seen as a bad thing. Instead, failing early is considered helpful because it leads to learning and better results later on. The mindset is: “Fail early to succeed sooner.”</w:t>
+      </w:r>
+    </w:p>
+    <w:p>
+      <w:pPr>
+        <w:tabs>
+          <w:tab w:val="left" w:pos="2736"/>
+        </w:tabs>
+        <w:rPr>
+          <w:rFonts w:ascii="Times New Roman" w:hAnsi="Times New Roman" w:cs="Times New Roman"/>
+          <w:b/>
+          <w:bCs/>
+          <w:color w:val="0D0D0D" w:themeColor="text1" w:themeTint="F2"/>
+          <w:sz w:val="32"/>
+          <w:szCs w:val="32"/>
+          <w:u w:val="single"/>
+        </w:rPr>
+      </w:pPr>
+      <w:r>
+        <w:rPr>
+          <w:rFonts w:ascii="Times New Roman" w:hAnsi="Times New Roman" w:cs="Times New Roman"/>
+          <w:b/>
+          <w:bCs/>
+          <w:color w:val="0D0D0D" w:themeColor="text1" w:themeTint="F2"/>
+          <w:sz w:val="32"/>
+          <w:szCs w:val="32"/>
+          <w:u w:val="single"/>
+        </w:rPr>
         <w:lastRenderedPageBreak/>
-        <w:t xml:space="preserve">It is not just about looks — it’s about </w:t>
-      </w:r>
-      <w:r>
-        <w:rPr>
-          <w:rFonts w:cstheme="minorHAnsi"/>
-          <w:b/>
-          <w:bCs/>
-          <w:color w:val="0D0D0D" w:themeColor="text1" w:themeTint="F2"/>
-          <w:sz w:val="32"/>
-          <w:szCs w:val="32"/>
-        </w:rPr>
-        <w:t>solving real problems</w:t>
-      </w:r>
-      <w:r>
-        <w:rPr>
-          <w:rFonts w:cstheme="minorHAnsi"/>
-          <w:color w:val="0D0D0D" w:themeColor="text1" w:themeTint="F2"/>
-          <w:sz w:val="32"/>
-          <w:szCs w:val="32"/>
-        </w:rPr>
-        <w:t>.</w:t>
-      </w:r>
-    </w:p>
-    <w:p>
-      <w:pPr>
+        <w:t>Why is Design Thinking Useful for Entrepreneurs?</w:t>
+      </w:r>
+    </w:p>
+    <w:p>
+      <w:pPr>
+        <w:tabs>
+          <w:tab w:val="left" w:pos="2736"/>
+        </w:tabs>
+        <w:rPr>
+          <w:rFonts w:cstheme="minorHAnsi"/>
+          <w:color w:val="0D0D0D" w:themeColor="text1" w:themeTint="F2"/>
+          <w:sz w:val="32"/>
+          <w:szCs w:val="32"/>
+        </w:rPr>
+      </w:pPr>
+      <w:r>
+        <w:rPr>
+          <w:rFonts w:cstheme="minorHAnsi"/>
+          <w:color w:val="0D0D0D" w:themeColor="text1" w:themeTint="F2"/>
+          <w:sz w:val="32"/>
+          <w:szCs w:val="32"/>
+        </w:rPr>
+        <w:t xml:space="preserve">Design thinking is an active process. It involves working with others, learning from mistakes, and building on feedback. It helps entrepreneurs discover </w:t>
+      </w:r>
+    </w:p>
+    <w:p>
+      <w:pPr>
+        <w:pStyle w:val="ListParagraph"/>
+        <w:numPr>
+          <w:ilvl w:val="0"/>
+          <w:numId w:val="71"/>
+        </w:numPr>
+        <w:tabs>
+          <w:tab w:val="left" w:pos="2736"/>
+        </w:tabs>
+        <w:rPr>
+          <w:rFonts w:cstheme="minorHAnsi"/>
+          <w:color w:val="0D0D0D" w:themeColor="text1" w:themeTint="F2"/>
+          <w:sz w:val="32"/>
+          <w:szCs w:val="32"/>
+        </w:rPr>
+      </w:pPr>
+      <w:r>
+        <w:rPr>
+          <w:rFonts w:cstheme="minorHAnsi"/>
+          <w:color w:val="0D0D0D" w:themeColor="text1" w:themeTint="F2"/>
+          <w:sz w:val="32"/>
+          <w:szCs w:val="32"/>
+        </w:rPr>
+        <w:t>N</w:t>
+      </w:r>
+      <w:r>
+        <w:rPr>
+          <w:rFonts w:cstheme="minorHAnsi"/>
+          <w:color w:val="0D0D0D" w:themeColor="text1" w:themeTint="F2"/>
+          <w:sz w:val="32"/>
+          <w:szCs w:val="32"/>
+        </w:rPr>
+        <w:t>ew opportunities</w:t>
+      </w:r>
+    </w:p>
+    <w:p>
+      <w:pPr>
+        <w:pStyle w:val="ListParagraph"/>
+        <w:numPr>
+          <w:ilvl w:val="0"/>
+          <w:numId w:val="71"/>
+        </w:numPr>
+        <w:tabs>
+          <w:tab w:val="left" w:pos="2736"/>
+        </w:tabs>
+        <w:rPr>
+          <w:rFonts w:cstheme="minorHAnsi"/>
+          <w:color w:val="0D0D0D" w:themeColor="text1" w:themeTint="F2"/>
+          <w:sz w:val="32"/>
+          <w:szCs w:val="32"/>
+        </w:rPr>
+      </w:pPr>
+      <w:r>
+        <w:rPr>
+          <w:rFonts w:cstheme="minorHAnsi"/>
+          <w:color w:val="0D0D0D" w:themeColor="text1" w:themeTint="F2"/>
+          <w:sz w:val="32"/>
+          <w:szCs w:val="32"/>
+        </w:rPr>
+        <w:t>S</w:t>
+      </w:r>
+      <w:r>
+        <w:rPr>
+          <w:rFonts w:cstheme="minorHAnsi"/>
+          <w:color w:val="0D0D0D" w:themeColor="text1" w:themeTint="F2"/>
+          <w:sz w:val="32"/>
+          <w:szCs w:val="32"/>
+        </w:rPr>
+        <w:t>olve hard problems</w:t>
+      </w:r>
+    </w:p>
+    <w:p>
+      <w:pPr>
+        <w:pStyle w:val="ListParagraph"/>
+        <w:numPr>
+          <w:ilvl w:val="0"/>
+          <w:numId w:val="71"/>
+        </w:numPr>
+        <w:tabs>
+          <w:tab w:val="left" w:pos="2736"/>
+        </w:tabs>
+        <w:rPr>
+          <w:rFonts w:cstheme="minorHAnsi"/>
+          <w:color w:val="0D0D0D" w:themeColor="text1" w:themeTint="F2"/>
+          <w:sz w:val="32"/>
+          <w:szCs w:val="32"/>
+        </w:rPr>
+      </w:pPr>
+      <w:r>
+        <w:rPr>
+          <w:rFonts w:cstheme="minorHAnsi"/>
+          <w:color w:val="0D0D0D" w:themeColor="text1" w:themeTint="F2"/>
+          <w:sz w:val="32"/>
+          <w:szCs w:val="32"/>
+        </w:rPr>
+        <w:t>create real value for customers and businesses.</w:t>
+      </w:r>
+    </w:p>
+    <w:p>
+      <w:pPr>
+        <w:tabs>
+          <w:tab w:val="left" w:pos="2736"/>
+        </w:tabs>
+        <w:rPr>
+          <w:rFonts w:cstheme="minorHAnsi"/>
+          <w:color w:val="0D0D0D" w:themeColor="text1" w:themeTint="F2"/>
+          <w:sz w:val="32"/>
+          <w:szCs w:val="32"/>
+        </w:rPr>
+      </w:pPr>
+      <w:r>
+        <w:rPr>
+          <w:rFonts w:cstheme="minorHAnsi"/>
+          <w:color w:val="0D0D0D" w:themeColor="text1" w:themeTint="F2"/>
+          <w:sz w:val="32"/>
+          <w:szCs w:val="32"/>
+        </w:rPr>
+        <w:t>In short, you don’t need to be a trained designer to use design thinking—you just need the right mindset and practice to start thinking like one.</w:t>
+      </w:r>
+    </w:p>
+    <w:p>
+      <w:pPr>
+        <w:tabs>
+          <w:tab w:val="left" w:pos="2736"/>
+        </w:tabs>
         <w:rPr>
           <w:rFonts w:ascii="Times New Roman" w:hAnsi="Times New Roman" w:cs="Times New Roman"/>
           <w:b/>
           <w:bCs/>
+          <w:color w:val="0D0D0D" w:themeColor="text1" w:themeTint="F2"/>
+          <w:sz w:val="32"/>
+          <w:szCs w:val="32"/>
+          <w:u w:val="single"/>
+        </w:rPr>
+      </w:pPr>
+      <w:r>
+        <w:rPr>
+          <w:rFonts w:ascii="Times New Roman" w:hAnsi="Times New Roman" w:cs="Times New Roman"/>
+          <w:b/>
+          <w:bCs/>
+          <w:color w:val="0D0D0D" w:themeColor="text1" w:themeTint="F2"/>
+          <w:sz w:val="32"/>
+          <w:szCs w:val="32"/>
+          <w:u w:val="single"/>
+        </w:rPr>
+        <w:t>What Makes Design Thinking Powerful?</w:t>
+      </w:r>
+    </w:p>
+    <w:p>
+      <w:pPr>
+        <w:tabs>
+          <w:tab w:val="left" w:pos="2736"/>
+        </w:tabs>
+        <w:rPr>
+          <w:rFonts w:cstheme="minorHAnsi"/>
+          <w:color w:val="0D0D0D" w:themeColor="text1" w:themeTint="F2"/>
+          <w:sz w:val="32"/>
+          <w:szCs w:val="32"/>
+        </w:rPr>
+      </w:pPr>
+      <w:r>
+        <w:rPr>
+          <w:rFonts w:cstheme="minorHAnsi"/>
+          <w:color w:val="0D0D0D" w:themeColor="text1" w:themeTint="F2"/>
+          <w:sz w:val="32"/>
+          <w:szCs w:val="32"/>
+        </w:rPr>
+        <w:t>It involves:</w:t>
+      </w:r>
+    </w:p>
+    <w:p>
+      <w:pPr>
+        <w:pStyle w:val="ListParagraph"/>
+        <w:numPr>
+          <w:ilvl w:val="0"/>
+          <w:numId w:val="73"/>
+        </w:numPr>
+        <w:tabs>
+          <w:tab w:val="left" w:pos="2736"/>
+        </w:tabs>
+        <w:rPr>
+          <w:rFonts w:cstheme="minorHAnsi"/>
+          <w:color w:val="0D0D0D" w:themeColor="text1" w:themeTint="F2"/>
+          <w:sz w:val="32"/>
+          <w:szCs w:val="32"/>
+        </w:rPr>
+      </w:pPr>
+      <w:r>
+        <w:rPr>
+          <w:rFonts w:cstheme="minorHAnsi"/>
+          <w:b/>
+          <w:bCs/>
+          <w:color w:val="0D0D0D" w:themeColor="text1" w:themeTint="F2"/>
+          <w:sz w:val="32"/>
+          <w:szCs w:val="32"/>
+        </w:rPr>
+        <w:t>Observation</w:t>
+      </w:r>
+      <w:r>
+        <w:rPr>
+          <w:rFonts w:cstheme="minorHAnsi"/>
+          <w:color w:val="0D0D0D" w:themeColor="text1" w:themeTint="F2"/>
+          <w:sz w:val="32"/>
+          <w:szCs w:val="32"/>
+        </w:rPr>
+        <w:t xml:space="preserve"> – Watching how people behave</w:t>
+      </w:r>
+    </w:p>
+    <w:p>
+      <w:pPr>
+        <w:pStyle w:val="ListParagraph"/>
+        <w:numPr>
+          <w:ilvl w:val="0"/>
+          <w:numId w:val="73"/>
+        </w:numPr>
+        <w:tabs>
+          <w:tab w:val="left" w:pos="2736"/>
+        </w:tabs>
+        <w:rPr>
+          <w:rFonts w:cstheme="minorHAnsi"/>
+          <w:color w:val="0D0D0D" w:themeColor="text1" w:themeTint="F2"/>
+          <w:sz w:val="32"/>
+          <w:szCs w:val="32"/>
+        </w:rPr>
+      </w:pPr>
+      <w:r>
+        <w:rPr>
+          <w:rFonts w:cstheme="minorHAnsi"/>
+          <w:b/>
+          <w:bCs/>
+          <w:color w:val="0D0D0D" w:themeColor="text1" w:themeTint="F2"/>
+          <w:sz w:val="32"/>
+          <w:szCs w:val="32"/>
+        </w:rPr>
+        <w:t>Creativity</w:t>
+      </w:r>
+      <w:r>
+        <w:rPr>
+          <w:rFonts w:cstheme="minorHAnsi"/>
+          <w:color w:val="0D0D0D" w:themeColor="text1" w:themeTint="F2"/>
+          <w:sz w:val="32"/>
+          <w:szCs w:val="32"/>
+        </w:rPr>
+        <w:t xml:space="preserve"> – Thinking in new ways</w:t>
+      </w:r>
+    </w:p>
+    <w:p>
+      <w:pPr>
+        <w:pStyle w:val="ListParagraph"/>
+        <w:numPr>
+          <w:ilvl w:val="0"/>
+          <w:numId w:val="73"/>
+        </w:numPr>
+        <w:tabs>
+          <w:tab w:val="left" w:pos="2736"/>
+        </w:tabs>
+        <w:rPr>
+          <w:rFonts w:cstheme="minorHAnsi"/>
+          <w:color w:val="0D0D0D" w:themeColor="text1" w:themeTint="F2"/>
+          <w:sz w:val="32"/>
+          <w:szCs w:val="32"/>
+        </w:rPr>
+      </w:pPr>
+      <w:r>
+        <w:rPr>
+          <w:rFonts w:cstheme="minorHAnsi"/>
+          <w:b/>
+          <w:bCs/>
+          <w:color w:val="0D0D0D" w:themeColor="text1" w:themeTint="F2"/>
+          <w:sz w:val="32"/>
+          <w:szCs w:val="32"/>
+        </w:rPr>
+        <w:t>Problem Solving</w:t>
+      </w:r>
+      <w:r>
+        <w:rPr>
+          <w:rFonts w:cstheme="minorHAnsi"/>
+          <w:color w:val="0D0D0D" w:themeColor="text1" w:themeTint="F2"/>
+          <w:sz w:val="32"/>
+          <w:szCs w:val="32"/>
+        </w:rPr>
+        <w:t xml:space="preserve"> – Finding useful answers</w:t>
+      </w:r>
+    </w:p>
+    <w:p>
+      <w:pPr>
+        <w:pStyle w:val="ListParagraph"/>
+        <w:numPr>
+          <w:ilvl w:val="0"/>
+          <w:numId w:val="73"/>
+        </w:numPr>
+        <w:tabs>
+          <w:tab w:val="left" w:pos="2736"/>
+        </w:tabs>
+        <w:rPr>
+          <w:rFonts w:cstheme="minorHAnsi"/>
+          <w:color w:val="0D0D0D" w:themeColor="text1" w:themeTint="F2"/>
+          <w:sz w:val="32"/>
+          <w:szCs w:val="32"/>
+        </w:rPr>
+      </w:pPr>
+      <w:r>
+        <w:rPr>
+          <w:rFonts w:cstheme="minorHAnsi"/>
+          <w:b/>
+          <w:bCs/>
+          <w:color w:val="0D0D0D" w:themeColor="text1" w:themeTint="F2"/>
+          <w:sz w:val="32"/>
+          <w:szCs w:val="32"/>
+        </w:rPr>
+        <w:t>Feedback</w:t>
+      </w:r>
+      <w:r>
+        <w:rPr>
+          <w:rFonts w:cstheme="minorHAnsi"/>
+          <w:color w:val="0D0D0D" w:themeColor="text1" w:themeTint="F2"/>
+          <w:sz w:val="32"/>
+          <w:szCs w:val="32"/>
+        </w:rPr>
+        <w:t xml:space="preserve"> – Listening and improving</w:t>
+      </w:r>
+    </w:p>
+    <w:p>
+      <w:pPr>
+        <w:pStyle w:val="ListParagraph"/>
+        <w:numPr>
+          <w:ilvl w:val="0"/>
+          <w:numId w:val="73"/>
+        </w:numPr>
+        <w:tabs>
+          <w:tab w:val="left" w:pos="2736"/>
+        </w:tabs>
+        <w:rPr>
+          <w:rFonts w:cstheme="minorHAnsi"/>
+          <w:color w:val="0D0D0D" w:themeColor="text1" w:themeTint="F2"/>
+          <w:sz w:val="32"/>
+          <w:szCs w:val="32"/>
+        </w:rPr>
+      </w:pPr>
+      <w:r>
+        <w:rPr>
+          <w:rFonts w:cstheme="minorHAnsi"/>
+          <w:b/>
+          <w:bCs/>
+          <w:color w:val="0D0D0D" w:themeColor="text1" w:themeTint="F2"/>
+          <w:sz w:val="32"/>
+          <w:szCs w:val="32"/>
+        </w:rPr>
+        <w:t>Value Creation</w:t>
+      </w:r>
+      <w:r>
+        <w:rPr>
+          <w:rFonts w:cstheme="minorHAnsi"/>
+          <w:color w:val="0D0D0D" w:themeColor="text1" w:themeTint="F2"/>
+          <w:sz w:val="32"/>
+          <w:szCs w:val="32"/>
+        </w:rPr>
+        <w:t xml:space="preserve"> – Making something meaningful</w:t>
+      </w:r>
+    </w:p>
+    <w:p>
+      <w:pPr>
+        <w:tabs>
+          <w:tab w:val="left" w:pos="2736"/>
+        </w:tabs>
+        <w:rPr>
+          <w:rFonts w:cstheme="minorHAnsi"/>
+          <w:color w:val="0D0D0D" w:themeColor="text1" w:themeTint="F2"/>
+          <w:sz w:val="32"/>
+          <w:szCs w:val="32"/>
+        </w:rPr>
+      </w:pPr>
+      <w:r>
+        <w:rPr>
+          <w:rFonts w:ascii="Times New Roman" w:hAnsi="Times New Roman" w:cs="Times New Roman"/>
+          <w:b/>
+          <w:bCs/>
           <w:color w:val="365F91" w:themeColor="accent1" w:themeShade="BF"/>
           <w:sz w:val="32"/>
           <w:szCs w:val="32"/>
         </w:rPr>
-      </w:pPr>
-      <w:r>
+        <w:t>Design Thinking as A Human-Centered Process</w:t>
+      </w:r>
+      <w:r>
+        <w:rPr>
+          <w:rFonts w:cstheme="minorHAnsi"/>
+          <w:b/>
+          <w:bCs/>
+          <w:color w:val="0D0D0D" w:themeColor="text1" w:themeTint="F2"/>
+          <w:sz w:val="32"/>
+          <w:szCs w:val="32"/>
+        </w:rPr>
+        <w:br/>
+      </w:r>
+      <w:r>
+        <w:rPr>
+          <w:rFonts w:cstheme="minorHAnsi"/>
+          <w:color w:val="0D0D0D" w:themeColor="text1" w:themeTint="F2"/>
+          <w:sz w:val="32"/>
+          <w:szCs w:val="32"/>
+        </w:rPr>
+        <w:t xml:space="preserve">Design thinking is a human-centered approach to solving problems by focusing first on what people truly need. Unlike traditional methods that start with questions like “Can we build it?” or “Will it make money?”, design thinking begins by asking, “What do people need?” This mindset helps entrepreneurs and companies create more meaningful and useful solutions. It is not about creating a product first </w:t>
+      </w:r>
+      <w:r>
+        <w:rPr>
+          <w:rFonts w:cstheme="minorHAnsi"/>
+          <w:color w:val="0D0D0D" w:themeColor="text1" w:themeTint="F2"/>
+          <w:sz w:val="32"/>
+          <w:szCs w:val="32"/>
+        </w:rPr>
+        <w:lastRenderedPageBreak/>
+        <w:t>and then trying to sell it—it’s about understanding the customer first and then designing a product or service that solves their problem.</w:t>
+      </w:r>
+    </w:p>
+    <w:p>
+      <w:pPr>
+        <w:tabs>
+          <w:tab w:val="left" w:pos="2736"/>
+        </w:tabs>
         <w:rPr>
           <w:rFonts w:ascii="Times New Roman" w:hAnsi="Times New Roman" w:cs="Times New Roman"/>
           <w:b/>
           <w:bCs/>
-          <w:color w:val="365F91" w:themeColor="accent1" w:themeShade="BF"/>
-          <w:sz w:val="32"/>
-          <w:szCs w:val="32"/>
-        </w:rPr>
-        <w:t>The Invisible Bicycle Helmet – A Design Thinking Example</w:t>
-      </w:r>
-    </w:p>
-    <w:p>
-      <w:pPr>
-        <w:spacing w:before="100" w:beforeAutospacing="1" w:after="100" w:afterAutospacing="1" w:line="240" w:lineRule="auto"/>
-        <w:rPr>
-          <w:rFonts w:eastAsia="Times New Roman" w:cstheme="minorHAnsi"/>
-          <w:kern w:val="0"/>
-          <w:sz w:val="32"/>
-          <w:szCs w:val="32"/>
-          <w14:ligatures w14:val="none"/>
-        </w:rPr>
-      </w:pPr>
-      <w:r>
-        <w:rPr>
-          <w:rFonts w:eastAsia="Times New Roman" w:cstheme="minorHAnsi"/>
-          <w:kern w:val="0"/>
-          <w:sz w:val="32"/>
-          <w:szCs w:val="32"/>
-          <w14:ligatures w14:val="none"/>
-        </w:rPr>
-        <w:t xml:space="preserve">Anna Haupt and Terese </w:t>
-      </w:r>
-      <w:proofErr w:type="spellStart"/>
-      <w:r>
-        <w:rPr>
-          <w:rFonts w:eastAsia="Times New Roman" w:cstheme="minorHAnsi"/>
-          <w:kern w:val="0"/>
-          <w:sz w:val="32"/>
-          <w:szCs w:val="32"/>
-          <w14:ligatures w14:val="none"/>
-        </w:rPr>
-        <w:t>Alstin</w:t>
-      </w:r>
-      <w:proofErr w:type="spellEnd"/>
-      <w:r>
-        <w:rPr>
-          <w:rFonts w:eastAsia="Times New Roman" w:cstheme="minorHAnsi"/>
-          <w:kern w:val="0"/>
-          <w:sz w:val="32"/>
-          <w:szCs w:val="32"/>
-          <w14:ligatures w14:val="none"/>
-        </w:rPr>
-        <w:t xml:space="preserve">, two Swedish design students, created an </w:t>
-      </w:r>
-      <w:r>
-        <w:rPr>
-          <w:rFonts w:eastAsia="Times New Roman" w:cstheme="minorHAnsi"/>
-          <w:b/>
-          <w:bCs/>
-          <w:kern w:val="0"/>
-          <w:sz w:val="32"/>
-          <w:szCs w:val="32"/>
-          <w14:ligatures w14:val="none"/>
-        </w:rPr>
-        <w:t>invisible bicycle helmet</w:t>
-      </w:r>
-      <w:r>
-        <w:rPr>
-          <w:rFonts w:eastAsia="Times New Roman" w:cstheme="minorHAnsi"/>
-          <w:kern w:val="0"/>
-          <w:sz w:val="32"/>
-          <w:szCs w:val="32"/>
-          <w14:ligatures w14:val="none"/>
-        </w:rPr>
-        <w:t xml:space="preserve"> to solve a real problem: </w:t>
-      </w:r>
-      <w:r>
-        <w:rPr>
-          <w:rFonts w:eastAsia="Times New Roman" w:cstheme="minorHAnsi"/>
-          <w:b/>
-          <w:bCs/>
-          <w:kern w:val="0"/>
-          <w:sz w:val="32"/>
-          <w:szCs w:val="32"/>
-          <w14:ligatures w14:val="none"/>
-        </w:rPr>
-        <w:t>adults didn’t like wearing regular helmets</w:t>
-      </w:r>
-      <w:r>
-        <w:rPr>
-          <w:rFonts w:eastAsia="Times New Roman" w:cstheme="minorHAnsi"/>
-          <w:kern w:val="0"/>
-          <w:sz w:val="32"/>
-          <w:szCs w:val="32"/>
-          <w14:ligatures w14:val="none"/>
-        </w:rPr>
-        <w:t>. Many thought helmets looked bad, messed up their hair, and were uncomfortable to carry.</w:t>
-      </w:r>
-    </w:p>
-    <w:p>
-      <w:pPr>
-        <w:spacing w:before="100" w:beforeAutospacing="1" w:after="100" w:afterAutospacing="1" w:line="240" w:lineRule="auto"/>
-        <w:rPr>
-          <w:rFonts w:eastAsia="Times New Roman" w:cstheme="minorHAnsi"/>
-          <w:kern w:val="0"/>
-          <w:sz w:val="32"/>
-          <w:szCs w:val="32"/>
-          <w14:ligatures w14:val="none"/>
-        </w:rPr>
-      </w:pPr>
-      <w:r>
-        <w:rPr>
-          <w:rFonts w:eastAsia="Times New Roman" w:cstheme="minorHAnsi"/>
-          <w:kern w:val="0"/>
-          <w:sz w:val="32"/>
-          <w:szCs w:val="32"/>
-          <w14:ligatures w14:val="none"/>
-        </w:rPr>
-        <w:t xml:space="preserve">The idea started when Sweden made it law for children under 15 to wear helmets. This led to a discussion about whether adults should be required to wear them too. Haupt and </w:t>
-      </w:r>
-      <w:proofErr w:type="spellStart"/>
-      <w:r>
-        <w:rPr>
-          <w:rFonts w:eastAsia="Times New Roman" w:cstheme="minorHAnsi"/>
-          <w:kern w:val="0"/>
-          <w:sz w:val="32"/>
-          <w:szCs w:val="32"/>
-          <w14:ligatures w14:val="none"/>
-        </w:rPr>
-        <w:t>Alstin</w:t>
-      </w:r>
-      <w:proofErr w:type="spellEnd"/>
-      <w:r>
-        <w:rPr>
-          <w:rFonts w:eastAsia="Times New Roman" w:cstheme="minorHAnsi"/>
-          <w:kern w:val="0"/>
-          <w:sz w:val="32"/>
-          <w:szCs w:val="32"/>
-          <w14:ligatures w14:val="none"/>
-        </w:rPr>
-        <w:t xml:space="preserve"> saw this as a chance to </w:t>
-      </w:r>
-      <w:r>
-        <w:rPr>
-          <w:rFonts w:eastAsia="Times New Roman" w:cstheme="minorHAnsi"/>
-          <w:b/>
-          <w:bCs/>
-          <w:kern w:val="0"/>
-          <w:sz w:val="32"/>
-          <w:szCs w:val="32"/>
-          <w14:ligatures w14:val="none"/>
-        </w:rPr>
-        <w:t>create something better</w:t>
-      </w:r>
-      <w:r>
-        <w:rPr>
-          <w:rFonts w:eastAsia="Times New Roman" w:cstheme="minorHAnsi"/>
-          <w:kern w:val="0"/>
-          <w:sz w:val="32"/>
-          <w:szCs w:val="32"/>
-          <w14:ligatures w14:val="none"/>
-        </w:rPr>
-        <w:t>.</w:t>
-      </w:r>
-    </w:p>
-    <w:p>
-      <w:pPr>
-        <w:spacing w:before="100" w:beforeAutospacing="1" w:after="100" w:afterAutospacing="1" w:line="240" w:lineRule="auto"/>
-        <w:rPr>
-          <w:rFonts w:eastAsia="Times New Roman" w:cstheme="minorHAnsi"/>
-          <w:kern w:val="0"/>
-          <w:sz w:val="32"/>
-          <w:szCs w:val="32"/>
-          <w14:ligatures w14:val="none"/>
-        </w:rPr>
-      </w:pPr>
-      <w:r>
-        <w:rPr>
-          <w:rFonts w:eastAsia="Times New Roman" w:cstheme="minorHAnsi"/>
-          <w:kern w:val="0"/>
-          <w:sz w:val="32"/>
-          <w:szCs w:val="32"/>
-          <w14:ligatures w14:val="none"/>
-        </w:rPr>
-        <w:t xml:space="preserve">Instead of blaming people for not wearing helmets, they decided the product itself needed to change. They used </w:t>
-      </w:r>
-      <w:r>
-        <w:rPr>
-          <w:rFonts w:eastAsia="Times New Roman" w:cstheme="minorHAnsi"/>
-          <w:b/>
-          <w:bCs/>
-          <w:kern w:val="0"/>
-          <w:sz w:val="32"/>
-          <w:szCs w:val="32"/>
-          <w14:ligatures w14:val="none"/>
-        </w:rPr>
-        <w:t>questionnaires</w:t>
-      </w:r>
-      <w:r>
-        <w:rPr>
-          <w:rFonts w:eastAsia="Times New Roman" w:cstheme="minorHAnsi"/>
-          <w:kern w:val="0"/>
-          <w:sz w:val="32"/>
-          <w:szCs w:val="32"/>
-          <w14:ligatures w14:val="none"/>
-        </w:rPr>
-        <w:t xml:space="preserve"> to find out what people really thought and learned it was more about </w:t>
-      </w:r>
-      <w:r>
-        <w:rPr>
-          <w:rFonts w:eastAsia="Times New Roman" w:cstheme="minorHAnsi"/>
-          <w:b/>
-          <w:bCs/>
-          <w:kern w:val="0"/>
-          <w:sz w:val="32"/>
-          <w:szCs w:val="32"/>
-          <w14:ligatures w14:val="none"/>
-        </w:rPr>
-        <w:t>style and comfort</w:t>
-      </w:r>
-      <w:r>
-        <w:rPr>
-          <w:rFonts w:eastAsia="Times New Roman" w:cstheme="minorHAnsi"/>
-          <w:kern w:val="0"/>
-          <w:sz w:val="32"/>
-          <w:szCs w:val="32"/>
-          <w14:ligatures w14:val="none"/>
-        </w:rPr>
-        <w:t xml:space="preserve"> than safety.</w:t>
-      </w:r>
-    </w:p>
-    <w:p>
-      <w:pPr>
-        <w:spacing w:before="100" w:beforeAutospacing="1" w:after="100" w:afterAutospacing="1" w:line="240" w:lineRule="auto"/>
-        <w:rPr>
-          <w:rFonts w:eastAsia="Times New Roman" w:cstheme="minorHAnsi"/>
-          <w:kern w:val="0"/>
-          <w:sz w:val="32"/>
-          <w:szCs w:val="32"/>
-          <w14:ligatures w14:val="none"/>
-        </w:rPr>
-      </w:pPr>
-      <w:r>
-        <w:rPr>
-          <w:rFonts w:eastAsia="Times New Roman" w:cstheme="minorHAnsi"/>
-          <w:kern w:val="0"/>
-          <w:sz w:val="32"/>
-          <w:szCs w:val="32"/>
-          <w14:ligatures w14:val="none"/>
-        </w:rPr>
-        <w:t xml:space="preserve">So, they invented a helmet that looks like a </w:t>
-      </w:r>
-      <w:r>
-        <w:rPr>
-          <w:rFonts w:eastAsia="Times New Roman" w:cstheme="minorHAnsi"/>
-          <w:b/>
-          <w:bCs/>
-          <w:kern w:val="0"/>
-          <w:sz w:val="32"/>
-          <w:szCs w:val="32"/>
-          <w14:ligatures w14:val="none"/>
-        </w:rPr>
-        <w:t>scarf</w:t>
-      </w:r>
-      <w:r>
-        <w:rPr>
-          <w:rFonts w:eastAsia="Times New Roman" w:cstheme="minorHAnsi"/>
-          <w:kern w:val="0"/>
-          <w:sz w:val="32"/>
-          <w:szCs w:val="32"/>
-          <w14:ligatures w14:val="none"/>
-        </w:rPr>
-        <w:t xml:space="preserve"> but works like an </w:t>
-      </w:r>
-      <w:r>
-        <w:rPr>
-          <w:rFonts w:eastAsia="Times New Roman" w:cstheme="minorHAnsi"/>
-          <w:b/>
-          <w:bCs/>
-          <w:kern w:val="0"/>
-          <w:sz w:val="32"/>
-          <w:szCs w:val="32"/>
-          <w14:ligatures w14:val="none"/>
-        </w:rPr>
-        <w:t>airbag</w:t>
-      </w:r>
-      <w:r>
-        <w:rPr>
-          <w:rFonts w:eastAsia="Times New Roman" w:cstheme="minorHAnsi"/>
-          <w:kern w:val="0"/>
-          <w:sz w:val="32"/>
-          <w:szCs w:val="32"/>
-          <w14:ligatures w14:val="none"/>
-        </w:rPr>
-        <w:t xml:space="preserve">. It has </w:t>
-      </w:r>
-      <w:r>
-        <w:rPr>
-          <w:rFonts w:eastAsia="Times New Roman" w:cstheme="minorHAnsi"/>
-          <w:b/>
-          <w:bCs/>
-          <w:kern w:val="0"/>
-          <w:sz w:val="32"/>
-          <w:szCs w:val="32"/>
-          <w14:ligatures w14:val="none"/>
-        </w:rPr>
-        <w:t>sensors</w:t>
-      </w:r>
-      <w:r>
-        <w:rPr>
-          <w:rFonts w:eastAsia="Times New Roman" w:cstheme="minorHAnsi"/>
-          <w:kern w:val="0"/>
-          <w:sz w:val="32"/>
-          <w:szCs w:val="32"/>
-          <w14:ligatures w14:val="none"/>
-        </w:rPr>
-        <w:t xml:space="preserve"> that detect if a person falls or gets hit, and within one-tenth of a second, it </w:t>
-      </w:r>
-      <w:r>
-        <w:rPr>
-          <w:rFonts w:eastAsia="Times New Roman" w:cstheme="minorHAnsi"/>
-          <w:b/>
-          <w:bCs/>
-          <w:kern w:val="0"/>
-          <w:sz w:val="32"/>
-          <w:szCs w:val="32"/>
-          <w14:ligatures w14:val="none"/>
-        </w:rPr>
-        <w:t>inflates</w:t>
-      </w:r>
-      <w:r>
-        <w:rPr>
-          <w:rFonts w:eastAsia="Times New Roman" w:cstheme="minorHAnsi"/>
-          <w:kern w:val="0"/>
-          <w:sz w:val="32"/>
-          <w:szCs w:val="32"/>
-          <w14:ligatures w14:val="none"/>
-        </w:rPr>
-        <w:t xml:space="preserve"> to protect the head and neck. It’s even </w:t>
-      </w:r>
-      <w:r>
-        <w:rPr>
-          <w:rFonts w:eastAsia="Times New Roman" w:cstheme="minorHAnsi"/>
-          <w:b/>
-          <w:bCs/>
-          <w:kern w:val="0"/>
-          <w:sz w:val="32"/>
-          <w:szCs w:val="32"/>
-          <w14:ligatures w14:val="none"/>
-        </w:rPr>
-        <w:t>safer</w:t>
-      </w:r>
-      <w:r>
-        <w:rPr>
-          <w:rFonts w:eastAsia="Times New Roman" w:cstheme="minorHAnsi"/>
-          <w:kern w:val="0"/>
-          <w:sz w:val="32"/>
-          <w:szCs w:val="32"/>
-          <w14:ligatures w14:val="none"/>
-        </w:rPr>
-        <w:t xml:space="preserve"> than most traditional helmets—absorbing shocks 3–4 times better.</w:t>
-      </w:r>
-    </w:p>
-    <w:p>
-      <w:pPr>
-        <w:spacing w:before="100" w:beforeAutospacing="1" w:after="100" w:afterAutospacing="1" w:line="240" w:lineRule="auto"/>
-        <w:rPr>
-          <w:rFonts w:eastAsia="Times New Roman" w:cstheme="minorHAnsi"/>
-          <w:kern w:val="0"/>
-          <w:sz w:val="32"/>
-          <w:szCs w:val="32"/>
-          <w14:ligatures w14:val="none"/>
-        </w:rPr>
-      </w:pPr>
-      <w:r>
-        <w:rPr>
-          <w:rFonts w:eastAsia="Times New Roman" w:cstheme="minorHAnsi"/>
-          <w:kern w:val="0"/>
-          <w:sz w:val="32"/>
-          <w:szCs w:val="32"/>
-          <w14:ligatures w14:val="none"/>
-        </w:rPr>
-        <w:t xml:space="preserve">The invisible helmet solves both </w:t>
-      </w:r>
-      <w:r>
-        <w:rPr>
-          <w:rFonts w:eastAsia="Times New Roman" w:cstheme="minorHAnsi"/>
-          <w:b/>
-          <w:bCs/>
-          <w:kern w:val="0"/>
-          <w:sz w:val="32"/>
-          <w:szCs w:val="32"/>
-          <w14:ligatures w14:val="none"/>
-        </w:rPr>
-        <w:t>safety and style</w:t>
-      </w:r>
-      <w:r>
-        <w:rPr>
-          <w:rFonts w:eastAsia="Times New Roman" w:cstheme="minorHAnsi"/>
-          <w:kern w:val="0"/>
-          <w:sz w:val="32"/>
-          <w:szCs w:val="32"/>
-          <w14:ligatures w14:val="none"/>
-        </w:rPr>
-        <w:t xml:space="preserve"> concerns. It protects the rider while looking fashionable and is easy to wear. It comes in many colors and styles, making it a </w:t>
-      </w:r>
-      <w:r>
-        <w:rPr>
-          <w:rFonts w:eastAsia="Times New Roman" w:cstheme="minorHAnsi"/>
-          <w:b/>
-          <w:bCs/>
-          <w:kern w:val="0"/>
-          <w:sz w:val="32"/>
-          <w:szCs w:val="32"/>
-          <w14:ligatures w14:val="none"/>
-        </w:rPr>
-        <w:t>fashionable choice</w:t>
-      </w:r>
-      <w:r>
-        <w:rPr>
-          <w:rFonts w:eastAsia="Times New Roman" w:cstheme="minorHAnsi"/>
-          <w:kern w:val="0"/>
-          <w:sz w:val="32"/>
-          <w:szCs w:val="32"/>
-          <w14:ligatures w14:val="none"/>
-        </w:rPr>
-        <w:t xml:space="preserve"> for cyclists who want safety without sacrificing their appearance.</w:t>
-      </w:r>
-    </w:p>
-    <w:p>
-      <w:pPr>
-        <w:tabs>
-          <w:tab w:val="left" w:pos="2736"/>
-        </w:tabs>
+          <w:color w:val="0D0D0D" w:themeColor="text1" w:themeTint="F2"/>
+          <w:sz w:val="32"/>
+          <w:szCs w:val="32"/>
+          <w:u w:val="single"/>
+        </w:rPr>
+      </w:pPr>
+      <w:r>
         <w:rPr>
           <w:rFonts w:ascii="Times New Roman" w:hAnsi="Times New Roman" w:cs="Times New Roman"/>
           <w:b/>
           <w:bCs/>
-          <w:color w:val="365F91" w:themeColor="accent1" w:themeShade="BF"/>
-          <w:sz w:val="32"/>
-          <w:szCs w:val="32"/>
-        </w:rPr>
-      </w:pPr>
-      <w:r>
-        <w:rPr>
-          <w:rFonts w:ascii="Times New Roman" w:hAnsi="Times New Roman" w:cs="Times New Roman"/>
-          <w:b/>
-          <w:bCs/>
-          <w:color w:val="365F91" w:themeColor="accent1" w:themeShade="BF"/>
-          <w:sz w:val="32"/>
-          <w:szCs w:val="32"/>
-        </w:rPr>
-        <w:t>Can Entrepreneurs Learn Design Thinking?</w:t>
-      </w:r>
-    </w:p>
-    <w:p>
-      <w:pPr>
-        <w:tabs>
-          <w:tab w:val="left" w:pos="2736"/>
-        </w:tabs>
-        <w:rPr>
-          <w:rFonts w:cstheme="minorHAnsi"/>
-          <w:color w:val="0D0D0D" w:themeColor="text1" w:themeTint="F2"/>
-          <w:sz w:val="32"/>
-          <w:szCs w:val="32"/>
-        </w:rPr>
-      </w:pPr>
-      <w:r>
-        <w:rPr>
-          <w:rFonts w:cstheme="minorHAnsi"/>
-          <w:color w:val="0D0D0D" w:themeColor="text1" w:themeTint="F2"/>
-          <w:sz w:val="32"/>
-          <w:szCs w:val="32"/>
-        </w:rPr>
-        <w:t xml:space="preserve">While you may not become a professional designer like Jonathan </w:t>
-      </w:r>
-      <w:proofErr w:type="spellStart"/>
-      <w:r>
-        <w:rPr>
-          <w:rFonts w:cstheme="minorHAnsi"/>
-          <w:color w:val="0D0D0D" w:themeColor="text1" w:themeTint="F2"/>
-          <w:sz w:val="32"/>
-          <w:szCs w:val="32"/>
-        </w:rPr>
-        <w:t>Ive</w:t>
-      </w:r>
-      <w:proofErr w:type="spellEnd"/>
-      <w:r>
-        <w:rPr>
-          <w:rFonts w:cstheme="minorHAnsi"/>
-          <w:color w:val="0D0D0D" w:themeColor="text1" w:themeTint="F2"/>
-          <w:sz w:val="32"/>
-          <w:szCs w:val="32"/>
-        </w:rPr>
-        <w:t xml:space="preserve"> of Apple or Jonathan Adler through an entrepreneurship course, you </w:t>
-      </w:r>
-      <w:r>
-        <w:rPr>
-          <w:rFonts w:cstheme="minorHAnsi"/>
-          <w:b/>
-          <w:bCs/>
-          <w:color w:val="0D0D0D" w:themeColor="text1" w:themeTint="F2"/>
-          <w:sz w:val="32"/>
-          <w:szCs w:val="32"/>
-        </w:rPr>
-        <w:t>can</w:t>
-      </w:r>
-      <w:r>
-        <w:rPr>
-          <w:rFonts w:cstheme="minorHAnsi"/>
-          <w:color w:val="0D0D0D" w:themeColor="text1" w:themeTint="F2"/>
-          <w:sz w:val="32"/>
-          <w:szCs w:val="32"/>
-        </w:rPr>
-        <w:t xml:space="preserve"> learn to use </w:t>
-      </w:r>
-      <w:r>
-        <w:rPr>
-          <w:rFonts w:cstheme="minorHAnsi"/>
-          <w:b/>
-          <w:bCs/>
-          <w:color w:val="0D0D0D" w:themeColor="text1" w:themeTint="F2"/>
-          <w:sz w:val="32"/>
-          <w:szCs w:val="32"/>
-        </w:rPr>
-        <w:t>design thinking</w:t>
-      </w:r>
-      <w:r>
-        <w:rPr>
-          <w:rFonts w:cstheme="minorHAnsi"/>
-          <w:color w:val="0D0D0D" w:themeColor="text1" w:themeTint="F2"/>
-          <w:sz w:val="32"/>
-          <w:szCs w:val="32"/>
-        </w:rPr>
-        <w:t xml:space="preserve">. </w:t>
-      </w:r>
-    </w:p>
-    <w:p>
-      <w:pPr>
-        <w:tabs>
-          <w:tab w:val="left" w:pos="2736"/>
-        </w:tabs>
-        <w:rPr>
-          <w:rFonts w:ascii="Times New Roman" w:hAnsi="Times New Roman" w:cs="Times New Roman"/>
-          <w:b/>
-          <w:bCs/>
-          <w:color w:val="365F91" w:themeColor="accent1" w:themeShade="BF"/>
-          <w:sz w:val="32"/>
-          <w:szCs w:val="32"/>
-        </w:rPr>
-      </w:pPr>
-      <w:r>
-        <w:rPr>
-          <w:rFonts w:ascii="Times New Roman" w:hAnsi="Times New Roman" w:cs="Times New Roman"/>
-          <w:b/>
-          <w:bCs/>
-          <w:color w:val="365F91" w:themeColor="accent1" w:themeShade="BF"/>
-          <w:sz w:val="32"/>
-          <w:szCs w:val="32"/>
-        </w:rPr>
-        <w:lastRenderedPageBreak/>
-        <w:t>What is the Goal?</w:t>
-      </w:r>
-    </w:p>
-    <w:p>
-      <w:pPr>
-        <w:tabs>
-          <w:tab w:val="left" w:pos="2736"/>
-        </w:tabs>
-        <w:rPr>
-          <w:rFonts w:cstheme="minorHAnsi"/>
-          <w:color w:val="0D0D0D" w:themeColor="text1" w:themeTint="F2"/>
-          <w:sz w:val="32"/>
-          <w:szCs w:val="32"/>
-        </w:rPr>
-      </w:pPr>
-      <w:r>
-        <w:rPr>
-          <w:rFonts w:cstheme="minorHAnsi"/>
-          <w:color w:val="0D0D0D" w:themeColor="text1" w:themeTint="F2"/>
-          <w:sz w:val="32"/>
-          <w:szCs w:val="32"/>
-        </w:rPr>
-        <w:t>The goal isn’t to train you in studio design skills, but to help you understand how design thinking can help solve problems and create solutions that truly meet customer needs. Design thinking is a valuable tool for entrepreneurs, especially when facing uncertain or changing environments.</w:t>
-      </w:r>
-    </w:p>
-    <w:p>
-      <w:pPr>
-        <w:tabs>
-          <w:tab w:val="left" w:pos="2736"/>
-        </w:tabs>
-        <w:rPr>
-          <w:rFonts w:ascii="Times New Roman" w:hAnsi="Times New Roman" w:cs="Times New Roman"/>
-          <w:b/>
-          <w:bCs/>
-          <w:color w:val="365F91" w:themeColor="accent1" w:themeShade="BF"/>
-          <w:sz w:val="32"/>
-          <w:szCs w:val="32"/>
-        </w:rPr>
-      </w:pPr>
-      <w:r>
-        <w:rPr>
-          <w:rFonts w:ascii="Times New Roman" w:hAnsi="Times New Roman" w:cs="Times New Roman"/>
-          <w:b/>
-          <w:bCs/>
-          <w:color w:val="365F91" w:themeColor="accent1" w:themeShade="BF"/>
-          <w:sz w:val="32"/>
-          <w:szCs w:val="32"/>
-        </w:rPr>
-        <w:t>How Does Design Thinking Fit with Entrepreneurship?</w:t>
-      </w:r>
-    </w:p>
-    <w:p>
-      <w:pPr>
-        <w:tabs>
-          <w:tab w:val="left" w:pos="2736"/>
-        </w:tabs>
-        <w:rPr>
-          <w:rFonts w:cstheme="minorHAnsi"/>
-          <w:color w:val="0D0D0D" w:themeColor="text1" w:themeTint="F2"/>
-          <w:sz w:val="32"/>
-          <w:szCs w:val="32"/>
-        </w:rPr>
-      </w:pPr>
-      <w:r>
-        <w:rPr>
-          <w:rFonts w:cstheme="minorHAnsi"/>
-          <w:color w:val="0D0D0D" w:themeColor="text1" w:themeTint="F2"/>
-          <w:sz w:val="32"/>
-          <w:szCs w:val="32"/>
-        </w:rPr>
-        <w:t xml:space="preserve">Unlike traditional design, which takes years to master, design thinking focuses on </w:t>
-      </w:r>
-      <w:r>
-        <w:rPr>
-          <w:rFonts w:cstheme="minorHAnsi"/>
-          <w:b/>
-          <w:bCs/>
-          <w:color w:val="0D0D0D" w:themeColor="text1" w:themeTint="F2"/>
-          <w:sz w:val="32"/>
-          <w:szCs w:val="32"/>
-        </w:rPr>
-        <w:t>problem-solving, creativity, and understanding people</w:t>
-      </w:r>
-      <w:r>
-        <w:rPr>
-          <w:rFonts w:cstheme="minorHAnsi"/>
-          <w:color w:val="0D0D0D" w:themeColor="text1" w:themeTint="F2"/>
-          <w:sz w:val="32"/>
-          <w:szCs w:val="32"/>
-        </w:rPr>
-        <w:t xml:space="preserve">. It fits perfectly with the key elements of entrepreneurship—like </w:t>
-      </w:r>
-      <w:r>
-        <w:rPr>
-          <w:rFonts w:cstheme="minorHAnsi"/>
-          <w:b/>
-          <w:bCs/>
-          <w:color w:val="0D0D0D" w:themeColor="text1" w:themeTint="F2"/>
-          <w:sz w:val="32"/>
-          <w:szCs w:val="32"/>
-        </w:rPr>
-        <w:t>empathy, creativity, experimentation, reflection</w:t>
-      </w:r>
-      <w:r>
-        <w:rPr>
-          <w:rFonts w:cstheme="minorHAnsi"/>
-          <w:color w:val="0D0D0D" w:themeColor="text1" w:themeTint="F2"/>
-          <w:sz w:val="32"/>
-          <w:szCs w:val="32"/>
-        </w:rPr>
-        <w:t>, and learning by doing. It encourages you to get out, explore, and test ideas, not just sit and plan.</w:t>
-      </w:r>
-    </w:p>
-    <w:p>
-      <w:pPr>
-        <w:tabs>
-          <w:tab w:val="left" w:pos="2736"/>
-        </w:tabs>
-        <w:rPr>
-          <w:rFonts w:ascii="Times New Roman" w:hAnsi="Times New Roman" w:cs="Times New Roman"/>
-          <w:b/>
-          <w:bCs/>
-          <w:color w:val="365F91" w:themeColor="accent1" w:themeShade="BF"/>
-          <w:sz w:val="32"/>
-          <w:szCs w:val="32"/>
-        </w:rPr>
-      </w:pPr>
-      <w:r>
-        <w:rPr>
-          <w:rFonts w:ascii="Times New Roman" w:hAnsi="Times New Roman" w:cs="Times New Roman"/>
-          <w:b/>
-          <w:bCs/>
-          <w:color w:val="365F91" w:themeColor="accent1" w:themeShade="BF"/>
-          <w:sz w:val="32"/>
-          <w:szCs w:val="32"/>
-        </w:rPr>
-        <w:t>What About Failure?</w:t>
-      </w:r>
-    </w:p>
-    <w:p>
-      <w:pPr>
-        <w:tabs>
-          <w:tab w:val="left" w:pos="2736"/>
-        </w:tabs>
-        <w:rPr>
-          <w:rFonts w:cstheme="minorHAnsi"/>
-          <w:color w:val="0D0D0D" w:themeColor="text1" w:themeTint="F2"/>
-          <w:sz w:val="32"/>
-          <w:szCs w:val="32"/>
-        </w:rPr>
-      </w:pPr>
-      <w:r>
-        <w:rPr>
-          <w:rFonts w:cstheme="minorHAnsi"/>
-          <w:color w:val="0D0D0D" w:themeColor="text1" w:themeTint="F2"/>
-          <w:sz w:val="32"/>
-          <w:szCs w:val="32"/>
-        </w:rPr>
-        <w:t>One of the biggest challenges in trying something new is the fear of failure. But in design thinking, failure isn’t seen as a bad thing. Instead, failing early is considered helpful because it leads to learning and better results later on. The mindset is: “Fail early to succeed sooner.”</w:t>
-      </w:r>
-    </w:p>
-    <w:p>
-      <w:pPr>
-        <w:tabs>
-          <w:tab w:val="left" w:pos="2736"/>
-        </w:tabs>
-        <w:rPr>
-          <w:rFonts w:ascii="Times New Roman" w:hAnsi="Times New Roman" w:cs="Times New Roman"/>
-          <w:b/>
-          <w:bCs/>
-          <w:color w:val="365F91" w:themeColor="accent1" w:themeShade="BF"/>
-          <w:sz w:val="32"/>
-          <w:szCs w:val="32"/>
-        </w:rPr>
-      </w:pPr>
-      <w:r>
-        <w:rPr>
-          <w:rFonts w:ascii="Times New Roman" w:hAnsi="Times New Roman" w:cs="Times New Roman"/>
-          <w:b/>
-          <w:bCs/>
-          <w:color w:val="365F91" w:themeColor="accent1" w:themeShade="BF"/>
-          <w:sz w:val="32"/>
-          <w:szCs w:val="32"/>
-        </w:rPr>
-        <w:t>Why is Design Thinking Useful for Entrepreneurs?</w:t>
-      </w:r>
-    </w:p>
-    <w:p>
-      <w:pPr>
-        <w:tabs>
-          <w:tab w:val="left" w:pos="2736"/>
-        </w:tabs>
-        <w:rPr>
-          <w:rFonts w:cstheme="minorHAnsi"/>
-          <w:color w:val="0D0D0D" w:themeColor="text1" w:themeTint="F2"/>
-          <w:sz w:val="32"/>
-          <w:szCs w:val="32"/>
-        </w:rPr>
-      </w:pPr>
-      <w:r>
-        <w:rPr>
-          <w:rFonts w:cstheme="minorHAnsi"/>
-          <w:color w:val="0D0D0D" w:themeColor="text1" w:themeTint="F2"/>
-          <w:sz w:val="32"/>
-          <w:szCs w:val="32"/>
-        </w:rPr>
-        <w:t>Design thinking is an active process. It involves working with others, learning from mistakes, and building on feedback. It helps entrepreneurs discover new opportunities, solve hard problems, and create real value for customers and businesses.</w:t>
-      </w:r>
-    </w:p>
-    <w:p>
-      <w:pPr>
-        <w:tabs>
-          <w:tab w:val="left" w:pos="2736"/>
-        </w:tabs>
-        <w:rPr>
-          <w:rFonts w:cstheme="minorHAnsi"/>
-          <w:color w:val="0D0D0D" w:themeColor="text1" w:themeTint="F2"/>
-          <w:sz w:val="32"/>
-          <w:szCs w:val="32"/>
-        </w:rPr>
-      </w:pPr>
-      <w:r>
-        <w:rPr>
-          <w:rFonts w:cstheme="minorHAnsi"/>
-          <w:color w:val="0D0D0D" w:themeColor="text1" w:themeTint="F2"/>
-          <w:sz w:val="32"/>
-          <w:szCs w:val="32"/>
-        </w:rPr>
-        <w:t>In short, you don’t need to be a trained designer to use design thinking—you just need the right mindset and practice to start thinking like one.</w:t>
-      </w:r>
-    </w:p>
-    <w:p>
-      <w:pPr>
-        <w:tabs>
-          <w:tab w:val="left" w:pos="2736"/>
-        </w:tabs>
-        <w:rPr>
-          <w:rFonts w:ascii="Times New Roman" w:hAnsi="Times New Roman" w:cs="Times New Roman"/>
-          <w:b/>
-          <w:bCs/>
-          <w:color w:val="365F91" w:themeColor="accent1" w:themeShade="BF"/>
-          <w:sz w:val="32"/>
-          <w:szCs w:val="32"/>
-        </w:rPr>
-      </w:pPr>
-      <w:r>
-        <w:rPr>
-          <w:rFonts w:ascii="Times New Roman" w:hAnsi="Times New Roman" w:cs="Times New Roman"/>
-          <w:b/>
-          <w:bCs/>
-          <w:color w:val="365F91" w:themeColor="accent1" w:themeShade="BF"/>
-          <w:sz w:val="32"/>
-          <w:szCs w:val="32"/>
-        </w:rPr>
-        <w:lastRenderedPageBreak/>
-        <w:t>Design Thinking as A Human-Centered Process</w:t>
-      </w:r>
-      <w:r>
-        <w:rPr>
-          <w:rFonts w:cstheme="minorHAnsi"/>
-          <w:b/>
-          <w:bCs/>
-          <w:color w:val="0D0D0D" w:themeColor="text1" w:themeTint="F2"/>
-          <w:sz w:val="32"/>
-          <w:szCs w:val="32"/>
-        </w:rPr>
-        <w:br/>
-      </w:r>
-      <w:r>
-        <w:rPr>
-          <w:rFonts w:cstheme="minorHAnsi"/>
-          <w:color w:val="0D0D0D" w:themeColor="text1" w:themeTint="F2"/>
-          <w:sz w:val="32"/>
-          <w:szCs w:val="32"/>
-        </w:rPr>
-        <w:t>Design thinking is a human-centered approach to solving problems by focusing first on what people truly need. Unlike traditional methods that start with questions like “Can we build it?” or “Will it make money?”, design thinking begins by asking, “What do people need?” This mindset helps entrepreneurs and companies create more meaningful and useful solutions. It is not about creating a product first and then trying to sell it—it’s about understanding the customer first and then designing a product or service that solves their problem.</w:t>
+          <w:color w:val="0D0D0D" w:themeColor="text1" w:themeTint="F2"/>
+          <w:sz w:val="32"/>
+          <w:szCs w:val="32"/>
+          <w:u w:val="single"/>
+        </w:rPr>
+        <w:t>The Power of “How Might We?”</w:t>
       </w:r>
     </w:p>
     <w:p>
@@ -13537,6 +13328,34 @@
           <w:tab w:val="left" w:pos="2736"/>
         </w:tabs>
         <w:rPr>
+          <w:rFonts w:ascii="Times New Roman" w:hAnsi="Times New Roman" w:cs="Times New Roman"/>
+          <w:b/>
+          <w:bCs/>
+          <w:color w:val="0D0D0D" w:themeColor="text1" w:themeTint="F2"/>
+          <w:sz w:val="32"/>
+          <w:szCs w:val="32"/>
+          <w:u w:val="single"/>
+        </w:rPr>
+      </w:pPr>
+      <w:r>
+        <w:rPr>
+          <w:rFonts w:ascii="Times New Roman" w:hAnsi="Times New Roman" w:cs="Times New Roman"/>
+          <w:b/>
+          <w:bCs/>
+          <w:color w:val="0D0D0D" w:themeColor="text1" w:themeTint="F2"/>
+          <w:sz w:val="32"/>
+          <w:szCs w:val="32"/>
+          <w:u w:val="single"/>
+        </w:rPr>
+        <w:t>What Makes a Good Solution?</w:t>
+      </w:r>
+    </w:p>
+    <w:p>
+      <w:pPr>
+        <w:tabs>
+          <w:tab w:val="left" w:pos="2736"/>
+        </w:tabs>
+        <w:rPr>
           <w:rFonts w:cstheme="minorHAnsi"/>
           <w:color w:val="0D0D0D" w:themeColor="text1" w:themeTint="F2"/>
           <w:sz w:val="32"/>
@@ -13633,6 +13452,7 @@
           <w:color w:val="0D0D0D" w:themeColor="text1" w:themeTint="F2"/>
           <w:sz w:val="32"/>
           <w:szCs w:val="32"/>
+          <w:u w:val="single"/>
         </w:rPr>
         <w:t>Example:</w:t>
       </w:r>
@@ -13644,7 +13464,7 @@
           <w:szCs w:val="32"/>
         </w:rPr>
         <w:br/>
-        <w:t xml:space="preserve">A great example of design thinking is the creation of the Nintendo Wii. While most gaming companies were focused on improving graphics and creating powerful consoles, Nintendo decided to take a different path. They asked what users really wanted and realized many people wanted a fun, active, and easy-to-use gaming experience. As a result, they </w:t>
+        <w:t xml:space="preserve">A great example of design thinking is the creation of the Nintendo Wii. While most gaming companies were focused on improving graphics and creating powerful consoles, Nintendo decided to take a different path. They asked what users really wanted and realized many people wanted a fun, active, and easy-to-use gaming experience. As a result, they designed the Wii—a simple, motion-based gaming system that was affordable, fun for all ages, and highly popular. The Wii became a hit because it was desirable to customers, possible to build, and profitable </w:t>
       </w:r>
       <w:r>
         <w:rPr>
@@ -13654,7 +13474,7 @@
           <w:szCs w:val="32"/>
         </w:rPr>
         <w:lastRenderedPageBreak/>
-        <w:t>designed the Wii—a simple, motion-based gaming system that was affordable, fun for all ages, and highly popular. The Wii became a hit because it was desirable to customers, possible to build, and profitable over time. It showed how focusing on people’s needs can lead to breakthrough innovations.</w:t>
+        <w:t>over time. It showed how focusing on people’s needs can lead to breakthrough innovations.</w:t>
       </w:r>
     </w:p>
     <w:p>
@@ -13682,9 +13502,17 @@
           <w:szCs w:val="32"/>
         </w:rPr>
         <w:drawing>
-          <wp:inline distT="0" distB="0" distL="0" distR="0" wp14:anchorId="0629C03B" wp14:editId="726C1677">
-            <wp:extent cx="5219700" cy="5919563"/>
-            <wp:effectExtent l="0" t="0" r="0" b="5080"/>
+          <wp:anchor distT="0" distB="0" distL="114300" distR="114300" simplePos="0" relativeHeight="251657728" behindDoc="0" locked="0" layoutInCell="1" allowOverlap="1" wp14:anchorId="0629C03B" wp14:editId="5BE297D4">
+            <wp:simplePos x="0" y="0"/>
+            <wp:positionH relativeFrom="column">
+              <wp:posOffset>1447453</wp:posOffset>
+            </wp:positionH>
+            <wp:positionV relativeFrom="paragraph">
+              <wp:posOffset>71120</wp:posOffset>
+            </wp:positionV>
+            <wp:extent cx="2978150" cy="3241675"/>
+            <wp:effectExtent l="19050" t="19050" r="12700" b="15875"/>
+            <wp:wrapSquare wrapText="bothSides"/>
             <wp:docPr id="981569900" name="Picture 1"/>
             <wp:cNvGraphicFramePr>
               <a:graphicFrameLocks xmlns:a="http://schemas.openxmlformats.org/drawingml/2006/main" noChangeAspect="1"/>
@@ -13697,7 +13525,13 @@
                     <pic:cNvPicPr/>
                   </pic:nvPicPr>
                   <pic:blipFill>
-                    <a:blip r:embed="rId12"/>
+                    <a:blip r:embed="rId12" cstate="print">
+                      <a:extLst>
+                        <a:ext uri="{28A0092B-C50C-407E-A947-70E740481C1C}">
+                          <a14:useLocalDpi xmlns:a14="http://schemas.microsoft.com/office/drawing/2010/main" val="0"/>
+                        </a:ext>
+                      </a:extLst>
+                    </a:blip>
                     <a:stretch>
                       <a:fillRect/>
                     </a:stretch>
@@ -13705,16 +13539,30 @@
                   <pic:spPr>
                     <a:xfrm>
                       <a:off x="0" y="0"/>
-                      <a:ext cx="5224921" cy="5925484"/>
+                      <a:ext cx="2978150" cy="3241675"/>
                     </a:xfrm>
                     <a:prstGeom prst="rect">
                       <a:avLst/>
                     </a:prstGeom>
+                    <a:ln>
+                      <a:solidFill>
+                        <a:schemeClr val="tx1">
+                          <a:lumMod val="95000"/>
+                          <a:lumOff val="5000"/>
+                        </a:schemeClr>
+                      </a:solidFill>
+                    </a:ln>
                   </pic:spPr>
                 </pic:pic>
               </a:graphicData>
             </a:graphic>
-          </wp:inline>
+            <wp14:sizeRelH relativeFrom="margin">
+              <wp14:pctWidth>0</wp14:pctWidth>
+            </wp14:sizeRelH>
+            <wp14:sizeRelV relativeFrom="margin">
+              <wp14:pctHeight>0</wp14:pctHeight>
+            </wp14:sizeRelV>
+          </wp:anchor>
         </w:drawing>
       </w:r>
     </w:p>
@@ -13747,7 +13595,12 @@
           <w:szCs w:val="32"/>
         </w:rPr>
       </w:pPr>
-      <w:r>
+    </w:p>
+    <w:p>
+      <w:pPr>
+        <w:tabs>
+          <w:tab w:val="left" w:pos="2736"/>
+        </w:tabs>
         <w:rPr>
           <w:rFonts w:ascii="Times New Roman" w:hAnsi="Times New Roman" w:cs="Times New Roman"/>
           <w:b/>
@@ -13756,7 +13609,838 @@
           <w:sz w:val="32"/>
           <w:szCs w:val="32"/>
         </w:rPr>
+      </w:pPr>
+    </w:p>
+    <w:p>
+      <w:pPr>
+        <w:tabs>
+          <w:tab w:val="left" w:pos="2736"/>
+        </w:tabs>
+        <w:rPr>
+          <w:rFonts w:ascii="Times New Roman" w:hAnsi="Times New Roman" w:cs="Times New Roman"/>
+          <w:b/>
+          <w:bCs/>
+          <w:color w:val="365F91" w:themeColor="accent1" w:themeShade="BF"/>
+          <w:sz w:val="32"/>
+          <w:szCs w:val="32"/>
+        </w:rPr>
+      </w:pPr>
+    </w:p>
+    <w:p>
+      <w:pPr>
+        <w:tabs>
+          <w:tab w:val="left" w:pos="2736"/>
+        </w:tabs>
+        <w:rPr>
+          <w:rFonts w:ascii="Times New Roman" w:hAnsi="Times New Roman" w:cs="Times New Roman"/>
+          <w:b/>
+          <w:bCs/>
+          <w:color w:val="365F91" w:themeColor="accent1" w:themeShade="BF"/>
+          <w:sz w:val="32"/>
+          <w:szCs w:val="32"/>
+        </w:rPr>
+      </w:pPr>
+    </w:p>
+    <w:p>
+      <w:pPr>
+        <w:tabs>
+          <w:tab w:val="left" w:pos="2736"/>
+        </w:tabs>
+        <w:rPr>
+          <w:rFonts w:ascii="Times New Roman" w:hAnsi="Times New Roman" w:cs="Times New Roman"/>
+          <w:b/>
+          <w:bCs/>
+          <w:color w:val="365F91" w:themeColor="accent1" w:themeShade="BF"/>
+          <w:sz w:val="32"/>
+          <w:szCs w:val="32"/>
+        </w:rPr>
+      </w:pPr>
+    </w:p>
+    <w:p>
+      <w:pPr>
+        <w:tabs>
+          <w:tab w:val="left" w:pos="2736"/>
+        </w:tabs>
+        <w:rPr>
+          <w:rFonts w:ascii="Times New Roman" w:hAnsi="Times New Roman" w:cs="Times New Roman"/>
+          <w:b/>
+          <w:bCs/>
+          <w:color w:val="365F91" w:themeColor="accent1" w:themeShade="BF"/>
+          <w:sz w:val="32"/>
+          <w:szCs w:val="32"/>
+        </w:rPr>
+      </w:pPr>
+    </w:p>
+    <w:p>
+      <w:pPr>
+        <w:tabs>
+          <w:tab w:val="left" w:pos="2736"/>
+        </w:tabs>
+        <w:rPr>
+          <w:rFonts w:ascii="Times New Roman" w:hAnsi="Times New Roman" w:cs="Times New Roman"/>
+          <w:b/>
+          <w:bCs/>
+          <w:color w:val="365F91" w:themeColor="accent1" w:themeShade="BF"/>
+          <w:sz w:val="32"/>
+          <w:szCs w:val="32"/>
+        </w:rPr>
+      </w:pPr>
+    </w:p>
+    <w:p>
+      <w:pPr>
+        <w:tabs>
+          <w:tab w:val="left" w:pos="2736"/>
+        </w:tabs>
+        <w:rPr>
+          <w:rFonts w:ascii="Times New Roman" w:hAnsi="Times New Roman" w:cs="Times New Roman"/>
+          <w:b/>
+          <w:bCs/>
+          <w:color w:val="0D0D0D" w:themeColor="text1" w:themeTint="F2"/>
+          <w:sz w:val="32"/>
+          <w:szCs w:val="32"/>
+          <w:u w:val="single"/>
+        </w:rPr>
+      </w:pPr>
+      <w:r>
+        <w:rPr>
+          <w:rFonts w:ascii="Times New Roman" w:hAnsi="Times New Roman" w:cs="Times New Roman"/>
+          <w:b/>
+          <w:bCs/>
+          <w:color w:val="0D0D0D" w:themeColor="text1" w:themeTint="F2"/>
+          <w:sz w:val="32"/>
+          <w:szCs w:val="32"/>
+          <w:u w:val="single"/>
+        </w:rPr>
+        <w:t>Real-Life Example: Kaiser Permanente &amp; IDEO – Improving Patient Care</w:t>
+      </w:r>
+    </w:p>
+    <w:p>
+      <w:pPr>
+        <w:tabs>
+          <w:tab w:val="left" w:pos="2736"/>
+        </w:tabs>
+        <w:rPr>
+          <w:rFonts w:ascii="Times New Roman" w:hAnsi="Times New Roman" w:cs="Times New Roman"/>
+          <w:b/>
+          <w:bCs/>
+          <w:color w:val="0D0D0D" w:themeColor="text1" w:themeTint="F2"/>
+          <w:sz w:val="32"/>
+          <w:szCs w:val="32"/>
+        </w:rPr>
+      </w:pPr>
+      <w:r>
+        <w:rPr>
+          <w:rFonts w:ascii="Times New Roman" w:hAnsi="Times New Roman" w:cs="Times New Roman"/>
+          <w:b/>
+          <w:bCs/>
+          <w:color w:val="0D0D0D" w:themeColor="text1" w:themeTint="F2"/>
+          <w:sz w:val="32"/>
+          <w:szCs w:val="32"/>
+        </w:rPr>
+        <w:t>The Problem:</w:t>
+      </w:r>
+    </w:p>
+    <w:p>
+      <w:pPr>
+        <w:tabs>
+          <w:tab w:val="left" w:pos="2736"/>
+        </w:tabs>
+        <w:rPr>
+          <w:rFonts w:cstheme="minorHAnsi"/>
+          <w:color w:val="0D0D0D" w:themeColor="text1" w:themeTint="F2"/>
+          <w:sz w:val="32"/>
+          <w:szCs w:val="32"/>
+        </w:rPr>
+      </w:pPr>
+      <w:r>
+        <w:rPr>
+          <w:rFonts w:cstheme="minorHAnsi"/>
+          <w:color w:val="0D0D0D" w:themeColor="text1" w:themeTint="F2"/>
+          <w:sz w:val="32"/>
+          <w:szCs w:val="32"/>
+        </w:rPr>
+        <w:t>Kaiser Permanente is a large healthcare organization in the U.S. They partnered with IDEO, a design company, to improve the hospital experience for both patients and nurses.</w:t>
+      </w:r>
+    </w:p>
+    <w:p>
+      <w:pPr>
+        <w:tabs>
+          <w:tab w:val="left" w:pos="2736"/>
+        </w:tabs>
+        <w:rPr>
+          <w:rFonts w:ascii="Times New Roman" w:hAnsi="Times New Roman" w:cs="Times New Roman"/>
+          <w:b/>
+          <w:bCs/>
+          <w:color w:val="365F91" w:themeColor="accent1" w:themeShade="BF"/>
+          <w:sz w:val="32"/>
+          <w:szCs w:val="32"/>
+        </w:rPr>
+      </w:pPr>
+      <w:r>
+        <w:rPr>
+          <w:rFonts w:cstheme="minorHAnsi"/>
+          <w:color w:val="0D0D0D" w:themeColor="text1" w:themeTint="F2"/>
+          <w:sz w:val="32"/>
+          <w:szCs w:val="32"/>
+        </w:rPr>
+        <w:t>One major issue they discovered was the way nurses changed shifts—this is when one nurse finishes their work and another nurse takes over.</w:t>
+      </w:r>
+    </w:p>
+    <w:p>
+      <w:pPr>
+        <w:tabs>
+          <w:tab w:val="left" w:pos="2736"/>
+        </w:tabs>
+        <w:rPr>
+          <w:rFonts w:ascii="Times New Roman" w:hAnsi="Times New Roman" w:cs="Times New Roman"/>
+          <w:b/>
+          <w:bCs/>
+          <w:color w:val="0D0D0D" w:themeColor="text1" w:themeTint="F2"/>
+          <w:sz w:val="32"/>
+          <w:szCs w:val="32"/>
+        </w:rPr>
+      </w:pPr>
+      <w:r>
+        <w:rPr>
+          <w:rFonts w:ascii="Times New Roman" w:hAnsi="Times New Roman" w:cs="Times New Roman"/>
+          <w:b/>
+          <w:bCs/>
+          <w:color w:val="0D0D0D" w:themeColor="text1" w:themeTint="F2"/>
+          <w:sz w:val="32"/>
+          <w:szCs w:val="32"/>
+        </w:rPr>
+        <w:t>What was happening during shift changes?</w:t>
+      </w:r>
+    </w:p>
+    <w:p>
+      <w:pPr>
+        <w:pStyle w:val="ListParagraph"/>
+        <w:numPr>
+          <w:ilvl w:val="0"/>
+          <w:numId w:val="83"/>
+        </w:numPr>
+        <w:tabs>
+          <w:tab w:val="left" w:pos="2736"/>
+        </w:tabs>
+        <w:rPr>
+          <w:rFonts w:cstheme="minorHAnsi"/>
+          <w:b/>
+          <w:bCs/>
+          <w:color w:val="0D0D0D" w:themeColor="text1" w:themeTint="F2"/>
+          <w:sz w:val="32"/>
+          <w:szCs w:val="32"/>
+        </w:rPr>
+      </w:pPr>
+      <w:r>
+        <w:rPr>
+          <w:rFonts w:cstheme="minorHAnsi"/>
+          <w:b/>
+          <w:bCs/>
+          <w:color w:val="0D0D0D" w:themeColor="text1" w:themeTint="F2"/>
+          <w:sz w:val="32"/>
+          <w:szCs w:val="32"/>
+        </w:rPr>
+        <w:t>Messy, handwritten notes:</w:t>
+      </w:r>
+    </w:p>
+    <w:p>
+      <w:pPr>
+        <w:pStyle w:val="ListParagraph"/>
+        <w:numPr>
+          <w:ilvl w:val="0"/>
+          <w:numId w:val="84"/>
+        </w:numPr>
+        <w:tabs>
+          <w:tab w:val="left" w:pos="2736"/>
+        </w:tabs>
+        <w:rPr>
+          <w:rFonts w:cstheme="minorHAnsi"/>
+          <w:color w:val="0D0D0D" w:themeColor="text1" w:themeTint="F2"/>
+          <w:sz w:val="32"/>
+          <w:szCs w:val="32"/>
+        </w:rPr>
+      </w:pPr>
+      <w:r>
+        <w:rPr>
+          <w:rFonts w:cstheme="minorHAnsi"/>
+          <w:color w:val="0D0D0D" w:themeColor="text1" w:themeTint="F2"/>
+          <w:sz w:val="32"/>
+          <w:szCs w:val="32"/>
+        </w:rPr>
+        <w:t>Nurses quickly wrote down important patient information.</w:t>
+      </w:r>
+    </w:p>
+    <w:p>
+      <w:pPr>
+        <w:pStyle w:val="ListParagraph"/>
+        <w:numPr>
+          <w:ilvl w:val="0"/>
+          <w:numId w:val="84"/>
+        </w:numPr>
+        <w:tabs>
+          <w:tab w:val="left" w:pos="2736"/>
+        </w:tabs>
+        <w:rPr>
+          <w:rFonts w:cstheme="minorHAnsi"/>
+          <w:color w:val="0D0D0D" w:themeColor="text1" w:themeTint="F2"/>
+          <w:sz w:val="32"/>
+          <w:szCs w:val="32"/>
+        </w:rPr>
+      </w:pPr>
+      <w:r>
+        <w:rPr>
+          <w:rFonts w:cstheme="minorHAnsi"/>
+          <w:color w:val="0D0D0D" w:themeColor="text1" w:themeTint="F2"/>
+          <w:sz w:val="32"/>
+          <w:szCs w:val="32"/>
+        </w:rPr>
         <w:lastRenderedPageBreak/>
+        <w:t>Sometimes they wrote on scraps of paper, or even on their hands or uniforms.</w:t>
+      </w:r>
+    </w:p>
+    <w:p>
+      <w:pPr>
+        <w:pStyle w:val="ListParagraph"/>
+        <w:numPr>
+          <w:ilvl w:val="0"/>
+          <w:numId w:val="84"/>
+        </w:numPr>
+        <w:tabs>
+          <w:tab w:val="left" w:pos="2736"/>
+        </w:tabs>
+        <w:rPr>
+          <w:rFonts w:cstheme="minorHAnsi"/>
+          <w:color w:val="0D0D0D" w:themeColor="text1" w:themeTint="F2"/>
+          <w:sz w:val="32"/>
+          <w:szCs w:val="32"/>
+        </w:rPr>
+      </w:pPr>
+      <w:r>
+        <w:rPr>
+          <w:rFonts w:cstheme="minorHAnsi"/>
+          <w:color w:val="0D0D0D" w:themeColor="text1" w:themeTint="F2"/>
+          <w:sz w:val="32"/>
+          <w:szCs w:val="32"/>
+        </w:rPr>
+        <w:t>This made the information hard to read, easy to lose, and incomplete.</w:t>
+      </w:r>
+    </w:p>
+    <w:p>
+      <w:pPr>
+        <w:pStyle w:val="ListParagraph"/>
+        <w:numPr>
+          <w:ilvl w:val="0"/>
+          <w:numId w:val="83"/>
+        </w:numPr>
+        <w:tabs>
+          <w:tab w:val="left" w:pos="2736"/>
+        </w:tabs>
+        <w:rPr>
+          <w:rFonts w:cstheme="minorHAnsi"/>
+          <w:b/>
+          <w:bCs/>
+          <w:color w:val="0D0D0D" w:themeColor="text1" w:themeTint="F2"/>
+          <w:sz w:val="32"/>
+          <w:szCs w:val="32"/>
+        </w:rPr>
+      </w:pPr>
+      <w:r>
+        <w:rPr>
+          <w:rFonts w:cstheme="minorHAnsi"/>
+          <w:b/>
+          <w:bCs/>
+          <w:color w:val="0D0D0D" w:themeColor="text1" w:themeTint="F2"/>
+          <w:sz w:val="32"/>
+          <w:szCs w:val="32"/>
+        </w:rPr>
+        <w:t>Shift change at the nurses' station:</w:t>
+      </w:r>
+    </w:p>
+    <w:p>
+      <w:pPr>
+        <w:pStyle w:val="ListParagraph"/>
+        <w:numPr>
+          <w:ilvl w:val="0"/>
+          <w:numId w:val="85"/>
+        </w:numPr>
+        <w:tabs>
+          <w:tab w:val="left" w:pos="2736"/>
+        </w:tabs>
+        <w:rPr>
+          <w:rFonts w:cstheme="minorHAnsi"/>
+          <w:color w:val="0D0D0D" w:themeColor="text1" w:themeTint="F2"/>
+          <w:sz w:val="32"/>
+          <w:szCs w:val="32"/>
+        </w:rPr>
+      </w:pPr>
+      <w:r>
+        <w:rPr>
+          <w:rFonts w:cstheme="minorHAnsi"/>
+          <w:color w:val="0D0D0D" w:themeColor="text1" w:themeTint="F2"/>
+          <w:sz w:val="32"/>
+          <w:szCs w:val="32"/>
+        </w:rPr>
+        <w:t>Nurses talked about patients away from the patient’s room, usually at the nurses’ desk.</w:t>
+      </w:r>
+    </w:p>
+    <w:p>
+      <w:pPr>
+        <w:pStyle w:val="ListParagraph"/>
+        <w:numPr>
+          <w:ilvl w:val="0"/>
+          <w:numId w:val="85"/>
+        </w:numPr>
+        <w:tabs>
+          <w:tab w:val="left" w:pos="2736"/>
+        </w:tabs>
+        <w:rPr>
+          <w:rFonts w:cstheme="minorHAnsi"/>
+          <w:color w:val="0D0D0D" w:themeColor="text1" w:themeTint="F2"/>
+          <w:sz w:val="32"/>
+          <w:szCs w:val="32"/>
+        </w:rPr>
+      </w:pPr>
+      <w:r>
+        <w:rPr>
+          <w:rFonts w:cstheme="minorHAnsi"/>
+          <w:color w:val="0D0D0D" w:themeColor="text1" w:themeTint="F2"/>
+          <w:sz w:val="32"/>
+          <w:szCs w:val="32"/>
+        </w:rPr>
+        <w:t>Patients weren’t part of the conversation, so they couldn’t speak up or correct anything.</w:t>
+      </w:r>
+    </w:p>
+    <w:p>
+      <w:pPr>
+        <w:pStyle w:val="ListParagraph"/>
+        <w:numPr>
+          <w:ilvl w:val="0"/>
+          <w:numId w:val="85"/>
+        </w:numPr>
+        <w:tabs>
+          <w:tab w:val="left" w:pos="2736"/>
+        </w:tabs>
+        <w:rPr>
+          <w:rFonts w:cstheme="minorHAnsi"/>
+          <w:color w:val="0D0D0D" w:themeColor="text1" w:themeTint="F2"/>
+          <w:sz w:val="32"/>
+          <w:szCs w:val="32"/>
+        </w:rPr>
+      </w:pPr>
+      <w:r>
+        <w:rPr>
+          <w:rFonts w:cstheme="minorHAnsi"/>
+          <w:color w:val="0D0D0D" w:themeColor="text1" w:themeTint="F2"/>
+          <w:sz w:val="32"/>
+          <w:szCs w:val="32"/>
+        </w:rPr>
+        <w:t>This made patients feel left out and unimportant.</w:t>
+      </w:r>
+    </w:p>
+    <w:p>
+      <w:pPr>
+        <w:pStyle w:val="ListParagraph"/>
+        <w:numPr>
+          <w:ilvl w:val="0"/>
+          <w:numId w:val="83"/>
+        </w:numPr>
+        <w:tabs>
+          <w:tab w:val="left" w:pos="2736"/>
+        </w:tabs>
+        <w:rPr>
+          <w:rFonts w:cstheme="minorHAnsi"/>
+          <w:b/>
+          <w:bCs/>
+          <w:color w:val="0D0D0D" w:themeColor="text1" w:themeTint="F2"/>
+          <w:sz w:val="32"/>
+          <w:szCs w:val="32"/>
+        </w:rPr>
+      </w:pPr>
+      <w:r>
+        <w:rPr>
+          <w:rFonts w:cstheme="minorHAnsi"/>
+          <w:b/>
+          <w:bCs/>
+          <w:color w:val="0D0D0D" w:themeColor="text1" w:themeTint="F2"/>
+          <w:sz w:val="32"/>
+          <w:szCs w:val="32"/>
+        </w:rPr>
+        <w:t>Delays and confusion:</w:t>
+      </w:r>
+    </w:p>
+    <w:p>
+      <w:pPr>
+        <w:pStyle w:val="ListParagraph"/>
+        <w:numPr>
+          <w:ilvl w:val="0"/>
+          <w:numId w:val="86"/>
+        </w:numPr>
+        <w:tabs>
+          <w:tab w:val="left" w:pos="2736"/>
+        </w:tabs>
+        <w:rPr>
+          <w:rFonts w:cstheme="minorHAnsi"/>
+          <w:color w:val="0D0D0D" w:themeColor="text1" w:themeTint="F2"/>
+          <w:sz w:val="32"/>
+          <w:szCs w:val="32"/>
+        </w:rPr>
+      </w:pPr>
+      <w:r>
+        <w:rPr>
+          <w:rFonts w:cstheme="minorHAnsi"/>
+          <w:color w:val="0D0D0D" w:themeColor="text1" w:themeTint="F2"/>
+          <w:sz w:val="32"/>
+          <w:szCs w:val="32"/>
+        </w:rPr>
+        <w:t>Because information was unclear or incomplete, the incoming nurse often took extra time to understand the situation.</w:t>
+      </w:r>
+    </w:p>
+    <w:p>
+      <w:pPr>
+        <w:pStyle w:val="ListParagraph"/>
+        <w:numPr>
+          <w:ilvl w:val="0"/>
+          <w:numId w:val="86"/>
+        </w:numPr>
+        <w:tabs>
+          <w:tab w:val="left" w:pos="2736"/>
+        </w:tabs>
+        <w:rPr>
+          <w:rFonts w:cstheme="minorHAnsi"/>
+          <w:color w:val="0D0D0D" w:themeColor="text1" w:themeTint="F2"/>
+          <w:sz w:val="32"/>
+          <w:szCs w:val="32"/>
+        </w:rPr>
+      </w:pPr>
+      <w:r>
+        <w:rPr>
+          <w:rFonts w:cstheme="minorHAnsi"/>
+          <w:color w:val="0D0D0D" w:themeColor="text1" w:themeTint="F2"/>
+          <w:sz w:val="32"/>
+          <w:szCs w:val="32"/>
+        </w:rPr>
+        <w:t>This caused delays in care.</w:t>
+      </w:r>
+    </w:p>
+    <w:p>
+      <w:pPr>
+        <w:pStyle w:val="ListParagraph"/>
+        <w:numPr>
+          <w:ilvl w:val="0"/>
+          <w:numId w:val="86"/>
+        </w:numPr>
+        <w:tabs>
+          <w:tab w:val="left" w:pos="2736"/>
+        </w:tabs>
+        <w:rPr>
+          <w:rFonts w:cstheme="minorHAnsi"/>
+          <w:color w:val="0D0D0D" w:themeColor="text1" w:themeTint="F2"/>
+          <w:sz w:val="32"/>
+          <w:szCs w:val="32"/>
+        </w:rPr>
+      </w:pPr>
+      <w:r>
+        <w:rPr>
+          <w:rFonts w:cstheme="minorHAnsi"/>
+          <w:color w:val="0D0D0D" w:themeColor="text1" w:themeTint="F2"/>
+          <w:sz w:val="32"/>
+          <w:szCs w:val="32"/>
+        </w:rPr>
+        <w:t>Nurses leaving work had to stay late to finish explaining things.</w:t>
+      </w:r>
+    </w:p>
+    <w:p>
+      <w:pPr>
+        <w:pStyle w:val="ListParagraph"/>
+        <w:numPr>
+          <w:ilvl w:val="0"/>
+          <w:numId w:val="86"/>
+        </w:numPr>
+        <w:tabs>
+          <w:tab w:val="left" w:pos="2736"/>
+        </w:tabs>
+        <w:rPr>
+          <w:rFonts w:cstheme="minorHAnsi"/>
+          <w:color w:val="0D0D0D" w:themeColor="text1" w:themeTint="F2"/>
+          <w:sz w:val="32"/>
+          <w:szCs w:val="32"/>
+        </w:rPr>
+      </w:pPr>
+      <w:r>
+        <w:rPr>
+          <w:rFonts w:cstheme="minorHAnsi"/>
+          <w:color w:val="0D0D0D" w:themeColor="text1" w:themeTint="F2"/>
+          <w:sz w:val="32"/>
+          <w:szCs w:val="32"/>
+        </w:rPr>
+        <w:t>Patients felt confused, ignored, or less cared for during this time.</w:t>
+      </w:r>
+    </w:p>
+    <w:p>
+      <w:pPr>
+        <w:tabs>
+          <w:tab w:val="left" w:pos="2736"/>
+        </w:tabs>
+        <w:rPr>
+          <w:rFonts w:cstheme="minorHAnsi"/>
+          <w:color w:val="0D0D0D" w:themeColor="text1" w:themeTint="F2"/>
+          <w:sz w:val="32"/>
+          <w:szCs w:val="32"/>
+        </w:rPr>
+      </w:pPr>
+      <w:r>
+        <w:rPr>
+          <w:rFonts w:ascii="Times New Roman" w:hAnsi="Times New Roman" w:cs="Times New Roman"/>
+          <w:b/>
+          <w:bCs/>
+          <w:color w:val="0D0D0D" w:themeColor="text1" w:themeTint="F2"/>
+          <w:sz w:val="32"/>
+          <w:szCs w:val="32"/>
+        </w:rPr>
+        <w:t>The Design Thinking Approach</w:t>
+      </w:r>
+      <w:r>
+        <w:rPr>
+          <w:rFonts w:ascii="Times New Roman" w:hAnsi="Times New Roman" w:cs="Times New Roman"/>
+          <w:color w:val="0D0D0D" w:themeColor="text1" w:themeTint="F2"/>
+          <w:sz w:val="32"/>
+          <w:szCs w:val="32"/>
+        </w:rPr>
+        <w:br/>
+      </w:r>
+      <w:r>
+        <w:rPr>
+          <w:rFonts w:cstheme="minorHAnsi"/>
+          <w:color w:val="0D0D0D" w:themeColor="text1" w:themeTint="F2"/>
+          <w:sz w:val="32"/>
+          <w:szCs w:val="32"/>
+        </w:rPr>
+        <w:t>IDEO spent 4 weeks observing and listening to nurses. They suggested:</w:t>
+      </w:r>
+    </w:p>
+    <w:p>
+      <w:pPr>
+        <w:pStyle w:val="ListParagraph"/>
+        <w:numPr>
+          <w:ilvl w:val="0"/>
+          <w:numId w:val="81"/>
+        </w:numPr>
+        <w:tabs>
+          <w:tab w:val="left" w:pos="2736"/>
+        </w:tabs>
+        <w:rPr>
+          <w:rFonts w:cstheme="minorHAnsi"/>
+          <w:color w:val="0D0D0D" w:themeColor="text1" w:themeTint="F2"/>
+          <w:sz w:val="32"/>
+          <w:szCs w:val="32"/>
+        </w:rPr>
+      </w:pPr>
+      <w:r>
+        <w:rPr>
+          <w:rFonts w:cstheme="minorHAnsi"/>
+          <w:color w:val="0D0D0D" w:themeColor="text1" w:themeTint="F2"/>
+          <w:sz w:val="32"/>
+          <w:szCs w:val="32"/>
+        </w:rPr>
+        <w:t xml:space="preserve">Sharing shift info </w:t>
+      </w:r>
+      <w:r>
+        <w:rPr>
+          <w:rFonts w:cstheme="minorHAnsi"/>
+          <w:b/>
+          <w:bCs/>
+          <w:color w:val="0D0D0D" w:themeColor="text1" w:themeTint="F2"/>
+          <w:sz w:val="32"/>
+          <w:szCs w:val="32"/>
+        </w:rPr>
+        <w:t>in front of patients</w:t>
+      </w:r>
+      <w:r>
+        <w:rPr>
+          <w:rFonts w:cstheme="minorHAnsi"/>
+          <w:color w:val="0D0D0D" w:themeColor="text1" w:themeTint="F2"/>
+          <w:sz w:val="32"/>
+          <w:szCs w:val="32"/>
+        </w:rPr>
+        <w:t xml:space="preserve"> so they could add or correct details</w:t>
+      </w:r>
+    </w:p>
+    <w:p>
+      <w:pPr>
+        <w:pStyle w:val="ListParagraph"/>
+        <w:numPr>
+          <w:ilvl w:val="0"/>
+          <w:numId w:val="81"/>
+        </w:numPr>
+        <w:tabs>
+          <w:tab w:val="left" w:pos="2736"/>
+        </w:tabs>
+        <w:rPr>
+          <w:rFonts w:cstheme="minorHAnsi"/>
+          <w:color w:val="0D0D0D" w:themeColor="text1" w:themeTint="F2"/>
+          <w:sz w:val="32"/>
+          <w:szCs w:val="32"/>
+        </w:rPr>
+      </w:pPr>
+      <w:r>
+        <w:rPr>
+          <w:rFonts w:cstheme="minorHAnsi"/>
+          <w:color w:val="0D0D0D" w:themeColor="text1" w:themeTint="F2"/>
+          <w:sz w:val="32"/>
+          <w:szCs w:val="32"/>
+        </w:rPr>
+        <w:t xml:space="preserve">Using </w:t>
+      </w:r>
+      <w:r>
+        <w:rPr>
+          <w:rFonts w:cstheme="minorHAnsi"/>
+          <w:b/>
+          <w:bCs/>
+          <w:color w:val="0D0D0D" w:themeColor="text1" w:themeTint="F2"/>
+          <w:sz w:val="32"/>
+          <w:szCs w:val="32"/>
+        </w:rPr>
+        <w:t>simple software</w:t>
+      </w:r>
+      <w:r>
+        <w:rPr>
+          <w:rFonts w:cstheme="minorHAnsi"/>
+          <w:color w:val="0D0D0D" w:themeColor="text1" w:themeTint="F2"/>
+          <w:sz w:val="32"/>
+          <w:szCs w:val="32"/>
+        </w:rPr>
+        <w:t xml:space="preserve"> for real-time note updates</w:t>
+      </w:r>
+    </w:p>
+    <w:p>
+      <w:pPr>
+        <w:tabs>
+          <w:tab w:val="left" w:pos="2736"/>
+        </w:tabs>
+        <w:rPr>
+          <w:rFonts w:cstheme="minorHAnsi"/>
+          <w:color w:val="0D0D0D" w:themeColor="text1" w:themeTint="F2"/>
+          <w:sz w:val="32"/>
+          <w:szCs w:val="32"/>
+        </w:rPr>
+      </w:pPr>
+      <w:r>
+        <w:rPr>
+          <w:rFonts w:cstheme="minorHAnsi"/>
+          <w:b/>
+          <w:bCs/>
+          <w:color w:val="0D0D0D" w:themeColor="text1" w:themeTint="F2"/>
+          <w:sz w:val="32"/>
+          <w:szCs w:val="32"/>
+        </w:rPr>
+        <w:t>The Results</w:t>
+      </w:r>
+    </w:p>
+    <w:p>
+      <w:pPr>
+        <w:pStyle w:val="ListParagraph"/>
+        <w:numPr>
+          <w:ilvl w:val="0"/>
+          <w:numId w:val="82"/>
+        </w:numPr>
+        <w:tabs>
+          <w:tab w:val="left" w:pos="2736"/>
+        </w:tabs>
+        <w:rPr>
+          <w:rFonts w:cstheme="minorHAnsi"/>
+          <w:color w:val="0D0D0D" w:themeColor="text1" w:themeTint="F2"/>
+          <w:sz w:val="32"/>
+          <w:szCs w:val="32"/>
+        </w:rPr>
+      </w:pPr>
+      <w:r>
+        <w:rPr>
+          <w:rFonts w:cstheme="minorHAnsi"/>
+          <w:color w:val="0D0D0D" w:themeColor="text1" w:themeTint="F2"/>
+          <w:sz w:val="32"/>
+          <w:szCs w:val="32"/>
+        </w:rPr>
+        <w:t>Incoming nurses started faster</w:t>
+      </w:r>
+    </w:p>
+    <w:p>
+      <w:pPr>
+        <w:pStyle w:val="ListParagraph"/>
+        <w:numPr>
+          <w:ilvl w:val="0"/>
+          <w:numId w:val="82"/>
+        </w:numPr>
+        <w:tabs>
+          <w:tab w:val="left" w:pos="2736"/>
+        </w:tabs>
+        <w:rPr>
+          <w:rFonts w:cstheme="minorHAnsi"/>
+          <w:color w:val="0D0D0D" w:themeColor="text1" w:themeTint="F2"/>
+          <w:sz w:val="32"/>
+          <w:szCs w:val="32"/>
+        </w:rPr>
+      </w:pPr>
+      <w:r>
+        <w:rPr>
+          <w:rFonts w:cstheme="minorHAnsi"/>
+          <w:color w:val="0D0D0D" w:themeColor="text1" w:themeTint="F2"/>
+          <w:sz w:val="32"/>
+          <w:szCs w:val="32"/>
+        </w:rPr>
+        <w:lastRenderedPageBreak/>
+        <w:t>Outgoing nurses left on time</w:t>
+      </w:r>
+    </w:p>
+    <w:p>
+      <w:pPr>
+        <w:pStyle w:val="ListParagraph"/>
+        <w:numPr>
+          <w:ilvl w:val="0"/>
+          <w:numId w:val="82"/>
+        </w:numPr>
+        <w:tabs>
+          <w:tab w:val="left" w:pos="2736"/>
+        </w:tabs>
+        <w:rPr>
+          <w:rFonts w:cstheme="minorHAnsi"/>
+          <w:color w:val="0D0D0D" w:themeColor="text1" w:themeTint="F2"/>
+          <w:sz w:val="32"/>
+          <w:szCs w:val="32"/>
+        </w:rPr>
+      </w:pPr>
+      <w:r>
+        <w:rPr>
+          <w:rFonts w:cstheme="minorHAnsi"/>
+          <w:color w:val="0D0D0D" w:themeColor="text1" w:themeTint="F2"/>
+          <w:sz w:val="32"/>
+          <w:szCs w:val="32"/>
+        </w:rPr>
+        <w:t>Patients felt more involved and received better care</w:t>
+      </w:r>
+    </w:p>
+    <w:p>
+      <w:pPr>
+        <w:tabs>
+          <w:tab w:val="left" w:pos="2736"/>
+        </w:tabs>
+        <w:rPr>
+          <w:rFonts w:ascii="Times New Roman" w:hAnsi="Times New Roman" w:cs="Times New Roman"/>
+          <w:b/>
+          <w:bCs/>
+          <w:color w:val="365F91" w:themeColor="accent1" w:themeShade="BF"/>
+          <w:sz w:val="32"/>
+          <w:szCs w:val="32"/>
+        </w:rPr>
+      </w:pPr>
+      <w:r>
+        <w:rPr>
+          <w:rFonts w:ascii="Times New Roman" w:hAnsi="Times New Roman" w:cs="Times New Roman"/>
+          <w:b/>
+          <w:bCs/>
+          <w:color w:val="365F91" w:themeColor="accent1" w:themeShade="BF"/>
+          <w:sz w:val="32"/>
+          <w:szCs w:val="32"/>
+        </w:rPr>
         <w:t>Design Thinking Requires Empathy</w:t>
       </w:r>
     </w:p>
@@ -13780,6 +14464,7 @@
           <w:color w:val="0D0D0D" w:themeColor="text1" w:themeTint="F2"/>
           <w:sz w:val="32"/>
           <w:szCs w:val="32"/>
+          <w:u w:val="single"/>
         </w:rPr>
         <w:t>Definition:</w:t>
       </w:r>
@@ -13789,8 +14474,17 @@
           <w:color w:val="0D0D0D" w:themeColor="text1" w:themeTint="F2"/>
           <w:sz w:val="32"/>
           <w:szCs w:val="32"/>
+          <w:u w:val="single"/>
         </w:rPr>
         <w:br/>
+      </w:r>
+      <w:r>
+        <w:rPr>
+          <w:rFonts w:cstheme="minorHAnsi"/>
+          <w:color w:val="0D0D0D" w:themeColor="text1" w:themeTint="F2"/>
+          <w:sz w:val="32"/>
+          <w:szCs w:val="32"/>
+        </w:rPr>
         <w:t>Empathy is about understanding how others feel and seeing things from their perspective. In design thinking, empathy is essential because it helps entrepreneurs and designers connect with people and understand their true needs. By being empathetic, we can identify both the emotional and functional aspects of a problem, which leads to better solutions that truly help others.</w:t>
       </w:r>
     </w:p>
@@ -13806,16 +14500,18 @@
           <w:color w:val="0D0D0D" w:themeColor="text1" w:themeTint="F2"/>
           <w:sz w:val="32"/>
           <w:szCs w:val="32"/>
-        </w:rPr>
-      </w:pPr>
-      <w:r>
-        <w:rPr>
-          <w:rFonts w:cstheme="minorHAnsi"/>
-          <w:b/>
-          <w:bCs/>
-          <w:color w:val="0D0D0D" w:themeColor="text1" w:themeTint="F2"/>
-          <w:sz w:val="32"/>
-          <w:szCs w:val="32"/>
+          <w:u w:val="single"/>
+        </w:rPr>
+      </w:pPr>
+      <w:r>
+        <w:rPr>
+          <w:rFonts w:cstheme="minorHAnsi"/>
+          <w:b/>
+          <w:bCs/>
+          <w:color w:val="0D0D0D" w:themeColor="text1" w:themeTint="F2"/>
+          <w:sz w:val="32"/>
+          <w:szCs w:val="32"/>
+          <w:u w:val="single"/>
         </w:rPr>
         <w:t>Examples:</w:t>
       </w:r>
@@ -13834,6 +14530,8 @@
           <w:rFonts w:cstheme="minorHAnsi"/>
           <w:b/>
           <w:bCs/>
+          <w:i/>
+          <w:iCs/>
           <w:color w:val="0D0D0D" w:themeColor="text1" w:themeTint="F2"/>
           <w:sz w:val="32"/>
           <w:szCs w:val="32"/>
@@ -13843,11 +14541,21 @@
       <w:r>
         <w:rPr>
           <w:rFonts w:cstheme="minorHAnsi"/>
+          <w:i/>
+          <w:iCs/>
           <w:color w:val="0D0D0D" w:themeColor="text1" w:themeTint="F2"/>
           <w:sz w:val="32"/>
           <w:szCs w:val="32"/>
         </w:rPr>
         <w:br/>
+      </w:r>
+      <w:r>
+        <w:rPr>
+          <w:rFonts w:cstheme="minorHAnsi"/>
+          <w:color w:val="0D0D0D" w:themeColor="text1" w:themeTint="F2"/>
+          <w:sz w:val="32"/>
+          <w:szCs w:val="32"/>
+        </w:rPr>
         <w:t>In India, a woman named Shanti gets unsafe water from a distant borehole because the local treatment plant requires her to carry 5 gallons of water each day, which is too heavy for her. The design thinkers at IDEO used empathy by considering Shanti’s situation—feeling how she would feel—and explored ways to make her life easier. This empathetic approach helps design better solutions that address not just the practical but emotional needs of the person.</w:t>
       </w:r>
     </w:p>
@@ -13868,6 +14576,8 @@
           <w:rFonts w:cstheme="minorHAnsi"/>
           <w:b/>
           <w:bCs/>
+          <w:i/>
+          <w:iCs/>
           <w:color w:val="0D0D0D" w:themeColor="text1" w:themeTint="F2"/>
           <w:sz w:val="32"/>
           <w:szCs w:val="32"/>
@@ -13877,12 +14587,32 @@
       <w:r>
         <w:rPr>
           <w:rFonts w:cstheme="minorHAnsi"/>
+          <w:i/>
+          <w:iCs/>
           <w:color w:val="0D0D0D" w:themeColor="text1" w:themeTint="F2"/>
           <w:sz w:val="32"/>
           <w:szCs w:val="32"/>
         </w:rPr>
         <w:br/>
-        <w:t>IDEO worked with Ford to explore how the company can stay competitive in a changing world of transportation. They spent weeks observing and talking to commuters in Chicago, understanding their preferences and pain points with different types of transport. By empathizing with commuters’ daily experiences, IDEO developed a set of apps for different types of commuters, which helps Ford create a unique product that meets real needs.</w:t>
+      </w:r>
+      <w:r>
+        <w:rPr>
+          <w:rFonts w:cstheme="minorHAnsi"/>
+          <w:color w:val="0D0D0D" w:themeColor="text1" w:themeTint="F2"/>
+          <w:sz w:val="32"/>
+          <w:szCs w:val="32"/>
+        </w:rPr>
+        <w:t xml:space="preserve">IDEO worked with Ford to explore how the company can stay competitive in a changing world of transportation. They spent weeks observing and talking to commuters in Chicago, understanding their preferences and pain points with different types of transport. By empathizing with commuters’ daily experiences, IDEO developed a set </w:t>
+      </w:r>
+      <w:r>
+        <w:rPr>
+          <w:rFonts w:cstheme="minorHAnsi"/>
+          <w:color w:val="0D0D0D" w:themeColor="text1" w:themeTint="F2"/>
+          <w:sz w:val="32"/>
+          <w:szCs w:val="32"/>
+        </w:rPr>
+        <w:lastRenderedPageBreak/>
+        <w:t>of apps for different types of commuters, which helps Ford create a unique product that meets real needs.</w:t>
       </w:r>
     </w:p>
     <w:p>
@@ -13902,12 +14632,485 @@
           <w:rFonts w:cstheme="minorHAnsi"/>
           <w:b/>
           <w:bCs/>
+          <w:i/>
+          <w:iCs/>
+          <w:color w:val="0D0D0D" w:themeColor="text1" w:themeTint="F2"/>
+          <w:sz w:val="32"/>
+          <w:szCs w:val="32"/>
+        </w:rPr>
+        <w:t>MIT’s AGNES Suit:</w:t>
+      </w:r>
+      <w:r>
+        <w:rPr>
+          <w:rFonts w:cstheme="minorHAnsi"/>
+          <w:i/>
+          <w:iCs/>
+          <w:color w:val="0D0D0D" w:themeColor="text1" w:themeTint="F2"/>
+          <w:sz w:val="32"/>
+          <w:szCs w:val="32"/>
+        </w:rPr>
+        <w:br/>
+      </w:r>
+      <w:r>
+        <w:rPr>
+          <w:rFonts w:cstheme="minorHAnsi"/>
+          <w:color w:val="0D0D0D" w:themeColor="text1" w:themeTint="F2"/>
+          <w:sz w:val="32"/>
+          <w:szCs w:val="32"/>
+        </w:rPr>
+        <w:t>MIT created a special suit called the AGNES suit to help people experience what it feels like to be elderly, dealing with issues like joint stiffness, poor posture, and difficulty hearing or seeing. This helps people empathize with the elderly and understand their needs better. For entrepreneurs, this can inspire ideas on how to improve life for the aging population.</w:t>
+      </w:r>
+    </w:p>
+    <w:p>
+      <w:pPr>
+        <w:tabs>
+          <w:tab w:val="left" w:pos="2736"/>
+        </w:tabs>
+        <w:rPr>
+          <w:rFonts w:ascii="Times New Roman" w:hAnsi="Times New Roman" w:cs="Times New Roman"/>
+          <w:b/>
+          <w:bCs/>
+          <w:color w:val="365F91" w:themeColor="accent1" w:themeShade="BF"/>
+          <w:sz w:val="32"/>
+          <w:szCs w:val="32"/>
+        </w:rPr>
+      </w:pPr>
+      <w:r>
+        <w:rPr>
+          <w:rFonts w:ascii="Times New Roman" w:hAnsi="Times New Roman" w:cs="Times New Roman"/>
+          <w:b/>
+          <w:bCs/>
+          <w:color w:val="365F91" w:themeColor="accent1" w:themeShade="BF"/>
+          <w:sz w:val="32"/>
+          <w:szCs w:val="32"/>
+        </w:rPr>
+        <w:t>The Design-Thinking Process:</w:t>
+      </w:r>
+      <w:r>
+        <w:rPr>
+          <w:rFonts w:ascii="Times New Roman" w:hAnsi="Times New Roman" w:cs="Times New Roman"/>
+          <w:b/>
+          <w:bCs/>
+          <w:color w:val="365F91" w:themeColor="accent1" w:themeShade="BF"/>
+          <w:sz w:val="32"/>
+          <w:szCs w:val="32"/>
+        </w:rPr>
+        <w:t xml:space="preserve"> </w:t>
+      </w:r>
+      <w:r>
+        <w:rPr>
+          <w:rFonts w:ascii="Times New Roman" w:hAnsi="Times New Roman" w:cs="Times New Roman"/>
+          <w:b/>
+          <w:bCs/>
+          <w:color w:val="365F91" w:themeColor="accent1" w:themeShade="BF"/>
+          <w:sz w:val="32"/>
+          <w:szCs w:val="32"/>
+        </w:rPr>
+        <w:t>Inspiration, Ideation, Implementation</w:t>
+      </w:r>
+    </w:p>
+    <w:p>
+      <w:pPr>
+        <w:tabs>
+          <w:tab w:val="left" w:pos="2736"/>
+        </w:tabs>
+        <w:rPr>
+          <w:rFonts w:ascii="Times New Roman" w:hAnsi="Times New Roman" w:cs="Times New Roman"/>
+          <w:b/>
+          <w:bCs/>
+          <w:color w:val="0D0D0D" w:themeColor="text1" w:themeTint="F2"/>
+          <w:sz w:val="32"/>
+          <w:szCs w:val="32"/>
+          <w:u w:val="single"/>
+        </w:rPr>
+      </w:pPr>
+      <w:r>
+        <w:rPr>
+          <w:rFonts w:ascii="Times New Roman" w:hAnsi="Times New Roman" w:cs="Times New Roman"/>
+          <w:b/>
+          <w:bCs/>
+          <w:color w:val="0D0D0D" w:themeColor="text1" w:themeTint="F2"/>
+          <w:sz w:val="32"/>
+          <w:szCs w:val="32"/>
+          <w:u w:val="single"/>
+        </w:rPr>
+        <w:t xml:space="preserve">1. </w:t>
+      </w:r>
+      <w:r>
+        <w:rPr>
+          <w:rFonts w:ascii="Times New Roman" w:hAnsi="Times New Roman" w:cs="Times New Roman"/>
+          <w:b/>
+          <w:bCs/>
+          <w:color w:val="0D0D0D" w:themeColor="text1" w:themeTint="F2"/>
+          <w:sz w:val="32"/>
+          <w:szCs w:val="32"/>
+          <w:u w:val="single"/>
+        </w:rPr>
+        <w:t>Divergent Thinking (Idea Expansion)</w:t>
+      </w:r>
+    </w:p>
+    <w:p>
+      <w:pPr>
+        <w:pStyle w:val="ListParagraph"/>
+        <w:numPr>
+          <w:ilvl w:val="0"/>
+          <w:numId w:val="92"/>
+        </w:numPr>
+        <w:tabs>
+          <w:tab w:val="left" w:pos="2736"/>
+        </w:tabs>
+        <w:rPr>
+          <w:rFonts w:cstheme="minorHAnsi"/>
+          <w:color w:val="0D0D0D" w:themeColor="text1" w:themeTint="F2"/>
+          <w:sz w:val="32"/>
+          <w:szCs w:val="32"/>
+        </w:rPr>
+      </w:pPr>
+      <w:r>
+        <w:rPr>
+          <w:rFonts w:cstheme="minorHAnsi"/>
+          <w:color w:val="0D0D0D" w:themeColor="text1" w:themeTint="F2"/>
+          <w:sz w:val="32"/>
+          <w:szCs w:val="32"/>
+        </w:rPr>
+        <w:t>Divergent thinking means coming up with many different ideas without worrying if they’re right or wrong.</w:t>
+      </w:r>
+    </w:p>
+    <w:p>
+      <w:pPr>
+        <w:pStyle w:val="ListParagraph"/>
+        <w:numPr>
+          <w:ilvl w:val="0"/>
+          <w:numId w:val="92"/>
+        </w:numPr>
+        <w:tabs>
+          <w:tab w:val="left" w:pos="2736"/>
+        </w:tabs>
+        <w:rPr>
+          <w:rFonts w:cstheme="minorHAnsi"/>
+          <w:color w:val="0D0D0D" w:themeColor="text1" w:themeTint="F2"/>
+          <w:sz w:val="32"/>
+          <w:szCs w:val="32"/>
+        </w:rPr>
+      </w:pPr>
+      <w:r>
+        <w:rPr>
+          <w:rFonts w:cstheme="minorHAnsi"/>
+          <w:color w:val="0D0D0D" w:themeColor="text1" w:themeTint="F2"/>
+          <w:sz w:val="32"/>
+          <w:szCs w:val="32"/>
+        </w:rPr>
+        <w:t>It encourages creativity, imagination, and free thinking, similar to play.</w:t>
+      </w:r>
+    </w:p>
+    <w:p>
+      <w:pPr>
+        <w:pStyle w:val="ListParagraph"/>
+        <w:numPr>
+          <w:ilvl w:val="0"/>
+          <w:numId w:val="92"/>
+        </w:numPr>
+        <w:tabs>
+          <w:tab w:val="left" w:pos="2736"/>
+        </w:tabs>
+        <w:rPr>
+          <w:rFonts w:ascii="Times New Roman" w:hAnsi="Times New Roman" w:cs="Times New Roman"/>
+          <w:b/>
+          <w:bCs/>
+          <w:color w:val="0D0D0D" w:themeColor="text1" w:themeTint="F2"/>
+          <w:sz w:val="32"/>
+          <w:szCs w:val="32"/>
+        </w:rPr>
+      </w:pPr>
+      <w:r>
+        <w:rPr>
+          <w:rFonts w:cstheme="minorHAnsi"/>
+          <w:b/>
+          <w:bCs/>
+          <w:color w:val="0D0D0D" w:themeColor="text1" w:themeTint="F2"/>
+          <w:sz w:val="32"/>
+          <w:szCs w:val="32"/>
+        </w:rPr>
+        <w:t>Example:</w:t>
+      </w:r>
+      <w:r>
+        <w:rPr>
+          <w:rFonts w:cstheme="minorHAnsi"/>
+          <w:color w:val="0D0D0D" w:themeColor="text1" w:themeTint="F2"/>
+          <w:sz w:val="32"/>
+          <w:szCs w:val="32"/>
+        </w:rPr>
+        <w:t xml:space="preserve"> If you're designing a new school bag, you might imagine bags with solar panels, speakers, or even built-in lunch warmers—no limits!</w:t>
+      </w:r>
+    </w:p>
+    <w:p>
+      <w:pPr>
+        <w:tabs>
+          <w:tab w:val="left" w:pos="2736"/>
+        </w:tabs>
+        <w:rPr>
+          <w:rFonts w:ascii="Times New Roman" w:hAnsi="Times New Roman" w:cs="Times New Roman"/>
+          <w:b/>
+          <w:bCs/>
+          <w:color w:val="0D0D0D" w:themeColor="text1" w:themeTint="F2"/>
+          <w:sz w:val="32"/>
+          <w:szCs w:val="32"/>
+          <w:u w:val="single"/>
+        </w:rPr>
+      </w:pPr>
+      <w:r>
+        <w:rPr>
+          <w:rFonts w:ascii="Times New Roman" w:hAnsi="Times New Roman" w:cs="Times New Roman"/>
+          <w:b/>
+          <w:bCs/>
+          <w:color w:val="0D0D0D" w:themeColor="text1" w:themeTint="F2"/>
+          <w:sz w:val="32"/>
+          <w:szCs w:val="32"/>
+          <w:u w:val="single"/>
+        </w:rPr>
+        <w:t xml:space="preserve">2. </w:t>
+      </w:r>
+      <w:r>
+        <w:rPr>
+          <w:rFonts w:ascii="Times New Roman" w:hAnsi="Times New Roman" w:cs="Times New Roman"/>
+          <w:b/>
+          <w:bCs/>
+          <w:color w:val="0D0D0D" w:themeColor="text1" w:themeTint="F2"/>
+          <w:sz w:val="32"/>
+          <w:szCs w:val="32"/>
+          <w:u w:val="single"/>
+        </w:rPr>
+        <w:t>Convergent Thinking (Idea Selection)</w:t>
+      </w:r>
+    </w:p>
+    <w:p>
+      <w:pPr>
+        <w:pStyle w:val="ListParagraph"/>
+        <w:numPr>
+          <w:ilvl w:val="0"/>
+          <w:numId w:val="93"/>
+        </w:numPr>
+        <w:tabs>
+          <w:tab w:val="left" w:pos="2736"/>
+        </w:tabs>
+        <w:rPr>
+          <w:rFonts w:cstheme="minorHAnsi"/>
+          <w:color w:val="0D0D0D" w:themeColor="text1" w:themeTint="F2"/>
+          <w:sz w:val="32"/>
+          <w:szCs w:val="32"/>
+        </w:rPr>
+      </w:pPr>
+      <w:r>
+        <w:rPr>
+          <w:rFonts w:cstheme="minorHAnsi"/>
+          <w:color w:val="0D0D0D" w:themeColor="text1" w:themeTint="F2"/>
+          <w:sz w:val="32"/>
+          <w:szCs w:val="32"/>
+        </w:rPr>
+        <w:t>Convergent thinking means choosing the best ideas from all the options you created during divergent thinking.</w:t>
+      </w:r>
+    </w:p>
+    <w:p>
+      <w:pPr>
+        <w:pStyle w:val="ListParagraph"/>
+        <w:numPr>
+          <w:ilvl w:val="0"/>
+          <w:numId w:val="93"/>
+        </w:numPr>
+        <w:tabs>
+          <w:tab w:val="left" w:pos="2736"/>
+        </w:tabs>
+        <w:rPr>
+          <w:rFonts w:cstheme="minorHAnsi"/>
+          <w:color w:val="0D0D0D" w:themeColor="text1" w:themeTint="F2"/>
+          <w:sz w:val="32"/>
+          <w:szCs w:val="32"/>
+        </w:rPr>
+      </w:pPr>
+      <w:r>
+        <w:rPr>
+          <w:rFonts w:cstheme="minorHAnsi"/>
+          <w:color w:val="0D0D0D" w:themeColor="text1" w:themeTint="F2"/>
+          <w:sz w:val="32"/>
+          <w:szCs w:val="32"/>
+        </w:rPr>
+        <w:t>It focuses on what is practical, useful, and realistic to solve the problem.</w:t>
+      </w:r>
+    </w:p>
+    <w:p>
+      <w:pPr>
+        <w:pStyle w:val="ListParagraph"/>
+        <w:numPr>
+          <w:ilvl w:val="0"/>
+          <w:numId w:val="93"/>
+        </w:numPr>
+        <w:tabs>
+          <w:tab w:val="left" w:pos="2736"/>
+        </w:tabs>
+        <w:rPr>
+          <w:rFonts w:cstheme="minorHAnsi"/>
+          <w:color w:val="0D0D0D" w:themeColor="text1" w:themeTint="F2"/>
+          <w:sz w:val="32"/>
+          <w:szCs w:val="32"/>
+        </w:rPr>
+      </w:pPr>
+      <w:r>
+        <w:rPr>
+          <w:rFonts w:cstheme="minorHAnsi"/>
+          <w:b/>
+          <w:bCs/>
           <w:color w:val="0D0D0D" w:themeColor="text1" w:themeTint="F2"/>
           <w:sz w:val="32"/>
           <w:szCs w:val="32"/>
         </w:rPr>
         <w:lastRenderedPageBreak/>
-        <w:t>MIT’s AGNES Suit:</w:t>
+        <w:t>Example:</w:t>
+      </w:r>
+      <w:r>
+        <w:rPr>
+          <w:rFonts w:cstheme="minorHAnsi"/>
+          <w:color w:val="0D0D0D" w:themeColor="text1" w:themeTint="F2"/>
+          <w:sz w:val="32"/>
+          <w:szCs w:val="32"/>
+        </w:rPr>
+        <w:t xml:space="preserve"> From all your creative school bag ideas, you pick the one with a built-in charger, because it's most helpful for students and easy to produce.</w:t>
+      </w:r>
+    </w:p>
+    <w:p>
+      <w:pPr>
+        <w:rPr>
+          <w:rFonts w:ascii="Times New Roman" w:hAnsi="Times New Roman" w:cs="Times New Roman"/>
+          <w:b/>
+          <w:bCs/>
+          <w:color w:val="0D0D0D" w:themeColor="text1" w:themeTint="F2"/>
+          <w:sz w:val="32"/>
+          <w:szCs w:val="32"/>
+          <w:u w:val="single"/>
+        </w:rPr>
+      </w:pPr>
+      <w:r>
+        <w:rPr>
+          <w:rFonts w:ascii="Times New Roman" w:hAnsi="Times New Roman" w:cs="Times New Roman"/>
+          <w:b/>
+          <w:bCs/>
+          <w:color w:val="0D0D0D" w:themeColor="text1" w:themeTint="F2"/>
+          <w:sz w:val="32"/>
+          <w:szCs w:val="32"/>
+          <w:u w:val="single"/>
+        </w:rPr>
+        <w:t>Inspiration in Design Thinking?</w:t>
+      </w:r>
+    </w:p>
+    <w:p>
+      <w:pPr>
+        <w:tabs>
+          <w:tab w:val="left" w:pos="2736"/>
+        </w:tabs>
+        <w:rPr>
+          <w:rFonts w:cstheme="minorHAnsi"/>
+          <w:color w:val="0D0D0D" w:themeColor="text1" w:themeTint="F2"/>
+          <w:sz w:val="32"/>
+          <w:szCs w:val="32"/>
+        </w:rPr>
+      </w:pPr>
+      <w:r>
+        <w:rPr>
+          <w:rFonts w:cstheme="minorHAnsi"/>
+          <w:color w:val="0D0D0D" w:themeColor="text1" w:themeTint="F2"/>
+          <w:sz w:val="32"/>
+          <w:szCs w:val="32"/>
+        </w:rPr>
+        <w:t>In the design-thinking process, Inspiration is the first phase. It’s called “Inspiration” because it’s when you get inspired by a real problem or situation that makes you want to create a solution.</w:t>
+      </w:r>
+    </w:p>
+    <w:p>
+      <w:pPr>
+        <w:tabs>
+          <w:tab w:val="left" w:pos="2736"/>
+        </w:tabs>
+        <w:rPr>
+          <w:rFonts w:cstheme="minorHAnsi"/>
+          <w:color w:val="0D0D0D" w:themeColor="text1" w:themeTint="F2"/>
+          <w:sz w:val="32"/>
+          <w:szCs w:val="32"/>
+        </w:rPr>
+      </w:pPr>
+      <w:r>
+        <w:rPr>
+          <w:rFonts w:cstheme="minorHAnsi"/>
+          <w:color w:val="0D0D0D" w:themeColor="text1" w:themeTint="F2"/>
+          <w:sz w:val="32"/>
+          <w:szCs w:val="32"/>
+        </w:rPr>
+        <w:t xml:space="preserve">You might observe someone struggling, hear about a need, or notice something that could be improved. That </w:t>
+      </w:r>
+      <w:r>
+        <w:rPr>
+          <w:rFonts w:cstheme="minorHAnsi"/>
+          <w:i/>
+          <w:iCs/>
+          <w:color w:val="0D0D0D" w:themeColor="text1" w:themeTint="F2"/>
+          <w:sz w:val="32"/>
+          <w:szCs w:val="32"/>
+        </w:rPr>
+        <w:t>moment of realization</w:t>
+      </w:r>
+      <w:r>
+        <w:rPr>
+          <w:rFonts w:cstheme="minorHAnsi"/>
+          <w:color w:val="0D0D0D" w:themeColor="text1" w:themeTint="F2"/>
+          <w:sz w:val="32"/>
+          <w:szCs w:val="32"/>
+        </w:rPr>
+        <w:t>—when you think, “There has to be a better way!”—is inspiration.</w:t>
+      </w:r>
+    </w:p>
+    <w:p>
+      <w:pPr>
+        <w:tabs>
+          <w:tab w:val="left" w:pos="2736"/>
+        </w:tabs>
+        <w:rPr>
+          <w:rFonts w:cstheme="minorHAnsi"/>
+          <w:b/>
+          <w:bCs/>
+          <w:color w:val="0D0D0D" w:themeColor="text1" w:themeTint="F2"/>
+          <w:sz w:val="32"/>
+          <w:szCs w:val="32"/>
+        </w:rPr>
+      </w:pPr>
+      <w:r>
+        <w:rPr>
+          <w:rFonts w:cstheme="minorHAnsi"/>
+          <w:b/>
+          <w:bCs/>
+          <w:color w:val="0D0D0D" w:themeColor="text1" w:themeTint="F2"/>
+          <w:sz w:val="32"/>
+          <w:szCs w:val="32"/>
+        </w:rPr>
+        <w:t>Example of Inspiration:</w:t>
+      </w:r>
+    </w:p>
+    <w:p>
+      <w:pPr>
+        <w:tabs>
+          <w:tab w:val="left" w:pos="2736"/>
+        </w:tabs>
+        <w:rPr>
+          <w:rFonts w:cstheme="minorHAnsi"/>
+          <w:color w:val="0D0D0D" w:themeColor="text1" w:themeTint="F2"/>
+          <w:sz w:val="32"/>
+          <w:szCs w:val="32"/>
+        </w:rPr>
+      </w:pPr>
+      <w:r>
+        <w:rPr>
+          <w:rFonts w:cstheme="minorHAnsi"/>
+          <w:color w:val="0D0D0D" w:themeColor="text1" w:themeTint="F2"/>
+          <w:sz w:val="32"/>
+          <w:szCs w:val="32"/>
+        </w:rPr>
+        <w:t>You see an elderly woman in a store who can’t reach the top shelf. Instead of just thinking “She needs a ladder,” you ask:</w:t>
       </w:r>
       <w:r>
         <w:rPr>
@@ -13917,7 +15120,995 @@
           <w:szCs w:val="32"/>
         </w:rPr>
         <w:br/>
-        <w:t>MIT created a special suit called the AGNES suit to help people experience what it feels like to be elderly, dealing with issues like joint stiffness, poor posture, and difficulty hearing or seeing. This helps people empathize with the elderly and understand their needs better. For entrepreneurs, this can inspire ideas on how to improve life for the aging population.</w:t>
+        <w:t>“How might we help all customers reach high shelves safely?”</w:t>
+      </w:r>
+    </w:p>
+    <w:p>
+      <w:pPr>
+        <w:tabs>
+          <w:tab w:val="left" w:pos="2736"/>
+        </w:tabs>
+        <w:rPr>
+          <w:rFonts w:cstheme="minorHAnsi"/>
+          <w:color w:val="0D0D0D" w:themeColor="text1" w:themeTint="F2"/>
+          <w:sz w:val="32"/>
+          <w:szCs w:val="32"/>
+        </w:rPr>
+      </w:pPr>
+      <w:r>
+        <w:rPr>
+          <w:rFonts w:cstheme="minorHAnsi"/>
+          <w:color w:val="0D0D0D" w:themeColor="text1" w:themeTint="F2"/>
+          <w:sz w:val="32"/>
+          <w:szCs w:val="32"/>
+        </w:rPr>
+        <w:t>This simple observation inspires you to start looking for a better solution—maybe a robotic arm, a shelf that lowers, or a store assistant alert button.</w:t>
+      </w:r>
+    </w:p>
+    <w:p>
+      <w:pPr>
+        <w:tabs>
+          <w:tab w:val="left" w:pos="2736"/>
+        </w:tabs>
+        <w:rPr>
+          <w:rFonts w:ascii="Times New Roman" w:hAnsi="Times New Roman" w:cs="Times New Roman"/>
+          <w:b/>
+          <w:bCs/>
+          <w:color w:val="0D0D0D" w:themeColor="text1" w:themeTint="F2"/>
+          <w:sz w:val="32"/>
+          <w:szCs w:val="32"/>
+          <w:u w:val="single"/>
+        </w:rPr>
+      </w:pPr>
+      <w:r>
+        <w:rPr>
+          <w:rFonts w:ascii="Times New Roman" w:hAnsi="Times New Roman" w:cs="Times New Roman"/>
+          <w:b/>
+          <w:bCs/>
+          <w:color w:val="0D0D0D" w:themeColor="text1" w:themeTint="F2"/>
+          <w:sz w:val="32"/>
+          <w:szCs w:val="32"/>
+          <w:u w:val="single"/>
+        </w:rPr>
+        <w:t>Ideation – Turning Inspiration into Ideas</w:t>
+      </w:r>
+    </w:p>
+    <w:p>
+      <w:pPr>
+        <w:tabs>
+          <w:tab w:val="left" w:pos="2736"/>
+        </w:tabs>
+        <w:rPr>
+          <w:rFonts w:cstheme="minorHAnsi"/>
+          <w:color w:val="0D0D0D" w:themeColor="text1" w:themeTint="F2"/>
+          <w:sz w:val="32"/>
+          <w:szCs w:val="32"/>
+        </w:rPr>
+      </w:pPr>
+      <w:r>
+        <w:rPr>
+          <w:rFonts w:cstheme="minorHAnsi"/>
+          <w:color w:val="0D0D0D" w:themeColor="text1" w:themeTint="F2"/>
+          <w:sz w:val="32"/>
+          <w:szCs w:val="32"/>
+        </w:rPr>
+        <w:t>Ideation is the second stage of the design-thinking process. This is where you come up with creative ideas to solve the problems you noticed during the Inspiration phase. It’s all about thinking big, being open, and generating many possibilities.</w:t>
+      </w:r>
+    </w:p>
+    <w:p>
+      <w:pPr>
+        <w:tabs>
+          <w:tab w:val="left" w:pos="2736"/>
+        </w:tabs>
+        <w:rPr>
+          <w:rFonts w:cstheme="minorHAnsi"/>
+          <w:color w:val="0D0D0D" w:themeColor="text1" w:themeTint="F2"/>
+          <w:sz w:val="32"/>
+          <w:szCs w:val="32"/>
+        </w:rPr>
+      </w:pPr>
+      <w:r>
+        <w:rPr>
+          <w:rFonts w:cstheme="minorHAnsi"/>
+          <w:color w:val="0D0D0D" w:themeColor="text1" w:themeTint="F2"/>
+          <w:sz w:val="32"/>
+          <w:szCs w:val="32"/>
+        </w:rPr>
+        <w:t xml:space="preserve">At this stage, you focus on solving </w:t>
+      </w:r>
+      <w:r>
+        <w:rPr>
+          <w:rFonts w:cstheme="minorHAnsi"/>
+          <w:b/>
+          <w:bCs/>
+          <w:color w:val="0D0D0D" w:themeColor="text1" w:themeTint="F2"/>
+          <w:sz w:val="32"/>
+          <w:szCs w:val="32"/>
+        </w:rPr>
+        <w:t>latent needs</w:t>
+      </w:r>
+      <w:r>
+        <w:rPr>
+          <w:rFonts w:cstheme="minorHAnsi"/>
+          <w:color w:val="0D0D0D" w:themeColor="text1" w:themeTint="F2"/>
+          <w:sz w:val="32"/>
+          <w:szCs w:val="32"/>
+        </w:rPr>
+        <w:t xml:space="preserve">—needs that people have but don’t realize yet. For example, before the iPad existed, no one thought they needed one. But once people used it, they loved it. These </w:t>
+      </w:r>
+      <w:r>
+        <w:rPr>
+          <w:rFonts w:cstheme="minorHAnsi"/>
+          <w:color w:val="0D0D0D" w:themeColor="text1" w:themeTint="F2"/>
+          <w:sz w:val="32"/>
+          <w:szCs w:val="32"/>
+        </w:rPr>
+        <w:lastRenderedPageBreak/>
+        <w:t xml:space="preserve">kinds of hidden needs are discovered through </w:t>
+      </w:r>
+      <w:r>
+        <w:rPr>
+          <w:rFonts w:cstheme="minorHAnsi"/>
+          <w:b/>
+          <w:bCs/>
+          <w:color w:val="0D0D0D" w:themeColor="text1" w:themeTint="F2"/>
+          <w:sz w:val="32"/>
+          <w:szCs w:val="32"/>
+        </w:rPr>
+        <w:t>observing</w:t>
+      </w:r>
+      <w:r>
+        <w:rPr>
+          <w:rFonts w:cstheme="minorHAnsi"/>
+          <w:color w:val="0D0D0D" w:themeColor="text1" w:themeTint="F2"/>
+          <w:sz w:val="32"/>
+          <w:szCs w:val="32"/>
+        </w:rPr>
+        <w:t xml:space="preserve"> people, not just asking them.</w:t>
+      </w:r>
+    </w:p>
+    <w:p>
+      <w:pPr>
+        <w:tabs>
+          <w:tab w:val="left" w:pos="2736"/>
+        </w:tabs>
+        <w:rPr>
+          <w:rFonts w:cstheme="minorHAnsi"/>
+          <w:color w:val="0D0D0D" w:themeColor="text1" w:themeTint="F2"/>
+          <w:sz w:val="32"/>
+          <w:szCs w:val="32"/>
+        </w:rPr>
+      </w:pPr>
+      <w:r>
+        <w:rPr>
+          <w:rFonts w:cstheme="minorHAnsi"/>
+          <w:color w:val="0D0D0D" w:themeColor="text1" w:themeTint="F2"/>
+          <w:sz w:val="32"/>
+          <w:szCs w:val="32"/>
+        </w:rPr>
+        <w:t xml:space="preserve">During ideation, brainstorming plays a big role. You work with a </w:t>
+      </w:r>
+      <w:r>
+        <w:rPr>
+          <w:rFonts w:cstheme="minorHAnsi"/>
+          <w:b/>
+          <w:bCs/>
+          <w:color w:val="0D0D0D" w:themeColor="text1" w:themeTint="F2"/>
+          <w:sz w:val="32"/>
+          <w:szCs w:val="32"/>
+        </w:rPr>
+        <w:t>diverse team</w:t>
+      </w:r>
+      <w:r>
+        <w:rPr>
+          <w:rFonts w:cstheme="minorHAnsi"/>
+          <w:color w:val="0D0D0D" w:themeColor="text1" w:themeTint="F2"/>
+          <w:sz w:val="32"/>
+          <w:szCs w:val="32"/>
+        </w:rPr>
+        <w:t>—like artists, engineers, or business people—to share ideas. Everyone brings a unique view, which helps spark even more creativity.</w:t>
+      </w:r>
+    </w:p>
+    <w:p>
+      <w:pPr>
+        <w:tabs>
+          <w:tab w:val="left" w:pos="2736"/>
+        </w:tabs>
+        <w:rPr>
+          <w:rFonts w:cstheme="minorHAnsi"/>
+          <w:b/>
+          <w:bCs/>
+          <w:color w:val="0D0D0D" w:themeColor="text1" w:themeTint="F2"/>
+          <w:sz w:val="32"/>
+          <w:szCs w:val="32"/>
+        </w:rPr>
+      </w:pPr>
+      <w:r>
+        <w:rPr>
+          <w:rFonts w:cstheme="minorHAnsi"/>
+          <w:b/>
+          <w:bCs/>
+          <w:color w:val="0D0D0D" w:themeColor="text1" w:themeTint="F2"/>
+          <w:sz w:val="32"/>
+          <w:szCs w:val="32"/>
+        </w:rPr>
+        <w:t>Brainstorming Rules (by Alex Osborne):</w:t>
+      </w:r>
+    </w:p>
+    <w:p>
+      <w:pPr>
+        <w:numPr>
+          <w:ilvl w:val="0"/>
+          <w:numId w:val="94"/>
+        </w:numPr>
+        <w:tabs>
+          <w:tab w:val="left" w:pos="2736"/>
+        </w:tabs>
+        <w:rPr>
+          <w:rFonts w:cstheme="minorHAnsi"/>
+          <w:color w:val="0D0D0D" w:themeColor="text1" w:themeTint="F2"/>
+          <w:sz w:val="32"/>
+          <w:szCs w:val="32"/>
+        </w:rPr>
+      </w:pPr>
+      <w:r>
+        <w:rPr>
+          <w:rFonts w:cstheme="minorHAnsi"/>
+          <w:b/>
+          <w:bCs/>
+          <w:color w:val="0D0D0D" w:themeColor="text1" w:themeTint="F2"/>
+          <w:sz w:val="32"/>
+          <w:szCs w:val="32"/>
+        </w:rPr>
+        <w:t>Don’t judge ideas</w:t>
+      </w:r>
+      <w:r>
+        <w:rPr>
+          <w:rFonts w:cstheme="minorHAnsi"/>
+          <w:color w:val="0D0D0D" w:themeColor="text1" w:themeTint="F2"/>
+          <w:sz w:val="32"/>
+          <w:szCs w:val="32"/>
+        </w:rPr>
+        <w:t xml:space="preserve"> – Let all ideas come out, good or bad.</w:t>
+      </w:r>
+    </w:p>
+    <w:p>
+      <w:pPr>
+        <w:numPr>
+          <w:ilvl w:val="0"/>
+          <w:numId w:val="94"/>
+        </w:numPr>
+        <w:tabs>
+          <w:tab w:val="left" w:pos="2736"/>
+        </w:tabs>
+        <w:rPr>
+          <w:rFonts w:cstheme="minorHAnsi"/>
+          <w:color w:val="0D0D0D" w:themeColor="text1" w:themeTint="F2"/>
+          <w:sz w:val="32"/>
+          <w:szCs w:val="32"/>
+        </w:rPr>
+      </w:pPr>
+      <w:r>
+        <w:rPr>
+          <w:rFonts w:cstheme="minorHAnsi"/>
+          <w:b/>
+          <w:bCs/>
+          <w:color w:val="0D0D0D" w:themeColor="text1" w:themeTint="F2"/>
+          <w:sz w:val="32"/>
+          <w:szCs w:val="32"/>
+        </w:rPr>
+        <w:t>Welcome wild ideas</w:t>
+      </w:r>
+      <w:r>
+        <w:rPr>
+          <w:rFonts w:cstheme="minorHAnsi"/>
+          <w:color w:val="0D0D0D" w:themeColor="text1" w:themeTint="F2"/>
+          <w:sz w:val="32"/>
+          <w:szCs w:val="32"/>
+        </w:rPr>
+        <w:t xml:space="preserve"> – Even strange ideas can be helpful.</w:t>
+      </w:r>
+    </w:p>
+    <w:p>
+      <w:pPr>
+        <w:numPr>
+          <w:ilvl w:val="0"/>
+          <w:numId w:val="94"/>
+        </w:numPr>
+        <w:tabs>
+          <w:tab w:val="left" w:pos="2736"/>
+        </w:tabs>
+        <w:rPr>
+          <w:rFonts w:cstheme="minorHAnsi"/>
+          <w:color w:val="0D0D0D" w:themeColor="text1" w:themeTint="F2"/>
+          <w:sz w:val="32"/>
+          <w:szCs w:val="32"/>
+        </w:rPr>
+      </w:pPr>
+      <w:r>
+        <w:rPr>
+          <w:rFonts w:cstheme="minorHAnsi"/>
+          <w:b/>
+          <w:bCs/>
+          <w:color w:val="0D0D0D" w:themeColor="text1" w:themeTint="F2"/>
+          <w:sz w:val="32"/>
+          <w:szCs w:val="32"/>
+        </w:rPr>
+        <w:t>Make lots of ideas</w:t>
+      </w:r>
+      <w:r>
+        <w:rPr>
+          <w:rFonts w:cstheme="minorHAnsi"/>
+          <w:color w:val="0D0D0D" w:themeColor="text1" w:themeTint="F2"/>
+          <w:sz w:val="32"/>
+          <w:szCs w:val="32"/>
+        </w:rPr>
+        <w:t xml:space="preserve"> – More ideas mean better chances to find great ones.</w:t>
+      </w:r>
+    </w:p>
+    <w:p>
+      <w:pPr>
+        <w:numPr>
+          <w:ilvl w:val="0"/>
+          <w:numId w:val="94"/>
+        </w:numPr>
+        <w:tabs>
+          <w:tab w:val="left" w:pos="2736"/>
+        </w:tabs>
+        <w:rPr>
+          <w:rFonts w:cstheme="minorHAnsi"/>
+          <w:color w:val="0D0D0D" w:themeColor="text1" w:themeTint="F2"/>
+          <w:sz w:val="32"/>
+          <w:szCs w:val="32"/>
+        </w:rPr>
+      </w:pPr>
+      <w:r>
+        <w:rPr>
+          <w:rFonts w:cstheme="minorHAnsi"/>
+          <w:b/>
+          <w:bCs/>
+          <w:color w:val="0D0D0D" w:themeColor="text1" w:themeTint="F2"/>
+          <w:sz w:val="32"/>
+          <w:szCs w:val="32"/>
+        </w:rPr>
+        <w:t>Work together</w:t>
+      </w:r>
+      <w:r>
+        <w:rPr>
+          <w:rFonts w:cstheme="minorHAnsi"/>
+          <w:color w:val="0D0D0D" w:themeColor="text1" w:themeTint="F2"/>
+          <w:sz w:val="32"/>
+          <w:szCs w:val="32"/>
+        </w:rPr>
+        <w:t xml:space="preserve"> – Use and improve each other’s ideas.</w:t>
+      </w:r>
+    </w:p>
+    <w:p>
+      <w:pPr>
+        <w:tabs>
+          <w:tab w:val="left" w:pos="2736"/>
+        </w:tabs>
+        <w:rPr>
+          <w:rFonts w:cstheme="minorHAnsi"/>
+          <w:b/>
+          <w:bCs/>
+          <w:color w:val="0D0D0D" w:themeColor="text1" w:themeTint="F2"/>
+          <w:sz w:val="32"/>
+          <w:szCs w:val="32"/>
+        </w:rPr>
+      </w:pPr>
+      <w:r>
+        <w:rPr>
+          <w:rFonts w:cstheme="minorHAnsi"/>
+          <w:b/>
+          <w:bCs/>
+          <w:color w:val="0D0D0D" w:themeColor="text1" w:themeTint="F2"/>
+          <w:sz w:val="32"/>
+          <w:szCs w:val="32"/>
+        </w:rPr>
+        <w:t>Example of Ideation:</w:t>
+      </w:r>
+    </w:p>
+    <w:p>
+      <w:pPr>
+        <w:tabs>
+          <w:tab w:val="left" w:pos="2736"/>
+        </w:tabs>
+        <w:rPr>
+          <w:rFonts w:cstheme="minorHAnsi"/>
+          <w:color w:val="0D0D0D" w:themeColor="text1" w:themeTint="F2"/>
+          <w:sz w:val="32"/>
+          <w:szCs w:val="32"/>
+        </w:rPr>
+      </w:pPr>
+      <w:r>
+        <w:rPr>
+          <w:rFonts w:cstheme="minorHAnsi"/>
+          <w:color w:val="0D0D0D" w:themeColor="text1" w:themeTint="F2"/>
+          <w:sz w:val="32"/>
+          <w:szCs w:val="32"/>
+        </w:rPr>
+        <w:t xml:space="preserve">Imagine you noticed people struggling to reach high shelves in a grocery store (Inspiration phase). Now, during </w:t>
+      </w:r>
+      <w:r>
+        <w:rPr>
+          <w:rFonts w:cstheme="minorHAnsi"/>
+          <w:b/>
+          <w:bCs/>
+          <w:color w:val="0D0D0D" w:themeColor="text1" w:themeTint="F2"/>
+          <w:sz w:val="32"/>
+          <w:szCs w:val="32"/>
+        </w:rPr>
+        <w:t>Ideation</w:t>
+      </w:r>
+      <w:r>
+        <w:rPr>
+          <w:rFonts w:cstheme="minorHAnsi"/>
+          <w:color w:val="0D0D0D" w:themeColor="text1" w:themeTint="F2"/>
+          <w:sz w:val="32"/>
+          <w:szCs w:val="32"/>
+        </w:rPr>
+        <w:t>, you brainstorm many possible solutions, such as:</w:t>
+      </w:r>
+    </w:p>
+    <w:p>
+      <w:pPr>
+        <w:pStyle w:val="ListParagraph"/>
+        <w:numPr>
+          <w:ilvl w:val="0"/>
+          <w:numId w:val="96"/>
+        </w:numPr>
+        <w:tabs>
+          <w:tab w:val="left" w:pos="2736"/>
+        </w:tabs>
+        <w:rPr>
+          <w:rFonts w:cstheme="minorHAnsi"/>
+          <w:color w:val="0D0D0D" w:themeColor="text1" w:themeTint="F2"/>
+          <w:sz w:val="32"/>
+          <w:szCs w:val="32"/>
+        </w:rPr>
+      </w:pPr>
+      <w:r>
+        <w:rPr>
+          <w:rFonts w:cstheme="minorHAnsi"/>
+          <w:color w:val="0D0D0D" w:themeColor="text1" w:themeTint="F2"/>
+          <w:sz w:val="32"/>
+          <w:szCs w:val="32"/>
+        </w:rPr>
+        <w:t>A special ladder with wheels for easy movement.</w:t>
+      </w:r>
+    </w:p>
+    <w:p>
+      <w:pPr>
+        <w:pStyle w:val="ListParagraph"/>
+        <w:numPr>
+          <w:ilvl w:val="0"/>
+          <w:numId w:val="96"/>
+        </w:numPr>
+        <w:tabs>
+          <w:tab w:val="left" w:pos="2736"/>
+        </w:tabs>
+        <w:rPr>
+          <w:rFonts w:cstheme="minorHAnsi"/>
+          <w:color w:val="0D0D0D" w:themeColor="text1" w:themeTint="F2"/>
+          <w:sz w:val="32"/>
+          <w:szCs w:val="32"/>
+        </w:rPr>
+      </w:pPr>
+      <w:r>
+        <w:rPr>
+          <w:rFonts w:cstheme="minorHAnsi"/>
+          <w:color w:val="0D0D0D" w:themeColor="text1" w:themeTint="F2"/>
+          <w:sz w:val="32"/>
+          <w:szCs w:val="32"/>
+        </w:rPr>
+        <w:t>A small robot that can pick items from shelves.</w:t>
+      </w:r>
+    </w:p>
+    <w:p>
+      <w:pPr>
+        <w:pStyle w:val="ListParagraph"/>
+        <w:numPr>
+          <w:ilvl w:val="0"/>
+          <w:numId w:val="96"/>
+        </w:numPr>
+        <w:tabs>
+          <w:tab w:val="left" w:pos="2736"/>
+        </w:tabs>
+        <w:rPr>
+          <w:rFonts w:cstheme="minorHAnsi"/>
+          <w:color w:val="0D0D0D" w:themeColor="text1" w:themeTint="F2"/>
+          <w:sz w:val="32"/>
+          <w:szCs w:val="32"/>
+        </w:rPr>
+      </w:pPr>
+      <w:r>
+        <w:rPr>
+          <w:rFonts w:cstheme="minorHAnsi"/>
+          <w:color w:val="0D0D0D" w:themeColor="text1" w:themeTint="F2"/>
+          <w:sz w:val="32"/>
+          <w:szCs w:val="32"/>
+        </w:rPr>
+        <w:t>Adjustable shelves that can move up and down.</w:t>
+      </w:r>
+    </w:p>
+    <w:p>
+      <w:pPr>
+        <w:pStyle w:val="ListParagraph"/>
+        <w:numPr>
+          <w:ilvl w:val="0"/>
+          <w:numId w:val="96"/>
+        </w:numPr>
+        <w:tabs>
+          <w:tab w:val="left" w:pos="2736"/>
+        </w:tabs>
+        <w:rPr>
+          <w:rFonts w:cstheme="minorHAnsi"/>
+          <w:color w:val="0D0D0D" w:themeColor="text1" w:themeTint="F2"/>
+          <w:sz w:val="32"/>
+          <w:szCs w:val="32"/>
+        </w:rPr>
+      </w:pPr>
+      <w:r>
+        <w:rPr>
+          <w:rFonts w:cstheme="minorHAnsi"/>
+          <w:color w:val="0D0D0D" w:themeColor="text1" w:themeTint="F2"/>
+          <w:sz w:val="32"/>
+          <w:szCs w:val="32"/>
+        </w:rPr>
+        <w:t>A long-handled grabbing tool for customers to use.</w:t>
+      </w:r>
+    </w:p>
+    <w:p>
+      <w:pPr>
+        <w:tabs>
+          <w:tab w:val="left" w:pos="2736"/>
+        </w:tabs>
+        <w:rPr>
+          <w:rFonts w:cstheme="minorHAnsi"/>
+          <w:color w:val="0D0D0D" w:themeColor="text1" w:themeTint="F2"/>
+          <w:sz w:val="32"/>
+          <w:szCs w:val="32"/>
+        </w:rPr>
+      </w:pPr>
+      <w:r>
+        <w:rPr>
+          <w:rFonts w:cstheme="minorHAnsi"/>
+          <w:color w:val="0D0D0D" w:themeColor="text1" w:themeTint="F2"/>
+          <w:sz w:val="32"/>
+          <w:szCs w:val="32"/>
+        </w:rPr>
+        <w:t>You and your team discuss these ideas without judging, combining the best parts of each to create an innovative product that helps everyone reach high shelves safely and easily.</w:t>
+      </w:r>
+    </w:p>
+    <w:p>
+      <w:pPr>
+        <w:tabs>
+          <w:tab w:val="left" w:pos="2736"/>
+        </w:tabs>
+        <w:rPr>
+          <w:rFonts w:cstheme="minorHAnsi"/>
+          <w:color w:val="0D0D0D" w:themeColor="text1" w:themeTint="F2"/>
+          <w:sz w:val="32"/>
+          <w:szCs w:val="32"/>
+        </w:rPr>
+      </w:pPr>
+    </w:p>
+    <w:p>
+      <w:pPr>
+        <w:tabs>
+          <w:tab w:val="left" w:pos="2736"/>
+        </w:tabs>
+        <w:rPr>
+          <w:rFonts w:ascii="Times New Roman" w:hAnsi="Times New Roman" w:cs="Times New Roman"/>
+          <w:b/>
+          <w:bCs/>
+          <w:color w:val="0D0D0D" w:themeColor="text1" w:themeTint="F2"/>
+          <w:sz w:val="32"/>
+          <w:szCs w:val="32"/>
+          <w:u w:val="single"/>
+        </w:rPr>
+      </w:pPr>
+      <w:r>
+        <w:rPr>
+          <w:rFonts w:ascii="Times New Roman" w:hAnsi="Times New Roman" w:cs="Times New Roman"/>
+          <w:b/>
+          <w:bCs/>
+          <w:color w:val="0D0D0D" w:themeColor="text1" w:themeTint="F2"/>
+          <w:sz w:val="32"/>
+          <w:szCs w:val="32"/>
+          <w:u w:val="single"/>
+        </w:rPr>
+        <w:lastRenderedPageBreak/>
+        <w:t>Implementation Phase: Turning Ideas into Reality</w:t>
+      </w:r>
+    </w:p>
+    <w:p>
+      <w:pPr>
+        <w:tabs>
+          <w:tab w:val="left" w:pos="2736"/>
+        </w:tabs>
+        <w:rPr>
+          <w:rFonts w:cstheme="minorHAnsi"/>
+          <w:color w:val="0D0D0D" w:themeColor="text1" w:themeTint="F2"/>
+          <w:sz w:val="32"/>
+          <w:szCs w:val="32"/>
+        </w:rPr>
+      </w:pPr>
+      <w:r>
+        <w:rPr>
+          <w:rFonts w:cstheme="minorHAnsi"/>
+          <w:color w:val="0D0D0D" w:themeColor="text1" w:themeTint="F2"/>
+          <w:sz w:val="32"/>
+          <w:szCs w:val="32"/>
+        </w:rPr>
+        <w:t>After coming up with ideas in the inspiration and ideation phases, the implementation phase is where you test and improve those ideas to make them practical and useful.</w:t>
+      </w:r>
+    </w:p>
+    <w:p>
+      <w:pPr>
+        <w:tabs>
+          <w:tab w:val="left" w:pos="2736"/>
+        </w:tabs>
+        <w:rPr>
+          <w:rFonts w:cstheme="minorHAnsi"/>
+          <w:color w:val="0D0D0D" w:themeColor="text1" w:themeTint="F2"/>
+          <w:sz w:val="32"/>
+          <w:szCs w:val="32"/>
+        </w:rPr>
+      </w:pPr>
+      <w:r>
+        <w:rPr>
+          <w:rFonts w:cstheme="minorHAnsi"/>
+          <w:color w:val="0D0D0D" w:themeColor="text1" w:themeTint="F2"/>
+          <w:sz w:val="32"/>
+          <w:szCs w:val="32"/>
+        </w:rPr>
+        <w:t>Implementation means trying out your ideas by making simple, low-cost models called prototypes. These don’t have to be perfect or expensive—just enough to show how the idea might work.</w:t>
+      </w:r>
+    </w:p>
+    <w:p>
+      <w:pPr>
+        <w:tabs>
+          <w:tab w:val="left" w:pos="2736"/>
+        </w:tabs>
+        <w:rPr>
+          <w:rFonts w:cstheme="minorHAnsi"/>
+          <w:b/>
+          <w:bCs/>
+          <w:color w:val="0D0D0D" w:themeColor="text1" w:themeTint="F2"/>
+          <w:sz w:val="32"/>
+          <w:szCs w:val="32"/>
+        </w:rPr>
+      </w:pPr>
+      <w:r>
+        <w:rPr>
+          <w:rFonts w:cstheme="minorHAnsi"/>
+          <w:b/>
+          <w:bCs/>
+          <w:color w:val="0D0D0D" w:themeColor="text1" w:themeTint="F2"/>
+          <w:sz w:val="32"/>
+          <w:szCs w:val="32"/>
+        </w:rPr>
+        <w:t xml:space="preserve">Learn by experimentation </w:t>
+      </w:r>
+    </w:p>
+    <w:p>
+      <w:pPr>
+        <w:tabs>
+          <w:tab w:val="left" w:pos="2736"/>
+        </w:tabs>
+        <w:rPr>
+          <w:rFonts w:cstheme="minorHAnsi"/>
+          <w:color w:val="0D0D0D" w:themeColor="text1" w:themeTint="F2"/>
+          <w:sz w:val="32"/>
+          <w:szCs w:val="32"/>
+        </w:rPr>
+      </w:pPr>
+      <w:r>
+        <w:rPr>
+          <w:rFonts w:cstheme="minorHAnsi"/>
+          <w:color w:val="0D0D0D" w:themeColor="text1" w:themeTint="F2"/>
+          <w:sz w:val="32"/>
+          <w:szCs w:val="32"/>
+        </w:rPr>
+        <w:t>This phase is about learning through doing: you try something, see what works or doesn’t, and then improve it step by step. The goal is to test ideas quickly and cheaply to make sure they really solve the problem for the people you are designing for before fully launching them.</w:t>
+      </w:r>
+    </w:p>
+    <w:p>
+      <w:pPr>
+        <w:tabs>
+          <w:tab w:val="left" w:pos="2736"/>
+        </w:tabs>
+        <w:rPr>
+          <w:rFonts w:cstheme="minorHAnsi"/>
+          <w:b/>
+          <w:bCs/>
+          <w:color w:val="0D0D0D" w:themeColor="text1" w:themeTint="F2"/>
+          <w:sz w:val="32"/>
+          <w:szCs w:val="32"/>
+        </w:rPr>
+      </w:pPr>
+      <w:r>
+        <w:rPr>
+          <w:rFonts w:cstheme="minorHAnsi"/>
+          <w:b/>
+          <w:bCs/>
+          <w:color w:val="0D0D0D" w:themeColor="text1" w:themeTint="F2"/>
+          <w:sz w:val="32"/>
+          <w:szCs w:val="32"/>
+        </w:rPr>
+        <w:t>Example</w:t>
+      </w:r>
+    </w:p>
+    <w:p>
+      <w:pPr>
+        <w:tabs>
+          <w:tab w:val="left" w:pos="2736"/>
+        </w:tabs>
+        <w:rPr>
+          <w:rFonts w:cstheme="minorHAnsi"/>
+          <w:color w:val="0D0D0D" w:themeColor="text1" w:themeTint="F2"/>
+          <w:sz w:val="32"/>
+          <w:szCs w:val="32"/>
+        </w:rPr>
+      </w:pPr>
+      <w:r>
+        <w:rPr>
+          <w:rFonts w:cstheme="minorHAnsi"/>
+          <w:color w:val="0D0D0D" w:themeColor="text1" w:themeTint="F2"/>
+          <w:sz w:val="32"/>
+          <w:szCs w:val="32"/>
+        </w:rPr>
+        <w:t>Suppose you want to create a new water bottle that keeps drinks cold longer. Instead of making a fancy bottle right away, you use a regular bottle, wrap it with some foam or cloth, and test how long it keeps the water cool.</w:t>
+      </w:r>
+      <w:r>
+        <w:rPr>
+          <w:rFonts w:cstheme="minorHAnsi"/>
+          <w:color w:val="0D0D0D" w:themeColor="text1" w:themeTint="F2"/>
+          <w:sz w:val="32"/>
+          <w:szCs w:val="32"/>
+        </w:rPr>
+        <w:t xml:space="preserve"> </w:t>
+      </w:r>
+      <w:r>
+        <w:rPr>
+          <w:rFonts w:cstheme="minorHAnsi"/>
+          <w:color w:val="0D0D0D" w:themeColor="text1" w:themeTint="F2"/>
+          <w:sz w:val="32"/>
+          <w:szCs w:val="32"/>
+        </w:rPr>
+        <w:t>Based on this quick test, you learn what works and what needs to change before making a real, improved version.</w:t>
+      </w:r>
+      <w:r>
+        <w:rPr>
+          <w:rFonts w:cstheme="minorHAnsi"/>
+          <w:color w:val="0D0D0D" w:themeColor="text1" w:themeTint="F2"/>
+          <w:sz w:val="32"/>
+          <w:szCs w:val="32"/>
+        </w:rPr>
+        <w:t xml:space="preserve"> </w:t>
+      </w:r>
+      <w:r>
+        <w:rPr>
+          <w:rFonts w:cstheme="minorHAnsi"/>
+          <w:color w:val="0D0D0D" w:themeColor="text1" w:themeTint="F2"/>
+          <w:sz w:val="32"/>
+          <w:szCs w:val="32"/>
+        </w:rPr>
+        <w:t>This quick and cheap testing is part of the implementation phase.</w:t>
+      </w:r>
+    </w:p>
+    <w:p>
+      <w:pPr>
+        <w:tabs>
+          <w:tab w:val="left" w:pos="2736"/>
+        </w:tabs>
+        <w:rPr>
+          <w:rFonts w:ascii="Times New Roman" w:hAnsi="Times New Roman" w:cs="Times New Roman"/>
+          <w:b/>
+          <w:bCs/>
+          <w:color w:val="0D0D0D" w:themeColor="text1" w:themeTint="F2"/>
+          <w:sz w:val="32"/>
+          <w:szCs w:val="32"/>
+        </w:rPr>
+      </w:pPr>
+      <w:r>
+        <w:rPr>
+          <w:rFonts w:ascii="Times New Roman" w:hAnsi="Times New Roman" w:cs="Times New Roman"/>
+          <w:b/>
+          <w:bCs/>
+          <w:color w:val="365F91" w:themeColor="accent1" w:themeShade="BF"/>
+          <w:sz w:val="32"/>
+          <w:szCs w:val="32"/>
+        </w:rPr>
+        <w:t xml:space="preserve">Shimano’s Bike and the Design Thinking Process </w:t>
+      </w:r>
+    </w:p>
+    <w:p>
+      <w:pPr>
+        <w:tabs>
+          <w:tab w:val="left" w:pos="2736"/>
+        </w:tabs>
+        <w:rPr>
+          <w:rFonts w:cstheme="minorHAnsi"/>
+          <w:color w:val="0D0D0D" w:themeColor="text1" w:themeTint="F2"/>
+          <w:sz w:val="32"/>
+          <w:szCs w:val="32"/>
+        </w:rPr>
+      </w:pPr>
+      <w:r>
+        <w:rPr>
+          <w:rFonts w:cstheme="minorHAnsi"/>
+          <w:color w:val="0D0D0D" w:themeColor="text1" w:themeTint="F2"/>
+          <w:sz w:val="32"/>
+          <w:szCs w:val="32"/>
+        </w:rPr>
+        <w:t>In 2004, Shimano, a bike company, worked with IDEO to make a new easy-to-use bike for people in their 40s and 50s.</w:t>
+      </w:r>
+    </w:p>
+    <w:p>
+      <w:pPr>
+        <w:tabs>
+          <w:tab w:val="left" w:pos="2736"/>
+        </w:tabs>
+        <w:rPr>
+          <w:rFonts w:cstheme="minorHAnsi"/>
+          <w:color w:val="0D0D0D" w:themeColor="text1" w:themeTint="F2"/>
+          <w:sz w:val="32"/>
+          <w:szCs w:val="32"/>
+        </w:rPr>
+      </w:pPr>
+      <w:r>
+        <w:rPr>
+          <w:rFonts w:cstheme="minorHAnsi"/>
+          <w:b/>
+          <w:bCs/>
+          <w:color w:val="0D0D0D" w:themeColor="text1" w:themeTint="F2"/>
+          <w:sz w:val="32"/>
+          <w:szCs w:val="32"/>
+        </w:rPr>
+        <w:t>Inspiration:</w:t>
+      </w:r>
+      <w:r>
+        <w:rPr>
+          <w:rFonts w:cstheme="minorHAnsi"/>
+          <w:b/>
+          <w:bCs/>
+          <w:color w:val="0D0D0D" w:themeColor="text1" w:themeTint="F2"/>
+          <w:sz w:val="32"/>
+          <w:szCs w:val="32"/>
+        </w:rPr>
+        <w:br/>
+      </w:r>
+      <w:r>
+        <w:rPr>
+          <w:rFonts w:cstheme="minorHAnsi"/>
+          <w:color w:val="0D0D0D" w:themeColor="text1" w:themeTint="F2"/>
+          <w:sz w:val="32"/>
+          <w:szCs w:val="32"/>
+        </w:rPr>
+        <w:t xml:space="preserve">They found out most adults don’t ride bikes because bikes are too </w:t>
+      </w:r>
+      <w:r>
+        <w:rPr>
+          <w:rFonts w:cstheme="minorHAnsi"/>
+          <w:color w:val="0D0D0D" w:themeColor="text1" w:themeTint="F2"/>
+          <w:sz w:val="32"/>
+          <w:szCs w:val="32"/>
+        </w:rPr>
+        <w:lastRenderedPageBreak/>
+        <w:t>expensive and complicated. People wanted simple bikes like when they were kids.</w:t>
+      </w:r>
+    </w:p>
+    <w:p>
+      <w:pPr>
+        <w:tabs>
+          <w:tab w:val="left" w:pos="2736"/>
+        </w:tabs>
+        <w:rPr>
+          <w:rFonts w:cstheme="minorHAnsi"/>
+          <w:color w:val="0D0D0D" w:themeColor="text1" w:themeTint="F2"/>
+          <w:sz w:val="32"/>
+          <w:szCs w:val="32"/>
+        </w:rPr>
+      </w:pPr>
+      <w:r>
+        <w:rPr>
+          <w:rFonts w:cstheme="minorHAnsi"/>
+          <w:b/>
+          <w:bCs/>
+          <w:color w:val="0D0D0D" w:themeColor="text1" w:themeTint="F2"/>
+          <w:sz w:val="32"/>
+          <w:szCs w:val="32"/>
+        </w:rPr>
+        <w:t>Ideation:</w:t>
+      </w:r>
+      <w:r>
+        <w:rPr>
+          <w:rFonts w:cstheme="minorHAnsi"/>
+          <w:b/>
+          <w:bCs/>
+          <w:color w:val="0D0D0D" w:themeColor="text1" w:themeTint="F2"/>
+          <w:sz w:val="32"/>
+          <w:szCs w:val="32"/>
+        </w:rPr>
+        <w:br/>
+      </w:r>
+      <w:r>
+        <w:rPr>
+          <w:rFonts w:cstheme="minorHAnsi"/>
+          <w:color w:val="0D0D0D" w:themeColor="text1" w:themeTint="F2"/>
+          <w:sz w:val="32"/>
+          <w:szCs w:val="32"/>
+        </w:rPr>
+        <w:t>They thought of a new bike called a “coasting” bike. It was simple, with easy controls and a smart gear system that works by itself.</w:t>
+      </w:r>
+    </w:p>
+    <w:p>
+      <w:pPr>
+        <w:tabs>
+          <w:tab w:val="left" w:pos="2736"/>
+        </w:tabs>
+        <w:rPr>
+          <w:rFonts w:cstheme="minorHAnsi"/>
+          <w:color w:val="0D0D0D" w:themeColor="text1" w:themeTint="F2"/>
+          <w:sz w:val="32"/>
+          <w:szCs w:val="32"/>
+        </w:rPr>
+      </w:pPr>
+      <w:r>
+        <w:rPr>
+          <w:rFonts w:cstheme="minorHAnsi"/>
+          <w:b/>
+          <w:bCs/>
+          <w:color w:val="0D0D0D" w:themeColor="text1" w:themeTint="F2"/>
+          <w:sz w:val="32"/>
+          <w:szCs w:val="32"/>
+        </w:rPr>
+        <w:t>Implementation:</w:t>
+      </w:r>
+      <w:r>
+        <w:rPr>
+          <w:rFonts w:cstheme="minorHAnsi"/>
+          <w:b/>
+          <w:bCs/>
+          <w:color w:val="0D0D0D" w:themeColor="text1" w:themeTint="F2"/>
+          <w:sz w:val="32"/>
+          <w:szCs w:val="32"/>
+        </w:rPr>
+        <w:br/>
+      </w:r>
+      <w:r>
+        <w:rPr>
+          <w:rFonts w:cstheme="minorHAnsi"/>
+          <w:color w:val="0D0D0D" w:themeColor="text1" w:themeTint="F2"/>
+          <w:sz w:val="32"/>
+          <w:szCs w:val="32"/>
+        </w:rPr>
+        <w:t>They made models of the bike to test and improve it. Other big bike companies liked the idea and helped make these bikes. They also made a fun brand and helped people find safe places to ride.</w:t>
+      </w:r>
+    </w:p>
+    <w:p>
+      <w:pPr>
+        <w:tabs>
+          <w:tab w:val="left" w:pos="2736"/>
+        </w:tabs>
+        <w:rPr>
+          <w:rFonts w:cstheme="minorHAnsi"/>
+          <w:color w:val="0D0D0D" w:themeColor="text1" w:themeTint="F2"/>
+          <w:sz w:val="32"/>
+          <w:szCs w:val="32"/>
+        </w:rPr>
+      </w:pPr>
+      <w:r>
+        <w:rPr>
+          <w:rFonts w:cstheme="minorHAnsi"/>
+          <w:color w:val="0D0D0D" w:themeColor="text1" w:themeTint="F2"/>
+          <w:sz w:val="32"/>
+          <w:szCs w:val="32"/>
+        </w:rPr>
+        <w:t>The process wasn’t straight. Sometimes they had to go back and rethink to make the bike better. This shows design thinking helps create good ideas by testing and improving them step by step.</w:t>
       </w:r>
     </w:p>
     <w:p>
@@ -14160,6 +16351,7 @@
           <w:sz w:val="32"/>
           <w:szCs w:val="32"/>
         </w:rPr>
+        <w:lastRenderedPageBreak/>
         <w:t>Why is a Feasibility Study Important?</w:t>
       </w:r>
     </w:p>
@@ -14377,7 +16569,6 @@
           <w:sz w:val="32"/>
           <w:szCs w:val="32"/>
         </w:rPr>
-        <w:lastRenderedPageBreak/>
         <w:t xml:space="preserve">See how much </w:t>
       </w:r>
       <w:r>
@@ -14740,6 +16931,7 @@
           <w:sz w:val="32"/>
           <w:szCs w:val="32"/>
         </w:rPr>
+        <w:lastRenderedPageBreak/>
         <w:t>Remember, facing the truth now is better than failing later. A realistic view gives you a strong foundation to make smart decisions and possibly even improve your idea.</w:t>
       </w:r>
     </w:p>
@@ -14863,7 +17055,6 @@
           <w:sz w:val="32"/>
           <w:szCs w:val="32"/>
         </w:rPr>
-        <w:lastRenderedPageBreak/>
         <w:t>Based on real data, not just assumptions</w:t>
       </w:r>
     </w:p>
@@ -15111,6 +17302,7 @@
           <w:sz w:val="36"/>
           <w:szCs w:val="36"/>
         </w:rPr>
+        <w:lastRenderedPageBreak/>
         <w:t xml:space="preserve">The main goal of a feasibility study is to help you make a </w:t>
       </w:r>
       <w:r>
@@ -15292,7 +17484,6 @@
           <w:sz w:val="36"/>
           <w:szCs w:val="36"/>
         </w:rPr>
-        <w:lastRenderedPageBreak/>
         <w:t>Planning your business launch</w:t>
       </w:r>
     </w:p>
@@ -15423,20 +17614,16 @@
           <w:sz w:val="36"/>
           <w:szCs w:val="36"/>
         </w:rPr>
-        <w:t xml:space="preserve">Jorge </w:t>
-      </w:r>
-      <w:proofErr w:type="spellStart"/>
-      <w:r>
-        <w:rPr>
-          <w:rFonts w:cstheme="minorHAnsi"/>
-          <w:b/>
-          <w:bCs/>
+        <w:t>Jorge Heraud and Lee Redden</w:t>
+      </w:r>
+      <w:r>
+        <w:rPr>
+          <w:rFonts w:cstheme="minorHAnsi"/>
           <w:sz w:val="36"/>
           <w:szCs w:val="36"/>
         </w:rPr>
-        <w:t>Heraud</w:t>
-      </w:r>
-      <w:proofErr w:type="spellEnd"/>
+        <w:t xml:space="preserve">, the founders of </w:t>
+      </w:r>
       <w:r>
         <w:rPr>
           <w:rFonts w:cstheme="minorHAnsi"/>
@@ -15445,7 +17632,7 @@
           <w:sz w:val="36"/>
           <w:szCs w:val="36"/>
         </w:rPr>
-        <w:t xml:space="preserve"> and Lee Redden</w:t>
+        <w:t>Blue River Technology</w:t>
       </w:r>
       <w:r>
         <w:rPr>
@@ -15453,7 +17640,7 @@
           <w:sz w:val="36"/>
           <w:szCs w:val="36"/>
         </w:rPr>
-        <w:t xml:space="preserve">, the founders of </w:t>
+        <w:t xml:space="preserve">, originally wanted to make robotic mowers for golf courses. But after talking to 100 people, they discovered farmers were more interested in a machine that </w:t>
       </w:r>
       <w:r>
         <w:rPr>
@@ -15463,7 +17650,7 @@
           <w:sz w:val="36"/>
           <w:szCs w:val="36"/>
         </w:rPr>
-        <w:t>Blue River Technology</w:t>
+        <w:t>kills weeds without chemicals</w:t>
       </w:r>
       <w:r>
         <w:rPr>
@@ -15471,7 +17658,7 @@
           <w:sz w:val="36"/>
           <w:szCs w:val="36"/>
         </w:rPr>
-        <w:t xml:space="preserve">, originally wanted to make robotic mowers for golf courses. But after talking to 100 people, they discovered farmers were more interested in a machine that </w:t>
+        <w:t xml:space="preserve">. This new direction led them to success and </w:t>
       </w:r>
       <w:r>
         <w:rPr>
@@ -15481,7 +17668,7 @@
           <w:sz w:val="36"/>
           <w:szCs w:val="36"/>
         </w:rPr>
-        <w:t>kills weeds without chemicals</w:t>
+        <w:t>$3 million in funding</w:t>
       </w:r>
       <w:r>
         <w:rPr>
@@ -15489,44 +17676,28 @@
           <w:sz w:val="36"/>
           <w:szCs w:val="36"/>
         </w:rPr>
-        <w:t xml:space="preserve">. This new direction led them to success and </w:t>
-      </w:r>
-      <w:r>
-        <w:rPr>
-          <w:rFonts w:cstheme="minorHAnsi"/>
-          <w:b/>
-          <w:bCs/>
+        <w:t>.</w:t>
+      </w:r>
+    </w:p>
+    <w:p>
+      <w:pPr>
+        <w:tabs>
+          <w:tab w:val="left" w:pos="1572"/>
+        </w:tabs>
+        <w:rPr>
+          <w:rFonts w:cstheme="minorHAnsi"/>
           <w:sz w:val="36"/>
           <w:szCs w:val="36"/>
         </w:rPr>
-        <w:t>$3 million in funding</w:t>
-      </w:r>
-      <w:r>
-        <w:rPr>
-          <w:rFonts w:cstheme="minorHAnsi"/>
+      </w:pPr>
+      <w:r>
+        <w:rPr>
+          <w:rFonts w:cstheme="minorHAnsi"/>
+          <w:noProof/>
           <w:sz w:val="36"/>
           <w:szCs w:val="36"/>
         </w:rPr>
-        <w:t>.</w:t>
-      </w:r>
-    </w:p>
-    <w:p>
-      <w:pPr>
-        <w:tabs>
-          <w:tab w:val="left" w:pos="1572"/>
-        </w:tabs>
-        <w:rPr>
-          <w:rFonts w:cstheme="minorHAnsi"/>
-          <w:sz w:val="36"/>
-          <w:szCs w:val="36"/>
-        </w:rPr>
-      </w:pPr>
-      <w:r>
-        <w:rPr>
-          <w:rFonts w:cstheme="minorHAnsi"/>
-          <w:sz w:val="36"/>
-          <w:szCs w:val="36"/>
-        </w:rPr>
+        <w:lastRenderedPageBreak/>
         <w:drawing>
           <wp:inline distT="0" distB="0" distL="0" distR="0" wp14:anchorId="01760155" wp14:editId="2191DDA2">
             <wp:extent cx="5943600" cy="3528060"/>
@@ -15585,7 +17756,6 @@
           <w:sz w:val="36"/>
           <w:szCs w:val="36"/>
         </w:rPr>
-        <w:lastRenderedPageBreak/>
         <w:t>Conclusion</w:t>
       </w:r>
     </w:p>
@@ -16123,6 +18293,232 @@
     </w:lvl>
   </w:abstractNum>
   <w:abstractNum w:abstractNumId="3" w15:restartNumberingAfterBreak="0">
+    <w:nsid w:val="044B732B"/>
+    <w:multiLevelType w:val="hybridMultilevel"/>
+    <w:tmpl w:val="055CECCA"/>
+    <w:lvl w:ilvl="0" w:tplc="04090001">
+      <w:start w:val="1"/>
+      <w:numFmt w:val="bullet"/>
+      <w:lvlText w:val=""/>
+      <w:lvlJc w:val="left"/>
+      <w:pPr>
+        <w:ind w:left="720" w:hanging="360"/>
+      </w:pPr>
+      <w:rPr>
+        <w:rFonts w:ascii="Symbol" w:hAnsi="Symbol" w:hint="default"/>
+      </w:rPr>
+    </w:lvl>
+    <w:lvl w:ilvl="1" w:tplc="04090003" w:tentative="1">
+      <w:start w:val="1"/>
+      <w:numFmt w:val="bullet"/>
+      <w:lvlText w:val="o"/>
+      <w:lvlJc w:val="left"/>
+      <w:pPr>
+        <w:ind w:left="1440" w:hanging="360"/>
+      </w:pPr>
+      <w:rPr>
+        <w:rFonts w:ascii="Courier New" w:hAnsi="Courier New" w:cs="Courier New" w:hint="default"/>
+      </w:rPr>
+    </w:lvl>
+    <w:lvl w:ilvl="2" w:tplc="04090005" w:tentative="1">
+      <w:start w:val="1"/>
+      <w:numFmt w:val="bullet"/>
+      <w:lvlText w:val=""/>
+      <w:lvlJc w:val="left"/>
+      <w:pPr>
+        <w:ind w:left="2160" w:hanging="360"/>
+      </w:pPr>
+      <w:rPr>
+        <w:rFonts w:ascii="Wingdings" w:hAnsi="Wingdings" w:hint="default"/>
+      </w:rPr>
+    </w:lvl>
+    <w:lvl w:ilvl="3" w:tplc="04090001" w:tentative="1">
+      <w:start w:val="1"/>
+      <w:numFmt w:val="bullet"/>
+      <w:lvlText w:val=""/>
+      <w:lvlJc w:val="left"/>
+      <w:pPr>
+        <w:ind w:left="2880" w:hanging="360"/>
+      </w:pPr>
+      <w:rPr>
+        <w:rFonts w:ascii="Symbol" w:hAnsi="Symbol" w:hint="default"/>
+      </w:rPr>
+    </w:lvl>
+    <w:lvl w:ilvl="4" w:tplc="04090003" w:tentative="1">
+      <w:start w:val="1"/>
+      <w:numFmt w:val="bullet"/>
+      <w:lvlText w:val="o"/>
+      <w:lvlJc w:val="left"/>
+      <w:pPr>
+        <w:ind w:left="3600" w:hanging="360"/>
+      </w:pPr>
+      <w:rPr>
+        <w:rFonts w:ascii="Courier New" w:hAnsi="Courier New" w:cs="Courier New" w:hint="default"/>
+      </w:rPr>
+    </w:lvl>
+    <w:lvl w:ilvl="5" w:tplc="04090005" w:tentative="1">
+      <w:start w:val="1"/>
+      <w:numFmt w:val="bullet"/>
+      <w:lvlText w:val=""/>
+      <w:lvlJc w:val="left"/>
+      <w:pPr>
+        <w:ind w:left="4320" w:hanging="360"/>
+      </w:pPr>
+      <w:rPr>
+        <w:rFonts w:ascii="Wingdings" w:hAnsi="Wingdings" w:hint="default"/>
+      </w:rPr>
+    </w:lvl>
+    <w:lvl w:ilvl="6" w:tplc="04090001" w:tentative="1">
+      <w:start w:val="1"/>
+      <w:numFmt w:val="bullet"/>
+      <w:lvlText w:val=""/>
+      <w:lvlJc w:val="left"/>
+      <w:pPr>
+        <w:ind w:left="5040" w:hanging="360"/>
+      </w:pPr>
+      <w:rPr>
+        <w:rFonts w:ascii="Symbol" w:hAnsi="Symbol" w:hint="default"/>
+      </w:rPr>
+    </w:lvl>
+    <w:lvl w:ilvl="7" w:tplc="04090003" w:tentative="1">
+      <w:start w:val="1"/>
+      <w:numFmt w:val="bullet"/>
+      <w:lvlText w:val="o"/>
+      <w:lvlJc w:val="left"/>
+      <w:pPr>
+        <w:ind w:left="5760" w:hanging="360"/>
+      </w:pPr>
+      <w:rPr>
+        <w:rFonts w:ascii="Courier New" w:hAnsi="Courier New" w:cs="Courier New" w:hint="default"/>
+      </w:rPr>
+    </w:lvl>
+    <w:lvl w:ilvl="8" w:tplc="04090005" w:tentative="1">
+      <w:start w:val="1"/>
+      <w:numFmt w:val="bullet"/>
+      <w:lvlText w:val=""/>
+      <w:lvlJc w:val="left"/>
+      <w:pPr>
+        <w:ind w:left="6480" w:hanging="360"/>
+      </w:pPr>
+      <w:rPr>
+        <w:rFonts w:ascii="Wingdings" w:hAnsi="Wingdings" w:hint="default"/>
+      </w:rPr>
+    </w:lvl>
+  </w:abstractNum>
+  <w:abstractNum w:abstractNumId="4" w15:restartNumberingAfterBreak="0">
+    <w:nsid w:val="06406F2A"/>
+    <w:multiLevelType w:val="hybridMultilevel"/>
+    <w:tmpl w:val="BD76E2CA"/>
+    <w:lvl w:ilvl="0" w:tplc="04090001">
+      <w:start w:val="1"/>
+      <w:numFmt w:val="bullet"/>
+      <w:lvlText w:val=""/>
+      <w:lvlJc w:val="left"/>
+      <w:pPr>
+        <w:ind w:left="1440" w:hanging="360"/>
+      </w:pPr>
+      <w:rPr>
+        <w:rFonts w:ascii="Symbol" w:hAnsi="Symbol" w:hint="default"/>
+      </w:rPr>
+    </w:lvl>
+    <w:lvl w:ilvl="1" w:tplc="04090003" w:tentative="1">
+      <w:start w:val="1"/>
+      <w:numFmt w:val="bullet"/>
+      <w:lvlText w:val="o"/>
+      <w:lvlJc w:val="left"/>
+      <w:pPr>
+        <w:ind w:left="2160" w:hanging="360"/>
+      </w:pPr>
+      <w:rPr>
+        <w:rFonts w:ascii="Courier New" w:hAnsi="Courier New" w:cs="Courier New" w:hint="default"/>
+      </w:rPr>
+    </w:lvl>
+    <w:lvl w:ilvl="2" w:tplc="04090005" w:tentative="1">
+      <w:start w:val="1"/>
+      <w:numFmt w:val="bullet"/>
+      <w:lvlText w:val=""/>
+      <w:lvlJc w:val="left"/>
+      <w:pPr>
+        <w:ind w:left="2880" w:hanging="360"/>
+      </w:pPr>
+      <w:rPr>
+        <w:rFonts w:ascii="Wingdings" w:hAnsi="Wingdings" w:hint="default"/>
+      </w:rPr>
+    </w:lvl>
+    <w:lvl w:ilvl="3" w:tplc="04090001" w:tentative="1">
+      <w:start w:val="1"/>
+      <w:numFmt w:val="bullet"/>
+      <w:lvlText w:val=""/>
+      <w:lvlJc w:val="left"/>
+      <w:pPr>
+        <w:ind w:left="3600" w:hanging="360"/>
+      </w:pPr>
+      <w:rPr>
+        <w:rFonts w:ascii="Symbol" w:hAnsi="Symbol" w:hint="default"/>
+      </w:rPr>
+    </w:lvl>
+    <w:lvl w:ilvl="4" w:tplc="04090003" w:tentative="1">
+      <w:start w:val="1"/>
+      <w:numFmt w:val="bullet"/>
+      <w:lvlText w:val="o"/>
+      <w:lvlJc w:val="left"/>
+      <w:pPr>
+        <w:ind w:left="4320" w:hanging="360"/>
+      </w:pPr>
+      <w:rPr>
+        <w:rFonts w:ascii="Courier New" w:hAnsi="Courier New" w:cs="Courier New" w:hint="default"/>
+      </w:rPr>
+    </w:lvl>
+    <w:lvl w:ilvl="5" w:tplc="04090005" w:tentative="1">
+      <w:start w:val="1"/>
+      <w:numFmt w:val="bullet"/>
+      <w:lvlText w:val=""/>
+      <w:lvlJc w:val="left"/>
+      <w:pPr>
+        <w:ind w:left="5040" w:hanging="360"/>
+      </w:pPr>
+      <w:rPr>
+        <w:rFonts w:ascii="Wingdings" w:hAnsi="Wingdings" w:hint="default"/>
+      </w:rPr>
+    </w:lvl>
+    <w:lvl w:ilvl="6" w:tplc="04090001" w:tentative="1">
+      <w:start w:val="1"/>
+      <w:numFmt w:val="bullet"/>
+      <w:lvlText w:val=""/>
+      <w:lvlJc w:val="left"/>
+      <w:pPr>
+        <w:ind w:left="5760" w:hanging="360"/>
+      </w:pPr>
+      <w:rPr>
+        <w:rFonts w:ascii="Symbol" w:hAnsi="Symbol" w:hint="default"/>
+      </w:rPr>
+    </w:lvl>
+    <w:lvl w:ilvl="7" w:tplc="04090003" w:tentative="1">
+      <w:start w:val="1"/>
+      <w:numFmt w:val="bullet"/>
+      <w:lvlText w:val="o"/>
+      <w:lvlJc w:val="left"/>
+      <w:pPr>
+        <w:ind w:left="6480" w:hanging="360"/>
+      </w:pPr>
+      <w:rPr>
+        <w:rFonts w:ascii="Courier New" w:hAnsi="Courier New" w:cs="Courier New" w:hint="default"/>
+      </w:rPr>
+    </w:lvl>
+    <w:lvl w:ilvl="8" w:tplc="04090005" w:tentative="1">
+      <w:start w:val="1"/>
+      <w:numFmt w:val="bullet"/>
+      <w:lvlText w:val=""/>
+      <w:lvlJc w:val="left"/>
+      <w:pPr>
+        <w:ind w:left="7200" w:hanging="360"/>
+      </w:pPr>
+      <w:rPr>
+        <w:rFonts w:ascii="Wingdings" w:hAnsi="Wingdings" w:hint="default"/>
+      </w:rPr>
+    </w:lvl>
+  </w:abstractNum>
+  <w:abstractNum w:abstractNumId="5" w15:restartNumberingAfterBreak="0">
     <w:nsid w:val="0A5F1982"/>
     <w:multiLevelType w:val="hybridMultilevel"/>
     <w:tmpl w:val="63B46352"/>
@@ -16211,7 +18607,7 @@
       </w:pPr>
     </w:lvl>
   </w:abstractNum>
-  <w:abstractNum w:abstractNumId="4" w15:restartNumberingAfterBreak="0">
+  <w:abstractNum w:abstractNumId="6" w15:restartNumberingAfterBreak="0">
     <w:nsid w:val="0B736496"/>
     <w:multiLevelType w:val="hybridMultilevel"/>
     <w:tmpl w:val="61182EB8"/>
@@ -16300,7 +18696,7 @@
       </w:pPr>
     </w:lvl>
   </w:abstractNum>
-  <w:abstractNum w:abstractNumId="5" w15:restartNumberingAfterBreak="0">
+  <w:abstractNum w:abstractNumId="7" w15:restartNumberingAfterBreak="0">
     <w:nsid w:val="0D523F98"/>
     <w:multiLevelType w:val="hybridMultilevel"/>
     <w:tmpl w:val="F8242BC2"/>
@@ -16413,7 +18809,386 @@
       </w:rPr>
     </w:lvl>
   </w:abstractNum>
-  <w:abstractNum w:abstractNumId="6" w15:restartNumberingAfterBreak="0">
+  <w:abstractNum w:abstractNumId="8" w15:restartNumberingAfterBreak="0">
+    <w:nsid w:val="0F0D0D89"/>
+    <w:multiLevelType w:val="hybridMultilevel"/>
+    <w:tmpl w:val="FA9A9AFE"/>
+    <w:lvl w:ilvl="0" w:tplc="04090001">
+      <w:start w:val="1"/>
+      <w:numFmt w:val="bullet"/>
+      <w:lvlText w:val=""/>
+      <w:lvlJc w:val="left"/>
+      <w:pPr>
+        <w:ind w:left="1440" w:hanging="360"/>
+      </w:pPr>
+      <w:rPr>
+        <w:rFonts w:ascii="Symbol" w:hAnsi="Symbol" w:hint="default"/>
+      </w:rPr>
+    </w:lvl>
+    <w:lvl w:ilvl="1" w:tplc="04090003" w:tentative="1">
+      <w:start w:val="1"/>
+      <w:numFmt w:val="bullet"/>
+      <w:lvlText w:val="o"/>
+      <w:lvlJc w:val="left"/>
+      <w:pPr>
+        <w:ind w:left="2160" w:hanging="360"/>
+      </w:pPr>
+      <w:rPr>
+        <w:rFonts w:ascii="Courier New" w:hAnsi="Courier New" w:cs="Courier New" w:hint="default"/>
+      </w:rPr>
+    </w:lvl>
+    <w:lvl w:ilvl="2" w:tplc="04090005" w:tentative="1">
+      <w:start w:val="1"/>
+      <w:numFmt w:val="bullet"/>
+      <w:lvlText w:val=""/>
+      <w:lvlJc w:val="left"/>
+      <w:pPr>
+        <w:ind w:left="2880" w:hanging="360"/>
+      </w:pPr>
+      <w:rPr>
+        <w:rFonts w:ascii="Wingdings" w:hAnsi="Wingdings" w:hint="default"/>
+      </w:rPr>
+    </w:lvl>
+    <w:lvl w:ilvl="3" w:tplc="04090001" w:tentative="1">
+      <w:start w:val="1"/>
+      <w:numFmt w:val="bullet"/>
+      <w:lvlText w:val=""/>
+      <w:lvlJc w:val="left"/>
+      <w:pPr>
+        <w:ind w:left="3600" w:hanging="360"/>
+      </w:pPr>
+      <w:rPr>
+        <w:rFonts w:ascii="Symbol" w:hAnsi="Symbol" w:hint="default"/>
+      </w:rPr>
+    </w:lvl>
+    <w:lvl w:ilvl="4" w:tplc="04090003" w:tentative="1">
+      <w:start w:val="1"/>
+      <w:numFmt w:val="bullet"/>
+      <w:lvlText w:val="o"/>
+      <w:lvlJc w:val="left"/>
+      <w:pPr>
+        <w:ind w:left="4320" w:hanging="360"/>
+      </w:pPr>
+      <w:rPr>
+        <w:rFonts w:ascii="Courier New" w:hAnsi="Courier New" w:cs="Courier New" w:hint="default"/>
+      </w:rPr>
+    </w:lvl>
+    <w:lvl w:ilvl="5" w:tplc="04090005" w:tentative="1">
+      <w:start w:val="1"/>
+      <w:numFmt w:val="bullet"/>
+      <w:lvlText w:val=""/>
+      <w:lvlJc w:val="left"/>
+      <w:pPr>
+        <w:ind w:left="5040" w:hanging="360"/>
+      </w:pPr>
+      <w:rPr>
+        <w:rFonts w:ascii="Wingdings" w:hAnsi="Wingdings" w:hint="default"/>
+      </w:rPr>
+    </w:lvl>
+    <w:lvl w:ilvl="6" w:tplc="04090001" w:tentative="1">
+      <w:start w:val="1"/>
+      <w:numFmt w:val="bullet"/>
+      <w:lvlText w:val=""/>
+      <w:lvlJc w:val="left"/>
+      <w:pPr>
+        <w:ind w:left="5760" w:hanging="360"/>
+      </w:pPr>
+      <w:rPr>
+        <w:rFonts w:ascii="Symbol" w:hAnsi="Symbol" w:hint="default"/>
+      </w:rPr>
+    </w:lvl>
+    <w:lvl w:ilvl="7" w:tplc="04090003" w:tentative="1">
+      <w:start w:val="1"/>
+      <w:numFmt w:val="bullet"/>
+      <w:lvlText w:val="o"/>
+      <w:lvlJc w:val="left"/>
+      <w:pPr>
+        <w:ind w:left="6480" w:hanging="360"/>
+      </w:pPr>
+      <w:rPr>
+        <w:rFonts w:ascii="Courier New" w:hAnsi="Courier New" w:cs="Courier New" w:hint="default"/>
+      </w:rPr>
+    </w:lvl>
+    <w:lvl w:ilvl="8" w:tplc="04090005" w:tentative="1">
+      <w:start w:val="1"/>
+      <w:numFmt w:val="bullet"/>
+      <w:lvlText w:val=""/>
+      <w:lvlJc w:val="left"/>
+      <w:pPr>
+        <w:ind w:left="7200" w:hanging="360"/>
+      </w:pPr>
+      <w:rPr>
+        <w:rFonts w:ascii="Wingdings" w:hAnsi="Wingdings" w:hint="default"/>
+      </w:rPr>
+    </w:lvl>
+  </w:abstractNum>
+  <w:abstractNum w:abstractNumId="9" w15:restartNumberingAfterBreak="0">
+    <w:nsid w:val="0F25250A"/>
+    <w:multiLevelType w:val="multilevel"/>
+    <w:tmpl w:val="71CC07F4"/>
+    <w:lvl w:ilvl="0">
+      <w:start w:val="1"/>
+      <w:numFmt w:val="decimal"/>
+      <w:lvlText w:val="%1."/>
+      <w:lvlJc w:val="left"/>
+      <w:pPr>
+        <w:tabs>
+          <w:tab w:val="num" w:pos="720"/>
+        </w:tabs>
+        <w:ind w:left="720" w:hanging="360"/>
+      </w:pPr>
+    </w:lvl>
+    <w:lvl w:ilvl="1">
+      <w:start w:val="1"/>
+      <w:numFmt w:val="bullet"/>
+      <w:lvlText w:val="o"/>
+      <w:lvlJc w:val="left"/>
+      <w:pPr>
+        <w:tabs>
+          <w:tab w:val="num" w:pos="1440"/>
+        </w:tabs>
+        <w:ind w:left="1440" w:hanging="360"/>
+      </w:pPr>
+      <w:rPr>
+        <w:rFonts w:ascii="Courier New" w:hAnsi="Courier New" w:hint="default"/>
+        <w:sz w:val="20"/>
+      </w:rPr>
+    </w:lvl>
+    <w:lvl w:ilvl="2" w:tentative="1">
+      <w:start w:val="1"/>
+      <w:numFmt w:val="decimal"/>
+      <w:lvlText w:val="%3."/>
+      <w:lvlJc w:val="left"/>
+      <w:pPr>
+        <w:tabs>
+          <w:tab w:val="num" w:pos="2160"/>
+        </w:tabs>
+        <w:ind w:left="2160" w:hanging="360"/>
+      </w:pPr>
+    </w:lvl>
+    <w:lvl w:ilvl="3" w:tentative="1">
+      <w:start w:val="1"/>
+      <w:numFmt w:val="decimal"/>
+      <w:lvlText w:val="%4."/>
+      <w:lvlJc w:val="left"/>
+      <w:pPr>
+        <w:tabs>
+          <w:tab w:val="num" w:pos="2880"/>
+        </w:tabs>
+        <w:ind w:left="2880" w:hanging="360"/>
+      </w:pPr>
+    </w:lvl>
+    <w:lvl w:ilvl="4" w:tentative="1">
+      <w:start w:val="1"/>
+      <w:numFmt w:val="decimal"/>
+      <w:lvlText w:val="%5."/>
+      <w:lvlJc w:val="left"/>
+      <w:pPr>
+        <w:tabs>
+          <w:tab w:val="num" w:pos="3600"/>
+        </w:tabs>
+        <w:ind w:left="3600" w:hanging="360"/>
+      </w:pPr>
+    </w:lvl>
+    <w:lvl w:ilvl="5" w:tentative="1">
+      <w:start w:val="1"/>
+      <w:numFmt w:val="decimal"/>
+      <w:lvlText w:val="%6."/>
+      <w:lvlJc w:val="left"/>
+      <w:pPr>
+        <w:tabs>
+          <w:tab w:val="num" w:pos="4320"/>
+        </w:tabs>
+        <w:ind w:left="4320" w:hanging="360"/>
+      </w:pPr>
+    </w:lvl>
+    <w:lvl w:ilvl="6" w:tentative="1">
+      <w:start w:val="1"/>
+      <w:numFmt w:val="decimal"/>
+      <w:lvlText w:val="%7."/>
+      <w:lvlJc w:val="left"/>
+      <w:pPr>
+        <w:tabs>
+          <w:tab w:val="num" w:pos="5040"/>
+        </w:tabs>
+        <w:ind w:left="5040" w:hanging="360"/>
+      </w:pPr>
+    </w:lvl>
+    <w:lvl w:ilvl="7" w:tentative="1">
+      <w:start w:val="1"/>
+      <w:numFmt w:val="decimal"/>
+      <w:lvlText w:val="%8."/>
+      <w:lvlJc w:val="left"/>
+      <w:pPr>
+        <w:tabs>
+          <w:tab w:val="num" w:pos="5760"/>
+        </w:tabs>
+        <w:ind w:left="5760" w:hanging="360"/>
+      </w:pPr>
+    </w:lvl>
+    <w:lvl w:ilvl="8" w:tentative="1">
+      <w:start w:val="1"/>
+      <w:numFmt w:val="decimal"/>
+      <w:lvlText w:val="%9."/>
+      <w:lvlJc w:val="left"/>
+      <w:pPr>
+        <w:tabs>
+          <w:tab w:val="num" w:pos="6480"/>
+        </w:tabs>
+        <w:ind w:left="6480" w:hanging="360"/>
+      </w:pPr>
+    </w:lvl>
+  </w:abstractNum>
+  <w:abstractNum w:abstractNumId="10" w15:restartNumberingAfterBreak="0">
+    <w:nsid w:val="10007C1B"/>
+    <w:multiLevelType w:val="multilevel"/>
+    <w:tmpl w:val="CEFAE69A"/>
+    <w:lvl w:ilvl="0">
+      <w:start w:val="1"/>
+      <w:numFmt w:val="bullet"/>
+      <w:lvlText w:val=""/>
+      <w:lvlJc w:val="left"/>
+      <w:pPr>
+        <w:tabs>
+          <w:tab w:val="num" w:pos="720"/>
+        </w:tabs>
+        <w:ind w:left="720" w:hanging="360"/>
+      </w:pPr>
+      <w:rPr>
+        <w:rFonts w:ascii="Symbol" w:hAnsi="Symbol" w:hint="default"/>
+        <w:sz w:val="20"/>
+      </w:rPr>
+    </w:lvl>
+    <w:lvl w:ilvl="1" w:tentative="1">
+      <w:start w:val="1"/>
+      <w:numFmt w:val="bullet"/>
+      <w:lvlText w:val="o"/>
+      <w:lvlJc w:val="left"/>
+      <w:pPr>
+        <w:tabs>
+          <w:tab w:val="num" w:pos="1440"/>
+        </w:tabs>
+        <w:ind w:left="1440" w:hanging="360"/>
+      </w:pPr>
+      <w:rPr>
+        <w:rFonts w:ascii="Courier New" w:hAnsi="Courier New" w:hint="default"/>
+        <w:sz w:val="20"/>
+      </w:rPr>
+    </w:lvl>
+    <w:lvl w:ilvl="2" w:tentative="1">
+      <w:start w:val="1"/>
+      <w:numFmt w:val="bullet"/>
+      <w:lvlText w:val=""/>
+      <w:lvlJc w:val="left"/>
+      <w:pPr>
+        <w:tabs>
+          <w:tab w:val="num" w:pos="2160"/>
+        </w:tabs>
+        <w:ind w:left="2160" w:hanging="360"/>
+      </w:pPr>
+      <w:rPr>
+        <w:rFonts w:ascii="Wingdings" w:hAnsi="Wingdings" w:hint="default"/>
+        <w:sz w:val="20"/>
+      </w:rPr>
+    </w:lvl>
+    <w:lvl w:ilvl="3" w:tentative="1">
+      <w:start w:val="1"/>
+      <w:numFmt w:val="bullet"/>
+      <w:lvlText w:val=""/>
+      <w:lvlJc w:val="left"/>
+      <w:pPr>
+        <w:tabs>
+          <w:tab w:val="num" w:pos="2880"/>
+        </w:tabs>
+        <w:ind w:left="2880" w:hanging="360"/>
+      </w:pPr>
+      <w:rPr>
+        <w:rFonts w:ascii="Wingdings" w:hAnsi="Wingdings" w:hint="default"/>
+        <w:sz w:val="20"/>
+      </w:rPr>
+    </w:lvl>
+    <w:lvl w:ilvl="4" w:tentative="1">
+      <w:start w:val="1"/>
+      <w:numFmt w:val="bullet"/>
+      <w:lvlText w:val=""/>
+      <w:lvlJc w:val="left"/>
+      <w:pPr>
+        <w:tabs>
+          <w:tab w:val="num" w:pos="3600"/>
+        </w:tabs>
+        <w:ind w:left="3600" w:hanging="360"/>
+      </w:pPr>
+      <w:rPr>
+        <w:rFonts w:ascii="Wingdings" w:hAnsi="Wingdings" w:hint="default"/>
+        <w:sz w:val="20"/>
+      </w:rPr>
+    </w:lvl>
+    <w:lvl w:ilvl="5" w:tentative="1">
+      <w:start w:val="1"/>
+      <w:numFmt w:val="bullet"/>
+      <w:lvlText w:val=""/>
+      <w:lvlJc w:val="left"/>
+      <w:pPr>
+        <w:tabs>
+          <w:tab w:val="num" w:pos="4320"/>
+        </w:tabs>
+        <w:ind w:left="4320" w:hanging="360"/>
+      </w:pPr>
+      <w:rPr>
+        <w:rFonts w:ascii="Wingdings" w:hAnsi="Wingdings" w:hint="default"/>
+        <w:sz w:val="20"/>
+      </w:rPr>
+    </w:lvl>
+    <w:lvl w:ilvl="6" w:tentative="1">
+      <w:start w:val="1"/>
+      <w:numFmt w:val="bullet"/>
+      <w:lvlText w:val=""/>
+      <w:lvlJc w:val="left"/>
+      <w:pPr>
+        <w:tabs>
+          <w:tab w:val="num" w:pos="5040"/>
+        </w:tabs>
+        <w:ind w:left="5040" w:hanging="360"/>
+      </w:pPr>
+      <w:rPr>
+        <w:rFonts w:ascii="Wingdings" w:hAnsi="Wingdings" w:hint="default"/>
+        <w:sz w:val="20"/>
+      </w:rPr>
+    </w:lvl>
+    <w:lvl w:ilvl="7" w:tentative="1">
+      <w:start w:val="1"/>
+      <w:numFmt w:val="bullet"/>
+      <w:lvlText w:val=""/>
+      <w:lvlJc w:val="left"/>
+      <w:pPr>
+        <w:tabs>
+          <w:tab w:val="num" w:pos="5760"/>
+        </w:tabs>
+        <w:ind w:left="5760" w:hanging="360"/>
+      </w:pPr>
+      <w:rPr>
+        <w:rFonts w:ascii="Wingdings" w:hAnsi="Wingdings" w:hint="default"/>
+        <w:sz w:val="20"/>
+      </w:rPr>
+    </w:lvl>
+    <w:lvl w:ilvl="8" w:tentative="1">
+      <w:start w:val="1"/>
+      <w:numFmt w:val="bullet"/>
+      <w:lvlText w:val=""/>
+      <w:lvlJc w:val="left"/>
+      <w:pPr>
+        <w:tabs>
+          <w:tab w:val="num" w:pos="6480"/>
+        </w:tabs>
+        <w:ind w:left="6480" w:hanging="360"/>
+      </w:pPr>
+      <w:rPr>
+        <w:rFonts w:ascii="Wingdings" w:hAnsi="Wingdings" w:hint="default"/>
+        <w:sz w:val="20"/>
+      </w:rPr>
+    </w:lvl>
+  </w:abstractNum>
+  <w:abstractNum w:abstractNumId="11" w15:restartNumberingAfterBreak="0">
     <w:nsid w:val="106B1557"/>
     <w:multiLevelType w:val="multilevel"/>
     <w:tmpl w:val="E30289AC"/>
@@ -16562,7 +19337,233 @@
       </w:rPr>
     </w:lvl>
   </w:abstractNum>
-  <w:abstractNum w:abstractNumId="7" w15:restartNumberingAfterBreak="0">
+  <w:abstractNum w:abstractNumId="12" w15:restartNumberingAfterBreak="0">
+    <w:nsid w:val="10BF10F5"/>
+    <w:multiLevelType w:val="hybridMultilevel"/>
+    <w:tmpl w:val="9198F1F0"/>
+    <w:lvl w:ilvl="0" w:tplc="04090001">
+      <w:start w:val="1"/>
+      <w:numFmt w:val="bullet"/>
+      <w:lvlText w:val=""/>
+      <w:lvlJc w:val="left"/>
+      <w:pPr>
+        <w:ind w:left="720" w:hanging="360"/>
+      </w:pPr>
+      <w:rPr>
+        <w:rFonts w:ascii="Symbol" w:hAnsi="Symbol" w:hint="default"/>
+      </w:rPr>
+    </w:lvl>
+    <w:lvl w:ilvl="1" w:tplc="04090003" w:tentative="1">
+      <w:start w:val="1"/>
+      <w:numFmt w:val="bullet"/>
+      <w:lvlText w:val="o"/>
+      <w:lvlJc w:val="left"/>
+      <w:pPr>
+        <w:ind w:left="1440" w:hanging="360"/>
+      </w:pPr>
+      <w:rPr>
+        <w:rFonts w:ascii="Courier New" w:hAnsi="Courier New" w:cs="Courier New" w:hint="default"/>
+      </w:rPr>
+    </w:lvl>
+    <w:lvl w:ilvl="2" w:tplc="04090005" w:tentative="1">
+      <w:start w:val="1"/>
+      <w:numFmt w:val="bullet"/>
+      <w:lvlText w:val=""/>
+      <w:lvlJc w:val="left"/>
+      <w:pPr>
+        <w:ind w:left="2160" w:hanging="360"/>
+      </w:pPr>
+      <w:rPr>
+        <w:rFonts w:ascii="Wingdings" w:hAnsi="Wingdings" w:hint="default"/>
+      </w:rPr>
+    </w:lvl>
+    <w:lvl w:ilvl="3" w:tplc="04090001" w:tentative="1">
+      <w:start w:val="1"/>
+      <w:numFmt w:val="bullet"/>
+      <w:lvlText w:val=""/>
+      <w:lvlJc w:val="left"/>
+      <w:pPr>
+        <w:ind w:left="2880" w:hanging="360"/>
+      </w:pPr>
+      <w:rPr>
+        <w:rFonts w:ascii="Symbol" w:hAnsi="Symbol" w:hint="default"/>
+      </w:rPr>
+    </w:lvl>
+    <w:lvl w:ilvl="4" w:tplc="04090003" w:tentative="1">
+      <w:start w:val="1"/>
+      <w:numFmt w:val="bullet"/>
+      <w:lvlText w:val="o"/>
+      <w:lvlJc w:val="left"/>
+      <w:pPr>
+        <w:ind w:left="3600" w:hanging="360"/>
+      </w:pPr>
+      <w:rPr>
+        <w:rFonts w:ascii="Courier New" w:hAnsi="Courier New" w:cs="Courier New" w:hint="default"/>
+      </w:rPr>
+    </w:lvl>
+    <w:lvl w:ilvl="5" w:tplc="04090005" w:tentative="1">
+      <w:start w:val="1"/>
+      <w:numFmt w:val="bullet"/>
+      <w:lvlText w:val=""/>
+      <w:lvlJc w:val="left"/>
+      <w:pPr>
+        <w:ind w:left="4320" w:hanging="360"/>
+      </w:pPr>
+      <w:rPr>
+        <w:rFonts w:ascii="Wingdings" w:hAnsi="Wingdings" w:hint="default"/>
+      </w:rPr>
+    </w:lvl>
+    <w:lvl w:ilvl="6" w:tplc="04090001" w:tentative="1">
+      <w:start w:val="1"/>
+      <w:numFmt w:val="bullet"/>
+      <w:lvlText w:val=""/>
+      <w:lvlJc w:val="left"/>
+      <w:pPr>
+        <w:ind w:left="5040" w:hanging="360"/>
+      </w:pPr>
+      <w:rPr>
+        <w:rFonts w:ascii="Symbol" w:hAnsi="Symbol" w:hint="default"/>
+      </w:rPr>
+    </w:lvl>
+    <w:lvl w:ilvl="7" w:tplc="04090003" w:tentative="1">
+      <w:start w:val="1"/>
+      <w:numFmt w:val="bullet"/>
+      <w:lvlText w:val="o"/>
+      <w:lvlJc w:val="left"/>
+      <w:pPr>
+        <w:ind w:left="5760" w:hanging="360"/>
+      </w:pPr>
+      <w:rPr>
+        <w:rFonts w:ascii="Courier New" w:hAnsi="Courier New" w:cs="Courier New" w:hint="default"/>
+      </w:rPr>
+    </w:lvl>
+    <w:lvl w:ilvl="8" w:tplc="04090005" w:tentative="1">
+      <w:start w:val="1"/>
+      <w:numFmt w:val="bullet"/>
+      <w:lvlText w:val=""/>
+      <w:lvlJc w:val="left"/>
+      <w:pPr>
+        <w:ind w:left="6480" w:hanging="360"/>
+      </w:pPr>
+      <w:rPr>
+        <w:rFonts w:ascii="Wingdings" w:hAnsi="Wingdings" w:hint="default"/>
+      </w:rPr>
+    </w:lvl>
+  </w:abstractNum>
+  <w:abstractNum w:abstractNumId="13" w15:restartNumberingAfterBreak="0">
+    <w:nsid w:val="130A0E58"/>
+    <w:multiLevelType w:val="hybridMultilevel"/>
+    <w:tmpl w:val="050CE8E8"/>
+    <w:lvl w:ilvl="0" w:tplc="04090001">
+      <w:start w:val="1"/>
+      <w:numFmt w:val="bullet"/>
+      <w:lvlText w:val=""/>
+      <w:lvlJc w:val="left"/>
+      <w:pPr>
+        <w:ind w:left="720" w:hanging="360"/>
+      </w:pPr>
+      <w:rPr>
+        <w:rFonts w:ascii="Symbol" w:hAnsi="Symbol" w:hint="default"/>
+      </w:rPr>
+    </w:lvl>
+    <w:lvl w:ilvl="1" w:tplc="04090003" w:tentative="1">
+      <w:start w:val="1"/>
+      <w:numFmt w:val="bullet"/>
+      <w:lvlText w:val="o"/>
+      <w:lvlJc w:val="left"/>
+      <w:pPr>
+        <w:ind w:left="1440" w:hanging="360"/>
+      </w:pPr>
+      <w:rPr>
+        <w:rFonts w:ascii="Courier New" w:hAnsi="Courier New" w:cs="Courier New" w:hint="default"/>
+      </w:rPr>
+    </w:lvl>
+    <w:lvl w:ilvl="2" w:tplc="04090005" w:tentative="1">
+      <w:start w:val="1"/>
+      <w:numFmt w:val="bullet"/>
+      <w:lvlText w:val=""/>
+      <w:lvlJc w:val="left"/>
+      <w:pPr>
+        <w:ind w:left="2160" w:hanging="360"/>
+      </w:pPr>
+      <w:rPr>
+        <w:rFonts w:ascii="Wingdings" w:hAnsi="Wingdings" w:hint="default"/>
+      </w:rPr>
+    </w:lvl>
+    <w:lvl w:ilvl="3" w:tplc="04090001" w:tentative="1">
+      <w:start w:val="1"/>
+      <w:numFmt w:val="bullet"/>
+      <w:lvlText w:val=""/>
+      <w:lvlJc w:val="left"/>
+      <w:pPr>
+        <w:ind w:left="2880" w:hanging="360"/>
+      </w:pPr>
+      <w:rPr>
+        <w:rFonts w:ascii="Symbol" w:hAnsi="Symbol" w:hint="default"/>
+      </w:rPr>
+    </w:lvl>
+    <w:lvl w:ilvl="4" w:tplc="04090003" w:tentative="1">
+      <w:start w:val="1"/>
+      <w:numFmt w:val="bullet"/>
+      <w:lvlText w:val="o"/>
+      <w:lvlJc w:val="left"/>
+      <w:pPr>
+        <w:ind w:left="3600" w:hanging="360"/>
+      </w:pPr>
+      <w:rPr>
+        <w:rFonts w:ascii="Courier New" w:hAnsi="Courier New" w:cs="Courier New" w:hint="default"/>
+      </w:rPr>
+    </w:lvl>
+    <w:lvl w:ilvl="5" w:tplc="04090005" w:tentative="1">
+      <w:start w:val="1"/>
+      <w:numFmt w:val="bullet"/>
+      <w:lvlText w:val=""/>
+      <w:lvlJc w:val="left"/>
+      <w:pPr>
+        <w:ind w:left="4320" w:hanging="360"/>
+      </w:pPr>
+      <w:rPr>
+        <w:rFonts w:ascii="Wingdings" w:hAnsi="Wingdings" w:hint="default"/>
+      </w:rPr>
+    </w:lvl>
+    <w:lvl w:ilvl="6" w:tplc="04090001" w:tentative="1">
+      <w:start w:val="1"/>
+      <w:numFmt w:val="bullet"/>
+      <w:lvlText w:val=""/>
+      <w:lvlJc w:val="left"/>
+      <w:pPr>
+        <w:ind w:left="5040" w:hanging="360"/>
+      </w:pPr>
+      <w:rPr>
+        <w:rFonts w:ascii="Symbol" w:hAnsi="Symbol" w:hint="default"/>
+      </w:rPr>
+    </w:lvl>
+    <w:lvl w:ilvl="7" w:tplc="04090003" w:tentative="1">
+      <w:start w:val="1"/>
+      <w:numFmt w:val="bullet"/>
+      <w:lvlText w:val="o"/>
+      <w:lvlJc w:val="left"/>
+      <w:pPr>
+        <w:ind w:left="5760" w:hanging="360"/>
+      </w:pPr>
+      <w:rPr>
+        <w:rFonts w:ascii="Courier New" w:hAnsi="Courier New" w:cs="Courier New" w:hint="default"/>
+      </w:rPr>
+    </w:lvl>
+    <w:lvl w:ilvl="8" w:tplc="04090005" w:tentative="1">
+      <w:start w:val="1"/>
+      <w:numFmt w:val="bullet"/>
+      <w:lvlText w:val=""/>
+      <w:lvlJc w:val="left"/>
+      <w:pPr>
+        <w:ind w:left="6480" w:hanging="360"/>
+      </w:pPr>
+      <w:rPr>
+        <w:rFonts w:ascii="Wingdings" w:hAnsi="Wingdings" w:hint="default"/>
+      </w:rPr>
+    </w:lvl>
+  </w:abstractNum>
+  <w:abstractNum w:abstractNumId="14" w15:restartNumberingAfterBreak="0">
     <w:nsid w:val="139D2735"/>
     <w:multiLevelType w:val="multilevel"/>
     <w:tmpl w:val="86643ACC"/>
@@ -16675,7 +19676,156 @@
       </w:pPr>
     </w:lvl>
   </w:abstractNum>
-  <w:abstractNum w:abstractNumId="8" w15:restartNumberingAfterBreak="0">
+  <w:abstractNum w:abstractNumId="15" w15:restartNumberingAfterBreak="0">
+    <w:nsid w:val="13BE1A31"/>
+    <w:multiLevelType w:val="multilevel"/>
+    <w:tmpl w:val="F994394E"/>
+    <w:lvl w:ilvl="0">
+      <w:start w:val="1"/>
+      <w:numFmt w:val="bullet"/>
+      <w:lvlText w:val=""/>
+      <w:lvlJc w:val="left"/>
+      <w:pPr>
+        <w:tabs>
+          <w:tab w:val="num" w:pos="720"/>
+        </w:tabs>
+        <w:ind w:left="720" w:hanging="360"/>
+      </w:pPr>
+      <w:rPr>
+        <w:rFonts w:ascii="Symbol" w:hAnsi="Symbol" w:hint="default"/>
+        <w:sz w:val="20"/>
+      </w:rPr>
+    </w:lvl>
+    <w:lvl w:ilvl="1" w:tentative="1">
+      <w:start w:val="1"/>
+      <w:numFmt w:val="bullet"/>
+      <w:lvlText w:val="o"/>
+      <w:lvlJc w:val="left"/>
+      <w:pPr>
+        <w:tabs>
+          <w:tab w:val="num" w:pos="1440"/>
+        </w:tabs>
+        <w:ind w:left="1440" w:hanging="360"/>
+      </w:pPr>
+      <w:rPr>
+        <w:rFonts w:ascii="Courier New" w:hAnsi="Courier New" w:hint="default"/>
+        <w:sz w:val="20"/>
+      </w:rPr>
+    </w:lvl>
+    <w:lvl w:ilvl="2" w:tentative="1">
+      <w:start w:val="1"/>
+      <w:numFmt w:val="bullet"/>
+      <w:lvlText w:val=""/>
+      <w:lvlJc w:val="left"/>
+      <w:pPr>
+        <w:tabs>
+          <w:tab w:val="num" w:pos="2160"/>
+        </w:tabs>
+        <w:ind w:left="2160" w:hanging="360"/>
+      </w:pPr>
+      <w:rPr>
+        <w:rFonts w:ascii="Wingdings" w:hAnsi="Wingdings" w:hint="default"/>
+        <w:sz w:val="20"/>
+      </w:rPr>
+    </w:lvl>
+    <w:lvl w:ilvl="3" w:tentative="1">
+      <w:start w:val="1"/>
+      <w:numFmt w:val="bullet"/>
+      <w:lvlText w:val=""/>
+      <w:lvlJc w:val="left"/>
+      <w:pPr>
+        <w:tabs>
+          <w:tab w:val="num" w:pos="2880"/>
+        </w:tabs>
+        <w:ind w:left="2880" w:hanging="360"/>
+      </w:pPr>
+      <w:rPr>
+        <w:rFonts w:ascii="Wingdings" w:hAnsi="Wingdings" w:hint="default"/>
+        <w:sz w:val="20"/>
+      </w:rPr>
+    </w:lvl>
+    <w:lvl w:ilvl="4" w:tentative="1">
+      <w:start w:val="1"/>
+      <w:numFmt w:val="bullet"/>
+      <w:lvlText w:val=""/>
+      <w:lvlJc w:val="left"/>
+      <w:pPr>
+        <w:tabs>
+          <w:tab w:val="num" w:pos="3600"/>
+        </w:tabs>
+        <w:ind w:left="3600" w:hanging="360"/>
+      </w:pPr>
+      <w:rPr>
+        <w:rFonts w:ascii="Wingdings" w:hAnsi="Wingdings" w:hint="default"/>
+        <w:sz w:val="20"/>
+      </w:rPr>
+    </w:lvl>
+    <w:lvl w:ilvl="5" w:tentative="1">
+      <w:start w:val="1"/>
+      <w:numFmt w:val="bullet"/>
+      <w:lvlText w:val=""/>
+      <w:lvlJc w:val="left"/>
+      <w:pPr>
+        <w:tabs>
+          <w:tab w:val="num" w:pos="4320"/>
+        </w:tabs>
+        <w:ind w:left="4320" w:hanging="360"/>
+      </w:pPr>
+      <w:rPr>
+        <w:rFonts w:ascii="Wingdings" w:hAnsi="Wingdings" w:hint="default"/>
+        <w:sz w:val="20"/>
+      </w:rPr>
+    </w:lvl>
+    <w:lvl w:ilvl="6" w:tentative="1">
+      <w:start w:val="1"/>
+      <w:numFmt w:val="bullet"/>
+      <w:lvlText w:val=""/>
+      <w:lvlJc w:val="left"/>
+      <w:pPr>
+        <w:tabs>
+          <w:tab w:val="num" w:pos="5040"/>
+        </w:tabs>
+        <w:ind w:left="5040" w:hanging="360"/>
+      </w:pPr>
+      <w:rPr>
+        <w:rFonts w:ascii="Wingdings" w:hAnsi="Wingdings" w:hint="default"/>
+        <w:sz w:val="20"/>
+      </w:rPr>
+    </w:lvl>
+    <w:lvl w:ilvl="7" w:tentative="1">
+      <w:start w:val="1"/>
+      <w:numFmt w:val="bullet"/>
+      <w:lvlText w:val=""/>
+      <w:lvlJc w:val="left"/>
+      <w:pPr>
+        <w:tabs>
+          <w:tab w:val="num" w:pos="5760"/>
+        </w:tabs>
+        <w:ind w:left="5760" w:hanging="360"/>
+      </w:pPr>
+      <w:rPr>
+        <w:rFonts w:ascii="Wingdings" w:hAnsi="Wingdings" w:hint="default"/>
+        <w:sz w:val="20"/>
+      </w:rPr>
+    </w:lvl>
+    <w:lvl w:ilvl="8" w:tentative="1">
+      <w:start w:val="1"/>
+      <w:numFmt w:val="bullet"/>
+      <w:lvlText w:val=""/>
+      <w:lvlJc w:val="left"/>
+      <w:pPr>
+        <w:tabs>
+          <w:tab w:val="num" w:pos="6480"/>
+        </w:tabs>
+        <w:ind w:left="6480" w:hanging="360"/>
+      </w:pPr>
+      <w:rPr>
+        <w:rFonts w:ascii="Wingdings" w:hAnsi="Wingdings" w:hint="default"/>
+        <w:sz w:val="20"/>
+      </w:rPr>
+    </w:lvl>
+  </w:abstractNum>
+  <w:abstractNum w:abstractNumId="16" w15:restartNumberingAfterBreak="0">
     <w:nsid w:val="1421703E"/>
     <w:multiLevelType w:val="hybridMultilevel"/>
     <w:tmpl w:val="6F08FC12"/>
@@ -16788,7 +19938,7 @@
       </w:rPr>
     </w:lvl>
   </w:abstractNum>
-  <w:abstractNum w:abstractNumId="9" w15:restartNumberingAfterBreak="0">
+  <w:abstractNum w:abstractNumId="17" w15:restartNumberingAfterBreak="0">
     <w:nsid w:val="17C06126"/>
     <w:multiLevelType w:val="multilevel"/>
     <w:tmpl w:val="8F6A4BF6"/>
@@ -16937,7 +20087,156 @@
       </w:rPr>
     </w:lvl>
   </w:abstractNum>
-  <w:abstractNum w:abstractNumId="10" w15:restartNumberingAfterBreak="0">
+  <w:abstractNum w:abstractNumId="18" w15:restartNumberingAfterBreak="0">
+    <w:nsid w:val="1A042F0D"/>
+    <w:multiLevelType w:val="multilevel"/>
+    <w:tmpl w:val="A3BE5386"/>
+    <w:lvl w:ilvl="0">
+      <w:start w:val="1"/>
+      <w:numFmt w:val="bullet"/>
+      <w:lvlText w:val=""/>
+      <w:lvlJc w:val="left"/>
+      <w:pPr>
+        <w:tabs>
+          <w:tab w:val="num" w:pos="720"/>
+        </w:tabs>
+        <w:ind w:left="720" w:hanging="360"/>
+      </w:pPr>
+      <w:rPr>
+        <w:rFonts w:ascii="Symbol" w:hAnsi="Symbol" w:hint="default"/>
+        <w:sz w:val="20"/>
+      </w:rPr>
+    </w:lvl>
+    <w:lvl w:ilvl="1" w:tentative="1">
+      <w:start w:val="1"/>
+      <w:numFmt w:val="bullet"/>
+      <w:lvlText w:val="o"/>
+      <w:lvlJc w:val="left"/>
+      <w:pPr>
+        <w:tabs>
+          <w:tab w:val="num" w:pos="1440"/>
+        </w:tabs>
+        <w:ind w:left="1440" w:hanging="360"/>
+      </w:pPr>
+      <w:rPr>
+        <w:rFonts w:ascii="Courier New" w:hAnsi="Courier New" w:hint="default"/>
+        <w:sz w:val="20"/>
+      </w:rPr>
+    </w:lvl>
+    <w:lvl w:ilvl="2" w:tentative="1">
+      <w:start w:val="1"/>
+      <w:numFmt w:val="bullet"/>
+      <w:lvlText w:val=""/>
+      <w:lvlJc w:val="left"/>
+      <w:pPr>
+        <w:tabs>
+          <w:tab w:val="num" w:pos="2160"/>
+        </w:tabs>
+        <w:ind w:left="2160" w:hanging="360"/>
+      </w:pPr>
+      <w:rPr>
+        <w:rFonts w:ascii="Wingdings" w:hAnsi="Wingdings" w:hint="default"/>
+        <w:sz w:val="20"/>
+      </w:rPr>
+    </w:lvl>
+    <w:lvl w:ilvl="3" w:tentative="1">
+      <w:start w:val="1"/>
+      <w:numFmt w:val="bullet"/>
+      <w:lvlText w:val=""/>
+      <w:lvlJc w:val="left"/>
+      <w:pPr>
+        <w:tabs>
+          <w:tab w:val="num" w:pos="2880"/>
+        </w:tabs>
+        <w:ind w:left="2880" w:hanging="360"/>
+      </w:pPr>
+      <w:rPr>
+        <w:rFonts w:ascii="Wingdings" w:hAnsi="Wingdings" w:hint="default"/>
+        <w:sz w:val="20"/>
+      </w:rPr>
+    </w:lvl>
+    <w:lvl w:ilvl="4" w:tentative="1">
+      <w:start w:val="1"/>
+      <w:numFmt w:val="bullet"/>
+      <w:lvlText w:val=""/>
+      <w:lvlJc w:val="left"/>
+      <w:pPr>
+        <w:tabs>
+          <w:tab w:val="num" w:pos="3600"/>
+        </w:tabs>
+        <w:ind w:left="3600" w:hanging="360"/>
+      </w:pPr>
+      <w:rPr>
+        <w:rFonts w:ascii="Wingdings" w:hAnsi="Wingdings" w:hint="default"/>
+        <w:sz w:val="20"/>
+      </w:rPr>
+    </w:lvl>
+    <w:lvl w:ilvl="5" w:tentative="1">
+      <w:start w:val="1"/>
+      <w:numFmt w:val="bullet"/>
+      <w:lvlText w:val=""/>
+      <w:lvlJc w:val="left"/>
+      <w:pPr>
+        <w:tabs>
+          <w:tab w:val="num" w:pos="4320"/>
+        </w:tabs>
+        <w:ind w:left="4320" w:hanging="360"/>
+      </w:pPr>
+      <w:rPr>
+        <w:rFonts w:ascii="Wingdings" w:hAnsi="Wingdings" w:hint="default"/>
+        <w:sz w:val="20"/>
+      </w:rPr>
+    </w:lvl>
+    <w:lvl w:ilvl="6" w:tentative="1">
+      <w:start w:val="1"/>
+      <w:numFmt w:val="bullet"/>
+      <w:lvlText w:val=""/>
+      <w:lvlJc w:val="left"/>
+      <w:pPr>
+        <w:tabs>
+          <w:tab w:val="num" w:pos="5040"/>
+        </w:tabs>
+        <w:ind w:left="5040" w:hanging="360"/>
+      </w:pPr>
+      <w:rPr>
+        <w:rFonts w:ascii="Wingdings" w:hAnsi="Wingdings" w:hint="default"/>
+        <w:sz w:val="20"/>
+      </w:rPr>
+    </w:lvl>
+    <w:lvl w:ilvl="7" w:tentative="1">
+      <w:start w:val="1"/>
+      <w:numFmt w:val="bullet"/>
+      <w:lvlText w:val=""/>
+      <w:lvlJc w:val="left"/>
+      <w:pPr>
+        <w:tabs>
+          <w:tab w:val="num" w:pos="5760"/>
+        </w:tabs>
+        <w:ind w:left="5760" w:hanging="360"/>
+      </w:pPr>
+      <w:rPr>
+        <w:rFonts w:ascii="Wingdings" w:hAnsi="Wingdings" w:hint="default"/>
+        <w:sz w:val="20"/>
+      </w:rPr>
+    </w:lvl>
+    <w:lvl w:ilvl="8" w:tentative="1">
+      <w:start w:val="1"/>
+      <w:numFmt w:val="bullet"/>
+      <w:lvlText w:val=""/>
+      <w:lvlJc w:val="left"/>
+      <w:pPr>
+        <w:tabs>
+          <w:tab w:val="num" w:pos="6480"/>
+        </w:tabs>
+        <w:ind w:left="6480" w:hanging="360"/>
+      </w:pPr>
+      <w:rPr>
+        <w:rFonts w:ascii="Wingdings" w:hAnsi="Wingdings" w:hint="default"/>
+        <w:sz w:val="20"/>
+      </w:rPr>
+    </w:lvl>
+  </w:abstractNum>
+  <w:abstractNum w:abstractNumId="19" w15:restartNumberingAfterBreak="0">
     <w:nsid w:val="1AA143B5"/>
     <w:multiLevelType w:val="multilevel"/>
     <w:tmpl w:val="8110B176"/>
@@ -17050,7 +20349,7 @@
       </w:pPr>
     </w:lvl>
   </w:abstractNum>
-  <w:abstractNum w:abstractNumId="11" w15:restartNumberingAfterBreak="0">
+  <w:abstractNum w:abstractNumId="20" w15:restartNumberingAfterBreak="0">
     <w:nsid w:val="1B3F6B70"/>
     <w:multiLevelType w:val="multilevel"/>
     <w:tmpl w:val="F7288552"/>
@@ -17199,7 +20498,7 @@
       </w:rPr>
     </w:lvl>
   </w:abstractNum>
-  <w:abstractNum w:abstractNumId="12" w15:restartNumberingAfterBreak="0">
+  <w:abstractNum w:abstractNumId="21" w15:restartNumberingAfterBreak="0">
     <w:nsid w:val="1CA21BF8"/>
     <w:multiLevelType w:val="multilevel"/>
     <w:tmpl w:val="794E09F2"/>
@@ -17348,7 +20647,7 @@
       </w:rPr>
     </w:lvl>
   </w:abstractNum>
-  <w:abstractNum w:abstractNumId="13" w15:restartNumberingAfterBreak="0">
+  <w:abstractNum w:abstractNumId="22" w15:restartNumberingAfterBreak="0">
     <w:nsid w:val="1D78420A"/>
     <w:multiLevelType w:val="multilevel"/>
     <w:tmpl w:val="6F601430"/>
@@ -17497,7 +20796,120 @@
       </w:rPr>
     </w:lvl>
   </w:abstractNum>
-  <w:abstractNum w:abstractNumId="14" w15:restartNumberingAfterBreak="0">
+  <w:abstractNum w:abstractNumId="23" w15:restartNumberingAfterBreak="0">
+    <w:nsid w:val="1FAE185D"/>
+    <w:multiLevelType w:val="hybridMultilevel"/>
+    <w:tmpl w:val="9BBE5698"/>
+    <w:lvl w:ilvl="0" w:tplc="04090001">
+      <w:start w:val="1"/>
+      <w:numFmt w:val="bullet"/>
+      <w:lvlText w:val=""/>
+      <w:lvlJc w:val="left"/>
+      <w:pPr>
+        <w:ind w:left="720" w:hanging="360"/>
+      </w:pPr>
+      <w:rPr>
+        <w:rFonts w:ascii="Symbol" w:hAnsi="Symbol" w:hint="default"/>
+      </w:rPr>
+    </w:lvl>
+    <w:lvl w:ilvl="1" w:tplc="04090003" w:tentative="1">
+      <w:start w:val="1"/>
+      <w:numFmt w:val="bullet"/>
+      <w:lvlText w:val="o"/>
+      <w:lvlJc w:val="left"/>
+      <w:pPr>
+        <w:ind w:left="1440" w:hanging="360"/>
+      </w:pPr>
+      <w:rPr>
+        <w:rFonts w:ascii="Courier New" w:hAnsi="Courier New" w:cs="Courier New" w:hint="default"/>
+      </w:rPr>
+    </w:lvl>
+    <w:lvl w:ilvl="2" w:tplc="04090005" w:tentative="1">
+      <w:start w:val="1"/>
+      <w:numFmt w:val="bullet"/>
+      <w:lvlText w:val=""/>
+      <w:lvlJc w:val="left"/>
+      <w:pPr>
+        <w:ind w:left="2160" w:hanging="360"/>
+      </w:pPr>
+      <w:rPr>
+        <w:rFonts w:ascii="Wingdings" w:hAnsi="Wingdings" w:hint="default"/>
+      </w:rPr>
+    </w:lvl>
+    <w:lvl w:ilvl="3" w:tplc="04090001" w:tentative="1">
+      <w:start w:val="1"/>
+      <w:numFmt w:val="bullet"/>
+      <w:lvlText w:val=""/>
+      <w:lvlJc w:val="left"/>
+      <w:pPr>
+        <w:ind w:left="2880" w:hanging="360"/>
+      </w:pPr>
+      <w:rPr>
+        <w:rFonts w:ascii="Symbol" w:hAnsi="Symbol" w:hint="default"/>
+      </w:rPr>
+    </w:lvl>
+    <w:lvl w:ilvl="4" w:tplc="04090003" w:tentative="1">
+      <w:start w:val="1"/>
+      <w:numFmt w:val="bullet"/>
+      <w:lvlText w:val="o"/>
+      <w:lvlJc w:val="left"/>
+      <w:pPr>
+        <w:ind w:left="3600" w:hanging="360"/>
+      </w:pPr>
+      <w:rPr>
+        <w:rFonts w:ascii="Courier New" w:hAnsi="Courier New" w:cs="Courier New" w:hint="default"/>
+      </w:rPr>
+    </w:lvl>
+    <w:lvl w:ilvl="5" w:tplc="04090005" w:tentative="1">
+      <w:start w:val="1"/>
+      <w:numFmt w:val="bullet"/>
+      <w:lvlText w:val=""/>
+      <w:lvlJc w:val="left"/>
+      <w:pPr>
+        <w:ind w:left="4320" w:hanging="360"/>
+      </w:pPr>
+      <w:rPr>
+        <w:rFonts w:ascii="Wingdings" w:hAnsi="Wingdings" w:hint="default"/>
+      </w:rPr>
+    </w:lvl>
+    <w:lvl w:ilvl="6" w:tplc="04090001" w:tentative="1">
+      <w:start w:val="1"/>
+      <w:numFmt w:val="bullet"/>
+      <w:lvlText w:val=""/>
+      <w:lvlJc w:val="left"/>
+      <w:pPr>
+        <w:ind w:left="5040" w:hanging="360"/>
+      </w:pPr>
+      <w:rPr>
+        <w:rFonts w:ascii="Symbol" w:hAnsi="Symbol" w:hint="default"/>
+      </w:rPr>
+    </w:lvl>
+    <w:lvl w:ilvl="7" w:tplc="04090003" w:tentative="1">
+      <w:start w:val="1"/>
+      <w:numFmt w:val="bullet"/>
+      <w:lvlText w:val="o"/>
+      <w:lvlJc w:val="left"/>
+      <w:pPr>
+        <w:ind w:left="5760" w:hanging="360"/>
+      </w:pPr>
+      <w:rPr>
+        <w:rFonts w:ascii="Courier New" w:hAnsi="Courier New" w:cs="Courier New" w:hint="default"/>
+      </w:rPr>
+    </w:lvl>
+    <w:lvl w:ilvl="8" w:tplc="04090005" w:tentative="1">
+      <w:start w:val="1"/>
+      <w:numFmt w:val="bullet"/>
+      <w:lvlText w:val=""/>
+      <w:lvlJc w:val="left"/>
+      <w:pPr>
+        <w:ind w:left="6480" w:hanging="360"/>
+      </w:pPr>
+      <w:rPr>
+        <w:rFonts w:ascii="Wingdings" w:hAnsi="Wingdings" w:hint="default"/>
+      </w:rPr>
+    </w:lvl>
+  </w:abstractNum>
+  <w:abstractNum w:abstractNumId="24" w15:restartNumberingAfterBreak="0">
     <w:nsid w:val="209B1673"/>
     <w:multiLevelType w:val="multilevel"/>
     <w:tmpl w:val="FF529838"/>
@@ -17646,7 +21058,7 @@
       </w:rPr>
     </w:lvl>
   </w:abstractNum>
-  <w:abstractNum w:abstractNumId="15" w15:restartNumberingAfterBreak="0">
+  <w:abstractNum w:abstractNumId="25" w15:restartNumberingAfterBreak="0">
     <w:nsid w:val="20C136CF"/>
     <w:multiLevelType w:val="hybridMultilevel"/>
     <w:tmpl w:val="DBC82342"/>
@@ -17759,7 +21171,7 @@
       </w:rPr>
     </w:lvl>
   </w:abstractNum>
-  <w:abstractNum w:abstractNumId="16" w15:restartNumberingAfterBreak="0">
+  <w:abstractNum w:abstractNumId="26" w15:restartNumberingAfterBreak="0">
     <w:nsid w:val="21282763"/>
     <w:multiLevelType w:val="hybridMultilevel"/>
     <w:tmpl w:val="88103074"/>
@@ -17872,7 +21284,7 @@
       </w:rPr>
     </w:lvl>
   </w:abstractNum>
-  <w:abstractNum w:abstractNumId="17" w15:restartNumberingAfterBreak="0">
+  <w:abstractNum w:abstractNumId="27" w15:restartNumberingAfterBreak="0">
     <w:nsid w:val="255E2F36"/>
     <w:multiLevelType w:val="hybridMultilevel"/>
     <w:tmpl w:val="D6B6A3D6"/>
@@ -17985,7 +21397,7 @@
       </w:rPr>
     </w:lvl>
   </w:abstractNum>
-  <w:abstractNum w:abstractNumId="18" w15:restartNumberingAfterBreak="0">
+  <w:abstractNum w:abstractNumId="28" w15:restartNumberingAfterBreak="0">
     <w:nsid w:val="276A3BBE"/>
     <w:multiLevelType w:val="multilevel"/>
     <w:tmpl w:val="43021D66"/>
@@ -18098,7 +21510,7 @@
       </w:pPr>
     </w:lvl>
   </w:abstractNum>
-  <w:abstractNum w:abstractNumId="19" w15:restartNumberingAfterBreak="0">
+  <w:abstractNum w:abstractNumId="29" w15:restartNumberingAfterBreak="0">
     <w:nsid w:val="277D0E94"/>
     <w:multiLevelType w:val="multilevel"/>
     <w:tmpl w:val="0FEE5CB6"/>
@@ -18247,7 +21659,7 @@
       </w:rPr>
     </w:lvl>
   </w:abstractNum>
-  <w:abstractNum w:abstractNumId="20" w15:restartNumberingAfterBreak="0">
+  <w:abstractNum w:abstractNumId="30" w15:restartNumberingAfterBreak="0">
     <w:nsid w:val="285332C9"/>
     <w:multiLevelType w:val="hybridMultilevel"/>
     <w:tmpl w:val="30DA6B02"/>
@@ -18360,7 +21772,7 @@
       </w:rPr>
     </w:lvl>
   </w:abstractNum>
-  <w:abstractNum w:abstractNumId="21" w15:restartNumberingAfterBreak="0">
+  <w:abstractNum w:abstractNumId="31" w15:restartNumberingAfterBreak="0">
     <w:nsid w:val="28742A2B"/>
     <w:multiLevelType w:val="multilevel"/>
     <w:tmpl w:val="E04C43B0"/>
@@ -18477,7 +21889,7 @@
       </w:pPr>
     </w:lvl>
   </w:abstractNum>
-  <w:abstractNum w:abstractNumId="22" w15:restartNumberingAfterBreak="0">
+  <w:abstractNum w:abstractNumId="32" w15:restartNumberingAfterBreak="0">
     <w:nsid w:val="29416F79"/>
     <w:multiLevelType w:val="multilevel"/>
     <w:tmpl w:val="A5261852"/>
@@ -18626,7 +22038,7 @@
       </w:rPr>
     </w:lvl>
   </w:abstractNum>
-  <w:abstractNum w:abstractNumId="23" w15:restartNumberingAfterBreak="0">
+  <w:abstractNum w:abstractNumId="33" w15:restartNumberingAfterBreak="0">
     <w:nsid w:val="2A5E13B2"/>
     <w:multiLevelType w:val="multilevel"/>
     <w:tmpl w:val="9B6E770C"/>
@@ -18775,7 +22187,120 @@
       </w:rPr>
     </w:lvl>
   </w:abstractNum>
-  <w:abstractNum w:abstractNumId="24" w15:restartNumberingAfterBreak="0">
+  <w:abstractNum w:abstractNumId="34" w15:restartNumberingAfterBreak="0">
+    <w:nsid w:val="2BFB706D"/>
+    <w:multiLevelType w:val="hybridMultilevel"/>
+    <w:tmpl w:val="BE0AFDEC"/>
+    <w:lvl w:ilvl="0" w:tplc="04090001">
+      <w:start w:val="1"/>
+      <w:numFmt w:val="bullet"/>
+      <w:lvlText w:val=""/>
+      <w:lvlJc w:val="left"/>
+      <w:pPr>
+        <w:ind w:left="1440" w:hanging="360"/>
+      </w:pPr>
+      <w:rPr>
+        <w:rFonts w:ascii="Symbol" w:hAnsi="Symbol" w:hint="default"/>
+      </w:rPr>
+    </w:lvl>
+    <w:lvl w:ilvl="1" w:tplc="04090003" w:tentative="1">
+      <w:start w:val="1"/>
+      <w:numFmt w:val="bullet"/>
+      <w:lvlText w:val="o"/>
+      <w:lvlJc w:val="left"/>
+      <w:pPr>
+        <w:ind w:left="2160" w:hanging="360"/>
+      </w:pPr>
+      <w:rPr>
+        <w:rFonts w:ascii="Courier New" w:hAnsi="Courier New" w:cs="Courier New" w:hint="default"/>
+      </w:rPr>
+    </w:lvl>
+    <w:lvl w:ilvl="2" w:tplc="04090005" w:tentative="1">
+      <w:start w:val="1"/>
+      <w:numFmt w:val="bullet"/>
+      <w:lvlText w:val=""/>
+      <w:lvlJc w:val="left"/>
+      <w:pPr>
+        <w:ind w:left="2880" w:hanging="360"/>
+      </w:pPr>
+      <w:rPr>
+        <w:rFonts w:ascii="Wingdings" w:hAnsi="Wingdings" w:hint="default"/>
+      </w:rPr>
+    </w:lvl>
+    <w:lvl w:ilvl="3" w:tplc="04090001" w:tentative="1">
+      <w:start w:val="1"/>
+      <w:numFmt w:val="bullet"/>
+      <w:lvlText w:val=""/>
+      <w:lvlJc w:val="left"/>
+      <w:pPr>
+        <w:ind w:left="3600" w:hanging="360"/>
+      </w:pPr>
+      <w:rPr>
+        <w:rFonts w:ascii="Symbol" w:hAnsi="Symbol" w:hint="default"/>
+      </w:rPr>
+    </w:lvl>
+    <w:lvl w:ilvl="4" w:tplc="04090003" w:tentative="1">
+      <w:start w:val="1"/>
+      <w:numFmt w:val="bullet"/>
+      <w:lvlText w:val="o"/>
+      <w:lvlJc w:val="left"/>
+      <w:pPr>
+        <w:ind w:left="4320" w:hanging="360"/>
+      </w:pPr>
+      <w:rPr>
+        <w:rFonts w:ascii="Courier New" w:hAnsi="Courier New" w:cs="Courier New" w:hint="default"/>
+      </w:rPr>
+    </w:lvl>
+    <w:lvl w:ilvl="5" w:tplc="04090005" w:tentative="1">
+      <w:start w:val="1"/>
+      <w:numFmt w:val="bullet"/>
+      <w:lvlText w:val=""/>
+      <w:lvlJc w:val="left"/>
+      <w:pPr>
+        <w:ind w:left="5040" w:hanging="360"/>
+      </w:pPr>
+      <w:rPr>
+        <w:rFonts w:ascii="Wingdings" w:hAnsi="Wingdings" w:hint="default"/>
+      </w:rPr>
+    </w:lvl>
+    <w:lvl w:ilvl="6" w:tplc="04090001" w:tentative="1">
+      <w:start w:val="1"/>
+      <w:numFmt w:val="bullet"/>
+      <w:lvlText w:val=""/>
+      <w:lvlJc w:val="left"/>
+      <w:pPr>
+        <w:ind w:left="5760" w:hanging="360"/>
+      </w:pPr>
+      <w:rPr>
+        <w:rFonts w:ascii="Symbol" w:hAnsi="Symbol" w:hint="default"/>
+      </w:rPr>
+    </w:lvl>
+    <w:lvl w:ilvl="7" w:tplc="04090003" w:tentative="1">
+      <w:start w:val="1"/>
+      <w:numFmt w:val="bullet"/>
+      <w:lvlText w:val="o"/>
+      <w:lvlJc w:val="left"/>
+      <w:pPr>
+        <w:ind w:left="6480" w:hanging="360"/>
+      </w:pPr>
+      <w:rPr>
+        <w:rFonts w:ascii="Courier New" w:hAnsi="Courier New" w:cs="Courier New" w:hint="default"/>
+      </w:rPr>
+    </w:lvl>
+    <w:lvl w:ilvl="8" w:tplc="04090005" w:tentative="1">
+      <w:start w:val="1"/>
+      <w:numFmt w:val="bullet"/>
+      <w:lvlText w:val=""/>
+      <w:lvlJc w:val="left"/>
+      <w:pPr>
+        <w:ind w:left="7200" w:hanging="360"/>
+      </w:pPr>
+      <w:rPr>
+        <w:rFonts w:ascii="Wingdings" w:hAnsi="Wingdings" w:hint="default"/>
+      </w:rPr>
+    </w:lvl>
+  </w:abstractNum>
+  <w:abstractNum w:abstractNumId="35" w15:restartNumberingAfterBreak="0">
     <w:nsid w:val="2DC220F5"/>
     <w:multiLevelType w:val="multilevel"/>
     <w:tmpl w:val="2BFCBF1E"/>
@@ -18924,7 +22449,7 @@
       </w:rPr>
     </w:lvl>
   </w:abstractNum>
-  <w:abstractNum w:abstractNumId="25" w15:restartNumberingAfterBreak="0">
+  <w:abstractNum w:abstractNumId="36" w15:restartNumberingAfterBreak="0">
     <w:nsid w:val="2DFE18DC"/>
     <w:multiLevelType w:val="hybridMultilevel"/>
     <w:tmpl w:val="C6C61974"/>
@@ -19037,7 +22562,7 @@
       </w:rPr>
     </w:lvl>
   </w:abstractNum>
-  <w:abstractNum w:abstractNumId="26" w15:restartNumberingAfterBreak="0">
+  <w:abstractNum w:abstractNumId="37" w15:restartNumberingAfterBreak="0">
     <w:nsid w:val="2E5B1310"/>
     <w:multiLevelType w:val="multilevel"/>
     <w:tmpl w:val="F01C093C"/>
@@ -19186,7 +22711,7 @@
       </w:rPr>
     </w:lvl>
   </w:abstractNum>
-  <w:abstractNum w:abstractNumId="27" w15:restartNumberingAfterBreak="0">
+  <w:abstractNum w:abstractNumId="38" w15:restartNumberingAfterBreak="0">
     <w:nsid w:val="2EFB7EDA"/>
     <w:multiLevelType w:val="hybridMultilevel"/>
     <w:tmpl w:val="81DEBFF2"/>
@@ -19299,7 +22824,7 @@
       </w:rPr>
     </w:lvl>
   </w:abstractNum>
-  <w:abstractNum w:abstractNumId="28" w15:restartNumberingAfterBreak="0">
+  <w:abstractNum w:abstractNumId="39" w15:restartNumberingAfterBreak="0">
     <w:nsid w:val="2F1F0391"/>
     <w:multiLevelType w:val="hybridMultilevel"/>
     <w:tmpl w:val="FDFE9E48"/>
@@ -19412,7 +22937,96 @@
       </w:rPr>
     </w:lvl>
   </w:abstractNum>
-  <w:abstractNum w:abstractNumId="29" w15:restartNumberingAfterBreak="0">
+  <w:abstractNum w:abstractNumId="40" w15:restartNumberingAfterBreak="0">
+    <w:nsid w:val="2F8537E9"/>
+    <w:multiLevelType w:val="hybridMultilevel"/>
+    <w:tmpl w:val="012667BC"/>
+    <w:lvl w:ilvl="0" w:tplc="0409000F">
+      <w:start w:val="1"/>
+      <w:numFmt w:val="decimal"/>
+      <w:lvlText w:val="%1."/>
+      <w:lvlJc w:val="left"/>
+      <w:pPr>
+        <w:ind w:left="720" w:hanging="360"/>
+      </w:pPr>
+      <w:rPr>
+        <w:rFonts w:hint="default"/>
+      </w:rPr>
+    </w:lvl>
+    <w:lvl w:ilvl="1" w:tplc="04090019" w:tentative="1">
+      <w:start w:val="1"/>
+      <w:numFmt w:val="lowerLetter"/>
+      <w:lvlText w:val="%2."/>
+      <w:lvlJc w:val="left"/>
+      <w:pPr>
+        <w:ind w:left="1440" w:hanging="360"/>
+      </w:pPr>
+    </w:lvl>
+    <w:lvl w:ilvl="2" w:tplc="0409001B" w:tentative="1">
+      <w:start w:val="1"/>
+      <w:numFmt w:val="lowerRoman"/>
+      <w:lvlText w:val="%3."/>
+      <w:lvlJc w:val="right"/>
+      <w:pPr>
+        <w:ind w:left="2160" w:hanging="180"/>
+      </w:pPr>
+    </w:lvl>
+    <w:lvl w:ilvl="3" w:tplc="0409000F" w:tentative="1">
+      <w:start w:val="1"/>
+      <w:numFmt w:val="decimal"/>
+      <w:lvlText w:val="%4."/>
+      <w:lvlJc w:val="left"/>
+      <w:pPr>
+        <w:ind w:left="2880" w:hanging="360"/>
+      </w:pPr>
+    </w:lvl>
+    <w:lvl w:ilvl="4" w:tplc="04090019" w:tentative="1">
+      <w:start w:val="1"/>
+      <w:numFmt w:val="lowerLetter"/>
+      <w:lvlText w:val="%5."/>
+      <w:lvlJc w:val="left"/>
+      <w:pPr>
+        <w:ind w:left="3600" w:hanging="360"/>
+      </w:pPr>
+    </w:lvl>
+    <w:lvl w:ilvl="5" w:tplc="0409001B" w:tentative="1">
+      <w:start w:val="1"/>
+      <w:numFmt w:val="lowerRoman"/>
+      <w:lvlText w:val="%6."/>
+      <w:lvlJc w:val="right"/>
+      <w:pPr>
+        <w:ind w:left="4320" w:hanging="180"/>
+      </w:pPr>
+    </w:lvl>
+    <w:lvl w:ilvl="6" w:tplc="0409000F" w:tentative="1">
+      <w:start w:val="1"/>
+      <w:numFmt w:val="decimal"/>
+      <w:lvlText w:val="%7."/>
+      <w:lvlJc w:val="left"/>
+      <w:pPr>
+        <w:ind w:left="5040" w:hanging="360"/>
+      </w:pPr>
+    </w:lvl>
+    <w:lvl w:ilvl="7" w:tplc="04090019" w:tentative="1">
+      <w:start w:val="1"/>
+      <w:numFmt w:val="lowerLetter"/>
+      <w:lvlText w:val="%8."/>
+      <w:lvlJc w:val="left"/>
+      <w:pPr>
+        <w:ind w:left="5760" w:hanging="360"/>
+      </w:pPr>
+    </w:lvl>
+    <w:lvl w:ilvl="8" w:tplc="0409001B" w:tentative="1">
+      <w:start w:val="1"/>
+      <w:numFmt w:val="lowerRoman"/>
+      <w:lvlText w:val="%9."/>
+      <w:lvlJc w:val="right"/>
+      <w:pPr>
+        <w:ind w:left="6480" w:hanging="180"/>
+      </w:pPr>
+    </w:lvl>
+  </w:abstractNum>
+  <w:abstractNum w:abstractNumId="41" w15:restartNumberingAfterBreak="0">
     <w:nsid w:val="303A5D2A"/>
     <w:multiLevelType w:val="hybridMultilevel"/>
     <w:tmpl w:val="BB52AECA"/>
@@ -19525,7 +23139,7 @@
       </w:rPr>
     </w:lvl>
   </w:abstractNum>
-  <w:abstractNum w:abstractNumId="30" w15:restartNumberingAfterBreak="0">
+  <w:abstractNum w:abstractNumId="42" w15:restartNumberingAfterBreak="0">
     <w:nsid w:val="30EC166B"/>
     <w:multiLevelType w:val="multilevel"/>
     <w:tmpl w:val="58DEA77E"/>
@@ -19674,7 +23288,7 @@
       </w:rPr>
     </w:lvl>
   </w:abstractNum>
-  <w:abstractNum w:abstractNumId="31" w15:restartNumberingAfterBreak="0">
+  <w:abstractNum w:abstractNumId="43" w15:restartNumberingAfterBreak="0">
     <w:nsid w:val="320A6D0C"/>
     <w:multiLevelType w:val="multilevel"/>
     <w:tmpl w:val="8C9CE680"/>
@@ -19823,7 +23437,7 @@
       </w:rPr>
     </w:lvl>
   </w:abstractNum>
-  <w:abstractNum w:abstractNumId="32" w15:restartNumberingAfterBreak="0">
+  <w:abstractNum w:abstractNumId="44" w15:restartNumberingAfterBreak="0">
     <w:nsid w:val="32214C65"/>
     <w:multiLevelType w:val="multilevel"/>
     <w:tmpl w:val="E832529C"/>
@@ -19972,7 +23586,7 @@
       </w:rPr>
     </w:lvl>
   </w:abstractNum>
-  <w:abstractNum w:abstractNumId="33" w15:restartNumberingAfterBreak="0">
+  <w:abstractNum w:abstractNumId="45" w15:restartNumberingAfterBreak="0">
     <w:nsid w:val="32D25E39"/>
     <w:multiLevelType w:val="multilevel"/>
     <w:tmpl w:val="1676FC2A"/>
@@ -20121,7 +23735,269 @@
       </w:rPr>
     </w:lvl>
   </w:abstractNum>
-  <w:abstractNum w:abstractNumId="34" w15:restartNumberingAfterBreak="0">
+  <w:abstractNum w:abstractNumId="46" w15:restartNumberingAfterBreak="0">
+    <w:nsid w:val="34B12726"/>
+    <w:multiLevelType w:val="multilevel"/>
+    <w:tmpl w:val="2B3ABCD4"/>
+    <w:lvl w:ilvl="0">
+      <w:start w:val="1"/>
+      <w:numFmt w:val="bullet"/>
+      <w:lvlText w:val=""/>
+      <w:lvlJc w:val="left"/>
+      <w:pPr>
+        <w:tabs>
+          <w:tab w:val="num" w:pos="720"/>
+        </w:tabs>
+        <w:ind w:left="720" w:hanging="360"/>
+      </w:pPr>
+      <w:rPr>
+        <w:rFonts w:ascii="Symbol" w:hAnsi="Symbol" w:hint="default"/>
+        <w:sz w:val="20"/>
+      </w:rPr>
+    </w:lvl>
+    <w:lvl w:ilvl="1" w:tentative="1">
+      <w:start w:val="1"/>
+      <w:numFmt w:val="bullet"/>
+      <w:lvlText w:val="o"/>
+      <w:lvlJc w:val="left"/>
+      <w:pPr>
+        <w:tabs>
+          <w:tab w:val="num" w:pos="1440"/>
+        </w:tabs>
+        <w:ind w:left="1440" w:hanging="360"/>
+      </w:pPr>
+      <w:rPr>
+        <w:rFonts w:ascii="Courier New" w:hAnsi="Courier New" w:hint="default"/>
+        <w:sz w:val="20"/>
+      </w:rPr>
+    </w:lvl>
+    <w:lvl w:ilvl="2" w:tentative="1">
+      <w:start w:val="1"/>
+      <w:numFmt w:val="bullet"/>
+      <w:lvlText w:val=""/>
+      <w:lvlJc w:val="left"/>
+      <w:pPr>
+        <w:tabs>
+          <w:tab w:val="num" w:pos="2160"/>
+        </w:tabs>
+        <w:ind w:left="2160" w:hanging="360"/>
+      </w:pPr>
+      <w:rPr>
+        <w:rFonts w:ascii="Wingdings" w:hAnsi="Wingdings" w:hint="default"/>
+        <w:sz w:val="20"/>
+      </w:rPr>
+    </w:lvl>
+    <w:lvl w:ilvl="3" w:tentative="1">
+      <w:start w:val="1"/>
+      <w:numFmt w:val="bullet"/>
+      <w:lvlText w:val=""/>
+      <w:lvlJc w:val="left"/>
+      <w:pPr>
+        <w:tabs>
+          <w:tab w:val="num" w:pos="2880"/>
+        </w:tabs>
+        <w:ind w:left="2880" w:hanging="360"/>
+      </w:pPr>
+      <w:rPr>
+        <w:rFonts w:ascii="Wingdings" w:hAnsi="Wingdings" w:hint="default"/>
+        <w:sz w:val="20"/>
+      </w:rPr>
+    </w:lvl>
+    <w:lvl w:ilvl="4" w:tentative="1">
+      <w:start w:val="1"/>
+      <w:numFmt w:val="bullet"/>
+      <w:lvlText w:val=""/>
+      <w:lvlJc w:val="left"/>
+      <w:pPr>
+        <w:tabs>
+          <w:tab w:val="num" w:pos="3600"/>
+        </w:tabs>
+        <w:ind w:left="3600" w:hanging="360"/>
+      </w:pPr>
+      <w:rPr>
+        <w:rFonts w:ascii="Wingdings" w:hAnsi="Wingdings" w:hint="default"/>
+        <w:sz w:val="20"/>
+      </w:rPr>
+    </w:lvl>
+    <w:lvl w:ilvl="5" w:tentative="1">
+      <w:start w:val="1"/>
+      <w:numFmt w:val="bullet"/>
+      <w:lvlText w:val=""/>
+      <w:lvlJc w:val="left"/>
+      <w:pPr>
+        <w:tabs>
+          <w:tab w:val="num" w:pos="4320"/>
+        </w:tabs>
+        <w:ind w:left="4320" w:hanging="360"/>
+      </w:pPr>
+      <w:rPr>
+        <w:rFonts w:ascii="Wingdings" w:hAnsi="Wingdings" w:hint="default"/>
+        <w:sz w:val="20"/>
+      </w:rPr>
+    </w:lvl>
+    <w:lvl w:ilvl="6" w:tentative="1">
+      <w:start w:val="1"/>
+      <w:numFmt w:val="bullet"/>
+      <w:lvlText w:val=""/>
+      <w:lvlJc w:val="left"/>
+      <w:pPr>
+        <w:tabs>
+          <w:tab w:val="num" w:pos="5040"/>
+        </w:tabs>
+        <w:ind w:left="5040" w:hanging="360"/>
+      </w:pPr>
+      <w:rPr>
+        <w:rFonts w:ascii="Wingdings" w:hAnsi="Wingdings" w:hint="default"/>
+        <w:sz w:val="20"/>
+      </w:rPr>
+    </w:lvl>
+    <w:lvl w:ilvl="7" w:tentative="1">
+      <w:start w:val="1"/>
+      <w:numFmt w:val="bullet"/>
+      <w:lvlText w:val=""/>
+      <w:lvlJc w:val="left"/>
+      <w:pPr>
+        <w:tabs>
+          <w:tab w:val="num" w:pos="5760"/>
+        </w:tabs>
+        <w:ind w:left="5760" w:hanging="360"/>
+      </w:pPr>
+      <w:rPr>
+        <w:rFonts w:ascii="Wingdings" w:hAnsi="Wingdings" w:hint="default"/>
+        <w:sz w:val="20"/>
+      </w:rPr>
+    </w:lvl>
+    <w:lvl w:ilvl="8" w:tentative="1">
+      <w:start w:val="1"/>
+      <w:numFmt w:val="bullet"/>
+      <w:lvlText w:val=""/>
+      <w:lvlJc w:val="left"/>
+      <w:pPr>
+        <w:tabs>
+          <w:tab w:val="num" w:pos="6480"/>
+        </w:tabs>
+        <w:ind w:left="6480" w:hanging="360"/>
+      </w:pPr>
+      <w:rPr>
+        <w:rFonts w:ascii="Wingdings" w:hAnsi="Wingdings" w:hint="default"/>
+        <w:sz w:val="20"/>
+      </w:rPr>
+    </w:lvl>
+  </w:abstractNum>
+  <w:abstractNum w:abstractNumId="47" w15:restartNumberingAfterBreak="0">
+    <w:nsid w:val="34F56452"/>
+    <w:multiLevelType w:val="hybridMultilevel"/>
+    <w:tmpl w:val="DEE8EA94"/>
+    <w:lvl w:ilvl="0" w:tplc="04090001">
+      <w:start w:val="1"/>
+      <w:numFmt w:val="bullet"/>
+      <w:lvlText w:val=""/>
+      <w:lvlJc w:val="left"/>
+      <w:pPr>
+        <w:ind w:left="2160" w:hanging="360"/>
+      </w:pPr>
+      <w:rPr>
+        <w:rFonts w:ascii="Symbol" w:hAnsi="Symbol" w:hint="default"/>
+      </w:rPr>
+    </w:lvl>
+    <w:lvl w:ilvl="1" w:tplc="04090003" w:tentative="1">
+      <w:start w:val="1"/>
+      <w:numFmt w:val="bullet"/>
+      <w:lvlText w:val="o"/>
+      <w:lvlJc w:val="left"/>
+      <w:pPr>
+        <w:ind w:left="2880" w:hanging="360"/>
+      </w:pPr>
+      <w:rPr>
+        <w:rFonts w:ascii="Courier New" w:hAnsi="Courier New" w:cs="Courier New" w:hint="default"/>
+      </w:rPr>
+    </w:lvl>
+    <w:lvl w:ilvl="2" w:tplc="04090005" w:tentative="1">
+      <w:start w:val="1"/>
+      <w:numFmt w:val="bullet"/>
+      <w:lvlText w:val=""/>
+      <w:lvlJc w:val="left"/>
+      <w:pPr>
+        <w:ind w:left="3600" w:hanging="360"/>
+      </w:pPr>
+      <w:rPr>
+        <w:rFonts w:ascii="Wingdings" w:hAnsi="Wingdings" w:hint="default"/>
+      </w:rPr>
+    </w:lvl>
+    <w:lvl w:ilvl="3" w:tplc="04090001" w:tentative="1">
+      <w:start w:val="1"/>
+      <w:numFmt w:val="bullet"/>
+      <w:lvlText w:val=""/>
+      <w:lvlJc w:val="left"/>
+      <w:pPr>
+        <w:ind w:left="4320" w:hanging="360"/>
+      </w:pPr>
+      <w:rPr>
+        <w:rFonts w:ascii="Symbol" w:hAnsi="Symbol" w:hint="default"/>
+      </w:rPr>
+    </w:lvl>
+    <w:lvl w:ilvl="4" w:tplc="04090003" w:tentative="1">
+      <w:start w:val="1"/>
+      <w:numFmt w:val="bullet"/>
+      <w:lvlText w:val="o"/>
+      <w:lvlJc w:val="left"/>
+      <w:pPr>
+        <w:ind w:left="5040" w:hanging="360"/>
+      </w:pPr>
+      <w:rPr>
+        <w:rFonts w:ascii="Courier New" w:hAnsi="Courier New" w:cs="Courier New" w:hint="default"/>
+      </w:rPr>
+    </w:lvl>
+    <w:lvl w:ilvl="5" w:tplc="04090005" w:tentative="1">
+      <w:start w:val="1"/>
+      <w:numFmt w:val="bullet"/>
+      <w:lvlText w:val=""/>
+      <w:lvlJc w:val="left"/>
+      <w:pPr>
+        <w:ind w:left="5760" w:hanging="360"/>
+      </w:pPr>
+      <w:rPr>
+        <w:rFonts w:ascii="Wingdings" w:hAnsi="Wingdings" w:hint="default"/>
+      </w:rPr>
+    </w:lvl>
+    <w:lvl w:ilvl="6" w:tplc="04090001" w:tentative="1">
+      <w:start w:val="1"/>
+      <w:numFmt w:val="bullet"/>
+      <w:lvlText w:val=""/>
+      <w:lvlJc w:val="left"/>
+      <w:pPr>
+        <w:ind w:left="6480" w:hanging="360"/>
+      </w:pPr>
+      <w:rPr>
+        <w:rFonts w:ascii="Symbol" w:hAnsi="Symbol" w:hint="default"/>
+      </w:rPr>
+    </w:lvl>
+    <w:lvl w:ilvl="7" w:tplc="04090003" w:tentative="1">
+      <w:start w:val="1"/>
+      <w:numFmt w:val="bullet"/>
+      <w:lvlText w:val="o"/>
+      <w:lvlJc w:val="left"/>
+      <w:pPr>
+        <w:ind w:left="7200" w:hanging="360"/>
+      </w:pPr>
+      <w:rPr>
+        <w:rFonts w:ascii="Courier New" w:hAnsi="Courier New" w:cs="Courier New" w:hint="default"/>
+      </w:rPr>
+    </w:lvl>
+    <w:lvl w:ilvl="8" w:tplc="04090005" w:tentative="1">
+      <w:start w:val="1"/>
+      <w:numFmt w:val="bullet"/>
+      <w:lvlText w:val=""/>
+      <w:lvlJc w:val="left"/>
+      <w:pPr>
+        <w:ind w:left="7920" w:hanging="360"/>
+      </w:pPr>
+      <w:rPr>
+        <w:rFonts w:ascii="Wingdings" w:hAnsi="Wingdings" w:hint="default"/>
+      </w:rPr>
+    </w:lvl>
+  </w:abstractNum>
+  <w:abstractNum w:abstractNumId="48" w15:restartNumberingAfterBreak="0">
     <w:nsid w:val="35373B56"/>
     <w:multiLevelType w:val="multilevel"/>
     <w:tmpl w:val="3F981A34"/>
@@ -20234,7 +24110,156 @@
       </w:pPr>
     </w:lvl>
   </w:abstractNum>
-  <w:abstractNum w:abstractNumId="35" w15:restartNumberingAfterBreak="0">
+  <w:abstractNum w:abstractNumId="49" w15:restartNumberingAfterBreak="0">
+    <w:nsid w:val="36371F15"/>
+    <w:multiLevelType w:val="multilevel"/>
+    <w:tmpl w:val="4D68E41C"/>
+    <w:lvl w:ilvl="0">
+      <w:start w:val="1"/>
+      <w:numFmt w:val="bullet"/>
+      <w:lvlText w:val=""/>
+      <w:lvlJc w:val="left"/>
+      <w:pPr>
+        <w:tabs>
+          <w:tab w:val="num" w:pos="720"/>
+        </w:tabs>
+        <w:ind w:left="720" w:hanging="360"/>
+      </w:pPr>
+      <w:rPr>
+        <w:rFonts w:ascii="Symbol" w:hAnsi="Symbol" w:hint="default"/>
+        <w:sz w:val="20"/>
+      </w:rPr>
+    </w:lvl>
+    <w:lvl w:ilvl="1" w:tentative="1">
+      <w:start w:val="1"/>
+      <w:numFmt w:val="bullet"/>
+      <w:lvlText w:val="o"/>
+      <w:lvlJc w:val="left"/>
+      <w:pPr>
+        <w:tabs>
+          <w:tab w:val="num" w:pos="1440"/>
+        </w:tabs>
+        <w:ind w:left="1440" w:hanging="360"/>
+      </w:pPr>
+      <w:rPr>
+        <w:rFonts w:ascii="Courier New" w:hAnsi="Courier New" w:hint="default"/>
+        <w:sz w:val="20"/>
+      </w:rPr>
+    </w:lvl>
+    <w:lvl w:ilvl="2" w:tentative="1">
+      <w:start w:val="1"/>
+      <w:numFmt w:val="bullet"/>
+      <w:lvlText w:val=""/>
+      <w:lvlJc w:val="left"/>
+      <w:pPr>
+        <w:tabs>
+          <w:tab w:val="num" w:pos="2160"/>
+        </w:tabs>
+        <w:ind w:left="2160" w:hanging="360"/>
+      </w:pPr>
+      <w:rPr>
+        <w:rFonts w:ascii="Wingdings" w:hAnsi="Wingdings" w:hint="default"/>
+        <w:sz w:val="20"/>
+      </w:rPr>
+    </w:lvl>
+    <w:lvl w:ilvl="3" w:tentative="1">
+      <w:start w:val="1"/>
+      <w:numFmt w:val="bullet"/>
+      <w:lvlText w:val=""/>
+      <w:lvlJc w:val="left"/>
+      <w:pPr>
+        <w:tabs>
+          <w:tab w:val="num" w:pos="2880"/>
+        </w:tabs>
+        <w:ind w:left="2880" w:hanging="360"/>
+      </w:pPr>
+      <w:rPr>
+        <w:rFonts w:ascii="Wingdings" w:hAnsi="Wingdings" w:hint="default"/>
+        <w:sz w:val="20"/>
+      </w:rPr>
+    </w:lvl>
+    <w:lvl w:ilvl="4" w:tentative="1">
+      <w:start w:val="1"/>
+      <w:numFmt w:val="bullet"/>
+      <w:lvlText w:val=""/>
+      <w:lvlJc w:val="left"/>
+      <w:pPr>
+        <w:tabs>
+          <w:tab w:val="num" w:pos="3600"/>
+        </w:tabs>
+        <w:ind w:left="3600" w:hanging="360"/>
+      </w:pPr>
+      <w:rPr>
+        <w:rFonts w:ascii="Wingdings" w:hAnsi="Wingdings" w:hint="default"/>
+        <w:sz w:val="20"/>
+      </w:rPr>
+    </w:lvl>
+    <w:lvl w:ilvl="5" w:tentative="1">
+      <w:start w:val="1"/>
+      <w:numFmt w:val="bullet"/>
+      <w:lvlText w:val=""/>
+      <w:lvlJc w:val="left"/>
+      <w:pPr>
+        <w:tabs>
+          <w:tab w:val="num" w:pos="4320"/>
+        </w:tabs>
+        <w:ind w:left="4320" w:hanging="360"/>
+      </w:pPr>
+      <w:rPr>
+        <w:rFonts w:ascii="Wingdings" w:hAnsi="Wingdings" w:hint="default"/>
+        <w:sz w:val="20"/>
+      </w:rPr>
+    </w:lvl>
+    <w:lvl w:ilvl="6" w:tentative="1">
+      <w:start w:val="1"/>
+      <w:numFmt w:val="bullet"/>
+      <w:lvlText w:val=""/>
+      <w:lvlJc w:val="left"/>
+      <w:pPr>
+        <w:tabs>
+          <w:tab w:val="num" w:pos="5040"/>
+        </w:tabs>
+        <w:ind w:left="5040" w:hanging="360"/>
+      </w:pPr>
+      <w:rPr>
+        <w:rFonts w:ascii="Wingdings" w:hAnsi="Wingdings" w:hint="default"/>
+        <w:sz w:val="20"/>
+      </w:rPr>
+    </w:lvl>
+    <w:lvl w:ilvl="7" w:tentative="1">
+      <w:start w:val="1"/>
+      <w:numFmt w:val="bullet"/>
+      <w:lvlText w:val=""/>
+      <w:lvlJc w:val="left"/>
+      <w:pPr>
+        <w:tabs>
+          <w:tab w:val="num" w:pos="5760"/>
+        </w:tabs>
+        <w:ind w:left="5760" w:hanging="360"/>
+      </w:pPr>
+      <w:rPr>
+        <w:rFonts w:ascii="Wingdings" w:hAnsi="Wingdings" w:hint="default"/>
+        <w:sz w:val="20"/>
+      </w:rPr>
+    </w:lvl>
+    <w:lvl w:ilvl="8" w:tentative="1">
+      <w:start w:val="1"/>
+      <w:numFmt w:val="bullet"/>
+      <w:lvlText w:val=""/>
+      <w:lvlJc w:val="left"/>
+      <w:pPr>
+        <w:tabs>
+          <w:tab w:val="num" w:pos="6480"/>
+        </w:tabs>
+        <w:ind w:left="6480" w:hanging="360"/>
+      </w:pPr>
+      <w:rPr>
+        <w:rFonts w:ascii="Wingdings" w:hAnsi="Wingdings" w:hint="default"/>
+        <w:sz w:val="20"/>
+      </w:rPr>
+    </w:lvl>
+  </w:abstractNum>
+  <w:abstractNum w:abstractNumId="50" w15:restartNumberingAfterBreak="0">
     <w:nsid w:val="3AF50583"/>
     <w:multiLevelType w:val="multilevel"/>
     <w:tmpl w:val="41443C12"/>
@@ -20383,7 +24408,7 @@
       </w:rPr>
     </w:lvl>
   </w:abstractNum>
-  <w:abstractNum w:abstractNumId="36" w15:restartNumberingAfterBreak="0">
+  <w:abstractNum w:abstractNumId="51" w15:restartNumberingAfterBreak="0">
     <w:nsid w:val="3B921024"/>
     <w:multiLevelType w:val="hybridMultilevel"/>
     <w:tmpl w:val="AD0E9BFA"/>
@@ -20496,7 +24521,7 @@
       </w:rPr>
     </w:lvl>
   </w:abstractNum>
-  <w:abstractNum w:abstractNumId="37" w15:restartNumberingAfterBreak="0">
+  <w:abstractNum w:abstractNumId="52" w15:restartNumberingAfterBreak="0">
     <w:nsid w:val="3BDC2BCA"/>
     <w:multiLevelType w:val="hybridMultilevel"/>
     <w:tmpl w:val="4E8A63B6"/>
@@ -20609,7 +24634,7 @@
       </w:rPr>
     </w:lvl>
   </w:abstractNum>
-  <w:abstractNum w:abstractNumId="38" w15:restartNumberingAfterBreak="0">
+  <w:abstractNum w:abstractNumId="53" w15:restartNumberingAfterBreak="0">
     <w:nsid w:val="3CE8409E"/>
     <w:multiLevelType w:val="multilevel"/>
     <w:tmpl w:val="5BFEBCF0"/>
@@ -20758,7 +24783,7 @@
       </w:rPr>
     </w:lvl>
   </w:abstractNum>
-  <w:abstractNum w:abstractNumId="39" w15:restartNumberingAfterBreak="0">
+  <w:abstractNum w:abstractNumId="54" w15:restartNumberingAfterBreak="0">
     <w:nsid w:val="3EAE6C46"/>
     <w:multiLevelType w:val="hybridMultilevel"/>
     <w:tmpl w:val="2E50149A"/>
@@ -20871,7 +24896,7 @@
       </w:rPr>
     </w:lvl>
   </w:abstractNum>
-  <w:abstractNum w:abstractNumId="40" w15:restartNumberingAfterBreak="0">
+  <w:abstractNum w:abstractNumId="55" w15:restartNumberingAfterBreak="0">
     <w:nsid w:val="3FB01704"/>
     <w:multiLevelType w:val="multilevel"/>
     <w:tmpl w:val="5E566FE0"/>
@@ -21020,7 +25045,120 @@
       </w:rPr>
     </w:lvl>
   </w:abstractNum>
-  <w:abstractNum w:abstractNumId="41" w15:restartNumberingAfterBreak="0">
+  <w:abstractNum w:abstractNumId="56" w15:restartNumberingAfterBreak="0">
+    <w:nsid w:val="3FB41E32"/>
+    <w:multiLevelType w:val="hybridMultilevel"/>
+    <w:tmpl w:val="2D8EF972"/>
+    <w:lvl w:ilvl="0" w:tplc="04090001">
+      <w:start w:val="1"/>
+      <w:numFmt w:val="bullet"/>
+      <w:lvlText w:val=""/>
+      <w:lvlJc w:val="left"/>
+      <w:pPr>
+        <w:ind w:left="720" w:hanging="360"/>
+      </w:pPr>
+      <w:rPr>
+        <w:rFonts w:ascii="Symbol" w:hAnsi="Symbol" w:hint="default"/>
+      </w:rPr>
+    </w:lvl>
+    <w:lvl w:ilvl="1" w:tplc="04090003" w:tentative="1">
+      <w:start w:val="1"/>
+      <w:numFmt w:val="bullet"/>
+      <w:lvlText w:val="o"/>
+      <w:lvlJc w:val="left"/>
+      <w:pPr>
+        <w:ind w:left="1440" w:hanging="360"/>
+      </w:pPr>
+      <w:rPr>
+        <w:rFonts w:ascii="Courier New" w:hAnsi="Courier New" w:cs="Courier New" w:hint="default"/>
+      </w:rPr>
+    </w:lvl>
+    <w:lvl w:ilvl="2" w:tplc="04090005" w:tentative="1">
+      <w:start w:val="1"/>
+      <w:numFmt w:val="bullet"/>
+      <w:lvlText w:val=""/>
+      <w:lvlJc w:val="left"/>
+      <w:pPr>
+        <w:ind w:left="2160" w:hanging="360"/>
+      </w:pPr>
+      <w:rPr>
+        <w:rFonts w:ascii="Wingdings" w:hAnsi="Wingdings" w:hint="default"/>
+      </w:rPr>
+    </w:lvl>
+    <w:lvl w:ilvl="3" w:tplc="04090001" w:tentative="1">
+      <w:start w:val="1"/>
+      <w:numFmt w:val="bullet"/>
+      <w:lvlText w:val=""/>
+      <w:lvlJc w:val="left"/>
+      <w:pPr>
+        <w:ind w:left="2880" w:hanging="360"/>
+      </w:pPr>
+      <w:rPr>
+        <w:rFonts w:ascii="Symbol" w:hAnsi="Symbol" w:hint="default"/>
+      </w:rPr>
+    </w:lvl>
+    <w:lvl w:ilvl="4" w:tplc="04090003" w:tentative="1">
+      <w:start w:val="1"/>
+      <w:numFmt w:val="bullet"/>
+      <w:lvlText w:val="o"/>
+      <w:lvlJc w:val="left"/>
+      <w:pPr>
+        <w:ind w:left="3600" w:hanging="360"/>
+      </w:pPr>
+      <w:rPr>
+        <w:rFonts w:ascii="Courier New" w:hAnsi="Courier New" w:cs="Courier New" w:hint="default"/>
+      </w:rPr>
+    </w:lvl>
+    <w:lvl w:ilvl="5" w:tplc="04090005" w:tentative="1">
+      <w:start w:val="1"/>
+      <w:numFmt w:val="bullet"/>
+      <w:lvlText w:val=""/>
+      <w:lvlJc w:val="left"/>
+      <w:pPr>
+        <w:ind w:left="4320" w:hanging="360"/>
+      </w:pPr>
+      <w:rPr>
+        <w:rFonts w:ascii="Wingdings" w:hAnsi="Wingdings" w:hint="default"/>
+      </w:rPr>
+    </w:lvl>
+    <w:lvl w:ilvl="6" w:tplc="04090001" w:tentative="1">
+      <w:start w:val="1"/>
+      <w:numFmt w:val="bullet"/>
+      <w:lvlText w:val=""/>
+      <w:lvlJc w:val="left"/>
+      <w:pPr>
+        <w:ind w:left="5040" w:hanging="360"/>
+      </w:pPr>
+      <w:rPr>
+        <w:rFonts w:ascii="Symbol" w:hAnsi="Symbol" w:hint="default"/>
+      </w:rPr>
+    </w:lvl>
+    <w:lvl w:ilvl="7" w:tplc="04090003" w:tentative="1">
+      <w:start w:val="1"/>
+      <w:numFmt w:val="bullet"/>
+      <w:lvlText w:val="o"/>
+      <w:lvlJc w:val="left"/>
+      <w:pPr>
+        <w:ind w:left="5760" w:hanging="360"/>
+      </w:pPr>
+      <w:rPr>
+        <w:rFonts w:ascii="Courier New" w:hAnsi="Courier New" w:cs="Courier New" w:hint="default"/>
+      </w:rPr>
+    </w:lvl>
+    <w:lvl w:ilvl="8" w:tplc="04090005" w:tentative="1">
+      <w:start w:val="1"/>
+      <w:numFmt w:val="bullet"/>
+      <w:lvlText w:val=""/>
+      <w:lvlJc w:val="left"/>
+      <w:pPr>
+        <w:ind w:left="6480" w:hanging="360"/>
+      </w:pPr>
+      <w:rPr>
+        <w:rFonts w:ascii="Wingdings" w:hAnsi="Wingdings" w:hint="default"/>
+      </w:rPr>
+    </w:lvl>
+  </w:abstractNum>
+  <w:abstractNum w:abstractNumId="57" w15:restartNumberingAfterBreak="0">
     <w:nsid w:val="42DF1756"/>
     <w:multiLevelType w:val="multilevel"/>
     <w:tmpl w:val="EA2670C0"/>
@@ -21169,7 +25307,7 @@
       </w:rPr>
     </w:lvl>
   </w:abstractNum>
-  <w:abstractNum w:abstractNumId="42" w15:restartNumberingAfterBreak="0">
+  <w:abstractNum w:abstractNumId="58" w15:restartNumberingAfterBreak="0">
     <w:nsid w:val="43EC079B"/>
     <w:multiLevelType w:val="hybridMultilevel"/>
     <w:tmpl w:val="D2FEFD00"/>
@@ -21282,7 +25420,156 @@
       </w:rPr>
     </w:lvl>
   </w:abstractNum>
-  <w:abstractNum w:abstractNumId="43" w15:restartNumberingAfterBreak="0">
+  <w:abstractNum w:abstractNumId="59" w15:restartNumberingAfterBreak="0">
+    <w:nsid w:val="48203AC3"/>
+    <w:multiLevelType w:val="multilevel"/>
+    <w:tmpl w:val="29F06B66"/>
+    <w:lvl w:ilvl="0">
+      <w:start w:val="1"/>
+      <w:numFmt w:val="bullet"/>
+      <w:lvlText w:val=""/>
+      <w:lvlJc w:val="left"/>
+      <w:pPr>
+        <w:tabs>
+          <w:tab w:val="num" w:pos="720"/>
+        </w:tabs>
+        <w:ind w:left="720" w:hanging="360"/>
+      </w:pPr>
+      <w:rPr>
+        <w:rFonts w:ascii="Symbol" w:hAnsi="Symbol" w:hint="default"/>
+        <w:sz w:val="20"/>
+      </w:rPr>
+    </w:lvl>
+    <w:lvl w:ilvl="1" w:tentative="1">
+      <w:start w:val="1"/>
+      <w:numFmt w:val="bullet"/>
+      <w:lvlText w:val="o"/>
+      <w:lvlJc w:val="left"/>
+      <w:pPr>
+        <w:tabs>
+          <w:tab w:val="num" w:pos="1440"/>
+        </w:tabs>
+        <w:ind w:left="1440" w:hanging="360"/>
+      </w:pPr>
+      <w:rPr>
+        <w:rFonts w:ascii="Courier New" w:hAnsi="Courier New" w:hint="default"/>
+        <w:sz w:val="20"/>
+      </w:rPr>
+    </w:lvl>
+    <w:lvl w:ilvl="2" w:tentative="1">
+      <w:start w:val="1"/>
+      <w:numFmt w:val="bullet"/>
+      <w:lvlText w:val=""/>
+      <w:lvlJc w:val="left"/>
+      <w:pPr>
+        <w:tabs>
+          <w:tab w:val="num" w:pos="2160"/>
+        </w:tabs>
+        <w:ind w:left="2160" w:hanging="360"/>
+      </w:pPr>
+      <w:rPr>
+        <w:rFonts w:ascii="Wingdings" w:hAnsi="Wingdings" w:hint="default"/>
+        <w:sz w:val="20"/>
+      </w:rPr>
+    </w:lvl>
+    <w:lvl w:ilvl="3" w:tentative="1">
+      <w:start w:val="1"/>
+      <w:numFmt w:val="bullet"/>
+      <w:lvlText w:val=""/>
+      <w:lvlJc w:val="left"/>
+      <w:pPr>
+        <w:tabs>
+          <w:tab w:val="num" w:pos="2880"/>
+        </w:tabs>
+        <w:ind w:left="2880" w:hanging="360"/>
+      </w:pPr>
+      <w:rPr>
+        <w:rFonts w:ascii="Wingdings" w:hAnsi="Wingdings" w:hint="default"/>
+        <w:sz w:val="20"/>
+      </w:rPr>
+    </w:lvl>
+    <w:lvl w:ilvl="4" w:tentative="1">
+      <w:start w:val="1"/>
+      <w:numFmt w:val="bullet"/>
+      <w:lvlText w:val=""/>
+      <w:lvlJc w:val="left"/>
+      <w:pPr>
+        <w:tabs>
+          <w:tab w:val="num" w:pos="3600"/>
+        </w:tabs>
+        <w:ind w:left="3600" w:hanging="360"/>
+      </w:pPr>
+      <w:rPr>
+        <w:rFonts w:ascii="Wingdings" w:hAnsi="Wingdings" w:hint="default"/>
+        <w:sz w:val="20"/>
+      </w:rPr>
+    </w:lvl>
+    <w:lvl w:ilvl="5" w:tentative="1">
+      <w:start w:val="1"/>
+      <w:numFmt w:val="bullet"/>
+      <w:lvlText w:val=""/>
+      <w:lvlJc w:val="left"/>
+      <w:pPr>
+        <w:tabs>
+          <w:tab w:val="num" w:pos="4320"/>
+        </w:tabs>
+        <w:ind w:left="4320" w:hanging="360"/>
+      </w:pPr>
+      <w:rPr>
+        <w:rFonts w:ascii="Wingdings" w:hAnsi="Wingdings" w:hint="default"/>
+        <w:sz w:val="20"/>
+      </w:rPr>
+    </w:lvl>
+    <w:lvl w:ilvl="6" w:tentative="1">
+      <w:start w:val="1"/>
+      <w:numFmt w:val="bullet"/>
+      <w:lvlText w:val=""/>
+      <w:lvlJc w:val="left"/>
+      <w:pPr>
+        <w:tabs>
+          <w:tab w:val="num" w:pos="5040"/>
+        </w:tabs>
+        <w:ind w:left="5040" w:hanging="360"/>
+      </w:pPr>
+      <w:rPr>
+        <w:rFonts w:ascii="Wingdings" w:hAnsi="Wingdings" w:hint="default"/>
+        <w:sz w:val="20"/>
+      </w:rPr>
+    </w:lvl>
+    <w:lvl w:ilvl="7" w:tentative="1">
+      <w:start w:val="1"/>
+      <w:numFmt w:val="bullet"/>
+      <w:lvlText w:val=""/>
+      <w:lvlJc w:val="left"/>
+      <w:pPr>
+        <w:tabs>
+          <w:tab w:val="num" w:pos="5760"/>
+        </w:tabs>
+        <w:ind w:left="5760" w:hanging="360"/>
+      </w:pPr>
+      <w:rPr>
+        <w:rFonts w:ascii="Wingdings" w:hAnsi="Wingdings" w:hint="default"/>
+        <w:sz w:val="20"/>
+      </w:rPr>
+    </w:lvl>
+    <w:lvl w:ilvl="8" w:tentative="1">
+      <w:start w:val="1"/>
+      <w:numFmt w:val="bullet"/>
+      <w:lvlText w:val=""/>
+      <w:lvlJc w:val="left"/>
+      <w:pPr>
+        <w:tabs>
+          <w:tab w:val="num" w:pos="6480"/>
+        </w:tabs>
+        <w:ind w:left="6480" w:hanging="360"/>
+      </w:pPr>
+      <w:rPr>
+        <w:rFonts w:ascii="Wingdings" w:hAnsi="Wingdings" w:hint="default"/>
+        <w:sz w:val="20"/>
+      </w:rPr>
+    </w:lvl>
+  </w:abstractNum>
+  <w:abstractNum w:abstractNumId="60" w15:restartNumberingAfterBreak="0">
     <w:nsid w:val="486F04D9"/>
     <w:multiLevelType w:val="multilevel"/>
     <w:tmpl w:val="2D64B316"/>
@@ -21431,7 +25718,7 @@
       </w:rPr>
     </w:lvl>
   </w:abstractNum>
-  <w:abstractNum w:abstractNumId="44" w15:restartNumberingAfterBreak="0">
+  <w:abstractNum w:abstractNumId="61" w15:restartNumberingAfterBreak="0">
     <w:nsid w:val="4BE66C81"/>
     <w:multiLevelType w:val="hybridMultilevel"/>
     <w:tmpl w:val="BF0CB8DA"/>
@@ -21544,7 +25831,7 @@
       </w:rPr>
     </w:lvl>
   </w:abstractNum>
-  <w:abstractNum w:abstractNumId="45" w15:restartNumberingAfterBreak="0">
+  <w:abstractNum w:abstractNumId="62" w15:restartNumberingAfterBreak="0">
     <w:nsid w:val="4E4B645E"/>
     <w:multiLevelType w:val="hybridMultilevel"/>
     <w:tmpl w:val="6EBEFBAE"/>
@@ -21657,7 +25944,7 @@
       </w:rPr>
     </w:lvl>
   </w:abstractNum>
-  <w:abstractNum w:abstractNumId="46" w15:restartNumberingAfterBreak="0">
+  <w:abstractNum w:abstractNumId="63" w15:restartNumberingAfterBreak="0">
     <w:nsid w:val="4F1114D7"/>
     <w:multiLevelType w:val="hybridMultilevel"/>
     <w:tmpl w:val="67105F40"/>
@@ -21770,7 +26057,7 @@
       </w:rPr>
     </w:lvl>
   </w:abstractNum>
-  <w:abstractNum w:abstractNumId="47" w15:restartNumberingAfterBreak="0">
+  <w:abstractNum w:abstractNumId="64" w15:restartNumberingAfterBreak="0">
     <w:nsid w:val="4F9671A1"/>
     <w:multiLevelType w:val="multilevel"/>
     <w:tmpl w:val="17708F3A"/>
@@ -21919,7 +26206,209 @@
       </w:rPr>
     </w:lvl>
   </w:abstractNum>
-  <w:abstractNum w:abstractNumId="48" w15:restartNumberingAfterBreak="0">
+  <w:abstractNum w:abstractNumId="65" w15:restartNumberingAfterBreak="0">
+    <w:nsid w:val="533428CA"/>
+    <w:multiLevelType w:val="hybridMultilevel"/>
+    <w:tmpl w:val="EE62C198"/>
+    <w:lvl w:ilvl="0" w:tplc="04090001">
+      <w:start w:val="1"/>
+      <w:numFmt w:val="bullet"/>
+      <w:lvlText w:val=""/>
+      <w:lvlJc w:val="left"/>
+      <w:pPr>
+        <w:ind w:left="720" w:hanging="360"/>
+      </w:pPr>
+      <w:rPr>
+        <w:rFonts w:ascii="Symbol" w:hAnsi="Symbol" w:hint="default"/>
+      </w:rPr>
+    </w:lvl>
+    <w:lvl w:ilvl="1" w:tplc="04090003" w:tentative="1">
+      <w:start w:val="1"/>
+      <w:numFmt w:val="bullet"/>
+      <w:lvlText w:val="o"/>
+      <w:lvlJc w:val="left"/>
+      <w:pPr>
+        <w:ind w:left="1440" w:hanging="360"/>
+      </w:pPr>
+      <w:rPr>
+        <w:rFonts w:ascii="Courier New" w:hAnsi="Courier New" w:cs="Courier New" w:hint="default"/>
+      </w:rPr>
+    </w:lvl>
+    <w:lvl w:ilvl="2" w:tplc="04090005" w:tentative="1">
+      <w:start w:val="1"/>
+      <w:numFmt w:val="bullet"/>
+      <w:lvlText w:val=""/>
+      <w:lvlJc w:val="left"/>
+      <w:pPr>
+        <w:ind w:left="2160" w:hanging="360"/>
+      </w:pPr>
+      <w:rPr>
+        <w:rFonts w:ascii="Wingdings" w:hAnsi="Wingdings" w:hint="default"/>
+      </w:rPr>
+    </w:lvl>
+    <w:lvl w:ilvl="3" w:tplc="04090001" w:tentative="1">
+      <w:start w:val="1"/>
+      <w:numFmt w:val="bullet"/>
+      <w:lvlText w:val=""/>
+      <w:lvlJc w:val="left"/>
+      <w:pPr>
+        <w:ind w:left="2880" w:hanging="360"/>
+      </w:pPr>
+      <w:rPr>
+        <w:rFonts w:ascii="Symbol" w:hAnsi="Symbol" w:hint="default"/>
+      </w:rPr>
+    </w:lvl>
+    <w:lvl w:ilvl="4" w:tplc="04090003" w:tentative="1">
+      <w:start w:val="1"/>
+      <w:numFmt w:val="bullet"/>
+      <w:lvlText w:val="o"/>
+      <w:lvlJc w:val="left"/>
+      <w:pPr>
+        <w:ind w:left="3600" w:hanging="360"/>
+      </w:pPr>
+      <w:rPr>
+        <w:rFonts w:ascii="Courier New" w:hAnsi="Courier New" w:cs="Courier New" w:hint="default"/>
+      </w:rPr>
+    </w:lvl>
+    <w:lvl w:ilvl="5" w:tplc="04090005" w:tentative="1">
+      <w:start w:val="1"/>
+      <w:numFmt w:val="bullet"/>
+      <w:lvlText w:val=""/>
+      <w:lvlJc w:val="left"/>
+      <w:pPr>
+        <w:ind w:left="4320" w:hanging="360"/>
+      </w:pPr>
+      <w:rPr>
+        <w:rFonts w:ascii="Wingdings" w:hAnsi="Wingdings" w:hint="default"/>
+      </w:rPr>
+    </w:lvl>
+    <w:lvl w:ilvl="6" w:tplc="04090001" w:tentative="1">
+      <w:start w:val="1"/>
+      <w:numFmt w:val="bullet"/>
+      <w:lvlText w:val=""/>
+      <w:lvlJc w:val="left"/>
+      <w:pPr>
+        <w:ind w:left="5040" w:hanging="360"/>
+      </w:pPr>
+      <w:rPr>
+        <w:rFonts w:ascii="Symbol" w:hAnsi="Symbol" w:hint="default"/>
+      </w:rPr>
+    </w:lvl>
+    <w:lvl w:ilvl="7" w:tplc="04090003" w:tentative="1">
+      <w:start w:val="1"/>
+      <w:numFmt w:val="bullet"/>
+      <w:lvlText w:val="o"/>
+      <w:lvlJc w:val="left"/>
+      <w:pPr>
+        <w:ind w:left="5760" w:hanging="360"/>
+      </w:pPr>
+      <w:rPr>
+        <w:rFonts w:ascii="Courier New" w:hAnsi="Courier New" w:cs="Courier New" w:hint="default"/>
+      </w:rPr>
+    </w:lvl>
+    <w:lvl w:ilvl="8" w:tplc="04090005" w:tentative="1">
+      <w:start w:val="1"/>
+      <w:numFmt w:val="bullet"/>
+      <w:lvlText w:val=""/>
+      <w:lvlJc w:val="left"/>
+      <w:pPr>
+        <w:ind w:left="6480" w:hanging="360"/>
+      </w:pPr>
+      <w:rPr>
+        <w:rFonts w:ascii="Wingdings" w:hAnsi="Wingdings" w:hint="default"/>
+      </w:rPr>
+    </w:lvl>
+  </w:abstractNum>
+  <w:abstractNum w:abstractNumId="66" w15:restartNumberingAfterBreak="0">
+    <w:nsid w:val="53DB4BA1"/>
+    <w:multiLevelType w:val="hybridMultilevel"/>
+    <w:tmpl w:val="0B68D8AE"/>
+    <w:lvl w:ilvl="0" w:tplc="0409000F">
+      <w:start w:val="1"/>
+      <w:numFmt w:val="decimal"/>
+      <w:lvlText w:val="%1."/>
+      <w:lvlJc w:val="left"/>
+      <w:pPr>
+        <w:ind w:left="720" w:hanging="360"/>
+      </w:pPr>
+      <w:rPr>
+        <w:rFonts w:hint="default"/>
+      </w:rPr>
+    </w:lvl>
+    <w:lvl w:ilvl="1" w:tplc="04090019" w:tentative="1">
+      <w:start w:val="1"/>
+      <w:numFmt w:val="lowerLetter"/>
+      <w:lvlText w:val="%2."/>
+      <w:lvlJc w:val="left"/>
+      <w:pPr>
+        <w:ind w:left="1440" w:hanging="360"/>
+      </w:pPr>
+    </w:lvl>
+    <w:lvl w:ilvl="2" w:tplc="0409001B" w:tentative="1">
+      <w:start w:val="1"/>
+      <w:numFmt w:val="lowerRoman"/>
+      <w:lvlText w:val="%3."/>
+      <w:lvlJc w:val="right"/>
+      <w:pPr>
+        <w:ind w:left="2160" w:hanging="180"/>
+      </w:pPr>
+    </w:lvl>
+    <w:lvl w:ilvl="3" w:tplc="0409000F" w:tentative="1">
+      <w:start w:val="1"/>
+      <w:numFmt w:val="decimal"/>
+      <w:lvlText w:val="%4."/>
+      <w:lvlJc w:val="left"/>
+      <w:pPr>
+        <w:ind w:left="2880" w:hanging="360"/>
+      </w:pPr>
+    </w:lvl>
+    <w:lvl w:ilvl="4" w:tplc="04090019" w:tentative="1">
+      <w:start w:val="1"/>
+      <w:numFmt w:val="lowerLetter"/>
+      <w:lvlText w:val="%5."/>
+      <w:lvlJc w:val="left"/>
+      <w:pPr>
+        <w:ind w:left="3600" w:hanging="360"/>
+      </w:pPr>
+    </w:lvl>
+    <w:lvl w:ilvl="5" w:tplc="0409001B" w:tentative="1">
+      <w:start w:val="1"/>
+      <w:numFmt w:val="lowerRoman"/>
+      <w:lvlText w:val="%6."/>
+      <w:lvlJc w:val="right"/>
+      <w:pPr>
+        <w:ind w:left="4320" w:hanging="180"/>
+      </w:pPr>
+    </w:lvl>
+    <w:lvl w:ilvl="6" w:tplc="0409000F" w:tentative="1">
+      <w:start w:val="1"/>
+      <w:numFmt w:val="decimal"/>
+      <w:lvlText w:val="%7."/>
+      <w:lvlJc w:val="left"/>
+      <w:pPr>
+        <w:ind w:left="5040" w:hanging="360"/>
+      </w:pPr>
+    </w:lvl>
+    <w:lvl w:ilvl="7" w:tplc="04090019" w:tentative="1">
+      <w:start w:val="1"/>
+      <w:numFmt w:val="lowerLetter"/>
+      <w:lvlText w:val="%8."/>
+      <w:lvlJc w:val="left"/>
+      <w:pPr>
+        <w:ind w:left="5760" w:hanging="360"/>
+      </w:pPr>
+    </w:lvl>
+    <w:lvl w:ilvl="8" w:tplc="0409001B" w:tentative="1">
+      <w:start w:val="1"/>
+      <w:numFmt w:val="lowerRoman"/>
+      <w:lvlText w:val="%9."/>
+      <w:lvlJc w:val="right"/>
+      <w:pPr>
+        <w:ind w:left="6480" w:hanging="180"/>
+      </w:pPr>
+    </w:lvl>
+  </w:abstractNum>
+  <w:abstractNum w:abstractNumId="67" w15:restartNumberingAfterBreak="0">
     <w:nsid w:val="542140A4"/>
     <w:multiLevelType w:val="hybridMultilevel"/>
     <w:tmpl w:val="279005B6"/>
@@ -22032,7 +26521,7 @@
       </w:rPr>
     </w:lvl>
   </w:abstractNum>
-  <w:abstractNum w:abstractNumId="49" w15:restartNumberingAfterBreak="0">
+  <w:abstractNum w:abstractNumId="68" w15:restartNumberingAfterBreak="0">
     <w:nsid w:val="544650F7"/>
     <w:multiLevelType w:val="hybridMultilevel"/>
     <w:tmpl w:val="CB7C139E"/>
@@ -22145,7 +26634,7 @@
       </w:rPr>
     </w:lvl>
   </w:abstractNum>
-  <w:abstractNum w:abstractNumId="50" w15:restartNumberingAfterBreak="0">
+  <w:abstractNum w:abstractNumId="69" w15:restartNumberingAfterBreak="0">
     <w:nsid w:val="57C56EA3"/>
     <w:multiLevelType w:val="hybridMultilevel"/>
     <w:tmpl w:val="11400EF0"/>
@@ -22234,7 +26723,7 @@
       </w:pPr>
     </w:lvl>
   </w:abstractNum>
-  <w:abstractNum w:abstractNumId="51" w15:restartNumberingAfterBreak="0">
+  <w:abstractNum w:abstractNumId="70" w15:restartNumberingAfterBreak="0">
     <w:nsid w:val="5A59618B"/>
     <w:multiLevelType w:val="multilevel"/>
     <w:tmpl w:val="C1AC8C68"/>
@@ -22383,7 +26872,382 @@
       </w:rPr>
     </w:lvl>
   </w:abstractNum>
-  <w:abstractNum w:abstractNumId="52" w15:restartNumberingAfterBreak="0">
+  <w:abstractNum w:abstractNumId="71" w15:restartNumberingAfterBreak="0">
+    <w:nsid w:val="5AB105CF"/>
+    <w:multiLevelType w:val="hybridMultilevel"/>
+    <w:tmpl w:val="1DA0DDC2"/>
+    <w:lvl w:ilvl="0" w:tplc="04090001">
+      <w:start w:val="1"/>
+      <w:numFmt w:val="bullet"/>
+      <w:lvlText w:val=""/>
+      <w:lvlJc w:val="left"/>
+      <w:pPr>
+        <w:ind w:left="1440" w:hanging="360"/>
+      </w:pPr>
+      <w:rPr>
+        <w:rFonts w:ascii="Symbol" w:hAnsi="Symbol" w:hint="default"/>
+      </w:rPr>
+    </w:lvl>
+    <w:lvl w:ilvl="1" w:tplc="04090003" w:tentative="1">
+      <w:start w:val="1"/>
+      <w:numFmt w:val="bullet"/>
+      <w:lvlText w:val="o"/>
+      <w:lvlJc w:val="left"/>
+      <w:pPr>
+        <w:ind w:left="2160" w:hanging="360"/>
+      </w:pPr>
+      <w:rPr>
+        <w:rFonts w:ascii="Courier New" w:hAnsi="Courier New" w:cs="Courier New" w:hint="default"/>
+      </w:rPr>
+    </w:lvl>
+    <w:lvl w:ilvl="2" w:tplc="04090005" w:tentative="1">
+      <w:start w:val="1"/>
+      <w:numFmt w:val="bullet"/>
+      <w:lvlText w:val=""/>
+      <w:lvlJc w:val="left"/>
+      <w:pPr>
+        <w:ind w:left="2880" w:hanging="360"/>
+      </w:pPr>
+      <w:rPr>
+        <w:rFonts w:ascii="Wingdings" w:hAnsi="Wingdings" w:hint="default"/>
+      </w:rPr>
+    </w:lvl>
+    <w:lvl w:ilvl="3" w:tplc="04090001" w:tentative="1">
+      <w:start w:val="1"/>
+      <w:numFmt w:val="bullet"/>
+      <w:lvlText w:val=""/>
+      <w:lvlJc w:val="left"/>
+      <w:pPr>
+        <w:ind w:left="3600" w:hanging="360"/>
+      </w:pPr>
+      <w:rPr>
+        <w:rFonts w:ascii="Symbol" w:hAnsi="Symbol" w:hint="default"/>
+      </w:rPr>
+    </w:lvl>
+    <w:lvl w:ilvl="4" w:tplc="04090003" w:tentative="1">
+      <w:start w:val="1"/>
+      <w:numFmt w:val="bullet"/>
+      <w:lvlText w:val="o"/>
+      <w:lvlJc w:val="left"/>
+      <w:pPr>
+        <w:ind w:left="4320" w:hanging="360"/>
+      </w:pPr>
+      <w:rPr>
+        <w:rFonts w:ascii="Courier New" w:hAnsi="Courier New" w:cs="Courier New" w:hint="default"/>
+      </w:rPr>
+    </w:lvl>
+    <w:lvl w:ilvl="5" w:tplc="04090005" w:tentative="1">
+      <w:start w:val="1"/>
+      <w:numFmt w:val="bullet"/>
+      <w:lvlText w:val=""/>
+      <w:lvlJc w:val="left"/>
+      <w:pPr>
+        <w:ind w:left="5040" w:hanging="360"/>
+      </w:pPr>
+      <w:rPr>
+        <w:rFonts w:ascii="Wingdings" w:hAnsi="Wingdings" w:hint="default"/>
+      </w:rPr>
+    </w:lvl>
+    <w:lvl w:ilvl="6" w:tplc="04090001" w:tentative="1">
+      <w:start w:val="1"/>
+      <w:numFmt w:val="bullet"/>
+      <w:lvlText w:val=""/>
+      <w:lvlJc w:val="left"/>
+      <w:pPr>
+        <w:ind w:left="5760" w:hanging="360"/>
+      </w:pPr>
+      <w:rPr>
+        <w:rFonts w:ascii="Symbol" w:hAnsi="Symbol" w:hint="default"/>
+      </w:rPr>
+    </w:lvl>
+    <w:lvl w:ilvl="7" w:tplc="04090003" w:tentative="1">
+      <w:start w:val="1"/>
+      <w:numFmt w:val="bullet"/>
+      <w:lvlText w:val="o"/>
+      <w:lvlJc w:val="left"/>
+      <w:pPr>
+        <w:ind w:left="6480" w:hanging="360"/>
+      </w:pPr>
+      <w:rPr>
+        <w:rFonts w:ascii="Courier New" w:hAnsi="Courier New" w:cs="Courier New" w:hint="default"/>
+      </w:rPr>
+    </w:lvl>
+    <w:lvl w:ilvl="8" w:tplc="04090005" w:tentative="1">
+      <w:start w:val="1"/>
+      <w:numFmt w:val="bullet"/>
+      <w:lvlText w:val=""/>
+      <w:lvlJc w:val="left"/>
+      <w:pPr>
+        <w:ind w:left="7200" w:hanging="360"/>
+      </w:pPr>
+      <w:rPr>
+        <w:rFonts w:ascii="Wingdings" w:hAnsi="Wingdings" w:hint="default"/>
+      </w:rPr>
+    </w:lvl>
+  </w:abstractNum>
+  <w:abstractNum w:abstractNumId="72" w15:restartNumberingAfterBreak="0">
+    <w:nsid w:val="5B145872"/>
+    <w:multiLevelType w:val="hybridMultilevel"/>
+    <w:tmpl w:val="917A5D76"/>
+    <w:lvl w:ilvl="0" w:tplc="04090001">
+      <w:start w:val="1"/>
+      <w:numFmt w:val="bullet"/>
+      <w:lvlText w:val=""/>
+      <w:lvlJc w:val="left"/>
+      <w:pPr>
+        <w:ind w:left="720" w:hanging="360"/>
+      </w:pPr>
+      <w:rPr>
+        <w:rFonts w:ascii="Symbol" w:hAnsi="Symbol" w:hint="default"/>
+      </w:rPr>
+    </w:lvl>
+    <w:lvl w:ilvl="1" w:tplc="04090003" w:tentative="1">
+      <w:start w:val="1"/>
+      <w:numFmt w:val="bullet"/>
+      <w:lvlText w:val="o"/>
+      <w:lvlJc w:val="left"/>
+      <w:pPr>
+        <w:ind w:left="1440" w:hanging="360"/>
+      </w:pPr>
+      <w:rPr>
+        <w:rFonts w:ascii="Courier New" w:hAnsi="Courier New" w:cs="Courier New" w:hint="default"/>
+      </w:rPr>
+    </w:lvl>
+    <w:lvl w:ilvl="2" w:tplc="04090005" w:tentative="1">
+      <w:start w:val="1"/>
+      <w:numFmt w:val="bullet"/>
+      <w:lvlText w:val=""/>
+      <w:lvlJc w:val="left"/>
+      <w:pPr>
+        <w:ind w:left="2160" w:hanging="360"/>
+      </w:pPr>
+      <w:rPr>
+        <w:rFonts w:ascii="Wingdings" w:hAnsi="Wingdings" w:hint="default"/>
+      </w:rPr>
+    </w:lvl>
+    <w:lvl w:ilvl="3" w:tplc="04090001" w:tentative="1">
+      <w:start w:val="1"/>
+      <w:numFmt w:val="bullet"/>
+      <w:lvlText w:val=""/>
+      <w:lvlJc w:val="left"/>
+      <w:pPr>
+        <w:ind w:left="2880" w:hanging="360"/>
+      </w:pPr>
+      <w:rPr>
+        <w:rFonts w:ascii="Symbol" w:hAnsi="Symbol" w:hint="default"/>
+      </w:rPr>
+    </w:lvl>
+    <w:lvl w:ilvl="4" w:tplc="04090003" w:tentative="1">
+      <w:start w:val="1"/>
+      <w:numFmt w:val="bullet"/>
+      <w:lvlText w:val="o"/>
+      <w:lvlJc w:val="left"/>
+      <w:pPr>
+        <w:ind w:left="3600" w:hanging="360"/>
+      </w:pPr>
+      <w:rPr>
+        <w:rFonts w:ascii="Courier New" w:hAnsi="Courier New" w:cs="Courier New" w:hint="default"/>
+      </w:rPr>
+    </w:lvl>
+    <w:lvl w:ilvl="5" w:tplc="04090005" w:tentative="1">
+      <w:start w:val="1"/>
+      <w:numFmt w:val="bullet"/>
+      <w:lvlText w:val=""/>
+      <w:lvlJc w:val="left"/>
+      <w:pPr>
+        <w:ind w:left="4320" w:hanging="360"/>
+      </w:pPr>
+      <w:rPr>
+        <w:rFonts w:ascii="Wingdings" w:hAnsi="Wingdings" w:hint="default"/>
+      </w:rPr>
+    </w:lvl>
+    <w:lvl w:ilvl="6" w:tplc="04090001" w:tentative="1">
+      <w:start w:val="1"/>
+      <w:numFmt w:val="bullet"/>
+      <w:lvlText w:val=""/>
+      <w:lvlJc w:val="left"/>
+      <w:pPr>
+        <w:ind w:left="5040" w:hanging="360"/>
+      </w:pPr>
+      <w:rPr>
+        <w:rFonts w:ascii="Symbol" w:hAnsi="Symbol" w:hint="default"/>
+      </w:rPr>
+    </w:lvl>
+    <w:lvl w:ilvl="7" w:tplc="04090003" w:tentative="1">
+      <w:start w:val="1"/>
+      <w:numFmt w:val="bullet"/>
+      <w:lvlText w:val="o"/>
+      <w:lvlJc w:val="left"/>
+      <w:pPr>
+        <w:ind w:left="5760" w:hanging="360"/>
+      </w:pPr>
+      <w:rPr>
+        <w:rFonts w:ascii="Courier New" w:hAnsi="Courier New" w:cs="Courier New" w:hint="default"/>
+      </w:rPr>
+    </w:lvl>
+    <w:lvl w:ilvl="8" w:tplc="04090005" w:tentative="1">
+      <w:start w:val="1"/>
+      <w:numFmt w:val="bullet"/>
+      <w:lvlText w:val=""/>
+      <w:lvlJc w:val="left"/>
+      <w:pPr>
+        <w:ind w:left="6480" w:hanging="360"/>
+      </w:pPr>
+      <w:rPr>
+        <w:rFonts w:ascii="Wingdings" w:hAnsi="Wingdings" w:hint="default"/>
+      </w:rPr>
+    </w:lvl>
+  </w:abstractNum>
+  <w:abstractNum w:abstractNumId="73" w15:restartNumberingAfterBreak="0">
+    <w:nsid w:val="5B8F3834"/>
+    <w:multiLevelType w:val="multilevel"/>
+    <w:tmpl w:val="CC3CA25A"/>
+    <w:lvl w:ilvl="0">
+      <w:start w:val="1"/>
+      <w:numFmt w:val="bullet"/>
+      <w:lvlText w:val=""/>
+      <w:lvlJc w:val="left"/>
+      <w:pPr>
+        <w:tabs>
+          <w:tab w:val="num" w:pos="720"/>
+        </w:tabs>
+        <w:ind w:left="720" w:hanging="360"/>
+      </w:pPr>
+      <w:rPr>
+        <w:rFonts w:ascii="Symbol" w:hAnsi="Symbol" w:hint="default"/>
+        <w:sz w:val="20"/>
+      </w:rPr>
+    </w:lvl>
+    <w:lvl w:ilvl="1" w:tentative="1">
+      <w:start w:val="1"/>
+      <w:numFmt w:val="bullet"/>
+      <w:lvlText w:val="o"/>
+      <w:lvlJc w:val="left"/>
+      <w:pPr>
+        <w:tabs>
+          <w:tab w:val="num" w:pos="1440"/>
+        </w:tabs>
+        <w:ind w:left="1440" w:hanging="360"/>
+      </w:pPr>
+      <w:rPr>
+        <w:rFonts w:ascii="Courier New" w:hAnsi="Courier New" w:hint="default"/>
+        <w:sz w:val="20"/>
+      </w:rPr>
+    </w:lvl>
+    <w:lvl w:ilvl="2" w:tentative="1">
+      <w:start w:val="1"/>
+      <w:numFmt w:val="bullet"/>
+      <w:lvlText w:val=""/>
+      <w:lvlJc w:val="left"/>
+      <w:pPr>
+        <w:tabs>
+          <w:tab w:val="num" w:pos="2160"/>
+        </w:tabs>
+        <w:ind w:left="2160" w:hanging="360"/>
+      </w:pPr>
+      <w:rPr>
+        <w:rFonts w:ascii="Wingdings" w:hAnsi="Wingdings" w:hint="default"/>
+        <w:sz w:val="20"/>
+      </w:rPr>
+    </w:lvl>
+    <w:lvl w:ilvl="3" w:tentative="1">
+      <w:start w:val="1"/>
+      <w:numFmt w:val="bullet"/>
+      <w:lvlText w:val=""/>
+      <w:lvlJc w:val="left"/>
+      <w:pPr>
+        <w:tabs>
+          <w:tab w:val="num" w:pos="2880"/>
+        </w:tabs>
+        <w:ind w:left="2880" w:hanging="360"/>
+      </w:pPr>
+      <w:rPr>
+        <w:rFonts w:ascii="Wingdings" w:hAnsi="Wingdings" w:hint="default"/>
+        <w:sz w:val="20"/>
+      </w:rPr>
+    </w:lvl>
+    <w:lvl w:ilvl="4" w:tentative="1">
+      <w:start w:val="1"/>
+      <w:numFmt w:val="bullet"/>
+      <w:lvlText w:val=""/>
+      <w:lvlJc w:val="left"/>
+      <w:pPr>
+        <w:tabs>
+          <w:tab w:val="num" w:pos="3600"/>
+        </w:tabs>
+        <w:ind w:left="3600" w:hanging="360"/>
+      </w:pPr>
+      <w:rPr>
+        <w:rFonts w:ascii="Wingdings" w:hAnsi="Wingdings" w:hint="default"/>
+        <w:sz w:val="20"/>
+      </w:rPr>
+    </w:lvl>
+    <w:lvl w:ilvl="5" w:tentative="1">
+      <w:start w:val="1"/>
+      <w:numFmt w:val="bullet"/>
+      <w:lvlText w:val=""/>
+      <w:lvlJc w:val="left"/>
+      <w:pPr>
+        <w:tabs>
+          <w:tab w:val="num" w:pos="4320"/>
+        </w:tabs>
+        <w:ind w:left="4320" w:hanging="360"/>
+      </w:pPr>
+      <w:rPr>
+        <w:rFonts w:ascii="Wingdings" w:hAnsi="Wingdings" w:hint="default"/>
+        <w:sz w:val="20"/>
+      </w:rPr>
+    </w:lvl>
+    <w:lvl w:ilvl="6" w:tentative="1">
+      <w:start w:val="1"/>
+      <w:numFmt w:val="bullet"/>
+      <w:lvlText w:val=""/>
+      <w:lvlJc w:val="left"/>
+      <w:pPr>
+        <w:tabs>
+          <w:tab w:val="num" w:pos="5040"/>
+        </w:tabs>
+        <w:ind w:left="5040" w:hanging="360"/>
+      </w:pPr>
+      <w:rPr>
+        <w:rFonts w:ascii="Wingdings" w:hAnsi="Wingdings" w:hint="default"/>
+        <w:sz w:val="20"/>
+      </w:rPr>
+    </w:lvl>
+    <w:lvl w:ilvl="7" w:tentative="1">
+      <w:start w:val="1"/>
+      <w:numFmt w:val="bullet"/>
+      <w:lvlText w:val=""/>
+      <w:lvlJc w:val="left"/>
+      <w:pPr>
+        <w:tabs>
+          <w:tab w:val="num" w:pos="5760"/>
+        </w:tabs>
+        <w:ind w:left="5760" w:hanging="360"/>
+      </w:pPr>
+      <w:rPr>
+        <w:rFonts w:ascii="Wingdings" w:hAnsi="Wingdings" w:hint="default"/>
+        <w:sz w:val="20"/>
+      </w:rPr>
+    </w:lvl>
+    <w:lvl w:ilvl="8" w:tentative="1">
+      <w:start w:val="1"/>
+      <w:numFmt w:val="bullet"/>
+      <w:lvlText w:val=""/>
+      <w:lvlJc w:val="left"/>
+      <w:pPr>
+        <w:tabs>
+          <w:tab w:val="num" w:pos="6480"/>
+        </w:tabs>
+        <w:ind w:left="6480" w:hanging="360"/>
+      </w:pPr>
+      <w:rPr>
+        <w:rFonts w:ascii="Wingdings" w:hAnsi="Wingdings" w:hint="default"/>
+        <w:sz w:val="20"/>
+      </w:rPr>
+    </w:lvl>
+  </w:abstractNum>
+  <w:abstractNum w:abstractNumId="74" w15:restartNumberingAfterBreak="0">
     <w:nsid w:val="5E372124"/>
     <w:multiLevelType w:val="hybridMultilevel"/>
     <w:tmpl w:val="48C0506C"/>
@@ -22496,7 +27360,7 @@
       </w:rPr>
     </w:lvl>
   </w:abstractNum>
-  <w:abstractNum w:abstractNumId="53" w15:restartNumberingAfterBreak="0">
+  <w:abstractNum w:abstractNumId="75" w15:restartNumberingAfterBreak="0">
     <w:nsid w:val="5E7A49F7"/>
     <w:multiLevelType w:val="multilevel"/>
     <w:tmpl w:val="BC00DD00"/>
@@ -22645,7 +27509,7 @@
       </w:rPr>
     </w:lvl>
   </w:abstractNum>
-  <w:abstractNum w:abstractNumId="54" w15:restartNumberingAfterBreak="0">
+  <w:abstractNum w:abstractNumId="76" w15:restartNumberingAfterBreak="0">
     <w:nsid w:val="5E9C6220"/>
     <w:multiLevelType w:val="multilevel"/>
     <w:tmpl w:val="784677DC"/>
@@ -22794,7 +27658,120 @@
       </w:rPr>
     </w:lvl>
   </w:abstractNum>
-  <w:abstractNum w:abstractNumId="55" w15:restartNumberingAfterBreak="0">
+  <w:abstractNum w:abstractNumId="77" w15:restartNumberingAfterBreak="0">
+    <w:nsid w:val="6024178E"/>
+    <w:multiLevelType w:val="hybridMultilevel"/>
+    <w:tmpl w:val="A7B6A13E"/>
+    <w:lvl w:ilvl="0" w:tplc="04090001">
+      <w:start w:val="1"/>
+      <w:numFmt w:val="bullet"/>
+      <w:lvlText w:val=""/>
+      <w:lvlJc w:val="left"/>
+      <w:pPr>
+        <w:ind w:left="720" w:hanging="360"/>
+      </w:pPr>
+      <w:rPr>
+        <w:rFonts w:ascii="Symbol" w:hAnsi="Symbol" w:hint="default"/>
+      </w:rPr>
+    </w:lvl>
+    <w:lvl w:ilvl="1" w:tplc="04090003" w:tentative="1">
+      <w:start w:val="1"/>
+      <w:numFmt w:val="bullet"/>
+      <w:lvlText w:val="o"/>
+      <w:lvlJc w:val="left"/>
+      <w:pPr>
+        <w:ind w:left="1440" w:hanging="360"/>
+      </w:pPr>
+      <w:rPr>
+        <w:rFonts w:ascii="Courier New" w:hAnsi="Courier New" w:cs="Courier New" w:hint="default"/>
+      </w:rPr>
+    </w:lvl>
+    <w:lvl w:ilvl="2" w:tplc="04090005" w:tentative="1">
+      <w:start w:val="1"/>
+      <w:numFmt w:val="bullet"/>
+      <w:lvlText w:val=""/>
+      <w:lvlJc w:val="left"/>
+      <w:pPr>
+        <w:ind w:left="2160" w:hanging="360"/>
+      </w:pPr>
+      <w:rPr>
+        <w:rFonts w:ascii="Wingdings" w:hAnsi="Wingdings" w:hint="default"/>
+      </w:rPr>
+    </w:lvl>
+    <w:lvl w:ilvl="3" w:tplc="04090001" w:tentative="1">
+      <w:start w:val="1"/>
+      <w:numFmt w:val="bullet"/>
+      <w:lvlText w:val=""/>
+      <w:lvlJc w:val="left"/>
+      <w:pPr>
+        <w:ind w:left="2880" w:hanging="360"/>
+      </w:pPr>
+      <w:rPr>
+        <w:rFonts w:ascii="Symbol" w:hAnsi="Symbol" w:hint="default"/>
+      </w:rPr>
+    </w:lvl>
+    <w:lvl w:ilvl="4" w:tplc="04090003" w:tentative="1">
+      <w:start w:val="1"/>
+      <w:numFmt w:val="bullet"/>
+      <w:lvlText w:val="o"/>
+      <w:lvlJc w:val="left"/>
+      <w:pPr>
+        <w:ind w:left="3600" w:hanging="360"/>
+      </w:pPr>
+      <w:rPr>
+        <w:rFonts w:ascii="Courier New" w:hAnsi="Courier New" w:cs="Courier New" w:hint="default"/>
+      </w:rPr>
+    </w:lvl>
+    <w:lvl w:ilvl="5" w:tplc="04090005" w:tentative="1">
+      <w:start w:val="1"/>
+      <w:numFmt w:val="bullet"/>
+      <w:lvlText w:val=""/>
+      <w:lvlJc w:val="left"/>
+      <w:pPr>
+        <w:ind w:left="4320" w:hanging="360"/>
+      </w:pPr>
+      <w:rPr>
+        <w:rFonts w:ascii="Wingdings" w:hAnsi="Wingdings" w:hint="default"/>
+      </w:rPr>
+    </w:lvl>
+    <w:lvl w:ilvl="6" w:tplc="04090001" w:tentative="1">
+      <w:start w:val="1"/>
+      <w:numFmt w:val="bullet"/>
+      <w:lvlText w:val=""/>
+      <w:lvlJc w:val="left"/>
+      <w:pPr>
+        <w:ind w:left="5040" w:hanging="360"/>
+      </w:pPr>
+      <w:rPr>
+        <w:rFonts w:ascii="Symbol" w:hAnsi="Symbol" w:hint="default"/>
+      </w:rPr>
+    </w:lvl>
+    <w:lvl w:ilvl="7" w:tplc="04090003" w:tentative="1">
+      <w:start w:val="1"/>
+      <w:numFmt w:val="bullet"/>
+      <w:lvlText w:val="o"/>
+      <w:lvlJc w:val="left"/>
+      <w:pPr>
+        <w:ind w:left="5760" w:hanging="360"/>
+      </w:pPr>
+      <w:rPr>
+        <w:rFonts w:ascii="Courier New" w:hAnsi="Courier New" w:cs="Courier New" w:hint="default"/>
+      </w:rPr>
+    </w:lvl>
+    <w:lvl w:ilvl="8" w:tplc="04090005" w:tentative="1">
+      <w:start w:val="1"/>
+      <w:numFmt w:val="bullet"/>
+      <w:lvlText w:val=""/>
+      <w:lvlJc w:val="left"/>
+      <w:pPr>
+        <w:ind w:left="6480" w:hanging="360"/>
+      </w:pPr>
+      <w:rPr>
+        <w:rFonts w:ascii="Wingdings" w:hAnsi="Wingdings" w:hint="default"/>
+      </w:rPr>
+    </w:lvl>
+  </w:abstractNum>
+  <w:abstractNum w:abstractNumId="78" w15:restartNumberingAfterBreak="0">
     <w:nsid w:val="60A60A49"/>
     <w:multiLevelType w:val="hybridMultilevel"/>
     <w:tmpl w:val="91DC465C"/>
@@ -22907,7 +27884,7 @@
       </w:rPr>
     </w:lvl>
   </w:abstractNum>
-  <w:abstractNum w:abstractNumId="56" w15:restartNumberingAfterBreak="0">
+  <w:abstractNum w:abstractNumId="79" w15:restartNumberingAfterBreak="0">
     <w:nsid w:val="60BE23A6"/>
     <w:multiLevelType w:val="multilevel"/>
     <w:tmpl w:val="952A0252"/>
@@ -23056,7 +28033,7 @@
       </w:rPr>
     </w:lvl>
   </w:abstractNum>
-  <w:abstractNum w:abstractNumId="57" w15:restartNumberingAfterBreak="0">
+  <w:abstractNum w:abstractNumId="80" w15:restartNumberingAfterBreak="0">
     <w:nsid w:val="61D03BB1"/>
     <w:multiLevelType w:val="hybridMultilevel"/>
     <w:tmpl w:val="5EEE2906"/>
@@ -23169,7 +28146,7 @@
       </w:rPr>
     </w:lvl>
   </w:abstractNum>
-  <w:abstractNum w:abstractNumId="58" w15:restartNumberingAfterBreak="0">
+  <w:abstractNum w:abstractNumId="81" w15:restartNumberingAfterBreak="0">
     <w:nsid w:val="68037740"/>
     <w:multiLevelType w:val="hybridMultilevel"/>
     <w:tmpl w:val="688C4652"/>
@@ -23282,7 +28259,7 @@
       </w:rPr>
     </w:lvl>
   </w:abstractNum>
-  <w:abstractNum w:abstractNumId="59" w15:restartNumberingAfterBreak="0">
+  <w:abstractNum w:abstractNumId="82" w15:restartNumberingAfterBreak="0">
     <w:nsid w:val="6BC41E37"/>
     <w:multiLevelType w:val="multilevel"/>
     <w:tmpl w:val="BCFA61CC"/>
@@ -23399,7 +28376,7 @@
       </w:pPr>
     </w:lvl>
   </w:abstractNum>
-  <w:abstractNum w:abstractNumId="60" w15:restartNumberingAfterBreak="0">
+  <w:abstractNum w:abstractNumId="83" w15:restartNumberingAfterBreak="0">
     <w:nsid w:val="6D186F96"/>
     <w:multiLevelType w:val="multilevel"/>
     <w:tmpl w:val="53AAFD92"/>
@@ -23548,7 +28525,326 @@
       </w:rPr>
     </w:lvl>
   </w:abstractNum>
-  <w:abstractNum w:abstractNumId="61" w15:restartNumberingAfterBreak="0">
+  <w:abstractNum w:abstractNumId="84" w15:restartNumberingAfterBreak="0">
+    <w:nsid w:val="6D872399"/>
+    <w:multiLevelType w:val="hybridMultilevel"/>
+    <w:tmpl w:val="E46CB038"/>
+    <w:lvl w:ilvl="0" w:tplc="0409000F">
+      <w:start w:val="1"/>
+      <w:numFmt w:val="decimal"/>
+      <w:lvlText w:val="%1."/>
+      <w:lvlJc w:val="left"/>
+      <w:pPr>
+        <w:ind w:left="720" w:hanging="360"/>
+      </w:pPr>
+      <w:rPr>
+        <w:rFonts w:hint="default"/>
+      </w:rPr>
+    </w:lvl>
+    <w:lvl w:ilvl="1" w:tplc="04090019" w:tentative="1">
+      <w:start w:val="1"/>
+      <w:numFmt w:val="lowerLetter"/>
+      <w:lvlText w:val="%2."/>
+      <w:lvlJc w:val="left"/>
+      <w:pPr>
+        <w:ind w:left="1440" w:hanging="360"/>
+      </w:pPr>
+    </w:lvl>
+    <w:lvl w:ilvl="2" w:tplc="0409001B" w:tentative="1">
+      <w:start w:val="1"/>
+      <w:numFmt w:val="lowerRoman"/>
+      <w:lvlText w:val="%3."/>
+      <w:lvlJc w:val="right"/>
+      <w:pPr>
+        <w:ind w:left="2160" w:hanging="180"/>
+      </w:pPr>
+    </w:lvl>
+    <w:lvl w:ilvl="3" w:tplc="0409000F" w:tentative="1">
+      <w:start w:val="1"/>
+      <w:numFmt w:val="decimal"/>
+      <w:lvlText w:val="%4."/>
+      <w:lvlJc w:val="left"/>
+      <w:pPr>
+        <w:ind w:left="2880" w:hanging="360"/>
+      </w:pPr>
+    </w:lvl>
+    <w:lvl w:ilvl="4" w:tplc="04090019" w:tentative="1">
+      <w:start w:val="1"/>
+      <w:numFmt w:val="lowerLetter"/>
+      <w:lvlText w:val="%5."/>
+      <w:lvlJc w:val="left"/>
+      <w:pPr>
+        <w:ind w:left="3600" w:hanging="360"/>
+      </w:pPr>
+    </w:lvl>
+    <w:lvl w:ilvl="5" w:tplc="0409001B" w:tentative="1">
+      <w:start w:val="1"/>
+      <w:numFmt w:val="lowerRoman"/>
+      <w:lvlText w:val="%6."/>
+      <w:lvlJc w:val="right"/>
+      <w:pPr>
+        <w:ind w:left="4320" w:hanging="180"/>
+      </w:pPr>
+    </w:lvl>
+    <w:lvl w:ilvl="6" w:tplc="0409000F" w:tentative="1">
+      <w:start w:val="1"/>
+      <w:numFmt w:val="decimal"/>
+      <w:lvlText w:val="%7."/>
+      <w:lvlJc w:val="left"/>
+      <w:pPr>
+        <w:ind w:left="5040" w:hanging="360"/>
+      </w:pPr>
+    </w:lvl>
+    <w:lvl w:ilvl="7" w:tplc="04090019" w:tentative="1">
+      <w:start w:val="1"/>
+      <w:numFmt w:val="lowerLetter"/>
+      <w:lvlText w:val="%8."/>
+      <w:lvlJc w:val="left"/>
+      <w:pPr>
+        <w:ind w:left="5760" w:hanging="360"/>
+      </w:pPr>
+    </w:lvl>
+    <w:lvl w:ilvl="8" w:tplc="0409001B" w:tentative="1">
+      <w:start w:val="1"/>
+      <w:numFmt w:val="lowerRoman"/>
+      <w:lvlText w:val="%9."/>
+      <w:lvlJc w:val="right"/>
+      <w:pPr>
+        <w:ind w:left="6480" w:hanging="180"/>
+      </w:pPr>
+    </w:lvl>
+  </w:abstractNum>
+  <w:abstractNum w:abstractNumId="85" w15:restartNumberingAfterBreak="0">
+    <w:nsid w:val="714C497D"/>
+    <w:multiLevelType w:val="multilevel"/>
+    <w:tmpl w:val="427CE552"/>
+    <w:lvl w:ilvl="0">
+      <w:start w:val="1"/>
+      <w:numFmt w:val="decimal"/>
+      <w:lvlText w:val="%1."/>
+      <w:lvlJc w:val="left"/>
+      <w:pPr>
+        <w:tabs>
+          <w:tab w:val="num" w:pos="720"/>
+        </w:tabs>
+        <w:ind w:left="720" w:hanging="360"/>
+      </w:pPr>
+      <w:rPr>
+        <w:b/>
+        <w:bCs/>
+      </w:rPr>
+    </w:lvl>
+    <w:lvl w:ilvl="1" w:tentative="1">
+      <w:start w:val="1"/>
+      <w:numFmt w:val="decimal"/>
+      <w:lvlText w:val="%2."/>
+      <w:lvlJc w:val="left"/>
+      <w:pPr>
+        <w:tabs>
+          <w:tab w:val="num" w:pos="1440"/>
+        </w:tabs>
+        <w:ind w:left="1440" w:hanging="360"/>
+      </w:pPr>
+    </w:lvl>
+    <w:lvl w:ilvl="2" w:tentative="1">
+      <w:start w:val="1"/>
+      <w:numFmt w:val="decimal"/>
+      <w:lvlText w:val="%3."/>
+      <w:lvlJc w:val="left"/>
+      <w:pPr>
+        <w:tabs>
+          <w:tab w:val="num" w:pos="2160"/>
+        </w:tabs>
+        <w:ind w:left="2160" w:hanging="360"/>
+      </w:pPr>
+    </w:lvl>
+    <w:lvl w:ilvl="3" w:tentative="1">
+      <w:start w:val="1"/>
+      <w:numFmt w:val="decimal"/>
+      <w:lvlText w:val="%4."/>
+      <w:lvlJc w:val="left"/>
+      <w:pPr>
+        <w:tabs>
+          <w:tab w:val="num" w:pos="2880"/>
+        </w:tabs>
+        <w:ind w:left="2880" w:hanging="360"/>
+      </w:pPr>
+    </w:lvl>
+    <w:lvl w:ilvl="4" w:tentative="1">
+      <w:start w:val="1"/>
+      <w:numFmt w:val="decimal"/>
+      <w:lvlText w:val="%5."/>
+      <w:lvlJc w:val="left"/>
+      <w:pPr>
+        <w:tabs>
+          <w:tab w:val="num" w:pos="3600"/>
+        </w:tabs>
+        <w:ind w:left="3600" w:hanging="360"/>
+      </w:pPr>
+    </w:lvl>
+    <w:lvl w:ilvl="5" w:tentative="1">
+      <w:start w:val="1"/>
+      <w:numFmt w:val="decimal"/>
+      <w:lvlText w:val="%6."/>
+      <w:lvlJc w:val="left"/>
+      <w:pPr>
+        <w:tabs>
+          <w:tab w:val="num" w:pos="4320"/>
+        </w:tabs>
+        <w:ind w:left="4320" w:hanging="360"/>
+      </w:pPr>
+    </w:lvl>
+    <w:lvl w:ilvl="6" w:tentative="1">
+      <w:start w:val="1"/>
+      <w:numFmt w:val="decimal"/>
+      <w:lvlText w:val="%7."/>
+      <w:lvlJc w:val="left"/>
+      <w:pPr>
+        <w:tabs>
+          <w:tab w:val="num" w:pos="5040"/>
+        </w:tabs>
+        <w:ind w:left="5040" w:hanging="360"/>
+      </w:pPr>
+    </w:lvl>
+    <w:lvl w:ilvl="7" w:tentative="1">
+      <w:start w:val="1"/>
+      <w:numFmt w:val="decimal"/>
+      <w:lvlText w:val="%8."/>
+      <w:lvlJc w:val="left"/>
+      <w:pPr>
+        <w:tabs>
+          <w:tab w:val="num" w:pos="5760"/>
+        </w:tabs>
+        <w:ind w:left="5760" w:hanging="360"/>
+      </w:pPr>
+    </w:lvl>
+    <w:lvl w:ilvl="8" w:tentative="1">
+      <w:start w:val="1"/>
+      <w:numFmt w:val="decimal"/>
+      <w:lvlText w:val="%9."/>
+      <w:lvlJc w:val="left"/>
+      <w:pPr>
+        <w:tabs>
+          <w:tab w:val="num" w:pos="6480"/>
+        </w:tabs>
+        <w:ind w:left="6480" w:hanging="360"/>
+      </w:pPr>
+    </w:lvl>
+  </w:abstractNum>
+  <w:abstractNum w:abstractNumId="86" w15:restartNumberingAfterBreak="0">
+    <w:nsid w:val="74232FFE"/>
+    <w:multiLevelType w:val="hybridMultilevel"/>
+    <w:tmpl w:val="B9C68B4C"/>
+    <w:lvl w:ilvl="0" w:tplc="04090001">
+      <w:start w:val="1"/>
+      <w:numFmt w:val="bullet"/>
+      <w:lvlText w:val=""/>
+      <w:lvlJc w:val="left"/>
+      <w:pPr>
+        <w:ind w:left="720" w:hanging="360"/>
+      </w:pPr>
+      <w:rPr>
+        <w:rFonts w:ascii="Symbol" w:hAnsi="Symbol" w:hint="default"/>
+      </w:rPr>
+    </w:lvl>
+    <w:lvl w:ilvl="1" w:tplc="04090003" w:tentative="1">
+      <w:start w:val="1"/>
+      <w:numFmt w:val="bullet"/>
+      <w:lvlText w:val="o"/>
+      <w:lvlJc w:val="left"/>
+      <w:pPr>
+        <w:ind w:left="1440" w:hanging="360"/>
+      </w:pPr>
+      <w:rPr>
+        <w:rFonts w:ascii="Courier New" w:hAnsi="Courier New" w:cs="Courier New" w:hint="default"/>
+      </w:rPr>
+    </w:lvl>
+    <w:lvl w:ilvl="2" w:tplc="04090005" w:tentative="1">
+      <w:start w:val="1"/>
+      <w:numFmt w:val="bullet"/>
+      <w:lvlText w:val=""/>
+      <w:lvlJc w:val="left"/>
+      <w:pPr>
+        <w:ind w:left="2160" w:hanging="360"/>
+      </w:pPr>
+      <w:rPr>
+        <w:rFonts w:ascii="Wingdings" w:hAnsi="Wingdings" w:hint="default"/>
+      </w:rPr>
+    </w:lvl>
+    <w:lvl w:ilvl="3" w:tplc="04090001" w:tentative="1">
+      <w:start w:val="1"/>
+      <w:numFmt w:val="bullet"/>
+      <w:lvlText w:val=""/>
+      <w:lvlJc w:val="left"/>
+      <w:pPr>
+        <w:ind w:left="2880" w:hanging="360"/>
+      </w:pPr>
+      <w:rPr>
+        <w:rFonts w:ascii="Symbol" w:hAnsi="Symbol" w:hint="default"/>
+      </w:rPr>
+    </w:lvl>
+    <w:lvl w:ilvl="4" w:tplc="04090003" w:tentative="1">
+      <w:start w:val="1"/>
+      <w:numFmt w:val="bullet"/>
+      <w:lvlText w:val="o"/>
+      <w:lvlJc w:val="left"/>
+      <w:pPr>
+        <w:ind w:left="3600" w:hanging="360"/>
+      </w:pPr>
+      <w:rPr>
+        <w:rFonts w:ascii="Courier New" w:hAnsi="Courier New" w:cs="Courier New" w:hint="default"/>
+      </w:rPr>
+    </w:lvl>
+    <w:lvl w:ilvl="5" w:tplc="04090005" w:tentative="1">
+      <w:start w:val="1"/>
+      <w:numFmt w:val="bullet"/>
+      <w:lvlText w:val=""/>
+      <w:lvlJc w:val="left"/>
+      <w:pPr>
+        <w:ind w:left="4320" w:hanging="360"/>
+      </w:pPr>
+      <w:rPr>
+        <w:rFonts w:ascii="Wingdings" w:hAnsi="Wingdings" w:hint="default"/>
+      </w:rPr>
+    </w:lvl>
+    <w:lvl w:ilvl="6" w:tplc="04090001" w:tentative="1">
+      <w:start w:val="1"/>
+      <w:numFmt w:val="bullet"/>
+      <w:lvlText w:val=""/>
+      <w:lvlJc w:val="left"/>
+      <w:pPr>
+        <w:ind w:left="5040" w:hanging="360"/>
+      </w:pPr>
+      <w:rPr>
+        <w:rFonts w:ascii="Symbol" w:hAnsi="Symbol" w:hint="default"/>
+      </w:rPr>
+    </w:lvl>
+    <w:lvl w:ilvl="7" w:tplc="04090003" w:tentative="1">
+      <w:start w:val="1"/>
+      <w:numFmt w:val="bullet"/>
+      <w:lvlText w:val="o"/>
+      <w:lvlJc w:val="left"/>
+      <w:pPr>
+        <w:ind w:left="5760" w:hanging="360"/>
+      </w:pPr>
+      <w:rPr>
+        <w:rFonts w:ascii="Courier New" w:hAnsi="Courier New" w:cs="Courier New" w:hint="default"/>
+      </w:rPr>
+    </w:lvl>
+    <w:lvl w:ilvl="8" w:tplc="04090005" w:tentative="1">
+      <w:start w:val="1"/>
+      <w:numFmt w:val="bullet"/>
+      <w:lvlText w:val=""/>
+      <w:lvlJc w:val="left"/>
+      <w:pPr>
+        <w:ind w:left="6480" w:hanging="360"/>
+      </w:pPr>
+      <w:rPr>
+        <w:rFonts w:ascii="Wingdings" w:hAnsi="Wingdings" w:hint="default"/>
+      </w:rPr>
+    </w:lvl>
+  </w:abstractNum>
+  <w:abstractNum w:abstractNumId="87" w15:restartNumberingAfterBreak="0">
     <w:nsid w:val="74357518"/>
     <w:multiLevelType w:val="hybridMultilevel"/>
     <w:tmpl w:val="B8FE9524"/>
@@ -23661,7 +28957,7 @@
       </w:rPr>
     </w:lvl>
   </w:abstractNum>
-  <w:abstractNum w:abstractNumId="62" w15:restartNumberingAfterBreak="0">
+  <w:abstractNum w:abstractNumId="88" w15:restartNumberingAfterBreak="0">
     <w:nsid w:val="766F53C4"/>
     <w:multiLevelType w:val="hybridMultilevel"/>
     <w:tmpl w:val="1B9CB594"/>
@@ -23750,7 +29046,120 @@
       </w:pPr>
     </w:lvl>
   </w:abstractNum>
-  <w:abstractNum w:abstractNumId="63" w15:restartNumberingAfterBreak="0">
+  <w:abstractNum w:abstractNumId="89" w15:restartNumberingAfterBreak="0">
+    <w:nsid w:val="78830102"/>
+    <w:multiLevelType w:val="hybridMultilevel"/>
+    <w:tmpl w:val="C2B2C424"/>
+    <w:lvl w:ilvl="0" w:tplc="04090001">
+      <w:start w:val="1"/>
+      <w:numFmt w:val="bullet"/>
+      <w:lvlText w:val=""/>
+      <w:lvlJc w:val="left"/>
+      <w:pPr>
+        <w:ind w:left="720" w:hanging="360"/>
+      </w:pPr>
+      <w:rPr>
+        <w:rFonts w:ascii="Symbol" w:hAnsi="Symbol" w:hint="default"/>
+      </w:rPr>
+    </w:lvl>
+    <w:lvl w:ilvl="1" w:tplc="04090003" w:tentative="1">
+      <w:start w:val="1"/>
+      <w:numFmt w:val="bullet"/>
+      <w:lvlText w:val="o"/>
+      <w:lvlJc w:val="left"/>
+      <w:pPr>
+        <w:ind w:left="1440" w:hanging="360"/>
+      </w:pPr>
+      <w:rPr>
+        <w:rFonts w:ascii="Courier New" w:hAnsi="Courier New" w:cs="Courier New" w:hint="default"/>
+      </w:rPr>
+    </w:lvl>
+    <w:lvl w:ilvl="2" w:tplc="04090005" w:tentative="1">
+      <w:start w:val="1"/>
+      <w:numFmt w:val="bullet"/>
+      <w:lvlText w:val=""/>
+      <w:lvlJc w:val="left"/>
+      <w:pPr>
+        <w:ind w:left="2160" w:hanging="360"/>
+      </w:pPr>
+      <w:rPr>
+        <w:rFonts w:ascii="Wingdings" w:hAnsi="Wingdings" w:hint="default"/>
+      </w:rPr>
+    </w:lvl>
+    <w:lvl w:ilvl="3" w:tplc="04090001" w:tentative="1">
+      <w:start w:val="1"/>
+      <w:numFmt w:val="bullet"/>
+      <w:lvlText w:val=""/>
+      <w:lvlJc w:val="left"/>
+      <w:pPr>
+        <w:ind w:left="2880" w:hanging="360"/>
+      </w:pPr>
+      <w:rPr>
+        <w:rFonts w:ascii="Symbol" w:hAnsi="Symbol" w:hint="default"/>
+      </w:rPr>
+    </w:lvl>
+    <w:lvl w:ilvl="4" w:tplc="04090003" w:tentative="1">
+      <w:start w:val="1"/>
+      <w:numFmt w:val="bullet"/>
+      <w:lvlText w:val="o"/>
+      <w:lvlJc w:val="left"/>
+      <w:pPr>
+        <w:ind w:left="3600" w:hanging="360"/>
+      </w:pPr>
+      <w:rPr>
+        <w:rFonts w:ascii="Courier New" w:hAnsi="Courier New" w:cs="Courier New" w:hint="default"/>
+      </w:rPr>
+    </w:lvl>
+    <w:lvl w:ilvl="5" w:tplc="04090005" w:tentative="1">
+      <w:start w:val="1"/>
+      <w:numFmt w:val="bullet"/>
+      <w:lvlText w:val=""/>
+      <w:lvlJc w:val="left"/>
+      <w:pPr>
+        <w:ind w:left="4320" w:hanging="360"/>
+      </w:pPr>
+      <w:rPr>
+        <w:rFonts w:ascii="Wingdings" w:hAnsi="Wingdings" w:hint="default"/>
+      </w:rPr>
+    </w:lvl>
+    <w:lvl w:ilvl="6" w:tplc="04090001" w:tentative="1">
+      <w:start w:val="1"/>
+      <w:numFmt w:val="bullet"/>
+      <w:lvlText w:val=""/>
+      <w:lvlJc w:val="left"/>
+      <w:pPr>
+        <w:ind w:left="5040" w:hanging="360"/>
+      </w:pPr>
+      <w:rPr>
+        <w:rFonts w:ascii="Symbol" w:hAnsi="Symbol" w:hint="default"/>
+      </w:rPr>
+    </w:lvl>
+    <w:lvl w:ilvl="7" w:tplc="04090003" w:tentative="1">
+      <w:start w:val="1"/>
+      <w:numFmt w:val="bullet"/>
+      <w:lvlText w:val="o"/>
+      <w:lvlJc w:val="left"/>
+      <w:pPr>
+        <w:ind w:left="5760" w:hanging="360"/>
+      </w:pPr>
+      <w:rPr>
+        <w:rFonts w:ascii="Courier New" w:hAnsi="Courier New" w:cs="Courier New" w:hint="default"/>
+      </w:rPr>
+    </w:lvl>
+    <w:lvl w:ilvl="8" w:tplc="04090005" w:tentative="1">
+      <w:start w:val="1"/>
+      <w:numFmt w:val="bullet"/>
+      <w:lvlText w:val=""/>
+      <w:lvlJc w:val="left"/>
+      <w:pPr>
+        <w:ind w:left="6480" w:hanging="360"/>
+      </w:pPr>
+      <w:rPr>
+        <w:rFonts w:ascii="Wingdings" w:hAnsi="Wingdings" w:hint="default"/>
+      </w:rPr>
+    </w:lvl>
+  </w:abstractNum>
+  <w:abstractNum w:abstractNumId="90" w15:restartNumberingAfterBreak="0">
     <w:nsid w:val="799F2606"/>
     <w:multiLevelType w:val="hybridMultilevel"/>
     <w:tmpl w:val="39DAF236"/>
@@ -23866,7 +29275,120 @@
       </w:rPr>
     </w:lvl>
   </w:abstractNum>
-  <w:abstractNum w:abstractNumId="64" w15:restartNumberingAfterBreak="0">
+  <w:abstractNum w:abstractNumId="91" w15:restartNumberingAfterBreak="0">
+    <w:nsid w:val="7A8475C2"/>
+    <w:multiLevelType w:val="hybridMultilevel"/>
+    <w:tmpl w:val="B330A638"/>
+    <w:lvl w:ilvl="0" w:tplc="04090001">
+      <w:start w:val="1"/>
+      <w:numFmt w:val="bullet"/>
+      <w:lvlText w:val=""/>
+      <w:lvlJc w:val="left"/>
+      <w:pPr>
+        <w:ind w:left="720" w:hanging="360"/>
+      </w:pPr>
+      <w:rPr>
+        <w:rFonts w:ascii="Symbol" w:hAnsi="Symbol" w:hint="default"/>
+      </w:rPr>
+    </w:lvl>
+    <w:lvl w:ilvl="1" w:tplc="04090003" w:tentative="1">
+      <w:start w:val="1"/>
+      <w:numFmt w:val="bullet"/>
+      <w:lvlText w:val="o"/>
+      <w:lvlJc w:val="left"/>
+      <w:pPr>
+        <w:ind w:left="1440" w:hanging="360"/>
+      </w:pPr>
+      <w:rPr>
+        <w:rFonts w:ascii="Courier New" w:hAnsi="Courier New" w:cs="Courier New" w:hint="default"/>
+      </w:rPr>
+    </w:lvl>
+    <w:lvl w:ilvl="2" w:tplc="04090005" w:tentative="1">
+      <w:start w:val="1"/>
+      <w:numFmt w:val="bullet"/>
+      <w:lvlText w:val=""/>
+      <w:lvlJc w:val="left"/>
+      <w:pPr>
+        <w:ind w:left="2160" w:hanging="360"/>
+      </w:pPr>
+      <w:rPr>
+        <w:rFonts w:ascii="Wingdings" w:hAnsi="Wingdings" w:hint="default"/>
+      </w:rPr>
+    </w:lvl>
+    <w:lvl w:ilvl="3" w:tplc="04090001" w:tentative="1">
+      <w:start w:val="1"/>
+      <w:numFmt w:val="bullet"/>
+      <w:lvlText w:val=""/>
+      <w:lvlJc w:val="left"/>
+      <w:pPr>
+        <w:ind w:left="2880" w:hanging="360"/>
+      </w:pPr>
+      <w:rPr>
+        <w:rFonts w:ascii="Symbol" w:hAnsi="Symbol" w:hint="default"/>
+      </w:rPr>
+    </w:lvl>
+    <w:lvl w:ilvl="4" w:tplc="04090003" w:tentative="1">
+      <w:start w:val="1"/>
+      <w:numFmt w:val="bullet"/>
+      <w:lvlText w:val="o"/>
+      <w:lvlJc w:val="left"/>
+      <w:pPr>
+        <w:ind w:left="3600" w:hanging="360"/>
+      </w:pPr>
+      <w:rPr>
+        <w:rFonts w:ascii="Courier New" w:hAnsi="Courier New" w:cs="Courier New" w:hint="default"/>
+      </w:rPr>
+    </w:lvl>
+    <w:lvl w:ilvl="5" w:tplc="04090005" w:tentative="1">
+      <w:start w:val="1"/>
+      <w:numFmt w:val="bullet"/>
+      <w:lvlText w:val=""/>
+      <w:lvlJc w:val="left"/>
+      <w:pPr>
+        <w:ind w:left="4320" w:hanging="360"/>
+      </w:pPr>
+      <w:rPr>
+        <w:rFonts w:ascii="Wingdings" w:hAnsi="Wingdings" w:hint="default"/>
+      </w:rPr>
+    </w:lvl>
+    <w:lvl w:ilvl="6" w:tplc="04090001" w:tentative="1">
+      <w:start w:val="1"/>
+      <w:numFmt w:val="bullet"/>
+      <w:lvlText w:val=""/>
+      <w:lvlJc w:val="left"/>
+      <w:pPr>
+        <w:ind w:left="5040" w:hanging="360"/>
+      </w:pPr>
+      <w:rPr>
+        <w:rFonts w:ascii="Symbol" w:hAnsi="Symbol" w:hint="default"/>
+      </w:rPr>
+    </w:lvl>
+    <w:lvl w:ilvl="7" w:tplc="04090003" w:tentative="1">
+      <w:start w:val="1"/>
+      <w:numFmt w:val="bullet"/>
+      <w:lvlText w:val="o"/>
+      <w:lvlJc w:val="left"/>
+      <w:pPr>
+        <w:ind w:left="5760" w:hanging="360"/>
+      </w:pPr>
+      <w:rPr>
+        <w:rFonts w:ascii="Courier New" w:hAnsi="Courier New" w:cs="Courier New" w:hint="default"/>
+      </w:rPr>
+    </w:lvl>
+    <w:lvl w:ilvl="8" w:tplc="04090005" w:tentative="1">
+      <w:start w:val="1"/>
+      <w:numFmt w:val="bullet"/>
+      <w:lvlText w:val=""/>
+      <w:lvlJc w:val="left"/>
+      <w:pPr>
+        <w:ind w:left="6480" w:hanging="360"/>
+      </w:pPr>
+      <w:rPr>
+        <w:rFonts w:ascii="Wingdings" w:hAnsi="Wingdings" w:hint="default"/>
+      </w:rPr>
+    </w:lvl>
+  </w:abstractNum>
+  <w:abstractNum w:abstractNumId="92" w15:restartNumberingAfterBreak="0">
     <w:nsid w:val="7AFB2FBE"/>
     <w:multiLevelType w:val="hybridMultilevel"/>
     <w:tmpl w:val="8B408E16"/>
@@ -23979,7 +29501,7 @@
       </w:rPr>
     </w:lvl>
   </w:abstractNum>
-  <w:abstractNum w:abstractNumId="65" w15:restartNumberingAfterBreak="0">
+  <w:abstractNum w:abstractNumId="93" w15:restartNumberingAfterBreak="0">
     <w:nsid w:val="7BE00D70"/>
     <w:multiLevelType w:val="hybridMultilevel"/>
     <w:tmpl w:val="4356C49E"/>
@@ -24092,7 +29614,7 @@
       </w:rPr>
     </w:lvl>
   </w:abstractNum>
-  <w:abstractNum w:abstractNumId="66" w15:restartNumberingAfterBreak="0">
+  <w:abstractNum w:abstractNumId="94" w15:restartNumberingAfterBreak="0">
     <w:nsid w:val="7D5D3920"/>
     <w:multiLevelType w:val="hybridMultilevel"/>
     <w:tmpl w:val="5C302FF8"/>
@@ -24205,7 +29727,7 @@
       </w:rPr>
     </w:lvl>
   </w:abstractNum>
-  <w:abstractNum w:abstractNumId="67" w15:restartNumberingAfterBreak="0">
+  <w:abstractNum w:abstractNumId="95" w15:restartNumberingAfterBreak="0">
     <w:nsid w:val="7F0B115F"/>
     <w:multiLevelType w:val="multilevel"/>
     <w:tmpl w:val="31C47D26"/>
@@ -24319,208 +29841,292 @@
     </w:lvl>
   </w:abstractNum>
   <w:num w:numId="1" w16cid:durableId="288627694">
-    <w:abstractNumId w:val="17"/>
+    <w:abstractNumId w:val="27"/>
   </w:num>
   <w:num w:numId="2" w16cid:durableId="2005817652">
-    <w:abstractNumId w:val="63"/>
+    <w:abstractNumId w:val="90"/>
   </w:num>
   <w:num w:numId="3" w16cid:durableId="1474447307">
-    <w:abstractNumId w:val="34"/>
+    <w:abstractNumId w:val="48"/>
   </w:num>
   <w:num w:numId="4" w16cid:durableId="216212000">
-    <w:abstractNumId w:val="49"/>
+    <w:abstractNumId w:val="68"/>
   </w:num>
   <w:num w:numId="5" w16cid:durableId="431324127">
-    <w:abstractNumId w:val="59"/>
+    <w:abstractNumId w:val="82"/>
   </w:num>
   <w:num w:numId="6" w16cid:durableId="524906009">
-    <w:abstractNumId w:val="21"/>
+    <w:abstractNumId w:val="31"/>
   </w:num>
   <w:num w:numId="7" w16cid:durableId="712071605">
-    <w:abstractNumId w:val="45"/>
+    <w:abstractNumId w:val="62"/>
   </w:num>
   <w:num w:numId="8" w16cid:durableId="684481806">
     <w:abstractNumId w:val="1"/>
   </w:num>
   <w:num w:numId="9" w16cid:durableId="1381788857">
+    <w:abstractNumId w:val="45"/>
+  </w:num>
+  <w:num w:numId="10" w16cid:durableId="1890064995">
+    <w:abstractNumId w:val="93"/>
+  </w:num>
+  <w:num w:numId="11" w16cid:durableId="367067840">
+    <w:abstractNumId w:val="25"/>
+  </w:num>
+  <w:num w:numId="12" w16cid:durableId="972448297">
+    <w:abstractNumId w:val="19"/>
+  </w:num>
+  <w:num w:numId="13" w16cid:durableId="1547258790">
+    <w:abstractNumId w:val="80"/>
+  </w:num>
+  <w:num w:numId="14" w16cid:durableId="206338977">
+    <w:abstractNumId w:val="28"/>
+  </w:num>
+  <w:num w:numId="15" w16cid:durableId="471288814">
+    <w:abstractNumId w:val="51"/>
+  </w:num>
+  <w:num w:numId="16" w16cid:durableId="467288562">
+    <w:abstractNumId w:val="42"/>
+  </w:num>
+  <w:num w:numId="17" w16cid:durableId="1775320564">
+    <w:abstractNumId w:val="81"/>
+  </w:num>
+  <w:num w:numId="18" w16cid:durableId="1354844896">
+    <w:abstractNumId w:val="5"/>
+  </w:num>
+  <w:num w:numId="19" w16cid:durableId="1265769481">
+    <w:abstractNumId w:val="63"/>
+  </w:num>
+  <w:num w:numId="20" w16cid:durableId="1993096725">
+    <w:abstractNumId w:val="53"/>
+  </w:num>
+  <w:num w:numId="21" w16cid:durableId="859659424">
+    <w:abstractNumId w:val="79"/>
+  </w:num>
+  <w:num w:numId="22" w16cid:durableId="1620332190">
+    <w:abstractNumId w:val="67"/>
+  </w:num>
+  <w:num w:numId="23" w16cid:durableId="1744179184">
+    <w:abstractNumId w:val="26"/>
+  </w:num>
+  <w:num w:numId="24" w16cid:durableId="1455052006">
     <w:abstractNumId w:val="33"/>
   </w:num>
-  <w:num w:numId="10" w16cid:durableId="1890064995">
-    <w:abstractNumId w:val="65"/>
+  <w:num w:numId="25" w16cid:durableId="2035185915">
+    <w:abstractNumId w:val="50"/>
   </w:num>
-  <w:num w:numId="11" w16cid:durableId="367067840">
-    <w:abstractNumId w:val="15"/>
+  <w:num w:numId="26" w16cid:durableId="154490209">
+    <w:abstractNumId w:val="30"/>
   </w:num>
-  <w:num w:numId="12" w16cid:durableId="972448297">
-    <w:abstractNumId w:val="10"/>
+  <w:num w:numId="27" w16cid:durableId="2124958206">
+    <w:abstractNumId w:val="78"/>
   </w:num>
-  <w:num w:numId="13" w16cid:durableId="1547258790">
-    <w:abstractNumId w:val="57"/>
+  <w:num w:numId="28" w16cid:durableId="2123767011">
+    <w:abstractNumId w:val="22"/>
   </w:num>
-  <w:num w:numId="14" w16cid:durableId="206338977">
-    <w:abstractNumId w:val="18"/>
+  <w:num w:numId="29" w16cid:durableId="1373263009">
+    <w:abstractNumId w:val="76"/>
   </w:num>
-  <w:num w:numId="15" w16cid:durableId="471288814">
+  <w:num w:numId="30" w16cid:durableId="1908685233">
+    <w:abstractNumId w:val="94"/>
+  </w:num>
+  <w:num w:numId="31" w16cid:durableId="91823464">
+    <w:abstractNumId w:val="58"/>
+  </w:num>
+  <w:num w:numId="32" w16cid:durableId="694841928">
+    <w:abstractNumId w:val="88"/>
+  </w:num>
+  <w:num w:numId="33" w16cid:durableId="898441598">
+    <w:abstractNumId w:val="69"/>
+  </w:num>
+  <w:num w:numId="34" w16cid:durableId="1878464490">
+    <w:abstractNumId w:val="6"/>
+  </w:num>
+  <w:num w:numId="35" w16cid:durableId="332100664">
+    <w:abstractNumId w:val="11"/>
+  </w:num>
+  <w:num w:numId="36" w16cid:durableId="111749717">
+    <w:abstractNumId w:val="61"/>
+  </w:num>
+  <w:num w:numId="37" w16cid:durableId="139005724">
+    <w:abstractNumId w:val="24"/>
+  </w:num>
+  <w:num w:numId="38" w16cid:durableId="293097847">
+    <w:abstractNumId w:val="7"/>
+  </w:num>
+  <w:num w:numId="39" w16cid:durableId="1844052309">
+    <w:abstractNumId w:val="75"/>
+  </w:num>
+  <w:num w:numId="40" w16cid:durableId="1040087479">
     <w:abstractNumId w:val="36"/>
   </w:num>
-  <w:num w:numId="16" w16cid:durableId="467288562">
-    <w:abstractNumId w:val="30"/>
+  <w:num w:numId="41" w16cid:durableId="1063987310">
+    <w:abstractNumId w:val="35"/>
   </w:num>
-  <w:num w:numId="17" w16cid:durableId="1775320564">
-    <w:abstractNumId w:val="58"/>
+  <w:num w:numId="42" w16cid:durableId="693845061">
+    <w:abstractNumId w:val="87"/>
   </w:num>
-  <w:num w:numId="18" w16cid:durableId="1354844896">
-    <w:abstractNumId w:val="3"/>
+  <w:num w:numId="43" w16cid:durableId="1097412044">
+    <w:abstractNumId w:val="17"/>
   </w:num>
-  <w:num w:numId="19" w16cid:durableId="1265769481">
-    <w:abstractNumId w:val="46"/>
-  </w:num>
-  <w:num w:numId="20" w16cid:durableId="1993096725">
+  <w:num w:numId="44" w16cid:durableId="1903785886">
     <w:abstractNumId w:val="38"/>
   </w:num>
-  <w:num w:numId="21" w16cid:durableId="859659424">
-    <w:abstractNumId w:val="56"/>
-  </w:num>
-  <w:num w:numId="22" w16cid:durableId="1620332190">
-    <w:abstractNumId w:val="48"/>
-  </w:num>
-  <w:num w:numId="23" w16cid:durableId="1744179184">
-    <w:abstractNumId w:val="16"/>
-  </w:num>
-  <w:num w:numId="24" w16cid:durableId="1455052006">
-    <w:abstractNumId w:val="23"/>
-  </w:num>
-  <w:num w:numId="25" w16cid:durableId="2035185915">
-    <w:abstractNumId w:val="35"/>
-  </w:num>
-  <w:num w:numId="26" w16cid:durableId="154490209">
-    <w:abstractNumId w:val="20"/>
-  </w:num>
-  <w:num w:numId="27" w16cid:durableId="2124958206">
-    <w:abstractNumId w:val="55"/>
-  </w:num>
-  <w:num w:numId="28" w16cid:durableId="2123767011">
-    <w:abstractNumId w:val="13"/>
-  </w:num>
-  <w:num w:numId="29" w16cid:durableId="1373263009">
-    <w:abstractNumId w:val="54"/>
-  </w:num>
-  <w:num w:numId="30" w16cid:durableId="1908685233">
-    <w:abstractNumId w:val="66"/>
-  </w:num>
-  <w:num w:numId="31" w16cid:durableId="91823464">
-    <w:abstractNumId w:val="42"/>
-  </w:num>
-  <w:num w:numId="32" w16cid:durableId="694841928">
-    <w:abstractNumId w:val="62"/>
-  </w:num>
-  <w:num w:numId="33" w16cid:durableId="898441598">
-    <w:abstractNumId w:val="50"/>
-  </w:num>
-  <w:num w:numId="34" w16cid:durableId="1878464490">
-    <w:abstractNumId w:val="4"/>
-  </w:num>
-  <w:num w:numId="35" w16cid:durableId="332100664">
-    <w:abstractNumId w:val="6"/>
-  </w:num>
-  <w:num w:numId="36" w16cid:durableId="111749717">
-    <w:abstractNumId w:val="44"/>
-  </w:num>
-  <w:num w:numId="37" w16cid:durableId="139005724">
-    <w:abstractNumId w:val="14"/>
-  </w:num>
-  <w:num w:numId="38" w16cid:durableId="293097847">
-    <w:abstractNumId w:val="5"/>
-  </w:num>
-  <w:num w:numId="39" w16cid:durableId="1844052309">
-    <w:abstractNumId w:val="53"/>
-  </w:num>
-  <w:num w:numId="40" w16cid:durableId="1040087479">
-    <w:abstractNumId w:val="25"/>
-  </w:num>
-  <w:num w:numId="41" w16cid:durableId="1063987310">
-    <w:abstractNumId w:val="24"/>
-  </w:num>
-  <w:num w:numId="42" w16cid:durableId="693845061">
-    <w:abstractNumId w:val="61"/>
-  </w:num>
-  <w:num w:numId="43" w16cid:durableId="1097412044">
-    <w:abstractNumId w:val="9"/>
-  </w:num>
-  <w:num w:numId="44" w16cid:durableId="1903785886">
-    <w:abstractNumId w:val="27"/>
-  </w:num>
   <w:num w:numId="45" w16cid:durableId="1260289178">
-    <w:abstractNumId w:val="60"/>
+    <w:abstractNumId w:val="83"/>
   </w:num>
   <w:num w:numId="46" w16cid:durableId="104816833">
     <w:abstractNumId w:val="0"/>
   </w:num>
   <w:num w:numId="47" w16cid:durableId="1760132169">
-    <w:abstractNumId w:val="12"/>
+    <w:abstractNumId w:val="21"/>
   </w:num>
   <w:num w:numId="48" w16cid:durableId="529729578">
-    <w:abstractNumId w:val="40"/>
+    <w:abstractNumId w:val="55"/>
   </w:num>
   <w:num w:numId="49" w16cid:durableId="322052210">
-    <w:abstractNumId w:val="47"/>
+    <w:abstractNumId w:val="64"/>
   </w:num>
   <w:num w:numId="50" w16cid:durableId="627859475">
-    <w:abstractNumId w:val="31"/>
+    <w:abstractNumId w:val="43"/>
   </w:num>
   <w:num w:numId="51" w16cid:durableId="1112628777">
-    <w:abstractNumId w:val="22"/>
+    <w:abstractNumId w:val="32"/>
   </w:num>
   <w:num w:numId="52" w16cid:durableId="1297683701">
-    <w:abstractNumId w:val="32"/>
+    <w:abstractNumId w:val="44"/>
   </w:num>
   <w:num w:numId="53" w16cid:durableId="217129529">
-    <w:abstractNumId w:val="19"/>
+    <w:abstractNumId w:val="29"/>
   </w:num>
   <w:num w:numId="54" w16cid:durableId="397166137">
-    <w:abstractNumId w:val="37"/>
+    <w:abstractNumId w:val="52"/>
   </w:num>
   <w:num w:numId="55" w16cid:durableId="21051957">
-    <w:abstractNumId w:val="7"/>
+    <w:abstractNumId w:val="14"/>
   </w:num>
   <w:num w:numId="56" w16cid:durableId="1632709592">
     <w:abstractNumId w:val="2"/>
   </w:num>
   <w:num w:numId="57" w16cid:durableId="1472602777">
-    <w:abstractNumId w:val="64"/>
+    <w:abstractNumId w:val="92"/>
   </w:num>
   <w:num w:numId="58" w16cid:durableId="214244693">
-    <w:abstractNumId w:val="51"/>
+    <w:abstractNumId w:val="70"/>
   </w:num>
   <w:num w:numId="59" w16cid:durableId="1841849065">
-    <w:abstractNumId w:val="52"/>
+    <w:abstractNumId w:val="74"/>
   </w:num>
   <w:num w:numId="60" w16cid:durableId="131213927">
+    <w:abstractNumId w:val="57"/>
+  </w:num>
+  <w:num w:numId="61" w16cid:durableId="167642389">
+    <w:abstractNumId w:val="16"/>
+  </w:num>
+  <w:num w:numId="62" w16cid:durableId="1220823373">
+    <w:abstractNumId w:val="37"/>
+  </w:num>
+  <w:num w:numId="63" w16cid:durableId="2117937967">
+    <w:abstractNumId w:val="60"/>
+  </w:num>
+  <w:num w:numId="64" w16cid:durableId="905266238">
+    <w:abstractNumId w:val="54"/>
+  </w:num>
+  <w:num w:numId="65" w16cid:durableId="1064062361">
+    <w:abstractNumId w:val="39"/>
+  </w:num>
+  <w:num w:numId="66" w16cid:durableId="514273809">
+    <w:abstractNumId w:val="20"/>
+  </w:num>
+  <w:num w:numId="67" w16cid:durableId="1748765076">
     <w:abstractNumId w:val="41"/>
   </w:num>
-  <w:num w:numId="61" w16cid:durableId="167642389">
+  <w:num w:numId="68" w16cid:durableId="1245871042">
+    <w:abstractNumId w:val="95"/>
+  </w:num>
+  <w:num w:numId="69" w16cid:durableId="572588558">
+    <w:abstractNumId w:val="10"/>
+  </w:num>
+  <w:num w:numId="70" w16cid:durableId="1162968979">
+    <w:abstractNumId w:val="12"/>
+  </w:num>
+  <w:num w:numId="71" w16cid:durableId="863134205">
+    <w:abstractNumId w:val="77"/>
+  </w:num>
+  <w:num w:numId="72" w16cid:durableId="1317301772">
+    <w:abstractNumId w:val="49"/>
+  </w:num>
+  <w:num w:numId="73" w16cid:durableId="2125420002">
+    <w:abstractNumId w:val="13"/>
+  </w:num>
+  <w:num w:numId="74" w16cid:durableId="895237111">
+    <w:abstractNumId w:val="9"/>
+  </w:num>
+  <w:num w:numId="75" w16cid:durableId="1861120121">
+    <w:abstractNumId w:val="47"/>
+  </w:num>
+  <w:num w:numId="76" w16cid:durableId="962004177">
+    <w:abstractNumId w:val="89"/>
+  </w:num>
+  <w:num w:numId="77" w16cid:durableId="2029406771">
+    <w:abstractNumId w:val="72"/>
+  </w:num>
+  <w:num w:numId="78" w16cid:durableId="485779299">
+    <w:abstractNumId w:val="23"/>
+  </w:num>
+  <w:num w:numId="79" w16cid:durableId="1296721516">
+    <w:abstractNumId w:val="59"/>
+  </w:num>
+  <w:num w:numId="80" w16cid:durableId="1753508011">
+    <w:abstractNumId w:val="18"/>
+  </w:num>
+  <w:num w:numId="81" w16cid:durableId="1329401392">
+    <w:abstractNumId w:val="3"/>
+  </w:num>
+  <w:num w:numId="82" w16cid:durableId="552274500">
+    <w:abstractNumId w:val="91"/>
+  </w:num>
+  <w:num w:numId="83" w16cid:durableId="1797334067">
+    <w:abstractNumId w:val="40"/>
+  </w:num>
+  <w:num w:numId="84" w16cid:durableId="1717972738">
     <w:abstractNumId w:val="8"/>
   </w:num>
-  <w:num w:numId="62" w16cid:durableId="1220823373">
-    <w:abstractNumId w:val="26"/>
+  <w:num w:numId="85" w16cid:durableId="2067415640">
+    <w:abstractNumId w:val="71"/>
   </w:num>
-  <w:num w:numId="63" w16cid:durableId="2117937967">
-    <w:abstractNumId w:val="43"/>
+  <w:num w:numId="86" w16cid:durableId="282350036">
+    <w:abstractNumId w:val="4"/>
   </w:num>
-  <w:num w:numId="64" w16cid:durableId="905266238">
-    <w:abstractNumId w:val="39"/>
+  <w:num w:numId="87" w16cid:durableId="1321155297">
+    <w:abstractNumId w:val="46"/>
   </w:num>
-  <w:num w:numId="65" w16cid:durableId="1064062361">
-    <w:abstractNumId w:val="28"/>
+  <w:num w:numId="88" w16cid:durableId="2056198824">
+    <w:abstractNumId w:val="15"/>
   </w:num>
-  <w:num w:numId="66" w16cid:durableId="514273809">
-    <w:abstractNumId w:val="11"/>
+  <w:num w:numId="89" w16cid:durableId="105657199">
+    <w:abstractNumId w:val="84"/>
   </w:num>
-  <w:num w:numId="67" w16cid:durableId="1748765076">
-    <w:abstractNumId w:val="29"/>
+  <w:num w:numId="90" w16cid:durableId="978803061">
+    <w:abstractNumId w:val="34"/>
   </w:num>
-  <w:num w:numId="68" w16cid:durableId="1245871042">
-    <w:abstractNumId w:val="67"/>
+  <w:num w:numId="91" w16cid:durableId="646783294">
+    <w:abstractNumId w:val="66"/>
+  </w:num>
+  <w:num w:numId="92" w16cid:durableId="804813760">
+    <w:abstractNumId w:val="56"/>
+  </w:num>
+  <w:num w:numId="93" w16cid:durableId="2053381584">
+    <w:abstractNumId w:val="86"/>
+  </w:num>
+  <w:num w:numId="94" w16cid:durableId="859318793">
+    <w:abstractNumId w:val="85"/>
+  </w:num>
+  <w:num w:numId="95" w16cid:durableId="2079547739">
+    <w:abstractNumId w:val="73"/>
+  </w:num>
+  <w:num w:numId="96" w16cid:durableId="956066948">
+    <w:abstractNumId w:val="65"/>
   </w:num>
 </w:numbering>
 </file>

--- a/Entrepreneurship.docx
+++ b/Entrepreneurship.docx
@@ -11954,6 +11954,30 @@
     </w:p>
     <w:p>
       <w:pPr>
+        <w:jc w:val="center"/>
+        <w:rPr>
+          <w:rFonts w:ascii="Times New Roman" w:hAnsi="Times New Roman" w:cs="Times New Roman"/>
+          <w:b/>
+          <w:bCs/>
+          <w:color w:val="365F91" w:themeColor="accent1" w:themeShade="BF"/>
+          <w:sz w:val="36"/>
+          <w:szCs w:val="36"/>
+        </w:rPr>
+      </w:pPr>
+      <w:r>
+        <w:rPr>
+          <w:rFonts w:ascii="Times New Roman" w:hAnsi="Times New Roman" w:cs="Times New Roman"/>
+          <w:b/>
+          <w:bCs/>
+          <w:color w:val="365F91" w:themeColor="accent1" w:themeShade="BF"/>
+          <w:sz w:val="36"/>
+          <w:szCs w:val="36"/>
+        </w:rPr>
+        <w:t>Design Thinking</w:t>
+      </w:r>
+    </w:p>
+    <w:p>
+      <w:pPr>
         <w:tabs>
           <w:tab w:val="left" w:pos="2736"/>
         </w:tabs>
@@ -12098,7 +12122,7 @@
           <w:sz w:val="32"/>
           <w:szCs w:val="32"/>
         </w:rPr>
-        <w:t xml:space="preserve">Today, businesses need to keep coming up with new and smart ideas because problems are more complex. Just making things look better isn’t enough anymore. Now designing something starts with understanding people’s problems or needs. Then, it involves using imagination, testing ideas, getting feedback, and improving step by </w:t>
+        <w:t xml:space="preserve">Today, businesses need to keep coming up with new and smart ideas because problems are more complex. Just making things look better isn’t enough anymore. Now designing something starts with </w:t>
       </w:r>
       <w:r>
         <w:rPr>
@@ -12108,7 +12132,7 @@
           <w:szCs w:val="32"/>
         </w:rPr>
         <w:lastRenderedPageBreak/>
-        <w:t>step. You take small risks, learn from mistakes, and keep trying until the idea works.</w:t>
+        <w:t>understanding people’s problems or needs. Then, it involves using imagination, testing ideas, getting feedback, and improving step by step. You take small risks, learn from mistakes, and keep trying until the idea works.</w:t>
       </w:r>
     </w:p>
     <w:p>
@@ -12329,18 +12353,8 @@
           <w:szCs w:val="32"/>
           <w14:ligatures w14:val="none"/>
         </w:rPr>
-        <w:t xml:space="preserve">The invisible helmet solves both safety and style concerns. It protects the rider while looking fashionable and is easy to wear. It comes in </w:t>
-      </w:r>
-      <w:r>
-        <w:rPr>
-          <w:rFonts w:eastAsia="Times New Roman" w:cstheme="minorHAnsi"/>
-          <w:kern w:val="0"/>
-          <w:sz w:val="32"/>
-          <w:szCs w:val="32"/>
-          <w14:ligatures w14:val="none"/>
-        </w:rPr>
         <w:lastRenderedPageBreak/>
-        <w:t>many colors and styles, making it a fashionable choice for cyclists who want safety without sacrificing their appearance.</w:t>
+        <w:t>The invisible helmet solves both safety and style concerns. It protects the rider while looking fashionable and is easy to wear. It comes in many colors and styles, making it a fashionable choice for cyclists who want safety without sacrificing their appearance.</w:t>
       </w:r>
     </w:p>
     <w:p>
@@ -12706,7 +12720,17 @@
           <w:sz w:val="32"/>
           <w:szCs w:val="32"/>
         </w:rPr>
-        <w:t>One of the biggest challenges in trying something new is the fear of failure. But in design thinking, failure isn’t seen as a bad thing. Instead, failing early is considered helpful because it leads to learning and better results later on. The mindset is: “Fail early to succeed sooner.”</w:t>
+        <w:t xml:space="preserve">One of the biggest challenges in trying something new is the fear of failure. But in design thinking, failure isn’t seen as a bad thing. Instead, </w:t>
+      </w:r>
+      <w:r>
+        <w:rPr>
+          <w:rFonts w:cstheme="minorHAnsi"/>
+          <w:color w:val="0D0D0D" w:themeColor="text1" w:themeTint="F2"/>
+          <w:sz w:val="32"/>
+          <w:szCs w:val="32"/>
+        </w:rPr>
+        <w:lastRenderedPageBreak/>
+        <w:t>failing early is considered helpful because it leads to learning and better results later on. The mindset is: “Fail early to succeed sooner.”</w:t>
       </w:r>
     </w:p>
     <w:p>
@@ -12734,7 +12758,6 @@
           <w:szCs w:val="32"/>
           <w:u w:val="single"/>
         </w:rPr>
-        <w:lastRenderedPageBreak/>
         <w:t>Why is Design Thinking Useful for Entrepreneurs?</w:t>
       </w:r>
     </w:p>
@@ -13162,7 +13185,7 @@
           <w:sz w:val="32"/>
           <w:szCs w:val="32"/>
         </w:rPr>
-        <w:t xml:space="preserve">Design thinking is a human-centered approach to solving problems by focusing first on what people truly need. Unlike traditional methods that start with questions like “Can we build it?” or “Will it make money?”, design thinking begins by asking, “What do people need?” This mindset helps entrepreneurs and companies create more meaningful and useful solutions. It is not about creating a product first </w:t>
+        <w:t xml:space="preserve">Design thinking is a human-centered approach to solving problems by focusing first on what people truly need. Unlike traditional methods that start with questions like “Can we build it?” or “Will it make money?”, design thinking begins by asking, “What do people need?” This mindset helps entrepreneurs and companies create more </w:t>
       </w:r>
       <w:r>
         <w:rPr>
@@ -13172,7 +13195,7 @@
           <w:szCs w:val="32"/>
         </w:rPr>
         <w:lastRenderedPageBreak/>
-        <w:t>and then trying to sell it—it’s about understanding the customer first and then designing a product or service that solves their problem.</w:t>
+        <w:t>meaningful and useful solutions. It is not about creating a product first and then trying to sell it—it’s about understanding the customer first and then designing a product or service that solves their problem.</w:t>
       </w:r>
     </w:p>
     <w:p>
@@ -13502,7 +13525,7 @@
           <w:szCs w:val="32"/>
         </w:rPr>
         <w:drawing>
-          <wp:anchor distT="0" distB="0" distL="114300" distR="114300" simplePos="0" relativeHeight="251657728" behindDoc="0" locked="0" layoutInCell="1" allowOverlap="1" wp14:anchorId="0629C03B" wp14:editId="5BE297D4">
+          <wp:anchor distT="0" distB="0" distL="114300" distR="114300" simplePos="0" relativeHeight="251657728" behindDoc="0" locked="0" layoutInCell="1" allowOverlap="1" wp14:anchorId="0629C03B" wp14:editId="4BA4B5F6">
             <wp:simplePos x="0" y="0"/>
             <wp:positionH relativeFrom="column">
               <wp:posOffset>1447453</wp:posOffset>
@@ -14684,29 +14707,7 @@
           <w:sz w:val="32"/>
           <w:szCs w:val="32"/>
         </w:rPr>
-        <w:t>The Design-Thinking Process:</w:t>
-      </w:r>
-      <w:r>
-        <w:rPr>
-          <w:rFonts w:ascii="Times New Roman" w:hAnsi="Times New Roman" w:cs="Times New Roman"/>
-          <w:b/>
-          <w:bCs/>
-          <w:color w:val="365F91" w:themeColor="accent1" w:themeShade="BF"/>
-          <w:sz w:val="32"/>
-          <w:szCs w:val="32"/>
-        </w:rPr>
-        <w:t xml:space="preserve"> </w:t>
-      </w:r>
-      <w:r>
-        <w:rPr>
-          <w:rFonts w:ascii="Times New Roman" w:hAnsi="Times New Roman" w:cs="Times New Roman"/>
-          <w:b/>
-          <w:bCs/>
-          <w:color w:val="365F91" w:themeColor="accent1" w:themeShade="BF"/>
-          <w:sz w:val="32"/>
-          <w:szCs w:val="32"/>
-        </w:rPr>
-        <w:t>Inspiration, Ideation, Implementation</w:t>
+        <w:t>The Design-Thinking Process: Inspiration, Ideation, Implementation</w:t>
       </w:r>
     </w:p>
     <w:p>
@@ -15922,7 +15923,18 @@
           <w:sz w:val="32"/>
           <w:szCs w:val="32"/>
         </w:rPr>
-        <w:t xml:space="preserve">Shimano’s Bike and the Design Thinking Process </w:t>
+        <w:t>Shimano’s Bike and the Design Thinking Process</w:t>
+      </w:r>
+      <w:r>
+        <w:rPr>
+          <w:rFonts w:ascii="Times New Roman" w:hAnsi="Times New Roman" w:cs="Times New Roman"/>
+          <w:b/>
+          <w:bCs/>
+          <w:color w:val="365F91" w:themeColor="accent1" w:themeShade="BF"/>
+          <w:sz w:val="32"/>
+          <w:szCs w:val="32"/>
+        </w:rPr>
+        <w:t xml:space="preserve">: Design Thinking in Action </w:t>
       </w:r>
     </w:p>
     <w:p>
@@ -15968,6 +15980,7 @@
           <w:sz w:val="32"/>
           <w:szCs w:val="32"/>
         </w:rPr>
+        <w:lastRenderedPageBreak/>
         <w:t>Inspiration:</w:t>
       </w:r>
       <w:r>
@@ -15988,186 +16001,277 @@
           <w:sz w:val="32"/>
           <w:szCs w:val="32"/>
         </w:rPr>
-        <w:t xml:space="preserve">They found out most adults don’t ride bikes because bikes are too </w:t>
-      </w:r>
-      <w:r>
-        <w:rPr>
-          <w:rFonts w:cstheme="minorHAnsi"/>
-          <w:color w:val="0D0D0D" w:themeColor="text1" w:themeTint="F2"/>
-          <w:sz w:val="32"/>
-          <w:szCs w:val="32"/>
+        <w:t>They found out most adults don’t ride bikes because bikes are too expensive and complicated. People wanted simple bikes like when they were kids.</w:t>
+      </w:r>
+    </w:p>
+    <w:p>
+      <w:pPr>
+        <w:tabs>
+          <w:tab w:val="left" w:pos="2736"/>
+        </w:tabs>
+        <w:rPr>
+          <w:rFonts w:cstheme="minorHAnsi"/>
+          <w:color w:val="0D0D0D" w:themeColor="text1" w:themeTint="F2"/>
+          <w:sz w:val="32"/>
+          <w:szCs w:val="32"/>
+        </w:rPr>
+      </w:pPr>
+      <w:r>
+        <w:rPr>
+          <w:rFonts w:cstheme="minorHAnsi"/>
+          <w:b/>
+          <w:bCs/>
+          <w:color w:val="0D0D0D" w:themeColor="text1" w:themeTint="F2"/>
+          <w:sz w:val="32"/>
+          <w:szCs w:val="32"/>
+        </w:rPr>
+        <w:t>Ideation:</w:t>
+      </w:r>
+      <w:r>
+        <w:rPr>
+          <w:rFonts w:cstheme="minorHAnsi"/>
+          <w:b/>
+          <w:bCs/>
+          <w:color w:val="0D0D0D" w:themeColor="text1" w:themeTint="F2"/>
+          <w:sz w:val="32"/>
+          <w:szCs w:val="32"/>
+        </w:rPr>
+        <w:br/>
+      </w:r>
+      <w:r>
+        <w:rPr>
+          <w:rFonts w:cstheme="minorHAnsi"/>
+          <w:color w:val="0D0D0D" w:themeColor="text1" w:themeTint="F2"/>
+          <w:sz w:val="32"/>
+          <w:szCs w:val="32"/>
+        </w:rPr>
+        <w:t>They thought of a new bike called a “coasting” bike. It was simple, with easy controls and a smart gear system that works by itself.</w:t>
+      </w:r>
+    </w:p>
+    <w:p>
+      <w:pPr>
+        <w:tabs>
+          <w:tab w:val="left" w:pos="2736"/>
+        </w:tabs>
+        <w:rPr>
+          <w:rFonts w:cstheme="minorHAnsi"/>
+          <w:color w:val="0D0D0D" w:themeColor="text1" w:themeTint="F2"/>
+          <w:sz w:val="32"/>
+          <w:szCs w:val="32"/>
+        </w:rPr>
+      </w:pPr>
+      <w:r>
+        <w:rPr>
+          <w:rFonts w:cstheme="minorHAnsi"/>
+          <w:b/>
+          <w:bCs/>
+          <w:color w:val="0D0D0D" w:themeColor="text1" w:themeTint="F2"/>
+          <w:sz w:val="32"/>
+          <w:szCs w:val="32"/>
+        </w:rPr>
+        <w:t>Implementation:</w:t>
+      </w:r>
+      <w:r>
+        <w:rPr>
+          <w:rFonts w:cstheme="minorHAnsi"/>
+          <w:b/>
+          <w:bCs/>
+          <w:color w:val="0D0D0D" w:themeColor="text1" w:themeTint="F2"/>
+          <w:sz w:val="32"/>
+          <w:szCs w:val="32"/>
+        </w:rPr>
+        <w:br/>
+      </w:r>
+      <w:r>
+        <w:rPr>
+          <w:rFonts w:cstheme="minorHAnsi"/>
+          <w:color w:val="0D0D0D" w:themeColor="text1" w:themeTint="F2"/>
+          <w:sz w:val="32"/>
+          <w:szCs w:val="32"/>
+        </w:rPr>
+        <w:t>They made models of the bike to test and improve it. Other big bike companies liked the idea and helped make these bikes. They also made a fun brand and helped people find safe places to ride.</w:t>
+      </w:r>
+    </w:p>
+    <w:p>
+      <w:pPr>
+        <w:tabs>
+          <w:tab w:val="left" w:pos="2736"/>
+        </w:tabs>
+        <w:rPr>
+          <w:rFonts w:cstheme="minorHAnsi"/>
+          <w:color w:val="0D0D0D" w:themeColor="text1" w:themeTint="F2"/>
+          <w:sz w:val="32"/>
+          <w:szCs w:val="32"/>
+        </w:rPr>
+      </w:pPr>
+      <w:r>
+        <w:rPr>
+          <w:rFonts w:cstheme="minorHAnsi"/>
+          <w:color w:val="0D0D0D" w:themeColor="text1" w:themeTint="F2"/>
+          <w:sz w:val="32"/>
+          <w:szCs w:val="32"/>
+        </w:rPr>
+        <w:t>The process wasn’t straight. Sometimes they had to go back and rethink to make the bike better. This shows design thinking helps create good ideas by testing and improving them step by step.</w:t>
+      </w:r>
+    </w:p>
+    <w:p>
+      <w:pPr>
+        <w:tabs>
+          <w:tab w:val="left" w:pos="960"/>
+        </w:tabs>
+        <w:rPr>
+          <w:rFonts w:ascii="Times New Roman" w:hAnsi="Times New Roman" w:cs="Times New Roman"/>
+          <w:b/>
+          <w:bCs/>
+          <w:color w:val="365F91" w:themeColor="accent1" w:themeShade="BF"/>
+          <w:sz w:val="32"/>
+          <w:szCs w:val="32"/>
+        </w:rPr>
+      </w:pPr>
+      <w:r>
+        <w:rPr>
+          <w:rFonts w:ascii="Times New Roman" w:hAnsi="Times New Roman" w:cs="Times New Roman"/>
+          <w:b/>
+          <w:bCs/>
+          <w:color w:val="365F91" w:themeColor="accent1" w:themeShade="BF"/>
+          <w:sz w:val="32"/>
+          <w:szCs w:val="32"/>
+        </w:rPr>
+        <w:t>Feasibility Study?</w:t>
+      </w:r>
+    </w:p>
+    <w:p>
+      <w:pPr>
+        <w:tabs>
+          <w:tab w:val="left" w:pos="960"/>
+        </w:tabs>
+        <w:rPr>
+          <w:rFonts w:cstheme="minorHAnsi"/>
+          <w:color w:val="0D0D0D" w:themeColor="text1" w:themeTint="F2"/>
+          <w:sz w:val="32"/>
+          <w:szCs w:val="32"/>
+        </w:rPr>
+      </w:pPr>
+      <w:r>
+        <w:rPr>
+          <w:rFonts w:cstheme="minorHAnsi"/>
+          <w:color w:val="0D0D0D" w:themeColor="text1" w:themeTint="F2"/>
+          <w:sz w:val="32"/>
+          <w:szCs w:val="32"/>
+        </w:rPr>
+        <w:t>A feasibility study is a crucial planning tool that allows entrepreneurs to test the potential of a business idea before investing time and resources. It serves as a foundation for creating a full business plan and helps determine if the idea is practical and profitable.</w:t>
+      </w:r>
+    </w:p>
+    <w:p>
+      <w:pPr>
+        <w:tabs>
+          <w:tab w:val="left" w:pos="960"/>
+        </w:tabs>
+        <w:rPr>
+          <w:rFonts w:ascii="Times New Roman" w:hAnsi="Times New Roman" w:cs="Times New Roman"/>
+          <w:b/>
+          <w:bCs/>
+          <w:color w:val="0D0D0D" w:themeColor="text1" w:themeTint="F2"/>
+          <w:sz w:val="32"/>
+          <w:szCs w:val="32"/>
+          <w:u w:val="single"/>
+        </w:rPr>
+      </w:pPr>
+      <w:r>
+        <w:rPr>
+          <w:rFonts w:ascii="Times New Roman" w:hAnsi="Times New Roman" w:cs="Times New Roman"/>
+          <w:b/>
+          <w:bCs/>
+          <w:color w:val="0D0D0D" w:themeColor="text1" w:themeTint="F2"/>
+          <w:sz w:val="32"/>
+          <w:szCs w:val="32"/>
+          <w:u w:val="single"/>
+        </w:rPr>
+        <w:t>Purpose of a Feasibility Study</w:t>
+      </w:r>
+    </w:p>
+    <w:p>
+      <w:pPr>
+        <w:tabs>
+          <w:tab w:val="left" w:pos="960"/>
+        </w:tabs>
+        <w:rPr>
+          <w:rFonts w:cstheme="minorHAnsi"/>
+          <w:color w:val="0D0D0D" w:themeColor="text1" w:themeTint="F2"/>
+          <w:sz w:val="32"/>
+          <w:szCs w:val="32"/>
+        </w:rPr>
+      </w:pPr>
+      <w:r>
+        <w:rPr>
+          <w:rFonts w:cstheme="minorHAnsi"/>
+          <w:color w:val="0D0D0D" w:themeColor="text1" w:themeTint="F2"/>
+          <w:sz w:val="32"/>
+          <w:szCs w:val="32"/>
+        </w:rPr>
+        <w:t>The main goal of a feasibility study is to assess whether a business concept is viable. It examines key aspects like market size, supply chain, distribution, and the entrepreneur's skills to answer the question:</w:t>
+      </w:r>
+      <w:r>
+        <w:rPr>
+          <w:rFonts w:cstheme="minorHAnsi"/>
+          <w:color w:val="0D0D0D" w:themeColor="text1" w:themeTint="F2"/>
+          <w:sz w:val="32"/>
+          <w:szCs w:val="32"/>
+        </w:rPr>
+        <w:br/>
+      </w:r>
+      <w:r>
+        <w:rPr>
+          <w:rFonts w:cstheme="minorHAnsi"/>
+          <w:b/>
+          <w:bCs/>
+          <w:color w:val="0D0D0D" w:themeColor="text1" w:themeTint="F2"/>
+          <w:sz w:val="32"/>
+          <w:szCs w:val="32"/>
+        </w:rPr>
+        <w:t>"Will my venture work?"</w:t>
+      </w:r>
+    </w:p>
+    <w:p>
+      <w:pPr>
+        <w:tabs>
+          <w:tab w:val="left" w:pos="960"/>
+        </w:tabs>
+        <w:rPr>
+          <w:rFonts w:cstheme="minorHAnsi"/>
+          <w:color w:val="0D0D0D" w:themeColor="text1" w:themeTint="F2"/>
+          <w:sz w:val="32"/>
+          <w:szCs w:val="32"/>
+        </w:rPr>
+      </w:pPr>
+    </w:p>
+    <w:p>
+      <w:pPr>
+        <w:tabs>
+          <w:tab w:val="left" w:pos="1572"/>
+        </w:tabs>
+        <w:rPr>
+          <w:rFonts w:ascii="Times New Roman" w:hAnsi="Times New Roman" w:cs="Times New Roman"/>
+          <w:b/>
+          <w:bCs/>
+          <w:color w:val="0D0D0D" w:themeColor="text1" w:themeTint="F2"/>
+          <w:sz w:val="32"/>
+          <w:szCs w:val="32"/>
+          <w:u w:val="single"/>
+        </w:rPr>
+      </w:pPr>
+      <w:r>
+        <w:rPr>
+          <w:rFonts w:ascii="Times New Roman" w:hAnsi="Times New Roman" w:cs="Times New Roman"/>
+          <w:b/>
+          <w:bCs/>
+          <w:color w:val="0D0D0D" w:themeColor="text1" w:themeTint="F2"/>
+          <w:sz w:val="32"/>
+          <w:szCs w:val="32"/>
+          <w:u w:val="single"/>
         </w:rPr>
         <w:lastRenderedPageBreak/>
-        <w:t>expensive and complicated. People wanted simple bikes like when they were kids.</w:t>
-      </w:r>
-    </w:p>
-    <w:p>
-      <w:pPr>
-        <w:tabs>
-          <w:tab w:val="left" w:pos="2736"/>
-        </w:tabs>
-        <w:rPr>
-          <w:rFonts w:cstheme="minorHAnsi"/>
-          <w:color w:val="0D0D0D" w:themeColor="text1" w:themeTint="F2"/>
-          <w:sz w:val="32"/>
-          <w:szCs w:val="32"/>
-        </w:rPr>
-      </w:pPr>
-      <w:r>
-        <w:rPr>
-          <w:rFonts w:cstheme="minorHAnsi"/>
-          <w:b/>
-          <w:bCs/>
-          <w:color w:val="0D0D0D" w:themeColor="text1" w:themeTint="F2"/>
-          <w:sz w:val="32"/>
-          <w:szCs w:val="32"/>
-        </w:rPr>
-        <w:t>Ideation:</w:t>
-      </w:r>
-      <w:r>
-        <w:rPr>
-          <w:rFonts w:cstheme="minorHAnsi"/>
-          <w:b/>
-          <w:bCs/>
-          <w:color w:val="0D0D0D" w:themeColor="text1" w:themeTint="F2"/>
-          <w:sz w:val="32"/>
-          <w:szCs w:val="32"/>
-        </w:rPr>
-        <w:br/>
-      </w:r>
-      <w:r>
-        <w:rPr>
-          <w:rFonts w:cstheme="minorHAnsi"/>
-          <w:color w:val="0D0D0D" w:themeColor="text1" w:themeTint="F2"/>
-          <w:sz w:val="32"/>
-          <w:szCs w:val="32"/>
-        </w:rPr>
-        <w:t>They thought of a new bike called a “coasting” bike. It was simple, with easy controls and a smart gear system that works by itself.</w:t>
-      </w:r>
-    </w:p>
-    <w:p>
-      <w:pPr>
-        <w:tabs>
-          <w:tab w:val="left" w:pos="2736"/>
-        </w:tabs>
-        <w:rPr>
-          <w:rFonts w:cstheme="minorHAnsi"/>
-          <w:color w:val="0D0D0D" w:themeColor="text1" w:themeTint="F2"/>
-          <w:sz w:val="32"/>
-          <w:szCs w:val="32"/>
-        </w:rPr>
-      </w:pPr>
-      <w:r>
-        <w:rPr>
-          <w:rFonts w:cstheme="minorHAnsi"/>
-          <w:b/>
-          <w:bCs/>
-          <w:color w:val="0D0D0D" w:themeColor="text1" w:themeTint="F2"/>
-          <w:sz w:val="32"/>
-          <w:szCs w:val="32"/>
-        </w:rPr>
-        <w:t>Implementation:</w:t>
-      </w:r>
-      <w:r>
-        <w:rPr>
-          <w:rFonts w:cstheme="minorHAnsi"/>
-          <w:b/>
-          <w:bCs/>
-          <w:color w:val="0D0D0D" w:themeColor="text1" w:themeTint="F2"/>
-          <w:sz w:val="32"/>
-          <w:szCs w:val="32"/>
-        </w:rPr>
-        <w:br/>
-      </w:r>
-      <w:r>
-        <w:rPr>
-          <w:rFonts w:cstheme="minorHAnsi"/>
-          <w:color w:val="0D0D0D" w:themeColor="text1" w:themeTint="F2"/>
-          <w:sz w:val="32"/>
-          <w:szCs w:val="32"/>
-        </w:rPr>
-        <w:t>They made models of the bike to test and improve it. Other big bike companies liked the idea and helped make these bikes. They also made a fun brand and helped people find safe places to ride.</w:t>
-      </w:r>
-    </w:p>
-    <w:p>
-      <w:pPr>
-        <w:tabs>
-          <w:tab w:val="left" w:pos="2736"/>
-        </w:tabs>
-        <w:rPr>
-          <w:rFonts w:cstheme="minorHAnsi"/>
-          <w:color w:val="0D0D0D" w:themeColor="text1" w:themeTint="F2"/>
-          <w:sz w:val="32"/>
-          <w:szCs w:val="32"/>
-        </w:rPr>
-      </w:pPr>
-      <w:r>
-        <w:rPr>
-          <w:rFonts w:cstheme="minorHAnsi"/>
-          <w:color w:val="0D0D0D" w:themeColor="text1" w:themeTint="F2"/>
-          <w:sz w:val="32"/>
-          <w:szCs w:val="32"/>
-        </w:rPr>
-        <w:t>The process wasn’t straight. Sometimes they had to go back and rethink to make the bike better. This shows design thinking helps create good ideas by testing and improving them step by step.</w:t>
-      </w:r>
-    </w:p>
-    <w:p>
-      <w:pPr>
-        <w:tabs>
-          <w:tab w:val="left" w:pos="960"/>
-        </w:tabs>
-        <w:rPr>
-          <w:rFonts w:ascii="Times New Roman" w:hAnsi="Times New Roman" w:cs="Times New Roman"/>
-          <w:b/>
-          <w:bCs/>
-          <w:color w:val="365F91" w:themeColor="accent1" w:themeShade="BF"/>
-          <w:sz w:val="32"/>
-          <w:szCs w:val="32"/>
-        </w:rPr>
-      </w:pPr>
-      <w:r>
-        <w:rPr>
-          <w:rFonts w:ascii="Times New Roman" w:hAnsi="Times New Roman" w:cs="Times New Roman"/>
-          <w:b/>
-          <w:bCs/>
-          <w:color w:val="365F91" w:themeColor="accent1" w:themeShade="BF"/>
-          <w:sz w:val="32"/>
-          <w:szCs w:val="32"/>
-        </w:rPr>
-        <w:t>What is a Feasibility Study?</w:t>
-      </w:r>
-    </w:p>
-    <w:p>
-      <w:pPr>
-        <w:tabs>
-          <w:tab w:val="left" w:pos="960"/>
-        </w:tabs>
-        <w:rPr>
-          <w:rFonts w:cstheme="minorHAnsi"/>
-          <w:color w:val="0D0D0D" w:themeColor="text1" w:themeTint="F2"/>
-          <w:sz w:val="32"/>
-          <w:szCs w:val="32"/>
-        </w:rPr>
-      </w:pPr>
-      <w:r>
-        <w:rPr>
-          <w:rFonts w:cstheme="minorHAnsi"/>
-          <w:color w:val="0D0D0D" w:themeColor="text1" w:themeTint="F2"/>
-          <w:sz w:val="32"/>
-          <w:szCs w:val="32"/>
-        </w:rPr>
-        <w:t xml:space="preserve">A feasibility study is a planning tool that helps entrepreneurs test whether their business idea is possible and worth pursuing. It is often the first step before writing a business plan. This study helps answer the big question: </w:t>
-      </w:r>
-      <w:r>
-        <w:rPr>
-          <w:rFonts w:cstheme="minorHAnsi"/>
-          <w:b/>
-          <w:bCs/>
-          <w:color w:val="0D0D0D" w:themeColor="text1" w:themeTint="F2"/>
-          <w:sz w:val="32"/>
-          <w:szCs w:val="32"/>
-        </w:rPr>
-        <w:t>“Will my business idea actually work?”</w:t>
+        <w:t>Key Focus Areas</w:t>
       </w:r>
     </w:p>
     <w:p>
@@ -16177,17 +16281,19 @@
         </w:tabs>
         <w:rPr>
           <w:rFonts w:cstheme="minorHAnsi"/>
-          <w:sz w:val="32"/>
-          <w:szCs w:val="32"/>
-        </w:rPr>
-      </w:pPr>
-      <w:r>
-        <w:rPr>
-          <w:rFonts w:cstheme="minorHAnsi"/>
-          <w:sz w:val="32"/>
-          <w:szCs w:val="32"/>
-        </w:rPr>
-        <w:t>It focuses on important areas like:</w:t>
+          <w:color w:val="0D0D0D" w:themeColor="text1" w:themeTint="F2"/>
+          <w:sz w:val="32"/>
+          <w:szCs w:val="32"/>
+        </w:rPr>
+      </w:pPr>
+      <w:r>
+        <w:rPr>
+          <w:rFonts w:cstheme="minorHAnsi"/>
+          <w:color w:val="0D0D0D" w:themeColor="text1" w:themeTint="F2"/>
+          <w:sz w:val="32"/>
+          <w:szCs w:val="32"/>
+        </w:rPr>
+        <w:t>A feasibility study includes the following:</w:t>
       </w:r>
     </w:p>
     <w:p>
@@ -16195,24 +16301,37 @@
         <w:pStyle w:val="ListParagraph"/>
         <w:numPr>
           <w:ilvl w:val="0"/>
-          <w:numId w:val="57"/>
+          <w:numId w:val="97"/>
         </w:numPr>
         <w:tabs>
           <w:tab w:val="left" w:pos="1572"/>
         </w:tabs>
         <w:rPr>
           <w:rFonts w:cstheme="minorHAnsi"/>
-          <w:sz w:val="32"/>
-          <w:szCs w:val="32"/>
-        </w:rPr>
-      </w:pPr>
-      <w:r>
-        <w:rPr>
-          <w:rFonts w:cstheme="minorHAnsi"/>
-          <w:sz w:val="32"/>
-          <w:szCs w:val="32"/>
-        </w:rPr>
-        <w:t>Size and demand of the market</w:t>
+          <w:color w:val="0D0D0D" w:themeColor="text1" w:themeTint="F2"/>
+          <w:sz w:val="32"/>
+          <w:szCs w:val="32"/>
+        </w:rPr>
+      </w:pPr>
+      <w:r>
+        <w:rPr>
+          <w:rFonts w:cstheme="minorHAnsi"/>
+          <w:b/>
+          <w:bCs/>
+          <w:color w:val="0D0D0D" w:themeColor="text1" w:themeTint="F2"/>
+          <w:sz w:val="32"/>
+          <w:szCs w:val="32"/>
+        </w:rPr>
+        <w:t>Market size and potential</w:t>
+      </w:r>
+      <w:r>
+        <w:rPr>
+          <w:rFonts w:cstheme="minorHAnsi"/>
+          <w:color w:val="0D0D0D" w:themeColor="text1" w:themeTint="F2"/>
+          <w:sz w:val="32"/>
+          <w:szCs w:val="32"/>
+        </w:rPr>
+        <w:t xml:space="preserve"> – How big the market is and how much it can grow.</w:t>
       </w:r>
     </w:p>
     <w:p>
@@ -16220,24 +16339,37 @@
         <w:pStyle w:val="ListParagraph"/>
         <w:numPr>
           <w:ilvl w:val="0"/>
-          <w:numId w:val="57"/>
+          <w:numId w:val="97"/>
         </w:numPr>
         <w:tabs>
           <w:tab w:val="left" w:pos="1572"/>
         </w:tabs>
         <w:rPr>
           <w:rFonts w:cstheme="minorHAnsi"/>
-          <w:sz w:val="32"/>
-          <w:szCs w:val="32"/>
-        </w:rPr>
-      </w:pPr>
-      <w:r>
-        <w:rPr>
-          <w:rFonts w:cstheme="minorHAnsi"/>
-          <w:sz w:val="32"/>
-          <w:szCs w:val="32"/>
-        </w:rPr>
-        <w:t>Availability of suppliers and distributors</w:t>
+          <w:color w:val="0D0D0D" w:themeColor="text1" w:themeTint="F2"/>
+          <w:sz w:val="32"/>
+          <w:szCs w:val="32"/>
+        </w:rPr>
+      </w:pPr>
+      <w:r>
+        <w:rPr>
+          <w:rFonts w:cstheme="minorHAnsi"/>
+          <w:b/>
+          <w:bCs/>
+          <w:color w:val="0D0D0D" w:themeColor="text1" w:themeTint="F2"/>
+          <w:sz w:val="32"/>
+          <w:szCs w:val="32"/>
+        </w:rPr>
+        <w:t>Target customers and pricing</w:t>
+      </w:r>
+      <w:r>
+        <w:rPr>
+          <w:rFonts w:cstheme="minorHAnsi"/>
+          <w:color w:val="0D0D0D" w:themeColor="text1" w:themeTint="F2"/>
+          <w:sz w:val="32"/>
+          <w:szCs w:val="32"/>
+        </w:rPr>
+        <w:t xml:space="preserve"> – Who your customers are and what they’re willing to pay.</w:t>
       </w:r>
     </w:p>
     <w:p>
@@ -16245,24 +16377,37 @@
         <w:pStyle w:val="ListParagraph"/>
         <w:numPr>
           <w:ilvl w:val="0"/>
-          <w:numId w:val="57"/>
+          <w:numId w:val="97"/>
         </w:numPr>
         <w:tabs>
           <w:tab w:val="left" w:pos="1572"/>
         </w:tabs>
         <w:rPr>
           <w:rFonts w:cstheme="minorHAnsi"/>
-          <w:sz w:val="32"/>
-          <w:szCs w:val="32"/>
-        </w:rPr>
-      </w:pPr>
-      <w:r>
-        <w:rPr>
-          <w:rFonts w:cstheme="minorHAnsi"/>
-          <w:sz w:val="32"/>
-          <w:szCs w:val="32"/>
-        </w:rPr>
-        <w:t>Skills and capabilities of the entrepreneur</w:t>
+          <w:color w:val="0D0D0D" w:themeColor="text1" w:themeTint="F2"/>
+          <w:sz w:val="32"/>
+          <w:szCs w:val="32"/>
+        </w:rPr>
+      </w:pPr>
+      <w:r>
+        <w:rPr>
+          <w:rFonts w:cstheme="minorHAnsi"/>
+          <w:b/>
+          <w:bCs/>
+          <w:color w:val="0D0D0D" w:themeColor="text1" w:themeTint="F2"/>
+          <w:sz w:val="32"/>
+          <w:szCs w:val="32"/>
+        </w:rPr>
+        <w:t>Suppliers and distribution plans</w:t>
+      </w:r>
+      <w:r>
+        <w:rPr>
+          <w:rFonts w:cstheme="minorHAnsi"/>
+          <w:color w:val="0D0D0D" w:themeColor="text1" w:themeTint="F2"/>
+          <w:sz w:val="32"/>
+          <w:szCs w:val="32"/>
+        </w:rPr>
+        <w:t xml:space="preserve"> – Where you’ll get your products and how you’ll deliver them.</w:t>
       </w:r>
     </w:p>
     <w:p>
@@ -16270,76 +16415,204 @@
         <w:pStyle w:val="ListParagraph"/>
         <w:numPr>
           <w:ilvl w:val="0"/>
-          <w:numId w:val="57"/>
+          <w:numId w:val="97"/>
         </w:numPr>
         <w:tabs>
           <w:tab w:val="left" w:pos="1572"/>
         </w:tabs>
         <w:rPr>
           <w:rFonts w:cstheme="minorHAnsi"/>
-          <w:sz w:val="32"/>
-          <w:szCs w:val="32"/>
-        </w:rPr>
-      </w:pPr>
-      <w:r>
-        <w:rPr>
-          <w:rFonts w:cstheme="minorHAnsi"/>
-          <w:sz w:val="32"/>
-          <w:szCs w:val="32"/>
-        </w:rPr>
-        <w:t>Legal requirements and rules</w:t>
-      </w:r>
-    </w:p>
-    <w:p>
-      <w:pPr>
+          <w:color w:val="0D0D0D" w:themeColor="text1" w:themeTint="F2"/>
+          <w:sz w:val="32"/>
+          <w:szCs w:val="32"/>
+        </w:rPr>
+      </w:pPr>
+      <w:r>
+        <w:rPr>
+          <w:rFonts w:cstheme="minorHAnsi"/>
+          <w:b/>
+          <w:bCs/>
+          <w:color w:val="0D0D0D" w:themeColor="text1" w:themeTint="F2"/>
+          <w:sz w:val="32"/>
+          <w:szCs w:val="32"/>
+        </w:rPr>
+        <w:t>Marketing and promotion methods</w:t>
+      </w:r>
+      <w:r>
+        <w:rPr>
+          <w:rFonts w:cstheme="minorHAnsi"/>
+          <w:color w:val="0D0D0D" w:themeColor="text1" w:themeTint="F2"/>
+          <w:sz w:val="32"/>
+          <w:szCs w:val="32"/>
+        </w:rPr>
+        <w:t xml:space="preserve"> – How you’ll advertise and attract customers.</w:t>
+      </w:r>
+    </w:p>
+    <w:p>
+      <w:pPr>
+        <w:pStyle w:val="ListParagraph"/>
+        <w:numPr>
+          <w:ilvl w:val="0"/>
+          <w:numId w:val="97"/>
+        </w:numPr>
         <w:tabs>
           <w:tab w:val="left" w:pos="1572"/>
         </w:tabs>
         <w:rPr>
           <w:rFonts w:cstheme="minorHAnsi"/>
-          <w:sz w:val="32"/>
-          <w:szCs w:val="32"/>
-        </w:rPr>
-      </w:pPr>
-      <w:r>
-        <w:rPr>
-          <w:rFonts w:cstheme="minorHAnsi"/>
-          <w:sz w:val="32"/>
-          <w:szCs w:val="32"/>
-        </w:rPr>
-        <w:t xml:space="preserve">The goal is to find out whether the idea is both </w:t>
-      </w:r>
-      <w:r>
-        <w:rPr>
-          <w:rFonts w:cstheme="minorHAnsi"/>
-          <w:b/>
-          <w:bCs/>
-          <w:sz w:val="32"/>
-          <w:szCs w:val="32"/>
-        </w:rPr>
-        <w:t>workable and profitable</w:t>
-      </w:r>
-      <w:r>
-        <w:rPr>
-          <w:rFonts w:cstheme="minorHAnsi"/>
-          <w:sz w:val="32"/>
-          <w:szCs w:val="32"/>
-        </w:rPr>
-        <w:t>.</w:t>
-      </w:r>
-    </w:p>
-    <w:p>
-      <w:pPr>
+          <w:color w:val="0D0D0D" w:themeColor="text1" w:themeTint="F2"/>
+          <w:sz w:val="32"/>
+          <w:szCs w:val="32"/>
+        </w:rPr>
+      </w:pPr>
+      <w:r>
+        <w:rPr>
+          <w:rFonts w:cstheme="minorHAnsi"/>
+          <w:b/>
+          <w:bCs/>
+          <w:color w:val="0D0D0D" w:themeColor="text1" w:themeTint="F2"/>
+          <w:sz w:val="32"/>
+          <w:szCs w:val="32"/>
+        </w:rPr>
+        <w:t>Resources needed and logistics</w:t>
+      </w:r>
+      <w:r>
+        <w:rPr>
+          <w:rFonts w:cstheme="minorHAnsi"/>
+          <w:color w:val="0D0D0D" w:themeColor="text1" w:themeTint="F2"/>
+          <w:sz w:val="32"/>
+          <w:szCs w:val="32"/>
+        </w:rPr>
+        <w:t xml:space="preserve"> – What tools, money, and systems you need to run the business.</w:t>
+      </w:r>
+    </w:p>
+    <w:p>
+      <w:pPr>
+        <w:pStyle w:val="ListParagraph"/>
+        <w:numPr>
+          <w:ilvl w:val="0"/>
+          <w:numId w:val="97"/>
+        </w:numPr>
         <w:tabs>
           <w:tab w:val="left" w:pos="1572"/>
         </w:tabs>
         <w:rPr>
+          <w:rFonts w:cstheme="minorHAnsi"/>
+          <w:color w:val="0D0D0D" w:themeColor="text1" w:themeTint="F2"/>
+          <w:sz w:val="32"/>
+          <w:szCs w:val="32"/>
+        </w:rPr>
+      </w:pPr>
+      <w:r>
+        <w:rPr>
+          <w:rFonts w:cstheme="minorHAnsi"/>
+          <w:b/>
+          <w:bCs/>
+          <w:color w:val="0D0D0D" w:themeColor="text1" w:themeTint="F2"/>
+          <w:sz w:val="32"/>
+          <w:szCs w:val="32"/>
+        </w:rPr>
+        <w:t>Entrepreneur's skills and time</w:t>
+      </w:r>
+      <w:r>
+        <w:rPr>
+          <w:rFonts w:cstheme="minorHAnsi"/>
+          <w:color w:val="0D0D0D" w:themeColor="text1" w:themeTint="F2"/>
+          <w:sz w:val="32"/>
+          <w:szCs w:val="32"/>
+        </w:rPr>
+        <w:t xml:space="preserve"> – Whether you have the abilities and time to manage the business.</w:t>
+      </w:r>
+    </w:p>
+    <w:p>
+      <w:pPr>
+        <w:pStyle w:val="ListParagraph"/>
+        <w:numPr>
+          <w:ilvl w:val="0"/>
+          <w:numId w:val="97"/>
+        </w:numPr>
+        <w:tabs>
+          <w:tab w:val="left" w:pos="1572"/>
+        </w:tabs>
+        <w:rPr>
+          <w:rFonts w:cstheme="minorHAnsi"/>
+          <w:color w:val="0D0D0D" w:themeColor="text1" w:themeTint="F2"/>
+          <w:sz w:val="32"/>
+          <w:szCs w:val="32"/>
+        </w:rPr>
+      </w:pPr>
+      <w:r>
+        <w:rPr>
+          <w:rFonts w:cstheme="minorHAnsi"/>
+          <w:b/>
+          <w:bCs/>
+          <w:color w:val="0D0D0D" w:themeColor="text1" w:themeTint="F2"/>
+          <w:sz w:val="32"/>
+          <w:szCs w:val="32"/>
+        </w:rPr>
+        <w:t>Legal rules and compliance</w:t>
+      </w:r>
+      <w:r>
+        <w:rPr>
+          <w:rFonts w:cstheme="minorHAnsi"/>
+          <w:color w:val="0D0D0D" w:themeColor="text1" w:themeTint="F2"/>
+          <w:sz w:val="32"/>
+          <w:szCs w:val="32"/>
+        </w:rPr>
+        <w:t xml:space="preserve"> – The laws and regulations you must follow.</w:t>
+      </w:r>
+    </w:p>
+    <w:p>
+      <w:pPr>
+        <w:pStyle w:val="ListParagraph"/>
+        <w:numPr>
+          <w:ilvl w:val="0"/>
+          <w:numId w:val="97"/>
+        </w:numPr>
+        <w:tabs>
+          <w:tab w:val="left" w:pos="1572"/>
+        </w:tabs>
+        <w:rPr>
+          <w:rFonts w:cstheme="minorHAnsi"/>
+          <w:color w:val="0D0D0D" w:themeColor="text1" w:themeTint="F2"/>
+          <w:sz w:val="32"/>
+          <w:szCs w:val="32"/>
+        </w:rPr>
+      </w:pPr>
+      <w:r>
+        <w:rPr>
+          <w:rFonts w:cstheme="minorHAnsi"/>
+          <w:b/>
+          <w:bCs/>
+          <w:color w:val="0D0D0D" w:themeColor="text1" w:themeTint="F2"/>
+          <w:sz w:val="32"/>
+          <w:szCs w:val="32"/>
+        </w:rPr>
+        <w:t>Competitors and market position</w:t>
+      </w:r>
+      <w:r>
+        <w:rPr>
+          <w:rFonts w:cstheme="minorHAnsi"/>
+          <w:color w:val="0D0D0D" w:themeColor="text1" w:themeTint="F2"/>
+          <w:sz w:val="32"/>
+          <w:szCs w:val="32"/>
+        </w:rPr>
+        <w:t xml:space="preserve"> – Who your rivals are and how you’ll stand out.</w:t>
+      </w:r>
+    </w:p>
+    <w:p>
+      <w:pPr>
+        <w:tabs>
+          <w:tab w:val="left" w:pos="1572"/>
+        </w:tabs>
+        <w:rPr>
           <w:rFonts w:ascii="Times New Roman" w:hAnsi="Times New Roman" w:cs="Times New Roman"/>
           <w:b/>
           <w:bCs/>
-          <w:color w:val="365F91" w:themeColor="accent1" w:themeShade="BF"/>
-          <w:sz w:val="32"/>
-          <w:szCs w:val="32"/>
+          <w:color w:val="0D0D0D" w:themeColor="text1" w:themeTint="F2"/>
+          <w:sz w:val="32"/>
+          <w:szCs w:val="32"/>
+          <w:u w:val="single"/>
         </w:rPr>
       </w:pPr>
       <w:r>
@@ -16347,11 +16620,11 @@
           <w:rFonts w:ascii="Times New Roman" w:hAnsi="Times New Roman" w:cs="Times New Roman"/>
           <w:b/>
           <w:bCs/>
-          <w:color w:val="365F91" w:themeColor="accent1" w:themeShade="BF"/>
-          <w:sz w:val="32"/>
-          <w:szCs w:val="32"/>
-        </w:rPr>
-        <w:lastRenderedPageBreak/>
+          <w:color w:val="0D0D0D" w:themeColor="text1" w:themeTint="F2"/>
+          <w:sz w:val="32"/>
+          <w:szCs w:val="32"/>
+          <w:u w:val="single"/>
+        </w:rPr>
         <w:t>Why is a Feasibility Study Important?</w:t>
       </w:r>
     </w:p>
@@ -16625,6 +16898,7 @@
           <w:sz w:val="32"/>
           <w:szCs w:val="32"/>
         </w:rPr>
+        <w:lastRenderedPageBreak/>
         <w:t>It also helps you check if you have enough time, energy, skills, and resources to start the business.</w:t>
       </w:r>
     </w:p>
@@ -16637,9 +16911,9 @@
           <w:rFonts w:ascii="Times New Roman" w:hAnsi="Times New Roman" w:cs="Times New Roman"/>
           <w:b/>
           <w:bCs/>
-          <w:color w:val="365F91" w:themeColor="accent1" w:themeShade="BF"/>
-          <w:sz w:val="32"/>
-          <w:szCs w:val="32"/>
+          <w:sz w:val="32"/>
+          <w:szCs w:val="32"/>
+          <w:u w:val="single"/>
         </w:rPr>
       </w:pPr>
       <w:r>
@@ -16647,9 +16921,57 @@
           <w:rFonts w:ascii="Times New Roman" w:hAnsi="Times New Roman" w:cs="Times New Roman"/>
           <w:b/>
           <w:bCs/>
-          <w:color w:val="365F91" w:themeColor="accent1" w:themeShade="BF"/>
-          <w:sz w:val="32"/>
-          <w:szCs w:val="32"/>
+          <w:sz w:val="32"/>
+          <w:szCs w:val="32"/>
+          <w:u w:val="single"/>
+        </w:rPr>
+        <w:t>Entrepreneur's Perspective</w:t>
+      </w:r>
+    </w:p>
+    <w:p>
+      <w:pPr>
+        <w:tabs>
+          <w:tab w:val="left" w:pos="1572"/>
+        </w:tabs>
+        <w:rPr>
+          <w:rFonts w:cstheme="minorHAnsi"/>
+          <w:sz w:val="32"/>
+          <w:szCs w:val="32"/>
+        </w:rPr>
+      </w:pPr>
+      <w:r>
+        <w:rPr>
+          <w:rFonts w:cstheme="minorHAnsi"/>
+          <w:sz w:val="32"/>
+          <w:szCs w:val="32"/>
+        </w:rPr>
+        <w:t>From the entrepreneur’s point of view, the feasibility study is a chance to evaluate whether they have the time, energy, resources, and abilities to bring the business to life. Being honest and realistic is critical when drawing conclusions from the study.</w:t>
+      </w:r>
+    </w:p>
+    <w:p>
+      <w:pPr>
+        <w:tabs>
+          <w:tab w:val="left" w:pos="1572"/>
+        </w:tabs>
+        <w:rPr>
+          <w:rFonts w:ascii="Times New Roman" w:hAnsi="Times New Roman" w:cs="Times New Roman"/>
+          <w:b/>
+          <w:bCs/>
+          <w:color w:val="0D0D0D" w:themeColor="text1" w:themeTint="F2"/>
+          <w:sz w:val="32"/>
+          <w:szCs w:val="32"/>
+          <w:u w:val="single"/>
+        </w:rPr>
+      </w:pPr>
+      <w:r>
+        <w:rPr>
+          <w:rFonts w:ascii="Times New Roman" w:hAnsi="Times New Roman" w:cs="Times New Roman"/>
+          <w:b/>
+          <w:bCs/>
+          <w:color w:val="0D0D0D" w:themeColor="text1" w:themeTint="F2"/>
+          <w:sz w:val="32"/>
+          <w:szCs w:val="32"/>
+          <w:u w:val="single"/>
         </w:rPr>
         <w:t>Be Honest and Realistic</w:t>
       </w:r>
@@ -16931,8 +17253,49 @@
           <w:sz w:val="32"/>
           <w:szCs w:val="32"/>
         </w:rPr>
+        <w:t>Remember, facing the truth now is better than failing later. A realistic view gives you a strong foundation to make smart decisions and possibly even improve your idea.</w:t>
+      </w:r>
+    </w:p>
+    <w:p>
+      <w:pPr>
+        <w:tabs>
+          <w:tab w:val="left" w:pos="1572"/>
+        </w:tabs>
+        <w:rPr>
+          <w:rFonts w:ascii="Times New Roman" w:hAnsi="Times New Roman" w:cs="Times New Roman"/>
+          <w:b/>
+          <w:bCs/>
+          <w:sz w:val="32"/>
+          <w:szCs w:val="32"/>
+          <w:u w:val="single"/>
+        </w:rPr>
+      </w:pPr>
+    </w:p>
+    <w:p>
+      <w:pPr>
+        <w:tabs>
+          <w:tab w:val="left" w:pos="1572"/>
+        </w:tabs>
+        <w:rPr>
+          <w:rFonts w:ascii="Times New Roman" w:hAnsi="Times New Roman" w:cs="Times New Roman"/>
+          <w:b/>
+          <w:bCs/>
+          <w:sz w:val="32"/>
+          <w:szCs w:val="32"/>
+          <w:u w:val="single"/>
+        </w:rPr>
+      </w:pPr>
+      <w:r>
+        <w:rPr>
+          <w:rFonts w:ascii="Times New Roman" w:hAnsi="Times New Roman" w:cs="Times New Roman"/>
+          <w:b/>
+          <w:bCs/>
+          <w:sz w:val="32"/>
+          <w:szCs w:val="32"/>
+          <w:u w:val="single"/>
+        </w:rPr>
         <w:lastRenderedPageBreak/>
-        <w:t>Remember, facing the truth now is better than failing later. A realistic view gives you a strong foundation to make smart decisions and possibly even improve your idea.</w:t>
+        <w:t>Go or No-Go Decision</w:t>
       </w:r>
     </w:p>
     <w:p>
@@ -16941,12 +17304,234 @@
           <w:tab w:val="left" w:pos="1572"/>
         </w:tabs>
         <w:rPr>
+          <w:rFonts w:cstheme="minorHAnsi"/>
+          <w:sz w:val="32"/>
+          <w:szCs w:val="32"/>
+        </w:rPr>
+      </w:pPr>
+      <w:r>
+        <w:rPr>
+          <w:rFonts w:cstheme="minorHAnsi"/>
+          <w:sz w:val="32"/>
+          <w:szCs w:val="32"/>
+        </w:rPr>
+        <w:t>The main goal of a feasibility study is to help you make a “Go” or “No-Go” decision.</w:t>
+      </w:r>
+    </w:p>
+    <w:p>
+      <w:pPr>
+        <w:tabs>
+          <w:tab w:val="left" w:pos="1572"/>
+        </w:tabs>
+        <w:rPr>
+          <w:rFonts w:cstheme="minorHAnsi"/>
+          <w:sz w:val="32"/>
+          <w:szCs w:val="32"/>
+        </w:rPr>
+      </w:pPr>
+      <w:r>
+        <w:rPr>
+          <w:rFonts w:cstheme="minorHAnsi"/>
+          <w:sz w:val="32"/>
+          <w:szCs w:val="32"/>
+        </w:rPr>
+        <w:t xml:space="preserve">If </w:t>
+      </w:r>
+      <w:r>
+        <w:rPr>
+          <w:rFonts w:cstheme="minorHAnsi"/>
+          <w:b/>
+          <w:bCs/>
+          <w:sz w:val="32"/>
+          <w:szCs w:val="32"/>
+        </w:rPr>
+        <w:t>it’s a Go</w:t>
+      </w:r>
+      <w:r>
+        <w:rPr>
+          <w:rFonts w:cstheme="minorHAnsi"/>
+          <w:sz w:val="32"/>
+          <w:szCs w:val="32"/>
+        </w:rPr>
+        <w:t>, you’ll move ahead with steps like:</w:t>
+      </w:r>
+    </w:p>
+    <w:p>
+      <w:pPr>
+        <w:pStyle w:val="ListParagraph"/>
+        <w:numPr>
+          <w:ilvl w:val="0"/>
+          <w:numId w:val="67"/>
+        </w:numPr>
+        <w:tabs>
+          <w:tab w:val="left" w:pos="1572"/>
+        </w:tabs>
+        <w:rPr>
+          <w:rFonts w:cstheme="minorHAnsi"/>
+          <w:sz w:val="32"/>
+          <w:szCs w:val="32"/>
+        </w:rPr>
+      </w:pPr>
+      <w:r>
+        <w:rPr>
+          <w:rFonts w:cstheme="minorHAnsi"/>
+          <w:sz w:val="32"/>
+          <w:szCs w:val="32"/>
+        </w:rPr>
+        <w:t>Creating and testing prototypes</w:t>
+      </w:r>
+    </w:p>
+    <w:p>
+      <w:pPr>
+        <w:pStyle w:val="ListParagraph"/>
+        <w:numPr>
+          <w:ilvl w:val="0"/>
+          <w:numId w:val="67"/>
+        </w:numPr>
+        <w:tabs>
+          <w:tab w:val="left" w:pos="1572"/>
+        </w:tabs>
+        <w:rPr>
+          <w:rFonts w:cstheme="minorHAnsi"/>
+          <w:sz w:val="32"/>
+          <w:szCs w:val="32"/>
+        </w:rPr>
+      </w:pPr>
+      <w:r>
+        <w:rPr>
+          <w:rFonts w:cstheme="minorHAnsi"/>
+          <w:sz w:val="32"/>
+          <w:szCs w:val="32"/>
+        </w:rPr>
+        <w:t>Building your team</w:t>
+      </w:r>
+    </w:p>
+    <w:p>
+      <w:pPr>
+        <w:pStyle w:val="ListParagraph"/>
+        <w:numPr>
+          <w:ilvl w:val="0"/>
+          <w:numId w:val="67"/>
+        </w:numPr>
+        <w:tabs>
+          <w:tab w:val="left" w:pos="1572"/>
+        </w:tabs>
+        <w:rPr>
+          <w:rFonts w:cstheme="minorHAnsi"/>
+          <w:sz w:val="32"/>
+          <w:szCs w:val="32"/>
+        </w:rPr>
+      </w:pPr>
+      <w:r>
+        <w:rPr>
+          <w:rFonts w:cstheme="minorHAnsi"/>
+          <w:sz w:val="32"/>
+          <w:szCs w:val="32"/>
+        </w:rPr>
+        <w:t>Finding early customers</w:t>
+      </w:r>
+    </w:p>
+    <w:p>
+      <w:pPr>
+        <w:pStyle w:val="ListParagraph"/>
+        <w:numPr>
+          <w:ilvl w:val="0"/>
+          <w:numId w:val="67"/>
+        </w:numPr>
+        <w:tabs>
+          <w:tab w:val="left" w:pos="1572"/>
+        </w:tabs>
+        <w:rPr>
+          <w:rFonts w:cstheme="minorHAnsi"/>
+          <w:sz w:val="32"/>
+          <w:szCs w:val="32"/>
+        </w:rPr>
+      </w:pPr>
+      <w:r>
+        <w:rPr>
+          <w:rFonts w:cstheme="minorHAnsi"/>
+          <w:sz w:val="32"/>
+          <w:szCs w:val="32"/>
+        </w:rPr>
+        <w:t>Seeking funding</w:t>
+      </w:r>
+    </w:p>
+    <w:p>
+      <w:pPr>
+        <w:pStyle w:val="ListParagraph"/>
+        <w:numPr>
+          <w:ilvl w:val="0"/>
+          <w:numId w:val="67"/>
+        </w:numPr>
+        <w:tabs>
+          <w:tab w:val="left" w:pos="1572"/>
+        </w:tabs>
+        <w:rPr>
+          <w:rFonts w:cstheme="minorHAnsi"/>
+          <w:sz w:val="32"/>
+          <w:szCs w:val="32"/>
+        </w:rPr>
+      </w:pPr>
+      <w:r>
+        <w:rPr>
+          <w:rFonts w:cstheme="minorHAnsi"/>
+          <w:sz w:val="32"/>
+          <w:szCs w:val="32"/>
+        </w:rPr>
+        <w:t>Planning your business launch</w:t>
+      </w:r>
+    </w:p>
+    <w:p>
+      <w:pPr>
+        <w:tabs>
+          <w:tab w:val="left" w:pos="1572"/>
+        </w:tabs>
+        <w:rPr>
+          <w:rFonts w:cstheme="minorHAnsi"/>
+          <w:sz w:val="32"/>
+          <w:szCs w:val="32"/>
+        </w:rPr>
+      </w:pPr>
+      <w:r>
+        <w:rPr>
+          <w:rFonts w:cstheme="minorHAnsi"/>
+          <w:sz w:val="32"/>
+          <w:szCs w:val="32"/>
+        </w:rPr>
+        <w:t xml:space="preserve">If it’s a </w:t>
+      </w:r>
+      <w:r>
+        <w:rPr>
+          <w:rFonts w:cstheme="minorHAnsi"/>
+          <w:b/>
+          <w:bCs/>
+          <w:sz w:val="32"/>
+          <w:szCs w:val="32"/>
+        </w:rPr>
+        <w:t>No-Go</w:t>
+      </w:r>
+      <w:r>
+        <w:rPr>
+          <w:rFonts w:cstheme="minorHAnsi"/>
+          <w:sz w:val="32"/>
+          <w:szCs w:val="32"/>
+        </w:rPr>
+        <w:t>, that’s okay too. It means you’ve saved yourself from investing in an idea that likely wouldn’t work. It’s still a valuable outcome.</w:t>
+      </w:r>
+    </w:p>
+    <w:p>
+      <w:pPr>
+        <w:tabs>
+          <w:tab w:val="left" w:pos="1572"/>
+        </w:tabs>
+        <w:rPr>
           <w:rFonts w:ascii="Times New Roman" w:hAnsi="Times New Roman" w:cs="Times New Roman"/>
           <w:b/>
           <w:bCs/>
-          <w:color w:val="365F91" w:themeColor="accent1" w:themeShade="BF"/>
-          <w:sz w:val="32"/>
-          <w:szCs w:val="32"/>
+          <w:color w:val="0D0D0D" w:themeColor="text1" w:themeTint="F2"/>
+          <w:sz w:val="32"/>
+          <w:szCs w:val="32"/>
+          <w:u w:val="single"/>
         </w:rPr>
       </w:pPr>
       <w:r>
@@ -16954,9 +17539,10 @@
           <w:rFonts w:ascii="Times New Roman" w:hAnsi="Times New Roman" w:cs="Times New Roman"/>
           <w:b/>
           <w:bCs/>
-          <w:color w:val="365F91" w:themeColor="accent1" w:themeShade="BF"/>
-          <w:sz w:val="32"/>
-          <w:szCs w:val="32"/>
+          <w:color w:val="0D0D0D" w:themeColor="text1" w:themeTint="F2"/>
+          <w:sz w:val="32"/>
+          <w:szCs w:val="32"/>
+          <w:u w:val="single"/>
         </w:rPr>
         <w:t>How is a Feasibility Study Done?</w:t>
       </w:r>
@@ -17000,8 +17586,6 @@
       <w:r>
         <w:rPr>
           <w:rFonts w:cstheme="minorHAnsi"/>
-          <w:b/>
-          <w:bCs/>
           <w:sz w:val="32"/>
           <w:szCs w:val="32"/>
         </w:rPr>
@@ -17097,20 +17681,10 @@
       <w:r>
         <w:rPr>
           <w:rFonts w:cstheme="minorHAnsi"/>
-          <w:b/>
-          <w:bCs/>
-          <w:sz w:val="32"/>
-          <w:szCs w:val="32"/>
-        </w:rPr>
-        <w:t>Talk to at least 50 potential customers</w:t>
-      </w:r>
-      <w:r>
-        <w:rPr>
-          <w:rFonts w:cstheme="minorHAnsi"/>
-          <w:sz w:val="32"/>
-          <w:szCs w:val="32"/>
-        </w:rPr>
-        <w:t xml:space="preserve"> to understand their needs</w:t>
+          <w:sz w:val="32"/>
+          <w:szCs w:val="32"/>
+        </w:rPr>
+        <w:t>Talk to at least 50 potential customers to understand their needs</w:t>
       </w:r>
     </w:p>
     <w:p>
@@ -17160,17 +17734,7 @@
           <w:sz w:val="32"/>
           <w:szCs w:val="32"/>
         </w:rPr>
-        <w:t xml:space="preserve">Learn from real interactions with </w:t>
-      </w:r>
-      <w:r>
-        <w:rPr>
-          <w:rFonts w:cstheme="minorHAnsi"/>
-          <w:b/>
-          <w:bCs/>
-          <w:sz w:val="32"/>
-          <w:szCs w:val="32"/>
-        </w:rPr>
-        <w:t>suppliers, distributors, and experts</w:t>
+        <w:t>Learn from real interactions with suppliers, distributors, and experts</w:t>
       </w:r>
     </w:p>
     <w:p>
@@ -17220,45 +17784,124 @@
           <w:sz w:val="32"/>
           <w:szCs w:val="32"/>
         </w:rPr>
+        <w:lastRenderedPageBreak/>
         <w:t>Collect and organize your findings into a structure that helps you decide whether to move forward</w:t>
       </w:r>
     </w:p>
     <w:p>
       <w:pPr>
         <w:rPr>
-          <w:rFonts w:ascii="Times New Roman" w:hAnsi="Times New Roman" w:cs="Times New Roman"/>
-          <w:b/>
-          <w:bCs/>
-          <w:color w:val="365F91" w:themeColor="accent1" w:themeShade="BF"/>
-          <w:sz w:val="32"/>
-          <w:szCs w:val="32"/>
-        </w:rPr>
-      </w:pPr>
-      <w:r>
-        <w:rPr>
-          <w:rFonts w:ascii="Times New Roman" w:hAnsi="Times New Roman" w:cs="Times New Roman"/>
-          <w:b/>
-          <w:bCs/>
-          <w:color w:val="365F91" w:themeColor="accent1" w:themeShade="BF"/>
-          <w:sz w:val="32"/>
-          <w:szCs w:val="32"/>
-        </w:rPr>
-        <w:t>Real Example: Gourmet Food Cart</w:t>
-      </w:r>
-    </w:p>
-    <w:p>
-      <w:pPr>
-        <w:rPr>
-          <w:sz w:val="32"/>
-          <w:szCs w:val="32"/>
-        </w:rPr>
-      </w:pPr>
-      <w:r>
-        <w:rPr>
-          <w:sz w:val="32"/>
-          <w:szCs w:val="32"/>
-        </w:rPr>
-        <w:t>Imagine you want to start a gourmet food cart and plan to offer mayonnaise and cheese. A proper feasibility study might reveal that health departments don’t allow dairy-based or oil-based condiments on food carts. Knowing this in advance can save you from making costly mistakes, like buying supplies that you can’t legally use.</w:t>
+          <w:rFonts w:ascii="Times New Roman" w:eastAsia="Times New Roman" w:hAnsi="Times New Roman" w:cs="Times New Roman"/>
+          <w:b/>
+          <w:bCs/>
+          <w:kern w:val="0"/>
+          <w:sz w:val="32"/>
+          <w:szCs w:val="32"/>
+          <w:u w:val="single"/>
+          <w14:ligatures w14:val="none"/>
+        </w:rPr>
+      </w:pPr>
+      <w:r>
+        <w:rPr>
+          <w:rFonts w:ascii="Times New Roman" w:eastAsia="Times New Roman" w:hAnsi="Times New Roman" w:cs="Times New Roman"/>
+          <w:b/>
+          <w:bCs/>
+          <w:kern w:val="0"/>
+          <w:sz w:val="32"/>
+          <w:szCs w:val="32"/>
+          <w:u w:val="single"/>
+          <w14:ligatures w14:val="none"/>
+        </w:rPr>
+        <w:t>Unexpected Opportunities: AI-powered</w:t>
+      </w:r>
+      <w:r>
+        <w:rPr>
+          <w:rFonts w:ascii="Times New Roman" w:eastAsia="Times New Roman" w:hAnsi="Times New Roman" w:cs="Times New Roman"/>
+          <w:b/>
+          <w:bCs/>
+          <w:kern w:val="0"/>
+          <w:sz w:val="32"/>
+          <w:szCs w:val="32"/>
+          <w:u w:val="single"/>
+          <w14:ligatures w14:val="none"/>
+        </w:rPr>
+        <w:t xml:space="preserve"> weed killing</w:t>
+      </w:r>
+      <w:r>
+        <w:rPr>
+          <w:rFonts w:ascii="Times New Roman" w:eastAsia="Times New Roman" w:hAnsi="Times New Roman" w:cs="Times New Roman"/>
+          <w:b/>
+          <w:bCs/>
+          <w:kern w:val="0"/>
+          <w:sz w:val="32"/>
+          <w:szCs w:val="32"/>
+          <w:u w:val="single"/>
+          <w14:ligatures w14:val="none"/>
+        </w:rPr>
+        <w:t xml:space="preserve"> machines</w:t>
+      </w:r>
+    </w:p>
+    <w:p>
+      <w:pPr>
+        <w:rPr>
+          <w:rFonts w:eastAsia="Times New Roman" w:cstheme="minorHAnsi"/>
+          <w:kern w:val="0"/>
+          <w:sz w:val="32"/>
+          <w:szCs w:val="32"/>
+          <w14:ligatures w14:val="none"/>
+        </w:rPr>
+      </w:pPr>
+      <w:r>
+        <w:rPr>
+          <w:rFonts w:eastAsia="Times New Roman" w:cstheme="minorHAnsi"/>
+          <w:kern w:val="0"/>
+          <w:sz w:val="32"/>
+          <w:szCs w:val="32"/>
+          <w14:ligatures w14:val="none"/>
+        </w:rPr>
+        <w:t>Jorge Heraud and Lee Redden originally planned to make robotic lawn mowers for golf courses. After talking to over 100 potential customers, they found golf courses weren’t interested—the robotic mowers didn’t solve a big enough problem.</w:t>
+      </w:r>
+    </w:p>
+    <w:p>
+      <w:pPr>
+        <w:rPr>
+          <w:rFonts w:eastAsia="Times New Roman" w:cstheme="minorHAnsi"/>
+          <w:kern w:val="0"/>
+          <w:sz w:val="32"/>
+          <w:szCs w:val="32"/>
+          <w14:ligatures w14:val="none"/>
+        </w:rPr>
+      </w:pPr>
+      <w:r>
+        <w:rPr>
+          <w:rFonts w:eastAsia="Times New Roman" w:cstheme="minorHAnsi"/>
+          <w:kern w:val="0"/>
+          <w:sz w:val="32"/>
+          <w:szCs w:val="32"/>
+          <w14:ligatures w14:val="none"/>
+        </w:rPr>
+        <w:t>During their research, they discovered farmers needed a machine to kill weeds without using harmful chemicals. They pivoted to develop AI-powered machines that identify and spray herbicide only on weeds, saving money and protecting crops.</w:t>
+      </w:r>
+    </w:p>
+    <w:p>
+      <w:pPr>
+        <w:rPr>
+          <w:rFonts w:eastAsia="Times New Roman" w:cstheme="minorHAnsi"/>
+          <w:kern w:val="0"/>
+          <w:sz w:val="32"/>
+          <w:szCs w:val="32"/>
+          <w14:ligatures w14:val="none"/>
+        </w:rPr>
+      </w:pPr>
+      <w:r>
+        <w:rPr>
+          <w:rFonts w:eastAsia="Times New Roman" w:cstheme="minorHAnsi"/>
+          <w:kern w:val="0"/>
+          <w:sz w:val="32"/>
+          <w:szCs w:val="32"/>
+          <w14:ligatures w14:val="none"/>
+        </w:rPr>
+        <w:t>This new focus matched a real market need, leading to strong demand and $3 million in funding. Their story shows how market feedback can uncover better business opportunities.</w:t>
       </w:r>
     </w:p>
     <w:p>
@@ -17268,428 +17911,18 @@
         </w:tabs>
         <w:rPr>
           <w:rFonts w:cstheme="minorHAnsi"/>
-          <w:b/>
-          <w:bCs/>
-          <w:sz w:val="36"/>
-          <w:szCs w:val="36"/>
-        </w:rPr>
-      </w:pPr>
-      <w:r>
-        <w:rPr>
-          <w:rFonts w:cstheme="minorHAnsi"/>
-          <w:b/>
-          <w:bCs/>
-          <w:sz w:val="36"/>
-          <w:szCs w:val="36"/>
-        </w:rPr>
-        <w:t>Go or No-Go Decision</w:t>
-      </w:r>
-    </w:p>
-    <w:p>
-      <w:pPr>
-        <w:tabs>
-          <w:tab w:val="left" w:pos="1572"/>
-        </w:tabs>
-        <w:rPr>
-          <w:rFonts w:cstheme="minorHAnsi"/>
-          <w:sz w:val="36"/>
-          <w:szCs w:val="36"/>
-        </w:rPr>
-      </w:pPr>
-      <w:r>
-        <w:rPr>
-          <w:rFonts w:cstheme="minorHAnsi"/>
-          <w:sz w:val="36"/>
-          <w:szCs w:val="36"/>
-        </w:rPr>
-        <w:lastRenderedPageBreak/>
-        <w:t xml:space="preserve">The main goal of a feasibility study is to help you make a </w:t>
-      </w:r>
-      <w:r>
-        <w:rPr>
-          <w:rFonts w:cstheme="minorHAnsi"/>
-          <w:b/>
-          <w:bCs/>
-          <w:sz w:val="36"/>
-          <w:szCs w:val="36"/>
-        </w:rPr>
-        <w:t>“Go” or “No-Go” decision</w:t>
-      </w:r>
-      <w:r>
-        <w:rPr>
-          <w:rFonts w:cstheme="minorHAnsi"/>
-          <w:sz w:val="36"/>
-          <w:szCs w:val="36"/>
-        </w:rPr>
-        <w:t>.</w:t>
-      </w:r>
-    </w:p>
-    <w:p>
-      <w:pPr>
-        <w:tabs>
-          <w:tab w:val="left" w:pos="1572"/>
-        </w:tabs>
-        <w:rPr>
-          <w:rFonts w:cstheme="minorHAnsi"/>
-          <w:sz w:val="36"/>
-          <w:szCs w:val="36"/>
-        </w:rPr>
-      </w:pPr>
-      <w:r>
-        <w:rPr>
-          <w:rFonts w:cstheme="minorHAnsi"/>
-          <w:sz w:val="36"/>
-          <w:szCs w:val="36"/>
-        </w:rPr>
-        <w:t xml:space="preserve">If it’s a </w:t>
-      </w:r>
-      <w:r>
-        <w:rPr>
-          <w:rFonts w:cstheme="minorHAnsi"/>
-          <w:b/>
-          <w:bCs/>
-          <w:sz w:val="36"/>
-          <w:szCs w:val="36"/>
-        </w:rPr>
-        <w:t>Go</w:t>
-      </w:r>
-      <w:r>
-        <w:rPr>
-          <w:rFonts w:cstheme="minorHAnsi"/>
-          <w:sz w:val="36"/>
-          <w:szCs w:val="36"/>
-        </w:rPr>
-        <w:t>, you’ll move ahead with steps like:</w:t>
-      </w:r>
-    </w:p>
-    <w:p>
-      <w:pPr>
-        <w:pStyle w:val="ListParagraph"/>
-        <w:numPr>
-          <w:ilvl w:val="0"/>
-          <w:numId w:val="67"/>
-        </w:numPr>
-        <w:tabs>
-          <w:tab w:val="left" w:pos="1572"/>
-        </w:tabs>
-        <w:rPr>
-          <w:rFonts w:cstheme="minorHAnsi"/>
-          <w:sz w:val="36"/>
-          <w:szCs w:val="36"/>
-        </w:rPr>
-      </w:pPr>
-      <w:r>
-        <w:rPr>
-          <w:rFonts w:cstheme="minorHAnsi"/>
-          <w:sz w:val="36"/>
-          <w:szCs w:val="36"/>
-        </w:rPr>
-        <w:t>Creating and testing prototypes</w:t>
-      </w:r>
-    </w:p>
-    <w:p>
-      <w:pPr>
-        <w:pStyle w:val="ListParagraph"/>
-        <w:numPr>
-          <w:ilvl w:val="0"/>
-          <w:numId w:val="67"/>
-        </w:numPr>
-        <w:tabs>
-          <w:tab w:val="left" w:pos="1572"/>
-        </w:tabs>
-        <w:rPr>
-          <w:rFonts w:cstheme="minorHAnsi"/>
-          <w:sz w:val="36"/>
-          <w:szCs w:val="36"/>
-        </w:rPr>
-      </w:pPr>
-      <w:r>
-        <w:rPr>
-          <w:rFonts w:cstheme="minorHAnsi"/>
-          <w:sz w:val="36"/>
-          <w:szCs w:val="36"/>
-        </w:rPr>
-        <w:t>Building your team</w:t>
-      </w:r>
-    </w:p>
-    <w:p>
-      <w:pPr>
-        <w:pStyle w:val="ListParagraph"/>
-        <w:numPr>
-          <w:ilvl w:val="0"/>
-          <w:numId w:val="67"/>
-        </w:numPr>
-        <w:tabs>
-          <w:tab w:val="left" w:pos="1572"/>
-        </w:tabs>
-        <w:rPr>
-          <w:rFonts w:cstheme="minorHAnsi"/>
-          <w:sz w:val="36"/>
-          <w:szCs w:val="36"/>
-        </w:rPr>
-      </w:pPr>
-      <w:r>
-        <w:rPr>
-          <w:rFonts w:cstheme="minorHAnsi"/>
-          <w:sz w:val="36"/>
-          <w:szCs w:val="36"/>
-        </w:rPr>
-        <w:t>Finding early customers</w:t>
-      </w:r>
-    </w:p>
-    <w:p>
-      <w:pPr>
-        <w:pStyle w:val="ListParagraph"/>
-        <w:numPr>
-          <w:ilvl w:val="0"/>
-          <w:numId w:val="67"/>
-        </w:numPr>
-        <w:tabs>
-          <w:tab w:val="left" w:pos="1572"/>
-        </w:tabs>
-        <w:rPr>
-          <w:rFonts w:cstheme="minorHAnsi"/>
-          <w:sz w:val="36"/>
-          <w:szCs w:val="36"/>
-        </w:rPr>
-      </w:pPr>
-      <w:r>
-        <w:rPr>
-          <w:rFonts w:cstheme="minorHAnsi"/>
-          <w:sz w:val="36"/>
-          <w:szCs w:val="36"/>
-        </w:rPr>
-        <w:t>Seeking funding</w:t>
-      </w:r>
-    </w:p>
-    <w:p>
-      <w:pPr>
-        <w:pStyle w:val="ListParagraph"/>
-        <w:numPr>
-          <w:ilvl w:val="0"/>
-          <w:numId w:val="67"/>
-        </w:numPr>
-        <w:tabs>
-          <w:tab w:val="left" w:pos="1572"/>
-        </w:tabs>
-        <w:rPr>
-          <w:rFonts w:cstheme="minorHAnsi"/>
-          <w:sz w:val="36"/>
-          <w:szCs w:val="36"/>
-        </w:rPr>
-      </w:pPr>
-      <w:r>
-        <w:rPr>
-          <w:rFonts w:cstheme="minorHAnsi"/>
-          <w:sz w:val="36"/>
-          <w:szCs w:val="36"/>
-        </w:rPr>
-        <w:t>Planning your business launch</w:t>
-      </w:r>
-    </w:p>
-    <w:p>
-      <w:pPr>
-        <w:tabs>
-          <w:tab w:val="left" w:pos="1572"/>
-        </w:tabs>
-        <w:rPr>
-          <w:rFonts w:cstheme="minorHAnsi"/>
-          <w:sz w:val="36"/>
-          <w:szCs w:val="36"/>
-        </w:rPr>
-      </w:pPr>
-      <w:r>
-        <w:rPr>
-          <w:rFonts w:cstheme="minorHAnsi"/>
-          <w:sz w:val="36"/>
-          <w:szCs w:val="36"/>
-        </w:rPr>
-        <w:t xml:space="preserve">If it’s a </w:t>
-      </w:r>
-      <w:r>
-        <w:rPr>
-          <w:rFonts w:cstheme="minorHAnsi"/>
-          <w:b/>
-          <w:bCs/>
-          <w:sz w:val="36"/>
-          <w:szCs w:val="36"/>
-        </w:rPr>
-        <w:t>No-Go</w:t>
-      </w:r>
-      <w:r>
-        <w:rPr>
-          <w:rFonts w:cstheme="minorHAnsi"/>
-          <w:sz w:val="36"/>
-          <w:szCs w:val="36"/>
-        </w:rPr>
-        <w:t xml:space="preserve">, that’s okay too. It means you’ve saved yourself from investing in an idea that likely wouldn’t work. It’s still a </w:t>
-      </w:r>
-      <w:r>
-        <w:rPr>
-          <w:rFonts w:cstheme="minorHAnsi"/>
-          <w:b/>
-          <w:bCs/>
-          <w:sz w:val="36"/>
-          <w:szCs w:val="36"/>
-        </w:rPr>
-        <w:t>valuable outcome</w:t>
-      </w:r>
-      <w:r>
-        <w:rPr>
-          <w:rFonts w:cstheme="minorHAnsi"/>
-          <w:sz w:val="36"/>
-          <w:szCs w:val="36"/>
-        </w:rPr>
-        <w:t>.</w:t>
-      </w:r>
-    </w:p>
-    <w:p>
-      <w:pPr>
-        <w:tabs>
-          <w:tab w:val="left" w:pos="1572"/>
-        </w:tabs>
-        <w:rPr>
-          <w:rFonts w:ascii="Times New Roman" w:hAnsi="Times New Roman" w:cs="Times New Roman"/>
-          <w:b/>
-          <w:bCs/>
-          <w:color w:val="365F91" w:themeColor="accent1" w:themeShade="BF"/>
-          <w:sz w:val="36"/>
-          <w:szCs w:val="36"/>
-        </w:rPr>
-      </w:pPr>
-      <w:r>
-        <w:rPr>
-          <w:rFonts w:ascii="Times New Roman" w:hAnsi="Times New Roman" w:cs="Times New Roman"/>
-          <w:b/>
-          <w:bCs/>
-          <w:color w:val="365F91" w:themeColor="accent1" w:themeShade="BF"/>
-          <w:sz w:val="36"/>
-          <w:szCs w:val="36"/>
-        </w:rPr>
-        <w:t>Unexpected Opportunities</w:t>
-      </w:r>
-    </w:p>
-    <w:p>
-      <w:pPr>
-        <w:tabs>
-          <w:tab w:val="left" w:pos="1572"/>
-        </w:tabs>
-        <w:rPr>
-          <w:rFonts w:cstheme="minorHAnsi"/>
-          <w:sz w:val="36"/>
-          <w:szCs w:val="36"/>
-        </w:rPr>
-      </w:pPr>
-      <w:r>
-        <w:rPr>
-          <w:rFonts w:cstheme="minorHAnsi"/>
-          <w:sz w:val="36"/>
-          <w:szCs w:val="36"/>
-        </w:rPr>
-        <w:t xml:space="preserve">Sometimes, your study might lead you to a </w:t>
-      </w:r>
-      <w:r>
-        <w:rPr>
-          <w:rFonts w:cstheme="minorHAnsi"/>
-          <w:b/>
-          <w:bCs/>
-          <w:sz w:val="36"/>
-          <w:szCs w:val="36"/>
-        </w:rPr>
-        <w:t>better idea</w:t>
-      </w:r>
-      <w:r>
-        <w:rPr>
-          <w:rFonts w:cstheme="minorHAnsi"/>
-          <w:sz w:val="36"/>
-          <w:szCs w:val="36"/>
-        </w:rPr>
-        <w:t xml:space="preserve"> than the one you started with. For example, </w:t>
-      </w:r>
-      <w:r>
-        <w:rPr>
-          <w:rFonts w:cstheme="minorHAnsi"/>
-          <w:b/>
-          <w:bCs/>
-          <w:sz w:val="36"/>
-          <w:szCs w:val="36"/>
-        </w:rPr>
-        <w:t>Jorge Heraud and Lee Redden</w:t>
-      </w:r>
-      <w:r>
-        <w:rPr>
-          <w:rFonts w:cstheme="minorHAnsi"/>
-          <w:sz w:val="36"/>
-          <w:szCs w:val="36"/>
-        </w:rPr>
-        <w:t xml:space="preserve">, the founders of </w:t>
-      </w:r>
-      <w:r>
-        <w:rPr>
-          <w:rFonts w:cstheme="minorHAnsi"/>
-          <w:b/>
-          <w:bCs/>
-          <w:sz w:val="36"/>
-          <w:szCs w:val="36"/>
-        </w:rPr>
-        <w:t>Blue River Technology</w:t>
-      </w:r>
-      <w:r>
-        <w:rPr>
-          <w:rFonts w:cstheme="minorHAnsi"/>
-          <w:sz w:val="36"/>
-          <w:szCs w:val="36"/>
-        </w:rPr>
-        <w:t xml:space="preserve">, originally wanted to make robotic mowers for golf courses. But after talking to 100 people, they discovered farmers were more interested in a machine that </w:t>
-      </w:r>
-      <w:r>
-        <w:rPr>
-          <w:rFonts w:cstheme="minorHAnsi"/>
-          <w:b/>
-          <w:bCs/>
-          <w:sz w:val="36"/>
-          <w:szCs w:val="36"/>
-        </w:rPr>
-        <w:t>kills weeds without chemicals</w:t>
-      </w:r>
-      <w:r>
-        <w:rPr>
-          <w:rFonts w:cstheme="minorHAnsi"/>
-          <w:sz w:val="36"/>
-          <w:szCs w:val="36"/>
-        </w:rPr>
-        <w:t xml:space="preserve">. This new direction led them to success and </w:t>
-      </w:r>
-      <w:r>
-        <w:rPr>
-          <w:rFonts w:cstheme="minorHAnsi"/>
-          <w:b/>
-          <w:bCs/>
-          <w:sz w:val="36"/>
-          <w:szCs w:val="36"/>
-        </w:rPr>
-        <w:t>$3 million in funding</w:t>
-      </w:r>
-      <w:r>
-        <w:rPr>
-          <w:rFonts w:cstheme="minorHAnsi"/>
-          <w:sz w:val="36"/>
-          <w:szCs w:val="36"/>
-        </w:rPr>
-        <w:t>.</w:t>
-      </w:r>
-    </w:p>
-    <w:p>
-      <w:pPr>
-        <w:tabs>
-          <w:tab w:val="left" w:pos="1572"/>
-        </w:tabs>
-        <w:rPr>
-          <w:rFonts w:cstheme="minorHAnsi"/>
-          <w:sz w:val="36"/>
-          <w:szCs w:val="36"/>
-        </w:rPr>
-      </w:pPr>
+          <w:sz w:val="32"/>
+          <w:szCs w:val="32"/>
+        </w:rPr>
+      </w:pPr>
+      <w:r>
+        <w:rPr>
+          <w:rFonts w:cstheme="minorHAnsi"/>
+          <w:sz w:val="32"/>
+          <w:szCs w:val="32"/>
+        </w:rPr>
+        <w:t xml:space="preserve">               </w:t>
+      </w:r>
       <w:r>
         <w:rPr>
           <w:rFonts w:cstheme="minorHAnsi"/>
@@ -17697,11 +17930,10 @@
           <w:sz w:val="36"/>
           <w:szCs w:val="36"/>
         </w:rPr>
-        <w:lastRenderedPageBreak/>
         <w:drawing>
-          <wp:inline distT="0" distB="0" distL="0" distR="0" wp14:anchorId="01760155" wp14:editId="2191DDA2">
-            <wp:extent cx="5943600" cy="3528060"/>
-            <wp:effectExtent l="0" t="0" r="0" b="0"/>
+          <wp:inline distT="0" distB="0" distL="0" distR="0" wp14:anchorId="01760155" wp14:editId="2E066EDD">
+            <wp:extent cx="3990975" cy="2368550"/>
+            <wp:effectExtent l="0" t="0" r="9525" b="0"/>
             <wp:docPr id="1485785717" name="Picture 1"/>
             <wp:cNvGraphicFramePr>
               <a:graphicFrameLocks xmlns:a="http://schemas.openxmlformats.org/drawingml/2006/main" noChangeAspect="1"/>
@@ -17714,7 +17946,13 @@
                     <pic:cNvPicPr/>
                   </pic:nvPicPr>
                   <pic:blipFill>
-                    <a:blip r:embed="rId13"/>
+                    <a:blip r:embed="rId13">
+                      <a:extLst>
+                        <a:ext uri="{28A0092B-C50C-407E-A947-70E740481C1C}">
+                          <a14:useLocalDpi xmlns:a14="http://schemas.microsoft.com/office/drawing/2010/main" val="0"/>
+                        </a:ext>
+                      </a:extLst>
+                    </a:blip>
                     <a:stretch>
                       <a:fillRect/>
                     </a:stretch>
@@ -17722,7 +17960,7 @@
                   <pic:spPr>
                     <a:xfrm>
                       <a:off x="0" y="0"/>
-                      <a:ext cx="5943600" cy="3528060"/>
+                      <a:ext cx="3990975" cy="2368550"/>
                     </a:xfrm>
                     <a:prstGeom prst="rect">
                       <a:avLst/>
@@ -17741,24 +17979,925 @@
           <w:tab w:val="left" w:pos="1572"/>
         </w:tabs>
         <w:rPr>
-          <w:rFonts w:cstheme="minorHAnsi"/>
-          <w:b/>
-          <w:bCs/>
+          <w:rFonts w:ascii="Times New Roman" w:hAnsi="Times New Roman" w:cs="Times New Roman"/>
+          <w:b/>
+          <w:bCs/>
+          <w:sz w:val="32"/>
+          <w:szCs w:val="32"/>
+          <w:u w:val="single"/>
+        </w:rPr>
+      </w:pPr>
+      <w:r>
+        <w:rPr>
+          <w:rFonts w:ascii="Times New Roman" w:hAnsi="Times New Roman" w:cs="Times New Roman"/>
+          <w:b/>
+          <w:bCs/>
+          <w:sz w:val="32"/>
+          <w:szCs w:val="32"/>
+          <w:u w:val="single"/>
+        </w:rPr>
+        <w:t>Conclusion</w:t>
+      </w:r>
+    </w:p>
+    <w:p>
+      <w:pPr>
+        <w:tabs>
+          <w:tab w:val="left" w:pos="1572"/>
+        </w:tabs>
+        <w:rPr>
+          <w:rFonts w:cstheme="minorHAnsi"/>
+          <w:sz w:val="32"/>
+          <w:szCs w:val="32"/>
+        </w:rPr>
+      </w:pPr>
+      <w:r>
+        <w:rPr>
+          <w:rFonts w:cstheme="minorHAnsi"/>
+          <w:sz w:val="32"/>
+          <w:szCs w:val="32"/>
+        </w:rPr>
+        <w:t xml:space="preserve">A feasibility study helps you </w:t>
+      </w:r>
+      <w:r>
+        <w:rPr>
+          <w:rFonts w:cstheme="minorHAnsi"/>
+          <w:b/>
+          <w:bCs/>
+          <w:sz w:val="32"/>
+          <w:szCs w:val="32"/>
+        </w:rPr>
+        <w:t>reduce uncertainty</w:t>
+      </w:r>
+      <w:r>
+        <w:rPr>
+          <w:rFonts w:cstheme="minorHAnsi"/>
+          <w:sz w:val="32"/>
+          <w:szCs w:val="32"/>
+        </w:rPr>
+        <w:t xml:space="preserve"> and make confident decisions about your business idea. It gives you a clear understanding of </w:t>
+      </w:r>
+      <w:r>
+        <w:rPr>
+          <w:rFonts w:cstheme="minorHAnsi"/>
+          <w:sz w:val="32"/>
+          <w:szCs w:val="32"/>
+        </w:rPr>
+        <w:lastRenderedPageBreak/>
+        <w:t xml:space="preserve">what’s possible, what might be difficult, and whether your idea deserves more time and effort. Whether your decision is </w:t>
+      </w:r>
+      <w:r>
+        <w:rPr>
+          <w:rFonts w:cstheme="minorHAnsi"/>
+          <w:b/>
+          <w:bCs/>
+          <w:sz w:val="32"/>
+          <w:szCs w:val="32"/>
+        </w:rPr>
+        <w:t>Go or No-Go</w:t>
+      </w:r>
+      <w:r>
+        <w:rPr>
+          <w:rFonts w:cstheme="minorHAnsi"/>
+          <w:sz w:val="32"/>
+          <w:szCs w:val="32"/>
+        </w:rPr>
+        <w:t>, the study helps you move forward wisely.</w:t>
+      </w:r>
+    </w:p>
+    <w:p>
+      <w:pPr>
+        <w:tabs>
+          <w:tab w:val="left" w:pos="1572"/>
+        </w:tabs>
+        <w:jc w:val="center"/>
+        <w:rPr>
+          <w:rFonts w:ascii="Times New Roman" w:hAnsi="Times New Roman" w:cs="Times New Roman"/>
+          <w:b/>
+          <w:bCs/>
+          <w:color w:val="365F91" w:themeColor="accent1" w:themeShade="BF"/>
           <w:sz w:val="36"/>
           <w:szCs w:val="36"/>
         </w:rPr>
       </w:pPr>
       <w:r>
         <w:rPr>
-          <w:rFonts w:cstheme="minorHAnsi"/>
-          <w:b/>
-          <w:bCs/>
+          <w:rFonts w:ascii="Times New Roman" w:hAnsi="Times New Roman" w:cs="Times New Roman"/>
+          <w:b/>
+          <w:bCs/>
+          <w:color w:val="365F91" w:themeColor="accent1" w:themeShade="BF"/>
           <w:sz w:val="36"/>
           <w:szCs w:val="36"/>
         </w:rPr>
-        <w:t>Conclusion</w:t>
-      </w:r>
-    </w:p>
+        <w:t>The Pitch Deck</w:t>
+      </w:r>
+    </w:p>
+    <w:p>
+      <w:pPr>
+        <w:tabs>
+          <w:tab w:val="left" w:pos="1572"/>
+        </w:tabs>
+        <w:rPr>
+          <w:rFonts w:ascii="Times New Roman" w:hAnsi="Times New Roman" w:cs="Times New Roman"/>
+          <w:b/>
+          <w:bCs/>
+          <w:color w:val="365F91" w:themeColor="accent1" w:themeShade="BF"/>
+          <w:sz w:val="32"/>
+          <w:szCs w:val="32"/>
+        </w:rPr>
+      </w:pPr>
+      <w:r>
+        <w:rPr>
+          <w:rFonts w:ascii="Times New Roman" w:hAnsi="Times New Roman" w:cs="Times New Roman"/>
+          <w:b/>
+          <w:bCs/>
+          <w:color w:val="365F91" w:themeColor="accent1" w:themeShade="BF"/>
+          <w:sz w:val="32"/>
+          <w:szCs w:val="32"/>
+        </w:rPr>
+        <w:t xml:space="preserve">The Pitch Deck </w:t>
+      </w:r>
+    </w:p>
+    <w:p>
+      <w:pPr>
+        <w:tabs>
+          <w:tab w:val="left" w:pos="1572"/>
+        </w:tabs>
+        <w:rPr>
+          <w:rFonts w:cstheme="minorHAnsi"/>
+          <w:sz w:val="32"/>
+          <w:szCs w:val="32"/>
+        </w:rPr>
+      </w:pPr>
+      <w:r>
+        <w:rPr>
+          <w:rFonts w:cstheme="minorHAnsi"/>
+          <w:sz w:val="32"/>
+          <w:szCs w:val="32"/>
+        </w:rPr>
+        <w:t>A pitch deck is a short presentation that highlights the most important parts of your business idea. It includes many of the same things you'd find in a feasibility study or a business plan. Some people also call it a launch plan.</w:t>
+      </w:r>
+    </w:p>
+    <w:p>
+      <w:pPr>
+        <w:tabs>
+          <w:tab w:val="left" w:pos="1572"/>
+        </w:tabs>
+        <w:rPr>
+          <w:rFonts w:ascii="Times New Roman" w:hAnsi="Times New Roman" w:cs="Times New Roman"/>
+          <w:b/>
+          <w:bCs/>
+          <w:color w:val="0D0D0D" w:themeColor="text1" w:themeTint="F2"/>
+          <w:sz w:val="32"/>
+          <w:szCs w:val="32"/>
+          <w:u w:val="single"/>
+        </w:rPr>
+      </w:pPr>
+      <w:r>
+        <w:rPr>
+          <w:rFonts w:ascii="Times New Roman" w:hAnsi="Times New Roman" w:cs="Times New Roman"/>
+          <w:b/>
+          <w:bCs/>
+          <w:color w:val="0D0D0D" w:themeColor="text1" w:themeTint="F2"/>
+          <w:sz w:val="32"/>
+          <w:szCs w:val="32"/>
+          <w:u w:val="single"/>
+        </w:rPr>
+        <w:t>Feasibility Study Template</w:t>
+      </w:r>
+    </w:p>
+    <w:tbl>
+      <w:tblPr>
+        <w:tblStyle w:val="TableGrid"/>
+        <w:tblW w:w="0" w:type="auto"/>
+        <w:tblLook w:val="04A0" w:firstRow="1" w:lastRow="0" w:firstColumn="1" w:lastColumn="0" w:noHBand="0" w:noVBand="1"/>
+      </w:tblPr>
+      <w:tblGrid>
+        <w:gridCol w:w="4788"/>
+        <w:gridCol w:w="4788"/>
+      </w:tblGrid>
+      <w:tr>
+        <w:tc>
+          <w:tcPr>
+            <w:tcW w:w="4788" w:type="dxa"/>
+          </w:tcPr>
+          <w:p>
+            <w:pPr>
+              <w:tabs>
+                <w:tab w:val="left" w:pos="1572"/>
+              </w:tabs>
+              <w:rPr>
+                <w:rFonts w:ascii="Times New Roman" w:hAnsi="Times New Roman" w:cs="Times New Roman"/>
+                <w:b/>
+                <w:bCs/>
+                <w:color w:val="0D0D0D" w:themeColor="text1" w:themeTint="F2"/>
+                <w:sz w:val="32"/>
+                <w:szCs w:val="32"/>
+              </w:rPr>
+            </w:pPr>
+            <w:r>
+              <w:rPr>
+                <w:rFonts w:ascii="Times New Roman" w:hAnsi="Times New Roman" w:cs="Times New Roman"/>
+                <w:b/>
+                <w:bCs/>
+                <w:color w:val="0D0D0D" w:themeColor="text1" w:themeTint="F2"/>
+                <w:sz w:val="32"/>
+                <w:szCs w:val="32"/>
+              </w:rPr>
+              <w:t xml:space="preserve">Section </w:t>
+            </w:r>
+          </w:p>
+        </w:tc>
+        <w:tc>
+          <w:tcPr>
+            <w:tcW w:w="4788" w:type="dxa"/>
+          </w:tcPr>
+          <w:p>
+            <w:pPr>
+              <w:tabs>
+                <w:tab w:val="left" w:pos="1572"/>
+              </w:tabs>
+              <w:rPr>
+                <w:rFonts w:ascii="Times New Roman" w:hAnsi="Times New Roman" w:cs="Times New Roman"/>
+                <w:b/>
+                <w:bCs/>
+                <w:color w:val="0D0D0D" w:themeColor="text1" w:themeTint="F2"/>
+                <w:sz w:val="32"/>
+                <w:szCs w:val="32"/>
+              </w:rPr>
+            </w:pPr>
+            <w:r>
+              <w:rPr>
+                <w:rFonts w:ascii="Times New Roman" w:hAnsi="Times New Roman" w:cs="Times New Roman"/>
+                <w:b/>
+                <w:bCs/>
+                <w:color w:val="0D0D0D" w:themeColor="text1" w:themeTint="F2"/>
+                <w:sz w:val="32"/>
+                <w:szCs w:val="32"/>
+              </w:rPr>
+              <w:t>What Include</w:t>
+            </w:r>
+          </w:p>
+        </w:tc>
+      </w:tr>
+      <w:tr>
+        <w:tc>
+          <w:tcPr>
+            <w:tcW w:w="4788" w:type="dxa"/>
+          </w:tcPr>
+          <w:p>
+            <w:pPr>
+              <w:tabs>
+                <w:tab w:val="left" w:pos="1572"/>
+              </w:tabs>
+              <w:rPr>
+                <w:rFonts w:cstheme="minorHAnsi"/>
+                <w:b/>
+                <w:bCs/>
+                <w:color w:val="0D0D0D" w:themeColor="text1" w:themeTint="F2"/>
+                <w:sz w:val="32"/>
+                <w:szCs w:val="32"/>
+              </w:rPr>
+            </w:pPr>
+            <w:r>
+              <w:rPr>
+                <w:rFonts w:cstheme="minorHAnsi"/>
+                <w:b/>
+                <w:bCs/>
+                <w:color w:val="0D0D0D" w:themeColor="text1" w:themeTint="F2"/>
+                <w:sz w:val="32"/>
+                <w:szCs w:val="32"/>
+              </w:rPr>
+              <w:t>Need Identification</w:t>
+            </w:r>
+          </w:p>
+        </w:tc>
+        <w:tc>
+          <w:tcPr>
+            <w:tcW w:w="4788" w:type="dxa"/>
+          </w:tcPr>
+          <w:p>
+            <w:pPr>
+              <w:tabs>
+                <w:tab w:val="left" w:pos="1572"/>
+              </w:tabs>
+              <w:rPr>
+                <w:rFonts w:cstheme="minorHAnsi"/>
+                <w:color w:val="0D0D0D" w:themeColor="text1" w:themeTint="F2"/>
+                <w:sz w:val="32"/>
+                <w:szCs w:val="32"/>
+              </w:rPr>
+            </w:pPr>
+            <w:r>
+              <w:rPr>
+                <w:rFonts w:cstheme="minorHAnsi"/>
+                <w:color w:val="0D0D0D" w:themeColor="text1" w:themeTint="F2"/>
+                <w:sz w:val="32"/>
+                <w:szCs w:val="32"/>
+              </w:rPr>
+              <w:t>Explain why your business is needed. What problem are you solving?</w:t>
+            </w:r>
+          </w:p>
+        </w:tc>
+      </w:tr>
+      <w:tr>
+        <w:tc>
+          <w:tcPr>
+            <w:tcW w:w="4788" w:type="dxa"/>
+          </w:tcPr>
+          <w:p>
+            <w:pPr>
+              <w:tabs>
+                <w:tab w:val="left" w:pos="1572"/>
+              </w:tabs>
+              <w:rPr>
+                <w:rFonts w:cstheme="minorHAnsi"/>
+                <w:b/>
+                <w:bCs/>
+                <w:color w:val="0D0D0D" w:themeColor="text1" w:themeTint="F2"/>
+                <w:sz w:val="32"/>
+                <w:szCs w:val="32"/>
+              </w:rPr>
+            </w:pPr>
+            <w:r>
+              <w:rPr>
+                <w:rFonts w:cstheme="minorHAnsi"/>
+                <w:b/>
+                <w:bCs/>
+                <w:color w:val="0D0D0D" w:themeColor="text1" w:themeTint="F2"/>
+                <w:sz w:val="32"/>
+                <w:szCs w:val="32"/>
+              </w:rPr>
+              <w:t>Venture Concept</w:t>
+            </w:r>
+          </w:p>
+        </w:tc>
+        <w:tc>
+          <w:tcPr>
+            <w:tcW w:w="4788" w:type="dxa"/>
+          </w:tcPr>
+          <w:p>
+            <w:pPr>
+              <w:tabs>
+                <w:tab w:val="left" w:pos="1572"/>
+              </w:tabs>
+              <w:rPr>
+                <w:rFonts w:cstheme="minorHAnsi"/>
+                <w:color w:val="0D0D0D" w:themeColor="text1" w:themeTint="F2"/>
+                <w:sz w:val="32"/>
+                <w:szCs w:val="32"/>
+              </w:rPr>
+            </w:pPr>
+            <w:r>
+              <w:rPr>
+                <w:rFonts w:cstheme="minorHAnsi"/>
+                <w:color w:val="0D0D0D" w:themeColor="text1" w:themeTint="F2"/>
+                <w:sz w:val="32"/>
+                <w:szCs w:val="32"/>
+              </w:rPr>
+              <w:t>Describe your business idea clearly in 2–3 sentences.</w:t>
+            </w:r>
+          </w:p>
+        </w:tc>
+      </w:tr>
+      <w:tr>
+        <w:tc>
+          <w:tcPr>
+            <w:tcW w:w="4788" w:type="dxa"/>
+          </w:tcPr>
+          <w:p>
+            <w:pPr>
+              <w:tabs>
+                <w:tab w:val="left" w:pos="1572"/>
+              </w:tabs>
+              <w:rPr>
+                <w:rFonts w:cstheme="minorHAnsi"/>
+                <w:b/>
+                <w:bCs/>
+                <w:color w:val="0D0D0D" w:themeColor="text1" w:themeTint="F2"/>
+                <w:sz w:val="32"/>
+                <w:szCs w:val="32"/>
+              </w:rPr>
+            </w:pPr>
+            <w:r>
+              <w:rPr>
+                <w:rFonts w:cstheme="minorHAnsi"/>
+                <w:b/>
+                <w:bCs/>
+                <w:color w:val="0D0D0D" w:themeColor="text1" w:themeTint="F2"/>
+                <w:sz w:val="32"/>
+                <w:szCs w:val="32"/>
+              </w:rPr>
+              <w:t>Value Propositions</w:t>
+            </w:r>
+          </w:p>
+        </w:tc>
+        <w:tc>
+          <w:tcPr>
+            <w:tcW w:w="4788" w:type="dxa"/>
+          </w:tcPr>
+          <w:p>
+            <w:pPr>
+              <w:tabs>
+                <w:tab w:val="left" w:pos="1572"/>
+              </w:tabs>
+              <w:rPr>
+                <w:rFonts w:cstheme="minorHAnsi"/>
+                <w:color w:val="0D0D0D" w:themeColor="text1" w:themeTint="F2"/>
+                <w:sz w:val="32"/>
+                <w:szCs w:val="32"/>
+              </w:rPr>
+            </w:pPr>
+            <w:r>
+              <w:rPr>
+                <w:rFonts w:cstheme="minorHAnsi"/>
+                <w:color w:val="0D0D0D" w:themeColor="text1" w:themeTint="F2"/>
+                <w:sz w:val="32"/>
+                <w:szCs w:val="32"/>
+              </w:rPr>
+              <w:t>What makes your business special? Why will customers want what you're offering?</w:t>
+            </w:r>
+          </w:p>
+        </w:tc>
+      </w:tr>
+      <w:tr>
+        <w:tc>
+          <w:tcPr>
+            <w:tcW w:w="4788" w:type="dxa"/>
+          </w:tcPr>
+          <w:p>
+            <w:pPr>
+              <w:tabs>
+                <w:tab w:val="left" w:pos="1572"/>
+              </w:tabs>
+              <w:rPr>
+                <w:rFonts w:cstheme="minorHAnsi"/>
+                <w:b/>
+                <w:bCs/>
+                <w:color w:val="0D0D0D" w:themeColor="text1" w:themeTint="F2"/>
+                <w:sz w:val="32"/>
+                <w:szCs w:val="32"/>
+              </w:rPr>
+            </w:pPr>
+            <w:r>
+              <w:rPr>
+                <w:rFonts w:cstheme="minorHAnsi"/>
+                <w:b/>
+                <w:bCs/>
+                <w:color w:val="0D0D0D" w:themeColor="text1" w:themeTint="F2"/>
+                <w:sz w:val="32"/>
+                <w:szCs w:val="32"/>
+              </w:rPr>
+              <w:t>Market</w:t>
+            </w:r>
+          </w:p>
+        </w:tc>
+        <w:tc>
+          <w:tcPr>
+            <w:tcW w:w="4788" w:type="dxa"/>
+          </w:tcPr>
+          <w:p>
+            <w:pPr>
+              <w:tabs>
+                <w:tab w:val="left" w:pos="1572"/>
+              </w:tabs>
+              <w:rPr>
+                <w:rFonts w:cstheme="minorHAnsi"/>
+                <w:color w:val="0D0D0D" w:themeColor="text1" w:themeTint="F2"/>
+                <w:sz w:val="32"/>
+                <w:szCs w:val="32"/>
+              </w:rPr>
+            </w:pPr>
+            <w:r>
+              <w:rPr>
+                <w:rFonts w:cstheme="minorHAnsi"/>
+                <w:color w:val="0D0D0D" w:themeColor="text1" w:themeTint="F2"/>
+                <w:sz w:val="32"/>
+                <w:szCs w:val="32"/>
+              </w:rPr>
+              <w:t>Talk about the size of your market. How many people can you serve? Is the market growing?</w:t>
+            </w:r>
+          </w:p>
+        </w:tc>
+      </w:tr>
+      <w:tr>
+        <w:tc>
+          <w:tcPr>
+            <w:tcW w:w="4788" w:type="dxa"/>
+          </w:tcPr>
+          <w:p>
+            <w:pPr>
+              <w:tabs>
+                <w:tab w:val="left" w:pos="1572"/>
+              </w:tabs>
+              <w:rPr>
+                <w:rFonts w:cstheme="minorHAnsi"/>
+                <w:b/>
+                <w:bCs/>
+                <w:color w:val="0D0D0D" w:themeColor="text1" w:themeTint="F2"/>
+                <w:sz w:val="32"/>
+                <w:szCs w:val="32"/>
+              </w:rPr>
+            </w:pPr>
+            <w:r>
+              <w:rPr>
+                <w:rFonts w:cstheme="minorHAnsi"/>
+                <w:b/>
+                <w:bCs/>
+                <w:color w:val="0D0D0D" w:themeColor="text1" w:themeTint="F2"/>
+                <w:sz w:val="32"/>
+                <w:szCs w:val="32"/>
+              </w:rPr>
+              <w:t>Competitive Environment</w:t>
+            </w:r>
+          </w:p>
+        </w:tc>
+        <w:tc>
+          <w:tcPr>
+            <w:tcW w:w="4788" w:type="dxa"/>
+          </w:tcPr>
+          <w:p>
+            <w:pPr>
+              <w:tabs>
+                <w:tab w:val="left" w:pos="1572"/>
+              </w:tabs>
+              <w:rPr>
+                <w:rFonts w:cstheme="minorHAnsi"/>
+                <w:color w:val="0D0D0D" w:themeColor="text1" w:themeTint="F2"/>
+                <w:sz w:val="32"/>
+                <w:szCs w:val="32"/>
+              </w:rPr>
+            </w:pPr>
+            <w:r>
+              <w:rPr>
+                <w:rFonts w:cstheme="minorHAnsi"/>
+                <w:color w:val="0D0D0D" w:themeColor="text1" w:themeTint="F2"/>
+                <w:sz w:val="32"/>
+                <w:szCs w:val="32"/>
+              </w:rPr>
+              <w:t>Who are your competitors? What makes you different from them? Are there any laws or rules you should know about?</w:t>
+            </w:r>
+          </w:p>
+        </w:tc>
+      </w:tr>
+      <w:tr>
+        <w:tc>
+          <w:tcPr>
+            <w:tcW w:w="4788" w:type="dxa"/>
+          </w:tcPr>
+          <w:p>
+            <w:pPr>
+              <w:tabs>
+                <w:tab w:val="left" w:pos="1572"/>
+              </w:tabs>
+              <w:rPr>
+                <w:rFonts w:cstheme="minorHAnsi"/>
+                <w:b/>
+                <w:bCs/>
+                <w:color w:val="0D0D0D" w:themeColor="text1" w:themeTint="F2"/>
+                <w:sz w:val="32"/>
+                <w:szCs w:val="32"/>
+              </w:rPr>
+            </w:pPr>
+            <w:r>
+              <w:rPr>
+                <w:rFonts w:cstheme="minorHAnsi"/>
+                <w:b/>
+                <w:bCs/>
+                <w:color w:val="0D0D0D" w:themeColor="text1" w:themeTint="F2"/>
+                <w:sz w:val="32"/>
+                <w:szCs w:val="32"/>
+              </w:rPr>
+              <w:t>Revenue &amp; Cost Model</w:t>
+            </w:r>
+          </w:p>
+        </w:tc>
+        <w:tc>
+          <w:tcPr>
+            <w:tcW w:w="4788" w:type="dxa"/>
+          </w:tcPr>
+          <w:p>
+            <w:pPr>
+              <w:tabs>
+                <w:tab w:val="left" w:pos="1572"/>
+              </w:tabs>
+              <w:rPr>
+                <w:rFonts w:cstheme="minorHAnsi"/>
+                <w:color w:val="0D0D0D" w:themeColor="text1" w:themeTint="F2"/>
+                <w:sz w:val="32"/>
+                <w:szCs w:val="32"/>
+              </w:rPr>
+            </w:pPr>
+            <w:r>
+              <w:rPr>
+                <w:rFonts w:cstheme="minorHAnsi"/>
+                <w:color w:val="0D0D0D" w:themeColor="text1" w:themeTint="F2"/>
+                <w:sz w:val="32"/>
+                <w:szCs w:val="32"/>
+              </w:rPr>
+              <w:t xml:space="preserve">How will you make money? What will your main costs be? Also, include a simple income </w:t>
+            </w:r>
+            <w:r>
+              <w:rPr>
+                <w:rFonts w:cstheme="minorHAnsi"/>
+                <w:color w:val="0D0D0D" w:themeColor="text1" w:themeTint="F2"/>
+                <w:sz w:val="32"/>
+                <w:szCs w:val="32"/>
+              </w:rPr>
+              <w:lastRenderedPageBreak/>
+              <w:t>statement</w:t>
+            </w:r>
+            <w:r>
+              <w:rPr>
+                <w:rFonts w:cstheme="minorHAnsi"/>
+                <w:color w:val="0D0D0D" w:themeColor="text1" w:themeTint="F2"/>
+                <w:sz w:val="32"/>
+                <w:szCs w:val="32"/>
+              </w:rPr>
+              <w:t>.</w:t>
+            </w:r>
+          </w:p>
+        </w:tc>
+      </w:tr>
+      <w:tr>
+        <w:tc>
+          <w:tcPr>
+            <w:tcW w:w="4788" w:type="dxa"/>
+          </w:tcPr>
+          <w:p>
+            <w:pPr>
+              <w:tabs>
+                <w:tab w:val="left" w:pos="1572"/>
+              </w:tabs>
+              <w:rPr>
+                <w:rFonts w:cstheme="minorHAnsi"/>
+                <w:b/>
+                <w:bCs/>
+                <w:color w:val="0D0D0D" w:themeColor="text1" w:themeTint="F2"/>
+                <w:sz w:val="32"/>
+                <w:szCs w:val="32"/>
+              </w:rPr>
+            </w:pPr>
+            <w:r>
+              <w:rPr>
+                <w:rFonts w:cstheme="minorHAnsi"/>
+                <w:b/>
+                <w:bCs/>
+                <w:color w:val="0D0D0D" w:themeColor="text1" w:themeTint="F2"/>
+                <w:sz w:val="32"/>
+                <w:szCs w:val="32"/>
+              </w:rPr>
+              <w:lastRenderedPageBreak/>
+              <w:t>Startup Requirements</w:t>
+            </w:r>
+          </w:p>
+        </w:tc>
+        <w:tc>
+          <w:tcPr>
+            <w:tcW w:w="4788" w:type="dxa"/>
+          </w:tcPr>
+          <w:tbl>
+            <w:tblPr>
+              <w:tblW w:w="0" w:type="auto"/>
+              <w:tblCellSpacing w:w="15" w:type="dxa"/>
+              <w:tblCellMar>
+                <w:top w:w="15" w:type="dxa"/>
+                <w:left w:w="15" w:type="dxa"/>
+                <w:bottom w:w="15" w:type="dxa"/>
+                <w:right w:w="15" w:type="dxa"/>
+              </w:tblCellMar>
+              <w:tblLook w:val="04A0" w:firstRow="1" w:lastRow="0" w:firstColumn="1" w:lastColumn="0" w:noHBand="0" w:noVBand="1"/>
+            </w:tblPr>
+            <w:tblGrid>
+              <w:gridCol w:w="96"/>
+            </w:tblGrid>
+            <w:tr>
+              <w:trPr>
+                <w:tblCellSpacing w:w="15" w:type="dxa"/>
+              </w:trPr>
+              <w:tc>
+                <w:tcPr>
+                  <w:tcW w:w="0" w:type="auto"/>
+                  <w:vAlign w:val="center"/>
+                  <w:hideMark/>
+                </w:tcPr>
+                <w:p>
+                  <w:pPr>
+                    <w:tabs>
+                      <w:tab w:val="left" w:pos="1572"/>
+                    </w:tabs>
+                    <w:spacing w:after="0" w:line="240" w:lineRule="auto"/>
+                    <w:rPr>
+                      <w:rFonts w:cstheme="minorHAnsi"/>
+                      <w:color w:val="0D0D0D" w:themeColor="text1" w:themeTint="F2"/>
+                      <w:sz w:val="32"/>
+                      <w:szCs w:val="32"/>
+                    </w:rPr>
+                  </w:pPr>
+                </w:p>
+              </w:tc>
+            </w:tr>
+          </w:tbl>
+          <w:p>
+            <w:pPr>
+              <w:tabs>
+                <w:tab w:val="left" w:pos="1572"/>
+              </w:tabs>
+              <w:rPr>
+                <w:rFonts w:cstheme="minorHAnsi"/>
+                <w:vanish/>
+                <w:color w:val="0D0D0D" w:themeColor="text1" w:themeTint="F2"/>
+                <w:sz w:val="32"/>
+                <w:szCs w:val="32"/>
+              </w:rPr>
+            </w:pPr>
+          </w:p>
+          <w:tbl>
+            <w:tblPr>
+              <w:tblW w:w="0" w:type="auto"/>
+              <w:tblCellSpacing w:w="15" w:type="dxa"/>
+              <w:tblCellMar>
+                <w:top w:w="15" w:type="dxa"/>
+                <w:left w:w="15" w:type="dxa"/>
+                <w:bottom w:w="15" w:type="dxa"/>
+                <w:right w:w="15" w:type="dxa"/>
+              </w:tblCellMar>
+              <w:tblLook w:val="04A0" w:firstRow="1" w:lastRow="0" w:firstColumn="1" w:lastColumn="0" w:noHBand="0" w:noVBand="1"/>
+            </w:tblPr>
+            <w:tblGrid>
+              <w:gridCol w:w="4572"/>
+            </w:tblGrid>
+            <w:tr>
+              <w:trPr>
+                <w:tblCellSpacing w:w="15" w:type="dxa"/>
+              </w:trPr>
+              <w:tc>
+                <w:tcPr>
+                  <w:tcW w:w="0" w:type="auto"/>
+                  <w:vAlign w:val="center"/>
+                  <w:hideMark/>
+                </w:tcPr>
+                <w:p>
+                  <w:pPr>
+                    <w:tabs>
+                      <w:tab w:val="left" w:pos="1572"/>
+                    </w:tabs>
+                    <w:spacing w:after="0" w:line="240" w:lineRule="auto"/>
+                    <w:rPr>
+                      <w:rFonts w:cstheme="minorHAnsi"/>
+                      <w:color w:val="0D0D0D" w:themeColor="text1" w:themeTint="F2"/>
+                      <w:sz w:val="32"/>
+                      <w:szCs w:val="32"/>
+                    </w:rPr>
+                  </w:pPr>
+                  <w:r>
+                    <w:rPr>
+                      <w:rFonts w:cstheme="minorHAnsi"/>
+                      <w:color w:val="0D0D0D" w:themeColor="text1" w:themeTint="F2"/>
+                      <w:sz w:val="32"/>
+                      <w:szCs w:val="32"/>
+                    </w:rPr>
+                    <w:t>What do you need to get started? What do you have and what do you still need?</w:t>
+                  </w:r>
+                </w:p>
+              </w:tc>
+            </w:tr>
+          </w:tbl>
+          <w:p>
+            <w:pPr>
+              <w:tabs>
+                <w:tab w:val="left" w:pos="1572"/>
+              </w:tabs>
+              <w:rPr>
+                <w:rFonts w:cstheme="minorHAnsi"/>
+                <w:color w:val="0D0D0D" w:themeColor="text1" w:themeTint="F2"/>
+                <w:sz w:val="32"/>
+                <w:szCs w:val="32"/>
+              </w:rPr>
+            </w:pPr>
+          </w:p>
+        </w:tc>
+      </w:tr>
+      <w:tr>
+        <w:tc>
+          <w:tcPr>
+            <w:tcW w:w="4788" w:type="dxa"/>
+          </w:tcPr>
+          <w:p>
+            <w:pPr>
+              <w:tabs>
+                <w:tab w:val="left" w:pos="1572"/>
+              </w:tabs>
+              <w:rPr>
+                <w:rFonts w:cstheme="minorHAnsi"/>
+                <w:b/>
+                <w:bCs/>
+                <w:color w:val="0D0D0D" w:themeColor="text1" w:themeTint="F2"/>
+                <w:sz w:val="32"/>
+                <w:szCs w:val="32"/>
+              </w:rPr>
+            </w:pPr>
+            <w:r>
+              <w:rPr>
+                <w:rFonts w:cstheme="minorHAnsi"/>
+                <w:b/>
+                <w:bCs/>
+                <w:color w:val="0D0D0D" w:themeColor="text1" w:themeTint="F2"/>
+                <w:sz w:val="32"/>
+                <w:szCs w:val="32"/>
+              </w:rPr>
+              <w:t>Team</w:t>
+            </w:r>
+          </w:p>
+        </w:tc>
+        <w:tc>
+          <w:tcPr>
+            <w:tcW w:w="4788" w:type="dxa"/>
+          </w:tcPr>
+          <w:p>
+            <w:pPr>
+              <w:tabs>
+                <w:tab w:val="left" w:pos="1572"/>
+              </w:tabs>
+              <w:rPr>
+                <w:rFonts w:cstheme="minorHAnsi"/>
+                <w:color w:val="0D0D0D" w:themeColor="text1" w:themeTint="F2"/>
+                <w:sz w:val="32"/>
+                <w:szCs w:val="32"/>
+              </w:rPr>
+            </w:pPr>
+            <w:r>
+              <w:rPr>
+                <w:rFonts w:cstheme="minorHAnsi"/>
+                <w:color w:val="0D0D0D" w:themeColor="text1" w:themeTint="F2"/>
+                <w:sz w:val="32"/>
+                <w:szCs w:val="32"/>
+              </w:rPr>
+              <w:t>Who is on your team? Do they have the right skills for the business?</w:t>
+            </w:r>
+          </w:p>
+        </w:tc>
+      </w:tr>
+      <w:tr>
+        <w:tc>
+          <w:tcPr>
+            <w:tcW w:w="4788" w:type="dxa"/>
+          </w:tcPr>
+          <w:p>
+            <w:pPr>
+              <w:tabs>
+                <w:tab w:val="left" w:pos="1572"/>
+              </w:tabs>
+              <w:rPr>
+                <w:rFonts w:cstheme="minorHAnsi"/>
+                <w:b/>
+                <w:bCs/>
+                <w:color w:val="0D0D0D" w:themeColor="text1" w:themeTint="F2"/>
+                <w:sz w:val="32"/>
+                <w:szCs w:val="32"/>
+              </w:rPr>
+            </w:pPr>
+            <w:r>
+              <w:rPr>
+                <w:rFonts w:cstheme="minorHAnsi"/>
+                <w:b/>
+                <w:bCs/>
+                <w:color w:val="0D0D0D" w:themeColor="text1" w:themeTint="F2"/>
+                <w:sz w:val="32"/>
+                <w:szCs w:val="32"/>
+              </w:rPr>
+              <w:t>Decision</w:t>
+            </w:r>
+          </w:p>
+        </w:tc>
+        <w:tc>
+          <w:tcPr>
+            <w:tcW w:w="4788" w:type="dxa"/>
+          </w:tcPr>
+          <w:p>
+            <w:pPr>
+              <w:tabs>
+                <w:tab w:val="left" w:pos="1572"/>
+              </w:tabs>
+              <w:rPr>
+                <w:rFonts w:cstheme="minorHAnsi"/>
+                <w:color w:val="0D0D0D" w:themeColor="text1" w:themeTint="F2"/>
+                <w:sz w:val="32"/>
+                <w:szCs w:val="32"/>
+              </w:rPr>
+            </w:pPr>
+            <w:r>
+              <w:rPr>
+                <w:rFonts w:cstheme="minorHAnsi"/>
+                <w:color w:val="0D0D0D" w:themeColor="text1" w:themeTint="F2"/>
+                <w:sz w:val="32"/>
+                <w:szCs w:val="32"/>
+              </w:rPr>
+              <w:t>After looking at everything above, should you move forward with the business? Why or why not?</w:t>
+            </w:r>
+          </w:p>
+        </w:tc>
+      </w:tr>
+    </w:tbl>
     <w:p>
       <w:pPr>
         <w:tabs>
@@ -17770,49 +18909,32 @@
           <w:szCs w:val="36"/>
         </w:rPr>
       </w:pPr>
-      <w:r>
-        <w:rPr>
-          <w:rFonts w:cstheme="minorHAnsi"/>
+    </w:p>
+    <w:p>
+      <w:pPr>
+        <w:tabs>
+          <w:tab w:val="left" w:pos="1572"/>
+        </w:tabs>
+        <w:jc w:val="center"/>
+        <w:rPr>
+          <w:rFonts w:ascii="Times New Roman" w:hAnsi="Times New Roman" w:cs="Times New Roman"/>
+          <w:b/>
+          <w:bCs/>
+          <w:color w:val="365F91" w:themeColor="accent1" w:themeShade="BF"/>
           <w:sz w:val="36"/>
           <w:szCs w:val="36"/>
         </w:rPr>
-        <w:t xml:space="preserve">A feasibility study helps you </w:t>
-      </w:r>
-      <w:r>
-        <w:rPr>
-          <w:rFonts w:cstheme="minorHAnsi"/>
-          <w:b/>
-          <w:bCs/>
+      </w:pPr>
+      <w:r>
+        <w:rPr>
+          <w:rFonts w:ascii="Times New Roman" w:hAnsi="Times New Roman" w:cs="Times New Roman"/>
+          <w:b/>
+          <w:bCs/>
+          <w:color w:val="365F91" w:themeColor="accent1" w:themeShade="BF"/>
           <w:sz w:val="36"/>
           <w:szCs w:val="36"/>
         </w:rPr>
-        <w:t>reduce uncertainty</w:t>
-      </w:r>
-      <w:r>
-        <w:rPr>
-          <w:rFonts w:cstheme="minorHAnsi"/>
-          <w:sz w:val="36"/>
-          <w:szCs w:val="36"/>
-        </w:rPr>
-        <w:t xml:space="preserve"> and make confident decisions about your business idea. It gives you a clear understanding of what’s possible, what might be difficult, and whether your idea deserves more time and effort. Whether your decision is </w:t>
-      </w:r>
-      <w:r>
-        <w:rPr>
-          <w:rFonts w:cstheme="minorHAnsi"/>
-          <w:b/>
-          <w:bCs/>
-          <w:sz w:val="36"/>
-          <w:szCs w:val="36"/>
-        </w:rPr>
-        <w:t>Go or No-Go</w:t>
-      </w:r>
-      <w:r>
-        <w:rPr>
-          <w:rFonts w:cstheme="minorHAnsi"/>
-          <w:sz w:val="36"/>
-          <w:szCs w:val="36"/>
-        </w:rPr>
-        <w:t>, the study helps you move forward wisely.</w:t>
+        <w:t>Business Plan</w:t>
       </w:r>
     </w:p>
     <w:p>
@@ -17821,9 +18943,884 @@
           <w:tab w:val="left" w:pos="1572"/>
         </w:tabs>
         <w:rPr>
-          <w:rFonts w:cstheme="minorHAnsi"/>
-          <w:sz w:val="36"/>
-          <w:szCs w:val="36"/>
+          <w:rFonts w:ascii="Times New Roman" w:hAnsi="Times New Roman" w:cs="Times New Roman"/>
+          <w:b/>
+          <w:bCs/>
+          <w:color w:val="365F91" w:themeColor="accent1" w:themeShade="BF"/>
+          <w:sz w:val="32"/>
+          <w:szCs w:val="32"/>
+        </w:rPr>
+      </w:pPr>
+      <w:r>
+        <w:rPr>
+          <w:rFonts w:ascii="Times New Roman" w:hAnsi="Times New Roman" w:cs="Times New Roman"/>
+          <w:b/>
+          <w:bCs/>
+          <w:color w:val="365F91" w:themeColor="accent1" w:themeShade="BF"/>
+          <w:sz w:val="32"/>
+          <w:szCs w:val="32"/>
+        </w:rPr>
+        <w:t>What Is a Business Plan?</w:t>
+      </w:r>
+    </w:p>
+    <w:p>
+      <w:pPr>
+        <w:tabs>
+          <w:tab w:val="left" w:pos="1572"/>
+        </w:tabs>
+        <w:rPr>
+          <w:rFonts w:cstheme="minorHAnsi"/>
+          <w:color w:val="0D0D0D" w:themeColor="text1" w:themeTint="F2"/>
+          <w:sz w:val="32"/>
+          <w:szCs w:val="32"/>
+        </w:rPr>
+      </w:pPr>
+      <w:r>
+        <w:rPr>
+          <w:rFonts w:cstheme="minorHAnsi"/>
+          <w:color w:val="0D0D0D" w:themeColor="text1" w:themeTint="F2"/>
+          <w:sz w:val="32"/>
+          <w:szCs w:val="32"/>
+        </w:rPr>
+        <w:t>A business plan is a formal document that explains what your business is, what you want to achieve, and how you plan to do it. It includes important details like your company background, goals, and financial plans. You can think of it as a guide to help you build and grow your business.</w:t>
+      </w:r>
+    </w:p>
+    <w:p>
+      <w:pPr>
+        <w:tabs>
+          <w:tab w:val="left" w:pos="1572"/>
+        </w:tabs>
+        <w:rPr>
+          <w:rFonts w:cstheme="minorHAnsi"/>
+          <w:color w:val="0D0D0D" w:themeColor="text1" w:themeTint="F2"/>
+          <w:sz w:val="32"/>
+          <w:szCs w:val="32"/>
+        </w:rPr>
+      </w:pPr>
+      <w:r>
+        <w:rPr>
+          <w:rFonts w:cstheme="minorHAnsi"/>
+          <w:color w:val="0D0D0D" w:themeColor="text1" w:themeTint="F2"/>
+          <w:sz w:val="32"/>
+          <w:szCs w:val="32"/>
+        </w:rPr>
+        <w:t>W</w:t>
+      </w:r>
+      <w:r>
+        <w:rPr>
+          <w:rFonts w:cstheme="minorHAnsi"/>
+          <w:color w:val="0D0D0D" w:themeColor="text1" w:themeTint="F2"/>
+          <w:sz w:val="32"/>
+          <w:szCs w:val="32"/>
+        </w:rPr>
+        <w:t>e learned that a business plan supports your business model. It lays out the steps you need to take to reach your goals. While pitch decks are now more popular for presenting ideas quickly, traditional investors and banks still prefer a full business plan. They want to see that you've put serious thought and research into your business.</w:t>
+      </w:r>
+    </w:p>
+    <w:p>
+      <w:pPr>
+        <w:tabs>
+          <w:tab w:val="left" w:pos="1572"/>
+        </w:tabs>
+        <w:rPr>
+          <w:rFonts w:ascii="Times New Roman" w:hAnsi="Times New Roman" w:cs="Times New Roman"/>
+          <w:b/>
+          <w:bCs/>
+          <w:color w:val="0D0D0D" w:themeColor="text1" w:themeTint="F2"/>
+          <w:sz w:val="32"/>
+          <w:szCs w:val="32"/>
+          <w:u w:val="single"/>
+        </w:rPr>
+      </w:pPr>
+      <w:r>
+        <w:rPr>
+          <w:rFonts w:ascii="Times New Roman" w:hAnsi="Times New Roman" w:cs="Times New Roman"/>
+          <w:b/>
+          <w:bCs/>
+          <w:color w:val="0D0D0D" w:themeColor="text1" w:themeTint="F2"/>
+          <w:sz w:val="32"/>
+          <w:szCs w:val="32"/>
+          <w:u w:val="single"/>
+        </w:rPr>
+        <w:t>Why Business Plans Are Still Important</w:t>
+      </w:r>
+    </w:p>
+    <w:p>
+      <w:pPr>
+        <w:tabs>
+          <w:tab w:val="left" w:pos="1572"/>
+        </w:tabs>
+        <w:rPr>
+          <w:rFonts w:cstheme="minorHAnsi"/>
+          <w:color w:val="0D0D0D" w:themeColor="text1" w:themeTint="F2"/>
+          <w:sz w:val="32"/>
+          <w:szCs w:val="32"/>
+        </w:rPr>
+      </w:pPr>
+      <w:r>
+        <w:rPr>
+          <w:rFonts w:cstheme="minorHAnsi"/>
+          <w:color w:val="0D0D0D" w:themeColor="text1" w:themeTint="F2"/>
+          <w:sz w:val="32"/>
+          <w:szCs w:val="32"/>
+        </w:rPr>
+        <w:t xml:space="preserve">Even though pitch decks are common, a business plan is still useful in some situations. Banks, lenders, and some investors want to see a </w:t>
+      </w:r>
+      <w:r>
+        <w:rPr>
+          <w:rFonts w:cstheme="minorHAnsi"/>
+          <w:color w:val="0D0D0D" w:themeColor="text1" w:themeTint="F2"/>
+          <w:sz w:val="32"/>
+          <w:szCs w:val="32"/>
+        </w:rPr>
+        <w:lastRenderedPageBreak/>
+        <w:t>detailed plan before giving you money. It shows them that you're prepared and know what you're doing.</w:t>
+      </w:r>
+    </w:p>
+    <w:p>
+      <w:pPr>
+        <w:tabs>
+          <w:tab w:val="left" w:pos="1572"/>
+        </w:tabs>
+        <w:rPr>
+          <w:rFonts w:cstheme="minorHAnsi"/>
+          <w:color w:val="0D0D0D" w:themeColor="text1" w:themeTint="F2"/>
+          <w:sz w:val="32"/>
+          <w:szCs w:val="32"/>
+        </w:rPr>
+      </w:pPr>
+      <w:r>
+        <w:rPr>
+          <w:rFonts w:cstheme="minorHAnsi"/>
+          <w:color w:val="0D0D0D" w:themeColor="text1" w:themeTint="F2"/>
+          <w:sz w:val="32"/>
+          <w:szCs w:val="32"/>
+        </w:rPr>
+        <w:t>However, it’s important to remember that things don’t always go as planned. A business plan should be flexible, because you’ll likely need to change it as you learn more and face real-world challenges. Many entrepreneurs struggle when things don’t follow the plan, so it helps to stay open-minde</w:t>
+      </w:r>
+      <w:r>
+        <w:rPr>
+          <w:rFonts w:cstheme="minorHAnsi"/>
+          <w:color w:val="0D0D0D" w:themeColor="text1" w:themeTint="F2"/>
+          <w:sz w:val="32"/>
+          <w:szCs w:val="32"/>
+        </w:rPr>
+        <w:t>d.</w:t>
+      </w:r>
+    </w:p>
+    <w:p>
+      <w:pPr>
+        <w:tabs>
+          <w:tab w:val="left" w:pos="1572"/>
+        </w:tabs>
+        <w:rPr>
+          <w:rFonts w:ascii="Times New Roman" w:hAnsi="Times New Roman" w:cs="Times New Roman"/>
+          <w:b/>
+          <w:bCs/>
+          <w:color w:val="0D0D0D" w:themeColor="text1" w:themeTint="F2"/>
+          <w:sz w:val="32"/>
+          <w:szCs w:val="32"/>
+          <w:u w:val="single"/>
+        </w:rPr>
+      </w:pPr>
+      <w:r>
+        <w:rPr>
+          <w:rFonts w:ascii="Times New Roman" w:hAnsi="Times New Roman" w:cs="Times New Roman"/>
+          <w:b/>
+          <w:bCs/>
+          <w:color w:val="0D0D0D" w:themeColor="text1" w:themeTint="F2"/>
+          <w:sz w:val="32"/>
+          <w:szCs w:val="32"/>
+          <w:u w:val="single"/>
+        </w:rPr>
+        <w:t>Length and Structure</w:t>
+      </w:r>
+    </w:p>
+    <w:p>
+      <w:pPr>
+        <w:tabs>
+          <w:tab w:val="left" w:pos="1572"/>
+        </w:tabs>
+        <w:rPr>
+          <w:rFonts w:cstheme="minorHAnsi"/>
+          <w:color w:val="0D0D0D" w:themeColor="text1" w:themeTint="F2"/>
+          <w:sz w:val="32"/>
+          <w:szCs w:val="32"/>
+        </w:rPr>
+      </w:pPr>
+      <w:r>
+        <w:rPr>
+          <w:rFonts w:cstheme="minorHAnsi"/>
+          <w:color w:val="0D0D0D" w:themeColor="text1" w:themeTint="F2"/>
+          <w:sz w:val="32"/>
+          <w:szCs w:val="32"/>
+        </w:rPr>
+        <w:t xml:space="preserve">A traditional business plan is usually between </w:t>
+      </w:r>
+      <w:r>
+        <w:rPr>
+          <w:rFonts w:cstheme="minorHAnsi"/>
+          <w:b/>
+          <w:bCs/>
+          <w:color w:val="0D0D0D" w:themeColor="text1" w:themeTint="F2"/>
+          <w:sz w:val="32"/>
+          <w:szCs w:val="32"/>
+        </w:rPr>
+        <w:t>20 to 40 pages long</w:t>
+      </w:r>
+      <w:r>
+        <w:rPr>
+          <w:rFonts w:cstheme="minorHAnsi"/>
+          <w:color w:val="0D0D0D" w:themeColor="text1" w:themeTint="F2"/>
+          <w:sz w:val="32"/>
+          <w:szCs w:val="32"/>
+        </w:rPr>
+        <w:t xml:space="preserve">, plus extra pages for financial reports and appendices. It includes your company’s </w:t>
+      </w:r>
+      <w:r>
+        <w:rPr>
+          <w:rFonts w:cstheme="minorHAnsi"/>
+          <w:b/>
+          <w:bCs/>
+          <w:color w:val="0D0D0D" w:themeColor="text1" w:themeTint="F2"/>
+          <w:sz w:val="32"/>
+          <w:szCs w:val="32"/>
+        </w:rPr>
+        <w:t>mission, strategy, goals, and financial forecasts</w:t>
+      </w:r>
+      <w:r>
+        <w:rPr>
+          <w:rFonts w:cstheme="minorHAnsi"/>
+          <w:color w:val="0D0D0D" w:themeColor="text1" w:themeTint="F2"/>
+          <w:sz w:val="32"/>
+          <w:szCs w:val="32"/>
+        </w:rPr>
+        <w:t xml:space="preserve"> (like how much money you expect to earn or spend in five years).</w:t>
+      </w:r>
+    </w:p>
+    <w:p>
+      <w:pPr>
+        <w:tabs>
+          <w:tab w:val="left" w:pos="1572"/>
+        </w:tabs>
+        <w:rPr>
+          <w:rFonts w:cstheme="minorHAnsi"/>
+          <w:color w:val="0D0D0D" w:themeColor="text1" w:themeTint="F2"/>
+          <w:sz w:val="32"/>
+          <w:szCs w:val="32"/>
+        </w:rPr>
+      </w:pPr>
+      <w:r>
+        <w:rPr>
+          <w:rFonts w:cstheme="minorHAnsi"/>
+          <w:color w:val="0D0D0D" w:themeColor="text1" w:themeTint="F2"/>
+          <w:sz w:val="32"/>
+          <w:szCs w:val="32"/>
+        </w:rPr>
+        <w:t xml:space="preserve">The business plan is usually divided into </w:t>
+      </w:r>
+      <w:r>
+        <w:rPr>
+          <w:rFonts w:cstheme="minorHAnsi"/>
+          <w:b/>
+          <w:bCs/>
+          <w:color w:val="0D0D0D" w:themeColor="text1" w:themeTint="F2"/>
+          <w:sz w:val="32"/>
+          <w:szCs w:val="32"/>
+        </w:rPr>
+        <w:t>three main parts</w:t>
+      </w:r>
+      <w:r>
+        <w:rPr>
+          <w:rFonts w:cstheme="minorHAnsi"/>
+          <w:color w:val="0D0D0D" w:themeColor="text1" w:themeTint="F2"/>
+          <w:sz w:val="32"/>
+          <w:szCs w:val="32"/>
+        </w:rPr>
+        <w:t>:</w:t>
+      </w:r>
+    </w:p>
+    <w:p>
+      <w:pPr>
+        <w:numPr>
+          <w:ilvl w:val="0"/>
+          <w:numId w:val="98"/>
+        </w:numPr>
+        <w:tabs>
+          <w:tab w:val="left" w:pos="1572"/>
+        </w:tabs>
+        <w:rPr>
+          <w:rFonts w:cstheme="minorHAnsi"/>
+          <w:color w:val="0D0D0D" w:themeColor="text1" w:themeTint="F2"/>
+          <w:sz w:val="32"/>
+          <w:szCs w:val="32"/>
+        </w:rPr>
+      </w:pPr>
+      <w:r>
+        <w:rPr>
+          <w:rFonts w:cstheme="minorHAnsi"/>
+          <w:b/>
+          <w:bCs/>
+          <w:color w:val="0D0D0D" w:themeColor="text1" w:themeTint="F2"/>
+          <w:sz w:val="32"/>
+          <w:szCs w:val="32"/>
+        </w:rPr>
+        <w:t>Business Concept</w:t>
+      </w:r>
+      <w:r>
+        <w:rPr>
+          <w:rFonts w:cstheme="minorHAnsi"/>
+          <w:color w:val="0D0D0D" w:themeColor="text1" w:themeTint="F2"/>
+          <w:sz w:val="32"/>
+          <w:szCs w:val="32"/>
+        </w:rPr>
+        <w:t xml:space="preserve"> – This section explains what your business is about. It includes the industry you're in, your business structure, your products or services, and how you plan to succeed.</w:t>
+      </w:r>
+    </w:p>
+    <w:p>
+      <w:pPr>
+        <w:numPr>
+          <w:ilvl w:val="0"/>
+          <w:numId w:val="98"/>
+        </w:numPr>
+        <w:tabs>
+          <w:tab w:val="left" w:pos="1572"/>
+        </w:tabs>
+        <w:rPr>
+          <w:rFonts w:cstheme="minorHAnsi"/>
+          <w:color w:val="0D0D0D" w:themeColor="text1" w:themeTint="F2"/>
+          <w:sz w:val="32"/>
+          <w:szCs w:val="32"/>
+        </w:rPr>
+      </w:pPr>
+      <w:r>
+        <w:rPr>
+          <w:rFonts w:cstheme="minorHAnsi"/>
+          <w:b/>
+          <w:bCs/>
+          <w:color w:val="0D0D0D" w:themeColor="text1" w:themeTint="F2"/>
+          <w:sz w:val="32"/>
+          <w:szCs w:val="32"/>
+        </w:rPr>
+        <w:t>Market Information</w:t>
+      </w:r>
+      <w:r>
+        <w:rPr>
+          <w:rFonts w:cstheme="minorHAnsi"/>
+          <w:color w:val="0D0D0D" w:themeColor="text1" w:themeTint="F2"/>
+          <w:sz w:val="32"/>
+          <w:szCs w:val="32"/>
+        </w:rPr>
+        <w:t xml:space="preserve"> – This part talks about your potential customers and competitors. It shows who you’re selling to and how your business fits into the market.</w:t>
+      </w:r>
+    </w:p>
+    <w:p>
+      <w:pPr>
+        <w:numPr>
+          <w:ilvl w:val="0"/>
+          <w:numId w:val="98"/>
+        </w:numPr>
+        <w:tabs>
+          <w:tab w:val="left" w:pos="1572"/>
+        </w:tabs>
+        <w:rPr>
+          <w:rFonts w:cstheme="minorHAnsi"/>
+          <w:color w:val="0D0D0D" w:themeColor="text1" w:themeTint="F2"/>
+          <w:sz w:val="32"/>
+          <w:szCs w:val="32"/>
+        </w:rPr>
+      </w:pPr>
+      <w:r>
+        <w:rPr>
+          <w:rFonts w:cstheme="minorHAnsi"/>
+          <w:b/>
+          <w:bCs/>
+          <w:color w:val="0D0D0D" w:themeColor="text1" w:themeTint="F2"/>
+          <w:sz w:val="32"/>
+          <w:szCs w:val="32"/>
+        </w:rPr>
+        <w:t>Operations and Planning</w:t>
+      </w:r>
+      <w:r>
+        <w:rPr>
+          <w:rFonts w:cstheme="minorHAnsi"/>
+          <w:color w:val="0D0D0D" w:themeColor="text1" w:themeTint="F2"/>
+          <w:sz w:val="32"/>
+          <w:szCs w:val="32"/>
+        </w:rPr>
+        <w:t xml:space="preserve"> – Here, you describe how you will build, manage, and run your business. It includes how things will be organized, who will be in charge, and how the work will get done.</w:t>
+      </w:r>
+    </w:p>
+    <w:p>
+      <w:pPr>
+        <w:tabs>
+          <w:tab w:val="left" w:pos="1572"/>
+        </w:tabs>
+        <w:rPr>
+          <w:rFonts w:cstheme="minorHAnsi"/>
+          <w:color w:val="0D0D0D" w:themeColor="text1" w:themeTint="F2"/>
+          <w:sz w:val="32"/>
+          <w:szCs w:val="32"/>
+        </w:rPr>
+      </w:pPr>
+      <w:r>
+        <w:rPr>
+          <w:rFonts w:cstheme="minorHAnsi"/>
+          <w:color w:val="0D0D0D" w:themeColor="text1" w:themeTint="F2"/>
+          <w:sz w:val="32"/>
+          <w:szCs w:val="32"/>
+        </w:rPr>
+        <w:t xml:space="preserve">The final part of the plan is the </w:t>
+      </w:r>
+      <w:r>
+        <w:rPr>
+          <w:rFonts w:cstheme="minorHAnsi"/>
+          <w:b/>
+          <w:bCs/>
+          <w:color w:val="0D0D0D" w:themeColor="text1" w:themeTint="F2"/>
+          <w:sz w:val="32"/>
+          <w:szCs w:val="32"/>
+        </w:rPr>
+        <w:t>financial section</w:t>
+      </w:r>
+      <w:r>
+        <w:rPr>
+          <w:rFonts w:cstheme="minorHAnsi"/>
+          <w:color w:val="0D0D0D" w:themeColor="text1" w:themeTint="F2"/>
+          <w:sz w:val="32"/>
+          <w:szCs w:val="32"/>
+        </w:rPr>
+        <w:t>, which shows your income, cash flow, balance sheets, and future financial goals. It helps readers understand whether your business idea can make money.</w:t>
+      </w:r>
+    </w:p>
+    <w:p>
+      <w:pPr>
+        <w:tabs>
+          <w:tab w:val="left" w:pos="1572"/>
+        </w:tabs>
+        <w:rPr>
+          <w:rFonts w:ascii="Times New Roman" w:hAnsi="Times New Roman" w:cs="Times New Roman"/>
+          <w:b/>
+          <w:bCs/>
+          <w:color w:val="0D0D0D" w:themeColor="text1" w:themeTint="F2"/>
+          <w:sz w:val="32"/>
+          <w:szCs w:val="32"/>
+          <w:u w:val="single"/>
+        </w:rPr>
+      </w:pPr>
+      <w:r>
+        <w:rPr>
+          <w:rFonts w:ascii="Times New Roman" w:hAnsi="Times New Roman" w:cs="Times New Roman"/>
+          <w:b/>
+          <w:bCs/>
+          <w:color w:val="0D0D0D" w:themeColor="text1" w:themeTint="F2"/>
+          <w:sz w:val="32"/>
+          <w:szCs w:val="32"/>
+          <w:u w:val="single"/>
+        </w:rPr>
+        <w:lastRenderedPageBreak/>
+        <w:t>When to Write a Business Plan</w:t>
+      </w:r>
+    </w:p>
+    <w:p>
+      <w:pPr>
+        <w:tabs>
+          <w:tab w:val="left" w:pos="1572"/>
+        </w:tabs>
+        <w:rPr>
+          <w:rFonts w:cstheme="minorHAnsi"/>
+          <w:color w:val="0D0D0D" w:themeColor="text1" w:themeTint="F2"/>
+          <w:sz w:val="32"/>
+          <w:szCs w:val="32"/>
+        </w:rPr>
+      </w:pPr>
+      <w:r>
+        <w:rPr>
+          <w:rFonts w:cstheme="minorHAnsi"/>
+          <w:color w:val="0D0D0D" w:themeColor="text1" w:themeTint="F2"/>
+          <w:sz w:val="32"/>
+          <w:szCs w:val="32"/>
+        </w:rPr>
+        <w:t>For startups, writing a detailed business plan too early can be hard. Startups don’t have much past data to work with, and many things are still unknown. That’s why early-stage startups often use pitch decks and simple plans at first.</w:t>
+      </w:r>
+    </w:p>
+    <w:p>
+      <w:pPr>
+        <w:tabs>
+          <w:tab w:val="left" w:pos="1572"/>
+        </w:tabs>
+        <w:rPr>
+          <w:rFonts w:cstheme="minorHAnsi"/>
+          <w:color w:val="0D0D0D" w:themeColor="text1" w:themeTint="F2"/>
+          <w:sz w:val="32"/>
+          <w:szCs w:val="32"/>
+        </w:rPr>
+      </w:pPr>
+      <w:r>
+        <w:rPr>
+          <w:rFonts w:cstheme="minorHAnsi"/>
+          <w:color w:val="0D0D0D" w:themeColor="text1" w:themeTint="F2"/>
+          <w:sz w:val="32"/>
+          <w:szCs w:val="32"/>
+        </w:rPr>
+        <w:t xml:space="preserve">But once the business grows and wants </w:t>
+      </w:r>
+      <w:r>
+        <w:rPr>
+          <w:rFonts w:cstheme="minorHAnsi"/>
+          <w:b/>
+          <w:bCs/>
+          <w:color w:val="0D0D0D" w:themeColor="text1" w:themeTint="F2"/>
+          <w:sz w:val="32"/>
+          <w:szCs w:val="32"/>
+        </w:rPr>
+        <w:t>more funding</w:t>
+      </w:r>
+      <w:r>
+        <w:rPr>
+          <w:rFonts w:cstheme="minorHAnsi"/>
+          <w:color w:val="0D0D0D" w:themeColor="text1" w:themeTint="F2"/>
+          <w:sz w:val="32"/>
+          <w:szCs w:val="32"/>
+        </w:rPr>
+        <w:t>, a full business plan becomes more necessary. Bigger investors and banks usually expect to see it at that stage.</w:t>
+      </w:r>
+    </w:p>
+    <w:p>
+      <w:pPr>
+        <w:tabs>
+          <w:tab w:val="left" w:pos="1572"/>
+        </w:tabs>
+        <w:rPr>
+          <w:rFonts w:cstheme="minorHAnsi"/>
+          <w:color w:val="0D0D0D" w:themeColor="text1" w:themeTint="F2"/>
+          <w:sz w:val="32"/>
+          <w:szCs w:val="32"/>
+        </w:rPr>
+      </w:pPr>
+      <w:r>
+        <w:rPr>
+          <w:rFonts w:cstheme="minorHAnsi"/>
+          <w:color w:val="0D0D0D" w:themeColor="text1" w:themeTint="F2"/>
+          <w:sz w:val="32"/>
+          <w:szCs w:val="32"/>
+        </w:rPr>
+        <w:t xml:space="preserve">In the process of starting a business, the </w:t>
+      </w:r>
+      <w:r>
+        <w:rPr>
+          <w:rFonts w:cstheme="minorHAnsi"/>
+          <w:b/>
+          <w:bCs/>
+          <w:color w:val="0D0D0D" w:themeColor="text1" w:themeTint="F2"/>
+          <w:sz w:val="32"/>
+          <w:szCs w:val="32"/>
+        </w:rPr>
+        <w:t>business plan</w:t>
+      </w:r>
+      <w:r>
+        <w:rPr>
+          <w:rFonts w:cstheme="minorHAnsi"/>
+          <w:color w:val="0D0D0D" w:themeColor="text1" w:themeTint="F2"/>
+          <w:sz w:val="32"/>
+          <w:szCs w:val="32"/>
+        </w:rPr>
+        <w:t xml:space="preserve"> is written </w:t>
+      </w:r>
+      <w:r>
+        <w:rPr>
+          <w:rFonts w:cstheme="minorHAnsi"/>
+          <w:b/>
+          <w:bCs/>
+          <w:color w:val="0D0D0D" w:themeColor="text1" w:themeTint="F2"/>
+          <w:sz w:val="32"/>
+          <w:szCs w:val="32"/>
+        </w:rPr>
+        <w:t>after</w:t>
+      </w:r>
+      <w:r>
+        <w:rPr>
+          <w:rFonts w:cstheme="minorHAnsi"/>
+          <w:color w:val="0D0D0D" w:themeColor="text1" w:themeTint="F2"/>
+          <w:sz w:val="32"/>
+          <w:szCs w:val="32"/>
+        </w:rPr>
+        <w:t xml:space="preserve"> several important steps:</w:t>
+      </w:r>
+    </w:p>
+    <w:p>
+      <w:pPr>
+        <w:numPr>
+          <w:ilvl w:val="0"/>
+          <w:numId w:val="99"/>
+        </w:numPr>
+        <w:tabs>
+          <w:tab w:val="left" w:pos="1572"/>
+        </w:tabs>
+        <w:rPr>
+          <w:rFonts w:cstheme="minorHAnsi"/>
+          <w:color w:val="0D0D0D" w:themeColor="text1" w:themeTint="F2"/>
+          <w:sz w:val="32"/>
+          <w:szCs w:val="32"/>
+        </w:rPr>
+      </w:pPr>
+      <w:r>
+        <w:rPr>
+          <w:rFonts w:cstheme="minorHAnsi"/>
+          <w:b/>
+          <w:bCs/>
+          <w:color w:val="0D0D0D" w:themeColor="text1" w:themeTint="F2"/>
+          <w:sz w:val="32"/>
+          <w:szCs w:val="32"/>
+        </w:rPr>
+        <w:t>Idea Generation</w:t>
+      </w:r>
+      <w:r>
+        <w:rPr>
+          <w:rFonts w:cstheme="minorHAnsi"/>
+          <w:color w:val="0D0D0D" w:themeColor="text1" w:themeTint="F2"/>
+          <w:sz w:val="32"/>
+          <w:szCs w:val="32"/>
+        </w:rPr>
+        <w:t xml:space="preserve"> – You come up with your business idea.</w:t>
+      </w:r>
+    </w:p>
+    <w:p>
+      <w:pPr>
+        <w:numPr>
+          <w:ilvl w:val="0"/>
+          <w:numId w:val="99"/>
+        </w:numPr>
+        <w:tabs>
+          <w:tab w:val="left" w:pos="1572"/>
+        </w:tabs>
+        <w:rPr>
+          <w:rFonts w:cstheme="minorHAnsi"/>
+          <w:color w:val="0D0D0D" w:themeColor="text1" w:themeTint="F2"/>
+          <w:sz w:val="32"/>
+          <w:szCs w:val="32"/>
+        </w:rPr>
+      </w:pPr>
+      <w:r>
+        <w:rPr>
+          <w:rFonts w:cstheme="minorHAnsi"/>
+          <w:b/>
+          <w:bCs/>
+          <w:color w:val="0D0D0D" w:themeColor="text1" w:themeTint="F2"/>
+          <w:sz w:val="32"/>
+          <w:szCs w:val="32"/>
+        </w:rPr>
+        <w:t>Business Model Canvas</w:t>
+      </w:r>
+      <w:r>
+        <w:rPr>
+          <w:rFonts w:cstheme="minorHAnsi"/>
+          <w:color w:val="0D0D0D" w:themeColor="text1" w:themeTint="F2"/>
+          <w:sz w:val="32"/>
+          <w:szCs w:val="32"/>
+        </w:rPr>
+        <w:t xml:space="preserve"> – You sketch out how your business will work.</w:t>
+      </w:r>
+    </w:p>
+    <w:p>
+      <w:pPr>
+        <w:numPr>
+          <w:ilvl w:val="0"/>
+          <w:numId w:val="99"/>
+        </w:numPr>
+        <w:tabs>
+          <w:tab w:val="left" w:pos="1572"/>
+        </w:tabs>
+        <w:rPr>
+          <w:rFonts w:cstheme="minorHAnsi"/>
+          <w:color w:val="0D0D0D" w:themeColor="text1" w:themeTint="F2"/>
+          <w:sz w:val="32"/>
+          <w:szCs w:val="32"/>
+        </w:rPr>
+      </w:pPr>
+      <w:r>
+        <w:rPr>
+          <w:rFonts w:cstheme="minorHAnsi"/>
+          <w:b/>
+          <w:bCs/>
+          <w:color w:val="0D0D0D" w:themeColor="text1" w:themeTint="F2"/>
+          <w:sz w:val="32"/>
+          <w:szCs w:val="32"/>
+        </w:rPr>
+        <w:t>Feasibility Study</w:t>
+      </w:r>
+      <w:r>
+        <w:rPr>
+          <w:rFonts w:cstheme="minorHAnsi"/>
+          <w:color w:val="0D0D0D" w:themeColor="text1" w:themeTint="F2"/>
+          <w:sz w:val="32"/>
+          <w:szCs w:val="32"/>
+        </w:rPr>
+        <w:t xml:space="preserve"> – You test if the idea can really succeed.</w:t>
+      </w:r>
+    </w:p>
+    <w:p>
+      <w:pPr>
+        <w:numPr>
+          <w:ilvl w:val="0"/>
+          <w:numId w:val="99"/>
+        </w:numPr>
+        <w:tabs>
+          <w:tab w:val="left" w:pos="1572"/>
+        </w:tabs>
+        <w:rPr>
+          <w:rFonts w:cstheme="minorHAnsi"/>
+          <w:color w:val="0D0D0D" w:themeColor="text1" w:themeTint="F2"/>
+          <w:sz w:val="32"/>
+          <w:szCs w:val="32"/>
+        </w:rPr>
+      </w:pPr>
+      <w:r>
+        <w:rPr>
+          <w:rFonts w:cstheme="minorHAnsi"/>
+          <w:b/>
+          <w:bCs/>
+          <w:color w:val="0D0D0D" w:themeColor="text1" w:themeTint="F2"/>
+          <w:sz w:val="32"/>
+          <w:szCs w:val="32"/>
+        </w:rPr>
+        <w:t>Pitch Deck</w:t>
+      </w:r>
+      <w:r>
+        <w:rPr>
+          <w:rFonts w:cstheme="minorHAnsi"/>
+          <w:color w:val="0D0D0D" w:themeColor="text1" w:themeTint="F2"/>
+          <w:sz w:val="32"/>
+          <w:szCs w:val="32"/>
+        </w:rPr>
+        <w:t xml:space="preserve"> – You create a short presentation to get interest or feedback.</w:t>
+      </w:r>
+    </w:p>
+    <w:p>
+      <w:pPr>
+        <w:tabs>
+          <w:tab w:val="left" w:pos="1572"/>
+        </w:tabs>
+        <w:rPr>
+          <w:rFonts w:cstheme="minorHAnsi"/>
+          <w:color w:val="0D0D0D" w:themeColor="text1" w:themeTint="F2"/>
+          <w:sz w:val="32"/>
+          <w:szCs w:val="32"/>
+        </w:rPr>
+      </w:pPr>
+      <w:r>
+        <w:rPr>
+          <w:rFonts w:cstheme="minorHAnsi"/>
+          <w:b/>
+          <w:bCs/>
+          <w:color w:val="0D0D0D" w:themeColor="text1" w:themeTint="F2"/>
+          <w:sz w:val="32"/>
+          <w:szCs w:val="32"/>
+        </w:rPr>
+        <w:t>Then comes the Business Plan</w:t>
+      </w:r>
+      <w:r>
+        <w:rPr>
+          <w:rFonts w:cstheme="minorHAnsi"/>
+          <w:color w:val="0D0D0D" w:themeColor="text1" w:themeTint="F2"/>
+          <w:sz w:val="32"/>
+          <w:szCs w:val="32"/>
+        </w:rPr>
+        <w:t xml:space="preserve"> — a full, detailed document to guide the business and show others that you’re serious.</w:t>
+      </w:r>
+    </w:p>
+    <w:p>
+      <w:pPr>
+        <w:tabs>
+          <w:tab w:val="left" w:pos="1572"/>
+        </w:tabs>
+        <w:rPr>
+          <w:rFonts w:ascii="Times New Roman" w:hAnsi="Times New Roman" w:cs="Times New Roman"/>
+          <w:b/>
+          <w:bCs/>
+          <w:color w:val="0D0D0D" w:themeColor="text1" w:themeTint="F2"/>
+          <w:sz w:val="32"/>
+          <w:szCs w:val="32"/>
+          <w:u w:val="single"/>
+        </w:rPr>
+      </w:pPr>
+      <w:r>
+        <w:rPr>
+          <w:rFonts w:ascii="Times New Roman" w:hAnsi="Times New Roman" w:cs="Times New Roman"/>
+          <w:b/>
+          <w:bCs/>
+          <w:color w:val="0D0D0D" w:themeColor="text1" w:themeTint="F2"/>
+          <w:sz w:val="32"/>
+          <w:szCs w:val="32"/>
+          <w:u w:val="single"/>
+        </w:rPr>
+        <w:t>Extra Parts of the Business Plan</w:t>
+      </w:r>
+    </w:p>
+    <w:p>
+      <w:pPr>
+        <w:tabs>
+          <w:tab w:val="left" w:pos="1572"/>
+        </w:tabs>
+        <w:rPr>
+          <w:rFonts w:cstheme="minorHAnsi"/>
+          <w:color w:val="0D0D0D" w:themeColor="text1" w:themeTint="F2"/>
+          <w:sz w:val="32"/>
+          <w:szCs w:val="32"/>
+        </w:rPr>
+      </w:pPr>
+      <w:r>
+        <w:rPr>
+          <w:rFonts w:cstheme="minorHAnsi"/>
+          <w:color w:val="0D0D0D" w:themeColor="text1" w:themeTint="F2"/>
+          <w:sz w:val="32"/>
+          <w:szCs w:val="32"/>
+        </w:rPr>
+        <w:t xml:space="preserve">Along with the main content, a business plan should also have a </w:t>
+      </w:r>
+      <w:r>
+        <w:rPr>
+          <w:rFonts w:cstheme="minorHAnsi"/>
+          <w:b/>
+          <w:bCs/>
+          <w:color w:val="0D0D0D" w:themeColor="text1" w:themeTint="F2"/>
+          <w:sz w:val="32"/>
+          <w:szCs w:val="32"/>
+        </w:rPr>
+        <w:t>cover page, title page, and a table of contents</w:t>
+      </w:r>
+      <w:r>
+        <w:rPr>
+          <w:rFonts w:cstheme="minorHAnsi"/>
+          <w:color w:val="0D0D0D" w:themeColor="text1" w:themeTint="F2"/>
+          <w:sz w:val="32"/>
+          <w:szCs w:val="32"/>
+        </w:rPr>
+        <w:t>. These make your document look complete and professional.</w:t>
+      </w:r>
+    </w:p>
+    <w:p>
+      <w:pPr>
+        <w:tabs>
+          <w:tab w:val="left" w:pos="1572"/>
+        </w:tabs>
+        <w:rPr>
+          <w:rFonts w:cstheme="minorHAnsi"/>
+          <w:color w:val="0D0D0D" w:themeColor="text1" w:themeTint="F2"/>
+          <w:sz w:val="32"/>
+          <w:szCs w:val="32"/>
+        </w:rPr>
+      </w:pPr>
+    </w:p>
+    <w:p>
+      <w:pPr>
+        <w:tabs>
+          <w:tab w:val="left" w:pos="1572"/>
+        </w:tabs>
+        <w:rPr>
+          <w:rFonts w:cstheme="minorHAnsi"/>
+          <w:color w:val="0D0D0D" w:themeColor="text1" w:themeTint="F2"/>
+          <w:sz w:val="32"/>
+          <w:szCs w:val="32"/>
         </w:rPr>
       </w:pPr>
     </w:p>
@@ -23998,6 +25995,119 @@
     </w:lvl>
   </w:abstractNum>
   <w:abstractNum w:abstractNumId="48" w15:restartNumberingAfterBreak="0">
+    <w:nsid w:val="34F84A7D"/>
+    <w:multiLevelType w:val="hybridMultilevel"/>
+    <w:tmpl w:val="B1FE0A84"/>
+    <w:lvl w:ilvl="0" w:tplc="04090001">
+      <w:start w:val="1"/>
+      <w:numFmt w:val="bullet"/>
+      <w:lvlText w:val=""/>
+      <w:lvlJc w:val="left"/>
+      <w:pPr>
+        <w:ind w:left="720" w:hanging="360"/>
+      </w:pPr>
+      <w:rPr>
+        <w:rFonts w:ascii="Symbol" w:hAnsi="Symbol" w:hint="default"/>
+      </w:rPr>
+    </w:lvl>
+    <w:lvl w:ilvl="1" w:tplc="04090003" w:tentative="1">
+      <w:start w:val="1"/>
+      <w:numFmt w:val="bullet"/>
+      <w:lvlText w:val="o"/>
+      <w:lvlJc w:val="left"/>
+      <w:pPr>
+        <w:ind w:left="1440" w:hanging="360"/>
+      </w:pPr>
+      <w:rPr>
+        <w:rFonts w:ascii="Courier New" w:hAnsi="Courier New" w:cs="Courier New" w:hint="default"/>
+      </w:rPr>
+    </w:lvl>
+    <w:lvl w:ilvl="2" w:tplc="04090005" w:tentative="1">
+      <w:start w:val="1"/>
+      <w:numFmt w:val="bullet"/>
+      <w:lvlText w:val=""/>
+      <w:lvlJc w:val="left"/>
+      <w:pPr>
+        <w:ind w:left="2160" w:hanging="360"/>
+      </w:pPr>
+      <w:rPr>
+        <w:rFonts w:ascii="Wingdings" w:hAnsi="Wingdings" w:hint="default"/>
+      </w:rPr>
+    </w:lvl>
+    <w:lvl w:ilvl="3" w:tplc="04090001" w:tentative="1">
+      <w:start w:val="1"/>
+      <w:numFmt w:val="bullet"/>
+      <w:lvlText w:val=""/>
+      <w:lvlJc w:val="left"/>
+      <w:pPr>
+        <w:ind w:left="2880" w:hanging="360"/>
+      </w:pPr>
+      <w:rPr>
+        <w:rFonts w:ascii="Symbol" w:hAnsi="Symbol" w:hint="default"/>
+      </w:rPr>
+    </w:lvl>
+    <w:lvl w:ilvl="4" w:tplc="04090003" w:tentative="1">
+      <w:start w:val="1"/>
+      <w:numFmt w:val="bullet"/>
+      <w:lvlText w:val="o"/>
+      <w:lvlJc w:val="left"/>
+      <w:pPr>
+        <w:ind w:left="3600" w:hanging="360"/>
+      </w:pPr>
+      <w:rPr>
+        <w:rFonts w:ascii="Courier New" w:hAnsi="Courier New" w:cs="Courier New" w:hint="default"/>
+      </w:rPr>
+    </w:lvl>
+    <w:lvl w:ilvl="5" w:tplc="04090005" w:tentative="1">
+      <w:start w:val="1"/>
+      <w:numFmt w:val="bullet"/>
+      <w:lvlText w:val=""/>
+      <w:lvlJc w:val="left"/>
+      <w:pPr>
+        <w:ind w:left="4320" w:hanging="360"/>
+      </w:pPr>
+      <w:rPr>
+        <w:rFonts w:ascii="Wingdings" w:hAnsi="Wingdings" w:hint="default"/>
+      </w:rPr>
+    </w:lvl>
+    <w:lvl w:ilvl="6" w:tplc="04090001" w:tentative="1">
+      <w:start w:val="1"/>
+      <w:numFmt w:val="bullet"/>
+      <w:lvlText w:val=""/>
+      <w:lvlJc w:val="left"/>
+      <w:pPr>
+        <w:ind w:left="5040" w:hanging="360"/>
+      </w:pPr>
+      <w:rPr>
+        <w:rFonts w:ascii="Symbol" w:hAnsi="Symbol" w:hint="default"/>
+      </w:rPr>
+    </w:lvl>
+    <w:lvl w:ilvl="7" w:tplc="04090003" w:tentative="1">
+      <w:start w:val="1"/>
+      <w:numFmt w:val="bullet"/>
+      <w:lvlText w:val="o"/>
+      <w:lvlJc w:val="left"/>
+      <w:pPr>
+        <w:ind w:left="5760" w:hanging="360"/>
+      </w:pPr>
+      <w:rPr>
+        <w:rFonts w:ascii="Courier New" w:hAnsi="Courier New" w:cs="Courier New" w:hint="default"/>
+      </w:rPr>
+    </w:lvl>
+    <w:lvl w:ilvl="8" w:tplc="04090005" w:tentative="1">
+      <w:start w:val="1"/>
+      <w:numFmt w:val="bullet"/>
+      <w:lvlText w:val=""/>
+      <w:lvlJc w:val="left"/>
+      <w:pPr>
+        <w:ind w:left="6480" w:hanging="360"/>
+      </w:pPr>
+      <w:rPr>
+        <w:rFonts w:ascii="Wingdings" w:hAnsi="Wingdings" w:hint="default"/>
+      </w:rPr>
+    </w:lvl>
+  </w:abstractNum>
+  <w:abstractNum w:abstractNumId="49" w15:restartNumberingAfterBreak="0">
     <w:nsid w:val="35373B56"/>
     <w:multiLevelType w:val="multilevel"/>
     <w:tmpl w:val="3F981A34"/>
@@ -24110,7 +26220,7 @@
       </w:pPr>
     </w:lvl>
   </w:abstractNum>
-  <w:abstractNum w:abstractNumId="49" w15:restartNumberingAfterBreak="0">
+  <w:abstractNum w:abstractNumId="50" w15:restartNumberingAfterBreak="0">
     <w:nsid w:val="36371F15"/>
     <w:multiLevelType w:val="multilevel"/>
     <w:tmpl w:val="4D68E41C"/>
@@ -24259,7 +26369,7 @@
       </w:rPr>
     </w:lvl>
   </w:abstractNum>
-  <w:abstractNum w:abstractNumId="50" w15:restartNumberingAfterBreak="0">
+  <w:abstractNum w:abstractNumId="51" w15:restartNumberingAfterBreak="0">
     <w:nsid w:val="3AF50583"/>
     <w:multiLevelType w:val="multilevel"/>
     <w:tmpl w:val="41443C12"/>
@@ -24408,7 +26518,7 @@
       </w:rPr>
     </w:lvl>
   </w:abstractNum>
-  <w:abstractNum w:abstractNumId="51" w15:restartNumberingAfterBreak="0">
+  <w:abstractNum w:abstractNumId="52" w15:restartNumberingAfterBreak="0">
     <w:nsid w:val="3B921024"/>
     <w:multiLevelType w:val="hybridMultilevel"/>
     <w:tmpl w:val="AD0E9BFA"/>
@@ -24521,7 +26631,7 @@
       </w:rPr>
     </w:lvl>
   </w:abstractNum>
-  <w:abstractNum w:abstractNumId="52" w15:restartNumberingAfterBreak="0">
+  <w:abstractNum w:abstractNumId="53" w15:restartNumberingAfterBreak="0">
     <w:nsid w:val="3BDC2BCA"/>
     <w:multiLevelType w:val="hybridMultilevel"/>
     <w:tmpl w:val="4E8A63B6"/>
@@ -24634,7 +26744,7 @@
       </w:rPr>
     </w:lvl>
   </w:abstractNum>
-  <w:abstractNum w:abstractNumId="53" w15:restartNumberingAfterBreak="0">
+  <w:abstractNum w:abstractNumId="54" w15:restartNumberingAfterBreak="0">
     <w:nsid w:val="3CE8409E"/>
     <w:multiLevelType w:val="multilevel"/>
     <w:tmpl w:val="5BFEBCF0"/>
@@ -24783,7 +26893,120 @@
       </w:rPr>
     </w:lvl>
   </w:abstractNum>
-  <w:abstractNum w:abstractNumId="54" w15:restartNumberingAfterBreak="0">
+  <w:abstractNum w:abstractNumId="55" w15:restartNumberingAfterBreak="0">
+    <w:nsid w:val="3DC32193"/>
+    <w:multiLevelType w:val="multilevel"/>
+    <w:tmpl w:val="79AAEF30"/>
+    <w:lvl w:ilvl="0">
+      <w:start w:val="1"/>
+      <w:numFmt w:val="decimal"/>
+      <w:lvlText w:val="%1."/>
+      <w:lvlJc w:val="left"/>
+      <w:pPr>
+        <w:tabs>
+          <w:tab w:val="num" w:pos="720"/>
+        </w:tabs>
+        <w:ind w:left="720" w:hanging="360"/>
+      </w:pPr>
+    </w:lvl>
+    <w:lvl w:ilvl="1" w:tentative="1">
+      <w:start w:val="1"/>
+      <w:numFmt w:val="decimal"/>
+      <w:lvlText w:val="%2."/>
+      <w:lvlJc w:val="left"/>
+      <w:pPr>
+        <w:tabs>
+          <w:tab w:val="num" w:pos="1440"/>
+        </w:tabs>
+        <w:ind w:left="1440" w:hanging="360"/>
+      </w:pPr>
+    </w:lvl>
+    <w:lvl w:ilvl="2" w:tentative="1">
+      <w:start w:val="1"/>
+      <w:numFmt w:val="decimal"/>
+      <w:lvlText w:val="%3."/>
+      <w:lvlJc w:val="left"/>
+      <w:pPr>
+        <w:tabs>
+          <w:tab w:val="num" w:pos="2160"/>
+        </w:tabs>
+        <w:ind w:left="2160" w:hanging="360"/>
+      </w:pPr>
+    </w:lvl>
+    <w:lvl w:ilvl="3" w:tentative="1">
+      <w:start w:val="1"/>
+      <w:numFmt w:val="decimal"/>
+      <w:lvlText w:val="%4."/>
+      <w:lvlJc w:val="left"/>
+      <w:pPr>
+        <w:tabs>
+          <w:tab w:val="num" w:pos="2880"/>
+        </w:tabs>
+        <w:ind w:left="2880" w:hanging="360"/>
+      </w:pPr>
+    </w:lvl>
+    <w:lvl w:ilvl="4" w:tentative="1">
+      <w:start w:val="1"/>
+      <w:numFmt w:val="decimal"/>
+      <w:lvlText w:val="%5."/>
+      <w:lvlJc w:val="left"/>
+      <w:pPr>
+        <w:tabs>
+          <w:tab w:val="num" w:pos="3600"/>
+        </w:tabs>
+        <w:ind w:left="3600" w:hanging="360"/>
+      </w:pPr>
+    </w:lvl>
+    <w:lvl w:ilvl="5" w:tentative="1">
+      <w:start w:val="1"/>
+      <w:numFmt w:val="decimal"/>
+      <w:lvlText w:val="%6."/>
+      <w:lvlJc w:val="left"/>
+      <w:pPr>
+        <w:tabs>
+          <w:tab w:val="num" w:pos="4320"/>
+        </w:tabs>
+        <w:ind w:left="4320" w:hanging="360"/>
+      </w:pPr>
+    </w:lvl>
+    <w:lvl w:ilvl="6" w:tentative="1">
+      <w:start w:val="1"/>
+      <w:numFmt w:val="decimal"/>
+      <w:lvlText w:val="%7."/>
+      <w:lvlJc w:val="left"/>
+      <w:pPr>
+        <w:tabs>
+          <w:tab w:val="num" w:pos="5040"/>
+        </w:tabs>
+        <w:ind w:left="5040" w:hanging="360"/>
+      </w:pPr>
+    </w:lvl>
+    <w:lvl w:ilvl="7" w:tentative="1">
+      <w:start w:val="1"/>
+      <w:numFmt w:val="decimal"/>
+      <w:lvlText w:val="%8."/>
+      <w:lvlJc w:val="left"/>
+      <w:pPr>
+        <w:tabs>
+          <w:tab w:val="num" w:pos="5760"/>
+        </w:tabs>
+        <w:ind w:left="5760" w:hanging="360"/>
+      </w:pPr>
+    </w:lvl>
+    <w:lvl w:ilvl="8" w:tentative="1">
+      <w:start w:val="1"/>
+      <w:numFmt w:val="decimal"/>
+      <w:lvlText w:val="%9."/>
+      <w:lvlJc w:val="left"/>
+      <w:pPr>
+        <w:tabs>
+          <w:tab w:val="num" w:pos="6480"/>
+        </w:tabs>
+        <w:ind w:left="6480" w:hanging="360"/>
+      </w:pPr>
+    </w:lvl>
+  </w:abstractNum>
+  <w:abstractNum w:abstractNumId="56" w15:restartNumberingAfterBreak="0">
     <w:nsid w:val="3EAE6C46"/>
     <w:multiLevelType w:val="hybridMultilevel"/>
     <w:tmpl w:val="2E50149A"/>
@@ -24896,7 +27119,7 @@
       </w:rPr>
     </w:lvl>
   </w:abstractNum>
-  <w:abstractNum w:abstractNumId="55" w15:restartNumberingAfterBreak="0">
+  <w:abstractNum w:abstractNumId="57" w15:restartNumberingAfterBreak="0">
     <w:nsid w:val="3FB01704"/>
     <w:multiLevelType w:val="multilevel"/>
     <w:tmpl w:val="5E566FE0"/>
@@ -25045,7 +27268,7 @@
       </w:rPr>
     </w:lvl>
   </w:abstractNum>
-  <w:abstractNum w:abstractNumId="56" w15:restartNumberingAfterBreak="0">
+  <w:abstractNum w:abstractNumId="58" w15:restartNumberingAfterBreak="0">
     <w:nsid w:val="3FB41E32"/>
     <w:multiLevelType w:val="hybridMultilevel"/>
     <w:tmpl w:val="2D8EF972"/>
@@ -25158,7 +27381,7 @@
       </w:rPr>
     </w:lvl>
   </w:abstractNum>
-  <w:abstractNum w:abstractNumId="57" w15:restartNumberingAfterBreak="0">
+  <w:abstractNum w:abstractNumId="59" w15:restartNumberingAfterBreak="0">
     <w:nsid w:val="42DF1756"/>
     <w:multiLevelType w:val="multilevel"/>
     <w:tmpl w:val="EA2670C0"/>
@@ -25307,7 +27530,7 @@
       </w:rPr>
     </w:lvl>
   </w:abstractNum>
-  <w:abstractNum w:abstractNumId="58" w15:restartNumberingAfterBreak="0">
+  <w:abstractNum w:abstractNumId="60" w15:restartNumberingAfterBreak="0">
     <w:nsid w:val="43EC079B"/>
     <w:multiLevelType w:val="hybridMultilevel"/>
     <w:tmpl w:val="D2FEFD00"/>
@@ -25420,7 +27643,7 @@
       </w:rPr>
     </w:lvl>
   </w:abstractNum>
-  <w:abstractNum w:abstractNumId="59" w15:restartNumberingAfterBreak="0">
+  <w:abstractNum w:abstractNumId="61" w15:restartNumberingAfterBreak="0">
     <w:nsid w:val="48203AC3"/>
     <w:multiLevelType w:val="multilevel"/>
     <w:tmpl w:val="29F06B66"/>
@@ -25569,7 +27792,7 @@
       </w:rPr>
     </w:lvl>
   </w:abstractNum>
-  <w:abstractNum w:abstractNumId="60" w15:restartNumberingAfterBreak="0">
+  <w:abstractNum w:abstractNumId="62" w15:restartNumberingAfterBreak="0">
     <w:nsid w:val="486F04D9"/>
     <w:multiLevelType w:val="multilevel"/>
     <w:tmpl w:val="2D64B316"/>
@@ -25718,7 +27941,7 @@
       </w:rPr>
     </w:lvl>
   </w:abstractNum>
-  <w:abstractNum w:abstractNumId="61" w15:restartNumberingAfterBreak="0">
+  <w:abstractNum w:abstractNumId="63" w15:restartNumberingAfterBreak="0">
     <w:nsid w:val="4BE66C81"/>
     <w:multiLevelType w:val="hybridMultilevel"/>
     <w:tmpl w:val="BF0CB8DA"/>
@@ -25831,7 +28054,7 @@
       </w:rPr>
     </w:lvl>
   </w:abstractNum>
-  <w:abstractNum w:abstractNumId="62" w15:restartNumberingAfterBreak="0">
+  <w:abstractNum w:abstractNumId="64" w15:restartNumberingAfterBreak="0">
     <w:nsid w:val="4E4B645E"/>
     <w:multiLevelType w:val="hybridMultilevel"/>
     <w:tmpl w:val="6EBEFBAE"/>
@@ -25944,7 +28167,7 @@
       </w:rPr>
     </w:lvl>
   </w:abstractNum>
-  <w:abstractNum w:abstractNumId="63" w15:restartNumberingAfterBreak="0">
+  <w:abstractNum w:abstractNumId="65" w15:restartNumberingAfterBreak="0">
     <w:nsid w:val="4F1114D7"/>
     <w:multiLevelType w:val="hybridMultilevel"/>
     <w:tmpl w:val="67105F40"/>
@@ -26057,7 +28280,7 @@
       </w:rPr>
     </w:lvl>
   </w:abstractNum>
-  <w:abstractNum w:abstractNumId="64" w15:restartNumberingAfterBreak="0">
+  <w:abstractNum w:abstractNumId="66" w15:restartNumberingAfterBreak="0">
     <w:nsid w:val="4F9671A1"/>
     <w:multiLevelType w:val="multilevel"/>
     <w:tmpl w:val="17708F3A"/>
@@ -26206,7 +28429,7 @@
       </w:rPr>
     </w:lvl>
   </w:abstractNum>
-  <w:abstractNum w:abstractNumId="65" w15:restartNumberingAfterBreak="0">
+  <w:abstractNum w:abstractNumId="67" w15:restartNumberingAfterBreak="0">
     <w:nsid w:val="533428CA"/>
     <w:multiLevelType w:val="hybridMultilevel"/>
     <w:tmpl w:val="EE62C198"/>
@@ -26319,7 +28542,7 @@
       </w:rPr>
     </w:lvl>
   </w:abstractNum>
-  <w:abstractNum w:abstractNumId="66" w15:restartNumberingAfterBreak="0">
+  <w:abstractNum w:abstractNumId="68" w15:restartNumberingAfterBreak="0">
     <w:nsid w:val="53DB4BA1"/>
     <w:multiLevelType w:val="hybridMultilevel"/>
     <w:tmpl w:val="0B68D8AE"/>
@@ -26408,7 +28631,7 @@
       </w:pPr>
     </w:lvl>
   </w:abstractNum>
-  <w:abstractNum w:abstractNumId="67" w15:restartNumberingAfterBreak="0">
+  <w:abstractNum w:abstractNumId="69" w15:restartNumberingAfterBreak="0">
     <w:nsid w:val="542140A4"/>
     <w:multiLevelType w:val="hybridMultilevel"/>
     <w:tmpl w:val="279005B6"/>
@@ -26521,7 +28744,7 @@
       </w:rPr>
     </w:lvl>
   </w:abstractNum>
-  <w:abstractNum w:abstractNumId="68" w15:restartNumberingAfterBreak="0">
+  <w:abstractNum w:abstractNumId="70" w15:restartNumberingAfterBreak="0">
     <w:nsid w:val="544650F7"/>
     <w:multiLevelType w:val="hybridMultilevel"/>
     <w:tmpl w:val="CB7C139E"/>
@@ -26634,7 +28857,7 @@
       </w:rPr>
     </w:lvl>
   </w:abstractNum>
-  <w:abstractNum w:abstractNumId="69" w15:restartNumberingAfterBreak="0">
+  <w:abstractNum w:abstractNumId="71" w15:restartNumberingAfterBreak="0">
     <w:nsid w:val="57C56EA3"/>
     <w:multiLevelType w:val="hybridMultilevel"/>
     <w:tmpl w:val="11400EF0"/>
@@ -26723,7 +28946,7 @@
       </w:pPr>
     </w:lvl>
   </w:abstractNum>
-  <w:abstractNum w:abstractNumId="70" w15:restartNumberingAfterBreak="0">
+  <w:abstractNum w:abstractNumId="72" w15:restartNumberingAfterBreak="0">
     <w:nsid w:val="5A59618B"/>
     <w:multiLevelType w:val="multilevel"/>
     <w:tmpl w:val="C1AC8C68"/>
@@ -26872,7 +29095,7 @@
       </w:rPr>
     </w:lvl>
   </w:abstractNum>
-  <w:abstractNum w:abstractNumId="71" w15:restartNumberingAfterBreak="0">
+  <w:abstractNum w:abstractNumId="73" w15:restartNumberingAfterBreak="0">
     <w:nsid w:val="5AB105CF"/>
     <w:multiLevelType w:val="hybridMultilevel"/>
     <w:tmpl w:val="1DA0DDC2"/>
@@ -26985,7 +29208,7 @@
       </w:rPr>
     </w:lvl>
   </w:abstractNum>
-  <w:abstractNum w:abstractNumId="72" w15:restartNumberingAfterBreak="0">
+  <w:abstractNum w:abstractNumId="74" w15:restartNumberingAfterBreak="0">
     <w:nsid w:val="5B145872"/>
     <w:multiLevelType w:val="hybridMultilevel"/>
     <w:tmpl w:val="917A5D76"/>
@@ -27098,7 +29321,7 @@
       </w:rPr>
     </w:lvl>
   </w:abstractNum>
-  <w:abstractNum w:abstractNumId="73" w15:restartNumberingAfterBreak="0">
+  <w:abstractNum w:abstractNumId="75" w15:restartNumberingAfterBreak="0">
     <w:nsid w:val="5B8F3834"/>
     <w:multiLevelType w:val="multilevel"/>
     <w:tmpl w:val="CC3CA25A"/>
@@ -27247,7 +29470,7 @@
       </w:rPr>
     </w:lvl>
   </w:abstractNum>
-  <w:abstractNum w:abstractNumId="74" w15:restartNumberingAfterBreak="0">
+  <w:abstractNum w:abstractNumId="76" w15:restartNumberingAfterBreak="0">
     <w:nsid w:val="5E372124"/>
     <w:multiLevelType w:val="hybridMultilevel"/>
     <w:tmpl w:val="48C0506C"/>
@@ -27360,7 +29583,7 @@
       </w:rPr>
     </w:lvl>
   </w:abstractNum>
-  <w:abstractNum w:abstractNumId="75" w15:restartNumberingAfterBreak="0">
+  <w:abstractNum w:abstractNumId="77" w15:restartNumberingAfterBreak="0">
     <w:nsid w:val="5E7A49F7"/>
     <w:multiLevelType w:val="multilevel"/>
     <w:tmpl w:val="BC00DD00"/>
@@ -27509,7 +29732,7 @@
       </w:rPr>
     </w:lvl>
   </w:abstractNum>
-  <w:abstractNum w:abstractNumId="76" w15:restartNumberingAfterBreak="0">
+  <w:abstractNum w:abstractNumId="78" w15:restartNumberingAfterBreak="0">
     <w:nsid w:val="5E9C6220"/>
     <w:multiLevelType w:val="multilevel"/>
     <w:tmpl w:val="784677DC"/>
@@ -27658,7 +29881,7 @@
       </w:rPr>
     </w:lvl>
   </w:abstractNum>
-  <w:abstractNum w:abstractNumId="77" w15:restartNumberingAfterBreak="0">
+  <w:abstractNum w:abstractNumId="79" w15:restartNumberingAfterBreak="0">
     <w:nsid w:val="6024178E"/>
     <w:multiLevelType w:val="hybridMultilevel"/>
     <w:tmpl w:val="A7B6A13E"/>
@@ -27771,7 +29994,7 @@
       </w:rPr>
     </w:lvl>
   </w:abstractNum>
-  <w:abstractNum w:abstractNumId="78" w15:restartNumberingAfterBreak="0">
+  <w:abstractNum w:abstractNumId="80" w15:restartNumberingAfterBreak="0">
     <w:nsid w:val="60A60A49"/>
     <w:multiLevelType w:val="hybridMultilevel"/>
     <w:tmpl w:val="91DC465C"/>
@@ -27884,7 +30107,7 @@
       </w:rPr>
     </w:lvl>
   </w:abstractNum>
-  <w:abstractNum w:abstractNumId="79" w15:restartNumberingAfterBreak="0">
+  <w:abstractNum w:abstractNumId="81" w15:restartNumberingAfterBreak="0">
     <w:nsid w:val="60BE23A6"/>
     <w:multiLevelType w:val="multilevel"/>
     <w:tmpl w:val="952A0252"/>
@@ -28033,7 +30256,7 @@
       </w:rPr>
     </w:lvl>
   </w:abstractNum>
-  <w:abstractNum w:abstractNumId="80" w15:restartNumberingAfterBreak="0">
+  <w:abstractNum w:abstractNumId="82" w15:restartNumberingAfterBreak="0">
     <w:nsid w:val="61D03BB1"/>
     <w:multiLevelType w:val="hybridMultilevel"/>
     <w:tmpl w:val="5EEE2906"/>
@@ -28146,7 +30369,7 @@
       </w:rPr>
     </w:lvl>
   </w:abstractNum>
-  <w:abstractNum w:abstractNumId="81" w15:restartNumberingAfterBreak="0">
+  <w:abstractNum w:abstractNumId="83" w15:restartNumberingAfterBreak="0">
     <w:nsid w:val="68037740"/>
     <w:multiLevelType w:val="hybridMultilevel"/>
     <w:tmpl w:val="688C4652"/>
@@ -28259,7 +30482,7 @@
       </w:rPr>
     </w:lvl>
   </w:abstractNum>
-  <w:abstractNum w:abstractNumId="82" w15:restartNumberingAfterBreak="0">
+  <w:abstractNum w:abstractNumId="84" w15:restartNumberingAfterBreak="0">
     <w:nsid w:val="6BC41E37"/>
     <w:multiLevelType w:val="multilevel"/>
     <w:tmpl w:val="BCFA61CC"/>
@@ -28376,7 +30599,7 @@
       </w:pPr>
     </w:lvl>
   </w:abstractNum>
-  <w:abstractNum w:abstractNumId="83" w15:restartNumberingAfterBreak="0">
+  <w:abstractNum w:abstractNumId="85" w15:restartNumberingAfterBreak="0">
     <w:nsid w:val="6D186F96"/>
     <w:multiLevelType w:val="multilevel"/>
     <w:tmpl w:val="53AAFD92"/>
@@ -28525,7 +30748,7 @@
       </w:rPr>
     </w:lvl>
   </w:abstractNum>
-  <w:abstractNum w:abstractNumId="84" w15:restartNumberingAfterBreak="0">
+  <w:abstractNum w:abstractNumId="86" w15:restartNumberingAfterBreak="0">
     <w:nsid w:val="6D872399"/>
     <w:multiLevelType w:val="hybridMultilevel"/>
     <w:tmpl w:val="E46CB038"/>
@@ -28614,7 +30837,7 @@
       </w:pPr>
     </w:lvl>
   </w:abstractNum>
-  <w:abstractNum w:abstractNumId="85" w15:restartNumberingAfterBreak="0">
+  <w:abstractNum w:abstractNumId="87" w15:restartNumberingAfterBreak="0">
     <w:nsid w:val="714C497D"/>
     <w:multiLevelType w:val="multilevel"/>
     <w:tmpl w:val="427CE552"/>
@@ -28731,7 +30954,7 @@
       </w:pPr>
     </w:lvl>
   </w:abstractNum>
-  <w:abstractNum w:abstractNumId="86" w15:restartNumberingAfterBreak="0">
+  <w:abstractNum w:abstractNumId="88" w15:restartNumberingAfterBreak="0">
     <w:nsid w:val="74232FFE"/>
     <w:multiLevelType w:val="hybridMultilevel"/>
     <w:tmpl w:val="B9C68B4C"/>
@@ -28844,7 +31067,7 @@
       </w:rPr>
     </w:lvl>
   </w:abstractNum>
-  <w:abstractNum w:abstractNumId="87" w15:restartNumberingAfterBreak="0">
+  <w:abstractNum w:abstractNumId="89" w15:restartNumberingAfterBreak="0">
     <w:nsid w:val="74357518"/>
     <w:multiLevelType w:val="hybridMultilevel"/>
     <w:tmpl w:val="B8FE9524"/>
@@ -28957,7 +31180,7 @@
       </w:rPr>
     </w:lvl>
   </w:abstractNum>
-  <w:abstractNum w:abstractNumId="88" w15:restartNumberingAfterBreak="0">
+  <w:abstractNum w:abstractNumId="90" w15:restartNumberingAfterBreak="0">
     <w:nsid w:val="766F53C4"/>
     <w:multiLevelType w:val="hybridMultilevel"/>
     <w:tmpl w:val="1B9CB594"/>
@@ -29046,7 +31269,7 @@
       </w:pPr>
     </w:lvl>
   </w:abstractNum>
-  <w:abstractNum w:abstractNumId="89" w15:restartNumberingAfterBreak="0">
+  <w:abstractNum w:abstractNumId="91" w15:restartNumberingAfterBreak="0">
     <w:nsid w:val="78830102"/>
     <w:multiLevelType w:val="hybridMultilevel"/>
     <w:tmpl w:val="C2B2C424"/>
@@ -29159,7 +31382,120 @@
       </w:rPr>
     </w:lvl>
   </w:abstractNum>
-  <w:abstractNum w:abstractNumId="90" w15:restartNumberingAfterBreak="0">
+  <w:abstractNum w:abstractNumId="92" w15:restartNumberingAfterBreak="0">
+    <w:nsid w:val="793C489F"/>
+    <w:multiLevelType w:val="multilevel"/>
+    <w:tmpl w:val="A55A0AEC"/>
+    <w:lvl w:ilvl="0">
+      <w:start w:val="1"/>
+      <w:numFmt w:val="decimal"/>
+      <w:lvlText w:val="%1."/>
+      <w:lvlJc w:val="left"/>
+      <w:pPr>
+        <w:tabs>
+          <w:tab w:val="num" w:pos="720"/>
+        </w:tabs>
+        <w:ind w:left="720" w:hanging="360"/>
+      </w:pPr>
+    </w:lvl>
+    <w:lvl w:ilvl="1" w:tentative="1">
+      <w:start w:val="1"/>
+      <w:numFmt w:val="decimal"/>
+      <w:lvlText w:val="%2."/>
+      <w:lvlJc w:val="left"/>
+      <w:pPr>
+        <w:tabs>
+          <w:tab w:val="num" w:pos="1440"/>
+        </w:tabs>
+        <w:ind w:left="1440" w:hanging="360"/>
+      </w:pPr>
+    </w:lvl>
+    <w:lvl w:ilvl="2" w:tentative="1">
+      <w:start w:val="1"/>
+      <w:numFmt w:val="decimal"/>
+      <w:lvlText w:val="%3."/>
+      <w:lvlJc w:val="left"/>
+      <w:pPr>
+        <w:tabs>
+          <w:tab w:val="num" w:pos="2160"/>
+        </w:tabs>
+        <w:ind w:left="2160" w:hanging="360"/>
+      </w:pPr>
+    </w:lvl>
+    <w:lvl w:ilvl="3" w:tentative="1">
+      <w:start w:val="1"/>
+      <w:numFmt w:val="decimal"/>
+      <w:lvlText w:val="%4."/>
+      <w:lvlJc w:val="left"/>
+      <w:pPr>
+        <w:tabs>
+          <w:tab w:val="num" w:pos="2880"/>
+        </w:tabs>
+        <w:ind w:left="2880" w:hanging="360"/>
+      </w:pPr>
+    </w:lvl>
+    <w:lvl w:ilvl="4" w:tentative="1">
+      <w:start w:val="1"/>
+      <w:numFmt w:val="decimal"/>
+      <w:lvlText w:val="%5."/>
+      <w:lvlJc w:val="left"/>
+      <w:pPr>
+        <w:tabs>
+          <w:tab w:val="num" w:pos="3600"/>
+        </w:tabs>
+        <w:ind w:left="3600" w:hanging="360"/>
+      </w:pPr>
+    </w:lvl>
+    <w:lvl w:ilvl="5" w:tentative="1">
+      <w:start w:val="1"/>
+      <w:numFmt w:val="decimal"/>
+      <w:lvlText w:val="%6."/>
+      <w:lvlJc w:val="left"/>
+      <w:pPr>
+        <w:tabs>
+          <w:tab w:val="num" w:pos="4320"/>
+        </w:tabs>
+        <w:ind w:left="4320" w:hanging="360"/>
+      </w:pPr>
+    </w:lvl>
+    <w:lvl w:ilvl="6" w:tentative="1">
+      <w:start w:val="1"/>
+      <w:numFmt w:val="decimal"/>
+      <w:lvlText w:val="%7."/>
+      <w:lvlJc w:val="left"/>
+      <w:pPr>
+        <w:tabs>
+          <w:tab w:val="num" w:pos="5040"/>
+        </w:tabs>
+        <w:ind w:left="5040" w:hanging="360"/>
+      </w:pPr>
+    </w:lvl>
+    <w:lvl w:ilvl="7" w:tentative="1">
+      <w:start w:val="1"/>
+      <w:numFmt w:val="decimal"/>
+      <w:lvlText w:val="%8."/>
+      <w:lvlJc w:val="left"/>
+      <w:pPr>
+        <w:tabs>
+          <w:tab w:val="num" w:pos="5760"/>
+        </w:tabs>
+        <w:ind w:left="5760" w:hanging="360"/>
+      </w:pPr>
+    </w:lvl>
+    <w:lvl w:ilvl="8" w:tentative="1">
+      <w:start w:val="1"/>
+      <w:numFmt w:val="decimal"/>
+      <w:lvlText w:val="%9."/>
+      <w:lvlJc w:val="left"/>
+      <w:pPr>
+        <w:tabs>
+          <w:tab w:val="num" w:pos="6480"/>
+        </w:tabs>
+        <w:ind w:left="6480" w:hanging="360"/>
+      </w:pPr>
+    </w:lvl>
+  </w:abstractNum>
+  <w:abstractNum w:abstractNumId="93" w15:restartNumberingAfterBreak="0">
     <w:nsid w:val="799F2606"/>
     <w:multiLevelType w:val="hybridMultilevel"/>
     <w:tmpl w:val="39DAF236"/>
@@ -29275,7 +31611,7 @@
       </w:rPr>
     </w:lvl>
   </w:abstractNum>
-  <w:abstractNum w:abstractNumId="91" w15:restartNumberingAfterBreak="0">
+  <w:abstractNum w:abstractNumId="94" w15:restartNumberingAfterBreak="0">
     <w:nsid w:val="7A8475C2"/>
     <w:multiLevelType w:val="hybridMultilevel"/>
     <w:tmpl w:val="B330A638"/>
@@ -29388,7 +31724,7 @@
       </w:rPr>
     </w:lvl>
   </w:abstractNum>
-  <w:abstractNum w:abstractNumId="92" w15:restartNumberingAfterBreak="0">
+  <w:abstractNum w:abstractNumId="95" w15:restartNumberingAfterBreak="0">
     <w:nsid w:val="7AFB2FBE"/>
     <w:multiLevelType w:val="hybridMultilevel"/>
     <w:tmpl w:val="8B408E16"/>
@@ -29501,7 +31837,7 @@
       </w:rPr>
     </w:lvl>
   </w:abstractNum>
-  <w:abstractNum w:abstractNumId="93" w15:restartNumberingAfterBreak="0">
+  <w:abstractNum w:abstractNumId="96" w15:restartNumberingAfterBreak="0">
     <w:nsid w:val="7BE00D70"/>
     <w:multiLevelType w:val="hybridMultilevel"/>
     <w:tmpl w:val="4356C49E"/>
@@ -29614,7 +31950,7 @@
       </w:rPr>
     </w:lvl>
   </w:abstractNum>
-  <w:abstractNum w:abstractNumId="94" w15:restartNumberingAfterBreak="0">
+  <w:abstractNum w:abstractNumId="97" w15:restartNumberingAfterBreak="0">
     <w:nsid w:val="7D5D3920"/>
     <w:multiLevelType w:val="hybridMultilevel"/>
     <w:tmpl w:val="5C302FF8"/>
@@ -29727,7 +32063,7 @@
       </w:rPr>
     </w:lvl>
   </w:abstractNum>
-  <w:abstractNum w:abstractNumId="95" w15:restartNumberingAfterBreak="0">
+  <w:abstractNum w:abstractNumId="98" w15:restartNumberingAfterBreak="0">
     <w:nsid w:val="7F0B115F"/>
     <w:multiLevelType w:val="multilevel"/>
     <w:tmpl w:val="31C47D26"/>
@@ -29844,22 +32180,22 @@
     <w:abstractNumId w:val="27"/>
   </w:num>
   <w:num w:numId="2" w16cid:durableId="2005817652">
-    <w:abstractNumId w:val="90"/>
+    <w:abstractNumId w:val="93"/>
   </w:num>
   <w:num w:numId="3" w16cid:durableId="1474447307">
-    <w:abstractNumId w:val="48"/>
+    <w:abstractNumId w:val="49"/>
   </w:num>
   <w:num w:numId="4" w16cid:durableId="216212000">
-    <w:abstractNumId w:val="68"/>
+    <w:abstractNumId w:val="70"/>
   </w:num>
   <w:num w:numId="5" w16cid:durableId="431324127">
-    <w:abstractNumId w:val="82"/>
+    <w:abstractNumId w:val="84"/>
   </w:num>
   <w:num w:numId="6" w16cid:durableId="524906009">
     <w:abstractNumId w:val="31"/>
   </w:num>
   <w:num w:numId="7" w16cid:durableId="712071605">
-    <w:abstractNumId w:val="62"/>
+    <w:abstractNumId w:val="64"/>
   </w:num>
   <w:num w:numId="8" w16cid:durableId="684481806">
     <w:abstractNumId w:val="1"/>
@@ -29868,7 +32204,7 @@
     <w:abstractNumId w:val="45"/>
   </w:num>
   <w:num w:numId="10" w16cid:durableId="1890064995">
-    <w:abstractNumId w:val="93"/>
+    <w:abstractNumId w:val="96"/>
   </w:num>
   <w:num w:numId="11" w16cid:durableId="367067840">
     <w:abstractNumId w:val="25"/>
@@ -29877,34 +32213,34 @@
     <w:abstractNumId w:val="19"/>
   </w:num>
   <w:num w:numId="13" w16cid:durableId="1547258790">
-    <w:abstractNumId w:val="80"/>
+    <w:abstractNumId w:val="82"/>
   </w:num>
   <w:num w:numId="14" w16cid:durableId="206338977">
     <w:abstractNumId w:val="28"/>
   </w:num>
   <w:num w:numId="15" w16cid:durableId="471288814">
-    <w:abstractNumId w:val="51"/>
+    <w:abstractNumId w:val="52"/>
   </w:num>
   <w:num w:numId="16" w16cid:durableId="467288562">
     <w:abstractNumId w:val="42"/>
   </w:num>
   <w:num w:numId="17" w16cid:durableId="1775320564">
-    <w:abstractNumId w:val="81"/>
+    <w:abstractNumId w:val="83"/>
   </w:num>
   <w:num w:numId="18" w16cid:durableId="1354844896">
     <w:abstractNumId w:val="5"/>
   </w:num>
   <w:num w:numId="19" w16cid:durableId="1265769481">
-    <w:abstractNumId w:val="63"/>
+    <w:abstractNumId w:val="65"/>
   </w:num>
   <w:num w:numId="20" w16cid:durableId="1993096725">
-    <w:abstractNumId w:val="53"/>
+    <w:abstractNumId w:val="54"/>
   </w:num>
   <w:num w:numId="21" w16cid:durableId="859659424">
-    <w:abstractNumId w:val="79"/>
+    <w:abstractNumId w:val="81"/>
   </w:num>
   <w:num w:numId="22" w16cid:durableId="1620332190">
-    <w:abstractNumId w:val="67"/>
+    <w:abstractNumId w:val="69"/>
   </w:num>
   <w:num w:numId="23" w16cid:durableId="1744179184">
     <w:abstractNumId w:val="26"/>
@@ -29913,31 +32249,31 @@
     <w:abstractNumId w:val="33"/>
   </w:num>
   <w:num w:numId="25" w16cid:durableId="2035185915">
-    <w:abstractNumId w:val="50"/>
+    <w:abstractNumId w:val="51"/>
   </w:num>
   <w:num w:numId="26" w16cid:durableId="154490209">
     <w:abstractNumId w:val="30"/>
   </w:num>
   <w:num w:numId="27" w16cid:durableId="2124958206">
-    <w:abstractNumId w:val="78"/>
+    <w:abstractNumId w:val="80"/>
   </w:num>
   <w:num w:numId="28" w16cid:durableId="2123767011">
     <w:abstractNumId w:val="22"/>
   </w:num>
   <w:num w:numId="29" w16cid:durableId="1373263009">
-    <w:abstractNumId w:val="76"/>
+    <w:abstractNumId w:val="78"/>
   </w:num>
   <w:num w:numId="30" w16cid:durableId="1908685233">
-    <w:abstractNumId w:val="94"/>
+    <w:abstractNumId w:val="97"/>
   </w:num>
   <w:num w:numId="31" w16cid:durableId="91823464">
-    <w:abstractNumId w:val="58"/>
+    <w:abstractNumId w:val="60"/>
   </w:num>
   <w:num w:numId="32" w16cid:durableId="694841928">
-    <w:abstractNumId w:val="88"/>
+    <w:abstractNumId w:val="90"/>
   </w:num>
   <w:num w:numId="33" w16cid:durableId="898441598">
-    <w:abstractNumId w:val="69"/>
+    <w:abstractNumId w:val="71"/>
   </w:num>
   <w:num w:numId="34" w16cid:durableId="1878464490">
     <w:abstractNumId w:val="6"/>
@@ -29946,7 +32282,7 @@
     <w:abstractNumId w:val="11"/>
   </w:num>
   <w:num w:numId="36" w16cid:durableId="111749717">
-    <w:abstractNumId w:val="61"/>
+    <w:abstractNumId w:val="63"/>
   </w:num>
   <w:num w:numId="37" w16cid:durableId="139005724">
     <w:abstractNumId w:val="24"/>
@@ -29955,7 +32291,7 @@
     <w:abstractNumId w:val="7"/>
   </w:num>
   <w:num w:numId="39" w16cid:durableId="1844052309">
-    <w:abstractNumId w:val="75"/>
+    <w:abstractNumId w:val="77"/>
   </w:num>
   <w:num w:numId="40" w16cid:durableId="1040087479">
     <w:abstractNumId w:val="36"/>
@@ -29964,7 +32300,7 @@
     <w:abstractNumId w:val="35"/>
   </w:num>
   <w:num w:numId="42" w16cid:durableId="693845061">
-    <w:abstractNumId w:val="87"/>
+    <w:abstractNumId w:val="89"/>
   </w:num>
   <w:num w:numId="43" w16cid:durableId="1097412044">
     <w:abstractNumId w:val="17"/>
@@ -29973,7 +32309,7 @@
     <w:abstractNumId w:val="38"/>
   </w:num>
   <w:num w:numId="45" w16cid:durableId="1260289178">
-    <w:abstractNumId w:val="83"/>
+    <w:abstractNumId w:val="85"/>
   </w:num>
   <w:num w:numId="46" w16cid:durableId="104816833">
     <w:abstractNumId w:val="0"/>
@@ -29982,10 +32318,10 @@
     <w:abstractNumId w:val="21"/>
   </w:num>
   <w:num w:numId="48" w16cid:durableId="529729578">
-    <w:abstractNumId w:val="55"/>
+    <w:abstractNumId w:val="57"/>
   </w:num>
   <w:num w:numId="49" w16cid:durableId="322052210">
-    <w:abstractNumId w:val="64"/>
+    <w:abstractNumId w:val="66"/>
   </w:num>
   <w:num w:numId="50" w16cid:durableId="627859475">
     <w:abstractNumId w:val="43"/>
@@ -30000,7 +32336,7 @@
     <w:abstractNumId w:val="29"/>
   </w:num>
   <w:num w:numId="54" w16cid:durableId="397166137">
-    <w:abstractNumId w:val="52"/>
+    <w:abstractNumId w:val="53"/>
   </w:num>
   <w:num w:numId="55" w16cid:durableId="21051957">
     <w:abstractNumId w:val="14"/>
@@ -30009,16 +32345,16 @@
     <w:abstractNumId w:val="2"/>
   </w:num>
   <w:num w:numId="57" w16cid:durableId="1472602777">
-    <w:abstractNumId w:val="92"/>
+    <w:abstractNumId w:val="95"/>
   </w:num>
   <w:num w:numId="58" w16cid:durableId="214244693">
-    <w:abstractNumId w:val="70"/>
+    <w:abstractNumId w:val="72"/>
   </w:num>
   <w:num w:numId="59" w16cid:durableId="1841849065">
-    <w:abstractNumId w:val="74"/>
+    <w:abstractNumId w:val="76"/>
   </w:num>
   <w:num w:numId="60" w16cid:durableId="131213927">
-    <w:abstractNumId w:val="57"/>
+    <w:abstractNumId w:val="59"/>
   </w:num>
   <w:num w:numId="61" w16cid:durableId="167642389">
     <w:abstractNumId w:val="16"/>
@@ -30027,10 +32363,10 @@
     <w:abstractNumId w:val="37"/>
   </w:num>
   <w:num w:numId="63" w16cid:durableId="2117937967">
-    <w:abstractNumId w:val="60"/>
+    <w:abstractNumId w:val="62"/>
   </w:num>
   <w:num w:numId="64" w16cid:durableId="905266238">
-    <w:abstractNumId w:val="54"/>
+    <w:abstractNumId w:val="56"/>
   </w:num>
   <w:num w:numId="65" w16cid:durableId="1064062361">
     <w:abstractNumId w:val="39"/>
@@ -30042,7 +32378,7 @@
     <w:abstractNumId w:val="41"/>
   </w:num>
   <w:num w:numId="68" w16cid:durableId="1245871042">
-    <w:abstractNumId w:val="95"/>
+    <w:abstractNumId w:val="98"/>
   </w:num>
   <w:num w:numId="69" w16cid:durableId="572588558">
     <w:abstractNumId w:val="10"/>
@@ -30051,10 +32387,10 @@
     <w:abstractNumId w:val="12"/>
   </w:num>
   <w:num w:numId="71" w16cid:durableId="863134205">
-    <w:abstractNumId w:val="77"/>
+    <w:abstractNumId w:val="79"/>
   </w:num>
   <w:num w:numId="72" w16cid:durableId="1317301772">
-    <w:abstractNumId w:val="49"/>
+    <w:abstractNumId w:val="50"/>
   </w:num>
   <w:num w:numId="73" w16cid:durableId="2125420002">
     <w:abstractNumId w:val="13"/>
@@ -30066,16 +32402,16 @@
     <w:abstractNumId w:val="47"/>
   </w:num>
   <w:num w:numId="76" w16cid:durableId="962004177">
-    <w:abstractNumId w:val="89"/>
+    <w:abstractNumId w:val="91"/>
   </w:num>
   <w:num w:numId="77" w16cid:durableId="2029406771">
-    <w:abstractNumId w:val="72"/>
+    <w:abstractNumId w:val="74"/>
   </w:num>
   <w:num w:numId="78" w16cid:durableId="485779299">
     <w:abstractNumId w:val="23"/>
   </w:num>
   <w:num w:numId="79" w16cid:durableId="1296721516">
-    <w:abstractNumId w:val="59"/>
+    <w:abstractNumId w:val="61"/>
   </w:num>
   <w:num w:numId="80" w16cid:durableId="1753508011">
     <w:abstractNumId w:val="18"/>
@@ -30084,7 +32420,7 @@
     <w:abstractNumId w:val="3"/>
   </w:num>
   <w:num w:numId="82" w16cid:durableId="552274500">
-    <w:abstractNumId w:val="91"/>
+    <w:abstractNumId w:val="94"/>
   </w:num>
   <w:num w:numId="83" w16cid:durableId="1797334067">
     <w:abstractNumId w:val="40"/>
@@ -30093,7 +32429,7 @@
     <w:abstractNumId w:val="8"/>
   </w:num>
   <w:num w:numId="85" w16cid:durableId="2067415640">
-    <w:abstractNumId w:val="71"/>
+    <w:abstractNumId w:val="73"/>
   </w:num>
   <w:num w:numId="86" w16cid:durableId="282350036">
     <w:abstractNumId w:val="4"/>
@@ -30105,28 +32441,37 @@
     <w:abstractNumId w:val="15"/>
   </w:num>
   <w:num w:numId="89" w16cid:durableId="105657199">
-    <w:abstractNumId w:val="84"/>
+    <w:abstractNumId w:val="86"/>
   </w:num>
   <w:num w:numId="90" w16cid:durableId="978803061">
     <w:abstractNumId w:val="34"/>
   </w:num>
   <w:num w:numId="91" w16cid:durableId="646783294">
-    <w:abstractNumId w:val="66"/>
+    <w:abstractNumId w:val="68"/>
   </w:num>
   <w:num w:numId="92" w16cid:durableId="804813760">
-    <w:abstractNumId w:val="56"/>
+    <w:abstractNumId w:val="58"/>
   </w:num>
   <w:num w:numId="93" w16cid:durableId="2053381584">
-    <w:abstractNumId w:val="86"/>
+    <w:abstractNumId w:val="88"/>
   </w:num>
   <w:num w:numId="94" w16cid:durableId="859318793">
-    <w:abstractNumId w:val="85"/>
+    <w:abstractNumId w:val="87"/>
   </w:num>
   <w:num w:numId="95" w16cid:durableId="2079547739">
-    <w:abstractNumId w:val="73"/>
+    <w:abstractNumId w:val="75"/>
   </w:num>
   <w:num w:numId="96" w16cid:durableId="956066948">
-    <w:abstractNumId w:val="65"/>
+    <w:abstractNumId w:val="67"/>
+  </w:num>
+  <w:num w:numId="97" w16cid:durableId="1355232423">
+    <w:abstractNumId w:val="48"/>
+  </w:num>
+  <w:num w:numId="98" w16cid:durableId="879366063">
+    <w:abstractNumId w:val="92"/>
+  </w:num>
+  <w:num w:numId="99" w16cid:durableId="1684747029">
+    <w:abstractNumId w:val="55"/>
   </w:num>
 </w:numbering>
 </file>
@@ -31070,6 +33415,25 @@
       <w:bCs/>
     </w:rPr>
   </w:style>
+  <w:style w:type="table" w:styleId="TableGrid">
+    <w:name w:val="Table Grid"/>
+    <w:basedOn w:val="TableNormal"/>
+    <w:uiPriority w:val="59"/>
+    <w:rsid w:val="00BB7D21"/>
+    <w:pPr>
+      <w:spacing w:after="0" w:line="240" w:lineRule="auto"/>
+    </w:pPr>
+    <w:tblPr>
+      <w:tblBorders>
+        <w:top w:val="single" w:sz="4" w:space="0" w:color="auto"/>
+        <w:left w:val="single" w:sz="4" w:space="0" w:color="auto"/>
+        <w:bottom w:val="single" w:sz="4" w:space="0" w:color="auto"/>
+        <w:right w:val="single" w:sz="4" w:space="0" w:color="auto"/>
+        <w:insideH w:val="single" w:sz="4" w:space="0" w:color="auto"/>
+        <w:insideV w:val="single" w:sz="4" w:space="0" w:color="auto"/>
+      </w:tblBorders>
+    </w:tblPr>
+  </w:style>
 </w:styles>
 </file>
 

--- a/Entrepreneurship.docx
+++ b/Entrepreneurship.docx
@@ -605,27 +605,7 @@
           <w:sz w:val="32"/>
           <w:szCs w:val="32"/>
         </w:rPr>
-        <w:t xml:space="preserve"> Bob started a tech company in his garage and sold it to a big </w:t>
-      </w:r>
-      <w:proofErr w:type="gramStart"/>
-      <w:r>
-        <w:rPr>
-          <w:rFonts w:ascii="Times New Roman" w:hAnsi="Times New Roman" w:cs="Times New Roman"/>
-          <w:color w:val="0D0D0D" w:themeColor="text1" w:themeTint="F2"/>
-          <w:sz w:val="32"/>
-          <w:szCs w:val="32"/>
-        </w:rPr>
-        <w:t>company,</w:t>
-      </w:r>
-      <w:proofErr w:type="gramEnd"/>
-      <w:r>
-        <w:rPr>
-          <w:rFonts w:ascii="Times New Roman" w:hAnsi="Times New Roman" w:cs="Times New Roman"/>
-          <w:color w:val="0D0D0D" w:themeColor="text1" w:themeTint="F2"/>
-          <w:sz w:val="32"/>
-          <w:szCs w:val="32"/>
-        </w:rPr>
-        <w:t xml:space="preserve"> that’s just one example. Entrepreneurs can be found everywhere — in big companies, small family businesses, franchises, charities, or even nonprofits. You don’t have to start a business from </w:t>
+        <w:t xml:space="preserve"> Bob started a tech company in his garage and sold it to a big company, that’s just one example. Entrepreneurs can be found everywhere — in big companies, small family businesses, franchises, charities, or even nonprofits. You don’t have to start a business from </w:t>
       </w:r>
       <w:r>
         <w:rPr>
@@ -2318,7 +2298,6 @@
         </w:rPr>
         <w:t xml:space="preserve"> campaign by French supermarket </w:t>
       </w:r>
-      <w:proofErr w:type="spellStart"/>
       <w:r>
         <w:rPr>
           <w:rFonts w:ascii="Times New Roman" w:hAnsi="Times New Roman" w:cs="Times New Roman"/>
@@ -2330,7 +2309,6 @@
         </w:rPr>
         <w:t>Intermarche</w:t>
       </w:r>
-      <w:proofErr w:type="spellEnd"/>
       <w:r>
         <w:rPr>
           <w:rFonts w:ascii="Times New Roman" w:hAnsi="Times New Roman" w:cs="Times New Roman"/>
@@ -2757,67 +2735,7 @@
           <w:sz w:val="32"/>
           <w:szCs w:val="32"/>
         </w:rPr>
-        <w:t xml:space="preserve">           For example, in 2009, Chris Cranston bought a dog rehab center called </w:t>
-      </w:r>
-      <w:proofErr w:type="spellStart"/>
-      <w:r>
-        <w:rPr>
-          <w:rFonts w:ascii="Times New Roman" w:hAnsi="Times New Roman" w:cs="Times New Roman"/>
-          <w:color w:val="0D0D0D" w:themeColor="text1" w:themeTint="F2"/>
-          <w:sz w:val="32"/>
-          <w:szCs w:val="32"/>
-        </w:rPr>
-        <w:t>Aquadog</w:t>
-      </w:r>
-      <w:proofErr w:type="spellEnd"/>
-      <w:r>
-        <w:rPr>
-          <w:rFonts w:ascii="Times New Roman" w:hAnsi="Times New Roman" w:cs="Times New Roman"/>
-          <w:color w:val="0D0D0D" w:themeColor="text1" w:themeTint="F2"/>
-          <w:sz w:val="32"/>
-          <w:szCs w:val="32"/>
-        </w:rPr>
-        <w:t xml:space="preserve"> near Boston. She renamed it </w:t>
-      </w:r>
-      <w:proofErr w:type="spellStart"/>
-      <w:r>
-        <w:rPr>
-          <w:rFonts w:ascii="Times New Roman" w:hAnsi="Times New Roman" w:cs="Times New Roman"/>
-          <w:color w:val="0D0D0D" w:themeColor="text1" w:themeTint="F2"/>
-          <w:sz w:val="32"/>
-          <w:szCs w:val="32"/>
-        </w:rPr>
-        <w:t>FlowDog</w:t>
-      </w:r>
-      <w:proofErr w:type="spellEnd"/>
-      <w:r>
-        <w:rPr>
-          <w:rFonts w:ascii="Times New Roman" w:hAnsi="Times New Roman" w:cs="Times New Roman"/>
-          <w:color w:val="0D0D0D" w:themeColor="text1" w:themeTint="F2"/>
-          <w:sz w:val="32"/>
-          <w:szCs w:val="32"/>
-        </w:rPr>
-        <w:t xml:space="preserve"> but kept the loyal customers, pool equipment, staff, and a good lease. Chris felt starting a business from zero was too overwhelming, so buying an existing one made it easier for her. Since then, </w:t>
-      </w:r>
-      <w:proofErr w:type="spellStart"/>
-      <w:r>
-        <w:rPr>
-          <w:rFonts w:ascii="Times New Roman" w:hAnsi="Times New Roman" w:cs="Times New Roman"/>
-          <w:color w:val="0D0D0D" w:themeColor="text1" w:themeTint="F2"/>
-          <w:sz w:val="32"/>
-          <w:szCs w:val="32"/>
-        </w:rPr>
-        <w:t>FlowDog</w:t>
-      </w:r>
-      <w:proofErr w:type="spellEnd"/>
-      <w:r>
-        <w:rPr>
-          <w:rFonts w:ascii="Times New Roman" w:hAnsi="Times New Roman" w:cs="Times New Roman"/>
-          <w:color w:val="0D0D0D" w:themeColor="text1" w:themeTint="F2"/>
-          <w:sz w:val="32"/>
-          <w:szCs w:val="32"/>
-        </w:rPr>
-        <w:t xml:space="preserve"> has grown by 20% every year.</w:t>
+        <w:t xml:space="preserve">           For example, in 2009, Chris Cranston bought a dog rehab center called Aquadog near Boston. She renamed it FlowDog but kept the loyal customers, pool equipment, staff, and a good lease. Chris felt starting a business from zero was too overwhelming, so buying an existing one made it easier for her. Since then, FlowDog has grown by 20% every year.</w:t>
       </w:r>
     </w:p>
     <w:p>
@@ -6307,223 +6225,7 @@
           <w:sz w:val="32"/>
           <w:szCs w:val="32"/>
         </w:rPr>
-        <w:t>"</w:t>
-      </w:r>
-      <w:proofErr w:type="spellStart"/>
-      <w:r>
-        <w:rPr>
-          <w:rFonts w:ascii="Times New Roman" w:hAnsi="Times New Roman" w:cs="Times New Roman"/>
-          <w:sz w:val="32"/>
-          <w:szCs w:val="32"/>
-        </w:rPr>
-        <w:t>وہ</w:t>
-      </w:r>
-      <w:proofErr w:type="spellEnd"/>
-      <w:r>
-        <w:rPr>
-          <w:rFonts w:ascii="Times New Roman" w:hAnsi="Times New Roman" w:cs="Times New Roman"/>
-          <w:sz w:val="32"/>
-          <w:szCs w:val="32"/>
-        </w:rPr>
-        <w:t xml:space="preserve"> </w:t>
-      </w:r>
-      <w:proofErr w:type="spellStart"/>
-      <w:r>
-        <w:rPr>
-          <w:rFonts w:ascii="Times New Roman" w:hAnsi="Times New Roman" w:cs="Times New Roman"/>
-          <w:sz w:val="32"/>
-          <w:szCs w:val="32"/>
-        </w:rPr>
-        <w:t>قائم</w:t>
-      </w:r>
-      <w:proofErr w:type="spellEnd"/>
-      <w:r>
-        <w:rPr>
-          <w:rFonts w:ascii="Times New Roman" w:hAnsi="Times New Roman" w:cs="Times New Roman"/>
-          <w:sz w:val="32"/>
-          <w:szCs w:val="32"/>
-        </w:rPr>
-        <w:t xml:space="preserve"> </w:t>
-      </w:r>
-      <w:proofErr w:type="spellStart"/>
-      <w:r>
-        <w:rPr>
-          <w:rFonts w:ascii="Times New Roman" w:hAnsi="Times New Roman" w:cs="Times New Roman"/>
-          <w:sz w:val="32"/>
-          <w:szCs w:val="32"/>
-        </w:rPr>
-        <w:t>شدہ</w:t>
-      </w:r>
-      <w:proofErr w:type="spellEnd"/>
-      <w:r>
-        <w:rPr>
-          <w:rFonts w:ascii="Times New Roman" w:hAnsi="Times New Roman" w:cs="Times New Roman"/>
-          <w:sz w:val="32"/>
-          <w:szCs w:val="32"/>
-        </w:rPr>
-        <w:t xml:space="preserve"> </w:t>
-      </w:r>
-      <w:proofErr w:type="spellStart"/>
-      <w:r>
-        <w:rPr>
-          <w:rFonts w:ascii="Times New Roman" w:hAnsi="Times New Roman" w:cs="Times New Roman"/>
-          <w:sz w:val="32"/>
-          <w:szCs w:val="32"/>
-        </w:rPr>
-        <w:t>رویے</w:t>
-      </w:r>
-      <w:proofErr w:type="spellEnd"/>
-      <w:r>
-        <w:rPr>
-          <w:rFonts w:ascii="Times New Roman" w:hAnsi="Times New Roman" w:cs="Times New Roman"/>
-          <w:sz w:val="32"/>
-          <w:szCs w:val="32"/>
-        </w:rPr>
-        <w:t xml:space="preserve"> </w:t>
-      </w:r>
-      <w:proofErr w:type="spellStart"/>
-      <w:r>
-        <w:rPr>
-          <w:rFonts w:ascii="Times New Roman" w:hAnsi="Times New Roman" w:cs="Times New Roman"/>
-          <w:sz w:val="32"/>
-          <w:szCs w:val="32"/>
-        </w:rPr>
-        <w:t>ہیں</w:t>
-      </w:r>
-      <w:proofErr w:type="spellEnd"/>
-      <w:r>
-        <w:rPr>
-          <w:rFonts w:ascii="Times New Roman" w:hAnsi="Times New Roman" w:cs="Times New Roman"/>
-          <w:sz w:val="32"/>
-          <w:szCs w:val="32"/>
-        </w:rPr>
-        <w:t xml:space="preserve"> </w:t>
-      </w:r>
-      <w:proofErr w:type="spellStart"/>
-      <w:r>
-        <w:rPr>
-          <w:rFonts w:ascii="Times New Roman" w:hAnsi="Times New Roman" w:cs="Times New Roman"/>
-          <w:sz w:val="32"/>
-          <w:szCs w:val="32"/>
-        </w:rPr>
-        <w:t>جو</w:t>
-      </w:r>
-      <w:proofErr w:type="spellEnd"/>
-      <w:r>
-        <w:rPr>
-          <w:rFonts w:ascii="Times New Roman" w:hAnsi="Times New Roman" w:cs="Times New Roman"/>
-          <w:sz w:val="32"/>
-          <w:szCs w:val="32"/>
-        </w:rPr>
-        <w:t xml:space="preserve"> </w:t>
-      </w:r>
-      <w:proofErr w:type="spellStart"/>
-      <w:r>
-        <w:rPr>
-          <w:rFonts w:ascii="Times New Roman" w:hAnsi="Times New Roman" w:cs="Times New Roman"/>
-          <w:sz w:val="32"/>
-          <w:szCs w:val="32"/>
-        </w:rPr>
-        <w:t>کسی</w:t>
-      </w:r>
-      <w:proofErr w:type="spellEnd"/>
-      <w:r>
-        <w:rPr>
-          <w:rFonts w:ascii="Times New Roman" w:hAnsi="Times New Roman" w:cs="Times New Roman"/>
-          <w:sz w:val="32"/>
-          <w:szCs w:val="32"/>
-        </w:rPr>
-        <w:t xml:space="preserve"> </w:t>
-      </w:r>
-      <w:proofErr w:type="spellStart"/>
-      <w:r>
-        <w:rPr>
-          <w:rFonts w:ascii="Times New Roman" w:hAnsi="Times New Roman" w:cs="Times New Roman"/>
-          <w:sz w:val="32"/>
-          <w:szCs w:val="32"/>
-        </w:rPr>
-        <w:t>فرد</w:t>
-      </w:r>
-      <w:proofErr w:type="spellEnd"/>
-      <w:r>
-        <w:rPr>
-          <w:rFonts w:ascii="Times New Roman" w:hAnsi="Times New Roman" w:cs="Times New Roman"/>
-          <w:sz w:val="32"/>
-          <w:szCs w:val="32"/>
-        </w:rPr>
-        <w:t xml:space="preserve"> </w:t>
-      </w:r>
-      <w:proofErr w:type="spellStart"/>
-      <w:r>
-        <w:rPr>
-          <w:rFonts w:ascii="Times New Roman" w:hAnsi="Times New Roman" w:cs="Times New Roman"/>
-          <w:sz w:val="32"/>
-          <w:szCs w:val="32"/>
-        </w:rPr>
-        <w:t>کے</w:t>
-      </w:r>
-      <w:proofErr w:type="spellEnd"/>
-      <w:r>
-        <w:rPr>
-          <w:rFonts w:ascii="Times New Roman" w:hAnsi="Times New Roman" w:cs="Times New Roman"/>
-          <w:sz w:val="32"/>
-          <w:szCs w:val="32"/>
-        </w:rPr>
-        <w:t xml:space="preserve"> </w:t>
-      </w:r>
-      <w:proofErr w:type="spellStart"/>
-      <w:r>
-        <w:rPr>
-          <w:rFonts w:ascii="Times New Roman" w:hAnsi="Times New Roman" w:cs="Times New Roman"/>
-          <w:sz w:val="32"/>
-          <w:szCs w:val="32"/>
-        </w:rPr>
-        <w:t>پاس</w:t>
-      </w:r>
-      <w:proofErr w:type="spellEnd"/>
-      <w:r>
-        <w:rPr>
-          <w:rFonts w:ascii="Times New Roman" w:hAnsi="Times New Roman" w:cs="Times New Roman"/>
-          <w:sz w:val="32"/>
-          <w:szCs w:val="32"/>
-        </w:rPr>
-        <w:t xml:space="preserve"> </w:t>
-      </w:r>
-      <w:proofErr w:type="spellStart"/>
-      <w:r>
-        <w:rPr>
-          <w:rFonts w:ascii="Times New Roman" w:hAnsi="Times New Roman" w:cs="Times New Roman"/>
-          <w:sz w:val="32"/>
-          <w:szCs w:val="32"/>
-        </w:rPr>
-        <w:t>ہوتے</w:t>
-      </w:r>
-      <w:proofErr w:type="spellEnd"/>
-      <w:r>
-        <w:rPr>
-          <w:rFonts w:ascii="Times New Roman" w:hAnsi="Times New Roman" w:cs="Times New Roman"/>
-          <w:sz w:val="32"/>
-          <w:szCs w:val="32"/>
-        </w:rPr>
-        <w:t xml:space="preserve"> </w:t>
-      </w:r>
-      <w:proofErr w:type="spellStart"/>
-      <w:r>
-        <w:rPr>
-          <w:rFonts w:ascii="Times New Roman" w:hAnsi="Times New Roman" w:cs="Times New Roman"/>
-          <w:sz w:val="32"/>
-          <w:szCs w:val="32"/>
-        </w:rPr>
-        <w:t>ہیں</w:t>
-      </w:r>
-      <w:proofErr w:type="spellEnd"/>
-      <w:r>
-        <w:rPr>
-          <w:rFonts w:ascii="Times New Roman" w:hAnsi="Times New Roman" w:cs="Times New Roman"/>
-          <w:sz w:val="32"/>
-          <w:szCs w:val="32"/>
-        </w:rPr>
-        <w:t>۔)</w:t>
+        <w:t>"وہ قائم شدہ رویے ہیں جو کسی فرد کے پاس ہوتے ہیں۔)</w:t>
       </w:r>
       <w:r>
         <w:rPr>
@@ -6574,21 +6276,14 @@
         </w:rPr>
         <w:t>Entrepreneurs face constant uncertainty, risk, and challenges. Their mindset determines whether they view obstacles as barriers or opportunities. A strong mindset helps them stay strong, adjust to changes, and learn from mistakes.</w:t>
       </w:r>
-    </w:p>
-    <w:p>
-      <w:pPr>
-        <w:tabs>
-          <w:tab w:val="left" w:pos="4200"/>
-        </w:tabs>
-        <w:rPr>
-          <w:rFonts w:ascii="Times New Roman" w:hAnsi="Times New Roman" w:cs="Times New Roman"/>
-          <w:b/>
-          <w:bCs/>
-          <w:color w:val="365F91" w:themeColor="accent1" w:themeShade="BF"/>
-          <w:sz w:val="32"/>
-          <w:szCs w:val="32"/>
-        </w:rPr>
-      </w:pPr>
+      <w:r>
+        <w:rPr>
+          <w:rFonts w:ascii="Times New Roman" w:hAnsi="Times New Roman" w:cs="Times New Roman"/>
+          <w:sz w:val="32"/>
+          <w:szCs w:val="32"/>
+        </w:rPr>
+        <w:t>1</w:t>
+      </w:r>
     </w:p>
     <w:p>
       <w:pPr>
@@ -6837,47 +6532,47 @@
           <w:sz w:val="32"/>
           <w:szCs w:val="32"/>
         </w:rPr>
+        <w:t xml:space="preserve">A </w:t>
+      </w:r>
+      <w:r>
+        <w:rPr>
+          <w:rFonts w:ascii="Times New Roman" w:hAnsi="Times New Roman" w:cs="Times New Roman"/>
+          <w:b/>
+          <w:bCs/>
+          <w:sz w:val="32"/>
+          <w:szCs w:val="32"/>
+        </w:rPr>
+        <w:t>growth mindset</w:t>
+      </w:r>
+      <w:r>
+        <w:rPr>
+          <w:rFonts w:ascii="Times New Roman" w:hAnsi="Times New Roman" w:cs="Times New Roman"/>
+          <w:sz w:val="32"/>
+          <w:szCs w:val="32"/>
+        </w:rPr>
+        <w:t xml:space="preserve"> is the belief that intelligence, skills, and abilities can improve with dedication, effort, and practice. People with this mindset see challenges as opportunities to learn and grow.</w:t>
+      </w:r>
+    </w:p>
+    <w:p>
+      <w:pPr>
+        <w:tabs>
+          <w:tab w:val="left" w:pos="4200"/>
+        </w:tabs>
+        <w:rPr>
+          <w:rFonts w:ascii="Times New Roman" w:hAnsi="Times New Roman" w:cs="Times New Roman"/>
+          <w:sz w:val="32"/>
+          <w:szCs w:val="32"/>
+        </w:rPr>
+      </w:pPr>
+      <w:r>
+        <w:rPr>
+          <w:rFonts w:ascii="Times New Roman" w:hAnsi="Times New Roman" w:cs="Times New Roman"/>
+          <w:b/>
+          <w:bCs/>
+          <w:sz w:val="32"/>
+          <w:szCs w:val="32"/>
+        </w:rPr>
         <w:lastRenderedPageBreak/>
-        <w:t xml:space="preserve">A </w:t>
-      </w:r>
-      <w:r>
-        <w:rPr>
-          <w:rFonts w:ascii="Times New Roman" w:hAnsi="Times New Roman" w:cs="Times New Roman"/>
-          <w:b/>
-          <w:bCs/>
-          <w:sz w:val="32"/>
-          <w:szCs w:val="32"/>
-        </w:rPr>
-        <w:t>growth mindset</w:t>
-      </w:r>
-      <w:r>
-        <w:rPr>
-          <w:rFonts w:ascii="Times New Roman" w:hAnsi="Times New Roman" w:cs="Times New Roman"/>
-          <w:sz w:val="32"/>
-          <w:szCs w:val="32"/>
-        </w:rPr>
-        <w:t xml:space="preserve"> is the belief that intelligence, skills, and abilities can improve with dedication, effort, and practice. People with this mindset see challenges as opportunities to learn and grow.</w:t>
-      </w:r>
-    </w:p>
-    <w:p>
-      <w:pPr>
-        <w:tabs>
-          <w:tab w:val="left" w:pos="4200"/>
-        </w:tabs>
-        <w:rPr>
-          <w:rFonts w:ascii="Times New Roman" w:hAnsi="Times New Roman" w:cs="Times New Roman"/>
-          <w:sz w:val="32"/>
-          <w:szCs w:val="32"/>
-        </w:rPr>
-      </w:pPr>
-      <w:r>
-        <w:rPr>
-          <w:rFonts w:ascii="Times New Roman" w:hAnsi="Times New Roman" w:cs="Times New Roman"/>
-          <w:b/>
-          <w:bCs/>
-          <w:sz w:val="32"/>
-          <w:szCs w:val="32"/>
-        </w:rPr>
         <w:t>Characteristics of a Growth Mindset:</w:t>
       </w:r>
     </w:p>
@@ -7421,7 +7116,12 @@
           <w:szCs w:val="32"/>
         </w:rPr>
       </w:pPr>
-      <w:r>
+    </w:p>
+    <w:p>
+      <w:pPr>
+        <w:tabs>
+          <w:tab w:val="left" w:pos="4200"/>
+        </w:tabs>
         <w:rPr>
           <w:rFonts w:ascii="Times New Roman" w:hAnsi="Times New Roman" w:cs="Times New Roman"/>
           <w:b/>
@@ -7430,6 +7130,17 @@
           <w:sz w:val="32"/>
           <w:szCs w:val="32"/>
         </w:rPr>
+      </w:pPr>
+      <w:r>
+        <w:rPr>
+          <w:rFonts w:ascii="Times New Roman" w:hAnsi="Times New Roman" w:cs="Times New Roman"/>
+          <w:b/>
+          <w:bCs/>
+          <w:color w:val="365F91" w:themeColor="accent1" w:themeShade="BF"/>
+          <w:sz w:val="32"/>
+          <w:szCs w:val="32"/>
+        </w:rPr>
+        <w:lastRenderedPageBreak/>
         <w:t>Growth Mindset in Successful People</w:t>
       </w:r>
     </w:p>
@@ -7450,54 +7161,447 @@
           <w:sz w:val="32"/>
           <w:szCs w:val="32"/>
         </w:rPr>
+        <w:t xml:space="preserve">Dweck noticed that successful athletes, business people, writers, and musicians all share a </w:t>
+      </w:r>
+      <w:r>
+        <w:rPr>
+          <w:rFonts w:ascii="Times New Roman" w:hAnsi="Times New Roman" w:cs="Times New Roman"/>
+          <w:b/>
+          <w:bCs/>
+          <w:sz w:val="32"/>
+          <w:szCs w:val="32"/>
+        </w:rPr>
+        <w:t>growth mindset</w:t>
+      </w:r>
+      <w:r>
+        <w:rPr>
+          <w:rFonts w:ascii="Times New Roman" w:hAnsi="Times New Roman" w:cs="Times New Roman"/>
+          <w:sz w:val="32"/>
+          <w:szCs w:val="32"/>
+        </w:rPr>
+        <w:t xml:space="preserve">. They achieve success through </w:t>
+      </w:r>
+      <w:r>
+        <w:rPr>
+          <w:rFonts w:ascii="Times New Roman" w:hAnsi="Times New Roman" w:cs="Times New Roman"/>
+          <w:b/>
+          <w:bCs/>
+          <w:sz w:val="32"/>
+          <w:szCs w:val="32"/>
+        </w:rPr>
+        <w:t>hard work, practice, and persistence</w:t>
+      </w:r>
+      <w:r>
+        <w:rPr>
+          <w:rFonts w:ascii="Times New Roman" w:hAnsi="Times New Roman" w:cs="Times New Roman"/>
+          <w:sz w:val="32"/>
+          <w:szCs w:val="32"/>
+        </w:rPr>
+        <w:t xml:space="preserve">. She believes people with a growth mindset are generally </w:t>
+      </w:r>
+      <w:r>
+        <w:rPr>
+          <w:rFonts w:ascii="Times New Roman" w:hAnsi="Times New Roman" w:cs="Times New Roman"/>
+          <w:b/>
+          <w:bCs/>
+          <w:sz w:val="32"/>
+          <w:szCs w:val="32"/>
+        </w:rPr>
+        <w:t>happier and more successful</w:t>
+      </w:r>
+      <w:r>
+        <w:rPr>
+          <w:rFonts w:ascii="Times New Roman" w:hAnsi="Times New Roman" w:cs="Times New Roman"/>
+          <w:sz w:val="32"/>
+          <w:szCs w:val="32"/>
+        </w:rPr>
+        <w:t>.</w:t>
+      </w:r>
+    </w:p>
+    <w:p>
+      <w:pPr>
+        <w:tabs>
+          <w:tab w:val="left" w:pos="4200"/>
+        </w:tabs>
+        <w:rPr>
+          <w:rFonts w:ascii="Times New Roman" w:hAnsi="Times New Roman" w:cs="Times New Roman"/>
+          <w:b/>
+          <w:bCs/>
+          <w:sz w:val="32"/>
+          <w:szCs w:val="32"/>
+        </w:rPr>
+      </w:pPr>
+      <w:r>
+        <w:rPr>
+          <w:rFonts w:ascii="Times New Roman" w:hAnsi="Times New Roman" w:cs="Times New Roman"/>
+          <w:b/>
+          <w:bCs/>
+          <w:color w:val="365F91" w:themeColor="accent1" w:themeShade="BF"/>
+          <w:sz w:val="32"/>
+          <w:szCs w:val="32"/>
+        </w:rPr>
+        <w:t>Changing Your Mindset</w:t>
+      </w:r>
+    </w:p>
+    <w:p>
+      <w:pPr>
+        <w:tabs>
+          <w:tab w:val="left" w:pos="4200"/>
+        </w:tabs>
+        <w:rPr>
+          <w:rFonts w:ascii="Times New Roman" w:hAnsi="Times New Roman" w:cs="Times New Roman"/>
+          <w:sz w:val="32"/>
+          <w:szCs w:val="32"/>
+        </w:rPr>
+      </w:pPr>
+      <w:r>
+        <w:rPr>
+          <w:rFonts w:ascii="Times New Roman" w:hAnsi="Times New Roman" w:cs="Times New Roman"/>
+          <w:sz w:val="32"/>
+          <w:szCs w:val="32"/>
+        </w:rPr>
+        <w:t xml:space="preserve">Even if you have a </w:t>
+      </w:r>
+      <w:r>
+        <w:rPr>
+          <w:rFonts w:ascii="Times New Roman" w:hAnsi="Times New Roman" w:cs="Times New Roman"/>
+          <w:b/>
+          <w:bCs/>
+          <w:sz w:val="32"/>
+          <w:szCs w:val="32"/>
+        </w:rPr>
+        <w:t>fixed mindset</w:t>
+      </w:r>
+      <w:r>
+        <w:rPr>
+          <w:rFonts w:ascii="Times New Roman" w:hAnsi="Times New Roman" w:cs="Times New Roman"/>
+          <w:sz w:val="32"/>
+          <w:szCs w:val="32"/>
+        </w:rPr>
+        <w:t xml:space="preserve">, you can learn to develop a </w:t>
+      </w:r>
+      <w:r>
+        <w:rPr>
+          <w:rFonts w:ascii="Times New Roman" w:hAnsi="Times New Roman" w:cs="Times New Roman"/>
+          <w:b/>
+          <w:bCs/>
+          <w:sz w:val="32"/>
+          <w:szCs w:val="32"/>
+        </w:rPr>
+        <w:t>growth mindset</w:t>
+      </w:r>
+      <w:r>
+        <w:rPr>
+          <w:rFonts w:ascii="Times New Roman" w:hAnsi="Times New Roman" w:cs="Times New Roman"/>
+          <w:sz w:val="32"/>
+          <w:szCs w:val="32"/>
+        </w:rPr>
+        <w:t xml:space="preserve">. The first step is to notice the </w:t>
+      </w:r>
+      <w:r>
+        <w:rPr>
+          <w:rFonts w:ascii="Times New Roman" w:hAnsi="Times New Roman" w:cs="Times New Roman"/>
+          <w:b/>
+          <w:bCs/>
+          <w:sz w:val="32"/>
+          <w:szCs w:val="32"/>
+        </w:rPr>
+        <w:t>inner voice</w:t>
+      </w:r>
+      <w:r>
+        <w:rPr>
+          <w:rFonts w:ascii="Times New Roman" w:hAnsi="Times New Roman" w:cs="Times New Roman"/>
+          <w:sz w:val="32"/>
+          <w:szCs w:val="32"/>
+        </w:rPr>
+        <w:t xml:space="preserve"> that creates self-doubt. Instead of accepting negative thoughts, </w:t>
+      </w:r>
+      <w:r>
+        <w:rPr>
+          <w:rFonts w:ascii="Times New Roman" w:hAnsi="Times New Roman" w:cs="Times New Roman"/>
+          <w:b/>
+          <w:bCs/>
+          <w:sz w:val="32"/>
+          <w:szCs w:val="32"/>
+        </w:rPr>
+        <w:t>challenge them</w:t>
+      </w:r>
+      <w:r>
+        <w:rPr>
+          <w:rFonts w:ascii="Times New Roman" w:hAnsi="Times New Roman" w:cs="Times New Roman"/>
+          <w:sz w:val="32"/>
+          <w:szCs w:val="32"/>
+        </w:rPr>
+        <w:t xml:space="preserve"> and take action. Over time, this shift in thinking can improve confidence and success.</w:t>
+      </w:r>
+    </w:p>
+    <w:p>
+      <w:pPr>
+        <w:tabs>
+          <w:tab w:val="left" w:pos="4200"/>
+        </w:tabs>
+        <w:rPr>
+          <w:rFonts w:ascii="Times New Roman" w:hAnsi="Times New Roman" w:cs="Times New Roman"/>
+          <w:b/>
+          <w:bCs/>
+          <w:color w:val="365F91" w:themeColor="accent1" w:themeShade="BF"/>
+          <w:sz w:val="32"/>
+          <w:szCs w:val="32"/>
+        </w:rPr>
+      </w:pPr>
+      <w:r>
+        <w:rPr>
+          <w:rFonts w:ascii="Times New Roman" w:hAnsi="Times New Roman" w:cs="Times New Roman"/>
+          <w:b/>
+          <w:bCs/>
+          <w:color w:val="365F91" w:themeColor="accent1" w:themeShade="BF"/>
+          <w:sz w:val="32"/>
+          <w:szCs w:val="32"/>
+        </w:rPr>
+        <w:t>Entrepreneurial Mindset</w:t>
+      </w:r>
+    </w:p>
+    <w:p>
+      <w:pPr>
+        <w:ind w:firstLine="720"/>
+        <w:rPr>
+          <w:rFonts w:ascii="Times New Roman" w:hAnsi="Times New Roman" w:cs="Times New Roman"/>
+          <w:sz w:val="32"/>
+          <w:szCs w:val="32"/>
+        </w:rPr>
+      </w:pPr>
+      <w:r>
+        <w:rPr>
+          <w:rFonts w:ascii="Times New Roman" w:hAnsi="Times New Roman" w:cs="Times New Roman"/>
+          <w:sz w:val="32"/>
+          <w:szCs w:val="32"/>
+        </w:rPr>
+        <w:t xml:space="preserve">A </w:t>
+      </w:r>
+      <w:r>
+        <w:rPr>
+          <w:rFonts w:ascii="Times New Roman" w:hAnsi="Times New Roman" w:cs="Times New Roman"/>
+          <w:b/>
+          <w:bCs/>
+          <w:sz w:val="32"/>
+          <w:szCs w:val="32"/>
+        </w:rPr>
+        <w:t>growth mindset</w:t>
+      </w:r>
+      <w:r>
+        <w:rPr>
+          <w:rFonts w:ascii="Times New Roman" w:hAnsi="Times New Roman" w:cs="Times New Roman"/>
+          <w:sz w:val="32"/>
+          <w:szCs w:val="32"/>
+        </w:rPr>
+        <w:t xml:space="preserve"> is very important for entrepreneurs. In Chapter 2, we learned that entrepreneurs need a special way of thinking to find opportunities and handle challenges. There is no single definition of an entrepreneurial mindset, but it means being able to spot opportunities, take action, and stay organized even in uncertain situations. It also means not giving up, learning from mistakes, and being okay with challenges.</w:t>
+      </w:r>
+    </w:p>
+    <w:p>
+      <w:pPr>
+        <w:tabs>
+          <w:tab w:val="left" w:pos="4200"/>
+        </w:tabs>
+        <w:rPr>
+          <w:rFonts w:ascii="Times New Roman" w:hAnsi="Times New Roman" w:cs="Times New Roman"/>
+          <w:b/>
+          <w:bCs/>
+          <w:color w:val="365F91" w:themeColor="accent1" w:themeShade="BF"/>
+          <w:sz w:val="32"/>
+          <w:szCs w:val="32"/>
+        </w:rPr>
+      </w:pPr>
+      <w:r>
+        <w:rPr>
+          <w:rFonts w:ascii="Times New Roman" w:hAnsi="Times New Roman" w:cs="Times New Roman"/>
+          <w:b/>
+          <w:bCs/>
+          <w:color w:val="365F91" w:themeColor="accent1" w:themeShade="BF"/>
+          <w:sz w:val="32"/>
+          <w:szCs w:val="32"/>
+        </w:rPr>
+        <w:t>How Entrepreneurs Think</w:t>
+      </w:r>
+    </w:p>
+    <w:p>
+      <w:pPr>
+        <w:ind w:firstLine="720"/>
+        <w:rPr>
+          <w:rFonts w:ascii="Times New Roman" w:hAnsi="Times New Roman" w:cs="Times New Roman"/>
+          <w:sz w:val="32"/>
+          <w:szCs w:val="32"/>
+        </w:rPr>
+      </w:pPr>
+      <w:r>
+        <w:rPr>
+          <w:rFonts w:ascii="Times New Roman" w:hAnsi="Times New Roman" w:cs="Times New Roman"/>
+          <w:sz w:val="32"/>
+          <w:szCs w:val="32"/>
+        </w:rPr>
+        <w:t xml:space="preserve">Successful entrepreneurs are not always born smart, but they </w:t>
+      </w:r>
+      <w:r>
+        <w:rPr>
+          <w:rFonts w:ascii="Times New Roman" w:hAnsi="Times New Roman" w:cs="Times New Roman"/>
+          <w:b/>
+          <w:bCs/>
+          <w:sz w:val="32"/>
+          <w:szCs w:val="32"/>
+        </w:rPr>
+        <w:t>use their intelligence in the right way</w:t>
+      </w:r>
+      <w:r>
+        <w:rPr>
+          <w:rFonts w:ascii="Times New Roman" w:hAnsi="Times New Roman" w:cs="Times New Roman"/>
+          <w:sz w:val="32"/>
+          <w:szCs w:val="32"/>
+        </w:rPr>
+        <w:t xml:space="preserve">. They apply </w:t>
+      </w:r>
+      <w:r>
+        <w:rPr>
+          <w:rFonts w:ascii="Times New Roman" w:hAnsi="Times New Roman" w:cs="Times New Roman"/>
+          <w:b/>
+          <w:bCs/>
+          <w:sz w:val="32"/>
+          <w:szCs w:val="32"/>
+        </w:rPr>
+        <w:t>problem-solving, reasoning, and experimenting</w:t>
+      </w:r>
+      <w:r>
+        <w:rPr>
+          <w:rFonts w:ascii="Times New Roman" w:hAnsi="Times New Roman" w:cs="Times New Roman"/>
+          <w:sz w:val="32"/>
+          <w:szCs w:val="32"/>
+        </w:rPr>
+        <w:t xml:space="preserve"> to find new opportunities and take action. Since business is full of </w:t>
+      </w:r>
+      <w:r>
+        <w:rPr>
+          <w:rFonts w:ascii="Times New Roman" w:hAnsi="Times New Roman" w:cs="Times New Roman"/>
+          <w:b/>
+          <w:bCs/>
+          <w:sz w:val="32"/>
+          <w:szCs w:val="32"/>
+        </w:rPr>
+        <w:t>uncertainty</w:t>
+      </w:r>
+      <w:r>
+        <w:rPr>
+          <w:rFonts w:ascii="Times New Roman" w:hAnsi="Times New Roman" w:cs="Times New Roman"/>
+          <w:sz w:val="32"/>
+          <w:szCs w:val="32"/>
+        </w:rPr>
+        <w:t xml:space="preserve">, an entrepreneurial mindset helps them </w:t>
+      </w:r>
+      <w:r>
+        <w:rPr>
+          <w:rFonts w:ascii="Times New Roman" w:hAnsi="Times New Roman" w:cs="Times New Roman"/>
+          <w:b/>
+          <w:bCs/>
+          <w:sz w:val="32"/>
+          <w:szCs w:val="32"/>
+        </w:rPr>
+        <w:t>adapt, think carefully, and stay in control of their emotions</w:t>
+      </w:r>
+      <w:r>
+        <w:rPr>
+          <w:rFonts w:ascii="Times New Roman" w:hAnsi="Times New Roman" w:cs="Times New Roman"/>
+          <w:sz w:val="32"/>
+          <w:szCs w:val="32"/>
+        </w:rPr>
+        <w:t xml:space="preserve"> to make better decisions.</w:t>
+      </w:r>
+    </w:p>
+    <w:p>
+      <w:pPr>
+        <w:tabs>
+          <w:tab w:val="left" w:pos="4200"/>
+        </w:tabs>
+        <w:rPr>
+          <w:rFonts w:ascii="Times New Roman" w:hAnsi="Times New Roman" w:cs="Times New Roman"/>
+          <w:b/>
+          <w:bCs/>
+          <w:color w:val="365F91" w:themeColor="accent1" w:themeShade="BF"/>
+          <w:sz w:val="32"/>
+          <w:szCs w:val="32"/>
+        </w:rPr>
+      </w:pPr>
+      <w:r>
+        <w:rPr>
+          <w:rFonts w:ascii="Times New Roman" w:hAnsi="Times New Roman" w:cs="Times New Roman"/>
+          <w:b/>
+          <w:bCs/>
+          <w:color w:val="365F91" w:themeColor="accent1" w:themeShade="BF"/>
+          <w:sz w:val="32"/>
+          <w:szCs w:val="32"/>
+        </w:rPr>
         <w:lastRenderedPageBreak/>
-        <w:t xml:space="preserve">Dweck noticed that successful athletes, business people, writers, and musicians all share a </w:t>
-      </w:r>
-      <w:r>
-        <w:rPr>
-          <w:rFonts w:ascii="Times New Roman" w:hAnsi="Times New Roman" w:cs="Times New Roman"/>
-          <w:b/>
-          <w:bCs/>
-          <w:sz w:val="32"/>
-          <w:szCs w:val="32"/>
-        </w:rPr>
-        <w:t>growth mindset</w:t>
-      </w:r>
-      <w:r>
-        <w:rPr>
-          <w:rFonts w:ascii="Times New Roman" w:hAnsi="Times New Roman" w:cs="Times New Roman"/>
-          <w:sz w:val="32"/>
-          <w:szCs w:val="32"/>
-        </w:rPr>
-        <w:t xml:space="preserve">. They achieve success through </w:t>
-      </w:r>
-      <w:r>
-        <w:rPr>
-          <w:rFonts w:ascii="Times New Roman" w:hAnsi="Times New Roman" w:cs="Times New Roman"/>
-          <w:b/>
-          <w:bCs/>
-          <w:sz w:val="32"/>
-          <w:szCs w:val="32"/>
-        </w:rPr>
-        <w:t>hard work, practice, and persistence</w:t>
-      </w:r>
-      <w:r>
-        <w:rPr>
-          <w:rFonts w:ascii="Times New Roman" w:hAnsi="Times New Roman" w:cs="Times New Roman"/>
-          <w:sz w:val="32"/>
-          <w:szCs w:val="32"/>
-        </w:rPr>
-        <w:t xml:space="preserve">. She believes people with a growth mindset are generally </w:t>
-      </w:r>
-      <w:r>
-        <w:rPr>
-          <w:rFonts w:ascii="Times New Roman" w:hAnsi="Times New Roman" w:cs="Times New Roman"/>
-          <w:b/>
-          <w:bCs/>
-          <w:sz w:val="32"/>
-          <w:szCs w:val="32"/>
-        </w:rPr>
-        <w:t>happier and more successful</w:t>
+        <w:t>Thinking About Thinking (Metacognition)</w:t>
+      </w:r>
+    </w:p>
+    <w:p>
+      <w:pPr>
+        <w:ind w:firstLine="720"/>
+        <w:rPr>
+          <w:rFonts w:ascii="Times New Roman" w:hAnsi="Times New Roman" w:cs="Times New Roman"/>
+          <w:sz w:val="32"/>
+          <w:szCs w:val="32"/>
+        </w:rPr>
+      </w:pPr>
+      <w:r>
+        <w:rPr>
+          <w:rFonts w:ascii="Times New Roman" w:hAnsi="Times New Roman" w:cs="Times New Roman"/>
+          <w:sz w:val="32"/>
+          <w:szCs w:val="32"/>
+        </w:rPr>
+        <w:t xml:space="preserve">Metacognition means </w:t>
+      </w:r>
+      <w:r>
+        <w:rPr>
+          <w:rFonts w:ascii="Times New Roman" w:hAnsi="Times New Roman" w:cs="Times New Roman"/>
+          <w:b/>
+          <w:bCs/>
+          <w:sz w:val="32"/>
+          <w:szCs w:val="32"/>
+        </w:rPr>
+        <w:t>"thinking about your own thinking"</w:t>
+      </w:r>
+      <w:r>
+        <w:rPr>
+          <w:rFonts w:ascii="Times New Roman" w:hAnsi="Times New Roman" w:cs="Times New Roman"/>
+          <w:sz w:val="32"/>
+          <w:szCs w:val="32"/>
+        </w:rPr>
+        <w:t xml:space="preserve"> and helps us learn better. For example, if you are reading a difficult legal paper and don’t understand some parts, you might </w:t>
+      </w:r>
+      <w:r>
+        <w:rPr>
+          <w:rFonts w:ascii="Times New Roman" w:hAnsi="Times New Roman" w:cs="Times New Roman"/>
+          <w:b/>
+          <w:bCs/>
+          <w:sz w:val="32"/>
+          <w:szCs w:val="32"/>
+        </w:rPr>
+        <w:t>go back, re-read, and try to understand</w:t>
+      </w:r>
+      <w:r>
+        <w:rPr>
+          <w:rFonts w:ascii="Times New Roman" w:hAnsi="Times New Roman" w:cs="Times New Roman"/>
+          <w:sz w:val="32"/>
+          <w:szCs w:val="32"/>
+        </w:rPr>
+        <w:t xml:space="preserve"> instead of just moving on without getting it. This skill helps entrepreneurs make </w:t>
+      </w:r>
+      <w:r>
+        <w:rPr>
+          <w:rFonts w:ascii="Times New Roman" w:hAnsi="Times New Roman" w:cs="Times New Roman"/>
+          <w:b/>
+          <w:bCs/>
+          <w:sz w:val="32"/>
+          <w:szCs w:val="32"/>
+        </w:rPr>
+        <w:t>better decisions and solve problems effectively</w:t>
       </w:r>
       <w:r>
         <w:rPr>
@@ -7517,20 +7621,93 @@
           <w:rFonts w:ascii="Times New Roman" w:hAnsi="Times New Roman" w:cs="Times New Roman"/>
           <w:b/>
           <w:bCs/>
-          <w:sz w:val="32"/>
-          <w:szCs w:val="32"/>
-        </w:rPr>
-      </w:pPr>
-      <w:r>
-        <w:rPr>
-          <w:rFonts w:ascii="Times New Roman" w:hAnsi="Times New Roman" w:cs="Times New Roman"/>
-          <w:b/>
-          <w:bCs/>
           <w:color w:val="365F91" w:themeColor="accent1" w:themeShade="BF"/>
           <w:sz w:val="32"/>
           <w:szCs w:val="32"/>
         </w:rPr>
-        <w:t>Changing Your Mindset</w:t>
+      </w:pPr>
+      <w:r>
+        <w:rPr>
+          <w:rFonts w:ascii="Times New Roman" w:hAnsi="Times New Roman" w:cs="Times New Roman"/>
+          <w:b/>
+          <w:bCs/>
+          <w:color w:val="365F91" w:themeColor="accent1" w:themeShade="BF"/>
+          <w:sz w:val="32"/>
+          <w:szCs w:val="32"/>
+        </w:rPr>
+        <w:t>Understanding Business Models</w:t>
+      </w:r>
+    </w:p>
+    <w:p>
+      <w:pPr>
+        <w:ind w:firstLine="720"/>
+        <w:rPr>
+          <w:rFonts w:ascii="Times New Roman" w:hAnsi="Times New Roman" w:cs="Times New Roman"/>
+          <w:sz w:val="32"/>
+          <w:szCs w:val="32"/>
+        </w:rPr>
+      </w:pPr>
+      <w:r>
+        <w:rPr>
+          <w:rFonts w:ascii="Times New Roman" w:hAnsi="Times New Roman" w:cs="Times New Roman"/>
+          <w:sz w:val="32"/>
+          <w:szCs w:val="32"/>
+        </w:rPr>
+        <w:t xml:space="preserve">A </w:t>
+      </w:r>
+      <w:r>
+        <w:rPr>
+          <w:rFonts w:ascii="Times New Roman" w:hAnsi="Times New Roman" w:cs="Times New Roman"/>
+          <w:b/>
+          <w:bCs/>
+          <w:sz w:val="32"/>
+          <w:szCs w:val="32"/>
+        </w:rPr>
+        <w:t>business model</w:t>
+      </w:r>
+      <w:r>
+        <w:rPr>
+          <w:rFonts w:ascii="Times New Roman" w:hAnsi="Times New Roman" w:cs="Times New Roman"/>
+          <w:sz w:val="32"/>
+          <w:szCs w:val="32"/>
+        </w:rPr>
+        <w:t xml:space="preserve"> is a plan that explains how a company </w:t>
+      </w:r>
+      <w:r>
+        <w:rPr>
+          <w:rFonts w:ascii="Times New Roman" w:hAnsi="Times New Roman" w:cs="Times New Roman"/>
+          <w:b/>
+          <w:bCs/>
+          <w:sz w:val="32"/>
+          <w:szCs w:val="32"/>
+        </w:rPr>
+        <w:t>creates, delivers, and gains value</w:t>
+      </w:r>
+      <w:r>
+        <w:rPr>
+          <w:rFonts w:ascii="Times New Roman" w:hAnsi="Times New Roman" w:cs="Times New Roman"/>
+          <w:sz w:val="32"/>
+          <w:szCs w:val="32"/>
+        </w:rPr>
+        <w:t xml:space="preserve">. It includes the activities and resources needed to build a successful and growing business. Business models help companies grow by </w:t>
+      </w:r>
+      <w:r>
+        <w:rPr>
+          <w:rFonts w:ascii="Times New Roman" w:hAnsi="Times New Roman" w:cs="Times New Roman"/>
+          <w:b/>
+          <w:bCs/>
+          <w:sz w:val="32"/>
+          <w:szCs w:val="32"/>
+        </w:rPr>
+        <w:t>meeting unmet needs, offering unique products or services, or entering new markets</w:t>
+      </w:r>
+      <w:r>
+        <w:rPr>
+          <w:rFonts w:ascii="Times New Roman" w:hAnsi="Times New Roman" w:cs="Times New Roman"/>
+          <w:sz w:val="32"/>
+          <w:szCs w:val="32"/>
+        </w:rPr>
+        <w:t>.</w:t>
       </w:r>
     </w:p>
     <w:p>
@@ -7540,89 +7717,131 @@
         </w:tabs>
         <w:rPr>
           <w:rFonts w:ascii="Times New Roman" w:hAnsi="Times New Roman" w:cs="Times New Roman"/>
-          <w:sz w:val="32"/>
-          <w:szCs w:val="32"/>
-        </w:rPr>
-      </w:pPr>
-      <w:r>
-        <w:rPr>
-          <w:rFonts w:ascii="Times New Roman" w:hAnsi="Times New Roman" w:cs="Times New Roman"/>
-          <w:sz w:val="32"/>
-          <w:szCs w:val="32"/>
-        </w:rPr>
-        <w:t xml:space="preserve">Even if you have a </w:t>
-      </w:r>
-      <w:r>
-        <w:rPr>
-          <w:rFonts w:ascii="Times New Roman" w:hAnsi="Times New Roman" w:cs="Times New Roman"/>
-          <w:b/>
-          <w:bCs/>
-          <w:sz w:val="32"/>
-          <w:szCs w:val="32"/>
-        </w:rPr>
-        <w:t>fixed mindset</w:t>
-      </w:r>
-      <w:r>
-        <w:rPr>
-          <w:rFonts w:ascii="Times New Roman" w:hAnsi="Times New Roman" w:cs="Times New Roman"/>
-          <w:sz w:val="32"/>
-          <w:szCs w:val="32"/>
-        </w:rPr>
-        <w:t xml:space="preserve">, you can learn to develop a </w:t>
-      </w:r>
-      <w:r>
-        <w:rPr>
-          <w:rFonts w:ascii="Times New Roman" w:hAnsi="Times New Roman" w:cs="Times New Roman"/>
-          <w:b/>
-          <w:bCs/>
-          <w:sz w:val="32"/>
-          <w:szCs w:val="32"/>
-        </w:rPr>
-        <w:t>growth mindset</w:t>
-      </w:r>
-      <w:r>
-        <w:rPr>
-          <w:rFonts w:ascii="Times New Roman" w:hAnsi="Times New Roman" w:cs="Times New Roman"/>
-          <w:sz w:val="32"/>
-          <w:szCs w:val="32"/>
-        </w:rPr>
-        <w:t xml:space="preserve">. The first step is to notice the </w:t>
-      </w:r>
-      <w:r>
-        <w:rPr>
-          <w:rFonts w:ascii="Times New Roman" w:hAnsi="Times New Roman" w:cs="Times New Roman"/>
-          <w:b/>
-          <w:bCs/>
-          <w:sz w:val="32"/>
-          <w:szCs w:val="32"/>
-        </w:rPr>
-        <w:t>inner voice</w:t>
-      </w:r>
-      <w:r>
-        <w:rPr>
-          <w:rFonts w:ascii="Times New Roman" w:hAnsi="Times New Roman" w:cs="Times New Roman"/>
-          <w:sz w:val="32"/>
-          <w:szCs w:val="32"/>
-        </w:rPr>
-        <w:t xml:space="preserve"> that creates self-doubt. Instead of accepting negative thoughts, </w:t>
-      </w:r>
-      <w:r>
-        <w:rPr>
-          <w:rFonts w:ascii="Times New Roman" w:hAnsi="Times New Roman" w:cs="Times New Roman"/>
-          <w:b/>
-          <w:bCs/>
-          <w:sz w:val="32"/>
-          <w:szCs w:val="32"/>
-        </w:rPr>
-        <w:t>challenge them</w:t>
-      </w:r>
-      <w:r>
-        <w:rPr>
-          <w:rFonts w:ascii="Times New Roman" w:hAnsi="Times New Roman" w:cs="Times New Roman"/>
-          <w:sz w:val="32"/>
-          <w:szCs w:val="32"/>
-        </w:rPr>
-        <w:t xml:space="preserve"> and take action. Over time, this shift in thinking can improve confidence and success.</w:t>
+          <w:b/>
+          <w:bCs/>
+          <w:color w:val="365F91" w:themeColor="accent1" w:themeShade="BF"/>
+          <w:sz w:val="32"/>
+          <w:szCs w:val="32"/>
+        </w:rPr>
+      </w:pPr>
+      <w:r>
+        <w:rPr>
+          <w:rFonts w:ascii="Times New Roman" w:hAnsi="Times New Roman" w:cs="Times New Roman"/>
+          <w:b/>
+          <w:bCs/>
+          <w:color w:val="365F91" w:themeColor="accent1" w:themeShade="BF"/>
+          <w:sz w:val="32"/>
+          <w:szCs w:val="32"/>
+        </w:rPr>
+        <w:t>Business Model vs. Business Plan</w:t>
+      </w:r>
+    </w:p>
+    <w:p>
+      <w:pPr>
+        <w:ind w:firstLine="720"/>
+        <w:rPr>
+          <w:rFonts w:ascii="Times New Roman" w:hAnsi="Times New Roman" w:cs="Times New Roman"/>
+          <w:sz w:val="32"/>
+          <w:szCs w:val="32"/>
+        </w:rPr>
+      </w:pPr>
+      <w:r>
+        <w:rPr>
+          <w:rFonts w:ascii="Times New Roman" w:hAnsi="Times New Roman" w:cs="Times New Roman"/>
+          <w:sz w:val="32"/>
+          <w:szCs w:val="32"/>
+        </w:rPr>
+        <w:t xml:space="preserve">Many people confuse a </w:t>
+      </w:r>
+      <w:r>
+        <w:rPr>
+          <w:rFonts w:ascii="Times New Roman" w:hAnsi="Times New Roman" w:cs="Times New Roman"/>
+          <w:b/>
+          <w:bCs/>
+          <w:sz w:val="32"/>
+          <w:szCs w:val="32"/>
+        </w:rPr>
+        <w:t>business model</w:t>
+      </w:r>
+      <w:r>
+        <w:rPr>
+          <w:rFonts w:ascii="Times New Roman" w:hAnsi="Times New Roman" w:cs="Times New Roman"/>
+          <w:sz w:val="32"/>
+          <w:szCs w:val="32"/>
+        </w:rPr>
+        <w:t xml:space="preserve"> with a </w:t>
+      </w:r>
+      <w:r>
+        <w:rPr>
+          <w:rFonts w:ascii="Times New Roman" w:hAnsi="Times New Roman" w:cs="Times New Roman"/>
+          <w:b/>
+          <w:bCs/>
+          <w:sz w:val="32"/>
+          <w:szCs w:val="32"/>
+        </w:rPr>
+        <w:t>business plan</w:t>
+      </w:r>
+      <w:r>
+        <w:rPr>
+          <w:rFonts w:ascii="Times New Roman" w:hAnsi="Times New Roman" w:cs="Times New Roman"/>
+          <w:sz w:val="32"/>
+          <w:szCs w:val="32"/>
+        </w:rPr>
+        <w:t xml:space="preserve">, but they are different. A business model </w:t>
+      </w:r>
+      <w:r>
+        <w:rPr>
+          <w:rFonts w:ascii="Times New Roman" w:hAnsi="Times New Roman" w:cs="Times New Roman"/>
+          <w:b/>
+          <w:bCs/>
+          <w:sz w:val="32"/>
+          <w:szCs w:val="32"/>
+        </w:rPr>
+        <w:t>explains how a business works</w:t>
+      </w:r>
+      <w:r>
+        <w:rPr>
+          <w:rFonts w:ascii="Times New Roman" w:hAnsi="Times New Roman" w:cs="Times New Roman"/>
+          <w:sz w:val="32"/>
+          <w:szCs w:val="32"/>
+        </w:rPr>
+        <w:t xml:space="preserve">, while a business plan is a </w:t>
+      </w:r>
+      <w:r>
+        <w:rPr>
+          <w:rFonts w:ascii="Times New Roman" w:hAnsi="Times New Roman" w:cs="Times New Roman"/>
+          <w:b/>
+          <w:bCs/>
+          <w:sz w:val="32"/>
+          <w:szCs w:val="32"/>
+        </w:rPr>
+        <w:t>detailed document</w:t>
+      </w:r>
+      <w:r>
+        <w:rPr>
+          <w:rFonts w:ascii="Times New Roman" w:hAnsi="Times New Roman" w:cs="Times New Roman"/>
+          <w:sz w:val="32"/>
+          <w:szCs w:val="32"/>
+        </w:rPr>
+        <w:t xml:space="preserve"> that includes financial information, business goals, and steps to achieve them. The business plan </w:t>
+      </w:r>
+      <w:r>
+        <w:rPr>
+          <w:rFonts w:ascii="Times New Roman" w:hAnsi="Times New Roman" w:cs="Times New Roman"/>
+          <w:b/>
+          <w:bCs/>
+          <w:sz w:val="32"/>
+          <w:szCs w:val="32"/>
+        </w:rPr>
+        <w:t>supports the business model</w:t>
+      </w:r>
+      <w:r>
+        <w:rPr>
+          <w:rFonts w:ascii="Times New Roman" w:hAnsi="Times New Roman" w:cs="Times New Roman"/>
+          <w:sz w:val="32"/>
+          <w:szCs w:val="32"/>
+        </w:rPr>
+        <w:t xml:space="preserve"> by outlining how to reach its goals.</w:t>
       </w:r>
     </w:p>
     <w:p>
@@ -7639,12 +7858,7 @@
           <w:szCs w:val="32"/>
         </w:rPr>
       </w:pPr>
-    </w:p>
-    <w:p>
-      <w:pPr>
-        <w:tabs>
-          <w:tab w:val="left" w:pos="4200"/>
-        </w:tabs>
+      <w:r>
         <w:rPr>
           <w:rFonts w:ascii="Times New Roman" w:hAnsi="Times New Roman" w:cs="Times New Roman"/>
           <w:b/>
@@ -7653,58 +7867,7 @@
           <w:sz w:val="32"/>
           <w:szCs w:val="32"/>
         </w:rPr>
-      </w:pPr>
-      <w:r>
-        <w:rPr>
-          <w:rFonts w:ascii="Times New Roman" w:hAnsi="Times New Roman" w:cs="Times New Roman"/>
-          <w:b/>
-          <w:bCs/>
-          <w:color w:val="365F91" w:themeColor="accent1" w:themeShade="BF"/>
-          <w:sz w:val="32"/>
-          <w:szCs w:val="32"/>
-        </w:rPr>
-        <w:tab/>
-      </w:r>
-    </w:p>
-    <w:p>
-      <w:pPr>
-        <w:tabs>
-          <w:tab w:val="left" w:pos="4200"/>
-        </w:tabs>
-        <w:rPr>
-          <w:rFonts w:ascii="Times New Roman" w:hAnsi="Times New Roman" w:cs="Times New Roman"/>
-          <w:b/>
-          <w:bCs/>
-          <w:color w:val="365F91" w:themeColor="accent1" w:themeShade="BF"/>
-          <w:sz w:val="32"/>
-          <w:szCs w:val="32"/>
-        </w:rPr>
-      </w:pPr>
-    </w:p>
-    <w:p>
-      <w:pPr>
-        <w:tabs>
-          <w:tab w:val="left" w:pos="4200"/>
-        </w:tabs>
-        <w:rPr>
-          <w:rFonts w:ascii="Times New Roman" w:hAnsi="Times New Roman" w:cs="Times New Roman"/>
-          <w:b/>
-          <w:bCs/>
-          <w:color w:val="365F91" w:themeColor="accent1" w:themeShade="BF"/>
-          <w:sz w:val="32"/>
-          <w:szCs w:val="32"/>
-        </w:rPr>
-      </w:pPr>
-      <w:r>
-        <w:rPr>
-          <w:rFonts w:ascii="Times New Roman" w:hAnsi="Times New Roman" w:cs="Times New Roman"/>
-          <w:b/>
-          <w:bCs/>
-          <w:color w:val="365F91" w:themeColor="accent1" w:themeShade="BF"/>
-          <w:sz w:val="32"/>
-          <w:szCs w:val="32"/>
-        </w:rPr>
-        <w:t>Entrepreneurial Mindset</w:t>
+        <w:t>Adapting Business Models</w:t>
       </w:r>
     </w:p>
     <w:p>
@@ -7712,546 +7875,29 @@
         <w:ind w:firstLine="720"/>
         <w:rPr>
           <w:rFonts w:ascii="Times New Roman" w:hAnsi="Times New Roman" w:cs="Times New Roman"/>
-          <w:sz w:val="32"/>
-          <w:szCs w:val="32"/>
-        </w:rPr>
-      </w:pPr>
-      <w:r>
-        <w:rPr>
-          <w:rFonts w:ascii="Times New Roman" w:hAnsi="Times New Roman" w:cs="Times New Roman"/>
-          <w:sz w:val="32"/>
-          <w:szCs w:val="32"/>
-        </w:rPr>
-        <w:t xml:space="preserve">A </w:t>
-      </w:r>
-      <w:r>
-        <w:rPr>
-          <w:rFonts w:ascii="Times New Roman" w:hAnsi="Times New Roman" w:cs="Times New Roman"/>
-          <w:b/>
-          <w:bCs/>
-          <w:sz w:val="32"/>
-          <w:szCs w:val="32"/>
-        </w:rPr>
-        <w:t>growth mindset</w:t>
-      </w:r>
-      <w:r>
-        <w:rPr>
-          <w:rFonts w:ascii="Times New Roman" w:hAnsi="Times New Roman" w:cs="Times New Roman"/>
-          <w:sz w:val="32"/>
-          <w:szCs w:val="32"/>
-        </w:rPr>
-        <w:t xml:space="preserve"> is very important for entrepreneurs. In Chapter 2, we learned that entrepreneurs need a special way of thinking to find opportunities and handle challenges. There is no single definition of an entrepreneurial mindset, but it means being able to spot opportunities, take action, and stay organized even in uncertain situations. It also means not giving up, learning from mistakes, and being okay with challenges.</w:t>
-      </w:r>
-    </w:p>
-    <w:p>
-      <w:pPr>
-        <w:tabs>
-          <w:tab w:val="left" w:pos="4200"/>
-        </w:tabs>
-        <w:rPr>
-          <w:rFonts w:ascii="Times New Roman" w:hAnsi="Times New Roman" w:cs="Times New Roman"/>
-          <w:b/>
-          <w:bCs/>
-          <w:color w:val="365F91" w:themeColor="accent1" w:themeShade="BF"/>
-          <w:sz w:val="32"/>
-          <w:szCs w:val="32"/>
-        </w:rPr>
-      </w:pPr>
-      <w:r>
-        <w:rPr>
-          <w:rFonts w:ascii="Times New Roman" w:hAnsi="Times New Roman" w:cs="Times New Roman"/>
-          <w:b/>
-          <w:bCs/>
-          <w:color w:val="365F91" w:themeColor="accent1" w:themeShade="BF"/>
-          <w:sz w:val="32"/>
-          <w:szCs w:val="32"/>
-        </w:rPr>
-        <w:t>How Entrepreneurs Think</w:t>
-      </w:r>
-    </w:p>
-    <w:p>
-      <w:pPr>
-        <w:ind w:firstLine="720"/>
-        <w:rPr>
-          <w:rFonts w:ascii="Times New Roman" w:hAnsi="Times New Roman" w:cs="Times New Roman"/>
-          <w:sz w:val="32"/>
-          <w:szCs w:val="32"/>
-        </w:rPr>
-      </w:pPr>
-      <w:r>
-        <w:rPr>
-          <w:rFonts w:ascii="Times New Roman" w:hAnsi="Times New Roman" w:cs="Times New Roman"/>
-          <w:sz w:val="32"/>
-          <w:szCs w:val="32"/>
-        </w:rPr>
-        <w:t xml:space="preserve">Successful entrepreneurs are not always born smart, but they </w:t>
-      </w:r>
-      <w:r>
-        <w:rPr>
-          <w:rFonts w:ascii="Times New Roman" w:hAnsi="Times New Roman" w:cs="Times New Roman"/>
-          <w:b/>
-          <w:bCs/>
-          <w:sz w:val="32"/>
-          <w:szCs w:val="32"/>
-        </w:rPr>
-        <w:t>use their intelligence in the right way</w:t>
-      </w:r>
-      <w:r>
-        <w:rPr>
-          <w:rFonts w:ascii="Times New Roman" w:hAnsi="Times New Roman" w:cs="Times New Roman"/>
-          <w:sz w:val="32"/>
-          <w:szCs w:val="32"/>
-        </w:rPr>
-        <w:t xml:space="preserve">. They apply </w:t>
-      </w:r>
-      <w:r>
-        <w:rPr>
-          <w:rFonts w:ascii="Times New Roman" w:hAnsi="Times New Roman" w:cs="Times New Roman"/>
-          <w:b/>
-          <w:bCs/>
-          <w:sz w:val="32"/>
-          <w:szCs w:val="32"/>
-        </w:rPr>
-        <w:t>problem-solving, reasoning, and experimenting</w:t>
-      </w:r>
-      <w:r>
-        <w:rPr>
-          <w:rFonts w:ascii="Times New Roman" w:hAnsi="Times New Roman" w:cs="Times New Roman"/>
-          <w:sz w:val="32"/>
-          <w:szCs w:val="32"/>
-        </w:rPr>
-        <w:t xml:space="preserve"> to find new opportunities and take action. Since business is full of </w:t>
-      </w:r>
-      <w:r>
-        <w:rPr>
-          <w:rFonts w:ascii="Times New Roman" w:hAnsi="Times New Roman" w:cs="Times New Roman"/>
-          <w:b/>
-          <w:bCs/>
-          <w:sz w:val="32"/>
-          <w:szCs w:val="32"/>
-        </w:rPr>
-        <w:t>uncertainty</w:t>
-      </w:r>
-      <w:r>
-        <w:rPr>
-          <w:rFonts w:ascii="Times New Roman" w:hAnsi="Times New Roman" w:cs="Times New Roman"/>
-          <w:sz w:val="32"/>
-          <w:szCs w:val="32"/>
-        </w:rPr>
-        <w:t xml:space="preserve">, an entrepreneurial mindset </w:t>
-      </w:r>
-      <w:r>
-        <w:rPr>
-          <w:rFonts w:ascii="Times New Roman" w:hAnsi="Times New Roman" w:cs="Times New Roman"/>
+          <w:color w:val="0D0D0D" w:themeColor="text1" w:themeTint="F2"/>
+          <w:sz w:val="32"/>
+          <w:szCs w:val="32"/>
+        </w:rPr>
+      </w:pPr>
+      <w:r>
+        <w:rPr>
+          <w:rFonts w:ascii="Times New Roman" w:hAnsi="Times New Roman" w:cs="Times New Roman"/>
+          <w:color w:val="0D0D0D" w:themeColor="text1" w:themeTint="F2"/>
+          <w:sz w:val="32"/>
+          <w:szCs w:val="32"/>
+        </w:rPr>
+        <w:t xml:space="preserve">Businesses can change their way of working (their business model) to better fit customer needs. In the example of VF, they first charged startups a fee for services, but many startups found it hard to pay. So, VF changed its approach—instead of asking for direct payment, they took a small ownership share (equity) in the startup. This way, startups didn’t have to pay upfront, and VF could benefit later if the startup became </w:t>
+      </w:r>
+      <w:r>
+        <w:rPr>
+          <w:rFonts w:ascii="Times New Roman" w:hAnsi="Times New Roman" w:cs="Times New Roman"/>
+          <w:color w:val="0D0D0D" w:themeColor="text1" w:themeTint="F2"/>
           <w:sz w:val="32"/>
           <w:szCs w:val="32"/>
         </w:rPr>
         <w:lastRenderedPageBreak/>
-        <w:t xml:space="preserve">helps them </w:t>
-      </w:r>
-      <w:r>
-        <w:rPr>
-          <w:rFonts w:ascii="Times New Roman" w:hAnsi="Times New Roman" w:cs="Times New Roman"/>
-          <w:b/>
-          <w:bCs/>
-          <w:sz w:val="32"/>
-          <w:szCs w:val="32"/>
-        </w:rPr>
-        <w:t>adapt, think carefully, and stay in control of their emotions</w:t>
-      </w:r>
-      <w:r>
-        <w:rPr>
-          <w:rFonts w:ascii="Times New Roman" w:hAnsi="Times New Roman" w:cs="Times New Roman"/>
-          <w:sz w:val="32"/>
-          <w:szCs w:val="32"/>
-        </w:rPr>
-        <w:t xml:space="preserve"> to make better decisions.</w:t>
-      </w:r>
-    </w:p>
-    <w:p>
-      <w:pPr>
-        <w:tabs>
-          <w:tab w:val="left" w:pos="4200"/>
-        </w:tabs>
-        <w:rPr>
-          <w:rFonts w:ascii="Times New Roman" w:hAnsi="Times New Roman" w:cs="Times New Roman"/>
-          <w:b/>
-          <w:bCs/>
-          <w:color w:val="365F91" w:themeColor="accent1" w:themeShade="BF"/>
-          <w:sz w:val="32"/>
-          <w:szCs w:val="32"/>
-        </w:rPr>
-      </w:pPr>
-      <w:r>
-        <w:rPr>
-          <w:rFonts w:ascii="Times New Roman" w:hAnsi="Times New Roman" w:cs="Times New Roman"/>
-          <w:b/>
-          <w:bCs/>
-          <w:color w:val="365F91" w:themeColor="accent1" w:themeShade="BF"/>
-          <w:sz w:val="32"/>
-          <w:szCs w:val="32"/>
-        </w:rPr>
-        <w:t>Thinking About Thinking (Metacognition)</w:t>
-      </w:r>
-    </w:p>
-    <w:p>
-      <w:pPr>
-        <w:ind w:firstLine="720"/>
-        <w:rPr>
-          <w:rFonts w:ascii="Times New Roman" w:hAnsi="Times New Roman" w:cs="Times New Roman"/>
-          <w:sz w:val="32"/>
-          <w:szCs w:val="32"/>
-        </w:rPr>
-      </w:pPr>
-      <w:r>
-        <w:rPr>
-          <w:rFonts w:ascii="Times New Roman" w:hAnsi="Times New Roman" w:cs="Times New Roman"/>
-          <w:sz w:val="32"/>
-          <w:szCs w:val="32"/>
-        </w:rPr>
-        <w:t xml:space="preserve">Metacognition means </w:t>
-      </w:r>
-      <w:r>
-        <w:rPr>
-          <w:rFonts w:ascii="Times New Roman" w:hAnsi="Times New Roman" w:cs="Times New Roman"/>
-          <w:b/>
-          <w:bCs/>
-          <w:sz w:val="32"/>
-          <w:szCs w:val="32"/>
-        </w:rPr>
-        <w:t>"thinking about your own thinking"</w:t>
-      </w:r>
-      <w:r>
-        <w:rPr>
-          <w:rFonts w:ascii="Times New Roman" w:hAnsi="Times New Roman" w:cs="Times New Roman"/>
-          <w:sz w:val="32"/>
-          <w:szCs w:val="32"/>
-        </w:rPr>
-        <w:t xml:space="preserve"> and helps us learn better. For example, if you are reading a difficult legal paper and don’t understand some parts, you might </w:t>
-      </w:r>
-      <w:r>
-        <w:rPr>
-          <w:rFonts w:ascii="Times New Roman" w:hAnsi="Times New Roman" w:cs="Times New Roman"/>
-          <w:b/>
-          <w:bCs/>
-          <w:sz w:val="32"/>
-          <w:szCs w:val="32"/>
-        </w:rPr>
-        <w:t>go back, re-read, and try to understand</w:t>
-      </w:r>
-      <w:r>
-        <w:rPr>
-          <w:rFonts w:ascii="Times New Roman" w:hAnsi="Times New Roman" w:cs="Times New Roman"/>
-          <w:sz w:val="32"/>
-          <w:szCs w:val="32"/>
-        </w:rPr>
-        <w:t xml:space="preserve"> instead of just moving on without getting it. This skill helps entrepreneurs make </w:t>
-      </w:r>
-      <w:r>
-        <w:rPr>
-          <w:rFonts w:ascii="Times New Roman" w:hAnsi="Times New Roman" w:cs="Times New Roman"/>
-          <w:b/>
-          <w:bCs/>
-          <w:sz w:val="32"/>
-          <w:szCs w:val="32"/>
-        </w:rPr>
-        <w:t>better decisions and solve problems effectively</w:t>
-      </w:r>
-      <w:r>
-        <w:rPr>
-          <w:rFonts w:ascii="Times New Roman" w:hAnsi="Times New Roman" w:cs="Times New Roman"/>
-          <w:sz w:val="32"/>
-          <w:szCs w:val="32"/>
-        </w:rPr>
-        <w:t>.</w:t>
-      </w:r>
-    </w:p>
-    <w:p>
-      <w:pPr>
-        <w:tabs>
-          <w:tab w:val="left" w:pos="4200"/>
-        </w:tabs>
-        <w:rPr>
-          <w:rFonts w:ascii="Times New Roman" w:hAnsi="Times New Roman" w:cs="Times New Roman"/>
-          <w:b/>
-          <w:bCs/>
-          <w:color w:val="365F91" w:themeColor="accent1" w:themeShade="BF"/>
-          <w:sz w:val="32"/>
-          <w:szCs w:val="32"/>
-        </w:rPr>
-      </w:pPr>
-      <w:r>
-        <w:rPr>
-          <w:rFonts w:ascii="Times New Roman" w:hAnsi="Times New Roman" w:cs="Times New Roman"/>
-          <w:b/>
-          <w:bCs/>
-          <w:color w:val="365F91" w:themeColor="accent1" w:themeShade="BF"/>
-          <w:sz w:val="32"/>
-          <w:szCs w:val="32"/>
-        </w:rPr>
-        <w:t>Understanding Business Models</w:t>
-      </w:r>
-    </w:p>
-    <w:p>
-      <w:pPr>
-        <w:ind w:firstLine="720"/>
-        <w:rPr>
-          <w:rFonts w:ascii="Times New Roman" w:hAnsi="Times New Roman" w:cs="Times New Roman"/>
-          <w:sz w:val="32"/>
-          <w:szCs w:val="32"/>
-        </w:rPr>
-      </w:pPr>
-      <w:r>
-        <w:rPr>
-          <w:rFonts w:ascii="Times New Roman" w:hAnsi="Times New Roman" w:cs="Times New Roman"/>
-          <w:sz w:val="32"/>
-          <w:szCs w:val="32"/>
-        </w:rPr>
-        <w:t xml:space="preserve">A </w:t>
-      </w:r>
-      <w:r>
-        <w:rPr>
-          <w:rFonts w:ascii="Times New Roman" w:hAnsi="Times New Roman" w:cs="Times New Roman"/>
-          <w:b/>
-          <w:bCs/>
-          <w:sz w:val="32"/>
-          <w:szCs w:val="32"/>
-        </w:rPr>
-        <w:t>business model</w:t>
-      </w:r>
-      <w:r>
-        <w:rPr>
-          <w:rFonts w:ascii="Times New Roman" w:hAnsi="Times New Roman" w:cs="Times New Roman"/>
-          <w:sz w:val="32"/>
-          <w:szCs w:val="32"/>
-        </w:rPr>
-        <w:t xml:space="preserve"> is a plan that explains how a company </w:t>
-      </w:r>
-      <w:r>
-        <w:rPr>
-          <w:rFonts w:ascii="Times New Roman" w:hAnsi="Times New Roman" w:cs="Times New Roman"/>
-          <w:b/>
-          <w:bCs/>
-          <w:sz w:val="32"/>
-          <w:szCs w:val="32"/>
-        </w:rPr>
-        <w:t>creates, delivers, and gains value</w:t>
-      </w:r>
-      <w:r>
-        <w:rPr>
-          <w:rFonts w:ascii="Times New Roman" w:hAnsi="Times New Roman" w:cs="Times New Roman"/>
-          <w:sz w:val="32"/>
-          <w:szCs w:val="32"/>
-        </w:rPr>
-        <w:t xml:space="preserve">. It includes the activities and resources needed to build a successful and growing business. Business models help companies grow by </w:t>
-      </w:r>
-      <w:r>
-        <w:rPr>
-          <w:rFonts w:ascii="Times New Roman" w:hAnsi="Times New Roman" w:cs="Times New Roman"/>
-          <w:b/>
-          <w:bCs/>
-          <w:sz w:val="32"/>
-          <w:szCs w:val="32"/>
-        </w:rPr>
-        <w:t>meeting unmet needs, offering unique products or services, or entering new markets</w:t>
-      </w:r>
-      <w:r>
-        <w:rPr>
-          <w:rFonts w:ascii="Times New Roman" w:hAnsi="Times New Roman" w:cs="Times New Roman"/>
-          <w:sz w:val="32"/>
-          <w:szCs w:val="32"/>
-        </w:rPr>
-        <w:t>.</w:t>
-      </w:r>
-    </w:p>
-    <w:p>
-      <w:pPr>
-        <w:tabs>
-          <w:tab w:val="left" w:pos="4200"/>
-        </w:tabs>
-        <w:rPr>
-          <w:rFonts w:ascii="Times New Roman" w:hAnsi="Times New Roman" w:cs="Times New Roman"/>
-          <w:b/>
-          <w:bCs/>
-          <w:color w:val="365F91" w:themeColor="accent1" w:themeShade="BF"/>
-          <w:sz w:val="32"/>
-          <w:szCs w:val="32"/>
-        </w:rPr>
-      </w:pPr>
-      <w:r>
-        <w:rPr>
-          <w:rFonts w:ascii="Times New Roman" w:hAnsi="Times New Roman" w:cs="Times New Roman"/>
-          <w:b/>
-          <w:bCs/>
-          <w:color w:val="365F91" w:themeColor="accent1" w:themeShade="BF"/>
-          <w:sz w:val="32"/>
-          <w:szCs w:val="32"/>
-        </w:rPr>
-        <w:t>Business Model vs. Business Plan</w:t>
-      </w:r>
-    </w:p>
-    <w:p>
-      <w:pPr>
-        <w:ind w:firstLine="720"/>
-        <w:rPr>
-          <w:rFonts w:ascii="Times New Roman" w:hAnsi="Times New Roman" w:cs="Times New Roman"/>
-          <w:sz w:val="32"/>
-          <w:szCs w:val="32"/>
-        </w:rPr>
-      </w:pPr>
-      <w:r>
-        <w:rPr>
-          <w:rFonts w:ascii="Times New Roman" w:hAnsi="Times New Roman" w:cs="Times New Roman"/>
-          <w:sz w:val="32"/>
-          <w:szCs w:val="32"/>
-        </w:rPr>
-        <w:t xml:space="preserve">Many people confuse a </w:t>
-      </w:r>
-      <w:r>
-        <w:rPr>
-          <w:rFonts w:ascii="Times New Roman" w:hAnsi="Times New Roman" w:cs="Times New Roman"/>
-          <w:b/>
-          <w:bCs/>
-          <w:sz w:val="32"/>
-          <w:szCs w:val="32"/>
-        </w:rPr>
-        <w:t>business model</w:t>
-      </w:r>
-      <w:r>
-        <w:rPr>
-          <w:rFonts w:ascii="Times New Roman" w:hAnsi="Times New Roman" w:cs="Times New Roman"/>
-          <w:sz w:val="32"/>
-          <w:szCs w:val="32"/>
-        </w:rPr>
-        <w:t xml:space="preserve"> with a </w:t>
-      </w:r>
-      <w:r>
-        <w:rPr>
-          <w:rFonts w:ascii="Times New Roman" w:hAnsi="Times New Roman" w:cs="Times New Roman"/>
-          <w:b/>
-          <w:bCs/>
-          <w:sz w:val="32"/>
-          <w:szCs w:val="32"/>
-        </w:rPr>
-        <w:t>business plan</w:t>
-      </w:r>
-      <w:r>
-        <w:rPr>
-          <w:rFonts w:ascii="Times New Roman" w:hAnsi="Times New Roman" w:cs="Times New Roman"/>
-          <w:sz w:val="32"/>
-          <w:szCs w:val="32"/>
-        </w:rPr>
-        <w:t xml:space="preserve">, but they are different. A business model </w:t>
-      </w:r>
-      <w:r>
-        <w:rPr>
-          <w:rFonts w:ascii="Times New Roman" w:hAnsi="Times New Roman" w:cs="Times New Roman"/>
-          <w:b/>
-          <w:bCs/>
-          <w:sz w:val="32"/>
-          <w:szCs w:val="32"/>
-        </w:rPr>
-        <w:t>explains how a business works</w:t>
-      </w:r>
-      <w:r>
-        <w:rPr>
-          <w:rFonts w:ascii="Times New Roman" w:hAnsi="Times New Roman" w:cs="Times New Roman"/>
-          <w:sz w:val="32"/>
-          <w:szCs w:val="32"/>
-        </w:rPr>
-        <w:t xml:space="preserve">, while a business plan is a </w:t>
-      </w:r>
-      <w:r>
-        <w:rPr>
-          <w:rFonts w:ascii="Times New Roman" w:hAnsi="Times New Roman" w:cs="Times New Roman"/>
-          <w:b/>
-          <w:bCs/>
-          <w:sz w:val="32"/>
-          <w:szCs w:val="32"/>
-        </w:rPr>
-        <w:t>detailed document</w:t>
-      </w:r>
-      <w:r>
-        <w:rPr>
-          <w:rFonts w:ascii="Times New Roman" w:hAnsi="Times New Roman" w:cs="Times New Roman"/>
-          <w:sz w:val="32"/>
-          <w:szCs w:val="32"/>
-        </w:rPr>
-        <w:t xml:space="preserve"> that includes financial information, business goals, and steps to achieve them. The business plan </w:t>
-      </w:r>
-      <w:r>
-        <w:rPr>
-          <w:rFonts w:ascii="Times New Roman" w:hAnsi="Times New Roman" w:cs="Times New Roman"/>
-          <w:b/>
-          <w:bCs/>
-          <w:sz w:val="32"/>
-          <w:szCs w:val="32"/>
-        </w:rPr>
-        <w:t>supports the business model</w:t>
-      </w:r>
-      <w:r>
-        <w:rPr>
-          <w:rFonts w:ascii="Times New Roman" w:hAnsi="Times New Roman" w:cs="Times New Roman"/>
-          <w:sz w:val="32"/>
-          <w:szCs w:val="32"/>
-        </w:rPr>
-        <w:t xml:space="preserve"> by outlining how to reach its goals.</w:t>
-      </w:r>
-    </w:p>
-    <w:p>
-      <w:pPr>
-        <w:tabs>
-          <w:tab w:val="left" w:pos="4200"/>
-        </w:tabs>
-        <w:rPr>
-          <w:rFonts w:ascii="Times New Roman" w:hAnsi="Times New Roman" w:cs="Times New Roman"/>
-          <w:b/>
-          <w:bCs/>
-          <w:color w:val="365F91" w:themeColor="accent1" w:themeShade="BF"/>
-          <w:sz w:val="32"/>
-          <w:szCs w:val="32"/>
-        </w:rPr>
-      </w:pPr>
-      <w:r>
-        <w:rPr>
-          <w:rFonts w:ascii="Times New Roman" w:hAnsi="Times New Roman" w:cs="Times New Roman"/>
-          <w:b/>
-          <w:bCs/>
-          <w:color w:val="365F91" w:themeColor="accent1" w:themeShade="BF"/>
-          <w:sz w:val="32"/>
-          <w:szCs w:val="32"/>
-        </w:rPr>
-        <w:t>Adapting Business Models</w:t>
-      </w:r>
-    </w:p>
-    <w:p>
-      <w:pPr>
-        <w:ind w:firstLine="720"/>
-        <w:rPr>
-          <w:rFonts w:ascii="Times New Roman" w:hAnsi="Times New Roman" w:cs="Times New Roman"/>
-          <w:color w:val="0D0D0D" w:themeColor="text1" w:themeTint="F2"/>
-          <w:sz w:val="32"/>
-          <w:szCs w:val="32"/>
-        </w:rPr>
-      </w:pPr>
-      <w:r>
-        <w:rPr>
-          <w:rFonts w:ascii="Times New Roman" w:hAnsi="Times New Roman" w:cs="Times New Roman"/>
-          <w:color w:val="0D0D0D" w:themeColor="text1" w:themeTint="F2"/>
-          <w:sz w:val="32"/>
-          <w:szCs w:val="32"/>
-        </w:rPr>
-        <w:t xml:space="preserve">Businesses can change their way of working (their business model) to better fit customer needs. In the example of VF, they first charged startups a fee for services, but many startups found it hard to pay. So, VF changed its approach—instead of asking for direct payment, they took a </w:t>
-      </w:r>
-      <w:r>
-        <w:rPr>
-          <w:rFonts w:ascii="Times New Roman" w:hAnsi="Times New Roman" w:cs="Times New Roman"/>
-          <w:color w:val="0D0D0D" w:themeColor="text1" w:themeTint="F2"/>
-          <w:sz w:val="32"/>
-          <w:szCs w:val="32"/>
-        </w:rPr>
-        <w:lastRenderedPageBreak/>
-        <w:t>small ownership share (equity) in the startup. This way, startups didn’t have to pay upfront, and VF could benefit later if the startup became successful. This kind of change makes the business more attractive and accessible to its customers.</w:t>
+        <w:t>successful. This kind of change makes the business more attractive and accessible to its customers.</w:t>
       </w:r>
     </w:p>
     <w:p>
@@ -8609,26 +8255,26 @@
           <w:sz w:val="32"/>
           <w:szCs w:val="32"/>
         </w:rPr>
+        <w:t>Example:</w:t>
+      </w:r>
+    </w:p>
+    <w:p>
+      <w:pPr>
+        <w:rPr>
+          <w:rFonts w:ascii="Times New Roman" w:hAnsi="Times New Roman" w:cs="Times New Roman"/>
+          <w:color w:val="0D0D0D" w:themeColor="text1" w:themeTint="F2"/>
+          <w:sz w:val="32"/>
+          <w:szCs w:val="32"/>
+        </w:rPr>
+      </w:pPr>
+      <w:r>
+        <w:rPr>
+          <w:rFonts w:ascii="Times New Roman" w:hAnsi="Times New Roman" w:cs="Times New Roman"/>
+          <w:color w:val="0D0D0D" w:themeColor="text1" w:themeTint="F2"/>
+          <w:sz w:val="32"/>
+          <w:szCs w:val="32"/>
+        </w:rPr>
         <w:lastRenderedPageBreak/>
-        <w:t>Example:</w:t>
-      </w:r>
-    </w:p>
-    <w:p>
-      <w:pPr>
-        <w:rPr>
-          <w:rFonts w:ascii="Times New Roman" w:hAnsi="Times New Roman" w:cs="Times New Roman"/>
-          <w:color w:val="0D0D0D" w:themeColor="text1" w:themeTint="F2"/>
-          <w:sz w:val="32"/>
-          <w:szCs w:val="32"/>
-        </w:rPr>
-      </w:pPr>
-      <w:r>
-        <w:rPr>
-          <w:rFonts w:ascii="Times New Roman" w:hAnsi="Times New Roman" w:cs="Times New Roman"/>
-          <w:color w:val="0D0D0D" w:themeColor="text1" w:themeTint="F2"/>
-          <w:sz w:val="32"/>
-          <w:szCs w:val="32"/>
-        </w:rPr>
         <w:t xml:space="preserve">Suppose you launch a </w:t>
       </w:r>
       <w:r>
@@ -9038,29 +8684,29 @@
           <w:sz w:val="32"/>
           <w:szCs w:val="32"/>
         </w:rPr>
+        <w:t>Example:</w:t>
+      </w:r>
+    </w:p>
+    <w:p>
+      <w:pPr>
+        <w:tabs>
+          <w:tab w:val="left" w:pos="2016"/>
+        </w:tabs>
+        <w:rPr>
+          <w:rFonts w:ascii="Times New Roman" w:hAnsi="Times New Roman" w:cs="Times New Roman"/>
+          <w:color w:val="0D0D0D" w:themeColor="text1" w:themeTint="F2"/>
+          <w:sz w:val="32"/>
+          <w:szCs w:val="32"/>
+        </w:rPr>
+      </w:pPr>
+      <w:r>
+        <w:rPr>
+          <w:rFonts w:ascii="Times New Roman" w:hAnsi="Times New Roman" w:cs="Times New Roman"/>
+          <w:color w:val="0D0D0D" w:themeColor="text1" w:themeTint="F2"/>
+          <w:sz w:val="32"/>
+          <w:szCs w:val="32"/>
+        </w:rPr>
         <w:lastRenderedPageBreak/>
-        <w:t>Example:</w:t>
-      </w:r>
-    </w:p>
-    <w:p>
-      <w:pPr>
-        <w:tabs>
-          <w:tab w:val="left" w:pos="2016"/>
-        </w:tabs>
-        <w:rPr>
-          <w:rFonts w:ascii="Times New Roman" w:hAnsi="Times New Roman" w:cs="Times New Roman"/>
-          <w:color w:val="0D0D0D" w:themeColor="text1" w:themeTint="F2"/>
-          <w:sz w:val="32"/>
-          <w:szCs w:val="32"/>
-        </w:rPr>
-      </w:pPr>
-      <w:r>
-        <w:rPr>
-          <w:rFonts w:ascii="Times New Roman" w:hAnsi="Times New Roman" w:cs="Times New Roman"/>
-          <w:color w:val="0D0D0D" w:themeColor="text1" w:themeTint="F2"/>
-          <w:sz w:val="32"/>
-          <w:szCs w:val="32"/>
-        </w:rPr>
         <w:t xml:space="preserve">Imagine you start a </w:t>
       </w:r>
       <w:r>
@@ -10348,6 +9994,1342 @@
           <w:szCs w:val="36"/>
         </w:rPr>
         <w:lastRenderedPageBreak/>
+        <w:t>Planning for Entrepreneurs</w:t>
+      </w:r>
+      <w:r>
+        <w:rPr>
+          <w:rFonts w:ascii="Times New Roman" w:hAnsi="Times New Roman" w:cs="Times New Roman"/>
+          <w:b/>
+          <w:bCs/>
+          <w:color w:val="365F91" w:themeColor="accent1" w:themeShade="BF"/>
+          <w:sz w:val="36"/>
+          <w:szCs w:val="36"/>
+        </w:rPr>
+        <w:t>: The TRIM Framework</w:t>
+      </w:r>
+    </w:p>
+    <w:p>
+      <w:pPr>
+        <w:tabs>
+          <w:tab w:val="left" w:pos="2016"/>
+        </w:tabs>
+        <w:rPr>
+          <w:rFonts w:ascii="Times New Roman" w:hAnsi="Times New Roman" w:cs="Times New Roman"/>
+          <w:b/>
+          <w:bCs/>
+          <w:color w:val="365F91" w:themeColor="accent1" w:themeShade="BF"/>
+          <w:sz w:val="32"/>
+          <w:szCs w:val="32"/>
+        </w:rPr>
+      </w:pPr>
+      <w:r>
+        <w:rPr>
+          <w:rFonts w:ascii="Times New Roman" w:hAnsi="Times New Roman" w:cs="Times New Roman"/>
+          <w:b/>
+          <w:bCs/>
+          <w:color w:val="365F91" w:themeColor="accent1" w:themeShade="BF"/>
+          <w:sz w:val="32"/>
+          <w:szCs w:val="32"/>
+        </w:rPr>
+        <w:t>What is Planning?</w:t>
+      </w:r>
+    </w:p>
+    <w:p>
+      <w:pPr>
+        <w:tabs>
+          <w:tab w:val="left" w:pos="2016"/>
+        </w:tabs>
+        <w:rPr>
+          <w:rFonts w:ascii="Times New Roman" w:hAnsi="Times New Roman" w:cs="Times New Roman"/>
+          <w:color w:val="0D0D0D" w:themeColor="text1" w:themeTint="F2"/>
+          <w:sz w:val="32"/>
+          <w:szCs w:val="32"/>
+        </w:rPr>
+      </w:pPr>
+      <w:r>
+        <w:rPr>
+          <w:rFonts w:ascii="Times New Roman" w:hAnsi="Times New Roman" w:cs="Times New Roman"/>
+          <w:color w:val="0D0D0D" w:themeColor="text1" w:themeTint="F2"/>
+          <w:sz w:val="32"/>
+          <w:szCs w:val="32"/>
+        </w:rPr>
+        <w:t>For an entrepreneur, planning means thinking about the future of the business—what you want to do and how you will do it. It is not only about writing things down but also about imagining how your business will grow and succeed. Planning helps you decide the right steps to take to turn your idea into reality.</w:t>
+      </w:r>
+    </w:p>
+    <w:p>
+      <w:pPr>
+        <w:tabs>
+          <w:tab w:val="left" w:pos="2016"/>
+        </w:tabs>
+        <w:rPr>
+          <w:rFonts w:ascii="Times New Roman" w:hAnsi="Times New Roman" w:cs="Times New Roman"/>
+          <w:b/>
+          <w:bCs/>
+          <w:color w:val="365F91" w:themeColor="accent1" w:themeShade="BF"/>
+          <w:sz w:val="32"/>
+          <w:szCs w:val="32"/>
+        </w:rPr>
+      </w:pPr>
+      <w:r>
+        <w:rPr>
+          <w:rFonts w:ascii="Times New Roman" w:hAnsi="Times New Roman" w:cs="Times New Roman"/>
+          <w:b/>
+          <w:bCs/>
+          <w:color w:val="365F91" w:themeColor="accent1" w:themeShade="BF"/>
+          <w:sz w:val="32"/>
+          <w:szCs w:val="32"/>
+        </w:rPr>
+        <w:t>Why is Planning Important?</w:t>
+      </w:r>
+    </w:p>
+    <w:p>
+      <w:pPr>
+        <w:tabs>
+          <w:tab w:val="left" w:pos="2016"/>
+        </w:tabs>
+        <w:rPr>
+          <w:rFonts w:ascii="Times New Roman" w:hAnsi="Times New Roman" w:cs="Times New Roman"/>
+          <w:color w:val="0D0D0D" w:themeColor="text1" w:themeTint="F2"/>
+          <w:sz w:val="32"/>
+          <w:szCs w:val="32"/>
+        </w:rPr>
+      </w:pPr>
+      <w:r>
+        <w:rPr>
+          <w:rFonts w:ascii="Times New Roman" w:hAnsi="Times New Roman" w:cs="Times New Roman"/>
+          <w:color w:val="0D0D0D" w:themeColor="text1" w:themeTint="F2"/>
+          <w:sz w:val="32"/>
+          <w:szCs w:val="32"/>
+        </w:rPr>
+        <w:t>When starting a new business, it is important to know three things:</w:t>
+      </w:r>
+    </w:p>
+    <w:p>
+      <w:pPr>
+        <w:numPr>
+          <w:ilvl w:val="0"/>
+          <w:numId w:val="102"/>
+        </w:numPr>
+        <w:tabs>
+          <w:tab w:val="left" w:pos="2016"/>
+        </w:tabs>
+        <w:rPr>
+          <w:rFonts w:ascii="Times New Roman" w:hAnsi="Times New Roman" w:cs="Times New Roman"/>
+          <w:color w:val="0D0D0D" w:themeColor="text1" w:themeTint="F2"/>
+          <w:sz w:val="32"/>
+          <w:szCs w:val="32"/>
+        </w:rPr>
+      </w:pPr>
+      <w:r>
+        <w:rPr>
+          <w:rFonts w:ascii="Times New Roman" w:hAnsi="Times New Roman" w:cs="Times New Roman"/>
+          <w:color w:val="0D0D0D" w:themeColor="text1" w:themeTint="F2"/>
+          <w:sz w:val="32"/>
+          <w:szCs w:val="32"/>
+        </w:rPr>
+        <w:t>Who you know (your network),</w:t>
+      </w:r>
+    </w:p>
+    <w:p>
+      <w:pPr>
+        <w:numPr>
+          <w:ilvl w:val="0"/>
+          <w:numId w:val="102"/>
+        </w:numPr>
+        <w:tabs>
+          <w:tab w:val="left" w:pos="2016"/>
+        </w:tabs>
+        <w:rPr>
+          <w:rFonts w:ascii="Times New Roman" w:hAnsi="Times New Roman" w:cs="Times New Roman"/>
+          <w:color w:val="0D0D0D" w:themeColor="text1" w:themeTint="F2"/>
+          <w:sz w:val="32"/>
+          <w:szCs w:val="32"/>
+        </w:rPr>
+      </w:pPr>
+      <w:r>
+        <w:rPr>
+          <w:rFonts w:ascii="Times New Roman" w:hAnsi="Times New Roman" w:cs="Times New Roman"/>
+          <w:color w:val="0D0D0D" w:themeColor="text1" w:themeTint="F2"/>
+          <w:sz w:val="32"/>
+          <w:szCs w:val="32"/>
+        </w:rPr>
+        <w:t>What you know (your skills),</w:t>
+      </w:r>
+    </w:p>
+    <w:p>
+      <w:pPr>
+        <w:numPr>
+          <w:ilvl w:val="0"/>
+          <w:numId w:val="102"/>
+        </w:numPr>
+        <w:tabs>
+          <w:tab w:val="left" w:pos="2016"/>
+        </w:tabs>
+        <w:rPr>
+          <w:rFonts w:ascii="Times New Roman" w:hAnsi="Times New Roman" w:cs="Times New Roman"/>
+          <w:color w:val="0D0D0D" w:themeColor="text1" w:themeTint="F2"/>
+          <w:sz w:val="32"/>
+          <w:szCs w:val="32"/>
+        </w:rPr>
+      </w:pPr>
+      <w:r>
+        <w:rPr>
+          <w:rFonts w:ascii="Times New Roman" w:hAnsi="Times New Roman" w:cs="Times New Roman"/>
+          <w:color w:val="0D0D0D" w:themeColor="text1" w:themeTint="F2"/>
+          <w:sz w:val="32"/>
+          <w:szCs w:val="32"/>
+        </w:rPr>
+        <w:t>How you will use your idea to make a business.</w:t>
+      </w:r>
+    </w:p>
+    <w:p>
+      <w:pPr>
+        <w:tabs>
+          <w:tab w:val="left" w:pos="2016"/>
+        </w:tabs>
+        <w:rPr>
+          <w:rFonts w:ascii="Times New Roman" w:hAnsi="Times New Roman" w:cs="Times New Roman"/>
+          <w:color w:val="0D0D0D" w:themeColor="text1" w:themeTint="F2"/>
+          <w:sz w:val="32"/>
+          <w:szCs w:val="32"/>
+        </w:rPr>
+      </w:pPr>
+      <w:r>
+        <w:rPr>
+          <w:rFonts w:ascii="Times New Roman" w:hAnsi="Times New Roman" w:cs="Times New Roman"/>
+          <w:color w:val="0D0D0D" w:themeColor="text1" w:themeTint="F2"/>
+          <w:sz w:val="32"/>
+          <w:szCs w:val="32"/>
+        </w:rPr>
+        <w:t>Planning helps you connect these things and take the first step toward your goal. Without a clear plan, it becomes hard to check if your idea can really work or if people will actually want your product or service.</w:t>
+      </w:r>
+    </w:p>
+    <w:p>
+      <w:pPr>
+        <w:tabs>
+          <w:tab w:val="left" w:pos="2016"/>
+        </w:tabs>
+        <w:rPr>
+          <w:rFonts w:ascii="Times New Roman" w:hAnsi="Times New Roman" w:cs="Times New Roman"/>
+          <w:b/>
+          <w:bCs/>
+          <w:color w:val="365F91" w:themeColor="accent1" w:themeShade="BF"/>
+          <w:sz w:val="32"/>
+          <w:szCs w:val="32"/>
+        </w:rPr>
+      </w:pPr>
+      <w:r>
+        <w:rPr>
+          <w:rFonts w:ascii="Times New Roman" w:hAnsi="Times New Roman" w:cs="Times New Roman"/>
+          <w:b/>
+          <w:bCs/>
+          <w:color w:val="365F91" w:themeColor="accent1" w:themeShade="BF"/>
+          <w:sz w:val="32"/>
+          <w:szCs w:val="32"/>
+        </w:rPr>
+        <w:t>Planning Helps in Taking Action</w:t>
+      </w:r>
+      <w:r>
+        <w:rPr>
+          <w:rFonts w:ascii="Times New Roman" w:hAnsi="Times New Roman" w:cs="Times New Roman"/>
+          <w:b/>
+          <w:bCs/>
+          <w:color w:val="365F91" w:themeColor="accent1" w:themeShade="BF"/>
+          <w:sz w:val="32"/>
+          <w:szCs w:val="32"/>
+        </w:rPr>
+        <w:t xml:space="preserve">: </w:t>
+      </w:r>
+      <w:r>
+        <w:rPr>
+          <w:rFonts w:ascii="Times New Roman" w:hAnsi="Times New Roman" w:cs="Times New Roman"/>
+          <w:b/>
+          <w:bCs/>
+          <w:color w:val="365F91" w:themeColor="accent1" w:themeShade="BF"/>
+          <w:sz w:val="32"/>
+          <w:szCs w:val="32"/>
+        </w:rPr>
+        <w:t>Michele Pytko and Bark 'N Leash</w:t>
+      </w:r>
+    </w:p>
+    <w:p>
+      <w:pPr>
+        <w:tabs>
+          <w:tab w:val="left" w:pos="2016"/>
+        </w:tabs>
+        <w:rPr>
+          <w:rFonts w:ascii="Times New Roman" w:hAnsi="Times New Roman" w:cs="Times New Roman"/>
+          <w:color w:val="0D0D0D" w:themeColor="text1" w:themeTint="F2"/>
+          <w:sz w:val="32"/>
+          <w:szCs w:val="32"/>
+        </w:rPr>
+      </w:pPr>
+      <w:r>
+        <w:rPr>
+          <w:rFonts w:ascii="Times New Roman" w:hAnsi="Times New Roman" w:cs="Times New Roman"/>
+          <w:color w:val="0D0D0D" w:themeColor="text1" w:themeTint="F2"/>
+          <w:sz w:val="32"/>
+          <w:szCs w:val="32"/>
+        </w:rPr>
+        <w:t>In 2014, Michele Pytko lost her job at a shoe company. She was not happy in that job and wanted to do something she loved—working with animals. With support from her wife and friends, she started her own business called Bark 'N Leash. This business provides dog-walking, pet-sitting, and dog-training services in Watertown, Massachusetts.</w:t>
+      </w:r>
+    </w:p>
+    <w:p>
+      <w:pPr>
+        <w:tabs>
+          <w:tab w:val="left" w:pos="2016"/>
+        </w:tabs>
+        <w:rPr>
+          <w:rFonts w:ascii="Times New Roman" w:hAnsi="Times New Roman" w:cs="Times New Roman"/>
+          <w:color w:val="0D0D0D" w:themeColor="text1" w:themeTint="F2"/>
+          <w:sz w:val="32"/>
+          <w:szCs w:val="32"/>
+        </w:rPr>
+      </w:pPr>
+      <w:r>
+        <w:rPr>
+          <w:rFonts w:ascii="Times New Roman" w:hAnsi="Times New Roman" w:cs="Times New Roman"/>
+          <w:color w:val="0D0D0D" w:themeColor="text1" w:themeTint="F2"/>
+          <w:sz w:val="32"/>
+          <w:szCs w:val="32"/>
+        </w:rPr>
+        <w:t xml:space="preserve">Before starting, Michele did a lot of research on other dog-walking businesses in her area. She found that most of them were not very professional. They did not communicate well with customers and did not take extra care of dogs. She also talked to dog owners and found that </w:t>
+      </w:r>
+      <w:r>
+        <w:rPr>
+          <w:rFonts w:ascii="Times New Roman" w:hAnsi="Times New Roman" w:cs="Times New Roman"/>
+          <w:color w:val="0D0D0D" w:themeColor="text1" w:themeTint="F2"/>
+          <w:sz w:val="32"/>
+          <w:szCs w:val="32"/>
+        </w:rPr>
+        <w:lastRenderedPageBreak/>
+        <w:t>they wanted better service, more care, and more trust in the person walking their dog.</w:t>
+      </w:r>
+    </w:p>
+    <w:p>
+      <w:pPr>
+        <w:tabs>
+          <w:tab w:val="left" w:pos="2016"/>
+        </w:tabs>
+        <w:rPr>
+          <w:rFonts w:ascii="Times New Roman" w:hAnsi="Times New Roman" w:cs="Times New Roman"/>
+          <w:color w:val="0D0D0D" w:themeColor="text1" w:themeTint="F2"/>
+          <w:sz w:val="32"/>
+          <w:szCs w:val="32"/>
+        </w:rPr>
+      </w:pPr>
+      <w:r>
+        <w:rPr>
+          <w:rFonts w:ascii="Times New Roman" w:hAnsi="Times New Roman" w:cs="Times New Roman"/>
+          <w:color w:val="0D0D0D" w:themeColor="text1" w:themeTint="F2"/>
+          <w:sz w:val="32"/>
+          <w:szCs w:val="32"/>
+        </w:rPr>
+        <w:t>So, Michele made sure her business was different and better. She trained her staff well</w:t>
+      </w:r>
+      <w:r>
+        <w:rPr>
+          <w:rFonts w:ascii="Times New Roman" w:hAnsi="Times New Roman" w:cs="Times New Roman"/>
+          <w:color w:val="0D0D0D" w:themeColor="text1" w:themeTint="F2"/>
+          <w:sz w:val="32"/>
+          <w:szCs w:val="32"/>
+        </w:rPr>
+        <w:t xml:space="preserve">, </w:t>
+      </w:r>
+      <w:r>
+        <w:rPr>
+          <w:rFonts w:ascii="Times New Roman" w:hAnsi="Times New Roman" w:cs="Times New Roman"/>
+          <w:color w:val="0D0D0D" w:themeColor="text1" w:themeTint="F2"/>
+          <w:sz w:val="32"/>
+          <w:szCs w:val="32"/>
+        </w:rPr>
+        <w:t>asked dog owners many careful questions, and provided extra services like bringing in packages, clearing snow, or moving trash cans. She also offered special puppy training programs, which became very popular.</w:t>
+      </w:r>
+    </w:p>
+    <w:p>
+      <w:pPr>
+        <w:tabs>
+          <w:tab w:val="left" w:pos="2016"/>
+        </w:tabs>
+        <w:rPr>
+          <w:rFonts w:ascii="Times New Roman" w:hAnsi="Times New Roman" w:cs="Times New Roman"/>
+          <w:color w:val="0D0D0D" w:themeColor="text1" w:themeTint="F2"/>
+          <w:sz w:val="32"/>
+          <w:szCs w:val="32"/>
+        </w:rPr>
+      </w:pPr>
+      <w:r>
+        <w:rPr>
+          <w:rFonts w:ascii="Times New Roman" w:hAnsi="Times New Roman" w:cs="Times New Roman"/>
+          <w:color w:val="0D0D0D" w:themeColor="text1" w:themeTint="F2"/>
+          <w:sz w:val="32"/>
+          <w:szCs w:val="32"/>
+        </w:rPr>
+        <w:t>Within 18 months, her business was doing really well and making good money. Michele also planned to open a dog daycare center in the future.</w:t>
+      </w:r>
+    </w:p>
+    <w:p>
+      <w:pPr>
+        <w:tabs>
+          <w:tab w:val="left" w:pos="2016"/>
+        </w:tabs>
+        <w:rPr>
+          <w:rFonts w:ascii="Times New Roman" w:hAnsi="Times New Roman" w:cs="Times New Roman"/>
+          <w:b/>
+          <w:bCs/>
+          <w:color w:val="0D0D0D" w:themeColor="text1" w:themeTint="F2"/>
+          <w:sz w:val="32"/>
+          <w:szCs w:val="32"/>
+        </w:rPr>
+      </w:pPr>
+      <w:r>
+        <w:rPr>
+          <w:rFonts w:ascii="Times New Roman" w:hAnsi="Times New Roman" w:cs="Times New Roman"/>
+          <w:color w:val="0D0D0D" w:themeColor="text1" w:themeTint="F2"/>
+          <w:sz w:val="32"/>
+          <w:szCs w:val="32"/>
+        </w:rPr>
+        <w:t>Her advice for new business owners:</w:t>
+      </w:r>
+      <w:r>
+        <w:rPr>
+          <w:rFonts w:ascii="Times New Roman" w:hAnsi="Times New Roman" w:cs="Times New Roman"/>
+          <w:color w:val="0D0D0D" w:themeColor="text1" w:themeTint="F2"/>
+          <w:sz w:val="32"/>
+          <w:szCs w:val="32"/>
+        </w:rPr>
+        <w:br/>
+      </w:r>
+      <w:r>
+        <w:rPr>
+          <w:rFonts w:ascii="Times New Roman" w:hAnsi="Times New Roman" w:cs="Times New Roman"/>
+          <w:b/>
+          <w:bCs/>
+          <w:color w:val="0D0D0D" w:themeColor="text1" w:themeTint="F2"/>
+          <w:sz w:val="32"/>
+          <w:szCs w:val="32"/>
+        </w:rPr>
+        <w:t>“Do your research, plan well, make your business special, and always be ready to improve.”</w:t>
+      </w:r>
+    </w:p>
+    <w:p>
+      <w:pPr>
+        <w:tabs>
+          <w:tab w:val="left" w:pos="2016"/>
+        </w:tabs>
+        <w:rPr>
+          <w:rFonts w:ascii="Times New Roman" w:hAnsi="Times New Roman" w:cs="Times New Roman"/>
+          <w:b/>
+          <w:bCs/>
+          <w:color w:val="365F91" w:themeColor="accent1" w:themeShade="BF"/>
+          <w:sz w:val="32"/>
+          <w:szCs w:val="32"/>
+        </w:rPr>
+      </w:pPr>
+      <w:r>
+        <w:rPr>
+          <w:rFonts w:ascii="Times New Roman" w:hAnsi="Times New Roman" w:cs="Times New Roman"/>
+          <w:b/>
+          <w:bCs/>
+          <w:color w:val="365F91" w:themeColor="accent1" w:themeShade="BF"/>
+          <w:sz w:val="32"/>
+          <w:szCs w:val="32"/>
+        </w:rPr>
+        <w:t>Different Forms of Planning</w:t>
+      </w:r>
+    </w:p>
+    <w:p>
+      <w:pPr>
+        <w:tabs>
+          <w:tab w:val="left" w:pos="2016"/>
+        </w:tabs>
+        <w:rPr>
+          <w:rFonts w:ascii="Times New Roman" w:hAnsi="Times New Roman" w:cs="Times New Roman"/>
+          <w:b/>
+          <w:bCs/>
+          <w:color w:val="0D0D0D" w:themeColor="text1" w:themeTint="F2"/>
+          <w:sz w:val="32"/>
+          <w:szCs w:val="32"/>
+        </w:rPr>
+      </w:pPr>
+      <w:r>
+        <w:rPr>
+          <w:rFonts w:ascii="Times New Roman" w:hAnsi="Times New Roman" w:cs="Times New Roman"/>
+          <w:b/>
+          <w:bCs/>
+          <w:color w:val="0D0D0D" w:themeColor="text1" w:themeTint="F2"/>
+          <w:sz w:val="32"/>
+          <w:szCs w:val="32"/>
+        </w:rPr>
+        <w:t>1. Informal Planning</w:t>
+      </w:r>
+    </w:p>
+    <w:p>
+      <w:pPr>
+        <w:tabs>
+          <w:tab w:val="left" w:pos="2016"/>
+        </w:tabs>
+        <w:rPr>
+          <w:rFonts w:ascii="Times New Roman" w:hAnsi="Times New Roman" w:cs="Times New Roman"/>
+          <w:color w:val="0D0D0D" w:themeColor="text1" w:themeTint="F2"/>
+          <w:sz w:val="32"/>
+          <w:szCs w:val="32"/>
+        </w:rPr>
+      </w:pPr>
+      <w:r>
+        <w:rPr>
+          <w:rFonts w:ascii="Times New Roman" w:hAnsi="Times New Roman" w:cs="Times New Roman"/>
+          <w:color w:val="0D0D0D" w:themeColor="text1" w:themeTint="F2"/>
+          <w:sz w:val="32"/>
+          <w:szCs w:val="32"/>
+        </w:rPr>
+        <w:t xml:space="preserve">When an entrepreneur first thinks of a business idea, the planning is usually </w:t>
+      </w:r>
+      <w:r>
+        <w:rPr>
+          <w:rFonts w:ascii="Times New Roman" w:hAnsi="Times New Roman" w:cs="Times New Roman"/>
+          <w:b/>
+          <w:bCs/>
+          <w:color w:val="0D0D0D" w:themeColor="text1" w:themeTint="F2"/>
+          <w:sz w:val="32"/>
+          <w:szCs w:val="32"/>
+        </w:rPr>
+        <w:t>informal</w:t>
+      </w:r>
+      <w:r>
+        <w:rPr>
+          <w:rFonts w:ascii="Times New Roman" w:hAnsi="Times New Roman" w:cs="Times New Roman"/>
+          <w:color w:val="0D0D0D" w:themeColor="text1" w:themeTint="F2"/>
+          <w:sz w:val="32"/>
+          <w:szCs w:val="32"/>
+        </w:rPr>
+        <w:t>. It could be a quick note, a rough sketch, or some key points written on paper. This type of planning is useful in the early stage because it helps to quickly record ideas and organize initial thoughts without much detail.</w:t>
+      </w:r>
+    </w:p>
+    <w:p>
+      <w:pPr>
+        <w:tabs>
+          <w:tab w:val="left" w:pos="2016"/>
+        </w:tabs>
+        <w:rPr>
+          <w:rFonts w:ascii="Times New Roman" w:hAnsi="Times New Roman" w:cs="Times New Roman"/>
+          <w:b/>
+          <w:bCs/>
+          <w:color w:val="0D0D0D" w:themeColor="text1" w:themeTint="F2"/>
+          <w:sz w:val="32"/>
+          <w:szCs w:val="32"/>
+        </w:rPr>
+      </w:pPr>
+      <w:r>
+        <w:rPr>
+          <w:rFonts w:ascii="Times New Roman" w:hAnsi="Times New Roman" w:cs="Times New Roman"/>
+          <w:b/>
+          <w:bCs/>
+          <w:color w:val="0D0D0D" w:themeColor="text1" w:themeTint="F2"/>
+          <w:sz w:val="32"/>
+          <w:szCs w:val="32"/>
+        </w:rPr>
+        <w:t>2. Formal Planning</w:t>
+      </w:r>
+    </w:p>
+    <w:p>
+      <w:pPr>
+        <w:tabs>
+          <w:tab w:val="left" w:pos="2016"/>
+        </w:tabs>
+        <w:rPr>
+          <w:rFonts w:ascii="Times New Roman" w:hAnsi="Times New Roman" w:cs="Times New Roman"/>
+          <w:color w:val="0D0D0D" w:themeColor="text1" w:themeTint="F2"/>
+          <w:sz w:val="32"/>
+          <w:szCs w:val="32"/>
+        </w:rPr>
+      </w:pPr>
+      <w:r>
+        <w:rPr>
+          <w:rFonts w:ascii="Times New Roman" w:hAnsi="Times New Roman" w:cs="Times New Roman"/>
+          <w:color w:val="0D0D0D" w:themeColor="text1" w:themeTint="F2"/>
+          <w:sz w:val="32"/>
+          <w:szCs w:val="32"/>
+        </w:rPr>
+        <w:t xml:space="preserve">As the idea becomes more serious, the planning becomes </w:t>
+      </w:r>
+      <w:r>
+        <w:rPr>
+          <w:rFonts w:ascii="Times New Roman" w:hAnsi="Times New Roman" w:cs="Times New Roman"/>
+          <w:b/>
+          <w:bCs/>
+          <w:color w:val="0D0D0D" w:themeColor="text1" w:themeTint="F2"/>
+          <w:sz w:val="32"/>
+          <w:szCs w:val="32"/>
+        </w:rPr>
+        <w:t>formal and detailed</w:t>
+      </w:r>
+      <w:r>
+        <w:rPr>
+          <w:rFonts w:ascii="Times New Roman" w:hAnsi="Times New Roman" w:cs="Times New Roman"/>
+          <w:color w:val="0D0D0D" w:themeColor="text1" w:themeTint="F2"/>
+          <w:sz w:val="32"/>
+          <w:szCs w:val="32"/>
+        </w:rPr>
+        <w:t>. A formal business plan includes everything about the business—what the business will do, who the customers are, what products or services will be offered, how money will be made, and what problems might arise. It also explains the resources needed and the steps to make the business successful.</w:t>
+      </w:r>
+    </w:p>
+    <w:p>
+      <w:pPr>
+        <w:tabs>
+          <w:tab w:val="left" w:pos="2016"/>
+        </w:tabs>
+        <w:rPr>
+          <w:rFonts w:ascii="Times New Roman" w:hAnsi="Times New Roman" w:cs="Times New Roman"/>
+          <w:b/>
+          <w:bCs/>
+          <w:color w:val="0D0D0D" w:themeColor="text1" w:themeTint="F2"/>
+          <w:sz w:val="32"/>
+          <w:szCs w:val="32"/>
+        </w:rPr>
+      </w:pPr>
+      <w:r>
+        <w:rPr>
+          <w:rFonts w:ascii="Times New Roman" w:hAnsi="Times New Roman" w:cs="Times New Roman"/>
+          <w:b/>
+          <w:bCs/>
+          <w:color w:val="0D0D0D" w:themeColor="text1" w:themeTint="F2"/>
+          <w:sz w:val="32"/>
+          <w:szCs w:val="32"/>
+        </w:rPr>
+        <w:lastRenderedPageBreak/>
+        <w:t>Importance of Both Forms</w:t>
+      </w:r>
+    </w:p>
+    <w:p>
+      <w:pPr>
+        <w:tabs>
+          <w:tab w:val="left" w:pos="2016"/>
+        </w:tabs>
+        <w:rPr>
+          <w:rFonts w:ascii="Times New Roman" w:hAnsi="Times New Roman" w:cs="Times New Roman"/>
+          <w:b/>
+          <w:bCs/>
+          <w:color w:val="0D0D0D" w:themeColor="text1" w:themeTint="F2"/>
+          <w:sz w:val="32"/>
+          <w:szCs w:val="32"/>
+        </w:rPr>
+      </w:pPr>
+      <w:r>
+        <w:rPr>
+          <w:rFonts w:ascii="Times New Roman" w:hAnsi="Times New Roman" w:cs="Times New Roman"/>
+          <w:color w:val="0D0D0D" w:themeColor="text1" w:themeTint="F2"/>
+          <w:sz w:val="32"/>
+          <w:szCs w:val="32"/>
+        </w:rPr>
+        <w:t xml:space="preserve">Both </w:t>
+      </w:r>
+      <w:r>
+        <w:rPr>
+          <w:rFonts w:ascii="Times New Roman" w:hAnsi="Times New Roman" w:cs="Times New Roman"/>
+          <w:b/>
+          <w:bCs/>
+          <w:color w:val="0D0D0D" w:themeColor="text1" w:themeTint="F2"/>
+          <w:sz w:val="32"/>
+          <w:szCs w:val="32"/>
+        </w:rPr>
+        <w:t>informal and formal planning are helpful</w:t>
+      </w:r>
+      <w:r>
+        <w:rPr>
+          <w:rFonts w:ascii="Times New Roman" w:hAnsi="Times New Roman" w:cs="Times New Roman"/>
+          <w:color w:val="0D0D0D" w:themeColor="text1" w:themeTint="F2"/>
+          <w:sz w:val="32"/>
+          <w:szCs w:val="32"/>
+        </w:rPr>
+        <w:t>. Informal planning helps to develop creative ideas without pressure. Formal planning helps to organize these ideas clearly and check if the business is possible and profitable. A good plan also shows both the strong and weak points of the business idea so that improvements can be made early.</w:t>
+      </w:r>
+    </w:p>
+    <w:p>
+      <w:pPr>
+        <w:tabs>
+          <w:tab w:val="left" w:pos="2016"/>
+        </w:tabs>
+        <w:rPr>
+          <w:rFonts w:ascii="Times New Roman" w:hAnsi="Times New Roman" w:cs="Times New Roman"/>
+          <w:b/>
+          <w:bCs/>
+          <w:color w:val="365F91" w:themeColor="accent1" w:themeShade="BF"/>
+          <w:sz w:val="32"/>
+          <w:szCs w:val="32"/>
+        </w:rPr>
+      </w:pPr>
+      <w:r>
+        <w:rPr>
+          <w:rFonts w:ascii="Times New Roman" w:hAnsi="Times New Roman" w:cs="Times New Roman"/>
+          <w:b/>
+          <w:bCs/>
+          <w:color w:val="365F91" w:themeColor="accent1" w:themeShade="BF"/>
+          <w:sz w:val="32"/>
+          <w:szCs w:val="32"/>
+        </w:rPr>
+        <w:t>Planning vs. Plan</w:t>
+      </w:r>
+    </w:p>
+    <w:p>
+      <w:pPr>
+        <w:tabs>
+          <w:tab w:val="left" w:pos="2016"/>
+        </w:tabs>
+        <w:rPr>
+          <w:rFonts w:ascii="Times New Roman" w:hAnsi="Times New Roman" w:cs="Times New Roman"/>
+          <w:b/>
+          <w:bCs/>
+          <w:color w:val="0D0D0D" w:themeColor="text1" w:themeTint="F2"/>
+          <w:sz w:val="32"/>
+          <w:szCs w:val="32"/>
+        </w:rPr>
+      </w:pPr>
+      <w:r>
+        <w:rPr>
+          <w:rFonts w:ascii="Times New Roman" w:hAnsi="Times New Roman" w:cs="Times New Roman"/>
+          <w:b/>
+          <w:bCs/>
+          <w:color w:val="0D0D0D" w:themeColor="text1" w:themeTint="F2"/>
+          <w:sz w:val="32"/>
+          <w:szCs w:val="32"/>
+        </w:rPr>
+        <w:t>1. What is Planning?</w:t>
+      </w:r>
+    </w:p>
+    <w:p>
+      <w:pPr>
+        <w:tabs>
+          <w:tab w:val="left" w:pos="2016"/>
+        </w:tabs>
+        <w:rPr>
+          <w:rFonts w:ascii="Times New Roman" w:hAnsi="Times New Roman" w:cs="Times New Roman"/>
+          <w:color w:val="0D0D0D" w:themeColor="text1" w:themeTint="F2"/>
+          <w:sz w:val="32"/>
+          <w:szCs w:val="32"/>
+        </w:rPr>
+      </w:pPr>
+      <w:r>
+        <w:rPr>
+          <w:rFonts w:ascii="Times New Roman" w:hAnsi="Times New Roman" w:cs="Times New Roman"/>
+          <w:color w:val="0D0D0D" w:themeColor="text1" w:themeTint="F2"/>
+          <w:sz w:val="32"/>
+          <w:szCs w:val="32"/>
+        </w:rPr>
+        <w:t>Planning is an ongoing process. It means thinking, discussing, researching, and deciding what actions need to be taken to start or grow a business. Planning is active and continuous—you keep adjusting your ideas as you learn new things or face new situations.</w:t>
+      </w:r>
+    </w:p>
+    <w:p>
+      <w:pPr>
+        <w:tabs>
+          <w:tab w:val="left" w:pos="2016"/>
+        </w:tabs>
+        <w:rPr>
+          <w:rFonts w:ascii="Times New Roman" w:hAnsi="Times New Roman" w:cs="Times New Roman"/>
+          <w:color w:val="0D0D0D" w:themeColor="text1" w:themeTint="F2"/>
+          <w:sz w:val="32"/>
+          <w:szCs w:val="32"/>
+        </w:rPr>
+      </w:pPr>
+      <w:r>
+        <w:rPr>
+          <w:rFonts w:ascii="Times New Roman" w:hAnsi="Times New Roman" w:cs="Times New Roman"/>
+          <w:b/>
+          <w:bCs/>
+          <w:color w:val="0D0D0D" w:themeColor="text1" w:themeTint="F2"/>
+          <w:sz w:val="32"/>
+          <w:szCs w:val="32"/>
+        </w:rPr>
+        <w:t>Example:</w:t>
+      </w:r>
+      <w:r>
+        <w:rPr>
+          <w:rFonts w:ascii="Times New Roman" w:hAnsi="Times New Roman" w:cs="Times New Roman"/>
+          <w:color w:val="0D0D0D" w:themeColor="text1" w:themeTint="F2"/>
+          <w:sz w:val="32"/>
+          <w:szCs w:val="32"/>
+        </w:rPr>
+        <w:br/>
+        <w:t>When you think about who your customers are, what price to set, or how to advertise, you are doing planning.</w:t>
+      </w:r>
+    </w:p>
+    <w:p>
+      <w:pPr>
+        <w:tabs>
+          <w:tab w:val="left" w:pos="2016"/>
+        </w:tabs>
+        <w:rPr>
+          <w:rFonts w:ascii="Times New Roman" w:hAnsi="Times New Roman" w:cs="Times New Roman"/>
+          <w:b/>
+          <w:bCs/>
+          <w:color w:val="0D0D0D" w:themeColor="text1" w:themeTint="F2"/>
+          <w:sz w:val="32"/>
+          <w:szCs w:val="32"/>
+        </w:rPr>
+      </w:pPr>
+      <w:r>
+        <w:rPr>
+          <w:rFonts w:ascii="Times New Roman" w:hAnsi="Times New Roman" w:cs="Times New Roman"/>
+          <w:b/>
+          <w:bCs/>
+          <w:color w:val="0D0D0D" w:themeColor="text1" w:themeTint="F2"/>
+          <w:sz w:val="32"/>
+          <w:szCs w:val="32"/>
+        </w:rPr>
+        <w:t>2. What is a Plan?</w:t>
+      </w:r>
+    </w:p>
+    <w:p>
+      <w:pPr>
+        <w:tabs>
+          <w:tab w:val="left" w:pos="2016"/>
+        </w:tabs>
+        <w:rPr>
+          <w:rFonts w:ascii="Times New Roman" w:hAnsi="Times New Roman" w:cs="Times New Roman"/>
+          <w:color w:val="0D0D0D" w:themeColor="text1" w:themeTint="F2"/>
+          <w:sz w:val="32"/>
+          <w:szCs w:val="32"/>
+        </w:rPr>
+      </w:pPr>
+      <w:r>
+        <w:rPr>
+          <w:rFonts w:ascii="Times New Roman" w:hAnsi="Times New Roman" w:cs="Times New Roman"/>
+          <w:color w:val="0D0D0D" w:themeColor="text1" w:themeTint="F2"/>
+          <w:sz w:val="32"/>
+          <w:szCs w:val="32"/>
+        </w:rPr>
+        <w:t>A plan is the final, written document that comes from the process of planning. It includes the clear steps and decisions that have been made. A plan shows what will be done, when, how, and by whom. It is more structured and fixed compared to planning.</w:t>
+      </w:r>
+    </w:p>
+    <w:p>
+      <w:pPr>
+        <w:tabs>
+          <w:tab w:val="left" w:pos="2016"/>
+        </w:tabs>
+        <w:rPr>
+          <w:rFonts w:ascii="Times New Roman" w:hAnsi="Times New Roman" w:cs="Times New Roman"/>
+          <w:color w:val="0D0D0D" w:themeColor="text1" w:themeTint="F2"/>
+          <w:sz w:val="32"/>
+          <w:szCs w:val="32"/>
+        </w:rPr>
+      </w:pPr>
+      <w:r>
+        <w:rPr>
+          <w:rFonts w:ascii="Times New Roman" w:hAnsi="Times New Roman" w:cs="Times New Roman"/>
+          <w:b/>
+          <w:bCs/>
+          <w:color w:val="0D0D0D" w:themeColor="text1" w:themeTint="F2"/>
+          <w:sz w:val="32"/>
+          <w:szCs w:val="32"/>
+        </w:rPr>
+        <w:t>Example:</w:t>
+      </w:r>
+      <w:r>
+        <w:rPr>
+          <w:rFonts w:ascii="Times New Roman" w:hAnsi="Times New Roman" w:cs="Times New Roman"/>
+          <w:color w:val="0D0D0D" w:themeColor="text1" w:themeTint="F2"/>
+          <w:sz w:val="32"/>
+          <w:szCs w:val="32"/>
+        </w:rPr>
+        <w:br/>
+        <w:t>When you write a detailed business plan document that explains your product, target market, budget, and goals, you have created a plan.</w:t>
+      </w:r>
+    </w:p>
+    <w:p>
+      <w:pPr>
+        <w:tabs>
+          <w:tab w:val="left" w:pos="2016"/>
+        </w:tabs>
+        <w:rPr>
+          <w:rFonts w:ascii="Times New Roman" w:hAnsi="Times New Roman" w:cs="Times New Roman"/>
+          <w:color w:val="0D0D0D" w:themeColor="text1" w:themeTint="F2"/>
+          <w:sz w:val="32"/>
+          <w:szCs w:val="32"/>
+        </w:rPr>
+      </w:pPr>
+    </w:p>
+    <w:p>
+      <w:pPr>
+        <w:tabs>
+          <w:tab w:val="left" w:pos="2016"/>
+        </w:tabs>
+        <w:rPr>
+          <w:rFonts w:ascii="Times New Roman" w:hAnsi="Times New Roman" w:cs="Times New Roman"/>
+          <w:color w:val="0D0D0D" w:themeColor="text1" w:themeTint="F2"/>
+          <w:sz w:val="32"/>
+          <w:szCs w:val="32"/>
+        </w:rPr>
+      </w:pPr>
+    </w:p>
+    <w:p>
+      <w:pPr>
+        <w:tabs>
+          <w:tab w:val="left" w:pos="2016"/>
+        </w:tabs>
+        <w:rPr>
+          <w:rFonts w:ascii="Times New Roman" w:hAnsi="Times New Roman" w:cs="Times New Roman"/>
+          <w:color w:val="0D0D0D" w:themeColor="text1" w:themeTint="F2"/>
+          <w:sz w:val="32"/>
+          <w:szCs w:val="32"/>
+        </w:rPr>
+      </w:pPr>
+      <w:r>
+        <w:rPr>
+          <w:rFonts w:ascii="Times New Roman" w:hAnsi="Times New Roman" w:cs="Times New Roman"/>
+          <w:color w:val="0D0D0D" w:themeColor="text1" w:themeTint="F2"/>
+          <w:sz w:val="32"/>
+          <w:szCs w:val="32"/>
+        </w:rPr>
+        <w:lastRenderedPageBreak/>
+        <w:drawing>
+          <wp:inline distT="0" distB="0" distL="0" distR="0" wp14:anchorId="23DB39E3" wp14:editId="46DA9635">
+            <wp:extent cx="5943600" cy="2550160"/>
+            <wp:effectExtent l="0" t="0" r="0" b="2540"/>
+            <wp:docPr id="412359622" name="Picture 1"/>
+            <wp:cNvGraphicFramePr>
+              <a:graphicFrameLocks xmlns:a="http://schemas.openxmlformats.org/drawingml/2006/main" noChangeAspect="1"/>
+            </wp:cNvGraphicFramePr>
+            <a:graphic xmlns:a="http://schemas.openxmlformats.org/drawingml/2006/main">
+              <a:graphicData uri="http://schemas.openxmlformats.org/drawingml/2006/picture">
+                <pic:pic xmlns:pic="http://schemas.openxmlformats.org/drawingml/2006/picture">
+                  <pic:nvPicPr>
+                    <pic:cNvPr id="412359622" name=""/>
+                    <pic:cNvPicPr/>
+                  </pic:nvPicPr>
+                  <pic:blipFill>
+                    <a:blip r:embed="rId11"/>
+                    <a:stretch>
+                      <a:fillRect/>
+                    </a:stretch>
+                  </pic:blipFill>
+                  <pic:spPr>
+                    <a:xfrm>
+                      <a:off x="0" y="0"/>
+                      <a:ext cx="5943600" cy="2550160"/>
+                    </a:xfrm>
+                    <a:prstGeom prst="rect">
+                      <a:avLst/>
+                    </a:prstGeom>
+                  </pic:spPr>
+                </pic:pic>
+              </a:graphicData>
+            </a:graphic>
+          </wp:inline>
+        </w:drawing>
+      </w:r>
+    </w:p>
+    <w:p>
+      <w:pPr>
+        <w:tabs>
+          <w:tab w:val="left" w:pos="2016"/>
+        </w:tabs>
+        <w:rPr>
+          <w:rFonts w:ascii="Times New Roman" w:hAnsi="Times New Roman" w:cs="Times New Roman"/>
+          <w:b/>
+          <w:bCs/>
+          <w:color w:val="365F91" w:themeColor="accent1" w:themeShade="BF"/>
+          <w:sz w:val="32"/>
+          <w:szCs w:val="32"/>
+        </w:rPr>
+      </w:pPr>
+      <w:r>
+        <w:rPr>
+          <w:rFonts w:ascii="Times New Roman" w:hAnsi="Times New Roman" w:cs="Times New Roman"/>
+          <w:b/>
+          <w:bCs/>
+          <w:color w:val="365F91" w:themeColor="accent1" w:themeShade="BF"/>
+          <w:sz w:val="32"/>
+          <w:szCs w:val="32"/>
+        </w:rPr>
+        <w:t>The TRIM Framework</w:t>
+      </w:r>
+    </w:p>
+    <w:p>
+      <w:pPr>
+        <w:tabs>
+          <w:tab w:val="left" w:pos="2016"/>
+        </w:tabs>
+        <w:rPr>
+          <w:rFonts w:ascii="Times New Roman" w:hAnsi="Times New Roman" w:cs="Times New Roman"/>
+          <w:color w:val="0D0D0D" w:themeColor="text1" w:themeTint="F2"/>
+          <w:sz w:val="32"/>
+          <w:szCs w:val="32"/>
+        </w:rPr>
+      </w:pPr>
+      <w:r>
+        <w:rPr>
+          <w:rFonts w:ascii="Times New Roman" w:hAnsi="Times New Roman" w:cs="Times New Roman"/>
+          <w:color w:val="0D0D0D" w:themeColor="text1" w:themeTint="F2"/>
+          <w:sz w:val="32"/>
+          <w:szCs w:val="32"/>
+        </w:rPr>
+        <w:t xml:space="preserve">The </w:t>
+      </w:r>
+      <w:r>
+        <w:rPr>
+          <w:rFonts w:ascii="Times New Roman" w:hAnsi="Times New Roman" w:cs="Times New Roman"/>
+          <w:b/>
+          <w:bCs/>
+          <w:color w:val="0D0D0D" w:themeColor="text1" w:themeTint="F2"/>
+          <w:sz w:val="32"/>
+          <w:szCs w:val="32"/>
+        </w:rPr>
+        <w:t>TRIM Framework</w:t>
+      </w:r>
+      <w:r>
+        <w:rPr>
+          <w:rFonts w:ascii="Times New Roman" w:hAnsi="Times New Roman" w:cs="Times New Roman"/>
+          <w:color w:val="0D0D0D" w:themeColor="text1" w:themeTint="F2"/>
+          <w:sz w:val="32"/>
+          <w:szCs w:val="32"/>
+        </w:rPr>
+        <w:t xml:space="preserve"> stands for </w:t>
+      </w:r>
+      <w:r>
+        <w:rPr>
+          <w:rFonts w:ascii="Times New Roman" w:hAnsi="Times New Roman" w:cs="Times New Roman"/>
+          <w:b/>
+          <w:bCs/>
+          <w:color w:val="0D0D0D" w:themeColor="text1" w:themeTint="F2"/>
+          <w:sz w:val="32"/>
+          <w:szCs w:val="32"/>
+        </w:rPr>
+        <w:t>Team, Resources, Idea, and Market</w:t>
+      </w:r>
+      <w:r>
+        <w:rPr>
+          <w:rFonts w:ascii="Times New Roman" w:hAnsi="Times New Roman" w:cs="Times New Roman"/>
+          <w:color w:val="0D0D0D" w:themeColor="text1" w:themeTint="F2"/>
+          <w:sz w:val="32"/>
+          <w:szCs w:val="32"/>
+        </w:rPr>
+        <w:t>. It is a useful tool for entrepreneurs to plan their business properly. This framework helps you think clearly about four important things that every new business needs to consider.</w:t>
+      </w:r>
+    </w:p>
+    <w:p>
+      <w:pPr>
+        <w:tabs>
+          <w:tab w:val="left" w:pos="2016"/>
+        </w:tabs>
+        <w:rPr>
+          <w:rFonts w:ascii="Times New Roman" w:hAnsi="Times New Roman" w:cs="Times New Roman"/>
+          <w:b/>
+          <w:bCs/>
+          <w:color w:val="0D0D0D" w:themeColor="text1" w:themeTint="F2"/>
+          <w:sz w:val="32"/>
+          <w:szCs w:val="32"/>
+        </w:rPr>
+      </w:pPr>
+      <w:r>
+        <w:rPr>
+          <w:rFonts w:ascii="Times New Roman" w:hAnsi="Times New Roman" w:cs="Times New Roman"/>
+          <w:b/>
+          <w:bCs/>
+          <w:color w:val="0D0D0D" w:themeColor="text1" w:themeTint="F2"/>
+          <w:sz w:val="32"/>
+          <w:szCs w:val="32"/>
+        </w:rPr>
+        <w:t>1. Team</w:t>
+      </w:r>
+    </w:p>
+    <w:p>
+      <w:pPr>
+        <w:tabs>
+          <w:tab w:val="left" w:pos="2016"/>
+        </w:tabs>
+        <w:rPr>
+          <w:rFonts w:ascii="Times New Roman" w:hAnsi="Times New Roman" w:cs="Times New Roman"/>
+          <w:color w:val="0D0D0D" w:themeColor="text1" w:themeTint="F2"/>
+          <w:sz w:val="32"/>
+          <w:szCs w:val="32"/>
+        </w:rPr>
+      </w:pPr>
+      <w:r>
+        <w:rPr>
+          <w:rFonts w:ascii="Times New Roman" w:hAnsi="Times New Roman" w:cs="Times New Roman"/>
+          <w:color w:val="0D0D0D" w:themeColor="text1" w:themeTint="F2"/>
+          <w:sz w:val="32"/>
+          <w:szCs w:val="32"/>
+        </w:rPr>
+        <w:t xml:space="preserve">The </w:t>
+      </w:r>
+      <w:r>
+        <w:rPr>
+          <w:rFonts w:ascii="Times New Roman" w:hAnsi="Times New Roman" w:cs="Times New Roman"/>
+          <w:b/>
+          <w:bCs/>
+          <w:color w:val="0D0D0D" w:themeColor="text1" w:themeTint="F2"/>
+          <w:sz w:val="32"/>
+          <w:szCs w:val="32"/>
+        </w:rPr>
+        <w:t>team</w:t>
+      </w:r>
+      <w:r>
+        <w:rPr>
+          <w:rFonts w:ascii="Times New Roman" w:hAnsi="Times New Roman" w:cs="Times New Roman"/>
+          <w:color w:val="0D0D0D" w:themeColor="text1" w:themeTint="F2"/>
+          <w:sz w:val="32"/>
+          <w:szCs w:val="32"/>
+        </w:rPr>
+        <w:t xml:space="preserve"> means the people who will help run the business. You need to think about who should be in your team and what skills they have. Are there any skills missing? If yes, can you hire someone outside to do that work?</w:t>
+      </w:r>
+      <w:r>
+        <w:rPr>
+          <w:rFonts w:ascii="Times New Roman" w:hAnsi="Times New Roman" w:cs="Times New Roman"/>
+          <w:color w:val="0D0D0D" w:themeColor="text1" w:themeTint="F2"/>
+          <w:sz w:val="32"/>
+          <w:szCs w:val="32"/>
+        </w:rPr>
+        <w:t xml:space="preserve"> </w:t>
+      </w:r>
+      <w:r>
+        <w:rPr>
+          <w:rFonts w:ascii="Times New Roman" w:hAnsi="Times New Roman" w:cs="Times New Roman"/>
+          <w:color w:val="0D0D0D" w:themeColor="text1" w:themeTint="F2"/>
+          <w:sz w:val="32"/>
+          <w:szCs w:val="32"/>
+        </w:rPr>
+        <w:t>The experience and professional network of each team member are also valuable.</w:t>
+      </w:r>
+      <w:r>
+        <w:rPr>
+          <w:rFonts w:ascii="Times New Roman" w:hAnsi="Times New Roman" w:cs="Times New Roman"/>
+          <w:color w:val="0D0D0D" w:themeColor="text1" w:themeTint="F2"/>
+          <w:sz w:val="32"/>
+          <w:szCs w:val="32"/>
+        </w:rPr>
+        <w:t xml:space="preserve"> </w:t>
+      </w:r>
+      <w:r>
+        <w:rPr>
+          <w:rFonts w:ascii="Times New Roman" w:hAnsi="Times New Roman" w:cs="Times New Roman"/>
+          <w:color w:val="0D0D0D" w:themeColor="text1" w:themeTint="F2"/>
+          <w:sz w:val="32"/>
+          <w:szCs w:val="32"/>
+        </w:rPr>
+        <w:t>Everyone should have a clear role and know what they need to do. Also, decide how the business ownership will be shared.</w:t>
+      </w:r>
+    </w:p>
+    <w:p>
+      <w:pPr>
+        <w:tabs>
+          <w:tab w:val="left" w:pos="2820"/>
+        </w:tabs>
+        <w:rPr>
+          <w:rFonts w:ascii="Times New Roman" w:hAnsi="Times New Roman" w:cs="Times New Roman"/>
+          <w:b/>
+          <w:bCs/>
+          <w:color w:val="0D0D0D" w:themeColor="text1" w:themeTint="F2"/>
+          <w:sz w:val="32"/>
+          <w:szCs w:val="32"/>
+        </w:rPr>
+      </w:pPr>
+      <w:r>
+        <w:rPr>
+          <w:rFonts w:ascii="Times New Roman" w:hAnsi="Times New Roman" w:cs="Times New Roman"/>
+          <w:b/>
+          <w:bCs/>
+          <w:color w:val="0D0D0D" w:themeColor="text1" w:themeTint="F2"/>
+          <w:sz w:val="32"/>
+          <w:szCs w:val="32"/>
+        </w:rPr>
+        <w:t>2. Resources</w:t>
+      </w:r>
+    </w:p>
+    <w:p>
+      <w:pPr>
+        <w:tabs>
+          <w:tab w:val="left" w:pos="2820"/>
+        </w:tabs>
+        <w:rPr>
+          <w:rFonts w:ascii="Times New Roman" w:hAnsi="Times New Roman" w:cs="Times New Roman"/>
+          <w:color w:val="0D0D0D" w:themeColor="text1" w:themeTint="F2"/>
+          <w:sz w:val="32"/>
+          <w:szCs w:val="32"/>
+        </w:rPr>
+      </w:pPr>
+      <w:r>
+        <w:rPr>
+          <w:rFonts w:ascii="Times New Roman" w:hAnsi="Times New Roman" w:cs="Times New Roman"/>
+          <w:b/>
+          <w:bCs/>
+          <w:color w:val="0D0D0D" w:themeColor="text1" w:themeTint="F2"/>
+          <w:sz w:val="32"/>
+          <w:szCs w:val="32"/>
+        </w:rPr>
+        <w:t>Resources</w:t>
+      </w:r>
+      <w:r>
+        <w:rPr>
+          <w:rFonts w:ascii="Times New Roman" w:hAnsi="Times New Roman" w:cs="Times New Roman"/>
+          <w:color w:val="0D0D0D" w:themeColor="text1" w:themeTint="F2"/>
+          <w:sz w:val="32"/>
+          <w:szCs w:val="32"/>
+        </w:rPr>
+        <w:t xml:space="preserve"> are the things you already have to start your business, like money, tools, or space. You should know how much money you can spend. You may also get help from mentors or other people. Think about what things you need to buy or rent. Can you use your home or garage </w:t>
+      </w:r>
+      <w:r>
+        <w:rPr>
+          <w:rFonts w:ascii="Times New Roman" w:hAnsi="Times New Roman" w:cs="Times New Roman"/>
+          <w:color w:val="0D0D0D" w:themeColor="text1" w:themeTint="F2"/>
+          <w:sz w:val="32"/>
+          <w:szCs w:val="32"/>
+        </w:rPr>
+        <w:lastRenderedPageBreak/>
+        <w:t>as your office? Also, know the total cost to start the business and what your main expenses will be.</w:t>
+      </w:r>
+    </w:p>
+    <w:p>
+      <w:pPr>
+        <w:tabs>
+          <w:tab w:val="left" w:pos="2820"/>
+        </w:tabs>
+        <w:rPr>
+          <w:rFonts w:ascii="Times New Roman" w:hAnsi="Times New Roman" w:cs="Times New Roman"/>
+          <w:b/>
+          <w:bCs/>
+          <w:color w:val="0D0D0D" w:themeColor="text1" w:themeTint="F2"/>
+          <w:sz w:val="32"/>
+          <w:szCs w:val="32"/>
+        </w:rPr>
+      </w:pPr>
+      <w:r>
+        <w:rPr>
+          <w:rFonts w:ascii="Times New Roman" w:hAnsi="Times New Roman" w:cs="Times New Roman"/>
+          <w:b/>
+          <w:bCs/>
+          <w:color w:val="0D0D0D" w:themeColor="text1" w:themeTint="F2"/>
+          <w:sz w:val="32"/>
+          <w:szCs w:val="32"/>
+        </w:rPr>
+        <w:t>3. Idea</w:t>
+      </w:r>
+    </w:p>
+    <w:p>
+      <w:pPr>
+        <w:tabs>
+          <w:tab w:val="left" w:pos="2820"/>
+        </w:tabs>
+        <w:rPr>
+          <w:rFonts w:ascii="Times New Roman" w:hAnsi="Times New Roman" w:cs="Times New Roman"/>
+          <w:color w:val="0D0D0D" w:themeColor="text1" w:themeTint="F2"/>
+          <w:sz w:val="32"/>
+          <w:szCs w:val="32"/>
+        </w:rPr>
+      </w:pPr>
+      <w:r>
+        <w:rPr>
+          <w:rFonts w:ascii="Times New Roman" w:hAnsi="Times New Roman" w:cs="Times New Roman"/>
+          <w:color w:val="0D0D0D" w:themeColor="text1" w:themeTint="F2"/>
+          <w:sz w:val="32"/>
+          <w:szCs w:val="32"/>
+        </w:rPr>
+        <w:t xml:space="preserve">Your </w:t>
+      </w:r>
+      <w:r>
+        <w:rPr>
+          <w:rFonts w:ascii="Times New Roman" w:hAnsi="Times New Roman" w:cs="Times New Roman"/>
+          <w:b/>
+          <w:bCs/>
+          <w:color w:val="0D0D0D" w:themeColor="text1" w:themeTint="F2"/>
+          <w:sz w:val="32"/>
+          <w:szCs w:val="32"/>
+        </w:rPr>
+        <w:t>idea</w:t>
+      </w:r>
+      <w:r>
+        <w:rPr>
+          <w:rFonts w:ascii="Times New Roman" w:hAnsi="Times New Roman" w:cs="Times New Roman"/>
+          <w:color w:val="0D0D0D" w:themeColor="text1" w:themeTint="F2"/>
+          <w:sz w:val="32"/>
+          <w:szCs w:val="32"/>
+        </w:rPr>
+        <w:t xml:space="preserve"> is the product or service you want to offer. You should explain your idea in a simple way. What makes it special or better than others? Does this idea solve a real problem? How do you know people need this? You should also check if anyone else is already doing this, and if yes, how your idea is different or better. Maybe your idea has something new like a patent or special feature.</w:t>
+      </w:r>
+    </w:p>
+    <w:p>
+      <w:pPr>
+        <w:tabs>
+          <w:tab w:val="left" w:pos="2820"/>
+        </w:tabs>
+        <w:rPr>
+          <w:rFonts w:ascii="Times New Roman" w:hAnsi="Times New Roman" w:cs="Times New Roman"/>
+          <w:b/>
+          <w:bCs/>
+          <w:color w:val="0D0D0D" w:themeColor="text1" w:themeTint="F2"/>
+          <w:sz w:val="32"/>
+          <w:szCs w:val="32"/>
+        </w:rPr>
+      </w:pPr>
+      <w:r>
+        <w:rPr>
+          <w:rFonts w:ascii="Times New Roman" w:hAnsi="Times New Roman" w:cs="Times New Roman"/>
+          <w:b/>
+          <w:bCs/>
+          <w:color w:val="0D0D0D" w:themeColor="text1" w:themeTint="F2"/>
+          <w:sz w:val="32"/>
+          <w:szCs w:val="32"/>
+        </w:rPr>
+        <w:t>4. Market</w:t>
+      </w:r>
+    </w:p>
+    <w:p>
+      <w:pPr>
+        <w:tabs>
+          <w:tab w:val="left" w:pos="2820"/>
+        </w:tabs>
+        <w:rPr>
+          <w:rFonts w:ascii="Times New Roman" w:hAnsi="Times New Roman" w:cs="Times New Roman"/>
+          <w:color w:val="0D0D0D" w:themeColor="text1" w:themeTint="F2"/>
+          <w:sz w:val="32"/>
+          <w:szCs w:val="32"/>
+        </w:rPr>
+      </w:pPr>
+      <w:r>
+        <w:rPr>
+          <w:rFonts w:ascii="Times New Roman" w:hAnsi="Times New Roman" w:cs="Times New Roman"/>
+          <w:b/>
+          <w:bCs/>
+          <w:color w:val="0D0D0D" w:themeColor="text1" w:themeTint="F2"/>
+          <w:sz w:val="32"/>
+          <w:szCs w:val="32"/>
+        </w:rPr>
+        <w:t>Market</w:t>
+      </w:r>
+      <w:r>
+        <w:rPr>
+          <w:rFonts w:ascii="Times New Roman" w:hAnsi="Times New Roman" w:cs="Times New Roman"/>
+          <w:color w:val="0D0D0D" w:themeColor="text1" w:themeTint="F2"/>
+          <w:sz w:val="32"/>
+          <w:szCs w:val="32"/>
+        </w:rPr>
+        <w:t xml:space="preserve"> means the customers who will buy your product or service. You need to know who they are, what they like, and how you will reach them. How will they find out about your business? You should also know how much it will cost to get customers and keep them. Find out how many customers there could be and how much money you can make from them in the first few years.</w:t>
+      </w:r>
+    </w:p>
+    <w:p>
+      <w:pPr>
+        <w:tabs>
+          <w:tab w:val="left" w:pos="2016"/>
+        </w:tabs>
+        <w:jc w:val="center"/>
+        <w:rPr>
+          <w:rFonts w:ascii="Times New Roman" w:hAnsi="Times New Roman" w:cs="Times New Roman"/>
+          <w:b/>
+          <w:bCs/>
+          <w:color w:val="365F91" w:themeColor="accent1" w:themeShade="BF"/>
+          <w:sz w:val="36"/>
+          <w:szCs w:val="36"/>
+        </w:rPr>
+      </w:pPr>
+      <w:r>
+        <w:rPr>
+          <w:rFonts w:ascii="Times New Roman" w:hAnsi="Times New Roman" w:cs="Times New Roman"/>
+          <w:b/>
+          <w:bCs/>
+          <w:color w:val="365F91" w:themeColor="accent1" w:themeShade="BF"/>
+          <w:sz w:val="36"/>
+          <w:szCs w:val="36"/>
+        </w:rPr>
         <w:t>Seven Strategies for Idea Generation</w:t>
       </w:r>
     </w:p>
@@ -10396,43 +11378,7 @@
           <w:sz w:val="32"/>
           <w:szCs w:val="32"/>
         </w:rPr>
-        <w:t>Researchers have defined many formal methods of idea generation. Out of</w:t>
-      </w:r>
-      <w:r>
-        <w:rPr>
-          <w:rFonts w:ascii="Times New Roman" w:hAnsi="Times New Roman" w:cs="Times New Roman"/>
-          <w:color w:val="0D0D0D" w:themeColor="text1" w:themeTint="F2"/>
-          <w:sz w:val="32"/>
-          <w:szCs w:val="32"/>
-        </w:rPr>
-        <w:t xml:space="preserve"> </w:t>
-      </w:r>
-      <w:r>
-        <w:rPr>
-          <w:rFonts w:ascii="Times New Roman" w:hAnsi="Times New Roman" w:cs="Times New Roman"/>
-          <w:color w:val="0D0D0D" w:themeColor="text1" w:themeTint="F2"/>
-          <w:sz w:val="32"/>
-          <w:szCs w:val="32"/>
-        </w:rPr>
-        <w:t>these, we have chosen seven main strategies that we believe are effective in</w:t>
-      </w:r>
-      <w:r>
-        <w:rPr>
-          <w:rFonts w:ascii="Times New Roman" w:hAnsi="Times New Roman" w:cs="Times New Roman"/>
-          <w:color w:val="0D0D0D" w:themeColor="text1" w:themeTint="F2"/>
-          <w:sz w:val="32"/>
-          <w:szCs w:val="32"/>
-        </w:rPr>
-        <w:t xml:space="preserve"> </w:t>
-      </w:r>
-      <w:r>
-        <w:rPr>
-          <w:rFonts w:ascii="Times New Roman" w:hAnsi="Times New Roman" w:cs="Times New Roman"/>
-          <w:color w:val="0D0D0D" w:themeColor="text1" w:themeTint="F2"/>
-          <w:sz w:val="32"/>
-          <w:szCs w:val="32"/>
-        </w:rPr>
-        <w:t>the generation of new ideas for entrepreneurs. They include the following:</w:t>
+        <w:t>Researchers have defined many formal methods of idea generation. Out of these, we have chosen seven main strategies that we believe are effective in the generation of new ideas for entrepreneurs. They include the following:</w:t>
       </w:r>
     </w:p>
     <w:p>
@@ -10459,16 +11405,7 @@
           <w:sz w:val="32"/>
           <w:szCs w:val="32"/>
         </w:rPr>
-        <w:t>A</w:t>
-      </w:r>
-      <w:r>
-        <w:rPr>
-          <w:rFonts w:ascii="Times New Roman" w:hAnsi="Times New Roman" w:cs="Times New Roman"/>
-          <w:color w:val="0D0D0D" w:themeColor="text1" w:themeTint="F2"/>
-          <w:sz w:val="32"/>
-          <w:szCs w:val="32"/>
-        </w:rPr>
-        <w:t>nalytical strategies,</w:t>
+        <w:t>Analytical strategies,</w:t>
       </w:r>
     </w:p>
     <w:p>
@@ -10495,16 +11432,7 @@
           <w:sz w:val="32"/>
           <w:szCs w:val="32"/>
         </w:rPr>
-        <w:t>S</w:t>
-      </w:r>
-      <w:r>
-        <w:rPr>
-          <w:rFonts w:ascii="Times New Roman" w:hAnsi="Times New Roman" w:cs="Times New Roman"/>
-          <w:color w:val="0D0D0D" w:themeColor="text1" w:themeTint="F2"/>
-          <w:sz w:val="32"/>
-          <w:szCs w:val="32"/>
-        </w:rPr>
-        <w:t>earch strategies,</w:t>
+        <w:t>Search strategies,</w:t>
       </w:r>
     </w:p>
     <w:p>
@@ -10531,16 +11459,7 @@
           <w:sz w:val="32"/>
           <w:szCs w:val="32"/>
         </w:rPr>
-        <w:t>I</w:t>
-      </w:r>
-      <w:r>
-        <w:rPr>
-          <w:rFonts w:ascii="Times New Roman" w:hAnsi="Times New Roman" w:cs="Times New Roman"/>
-          <w:color w:val="0D0D0D" w:themeColor="text1" w:themeTint="F2"/>
-          <w:sz w:val="32"/>
-          <w:szCs w:val="32"/>
-        </w:rPr>
-        <w:t>magination-based strategies,</w:t>
+        <w:t>Imagination-based strategies,</w:t>
       </w:r>
     </w:p>
     <w:p>
@@ -10567,16 +11486,7 @@
           <w:sz w:val="32"/>
           <w:szCs w:val="32"/>
         </w:rPr>
-        <w:t>H</w:t>
-      </w:r>
-      <w:r>
-        <w:rPr>
-          <w:rFonts w:ascii="Times New Roman" w:hAnsi="Times New Roman" w:cs="Times New Roman"/>
-          <w:color w:val="0D0D0D" w:themeColor="text1" w:themeTint="F2"/>
-          <w:sz w:val="32"/>
-          <w:szCs w:val="32"/>
-        </w:rPr>
-        <w:t>abit-breaking strategies,</w:t>
+        <w:t>Habit-breaking strategies,</w:t>
       </w:r>
     </w:p>
     <w:p>
@@ -10603,16 +11513,8 @@
           <w:sz w:val="32"/>
           <w:szCs w:val="32"/>
         </w:rPr>
-        <w:t>R</w:t>
-      </w:r>
-      <w:r>
-        <w:rPr>
-          <w:rFonts w:ascii="Times New Roman" w:hAnsi="Times New Roman" w:cs="Times New Roman"/>
-          <w:color w:val="0D0D0D" w:themeColor="text1" w:themeTint="F2"/>
-          <w:sz w:val="32"/>
-          <w:szCs w:val="32"/>
-        </w:rPr>
-        <w:t>elationship-seeking strategies,</w:t>
+        <w:lastRenderedPageBreak/>
+        <w:t>Relationship-seeking strategies,</w:t>
       </w:r>
     </w:p>
     <w:p>
@@ -10639,16 +11541,7 @@
           <w:sz w:val="32"/>
           <w:szCs w:val="32"/>
         </w:rPr>
-        <w:t>D</w:t>
-      </w:r>
-      <w:r>
-        <w:rPr>
-          <w:rFonts w:ascii="Times New Roman" w:hAnsi="Times New Roman" w:cs="Times New Roman"/>
-          <w:color w:val="0D0D0D" w:themeColor="text1" w:themeTint="F2"/>
-          <w:sz w:val="32"/>
-          <w:szCs w:val="32"/>
-        </w:rPr>
-        <w:t>evelopment strategies, and</w:t>
+        <w:t>Development strategies, and</w:t>
       </w:r>
     </w:p>
     <w:p>
@@ -10675,16 +11568,7 @@
           <w:sz w:val="32"/>
           <w:szCs w:val="32"/>
         </w:rPr>
-        <w:t>I</w:t>
-      </w:r>
-      <w:r>
-        <w:rPr>
-          <w:rFonts w:ascii="Times New Roman" w:hAnsi="Times New Roman" w:cs="Times New Roman"/>
-          <w:color w:val="0D0D0D" w:themeColor="text1" w:themeTint="F2"/>
-          <w:sz w:val="32"/>
-          <w:szCs w:val="32"/>
-        </w:rPr>
-        <w:t>nterpersonal strategies.</w:t>
+        <w:t>Interpersonal strategies.</w:t>
       </w:r>
     </w:p>
     <w:p>
@@ -10844,7 +11728,105 @@
           <w:sz w:val="32"/>
           <w:szCs w:val="32"/>
         </w:rPr>
-        <w:t xml:space="preserve">At first, stacking objects and parking cars seemed unrelated because stacking is about </w:t>
+        <w:t>At first, stacking objects and parking cars seemed unrelated because stacking is about piling things like boxes, while parking cars is about arranging cars in a parking area.</w:t>
+      </w:r>
+    </w:p>
+    <w:p>
+      <w:pPr>
+        <w:tabs>
+          <w:tab w:val="left" w:pos="2016"/>
+        </w:tabs>
+        <w:rPr>
+          <w:rFonts w:ascii="Times New Roman" w:hAnsi="Times New Roman" w:cs="Times New Roman"/>
+          <w:color w:val="0D0D0D" w:themeColor="text1" w:themeTint="F2"/>
+          <w:sz w:val="32"/>
+          <w:szCs w:val="32"/>
+        </w:rPr>
+      </w:pPr>
+      <w:r>
+        <w:rPr>
+          <w:rFonts w:ascii="Times New Roman" w:hAnsi="Times New Roman" w:cs="Times New Roman"/>
+          <w:color w:val="0D0D0D" w:themeColor="text1" w:themeTint="F2"/>
+          <w:sz w:val="32"/>
+          <w:szCs w:val="32"/>
+        </w:rPr>
+        <w:t xml:space="preserve">So, people thought, “What does stacking objects have to do with parking cars?” — these two ideas looked </w:t>
+      </w:r>
+      <w:r>
+        <w:rPr>
+          <w:rFonts w:ascii="Times New Roman" w:hAnsi="Times New Roman" w:cs="Times New Roman"/>
+          <w:b/>
+          <w:bCs/>
+          <w:color w:val="0D0D0D" w:themeColor="text1" w:themeTint="F2"/>
+          <w:sz w:val="32"/>
+          <w:szCs w:val="32"/>
+        </w:rPr>
+        <w:t>irrelevant</w:t>
+      </w:r>
+      <w:r>
+        <w:rPr>
+          <w:rFonts w:ascii="Times New Roman" w:hAnsi="Times New Roman" w:cs="Times New Roman"/>
+          <w:color w:val="0D0D0D" w:themeColor="text1" w:themeTint="F2"/>
+          <w:sz w:val="32"/>
+          <w:szCs w:val="32"/>
+        </w:rPr>
+        <w:t xml:space="preserve"> (not connected).</w:t>
+      </w:r>
+    </w:p>
+    <w:p>
+      <w:pPr>
+        <w:tabs>
+          <w:tab w:val="left" w:pos="2016"/>
+        </w:tabs>
+        <w:rPr>
+          <w:rFonts w:ascii="Times New Roman" w:hAnsi="Times New Roman" w:cs="Times New Roman"/>
+          <w:color w:val="0D0D0D" w:themeColor="text1" w:themeTint="F2"/>
+          <w:sz w:val="32"/>
+          <w:szCs w:val="32"/>
+        </w:rPr>
+      </w:pPr>
+      <w:r>
+        <w:rPr>
+          <w:rFonts w:ascii="Times New Roman" w:hAnsi="Times New Roman" w:cs="Times New Roman"/>
+          <w:color w:val="0D0D0D" w:themeColor="text1" w:themeTint="F2"/>
+          <w:sz w:val="32"/>
+          <w:szCs w:val="32"/>
+        </w:rPr>
+        <w:t>But after thinking carefully (using analytical strategy), they realized that both stacking and parking are about arranging things in limited space. The stacking ideas helped them find new ways to park more cars, like multi-level parking. This shows how an unrelated idea became useful through careful thinking.</w:t>
+      </w:r>
+    </w:p>
+    <w:p>
+      <w:pPr>
+        <w:tabs>
+          <w:tab w:val="left" w:pos="2016"/>
+        </w:tabs>
+        <w:rPr>
+          <w:rFonts w:ascii="Times New Roman" w:hAnsi="Times New Roman" w:cs="Times New Roman"/>
+          <w:color w:val="0D0D0D" w:themeColor="text1" w:themeTint="F2"/>
+          <w:sz w:val="32"/>
+          <w:szCs w:val="32"/>
+        </w:rPr>
+      </w:pPr>
+      <w:r>
+        <w:rPr>
+          <w:rFonts w:ascii="Times New Roman" w:hAnsi="Times New Roman" w:cs="Times New Roman"/>
+          <w:b/>
+          <w:bCs/>
+          <w:color w:val="0D0D0D" w:themeColor="text1" w:themeTint="F2"/>
+          <w:sz w:val="32"/>
+          <w:szCs w:val="32"/>
+        </w:rPr>
+        <w:t>2. Artists Using Critical Thinking:</w:t>
+      </w:r>
+      <w:r>
+        <w:rPr>
+          <w:rFonts w:ascii="Times New Roman" w:hAnsi="Times New Roman" w:cs="Times New Roman"/>
+          <w:color w:val="0D0D0D" w:themeColor="text1" w:themeTint="F2"/>
+          <w:sz w:val="32"/>
+          <w:szCs w:val="32"/>
+        </w:rPr>
+        <w:br/>
+        <w:t xml:space="preserve">In another study, researchers compared two groups of artists. One group </w:t>
       </w:r>
       <w:r>
         <w:rPr>
@@ -10854,25 +11836,7 @@
           <w:szCs w:val="32"/>
         </w:rPr>
         <w:lastRenderedPageBreak/>
-        <w:t>piling things like boxes,</w:t>
-      </w:r>
-      <w:r>
-        <w:rPr>
-          <w:rFonts w:ascii="Times New Roman" w:hAnsi="Times New Roman" w:cs="Times New Roman"/>
-          <w:color w:val="0D0D0D" w:themeColor="text1" w:themeTint="F2"/>
-          <w:sz w:val="32"/>
-          <w:szCs w:val="32"/>
-        </w:rPr>
-        <w:t xml:space="preserve"> </w:t>
-      </w:r>
-      <w:r>
-        <w:rPr>
-          <w:rFonts w:ascii="Times New Roman" w:hAnsi="Times New Roman" w:cs="Times New Roman"/>
-          <w:color w:val="0D0D0D" w:themeColor="text1" w:themeTint="F2"/>
-          <w:sz w:val="32"/>
-          <w:szCs w:val="32"/>
-        </w:rPr>
-        <w:t>while parking cars is about arranging cars in a parking area.</w:t>
+        <w:t>spent time carefully thinking about their artwork before they even started and continued to plan and analyze their work while doing it. The other group simply started creating without much planning. In the end, the first group — who used careful and thoughtful analysis — made better and more successful art than the second group. This example shows that using an analytical strategy can improve the quality of creative work.</w:t>
       </w:r>
     </w:p>
     <w:p>
@@ -10882,48 +11846,23 @@
         </w:tabs>
         <w:rPr>
           <w:rFonts w:ascii="Times New Roman" w:hAnsi="Times New Roman" w:cs="Times New Roman"/>
-          <w:color w:val="0D0D0D" w:themeColor="text1" w:themeTint="F2"/>
-          <w:sz w:val="32"/>
-          <w:szCs w:val="32"/>
-        </w:rPr>
-      </w:pPr>
-      <w:r>
-        <w:rPr>
-          <w:rFonts w:ascii="Times New Roman" w:hAnsi="Times New Roman" w:cs="Times New Roman"/>
-          <w:color w:val="0D0D0D" w:themeColor="text1" w:themeTint="F2"/>
-          <w:sz w:val="32"/>
-          <w:szCs w:val="32"/>
-        </w:rPr>
-        <w:t>So,</w:t>
-      </w:r>
-      <w:r>
-        <w:rPr>
-          <w:rFonts w:ascii="Times New Roman" w:hAnsi="Times New Roman" w:cs="Times New Roman"/>
-          <w:color w:val="0D0D0D" w:themeColor="text1" w:themeTint="F2"/>
-          <w:sz w:val="32"/>
-          <w:szCs w:val="32"/>
-        </w:rPr>
-        <w:t xml:space="preserve"> people thought, “What does stacking objects have to do with parking cars?” — these two ideas looked </w:t>
-      </w:r>
-      <w:r>
-        <w:rPr>
-          <w:rFonts w:ascii="Times New Roman" w:hAnsi="Times New Roman" w:cs="Times New Roman"/>
-          <w:b/>
-          <w:bCs/>
-          <w:color w:val="0D0D0D" w:themeColor="text1" w:themeTint="F2"/>
-          <w:sz w:val="32"/>
-          <w:szCs w:val="32"/>
-        </w:rPr>
-        <w:t>irrelevant</w:t>
-      </w:r>
-      <w:r>
-        <w:rPr>
-          <w:rFonts w:ascii="Times New Roman" w:hAnsi="Times New Roman" w:cs="Times New Roman"/>
-          <w:color w:val="0D0D0D" w:themeColor="text1" w:themeTint="F2"/>
-          <w:sz w:val="32"/>
-          <w:szCs w:val="32"/>
-        </w:rPr>
-        <w:t xml:space="preserve"> (not connected).</w:t>
+          <w:b/>
+          <w:bCs/>
+          <w:color w:val="0D0D0D" w:themeColor="text1" w:themeTint="F2"/>
+          <w:sz w:val="32"/>
+          <w:szCs w:val="32"/>
+        </w:rPr>
+      </w:pPr>
+      <w:r>
+        <w:rPr>
+          <w:rFonts w:ascii="Times New Roman" w:hAnsi="Times New Roman" w:cs="Times New Roman"/>
+          <w:b/>
+          <w:bCs/>
+          <w:color w:val="0D0D0D" w:themeColor="text1" w:themeTint="F2"/>
+          <w:sz w:val="32"/>
+          <w:szCs w:val="32"/>
+        </w:rPr>
+        <w:t>How it is useful?</w:t>
       </w:r>
     </w:p>
     <w:p>
@@ -10945,25 +11884,7 @@
           <w:sz w:val="32"/>
           <w:szCs w:val="32"/>
         </w:rPr>
-        <w:t>But after thinking carefully (using analytical strategy), they realized that both stacking and parking are about arranging things in limited space.</w:t>
-      </w:r>
-      <w:r>
-        <w:rPr>
-          <w:rFonts w:ascii="Times New Roman" w:hAnsi="Times New Roman" w:cs="Times New Roman"/>
-          <w:color w:val="0D0D0D" w:themeColor="text1" w:themeTint="F2"/>
-          <w:sz w:val="32"/>
-          <w:szCs w:val="32"/>
-        </w:rPr>
-        <w:t xml:space="preserve"> </w:t>
-      </w:r>
-      <w:r>
-        <w:rPr>
-          <w:rFonts w:ascii="Times New Roman" w:hAnsi="Times New Roman" w:cs="Times New Roman"/>
-          <w:color w:val="0D0D0D" w:themeColor="text1" w:themeTint="F2"/>
-          <w:sz w:val="32"/>
-          <w:szCs w:val="32"/>
-        </w:rPr>
-        <w:t>The stacking ideas helped them find new ways to park more cars, like multi-level parking. This shows how an unrelated idea became useful through careful thinking.</w:t>
+        <w:t>The analytical strategy helps by breaking a problem into smaller parts or by looking at it from a broader view. This deep thinking allows you to find hidden connections and come up with new ideas, even when things seem unrelated at first. For example, when people thought about stacking objects to solve a parking problem, they realized both involved arranging things in a limited space. This connection was discovered through careful analysis of the problem itself.</w:t>
       </w:r>
     </w:p>
     <w:p>
@@ -10973,32 +11894,13 @@
         </w:tabs>
         <w:rPr>
           <w:rFonts w:ascii="Times New Roman" w:hAnsi="Times New Roman" w:cs="Times New Roman"/>
-          <w:color w:val="0D0D0D" w:themeColor="text1" w:themeTint="F2"/>
-          <w:sz w:val="32"/>
-          <w:szCs w:val="32"/>
-        </w:rPr>
-      </w:pPr>
-      <w:r>
-        <w:rPr>
-          <w:rFonts w:ascii="Times New Roman" w:hAnsi="Times New Roman" w:cs="Times New Roman"/>
-          <w:b/>
-          <w:bCs/>
-          <w:color w:val="0D0D0D" w:themeColor="text1" w:themeTint="F2"/>
-          <w:sz w:val="32"/>
-          <w:szCs w:val="32"/>
-        </w:rPr>
-        <w:t>2. Artists Using Critical Thinking:</w:t>
-      </w:r>
-      <w:r>
-        <w:rPr>
-          <w:rFonts w:ascii="Times New Roman" w:hAnsi="Times New Roman" w:cs="Times New Roman"/>
-          <w:color w:val="0D0D0D" w:themeColor="text1" w:themeTint="F2"/>
-          <w:sz w:val="32"/>
-          <w:szCs w:val="32"/>
-        </w:rPr>
-        <w:br/>
-        <w:t>In another study, researchers compared two groups of artists. One group spent time carefully thinking about their artwork before they even started and continued to plan and analyze their work while doing it. The other group simply started creating without much planning. In the end, the first group — who used careful and thoughtful analysis — made better and more successful art than the second group. This example shows that using an analytical strategy can improve the quality of creative work.</w:t>
-      </w:r>
+          <w:b/>
+          <w:bCs/>
+          <w:color w:val="365F91" w:themeColor="accent1" w:themeShade="BF"/>
+          <w:sz w:val="32"/>
+          <w:szCs w:val="32"/>
+        </w:rPr>
+      </w:pPr>
     </w:p>
     <w:p>
       <w:pPr>
@@ -11009,21 +11911,21 @@
           <w:rFonts w:ascii="Times New Roman" w:hAnsi="Times New Roman" w:cs="Times New Roman"/>
           <w:b/>
           <w:bCs/>
-          <w:color w:val="0D0D0D" w:themeColor="text1" w:themeTint="F2"/>
-          <w:sz w:val="32"/>
-          <w:szCs w:val="32"/>
-        </w:rPr>
-      </w:pPr>
-      <w:r>
-        <w:rPr>
-          <w:rFonts w:ascii="Times New Roman" w:hAnsi="Times New Roman" w:cs="Times New Roman"/>
-          <w:b/>
-          <w:bCs/>
-          <w:color w:val="0D0D0D" w:themeColor="text1" w:themeTint="F2"/>
-          <w:sz w:val="32"/>
-          <w:szCs w:val="32"/>
-        </w:rPr>
-        <w:t>How it is useful?</w:t>
+          <w:color w:val="365F91" w:themeColor="accent1" w:themeShade="BF"/>
+          <w:sz w:val="32"/>
+          <w:szCs w:val="32"/>
+        </w:rPr>
+      </w:pPr>
+      <w:r>
+        <w:rPr>
+          <w:rFonts w:ascii="Times New Roman" w:hAnsi="Times New Roman" w:cs="Times New Roman"/>
+          <w:b/>
+          <w:bCs/>
+          <w:color w:val="365F91" w:themeColor="accent1" w:themeShade="BF"/>
+          <w:sz w:val="32"/>
+          <w:szCs w:val="32"/>
+        </w:rPr>
+        <w:t>Search Strategies</w:t>
       </w:r>
     </w:p>
     <w:p>
@@ -11045,7 +11947,7 @@
           <w:sz w:val="32"/>
           <w:szCs w:val="32"/>
         </w:rPr>
-        <w:t>The analytical strategy helps by breaking a problem into smaller parts or by looking at it from a broader view. This deep thinking allows you to find hidden connections and come up with new ideas, even when things seem unrelated at first. For example, when people thought about stacking objects to solve a parking problem, they realized both involved arranging things in a limited space. This connection was discovered through careful analysis of the problem itself.</w:t>
+        <w:t>Search strategies involve using your memory and past experiences to find ideas that can help solve a new problem. You try to make connections between what you already know and the problem you are working on.</w:t>
       </w:r>
     </w:p>
     <w:p>
@@ -11057,11 +11959,22 @@
           <w:rFonts w:ascii="Times New Roman" w:hAnsi="Times New Roman" w:cs="Times New Roman"/>
           <w:b/>
           <w:bCs/>
-          <w:color w:val="365F91" w:themeColor="accent1" w:themeShade="BF"/>
-          <w:sz w:val="32"/>
-          <w:szCs w:val="32"/>
-        </w:rPr>
-      </w:pPr>
+          <w:color w:val="0D0D0D" w:themeColor="text1" w:themeTint="F2"/>
+          <w:sz w:val="32"/>
+          <w:szCs w:val="32"/>
+        </w:rPr>
+      </w:pPr>
+      <w:r>
+        <w:rPr>
+          <w:rFonts w:ascii="Times New Roman" w:hAnsi="Times New Roman" w:cs="Times New Roman"/>
+          <w:b/>
+          <w:bCs/>
+          <w:color w:val="0D0D0D" w:themeColor="text1" w:themeTint="F2"/>
+          <w:sz w:val="32"/>
+          <w:szCs w:val="32"/>
+        </w:rPr>
+        <w:t>1. Using Nature as Inspiration: The Clam Shell and Door Hinge Example</w:t>
+      </w:r>
     </w:p>
     <w:p>
       <w:pPr>
@@ -11070,126 +11983,41 @@
         </w:tabs>
         <w:rPr>
           <w:rFonts w:ascii="Times New Roman" w:hAnsi="Times New Roman" w:cs="Times New Roman"/>
-          <w:b/>
-          <w:bCs/>
-          <w:color w:val="365F91" w:themeColor="accent1" w:themeShade="BF"/>
-          <w:sz w:val="32"/>
-          <w:szCs w:val="32"/>
-        </w:rPr>
-      </w:pPr>
-      <w:r>
-        <w:rPr>
-          <w:rFonts w:ascii="Times New Roman" w:hAnsi="Times New Roman" w:cs="Times New Roman"/>
-          <w:b/>
-          <w:bCs/>
-          <w:color w:val="365F91" w:themeColor="accent1" w:themeShade="BF"/>
+          <w:color w:val="0D0D0D" w:themeColor="text1" w:themeTint="F2"/>
+          <w:sz w:val="32"/>
+          <w:szCs w:val="32"/>
+        </w:rPr>
+      </w:pPr>
+      <w:r>
+        <w:rPr>
+          <w:rFonts w:ascii="Times New Roman" w:hAnsi="Times New Roman" w:cs="Times New Roman"/>
+          <w:color w:val="0D0D0D" w:themeColor="text1" w:themeTint="F2"/>
+          <w:sz w:val="32"/>
+          <w:szCs w:val="32"/>
+        </w:rPr>
+        <w:t>Imagine you are told to design a door hinge — but you have no idea how to design it. Your mind starts searching for anything similar you have seen before. Suddenly, you think of a clam shell, because a clam also opens and closes smoothly, just like a door.</w:t>
+      </w:r>
+    </w:p>
+    <w:p>
+      <w:pPr>
+        <w:tabs>
+          <w:tab w:val="left" w:pos="2016"/>
+        </w:tabs>
+        <w:rPr>
+          <w:rFonts w:ascii="Times New Roman" w:hAnsi="Times New Roman" w:cs="Times New Roman"/>
+          <w:color w:val="0D0D0D" w:themeColor="text1" w:themeTint="F2"/>
+          <w:sz w:val="32"/>
+          <w:szCs w:val="32"/>
+        </w:rPr>
+      </w:pPr>
+      <w:r>
+        <w:rPr>
+          <w:rFonts w:ascii="Times New Roman" w:hAnsi="Times New Roman" w:cs="Times New Roman"/>
+          <w:color w:val="0D0D0D" w:themeColor="text1" w:themeTint="F2"/>
           <w:sz w:val="32"/>
           <w:szCs w:val="32"/>
         </w:rPr>
         <w:lastRenderedPageBreak/>
-        <w:t>Search Strategies</w:t>
-      </w:r>
-    </w:p>
-    <w:p>
-      <w:pPr>
-        <w:tabs>
-          <w:tab w:val="left" w:pos="2016"/>
-        </w:tabs>
-        <w:rPr>
-          <w:rFonts w:ascii="Times New Roman" w:hAnsi="Times New Roman" w:cs="Times New Roman"/>
-          <w:color w:val="0D0D0D" w:themeColor="text1" w:themeTint="F2"/>
-          <w:sz w:val="32"/>
-          <w:szCs w:val="32"/>
-        </w:rPr>
-      </w:pPr>
-      <w:r>
-        <w:rPr>
-          <w:rFonts w:ascii="Times New Roman" w:hAnsi="Times New Roman" w:cs="Times New Roman"/>
-          <w:color w:val="0D0D0D" w:themeColor="text1" w:themeTint="F2"/>
-          <w:sz w:val="32"/>
-          <w:szCs w:val="32"/>
-        </w:rPr>
-        <w:t>Search strategies involve using your memory and past experiences to find ideas that can help solve a new problem. You try to make connections between what you already know and the problem you are working on.</w:t>
-      </w:r>
-    </w:p>
-    <w:p>
-      <w:pPr>
-        <w:tabs>
-          <w:tab w:val="left" w:pos="2016"/>
-        </w:tabs>
-        <w:rPr>
-          <w:rFonts w:ascii="Times New Roman" w:hAnsi="Times New Roman" w:cs="Times New Roman"/>
-          <w:b/>
-          <w:bCs/>
-          <w:color w:val="0D0D0D" w:themeColor="text1" w:themeTint="F2"/>
-          <w:sz w:val="32"/>
-          <w:szCs w:val="32"/>
-        </w:rPr>
-      </w:pPr>
-      <w:r>
-        <w:rPr>
-          <w:rFonts w:ascii="Times New Roman" w:hAnsi="Times New Roman" w:cs="Times New Roman"/>
-          <w:b/>
-          <w:bCs/>
-          <w:color w:val="0D0D0D" w:themeColor="text1" w:themeTint="F2"/>
-          <w:sz w:val="32"/>
-          <w:szCs w:val="32"/>
-        </w:rPr>
-        <w:t xml:space="preserve">1. </w:t>
-      </w:r>
-      <w:r>
-        <w:rPr>
-          <w:rFonts w:ascii="Times New Roman" w:hAnsi="Times New Roman" w:cs="Times New Roman"/>
-          <w:b/>
-          <w:bCs/>
-          <w:color w:val="0D0D0D" w:themeColor="text1" w:themeTint="F2"/>
-          <w:sz w:val="32"/>
-          <w:szCs w:val="32"/>
-        </w:rPr>
-        <w:t>Using Nature as Inspiration: The Clam Shell and Door Hinge Example</w:t>
-      </w:r>
-    </w:p>
-    <w:p>
-      <w:pPr>
-        <w:tabs>
-          <w:tab w:val="left" w:pos="2016"/>
-        </w:tabs>
-        <w:rPr>
-          <w:rFonts w:ascii="Times New Roman" w:hAnsi="Times New Roman" w:cs="Times New Roman"/>
-          <w:color w:val="0D0D0D" w:themeColor="text1" w:themeTint="F2"/>
-          <w:sz w:val="32"/>
-          <w:szCs w:val="32"/>
-        </w:rPr>
-      </w:pPr>
-      <w:r>
-        <w:rPr>
-          <w:rFonts w:ascii="Times New Roman" w:hAnsi="Times New Roman" w:cs="Times New Roman"/>
-          <w:color w:val="0D0D0D" w:themeColor="text1" w:themeTint="F2"/>
-          <w:sz w:val="32"/>
-          <w:szCs w:val="32"/>
-        </w:rPr>
-        <w:t>Imagine you are told to design a door hinge — but you have no idea how to design it. Your mind starts searching for anything similar you have seen before. Suddenly, you think of a clam shell, because a clam also opens and closes smoothly, just like a door.</w:t>
-      </w:r>
-    </w:p>
-    <w:p>
-      <w:pPr>
-        <w:tabs>
-          <w:tab w:val="left" w:pos="2016"/>
-        </w:tabs>
-        <w:rPr>
-          <w:rFonts w:ascii="Times New Roman" w:hAnsi="Times New Roman" w:cs="Times New Roman"/>
-          <w:color w:val="0D0D0D" w:themeColor="text1" w:themeTint="F2"/>
-          <w:sz w:val="32"/>
-          <w:szCs w:val="32"/>
-        </w:rPr>
-      </w:pPr>
-      <w:r>
-        <w:rPr>
-          <w:rFonts w:ascii="Times New Roman" w:hAnsi="Times New Roman" w:cs="Times New Roman"/>
-          <w:color w:val="0D0D0D" w:themeColor="text1" w:themeTint="F2"/>
-          <w:sz w:val="32"/>
-          <w:szCs w:val="32"/>
-        </w:rPr>
         <w:t>So</w:t>
       </w:r>
       <w:r>
@@ -11288,16 +12116,7 @@
           <w:sz w:val="32"/>
           <w:szCs w:val="32"/>
         </w:rPr>
-        <w:t>T</w:t>
-      </w:r>
-      <w:r>
-        <w:rPr>
-          <w:rFonts w:ascii="Times New Roman" w:hAnsi="Times New Roman" w:cs="Times New Roman"/>
-          <w:color w:val="0D0D0D" w:themeColor="text1" w:themeTint="F2"/>
-          <w:sz w:val="32"/>
-          <w:szCs w:val="32"/>
-        </w:rPr>
-        <w:t>he search strategy helps by using your memory to find something similar from your past experience. Instead of breaking the problem apart, your brain searches for anything familiar that can help. For example, when asked to design a door hinge, someone might remember how a clam shell opens and closes smoothly. This memory gives a new idea for the hinge design.</w:t>
+        <w:t>The search strategy helps by using your memory to find something similar from your past experience. Instead of breaking the problem apart, your brain searches for anything familiar that can help. For example, when asked to design a door hinge, someone might remember how a clam shell opens and closes smoothly. This memory gives a new idea for the hinge design.</w:t>
       </w:r>
     </w:p>
     <w:p>
@@ -11368,99 +12187,99 @@
           <w:sz w:val="32"/>
           <w:szCs w:val="32"/>
         </w:rPr>
+        <w:t>Imagination-Based Strategies</w:t>
+      </w:r>
+    </w:p>
+    <w:p>
+      <w:pPr>
+        <w:tabs>
+          <w:tab w:val="left" w:pos="2016"/>
+        </w:tabs>
+        <w:rPr>
+          <w:rFonts w:ascii="Times New Roman" w:hAnsi="Times New Roman" w:cs="Times New Roman"/>
+          <w:color w:val="0D0D0D" w:themeColor="text1" w:themeTint="F2"/>
+          <w:sz w:val="32"/>
+          <w:szCs w:val="32"/>
+        </w:rPr>
+      </w:pPr>
+      <w:r>
+        <w:rPr>
+          <w:rFonts w:ascii="Times New Roman" w:hAnsi="Times New Roman" w:cs="Times New Roman"/>
+          <w:color w:val="0D0D0D" w:themeColor="text1" w:themeTint="F2"/>
+          <w:sz w:val="32"/>
+          <w:szCs w:val="32"/>
+        </w:rPr>
+        <w:t>Imagination plays an important role in creating new ideas. In this strategy, you forget real-world limits and imagine strange, new, or impossible things. By doing this, you can think of ideas that may not seem realistic at first but can later turn into useful, creative products or solutions.</w:t>
+      </w:r>
+    </w:p>
+    <w:p>
+      <w:pPr>
+        <w:tabs>
+          <w:tab w:val="left" w:pos="2016"/>
+        </w:tabs>
+        <w:rPr>
+          <w:rFonts w:ascii="Times New Roman" w:hAnsi="Times New Roman" w:cs="Times New Roman"/>
+          <w:b/>
+          <w:bCs/>
+          <w:color w:val="0D0D0D" w:themeColor="text1" w:themeTint="F2"/>
+          <w:sz w:val="32"/>
+          <w:szCs w:val="32"/>
+        </w:rPr>
+      </w:pPr>
+      <w:r>
+        <w:rPr>
+          <w:rFonts w:ascii="Times New Roman" w:hAnsi="Times New Roman" w:cs="Times New Roman"/>
+          <w:b/>
+          <w:bCs/>
+          <w:color w:val="0D0D0D" w:themeColor="text1" w:themeTint="F2"/>
+          <w:sz w:val="32"/>
+          <w:szCs w:val="32"/>
+        </w:rPr>
+        <w:t>1. Gillette Team Example:</w:t>
+      </w:r>
+    </w:p>
+    <w:p>
+      <w:pPr>
+        <w:tabs>
+          <w:tab w:val="left" w:pos="2016"/>
+        </w:tabs>
+        <w:rPr>
+          <w:rFonts w:ascii="Times New Roman" w:hAnsi="Times New Roman" w:cs="Times New Roman"/>
+          <w:color w:val="0D0D0D" w:themeColor="text1" w:themeTint="F2"/>
+          <w:sz w:val="32"/>
+          <w:szCs w:val="32"/>
+        </w:rPr>
+      </w:pPr>
+      <w:r>
+        <w:rPr>
+          <w:rFonts w:ascii="Times New Roman" w:hAnsi="Times New Roman" w:cs="Times New Roman"/>
+          <w:color w:val="0D0D0D" w:themeColor="text1" w:themeTint="F2"/>
+          <w:sz w:val="32"/>
+          <w:szCs w:val="32"/>
+        </w:rPr>
+        <w:t>The Gillette team wanted to make a new type of shampoo. But instead of thinking like regular product designers, they used imagination-based strategy — they pretended to be human hairs.</w:t>
+      </w:r>
+    </w:p>
+    <w:p>
+      <w:pPr>
+        <w:tabs>
+          <w:tab w:val="left" w:pos="2016"/>
+        </w:tabs>
+        <w:rPr>
+          <w:rFonts w:ascii="Times New Roman" w:hAnsi="Times New Roman" w:cs="Times New Roman"/>
+          <w:color w:val="0D0D0D" w:themeColor="text1" w:themeTint="F2"/>
+          <w:sz w:val="32"/>
+          <w:szCs w:val="32"/>
+        </w:rPr>
+      </w:pPr>
+      <w:r>
+        <w:rPr>
+          <w:rFonts w:ascii="Times New Roman" w:hAnsi="Times New Roman" w:cs="Times New Roman"/>
+          <w:color w:val="0D0D0D" w:themeColor="text1" w:themeTint="F2"/>
+          <w:sz w:val="32"/>
+          <w:szCs w:val="32"/>
+        </w:rPr>
         <w:lastRenderedPageBreak/>
-        <w:t>Imagination-Based Strategies</w:t>
-      </w:r>
-    </w:p>
-    <w:p>
-      <w:pPr>
-        <w:tabs>
-          <w:tab w:val="left" w:pos="2016"/>
-        </w:tabs>
-        <w:rPr>
-          <w:rFonts w:ascii="Times New Roman" w:hAnsi="Times New Roman" w:cs="Times New Roman"/>
-          <w:color w:val="0D0D0D" w:themeColor="text1" w:themeTint="F2"/>
-          <w:sz w:val="32"/>
-          <w:szCs w:val="32"/>
-        </w:rPr>
-      </w:pPr>
-      <w:r>
-        <w:rPr>
-          <w:rFonts w:ascii="Times New Roman" w:hAnsi="Times New Roman" w:cs="Times New Roman"/>
-          <w:color w:val="0D0D0D" w:themeColor="text1" w:themeTint="F2"/>
-          <w:sz w:val="32"/>
-          <w:szCs w:val="32"/>
-        </w:rPr>
-        <w:t>Imagination plays an important role in creating new ideas. In this strategy, you forget real-world limits and imagine strange, new, or impossible things. By doing this, you can think of ideas that may not seem realistic at first but can later turn into useful, creative products or solutions.</w:t>
-      </w:r>
-    </w:p>
-    <w:p>
-      <w:pPr>
-        <w:tabs>
-          <w:tab w:val="left" w:pos="2016"/>
-        </w:tabs>
-        <w:rPr>
-          <w:rFonts w:ascii="Times New Roman" w:hAnsi="Times New Roman" w:cs="Times New Roman"/>
-          <w:b/>
-          <w:bCs/>
-          <w:color w:val="0D0D0D" w:themeColor="text1" w:themeTint="F2"/>
-          <w:sz w:val="32"/>
-          <w:szCs w:val="32"/>
-        </w:rPr>
-      </w:pPr>
-      <w:r>
-        <w:rPr>
-          <w:rFonts w:ascii="Times New Roman" w:hAnsi="Times New Roman" w:cs="Times New Roman"/>
-          <w:b/>
-          <w:bCs/>
-          <w:color w:val="0D0D0D" w:themeColor="text1" w:themeTint="F2"/>
-          <w:sz w:val="32"/>
-          <w:szCs w:val="32"/>
-        </w:rPr>
-        <w:t>1. Gillette Team Example:</w:t>
-      </w:r>
-    </w:p>
-    <w:p>
-      <w:pPr>
-        <w:tabs>
-          <w:tab w:val="left" w:pos="2016"/>
-        </w:tabs>
-        <w:rPr>
-          <w:rFonts w:ascii="Times New Roman" w:hAnsi="Times New Roman" w:cs="Times New Roman"/>
-          <w:color w:val="0D0D0D" w:themeColor="text1" w:themeTint="F2"/>
-          <w:sz w:val="32"/>
-          <w:szCs w:val="32"/>
-        </w:rPr>
-      </w:pPr>
-      <w:r>
-        <w:rPr>
-          <w:rFonts w:ascii="Times New Roman" w:hAnsi="Times New Roman" w:cs="Times New Roman"/>
-          <w:color w:val="0D0D0D" w:themeColor="text1" w:themeTint="F2"/>
-          <w:sz w:val="32"/>
-          <w:szCs w:val="32"/>
-        </w:rPr>
-        <w:t>The Gillette team wanted to make a new type of shampoo. But instead of thinking like regular product designers, they used imagination-based strategy — they pretended to be human hairs.</w:t>
-      </w:r>
-    </w:p>
-    <w:p>
-      <w:pPr>
-        <w:tabs>
-          <w:tab w:val="left" w:pos="2016"/>
-        </w:tabs>
-        <w:rPr>
-          <w:rFonts w:ascii="Times New Roman" w:hAnsi="Times New Roman" w:cs="Times New Roman"/>
-          <w:color w:val="0D0D0D" w:themeColor="text1" w:themeTint="F2"/>
-          <w:sz w:val="32"/>
-          <w:szCs w:val="32"/>
-        </w:rPr>
-      </w:pPr>
-      <w:r>
-        <w:rPr>
-          <w:rFonts w:ascii="Times New Roman" w:hAnsi="Times New Roman" w:cs="Times New Roman"/>
-          <w:color w:val="0D0D0D" w:themeColor="text1" w:themeTint="F2"/>
-          <w:sz w:val="32"/>
-          <w:szCs w:val="32"/>
-        </w:rPr>
         <w:t>They thought:</w:t>
       </w:r>
       <w:r>
@@ -11595,7 +12414,77 @@
           <w:sz w:val="32"/>
           <w:szCs w:val="32"/>
         </w:rPr>
-        <w:t xml:space="preserve">To solve these problems, the scientists had to imagine what life in space would feel like — what astronauts would eat, wear, and use. Because of </w:t>
+        <w:t>To solve these problems, the scientists had to imagine what life in space would feel like — what astronauts would eat, wear, and use. Because of this, they created new materials, gadgets, and food items that worked in space.</w:t>
+      </w:r>
+    </w:p>
+    <w:p>
+      <w:pPr>
+        <w:tabs>
+          <w:tab w:val="left" w:pos="2016"/>
+        </w:tabs>
+        <w:rPr>
+          <w:rFonts w:ascii="Times New Roman" w:hAnsi="Times New Roman" w:cs="Times New Roman"/>
+          <w:color w:val="0D0D0D" w:themeColor="text1" w:themeTint="F2"/>
+          <w:sz w:val="32"/>
+          <w:szCs w:val="32"/>
+        </w:rPr>
+      </w:pPr>
+      <w:r>
+        <w:rPr>
+          <w:rFonts w:ascii="Times New Roman" w:hAnsi="Times New Roman" w:cs="Times New Roman"/>
+          <w:color w:val="0D0D0D" w:themeColor="text1" w:themeTint="F2"/>
+          <w:sz w:val="32"/>
+          <w:szCs w:val="32"/>
+        </w:rPr>
+        <w:t>Interestingly, many of these space inventions also turned out to be very useful for people on Earth — like heat-resistant materials, water filters, and improved medical equipment.</w:t>
+      </w:r>
+    </w:p>
+    <w:p>
+      <w:pPr>
+        <w:tabs>
+          <w:tab w:val="left" w:pos="2016"/>
+        </w:tabs>
+        <w:rPr>
+          <w:rFonts w:ascii="Times New Roman" w:hAnsi="Times New Roman" w:cs="Times New Roman"/>
+          <w:b/>
+          <w:bCs/>
+          <w:color w:val="0D0D0D" w:themeColor="text1" w:themeTint="F2"/>
+          <w:sz w:val="32"/>
+          <w:szCs w:val="32"/>
+        </w:rPr>
+      </w:pPr>
+      <w:r>
+        <w:rPr>
+          <w:rFonts w:ascii="Times New Roman" w:hAnsi="Times New Roman" w:cs="Times New Roman"/>
+          <w:b/>
+          <w:bCs/>
+          <w:color w:val="0D0D0D" w:themeColor="text1" w:themeTint="F2"/>
+          <w:sz w:val="32"/>
+          <w:szCs w:val="32"/>
+        </w:rPr>
+        <w:t>Why is This Useful?</w:t>
+      </w:r>
+    </w:p>
+    <w:p>
+      <w:pPr>
+        <w:tabs>
+          <w:tab w:val="left" w:pos="2016"/>
+        </w:tabs>
+        <w:rPr>
+          <w:rFonts w:ascii="Times New Roman" w:hAnsi="Times New Roman" w:cs="Times New Roman"/>
+          <w:color w:val="0D0D0D" w:themeColor="text1" w:themeTint="F2"/>
+          <w:sz w:val="32"/>
+          <w:szCs w:val="32"/>
+        </w:rPr>
+      </w:pPr>
+      <w:r>
+        <w:rPr>
+          <w:rFonts w:ascii="Times New Roman" w:hAnsi="Times New Roman" w:cs="Times New Roman"/>
+          <w:color w:val="0D0D0D" w:themeColor="text1" w:themeTint="F2"/>
+          <w:sz w:val="32"/>
+          <w:szCs w:val="32"/>
+        </w:rPr>
+        <w:t xml:space="preserve">Imagination-based strategies are useful because one creative idea often leads to many others. When you imagine freely, you open the door to new inventions that can change the world — just like how NASA's </w:t>
       </w:r>
       <w:r>
         <w:rPr>
@@ -11605,77 +12494,7 @@
           <w:szCs w:val="32"/>
         </w:rPr>
         <w:lastRenderedPageBreak/>
-        <w:t>this, they created new materials, gadgets, and food items that worked in space.</w:t>
-      </w:r>
-    </w:p>
-    <w:p>
-      <w:pPr>
-        <w:tabs>
-          <w:tab w:val="left" w:pos="2016"/>
-        </w:tabs>
-        <w:rPr>
-          <w:rFonts w:ascii="Times New Roman" w:hAnsi="Times New Roman" w:cs="Times New Roman"/>
-          <w:color w:val="0D0D0D" w:themeColor="text1" w:themeTint="F2"/>
-          <w:sz w:val="32"/>
-          <w:szCs w:val="32"/>
-        </w:rPr>
-      </w:pPr>
-      <w:r>
-        <w:rPr>
-          <w:rFonts w:ascii="Times New Roman" w:hAnsi="Times New Roman" w:cs="Times New Roman"/>
-          <w:color w:val="0D0D0D" w:themeColor="text1" w:themeTint="F2"/>
-          <w:sz w:val="32"/>
-          <w:szCs w:val="32"/>
-        </w:rPr>
-        <w:t>Interestingly, many of these space inventions also turned out to be very useful for people on Earth — like heat-resistant materials, water filters, and improved medical equipment.</w:t>
-      </w:r>
-    </w:p>
-    <w:p>
-      <w:pPr>
-        <w:tabs>
-          <w:tab w:val="left" w:pos="2016"/>
-        </w:tabs>
-        <w:rPr>
-          <w:rFonts w:ascii="Times New Roman" w:hAnsi="Times New Roman" w:cs="Times New Roman"/>
-          <w:b/>
-          <w:bCs/>
-          <w:color w:val="0D0D0D" w:themeColor="text1" w:themeTint="F2"/>
-          <w:sz w:val="32"/>
-          <w:szCs w:val="32"/>
-        </w:rPr>
-      </w:pPr>
-      <w:r>
-        <w:rPr>
-          <w:rFonts w:ascii="Times New Roman" w:hAnsi="Times New Roman" w:cs="Times New Roman"/>
-          <w:b/>
-          <w:bCs/>
-          <w:color w:val="0D0D0D" w:themeColor="text1" w:themeTint="F2"/>
-          <w:sz w:val="32"/>
-          <w:szCs w:val="32"/>
-        </w:rPr>
-        <w:t>Why is This Useful?</w:t>
-      </w:r>
-    </w:p>
-    <w:p>
-      <w:pPr>
-        <w:tabs>
-          <w:tab w:val="left" w:pos="2016"/>
-        </w:tabs>
-        <w:rPr>
-          <w:rFonts w:ascii="Times New Roman" w:hAnsi="Times New Roman" w:cs="Times New Roman"/>
-          <w:color w:val="0D0D0D" w:themeColor="text1" w:themeTint="F2"/>
-          <w:sz w:val="32"/>
-          <w:szCs w:val="32"/>
-        </w:rPr>
-      </w:pPr>
-      <w:r>
-        <w:rPr>
-          <w:rFonts w:ascii="Times New Roman" w:hAnsi="Times New Roman" w:cs="Times New Roman"/>
-          <w:color w:val="0D0D0D" w:themeColor="text1" w:themeTint="F2"/>
-          <w:sz w:val="32"/>
-          <w:szCs w:val="32"/>
-        </w:rPr>
-        <w:t>Imagination-based strategies are useful because one creative idea often leads to many others. When you imagine freely, you open the door to new inventions that can change the world — just like how NASA's space inventions also improved life on Earth. Imagination helps people to think beyond limits and create things no one ever thought of before.</w:t>
+        <w:t>space inventions also improved life on Earth. Imagination helps people to think beyond limits and create things no one ever thought of before.</w:t>
       </w:r>
     </w:p>
     <w:p>
@@ -11905,17 +12724,7 @@
           <w:sz w:val="32"/>
           <w:szCs w:val="32"/>
         </w:rPr>
-        <w:t xml:space="preserve"> about the problem — this person could be a customer, a child, or even someone </w:t>
-      </w:r>
-      <w:r>
-        <w:rPr>
-          <w:rFonts w:ascii="Times New Roman" w:hAnsi="Times New Roman" w:cs="Times New Roman"/>
-          <w:color w:val="0D0D0D" w:themeColor="text1" w:themeTint="F2"/>
-          <w:sz w:val="32"/>
-          <w:szCs w:val="32"/>
-        </w:rPr>
-        <w:lastRenderedPageBreak/>
-        <w:t>who knows nothing about the problem. This helps you to see the problem from different angles.</w:t>
+        <w:t xml:space="preserve"> about the problem — this person could be a customer, a child, or even someone who knows nothing about the problem. This helps you to see the problem from different angles.</w:t>
       </w:r>
     </w:p>
     <w:p>
@@ -12045,7 +12854,17 @@
           <w:sz w:val="32"/>
           <w:szCs w:val="32"/>
         </w:rPr>
-        <w:t xml:space="preserve">For example, if Napoleon was facing your business problem, he might think boldly, take risks, or try something powerful. This way of thinking helps you </w:t>
+        <w:t xml:space="preserve">For example, if Napoleon was facing your business problem, he might think boldly, take risks, or try something powerful. This way of thinking </w:t>
+      </w:r>
+      <w:r>
+        <w:rPr>
+          <w:rFonts w:ascii="Times New Roman" w:hAnsi="Times New Roman" w:cs="Times New Roman"/>
+          <w:color w:val="0D0D0D" w:themeColor="text1" w:themeTint="F2"/>
+          <w:sz w:val="32"/>
+          <w:szCs w:val="32"/>
+        </w:rPr>
+        <w:lastRenderedPageBreak/>
+        <w:t xml:space="preserve">helps you </w:t>
       </w:r>
       <w:r>
         <w:rPr>
@@ -12133,27 +12952,7 @@
           <w:sz w:val="32"/>
           <w:szCs w:val="32"/>
         </w:rPr>
-        <w:t xml:space="preserve"> This gives </w:t>
-      </w:r>
-      <w:proofErr w:type="spellStart"/>
-      <w:r>
-        <w:rPr>
-          <w:rFonts w:ascii="Times New Roman" w:hAnsi="Times New Roman" w:cs="Times New Roman"/>
-          <w:color w:val="0D0D0D" w:themeColor="text1" w:themeTint="F2"/>
-          <w:sz w:val="32"/>
-          <w:szCs w:val="32"/>
-        </w:rPr>
-        <w:t>you</w:t>
-      </w:r>
-      <w:proofErr w:type="spellEnd"/>
-      <w:r>
-        <w:rPr>
-          <w:rFonts w:ascii="Times New Roman" w:hAnsi="Times New Roman" w:cs="Times New Roman"/>
-          <w:color w:val="0D0D0D" w:themeColor="text1" w:themeTint="F2"/>
-          <w:sz w:val="32"/>
-          <w:szCs w:val="32"/>
-        </w:rPr>
-        <w:t xml:space="preserve"> ideas like adding power banks, fans, or lunch compartments.</w:t>
+        <w:t xml:space="preserve"> This gives you ideas like adding power banks, fans, or lunch compartments.</w:t>
       </w:r>
     </w:p>
     <w:p>
@@ -12285,7 +13084,183 @@
           <w:sz w:val="32"/>
           <w:szCs w:val="32"/>
         </w:rPr>
-        <w:t xml:space="preserve"> that you normally ignore. By thinking like </w:t>
+        <w:t xml:space="preserve"> that you normally ignore. By thinking like someone else, or thinking the opposite, you may discover creative solutions that are </w:t>
+      </w:r>
+      <w:r>
+        <w:rPr>
+          <w:rFonts w:ascii="Times New Roman" w:hAnsi="Times New Roman" w:cs="Times New Roman"/>
+          <w:b/>
+          <w:bCs/>
+          <w:color w:val="0D0D0D" w:themeColor="text1" w:themeTint="F2"/>
+          <w:sz w:val="32"/>
+          <w:szCs w:val="32"/>
+        </w:rPr>
+        <w:t>better and more unique</w:t>
+      </w:r>
+      <w:r>
+        <w:rPr>
+          <w:rFonts w:ascii="Times New Roman" w:hAnsi="Times New Roman" w:cs="Times New Roman"/>
+          <w:color w:val="0D0D0D" w:themeColor="text1" w:themeTint="F2"/>
+          <w:sz w:val="32"/>
+          <w:szCs w:val="32"/>
+        </w:rPr>
+        <w:t xml:space="preserve"> than your usual ideas.</w:t>
+      </w:r>
+    </w:p>
+    <w:p>
+      <w:pPr>
+        <w:tabs>
+          <w:tab w:val="left" w:pos="2016"/>
+        </w:tabs>
+        <w:rPr>
+          <w:rFonts w:ascii="Times New Roman" w:hAnsi="Times New Roman" w:cs="Times New Roman"/>
+          <w:b/>
+          <w:bCs/>
+          <w:color w:val="365F91" w:themeColor="accent1" w:themeShade="BF"/>
+          <w:sz w:val="32"/>
+          <w:szCs w:val="32"/>
+        </w:rPr>
+      </w:pPr>
+      <w:r>
+        <w:rPr>
+          <w:rFonts w:ascii="Times New Roman" w:hAnsi="Times New Roman" w:cs="Times New Roman"/>
+          <w:b/>
+          <w:bCs/>
+          <w:color w:val="365F91" w:themeColor="accent1" w:themeShade="BF"/>
+          <w:sz w:val="32"/>
+          <w:szCs w:val="32"/>
+        </w:rPr>
+        <w:t>Relationship-Seeking Strategy</w:t>
+      </w:r>
+    </w:p>
+    <w:p>
+      <w:pPr>
+        <w:tabs>
+          <w:tab w:val="left" w:pos="2016"/>
+        </w:tabs>
+        <w:rPr>
+          <w:rFonts w:ascii="Times New Roman" w:hAnsi="Times New Roman" w:cs="Times New Roman"/>
+          <w:color w:val="0D0D0D" w:themeColor="text1" w:themeTint="F2"/>
+          <w:sz w:val="32"/>
+          <w:szCs w:val="32"/>
+        </w:rPr>
+      </w:pPr>
+      <w:r>
+        <w:rPr>
+          <w:rFonts w:ascii="Times New Roman" w:hAnsi="Times New Roman" w:cs="Times New Roman"/>
+          <w:color w:val="0D0D0D" w:themeColor="text1" w:themeTint="F2"/>
+          <w:sz w:val="32"/>
+          <w:szCs w:val="32"/>
+        </w:rPr>
+        <w:t>Relationship-seeking strategies help you to make connections between ideas or things that are usually not related. This method is used to find new solutions by thinking in a completely different way.</w:t>
+      </w:r>
+    </w:p>
+    <w:p>
+      <w:pPr>
+        <w:tabs>
+          <w:tab w:val="left" w:pos="2016"/>
+        </w:tabs>
+        <w:rPr>
+          <w:rFonts w:ascii="Times New Roman" w:hAnsi="Times New Roman" w:cs="Times New Roman"/>
+          <w:b/>
+          <w:bCs/>
+          <w:color w:val="0D0D0D" w:themeColor="text1" w:themeTint="F2"/>
+          <w:sz w:val="32"/>
+          <w:szCs w:val="32"/>
+        </w:rPr>
+      </w:pPr>
+      <w:r>
+        <w:rPr>
+          <w:rFonts w:ascii="Times New Roman" w:hAnsi="Times New Roman" w:cs="Times New Roman"/>
+          <w:b/>
+          <w:bCs/>
+          <w:color w:val="0D0D0D" w:themeColor="text1" w:themeTint="F2"/>
+          <w:sz w:val="32"/>
+          <w:szCs w:val="32"/>
+        </w:rPr>
+        <w:t>Example</w:t>
+      </w:r>
+    </w:p>
+    <w:p>
+      <w:pPr>
+        <w:tabs>
+          <w:tab w:val="left" w:pos="2016"/>
+        </w:tabs>
+        <w:rPr>
+          <w:rFonts w:ascii="Times New Roman" w:hAnsi="Times New Roman" w:cs="Times New Roman"/>
+          <w:color w:val="0D0D0D" w:themeColor="text1" w:themeTint="F2"/>
+          <w:sz w:val="32"/>
+          <w:szCs w:val="32"/>
+        </w:rPr>
+      </w:pPr>
+      <w:r>
+        <w:rPr>
+          <w:rFonts w:ascii="Times New Roman" w:hAnsi="Times New Roman" w:cs="Times New Roman"/>
+          <w:color w:val="0D0D0D" w:themeColor="text1" w:themeTint="F2"/>
+          <w:sz w:val="32"/>
+          <w:szCs w:val="32"/>
+        </w:rPr>
+        <w:t xml:space="preserve">For example, suppose you are trying to design a </w:t>
+      </w:r>
+      <w:r>
+        <w:rPr>
+          <w:rFonts w:ascii="Times New Roman" w:hAnsi="Times New Roman" w:cs="Times New Roman"/>
+          <w:b/>
+          <w:bCs/>
+          <w:color w:val="0D0D0D" w:themeColor="text1" w:themeTint="F2"/>
+          <w:sz w:val="32"/>
+          <w:szCs w:val="32"/>
+        </w:rPr>
+        <w:t>new type of chair</w:t>
+      </w:r>
+      <w:r>
+        <w:rPr>
+          <w:rFonts w:ascii="Times New Roman" w:hAnsi="Times New Roman" w:cs="Times New Roman"/>
+          <w:color w:val="0D0D0D" w:themeColor="text1" w:themeTint="F2"/>
+          <w:sz w:val="32"/>
+          <w:szCs w:val="32"/>
+        </w:rPr>
+        <w:t xml:space="preserve">, but you run out of ideas. You then make a list of </w:t>
+      </w:r>
+      <w:r>
+        <w:rPr>
+          <w:rFonts w:ascii="Times New Roman" w:hAnsi="Times New Roman" w:cs="Times New Roman"/>
+          <w:b/>
+          <w:bCs/>
+          <w:color w:val="0D0D0D" w:themeColor="text1" w:themeTint="F2"/>
+          <w:sz w:val="32"/>
+          <w:szCs w:val="32"/>
+        </w:rPr>
+        <w:t>random and unrelated items</w:t>
+      </w:r>
+      <w:r>
+        <w:rPr>
+          <w:rFonts w:ascii="Times New Roman" w:hAnsi="Times New Roman" w:cs="Times New Roman"/>
+          <w:color w:val="0D0D0D" w:themeColor="text1" w:themeTint="F2"/>
+          <w:sz w:val="32"/>
+          <w:szCs w:val="32"/>
+        </w:rPr>
+        <w:t xml:space="preserve">, like a </w:t>
+      </w:r>
+      <w:r>
+        <w:rPr>
+          <w:rFonts w:ascii="Times New Roman" w:hAnsi="Times New Roman" w:cs="Times New Roman"/>
+          <w:b/>
+          <w:bCs/>
+          <w:color w:val="0D0D0D" w:themeColor="text1" w:themeTint="F2"/>
+          <w:sz w:val="32"/>
+          <w:szCs w:val="32"/>
+        </w:rPr>
+        <w:t>doorknob</w:t>
+      </w:r>
+      <w:r>
+        <w:rPr>
+          <w:rFonts w:ascii="Times New Roman" w:hAnsi="Times New Roman" w:cs="Times New Roman"/>
+          <w:color w:val="0D0D0D" w:themeColor="text1" w:themeTint="F2"/>
+          <w:sz w:val="32"/>
+          <w:szCs w:val="32"/>
+        </w:rPr>
+        <w:t xml:space="preserve">. You start thinking about the features of a </w:t>
       </w:r>
       <w:r>
         <w:rPr>
@@ -12295,183 +13270,7 @@
           <w:szCs w:val="32"/>
         </w:rPr>
         <w:lastRenderedPageBreak/>
-        <w:t xml:space="preserve">someone else, or thinking the opposite, you may discover creative solutions that are </w:t>
-      </w:r>
-      <w:r>
-        <w:rPr>
-          <w:rFonts w:ascii="Times New Roman" w:hAnsi="Times New Roman" w:cs="Times New Roman"/>
-          <w:b/>
-          <w:bCs/>
-          <w:color w:val="0D0D0D" w:themeColor="text1" w:themeTint="F2"/>
-          <w:sz w:val="32"/>
-          <w:szCs w:val="32"/>
-        </w:rPr>
-        <w:t>better and more unique</w:t>
-      </w:r>
-      <w:r>
-        <w:rPr>
-          <w:rFonts w:ascii="Times New Roman" w:hAnsi="Times New Roman" w:cs="Times New Roman"/>
-          <w:color w:val="0D0D0D" w:themeColor="text1" w:themeTint="F2"/>
-          <w:sz w:val="32"/>
-          <w:szCs w:val="32"/>
-        </w:rPr>
-        <w:t xml:space="preserve"> than your usual ideas.</w:t>
-      </w:r>
-    </w:p>
-    <w:p>
-      <w:pPr>
-        <w:tabs>
-          <w:tab w:val="left" w:pos="2016"/>
-        </w:tabs>
-        <w:rPr>
-          <w:rFonts w:ascii="Times New Roman" w:hAnsi="Times New Roman" w:cs="Times New Roman"/>
-          <w:b/>
-          <w:bCs/>
-          <w:color w:val="365F91" w:themeColor="accent1" w:themeShade="BF"/>
-          <w:sz w:val="32"/>
-          <w:szCs w:val="32"/>
-        </w:rPr>
-      </w:pPr>
-      <w:r>
-        <w:rPr>
-          <w:rFonts w:ascii="Times New Roman" w:hAnsi="Times New Roman" w:cs="Times New Roman"/>
-          <w:b/>
-          <w:bCs/>
-          <w:color w:val="365F91" w:themeColor="accent1" w:themeShade="BF"/>
-          <w:sz w:val="32"/>
-          <w:szCs w:val="32"/>
-        </w:rPr>
-        <w:t>Relationship-Seeking Strategy</w:t>
-      </w:r>
-    </w:p>
-    <w:p>
-      <w:pPr>
-        <w:tabs>
-          <w:tab w:val="left" w:pos="2016"/>
-        </w:tabs>
-        <w:rPr>
-          <w:rFonts w:ascii="Times New Roman" w:hAnsi="Times New Roman" w:cs="Times New Roman"/>
-          <w:color w:val="0D0D0D" w:themeColor="text1" w:themeTint="F2"/>
-          <w:sz w:val="32"/>
-          <w:szCs w:val="32"/>
-        </w:rPr>
-      </w:pPr>
-      <w:r>
-        <w:rPr>
-          <w:rFonts w:ascii="Times New Roman" w:hAnsi="Times New Roman" w:cs="Times New Roman"/>
-          <w:color w:val="0D0D0D" w:themeColor="text1" w:themeTint="F2"/>
-          <w:sz w:val="32"/>
-          <w:szCs w:val="32"/>
-        </w:rPr>
-        <w:t>Relationship-seeking strategies help you to make connections between ideas or things that are usually not related. This method is used to find new solutions by thinking in a completely different way.</w:t>
-      </w:r>
-    </w:p>
-    <w:p>
-      <w:pPr>
-        <w:tabs>
-          <w:tab w:val="left" w:pos="2016"/>
-        </w:tabs>
-        <w:rPr>
-          <w:rFonts w:ascii="Times New Roman" w:hAnsi="Times New Roman" w:cs="Times New Roman"/>
-          <w:b/>
-          <w:bCs/>
-          <w:color w:val="0D0D0D" w:themeColor="text1" w:themeTint="F2"/>
-          <w:sz w:val="32"/>
-          <w:szCs w:val="32"/>
-        </w:rPr>
-      </w:pPr>
-      <w:r>
-        <w:rPr>
-          <w:rFonts w:ascii="Times New Roman" w:hAnsi="Times New Roman" w:cs="Times New Roman"/>
-          <w:b/>
-          <w:bCs/>
-          <w:color w:val="0D0D0D" w:themeColor="text1" w:themeTint="F2"/>
-          <w:sz w:val="32"/>
-          <w:szCs w:val="32"/>
-        </w:rPr>
-        <w:t>Example</w:t>
-      </w:r>
-    </w:p>
-    <w:p>
-      <w:pPr>
-        <w:tabs>
-          <w:tab w:val="left" w:pos="2016"/>
-        </w:tabs>
-        <w:rPr>
-          <w:rFonts w:ascii="Times New Roman" w:hAnsi="Times New Roman" w:cs="Times New Roman"/>
-          <w:color w:val="0D0D0D" w:themeColor="text1" w:themeTint="F2"/>
-          <w:sz w:val="32"/>
-          <w:szCs w:val="32"/>
-        </w:rPr>
-      </w:pPr>
-      <w:r>
-        <w:rPr>
-          <w:rFonts w:ascii="Times New Roman" w:hAnsi="Times New Roman" w:cs="Times New Roman"/>
-          <w:color w:val="0D0D0D" w:themeColor="text1" w:themeTint="F2"/>
-          <w:sz w:val="32"/>
-          <w:szCs w:val="32"/>
-        </w:rPr>
-        <w:t xml:space="preserve">For example, suppose you are trying to design a </w:t>
-      </w:r>
-      <w:r>
-        <w:rPr>
-          <w:rFonts w:ascii="Times New Roman" w:hAnsi="Times New Roman" w:cs="Times New Roman"/>
-          <w:b/>
-          <w:bCs/>
-          <w:color w:val="0D0D0D" w:themeColor="text1" w:themeTint="F2"/>
-          <w:sz w:val="32"/>
-          <w:szCs w:val="32"/>
-        </w:rPr>
-        <w:t>new type of chair</w:t>
-      </w:r>
-      <w:r>
-        <w:rPr>
-          <w:rFonts w:ascii="Times New Roman" w:hAnsi="Times New Roman" w:cs="Times New Roman"/>
-          <w:color w:val="0D0D0D" w:themeColor="text1" w:themeTint="F2"/>
-          <w:sz w:val="32"/>
-          <w:szCs w:val="32"/>
-        </w:rPr>
-        <w:t xml:space="preserve">, but you run out of ideas. You then make a list of </w:t>
-      </w:r>
-      <w:r>
-        <w:rPr>
-          <w:rFonts w:ascii="Times New Roman" w:hAnsi="Times New Roman" w:cs="Times New Roman"/>
-          <w:b/>
-          <w:bCs/>
-          <w:color w:val="0D0D0D" w:themeColor="text1" w:themeTint="F2"/>
-          <w:sz w:val="32"/>
-          <w:szCs w:val="32"/>
-        </w:rPr>
-        <w:t>random and unrelated items</w:t>
-      </w:r>
-      <w:r>
-        <w:rPr>
-          <w:rFonts w:ascii="Times New Roman" w:hAnsi="Times New Roman" w:cs="Times New Roman"/>
-          <w:color w:val="0D0D0D" w:themeColor="text1" w:themeTint="F2"/>
-          <w:sz w:val="32"/>
-          <w:szCs w:val="32"/>
-        </w:rPr>
-        <w:t xml:space="preserve">, like a </w:t>
-      </w:r>
-      <w:r>
-        <w:rPr>
-          <w:rFonts w:ascii="Times New Roman" w:hAnsi="Times New Roman" w:cs="Times New Roman"/>
-          <w:b/>
-          <w:bCs/>
-          <w:color w:val="0D0D0D" w:themeColor="text1" w:themeTint="F2"/>
-          <w:sz w:val="32"/>
-          <w:szCs w:val="32"/>
-        </w:rPr>
-        <w:t>doorknob</w:t>
-      </w:r>
-      <w:r>
-        <w:rPr>
-          <w:rFonts w:ascii="Times New Roman" w:hAnsi="Times New Roman" w:cs="Times New Roman"/>
-          <w:color w:val="0D0D0D" w:themeColor="text1" w:themeTint="F2"/>
-          <w:sz w:val="32"/>
-          <w:szCs w:val="32"/>
-        </w:rPr>
-        <w:t xml:space="preserve">. You start thinking about the features of a doorknob — it is </w:t>
+        <w:t xml:space="preserve">doorknob — it is </w:t>
       </w:r>
       <w:r>
         <w:rPr>
@@ -12650,15 +13449,163 @@
           <w:sz w:val="32"/>
           <w:szCs w:val="32"/>
         </w:rPr>
+        <w:t>This break from usual thinking leads to fresh, unique, and unexpected solutions that normal analysis or problem-focused thinking may not reveal</w:t>
+      </w:r>
+    </w:p>
+    <w:p>
+      <w:pPr>
+        <w:tabs>
+          <w:tab w:val="left" w:pos="2016"/>
+        </w:tabs>
+        <w:rPr>
+          <w:rFonts w:ascii="Times New Roman" w:hAnsi="Times New Roman" w:cs="Times New Roman"/>
+          <w:b/>
+          <w:bCs/>
+          <w:color w:val="365F91" w:themeColor="accent1" w:themeShade="BF"/>
+          <w:sz w:val="32"/>
+          <w:szCs w:val="32"/>
+        </w:rPr>
+      </w:pPr>
+      <w:r>
+        <w:rPr>
+          <w:rFonts w:ascii="Times New Roman" w:hAnsi="Times New Roman" w:cs="Times New Roman"/>
+          <w:b/>
+          <w:bCs/>
+          <w:color w:val="365F91" w:themeColor="accent1" w:themeShade="BF"/>
+          <w:sz w:val="32"/>
+          <w:szCs w:val="32"/>
+        </w:rPr>
+        <w:t>Development Strategy</w:t>
+      </w:r>
+    </w:p>
+    <w:p>
+      <w:pPr>
+        <w:tabs>
+          <w:tab w:val="left" w:pos="2016"/>
+        </w:tabs>
+        <w:rPr>
+          <w:rFonts w:ascii="Times New Roman" w:hAnsi="Times New Roman" w:cs="Times New Roman"/>
+          <w:color w:val="0D0D0D" w:themeColor="text1" w:themeTint="F2"/>
+          <w:sz w:val="32"/>
+          <w:szCs w:val="32"/>
+        </w:rPr>
+      </w:pPr>
+      <w:r>
+        <w:rPr>
+          <w:rFonts w:ascii="Times New Roman" w:hAnsi="Times New Roman" w:cs="Times New Roman"/>
+          <w:color w:val="0D0D0D" w:themeColor="text1" w:themeTint="F2"/>
+          <w:sz w:val="32"/>
+          <w:szCs w:val="32"/>
+        </w:rPr>
+        <w:t>Development strategies are used when you want to improve or modify existing ideas to make them better. Instead of creating something completely new, this strategy focuses on making an idea more useful, practical, or creative.</w:t>
+      </w:r>
+    </w:p>
+    <w:p>
+      <w:pPr>
+        <w:rPr>
+          <w:rFonts w:ascii="Times New Roman" w:hAnsi="Times New Roman" w:cs="Times New Roman"/>
+          <w:b/>
+          <w:bCs/>
+          <w:color w:val="0D0D0D" w:themeColor="text1" w:themeTint="F2"/>
+          <w:sz w:val="32"/>
+          <w:szCs w:val="32"/>
+        </w:rPr>
+      </w:pPr>
+      <w:r>
+        <w:rPr>
+          <w:rFonts w:ascii="Times New Roman" w:hAnsi="Times New Roman" w:cs="Times New Roman"/>
+          <w:b/>
+          <w:bCs/>
+          <w:color w:val="0D0D0D" w:themeColor="text1" w:themeTint="F2"/>
+          <w:sz w:val="32"/>
+          <w:szCs w:val="32"/>
+        </w:rPr>
+        <w:t>Example</w:t>
+      </w:r>
+    </w:p>
+    <w:p>
+      <w:pPr>
+        <w:rPr>
+          <w:rFonts w:ascii="Times New Roman" w:hAnsi="Times New Roman" w:cs="Times New Roman"/>
+          <w:color w:val="0D0D0D" w:themeColor="text1" w:themeTint="F2"/>
+          <w:sz w:val="32"/>
+          <w:szCs w:val="32"/>
+        </w:rPr>
+      </w:pPr>
+      <w:r>
+        <w:rPr>
+          <w:rFonts w:ascii="Times New Roman" w:hAnsi="Times New Roman" w:cs="Times New Roman"/>
+          <w:color w:val="0D0D0D" w:themeColor="text1" w:themeTint="F2"/>
+          <w:sz w:val="32"/>
+          <w:szCs w:val="32"/>
+        </w:rPr>
+        <w:t xml:space="preserve">For example, a group is asked to come up with a new design for a water bottle. One person suggests a basic idea: a bottle with a built-in straw. </w:t>
+      </w:r>
+      <w:r>
+        <w:rPr>
+          <w:rFonts w:ascii="Times New Roman" w:hAnsi="Times New Roman" w:cs="Times New Roman"/>
+          <w:color w:val="0D0D0D" w:themeColor="text1" w:themeTint="F2"/>
+          <w:sz w:val="32"/>
+          <w:szCs w:val="32"/>
+        </w:rPr>
         <w:lastRenderedPageBreak/>
-        <w:t>This break from usual thinking leads to fresh, unique, and unexpected solutions that normal analysis or problem-focused thinking may not reveal</w:t>
-      </w:r>
-    </w:p>
-    <w:p>
-      <w:pPr>
-        <w:tabs>
-          <w:tab w:val="left" w:pos="2016"/>
-        </w:tabs>
+        <w:t>The idea is then passed to the next person, who suggests that the straw should be foldable, so it doesn't stick out when not in use. Another person adds the idea of including a filter inside the straw to clean the water while drinking. The next person suggests making the bottle out of recycled materials to make it eco-friendly. In this way, a simple idea of a bottle with a straw becomes a much better product — now foldable, filtered, and environmentally friendly. This example shows how Development Strategies can help improve and develop ideas into more practical, creative, and useful solutions.</w:t>
+      </w:r>
+    </w:p>
+    <w:p>
+      <w:pPr>
+        <w:rPr>
+          <w:rFonts w:ascii="Times New Roman" w:hAnsi="Times New Roman" w:cs="Times New Roman"/>
+          <w:b/>
+          <w:bCs/>
+          <w:color w:val="0D0D0D" w:themeColor="text1" w:themeTint="F2"/>
+          <w:sz w:val="32"/>
+          <w:szCs w:val="32"/>
+        </w:rPr>
+      </w:pPr>
+      <w:r>
+        <w:rPr>
+          <w:rFonts w:ascii="Times New Roman" w:hAnsi="Times New Roman" w:cs="Times New Roman"/>
+          <w:b/>
+          <w:bCs/>
+          <w:color w:val="0D0D0D" w:themeColor="text1" w:themeTint="F2"/>
+          <w:sz w:val="32"/>
+          <w:szCs w:val="32"/>
+        </w:rPr>
+        <w:t>Why is This Strategy Useful?</w:t>
+      </w:r>
+    </w:p>
+    <w:p>
+      <w:pPr>
+        <w:rPr>
+          <w:rFonts w:ascii="Times New Roman" w:hAnsi="Times New Roman" w:cs="Times New Roman"/>
+          <w:color w:val="0D0D0D" w:themeColor="text1" w:themeTint="F2"/>
+          <w:sz w:val="32"/>
+          <w:szCs w:val="32"/>
+        </w:rPr>
+      </w:pPr>
+      <w:r>
+        <w:rPr>
+          <w:rFonts w:ascii="Times New Roman" w:hAnsi="Times New Roman" w:cs="Times New Roman"/>
+          <w:color w:val="0D0D0D" w:themeColor="text1" w:themeTint="F2"/>
+          <w:sz w:val="32"/>
+          <w:szCs w:val="32"/>
+        </w:rPr>
+        <w:t>This strategy is useful because it helps turn simple or incomplete ideas into better, workable solutions. By building on each other’s thoughts, the group can discover ways to make an idea more practical, creative, or successful, which may not happen if only one person worked on the idea alone.</w:t>
+      </w:r>
+    </w:p>
+    <w:p>
+      <w:pPr>
+        <w:rPr>
+          <w:rFonts w:ascii="Times New Roman" w:hAnsi="Times New Roman" w:cs="Times New Roman"/>
+          <w:color w:val="0D0D0D" w:themeColor="text1" w:themeTint="F2"/>
+          <w:sz w:val="32"/>
+          <w:szCs w:val="32"/>
+        </w:rPr>
+      </w:pPr>
+    </w:p>
+    <w:p>
+      <w:pPr>
         <w:rPr>
           <w:rFonts w:ascii="Times New Roman" w:hAnsi="Times New Roman" w:cs="Times New Roman"/>
           <w:b/>
@@ -12677,29 +13624,26 @@
           <w:sz w:val="32"/>
           <w:szCs w:val="32"/>
         </w:rPr>
-        <w:t>Development Strategy</w:t>
-      </w:r>
-    </w:p>
-    <w:p>
-      <w:pPr>
-        <w:tabs>
-          <w:tab w:val="left" w:pos="2016"/>
-        </w:tabs>
-        <w:rPr>
-          <w:rFonts w:ascii="Times New Roman" w:hAnsi="Times New Roman" w:cs="Times New Roman"/>
-          <w:color w:val="0D0D0D" w:themeColor="text1" w:themeTint="F2"/>
-          <w:sz w:val="32"/>
-          <w:szCs w:val="32"/>
-        </w:rPr>
-      </w:pPr>
-      <w:r>
-        <w:rPr>
-          <w:rFonts w:ascii="Times New Roman" w:hAnsi="Times New Roman" w:cs="Times New Roman"/>
-          <w:color w:val="0D0D0D" w:themeColor="text1" w:themeTint="F2"/>
-          <w:sz w:val="32"/>
-          <w:szCs w:val="32"/>
-        </w:rPr>
-        <w:t>Development strategies are used when you want to improve or modify existing ideas to make them better. Instead of creating something completely new, this strategy focuses on making an idea more useful, practical, or creative.</w:t>
+        <w:t>Interpersonal Strategy</w:t>
+      </w:r>
+    </w:p>
+    <w:p>
+      <w:pPr>
+        <w:rPr>
+          <w:rFonts w:ascii="Times New Roman" w:hAnsi="Times New Roman" w:cs="Times New Roman"/>
+          <w:color w:val="0D0D0D" w:themeColor="text1" w:themeTint="F2"/>
+          <w:sz w:val="32"/>
+          <w:szCs w:val="32"/>
+        </w:rPr>
+      </w:pPr>
+      <w:r>
+        <w:rPr>
+          <w:rFonts w:ascii="Times New Roman" w:hAnsi="Times New Roman" w:cs="Times New Roman"/>
+          <w:color w:val="0D0D0D" w:themeColor="text1" w:themeTint="F2"/>
+          <w:sz w:val="32"/>
+          <w:szCs w:val="32"/>
+        </w:rPr>
+        <w:t>Interpersonal strategies are used when people work together in a group to think of new ideas or improve old ones. This method focuses on sharing thoughts and helping each other build better ideas. A good example is group brainstorming, where everyone suggests ideas freely, and other members add to them, improve them, or suggest changes.</w:t>
       </w:r>
     </w:p>
     <w:p>
@@ -12741,144 +13685,17 @@
           <w:sz w:val="32"/>
           <w:szCs w:val="32"/>
         </w:rPr>
-        <w:t>For example, a group is asked to come up with a new design for a water bottle. One person suggests a basic idea: a bottle with a built-in straw. The idea is then passed to the next person, who suggests that the straw should be foldable, so it doesn't stick out when not in use. Another person adds the idea of including a filter inside the straw to clean the water while drinking. The next person suggests making the bottle out of recycled materials to make it eco-friendly. In this way, a simple idea of a bottle with a straw becomes a much better product — now foldable, filtered, and environmentally friendly. This example shows how Development Strategies can help improve and develop ideas into more practical, creative, and useful solutions.</w:t>
-      </w:r>
-    </w:p>
-    <w:p>
-      <w:pPr>
-        <w:rPr>
-          <w:rFonts w:ascii="Times New Roman" w:hAnsi="Times New Roman" w:cs="Times New Roman"/>
-          <w:b/>
-          <w:bCs/>
-          <w:color w:val="0D0D0D" w:themeColor="text1" w:themeTint="F2"/>
-          <w:sz w:val="32"/>
-          <w:szCs w:val="32"/>
-        </w:rPr>
-      </w:pPr>
-      <w:r>
-        <w:rPr>
-          <w:rFonts w:ascii="Times New Roman" w:hAnsi="Times New Roman" w:cs="Times New Roman"/>
-          <w:b/>
-          <w:bCs/>
-          <w:color w:val="0D0D0D" w:themeColor="text1" w:themeTint="F2"/>
-          <w:sz w:val="32"/>
-          <w:szCs w:val="32"/>
-        </w:rPr>
-        <w:t>Why is This Strategy Useful?</w:t>
-      </w:r>
-    </w:p>
-    <w:p>
-      <w:pPr>
-        <w:rPr>
-          <w:rFonts w:ascii="Times New Roman" w:hAnsi="Times New Roman" w:cs="Times New Roman"/>
-          <w:color w:val="0D0D0D" w:themeColor="text1" w:themeTint="F2"/>
-          <w:sz w:val="32"/>
-          <w:szCs w:val="32"/>
-        </w:rPr>
-      </w:pPr>
-      <w:r>
-        <w:rPr>
-          <w:rFonts w:ascii="Times New Roman" w:hAnsi="Times New Roman" w:cs="Times New Roman"/>
-          <w:color w:val="0D0D0D" w:themeColor="text1" w:themeTint="F2"/>
-          <w:sz w:val="32"/>
-          <w:szCs w:val="32"/>
-        </w:rPr>
-        <w:t>This strategy is useful because it helps turn simple or incomplete ideas into better, workable solutions. By building on each other’s thoughts, the group can discover ways to make an idea more practical, creative, or successful, which may not happen if only one person worked on the idea alone.</w:t>
-      </w:r>
-    </w:p>
-    <w:p>
-      <w:pPr>
-        <w:rPr>
-          <w:rFonts w:ascii="Times New Roman" w:hAnsi="Times New Roman" w:cs="Times New Roman"/>
-          <w:color w:val="0D0D0D" w:themeColor="text1" w:themeTint="F2"/>
-          <w:sz w:val="32"/>
-          <w:szCs w:val="32"/>
-        </w:rPr>
-      </w:pPr>
-    </w:p>
-    <w:p>
-      <w:pPr>
-        <w:rPr>
-          <w:rFonts w:ascii="Times New Roman" w:hAnsi="Times New Roman" w:cs="Times New Roman"/>
-          <w:b/>
-          <w:bCs/>
-          <w:color w:val="365F91" w:themeColor="accent1" w:themeShade="BF"/>
-          <w:sz w:val="32"/>
-          <w:szCs w:val="32"/>
-        </w:rPr>
-      </w:pPr>
-      <w:r>
-        <w:rPr>
-          <w:rFonts w:ascii="Times New Roman" w:hAnsi="Times New Roman" w:cs="Times New Roman"/>
-          <w:b/>
-          <w:bCs/>
-          <w:color w:val="365F91" w:themeColor="accent1" w:themeShade="BF"/>
+        <w:t xml:space="preserve">For example, imagine a group is asked to design a new type of school bag. One person suggests adding more pockets. Another person says to make it waterproof. Someone else adds a USB charging port, and </w:t>
+      </w:r>
+      <w:r>
+        <w:rPr>
+          <w:rFonts w:ascii="Times New Roman" w:hAnsi="Times New Roman" w:cs="Times New Roman"/>
+          <w:color w:val="0D0D0D" w:themeColor="text1" w:themeTint="F2"/>
           <w:sz w:val="32"/>
           <w:szCs w:val="32"/>
         </w:rPr>
         <w:lastRenderedPageBreak/>
-        <w:t>Interpersonal Strategy</w:t>
-      </w:r>
-    </w:p>
-    <w:p>
-      <w:pPr>
-        <w:rPr>
-          <w:rFonts w:ascii="Times New Roman" w:hAnsi="Times New Roman" w:cs="Times New Roman"/>
-          <w:color w:val="0D0D0D" w:themeColor="text1" w:themeTint="F2"/>
-          <w:sz w:val="32"/>
-          <w:szCs w:val="32"/>
-        </w:rPr>
-      </w:pPr>
-      <w:r>
-        <w:rPr>
-          <w:rFonts w:ascii="Times New Roman" w:hAnsi="Times New Roman" w:cs="Times New Roman"/>
-          <w:color w:val="0D0D0D" w:themeColor="text1" w:themeTint="F2"/>
-          <w:sz w:val="32"/>
-          <w:szCs w:val="32"/>
-        </w:rPr>
-        <w:t>Interpersonal strategies are used when people work together in a group to think of new ideas or improve old ones. This method focuses on sharing thoughts and helping each other build better ideas. A good example is group brainstorming, where everyone suggests ideas freely, and other members add to them, improve them, or suggest changes.</w:t>
-      </w:r>
-    </w:p>
-    <w:p>
-      <w:pPr>
-        <w:rPr>
-          <w:rFonts w:ascii="Times New Roman" w:hAnsi="Times New Roman" w:cs="Times New Roman"/>
-          <w:b/>
-          <w:bCs/>
-          <w:color w:val="0D0D0D" w:themeColor="text1" w:themeTint="F2"/>
-          <w:sz w:val="32"/>
-          <w:szCs w:val="32"/>
-        </w:rPr>
-      </w:pPr>
-      <w:r>
-        <w:rPr>
-          <w:rFonts w:ascii="Times New Roman" w:hAnsi="Times New Roman" w:cs="Times New Roman"/>
-          <w:b/>
-          <w:bCs/>
-          <w:color w:val="0D0D0D" w:themeColor="text1" w:themeTint="F2"/>
-          <w:sz w:val="32"/>
-          <w:szCs w:val="32"/>
-        </w:rPr>
-        <w:t>Example</w:t>
-      </w:r>
-    </w:p>
-    <w:p>
-      <w:pPr>
-        <w:rPr>
-          <w:rFonts w:ascii="Times New Roman" w:hAnsi="Times New Roman" w:cs="Times New Roman"/>
-          <w:color w:val="0D0D0D" w:themeColor="text1" w:themeTint="F2"/>
-          <w:sz w:val="32"/>
-          <w:szCs w:val="32"/>
-        </w:rPr>
-      </w:pPr>
-      <w:r>
-        <w:rPr>
-          <w:rFonts w:ascii="Times New Roman" w:hAnsi="Times New Roman" w:cs="Times New Roman"/>
-          <w:color w:val="0D0D0D" w:themeColor="text1" w:themeTint="F2"/>
-          <w:sz w:val="32"/>
-          <w:szCs w:val="32"/>
-        </w:rPr>
-        <w:t>For example, imagine a group is asked to design a new type of school bag. One person suggests adding more pockets. Another person says to make it waterproof. Someone else adds a USB charging port, and another suggests lightweight materials. Together, their ideas make the bag design better and more useful than if one person worked alone.</w:t>
+        <w:t>another suggests lightweight materials. Together, their ideas make the bag design better and more useful than if one person worked alone.</w:t>
       </w:r>
     </w:p>
     <w:p>
@@ -13113,141 +13930,141 @@
           <w:sz w:val="32"/>
           <w:szCs w:val="32"/>
         </w:rPr>
+        <w:t>You see that there’s no ice cream shop in a busy park, so you open one. The opportunity was already there — you just discovered it.</w:t>
+      </w:r>
+    </w:p>
+    <w:p>
+      <w:pPr>
+        <w:rPr>
+          <w:rFonts w:ascii="Times New Roman" w:hAnsi="Times New Roman" w:cs="Times New Roman"/>
+          <w:b/>
+          <w:bCs/>
+          <w:color w:val="365F91" w:themeColor="accent1" w:themeShade="BF"/>
+          <w:sz w:val="32"/>
+          <w:szCs w:val="32"/>
+        </w:rPr>
+      </w:pPr>
+      <w:r>
+        <w:rPr>
+          <w:rFonts w:ascii="Times New Roman" w:hAnsi="Times New Roman" w:cs="Times New Roman"/>
+          <w:b/>
+          <w:bCs/>
+          <w:color w:val="365F91" w:themeColor="accent1" w:themeShade="BF"/>
+          <w:sz w:val="32"/>
+          <w:szCs w:val="32"/>
+        </w:rPr>
+        <w:t>Building Approach</w:t>
+      </w:r>
+    </w:p>
+    <w:p>
+      <w:pPr>
+        <w:ind w:firstLine="720"/>
+        <w:rPr>
+          <w:rFonts w:ascii="Times New Roman" w:hAnsi="Times New Roman" w:cs="Times New Roman"/>
+          <w:b/>
+          <w:bCs/>
+          <w:color w:val="365F91" w:themeColor="accent1" w:themeShade="BF"/>
+          <w:sz w:val="32"/>
+          <w:szCs w:val="32"/>
+        </w:rPr>
+      </w:pPr>
+      <w:r>
+        <w:rPr>
+          <w:rFonts w:ascii="Times New Roman" w:hAnsi="Times New Roman" w:cs="Times New Roman"/>
+          <w:color w:val="0D0D0D" w:themeColor="text1" w:themeTint="F2"/>
+          <w:sz w:val="32"/>
+          <w:szCs w:val="32"/>
+        </w:rPr>
+        <w:t xml:space="preserve">Opportunities are </w:t>
+      </w:r>
+      <w:r>
+        <w:rPr>
+          <w:rFonts w:ascii="Times New Roman" w:hAnsi="Times New Roman" w:cs="Times New Roman"/>
+          <w:b/>
+          <w:bCs/>
+          <w:color w:val="0D0D0D" w:themeColor="text1" w:themeTint="F2"/>
+          <w:sz w:val="32"/>
+          <w:szCs w:val="32"/>
+        </w:rPr>
+        <w:t>created</w:t>
+      </w:r>
+      <w:r>
+        <w:rPr>
+          <w:rFonts w:ascii="Times New Roman" w:hAnsi="Times New Roman" w:cs="Times New Roman"/>
+          <w:color w:val="0D0D0D" w:themeColor="text1" w:themeTint="F2"/>
+          <w:sz w:val="32"/>
+          <w:szCs w:val="32"/>
+        </w:rPr>
+        <w:t xml:space="preserve"> by the entrepreneur through their ideas and actions.</w:t>
+      </w:r>
+    </w:p>
+    <w:p>
+      <w:pPr>
+        <w:tabs>
+          <w:tab w:val="left" w:pos="2016"/>
+        </w:tabs>
+        <w:rPr>
+          <w:rFonts w:ascii="Times New Roman" w:hAnsi="Times New Roman" w:cs="Times New Roman"/>
+          <w:b/>
+          <w:bCs/>
+          <w:color w:val="0D0D0D" w:themeColor="text1" w:themeTint="F2"/>
+          <w:sz w:val="32"/>
+          <w:szCs w:val="32"/>
+        </w:rPr>
+      </w:pPr>
+      <w:r>
+        <w:rPr>
+          <w:rFonts w:ascii="Times New Roman" w:hAnsi="Times New Roman" w:cs="Times New Roman"/>
+          <w:b/>
+          <w:bCs/>
+          <w:color w:val="0D0D0D" w:themeColor="text1" w:themeTint="F2"/>
+          <w:sz w:val="32"/>
+          <w:szCs w:val="32"/>
+        </w:rPr>
+        <w:t>Example</w:t>
+      </w:r>
+    </w:p>
+    <w:p>
+      <w:pPr>
+        <w:tabs>
+          <w:tab w:val="left" w:pos="2016"/>
+        </w:tabs>
+        <w:rPr>
+          <w:rFonts w:ascii="Times New Roman" w:hAnsi="Times New Roman" w:cs="Times New Roman"/>
+          <w:color w:val="0D0D0D" w:themeColor="text1" w:themeTint="F2"/>
+          <w:sz w:val="32"/>
+          <w:szCs w:val="32"/>
+        </w:rPr>
+      </w:pPr>
+      <w:r>
+        <w:rPr>
+          <w:rFonts w:ascii="Times New Roman" w:hAnsi="Times New Roman" w:cs="Times New Roman"/>
+          <w:color w:val="0D0D0D" w:themeColor="text1" w:themeTint="F2"/>
+          <w:sz w:val="32"/>
+          <w:szCs w:val="32"/>
+        </w:rPr>
+        <w:t>You see that there’s no ice cream shop in a busy park, so you open one. The opportunity was already there — you just discovered it.</w:t>
+      </w:r>
+    </w:p>
+    <w:p>
+      <w:pPr>
+        <w:tabs>
+          <w:tab w:val="left" w:pos="2736"/>
+        </w:tabs>
+        <w:rPr>
+          <w:rFonts w:ascii="Times New Roman" w:hAnsi="Times New Roman" w:cs="Times New Roman"/>
+          <w:sz w:val="32"/>
+          <w:szCs w:val="32"/>
+        </w:rPr>
+      </w:pPr>
+      <w:r>
+        <w:rPr>
+          <w:rFonts w:ascii="Times New Roman" w:hAnsi="Times New Roman" w:cs="Times New Roman"/>
+          <w:noProof/>
+          <w:sz w:val="32"/>
+          <w:szCs w:val="32"/>
+        </w:rPr>
         <w:lastRenderedPageBreak/>
-        <w:t>You see that there’s no ice cream shop in a busy park, so you open one. The opportunity was already there — you just discovered it.</w:t>
-      </w:r>
-    </w:p>
-    <w:p>
-      <w:pPr>
-        <w:rPr>
-          <w:rFonts w:ascii="Times New Roman" w:hAnsi="Times New Roman" w:cs="Times New Roman"/>
-          <w:b/>
-          <w:bCs/>
-          <w:color w:val="365F91" w:themeColor="accent1" w:themeShade="BF"/>
-          <w:sz w:val="32"/>
-          <w:szCs w:val="32"/>
-        </w:rPr>
-      </w:pPr>
-      <w:r>
-        <w:rPr>
-          <w:rFonts w:ascii="Times New Roman" w:hAnsi="Times New Roman" w:cs="Times New Roman"/>
-          <w:b/>
-          <w:bCs/>
-          <w:color w:val="365F91" w:themeColor="accent1" w:themeShade="BF"/>
-          <w:sz w:val="32"/>
-          <w:szCs w:val="32"/>
-        </w:rPr>
-        <w:t>Building Approach</w:t>
-      </w:r>
-    </w:p>
-    <w:p>
-      <w:pPr>
-        <w:ind w:firstLine="720"/>
-        <w:rPr>
-          <w:rFonts w:ascii="Times New Roman" w:hAnsi="Times New Roman" w:cs="Times New Roman"/>
-          <w:b/>
-          <w:bCs/>
-          <w:color w:val="365F91" w:themeColor="accent1" w:themeShade="BF"/>
-          <w:sz w:val="32"/>
-          <w:szCs w:val="32"/>
-        </w:rPr>
-      </w:pPr>
-      <w:r>
-        <w:rPr>
-          <w:rFonts w:ascii="Times New Roman" w:hAnsi="Times New Roman" w:cs="Times New Roman"/>
-          <w:color w:val="0D0D0D" w:themeColor="text1" w:themeTint="F2"/>
-          <w:sz w:val="32"/>
-          <w:szCs w:val="32"/>
-        </w:rPr>
-        <w:t xml:space="preserve">Opportunities are </w:t>
-      </w:r>
-      <w:r>
-        <w:rPr>
-          <w:rFonts w:ascii="Times New Roman" w:hAnsi="Times New Roman" w:cs="Times New Roman"/>
-          <w:b/>
-          <w:bCs/>
-          <w:color w:val="0D0D0D" w:themeColor="text1" w:themeTint="F2"/>
-          <w:sz w:val="32"/>
-          <w:szCs w:val="32"/>
-        </w:rPr>
-        <w:t>created</w:t>
-      </w:r>
-      <w:r>
-        <w:rPr>
-          <w:rFonts w:ascii="Times New Roman" w:hAnsi="Times New Roman" w:cs="Times New Roman"/>
-          <w:color w:val="0D0D0D" w:themeColor="text1" w:themeTint="F2"/>
-          <w:sz w:val="32"/>
-          <w:szCs w:val="32"/>
-        </w:rPr>
-        <w:t xml:space="preserve"> by the entrepreneur through their ideas and actions.</w:t>
-      </w:r>
-    </w:p>
-    <w:p>
-      <w:pPr>
-        <w:tabs>
-          <w:tab w:val="left" w:pos="2016"/>
-        </w:tabs>
-        <w:rPr>
-          <w:rFonts w:ascii="Times New Roman" w:hAnsi="Times New Roman" w:cs="Times New Roman"/>
-          <w:b/>
-          <w:bCs/>
-          <w:color w:val="0D0D0D" w:themeColor="text1" w:themeTint="F2"/>
-          <w:sz w:val="32"/>
-          <w:szCs w:val="32"/>
-        </w:rPr>
-      </w:pPr>
-      <w:r>
-        <w:rPr>
-          <w:rFonts w:ascii="Times New Roman" w:hAnsi="Times New Roman" w:cs="Times New Roman"/>
-          <w:b/>
-          <w:bCs/>
-          <w:color w:val="0D0D0D" w:themeColor="text1" w:themeTint="F2"/>
-          <w:sz w:val="32"/>
-          <w:szCs w:val="32"/>
-        </w:rPr>
-        <w:t>Example</w:t>
-      </w:r>
-    </w:p>
-    <w:p>
-      <w:pPr>
-        <w:tabs>
-          <w:tab w:val="left" w:pos="2016"/>
-        </w:tabs>
-        <w:rPr>
-          <w:rFonts w:ascii="Times New Roman" w:hAnsi="Times New Roman" w:cs="Times New Roman"/>
-          <w:color w:val="0D0D0D" w:themeColor="text1" w:themeTint="F2"/>
-          <w:sz w:val="32"/>
-          <w:szCs w:val="32"/>
-        </w:rPr>
-      </w:pPr>
-      <w:r>
-        <w:rPr>
-          <w:rFonts w:ascii="Times New Roman" w:hAnsi="Times New Roman" w:cs="Times New Roman"/>
-          <w:color w:val="0D0D0D" w:themeColor="text1" w:themeTint="F2"/>
-          <w:sz w:val="32"/>
-          <w:szCs w:val="32"/>
-        </w:rPr>
-        <w:t>You see that there’s no ice cream shop in a busy park, so you open one. The opportunity was already there — you just discovered it.</w:t>
-      </w:r>
-    </w:p>
-    <w:p>
-      <w:pPr>
-        <w:tabs>
-          <w:tab w:val="left" w:pos="2736"/>
-        </w:tabs>
-        <w:rPr>
-          <w:rFonts w:ascii="Times New Roman" w:hAnsi="Times New Roman" w:cs="Times New Roman"/>
-          <w:sz w:val="32"/>
-          <w:szCs w:val="32"/>
-        </w:rPr>
-      </w:pPr>
-      <w:r>
-        <w:rPr>
-          <w:rFonts w:ascii="Times New Roman" w:hAnsi="Times New Roman" w:cs="Times New Roman"/>
-          <w:noProof/>
-          <w:sz w:val="32"/>
-          <w:szCs w:val="32"/>
-        </w:rPr>
         <w:drawing>
           <wp:inline distT="0" distB="0" distL="0" distR="0" wp14:anchorId="27D347C0" wp14:editId="1EB6D41F">
             <wp:extent cx="5943600" cy="5266690"/>
@@ -13264,7 +14081,7 @@
                     <pic:cNvPicPr/>
                   </pic:nvPicPr>
                   <pic:blipFill>
-                    <a:blip r:embed="rId11"/>
+                    <a:blip r:embed="rId12"/>
                     <a:stretch>
                       <a:fillRect/>
                     </a:stretch>
@@ -13429,6 +14246,7 @@
           <w:sz w:val="32"/>
           <w:szCs w:val="32"/>
         </w:rPr>
+        <w:lastRenderedPageBreak/>
         <w:t xml:space="preserve">A </w:t>
       </w:r>
       <w:r>
@@ -13685,92 +14503,92 @@
           <w:sz w:val="32"/>
           <w:szCs w:val="32"/>
         </w:rPr>
+        <w:t>If you’ve worked in a coffee shop, you know how to make different types of coffee without needing to learn again each time. This is prior knowledge gained from your work experience.</w:t>
+      </w:r>
+    </w:p>
+    <w:p>
+      <w:pPr>
+        <w:tabs>
+          <w:tab w:val="left" w:pos="2736"/>
+        </w:tabs>
+        <w:rPr>
+          <w:rFonts w:ascii="Times New Roman" w:hAnsi="Times New Roman" w:cs="Times New Roman"/>
+          <w:b/>
+          <w:bCs/>
+          <w:color w:val="365F91" w:themeColor="accent1" w:themeShade="BF"/>
+          <w:sz w:val="32"/>
+          <w:szCs w:val="32"/>
+        </w:rPr>
+      </w:pPr>
+      <w:r>
+        <w:rPr>
+          <w:rFonts w:ascii="Times New Roman" w:hAnsi="Times New Roman" w:cs="Times New Roman"/>
+          <w:b/>
+          <w:bCs/>
+          <w:color w:val="365F91" w:themeColor="accent1" w:themeShade="BF"/>
+          <w:sz w:val="32"/>
+          <w:szCs w:val="32"/>
+        </w:rPr>
+        <w:t>Pattern Recognition</w:t>
+      </w:r>
+    </w:p>
+    <w:p>
+      <w:pPr>
+        <w:ind w:firstLine="720"/>
+        <w:rPr>
+          <w:rFonts w:ascii="Times New Roman" w:hAnsi="Times New Roman" w:cs="Times New Roman"/>
+          <w:color w:val="0D0D0D" w:themeColor="text1" w:themeTint="F2"/>
+          <w:sz w:val="32"/>
+          <w:szCs w:val="32"/>
+        </w:rPr>
+      </w:pPr>
+      <w:r>
+        <w:rPr>
+          <w:rFonts w:ascii="Times New Roman" w:hAnsi="Times New Roman" w:cs="Times New Roman"/>
+          <w:color w:val="0D0D0D" w:themeColor="text1" w:themeTint="F2"/>
+          <w:sz w:val="32"/>
+          <w:szCs w:val="32"/>
+        </w:rPr>
+        <w:t>The ability to notice connections between things that might seem unrelated at first.</w:t>
+      </w:r>
+      <w:r>
+        <w:rPr>
+          <w:rFonts w:ascii="Times New Roman" w:hAnsi="Times New Roman" w:cs="Times New Roman"/>
+          <w:color w:val="0D0D0D" w:themeColor="text1" w:themeTint="F2"/>
+          <w:sz w:val="32"/>
+          <w:szCs w:val="32"/>
+        </w:rPr>
+        <w:br/>
+      </w:r>
+      <w:r>
+        <w:rPr>
+          <w:rFonts w:ascii="Times New Roman" w:hAnsi="Times New Roman" w:cs="Times New Roman"/>
+          <w:b/>
+          <w:bCs/>
+          <w:color w:val="0D0D0D" w:themeColor="text1" w:themeTint="F2"/>
+          <w:sz w:val="32"/>
+          <w:szCs w:val="32"/>
+        </w:rPr>
+        <w:t>Example</w:t>
+      </w:r>
+    </w:p>
+    <w:p>
+      <w:pPr>
+        <w:rPr>
+          <w:rFonts w:ascii="Times New Roman" w:hAnsi="Times New Roman" w:cs="Times New Roman"/>
+          <w:color w:val="0D0D0D" w:themeColor="text1" w:themeTint="F2"/>
+          <w:sz w:val="32"/>
+          <w:szCs w:val="32"/>
+        </w:rPr>
+      </w:pPr>
+      <w:r>
+        <w:rPr>
+          <w:rFonts w:ascii="Times New Roman" w:hAnsi="Times New Roman" w:cs="Times New Roman"/>
+          <w:color w:val="0D0D0D" w:themeColor="text1" w:themeTint="F2"/>
+          <w:sz w:val="32"/>
+          <w:szCs w:val="32"/>
+        </w:rPr>
         <w:lastRenderedPageBreak/>
-        <w:t>If you’ve worked in a coffee shop, you know how to make different types of coffee without needing to learn again each time. This is prior knowledge gained from your work experience.</w:t>
-      </w:r>
-    </w:p>
-    <w:p>
-      <w:pPr>
-        <w:tabs>
-          <w:tab w:val="left" w:pos="2736"/>
-        </w:tabs>
-        <w:rPr>
-          <w:rFonts w:ascii="Times New Roman" w:hAnsi="Times New Roman" w:cs="Times New Roman"/>
-          <w:b/>
-          <w:bCs/>
-          <w:color w:val="365F91" w:themeColor="accent1" w:themeShade="BF"/>
-          <w:sz w:val="32"/>
-          <w:szCs w:val="32"/>
-        </w:rPr>
-      </w:pPr>
-      <w:r>
-        <w:rPr>
-          <w:rFonts w:ascii="Times New Roman" w:hAnsi="Times New Roman" w:cs="Times New Roman"/>
-          <w:b/>
-          <w:bCs/>
-          <w:color w:val="365F91" w:themeColor="accent1" w:themeShade="BF"/>
-          <w:sz w:val="32"/>
-          <w:szCs w:val="32"/>
-        </w:rPr>
-        <w:t>Pattern Recognition</w:t>
-      </w:r>
-    </w:p>
-    <w:p>
-      <w:pPr>
-        <w:ind w:firstLine="720"/>
-        <w:rPr>
-          <w:rFonts w:ascii="Times New Roman" w:hAnsi="Times New Roman" w:cs="Times New Roman"/>
-          <w:color w:val="0D0D0D" w:themeColor="text1" w:themeTint="F2"/>
-          <w:sz w:val="32"/>
-          <w:szCs w:val="32"/>
-        </w:rPr>
-      </w:pPr>
-      <w:r>
-        <w:rPr>
-          <w:rFonts w:ascii="Times New Roman" w:hAnsi="Times New Roman" w:cs="Times New Roman"/>
-          <w:color w:val="0D0D0D" w:themeColor="text1" w:themeTint="F2"/>
-          <w:sz w:val="32"/>
-          <w:szCs w:val="32"/>
-        </w:rPr>
-        <w:t>The ability to notice connections between things that might seem unrelated at first.</w:t>
-      </w:r>
-      <w:r>
-        <w:rPr>
-          <w:rFonts w:ascii="Times New Roman" w:hAnsi="Times New Roman" w:cs="Times New Roman"/>
-          <w:color w:val="0D0D0D" w:themeColor="text1" w:themeTint="F2"/>
-          <w:sz w:val="32"/>
-          <w:szCs w:val="32"/>
-        </w:rPr>
-        <w:br/>
-      </w:r>
-      <w:r>
-        <w:rPr>
-          <w:rFonts w:ascii="Times New Roman" w:hAnsi="Times New Roman" w:cs="Times New Roman"/>
-          <w:b/>
-          <w:bCs/>
-          <w:color w:val="0D0D0D" w:themeColor="text1" w:themeTint="F2"/>
-          <w:sz w:val="32"/>
-          <w:szCs w:val="32"/>
-        </w:rPr>
-        <w:t>Example</w:t>
-      </w:r>
-    </w:p>
-    <w:p>
-      <w:pPr>
-        <w:rPr>
-          <w:rFonts w:ascii="Times New Roman" w:hAnsi="Times New Roman" w:cs="Times New Roman"/>
-          <w:color w:val="0D0D0D" w:themeColor="text1" w:themeTint="F2"/>
-          <w:sz w:val="32"/>
-          <w:szCs w:val="32"/>
-        </w:rPr>
-      </w:pPr>
-      <w:r>
-        <w:rPr>
-          <w:rFonts w:ascii="Times New Roman" w:hAnsi="Times New Roman" w:cs="Times New Roman"/>
-          <w:color w:val="0D0D0D" w:themeColor="text1" w:themeTint="F2"/>
-          <w:sz w:val="32"/>
-          <w:szCs w:val="32"/>
-        </w:rPr>
         <w:t>You notice that people who buy ice cream also tend to buy cold drinks. This connection helps you decide to sell ice cream and drinks together in your store.</w:t>
       </w:r>
     </w:p>
@@ -13944,17 +14762,7 @@
           <w:sz w:val="32"/>
           <w:szCs w:val="32"/>
         </w:rPr>
-        <w:t xml:space="preserve">Today, businesses need to keep coming up with new and smart ideas because problems are more complex. Just making things look better isn’t enough anymore. Now designing something starts with understanding people’s problems or needs. Then, it involves using imagination, testing </w:t>
-      </w:r>
-      <w:r>
-        <w:rPr>
-          <w:rFonts w:ascii="Times New Roman" w:hAnsi="Times New Roman" w:cs="Times New Roman"/>
-          <w:color w:val="0D0D0D" w:themeColor="text1" w:themeTint="F2"/>
-          <w:sz w:val="32"/>
-          <w:szCs w:val="32"/>
-        </w:rPr>
-        <w:lastRenderedPageBreak/>
-        <w:t>ideas, getting feedback, and improving step by step. You take small risks, learn from mistakes, and keep trying until the idea works.</w:t>
+        <w:t>Today, businesses need to keep coming up with new and smart ideas because problems are more complex. Just making things look better isn’t enough anymore. Now designing something starts with understanding people’s problems or needs. Then, it involves using imagination, testing ideas, getting feedback, and improving step by step. You take small risks, learn from mistakes, and keep trying until the idea works.</w:t>
       </w:r>
     </w:p>
     <w:p>
@@ -14087,10 +14895,13 @@
           <w:szCs w:val="32"/>
           <w14:ligatures w14:val="none"/>
         </w:rPr>
-        <w:t xml:space="preserve">Anna Haupt and Terese </w:t>
-      </w:r>
-      <w:proofErr w:type="spellStart"/>
-      <w:r>
+        <w:lastRenderedPageBreak/>
+        <w:t>Anna Haupt and Terese Alstin, two Swedish design students, created an invisible bicycle helmet to solve a real problem: adults didn’t like wearing regular helmets. Many thought helmets looked bad, messed up their hair, and were uncomfortable to carry.</w:t>
+      </w:r>
+    </w:p>
+    <w:p>
+      <w:pPr>
+        <w:spacing w:before="100" w:beforeAutospacing="1" w:after="100" w:afterAutospacing="1" w:line="240" w:lineRule="auto"/>
         <w:rPr>
           <w:rFonts w:ascii="Times New Roman" w:eastAsia="Times New Roman" w:hAnsi="Times New Roman" w:cs="Times New Roman"/>
           <w:kern w:val="0"/>
@@ -14098,9 +14909,7 @@
           <w:szCs w:val="32"/>
           <w14:ligatures w14:val="none"/>
         </w:rPr>
-        <w:t>Alstin</w:t>
-      </w:r>
-      <w:proofErr w:type="spellEnd"/>
+      </w:pPr>
       <w:r>
         <w:rPr>
           <w:rFonts w:ascii="Times New Roman" w:eastAsia="Times New Roman" w:hAnsi="Times New Roman" w:cs="Times New Roman"/>
@@ -14109,7 +14918,7 @@
           <w:szCs w:val="32"/>
           <w14:ligatures w14:val="none"/>
         </w:rPr>
-        <w:t>, two Swedish design students, created an invisible bicycle helmet to solve a real problem: adults didn’t like wearing regular helmets. Many thought helmets looked bad, messed up their hair, and were uncomfortable to carry.</w:t>
+        <w:t>The idea started when Sweden made it law for children under 15 to wear helmets. This led to a discussion about whether adults should be required to wear them too. Haupt and Alstin saw this as a chance to create something better.</w:t>
       </w:r>
     </w:p>
     <w:p>
@@ -14131,10 +14940,12 @@
           <w:szCs w:val="32"/>
           <w14:ligatures w14:val="none"/>
         </w:rPr>
-        <w:t xml:space="preserve">The idea started when Sweden made it law for children under 15 to wear helmets. This led to a discussion about whether adults should be required to wear them too. Haupt and </w:t>
-      </w:r>
-      <w:proofErr w:type="spellStart"/>
-      <w:r>
+        <w:t>Instead of blaming people for not wearing helmets, they decided the product itself needed to change. They used questionnaires to find out what people really thought and learned it was more about style and comfort than safety.</w:t>
+      </w:r>
+    </w:p>
+    <w:p>
+      <w:pPr>
+        <w:spacing w:before="100" w:beforeAutospacing="1" w:after="100" w:afterAutospacing="1" w:line="240" w:lineRule="auto"/>
         <w:rPr>
           <w:rFonts w:ascii="Times New Roman" w:eastAsia="Times New Roman" w:hAnsi="Times New Roman" w:cs="Times New Roman"/>
           <w:kern w:val="0"/>
@@ -14142,9 +14953,7 @@
           <w:szCs w:val="32"/>
           <w14:ligatures w14:val="none"/>
         </w:rPr>
-        <w:t>Alstin</w:t>
-      </w:r>
-      <w:proofErr w:type="spellEnd"/>
+      </w:pPr>
       <w:r>
         <w:rPr>
           <w:rFonts w:ascii="Times New Roman" w:eastAsia="Times New Roman" w:hAnsi="Times New Roman" w:cs="Times New Roman"/>
@@ -14153,7 +14962,7 @@
           <w:szCs w:val="32"/>
           <w14:ligatures w14:val="none"/>
         </w:rPr>
-        <w:t xml:space="preserve"> saw this as a chance to create something better.</w:t>
+        <w:t>So, they invented a helmet that looks like a scarf but works like an airbag. It has sensors that detect if a person falls or gets hit, and within one-tenth of a second, it inflates to protect the head and neck. It’s even safer than most traditional helmets—absorbing shocks 3–4 times better.</w:t>
       </w:r>
     </w:p>
     <w:p>
@@ -14175,50 +14984,6 @@
           <w:szCs w:val="32"/>
           <w14:ligatures w14:val="none"/>
         </w:rPr>
-        <w:t>Instead of blaming people for not wearing helmets, they decided the product itself needed to change. They used questionnaires to find out what people really thought and learned it was more about style and comfort than safety.</w:t>
-      </w:r>
-    </w:p>
-    <w:p>
-      <w:pPr>
-        <w:spacing w:before="100" w:beforeAutospacing="1" w:after="100" w:afterAutospacing="1" w:line="240" w:lineRule="auto"/>
-        <w:rPr>
-          <w:rFonts w:ascii="Times New Roman" w:eastAsia="Times New Roman" w:hAnsi="Times New Roman" w:cs="Times New Roman"/>
-          <w:kern w:val="0"/>
-          <w:sz w:val="32"/>
-          <w:szCs w:val="32"/>
-          <w14:ligatures w14:val="none"/>
-        </w:rPr>
-      </w:pPr>
-      <w:r>
-        <w:rPr>
-          <w:rFonts w:ascii="Times New Roman" w:eastAsia="Times New Roman" w:hAnsi="Times New Roman" w:cs="Times New Roman"/>
-          <w:kern w:val="0"/>
-          <w:sz w:val="32"/>
-          <w:szCs w:val="32"/>
-          <w14:ligatures w14:val="none"/>
-        </w:rPr>
-        <w:t>So, they invented a helmet that looks like a scarf but works like an airbag. It has sensors that detect if a person falls or gets hit, and within one-tenth of a second, it inflates to protect the head and neck. It’s even safer than most traditional helmets—absorbing shocks 3–4 times better.</w:t>
-      </w:r>
-    </w:p>
-    <w:p>
-      <w:pPr>
-        <w:spacing w:before="100" w:beforeAutospacing="1" w:after="100" w:afterAutospacing="1" w:line="240" w:lineRule="auto"/>
-        <w:rPr>
-          <w:rFonts w:ascii="Times New Roman" w:eastAsia="Times New Roman" w:hAnsi="Times New Roman" w:cs="Times New Roman"/>
-          <w:kern w:val="0"/>
-          <w:sz w:val="32"/>
-          <w:szCs w:val="32"/>
-          <w14:ligatures w14:val="none"/>
-        </w:rPr>
-      </w:pPr>
-      <w:r>
-        <w:rPr>
-          <w:rFonts w:ascii="Times New Roman" w:eastAsia="Times New Roman" w:hAnsi="Times New Roman" w:cs="Times New Roman"/>
-          <w:kern w:val="0"/>
-          <w:sz w:val="32"/>
-          <w:szCs w:val="32"/>
-          <w14:ligatures w14:val="none"/>
-        </w:rPr>
         <w:t>The invisible helmet solves both safety and style concerns. It protects the rider while looking fashionable and is easy to wear. It comes in many colors and styles, making it a fashionable choice for cyclists who want safety without sacrificing their appearance.</w:t>
       </w:r>
     </w:p>
@@ -14247,7 +15012,6 @@
           <w:szCs w:val="32"/>
           <w:u w:val="single"/>
         </w:rPr>
-        <w:lastRenderedPageBreak/>
         <w:t>Can Entrepreneurs Learn Design Thinking?</w:t>
       </w:r>
     </w:p>
@@ -14279,27 +15043,7 @@
           <w:sz w:val="32"/>
           <w:szCs w:val="32"/>
         </w:rPr>
-        <w:t xml:space="preserve"> Jonathan </w:t>
-      </w:r>
-      <w:proofErr w:type="spellStart"/>
-      <w:r>
-        <w:rPr>
-          <w:rFonts w:ascii="Times New Roman" w:hAnsi="Times New Roman" w:cs="Times New Roman"/>
-          <w:color w:val="0D0D0D" w:themeColor="text1" w:themeTint="F2"/>
-          <w:sz w:val="32"/>
-          <w:szCs w:val="32"/>
-        </w:rPr>
-        <w:t>Ive</w:t>
-      </w:r>
-      <w:proofErr w:type="spellEnd"/>
-      <w:r>
-        <w:rPr>
-          <w:rFonts w:ascii="Times New Roman" w:hAnsi="Times New Roman" w:cs="Times New Roman"/>
-          <w:color w:val="0D0D0D" w:themeColor="text1" w:themeTint="F2"/>
-          <w:sz w:val="32"/>
-          <w:szCs w:val="32"/>
-        </w:rPr>
-        <w:t xml:space="preserve"> (Apple) or Jonathan Adler (home furnishings). They spent years studying design and practicing their skills.</w:t>
+        <w:t xml:space="preserve"> Jonathan Ive (Apple) or Jonathan Adler (home furnishings). They spent years studying design and practicing their skills.</w:t>
       </w:r>
     </w:p>
     <w:p>
@@ -14412,6 +15156,7 @@
           <w:sz w:val="32"/>
           <w:szCs w:val="32"/>
         </w:rPr>
+        <w:lastRenderedPageBreak/>
         <w:t>Come up with new solutions</w:t>
       </w:r>
     </w:p>
@@ -14656,7 +15401,6 @@
           <w:sz w:val="32"/>
           <w:szCs w:val="32"/>
         </w:rPr>
-        <w:lastRenderedPageBreak/>
         <w:t xml:space="preserve">Design thinking is an active process. It involves working with others, learning from mistakes, and building on feedback. It helps entrepreneurs discover </w:t>
       </w:r>
     </w:p>
@@ -14857,6 +15601,7 @@
           <w:sz w:val="32"/>
           <w:szCs w:val="32"/>
         </w:rPr>
+        <w:lastRenderedPageBreak/>
         <w:t>Observation</w:t>
       </w:r>
       <w:r>
@@ -15112,7 +15857,6 @@
           <w:sz w:val="32"/>
           <w:szCs w:val="32"/>
         </w:rPr>
-        <w:lastRenderedPageBreak/>
         <w:t xml:space="preserve">The design thinking process is often guided by the question </w:t>
       </w:r>
       <w:r>
@@ -15345,6 +16089,7 @@
           <w:szCs w:val="32"/>
           <w:u w:val="single"/>
         </w:rPr>
+        <w:lastRenderedPageBreak/>
         <w:t>Example:</w:t>
       </w:r>
       <w:r>
@@ -15382,9 +16127,8 @@
           <w:sz w:val="32"/>
           <w:szCs w:val="32"/>
         </w:rPr>
-        <w:lastRenderedPageBreak/>
         <w:drawing>
-          <wp:anchor distT="0" distB="0" distL="114300" distR="114300" simplePos="0" relativeHeight="251657728" behindDoc="0" locked="0" layoutInCell="1" allowOverlap="1" wp14:anchorId="0629C03B" wp14:editId="2ACC1098">
+          <wp:anchor distT="0" distB="0" distL="114300" distR="114300" simplePos="0" relativeHeight="251657728" behindDoc="0" locked="0" layoutInCell="1" allowOverlap="1" wp14:anchorId="0629C03B" wp14:editId="55984C40">
             <wp:simplePos x="0" y="0"/>
             <wp:positionH relativeFrom="column">
               <wp:posOffset>1447453</wp:posOffset>
@@ -15407,7 +16151,7 @@
                     <pic:cNvPicPr/>
                   </pic:nvPicPr>
                   <pic:blipFill>
-                    <a:blip r:embed="rId12" cstate="print">
+                    <a:blip r:embed="rId13" cstate="print">
                       <a:extLst>
                         <a:ext uri="{28A0092B-C50C-407E-A947-70E740481C1C}">
                           <a14:useLocalDpi xmlns:a14="http://schemas.microsoft.com/office/drawing/2010/main" val="0"/>
@@ -15641,6 +16385,7 @@
           <w:sz w:val="32"/>
           <w:szCs w:val="32"/>
         </w:rPr>
+        <w:lastRenderedPageBreak/>
         <w:t>Kaiser Permanente is a large healthcare organization in the U.S. They partnered with IDEO, a design company, to improve the hospital experience for both patients and nurses.</w:t>
       </w:r>
     </w:p>
@@ -15803,7 +16548,6 @@
           <w:sz w:val="32"/>
           <w:szCs w:val="32"/>
         </w:rPr>
-        <w:lastRenderedPageBreak/>
         <w:t>This made the information hard to read, easy to lose, and incomplete.</w:t>
       </w:r>
     </w:p>
@@ -16079,6 +16823,7 @@
           <w:sz w:val="32"/>
           <w:szCs w:val="32"/>
         </w:rPr>
+        <w:lastRenderedPageBreak/>
         <w:t>The Design Thinking Approach</w:t>
       </w:r>
       <w:r>
@@ -16305,7 +17050,12 @@
           <w:szCs w:val="32"/>
         </w:rPr>
       </w:pPr>
-      <w:r>
+    </w:p>
+    <w:p>
+      <w:pPr>
+        <w:tabs>
+          <w:tab w:val="left" w:pos="2736"/>
+        </w:tabs>
         <w:rPr>
           <w:rFonts w:ascii="Times New Roman" w:hAnsi="Times New Roman" w:cs="Times New Roman"/>
           <w:b/>
@@ -16314,6 +17064,16 @@
           <w:sz w:val="32"/>
           <w:szCs w:val="32"/>
         </w:rPr>
+      </w:pPr>
+      <w:r>
+        <w:rPr>
+          <w:rFonts w:ascii="Times New Roman" w:hAnsi="Times New Roman" w:cs="Times New Roman"/>
+          <w:b/>
+          <w:bCs/>
+          <w:color w:val="365F91" w:themeColor="accent1" w:themeShade="BF"/>
+          <w:sz w:val="32"/>
+          <w:szCs w:val="32"/>
+        </w:rPr>
         <w:t>Design Thinking Requires Empathy</w:t>
       </w:r>
     </w:p>
@@ -16339,7 +17099,6 @@
           <w:szCs w:val="32"/>
           <w:u w:val="single"/>
         </w:rPr>
-        <w:lastRenderedPageBreak/>
         <w:t>Definition:</w:t>
       </w:r>
       <w:r>
@@ -16430,7 +17189,17 @@
           <w:sz w:val="32"/>
           <w:szCs w:val="32"/>
         </w:rPr>
-        <w:t>In India, a woman named Shanti gets unsafe water from a distant borehole because the local treatment plant requires her to carry 5 gallons of water each day, which is too heavy for her. The design thinkers at IDEO used empathy by considering Shanti’s situation—feeling how she would feel—and explored ways to make her life easier. This empathetic approach helps design better solutions that address not just the practical but emotional needs of the person.</w:t>
+        <w:t xml:space="preserve">In India, a woman named Shanti gets unsafe water from a distant borehole because the local treatment plant requires her to carry 5 gallons of water each day, which is too heavy for her. The design thinkers at IDEO used empathy by considering Shanti’s situation—feeling how she would feel—and explored ways to make her life easier. This empathetic </w:t>
+      </w:r>
+      <w:r>
+        <w:rPr>
+          <w:rFonts w:ascii="Times New Roman" w:hAnsi="Times New Roman" w:cs="Times New Roman"/>
+          <w:color w:val="0D0D0D" w:themeColor="text1" w:themeTint="F2"/>
+          <w:sz w:val="32"/>
+          <w:szCs w:val="32"/>
+        </w:rPr>
+        <w:lastRenderedPageBreak/>
+        <w:t>approach helps design better solutions that address not just the practical but emotional needs of the person.</w:t>
       </w:r>
     </w:p>
     <w:p>
@@ -16522,17 +17291,7 @@
           <w:sz w:val="32"/>
           <w:szCs w:val="32"/>
         </w:rPr>
-        <w:t xml:space="preserve">MIT created a special suit called the AGNES suit to help people experience what it feels like to be elderly, dealing with issues like joint stiffness, poor posture, and difficulty hearing or seeing. This helps </w:t>
-      </w:r>
-      <w:r>
-        <w:rPr>
-          <w:rFonts w:ascii="Times New Roman" w:hAnsi="Times New Roman" w:cs="Times New Roman"/>
-          <w:color w:val="0D0D0D" w:themeColor="text1" w:themeTint="F2"/>
-          <w:sz w:val="32"/>
-          <w:szCs w:val="32"/>
-        </w:rPr>
-        <w:lastRenderedPageBreak/>
-        <w:t>people empathize with the elderly and understand their needs better. For entrepreneurs, this can inspire ideas on how to improve life for the aging population.</w:t>
+        <w:t>MIT created a special suit called the AGNES suit to help people experience what it feels like to be elderly, dealing with issues like joint stiffness, poor posture, and difficulty hearing or seeing. This helps people empathize with the elderly and understand their needs better. For entrepreneurs, this can inspire ideas on how to improve life for the aging population.</w:t>
       </w:r>
     </w:p>
     <w:p>
@@ -16708,6 +17467,7 @@
           <w:szCs w:val="32"/>
           <w:u w:val="single"/>
         </w:rPr>
+        <w:lastRenderedPageBreak/>
         <w:t>2. Convergent Thinking (Idea Selection)</w:t>
       </w:r>
     </w:p>
@@ -16869,7 +17629,6 @@
           <w:sz w:val="32"/>
           <w:szCs w:val="32"/>
         </w:rPr>
-        <w:lastRenderedPageBreak/>
         <w:t xml:space="preserve">You might observe someone struggling, hear about a need, or notice something that could be improved. That </w:t>
       </w:r>
       <w:r>
@@ -17020,7 +17779,17 @@
           <w:sz w:val="32"/>
           <w:szCs w:val="32"/>
         </w:rPr>
-        <w:t>Ideation is the second stage of the design-thinking process. This is where you come up with creative ideas to solve the problems you noticed during the Inspiration phase. It’s all about thinking big, being open, and generating many possibilities.</w:t>
+        <w:t xml:space="preserve">Ideation is the second stage of the design-thinking process. This is where you come up with creative ideas to solve the problems you noticed </w:t>
+      </w:r>
+      <w:r>
+        <w:rPr>
+          <w:rFonts w:ascii="Times New Roman" w:hAnsi="Times New Roman" w:cs="Times New Roman"/>
+          <w:color w:val="0D0D0D" w:themeColor="text1" w:themeTint="F2"/>
+          <w:sz w:val="32"/>
+          <w:szCs w:val="32"/>
+        </w:rPr>
+        <w:lastRenderedPageBreak/>
+        <w:t>during the Inspiration phase. It’s all about thinking big, being open, and generating many possibilities.</w:t>
       </w:r>
     </w:p>
     <w:p>
@@ -17252,7 +18021,6 @@
           <w:sz w:val="32"/>
           <w:szCs w:val="32"/>
         </w:rPr>
-        <w:lastRenderedPageBreak/>
         <w:t>Make lots of ideas</w:t>
       </w:r>
       <w:r>
@@ -17497,6 +18265,7 @@
           <w:sz w:val="32"/>
           <w:szCs w:val="32"/>
         </w:rPr>
+        <w:lastRenderedPageBreak/>
         <w:t>You and your team discuss these ideas without judging, combining the best parts of each to create an innovative product that helps everyone reach high shelves safely and easily.</w:t>
       </w:r>
     </w:p>
@@ -17630,8 +18399,106 @@
           <w:sz w:val="32"/>
           <w:szCs w:val="32"/>
         </w:rPr>
-        <w:t xml:space="preserve">This phase is about learning through doing: you try something, see what works or doesn’t, and then improve it step by step. The goal is to test </w:t>
-      </w:r>
+        <w:t>This phase is about learning through doing: you try something, see what works or doesn’t, and then improve it step by step. The goal is to test ideas quickly and cheaply to make sure they really solve the problem for the people you are designing for before fully launching them.</w:t>
+      </w:r>
+    </w:p>
+    <w:p>
+      <w:pPr>
+        <w:tabs>
+          <w:tab w:val="left" w:pos="2736"/>
+        </w:tabs>
+        <w:rPr>
+          <w:rFonts w:ascii="Times New Roman" w:hAnsi="Times New Roman" w:cs="Times New Roman"/>
+          <w:b/>
+          <w:bCs/>
+          <w:color w:val="0D0D0D" w:themeColor="text1" w:themeTint="F2"/>
+          <w:sz w:val="32"/>
+          <w:szCs w:val="32"/>
+        </w:rPr>
+      </w:pPr>
+      <w:r>
+        <w:rPr>
+          <w:rFonts w:ascii="Times New Roman" w:hAnsi="Times New Roman" w:cs="Times New Roman"/>
+          <w:b/>
+          <w:bCs/>
+          <w:color w:val="0D0D0D" w:themeColor="text1" w:themeTint="F2"/>
+          <w:sz w:val="32"/>
+          <w:szCs w:val="32"/>
+        </w:rPr>
+        <w:t>Example</w:t>
+      </w:r>
+    </w:p>
+    <w:p>
+      <w:pPr>
+        <w:tabs>
+          <w:tab w:val="left" w:pos="2736"/>
+        </w:tabs>
+        <w:rPr>
+          <w:rFonts w:ascii="Times New Roman" w:hAnsi="Times New Roman" w:cs="Times New Roman"/>
+          <w:color w:val="0D0D0D" w:themeColor="text1" w:themeTint="F2"/>
+          <w:sz w:val="32"/>
+          <w:szCs w:val="32"/>
+        </w:rPr>
+      </w:pPr>
+      <w:r>
+        <w:rPr>
+          <w:rFonts w:ascii="Times New Roman" w:hAnsi="Times New Roman" w:cs="Times New Roman"/>
+          <w:color w:val="0D0D0D" w:themeColor="text1" w:themeTint="F2"/>
+          <w:sz w:val="32"/>
+          <w:szCs w:val="32"/>
+        </w:rPr>
+        <w:t>Suppose you want to create a new water bottle that keeps drinks cold longer. Instead of making a fancy bottle right away, you use a regular bottle, wrap it with some foam or cloth, and test how long it keeps the water cool. Based on this quick test, you learn what works and what needs to change before making a real, improved version. This quick and cheap testing is part of the implementation phase.</w:t>
+      </w:r>
+    </w:p>
+    <w:p>
+      <w:pPr>
+        <w:tabs>
+          <w:tab w:val="left" w:pos="2736"/>
+        </w:tabs>
+        <w:rPr>
+          <w:rFonts w:ascii="Times New Roman" w:hAnsi="Times New Roman" w:cs="Times New Roman"/>
+          <w:b/>
+          <w:bCs/>
+          <w:color w:val="0D0D0D" w:themeColor="text1" w:themeTint="F2"/>
+          <w:sz w:val="32"/>
+          <w:szCs w:val="32"/>
+        </w:rPr>
+      </w:pPr>
+      <w:r>
+        <w:rPr>
+          <w:rFonts w:ascii="Times New Roman" w:hAnsi="Times New Roman" w:cs="Times New Roman"/>
+          <w:b/>
+          <w:bCs/>
+          <w:color w:val="365F91" w:themeColor="accent1" w:themeShade="BF"/>
+          <w:sz w:val="32"/>
+          <w:szCs w:val="32"/>
+        </w:rPr>
+        <w:t>Shimano’s Bike and the Design Thinking Process</w:t>
+      </w:r>
+      <w:r>
+        <w:rPr>
+          <w:rFonts w:ascii="Times New Roman" w:hAnsi="Times New Roman" w:cs="Times New Roman"/>
+          <w:b/>
+          <w:bCs/>
+          <w:color w:val="365F91" w:themeColor="accent1" w:themeShade="BF"/>
+          <w:sz w:val="32"/>
+          <w:szCs w:val="32"/>
+        </w:rPr>
+        <w:t xml:space="preserve">: Design Thinking in Action </w:t>
+      </w:r>
+    </w:p>
+    <w:p>
+      <w:pPr>
+        <w:tabs>
+          <w:tab w:val="left" w:pos="2736"/>
+        </w:tabs>
+        <w:rPr>
+          <w:rFonts w:ascii="Times New Roman" w:hAnsi="Times New Roman" w:cs="Times New Roman"/>
+          <w:color w:val="0D0D0D" w:themeColor="text1" w:themeTint="F2"/>
+          <w:sz w:val="32"/>
+          <w:szCs w:val="32"/>
+        </w:rPr>
+      </w:pPr>
       <w:r>
         <w:rPr>
           <w:rFonts w:ascii="Times New Roman" w:hAnsi="Times New Roman" w:cs="Times New Roman"/>
@@ -17640,7 +18507,7 @@
           <w:szCs w:val="32"/>
         </w:rPr>
         <w:lastRenderedPageBreak/>
-        <w:t>ideas quickly and cheaply to make sure they really solve the problem for the people you are designing for before fully launching them.</w:t>
+        <w:t>In 2004, Shimano, a bike company, worked with IDEO to make a new easy-to-use bike for people in their 40s and 50s.</w:t>
       </w:r>
     </w:p>
     <w:p>
@@ -17650,23 +18517,41 @@
         </w:tabs>
         <w:rPr>
           <w:rFonts w:ascii="Times New Roman" w:hAnsi="Times New Roman" w:cs="Times New Roman"/>
-          <w:b/>
-          <w:bCs/>
-          <w:color w:val="0D0D0D" w:themeColor="text1" w:themeTint="F2"/>
-          <w:sz w:val="32"/>
-          <w:szCs w:val="32"/>
-        </w:rPr>
-      </w:pPr>
-      <w:r>
-        <w:rPr>
-          <w:rFonts w:ascii="Times New Roman" w:hAnsi="Times New Roman" w:cs="Times New Roman"/>
-          <w:b/>
-          <w:bCs/>
-          <w:color w:val="0D0D0D" w:themeColor="text1" w:themeTint="F2"/>
-          <w:sz w:val="32"/>
-          <w:szCs w:val="32"/>
-        </w:rPr>
-        <w:t>Example</w:t>
+          <w:color w:val="0D0D0D" w:themeColor="text1" w:themeTint="F2"/>
+          <w:sz w:val="32"/>
+          <w:szCs w:val="32"/>
+        </w:rPr>
+      </w:pPr>
+      <w:r>
+        <w:rPr>
+          <w:rFonts w:ascii="Times New Roman" w:hAnsi="Times New Roman" w:cs="Times New Roman"/>
+          <w:b/>
+          <w:bCs/>
+          <w:color w:val="0D0D0D" w:themeColor="text1" w:themeTint="F2"/>
+          <w:sz w:val="32"/>
+          <w:szCs w:val="32"/>
+        </w:rPr>
+        <w:t>Inspiration:</w:t>
+      </w:r>
+      <w:r>
+        <w:rPr>
+          <w:rFonts w:ascii="Times New Roman" w:hAnsi="Times New Roman" w:cs="Times New Roman"/>
+          <w:b/>
+          <w:bCs/>
+          <w:color w:val="0D0D0D" w:themeColor="text1" w:themeTint="F2"/>
+          <w:sz w:val="32"/>
+          <w:szCs w:val="32"/>
+        </w:rPr>
+        <w:br/>
+      </w:r>
+      <w:r>
+        <w:rPr>
+          <w:rFonts w:ascii="Times New Roman" w:hAnsi="Times New Roman" w:cs="Times New Roman"/>
+          <w:color w:val="0D0D0D" w:themeColor="text1" w:themeTint="F2"/>
+          <w:sz w:val="32"/>
+          <w:szCs w:val="32"/>
+        </w:rPr>
+        <w:t>They found out most adults don’t ride bikes because bikes are too expensive and complicated. People wanted simple bikes like when they were kids.</w:t>
       </w:r>
     </w:p>
     <w:p>
@@ -17684,11 +18569,33 @@
       <w:r>
         <w:rPr>
           <w:rFonts w:ascii="Times New Roman" w:hAnsi="Times New Roman" w:cs="Times New Roman"/>
-          <w:color w:val="0D0D0D" w:themeColor="text1" w:themeTint="F2"/>
-          <w:sz w:val="32"/>
-          <w:szCs w:val="32"/>
-        </w:rPr>
-        <w:t>Suppose you want to create a new water bottle that keeps drinks cold longer. Instead of making a fancy bottle right away, you use a regular bottle, wrap it with some foam or cloth, and test how long it keeps the water cool. Based on this quick test, you learn what works and what needs to change before making a real, improved version. This quick and cheap testing is part of the implementation phase.</w:t>
+          <w:b/>
+          <w:bCs/>
+          <w:color w:val="0D0D0D" w:themeColor="text1" w:themeTint="F2"/>
+          <w:sz w:val="32"/>
+          <w:szCs w:val="32"/>
+        </w:rPr>
+        <w:t>Ideation:</w:t>
+      </w:r>
+      <w:r>
+        <w:rPr>
+          <w:rFonts w:ascii="Times New Roman" w:hAnsi="Times New Roman" w:cs="Times New Roman"/>
+          <w:b/>
+          <w:bCs/>
+          <w:color w:val="0D0D0D" w:themeColor="text1" w:themeTint="F2"/>
+          <w:sz w:val="32"/>
+          <w:szCs w:val="32"/>
+        </w:rPr>
+        <w:br/>
+      </w:r>
+      <w:r>
+        <w:rPr>
+          <w:rFonts w:ascii="Times New Roman" w:hAnsi="Times New Roman" w:cs="Times New Roman"/>
+          <w:color w:val="0D0D0D" w:themeColor="text1" w:themeTint="F2"/>
+          <w:sz w:val="32"/>
+          <w:szCs w:val="32"/>
+        </w:rPr>
+        <w:t>They thought of a new bike called a “coasting” bike. It was simple, with easy controls and a smart gear system that works by itself.</w:t>
       </w:r>
     </w:p>
     <w:p>
@@ -17698,34 +18605,41 @@
         </w:tabs>
         <w:rPr>
           <w:rFonts w:ascii="Times New Roman" w:hAnsi="Times New Roman" w:cs="Times New Roman"/>
-          <w:b/>
-          <w:bCs/>
-          <w:color w:val="0D0D0D" w:themeColor="text1" w:themeTint="F2"/>
-          <w:sz w:val="32"/>
-          <w:szCs w:val="32"/>
-        </w:rPr>
-      </w:pPr>
-      <w:r>
-        <w:rPr>
-          <w:rFonts w:ascii="Times New Roman" w:hAnsi="Times New Roman" w:cs="Times New Roman"/>
-          <w:b/>
-          <w:bCs/>
-          <w:color w:val="365F91" w:themeColor="accent1" w:themeShade="BF"/>
-          <w:sz w:val="32"/>
-          <w:szCs w:val="32"/>
-        </w:rPr>
-        <w:t>Shimano’s Bike and the Design Thinking Process</w:t>
-      </w:r>
-      <w:r>
-        <w:rPr>
-          <w:rFonts w:ascii="Times New Roman" w:hAnsi="Times New Roman" w:cs="Times New Roman"/>
-          <w:b/>
-          <w:bCs/>
-          <w:color w:val="365F91" w:themeColor="accent1" w:themeShade="BF"/>
-          <w:sz w:val="32"/>
-          <w:szCs w:val="32"/>
-        </w:rPr>
-        <w:t xml:space="preserve">: Design Thinking in Action </w:t>
+          <w:color w:val="0D0D0D" w:themeColor="text1" w:themeTint="F2"/>
+          <w:sz w:val="32"/>
+          <w:szCs w:val="32"/>
+        </w:rPr>
+      </w:pPr>
+      <w:r>
+        <w:rPr>
+          <w:rFonts w:ascii="Times New Roman" w:hAnsi="Times New Roman" w:cs="Times New Roman"/>
+          <w:b/>
+          <w:bCs/>
+          <w:color w:val="0D0D0D" w:themeColor="text1" w:themeTint="F2"/>
+          <w:sz w:val="32"/>
+          <w:szCs w:val="32"/>
+        </w:rPr>
+        <w:t>Implementation:</w:t>
+      </w:r>
+      <w:r>
+        <w:rPr>
+          <w:rFonts w:ascii="Times New Roman" w:hAnsi="Times New Roman" w:cs="Times New Roman"/>
+          <w:b/>
+          <w:bCs/>
+          <w:color w:val="0D0D0D" w:themeColor="text1" w:themeTint="F2"/>
+          <w:sz w:val="32"/>
+          <w:szCs w:val="32"/>
+        </w:rPr>
+        <w:br/>
+      </w:r>
+      <w:r>
+        <w:rPr>
+          <w:rFonts w:ascii="Times New Roman" w:hAnsi="Times New Roman" w:cs="Times New Roman"/>
+          <w:color w:val="0D0D0D" w:themeColor="text1" w:themeTint="F2"/>
+          <w:sz w:val="32"/>
+          <w:szCs w:val="32"/>
+        </w:rPr>
+        <w:t>They made models of the bike to test and improve it. Other big bike companies liked the idea and helped make these bikes. They also made a fun brand and helped people find safe places to ride.</w:t>
       </w:r>
     </w:p>
     <w:p>
@@ -17747,161 +18661,6 @@
           <w:sz w:val="32"/>
           <w:szCs w:val="32"/>
         </w:rPr>
-        <w:t>In 2004, Shimano, a bike company, worked with IDEO to make a new easy-to-use bike for people in their 40s and 50s.</w:t>
-      </w:r>
-    </w:p>
-    <w:p>
-      <w:pPr>
-        <w:tabs>
-          <w:tab w:val="left" w:pos="2736"/>
-        </w:tabs>
-        <w:rPr>
-          <w:rFonts w:ascii="Times New Roman" w:hAnsi="Times New Roman" w:cs="Times New Roman"/>
-          <w:color w:val="0D0D0D" w:themeColor="text1" w:themeTint="F2"/>
-          <w:sz w:val="32"/>
-          <w:szCs w:val="32"/>
-        </w:rPr>
-      </w:pPr>
-      <w:r>
-        <w:rPr>
-          <w:rFonts w:ascii="Times New Roman" w:hAnsi="Times New Roman" w:cs="Times New Roman"/>
-          <w:b/>
-          <w:bCs/>
-          <w:color w:val="0D0D0D" w:themeColor="text1" w:themeTint="F2"/>
-          <w:sz w:val="32"/>
-          <w:szCs w:val="32"/>
-        </w:rPr>
-        <w:t>Inspiration:</w:t>
-      </w:r>
-      <w:r>
-        <w:rPr>
-          <w:rFonts w:ascii="Times New Roman" w:hAnsi="Times New Roman" w:cs="Times New Roman"/>
-          <w:b/>
-          <w:bCs/>
-          <w:color w:val="0D0D0D" w:themeColor="text1" w:themeTint="F2"/>
-          <w:sz w:val="32"/>
-          <w:szCs w:val="32"/>
-        </w:rPr>
-        <w:br/>
-      </w:r>
-      <w:r>
-        <w:rPr>
-          <w:rFonts w:ascii="Times New Roman" w:hAnsi="Times New Roman" w:cs="Times New Roman"/>
-          <w:color w:val="0D0D0D" w:themeColor="text1" w:themeTint="F2"/>
-          <w:sz w:val="32"/>
-          <w:szCs w:val="32"/>
-        </w:rPr>
-        <w:t>They found out most adults don’t ride bikes because bikes are too expensive and complicated. People wanted simple bikes like when they were kids.</w:t>
-      </w:r>
-    </w:p>
-    <w:p>
-      <w:pPr>
-        <w:tabs>
-          <w:tab w:val="left" w:pos="2736"/>
-        </w:tabs>
-        <w:rPr>
-          <w:rFonts w:ascii="Times New Roman" w:hAnsi="Times New Roman" w:cs="Times New Roman"/>
-          <w:color w:val="0D0D0D" w:themeColor="text1" w:themeTint="F2"/>
-          <w:sz w:val="32"/>
-          <w:szCs w:val="32"/>
-        </w:rPr>
-      </w:pPr>
-      <w:r>
-        <w:rPr>
-          <w:rFonts w:ascii="Times New Roman" w:hAnsi="Times New Roman" w:cs="Times New Roman"/>
-          <w:b/>
-          <w:bCs/>
-          <w:color w:val="0D0D0D" w:themeColor="text1" w:themeTint="F2"/>
-          <w:sz w:val="32"/>
-          <w:szCs w:val="32"/>
-        </w:rPr>
-        <w:t>Ideation:</w:t>
-      </w:r>
-      <w:r>
-        <w:rPr>
-          <w:rFonts w:ascii="Times New Roman" w:hAnsi="Times New Roman" w:cs="Times New Roman"/>
-          <w:b/>
-          <w:bCs/>
-          <w:color w:val="0D0D0D" w:themeColor="text1" w:themeTint="F2"/>
-          <w:sz w:val="32"/>
-          <w:szCs w:val="32"/>
-        </w:rPr>
-        <w:br/>
-      </w:r>
-      <w:r>
-        <w:rPr>
-          <w:rFonts w:ascii="Times New Roman" w:hAnsi="Times New Roman" w:cs="Times New Roman"/>
-          <w:color w:val="0D0D0D" w:themeColor="text1" w:themeTint="F2"/>
-          <w:sz w:val="32"/>
-          <w:szCs w:val="32"/>
-        </w:rPr>
-        <w:t>They thought of a new bike called a “coasting” bike. It was simple, with easy controls and a smart gear system that works by itself.</w:t>
-      </w:r>
-    </w:p>
-    <w:p>
-      <w:pPr>
-        <w:tabs>
-          <w:tab w:val="left" w:pos="2736"/>
-        </w:tabs>
-        <w:rPr>
-          <w:rFonts w:ascii="Times New Roman" w:hAnsi="Times New Roman" w:cs="Times New Roman"/>
-          <w:color w:val="0D0D0D" w:themeColor="text1" w:themeTint="F2"/>
-          <w:sz w:val="32"/>
-          <w:szCs w:val="32"/>
-        </w:rPr>
-      </w:pPr>
-      <w:r>
-        <w:rPr>
-          <w:rFonts w:ascii="Times New Roman" w:hAnsi="Times New Roman" w:cs="Times New Roman"/>
-          <w:b/>
-          <w:bCs/>
-          <w:color w:val="0D0D0D" w:themeColor="text1" w:themeTint="F2"/>
-          <w:sz w:val="32"/>
-          <w:szCs w:val="32"/>
-        </w:rPr>
-        <w:t>Implementation:</w:t>
-      </w:r>
-      <w:r>
-        <w:rPr>
-          <w:rFonts w:ascii="Times New Roman" w:hAnsi="Times New Roman" w:cs="Times New Roman"/>
-          <w:b/>
-          <w:bCs/>
-          <w:color w:val="0D0D0D" w:themeColor="text1" w:themeTint="F2"/>
-          <w:sz w:val="32"/>
-          <w:szCs w:val="32"/>
-        </w:rPr>
-        <w:br/>
-      </w:r>
-      <w:r>
-        <w:rPr>
-          <w:rFonts w:ascii="Times New Roman" w:hAnsi="Times New Roman" w:cs="Times New Roman"/>
-          <w:color w:val="0D0D0D" w:themeColor="text1" w:themeTint="F2"/>
-          <w:sz w:val="32"/>
-          <w:szCs w:val="32"/>
-        </w:rPr>
-        <w:t>They made models of the bike to test and improve it. Other big bike companies liked the idea and helped make these bikes. They also made a fun brand and helped people find safe places to ride.</w:t>
-      </w:r>
-    </w:p>
-    <w:p>
-      <w:pPr>
-        <w:tabs>
-          <w:tab w:val="left" w:pos="2736"/>
-        </w:tabs>
-        <w:rPr>
-          <w:rFonts w:ascii="Times New Roman" w:hAnsi="Times New Roman" w:cs="Times New Roman"/>
-          <w:color w:val="0D0D0D" w:themeColor="text1" w:themeTint="F2"/>
-          <w:sz w:val="32"/>
-          <w:szCs w:val="32"/>
-        </w:rPr>
-      </w:pPr>
-      <w:r>
-        <w:rPr>
-          <w:rFonts w:ascii="Times New Roman" w:hAnsi="Times New Roman" w:cs="Times New Roman"/>
-          <w:color w:val="0D0D0D" w:themeColor="text1" w:themeTint="F2"/>
-          <w:sz w:val="32"/>
-          <w:szCs w:val="32"/>
-        </w:rPr>
-        <w:lastRenderedPageBreak/>
         <w:t>The process wasn’t straight. Sometimes they had to go back and rethink to make the bike better. This shows design thinking helps create good ideas by testing and improving them step by step.</w:t>
       </w:r>
     </w:p>
@@ -18302,7 +19061,6 @@
           <w:sz w:val="32"/>
           <w:szCs w:val="32"/>
         </w:rPr>
-        <w:lastRenderedPageBreak/>
         <w:t>Entrepreneur's skills and time</w:t>
       </w:r>
       <w:r>
@@ -18689,6 +19447,7 @@
           <w:sz w:val="32"/>
           <w:szCs w:val="32"/>
         </w:rPr>
+        <w:lastRenderedPageBreak/>
         <w:t>It also helps you check if you have enough time, energy, skills, and resources to start the business.</w:t>
       </w:r>
     </w:p>
@@ -18821,7 +19580,6 @@
           <w:sz w:val="32"/>
           <w:szCs w:val="32"/>
         </w:rPr>
-        <w:lastRenderedPageBreak/>
         <w:t xml:space="preserve">If you come across any </w:t>
       </w:r>
       <w:r>
@@ -19105,6 +19863,7 @@
           <w:sz w:val="32"/>
           <w:szCs w:val="32"/>
         </w:rPr>
+        <w:lastRenderedPageBreak/>
         <w:t>The main goal of a feasibility study is to help you make a “Go” or “No-Go” decision.</w:t>
       </w:r>
     </w:p>
@@ -19354,7 +20113,6 @@
           <w:sz w:val="32"/>
           <w:szCs w:val="32"/>
         </w:rPr>
-        <w:lastRenderedPageBreak/>
         <w:t>The study should be:</w:t>
       </w:r>
     </w:p>
@@ -19602,6 +20360,7 @@
           <w:u w:val="single"/>
           <w14:ligatures w14:val="none"/>
         </w:rPr>
+        <w:lastRenderedPageBreak/>
         <w:t>Unexpected Opportunities: AI-powered weed killing machines</w:t>
       </w:r>
     </w:p>
@@ -19623,10 +20382,11 @@
           <w:szCs w:val="32"/>
           <w14:ligatures w14:val="none"/>
         </w:rPr>
-        <w:t xml:space="preserve">Jorge </w:t>
-      </w:r>
-      <w:proofErr w:type="spellStart"/>
-      <w:r>
+        <w:t>Jorge Heraud and Lee Redden originally planned to make robotic lawn mowers for golf courses. After talking to over 100 potential customers, they found golf courses weren’t interested—the robotic mowers didn’t solve a big enough problem.</w:t>
+      </w:r>
+    </w:p>
+    <w:p>
+      <w:pPr>
         <w:rPr>
           <w:rFonts w:ascii="Times New Roman" w:eastAsia="Times New Roman" w:hAnsi="Times New Roman" w:cs="Times New Roman"/>
           <w:kern w:val="0"/>
@@ -19634,9 +20394,7 @@
           <w:szCs w:val="32"/>
           <w14:ligatures w14:val="none"/>
         </w:rPr>
-        <w:t>Heraud</w:t>
-      </w:r>
-      <w:proofErr w:type="spellEnd"/>
+      </w:pPr>
       <w:r>
         <w:rPr>
           <w:rFonts w:ascii="Times New Roman" w:eastAsia="Times New Roman" w:hAnsi="Times New Roman" w:cs="Times New Roman"/>
@@ -19645,7 +20403,7 @@
           <w:szCs w:val="32"/>
           <w14:ligatures w14:val="none"/>
         </w:rPr>
-        <w:t xml:space="preserve"> and Lee Redden originally planned to make robotic lawn mowers for golf courses. After talking to over 100 potential customers, they found golf courses weren’t interested—the robotic mowers didn’t solve a big enough problem.</w:t>
+        <w:t>During their research, they discovered farmers needed a machine to kill weeds without using harmful chemicals. They pivoted to develop AI-powered machines that identify and spray herbicide only on weeds, saving money and protecting crops.</w:t>
       </w:r>
     </w:p>
     <w:p>
@@ -19666,27 +20424,6 @@
           <w:szCs w:val="32"/>
           <w14:ligatures w14:val="none"/>
         </w:rPr>
-        <w:t>During their research, they discovered farmers needed a machine to kill weeds without using harmful chemicals. They pivoted to develop AI-powered machines that identify and spray herbicide only on weeds, saving money and protecting crops.</w:t>
-      </w:r>
-    </w:p>
-    <w:p>
-      <w:pPr>
-        <w:rPr>
-          <w:rFonts w:ascii="Times New Roman" w:eastAsia="Times New Roman" w:hAnsi="Times New Roman" w:cs="Times New Roman"/>
-          <w:kern w:val="0"/>
-          <w:sz w:val="32"/>
-          <w:szCs w:val="32"/>
-          <w14:ligatures w14:val="none"/>
-        </w:rPr>
-      </w:pPr>
-      <w:r>
-        <w:rPr>
-          <w:rFonts w:ascii="Times New Roman" w:eastAsia="Times New Roman" w:hAnsi="Times New Roman" w:cs="Times New Roman"/>
-          <w:kern w:val="0"/>
-          <w:sz w:val="32"/>
-          <w:szCs w:val="32"/>
-          <w14:ligatures w14:val="none"/>
-        </w:rPr>
         <w:t>This new focus matched a real market need, leading to strong demand and $3 million in funding. Their story shows how market feedback can uncover better business opportunities.</w:t>
       </w:r>
     </w:p>
@@ -19707,7 +20444,6 @@
           <w:sz w:val="32"/>
           <w:szCs w:val="32"/>
         </w:rPr>
-        <w:lastRenderedPageBreak/>
         <w:t xml:space="preserve">               </w:t>
       </w:r>
       <w:r>
@@ -19733,7 +20469,7 @@
                     <pic:cNvPicPr/>
                   </pic:nvPicPr>
                   <pic:blipFill>
-                    <a:blip r:embed="rId13">
+                    <a:blip r:embed="rId14">
                       <a:extLst>
                         <a:ext uri="{28A0092B-C50C-407E-A947-70E740481C1C}">
                           <a14:useLocalDpi xmlns:a14="http://schemas.microsoft.com/office/drawing/2010/main" val="0"/>
@@ -19866,6 +20602,7 @@
           <w:sz w:val="36"/>
           <w:szCs w:val="36"/>
         </w:rPr>
+        <w:lastRenderedPageBreak/>
         <w:t>The Pitch Deck</w:t>
       </w:r>
     </w:p>
@@ -20132,17 +20869,7 @@
                 <w:sz w:val="32"/>
                 <w:szCs w:val="32"/>
               </w:rPr>
-              <w:t xml:space="preserve">Describe your business idea clearly </w:t>
-            </w:r>
-            <w:r>
-              <w:rPr>
-                <w:rFonts w:ascii="Times New Roman" w:hAnsi="Times New Roman" w:cs="Times New Roman"/>
-                <w:color w:val="0D0D0D" w:themeColor="text1" w:themeTint="F2"/>
-                <w:sz w:val="32"/>
-                <w:szCs w:val="32"/>
-              </w:rPr>
-              <w:lastRenderedPageBreak/>
-              <w:t>in 2–3 sentences.</w:t>
+              <w:t>Describe your business idea clearly in 2–3 sentences.</w:t>
             </w:r>
           </w:p>
         </w:tc>
@@ -20175,7 +20902,6 @@
                 <w:sz w:val="32"/>
                 <w:szCs w:val="32"/>
               </w:rPr>
-              <w:lastRenderedPageBreak/>
               <w:t>Value Propositions</w:t>
             </w:r>
           </w:p>
@@ -20610,7 +21336,17 @@
                 <w:sz w:val="32"/>
                 <w:szCs w:val="32"/>
               </w:rPr>
-              <w:t>Who is on your team? Do they have the right skills for the business?</w:t>
+              <w:t xml:space="preserve">Who is on your team? Do they have the right skills for the </w:t>
+            </w:r>
+            <w:r>
+              <w:rPr>
+                <w:rFonts w:ascii="Times New Roman" w:hAnsi="Times New Roman" w:cs="Times New Roman"/>
+                <w:color w:val="0D0D0D" w:themeColor="text1" w:themeTint="F2"/>
+                <w:sz w:val="32"/>
+                <w:szCs w:val="32"/>
+              </w:rPr>
+              <w:lastRenderedPageBreak/>
+              <w:t>business?</w:t>
             </w:r>
           </w:p>
         </w:tc>
@@ -20643,6 +21379,7 @@
                 <w:sz w:val="32"/>
                 <w:szCs w:val="32"/>
               </w:rPr>
+              <w:lastRenderedPageBreak/>
               <w:t>Decision</w:t>
             </w:r>
           </w:p>
@@ -20782,116 +21519,116 @@
           <w:sz w:val="32"/>
           <w:szCs w:val="32"/>
         </w:rPr>
+        <w:t>We learned that a business plan supports your business model. It lays out the steps you need to take to reach your goals. While pitch decks are now more popular for presenting ideas quickly, traditional investors and banks still prefer a full business plan. They want to see that you've put serious thought and research into your business.</w:t>
+      </w:r>
+    </w:p>
+    <w:p>
+      <w:pPr>
+        <w:tabs>
+          <w:tab w:val="left" w:pos="1572"/>
+        </w:tabs>
+        <w:rPr>
+          <w:rFonts w:ascii="Times New Roman" w:hAnsi="Times New Roman" w:cs="Times New Roman"/>
+          <w:b/>
+          <w:bCs/>
+          <w:color w:val="0D0D0D" w:themeColor="text1" w:themeTint="F2"/>
+          <w:sz w:val="32"/>
+          <w:szCs w:val="32"/>
+          <w:u w:val="single"/>
+        </w:rPr>
+      </w:pPr>
+      <w:r>
+        <w:rPr>
+          <w:rFonts w:ascii="Times New Roman" w:hAnsi="Times New Roman" w:cs="Times New Roman"/>
+          <w:b/>
+          <w:bCs/>
+          <w:color w:val="0D0D0D" w:themeColor="text1" w:themeTint="F2"/>
+          <w:sz w:val="32"/>
+          <w:szCs w:val="32"/>
+          <w:u w:val="single"/>
+        </w:rPr>
+        <w:t>Why Business Plans Are Still Important</w:t>
+      </w:r>
+    </w:p>
+    <w:p>
+      <w:pPr>
+        <w:tabs>
+          <w:tab w:val="left" w:pos="1572"/>
+        </w:tabs>
+        <w:rPr>
+          <w:rFonts w:ascii="Times New Roman" w:hAnsi="Times New Roman" w:cs="Times New Roman"/>
+          <w:color w:val="0D0D0D" w:themeColor="text1" w:themeTint="F2"/>
+          <w:sz w:val="32"/>
+          <w:szCs w:val="32"/>
+        </w:rPr>
+      </w:pPr>
+      <w:r>
+        <w:rPr>
+          <w:rFonts w:ascii="Times New Roman" w:hAnsi="Times New Roman" w:cs="Times New Roman"/>
+          <w:color w:val="0D0D0D" w:themeColor="text1" w:themeTint="F2"/>
+          <w:sz w:val="32"/>
+          <w:szCs w:val="32"/>
+        </w:rPr>
+        <w:t>Even though pitch decks are common, a business plan is still useful in some situations. Banks, lenders, and some investors want to see a detailed plan before giving you money. It shows them that you're prepared and know what you're doing.</w:t>
+      </w:r>
+    </w:p>
+    <w:p>
+      <w:pPr>
+        <w:tabs>
+          <w:tab w:val="left" w:pos="1572"/>
+        </w:tabs>
+        <w:rPr>
+          <w:rFonts w:ascii="Times New Roman" w:hAnsi="Times New Roman" w:cs="Times New Roman"/>
+          <w:color w:val="0D0D0D" w:themeColor="text1" w:themeTint="F2"/>
+          <w:sz w:val="32"/>
+          <w:szCs w:val="32"/>
+        </w:rPr>
+      </w:pPr>
+      <w:r>
+        <w:rPr>
+          <w:rFonts w:ascii="Times New Roman" w:hAnsi="Times New Roman" w:cs="Times New Roman"/>
+          <w:color w:val="0D0D0D" w:themeColor="text1" w:themeTint="F2"/>
+          <w:sz w:val="32"/>
+          <w:szCs w:val="32"/>
+        </w:rPr>
+        <w:t>However, it’s important to remember that things don’t always go as planned. A business plan should be flexible, because you’ll likely need to change it as you learn more and face real-world challenges. Many entrepreneurs struggle when things don’t follow the plan, so it helps to stay open-minde</w:t>
+      </w:r>
+      <w:r>
+        <w:rPr>
+          <w:rFonts w:ascii="Times New Roman" w:hAnsi="Times New Roman" w:cs="Times New Roman"/>
+          <w:color w:val="0D0D0D" w:themeColor="text1" w:themeTint="F2"/>
+          <w:sz w:val="32"/>
+          <w:szCs w:val="32"/>
+        </w:rPr>
+        <w:t>d.</w:t>
+      </w:r>
+    </w:p>
+    <w:p>
+      <w:pPr>
+        <w:tabs>
+          <w:tab w:val="left" w:pos="1572"/>
+        </w:tabs>
+        <w:rPr>
+          <w:rFonts w:ascii="Times New Roman" w:hAnsi="Times New Roman" w:cs="Times New Roman"/>
+          <w:b/>
+          <w:bCs/>
+          <w:color w:val="0D0D0D" w:themeColor="text1" w:themeTint="F2"/>
+          <w:sz w:val="32"/>
+          <w:szCs w:val="32"/>
+          <w:u w:val="single"/>
+        </w:rPr>
+      </w:pPr>
+      <w:r>
+        <w:rPr>
+          <w:rFonts w:ascii="Times New Roman" w:hAnsi="Times New Roman" w:cs="Times New Roman"/>
+          <w:b/>
+          <w:bCs/>
+          <w:color w:val="0D0D0D" w:themeColor="text1" w:themeTint="F2"/>
+          <w:sz w:val="32"/>
+          <w:szCs w:val="32"/>
+          <w:u w:val="single"/>
+        </w:rPr>
         <w:lastRenderedPageBreak/>
-        <w:t>We learned that a business plan supports your business model. It lays out the steps you need to take to reach your goals. While pitch decks are now more popular for presenting ideas quickly, traditional investors and banks still prefer a full business plan. They want to see that you've put serious thought and research into your business.</w:t>
-      </w:r>
-    </w:p>
-    <w:p>
-      <w:pPr>
-        <w:tabs>
-          <w:tab w:val="left" w:pos="1572"/>
-        </w:tabs>
-        <w:rPr>
-          <w:rFonts w:ascii="Times New Roman" w:hAnsi="Times New Roman" w:cs="Times New Roman"/>
-          <w:b/>
-          <w:bCs/>
-          <w:color w:val="0D0D0D" w:themeColor="text1" w:themeTint="F2"/>
-          <w:sz w:val="32"/>
-          <w:szCs w:val="32"/>
-          <w:u w:val="single"/>
-        </w:rPr>
-      </w:pPr>
-      <w:r>
-        <w:rPr>
-          <w:rFonts w:ascii="Times New Roman" w:hAnsi="Times New Roman" w:cs="Times New Roman"/>
-          <w:b/>
-          <w:bCs/>
-          <w:color w:val="0D0D0D" w:themeColor="text1" w:themeTint="F2"/>
-          <w:sz w:val="32"/>
-          <w:szCs w:val="32"/>
-          <w:u w:val="single"/>
-        </w:rPr>
-        <w:t>Why Business Plans Are Still Important</w:t>
-      </w:r>
-    </w:p>
-    <w:p>
-      <w:pPr>
-        <w:tabs>
-          <w:tab w:val="left" w:pos="1572"/>
-        </w:tabs>
-        <w:rPr>
-          <w:rFonts w:ascii="Times New Roman" w:hAnsi="Times New Roman" w:cs="Times New Roman"/>
-          <w:color w:val="0D0D0D" w:themeColor="text1" w:themeTint="F2"/>
-          <w:sz w:val="32"/>
-          <w:szCs w:val="32"/>
-        </w:rPr>
-      </w:pPr>
-      <w:r>
-        <w:rPr>
-          <w:rFonts w:ascii="Times New Roman" w:hAnsi="Times New Roman" w:cs="Times New Roman"/>
-          <w:color w:val="0D0D0D" w:themeColor="text1" w:themeTint="F2"/>
-          <w:sz w:val="32"/>
-          <w:szCs w:val="32"/>
-        </w:rPr>
-        <w:t>Even though pitch decks are common, a business plan is still useful in some situations. Banks, lenders, and some investors want to see a detailed plan before giving you money. It shows them that you're prepared and know what you're doing.</w:t>
-      </w:r>
-    </w:p>
-    <w:p>
-      <w:pPr>
-        <w:tabs>
-          <w:tab w:val="left" w:pos="1572"/>
-        </w:tabs>
-        <w:rPr>
-          <w:rFonts w:ascii="Times New Roman" w:hAnsi="Times New Roman" w:cs="Times New Roman"/>
-          <w:color w:val="0D0D0D" w:themeColor="text1" w:themeTint="F2"/>
-          <w:sz w:val="32"/>
-          <w:szCs w:val="32"/>
-        </w:rPr>
-      </w:pPr>
-      <w:r>
-        <w:rPr>
-          <w:rFonts w:ascii="Times New Roman" w:hAnsi="Times New Roman" w:cs="Times New Roman"/>
-          <w:color w:val="0D0D0D" w:themeColor="text1" w:themeTint="F2"/>
-          <w:sz w:val="32"/>
-          <w:szCs w:val="32"/>
-        </w:rPr>
-        <w:t>However, it’s important to remember that things don’t always go as planned. A business plan should be flexible, because you’ll likely need to change it as you learn more and face real-world challenges. Many entrepreneurs struggle when things don’t follow the plan, so it helps to stay open-minde</w:t>
-      </w:r>
-      <w:r>
-        <w:rPr>
-          <w:rFonts w:ascii="Times New Roman" w:hAnsi="Times New Roman" w:cs="Times New Roman"/>
-          <w:color w:val="0D0D0D" w:themeColor="text1" w:themeTint="F2"/>
-          <w:sz w:val="32"/>
-          <w:szCs w:val="32"/>
-        </w:rPr>
-        <w:t>d.</w:t>
-      </w:r>
-    </w:p>
-    <w:p>
-      <w:pPr>
-        <w:tabs>
-          <w:tab w:val="left" w:pos="1572"/>
-        </w:tabs>
-        <w:rPr>
-          <w:rFonts w:ascii="Times New Roman" w:hAnsi="Times New Roman" w:cs="Times New Roman"/>
-          <w:b/>
-          <w:bCs/>
-          <w:color w:val="0D0D0D" w:themeColor="text1" w:themeTint="F2"/>
-          <w:sz w:val="32"/>
-          <w:szCs w:val="32"/>
-          <w:u w:val="single"/>
-        </w:rPr>
-      </w:pPr>
-      <w:r>
-        <w:rPr>
-          <w:rFonts w:ascii="Times New Roman" w:hAnsi="Times New Roman" w:cs="Times New Roman"/>
-          <w:b/>
-          <w:bCs/>
-          <w:color w:val="0D0D0D" w:themeColor="text1" w:themeTint="F2"/>
-          <w:sz w:val="32"/>
-          <w:szCs w:val="32"/>
-          <w:u w:val="single"/>
-        </w:rPr>
         <w:t>Length and Structure</w:t>
       </w:r>
     </w:p>
@@ -21061,7 +21798,6 @@
           <w:sz w:val="32"/>
           <w:szCs w:val="32"/>
         </w:rPr>
-        <w:lastRenderedPageBreak/>
         <w:t>Market Information</w:t>
       </w:r>
       <w:r>
@@ -21222,6 +21958,7 @@
           <w:sz w:val="32"/>
           <w:szCs w:val="32"/>
         </w:rPr>
+        <w:lastRenderedPageBreak/>
         <w:t xml:space="preserve">But once the business grows and wants </w:t>
       </w:r>
       <w:r>
@@ -21476,7 +22213,6 @@
           <w:sz w:val="32"/>
           <w:szCs w:val="32"/>
         </w:rPr>
-        <w:lastRenderedPageBreak/>
         <w:t>Then comes the Business Plan</w:t>
       </w:r>
       <w:r>
@@ -31729,6 +32465,119 @@
     </w:lvl>
   </w:abstractNum>
   <w:abstractNum w:abstractNumId="80" w15:restartNumberingAfterBreak="0">
+    <w:nsid w:val="5EBA5B76"/>
+    <w:multiLevelType w:val="multilevel"/>
+    <w:tmpl w:val="29286734"/>
+    <w:lvl w:ilvl="0">
+      <w:start w:val="1"/>
+      <w:numFmt w:val="decimal"/>
+      <w:lvlText w:val="%1."/>
+      <w:lvlJc w:val="left"/>
+      <w:pPr>
+        <w:tabs>
+          <w:tab w:val="num" w:pos="720"/>
+        </w:tabs>
+        <w:ind w:left="720" w:hanging="360"/>
+      </w:pPr>
+    </w:lvl>
+    <w:lvl w:ilvl="1" w:tentative="1">
+      <w:start w:val="1"/>
+      <w:numFmt w:val="decimal"/>
+      <w:lvlText w:val="%2."/>
+      <w:lvlJc w:val="left"/>
+      <w:pPr>
+        <w:tabs>
+          <w:tab w:val="num" w:pos="1440"/>
+        </w:tabs>
+        <w:ind w:left="1440" w:hanging="360"/>
+      </w:pPr>
+    </w:lvl>
+    <w:lvl w:ilvl="2" w:tentative="1">
+      <w:start w:val="1"/>
+      <w:numFmt w:val="decimal"/>
+      <w:lvlText w:val="%3."/>
+      <w:lvlJc w:val="left"/>
+      <w:pPr>
+        <w:tabs>
+          <w:tab w:val="num" w:pos="2160"/>
+        </w:tabs>
+        <w:ind w:left="2160" w:hanging="360"/>
+      </w:pPr>
+    </w:lvl>
+    <w:lvl w:ilvl="3" w:tentative="1">
+      <w:start w:val="1"/>
+      <w:numFmt w:val="decimal"/>
+      <w:lvlText w:val="%4."/>
+      <w:lvlJc w:val="left"/>
+      <w:pPr>
+        <w:tabs>
+          <w:tab w:val="num" w:pos="2880"/>
+        </w:tabs>
+        <w:ind w:left="2880" w:hanging="360"/>
+      </w:pPr>
+    </w:lvl>
+    <w:lvl w:ilvl="4" w:tentative="1">
+      <w:start w:val="1"/>
+      <w:numFmt w:val="decimal"/>
+      <w:lvlText w:val="%5."/>
+      <w:lvlJc w:val="left"/>
+      <w:pPr>
+        <w:tabs>
+          <w:tab w:val="num" w:pos="3600"/>
+        </w:tabs>
+        <w:ind w:left="3600" w:hanging="360"/>
+      </w:pPr>
+    </w:lvl>
+    <w:lvl w:ilvl="5" w:tentative="1">
+      <w:start w:val="1"/>
+      <w:numFmt w:val="decimal"/>
+      <w:lvlText w:val="%6."/>
+      <w:lvlJc w:val="left"/>
+      <w:pPr>
+        <w:tabs>
+          <w:tab w:val="num" w:pos="4320"/>
+        </w:tabs>
+        <w:ind w:left="4320" w:hanging="360"/>
+      </w:pPr>
+    </w:lvl>
+    <w:lvl w:ilvl="6" w:tentative="1">
+      <w:start w:val="1"/>
+      <w:numFmt w:val="decimal"/>
+      <w:lvlText w:val="%7."/>
+      <w:lvlJc w:val="left"/>
+      <w:pPr>
+        <w:tabs>
+          <w:tab w:val="num" w:pos="5040"/>
+        </w:tabs>
+        <w:ind w:left="5040" w:hanging="360"/>
+      </w:pPr>
+    </w:lvl>
+    <w:lvl w:ilvl="7" w:tentative="1">
+      <w:start w:val="1"/>
+      <w:numFmt w:val="decimal"/>
+      <w:lvlText w:val="%8."/>
+      <w:lvlJc w:val="left"/>
+      <w:pPr>
+        <w:tabs>
+          <w:tab w:val="num" w:pos="5760"/>
+        </w:tabs>
+        <w:ind w:left="5760" w:hanging="360"/>
+      </w:pPr>
+    </w:lvl>
+    <w:lvl w:ilvl="8" w:tentative="1">
+      <w:start w:val="1"/>
+      <w:numFmt w:val="decimal"/>
+      <w:lvlText w:val="%9."/>
+      <w:lvlJc w:val="left"/>
+      <w:pPr>
+        <w:tabs>
+          <w:tab w:val="num" w:pos="6480"/>
+        </w:tabs>
+        <w:ind w:left="6480" w:hanging="360"/>
+      </w:pPr>
+    </w:lvl>
+  </w:abstractNum>
+  <w:abstractNum w:abstractNumId="81" w15:restartNumberingAfterBreak="0">
     <w:nsid w:val="6024178E"/>
     <w:multiLevelType w:val="hybridMultilevel"/>
     <w:tmpl w:val="A7B6A13E"/>
@@ -31841,7 +32690,7 @@
       </w:rPr>
     </w:lvl>
   </w:abstractNum>
-  <w:abstractNum w:abstractNumId="81" w15:restartNumberingAfterBreak="0">
+  <w:abstractNum w:abstractNumId="82" w15:restartNumberingAfterBreak="0">
     <w:nsid w:val="60A60A49"/>
     <w:multiLevelType w:val="hybridMultilevel"/>
     <w:tmpl w:val="91DC465C"/>
@@ -31954,7 +32803,7 @@
       </w:rPr>
     </w:lvl>
   </w:abstractNum>
-  <w:abstractNum w:abstractNumId="82" w15:restartNumberingAfterBreak="0">
+  <w:abstractNum w:abstractNumId="83" w15:restartNumberingAfterBreak="0">
     <w:nsid w:val="60BE23A6"/>
     <w:multiLevelType w:val="multilevel"/>
     <w:tmpl w:val="952A0252"/>
@@ -32103,7 +32952,7 @@
       </w:rPr>
     </w:lvl>
   </w:abstractNum>
-  <w:abstractNum w:abstractNumId="83" w15:restartNumberingAfterBreak="0">
+  <w:abstractNum w:abstractNumId="84" w15:restartNumberingAfterBreak="0">
     <w:nsid w:val="61D03BB1"/>
     <w:multiLevelType w:val="hybridMultilevel"/>
     <w:tmpl w:val="5EEE2906"/>
@@ -32216,7 +33065,7 @@
       </w:rPr>
     </w:lvl>
   </w:abstractNum>
-  <w:abstractNum w:abstractNumId="84" w15:restartNumberingAfterBreak="0">
+  <w:abstractNum w:abstractNumId="85" w15:restartNumberingAfterBreak="0">
     <w:nsid w:val="68037740"/>
     <w:multiLevelType w:val="hybridMultilevel"/>
     <w:tmpl w:val="688C4652"/>
@@ -32329,7 +33178,7 @@
       </w:rPr>
     </w:lvl>
   </w:abstractNum>
-  <w:abstractNum w:abstractNumId="85" w15:restartNumberingAfterBreak="0">
+  <w:abstractNum w:abstractNumId="86" w15:restartNumberingAfterBreak="0">
     <w:nsid w:val="6BC41E37"/>
     <w:multiLevelType w:val="multilevel"/>
     <w:tmpl w:val="BCFA61CC"/>
@@ -32446,7 +33295,7 @@
       </w:pPr>
     </w:lvl>
   </w:abstractNum>
-  <w:abstractNum w:abstractNumId="86" w15:restartNumberingAfterBreak="0">
+  <w:abstractNum w:abstractNumId="87" w15:restartNumberingAfterBreak="0">
     <w:nsid w:val="6D186F96"/>
     <w:multiLevelType w:val="multilevel"/>
     <w:tmpl w:val="53AAFD92"/>
@@ -32595,7 +33444,7 @@
       </w:rPr>
     </w:lvl>
   </w:abstractNum>
-  <w:abstractNum w:abstractNumId="87" w15:restartNumberingAfterBreak="0">
+  <w:abstractNum w:abstractNumId="88" w15:restartNumberingAfterBreak="0">
     <w:nsid w:val="6D872399"/>
     <w:multiLevelType w:val="hybridMultilevel"/>
     <w:tmpl w:val="E46CB038"/>
@@ -32684,7 +33533,7 @@
       </w:pPr>
     </w:lvl>
   </w:abstractNum>
-  <w:abstractNum w:abstractNumId="88" w15:restartNumberingAfterBreak="0">
+  <w:abstractNum w:abstractNumId="89" w15:restartNumberingAfterBreak="0">
     <w:nsid w:val="7137273B"/>
     <w:multiLevelType w:val="hybridMultilevel"/>
     <w:tmpl w:val="A9E0661A"/>
@@ -32774,7 +33623,7 @@
       </w:pPr>
     </w:lvl>
   </w:abstractNum>
-  <w:abstractNum w:abstractNumId="89" w15:restartNumberingAfterBreak="0">
+  <w:abstractNum w:abstractNumId="90" w15:restartNumberingAfterBreak="0">
     <w:nsid w:val="714C497D"/>
     <w:multiLevelType w:val="multilevel"/>
     <w:tmpl w:val="427CE552"/>
@@ -32891,7 +33740,7 @@
       </w:pPr>
     </w:lvl>
   </w:abstractNum>
-  <w:abstractNum w:abstractNumId="90" w15:restartNumberingAfterBreak="0">
+  <w:abstractNum w:abstractNumId="91" w15:restartNumberingAfterBreak="0">
     <w:nsid w:val="74232FFE"/>
     <w:multiLevelType w:val="hybridMultilevel"/>
     <w:tmpl w:val="B9C68B4C"/>
@@ -33004,7 +33853,7 @@
       </w:rPr>
     </w:lvl>
   </w:abstractNum>
-  <w:abstractNum w:abstractNumId="91" w15:restartNumberingAfterBreak="0">
+  <w:abstractNum w:abstractNumId="92" w15:restartNumberingAfterBreak="0">
     <w:nsid w:val="74357518"/>
     <w:multiLevelType w:val="hybridMultilevel"/>
     <w:tmpl w:val="B8FE9524"/>
@@ -33117,7 +33966,7 @@
       </w:rPr>
     </w:lvl>
   </w:abstractNum>
-  <w:abstractNum w:abstractNumId="92" w15:restartNumberingAfterBreak="0">
+  <w:abstractNum w:abstractNumId="93" w15:restartNumberingAfterBreak="0">
     <w:nsid w:val="766F53C4"/>
     <w:multiLevelType w:val="hybridMultilevel"/>
     <w:tmpl w:val="1B9CB594"/>
@@ -33206,7 +34055,7 @@
       </w:pPr>
     </w:lvl>
   </w:abstractNum>
-  <w:abstractNum w:abstractNumId="93" w15:restartNumberingAfterBreak="0">
+  <w:abstractNum w:abstractNumId="94" w15:restartNumberingAfterBreak="0">
     <w:nsid w:val="78830102"/>
     <w:multiLevelType w:val="hybridMultilevel"/>
     <w:tmpl w:val="C2B2C424"/>
@@ -33319,7 +34168,7 @@
       </w:rPr>
     </w:lvl>
   </w:abstractNum>
-  <w:abstractNum w:abstractNumId="94" w15:restartNumberingAfterBreak="0">
+  <w:abstractNum w:abstractNumId="95" w15:restartNumberingAfterBreak="0">
     <w:nsid w:val="793C489F"/>
     <w:multiLevelType w:val="multilevel"/>
     <w:tmpl w:val="A55A0AEC"/>
@@ -33432,7 +34281,7 @@
       </w:pPr>
     </w:lvl>
   </w:abstractNum>
-  <w:abstractNum w:abstractNumId="95" w15:restartNumberingAfterBreak="0">
+  <w:abstractNum w:abstractNumId="96" w15:restartNumberingAfterBreak="0">
     <w:nsid w:val="799F2606"/>
     <w:multiLevelType w:val="hybridMultilevel"/>
     <w:tmpl w:val="39DAF236"/>
@@ -33548,7 +34397,7 @@
       </w:rPr>
     </w:lvl>
   </w:abstractNum>
-  <w:abstractNum w:abstractNumId="96" w15:restartNumberingAfterBreak="0">
+  <w:abstractNum w:abstractNumId="97" w15:restartNumberingAfterBreak="0">
     <w:nsid w:val="7A8475C2"/>
     <w:multiLevelType w:val="hybridMultilevel"/>
     <w:tmpl w:val="B330A638"/>
@@ -33661,7 +34510,7 @@
       </w:rPr>
     </w:lvl>
   </w:abstractNum>
-  <w:abstractNum w:abstractNumId="97" w15:restartNumberingAfterBreak="0">
+  <w:abstractNum w:abstractNumId="98" w15:restartNumberingAfterBreak="0">
     <w:nsid w:val="7AFB2FBE"/>
     <w:multiLevelType w:val="hybridMultilevel"/>
     <w:tmpl w:val="8B408E16"/>
@@ -33774,7 +34623,7 @@
       </w:rPr>
     </w:lvl>
   </w:abstractNum>
-  <w:abstractNum w:abstractNumId="98" w15:restartNumberingAfterBreak="0">
+  <w:abstractNum w:abstractNumId="99" w15:restartNumberingAfterBreak="0">
     <w:nsid w:val="7BE00D70"/>
     <w:multiLevelType w:val="hybridMultilevel"/>
     <w:tmpl w:val="4356C49E"/>
@@ -33887,7 +34736,7 @@
       </w:rPr>
     </w:lvl>
   </w:abstractNum>
-  <w:abstractNum w:abstractNumId="99" w15:restartNumberingAfterBreak="0">
+  <w:abstractNum w:abstractNumId="100" w15:restartNumberingAfterBreak="0">
     <w:nsid w:val="7D5D3920"/>
     <w:multiLevelType w:val="hybridMultilevel"/>
     <w:tmpl w:val="5C302FF8"/>
@@ -34000,7 +34849,7 @@
       </w:rPr>
     </w:lvl>
   </w:abstractNum>
-  <w:abstractNum w:abstractNumId="100" w15:restartNumberingAfterBreak="0">
+  <w:abstractNum w:abstractNumId="101" w15:restartNumberingAfterBreak="0">
     <w:nsid w:val="7F0B115F"/>
     <w:multiLevelType w:val="multilevel"/>
     <w:tmpl w:val="31C47D26"/>
@@ -34117,7 +34966,7 @@
     <w:abstractNumId w:val="27"/>
   </w:num>
   <w:num w:numId="2" w16cid:durableId="2005817652">
-    <w:abstractNumId w:val="95"/>
+    <w:abstractNumId w:val="96"/>
   </w:num>
   <w:num w:numId="3" w16cid:durableId="1474447307">
     <w:abstractNumId w:val="50"/>
@@ -34126,7 +34975,7 @@
     <w:abstractNumId w:val="71"/>
   </w:num>
   <w:num w:numId="5" w16cid:durableId="431324127">
-    <w:abstractNumId w:val="85"/>
+    <w:abstractNumId w:val="86"/>
   </w:num>
   <w:num w:numId="6" w16cid:durableId="524906009">
     <w:abstractNumId w:val="31"/>
@@ -34141,7 +34990,7 @@
     <w:abstractNumId w:val="46"/>
   </w:num>
   <w:num w:numId="10" w16cid:durableId="1890064995">
-    <w:abstractNumId w:val="98"/>
+    <w:abstractNumId w:val="99"/>
   </w:num>
   <w:num w:numId="11" w16cid:durableId="367067840">
     <w:abstractNumId w:val="25"/>
@@ -34150,7 +34999,7 @@
     <w:abstractNumId w:val="19"/>
   </w:num>
   <w:num w:numId="13" w16cid:durableId="1547258790">
-    <w:abstractNumId w:val="83"/>
+    <w:abstractNumId w:val="84"/>
   </w:num>
   <w:num w:numId="14" w16cid:durableId="206338977">
     <w:abstractNumId w:val="28"/>
@@ -34162,7 +35011,7 @@
     <w:abstractNumId w:val="42"/>
   </w:num>
   <w:num w:numId="17" w16cid:durableId="1775320564">
-    <w:abstractNumId w:val="84"/>
+    <w:abstractNumId w:val="85"/>
   </w:num>
   <w:num w:numId="18" w16cid:durableId="1354844896">
     <w:abstractNumId w:val="5"/>
@@ -34174,7 +35023,7 @@
     <w:abstractNumId w:val="55"/>
   </w:num>
   <w:num w:numId="21" w16cid:durableId="859659424">
-    <w:abstractNumId w:val="82"/>
+    <w:abstractNumId w:val="83"/>
   </w:num>
   <w:num w:numId="22" w16cid:durableId="1620332190">
     <w:abstractNumId w:val="70"/>
@@ -34192,7 +35041,7 @@
     <w:abstractNumId w:val="30"/>
   </w:num>
   <w:num w:numId="27" w16cid:durableId="2124958206">
-    <w:abstractNumId w:val="81"/>
+    <w:abstractNumId w:val="82"/>
   </w:num>
   <w:num w:numId="28" w16cid:durableId="2123767011">
     <w:abstractNumId w:val="22"/>
@@ -34201,13 +35050,13 @@
     <w:abstractNumId w:val="79"/>
   </w:num>
   <w:num w:numId="30" w16cid:durableId="1908685233">
-    <w:abstractNumId w:val="99"/>
+    <w:abstractNumId w:val="100"/>
   </w:num>
   <w:num w:numId="31" w16cid:durableId="91823464">
     <w:abstractNumId w:val="61"/>
   </w:num>
   <w:num w:numId="32" w16cid:durableId="694841928">
-    <w:abstractNumId w:val="92"/>
+    <w:abstractNumId w:val="93"/>
   </w:num>
   <w:num w:numId="33" w16cid:durableId="898441598">
     <w:abstractNumId w:val="72"/>
@@ -34237,7 +35086,7 @@
     <w:abstractNumId w:val="35"/>
   </w:num>
   <w:num w:numId="42" w16cid:durableId="693845061">
-    <w:abstractNumId w:val="91"/>
+    <w:abstractNumId w:val="92"/>
   </w:num>
   <w:num w:numId="43" w16cid:durableId="1097412044">
     <w:abstractNumId w:val="17"/>
@@ -34246,7 +35095,7 @@
     <w:abstractNumId w:val="38"/>
   </w:num>
   <w:num w:numId="45" w16cid:durableId="1260289178">
-    <w:abstractNumId w:val="86"/>
+    <w:abstractNumId w:val="87"/>
   </w:num>
   <w:num w:numId="46" w16cid:durableId="104816833">
     <w:abstractNumId w:val="0"/>
@@ -34282,7 +35131,7 @@
     <w:abstractNumId w:val="2"/>
   </w:num>
   <w:num w:numId="57" w16cid:durableId="1472602777">
-    <w:abstractNumId w:val="97"/>
+    <w:abstractNumId w:val="98"/>
   </w:num>
   <w:num w:numId="58" w16cid:durableId="214244693">
     <w:abstractNumId w:val="73"/>
@@ -34315,7 +35164,7 @@
     <w:abstractNumId w:val="41"/>
   </w:num>
   <w:num w:numId="68" w16cid:durableId="1245871042">
-    <w:abstractNumId w:val="100"/>
+    <w:abstractNumId w:val="101"/>
   </w:num>
   <w:num w:numId="69" w16cid:durableId="572588558">
     <w:abstractNumId w:val="10"/>
@@ -34324,7 +35173,7 @@
     <w:abstractNumId w:val="12"/>
   </w:num>
   <w:num w:numId="71" w16cid:durableId="863134205">
-    <w:abstractNumId w:val="80"/>
+    <w:abstractNumId w:val="81"/>
   </w:num>
   <w:num w:numId="72" w16cid:durableId="1317301772">
     <w:abstractNumId w:val="51"/>
@@ -34339,7 +35188,7 @@
     <w:abstractNumId w:val="48"/>
   </w:num>
   <w:num w:numId="76" w16cid:durableId="962004177">
-    <w:abstractNumId w:val="93"/>
+    <w:abstractNumId w:val="94"/>
   </w:num>
   <w:num w:numId="77" w16cid:durableId="2029406771">
     <w:abstractNumId w:val="75"/>
@@ -34357,7 +35206,7 @@
     <w:abstractNumId w:val="3"/>
   </w:num>
   <w:num w:numId="82" w16cid:durableId="552274500">
-    <w:abstractNumId w:val="96"/>
+    <w:abstractNumId w:val="97"/>
   </w:num>
   <w:num w:numId="83" w16cid:durableId="1797334067">
     <w:abstractNumId w:val="40"/>
@@ -34378,7 +35227,7 @@
     <w:abstractNumId w:val="15"/>
   </w:num>
   <w:num w:numId="89" w16cid:durableId="105657199">
-    <w:abstractNumId w:val="87"/>
+    <w:abstractNumId w:val="88"/>
   </w:num>
   <w:num w:numId="90" w16cid:durableId="978803061">
     <w:abstractNumId w:val="34"/>
@@ -34390,10 +35239,10 @@
     <w:abstractNumId w:val="59"/>
   </w:num>
   <w:num w:numId="93" w16cid:durableId="2053381584">
-    <w:abstractNumId w:val="90"/>
+    <w:abstractNumId w:val="91"/>
   </w:num>
   <w:num w:numId="94" w16cid:durableId="859318793">
-    <w:abstractNumId w:val="89"/>
+    <w:abstractNumId w:val="90"/>
   </w:num>
   <w:num w:numId="95" w16cid:durableId="2079547739">
     <w:abstractNumId w:val="76"/>
@@ -34405,7 +35254,7 @@
     <w:abstractNumId w:val="49"/>
   </w:num>
   <w:num w:numId="98" w16cid:durableId="879366063">
-    <w:abstractNumId w:val="94"/>
+    <w:abstractNumId w:val="95"/>
   </w:num>
   <w:num w:numId="99" w16cid:durableId="1684747029">
     <w:abstractNumId w:val="56"/>
@@ -34414,7 +35263,10 @@
     <w:abstractNumId w:val="43"/>
   </w:num>
   <w:num w:numId="101" w16cid:durableId="299071864">
-    <w:abstractNumId w:val="88"/>
+    <w:abstractNumId w:val="89"/>
+  </w:num>
+  <w:num w:numId="102" w16cid:durableId="1624337113">
+    <w:abstractNumId w:val="80"/>
   </w:num>
 </w:numbering>
 </file>

--- a/Entrepreneurship.docx
+++ b/Entrepreneurship.docx
@@ -15139,7 +15139,7 @@
         </w:rPr>
         <w:lastRenderedPageBreak/>
         <w:drawing>
-          <wp:anchor distT="0" distB="0" distL="114300" distR="114300" simplePos="0" relativeHeight="251657728" behindDoc="0" locked="0" layoutInCell="1" allowOverlap="1" wp14:anchorId="0629C03B" wp14:editId="493742D0">
+          <wp:anchor distT="0" distB="0" distL="114300" distR="114300" simplePos="0" relativeHeight="251657728" behindDoc="0" locked="0" layoutInCell="1" allowOverlap="1" wp14:anchorId="0629C03B" wp14:editId="40FBD066">
             <wp:simplePos x="0" y="0"/>
             <wp:positionH relativeFrom="column">
               <wp:posOffset>1447453</wp:posOffset>
@@ -22228,9 +22228,12 @@
           <w:sz w:val="32"/>
           <w:szCs w:val="32"/>
         </w:rPr>
-        <w:t>f Scientific</w:t>
-      </w:r>
-      <w:r>
+        <w:t>f Scientific Experimentation</w:t>
+      </w:r>
+    </w:p>
+    <w:p>
+      <w:pPr>
+        <w:jc w:val="center"/>
         <w:rPr>
           <w:rFonts w:ascii="Times New Roman" w:hAnsi="Times New Roman" w:cs="Times New Roman"/>
           <w:b/>
@@ -22239,37 +22242,13 @@
           <w:sz w:val="32"/>
           <w:szCs w:val="32"/>
         </w:rPr>
-        <w:t xml:space="preserve"> </w:t>
-      </w:r>
-      <w:r>
-        <w:rPr>
-          <w:rFonts w:ascii="Times New Roman" w:hAnsi="Times New Roman" w:cs="Times New Roman"/>
-          <w:b/>
-          <w:bCs/>
-          <w:color w:val="365F91" w:themeColor="accent1" w:themeShade="BF"/>
-          <w:sz w:val="32"/>
-          <w:szCs w:val="32"/>
-        </w:rPr>
-        <w:t>Experimentation</w:t>
-      </w:r>
-    </w:p>
-    <w:p>
-      <w:pPr>
-        <w:jc w:val="center"/>
-        <w:rPr>
-          <w:rFonts w:ascii="Times New Roman" w:hAnsi="Times New Roman" w:cs="Times New Roman"/>
-          <w:b/>
-          <w:bCs/>
-          <w:color w:val="365F91" w:themeColor="accent1" w:themeShade="BF"/>
-          <w:sz w:val="32"/>
-          <w:szCs w:val="32"/>
-        </w:rPr>
-      </w:pPr>
-      <w:r>
-        <w:rPr>
-          <w:rFonts w:ascii="Times New Roman" w:hAnsi="Times New Roman" w:cs="Times New Roman"/>
-          <w:b/>
-          <w:bCs/>
+      </w:pPr>
+      <w:r>
+        <w:rPr>
+          <w:rFonts w:ascii="Times New Roman" w:hAnsi="Times New Roman" w:cs="Times New Roman"/>
+          <w:b/>
+          <w:bCs/>
+          <w:noProof/>
           <w:color w:val="365F91" w:themeColor="accent1" w:themeShade="BF"/>
           <w:sz w:val="32"/>
           <w:szCs w:val="32"/>
@@ -22331,18 +22310,7 @@
           <w:sz w:val="32"/>
           <w:szCs w:val="32"/>
         </w:rPr>
-        <w:t>J</w:t>
-      </w:r>
-      <w:r>
-        <w:rPr>
-          <w:rFonts w:ascii="Times New Roman" w:hAnsi="Times New Roman" w:cs="Times New Roman"/>
-          <w:b/>
-          <w:bCs/>
-          <w:color w:val="0D0D0D" w:themeColor="text1" w:themeTint="F2"/>
-          <w:sz w:val="32"/>
-          <w:szCs w:val="32"/>
-        </w:rPr>
-        <w:t xml:space="preserve">eff Bezos and the Experiment Behind Amazon </w:t>
+        <w:t xml:space="preserve">Jeff Bezos and the Experiment Behind Amazon </w:t>
       </w:r>
     </w:p>
     <w:p>
@@ -23381,7 +23349,7 @@
           <w:sz w:val="32"/>
           <w:szCs w:val="32"/>
         </w:rPr>
-        <w:t xml:space="preserve"> This describes exactly what your business offers and why customers should choose you. We will discuss CVP in more detail later in this chapter.</w:t>
+        <w:t xml:space="preserve"> This describes exactly what your business offers and why customers should choose you. </w:t>
       </w:r>
     </w:p>
     <w:p>
@@ -24271,91 +24239,1433 @@
         <w:rPr>
           <w:rFonts w:ascii="Times New Roman" w:hAnsi="Times New Roman" w:cs="Times New Roman"/>
           <w:color w:val="0D0D0D" w:themeColor="text1" w:themeTint="F2"/>
-          <w:sz w:val="32"/>
-          <w:szCs w:val="32"/>
-        </w:rPr>
-      </w:pPr>
-      <w:r>
-        <w:rPr>
-          <w:rFonts w:ascii="Times New Roman" w:hAnsi="Times New Roman" w:cs="Times New Roman"/>
-          <w:color w:val="0D0D0D" w:themeColor="text1" w:themeTint="F2"/>
-          <w:sz w:val="32"/>
-          <w:szCs w:val="32"/>
-        </w:rPr>
-        <w:t xml:space="preserve">Many people think a business model is just about </w:t>
-      </w:r>
-      <w:r>
-        <w:rPr>
-          <w:rFonts w:ascii="Times New Roman" w:hAnsi="Times New Roman" w:cs="Times New Roman"/>
-          <w:b/>
-          <w:bCs/>
-          <w:color w:val="0D0D0D" w:themeColor="text1" w:themeTint="F2"/>
-          <w:sz w:val="32"/>
-          <w:szCs w:val="32"/>
-        </w:rPr>
-        <w:t>making money</w:t>
-      </w:r>
-      <w:r>
-        <w:rPr>
-          <w:rFonts w:ascii="Times New Roman" w:hAnsi="Times New Roman" w:cs="Times New Roman"/>
-          <w:color w:val="0D0D0D" w:themeColor="text1" w:themeTint="F2"/>
-          <w:sz w:val="32"/>
-          <w:szCs w:val="32"/>
-        </w:rPr>
-        <w:t xml:space="preserve">, but it’s also about </w:t>
-      </w:r>
-      <w:r>
-        <w:rPr>
-          <w:rFonts w:ascii="Times New Roman" w:hAnsi="Times New Roman" w:cs="Times New Roman"/>
-          <w:b/>
-          <w:bCs/>
-          <w:color w:val="0D0D0D" w:themeColor="text1" w:themeTint="F2"/>
-          <w:sz w:val="32"/>
-          <w:szCs w:val="32"/>
-        </w:rPr>
-        <w:t>why customers would pay for your product and what value they get from it</w:t>
-      </w:r>
-      <w:r>
-        <w:rPr>
-          <w:rFonts w:ascii="Times New Roman" w:hAnsi="Times New Roman" w:cs="Times New Roman"/>
-          <w:color w:val="0D0D0D" w:themeColor="text1" w:themeTint="F2"/>
-          <w:sz w:val="32"/>
-          <w:szCs w:val="32"/>
-        </w:rPr>
-        <w:t xml:space="preserve">—this is where the </w:t>
-      </w:r>
-      <w:r>
-        <w:rPr>
-          <w:rFonts w:ascii="Times New Roman" w:hAnsi="Times New Roman" w:cs="Times New Roman"/>
-          <w:b/>
-          <w:bCs/>
-          <w:color w:val="0D0D0D" w:themeColor="text1" w:themeTint="F2"/>
-          <w:sz w:val="32"/>
-          <w:szCs w:val="32"/>
-        </w:rPr>
-        <w:t>Customer Value Proposition (CVP)</w:t>
-      </w:r>
-      <w:r>
-        <w:rPr>
-          <w:rFonts w:ascii="Times New Roman" w:hAnsi="Times New Roman" w:cs="Times New Roman"/>
-          <w:color w:val="0D0D0D" w:themeColor="text1" w:themeTint="F2"/>
-          <w:sz w:val="32"/>
-          <w:szCs w:val="32"/>
-        </w:rPr>
-        <w:t xml:space="preserve"> comes in</w:t>
-      </w:r>
-      <w:r>
-        <w:rPr>
-          <w:rFonts w:ascii="Times New Roman" w:hAnsi="Times New Roman" w:cs="Times New Roman"/>
-          <w:color w:val="0D0D0D" w:themeColor="text1" w:themeTint="F2"/>
           <w:sz w:val="40"/>
           <w:szCs w:val="40"/>
         </w:rPr>
+      </w:pPr>
+      <w:r>
+        <w:rPr>
+          <w:rFonts w:ascii="Times New Roman" w:hAnsi="Times New Roman" w:cs="Times New Roman"/>
+          <w:color w:val="0D0D0D" w:themeColor="text1" w:themeTint="F2"/>
+          <w:sz w:val="32"/>
+          <w:szCs w:val="32"/>
+        </w:rPr>
+        <w:t xml:space="preserve">Many people think a business model is just about </w:t>
+      </w:r>
+      <w:r>
+        <w:rPr>
+          <w:rFonts w:ascii="Times New Roman" w:hAnsi="Times New Roman" w:cs="Times New Roman"/>
+          <w:b/>
+          <w:bCs/>
+          <w:color w:val="0D0D0D" w:themeColor="text1" w:themeTint="F2"/>
+          <w:sz w:val="32"/>
+          <w:szCs w:val="32"/>
+        </w:rPr>
+        <w:t>making money</w:t>
+      </w:r>
+      <w:r>
+        <w:rPr>
+          <w:rFonts w:ascii="Times New Roman" w:hAnsi="Times New Roman" w:cs="Times New Roman"/>
+          <w:color w:val="0D0D0D" w:themeColor="text1" w:themeTint="F2"/>
+          <w:sz w:val="32"/>
+          <w:szCs w:val="32"/>
+        </w:rPr>
+        <w:t xml:space="preserve">, but it’s also about </w:t>
+      </w:r>
+      <w:r>
+        <w:rPr>
+          <w:rFonts w:ascii="Times New Roman" w:hAnsi="Times New Roman" w:cs="Times New Roman"/>
+          <w:b/>
+          <w:bCs/>
+          <w:color w:val="0D0D0D" w:themeColor="text1" w:themeTint="F2"/>
+          <w:sz w:val="32"/>
+          <w:szCs w:val="32"/>
+        </w:rPr>
+        <w:t>why customers would pay for your product and what value they get from it</w:t>
+      </w:r>
+      <w:r>
+        <w:rPr>
+          <w:rFonts w:ascii="Times New Roman" w:hAnsi="Times New Roman" w:cs="Times New Roman"/>
+          <w:color w:val="0D0D0D" w:themeColor="text1" w:themeTint="F2"/>
+          <w:sz w:val="32"/>
+          <w:szCs w:val="32"/>
+        </w:rPr>
+        <w:t xml:space="preserve">—this is where the </w:t>
+      </w:r>
+      <w:r>
+        <w:rPr>
+          <w:rFonts w:ascii="Times New Roman" w:hAnsi="Times New Roman" w:cs="Times New Roman"/>
+          <w:b/>
+          <w:bCs/>
+          <w:color w:val="0D0D0D" w:themeColor="text1" w:themeTint="F2"/>
+          <w:sz w:val="32"/>
+          <w:szCs w:val="32"/>
+        </w:rPr>
+        <w:t>Customer Value Proposition (CVP)</w:t>
+      </w:r>
+      <w:r>
+        <w:rPr>
+          <w:rFonts w:ascii="Times New Roman" w:hAnsi="Times New Roman" w:cs="Times New Roman"/>
+          <w:color w:val="0D0D0D" w:themeColor="text1" w:themeTint="F2"/>
+          <w:sz w:val="32"/>
+          <w:szCs w:val="32"/>
+        </w:rPr>
+        <w:t xml:space="preserve"> comes in</w:t>
+      </w:r>
+      <w:r>
+        <w:rPr>
+          <w:rFonts w:ascii="Times New Roman" w:hAnsi="Times New Roman" w:cs="Times New Roman"/>
+          <w:color w:val="0D0D0D" w:themeColor="text1" w:themeTint="F2"/>
+          <w:sz w:val="40"/>
+          <w:szCs w:val="40"/>
+        </w:rPr>
         <w:t>.</w:t>
       </w:r>
     </w:p>
     <w:p>
       <w:pPr>
+        <w:jc w:val="center"/>
+        <w:rPr>
+          <w:rFonts w:ascii="Times New Roman" w:hAnsi="Times New Roman" w:cs="Times New Roman"/>
+          <w:color w:val="365F91" w:themeColor="accent1" w:themeShade="BF"/>
+          <w:sz w:val="40"/>
+          <w:szCs w:val="40"/>
+        </w:rPr>
+      </w:pPr>
+      <w:r>
+        <w:rPr>
+          <w:rFonts w:ascii="Times New Roman" w:hAnsi="Times New Roman" w:cs="Times New Roman"/>
+          <w:b/>
+          <w:bCs/>
+          <w:color w:val="365F91" w:themeColor="accent1" w:themeShade="BF"/>
+          <w:sz w:val="32"/>
+          <w:szCs w:val="32"/>
+        </w:rPr>
+        <w:t>Business Model Canvas (BMC)</w:t>
+      </w:r>
+    </w:p>
+    <w:p>
+      <w:pPr>
+        <w:rPr>
+          <w:rFonts w:ascii="Times New Roman" w:hAnsi="Times New Roman" w:cs="Times New Roman"/>
+          <w:b/>
+          <w:bCs/>
+          <w:color w:val="0D0D0D" w:themeColor="text1" w:themeTint="F2"/>
+          <w:sz w:val="32"/>
+          <w:szCs w:val="32"/>
+        </w:rPr>
+      </w:pPr>
+      <w:r>
+        <w:rPr>
+          <w:rFonts w:ascii="Times New Roman" w:hAnsi="Times New Roman" w:cs="Times New Roman"/>
+          <w:b/>
+          <w:bCs/>
+          <w:color w:val="0D0D0D" w:themeColor="text1" w:themeTint="F2"/>
+          <w:sz w:val="32"/>
+          <w:szCs w:val="32"/>
+        </w:rPr>
+        <w:t xml:space="preserve">Business Model Canvas (BMC) </w:t>
+      </w:r>
+    </w:p>
+    <w:p>
+      <w:pPr>
+        <w:rPr>
+          <w:rFonts w:ascii="Times New Roman" w:hAnsi="Times New Roman" w:cs="Times New Roman"/>
+          <w:color w:val="0D0D0D" w:themeColor="text1" w:themeTint="F2"/>
+          <w:sz w:val="32"/>
+          <w:szCs w:val="32"/>
+        </w:rPr>
+      </w:pPr>
+      <w:r>
+        <w:rPr>
+          <w:rFonts w:ascii="Times New Roman" w:hAnsi="Times New Roman" w:cs="Times New Roman"/>
+          <w:color w:val="0D0D0D" w:themeColor="text1" w:themeTint="F2"/>
+          <w:sz w:val="32"/>
+          <w:szCs w:val="32"/>
+        </w:rPr>
+        <w:t xml:space="preserve">The </w:t>
+      </w:r>
+      <w:r>
+        <w:rPr>
+          <w:rFonts w:ascii="Times New Roman" w:hAnsi="Times New Roman" w:cs="Times New Roman"/>
+          <w:b/>
+          <w:bCs/>
+          <w:color w:val="0D0D0D" w:themeColor="text1" w:themeTint="F2"/>
+          <w:sz w:val="32"/>
+          <w:szCs w:val="32"/>
+        </w:rPr>
+        <w:t>Business Model Canvas</w:t>
+      </w:r>
+      <w:r>
+        <w:rPr>
+          <w:rFonts w:ascii="Times New Roman" w:hAnsi="Times New Roman" w:cs="Times New Roman"/>
+          <w:color w:val="0D0D0D" w:themeColor="text1" w:themeTint="F2"/>
+          <w:sz w:val="32"/>
+          <w:szCs w:val="32"/>
+        </w:rPr>
+        <w:t xml:space="preserve"> is a simple one-page visual tool that helps you understand and plan how a business works. It breaks down a business into </w:t>
+      </w:r>
+      <w:r>
+        <w:rPr>
+          <w:rFonts w:ascii="Times New Roman" w:hAnsi="Times New Roman" w:cs="Times New Roman"/>
+          <w:b/>
+          <w:bCs/>
+          <w:color w:val="0D0D0D" w:themeColor="text1" w:themeTint="F2"/>
+          <w:sz w:val="32"/>
+          <w:szCs w:val="32"/>
+        </w:rPr>
+        <w:t>9 key parts</w:t>
+      </w:r>
+      <w:r>
+        <w:rPr>
+          <w:rFonts w:ascii="Times New Roman" w:hAnsi="Times New Roman" w:cs="Times New Roman"/>
+          <w:color w:val="0D0D0D" w:themeColor="text1" w:themeTint="F2"/>
+          <w:sz w:val="32"/>
+          <w:szCs w:val="32"/>
+        </w:rPr>
+        <w:t xml:space="preserve"> so you can see how everything fits together. It was created by Alexander Osterwalder in 2008.</w:t>
+      </w:r>
+    </w:p>
+    <w:p>
+      <w:pPr>
+        <w:pStyle w:val="ListParagraph"/>
+        <w:numPr>
+          <w:ilvl w:val="0"/>
+          <w:numId w:val="140"/>
+        </w:numPr>
+        <w:rPr>
+          <w:rFonts w:ascii="Times New Roman" w:hAnsi="Times New Roman" w:cs="Times New Roman"/>
+          <w:color w:val="0D0D0D" w:themeColor="text1" w:themeTint="F2"/>
+          <w:sz w:val="32"/>
+          <w:szCs w:val="32"/>
+        </w:rPr>
+      </w:pPr>
+      <w:r>
+        <w:rPr>
+          <w:rFonts w:ascii="Times New Roman" w:hAnsi="Times New Roman" w:cs="Times New Roman"/>
+          <w:color w:val="0D0D0D" w:themeColor="text1" w:themeTint="F2"/>
+          <w:sz w:val="32"/>
+          <w:szCs w:val="32"/>
+        </w:rPr>
+        <w:t>The offering constitutes the (1) value proposition.</w:t>
+      </w:r>
+    </w:p>
+    <w:p>
+      <w:pPr>
+        <w:pStyle w:val="ListParagraph"/>
+        <w:numPr>
+          <w:ilvl w:val="0"/>
+          <w:numId w:val="140"/>
+        </w:numPr>
+        <w:rPr>
+          <w:rFonts w:ascii="Times New Roman" w:hAnsi="Times New Roman" w:cs="Times New Roman"/>
+          <w:color w:val="0D0D0D" w:themeColor="text1" w:themeTint="F2"/>
+          <w:sz w:val="32"/>
+          <w:szCs w:val="32"/>
+        </w:rPr>
+      </w:pPr>
+      <w:r>
+        <w:rPr>
+          <w:rFonts w:ascii="Times New Roman" w:hAnsi="Times New Roman" w:cs="Times New Roman"/>
+          <w:color w:val="0D0D0D" w:themeColor="text1" w:themeTint="F2"/>
+          <w:sz w:val="32"/>
+          <w:szCs w:val="32"/>
+        </w:rPr>
+        <w:t>Customers relate to (2) customer segments, (3) channels, and (4)</w:t>
+      </w:r>
+      <w:r>
+        <w:rPr>
+          <w:rFonts w:ascii="Times New Roman" w:hAnsi="Times New Roman" w:cs="Times New Roman"/>
+          <w:color w:val="0D0D0D" w:themeColor="text1" w:themeTint="F2"/>
+          <w:sz w:val="32"/>
+          <w:szCs w:val="32"/>
+        </w:rPr>
+        <w:t xml:space="preserve"> </w:t>
+      </w:r>
+      <w:r>
+        <w:rPr>
+          <w:rFonts w:ascii="Times New Roman" w:hAnsi="Times New Roman" w:cs="Times New Roman"/>
+          <w:color w:val="0D0D0D" w:themeColor="text1" w:themeTint="F2"/>
+          <w:sz w:val="32"/>
+          <w:szCs w:val="32"/>
+        </w:rPr>
+        <w:t>customer relationships.</w:t>
+      </w:r>
+    </w:p>
+    <w:p>
+      <w:pPr>
+        <w:pStyle w:val="ListParagraph"/>
+        <w:numPr>
+          <w:ilvl w:val="0"/>
+          <w:numId w:val="140"/>
+        </w:numPr>
+        <w:rPr>
+          <w:rFonts w:ascii="Times New Roman" w:hAnsi="Times New Roman" w:cs="Times New Roman"/>
+          <w:color w:val="0D0D0D" w:themeColor="text1" w:themeTint="F2"/>
+          <w:sz w:val="32"/>
+          <w:szCs w:val="32"/>
+        </w:rPr>
+      </w:pPr>
+      <w:r>
+        <w:rPr>
+          <w:rFonts w:ascii="Times New Roman" w:hAnsi="Times New Roman" w:cs="Times New Roman"/>
+          <w:color w:val="0D0D0D" w:themeColor="text1" w:themeTint="F2"/>
+          <w:sz w:val="32"/>
+          <w:szCs w:val="32"/>
+        </w:rPr>
+        <w:t>Infrastructure includes (5) key activities, (6) key resources, and (7) key</w:t>
+      </w:r>
+      <w:r>
+        <w:rPr>
+          <w:rFonts w:ascii="Times New Roman" w:hAnsi="Times New Roman" w:cs="Times New Roman"/>
+          <w:color w:val="0D0D0D" w:themeColor="text1" w:themeTint="F2"/>
+          <w:sz w:val="32"/>
+          <w:szCs w:val="32"/>
+        </w:rPr>
+        <w:t xml:space="preserve"> </w:t>
+      </w:r>
+      <w:r>
+        <w:rPr>
+          <w:rFonts w:ascii="Times New Roman" w:hAnsi="Times New Roman" w:cs="Times New Roman"/>
+          <w:color w:val="0D0D0D" w:themeColor="text1" w:themeTint="F2"/>
+          <w:sz w:val="32"/>
+          <w:szCs w:val="32"/>
+        </w:rPr>
+        <w:t>partners.</w:t>
+      </w:r>
+    </w:p>
+    <w:p>
+      <w:pPr>
+        <w:pStyle w:val="ListParagraph"/>
+        <w:numPr>
+          <w:ilvl w:val="0"/>
+          <w:numId w:val="140"/>
+        </w:numPr>
+        <w:rPr>
+          <w:rFonts w:ascii="Times New Roman" w:hAnsi="Times New Roman" w:cs="Times New Roman"/>
+          <w:color w:val="0D0D0D" w:themeColor="text1" w:themeTint="F2"/>
+          <w:sz w:val="32"/>
+          <w:szCs w:val="32"/>
+        </w:rPr>
+      </w:pPr>
+      <w:r>
+        <w:rPr>
+          <w:rFonts w:ascii="Times New Roman" w:hAnsi="Times New Roman" w:cs="Times New Roman"/>
+          <w:color w:val="0D0D0D" w:themeColor="text1" w:themeTint="F2"/>
+          <w:sz w:val="32"/>
+          <w:szCs w:val="32"/>
+        </w:rPr>
+        <w:t>Financial viability includes (8) cost structure and (9) revenue stream</w:t>
+      </w:r>
+    </w:p>
+    <w:p>
+      <w:pPr>
+        <w:rPr>
+          <w:rFonts w:ascii="Times New Roman" w:hAnsi="Times New Roman" w:cs="Times New Roman"/>
+          <w:b/>
+          <w:bCs/>
+          <w:color w:val="0D0D0D" w:themeColor="text1" w:themeTint="F2"/>
+          <w:sz w:val="32"/>
+          <w:szCs w:val="32"/>
+        </w:rPr>
+      </w:pPr>
+    </w:p>
+    <w:p>
+      <w:pPr>
+        <w:rPr>
+          <w:rFonts w:ascii="Times New Roman" w:hAnsi="Times New Roman" w:cs="Times New Roman"/>
+          <w:b/>
+          <w:bCs/>
+          <w:color w:val="0D0D0D" w:themeColor="text1" w:themeTint="F2"/>
+          <w:sz w:val="32"/>
+          <w:szCs w:val="32"/>
+        </w:rPr>
+      </w:pPr>
+      <w:r>
+        <w:rPr>
+          <w:rFonts w:ascii="Times New Roman" w:hAnsi="Times New Roman" w:cs="Times New Roman"/>
+          <w:b/>
+          <w:bCs/>
+          <w:color w:val="0D0D0D" w:themeColor="text1" w:themeTint="F2"/>
+          <w:sz w:val="32"/>
+          <w:szCs w:val="32"/>
+        </w:rPr>
+        <w:lastRenderedPageBreak/>
+        <w:t xml:space="preserve">The 9 Parts of the Business Model Canvas (BMC) </w:t>
+      </w:r>
+    </w:p>
+    <w:p>
+      <w:pPr>
+        <w:rPr>
+          <w:rFonts w:ascii="Times New Roman" w:hAnsi="Times New Roman" w:cs="Times New Roman"/>
+          <w:b/>
+          <w:bCs/>
+          <w:color w:val="0D0D0D" w:themeColor="text1" w:themeTint="F2"/>
+          <w:sz w:val="32"/>
+          <w:szCs w:val="32"/>
+        </w:rPr>
+      </w:pPr>
+      <w:r>
+        <w:rPr>
+          <w:rFonts w:ascii="Times New Roman" w:hAnsi="Times New Roman" w:cs="Times New Roman"/>
+          <w:b/>
+          <w:bCs/>
+          <w:color w:val="0D0D0D" w:themeColor="text1" w:themeTint="F2"/>
+          <w:sz w:val="32"/>
+          <w:szCs w:val="32"/>
+        </w:rPr>
+        <w:t xml:space="preserve">1. </w:t>
+      </w:r>
+      <w:r>
+        <w:rPr>
+          <w:rFonts w:ascii="Times New Roman" w:hAnsi="Times New Roman" w:cs="Times New Roman"/>
+          <w:b/>
+          <w:bCs/>
+          <w:color w:val="0D0D0D" w:themeColor="text1" w:themeTint="F2"/>
+          <w:sz w:val="32"/>
+          <w:szCs w:val="32"/>
+        </w:rPr>
+        <w:t>Customer Value Proposition (CVP</w:t>
+      </w:r>
+      <w:r>
+        <w:rPr>
+          <w:rFonts w:ascii="Times New Roman" w:hAnsi="Times New Roman" w:cs="Times New Roman"/>
+          <w:b/>
+          <w:bCs/>
+          <w:color w:val="0D0D0D" w:themeColor="text1" w:themeTint="F2"/>
+          <w:sz w:val="32"/>
+          <w:szCs w:val="32"/>
+        </w:rPr>
+        <w:t xml:space="preserve">): </w:t>
+      </w:r>
+      <w:r>
+        <w:rPr>
+          <w:rFonts w:ascii="Times New Roman" w:hAnsi="Times New Roman" w:cs="Times New Roman"/>
+          <w:b/>
+          <w:bCs/>
+          <w:color w:val="0D0D0D" w:themeColor="text1" w:themeTint="F2"/>
+          <w:sz w:val="32"/>
+          <w:szCs w:val="32"/>
+        </w:rPr>
+        <w:t>What value do you give customers?</w:t>
+      </w:r>
+    </w:p>
+    <w:p>
+      <w:pPr>
+        <w:rPr>
+          <w:rFonts w:ascii="Times New Roman" w:hAnsi="Times New Roman" w:cs="Times New Roman"/>
+          <w:color w:val="0D0D0D" w:themeColor="text1" w:themeTint="F2"/>
+          <w:sz w:val="32"/>
+          <w:szCs w:val="32"/>
+        </w:rPr>
+      </w:pPr>
+      <w:r>
+        <w:rPr>
+          <w:rFonts w:ascii="Times New Roman" w:hAnsi="Times New Roman" w:cs="Times New Roman"/>
+          <w:color w:val="0D0D0D" w:themeColor="text1" w:themeTint="F2"/>
+          <w:sz w:val="32"/>
+          <w:szCs w:val="32"/>
+        </w:rPr>
+        <w:t>This means what problem you solve or what need you fulfill.</w:t>
+      </w:r>
+      <w:r>
+        <w:rPr>
+          <w:rFonts w:ascii="Times New Roman" w:hAnsi="Times New Roman" w:cs="Times New Roman"/>
+          <w:color w:val="0D0D0D" w:themeColor="text1" w:themeTint="F2"/>
+          <w:sz w:val="32"/>
+          <w:szCs w:val="32"/>
+        </w:rPr>
+        <w:t xml:space="preserve"> T</w:t>
+      </w:r>
+      <w:r>
+        <w:rPr>
+          <w:rFonts w:ascii="Times New Roman" w:hAnsi="Times New Roman" w:cs="Times New Roman"/>
+          <w:color w:val="0D0D0D" w:themeColor="text1" w:themeTint="F2"/>
+          <w:sz w:val="32"/>
+          <w:szCs w:val="32"/>
+        </w:rPr>
+        <w:t xml:space="preserve">he </w:t>
+      </w:r>
+      <w:r>
+        <w:rPr>
+          <w:rFonts w:ascii="Times New Roman" w:hAnsi="Times New Roman" w:cs="Times New Roman"/>
+          <w:b/>
+          <w:bCs/>
+          <w:color w:val="0D0D0D" w:themeColor="text1" w:themeTint="F2"/>
+          <w:sz w:val="32"/>
+          <w:szCs w:val="32"/>
+        </w:rPr>
+        <w:t>Customer Value Proposition (CVP)</w:t>
+      </w:r>
+      <w:r>
+        <w:rPr>
+          <w:rFonts w:ascii="Times New Roman" w:hAnsi="Times New Roman" w:cs="Times New Roman"/>
+          <w:color w:val="0D0D0D" w:themeColor="text1" w:themeTint="F2"/>
+          <w:sz w:val="32"/>
+          <w:szCs w:val="32"/>
+        </w:rPr>
+        <w:t xml:space="preserve"> </w:t>
+      </w:r>
+      <w:r>
+        <w:rPr>
+          <w:rFonts w:ascii="Times New Roman" w:hAnsi="Times New Roman" w:cs="Times New Roman"/>
+          <w:color w:val="0D0D0D" w:themeColor="text1" w:themeTint="F2"/>
+          <w:sz w:val="32"/>
+          <w:szCs w:val="32"/>
+        </w:rPr>
+        <w:t>describes exactly what your business offers and why customers should choose you.</w:t>
+      </w:r>
+      <w:r>
+        <w:rPr>
+          <w:rFonts w:ascii="Times New Roman" w:hAnsi="Times New Roman" w:cs="Times New Roman"/>
+          <w:color w:val="0D0D0D" w:themeColor="text1" w:themeTint="F2"/>
+          <w:sz w:val="32"/>
+          <w:szCs w:val="32"/>
+        </w:rPr>
+        <w:t xml:space="preserve"> </w:t>
+      </w:r>
+      <w:r>
+        <w:rPr>
+          <w:rFonts w:ascii="Times New Roman" w:hAnsi="Times New Roman" w:cs="Times New Roman"/>
+          <w:color w:val="0D0D0D" w:themeColor="text1" w:themeTint="F2"/>
+          <w:sz w:val="32"/>
+          <w:szCs w:val="32"/>
+        </w:rPr>
+        <w:t xml:space="preserve">For example, </w:t>
+      </w:r>
+      <w:r>
+        <w:rPr>
+          <w:rFonts w:ascii="Times New Roman" w:hAnsi="Times New Roman" w:cs="Times New Roman"/>
+          <w:color w:val="0D0D0D" w:themeColor="text1" w:themeTint="F2"/>
+          <w:sz w:val="32"/>
+          <w:szCs w:val="32"/>
+        </w:rPr>
+        <w:t xml:space="preserve">our business idea </w:t>
+      </w:r>
+      <w:r>
+        <w:rPr>
+          <w:rFonts w:ascii="Times New Roman" w:hAnsi="Times New Roman" w:cs="Times New Roman"/>
+          <w:color w:val="0D0D0D" w:themeColor="text1" w:themeTint="F2"/>
+          <w:sz w:val="32"/>
+          <w:szCs w:val="32"/>
+        </w:rPr>
+        <w:t>Synapse VR provides safe, risk-free healthcare training and therapy through VR. It offers realistic and interactive learning for students and inclusive VR experiences for disabled individuals to explore activities.</w:t>
+      </w:r>
+    </w:p>
+    <w:p>
+      <w:pPr>
+        <w:rPr>
+          <w:rFonts w:ascii="Times New Roman" w:hAnsi="Times New Roman" w:cs="Times New Roman"/>
+          <w:b/>
+          <w:bCs/>
+          <w:color w:val="0D0D0D" w:themeColor="text1" w:themeTint="F2"/>
+          <w:sz w:val="32"/>
+          <w:szCs w:val="32"/>
+        </w:rPr>
+      </w:pPr>
+      <w:r>
+        <w:rPr>
+          <w:rFonts w:ascii="Times New Roman" w:hAnsi="Times New Roman" w:cs="Times New Roman"/>
+          <w:b/>
+          <w:bCs/>
+          <w:color w:val="0D0D0D" w:themeColor="text1" w:themeTint="F2"/>
+          <w:sz w:val="32"/>
+          <w:szCs w:val="32"/>
+        </w:rPr>
+        <w:t>2. Customer Segments</w:t>
+      </w:r>
+      <w:r>
+        <w:rPr>
+          <w:rFonts w:ascii="Times New Roman" w:hAnsi="Times New Roman" w:cs="Times New Roman"/>
+          <w:b/>
+          <w:bCs/>
+          <w:color w:val="0D0D0D" w:themeColor="text1" w:themeTint="F2"/>
+          <w:sz w:val="32"/>
+          <w:szCs w:val="32"/>
+        </w:rPr>
+        <w:t xml:space="preserve">: </w:t>
+      </w:r>
+      <w:r>
+        <w:rPr>
+          <w:rFonts w:ascii="Times New Roman" w:hAnsi="Times New Roman" w:cs="Times New Roman"/>
+          <w:b/>
+          <w:bCs/>
+          <w:color w:val="0D0D0D" w:themeColor="text1" w:themeTint="F2"/>
+          <w:sz w:val="32"/>
+          <w:szCs w:val="32"/>
+        </w:rPr>
+        <w:t>Who are your customers?</w:t>
+      </w:r>
+    </w:p>
+    <w:p>
+      <w:pPr>
+        <w:rPr>
+          <w:rFonts w:ascii="Times New Roman" w:hAnsi="Times New Roman" w:cs="Times New Roman"/>
+          <w:color w:val="0D0D0D" w:themeColor="text1" w:themeTint="F2"/>
+          <w:sz w:val="32"/>
+          <w:szCs w:val="32"/>
+        </w:rPr>
+      </w:pPr>
+      <w:r>
+        <w:rPr>
+          <w:rFonts w:ascii="Times New Roman" w:hAnsi="Times New Roman" w:cs="Times New Roman"/>
+          <w:color w:val="0D0D0D" w:themeColor="text1" w:themeTint="F2"/>
+          <w:sz w:val="32"/>
+          <w:szCs w:val="32"/>
+        </w:rPr>
+        <w:t>These are the different groups of people or businesses your company wants to serve. Each segment may have different needs, behaviors, or ways of buying. Identifying segments helps you focus on the right customers.</w:t>
+      </w:r>
+      <w:r>
+        <w:rPr>
+          <w:rFonts w:ascii="Times New Roman" w:hAnsi="Times New Roman" w:cs="Times New Roman"/>
+          <w:color w:val="0D0D0D" w:themeColor="text1" w:themeTint="F2"/>
+          <w:sz w:val="32"/>
+          <w:szCs w:val="32"/>
+        </w:rPr>
+        <w:t xml:space="preserve"> </w:t>
+      </w:r>
+      <w:r>
+        <w:rPr>
+          <w:rFonts w:ascii="Times New Roman" w:hAnsi="Times New Roman" w:cs="Times New Roman"/>
+          <w:b/>
+          <w:bCs/>
+          <w:color w:val="0D0D0D" w:themeColor="text1" w:themeTint="F2"/>
+          <w:sz w:val="32"/>
+          <w:szCs w:val="32"/>
+        </w:rPr>
+        <w:t>For example,</w:t>
+      </w:r>
+      <w:r>
+        <w:rPr>
+          <w:rFonts w:ascii="Times New Roman" w:hAnsi="Times New Roman" w:cs="Times New Roman"/>
+          <w:color w:val="0D0D0D" w:themeColor="text1" w:themeTint="F2"/>
+          <w:sz w:val="32"/>
+          <w:szCs w:val="32"/>
+        </w:rPr>
+        <w:t xml:space="preserve"> </w:t>
+      </w:r>
+      <w:r>
+        <w:rPr>
+          <w:rFonts w:ascii="Times New Roman" w:hAnsi="Times New Roman" w:cs="Times New Roman"/>
+          <w:color w:val="0D0D0D" w:themeColor="text1" w:themeTint="F2"/>
+          <w:sz w:val="32"/>
+          <w:szCs w:val="32"/>
+        </w:rPr>
+        <w:t xml:space="preserve">For Synapse VR </w:t>
+      </w:r>
+      <w:r>
+        <w:rPr>
+          <w:rFonts w:ascii="Times New Roman" w:hAnsi="Times New Roman" w:cs="Times New Roman"/>
+          <w:color w:val="0D0D0D" w:themeColor="text1" w:themeTint="F2"/>
+          <w:sz w:val="32"/>
+          <w:szCs w:val="32"/>
+        </w:rPr>
+        <w:t>o</w:t>
+      </w:r>
+      <w:r>
+        <w:rPr>
+          <w:rFonts w:ascii="Times New Roman" w:hAnsi="Times New Roman" w:cs="Times New Roman"/>
+          <w:color w:val="0D0D0D" w:themeColor="text1" w:themeTint="F2"/>
+          <w:sz w:val="32"/>
+          <w:szCs w:val="32"/>
+        </w:rPr>
+        <w:t>ur customers include hospitals &amp; medical schools, surgeons, healthcare training institutes, disability support organizations, psychologists &amp; therapists, and rehabilitation centers.</w:t>
+      </w:r>
+    </w:p>
+    <w:p>
+      <w:pPr>
+        <w:rPr>
+          <w:rFonts w:ascii="Times New Roman" w:hAnsi="Times New Roman" w:cs="Times New Roman"/>
+          <w:b/>
+          <w:bCs/>
+          <w:color w:val="0D0D0D" w:themeColor="text1" w:themeTint="F2"/>
+          <w:sz w:val="32"/>
+          <w:szCs w:val="32"/>
+        </w:rPr>
+      </w:pPr>
+      <w:r>
+        <w:rPr>
+          <w:rFonts w:ascii="Times New Roman" w:hAnsi="Times New Roman" w:cs="Times New Roman"/>
+          <w:b/>
+          <w:bCs/>
+          <w:color w:val="0D0D0D" w:themeColor="text1" w:themeTint="F2"/>
+          <w:sz w:val="32"/>
+          <w:szCs w:val="32"/>
+        </w:rPr>
+        <w:t xml:space="preserve">3. </w:t>
+      </w:r>
+      <w:r>
+        <w:rPr>
+          <w:rFonts w:ascii="Times New Roman" w:hAnsi="Times New Roman" w:cs="Times New Roman"/>
+          <w:b/>
+          <w:bCs/>
+          <w:color w:val="0D0D0D" w:themeColor="text1" w:themeTint="F2"/>
+          <w:sz w:val="32"/>
+          <w:szCs w:val="32"/>
+        </w:rPr>
+        <w:t>Channels</w:t>
+      </w:r>
+      <w:r>
+        <w:rPr>
+          <w:rFonts w:ascii="Times New Roman" w:hAnsi="Times New Roman" w:cs="Times New Roman"/>
+          <w:b/>
+          <w:bCs/>
+          <w:color w:val="0D0D0D" w:themeColor="text1" w:themeTint="F2"/>
+          <w:sz w:val="32"/>
+          <w:szCs w:val="32"/>
+        </w:rPr>
+        <w:t xml:space="preserve">: </w:t>
+      </w:r>
+      <w:r>
+        <w:rPr>
+          <w:rFonts w:ascii="Times New Roman" w:hAnsi="Times New Roman" w:cs="Times New Roman"/>
+          <w:b/>
+          <w:bCs/>
+          <w:color w:val="0D0D0D" w:themeColor="text1" w:themeTint="F2"/>
+          <w:sz w:val="32"/>
+          <w:szCs w:val="32"/>
+        </w:rPr>
+        <w:t>How do you reach your customers?</w:t>
+      </w:r>
+    </w:p>
+    <w:p>
+      <w:pPr>
+        <w:rPr>
+          <w:rFonts w:ascii="Times New Roman" w:hAnsi="Times New Roman" w:cs="Times New Roman"/>
+          <w:color w:val="0D0D0D" w:themeColor="text1" w:themeTint="F2"/>
+          <w:sz w:val="32"/>
+          <w:szCs w:val="32"/>
+        </w:rPr>
+      </w:pPr>
+      <w:r>
+        <w:rPr>
+          <w:rFonts w:ascii="Times New Roman" w:hAnsi="Times New Roman" w:cs="Times New Roman"/>
+          <w:color w:val="0D0D0D" w:themeColor="text1" w:themeTint="F2"/>
+          <w:sz w:val="32"/>
+          <w:szCs w:val="32"/>
+        </w:rPr>
+        <w:t xml:space="preserve">Channels describe </w:t>
+      </w:r>
+      <w:r>
+        <w:rPr>
+          <w:rFonts w:ascii="Times New Roman" w:hAnsi="Times New Roman" w:cs="Times New Roman"/>
+          <w:b/>
+          <w:bCs/>
+          <w:color w:val="0D0D0D" w:themeColor="text1" w:themeTint="F2"/>
+          <w:sz w:val="32"/>
+          <w:szCs w:val="32"/>
+        </w:rPr>
+        <w:t>how your company communicates with and delivers products or services to customers</w:t>
+      </w:r>
+      <w:r>
+        <w:rPr>
+          <w:rFonts w:ascii="Times New Roman" w:hAnsi="Times New Roman" w:cs="Times New Roman"/>
+          <w:color w:val="0D0D0D" w:themeColor="text1" w:themeTint="F2"/>
+          <w:sz w:val="32"/>
+          <w:szCs w:val="32"/>
+        </w:rPr>
+        <w:t>. This can include physical stores, websites, delivery services, or marketing through social media.</w:t>
+      </w:r>
+      <w:r>
+        <w:rPr>
+          <w:rFonts w:ascii="Times New Roman" w:hAnsi="Times New Roman" w:cs="Times New Roman"/>
+          <w:color w:val="0D0D0D" w:themeColor="text1" w:themeTint="F2"/>
+          <w:sz w:val="32"/>
+          <w:szCs w:val="32"/>
+        </w:rPr>
+        <w:t xml:space="preserve"> </w:t>
+      </w:r>
+      <w:r>
+        <w:rPr>
+          <w:rFonts w:ascii="Times New Roman" w:hAnsi="Times New Roman" w:cs="Times New Roman"/>
+          <w:b/>
+          <w:bCs/>
+          <w:color w:val="0D0D0D" w:themeColor="text1" w:themeTint="F2"/>
+          <w:sz w:val="32"/>
+          <w:szCs w:val="32"/>
+        </w:rPr>
+        <w:t>For example</w:t>
+      </w:r>
+      <w:r>
+        <w:rPr>
+          <w:rFonts w:ascii="Times New Roman" w:hAnsi="Times New Roman" w:cs="Times New Roman"/>
+          <w:color w:val="0D0D0D" w:themeColor="text1" w:themeTint="F2"/>
+          <w:sz w:val="32"/>
+          <w:szCs w:val="32"/>
+        </w:rPr>
+        <w:t xml:space="preserve">, </w:t>
+      </w:r>
+      <w:r>
+        <w:rPr>
+          <w:rFonts w:ascii="Times New Roman" w:hAnsi="Times New Roman" w:cs="Times New Roman"/>
+          <w:color w:val="0D0D0D" w:themeColor="text1" w:themeTint="F2"/>
+          <w:sz w:val="32"/>
+          <w:szCs w:val="32"/>
+        </w:rPr>
+        <w:t>w</w:t>
+      </w:r>
+      <w:r>
+        <w:rPr>
+          <w:rFonts w:ascii="Times New Roman" w:hAnsi="Times New Roman" w:cs="Times New Roman"/>
+          <w:color w:val="0D0D0D" w:themeColor="text1" w:themeTint="F2"/>
+          <w:sz w:val="32"/>
+          <w:szCs w:val="32"/>
+        </w:rPr>
+        <w:t>e reach our customers through social media and online communities, as well as tech expos and health conferences.</w:t>
+      </w:r>
+    </w:p>
+    <w:p>
+      <w:pPr>
+        <w:rPr>
+          <w:rFonts w:ascii="Times New Roman" w:hAnsi="Times New Roman" w:cs="Times New Roman"/>
+          <w:b/>
+          <w:bCs/>
+          <w:color w:val="0D0D0D" w:themeColor="text1" w:themeTint="F2"/>
+          <w:sz w:val="32"/>
+          <w:szCs w:val="32"/>
+        </w:rPr>
+      </w:pPr>
+    </w:p>
+    <w:p>
+      <w:pPr>
+        <w:rPr>
+          <w:rFonts w:ascii="Times New Roman" w:hAnsi="Times New Roman" w:cs="Times New Roman"/>
+          <w:b/>
+          <w:bCs/>
+          <w:color w:val="0D0D0D" w:themeColor="text1" w:themeTint="F2"/>
+          <w:sz w:val="32"/>
+          <w:szCs w:val="32"/>
+        </w:rPr>
+      </w:pPr>
+    </w:p>
+    <w:p>
+      <w:pPr>
+        <w:rPr>
+          <w:rFonts w:ascii="Times New Roman" w:hAnsi="Times New Roman" w:cs="Times New Roman"/>
+          <w:b/>
+          <w:bCs/>
+          <w:color w:val="0D0D0D" w:themeColor="text1" w:themeTint="F2"/>
+          <w:sz w:val="32"/>
+          <w:szCs w:val="32"/>
+        </w:rPr>
+      </w:pPr>
+      <w:r>
+        <w:rPr>
+          <w:rFonts w:ascii="Times New Roman" w:hAnsi="Times New Roman" w:cs="Times New Roman"/>
+          <w:b/>
+          <w:bCs/>
+          <w:color w:val="0D0D0D" w:themeColor="text1" w:themeTint="F2"/>
+          <w:sz w:val="32"/>
+          <w:szCs w:val="32"/>
+        </w:rPr>
+        <w:lastRenderedPageBreak/>
+        <w:t>4. Customer Relationships</w:t>
+      </w:r>
+      <w:r>
+        <w:rPr>
+          <w:rFonts w:ascii="Times New Roman" w:hAnsi="Times New Roman" w:cs="Times New Roman"/>
+          <w:b/>
+          <w:bCs/>
+          <w:color w:val="0D0D0D" w:themeColor="text1" w:themeTint="F2"/>
+          <w:sz w:val="32"/>
+          <w:szCs w:val="32"/>
+        </w:rPr>
+        <w:t xml:space="preserve">: </w:t>
+      </w:r>
+      <w:r>
+        <w:rPr>
+          <w:rFonts w:ascii="Times New Roman" w:hAnsi="Times New Roman" w:cs="Times New Roman"/>
+          <w:b/>
+          <w:bCs/>
+          <w:color w:val="0D0D0D" w:themeColor="text1" w:themeTint="F2"/>
+          <w:sz w:val="32"/>
+          <w:szCs w:val="32"/>
+        </w:rPr>
+        <w:t>How do you keep customers happy?</w:t>
+      </w:r>
+    </w:p>
+    <w:p>
+      <w:r>
+        <w:rPr>
+          <w:rFonts w:ascii="Times New Roman" w:hAnsi="Times New Roman" w:cs="Times New Roman"/>
+          <w:color w:val="0D0D0D" w:themeColor="text1" w:themeTint="F2"/>
+          <w:sz w:val="32"/>
+          <w:szCs w:val="32"/>
+        </w:rPr>
+        <w:t xml:space="preserve">This part focuses on </w:t>
+      </w:r>
+      <w:r>
+        <w:rPr>
+          <w:rFonts w:ascii="Times New Roman" w:hAnsi="Times New Roman" w:cs="Times New Roman"/>
+          <w:b/>
+          <w:bCs/>
+          <w:color w:val="0D0D0D" w:themeColor="text1" w:themeTint="F2"/>
+          <w:sz w:val="32"/>
+          <w:szCs w:val="32"/>
+        </w:rPr>
+        <w:t>how you interact with your customers and keep them coming back</w:t>
+      </w:r>
+      <w:r>
+        <w:rPr>
+          <w:rFonts w:ascii="Times New Roman" w:hAnsi="Times New Roman" w:cs="Times New Roman"/>
+          <w:color w:val="0D0D0D" w:themeColor="text1" w:themeTint="F2"/>
+          <w:sz w:val="32"/>
+          <w:szCs w:val="32"/>
+        </w:rPr>
+        <w:t>. It can involve personal support, automated services, loyalty programs, or building a community around your brand</w:t>
+      </w:r>
+      <w:r>
+        <w:rPr>
+          <w:rFonts w:ascii="Times New Roman" w:hAnsi="Times New Roman" w:cs="Times New Roman"/>
+          <w:color w:val="0D0D0D" w:themeColor="text1" w:themeTint="F2"/>
+          <w:sz w:val="32"/>
+          <w:szCs w:val="32"/>
+        </w:rPr>
+        <w:t xml:space="preserve">. </w:t>
+      </w:r>
+      <w:r>
+        <w:rPr>
+          <w:rFonts w:ascii="Times New Roman" w:hAnsi="Times New Roman" w:cs="Times New Roman"/>
+          <w:b/>
+          <w:bCs/>
+          <w:color w:val="0D0D0D" w:themeColor="text1" w:themeTint="F2"/>
+          <w:sz w:val="32"/>
+          <w:szCs w:val="32"/>
+        </w:rPr>
+        <w:t>For example,</w:t>
+      </w:r>
+      <w:r>
+        <w:rPr>
+          <w:rFonts w:ascii="Times New Roman" w:hAnsi="Times New Roman" w:cs="Times New Roman"/>
+          <w:color w:val="0D0D0D" w:themeColor="text1" w:themeTint="F2"/>
+          <w:sz w:val="32"/>
+          <w:szCs w:val="32"/>
+        </w:rPr>
+        <w:t xml:space="preserve"> </w:t>
+      </w:r>
+      <w:r>
+        <w:rPr>
+          <w:rFonts w:ascii="Times New Roman" w:hAnsi="Times New Roman" w:cs="Times New Roman"/>
+          <w:color w:val="0D0D0D" w:themeColor="text1" w:themeTint="F2"/>
+          <w:sz w:val="32"/>
+          <w:szCs w:val="32"/>
+        </w:rPr>
+        <w:t>w</w:t>
+      </w:r>
+      <w:r>
+        <w:rPr>
+          <w:rFonts w:ascii="Times New Roman" w:hAnsi="Times New Roman" w:cs="Times New Roman"/>
+          <w:color w:val="0D0D0D" w:themeColor="text1" w:themeTint="F2"/>
+          <w:sz w:val="32"/>
+          <w:szCs w:val="32"/>
+        </w:rPr>
+        <w:t>e'll keep customers happy by helping them whenever they have problems with our VR system and showing them how to use it best. We'll also build an online group where doctors and teachers can share ideas, and we'll listen to their suggestions to make our VR even better.</w:t>
+      </w:r>
+    </w:p>
+    <w:p>
+      <w:pPr>
+        <w:rPr>
+          <w:rFonts w:ascii="Times New Roman" w:hAnsi="Times New Roman" w:cs="Times New Roman"/>
+          <w:b/>
+          <w:bCs/>
+          <w:color w:val="0D0D0D" w:themeColor="text1" w:themeTint="F2"/>
+          <w:sz w:val="32"/>
+          <w:szCs w:val="32"/>
+        </w:rPr>
+      </w:pPr>
+      <w:r>
+        <w:rPr>
+          <w:rFonts w:ascii="Times New Roman" w:hAnsi="Times New Roman" w:cs="Times New Roman"/>
+          <w:b/>
+          <w:bCs/>
+          <w:color w:val="0D0D0D" w:themeColor="text1" w:themeTint="F2"/>
+          <w:sz w:val="32"/>
+          <w:szCs w:val="32"/>
+        </w:rPr>
+        <w:t>5. Key Activities</w:t>
+      </w:r>
+      <w:r>
+        <w:rPr>
+          <w:rFonts w:ascii="Times New Roman" w:hAnsi="Times New Roman" w:cs="Times New Roman"/>
+          <w:b/>
+          <w:bCs/>
+          <w:color w:val="0D0D0D" w:themeColor="text1" w:themeTint="F2"/>
+          <w:sz w:val="32"/>
+          <w:szCs w:val="32"/>
+        </w:rPr>
+        <w:t xml:space="preserve">: </w:t>
+      </w:r>
+      <w:r>
+        <w:rPr>
+          <w:rFonts w:ascii="Times New Roman" w:hAnsi="Times New Roman" w:cs="Times New Roman"/>
+          <w:b/>
+          <w:bCs/>
+          <w:color w:val="0D0D0D" w:themeColor="text1" w:themeTint="F2"/>
+          <w:sz w:val="32"/>
+          <w:szCs w:val="32"/>
+        </w:rPr>
+        <w:t>What important tasks do you do?</w:t>
+      </w:r>
+    </w:p>
+    <w:p>
+      <w:pPr>
+        <w:rPr>
+          <w:rFonts w:ascii="Times New Roman" w:hAnsi="Times New Roman" w:cs="Times New Roman"/>
+          <w:color w:val="0D0D0D" w:themeColor="text1" w:themeTint="F2"/>
+          <w:sz w:val="32"/>
+          <w:szCs w:val="32"/>
+        </w:rPr>
+      </w:pPr>
+      <w:r>
+        <w:rPr>
+          <w:rFonts w:ascii="Times New Roman" w:hAnsi="Times New Roman" w:cs="Times New Roman"/>
+          <w:color w:val="0D0D0D" w:themeColor="text1" w:themeTint="F2"/>
+          <w:sz w:val="32"/>
+          <w:szCs w:val="32"/>
+        </w:rPr>
+        <w:t xml:space="preserve">These are the </w:t>
+      </w:r>
+      <w:r>
+        <w:rPr>
+          <w:rFonts w:ascii="Times New Roman" w:hAnsi="Times New Roman" w:cs="Times New Roman"/>
+          <w:b/>
+          <w:bCs/>
+          <w:color w:val="0D0D0D" w:themeColor="text1" w:themeTint="F2"/>
+          <w:sz w:val="32"/>
+          <w:szCs w:val="32"/>
+        </w:rPr>
+        <w:t>most important tasks your business must do to make the business work</w:t>
+      </w:r>
+      <w:r>
+        <w:rPr>
+          <w:rFonts w:ascii="Times New Roman" w:hAnsi="Times New Roman" w:cs="Times New Roman"/>
+          <w:color w:val="0D0D0D" w:themeColor="text1" w:themeTint="F2"/>
+          <w:sz w:val="32"/>
+          <w:szCs w:val="32"/>
+        </w:rPr>
+        <w:t>. It could be designing products, manufacturing, marketing, sales, or customer service depending on your business.</w:t>
+      </w:r>
+      <w:r>
+        <w:rPr>
+          <w:rFonts w:ascii="Times New Roman" w:hAnsi="Times New Roman" w:cs="Times New Roman"/>
+          <w:color w:val="0D0D0D" w:themeColor="text1" w:themeTint="F2"/>
+          <w:sz w:val="32"/>
+          <w:szCs w:val="32"/>
+        </w:rPr>
+        <w:t xml:space="preserve"> </w:t>
+      </w:r>
+      <w:r>
+        <w:rPr>
+          <w:rFonts w:ascii="Times New Roman" w:hAnsi="Times New Roman" w:cs="Times New Roman"/>
+          <w:b/>
+          <w:bCs/>
+          <w:color w:val="0D0D0D" w:themeColor="text1" w:themeTint="F2"/>
+          <w:sz w:val="32"/>
+          <w:szCs w:val="32"/>
+        </w:rPr>
+        <w:t>For example,</w:t>
+      </w:r>
+      <w:r>
+        <w:rPr>
+          <w:rFonts w:ascii="Times New Roman" w:hAnsi="Times New Roman" w:cs="Times New Roman"/>
+          <w:color w:val="0D0D0D" w:themeColor="text1" w:themeTint="F2"/>
+          <w:sz w:val="32"/>
+          <w:szCs w:val="32"/>
+        </w:rPr>
+        <w:t xml:space="preserve"> </w:t>
+      </w:r>
+      <w:r>
+        <w:rPr>
+          <w:rFonts w:ascii="Times New Roman" w:hAnsi="Times New Roman" w:cs="Times New Roman"/>
+          <w:color w:val="0D0D0D" w:themeColor="text1" w:themeTint="F2"/>
+          <w:sz w:val="32"/>
+          <w:szCs w:val="32"/>
+        </w:rPr>
+        <w:t>For Synapse VR, important tasks include developing specialized VR content for medical and educational needs, managing partnerships with hospitals, schools, and therapy centers</w:t>
+      </w:r>
+      <w:r>
+        <w:rPr>
+          <w:rFonts w:ascii="Times New Roman" w:hAnsi="Times New Roman" w:cs="Times New Roman"/>
+          <w:color w:val="0D0D0D" w:themeColor="text1" w:themeTint="F2"/>
+          <w:sz w:val="32"/>
+          <w:szCs w:val="32"/>
+        </w:rPr>
+        <w:t>,</w:t>
+      </w:r>
+      <w:r>
+        <w:rPr>
+          <w:rFonts w:ascii="Times New Roman" w:hAnsi="Times New Roman" w:cs="Times New Roman"/>
+          <w:color w:val="0D0D0D" w:themeColor="text1" w:themeTint="F2"/>
+          <w:sz w:val="32"/>
+          <w:szCs w:val="32"/>
+        </w:rPr>
+        <w:t xml:space="preserve"> and focusing on integrating VR into healthcare and education as an early mover in the local market. We also engage in product development and customization of VR experiences.</w:t>
+      </w:r>
+    </w:p>
+    <w:p>
+      <w:pPr>
+        <w:rPr>
+          <w:rFonts w:ascii="Times New Roman" w:hAnsi="Times New Roman" w:cs="Times New Roman"/>
+          <w:color w:val="0D0D0D" w:themeColor="text1" w:themeTint="F2"/>
+          <w:sz w:val="32"/>
+          <w:szCs w:val="32"/>
+        </w:rPr>
+      </w:pPr>
+      <w:r>
+        <w:rPr>
+          <w:rFonts w:ascii="Times New Roman" w:hAnsi="Times New Roman" w:cs="Times New Roman"/>
+          <w:b/>
+          <w:bCs/>
+          <w:color w:val="0D0D0D" w:themeColor="text1" w:themeTint="F2"/>
+          <w:sz w:val="32"/>
+          <w:szCs w:val="32"/>
+        </w:rPr>
+        <w:t>6. Key Resources</w:t>
+      </w:r>
+      <w:r>
+        <w:rPr>
+          <w:rFonts w:ascii="Times New Roman" w:hAnsi="Times New Roman" w:cs="Times New Roman"/>
+          <w:b/>
+          <w:bCs/>
+          <w:color w:val="0D0D0D" w:themeColor="text1" w:themeTint="F2"/>
+          <w:sz w:val="32"/>
+          <w:szCs w:val="32"/>
+        </w:rPr>
+        <w:t xml:space="preserve">: </w:t>
+      </w:r>
+      <w:r>
+        <w:rPr>
+          <w:rFonts w:ascii="Times New Roman" w:hAnsi="Times New Roman" w:cs="Times New Roman"/>
+          <w:b/>
+          <w:bCs/>
+          <w:color w:val="0D0D0D" w:themeColor="text1" w:themeTint="F2"/>
+          <w:sz w:val="32"/>
+          <w:szCs w:val="32"/>
+        </w:rPr>
+        <w:t>What do you need to run your business?</w:t>
+      </w:r>
+      <w:r>
+        <w:rPr>
+          <w:rFonts w:ascii="Times New Roman" w:hAnsi="Times New Roman" w:cs="Times New Roman"/>
+          <w:b/>
+          <w:bCs/>
+          <w:color w:val="0D0D0D" w:themeColor="text1" w:themeTint="F2"/>
+          <w:sz w:val="32"/>
+          <w:szCs w:val="32"/>
+        </w:rPr>
+        <w:br/>
+      </w:r>
+      <w:r>
+        <w:rPr>
+          <w:rFonts w:ascii="Times New Roman" w:hAnsi="Times New Roman" w:cs="Times New Roman"/>
+          <w:color w:val="0D0D0D" w:themeColor="text1" w:themeTint="F2"/>
+          <w:sz w:val="32"/>
+          <w:szCs w:val="32"/>
+        </w:rPr>
+        <w:t>To run Synapse VR, we need specialized VR content, partnerships with hospitals, schools, and therapy centers, and to be an early mover in local VR healthcare-education integration. We also need to track user growth rate and VR hardware utilization.</w:t>
+      </w:r>
+    </w:p>
+    <w:p>
+      <w:pPr>
+        <w:rPr>
+          <w:rFonts w:ascii="Times New Roman" w:hAnsi="Times New Roman" w:cs="Times New Roman"/>
+          <w:b/>
+          <w:bCs/>
+          <w:color w:val="0D0D0D" w:themeColor="text1" w:themeTint="F2"/>
+          <w:sz w:val="32"/>
+          <w:szCs w:val="32"/>
+        </w:rPr>
+      </w:pPr>
+      <w:r>
+        <w:rPr>
+          <w:rFonts w:ascii="Times New Roman" w:hAnsi="Times New Roman" w:cs="Times New Roman"/>
+          <w:b/>
+          <w:bCs/>
+          <w:color w:val="0D0D0D" w:themeColor="text1" w:themeTint="F2"/>
+          <w:sz w:val="32"/>
+          <w:szCs w:val="32"/>
+        </w:rPr>
+        <w:t>7. Key Partners</w:t>
+      </w:r>
+      <w:r>
+        <w:rPr>
+          <w:rFonts w:ascii="Times New Roman" w:hAnsi="Times New Roman" w:cs="Times New Roman"/>
+          <w:b/>
+          <w:bCs/>
+          <w:color w:val="0D0D0D" w:themeColor="text1" w:themeTint="F2"/>
+          <w:sz w:val="32"/>
+          <w:szCs w:val="32"/>
+        </w:rPr>
+        <w:t xml:space="preserve">: </w:t>
+      </w:r>
+      <w:r>
+        <w:rPr>
+          <w:rFonts w:ascii="Times New Roman" w:hAnsi="Times New Roman" w:cs="Times New Roman"/>
+          <w:b/>
+          <w:bCs/>
+          <w:color w:val="0D0D0D" w:themeColor="text1" w:themeTint="F2"/>
+          <w:sz w:val="32"/>
+          <w:szCs w:val="32"/>
+        </w:rPr>
+        <w:t>Who helps you?</w:t>
+      </w:r>
+    </w:p>
+    <w:p>
+      <w:pPr>
+        <w:rPr>
+          <w:rFonts w:ascii="Times New Roman" w:hAnsi="Times New Roman" w:cs="Times New Roman"/>
+          <w:color w:val="0D0D0D" w:themeColor="text1" w:themeTint="F2"/>
+          <w:sz w:val="32"/>
+          <w:szCs w:val="32"/>
+        </w:rPr>
+      </w:pPr>
+      <w:r>
+        <w:rPr>
+          <w:rFonts w:ascii="Times New Roman" w:hAnsi="Times New Roman" w:cs="Times New Roman"/>
+          <w:color w:val="0D0D0D" w:themeColor="text1" w:themeTint="F2"/>
+          <w:sz w:val="32"/>
+          <w:szCs w:val="32"/>
+        </w:rPr>
+        <w:t xml:space="preserve">Key partners are other companies or groups that work with a business to help it succeed. They provide important things like supplies, special skills, or ways to reach more customers, making the business stronger </w:t>
+      </w:r>
+      <w:r>
+        <w:rPr>
+          <w:rFonts w:ascii="Times New Roman" w:hAnsi="Times New Roman" w:cs="Times New Roman"/>
+          <w:color w:val="0D0D0D" w:themeColor="text1" w:themeTint="F2"/>
+          <w:sz w:val="32"/>
+          <w:szCs w:val="32"/>
+        </w:rPr>
+        <w:lastRenderedPageBreak/>
+        <w:t>and helping it grow.</w:t>
+      </w:r>
+      <w:r>
+        <w:rPr>
+          <w:rFonts w:ascii="Times New Roman" w:hAnsi="Times New Roman" w:cs="Times New Roman"/>
+          <w:color w:val="0D0D0D" w:themeColor="text1" w:themeTint="F2"/>
+          <w:sz w:val="32"/>
+          <w:szCs w:val="32"/>
+        </w:rPr>
+        <w:t xml:space="preserve"> </w:t>
+      </w:r>
+      <w:r>
+        <w:rPr>
+          <w:rFonts w:ascii="Times New Roman" w:hAnsi="Times New Roman" w:cs="Times New Roman"/>
+          <w:b/>
+          <w:bCs/>
+          <w:color w:val="0D0D0D" w:themeColor="text1" w:themeTint="F2"/>
+          <w:sz w:val="32"/>
+          <w:szCs w:val="32"/>
+        </w:rPr>
+        <w:t>For Synapse VR,</w:t>
+      </w:r>
+      <w:r>
+        <w:rPr>
+          <w:rFonts w:ascii="Times New Roman" w:hAnsi="Times New Roman" w:cs="Times New Roman"/>
+          <w:color w:val="0D0D0D" w:themeColor="text1" w:themeTint="F2"/>
+          <w:sz w:val="32"/>
+          <w:szCs w:val="32"/>
+        </w:rPr>
+        <w:t xml:space="preserve"> </w:t>
+      </w:r>
+      <w:r>
+        <w:rPr>
+          <w:rFonts w:ascii="Times New Roman" w:hAnsi="Times New Roman" w:cs="Times New Roman"/>
+          <w:color w:val="0D0D0D" w:themeColor="text1" w:themeTint="F2"/>
+          <w:sz w:val="32"/>
+          <w:szCs w:val="32"/>
+        </w:rPr>
+        <w:t xml:space="preserve">Manufacturers who </w:t>
+      </w:r>
+      <w:r>
+        <w:rPr>
+          <w:rFonts w:ascii="Times New Roman" w:hAnsi="Times New Roman" w:cs="Times New Roman"/>
+          <w:color w:val="0D0D0D" w:themeColor="text1" w:themeTint="F2"/>
+          <w:sz w:val="32"/>
+          <w:szCs w:val="32"/>
+        </w:rPr>
+        <w:t>manufactures VR content</w:t>
+      </w:r>
+      <w:r>
+        <w:rPr>
+          <w:rFonts w:ascii="Times New Roman" w:hAnsi="Times New Roman" w:cs="Times New Roman"/>
+          <w:color w:val="0D0D0D" w:themeColor="text1" w:themeTint="F2"/>
+          <w:sz w:val="32"/>
+          <w:szCs w:val="32"/>
+        </w:rPr>
+        <w:t>, shipping companies,</w:t>
+      </w:r>
+      <w:r>
+        <w:rPr>
+          <w:rFonts w:ascii="Times New Roman" w:hAnsi="Times New Roman" w:cs="Times New Roman"/>
+          <w:color w:val="0D0D0D" w:themeColor="text1" w:themeTint="F2"/>
+          <w:sz w:val="32"/>
+          <w:szCs w:val="32"/>
+        </w:rPr>
+        <w:t xml:space="preserve"> </w:t>
+      </w:r>
+      <w:r>
+        <w:rPr>
+          <w:rFonts w:ascii="Times New Roman" w:hAnsi="Times New Roman" w:cs="Times New Roman"/>
+          <w:color w:val="0D0D0D" w:themeColor="text1" w:themeTint="F2"/>
+          <w:sz w:val="32"/>
+          <w:szCs w:val="32"/>
+        </w:rPr>
+        <w:t>hospitals, schools, and therapy centers.</w:t>
+      </w:r>
+    </w:p>
+    <w:p>
+      <w:pPr>
+        <w:rPr>
+          <w:rFonts w:ascii="Times New Roman" w:hAnsi="Times New Roman" w:cs="Times New Roman"/>
+          <w:b/>
+          <w:bCs/>
+          <w:color w:val="0D0D0D" w:themeColor="text1" w:themeTint="F2"/>
+          <w:sz w:val="32"/>
+          <w:szCs w:val="32"/>
+        </w:rPr>
+      </w:pPr>
+      <w:r>
+        <w:rPr>
+          <w:rFonts w:ascii="Times New Roman" w:hAnsi="Times New Roman" w:cs="Times New Roman"/>
+          <w:b/>
+          <w:bCs/>
+          <w:color w:val="0D0D0D" w:themeColor="text1" w:themeTint="F2"/>
+          <w:sz w:val="32"/>
+          <w:szCs w:val="32"/>
+        </w:rPr>
+        <w:t>8. Revenue Streams</w:t>
+      </w:r>
+    </w:p>
+    <w:p>
+      <w:pPr>
+        <w:rPr>
+          <w:rFonts w:ascii="Times New Roman" w:hAnsi="Times New Roman" w:cs="Times New Roman"/>
+          <w:color w:val="0D0D0D" w:themeColor="text1" w:themeTint="F2"/>
+          <w:sz w:val="32"/>
+          <w:szCs w:val="32"/>
+        </w:rPr>
+      </w:pPr>
+      <w:r>
+        <w:rPr>
+          <w:rFonts w:ascii="Times New Roman" w:hAnsi="Times New Roman" w:cs="Times New Roman"/>
+          <w:color w:val="0D0D0D" w:themeColor="text1" w:themeTint="F2"/>
+          <w:sz w:val="32"/>
+          <w:szCs w:val="32"/>
+        </w:rPr>
+        <w:t>This explains how your business makes money. It shows where the income comes from—sales of products, subscriptions, licensing fees, or other sources.</w:t>
+      </w:r>
+      <w:r>
+        <w:rPr>
+          <w:rFonts w:ascii="Times New Roman" w:hAnsi="Times New Roman" w:cs="Times New Roman"/>
+          <w:color w:val="0D0D0D" w:themeColor="text1" w:themeTint="F2"/>
+          <w:sz w:val="32"/>
+          <w:szCs w:val="32"/>
+        </w:rPr>
+        <w:t xml:space="preserve"> </w:t>
+      </w:r>
+      <w:r>
+        <w:rPr>
+          <w:rFonts w:ascii="Times New Roman" w:hAnsi="Times New Roman" w:cs="Times New Roman"/>
+          <w:b/>
+          <w:bCs/>
+          <w:color w:val="0D0D0D" w:themeColor="text1" w:themeTint="F2"/>
+          <w:sz w:val="32"/>
+          <w:szCs w:val="32"/>
+        </w:rPr>
+        <w:t>For example,</w:t>
+      </w:r>
+      <w:r>
+        <w:rPr>
+          <w:rFonts w:ascii="Times New Roman" w:hAnsi="Times New Roman" w:cs="Times New Roman"/>
+          <w:color w:val="0D0D0D" w:themeColor="text1" w:themeTint="F2"/>
+          <w:sz w:val="32"/>
+          <w:szCs w:val="32"/>
+        </w:rPr>
+        <w:t xml:space="preserve"> </w:t>
+      </w:r>
+      <w:r>
+        <w:rPr>
+          <w:rFonts w:ascii="Times New Roman" w:hAnsi="Times New Roman" w:cs="Times New Roman"/>
+          <w:color w:val="0D0D0D" w:themeColor="text1" w:themeTint="F2"/>
+          <w:sz w:val="32"/>
+          <w:szCs w:val="32"/>
+        </w:rPr>
+        <w:t>Synapse VR makes money through product sales, customization services, subscription services, and partnerships. This includes offering subscription packages to hospitals and schools, one-time licensing for institutions, and developing custom VR experiences.</w:t>
+      </w:r>
+    </w:p>
+    <w:p>
+      <w:pPr>
+        <w:rPr>
+          <w:rFonts w:ascii="Times New Roman" w:hAnsi="Times New Roman" w:cs="Times New Roman"/>
+          <w:b/>
+          <w:bCs/>
+          <w:color w:val="0D0D0D" w:themeColor="text1" w:themeTint="F2"/>
+          <w:sz w:val="32"/>
+          <w:szCs w:val="32"/>
+        </w:rPr>
+      </w:pPr>
+      <w:r>
+        <w:rPr>
+          <w:rFonts w:ascii="Times New Roman" w:hAnsi="Times New Roman" w:cs="Times New Roman"/>
+          <w:b/>
+          <w:bCs/>
+          <w:color w:val="0D0D0D" w:themeColor="text1" w:themeTint="F2"/>
+          <w:sz w:val="32"/>
+          <w:szCs w:val="32"/>
+        </w:rPr>
+        <w:t>9. Cost Structure</w:t>
+      </w:r>
+    </w:p>
+    <w:p>
+      <w:pPr>
+        <w:rPr>
+          <w:rFonts w:ascii="Times New Roman" w:hAnsi="Times New Roman" w:cs="Times New Roman"/>
+          <w:color w:val="0D0D0D" w:themeColor="text1" w:themeTint="F2"/>
+          <w:sz w:val="32"/>
+          <w:szCs w:val="32"/>
+        </w:rPr>
+      </w:pPr>
+      <w:r>
+        <w:rPr>
+          <w:rFonts w:ascii="Times New Roman" w:hAnsi="Times New Roman" w:cs="Times New Roman"/>
+          <w:color w:val="0D0D0D" w:themeColor="text1" w:themeTint="F2"/>
+          <w:sz w:val="32"/>
+          <w:szCs w:val="32"/>
+        </w:rPr>
+        <w:t>This covers all the costs involved in running your business. It includes expenses like materials, salaries, rent, marketing, and technology.</w:t>
+      </w:r>
+      <w:r>
+        <w:rPr>
+          <w:rFonts w:ascii="Times New Roman" w:hAnsi="Times New Roman" w:cs="Times New Roman"/>
+          <w:b/>
+          <w:bCs/>
+          <w:color w:val="0D0D0D" w:themeColor="text1" w:themeTint="F2"/>
+          <w:sz w:val="32"/>
+          <w:szCs w:val="32"/>
+        </w:rPr>
+        <w:t xml:space="preserve"> For example,</w:t>
+      </w:r>
+      <w:r>
+        <w:rPr>
+          <w:rFonts w:ascii="Times New Roman" w:hAnsi="Times New Roman" w:cs="Times New Roman"/>
+          <w:color w:val="0D0D0D" w:themeColor="text1" w:themeTint="F2"/>
+          <w:sz w:val="32"/>
+          <w:szCs w:val="32"/>
+        </w:rPr>
+        <w:t xml:space="preserve"> </w:t>
+      </w:r>
+      <w:r>
+        <w:rPr>
+          <w:rFonts w:ascii="Times New Roman" w:hAnsi="Times New Roman" w:cs="Times New Roman"/>
+          <w:color w:val="0D0D0D" w:themeColor="text1" w:themeTint="F2"/>
+          <w:sz w:val="32"/>
+          <w:szCs w:val="32"/>
+        </w:rPr>
+        <w:t>Synapse VR's cost structure includes both variable and fixed costs. Variable costs, such as bills, salaries, and maintenance, amount to PKR 3,508,328. Fixed costs, including product development, furniture, capital, and patent, total PKR 7,000,000</w:t>
+      </w:r>
+    </w:p>
+    <w:p>
+      <w:pPr>
         <w:tabs>
           <w:tab w:val="left" w:pos="960"/>
         </w:tabs>
@@ -24449,7 +25759,17 @@
           <w:sz w:val="32"/>
           <w:szCs w:val="32"/>
         </w:rPr>
-        <w:t>The main goal of a feasibility study is to assess whether a business concept is viable. It examines key aspects like market size, supply chain, distribution, and the entrepreneur's skills to answer the question:</w:t>
+        <w:t xml:space="preserve">The main goal of a feasibility study is to assess whether a business concept is viable. It examines key aspects like market size, supply chain, </w:t>
+      </w:r>
+      <w:r>
+        <w:rPr>
+          <w:rFonts w:ascii="Times New Roman" w:hAnsi="Times New Roman" w:cs="Times New Roman"/>
+          <w:color w:val="0D0D0D" w:themeColor="text1" w:themeTint="F2"/>
+          <w:sz w:val="32"/>
+          <w:szCs w:val="32"/>
+        </w:rPr>
+        <w:lastRenderedPageBreak/>
+        <w:t>distribution, and the entrepreneur's skills to answer the question:</w:t>
       </w:r>
       <w:r>
         <w:rPr>
@@ -24586,7 +25906,6 @@
           <w:sz w:val="32"/>
           <w:szCs w:val="32"/>
         </w:rPr>
-        <w:lastRenderedPageBreak/>
         <w:t>Target customers and pricing</w:t>
       </w:r>
       <w:r>
@@ -25069,6 +26388,7 @@
           <w:sz w:val="32"/>
           <w:szCs w:val="32"/>
         </w:rPr>
+        <w:lastRenderedPageBreak/>
         <w:t xml:space="preserve">See how much </w:t>
       </w:r>
       <w:r>
@@ -25171,16 +26491,7 @@
           <w:sz w:val="32"/>
           <w:szCs w:val="32"/>
         </w:rPr>
-        <w:t xml:space="preserve">From the entrepreneur’s point of view, the feasibility study is a chance to evaluate whether they have the time, energy, resources, and abilities to </w:t>
-      </w:r>
-      <w:r>
-        <w:rPr>
-          <w:rFonts w:ascii="Times New Roman" w:hAnsi="Times New Roman" w:cs="Times New Roman"/>
-          <w:sz w:val="32"/>
-          <w:szCs w:val="32"/>
-        </w:rPr>
-        <w:lastRenderedPageBreak/>
-        <w:t>bring the business to life. Being honest and realistic is critical when drawing conclusions from the study.</w:t>
+        <w:t>From the entrepreneur’s point of view, the feasibility study is a chance to evaluate whether they have the time, energy, resources, and abilities to bring the business to life. Being honest and realistic is critical when drawing conclusions from the study.</w:t>
       </w:r>
     </w:p>
     <w:p>
@@ -25505,12 +26816,7 @@
           <w:u w:val="single"/>
         </w:rPr>
       </w:pPr>
-    </w:p>
-    <w:p>
-      <w:pPr>
-        <w:tabs>
-          <w:tab w:val="left" w:pos="1572"/>
-        </w:tabs>
+      <w:r>
         <w:rPr>
           <w:rFonts w:ascii="Times New Roman" w:hAnsi="Times New Roman" w:cs="Times New Roman"/>
           <w:b/>
@@ -25519,16 +26825,7 @@
           <w:szCs w:val="32"/>
           <w:u w:val="single"/>
         </w:rPr>
-      </w:pPr>
-      <w:r>
-        <w:rPr>
-          <w:rFonts w:ascii="Times New Roman" w:hAnsi="Times New Roman" w:cs="Times New Roman"/>
-          <w:b/>
-          <w:bCs/>
-          <w:sz w:val="32"/>
-          <w:szCs w:val="32"/>
-          <w:u w:val="single"/>
-        </w:rPr>
+        <w:lastRenderedPageBreak/>
         <w:t>Go or No-Go Decision</w:t>
       </w:r>
     </w:p>
@@ -25662,7 +26959,6 @@
           <w:sz w:val="32"/>
           <w:szCs w:val="32"/>
         </w:rPr>
-        <w:lastRenderedPageBreak/>
         <w:t>Finding early customers</w:t>
       </w:r>
     </w:p>
@@ -26019,6 +27315,7 @@
           <w:sz w:val="32"/>
           <w:szCs w:val="32"/>
         </w:rPr>
+        <w:lastRenderedPageBreak/>
         <w:t>Collect and organize your findings into a structure that helps you decide whether to move forward</w:t>
       </w:r>
     </w:p>
@@ -26110,7 +27407,6 @@
           <w:szCs w:val="32"/>
           <w14:ligatures w14:val="none"/>
         </w:rPr>
-        <w:lastRenderedPageBreak/>
         <w:t>During their research, they discovered farmers needed a machine to kill weeds without using harmful chemicals. They pivoted to develop AI-powered machines that identify and spray herbicide only on weeds, saving money and protecting crops.</w:t>
       </w:r>
     </w:p>
@@ -26265,7 +27561,16 @@
           <w:sz w:val="32"/>
           <w:szCs w:val="32"/>
         </w:rPr>
-        <w:t xml:space="preserve"> and make confident decisions about your business idea. It gives you a clear understanding of what’s possible, what might be difficult, and whether your idea deserves more time and effort. Whether your decision is </w:t>
+        <w:t xml:space="preserve"> and make confident decisions about your business idea. It gives you a clear understanding of what’s possible, what might be difficult, and whether your idea deserves </w:t>
+      </w:r>
+      <w:r>
+        <w:rPr>
+          <w:rFonts w:ascii="Times New Roman" w:hAnsi="Times New Roman" w:cs="Times New Roman"/>
+          <w:sz w:val="32"/>
+          <w:szCs w:val="32"/>
+        </w:rPr>
+        <w:lastRenderedPageBreak/>
+        <w:t xml:space="preserve">more time and effort. Whether your decision is </w:t>
       </w:r>
       <w:r>
         <w:rPr>
@@ -26356,16 +27661,7 @@
           <w:sz w:val="32"/>
           <w:szCs w:val="32"/>
         </w:rPr>
-        <w:t xml:space="preserve">A pitch deck is a short presentation that highlights the most important parts of your business idea. It includes many of the same things you'd </w:t>
-      </w:r>
-      <w:r>
-        <w:rPr>
-          <w:rFonts w:ascii="Times New Roman" w:hAnsi="Times New Roman" w:cs="Times New Roman"/>
-          <w:sz w:val="32"/>
-          <w:szCs w:val="32"/>
-        </w:rPr>
-        <w:lastRenderedPageBreak/>
-        <w:t>find in a feasibility study or a business plan. Some people also call it a launch plan.</w:t>
+        <w:t>A pitch deck is a short presentation that highlights the most important parts of your business idea. It includes many of the same things you'd find in a feasibility study or a business plan. Some people also call it a launch plan.</w:t>
       </w:r>
     </w:p>
     <w:p>
@@ -26976,7 +28272,17 @@
                       <w:sz w:val="32"/>
                       <w:szCs w:val="32"/>
                     </w:rPr>
-                    <w:t>What do you need to get started? What do you have and what do you still need?</w:t>
+                    <w:t xml:space="preserve">What do you need to get started? What do you have and what do </w:t>
+                  </w:r>
+                  <w:r>
+                    <w:rPr>
+                      <w:rFonts w:ascii="Times New Roman" w:hAnsi="Times New Roman" w:cs="Times New Roman"/>
+                      <w:color w:val="0D0D0D" w:themeColor="text1" w:themeTint="F2"/>
+                      <w:sz w:val="32"/>
+                      <w:szCs w:val="32"/>
+                    </w:rPr>
+                    <w:lastRenderedPageBreak/>
+                    <w:t>you still need?</w:t>
                   </w:r>
                 </w:p>
               </w:tc>
@@ -27025,6 +28331,7 @@
                 <w:sz w:val="32"/>
                 <w:szCs w:val="32"/>
               </w:rPr>
+              <w:lastRenderedPageBreak/>
               <w:t>Team</w:t>
             </w:r>
           </w:p>
@@ -27154,8 +28461,168 @@
           <w:sz w:val="36"/>
           <w:szCs w:val="36"/>
         </w:rPr>
+        <w:t>Business Plan</w:t>
+      </w:r>
+    </w:p>
+    <w:p>
+      <w:pPr>
+        <w:tabs>
+          <w:tab w:val="left" w:pos="1572"/>
+        </w:tabs>
+        <w:rPr>
+          <w:rFonts w:ascii="Times New Roman" w:hAnsi="Times New Roman" w:cs="Times New Roman"/>
+          <w:b/>
+          <w:bCs/>
+          <w:color w:val="365F91" w:themeColor="accent1" w:themeShade="BF"/>
+          <w:sz w:val="32"/>
+          <w:szCs w:val="32"/>
+        </w:rPr>
+      </w:pPr>
+      <w:r>
+        <w:rPr>
+          <w:rFonts w:ascii="Times New Roman" w:hAnsi="Times New Roman" w:cs="Times New Roman"/>
+          <w:b/>
+          <w:bCs/>
+          <w:color w:val="365F91" w:themeColor="accent1" w:themeShade="BF"/>
+          <w:sz w:val="32"/>
+          <w:szCs w:val="32"/>
+        </w:rPr>
+        <w:t>What Is a Business Plan?</w:t>
+      </w:r>
+    </w:p>
+    <w:p>
+      <w:pPr>
+        <w:tabs>
+          <w:tab w:val="left" w:pos="1572"/>
+        </w:tabs>
+        <w:rPr>
+          <w:rFonts w:ascii="Times New Roman" w:hAnsi="Times New Roman" w:cs="Times New Roman"/>
+          <w:color w:val="0D0D0D" w:themeColor="text1" w:themeTint="F2"/>
+          <w:sz w:val="32"/>
+          <w:szCs w:val="32"/>
+        </w:rPr>
+      </w:pPr>
+      <w:r>
+        <w:rPr>
+          <w:rFonts w:ascii="Times New Roman" w:hAnsi="Times New Roman" w:cs="Times New Roman"/>
+          <w:color w:val="0D0D0D" w:themeColor="text1" w:themeTint="F2"/>
+          <w:sz w:val="32"/>
+          <w:szCs w:val="32"/>
+        </w:rPr>
+        <w:t>A business plan is a formal document that explains what your business is, what you want to achieve, and how you plan to do it. It includes important details like your company background, goals, and financial plans. You can think of it as a guide to help you build and grow your business.</w:t>
+      </w:r>
+    </w:p>
+    <w:p>
+      <w:pPr>
+        <w:tabs>
+          <w:tab w:val="left" w:pos="1572"/>
+        </w:tabs>
+        <w:rPr>
+          <w:rFonts w:ascii="Times New Roman" w:hAnsi="Times New Roman" w:cs="Times New Roman"/>
+          <w:color w:val="0D0D0D" w:themeColor="text1" w:themeTint="F2"/>
+          <w:sz w:val="32"/>
+          <w:szCs w:val="32"/>
+        </w:rPr>
+      </w:pPr>
+      <w:r>
+        <w:rPr>
+          <w:rFonts w:ascii="Times New Roman" w:hAnsi="Times New Roman" w:cs="Times New Roman"/>
+          <w:color w:val="0D0D0D" w:themeColor="text1" w:themeTint="F2"/>
+          <w:sz w:val="32"/>
+          <w:szCs w:val="32"/>
+        </w:rPr>
+        <w:t>We learned that a business plan supports your business model. It lays out the steps you need to take to reach your goals. While pitch decks are now more popular for presenting ideas quickly, traditional investors and banks still prefer a full business plan. They want to see that you've put serious thought and research into your business.</w:t>
+      </w:r>
+    </w:p>
+    <w:p>
+      <w:pPr>
+        <w:tabs>
+          <w:tab w:val="left" w:pos="1572"/>
+        </w:tabs>
+        <w:rPr>
+          <w:rFonts w:ascii="Times New Roman" w:hAnsi="Times New Roman" w:cs="Times New Roman"/>
+          <w:b/>
+          <w:bCs/>
+          <w:color w:val="0D0D0D" w:themeColor="text1" w:themeTint="F2"/>
+          <w:sz w:val="32"/>
+          <w:szCs w:val="32"/>
+          <w:u w:val="single"/>
+        </w:rPr>
+      </w:pPr>
+      <w:r>
+        <w:rPr>
+          <w:rFonts w:ascii="Times New Roman" w:hAnsi="Times New Roman" w:cs="Times New Roman"/>
+          <w:b/>
+          <w:bCs/>
+          <w:color w:val="0D0D0D" w:themeColor="text1" w:themeTint="F2"/>
+          <w:sz w:val="32"/>
+          <w:szCs w:val="32"/>
+          <w:u w:val="single"/>
+        </w:rPr>
+        <w:t>Why Business Plans Are Still Important</w:t>
+      </w:r>
+    </w:p>
+    <w:p>
+      <w:pPr>
+        <w:tabs>
+          <w:tab w:val="left" w:pos="1572"/>
+        </w:tabs>
+        <w:rPr>
+          <w:rFonts w:ascii="Times New Roman" w:hAnsi="Times New Roman" w:cs="Times New Roman"/>
+          <w:color w:val="0D0D0D" w:themeColor="text1" w:themeTint="F2"/>
+          <w:sz w:val="32"/>
+          <w:szCs w:val="32"/>
+        </w:rPr>
+      </w:pPr>
+      <w:r>
+        <w:rPr>
+          <w:rFonts w:ascii="Times New Roman" w:hAnsi="Times New Roman" w:cs="Times New Roman"/>
+          <w:color w:val="0D0D0D" w:themeColor="text1" w:themeTint="F2"/>
+          <w:sz w:val="32"/>
+          <w:szCs w:val="32"/>
+        </w:rPr>
+        <w:t>Even though pitch decks are common, a business plan is still useful in some situations. Banks, lenders, and some investors want to see a detailed plan before giving you money. It shows them that you're prepared and know what you're doing.</w:t>
+      </w:r>
+    </w:p>
+    <w:p>
+      <w:pPr>
+        <w:tabs>
+          <w:tab w:val="left" w:pos="1572"/>
+        </w:tabs>
+        <w:rPr>
+          <w:rFonts w:ascii="Times New Roman" w:hAnsi="Times New Roman" w:cs="Times New Roman"/>
+          <w:color w:val="0D0D0D" w:themeColor="text1" w:themeTint="F2"/>
+          <w:sz w:val="32"/>
+          <w:szCs w:val="32"/>
+        </w:rPr>
+      </w:pPr>
+      <w:r>
+        <w:rPr>
+          <w:rFonts w:ascii="Times New Roman" w:hAnsi="Times New Roman" w:cs="Times New Roman"/>
+          <w:color w:val="0D0D0D" w:themeColor="text1" w:themeTint="F2"/>
+          <w:sz w:val="32"/>
+          <w:szCs w:val="32"/>
+        </w:rPr>
+        <w:t xml:space="preserve">However, it’s important to remember that things don’t always go as planned. A business plan should be flexible, because you’ll likely need </w:t>
+      </w:r>
+      <w:r>
+        <w:rPr>
+          <w:rFonts w:ascii="Times New Roman" w:hAnsi="Times New Roman" w:cs="Times New Roman"/>
+          <w:color w:val="0D0D0D" w:themeColor="text1" w:themeTint="F2"/>
+          <w:sz w:val="32"/>
+          <w:szCs w:val="32"/>
+        </w:rPr>
         <w:lastRenderedPageBreak/>
-        <w:t>Business Plan</w:t>
+        <w:t>to change it as you learn more and face real-world challenges. Many entrepreneurs struggle when things don’t follow the plan, so it helps to stay open-minde</w:t>
+      </w:r>
+      <w:r>
+        <w:rPr>
+          <w:rFonts w:ascii="Times New Roman" w:hAnsi="Times New Roman" w:cs="Times New Roman"/>
+          <w:color w:val="0D0D0D" w:themeColor="text1" w:themeTint="F2"/>
+          <w:sz w:val="32"/>
+          <w:szCs w:val="32"/>
+        </w:rPr>
+        <w:t>d.</w:t>
       </w:r>
     </w:p>
     <w:p>
@@ -27167,21 +28634,23 @@
           <w:rFonts w:ascii="Times New Roman" w:hAnsi="Times New Roman" w:cs="Times New Roman"/>
           <w:b/>
           <w:bCs/>
-          <w:color w:val="365F91" w:themeColor="accent1" w:themeShade="BF"/>
-          <w:sz w:val="32"/>
-          <w:szCs w:val="32"/>
-        </w:rPr>
-      </w:pPr>
-      <w:r>
-        <w:rPr>
-          <w:rFonts w:ascii="Times New Roman" w:hAnsi="Times New Roman" w:cs="Times New Roman"/>
-          <w:b/>
-          <w:bCs/>
-          <w:color w:val="365F91" w:themeColor="accent1" w:themeShade="BF"/>
-          <w:sz w:val="32"/>
-          <w:szCs w:val="32"/>
-        </w:rPr>
-        <w:t>What Is a Business Plan?</w:t>
+          <w:color w:val="0D0D0D" w:themeColor="text1" w:themeTint="F2"/>
+          <w:sz w:val="32"/>
+          <w:szCs w:val="32"/>
+          <w:u w:val="single"/>
+        </w:rPr>
+      </w:pPr>
+      <w:r>
+        <w:rPr>
+          <w:rFonts w:ascii="Times New Roman" w:hAnsi="Times New Roman" w:cs="Times New Roman"/>
+          <w:b/>
+          <w:bCs/>
+          <w:color w:val="0D0D0D" w:themeColor="text1" w:themeTint="F2"/>
+          <w:sz w:val="32"/>
+          <w:szCs w:val="32"/>
+          <w:u w:val="single"/>
+        </w:rPr>
+        <w:t>Length and Structure</w:t>
       </w:r>
     </w:p>
     <w:p>
@@ -27203,159 +28672,6 @@
           <w:sz w:val="32"/>
           <w:szCs w:val="32"/>
         </w:rPr>
-        <w:t>A business plan is a formal document that explains what your business is, what you want to achieve, and how you plan to do it. It includes important details like your company background, goals, and financial plans. You can think of it as a guide to help you build and grow your business.</w:t>
-      </w:r>
-    </w:p>
-    <w:p>
-      <w:pPr>
-        <w:tabs>
-          <w:tab w:val="left" w:pos="1572"/>
-        </w:tabs>
-        <w:rPr>
-          <w:rFonts w:ascii="Times New Roman" w:hAnsi="Times New Roman" w:cs="Times New Roman"/>
-          <w:color w:val="0D0D0D" w:themeColor="text1" w:themeTint="F2"/>
-          <w:sz w:val="32"/>
-          <w:szCs w:val="32"/>
-        </w:rPr>
-      </w:pPr>
-      <w:r>
-        <w:rPr>
-          <w:rFonts w:ascii="Times New Roman" w:hAnsi="Times New Roman" w:cs="Times New Roman"/>
-          <w:color w:val="0D0D0D" w:themeColor="text1" w:themeTint="F2"/>
-          <w:sz w:val="32"/>
-          <w:szCs w:val="32"/>
-        </w:rPr>
-        <w:t>We learned that a business plan supports your business model. It lays out the steps you need to take to reach your goals. While pitch decks are now more popular for presenting ideas quickly, traditional investors and banks still prefer a full business plan. They want to see that you've put serious thought and research into your business.</w:t>
-      </w:r>
-    </w:p>
-    <w:p>
-      <w:pPr>
-        <w:tabs>
-          <w:tab w:val="left" w:pos="1572"/>
-        </w:tabs>
-        <w:rPr>
-          <w:rFonts w:ascii="Times New Roman" w:hAnsi="Times New Roman" w:cs="Times New Roman"/>
-          <w:b/>
-          <w:bCs/>
-          <w:color w:val="0D0D0D" w:themeColor="text1" w:themeTint="F2"/>
-          <w:sz w:val="32"/>
-          <w:szCs w:val="32"/>
-          <w:u w:val="single"/>
-        </w:rPr>
-      </w:pPr>
-      <w:r>
-        <w:rPr>
-          <w:rFonts w:ascii="Times New Roman" w:hAnsi="Times New Roman" w:cs="Times New Roman"/>
-          <w:b/>
-          <w:bCs/>
-          <w:color w:val="0D0D0D" w:themeColor="text1" w:themeTint="F2"/>
-          <w:sz w:val="32"/>
-          <w:szCs w:val="32"/>
-          <w:u w:val="single"/>
-        </w:rPr>
-        <w:t>Why Business Plans Are Still Important</w:t>
-      </w:r>
-    </w:p>
-    <w:p>
-      <w:pPr>
-        <w:tabs>
-          <w:tab w:val="left" w:pos="1572"/>
-        </w:tabs>
-        <w:rPr>
-          <w:rFonts w:ascii="Times New Roman" w:hAnsi="Times New Roman" w:cs="Times New Roman"/>
-          <w:color w:val="0D0D0D" w:themeColor="text1" w:themeTint="F2"/>
-          <w:sz w:val="32"/>
-          <w:szCs w:val="32"/>
-        </w:rPr>
-      </w:pPr>
-      <w:r>
-        <w:rPr>
-          <w:rFonts w:ascii="Times New Roman" w:hAnsi="Times New Roman" w:cs="Times New Roman"/>
-          <w:color w:val="0D0D0D" w:themeColor="text1" w:themeTint="F2"/>
-          <w:sz w:val="32"/>
-          <w:szCs w:val="32"/>
-        </w:rPr>
-        <w:t>Even though pitch decks are common, a business plan is still useful in some situations. Banks, lenders, and some investors want to see a detailed plan before giving you money. It shows them that you're prepared and know what you're doing.</w:t>
-      </w:r>
-    </w:p>
-    <w:p>
-      <w:pPr>
-        <w:tabs>
-          <w:tab w:val="left" w:pos="1572"/>
-        </w:tabs>
-        <w:rPr>
-          <w:rFonts w:ascii="Times New Roman" w:hAnsi="Times New Roman" w:cs="Times New Roman"/>
-          <w:color w:val="0D0D0D" w:themeColor="text1" w:themeTint="F2"/>
-          <w:sz w:val="32"/>
-          <w:szCs w:val="32"/>
-        </w:rPr>
-      </w:pPr>
-      <w:r>
-        <w:rPr>
-          <w:rFonts w:ascii="Times New Roman" w:hAnsi="Times New Roman" w:cs="Times New Roman"/>
-          <w:color w:val="0D0D0D" w:themeColor="text1" w:themeTint="F2"/>
-          <w:sz w:val="32"/>
-          <w:szCs w:val="32"/>
-        </w:rPr>
-        <w:t>However, it’s important to remember that things don’t always go as planned. A business plan should be flexible, because you’ll likely need to change it as you learn more and face real-world challenges. Many entrepreneurs struggle when things don’t follow the plan, so it helps to stay open-minde</w:t>
-      </w:r>
-      <w:r>
-        <w:rPr>
-          <w:rFonts w:ascii="Times New Roman" w:hAnsi="Times New Roman" w:cs="Times New Roman"/>
-          <w:color w:val="0D0D0D" w:themeColor="text1" w:themeTint="F2"/>
-          <w:sz w:val="32"/>
-          <w:szCs w:val="32"/>
-        </w:rPr>
-        <w:t>d.</w:t>
-      </w:r>
-    </w:p>
-    <w:p>
-      <w:pPr>
-        <w:tabs>
-          <w:tab w:val="left" w:pos="1572"/>
-        </w:tabs>
-        <w:rPr>
-          <w:rFonts w:ascii="Times New Roman" w:hAnsi="Times New Roman" w:cs="Times New Roman"/>
-          <w:b/>
-          <w:bCs/>
-          <w:color w:val="0D0D0D" w:themeColor="text1" w:themeTint="F2"/>
-          <w:sz w:val="32"/>
-          <w:szCs w:val="32"/>
-          <w:u w:val="single"/>
-        </w:rPr>
-      </w:pPr>
-      <w:r>
-        <w:rPr>
-          <w:rFonts w:ascii="Times New Roman" w:hAnsi="Times New Roman" w:cs="Times New Roman"/>
-          <w:b/>
-          <w:bCs/>
-          <w:color w:val="0D0D0D" w:themeColor="text1" w:themeTint="F2"/>
-          <w:sz w:val="32"/>
-          <w:szCs w:val="32"/>
-          <w:u w:val="single"/>
-        </w:rPr>
-        <w:t>Length and Structure</w:t>
-      </w:r>
-    </w:p>
-    <w:p>
-      <w:pPr>
-        <w:tabs>
-          <w:tab w:val="left" w:pos="1572"/>
-        </w:tabs>
-        <w:rPr>
-          <w:rFonts w:ascii="Times New Roman" w:hAnsi="Times New Roman" w:cs="Times New Roman"/>
-          <w:color w:val="0D0D0D" w:themeColor="text1" w:themeTint="F2"/>
-          <w:sz w:val="32"/>
-          <w:szCs w:val="32"/>
-        </w:rPr>
-      </w:pPr>
-      <w:r>
-        <w:rPr>
-          <w:rFonts w:ascii="Times New Roman" w:hAnsi="Times New Roman" w:cs="Times New Roman"/>
-          <w:color w:val="0D0D0D" w:themeColor="text1" w:themeTint="F2"/>
-          <w:sz w:val="32"/>
-          <w:szCs w:val="32"/>
-        </w:rPr>
         <w:t xml:space="preserve">A traditional business plan is usually between </w:t>
       </w:r>
       <w:r>
@@ -27376,17 +28692,7 @@
           <w:sz w:val="32"/>
           <w:szCs w:val="32"/>
         </w:rPr>
-        <w:t xml:space="preserve">, plus extra pages for financial reports and appendices. It includes your </w:t>
-      </w:r>
-      <w:r>
-        <w:rPr>
-          <w:rFonts w:ascii="Times New Roman" w:hAnsi="Times New Roman" w:cs="Times New Roman"/>
-          <w:color w:val="0D0D0D" w:themeColor="text1" w:themeTint="F2"/>
-          <w:sz w:val="32"/>
-          <w:szCs w:val="32"/>
-        </w:rPr>
-        <w:lastRenderedPageBreak/>
-        <w:t xml:space="preserve">company’s </w:t>
+        <w:t xml:space="preserve">, plus extra pages for financial reports and appendices. It includes your company’s </w:t>
       </w:r>
       <w:r>
         <w:rPr>
@@ -27651,7 +28957,17 @@
           <w:sz w:val="32"/>
           <w:szCs w:val="32"/>
         </w:rPr>
-        <w:t>For startups, writing a detailed business plan too early can be hard. Startups don’t have much past data to work with, and many things are still unknown. That’s why early-stage startups often use pitch decks and simple plans at first.</w:t>
+        <w:t xml:space="preserve">For startups, writing a detailed business plan too early can be hard. Startups don’t have much past data to work with, and many things are </w:t>
+      </w:r>
+      <w:r>
+        <w:rPr>
+          <w:rFonts w:ascii="Times New Roman" w:hAnsi="Times New Roman" w:cs="Times New Roman"/>
+          <w:color w:val="0D0D0D" w:themeColor="text1" w:themeTint="F2"/>
+          <w:sz w:val="32"/>
+          <w:szCs w:val="32"/>
+        </w:rPr>
+        <w:lastRenderedPageBreak/>
+        <w:t>still unknown. That’s why early-stage startups often use pitch decks and simple plans at first.</w:t>
       </w:r>
     </w:p>
     <w:p>
@@ -27783,7 +29099,6 @@
           <w:sz w:val="32"/>
           <w:szCs w:val="32"/>
         </w:rPr>
-        <w:lastRenderedPageBreak/>
         <w:t>Idea Generation</w:t>
       </w:r>
       <w:r>
@@ -45209,6 +46524,119 @@
     </w:lvl>
   </w:abstractNum>
   <w:abstractNum w:abstractNumId="137" w15:restartNumberingAfterBreak="0">
+    <w:nsid w:val="7D685D1E"/>
+    <w:multiLevelType w:val="hybridMultilevel"/>
+    <w:tmpl w:val="2612E138"/>
+    <w:lvl w:ilvl="0" w:tplc="04090001">
+      <w:start w:val="1"/>
+      <w:numFmt w:val="bullet"/>
+      <w:lvlText w:val=""/>
+      <w:lvlJc w:val="left"/>
+      <w:pPr>
+        <w:ind w:left="720" w:hanging="360"/>
+      </w:pPr>
+      <w:rPr>
+        <w:rFonts w:ascii="Symbol" w:hAnsi="Symbol" w:hint="default"/>
+      </w:rPr>
+    </w:lvl>
+    <w:lvl w:ilvl="1" w:tplc="04090003" w:tentative="1">
+      <w:start w:val="1"/>
+      <w:numFmt w:val="bullet"/>
+      <w:lvlText w:val="o"/>
+      <w:lvlJc w:val="left"/>
+      <w:pPr>
+        <w:ind w:left="1440" w:hanging="360"/>
+      </w:pPr>
+      <w:rPr>
+        <w:rFonts w:ascii="Courier New" w:hAnsi="Courier New" w:cs="Courier New" w:hint="default"/>
+      </w:rPr>
+    </w:lvl>
+    <w:lvl w:ilvl="2" w:tplc="04090005" w:tentative="1">
+      <w:start w:val="1"/>
+      <w:numFmt w:val="bullet"/>
+      <w:lvlText w:val=""/>
+      <w:lvlJc w:val="left"/>
+      <w:pPr>
+        <w:ind w:left="2160" w:hanging="360"/>
+      </w:pPr>
+      <w:rPr>
+        <w:rFonts w:ascii="Wingdings" w:hAnsi="Wingdings" w:hint="default"/>
+      </w:rPr>
+    </w:lvl>
+    <w:lvl w:ilvl="3" w:tplc="04090001" w:tentative="1">
+      <w:start w:val="1"/>
+      <w:numFmt w:val="bullet"/>
+      <w:lvlText w:val=""/>
+      <w:lvlJc w:val="left"/>
+      <w:pPr>
+        <w:ind w:left="2880" w:hanging="360"/>
+      </w:pPr>
+      <w:rPr>
+        <w:rFonts w:ascii="Symbol" w:hAnsi="Symbol" w:hint="default"/>
+      </w:rPr>
+    </w:lvl>
+    <w:lvl w:ilvl="4" w:tplc="04090003" w:tentative="1">
+      <w:start w:val="1"/>
+      <w:numFmt w:val="bullet"/>
+      <w:lvlText w:val="o"/>
+      <w:lvlJc w:val="left"/>
+      <w:pPr>
+        <w:ind w:left="3600" w:hanging="360"/>
+      </w:pPr>
+      <w:rPr>
+        <w:rFonts w:ascii="Courier New" w:hAnsi="Courier New" w:cs="Courier New" w:hint="default"/>
+      </w:rPr>
+    </w:lvl>
+    <w:lvl w:ilvl="5" w:tplc="04090005" w:tentative="1">
+      <w:start w:val="1"/>
+      <w:numFmt w:val="bullet"/>
+      <w:lvlText w:val=""/>
+      <w:lvlJc w:val="left"/>
+      <w:pPr>
+        <w:ind w:left="4320" w:hanging="360"/>
+      </w:pPr>
+      <w:rPr>
+        <w:rFonts w:ascii="Wingdings" w:hAnsi="Wingdings" w:hint="default"/>
+      </w:rPr>
+    </w:lvl>
+    <w:lvl w:ilvl="6" w:tplc="04090001" w:tentative="1">
+      <w:start w:val="1"/>
+      <w:numFmt w:val="bullet"/>
+      <w:lvlText w:val=""/>
+      <w:lvlJc w:val="left"/>
+      <w:pPr>
+        <w:ind w:left="5040" w:hanging="360"/>
+      </w:pPr>
+      <w:rPr>
+        <w:rFonts w:ascii="Symbol" w:hAnsi="Symbol" w:hint="default"/>
+      </w:rPr>
+    </w:lvl>
+    <w:lvl w:ilvl="7" w:tplc="04090003" w:tentative="1">
+      <w:start w:val="1"/>
+      <w:numFmt w:val="bullet"/>
+      <w:lvlText w:val="o"/>
+      <w:lvlJc w:val="left"/>
+      <w:pPr>
+        <w:ind w:left="5760" w:hanging="360"/>
+      </w:pPr>
+      <w:rPr>
+        <w:rFonts w:ascii="Courier New" w:hAnsi="Courier New" w:cs="Courier New" w:hint="default"/>
+      </w:rPr>
+    </w:lvl>
+    <w:lvl w:ilvl="8" w:tplc="04090005" w:tentative="1">
+      <w:start w:val="1"/>
+      <w:numFmt w:val="bullet"/>
+      <w:lvlText w:val=""/>
+      <w:lvlJc w:val="left"/>
+      <w:pPr>
+        <w:ind w:left="6480" w:hanging="360"/>
+      </w:pPr>
+      <w:rPr>
+        <w:rFonts w:ascii="Wingdings" w:hAnsi="Wingdings" w:hint="default"/>
+      </w:rPr>
+    </w:lvl>
+  </w:abstractNum>
+  <w:abstractNum w:abstractNumId="138" w15:restartNumberingAfterBreak="0">
     <w:nsid w:val="7DA7359B"/>
     <w:multiLevelType w:val="multilevel"/>
     <w:tmpl w:val="51FA6C30"/>
@@ -45357,7 +46785,7 @@
       </w:rPr>
     </w:lvl>
   </w:abstractNum>
-  <w:abstractNum w:abstractNumId="138" w15:restartNumberingAfterBreak="0">
+  <w:abstractNum w:abstractNumId="139" w15:restartNumberingAfterBreak="0">
     <w:nsid w:val="7F0B115F"/>
     <w:multiLevelType w:val="multilevel"/>
     <w:tmpl w:val="31C47D26"/>
@@ -45672,7 +47100,7 @@
     <w:abstractNumId w:val="56"/>
   </w:num>
   <w:num w:numId="68" w16cid:durableId="1245871042">
-    <w:abstractNumId w:val="138"/>
+    <w:abstractNumId w:val="139"/>
   </w:num>
   <w:num w:numId="69" w16cid:durableId="572588558">
     <w:abstractNumId w:val="14"/>
@@ -45852,7 +47280,7 @@
     <w:abstractNumId w:val="13"/>
   </w:num>
   <w:num w:numId="128" w16cid:durableId="2009284780">
-    <w:abstractNumId w:val="137"/>
+    <w:abstractNumId w:val="138"/>
   </w:num>
   <w:num w:numId="129" w16cid:durableId="238831487">
     <w:abstractNumId w:val="67"/>
@@ -45886,6 +47314,9 @@
   </w:num>
   <w:num w:numId="139" w16cid:durableId="1844278782">
     <w:abstractNumId w:val="108"/>
+  </w:num>
+  <w:num w:numId="140" w16cid:durableId="1511675402">
+    <w:abstractNumId w:val="137"/>
   </w:num>
 </w:numbering>
 </file>

--- a/Entrepreneurship.docx
+++ b/Entrepreneurship.docx
@@ -15139,7 +15139,7 @@
         </w:rPr>
         <w:lastRenderedPageBreak/>
         <w:drawing>
-          <wp:anchor distT="0" distB="0" distL="114300" distR="114300" simplePos="0" relativeHeight="251657728" behindDoc="0" locked="0" layoutInCell="1" allowOverlap="1" wp14:anchorId="0629C03B" wp14:editId="40FBD066">
+          <wp:anchor distT="0" distB="0" distL="114300" distR="114300" simplePos="0" relativeHeight="251657728" behindDoc="0" locked="0" layoutInCell="1" allowOverlap="1" wp14:anchorId="0629C03B" wp14:editId="57C8C2B1">
             <wp:simplePos x="0" y="0"/>
             <wp:positionH relativeFrom="column">
               <wp:posOffset>1447453</wp:posOffset>
@@ -17918,81 +17918,6 @@
         <w:lastRenderedPageBreak/>
         <w:t>more you practice watching, the more chances you have to discover useful insights.</w:t>
       </w:r>
-    </w:p>
-    <w:p>
-      <w:pPr>
-        <w:tabs>
-          <w:tab w:val="left" w:pos="2736"/>
-        </w:tabs>
-        <w:rPr>
-          <w:rFonts w:ascii="Times New Roman" w:hAnsi="Times New Roman" w:cs="Times New Roman"/>
-          <w:b/>
-          <w:bCs/>
-          <w:color w:val="0D0D0D" w:themeColor="text1" w:themeTint="F2"/>
-          <w:sz w:val="32"/>
-          <w:szCs w:val="32"/>
-        </w:rPr>
-      </w:pPr>
-    </w:p>
-    <w:p>
-      <w:pPr>
-        <w:tabs>
-          <w:tab w:val="left" w:pos="2736"/>
-        </w:tabs>
-        <w:rPr>
-          <w:rFonts w:ascii="Times New Roman" w:hAnsi="Times New Roman" w:cs="Times New Roman"/>
-          <w:b/>
-          <w:bCs/>
-          <w:color w:val="0D0D0D" w:themeColor="text1" w:themeTint="F2"/>
-          <w:sz w:val="32"/>
-          <w:szCs w:val="32"/>
-        </w:rPr>
-      </w:pPr>
-    </w:p>
-    <w:p>
-      <w:pPr>
-        <w:tabs>
-          <w:tab w:val="left" w:pos="2736"/>
-        </w:tabs>
-        <w:rPr>
-          <w:rFonts w:ascii="Times New Roman" w:hAnsi="Times New Roman" w:cs="Times New Roman"/>
-          <w:b/>
-          <w:bCs/>
-          <w:color w:val="0D0D0D" w:themeColor="text1" w:themeTint="F2"/>
-          <w:sz w:val="32"/>
-          <w:szCs w:val="32"/>
-        </w:rPr>
-      </w:pPr>
-    </w:p>
-    <w:p>
-      <w:pPr>
-        <w:tabs>
-          <w:tab w:val="left" w:pos="2736"/>
-        </w:tabs>
-        <w:rPr>
-          <w:rFonts w:ascii="Times New Roman" w:hAnsi="Times New Roman" w:cs="Times New Roman"/>
-          <w:b/>
-          <w:bCs/>
-          <w:color w:val="0D0D0D" w:themeColor="text1" w:themeTint="F2"/>
-          <w:sz w:val="32"/>
-          <w:szCs w:val="32"/>
-        </w:rPr>
-      </w:pPr>
-    </w:p>
-    <w:p>
-      <w:pPr>
-        <w:tabs>
-          <w:tab w:val="left" w:pos="2736"/>
-        </w:tabs>
-        <w:rPr>
-          <w:rFonts w:ascii="Times New Roman" w:hAnsi="Times New Roman" w:cs="Times New Roman"/>
-          <w:b/>
-          <w:bCs/>
-          <w:color w:val="0D0D0D" w:themeColor="text1" w:themeTint="F2"/>
-          <w:sz w:val="32"/>
-          <w:szCs w:val="32"/>
-        </w:rPr>
-      </w:pPr>
     </w:p>
     <w:p>
       <w:pPr>
@@ -28546,18 +28471,16 @@
           <w:color w:val="0D0D0D" w:themeColor="text1" w:themeTint="F2"/>
           <w:sz w:val="32"/>
           <w:szCs w:val="32"/>
-          <w:u w:val="single"/>
-        </w:rPr>
-      </w:pPr>
-      <w:r>
-        <w:rPr>
-          <w:rFonts w:ascii="Times New Roman" w:hAnsi="Times New Roman" w:cs="Times New Roman"/>
-          <w:b/>
-          <w:bCs/>
-          <w:color w:val="0D0D0D" w:themeColor="text1" w:themeTint="F2"/>
-          <w:sz w:val="32"/>
-          <w:szCs w:val="32"/>
-          <w:u w:val="single"/>
+        </w:rPr>
+      </w:pPr>
+      <w:r>
+        <w:rPr>
+          <w:rFonts w:ascii="Times New Roman" w:hAnsi="Times New Roman" w:cs="Times New Roman"/>
+          <w:b/>
+          <w:bCs/>
+          <w:color w:val="0D0D0D" w:themeColor="text1" w:themeTint="F2"/>
+          <w:sz w:val="32"/>
+          <w:szCs w:val="32"/>
         </w:rPr>
         <w:t>Why Business Plans Are Still Important</w:t>
       </w:r>
@@ -28637,18 +28560,16 @@
           <w:color w:val="0D0D0D" w:themeColor="text1" w:themeTint="F2"/>
           <w:sz w:val="32"/>
           <w:szCs w:val="32"/>
-          <w:u w:val="single"/>
-        </w:rPr>
-      </w:pPr>
-      <w:r>
-        <w:rPr>
-          <w:rFonts w:ascii="Times New Roman" w:hAnsi="Times New Roman" w:cs="Times New Roman"/>
-          <w:b/>
-          <w:bCs/>
-          <w:color w:val="0D0D0D" w:themeColor="text1" w:themeTint="F2"/>
-          <w:sz w:val="32"/>
-          <w:szCs w:val="32"/>
-          <w:u w:val="single"/>
+        </w:rPr>
+      </w:pPr>
+      <w:r>
+        <w:rPr>
+          <w:rFonts w:ascii="Times New Roman" w:hAnsi="Times New Roman" w:cs="Times New Roman"/>
+          <w:b/>
+          <w:bCs/>
+          <w:color w:val="0D0D0D" w:themeColor="text1" w:themeTint="F2"/>
+          <w:sz w:val="32"/>
+          <w:szCs w:val="32"/>
         </w:rPr>
         <w:t>Length and Structure</w:t>
       </w:r>
@@ -28922,18 +28843,16 @@
           <w:color w:val="0D0D0D" w:themeColor="text1" w:themeTint="F2"/>
           <w:sz w:val="32"/>
           <w:szCs w:val="32"/>
-          <w:u w:val="single"/>
-        </w:rPr>
-      </w:pPr>
-      <w:r>
-        <w:rPr>
-          <w:rFonts w:ascii="Times New Roman" w:hAnsi="Times New Roman" w:cs="Times New Roman"/>
-          <w:b/>
-          <w:bCs/>
-          <w:color w:val="0D0D0D" w:themeColor="text1" w:themeTint="F2"/>
-          <w:sz w:val="32"/>
-          <w:szCs w:val="32"/>
-          <w:u w:val="single"/>
+        </w:rPr>
+      </w:pPr>
+      <w:r>
+        <w:rPr>
+          <w:rFonts w:ascii="Times New Roman" w:hAnsi="Times New Roman" w:cs="Times New Roman"/>
+          <w:b/>
+          <w:bCs/>
+          <w:color w:val="0D0D0D" w:themeColor="text1" w:themeTint="F2"/>
+          <w:sz w:val="32"/>
+          <w:szCs w:val="32"/>
         </w:rPr>
         <w:t>When to Write a Business Plan</w:t>
       </w:r>
@@ -29267,18 +29186,16 @@
           <w:color w:val="0D0D0D" w:themeColor="text1" w:themeTint="F2"/>
           <w:sz w:val="32"/>
           <w:szCs w:val="32"/>
-          <w:u w:val="single"/>
-        </w:rPr>
-      </w:pPr>
-      <w:r>
-        <w:rPr>
-          <w:rFonts w:ascii="Times New Roman" w:hAnsi="Times New Roman" w:cs="Times New Roman"/>
-          <w:b/>
-          <w:bCs/>
-          <w:color w:val="0D0D0D" w:themeColor="text1" w:themeTint="F2"/>
-          <w:sz w:val="32"/>
-          <w:szCs w:val="32"/>
-          <w:u w:val="single"/>
+        </w:rPr>
+      </w:pPr>
+      <w:r>
+        <w:rPr>
+          <w:rFonts w:ascii="Times New Roman" w:hAnsi="Times New Roman" w:cs="Times New Roman"/>
+          <w:b/>
+          <w:bCs/>
+          <w:color w:val="0D0D0D" w:themeColor="text1" w:themeTint="F2"/>
+          <w:sz w:val="32"/>
+          <w:szCs w:val="32"/>
         </w:rPr>
         <w:t>Extra Parts of the Business Plan</w:t>
       </w:r>
@@ -29330,9 +29247,12 @@
         <w:tabs>
           <w:tab w:val="left" w:pos="1572"/>
         </w:tabs>
-        <w:rPr>
-          <w:rFonts w:ascii="Times New Roman" w:hAnsi="Times New Roman" w:cs="Times New Roman"/>
-          <w:color w:val="0D0D0D" w:themeColor="text1" w:themeTint="F2"/>
+        <w:jc w:val="center"/>
+        <w:rPr>
+          <w:rFonts w:ascii="Times New Roman" w:hAnsi="Times New Roman" w:cs="Times New Roman"/>
+          <w:b/>
+          <w:bCs/>
+          <w:color w:val="365F91" w:themeColor="accent1" w:themeShade="BF"/>
           <w:sz w:val="32"/>
           <w:szCs w:val="32"/>
         </w:rPr>
@@ -29343,9 +29263,3074 @@
         <w:tabs>
           <w:tab w:val="left" w:pos="1572"/>
         </w:tabs>
-        <w:rPr>
-          <w:rFonts w:ascii="Times New Roman" w:hAnsi="Times New Roman" w:cs="Times New Roman"/>
-          <w:color w:val="0D0D0D" w:themeColor="text1" w:themeTint="F2"/>
+        <w:jc w:val="center"/>
+        <w:rPr>
+          <w:rFonts w:ascii="Times New Roman" w:hAnsi="Times New Roman" w:cs="Times New Roman"/>
+          <w:b/>
+          <w:bCs/>
+          <w:color w:val="365F91" w:themeColor="accent1" w:themeShade="BF"/>
+          <w:sz w:val="32"/>
+          <w:szCs w:val="32"/>
+        </w:rPr>
+      </w:pPr>
+    </w:p>
+    <w:p>
+      <w:pPr>
+        <w:tabs>
+          <w:tab w:val="left" w:pos="1572"/>
+        </w:tabs>
+        <w:jc w:val="center"/>
+        <w:rPr>
+          <w:rFonts w:ascii="Times New Roman" w:hAnsi="Times New Roman" w:cs="Times New Roman"/>
+          <w:b/>
+          <w:bCs/>
+          <w:color w:val="365F91" w:themeColor="accent1" w:themeShade="BF"/>
+          <w:sz w:val="32"/>
+          <w:szCs w:val="32"/>
+        </w:rPr>
+      </w:pPr>
+    </w:p>
+    <w:p>
+      <w:pPr>
+        <w:tabs>
+          <w:tab w:val="left" w:pos="1572"/>
+        </w:tabs>
+        <w:jc w:val="center"/>
+        <w:rPr>
+          <w:rFonts w:ascii="Times New Roman" w:hAnsi="Times New Roman" w:cs="Times New Roman"/>
+          <w:b/>
+          <w:bCs/>
+          <w:color w:val="365F91" w:themeColor="accent1" w:themeShade="BF"/>
+          <w:sz w:val="32"/>
+          <w:szCs w:val="32"/>
+        </w:rPr>
+      </w:pPr>
+    </w:p>
+    <w:p>
+      <w:pPr>
+        <w:tabs>
+          <w:tab w:val="left" w:pos="1572"/>
+        </w:tabs>
+        <w:jc w:val="center"/>
+        <w:rPr>
+          <w:rFonts w:ascii="Times New Roman" w:hAnsi="Times New Roman" w:cs="Times New Roman"/>
+          <w:b/>
+          <w:bCs/>
+          <w:color w:val="365F91" w:themeColor="accent1" w:themeShade="BF"/>
+          <w:sz w:val="32"/>
+          <w:szCs w:val="32"/>
+        </w:rPr>
+      </w:pPr>
+    </w:p>
+    <w:p>
+      <w:pPr>
+        <w:tabs>
+          <w:tab w:val="left" w:pos="1572"/>
+        </w:tabs>
+        <w:jc w:val="center"/>
+        <w:rPr>
+          <w:rFonts w:ascii="Times New Roman" w:hAnsi="Times New Roman" w:cs="Times New Roman"/>
+          <w:b/>
+          <w:bCs/>
+          <w:color w:val="365F91" w:themeColor="accent1" w:themeShade="BF"/>
+          <w:sz w:val="32"/>
+          <w:szCs w:val="32"/>
+        </w:rPr>
+      </w:pPr>
+      <w:r>
+        <w:rPr>
+          <w:rFonts w:ascii="Times New Roman" w:hAnsi="Times New Roman" w:cs="Times New Roman"/>
+          <w:b/>
+          <w:bCs/>
+          <w:color w:val="365F91" w:themeColor="accent1" w:themeShade="BF"/>
+          <w:sz w:val="32"/>
+          <w:szCs w:val="32"/>
+        </w:rPr>
+        <w:lastRenderedPageBreak/>
+        <w:t>Ethics in Entrepreneurship</w:t>
+      </w:r>
+    </w:p>
+    <w:p>
+      <w:pPr>
+        <w:tabs>
+          <w:tab w:val="left" w:pos="1572"/>
+        </w:tabs>
+        <w:rPr>
+          <w:rFonts w:ascii="Times New Roman" w:hAnsi="Times New Roman" w:cs="Times New Roman"/>
+          <w:b/>
+          <w:bCs/>
+          <w:color w:val="365F91" w:themeColor="accent1" w:themeShade="BF"/>
+          <w:sz w:val="32"/>
+          <w:szCs w:val="32"/>
+        </w:rPr>
+      </w:pPr>
+      <w:r>
+        <w:rPr>
+          <w:rFonts w:ascii="Times New Roman" w:hAnsi="Times New Roman" w:cs="Times New Roman"/>
+          <w:b/>
+          <w:bCs/>
+          <w:color w:val="365F91" w:themeColor="accent1" w:themeShade="BF"/>
+          <w:sz w:val="32"/>
+          <w:szCs w:val="32"/>
+        </w:rPr>
+        <w:t xml:space="preserve">Ethics in Entrepreneurship </w:t>
+      </w:r>
+    </w:p>
+    <w:p>
+      <w:pPr>
+        <w:tabs>
+          <w:tab w:val="left" w:pos="1572"/>
+        </w:tabs>
+        <w:rPr>
+          <w:rFonts w:ascii="Times New Roman" w:hAnsi="Times New Roman" w:cs="Times New Roman"/>
+          <w:color w:val="0D0D0D" w:themeColor="text1" w:themeTint="F2"/>
+          <w:sz w:val="32"/>
+          <w:szCs w:val="32"/>
+        </w:rPr>
+      </w:pPr>
+      <w:r>
+        <w:rPr>
+          <w:rFonts w:ascii="Times New Roman" w:hAnsi="Times New Roman" w:cs="Times New Roman"/>
+          <w:color w:val="0D0D0D" w:themeColor="text1" w:themeTint="F2"/>
+          <w:sz w:val="32"/>
+          <w:szCs w:val="32"/>
+        </w:rPr>
+        <w:t>Entrepreneurship isn’t just about making money—it’s also about doing the right thing. Ethics means making honest and fair decisions, even when no one is watching. Entrepreneurs face many tough situations where they must choose between right and wrong.</w:t>
+      </w:r>
+    </w:p>
+    <w:p>
+      <w:pPr>
+        <w:tabs>
+          <w:tab w:val="left" w:pos="1572"/>
+        </w:tabs>
+        <w:rPr>
+          <w:rFonts w:ascii="Times New Roman" w:hAnsi="Times New Roman" w:cs="Times New Roman"/>
+          <w:b/>
+          <w:bCs/>
+          <w:color w:val="0D0D0D" w:themeColor="text1" w:themeTint="F2"/>
+          <w:sz w:val="32"/>
+          <w:szCs w:val="32"/>
+        </w:rPr>
+      </w:pPr>
+      <w:r>
+        <w:rPr>
+          <w:rFonts w:ascii="Times New Roman" w:hAnsi="Times New Roman" w:cs="Times New Roman"/>
+          <w:b/>
+          <w:bCs/>
+          <w:color w:val="0D0D0D" w:themeColor="text1" w:themeTint="F2"/>
+          <w:sz w:val="32"/>
+          <w:szCs w:val="32"/>
+        </w:rPr>
+        <w:t>Why Ethics Matter in Entrepreneurship</w:t>
+      </w:r>
+    </w:p>
+    <w:p>
+      <w:pPr>
+        <w:pStyle w:val="ListParagraph"/>
+        <w:numPr>
+          <w:ilvl w:val="0"/>
+          <w:numId w:val="142"/>
+        </w:numPr>
+        <w:tabs>
+          <w:tab w:val="left" w:pos="1572"/>
+        </w:tabs>
+        <w:rPr>
+          <w:rFonts w:ascii="Times New Roman" w:hAnsi="Times New Roman" w:cs="Times New Roman"/>
+          <w:color w:val="0D0D0D" w:themeColor="text1" w:themeTint="F2"/>
+          <w:sz w:val="32"/>
+          <w:szCs w:val="32"/>
+        </w:rPr>
+      </w:pPr>
+      <w:r>
+        <w:rPr>
+          <w:rFonts w:ascii="Times New Roman" w:hAnsi="Times New Roman" w:cs="Times New Roman"/>
+          <w:color w:val="0D0D0D" w:themeColor="text1" w:themeTint="F2"/>
+          <w:sz w:val="32"/>
+          <w:szCs w:val="32"/>
+        </w:rPr>
+        <w:t xml:space="preserve">Ethical behavior builds </w:t>
+      </w:r>
+      <w:r>
+        <w:rPr>
+          <w:rFonts w:ascii="Times New Roman" w:hAnsi="Times New Roman" w:cs="Times New Roman"/>
+          <w:b/>
+          <w:bCs/>
+          <w:color w:val="0D0D0D" w:themeColor="text1" w:themeTint="F2"/>
+          <w:sz w:val="32"/>
+          <w:szCs w:val="32"/>
+        </w:rPr>
+        <w:t>trust</w:t>
+      </w:r>
+      <w:r>
+        <w:rPr>
+          <w:rFonts w:ascii="Times New Roman" w:hAnsi="Times New Roman" w:cs="Times New Roman"/>
+          <w:color w:val="0D0D0D" w:themeColor="text1" w:themeTint="F2"/>
+          <w:sz w:val="32"/>
+          <w:szCs w:val="32"/>
+        </w:rPr>
+        <w:t xml:space="preserve"> with customers, employees, and investors.</w:t>
+      </w:r>
+    </w:p>
+    <w:p>
+      <w:pPr>
+        <w:pStyle w:val="ListParagraph"/>
+        <w:numPr>
+          <w:ilvl w:val="0"/>
+          <w:numId w:val="142"/>
+        </w:numPr>
+        <w:tabs>
+          <w:tab w:val="left" w:pos="1572"/>
+        </w:tabs>
+        <w:rPr>
+          <w:rFonts w:ascii="Times New Roman" w:hAnsi="Times New Roman" w:cs="Times New Roman"/>
+          <w:color w:val="0D0D0D" w:themeColor="text1" w:themeTint="F2"/>
+          <w:sz w:val="32"/>
+          <w:szCs w:val="32"/>
+        </w:rPr>
+      </w:pPr>
+      <w:r>
+        <w:rPr>
+          <w:rFonts w:ascii="Times New Roman" w:hAnsi="Times New Roman" w:cs="Times New Roman"/>
+          <w:color w:val="0D0D0D" w:themeColor="text1" w:themeTint="F2"/>
+          <w:sz w:val="32"/>
+          <w:szCs w:val="32"/>
+        </w:rPr>
+        <w:t>Unethical actions can lead to loss of reputation, money, and even legal trouble.</w:t>
+      </w:r>
+    </w:p>
+    <w:p>
+      <w:pPr>
+        <w:pStyle w:val="ListParagraph"/>
+        <w:numPr>
+          <w:ilvl w:val="0"/>
+          <w:numId w:val="142"/>
+        </w:numPr>
+        <w:tabs>
+          <w:tab w:val="left" w:pos="1572"/>
+        </w:tabs>
+        <w:rPr>
+          <w:rFonts w:ascii="Times New Roman" w:hAnsi="Times New Roman" w:cs="Times New Roman"/>
+          <w:b/>
+          <w:bCs/>
+          <w:color w:val="0D0D0D" w:themeColor="text1" w:themeTint="F2"/>
+          <w:sz w:val="32"/>
+          <w:szCs w:val="32"/>
+        </w:rPr>
+      </w:pPr>
+      <w:r>
+        <w:rPr>
+          <w:rFonts w:ascii="Times New Roman" w:hAnsi="Times New Roman" w:cs="Times New Roman"/>
+          <w:color w:val="0D0D0D" w:themeColor="text1" w:themeTint="F2"/>
+          <w:sz w:val="32"/>
+          <w:szCs w:val="32"/>
+        </w:rPr>
+        <w:t>Many business failures happen not because of bad ideas, but because of unethical decisions.</w:t>
+      </w:r>
+    </w:p>
+    <w:p>
+      <w:pPr>
+        <w:tabs>
+          <w:tab w:val="left" w:pos="1572"/>
+        </w:tabs>
+        <w:rPr>
+          <w:rFonts w:ascii="Times New Roman" w:hAnsi="Times New Roman" w:cs="Times New Roman"/>
+          <w:b/>
+          <w:bCs/>
+          <w:color w:val="0D0D0D" w:themeColor="text1" w:themeTint="F2"/>
+          <w:sz w:val="32"/>
+          <w:szCs w:val="32"/>
+        </w:rPr>
+      </w:pPr>
+      <w:r>
+        <w:rPr>
+          <w:rFonts w:ascii="Times New Roman" w:hAnsi="Times New Roman" w:cs="Times New Roman"/>
+          <w:b/>
+          <w:bCs/>
+          <w:color w:val="0D0D0D" w:themeColor="text1" w:themeTint="F2"/>
+          <w:sz w:val="32"/>
+          <w:szCs w:val="32"/>
+        </w:rPr>
+        <w:t xml:space="preserve">Example </w:t>
+      </w:r>
+    </w:p>
+    <w:p>
+      <w:pPr>
+        <w:tabs>
+          <w:tab w:val="left" w:pos="1572"/>
+        </w:tabs>
+        <w:rPr>
+          <w:rFonts w:ascii="Times New Roman" w:hAnsi="Times New Roman" w:cs="Times New Roman"/>
+          <w:color w:val="0D0D0D" w:themeColor="text1" w:themeTint="F2"/>
+          <w:sz w:val="32"/>
+          <w:szCs w:val="32"/>
+        </w:rPr>
+      </w:pPr>
+      <w:r>
+        <w:rPr>
+          <w:rFonts w:ascii="Times New Roman" w:hAnsi="Times New Roman" w:cs="Times New Roman"/>
+          <w:color w:val="0D0D0D" w:themeColor="text1" w:themeTint="F2"/>
+          <w:sz w:val="32"/>
+          <w:szCs w:val="32"/>
+        </w:rPr>
+        <w:t>Enron was a large and well-known energy company in the United States. On the outside, it looked like a very successful business, and many people trusted it. The company even had a written Code of Conduct, which included rules about being honest, fair, and responsible. However, in reality, the leaders of Enron did not follow these rules. They used dishonest accounting methods to hide the company’s losses and made it look like they were earning more money than they actually were. This false information made investors believe the company was doing well, so they kept investing more money.</w:t>
+      </w:r>
+    </w:p>
+    <w:p>
+      <w:pPr>
+        <w:tabs>
+          <w:tab w:val="left" w:pos="1572"/>
+        </w:tabs>
+        <w:rPr>
+          <w:rFonts w:ascii="Times New Roman" w:hAnsi="Times New Roman" w:cs="Times New Roman"/>
+          <w:color w:val="0D0D0D" w:themeColor="text1" w:themeTint="F2"/>
+          <w:sz w:val="32"/>
+          <w:szCs w:val="32"/>
+        </w:rPr>
+      </w:pPr>
+      <w:r>
+        <w:rPr>
+          <w:rFonts w:ascii="Times New Roman" w:hAnsi="Times New Roman" w:cs="Times New Roman"/>
+          <w:color w:val="0D0D0D" w:themeColor="text1" w:themeTint="F2"/>
+          <w:sz w:val="32"/>
+          <w:szCs w:val="32"/>
+        </w:rPr>
+        <w:t xml:space="preserve">The main reason the leaders did this was to increase the company’s stock price and protect their image, but these actions were unethical and illegal. Eventually, the truth came out. People discovered that Enron was in serious financial trouble, and that the company’s success was based </w:t>
+      </w:r>
+      <w:r>
+        <w:rPr>
+          <w:rFonts w:ascii="Times New Roman" w:hAnsi="Times New Roman" w:cs="Times New Roman"/>
+          <w:color w:val="0D0D0D" w:themeColor="text1" w:themeTint="F2"/>
+          <w:sz w:val="32"/>
+          <w:szCs w:val="32"/>
+        </w:rPr>
+        <w:lastRenderedPageBreak/>
+        <w:t>on lies. In 2001, Enron went bankrupt. Thousands of employees lost their jobs, investors lost millions of dollars, and the company’s name became a symbol of corporate dishonesty.</w:t>
+      </w:r>
+    </w:p>
+    <w:p>
+      <w:pPr>
+        <w:tabs>
+          <w:tab w:val="left" w:pos="1572"/>
+        </w:tabs>
+        <w:rPr>
+          <w:rFonts w:ascii="Times New Roman" w:hAnsi="Times New Roman" w:cs="Times New Roman"/>
+          <w:color w:val="0D0D0D" w:themeColor="text1" w:themeTint="F2"/>
+          <w:sz w:val="32"/>
+          <w:szCs w:val="32"/>
+        </w:rPr>
+      </w:pPr>
+      <w:r>
+        <w:rPr>
+          <w:rFonts w:ascii="Times New Roman" w:hAnsi="Times New Roman" w:cs="Times New Roman"/>
+          <w:color w:val="0D0D0D" w:themeColor="text1" w:themeTint="F2"/>
+          <w:sz w:val="32"/>
+          <w:szCs w:val="32"/>
+        </w:rPr>
+        <w:t>This example shows that just having a Code of Conduct is not enough. If people in a business do not actually follow ethical values in their daily decisions, it can lead to major failure. Ethics must be practiced, not just written on paper.</w:t>
+      </w:r>
+    </w:p>
+    <w:p>
+      <w:pPr>
+        <w:tabs>
+          <w:tab w:val="left" w:pos="1572"/>
+        </w:tabs>
+        <w:rPr>
+          <w:rFonts w:ascii="Times New Roman" w:hAnsi="Times New Roman" w:cs="Times New Roman"/>
+          <w:b/>
+          <w:bCs/>
+          <w:color w:val="0D0D0D" w:themeColor="text1" w:themeTint="F2"/>
+          <w:sz w:val="32"/>
+          <w:szCs w:val="32"/>
+        </w:rPr>
+      </w:pPr>
+      <w:r>
+        <w:rPr>
+          <w:rFonts w:ascii="Times New Roman" w:hAnsi="Times New Roman" w:cs="Times New Roman"/>
+          <w:b/>
+          <w:bCs/>
+          <w:color w:val="0D0D0D" w:themeColor="text1" w:themeTint="F2"/>
+          <w:sz w:val="32"/>
+          <w:szCs w:val="32"/>
+        </w:rPr>
+        <w:t>Ethical Business Planning</w:t>
+      </w:r>
+    </w:p>
+    <w:p>
+      <w:pPr>
+        <w:pStyle w:val="ListParagraph"/>
+        <w:numPr>
+          <w:ilvl w:val="0"/>
+          <w:numId w:val="144"/>
+        </w:numPr>
+        <w:tabs>
+          <w:tab w:val="left" w:pos="1572"/>
+        </w:tabs>
+        <w:rPr>
+          <w:rFonts w:ascii="Times New Roman" w:hAnsi="Times New Roman" w:cs="Times New Roman"/>
+          <w:color w:val="0D0D0D" w:themeColor="text1" w:themeTint="F2"/>
+          <w:sz w:val="32"/>
+          <w:szCs w:val="32"/>
+        </w:rPr>
+      </w:pPr>
+      <w:r>
+        <w:rPr>
+          <w:rFonts w:ascii="Times New Roman" w:hAnsi="Times New Roman" w:cs="Times New Roman"/>
+          <w:color w:val="0D0D0D" w:themeColor="text1" w:themeTint="F2"/>
+          <w:sz w:val="32"/>
+          <w:szCs w:val="32"/>
+        </w:rPr>
+        <w:t xml:space="preserve">While planning your business, </w:t>
+      </w:r>
+      <w:r>
+        <w:rPr>
+          <w:rFonts w:ascii="Times New Roman" w:hAnsi="Times New Roman" w:cs="Times New Roman"/>
+          <w:b/>
+          <w:bCs/>
+          <w:color w:val="0D0D0D" w:themeColor="text1" w:themeTint="F2"/>
+          <w:sz w:val="32"/>
+          <w:szCs w:val="32"/>
+        </w:rPr>
+        <w:t>include rules</w:t>
+      </w:r>
+      <w:r>
+        <w:rPr>
+          <w:rFonts w:ascii="Times New Roman" w:hAnsi="Times New Roman" w:cs="Times New Roman"/>
+          <w:color w:val="0D0D0D" w:themeColor="text1" w:themeTint="F2"/>
+          <w:sz w:val="32"/>
+          <w:szCs w:val="32"/>
+        </w:rPr>
+        <w:t xml:space="preserve"> for what’s ethical and what’s not.</w:t>
+      </w:r>
+    </w:p>
+    <w:p>
+      <w:pPr>
+        <w:pStyle w:val="ListParagraph"/>
+        <w:numPr>
+          <w:ilvl w:val="0"/>
+          <w:numId w:val="144"/>
+        </w:numPr>
+        <w:tabs>
+          <w:tab w:val="left" w:pos="1572"/>
+        </w:tabs>
+        <w:rPr>
+          <w:rFonts w:ascii="Times New Roman" w:hAnsi="Times New Roman" w:cs="Times New Roman"/>
+          <w:color w:val="0D0D0D" w:themeColor="text1" w:themeTint="F2"/>
+          <w:sz w:val="32"/>
+          <w:szCs w:val="32"/>
+        </w:rPr>
+      </w:pPr>
+      <w:r>
+        <w:rPr>
+          <w:rFonts w:ascii="Times New Roman" w:hAnsi="Times New Roman" w:cs="Times New Roman"/>
+          <w:color w:val="0D0D0D" w:themeColor="text1" w:themeTint="F2"/>
+          <w:sz w:val="32"/>
+          <w:szCs w:val="32"/>
+        </w:rPr>
+        <w:t>Train your team to understand and follow these rules.</w:t>
+      </w:r>
+    </w:p>
+    <w:p>
+      <w:pPr>
+        <w:pStyle w:val="ListParagraph"/>
+        <w:numPr>
+          <w:ilvl w:val="0"/>
+          <w:numId w:val="144"/>
+        </w:numPr>
+        <w:tabs>
+          <w:tab w:val="left" w:pos="1572"/>
+        </w:tabs>
+        <w:rPr>
+          <w:rFonts w:ascii="Times New Roman" w:hAnsi="Times New Roman" w:cs="Times New Roman"/>
+          <w:color w:val="0D0D0D" w:themeColor="text1" w:themeTint="F2"/>
+          <w:sz w:val="32"/>
+          <w:szCs w:val="32"/>
+        </w:rPr>
+      </w:pPr>
+      <w:r>
+        <w:rPr>
+          <w:rFonts w:ascii="Times New Roman" w:hAnsi="Times New Roman" w:cs="Times New Roman"/>
+          <w:color w:val="0D0D0D" w:themeColor="text1" w:themeTint="F2"/>
+          <w:sz w:val="32"/>
+          <w:szCs w:val="32"/>
+        </w:rPr>
+        <w:t xml:space="preserve">Have </w:t>
+      </w:r>
+      <w:r>
+        <w:rPr>
+          <w:rFonts w:ascii="Times New Roman" w:hAnsi="Times New Roman" w:cs="Times New Roman"/>
+          <w:b/>
+          <w:bCs/>
+          <w:color w:val="0D0D0D" w:themeColor="text1" w:themeTint="F2"/>
+          <w:sz w:val="32"/>
+          <w:szCs w:val="32"/>
+        </w:rPr>
+        <w:t>clear consequences</w:t>
+      </w:r>
+      <w:r>
+        <w:rPr>
+          <w:rFonts w:ascii="Times New Roman" w:hAnsi="Times New Roman" w:cs="Times New Roman"/>
+          <w:color w:val="0D0D0D" w:themeColor="text1" w:themeTint="F2"/>
+          <w:sz w:val="32"/>
+          <w:szCs w:val="32"/>
+        </w:rPr>
+        <w:t xml:space="preserve"> for breaking ethical rules.</w:t>
+      </w:r>
+    </w:p>
+    <w:p>
+      <w:pPr>
+        <w:tabs>
+          <w:tab w:val="left" w:pos="1572"/>
+        </w:tabs>
+        <w:rPr>
+          <w:rFonts w:ascii="Times New Roman" w:hAnsi="Times New Roman" w:cs="Times New Roman"/>
+          <w:b/>
+          <w:bCs/>
+          <w:color w:val="0D0D0D" w:themeColor="text1" w:themeTint="F2"/>
+          <w:sz w:val="32"/>
+          <w:szCs w:val="32"/>
+        </w:rPr>
+      </w:pPr>
+      <w:r>
+        <w:rPr>
+          <w:rFonts w:ascii="Times New Roman" w:hAnsi="Times New Roman" w:cs="Times New Roman"/>
+          <w:b/>
+          <w:bCs/>
+          <w:color w:val="0D0D0D" w:themeColor="text1" w:themeTint="F2"/>
+          <w:sz w:val="32"/>
+          <w:szCs w:val="32"/>
+        </w:rPr>
+        <w:t>Common Ethical Dilemmas Entrepreneurs</w:t>
+      </w:r>
+    </w:p>
+    <w:p>
+      <w:pPr>
+        <w:tabs>
+          <w:tab w:val="left" w:pos="1572"/>
+        </w:tabs>
+        <w:rPr>
+          <w:rFonts w:ascii="Times New Roman" w:hAnsi="Times New Roman" w:cs="Times New Roman"/>
+          <w:color w:val="0D0D0D" w:themeColor="text1" w:themeTint="F2"/>
+          <w:sz w:val="32"/>
+          <w:szCs w:val="32"/>
+        </w:rPr>
+      </w:pPr>
+      <w:r>
+        <w:rPr>
+          <w:rFonts w:ascii="Times New Roman" w:hAnsi="Times New Roman" w:cs="Times New Roman"/>
+          <w:color w:val="0D0D0D" w:themeColor="text1" w:themeTint="F2"/>
+          <w:sz w:val="32"/>
+          <w:szCs w:val="32"/>
+        </w:rPr>
+        <w:t>Entrepreneurs often face difficult ethical choices in business.</w:t>
+      </w:r>
+    </w:p>
+    <w:p>
+      <w:pPr>
+        <w:pStyle w:val="ListParagraph"/>
+        <w:numPr>
+          <w:ilvl w:val="0"/>
+          <w:numId w:val="145"/>
+        </w:numPr>
+        <w:tabs>
+          <w:tab w:val="left" w:pos="1572"/>
+        </w:tabs>
+        <w:rPr>
+          <w:rFonts w:ascii="Times New Roman" w:hAnsi="Times New Roman" w:cs="Times New Roman"/>
+          <w:color w:val="0D0D0D" w:themeColor="text1" w:themeTint="F2"/>
+          <w:sz w:val="32"/>
+          <w:szCs w:val="32"/>
+        </w:rPr>
+      </w:pPr>
+      <w:r>
+        <w:rPr>
+          <w:rFonts w:ascii="Times New Roman" w:hAnsi="Times New Roman" w:cs="Times New Roman"/>
+          <w:color w:val="0D0D0D" w:themeColor="text1" w:themeTint="F2"/>
+          <w:sz w:val="32"/>
+          <w:szCs w:val="32"/>
+        </w:rPr>
+        <w:t xml:space="preserve">Some may feel tempted to </w:t>
+      </w:r>
+      <w:r>
+        <w:rPr>
+          <w:rFonts w:ascii="Times New Roman" w:hAnsi="Times New Roman" w:cs="Times New Roman"/>
+          <w:b/>
+          <w:bCs/>
+          <w:color w:val="0D0D0D" w:themeColor="text1" w:themeTint="F2"/>
+          <w:sz w:val="32"/>
+          <w:szCs w:val="32"/>
+        </w:rPr>
+        <w:t>mislead customers</w:t>
+      </w:r>
+      <w:r>
+        <w:rPr>
+          <w:rFonts w:ascii="Times New Roman" w:hAnsi="Times New Roman" w:cs="Times New Roman"/>
+          <w:color w:val="0D0D0D" w:themeColor="text1" w:themeTint="F2"/>
+          <w:sz w:val="32"/>
+          <w:szCs w:val="32"/>
+        </w:rPr>
+        <w:t xml:space="preserve"> just to increase sales, which is dishonest.</w:t>
+      </w:r>
+    </w:p>
+    <w:p>
+      <w:pPr>
+        <w:pStyle w:val="ListParagraph"/>
+        <w:numPr>
+          <w:ilvl w:val="0"/>
+          <w:numId w:val="145"/>
+        </w:numPr>
+        <w:tabs>
+          <w:tab w:val="left" w:pos="1572"/>
+        </w:tabs>
+        <w:rPr>
+          <w:rFonts w:ascii="Times New Roman" w:hAnsi="Times New Roman" w:cs="Times New Roman"/>
+          <w:color w:val="0D0D0D" w:themeColor="text1" w:themeTint="F2"/>
+          <w:sz w:val="32"/>
+          <w:szCs w:val="32"/>
+        </w:rPr>
+      </w:pPr>
+      <w:r>
+        <w:rPr>
+          <w:rFonts w:ascii="Times New Roman" w:hAnsi="Times New Roman" w:cs="Times New Roman"/>
+          <w:color w:val="0D0D0D" w:themeColor="text1" w:themeTint="F2"/>
+          <w:sz w:val="32"/>
+          <w:szCs w:val="32"/>
+        </w:rPr>
+        <w:t xml:space="preserve">Others may consider </w:t>
+      </w:r>
+      <w:r>
+        <w:rPr>
+          <w:rFonts w:ascii="Times New Roman" w:hAnsi="Times New Roman" w:cs="Times New Roman"/>
+          <w:b/>
+          <w:bCs/>
+          <w:color w:val="0D0D0D" w:themeColor="text1" w:themeTint="F2"/>
+          <w:sz w:val="32"/>
+          <w:szCs w:val="32"/>
+        </w:rPr>
+        <w:t>working with corrupt suppliers</w:t>
+      </w:r>
+      <w:r>
+        <w:rPr>
+          <w:rFonts w:ascii="Times New Roman" w:hAnsi="Times New Roman" w:cs="Times New Roman"/>
+          <w:color w:val="0D0D0D" w:themeColor="text1" w:themeTint="F2"/>
+          <w:sz w:val="32"/>
+          <w:szCs w:val="32"/>
+        </w:rPr>
+        <w:t xml:space="preserve"> in foreign countries, thinking it will save money or speed up business.</w:t>
+      </w:r>
+    </w:p>
+    <w:p>
+      <w:pPr>
+        <w:pStyle w:val="ListParagraph"/>
+        <w:numPr>
+          <w:ilvl w:val="0"/>
+          <w:numId w:val="145"/>
+        </w:numPr>
+        <w:tabs>
+          <w:tab w:val="left" w:pos="1572"/>
+        </w:tabs>
+        <w:rPr>
+          <w:rFonts w:ascii="Times New Roman" w:hAnsi="Times New Roman" w:cs="Times New Roman"/>
+          <w:color w:val="0D0D0D" w:themeColor="text1" w:themeTint="F2"/>
+          <w:sz w:val="32"/>
+          <w:szCs w:val="32"/>
+        </w:rPr>
+      </w:pPr>
+      <w:r>
+        <w:rPr>
+          <w:rFonts w:ascii="Times New Roman" w:hAnsi="Times New Roman" w:cs="Times New Roman"/>
+          <w:b/>
+          <w:bCs/>
+          <w:color w:val="0D0D0D" w:themeColor="text1" w:themeTint="F2"/>
+          <w:sz w:val="32"/>
+          <w:szCs w:val="32"/>
+        </w:rPr>
+        <w:t>Offering or accepting bribes</w:t>
+      </w:r>
+      <w:r>
+        <w:rPr>
+          <w:rFonts w:ascii="Times New Roman" w:hAnsi="Times New Roman" w:cs="Times New Roman"/>
+          <w:color w:val="0D0D0D" w:themeColor="text1" w:themeTint="F2"/>
+          <w:sz w:val="32"/>
+          <w:szCs w:val="32"/>
+        </w:rPr>
+        <w:t xml:space="preserve"> to get faster approvals or contracts is also a common issue.</w:t>
+      </w:r>
+    </w:p>
+    <w:p>
+      <w:pPr>
+        <w:pStyle w:val="ListParagraph"/>
+        <w:numPr>
+          <w:ilvl w:val="0"/>
+          <w:numId w:val="145"/>
+        </w:numPr>
+        <w:tabs>
+          <w:tab w:val="left" w:pos="1572"/>
+        </w:tabs>
+        <w:rPr>
+          <w:rFonts w:ascii="Times New Roman" w:hAnsi="Times New Roman" w:cs="Times New Roman"/>
+          <w:color w:val="0D0D0D" w:themeColor="text1" w:themeTint="F2"/>
+          <w:sz w:val="32"/>
+          <w:szCs w:val="32"/>
+        </w:rPr>
+      </w:pPr>
+      <w:r>
+        <w:rPr>
+          <w:rFonts w:ascii="Times New Roman" w:hAnsi="Times New Roman" w:cs="Times New Roman"/>
+          <w:color w:val="0D0D0D" w:themeColor="text1" w:themeTint="F2"/>
+          <w:sz w:val="32"/>
+          <w:szCs w:val="32"/>
+        </w:rPr>
+        <w:t xml:space="preserve">In addition, </w:t>
+      </w:r>
+      <w:r>
+        <w:rPr>
+          <w:rFonts w:ascii="Times New Roman" w:hAnsi="Times New Roman" w:cs="Times New Roman"/>
+          <w:b/>
+          <w:bCs/>
+          <w:color w:val="0D0D0D" w:themeColor="text1" w:themeTint="F2"/>
+          <w:sz w:val="32"/>
+          <w:szCs w:val="32"/>
+        </w:rPr>
+        <w:t>firing employees unfairly</w:t>
+      </w:r>
+      <w:r>
+        <w:rPr>
+          <w:rFonts w:ascii="Times New Roman" w:hAnsi="Times New Roman" w:cs="Times New Roman"/>
+          <w:color w:val="0D0D0D" w:themeColor="text1" w:themeTint="F2"/>
+          <w:sz w:val="32"/>
+          <w:szCs w:val="32"/>
+        </w:rPr>
+        <w:t xml:space="preserve"> or treating them badly is unethical and can hurt a company’s reputation. </w:t>
+      </w:r>
+    </w:p>
+    <w:p>
+      <w:pPr>
+        <w:tabs>
+          <w:tab w:val="left" w:pos="1572"/>
+        </w:tabs>
+        <w:rPr>
+          <w:rFonts w:ascii="Times New Roman" w:hAnsi="Times New Roman" w:cs="Times New Roman"/>
+          <w:color w:val="0D0D0D" w:themeColor="text1" w:themeTint="F2"/>
+          <w:sz w:val="32"/>
+          <w:szCs w:val="32"/>
+        </w:rPr>
+      </w:pPr>
+      <w:r>
+        <w:rPr>
+          <w:rFonts w:ascii="Times New Roman" w:hAnsi="Times New Roman" w:cs="Times New Roman"/>
+          <w:color w:val="0D0D0D" w:themeColor="text1" w:themeTint="F2"/>
+          <w:sz w:val="32"/>
+          <w:szCs w:val="32"/>
+        </w:rPr>
+        <w:t>These decisions may seem small in the moment but can lead to serious consequences.</w:t>
+      </w:r>
+    </w:p>
+    <w:p>
+      <w:pPr>
+        <w:tabs>
+          <w:tab w:val="left" w:pos="1572"/>
+        </w:tabs>
+        <w:rPr>
+          <w:rFonts w:ascii="Times New Roman" w:hAnsi="Times New Roman" w:cs="Times New Roman"/>
+          <w:b/>
+          <w:bCs/>
+          <w:color w:val="0D0D0D" w:themeColor="text1" w:themeTint="F2"/>
+          <w:sz w:val="32"/>
+          <w:szCs w:val="32"/>
+        </w:rPr>
+      </w:pPr>
+    </w:p>
+    <w:p>
+      <w:pPr>
+        <w:tabs>
+          <w:tab w:val="left" w:pos="1572"/>
+        </w:tabs>
+        <w:rPr>
+          <w:rFonts w:ascii="Times New Roman" w:hAnsi="Times New Roman" w:cs="Times New Roman"/>
+          <w:b/>
+          <w:bCs/>
+          <w:color w:val="0D0D0D" w:themeColor="text1" w:themeTint="F2"/>
+          <w:sz w:val="32"/>
+          <w:szCs w:val="32"/>
+        </w:rPr>
+      </w:pPr>
+    </w:p>
+    <w:p>
+      <w:pPr>
+        <w:tabs>
+          <w:tab w:val="left" w:pos="1572"/>
+        </w:tabs>
+        <w:rPr>
+          <w:rFonts w:ascii="Times New Roman" w:hAnsi="Times New Roman" w:cs="Times New Roman"/>
+          <w:b/>
+          <w:bCs/>
+          <w:color w:val="0D0D0D" w:themeColor="text1" w:themeTint="F2"/>
+          <w:sz w:val="32"/>
+          <w:szCs w:val="32"/>
+        </w:rPr>
+      </w:pPr>
+      <w:r>
+        <w:rPr>
+          <w:rFonts w:ascii="Times New Roman" w:hAnsi="Times New Roman" w:cs="Times New Roman"/>
+          <w:b/>
+          <w:bCs/>
+          <w:color w:val="0D0D0D" w:themeColor="text1" w:themeTint="F2"/>
+          <w:sz w:val="32"/>
+          <w:szCs w:val="32"/>
+        </w:rPr>
+        <w:lastRenderedPageBreak/>
+        <w:t>Ethics in Global Business (India &amp; China Example)</w:t>
+      </w:r>
+    </w:p>
+    <w:p>
+      <w:pPr>
+        <w:tabs>
+          <w:tab w:val="left" w:pos="1572"/>
+        </w:tabs>
+        <w:rPr>
+          <w:rFonts w:ascii="Times New Roman" w:hAnsi="Times New Roman" w:cs="Times New Roman"/>
+          <w:color w:val="0D0D0D" w:themeColor="text1" w:themeTint="F2"/>
+          <w:sz w:val="32"/>
+          <w:szCs w:val="32"/>
+        </w:rPr>
+      </w:pPr>
+      <w:r>
+        <w:rPr>
+          <w:rFonts w:ascii="Times New Roman" w:hAnsi="Times New Roman" w:cs="Times New Roman"/>
+          <w:color w:val="0D0D0D" w:themeColor="text1" w:themeTint="F2"/>
+          <w:sz w:val="32"/>
+          <w:szCs w:val="32"/>
+        </w:rPr>
+        <w:t xml:space="preserve">In some countries, especially where corruption is more common—like parts of India or China—entrepreneurs may face pressure to take unethical shortcuts, such as </w:t>
+      </w:r>
+      <w:r>
+        <w:rPr>
+          <w:rFonts w:ascii="Times New Roman" w:hAnsi="Times New Roman" w:cs="Times New Roman"/>
+          <w:b/>
+          <w:bCs/>
+          <w:color w:val="0D0D0D" w:themeColor="text1" w:themeTint="F2"/>
+          <w:sz w:val="32"/>
+          <w:szCs w:val="32"/>
+        </w:rPr>
+        <w:t>giving bribes</w:t>
+      </w:r>
+      <w:r>
+        <w:rPr>
+          <w:rFonts w:ascii="Times New Roman" w:hAnsi="Times New Roman" w:cs="Times New Roman"/>
+          <w:color w:val="0D0D0D" w:themeColor="text1" w:themeTint="F2"/>
+          <w:sz w:val="32"/>
+          <w:szCs w:val="32"/>
+        </w:rPr>
+        <w:t xml:space="preserve"> to speed up approvals or win deals. In such situations, entrepreneurs are forced to make a tough choice: either </w:t>
+      </w:r>
+      <w:r>
+        <w:rPr>
+          <w:rFonts w:ascii="Times New Roman" w:hAnsi="Times New Roman" w:cs="Times New Roman"/>
+          <w:b/>
+          <w:bCs/>
+          <w:color w:val="0D0D0D" w:themeColor="text1" w:themeTint="F2"/>
+          <w:sz w:val="32"/>
+          <w:szCs w:val="32"/>
+        </w:rPr>
+        <w:t>join the corruption</w:t>
+      </w:r>
+      <w:r>
+        <w:rPr>
+          <w:rFonts w:ascii="Times New Roman" w:hAnsi="Times New Roman" w:cs="Times New Roman"/>
+          <w:color w:val="0D0D0D" w:themeColor="text1" w:themeTint="F2"/>
+          <w:sz w:val="32"/>
+          <w:szCs w:val="32"/>
+        </w:rPr>
+        <w:t xml:space="preserve"> to grow the business faster, or </w:t>
+      </w:r>
+      <w:r>
+        <w:rPr>
+          <w:rFonts w:ascii="Times New Roman" w:hAnsi="Times New Roman" w:cs="Times New Roman"/>
+          <w:b/>
+          <w:bCs/>
+          <w:color w:val="0D0D0D" w:themeColor="text1" w:themeTint="F2"/>
+          <w:sz w:val="32"/>
+          <w:szCs w:val="32"/>
+        </w:rPr>
+        <w:t>stick to their values</w:t>
+      </w:r>
+      <w:r>
+        <w:rPr>
+          <w:rFonts w:ascii="Times New Roman" w:hAnsi="Times New Roman" w:cs="Times New Roman"/>
+          <w:color w:val="0D0D0D" w:themeColor="text1" w:themeTint="F2"/>
+          <w:sz w:val="32"/>
+          <w:szCs w:val="32"/>
+        </w:rPr>
+        <w:t xml:space="preserve"> and risk losing opportunities. This is particularly challenging for startups that are struggling to survive. As Ratan Tata once said, “</w:t>
+      </w:r>
+      <w:r>
+        <w:rPr>
+          <w:rFonts w:ascii="Times New Roman" w:hAnsi="Times New Roman" w:cs="Times New Roman"/>
+          <w:b/>
+          <w:bCs/>
+          <w:color w:val="0D0D0D" w:themeColor="text1" w:themeTint="F2"/>
+          <w:sz w:val="32"/>
+          <w:szCs w:val="32"/>
+        </w:rPr>
+        <w:t>If you avoid corruption, you may lose a lot of business</w:t>
+      </w:r>
+      <w:r>
+        <w:rPr>
+          <w:rFonts w:ascii="Times New Roman" w:hAnsi="Times New Roman" w:cs="Times New Roman"/>
+          <w:color w:val="0D0D0D" w:themeColor="text1" w:themeTint="F2"/>
+          <w:sz w:val="32"/>
+          <w:szCs w:val="32"/>
+        </w:rPr>
+        <w:t>.”</w:t>
+      </w:r>
+    </w:p>
+    <w:p>
+      <w:pPr>
+        <w:tabs>
+          <w:tab w:val="left" w:pos="1572"/>
+        </w:tabs>
+        <w:rPr>
+          <w:rFonts w:ascii="Times New Roman" w:hAnsi="Times New Roman" w:cs="Times New Roman"/>
+          <w:b/>
+          <w:bCs/>
+          <w:color w:val="0D0D0D" w:themeColor="text1" w:themeTint="F2"/>
+          <w:sz w:val="32"/>
+          <w:szCs w:val="32"/>
+        </w:rPr>
+      </w:pPr>
+      <w:r>
+        <w:rPr>
+          <w:rFonts w:ascii="Times New Roman" w:hAnsi="Times New Roman" w:cs="Times New Roman"/>
+          <w:b/>
+          <w:bCs/>
+          <w:color w:val="0D0D0D" w:themeColor="text1" w:themeTint="F2"/>
+          <w:sz w:val="32"/>
+          <w:szCs w:val="32"/>
+        </w:rPr>
+        <w:t>Ethics in Partnerships</w:t>
+      </w:r>
+    </w:p>
+    <w:p>
+      <w:pPr>
+        <w:tabs>
+          <w:tab w:val="left" w:pos="1572"/>
+        </w:tabs>
+        <w:rPr>
+          <w:rFonts w:ascii="Times New Roman" w:hAnsi="Times New Roman" w:cs="Times New Roman"/>
+          <w:color w:val="0D0D0D" w:themeColor="text1" w:themeTint="F2"/>
+          <w:sz w:val="32"/>
+          <w:szCs w:val="32"/>
+        </w:rPr>
+      </w:pPr>
+      <w:r>
+        <w:rPr>
+          <w:rFonts w:ascii="Times New Roman" w:hAnsi="Times New Roman" w:cs="Times New Roman"/>
+          <w:color w:val="0D0D0D" w:themeColor="text1" w:themeTint="F2"/>
+          <w:sz w:val="32"/>
+          <w:szCs w:val="32"/>
+        </w:rPr>
+        <w:t xml:space="preserve">When starting a business with others, it’s very important to choose your partners wisely, as </w:t>
+      </w:r>
+      <w:r>
+        <w:rPr>
+          <w:rFonts w:ascii="Times New Roman" w:hAnsi="Times New Roman" w:cs="Times New Roman"/>
+          <w:b/>
+          <w:bCs/>
+          <w:color w:val="0D0D0D" w:themeColor="text1" w:themeTint="F2"/>
+          <w:sz w:val="32"/>
+          <w:szCs w:val="32"/>
+        </w:rPr>
+        <w:t>not everyone can be trusted</w:t>
+      </w:r>
+      <w:r>
+        <w:rPr>
+          <w:rFonts w:ascii="Times New Roman" w:hAnsi="Times New Roman" w:cs="Times New Roman"/>
+          <w:color w:val="0D0D0D" w:themeColor="text1" w:themeTint="F2"/>
+          <w:sz w:val="32"/>
+          <w:szCs w:val="32"/>
+        </w:rPr>
+        <w:t xml:space="preserve">. Many people rely on handshake deals or verbal promises, which can backfire. It’s always safer to </w:t>
+      </w:r>
+      <w:r>
+        <w:rPr>
+          <w:rFonts w:ascii="Times New Roman" w:hAnsi="Times New Roman" w:cs="Times New Roman"/>
+          <w:b/>
+          <w:bCs/>
+          <w:color w:val="0D0D0D" w:themeColor="text1" w:themeTint="F2"/>
+          <w:sz w:val="32"/>
+          <w:szCs w:val="32"/>
+        </w:rPr>
+        <w:t>have everything in writing</w:t>
+      </w:r>
+      <w:r>
+        <w:rPr>
+          <w:rFonts w:ascii="Times New Roman" w:hAnsi="Times New Roman" w:cs="Times New Roman"/>
+          <w:color w:val="0D0D0D" w:themeColor="text1" w:themeTint="F2"/>
+          <w:sz w:val="32"/>
+          <w:szCs w:val="32"/>
+        </w:rPr>
+        <w:t xml:space="preserve"> so that everyone knows their rights and responsibilities. For example, Kathryn Minshew lost her investment in her first startup (PYP) because of a verbal agreement with her co-founders. Later, she learned from that mistake and went on to build a successful company called </w:t>
+      </w:r>
+      <w:r>
+        <w:rPr>
+          <w:rFonts w:ascii="Times New Roman" w:hAnsi="Times New Roman" w:cs="Times New Roman"/>
+          <w:b/>
+          <w:bCs/>
+          <w:color w:val="0D0D0D" w:themeColor="text1" w:themeTint="F2"/>
+          <w:sz w:val="32"/>
+          <w:szCs w:val="32"/>
+        </w:rPr>
+        <w:t>The Muse</w:t>
+      </w:r>
+    </w:p>
+    <w:p>
+      <w:pPr>
+        <w:tabs>
+          <w:tab w:val="left" w:pos="1572"/>
+        </w:tabs>
+        <w:rPr>
+          <w:rFonts w:ascii="Times New Roman" w:hAnsi="Times New Roman" w:cs="Times New Roman"/>
+          <w:b/>
+          <w:bCs/>
+          <w:color w:val="0D0D0D" w:themeColor="text1" w:themeTint="F2"/>
+          <w:sz w:val="32"/>
+          <w:szCs w:val="32"/>
+        </w:rPr>
+      </w:pPr>
+      <w:r>
+        <w:rPr>
+          <w:rFonts w:ascii="Times New Roman" w:hAnsi="Times New Roman" w:cs="Times New Roman"/>
+          <w:b/>
+          <w:bCs/>
+          <w:color w:val="0D0D0D" w:themeColor="text1" w:themeTint="F2"/>
+          <w:sz w:val="32"/>
+          <w:szCs w:val="32"/>
+        </w:rPr>
+        <w:t>Ethics and Social Media</w:t>
+      </w:r>
+    </w:p>
+    <w:p>
+      <w:pPr>
+        <w:tabs>
+          <w:tab w:val="left" w:pos="1572"/>
+        </w:tabs>
+        <w:rPr>
+          <w:rFonts w:ascii="Times New Roman" w:hAnsi="Times New Roman" w:cs="Times New Roman"/>
+          <w:color w:val="0D0D0D" w:themeColor="text1" w:themeTint="F2"/>
+          <w:sz w:val="32"/>
+          <w:szCs w:val="32"/>
+        </w:rPr>
+      </w:pPr>
+      <w:r>
+        <w:rPr>
+          <w:rFonts w:ascii="Times New Roman" w:hAnsi="Times New Roman" w:cs="Times New Roman"/>
+          <w:color w:val="0D0D0D" w:themeColor="text1" w:themeTint="F2"/>
+          <w:sz w:val="32"/>
+          <w:szCs w:val="32"/>
+        </w:rPr>
+        <w:t xml:space="preserve">Using social </w:t>
+      </w:r>
+      <w:r>
+        <w:rPr>
+          <w:rFonts w:ascii="Times New Roman" w:hAnsi="Times New Roman" w:cs="Times New Roman"/>
+          <w:color w:val="0D0D0D" w:themeColor="text1" w:themeTint="F2"/>
+          <w:sz w:val="32"/>
+          <w:szCs w:val="32"/>
+        </w:rPr>
+        <w:t>media,</w:t>
+      </w:r>
+      <w:r>
+        <w:rPr>
+          <w:rFonts w:ascii="Times New Roman" w:hAnsi="Times New Roman" w:cs="Times New Roman"/>
+          <w:color w:val="0D0D0D" w:themeColor="text1" w:themeTint="F2"/>
+          <w:sz w:val="32"/>
+          <w:szCs w:val="32"/>
+        </w:rPr>
+        <w:t xml:space="preserve"> the wrong way at work can also create ethical problems. For instance, if an employee </w:t>
+      </w:r>
+      <w:r>
+        <w:rPr>
+          <w:rFonts w:ascii="Times New Roman" w:hAnsi="Times New Roman" w:cs="Times New Roman"/>
+          <w:b/>
+          <w:bCs/>
+          <w:color w:val="0D0D0D" w:themeColor="text1" w:themeTint="F2"/>
+          <w:sz w:val="32"/>
+          <w:szCs w:val="32"/>
+        </w:rPr>
+        <w:t>shares private company information</w:t>
+      </w:r>
+      <w:r>
+        <w:rPr>
+          <w:rFonts w:ascii="Times New Roman" w:hAnsi="Times New Roman" w:cs="Times New Roman"/>
+          <w:color w:val="0D0D0D" w:themeColor="text1" w:themeTint="F2"/>
+          <w:sz w:val="32"/>
+          <w:szCs w:val="32"/>
+        </w:rPr>
+        <w:t xml:space="preserve">, </w:t>
+      </w:r>
+      <w:r>
+        <w:rPr>
+          <w:rFonts w:ascii="Times New Roman" w:hAnsi="Times New Roman" w:cs="Times New Roman"/>
+          <w:b/>
+          <w:bCs/>
+          <w:color w:val="0D0D0D" w:themeColor="text1" w:themeTint="F2"/>
+          <w:sz w:val="32"/>
+          <w:szCs w:val="32"/>
+        </w:rPr>
+        <w:t>talks badly about the company</w:t>
+      </w:r>
+      <w:r>
+        <w:rPr>
+          <w:rFonts w:ascii="Times New Roman" w:hAnsi="Times New Roman" w:cs="Times New Roman"/>
+          <w:color w:val="0D0D0D" w:themeColor="text1" w:themeTint="F2"/>
+          <w:sz w:val="32"/>
+          <w:szCs w:val="32"/>
+        </w:rPr>
+        <w:t xml:space="preserve">, or wastes time scrolling on social platforms during work hours, it affects the business. To avoid this, companies now create </w:t>
+      </w:r>
+      <w:r>
+        <w:rPr>
+          <w:rFonts w:ascii="Times New Roman" w:hAnsi="Times New Roman" w:cs="Times New Roman"/>
+          <w:b/>
+          <w:bCs/>
+          <w:color w:val="0D0D0D" w:themeColor="text1" w:themeTint="F2"/>
+          <w:sz w:val="32"/>
+          <w:szCs w:val="32"/>
+        </w:rPr>
+        <w:t>clear policies about proper online behavior</w:t>
+      </w:r>
+      <w:r>
+        <w:rPr>
+          <w:rFonts w:ascii="Times New Roman" w:hAnsi="Times New Roman" w:cs="Times New Roman"/>
+          <w:color w:val="0D0D0D" w:themeColor="text1" w:themeTint="F2"/>
+          <w:sz w:val="32"/>
+          <w:szCs w:val="32"/>
+        </w:rPr>
+        <w:t xml:space="preserve">. Studies have shown that people who overuse social media at work are more likely to </w:t>
+      </w:r>
+      <w:r>
+        <w:rPr>
+          <w:rFonts w:ascii="Times New Roman" w:hAnsi="Times New Roman" w:cs="Times New Roman"/>
+          <w:b/>
+          <w:bCs/>
+          <w:color w:val="0D0D0D" w:themeColor="text1" w:themeTint="F2"/>
+          <w:sz w:val="32"/>
+          <w:szCs w:val="32"/>
+        </w:rPr>
+        <w:t>cross ethical lines</w:t>
+      </w:r>
+      <w:r>
+        <w:rPr>
+          <w:rFonts w:ascii="Times New Roman" w:hAnsi="Times New Roman" w:cs="Times New Roman"/>
+          <w:color w:val="0D0D0D" w:themeColor="text1" w:themeTint="F2"/>
+          <w:sz w:val="32"/>
+          <w:szCs w:val="32"/>
+        </w:rPr>
+        <w:t>, such as ignoring rules or behaving unprofessionally.</w:t>
+      </w:r>
+    </w:p>
+    <w:p>
+      <w:pPr>
+        <w:tabs>
+          <w:tab w:val="left" w:pos="1572"/>
+        </w:tabs>
+        <w:rPr>
+          <w:rFonts w:ascii="Times New Roman" w:hAnsi="Times New Roman" w:cs="Times New Roman"/>
+          <w:color w:val="0D0D0D" w:themeColor="text1" w:themeTint="F2"/>
+          <w:sz w:val="32"/>
+          <w:szCs w:val="32"/>
+        </w:rPr>
+      </w:pPr>
+      <w:r>
+        <w:rPr>
+          <w:rFonts w:ascii="Times New Roman" w:hAnsi="Times New Roman" w:cs="Times New Roman"/>
+          <w:b/>
+          <w:bCs/>
+          <w:color w:val="0D0D0D" w:themeColor="text1" w:themeTint="F2"/>
+          <w:sz w:val="32"/>
+          <w:szCs w:val="32"/>
+        </w:rPr>
+        <w:lastRenderedPageBreak/>
+        <w:t>The “Gray Areas”</w:t>
+      </w:r>
+    </w:p>
+    <w:p>
+      <w:pPr>
+        <w:tabs>
+          <w:tab w:val="left" w:pos="1572"/>
+        </w:tabs>
+        <w:rPr>
+          <w:rFonts w:ascii="Times New Roman" w:hAnsi="Times New Roman" w:cs="Times New Roman"/>
+          <w:color w:val="0D0D0D" w:themeColor="text1" w:themeTint="F2"/>
+          <w:sz w:val="32"/>
+          <w:szCs w:val="32"/>
+        </w:rPr>
+      </w:pPr>
+      <w:r>
+        <w:rPr>
+          <w:rFonts w:ascii="Times New Roman" w:hAnsi="Times New Roman" w:cs="Times New Roman"/>
+          <w:color w:val="0D0D0D" w:themeColor="text1" w:themeTint="F2"/>
+          <w:sz w:val="32"/>
+          <w:szCs w:val="32"/>
+        </w:rPr>
+        <w:t>Sometimes in business, decisions are not clearly right or wrong. These are called “gray areas.” They are situations that don’t seem clearly unethical but still feel a little wrong.</w:t>
+      </w:r>
+    </w:p>
+    <w:p>
+      <w:pPr>
+        <w:tabs>
+          <w:tab w:val="left" w:pos="1572"/>
+        </w:tabs>
+        <w:rPr>
+          <w:rFonts w:ascii="Times New Roman" w:hAnsi="Times New Roman" w:cs="Times New Roman"/>
+          <w:color w:val="0D0D0D" w:themeColor="text1" w:themeTint="F2"/>
+          <w:sz w:val="32"/>
+          <w:szCs w:val="32"/>
+        </w:rPr>
+      </w:pPr>
+      <w:r>
+        <w:rPr>
+          <w:rFonts w:ascii="Times New Roman" w:hAnsi="Times New Roman" w:cs="Times New Roman"/>
+          <w:color w:val="0D0D0D" w:themeColor="text1" w:themeTint="F2"/>
+          <w:sz w:val="32"/>
+          <w:szCs w:val="32"/>
+        </w:rPr>
+        <w:t xml:space="preserve">For example, </w:t>
+      </w:r>
+      <w:r>
+        <w:rPr>
+          <w:rFonts w:ascii="Times New Roman" w:hAnsi="Times New Roman" w:cs="Times New Roman"/>
+          <w:color w:val="0D0D0D" w:themeColor="text1" w:themeTint="F2"/>
+          <w:sz w:val="32"/>
+          <w:szCs w:val="32"/>
+        </w:rPr>
+        <w:t xml:space="preserve">taking </w:t>
+      </w:r>
+      <w:r>
+        <w:rPr>
+          <w:rFonts w:ascii="Times New Roman" w:hAnsi="Times New Roman" w:cs="Times New Roman"/>
+          <w:color w:val="0D0D0D" w:themeColor="text1" w:themeTint="F2"/>
+          <w:sz w:val="32"/>
+          <w:szCs w:val="32"/>
+        </w:rPr>
+        <w:t>extra-long</w:t>
+      </w:r>
+      <w:r>
+        <w:rPr>
+          <w:rFonts w:ascii="Times New Roman" w:hAnsi="Times New Roman" w:cs="Times New Roman"/>
+          <w:color w:val="0D0D0D" w:themeColor="text1" w:themeTint="F2"/>
+          <w:sz w:val="32"/>
+          <w:szCs w:val="32"/>
+        </w:rPr>
+        <w:t xml:space="preserve"> breaks at work, using company resources like printers or the internet for personal use, accepting favors like free lunches or tickets from suppliers hoping to influence decisions, making “white lies” in marketing by saying things like “Best product in the market” without proof, or hiring a friend or family member even if others are more qualified.</w:t>
+      </w:r>
+    </w:p>
+    <w:p>
+      <w:pPr>
+        <w:tabs>
+          <w:tab w:val="left" w:pos="1572"/>
+        </w:tabs>
+        <w:rPr>
+          <w:rFonts w:ascii="Times New Roman" w:hAnsi="Times New Roman" w:cs="Times New Roman"/>
+          <w:color w:val="0D0D0D" w:themeColor="text1" w:themeTint="F2"/>
+          <w:sz w:val="32"/>
+          <w:szCs w:val="32"/>
+        </w:rPr>
+      </w:pPr>
+      <w:r>
+        <w:rPr>
+          <w:rFonts w:ascii="Times New Roman" w:hAnsi="Times New Roman" w:cs="Times New Roman"/>
+          <w:color w:val="0D0D0D" w:themeColor="text1" w:themeTint="F2"/>
+          <w:sz w:val="32"/>
+          <w:szCs w:val="32"/>
+        </w:rPr>
+        <w:t>These things might seem small and harmless, but if you keep doing them, they can cause bigger problems later on. That’s why it’s important to be careful and honest, even in small things.</w:t>
+      </w:r>
+    </w:p>
+    <w:p>
+      <w:pPr>
+        <w:tabs>
+          <w:tab w:val="left" w:pos="1572"/>
+        </w:tabs>
+        <w:rPr>
+          <w:rFonts w:ascii="Times New Roman" w:hAnsi="Times New Roman" w:cs="Times New Roman"/>
+          <w:b/>
+          <w:bCs/>
+          <w:color w:val="0D0D0D" w:themeColor="text1" w:themeTint="F2"/>
+          <w:sz w:val="32"/>
+          <w:szCs w:val="32"/>
+        </w:rPr>
+      </w:pPr>
+      <w:r>
+        <w:rPr>
+          <w:rFonts w:ascii="Times New Roman" w:hAnsi="Times New Roman" w:cs="Times New Roman"/>
+          <w:b/>
+          <w:bCs/>
+          <w:color w:val="0D0D0D" w:themeColor="text1" w:themeTint="F2"/>
+          <w:sz w:val="32"/>
+          <w:szCs w:val="32"/>
+        </w:rPr>
+        <w:t>Building Ethical Culture in Your Business</w:t>
+      </w:r>
+    </w:p>
+    <w:p>
+      <w:pPr>
+        <w:pStyle w:val="ListParagraph"/>
+        <w:numPr>
+          <w:ilvl w:val="0"/>
+          <w:numId w:val="147"/>
+        </w:numPr>
+        <w:tabs>
+          <w:tab w:val="left" w:pos="1572"/>
+        </w:tabs>
+        <w:rPr>
+          <w:rFonts w:ascii="Times New Roman" w:hAnsi="Times New Roman" w:cs="Times New Roman"/>
+          <w:color w:val="0D0D0D" w:themeColor="text1" w:themeTint="F2"/>
+          <w:sz w:val="32"/>
+          <w:szCs w:val="32"/>
+        </w:rPr>
+      </w:pPr>
+      <w:r>
+        <w:rPr>
+          <w:rFonts w:ascii="Times New Roman" w:hAnsi="Times New Roman" w:cs="Times New Roman"/>
+          <w:color w:val="0D0D0D" w:themeColor="text1" w:themeTint="F2"/>
+          <w:sz w:val="32"/>
+          <w:szCs w:val="32"/>
+        </w:rPr>
+        <w:t xml:space="preserve">Be a </w:t>
+      </w:r>
+      <w:r>
+        <w:rPr>
+          <w:rFonts w:ascii="Times New Roman" w:hAnsi="Times New Roman" w:cs="Times New Roman"/>
+          <w:b/>
+          <w:bCs/>
+          <w:color w:val="0D0D0D" w:themeColor="text1" w:themeTint="F2"/>
+          <w:sz w:val="32"/>
+          <w:szCs w:val="32"/>
+        </w:rPr>
+        <w:t>role model</w:t>
+      </w:r>
+      <w:r>
+        <w:rPr>
+          <w:rFonts w:ascii="Times New Roman" w:hAnsi="Times New Roman" w:cs="Times New Roman"/>
+          <w:color w:val="0D0D0D" w:themeColor="text1" w:themeTint="F2"/>
+          <w:sz w:val="32"/>
+          <w:szCs w:val="32"/>
+        </w:rPr>
+        <w:t xml:space="preserve"> for your team—act with honesty.</w:t>
+      </w:r>
+    </w:p>
+    <w:p>
+      <w:pPr>
+        <w:pStyle w:val="ListParagraph"/>
+        <w:numPr>
+          <w:ilvl w:val="0"/>
+          <w:numId w:val="147"/>
+        </w:numPr>
+        <w:tabs>
+          <w:tab w:val="left" w:pos="1572"/>
+        </w:tabs>
+        <w:rPr>
+          <w:rFonts w:ascii="Times New Roman" w:hAnsi="Times New Roman" w:cs="Times New Roman"/>
+          <w:color w:val="0D0D0D" w:themeColor="text1" w:themeTint="F2"/>
+          <w:sz w:val="32"/>
+          <w:szCs w:val="32"/>
+        </w:rPr>
+      </w:pPr>
+      <w:r>
+        <w:rPr>
+          <w:rFonts w:ascii="Times New Roman" w:hAnsi="Times New Roman" w:cs="Times New Roman"/>
+          <w:color w:val="0D0D0D" w:themeColor="text1" w:themeTint="F2"/>
+          <w:sz w:val="32"/>
+          <w:szCs w:val="32"/>
+        </w:rPr>
+        <w:t xml:space="preserve">Create a </w:t>
+      </w:r>
+      <w:r>
+        <w:rPr>
+          <w:rFonts w:ascii="Times New Roman" w:hAnsi="Times New Roman" w:cs="Times New Roman"/>
+          <w:b/>
+          <w:bCs/>
+          <w:color w:val="0D0D0D" w:themeColor="text1" w:themeTint="F2"/>
+          <w:sz w:val="32"/>
+          <w:szCs w:val="32"/>
+        </w:rPr>
+        <w:t>Code of Ethics</w:t>
+      </w:r>
+      <w:r>
+        <w:rPr>
+          <w:rFonts w:ascii="Times New Roman" w:hAnsi="Times New Roman" w:cs="Times New Roman"/>
+          <w:color w:val="0D0D0D" w:themeColor="text1" w:themeTint="F2"/>
+          <w:sz w:val="32"/>
+          <w:szCs w:val="32"/>
+        </w:rPr>
+        <w:t xml:space="preserve"> that everyone follows.</w:t>
+      </w:r>
+    </w:p>
+    <w:p>
+      <w:pPr>
+        <w:pStyle w:val="ListParagraph"/>
+        <w:numPr>
+          <w:ilvl w:val="0"/>
+          <w:numId w:val="147"/>
+        </w:numPr>
+        <w:tabs>
+          <w:tab w:val="left" w:pos="1572"/>
+        </w:tabs>
+        <w:rPr>
+          <w:rFonts w:ascii="Times New Roman" w:hAnsi="Times New Roman" w:cs="Times New Roman"/>
+          <w:color w:val="0D0D0D" w:themeColor="text1" w:themeTint="F2"/>
+          <w:sz w:val="32"/>
+          <w:szCs w:val="32"/>
+        </w:rPr>
+      </w:pPr>
+      <w:r>
+        <w:rPr>
+          <w:rFonts w:ascii="Times New Roman" w:hAnsi="Times New Roman" w:cs="Times New Roman"/>
+          <w:color w:val="0D0D0D" w:themeColor="text1" w:themeTint="F2"/>
+          <w:sz w:val="32"/>
+          <w:szCs w:val="32"/>
+        </w:rPr>
+        <w:t>Reward ethical actions, not just profits.</w:t>
+      </w:r>
+    </w:p>
+    <w:p>
+      <w:pPr>
+        <w:tabs>
+          <w:tab w:val="left" w:pos="1572"/>
+        </w:tabs>
+        <w:rPr>
+          <w:rFonts w:ascii="Times New Roman" w:hAnsi="Times New Roman" w:cs="Times New Roman"/>
+          <w:color w:val="0D0D0D" w:themeColor="text1" w:themeTint="F2"/>
+          <w:sz w:val="32"/>
+          <w:szCs w:val="32"/>
+        </w:rPr>
+      </w:pPr>
+      <w:r>
+        <w:rPr>
+          <w:rFonts w:ascii="Times New Roman" w:hAnsi="Times New Roman" w:cs="Times New Roman"/>
+          <w:color w:val="0D0D0D" w:themeColor="text1" w:themeTint="F2"/>
+          <w:sz w:val="32"/>
+          <w:szCs w:val="32"/>
+        </w:rPr>
+        <w:t>Big companies like Intel and Google follow strong ethical codes and encourage fairness and trust</w:t>
+      </w:r>
+    </w:p>
+    <w:p>
+      <w:pPr>
+        <w:tabs>
+          <w:tab w:val="left" w:pos="1572"/>
+        </w:tabs>
+        <w:rPr>
+          <w:rFonts w:ascii="Times New Roman" w:hAnsi="Times New Roman" w:cs="Times New Roman"/>
+          <w:b/>
+          <w:bCs/>
+          <w:color w:val="365F91" w:themeColor="accent1" w:themeShade="BF"/>
+          <w:sz w:val="32"/>
+          <w:szCs w:val="32"/>
+        </w:rPr>
+      </w:pPr>
+      <w:r>
+        <w:rPr>
+          <w:rFonts w:ascii="Times New Roman" w:hAnsi="Times New Roman" w:cs="Times New Roman"/>
+          <w:b/>
+          <w:bCs/>
+          <w:color w:val="365F91" w:themeColor="accent1" w:themeShade="BF"/>
+          <w:sz w:val="32"/>
+          <w:szCs w:val="32"/>
+        </w:rPr>
+        <w:t>Understanding Ethical Principles in Software Business</w:t>
+      </w:r>
+    </w:p>
+    <w:p>
+      <w:pPr>
+        <w:pStyle w:val="ListParagraph"/>
+        <w:numPr>
+          <w:ilvl w:val="0"/>
+          <w:numId w:val="149"/>
+        </w:numPr>
+        <w:tabs>
+          <w:tab w:val="left" w:pos="1572"/>
+        </w:tabs>
+        <w:rPr>
+          <w:rFonts w:ascii="Times New Roman" w:hAnsi="Times New Roman" w:cs="Times New Roman"/>
+          <w:color w:val="0D0D0D" w:themeColor="text1" w:themeTint="F2"/>
+          <w:sz w:val="32"/>
+          <w:szCs w:val="32"/>
+        </w:rPr>
+      </w:pPr>
+      <w:r>
+        <w:rPr>
+          <w:rFonts w:ascii="Times New Roman" w:hAnsi="Times New Roman" w:cs="Times New Roman"/>
+          <w:b/>
+          <w:bCs/>
+          <w:color w:val="0D0D0D" w:themeColor="text1" w:themeTint="F2"/>
+          <w:sz w:val="32"/>
+          <w:szCs w:val="32"/>
+        </w:rPr>
+        <w:t>Honesty:</w:t>
+      </w:r>
+      <w:r>
+        <w:rPr>
+          <w:rFonts w:ascii="Times New Roman" w:hAnsi="Times New Roman" w:cs="Times New Roman"/>
+          <w:color w:val="0D0D0D" w:themeColor="text1" w:themeTint="F2"/>
+          <w:sz w:val="32"/>
+          <w:szCs w:val="32"/>
+        </w:rPr>
+        <w:t xml:space="preserve"> Always communicate clearly about what your software can do. For example, accurately describe an app’s features without using misleading ads.</w:t>
+      </w:r>
+    </w:p>
+    <w:p>
+      <w:pPr>
+        <w:pStyle w:val="ListParagraph"/>
+        <w:numPr>
+          <w:ilvl w:val="0"/>
+          <w:numId w:val="149"/>
+        </w:numPr>
+        <w:tabs>
+          <w:tab w:val="left" w:pos="1572"/>
+        </w:tabs>
+        <w:rPr>
+          <w:rFonts w:ascii="Times New Roman" w:hAnsi="Times New Roman" w:cs="Times New Roman"/>
+          <w:color w:val="0D0D0D" w:themeColor="text1" w:themeTint="F2"/>
+          <w:sz w:val="32"/>
+          <w:szCs w:val="32"/>
+        </w:rPr>
+      </w:pPr>
+      <w:r>
+        <w:rPr>
+          <w:rFonts w:ascii="Times New Roman" w:hAnsi="Times New Roman" w:cs="Times New Roman"/>
+          <w:b/>
+          <w:bCs/>
+          <w:color w:val="0D0D0D" w:themeColor="text1" w:themeTint="F2"/>
+          <w:sz w:val="32"/>
+          <w:szCs w:val="32"/>
+        </w:rPr>
+        <w:t>Fairness:</w:t>
+      </w:r>
+      <w:r>
+        <w:rPr>
+          <w:rFonts w:ascii="Times New Roman" w:hAnsi="Times New Roman" w:cs="Times New Roman"/>
+          <w:color w:val="0D0D0D" w:themeColor="text1" w:themeTint="F2"/>
+          <w:sz w:val="32"/>
+          <w:szCs w:val="32"/>
+        </w:rPr>
+        <w:t xml:space="preserve"> Make sure your software doesn’t favor one group unfairly. For example, hiring platforms should avoid bias so they don’t favor one type of candidate over others.</w:t>
+      </w:r>
+    </w:p>
+    <w:p>
+      <w:pPr>
+        <w:pStyle w:val="ListParagraph"/>
+        <w:numPr>
+          <w:ilvl w:val="0"/>
+          <w:numId w:val="149"/>
+        </w:numPr>
+        <w:tabs>
+          <w:tab w:val="left" w:pos="1572"/>
+        </w:tabs>
+        <w:rPr>
+          <w:rFonts w:ascii="Times New Roman" w:hAnsi="Times New Roman" w:cs="Times New Roman"/>
+          <w:color w:val="0D0D0D" w:themeColor="text1" w:themeTint="F2"/>
+          <w:sz w:val="32"/>
+          <w:szCs w:val="32"/>
+        </w:rPr>
+      </w:pPr>
+      <w:r>
+        <w:rPr>
+          <w:rFonts w:ascii="Times New Roman" w:hAnsi="Times New Roman" w:cs="Times New Roman"/>
+          <w:b/>
+          <w:bCs/>
+          <w:color w:val="0D0D0D" w:themeColor="text1" w:themeTint="F2"/>
+          <w:sz w:val="32"/>
+          <w:szCs w:val="32"/>
+        </w:rPr>
+        <w:lastRenderedPageBreak/>
+        <w:t>Accountability:</w:t>
+      </w:r>
+      <w:r>
+        <w:rPr>
+          <w:rFonts w:ascii="Times New Roman" w:hAnsi="Times New Roman" w:cs="Times New Roman"/>
+          <w:color w:val="0D0D0D" w:themeColor="text1" w:themeTint="F2"/>
+          <w:sz w:val="32"/>
+          <w:szCs w:val="32"/>
+        </w:rPr>
+        <w:t xml:space="preserve"> Take responsibility when things go wrong, like if there is a data breach. This means informing users affected and fixing security issues.</w:t>
+      </w:r>
+    </w:p>
+    <w:p>
+      <w:pPr>
+        <w:rPr>
+          <w:rFonts w:ascii="Times New Roman" w:hAnsi="Times New Roman" w:cs="Times New Roman"/>
+          <w:sz w:val="32"/>
+          <w:szCs w:val="32"/>
+        </w:rPr>
+      </w:pPr>
+      <w:r>
+        <w:rPr>
+          <w:rStyle w:val="Strong"/>
+          <w:rFonts w:ascii="Times New Roman" w:hAnsi="Times New Roman" w:cs="Times New Roman"/>
+          <w:sz w:val="32"/>
+          <w:szCs w:val="32"/>
+        </w:rPr>
+        <w:t>Example:</w:t>
+      </w:r>
+      <w:r>
+        <w:rPr>
+          <w:rFonts w:ascii="Times New Roman" w:hAnsi="Times New Roman" w:cs="Times New Roman"/>
+          <w:sz w:val="32"/>
+          <w:szCs w:val="32"/>
+        </w:rPr>
+        <w:br/>
+        <w:t>The GDPR (General Data Protection Regulation) from Europe requires companies to be transparent about how they handle user data. They must get clear permission before collecting personal information. For example, WhatsApp updated their privacy policies to follow GDPR rules, which helped users trust them more.</w:t>
+      </w:r>
+    </w:p>
+    <w:p>
+      <w:pPr>
+        <w:rPr>
+          <w:rFonts w:ascii="Times New Roman" w:hAnsi="Times New Roman" w:cs="Times New Roman"/>
+          <w:sz w:val="32"/>
+          <w:szCs w:val="32"/>
+        </w:rPr>
+      </w:pPr>
+      <w:r>
+        <w:rPr>
+          <w:rStyle w:val="Strong"/>
+          <w:rFonts w:ascii="Times New Roman" w:hAnsi="Times New Roman" w:cs="Times New Roman"/>
+          <w:sz w:val="32"/>
+          <w:szCs w:val="32"/>
+        </w:rPr>
+        <w:t>Benefits:</w:t>
+      </w:r>
+      <w:r>
+        <w:rPr>
+          <w:rFonts w:ascii="Times New Roman" w:hAnsi="Times New Roman" w:cs="Times New Roman"/>
+          <w:sz w:val="32"/>
+          <w:szCs w:val="32"/>
+        </w:rPr>
+        <w:br/>
+        <w:t>Following these principles helps companies avoid legal problems and build trust with their customers.</w:t>
+      </w:r>
+    </w:p>
+    <w:p>
+      <w:pPr>
+        <w:tabs>
+          <w:tab w:val="left" w:pos="1572"/>
+        </w:tabs>
+        <w:rPr>
+          <w:rFonts w:ascii="Times New Roman" w:hAnsi="Times New Roman" w:cs="Times New Roman"/>
+          <w:b/>
+          <w:bCs/>
+          <w:color w:val="365F91" w:themeColor="accent1" w:themeShade="BF"/>
+          <w:sz w:val="32"/>
+          <w:szCs w:val="32"/>
+        </w:rPr>
+      </w:pPr>
+      <w:r>
+        <w:rPr>
+          <w:rFonts w:ascii="Times New Roman" w:hAnsi="Times New Roman" w:cs="Times New Roman"/>
+          <w:b/>
+          <w:bCs/>
+          <w:color w:val="365F91" w:themeColor="accent1" w:themeShade="BF"/>
+          <w:sz w:val="32"/>
+          <w:szCs w:val="32"/>
+        </w:rPr>
+        <w:t>Building a Strong Ethical Culture in Tech Startups</w:t>
+      </w:r>
+    </w:p>
+    <w:p>
+      <w:pPr>
+        <w:tabs>
+          <w:tab w:val="left" w:pos="1572"/>
+        </w:tabs>
+        <w:rPr>
+          <w:rFonts w:ascii="Times New Roman" w:hAnsi="Times New Roman" w:cs="Times New Roman"/>
+          <w:color w:val="0D0D0D" w:themeColor="text1" w:themeTint="F2"/>
+          <w:sz w:val="32"/>
+          <w:szCs w:val="32"/>
+        </w:rPr>
+      </w:pPr>
+      <w:r>
+        <w:rPr>
+          <w:rFonts w:ascii="Times New Roman" w:hAnsi="Times New Roman" w:cs="Times New Roman"/>
+          <w:color w:val="0D0D0D" w:themeColor="text1" w:themeTint="F2"/>
+          <w:sz w:val="32"/>
+          <w:szCs w:val="32"/>
+        </w:rPr>
+        <w:t>Leadership plays a big role in setting the tone for ethics in a company. To build a strong ethical culture, startups can take these steps:</w:t>
+      </w:r>
+    </w:p>
+    <w:p>
+      <w:pPr>
+        <w:pStyle w:val="ListParagraph"/>
+        <w:numPr>
+          <w:ilvl w:val="0"/>
+          <w:numId w:val="151"/>
+        </w:numPr>
+        <w:tabs>
+          <w:tab w:val="left" w:pos="1572"/>
+        </w:tabs>
+        <w:rPr>
+          <w:rFonts w:ascii="Times New Roman" w:hAnsi="Times New Roman" w:cs="Times New Roman"/>
+          <w:color w:val="0D0D0D" w:themeColor="text1" w:themeTint="F2"/>
+          <w:sz w:val="32"/>
+          <w:szCs w:val="32"/>
+        </w:rPr>
+      </w:pPr>
+      <w:r>
+        <w:rPr>
+          <w:rFonts w:ascii="Times New Roman" w:hAnsi="Times New Roman" w:cs="Times New Roman"/>
+          <w:b/>
+          <w:bCs/>
+          <w:color w:val="0D0D0D" w:themeColor="text1" w:themeTint="F2"/>
+          <w:sz w:val="32"/>
+          <w:szCs w:val="32"/>
+        </w:rPr>
+        <w:t>Create a Code of Ethics:</w:t>
+      </w:r>
+      <w:r>
+        <w:rPr>
+          <w:rFonts w:ascii="Times New Roman" w:hAnsi="Times New Roman" w:cs="Times New Roman"/>
+          <w:color w:val="0D0D0D" w:themeColor="text1" w:themeTint="F2"/>
+          <w:sz w:val="32"/>
+          <w:szCs w:val="32"/>
+        </w:rPr>
+        <w:t xml:space="preserve"> Write down important rules about things like data security, being transparent, and getting users’ permission before using their information.</w:t>
+      </w:r>
+    </w:p>
+    <w:p>
+      <w:pPr>
+        <w:pStyle w:val="ListParagraph"/>
+        <w:numPr>
+          <w:ilvl w:val="0"/>
+          <w:numId w:val="151"/>
+        </w:numPr>
+        <w:tabs>
+          <w:tab w:val="left" w:pos="1572"/>
+        </w:tabs>
+        <w:rPr>
+          <w:rFonts w:ascii="Times New Roman" w:hAnsi="Times New Roman" w:cs="Times New Roman"/>
+          <w:color w:val="0D0D0D" w:themeColor="text1" w:themeTint="F2"/>
+          <w:sz w:val="32"/>
+          <w:szCs w:val="32"/>
+        </w:rPr>
+      </w:pPr>
+      <w:r>
+        <w:rPr>
+          <w:rFonts w:ascii="Times New Roman" w:hAnsi="Times New Roman" w:cs="Times New Roman"/>
+          <w:b/>
+          <w:bCs/>
+          <w:color w:val="0D0D0D" w:themeColor="text1" w:themeTint="F2"/>
+          <w:sz w:val="32"/>
+          <w:szCs w:val="32"/>
+        </w:rPr>
+        <w:t>Provide Ethics Training:</w:t>
+      </w:r>
+      <w:r>
+        <w:rPr>
+          <w:rFonts w:ascii="Times New Roman" w:hAnsi="Times New Roman" w:cs="Times New Roman"/>
+          <w:color w:val="0D0D0D" w:themeColor="text1" w:themeTint="F2"/>
+          <w:sz w:val="32"/>
+          <w:szCs w:val="32"/>
+        </w:rPr>
+        <w:t xml:space="preserve"> Regularly train your team to handle situations like managing sensitive data or solving ethical problems in technologies like AI.</w:t>
+      </w:r>
+    </w:p>
+    <w:p>
+      <w:pPr>
+        <w:tabs>
+          <w:tab w:val="left" w:pos="1572"/>
+        </w:tabs>
+        <w:rPr>
+          <w:rFonts w:ascii="Times New Roman" w:hAnsi="Times New Roman" w:cs="Times New Roman"/>
+          <w:color w:val="0D0D0D" w:themeColor="text1" w:themeTint="F2"/>
+          <w:sz w:val="32"/>
+          <w:szCs w:val="32"/>
+        </w:rPr>
+      </w:pPr>
+      <w:r>
+        <w:rPr>
+          <w:rFonts w:ascii="Times New Roman" w:hAnsi="Times New Roman" w:cs="Times New Roman"/>
+          <w:b/>
+          <w:bCs/>
+          <w:color w:val="0D0D0D" w:themeColor="text1" w:themeTint="F2"/>
+          <w:sz w:val="32"/>
+          <w:szCs w:val="32"/>
+        </w:rPr>
+        <w:t>Example:</w:t>
+      </w:r>
+      <w:r>
+        <w:rPr>
+          <w:rFonts w:ascii="Times New Roman" w:hAnsi="Times New Roman" w:cs="Times New Roman"/>
+          <w:color w:val="0D0D0D" w:themeColor="text1" w:themeTint="F2"/>
+          <w:sz w:val="32"/>
+          <w:szCs w:val="32"/>
+        </w:rPr>
+        <w:br/>
+        <w:t>A startup creating AI hiring tools should work hard to avoid bias in their algorithms. For example, the AI should focus on evaluating candidates’ skills, not personal traits like age, gender, or ethnicity. This helps make hiring fair and inclusive.</w:t>
+      </w:r>
+    </w:p>
+    <w:p>
+      <w:pPr>
+        <w:tabs>
+          <w:tab w:val="left" w:pos="1572"/>
+        </w:tabs>
+        <w:rPr>
+          <w:rFonts w:ascii="Times New Roman" w:hAnsi="Times New Roman" w:cs="Times New Roman"/>
+          <w:color w:val="0D0D0D" w:themeColor="text1" w:themeTint="F2"/>
+          <w:sz w:val="32"/>
+          <w:szCs w:val="32"/>
+        </w:rPr>
+      </w:pPr>
+    </w:p>
+    <w:p>
+      <w:pPr>
+        <w:tabs>
+          <w:tab w:val="left" w:pos="1572"/>
+        </w:tabs>
+        <w:rPr>
+          <w:rFonts w:ascii="Times New Roman" w:hAnsi="Times New Roman" w:cs="Times New Roman"/>
+          <w:b/>
+          <w:bCs/>
+          <w:color w:val="365F91" w:themeColor="accent1" w:themeShade="BF"/>
+          <w:sz w:val="32"/>
+          <w:szCs w:val="32"/>
+        </w:rPr>
+      </w:pPr>
+      <w:r>
+        <w:rPr>
+          <w:rFonts w:ascii="Times New Roman" w:hAnsi="Times New Roman" w:cs="Times New Roman"/>
+          <w:b/>
+          <w:bCs/>
+          <w:color w:val="365F91" w:themeColor="accent1" w:themeShade="BF"/>
+          <w:sz w:val="32"/>
+          <w:szCs w:val="32"/>
+        </w:rPr>
+        <w:lastRenderedPageBreak/>
+        <w:t>EMBEDDING CORPORATE SOCIAL RESPONSIBILITY (CSR) IN</w:t>
+      </w:r>
+      <w:r>
+        <w:rPr>
+          <w:rFonts w:ascii="Times New Roman" w:hAnsi="Times New Roman" w:cs="Times New Roman"/>
+          <w:b/>
+          <w:bCs/>
+          <w:color w:val="365F91" w:themeColor="accent1" w:themeShade="BF"/>
+          <w:sz w:val="32"/>
+          <w:szCs w:val="32"/>
+        </w:rPr>
+        <w:t xml:space="preserve"> </w:t>
+      </w:r>
+      <w:r>
+        <w:rPr>
+          <w:rFonts w:ascii="Times New Roman" w:hAnsi="Times New Roman" w:cs="Times New Roman"/>
+          <w:b/>
+          <w:bCs/>
+          <w:color w:val="365F91" w:themeColor="accent1" w:themeShade="BF"/>
+          <w:sz w:val="32"/>
+          <w:szCs w:val="32"/>
+        </w:rPr>
+        <w:t>SOFTWARE VENTURES</w:t>
+      </w:r>
+    </w:p>
+    <w:p>
+      <w:pPr>
+        <w:tabs>
+          <w:tab w:val="left" w:pos="2196"/>
+        </w:tabs>
+        <w:rPr>
+          <w:rFonts w:ascii="Times New Roman" w:hAnsi="Times New Roman" w:cs="Times New Roman"/>
+          <w:sz w:val="32"/>
+          <w:szCs w:val="32"/>
+        </w:rPr>
+      </w:pPr>
+      <w:r>
+        <w:rPr>
+          <w:rFonts w:ascii="Times New Roman" w:hAnsi="Times New Roman" w:cs="Times New Roman"/>
+          <w:b/>
+          <w:bCs/>
+          <w:sz w:val="32"/>
+          <w:szCs w:val="32"/>
+        </w:rPr>
+        <w:t>What is CSR?</w:t>
+      </w:r>
+      <w:r>
+        <w:rPr>
+          <w:rFonts w:ascii="Times New Roman" w:hAnsi="Times New Roman" w:cs="Times New Roman"/>
+          <w:sz w:val="32"/>
+          <w:szCs w:val="32"/>
+        </w:rPr>
+        <w:br/>
+        <w:t>CSR (Corporate Social Responsibility) means a company tries to do good things for society and the environment while doing business.</w:t>
+      </w:r>
+    </w:p>
+    <w:p>
+      <w:pPr>
+        <w:tabs>
+          <w:tab w:val="left" w:pos="1656"/>
+        </w:tabs>
+        <w:rPr>
+          <w:rFonts w:ascii="Times New Roman" w:hAnsi="Times New Roman" w:cs="Times New Roman"/>
+          <w:b/>
+          <w:bCs/>
+          <w:sz w:val="32"/>
+          <w:szCs w:val="32"/>
+        </w:rPr>
+      </w:pPr>
+      <w:r>
+        <w:rPr>
+          <w:rFonts w:ascii="Times New Roman" w:hAnsi="Times New Roman" w:cs="Times New Roman"/>
+          <w:b/>
+          <w:bCs/>
+          <w:sz w:val="32"/>
+          <w:szCs w:val="32"/>
+        </w:rPr>
+        <w:t>Examples:</w:t>
+      </w:r>
+    </w:p>
+    <w:p>
+      <w:pPr>
+        <w:pStyle w:val="ListParagraph"/>
+        <w:numPr>
+          <w:ilvl w:val="0"/>
+          <w:numId w:val="152"/>
+        </w:numPr>
+        <w:tabs>
+          <w:tab w:val="left" w:pos="1656"/>
+        </w:tabs>
+        <w:rPr>
+          <w:rFonts w:ascii="Times New Roman" w:hAnsi="Times New Roman" w:cs="Times New Roman"/>
+          <w:sz w:val="32"/>
+          <w:szCs w:val="32"/>
+        </w:rPr>
+      </w:pPr>
+      <w:r>
+        <w:rPr>
+          <w:rFonts w:ascii="Times New Roman" w:hAnsi="Times New Roman" w:cs="Times New Roman"/>
+          <w:b/>
+          <w:bCs/>
+          <w:sz w:val="32"/>
+          <w:szCs w:val="32"/>
+        </w:rPr>
+        <w:t>Google:</w:t>
+      </w:r>
+      <w:r>
+        <w:rPr>
+          <w:rFonts w:ascii="Times New Roman" w:hAnsi="Times New Roman" w:cs="Times New Roman"/>
+          <w:sz w:val="32"/>
+          <w:szCs w:val="32"/>
+        </w:rPr>
+        <w:t xml:space="preserve"> They buy and use energy from sources like wind and solar power instead of fossil fuels. This means their data centers run on clean energy that doesn’t pollute the air.</w:t>
+      </w:r>
+    </w:p>
+    <w:p>
+      <w:pPr>
+        <w:pStyle w:val="ListParagraph"/>
+        <w:numPr>
+          <w:ilvl w:val="0"/>
+          <w:numId w:val="152"/>
+        </w:numPr>
+        <w:tabs>
+          <w:tab w:val="left" w:pos="1656"/>
+        </w:tabs>
+        <w:rPr>
+          <w:rFonts w:ascii="Times New Roman" w:hAnsi="Times New Roman" w:cs="Times New Roman"/>
+          <w:sz w:val="32"/>
+          <w:szCs w:val="32"/>
+        </w:rPr>
+      </w:pPr>
+      <w:r>
+        <w:rPr>
+          <w:rFonts w:ascii="Times New Roman" w:hAnsi="Times New Roman" w:cs="Times New Roman"/>
+          <w:b/>
+          <w:bCs/>
+          <w:sz w:val="32"/>
+          <w:szCs w:val="32"/>
+        </w:rPr>
+        <w:t>Microsoft:</w:t>
+      </w:r>
+      <w:r>
+        <w:rPr>
+          <w:rFonts w:ascii="Times New Roman" w:hAnsi="Times New Roman" w:cs="Times New Roman"/>
+          <w:sz w:val="32"/>
+          <w:szCs w:val="32"/>
+        </w:rPr>
+        <w:t xml:space="preserve"> They create and support AI programs that help doctors diagnose diseases better or predict natural disasters early so people can stay safe.</w:t>
+      </w:r>
+    </w:p>
+    <w:p>
+      <w:pPr>
+        <w:pStyle w:val="ListParagraph"/>
+        <w:numPr>
+          <w:ilvl w:val="0"/>
+          <w:numId w:val="152"/>
+        </w:numPr>
+        <w:tabs>
+          <w:tab w:val="left" w:pos="1656"/>
+        </w:tabs>
+        <w:rPr>
+          <w:rFonts w:ascii="Times New Roman" w:hAnsi="Times New Roman" w:cs="Times New Roman"/>
+          <w:sz w:val="32"/>
+          <w:szCs w:val="32"/>
+        </w:rPr>
+      </w:pPr>
+      <w:r>
+        <w:rPr>
+          <w:rFonts w:ascii="Times New Roman" w:hAnsi="Times New Roman" w:cs="Times New Roman"/>
+          <w:b/>
+          <w:bCs/>
+          <w:sz w:val="32"/>
+          <w:szCs w:val="32"/>
+        </w:rPr>
+        <w:t>Salesforce:</w:t>
+      </w:r>
+      <w:r>
+        <w:rPr>
+          <w:rFonts w:ascii="Times New Roman" w:hAnsi="Times New Roman" w:cs="Times New Roman"/>
+          <w:sz w:val="32"/>
+          <w:szCs w:val="32"/>
+        </w:rPr>
+        <w:t xml:space="preserve"> They organize and encourage their employees to spend time helping in their communities (like volunteering). Also, they give 1% of their company’s money and stock to support charities and good causes.</w:t>
+      </w:r>
+    </w:p>
+    <w:p>
+      <w:pPr>
+        <w:tabs>
+          <w:tab w:val="left" w:pos="1656"/>
+        </w:tabs>
+        <w:rPr>
+          <w:rFonts w:ascii="Times New Roman" w:hAnsi="Times New Roman" w:cs="Times New Roman"/>
+          <w:sz w:val="32"/>
+          <w:szCs w:val="32"/>
+        </w:rPr>
+      </w:pPr>
+      <w:r>
+        <w:rPr>
+          <w:rFonts w:ascii="Times New Roman" w:hAnsi="Times New Roman" w:cs="Times New Roman"/>
+          <w:b/>
+          <w:bCs/>
+          <w:sz w:val="32"/>
+          <w:szCs w:val="32"/>
+        </w:rPr>
+        <w:t>Why is CSR important?</w:t>
+      </w:r>
+      <w:r>
+        <w:rPr>
+          <w:rFonts w:ascii="Times New Roman" w:hAnsi="Times New Roman" w:cs="Times New Roman"/>
+          <w:sz w:val="32"/>
+          <w:szCs w:val="32"/>
+        </w:rPr>
+        <w:br/>
+        <w:t>When companies do good things for society, people trust them more. This helps the company get more customers and support.</w:t>
+      </w:r>
+    </w:p>
+    <w:p>
+      <w:pPr>
+        <w:tabs>
+          <w:tab w:val="left" w:pos="1656"/>
+        </w:tabs>
+        <w:rPr>
+          <w:rFonts w:ascii="Times New Roman" w:hAnsi="Times New Roman" w:cs="Times New Roman"/>
+          <w:b/>
+          <w:bCs/>
+          <w:sz w:val="32"/>
+          <w:szCs w:val="32"/>
+        </w:rPr>
+      </w:pPr>
+      <w:r>
+        <w:rPr>
+          <w:rFonts w:ascii="Times New Roman" w:hAnsi="Times New Roman" w:cs="Times New Roman"/>
+          <w:b/>
+          <w:bCs/>
+          <w:color w:val="365F91" w:themeColor="accent1" w:themeShade="BF"/>
+          <w:sz w:val="32"/>
+          <w:szCs w:val="32"/>
+        </w:rPr>
+        <w:t>Implementing Governance Structures for Ethical Oversight</w:t>
+      </w:r>
+    </w:p>
+    <w:p>
+      <w:pPr>
+        <w:tabs>
+          <w:tab w:val="left" w:pos="1656"/>
+        </w:tabs>
+        <w:rPr>
+          <w:rFonts w:ascii="Times New Roman" w:hAnsi="Times New Roman" w:cs="Times New Roman"/>
+          <w:sz w:val="32"/>
+          <w:szCs w:val="32"/>
+        </w:rPr>
+      </w:pPr>
+      <w:r>
+        <w:rPr>
+          <w:rFonts w:ascii="Times New Roman" w:hAnsi="Times New Roman" w:cs="Times New Roman"/>
+          <w:b/>
+          <w:bCs/>
+          <w:sz w:val="32"/>
+          <w:szCs w:val="32"/>
+        </w:rPr>
+        <w:t>What it means:</w:t>
+      </w:r>
+      <w:r>
+        <w:rPr>
+          <w:rFonts w:ascii="Times New Roman" w:hAnsi="Times New Roman" w:cs="Times New Roman"/>
+          <w:sz w:val="32"/>
+          <w:szCs w:val="32"/>
+        </w:rPr>
+        <w:br/>
+        <w:t>Having proper governance means putting systems in place to make sure a company follows ethical rules and behaves responsibly.</w:t>
+      </w:r>
+    </w:p>
+    <w:p>
+      <w:pPr>
+        <w:tabs>
+          <w:tab w:val="left" w:pos="1656"/>
+        </w:tabs>
+        <w:rPr>
+          <w:rFonts w:ascii="Times New Roman" w:hAnsi="Times New Roman" w:cs="Times New Roman"/>
+          <w:sz w:val="32"/>
+          <w:szCs w:val="32"/>
+        </w:rPr>
+      </w:pPr>
+      <w:r>
+        <w:rPr>
+          <w:rFonts w:ascii="Times New Roman" w:hAnsi="Times New Roman" w:cs="Times New Roman"/>
+          <w:b/>
+          <w:bCs/>
+          <w:sz w:val="32"/>
+          <w:szCs w:val="32"/>
+        </w:rPr>
+        <w:t>Why it’s important:</w:t>
+      </w:r>
+      <w:r>
+        <w:rPr>
+          <w:rFonts w:ascii="Times New Roman" w:hAnsi="Times New Roman" w:cs="Times New Roman"/>
+          <w:sz w:val="32"/>
+          <w:szCs w:val="32"/>
+        </w:rPr>
+        <w:br/>
+        <w:t>Good governance helps a company stay honest, fair, and trusted by the public. It also prevents harmful or unethical behavior.</w:t>
+      </w:r>
+    </w:p>
+    <w:p>
+      <w:pPr>
+        <w:tabs>
+          <w:tab w:val="left" w:pos="1656"/>
+        </w:tabs>
+        <w:rPr>
+          <w:rFonts w:ascii="Times New Roman" w:hAnsi="Times New Roman" w:cs="Times New Roman"/>
+          <w:sz w:val="32"/>
+          <w:szCs w:val="32"/>
+        </w:rPr>
+      </w:pPr>
+      <w:r>
+        <w:rPr>
+          <w:rFonts w:ascii="Times New Roman" w:hAnsi="Times New Roman" w:cs="Times New Roman"/>
+          <w:b/>
+          <w:bCs/>
+          <w:sz w:val="32"/>
+          <w:szCs w:val="32"/>
+        </w:rPr>
+        <w:lastRenderedPageBreak/>
+        <w:t>Actions to Take:</w:t>
+      </w:r>
+    </w:p>
+    <w:p>
+      <w:pPr>
+        <w:pStyle w:val="ListParagraph"/>
+        <w:numPr>
+          <w:ilvl w:val="0"/>
+          <w:numId w:val="155"/>
+        </w:numPr>
+        <w:tabs>
+          <w:tab w:val="left" w:pos="1656"/>
+        </w:tabs>
+        <w:rPr>
+          <w:rFonts w:ascii="Times New Roman" w:hAnsi="Times New Roman" w:cs="Times New Roman"/>
+          <w:sz w:val="32"/>
+          <w:szCs w:val="32"/>
+        </w:rPr>
+      </w:pPr>
+      <w:r>
+        <w:rPr>
+          <w:rFonts w:ascii="Times New Roman" w:hAnsi="Times New Roman" w:cs="Times New Roman"/>
+          <w:b/>
+          <w:bCs/>
+          <w:sz w:val="32"/>
+          <w:szCs w:val="32"/>
+        </w:rPr>
+        <w:t>Set up advisory boards or ethics committees:</w:t>
+      </w:r>
+      <w:r>
+        <w:rPr>
+          <w:rFonts w:ascii="Times New Roman" w:hAnsi="Times New Roman" w:cs="Times New Roman"/>
+          <w:sz w:val="32"/>
+          <w:szCs w:val="32"/>
+        </w:rPr>
+        <w:t xml:space="preserve"> These groups check if the product design and technology follow ethical standards.</w:t>
+      </w:r>
+    </w:p>
+    <w:p>
+      <w:pPr>
+        <w:pStyle w:val="ListParagraph"/>
+        <w:numPr>
+          <w:ilvl w:val="0"/>
+          <w:numId w:val="155"/>
+        </w:numPr>
+        <w:tabs>
+          <w:tab w:val="left" w:pos="1656"/>
+        </w:tabs>
+        <w:rPr>
+          <w:rFonts w:ascii="Times New Roman" w:hAnsi="Times New Roman" w:cs="Times New Roman"/>
+          <w:sz w:val="32"/>
+          <w:szCs w:val="32"/>
+        </w:rPr>
+      </w:pPr>
+      <w:r>
+        <w:rPr>
+          <w:rFonts w:ascii="Times New Roman" w:hAnsi="Times New Roman" w:cs="Times New Roman"/>
+          <w:b/>
+          <w:bCs/>
+          <w:sz w:val="32"/>
+          <w:szCs w:val="32"/>
+        </w:rPr>
+        <w:t>Create whistleblower systems:</w:t>
+      </w:r>
+      <w:r>
+        <w:rPr>
+          <w:rFonts w:ascii="Times New Roman" w:hAnsi="Times New Roman" w:cs="Times New Roman"/>
+          <w:sz w:val="32"/>
+          <w:szCs w:val="32"/>
+        </w:rPr>
+        <w:t xml:space="preserve"> This allows employees to report unethical actions safely, without fear of being punished.</w:t>
+      </w:r>
+    </w:p>
+    <w:p>
+      <w:pPr>
+        <w:tabs>
+          <w:tab w:val="left" w:pos="1656"/>
+        </w:tabs>
+        <w:rPr>
+          <w:rFonts w:ascii="Times New Roman" w:hAnsi="Times New Roman" w:cs="Times New Roman"/>
+          <w:sz w:val="32"/>
+          <w:szCs w:val="32"/>
+        </w:rPr>
+      </w:pPr>
+      <w:r>
+        <w:rPr>
+          <w:rFonts w:ascii="Times New Roman" w:hAnsi="Times New Roman" w:cs="Times New Roman"/>
+          <w:b/>
+          <w:bCs/>
+          <w:sz w:val="32"/>
+          <w:szCs w:val="32"/>
+        </w:rPr>
+        <w:t>Example:</w:t>
+      </w:r>
+    </w:p>
+    <w:p>
+      <w:pPr>
+        <w:pStyle w:val="ListParagraph"/>
+        <w:numPr>
+          <w:ilvl w:val="0"/>
+          <w:numId w:val="159"/>
+        </w:numPr>
+        <w:tabs>
+          <w:tab w:val="left" w:pos="1656"/>
+        </w:tabs>
+        <w:rPr>
+          <w:rFonts w:ascii="Times New Roman" w:hAnsi="Times New Roman" w:cs="Times New Roman"/>
+          <w:sz w:val="32"/>
+          <w:szCs w:val="32"/>
+        </w:rPr>
+      </w:pPr>
+      <w:r>
+        <w:rPr>
+          <w:rFonts w:ascii="Times New Roman" w:hAnsi="Times New Roman" w:cs="Times New Roman"/>
+          <w:b/>
+          <w:bCs/>
+          <w:sz w:val="32"/>
+          <w:szCs w:val="32"/>
+        </w:rPr>
+        <w:t>OpenAI:</w:t>
+      </w:r>
+      <w:r>
+        <w:rPr>
+          <w:rFonts w:ascii="Times New Roman" w:hAnsi="Times New Roman" w:cs="Times New Roman"/>
+          <w:sz w:val="32"/>
+          <w:szCs w:val="32"/>
+        </w:rPr>
+        <w:t xml:space="preserve"> They created a special board to guide the safe and responsible development of AI. This ensures their technology is used for good and benefits society.</w:t>
+      </w:r>
+    </w:p>
+    <w:p>
+      <w:pPr>
+        <w:tabs>
+          <w:tab w:val="left" w:pos="1656"/>
+        </w:tabs>
+        <w:rPr>
+          <w:rFonts w:ascii="Times New Roman" w:hAnsi="Times New Roman" w:cs="Times New Roman"/>
+          <w:b/>
+          <w:bCs/>
+          <w:color w:val="365F91" w:themeColor="accent1" w:themeShade="BF"/>
+          <w:sz w:val="32"/>
+          <w:szCs w:val="32"/>
+        </w:rPr>
+      </w:pPr>
+      <w:r>
+        <w:rPr>
+          <w:rFonts w:ascii="Times New Roman" w:hAnsi="Times New Roman" w:cs="Times New Roman"/>
+          <w:b/>
+          <w:bCs/>
+          <w:color w:val="365F91" w:themeColor="accent1" w:themeShade="BF"/>
+          <w:sz w:val="32"/>
+          <w:szCs w:val="32"/>
+        </w:rPr>
+        <w:t>Stakeholder Engagement and Transparency in Tech Businesses</w:t>
+      </w:r>
+    </w:p>
+    <w:p>
+      <w:pPr>
+        <w:tabs>
+          <w:tab w:val="left" w:pos="1656"/>
+        </w:tabs>
+        <w:rPr>
+          <w:rFonts w:ascii="Times New Roman" w:hAnsi="Times New Roman" w:cs="Times New Roman"/>
+          <w:sz w:val="32"/>
+          <w:szCs w:val="32"/>
+        </w:rPr>
+      </w:pPr>
+      <w:r>
+        <w:rPr>
+          <w:rFonts w:ascii="Times New Roman" w:hAnsi="Times New Roman" w:cs="Times New Roman"/>
+          <w:b/>
+          <w:bCs/>
+          <w:sz w:val="32"/>
+          <w:szCs w:val="32"/>
+        </w:rPr>
+        <w:t>Meaning:</w:t>
+      </w:r>
+      <w:r>
+        <w:rPr>
+          <w:rFonts w:ascii="Times New Roman" w:hAnsi="Times New Roman" w:cs="Times New Roman"/>
+          <w:sz w:val="32"/>
+          <w:szCs w:val="32"/>
+        </w:rPr>
+        <w:br/>
+        <w:t>This means tech companies should openly communicate with all the important people connected to the business — like users, employees, investors, and regulators — and involve them in important matters.</w:t>
+      </w:r>
+    </w:p>
+    <w:p>
+      <w:pPr>
+        <w:tabs>
+          <w:tab w:val="left" w:pos="1656"/>
+        </w:tabs>
+        <w:rPr>
+          <w:rFonts w:ascii="Times New Roman" w:hAnsi="Times New Roman" w:cs="Times New Roman"/>
+          <w:sz w:val="32"/>
+          <w:szCs w:val="32"/>
+        </w:rPr>
+      </w:pPr>
+      <w:r>
+        <w:rPr>
+          <w:rFonts w:ascii="Times New Roman" w:hAnsi="Times New Roman" w:cs="Times New Roman"/>
+          <w:b/>
+          <w:bCs/>
+          <w:sz w:val="32"/>
+          <w:szCs w:val="32"/>
+        </w:rPr>
+        <w:t>Key Stakeholders:</w:t>
+      </w:r>
+    </w:p>
+    <w:p>
+      <w:pPr>
+        <w:pStyle w:val="ListParagraph"/>
+        <w:numPr>
+          <w:ilvl w:val="0"/>
+          <w:numId w:val="159"/>
+        </w:numPr>
+        <w:tabs>
+          <w:tab w:val="left" w:pos="1656"/>
+        </w:tabs>
+        <w:rPr>
+          <w:rFonts w:ascii="Times New Roman" w:hAnsi="Times New Roman" w:cs="Times New Roman"/>
+          <w:sz w:val="32"/>
+          <w:szCs w:val="32"/>
+        </w:rPr>
+      </w:pPr>
+      <w:r>
+        <w:rPr>
+          <w:rFonts w:ascii="Times New Roman" w:hAnsi="Times New Roman" w:cs="Times New Roman"/>
+          <w:b/>
+          <w:bCs/>
+          <w:sz w:val="32"/>
+          <w:szCs w:val="32"/>
+        </w:rPr>
+        <w:t>Users</w:t>
+      </w:r>
+      <w:r>
+        <w:rPr>
+          <w:rFonts w:ascii="Times New Roman" w:hAnsi="Times New Roman" w:cs="Times New Roman"/>
+          <w:sz w:val="32"/>
+          <w:szCs w:val="32"/>
+        </w:rPr>
+        <w:t xml:space="preserve"> – People who use the product or software</w:t>
+      </w:r>
+    </w:p>
+    <w:p>
+      <w:pPr>
+        <w:pStyle w:val="ListParagraph"/>
+        <w:numPr>
+          <w:ilvl w:val="0"/>
+          <w:numId w:val="159"/>
+        </w:numPr>
+        <w:tabs>
+          <w:tab w:val="left" w:pos="1656"/>
+        </w:tabs>
+        <w:rPr>
+          <w:rFonts w:ascii="Times New Roman" w:hAnsi="Times New Roman" w:cs="Times New Roman"/>
+          <w:sz w:val="32"/>
+          <w:szCs w:val="32"/>
+        </w:rPr>
+      </w:pPr>
+      <w:r>
+        <w:rPr>
+          <w:rFonts w:ascii="Times New Roman" w:hAnsi="Times New Roman" w:cs="Times New Roman"/>
+          <w:b/>
+          <w:bCs/>
+          <w:sz w:val="32"/>
+          <w:szCs w:val="32"/>
+        </w:rPr>
+        <w:t>Employees</w:t>
+      </w:r>
+      <w:r>
+        <w:rPr>
+          <w:rFonts w:ascii="Times New Roman" w:hAnsi="Times New Roman" w:cs="Times New Roman"/>
+          <w:sz w:val="32"/>
+          <w:szCs w:val="32"/>
+        </w:rPr>
+        <w:t xml:space="preserve"> – People working in the company</w:t>
+      </w:r>
+    </w:p>
+    <w:p>
+      <w:pPr>
+        <w:pStyle w:val="ListParagraph"/>
+        <w:numPr>
+          <w:ilvl w:val="0"/>
+          <w:numId w:val="159"/>
+        </w:numPr>
+        <w:tabs>
+          <w:tab w:val="left" w:pos="1656"/>
+        </w:tabs>
+        <w:rPr>
+          <w:rFonts w:ascii="Times New Roman" w:hAnsi="Times New Roman" w:cs="Times New Roman"/>
+          <w:sz w:val="32"/>
+          <w:szCs w:val="32"/>
+        </w:rPr>
+      </w:pPr>
+      <w:r>
+        <w:rPr>
+          <w:rFonts w:ascii="Times New Roman" w:hAnsi="Times New Roman" w:cs="Times New Roman"/>
+          <w:b/>
+          <w:bCs/>
+          <w:sz w:val="32"/>
+          <w:szCs w:val="32"/>
+        </w:rPr>
+        <w:t>Investors</w:t>
+      </w:r>
+      <w:r>
+        <w:rPr>
+          <w:rFonts w:ascii="Times New Roman" w:hAnsi="Times New Roman" w:cs="Times New Roman"/>
+          <w:sz w:val="32"/>
+          <w:szCs w:val="32"/>
+        </w:rPr>
+        <w:t xml:space="preserve"> – People who give money to the company</w:t>
+      </w:r>
+    </w:p>
+    <w:p>
+      <w:pPr>
+        <w:pStyle w:val="ListParagraph"/>
+        <w:numPr>
+          <w:ilvl w:val="0"/>
+          <w:numId w:val="159"/>
+        </w:numPr>
+        <w:tabs>
+          <w:tab w:val="left" w:pos="1656"/>
+        </w:tabs>
+        <w:rPr>
+          <w:rFonts w:ascii="Times New Roman" w:hAnsi="Times New Roman" w:cs="Times New Roman"/>
+          <w:sz w:val="32"/>
+          <w:szCs w:val="32"/>
+        </w:rPr>
+      </w:pPr>
+      <w:r>
+        <w:rPr>
+          <w:rFonts w:ascii="Times New Roman" w:hAnsi="Times New Roman" w:cs="Times New Roman"/>
+          <w:b/>
+          <w:bCs/>
+          <w:sz w:val="32"/>
+          <w:szCs w:val="32"/>
+        </w:rPr>
+        <w:t>Regulators</w:t>
+      </w:r>
+      <w:r>
+        <w:rPr>
+          <w:rFonts w:ascii="Times New Roman" w:hAnsi="Times New Roman" w:cs="Times New Roman"/>
+          <w:sz w:val="32"/>
+          <w:szCs w:val="32"/>
+        </w:rPr>
+        <w:t xml:space="preserve"> – Government or legal bodies who check rules are followed</w:t>
+      </w:r>
+    </w:p>
+    <w:p>
+      <w:pPr>
+        <w:tabs>
+          <w:tab w:val="left" w:pos="1656"/>
+        </w:tabs>
+        <w:rPr>
+          <w:rFonts w:ascii="Times New Roman" w:hAnsi="Times New Roman" w:cs="Times New Roman"/>
+          <w:sz w:val="32"/>
+          <w:szCs w:val="32"/>
+        </w:rPr>
+      </w:pPr>
+      <w:r>
+        <w:rPr>
+          <w:rFonts w:ascii="Times New Roman" w:hAnsi="Times New Roman" w:cs="Times New Roman"/>
+          <w:b/>
+          <w:bCs/>
+          <w:sz w:val="32"/>
+          <w:szCs w:val="32"/>
+        </w:rPr>
+        <w:t>Practices for Transparency (Open Communication):</w:t>
+      </w:r>
+    </w:p>
+    <w:p>
+      <w:pPr>
+        <w:pStyle w:val="ListParagraph"/>
+        <w:numPr>
+          <w:ilvl w:val="0"/>
+          <w:numId w:val="160"/>
+        </w:numPr>
+        <w:tabs>
+          <w:tab w:val="left" w:pos="1656"/>
+        </w:tabs>
+        <w:rPr>
+          <w:rFonts w:ascii="Times New Roman" w:hAnsi="Times New Roman" w:cs="Times New Roman"/>
+          <w:sz w:val="32"/>
+          <w:szCs w:val="32"/>
+        </w:rPr>
+      </w:pPr>
+      <w:r>
+        <w:rPr>
+          <w:rFonts w:ascii="Times New Roman" w:hAnsi="Times New Roman" w:cs="Times New Roman"/>
+          <w:sz w:val="32"/>
+          <w:szCs w:val="32"/>
+        </w:rPr>
+        <w:t xml:space="preserve">Write privacy policies in </w:t>
+      </w:r>
+      <w:r>
+        <w:rPr>
+          <w:rFonts w:ascii="Times New Roman" w:hAnsi="Times New Roman" w:cs="Times New Roman"/>
+          <w:b/>
+          <w:bCs/>
+          <w:sz w:val="32"/>
+          <w:szCs w:val="32"/>
+        </w:rPr>
+        <w:t>simple language</w:t>
+      </w:r>
+      <w:r>
+        <w:rPr>
+          <w:rFonts w:ascii="Times New Roman" w:hAnsi="Times New Roman" w:cs="Times New Roman"/>
+          <w:sz w:val="32"/>
+          <w:szCs w:val="32"/>
+        </w:rPr>
+        <w:t xml:space="preserve"> so all users can easily understand how their data is being used.</w:t>
+      </w:r>
+    </w:p>
+    <w:p>
+      <w:pPr>
+        <w:pStyle w:val="ListParagraph"/>
+        <w:numPr>
+          <w:ilvl w:val="0"/>
+          <w:numId w:val="160"/>
+        </w:numPr>
+        <w:tabs>
+          <w:tab w:val="left" w:pos="1656"/>
+        </w:tabs>
+        <w:rPr>
+          <w:rFonts w:ascii="Times New Roman" w:hAnsi="Times New Roman" w:cs="Times New Roman"/>
+          <w:sz w:val="32"/>
+          <w:szCs w:val="32"/>
+        </w:rPr>
+      </w:pPr>
+      <w:r>
+        <w:rPr>
+          <w:rFonts w:ascii="Times New Roman" w:hAnsi="Times New Roman" w:cs="Times New Roman"/>
+          <w:sz w:val="32"/>
+          <w:szCs w:val="32"/>
+        </w:rPr>
+        <w:t xml:space="preserve">Be </w:t>
+      </w:r>
+      <w:r>
+        <w:rPr>
+          <w:rFonts w:ascii="Times New Roman" w:hAnsi="Times New Roman" w:cs="Times New Roman"/>
+          <w:b/>
+          <w:bCs/>
+          <w:sz w:val="32"/>
+          <w:szCs w:val="32"/>
+        </w:rPr>
+        <w:t>honest</w:t>
+      </w:r>
+      <w:r>
+        <w:rPr>
+          <w:rFonts w:ascii="Times New Roman" w:hAnsi="Times New Roman" w:cs="Times New Roman"/>
+          <w:sz w:val="32"/>
+          <w:szCs w:val="32"/>
+        </w:rPr>
+        <w:t xml:space="preserve"> about any problems or bugs in the software and fix them quickly to show you take responsibility.</w:t>
+      </w:r>
+    </w:p>
+    <w:p>
+      <w:pPr>
+        <w:tabs>
+          <w:tab w:val="left" w:pos="1656"/>
+        </w:tabs>
+        <w:rPr>
+          <w:rFonts w:ascii="Times New Roman" w:hAnsi="Times New Roman" w:cs="Times New Roman"/>
+          <w:sz w:val="32"/>
+          <w:szCs w:val="32"/>
+        </w:rPr>
+      </w:pPr>
+      <w:r>
+        <w:rPr>
+          <w:rFonts w:ascii="Times New Roman" w:hAnsi="Times New Roman" w:cs="Times New Roman"/>
+          <w:b/>
+          <w:bCs/>
+          <w:sz w:val="32"/>
+          <w:szCs w:val="32"/>
+        </w:rPr>
+        <w:lastRenderedPageBreak/>
+        <w:t>Example:</w:t>
+      </w:r>
+    </w:p>
+    <w:p>
+      <w:pPr>
+        <w:pStyle w:val="ListParagraph"/>
+        <w:numPr>
+          <w:ilvl w:val="0"/>
+          <w:numId w:val="161"/>
+        </w:numPr>
+        <w:tabs>
+          <w:tab w:val="left" w:pos="1656"/>
+        </w:tabs>
+        <w:rPr>
+          <w:rFonts w:ascii="Times New Roman" w:hAnsi="Times New Roman" w:cs="Times New Roman"/>
+          <w:sz w:val="32"/>
+          <w:szCs w:val="32"/>
+        </w:rPr>
+      </w:pPr>
+      <w:r>
+        <w:rPr>
+          <w:rFonts w:ascii="Times New Roman" w:hAnsi="Times New Roman" w:cs="Times New Roman"/>
+          <w:b/>
+          <w:bCs/>
+          <w:sz w:val="32"/>
+          <w:szCs w:val="32"/>
+        </w:rPr>
+        <w:t>Slack</w:t>
+      </w:r>
+      <w:r>
+        <w:rPr>
+          <w:rFonts w:ascii="Times New Roman" w:hAnsi="Times New Roman" w:cs="Times New Roman"/>
+          <w:sz w:val="32"/>
+          <w:szCs w:val="32"/>
+        </w:rPr>
+        <w:t xml:space="preserve"> (a messaging platform) builds user trust by </w:t>
+      </w:r>
+      <w:r>
+        <w:rPr>
+          <w:rFonts w:ascii="Times New Roman" w:hAnsi="Times New Roman" w:cs="Times New Roman"/>
+          <w:b/>
+          <w:bCs/>
+          <w:sz w:val="32"/>
+          <w:szCs w:val="32"/>
+        </w:rPr>
+        <w:t>clearly reporting system issues</w:t>
+      </w:r>
+      <w:r>
+        <w:rPr>
+          <w:rFonts w:ascii="Times New Roman" w:hAnsi="Times New Roman" w:cs="Times New Roman"/>
+          <w:sz w:val="32"/>
+          <w:szCs w:val="32"/>
+        </w:rPr>
+        <w:t xml:space="preserve"> (like server down problems) on a public website. They also share how they fixed it. This shows they are honest and transparent</w:t>
+      </w:r>
+    </w:p>
+    <w:p>
+      <w:pPr>
+        <w:tabs>
+          <w:tab w:val="left" w:pos="1656"/>
+        </w:tabs>
+        <w:rPr>
+          <w:rFonts w:ascii="Times New Roman" w:hAnsi="Times New Roman" w:cs="Times New Roman"/>
+          <w:b/>
+          <w:bCs/>
+          <w:color w:val="365F91" w:themeColor="accent1" w:themeShade="BF"/>
+          <w:sz w:val="32"/>
+          <w:szCs w:val="32"/>
+        </w:rPr>
+      </w:pPr>
+      <w:r>
+        <w:rPr>
+          <w:rFonts w:ascii="Times New Roman" w:hAnsi="Times New Roman" w:cs="Times New Roman"/>
+          <w:b/>
+          <w:bCs/>
+          <w:color w:val="365F91" w:themeColor="accent1" w:themeShade="BF"/>
+          <w:sz w:val="32"/>
+          <w:szCs w:val="32"/>
+        </w:rPr>
+        <w:t>Ethical Decision-Making Framework for Software Ventures</w:t>
+      </w:r>
+    </w:p>
+    <w:p>
+      <w:pPr>
+        <w:tabs>
+          <w:tab w:val="left" w:pos="1656"/>
+        </w:tabs>
+        <w:rPr>
+          <w:rFonts w:ascii="Times New Roman" w:hAnsi="Times New Roman" w:cs="Times New Roman"/>
+          <w:sz w:val="32"/>
+          <w:szCs w:val="32"/>
+        </w:rPr>
+      </w:pPr>
+      <w:r>
+        <w:rPr>
+          <w:rFonts w:ascii="Times New Roman" w:hAnsi="Times New Roman" w:cs="Times New Roman"/>
+          <w:b/>
+          <w:bCs/>
+          <w:sz w:val="32"/>
+          <w:szCs w:val="32"/>
+        </w:rPr>
+        <w:t>Meaning:</w:t>
+      </w:r>
+      <w:r>
+        <w:rPr>
+          <w:rFonts w:ascii="Times New Roman" w:hAnsi="Times New Roman" w:cs="Times New Roman"/>
+          <w:sz w:val="32"/>
+          <w:szCs w:val="32"/>
+        </w:rPr>
+        <w:br/>
+        <w:t xml:space="preserve">When a software company makes an important decision, it should think carefully and choose what is honest, legal, and good for society. This process is called </w:t>
+      </w:r>
+      <w:r>
+        <w:rPr>
+          <w:rFonts w:ascii="Times New Roman" w:hAnsi="Times New Roman" w:cs="Times New Roman"/>
+          <w:b/>
+          <w:bCs/>
+          <w:sz w:val="32"/>
+          <w:szCs w:val="32"/>
+        </w:rPr>
+        <w:t>ethical decision-making</w:t>
+      </w:r>
+      <w:r>
+        <w:rPr>
+          <w:rFonts w:ascii="Times New Roman" w:hAnsi="Times New Roman" w:cs="Times New Roman"/>
+          <w:sz w:val="32"/>
+          <w:szCs w:val="32"/>
+        </w:rPr>
+        <w:t>.</w:t>
+      </w:r>
+    </w:p>
+    <w:p>
+      <w:pPr>
+        <w:tabs>
+          <w:tab w:val="left" w:pos="1656"/>
+        </w:tabs>
+        <w:rPr>
+          <w:rFonts w:ascii="Times New Roman" w:hAnsi="Times New Roman" w:cs="Times New Roman"/>
+          <w:b/>
+          <w:bCs/>
+          <w:sz w:val="32"/>
+          <w:szCs w:val="32"/>
+        </w:rPr>
+      </w:pPr>
+      <w:r>
+        <w:rPr>
+          <w:rFonts w:ascii="Times New Roman" w:hAnsi="Times New Roman" w:cs="Times New Roman"/>
+          <w:b/>
+          <w:bCs/>
+          <w:sz w:val="32"/>
+          <w:szCs w:val="32"/>
+        </w:rPr>
+        <w:t>Steps for Ethical Decisions:</w:t>
+      </w:r>
+    </w:p>
+    <w:p>
+      <w:pPr>
+        <w:numPr>
+          <w:ilvl w:val="0"/>
+          <w:numId w:val="162"/>
+        </w:numPr>
+        <w:tabs>
+          <w:tab w:val="left" w:pos="1656"/>
+        </w:tabs>
+        <w:rPr>
+          <w:rFonts w:ascii="Times New Roman" w:hAnsi="Times New Roman" w:cs="Times New Roman"/>
+          <w:sz w:val="32"/>
+          <w:szCs w:val="32"/>
+        </w:rPr>
+      </w:pPr>
+      <w:r>
+        <w:rPr>
+          <w:rFonts w:ascii="Times New Roman" w:hAnsi="Times New Roman" w:cs="Times New Roman"/>
+          <w:b/>
+          <w:bCs/>
+          <w:sz w:val="32"/>
+          <w:szCs w:val="32"/>
+        </w:rPr>
+        <w:t>Identify the ethical issue:</w:t>
+      </w:r>
+      <w:r>
+        <w:rPr>
+          <w:rFonts w:ascii="Times New Roman" w:hAnsi="Times New Roman" w:cs="Times New Roman"/>
+          <w:sz w:val="32"/>
+          <w:szCs w:val="32"/>
+        </w:rPr>
+        <w:br/>
+        <w:t>Find out what might be wrong — for example, collecting more user data than needed.</w:t>
+      </w:r>
+    </w:p>
+    <w:p>
+      <w:pPr>
+        <w:numPr>
+          <w:ilvl w:val="0"/>
+          <w:numId w:val="162"/>
+        </w:numPr>
+        <w:tabs>
+          <w:tab w:val="left" w:pos="1656"/>
+        </w:tabs>
+        <w:rPr>
+          <w:rFonts w:ascii="Times New Roman" w:hAnsi="Times New Roman" w:cs="Times New Roman"/>
+          <w:sz w:val="32"/>
+          <w:szCs w:val="32"/>
+        </w:rPr>
+      </w:pPr>
+      <w:r>
+        <w:rPr>
+          <w:rFonts w:ascii="Times New Roman" w:hAnsi="Times New Roman" w:cs="Times New Roman"/>
+          <w:b/>
+          <w:bCs/>
+          <w:sz w:val="32"/>
+          <w:szCs w:val="32"/>
+        </w:rPr>
+        <w:t>Evaluate your options:</w:t>
+      </w:r>
+      <w:r>
+        <w:rPr>
+          <w:rFonts w:ascii="Times New Roman" w:hAnsi="Times New Roman" w:cs="Times New Roman"/>
+          <w:sz w:val="32"/>
+          <w:szCs w:val="32"/>
+        </w:rPr>
+        <w:br/>
+        <w:t>Look at all possible actions from three points of view — ethics (right or wrong), law, and social impact.</w:t>
+      </w:r>
+    </w:p>
+    <w:p>
+      <w:pPr>
+        <w:numPr>
+          <w:ilvl w:val="0"/>
+          <w:numId w:val="162"/>
+        </w:numPr>
+        <w:tabs>
+          <w:tab w:val="left" w:pos="1656"/>
+        </w:tabs>
+        <w:rPr>
+          <w:rFonts w:ascii="Times New Roman" w:hAnsi="Times New Roman" w:cs="Times New Roman"/>
+          <w:sz w:val="32"/>
+          <w:szCs w:val="32"/>
+        </w:rPr>
+      </w:pPr>
+      <w:r>
+        <w:rPr>
+          <w:rFonts w:ascii="Times New Roman" w:hAnsi="Times New Roman" w:cs="Times New Roman"/>
+          <w:b/>
+          <w:bCs/>
+          <w:sz w:val="32"/>
+          <w:szCs w:val="32"/>
+        </w:rPr>
+        <w:t>Choose the most responsible solution:</w:t>
+      </w:r>
+      <w:r>
+        <w:rPr>
+          <w:rFonts w:ascii="Times New Roman" w:hAnsi="Times New Roman" w:cs="Times New Roman"/>
+          <w:sz w:val="32"/>
+          <w:szCs w:val="32"/>
+        </w:rPr>
+        <w:br/>
+        <w:t>Make a decision that matches the company’s values, respects user rights, and is the most responsible.</w:t>
+      </w:r>
+    </w:p>
+    <w:p>
+      <w:pPr>
+        <w:tabs>
+          <w:tab w:val="left" w:pos="1656"/>
+        </w:tabs>
+        <w:rPr>
+          <w:rFonts w:ascii="Times New Roman" w:hAnsi="Times New Roman" w:cs="Times New Roman"/>
+          <w:b/>
+          <w:bCs/>
+          <w:sz w:val="32"/>
+          <w:szCs w:val="32"/>
+        </w:rPr>
+      </w:pPr>
+      <w:r>
+        <w:rPr>
+          <w:rFonts w:ascii="Times New Roman" w:hAnsi="Times New Roman" w:cs="Times New Roman"/>
+          <w:b/>
+          <w:bCs/>
+          <w:sz w:val="32"/>
+          <w:szCs w:val="32"/>
+        </w:rPr>
+        <w:t>Helpful Tools:</w:t>
+      </w:r>
+    </w:p>
+    <w:p>
+      <w:pPr>
+        <w:pStyle w:val="ListParagraph"/>
+        <w:numPr>
+          <w:ilvl w:val="0"/>
+          <w:numId w:val="161"/>
+        </w:numPr>
+        <w:tabs>
+          <w:tab w:val="left" w:pos="1656"/>
+        </w:tabs>
+        <w:rPr>
+          <w:rFonts w:ascii="Times New Roman" w:hAnsi="Times New Roman" w:cs="Times New Roman"/>
+          <w:sz w:val="32"/>
+          <w:szCs w:val="32"/>
+        </w:rPr>
+      </w:pPr>
+      <w:r>
+        <w:rPr>
+          <w:rFonts w:ascii="Times New Roman" w:hAnsi="Times New Roman" w:cs="Times New Roman"/>
+          <w:b/>
+          <w:bCs/>
+          <w:sz w:val="32"/>
+          <w:szCs w:val="32"/>
+        </w:rPr>
+        <w:t>Ethical AI Guidelines:</w:t>
+      </w:r>
+      <w:r>
+        <w:rPr>
+          <w:rFonts w:ascii="Times New Roman" w:hAnsi="Times New Roman" w:cs="Times New Roman"/>
+          <w:sz w:val="32"/>
+          <w:szCs w:val="32"/>
+        </w:rPr>
+        <w:t xml:space="preserve"> Rules to help design AI that is safe and fair.</w:t>
+      </w:r>
+    </w:p>
+    <w:p>
+      <w:pPr>
+        <w:pStyle w:val="ListParagraph"/>
+        <w:numPr>
+          <w:ilvl w:val="0"/>
+          <w:numId w:val="161"/>
+        </w:numPr>
+        <w:tabs>
+          <w:tab w:val="left" w:pos="1656"/>
+        </w:tabs>
+        <w:rPr>
+          <w:rFonts w:ascii="Times New Roman" w:hAnsi="Times New Roman" w:cs="Times New Roman"/>
+          <w:sz w:val="32"/>
+          <w:szCs w:val="32"/>
+        </w:rPr>
+      </w:pPr>
+      <w:r>
+        <w:rPr>
+          <w:rFonts w:ascii="Times New Roman" w:hAnsi="Times New Roman" w:cs="Times New Roman"/>
+          <w:b/>
+          <w:bCs/>
+          <w:sz w:val="32"/>
+          <w:szCs w:val="32"/>
+        </w:rPr>
+        <w:t>GDPR Compliance Checklist:</w:t>
+      </w:r>
+      <w:r>
+        <w:rPr>
+          <w:rFonts w:ascii="Times New Roman" w:hAnsi="Times New Roman" w:cs="Times New Roman"/>
+          <w:sz w:val="32"/>
+          <w:szCs w:val="32"/>
+        </w:rPr>
+        <w:t xml:space="preserve"> A list to help follow data protection laws and keep user data safe.</w:t>
+      </w:r>
+    </w:p>
+    <w:p>
+      <w:pPr>
+        <w:tabs>
+          <w:tab w:val="left" w:pos="1656"/>
+        </w:tabs>
+        <w:rPr>
+          <w:rFonts w:ascii="Times New Roman" w:hAnsi="Times New Roman" w:cs="Times New Roman"/>
+          <w:b/>
+          <w:bCs/>
+          <w:sz w:val="32"/>
+          <w:szCs w:val="32"/>
+        </w:rPr>
+      </w:pPr>
+      <w:r>
+        <w:rPr>
+          <w:rFonts w:ascii="Times New Roman" w:hAnsi="Times New Roman" w:cs="Times New Roman"/>
+          <w:b/>
+          <w:bCs/>
+          <w:sz w:val="32"/>
+          <w:szCs w:val="32"/>
+        </w:rPr>
+        <w:lastRenderedPageBreak/>
+        <w:t>Example:</w:t>
+      </w:r>
+    </w:p>
+    <w:p>
+      <w:pPr>
+        <w:tabs>
+          <w:tab w:val="left" w:pos="1656"/>
+        </w:tabs>
+        <w:rPr>
+          <w:rFonts w:ascii="Times New Roman" w:hAnsi="Times New Roman" w:cs="Times New Roman"/>
+          <w:sz w:val="32"/>
+          <w:szCs w:val="32"/>
+        </w:rPr>
+      </w:pPr>
+      <w:r>
+        <w:rPr>
+          <w:rFonts w:ascii="Times New Roman" w:hAnsi="Times New Roman" w:cs="Times New Roman"/>
+          <w:b/>
+          <w:bCs/>
+          <w:sz w:val="32"/>
+          <w:szCs w:val="32"/>
+        </w:rPr>
+        <w:t>Airbnb</w:t>
+      </w:r>
+      <w:r>
+        <w:rPr>
+          <w:rFonts w:ascii="Times New Roman" w:hAnsi="Times New Roman" w:cs="Times New Roman"/>
+          <w:sz w:val="32"/>
+          <w:szCs w:val="32"/>
+        </w:rPr>
+        <w:t xml:space="preserve"> received complaints about racial discrimination during bookings.</w:t>
+      </w:r>
+      <w:r>
+        <w:rPr>
+          <w:rFonts w:ascii="Times New Roman" w:hAnsi="Times New Roman" w:cs="Times New Roman"/>
+          <w:sz w:val="32"/>
+          <w:szCs w:val="32"/>
+        </w:rPr>
+        <w:br/>
+        <w:t>To solve this, Airbnb changed their system and removed profile photos during booking to avoid bias. This helped promote fairness and equality.</w:t>
+      </w:r>
+    </w:p>
+    <w:p>
+      <w:pPr>
+        <w:tabs>
+          <w:tab w:val="left" w:pos="1656"/>
+        </w:tabs>
+        <w:rPr>
+          <w:rFonts w:ascii="Times New Roman" w:hAnsi="Times New Roman" w:cs="Times New Roman"/>
           <w:sz w:val="32"/>
           <w:szCs w:val="32"/>
         </w:rPr>
@@ -30156,6 +33141,268 @@
     </w:lvl>
   </w:abstractNum>
   <w:abstractNum w:abstractNumId="6" w15:restartNumberingAfterBreak="0">
+    <w:nsid w:val="084C0689"/>
+    <w:multiLevelType w:val="hybridMultilevel"/>
+    <w:tmpl w:val="DFA8AA7A"/>
+    <w:lvl w:ilvl="0" w:tplc="04090001">
+      <w:start w:val="1"/>
+      <w:numFmt w:val="bullet"/>
+      <w:lvlText w:val=""/>
+      <w:lvlJc w:val="left"/>
+      <w:pPr>
+        <w:ind w:left="720" w:hanging="360"/>
+      </w:pPr>
+      <w:rPr>
+        <w:rFonts w:ascii="Symbol" w:hAnsi="Symbol" w:hint="default"/>
+      </w:rPr>
+    </w:lvl>
+    <w:lvl w:ilvl="1" w:tplc="04090003" w:tentative="1">
+      <w:start w:val="1"/>
+      <w:numFmt w:val="bullet"/>
+      <w:lvlText w:val="o"/>
+      <w:lvlJc w:val="left"/>
+      <w:pPr>
+        <w:ind w:left="1440" w:hanging="360"/>
+      </w:pPr>
+      <w:rPr>
+        <w:rFonts w:ascii="Courier New" w:hAnsi="Courier New" w:cs="Courier New" w:hint="default"/>
+      </w:rPr>
+    </w:lvl>
+    <w:lvl w:ilvl="2" w:tplc="04090005" w:tentative="1">
+      <w:start w:val="1"/>
+      <w:numFmt w:val="bullet"/>
+      <w:lvlText w:val=""/>
+      <w:lvlJc w:val="left"/>
+      <w:pPr>
+        <w:ind w:left="2160" w:hanging="360"/>
+      </w:pPr>
+      <w:rPr>
+        <w:rFonts w:ascii="Wingdings" w:hAnsi="Wingdings" w:hint="default"/>
+      </w:rPr>
+    </w:lvl>
+    <w:lvl w:ilvl="3" w:tplc="04090001" w:tentative="1">
+      <w:start w:val="1"/>
+      <w:numFmt w:val="bullet"/>
+      <w:lvlText w:val=""/>
+      <w:lvlJc w:val="left"/>
+      <w:pPr>
+        <w:ind w:left="2880" w:hanging="360"/>
+      </w:pPr>
+      <w:rPr>
+        <w:rFonts w:ascii="Symbol" w:hAnsi="Symbol" w:hint="default"/>
+      </w:rPr>
+    </w:lvl>
+    <w:lvl w:ilvl="4" w:tplc="04090003" w:tentative="1">
+      <w:start w:val="1"/>
+      <w:numFmt w:val="bullet"/>
+      <w:lvlText w:val="o"/>
+      <w:lvlJc w:val="left"/>
+      <w:pPr>
+        <w:ind w:left="3600" w:hanging="360"/>
+      </w:pPr>
+      <w:rPr>
+        <w:rFonts w:ascii="Courier New" w:hAnsi="Courier New" w:cs="Courier New" w:hint="default"/>
+      </w:rPr>
+    </w:lvl>
+    <w:lvl w:ilvl="5" w:tplc="04090005" w:tentative="1">
+      <w:start w:val="1"/>
+      <w:numFmt w:val="bullet"/>
+      <w:lvlText w:val=""/>
+      <w:lvlJc w:val="left"/>
+      <w:pPr>
+        <w:ind w:left="4320" w:hanging="360"/>
+      </w:pPr>
+      <w:rPr>
+        <w:rFonts w:ascii="Wingdings" w:hAnsi="Wingdings" w:hint="default"/>
+      </w:rPr>
+    </w:lvl>
+    <w:lvl w:ilvl="6" w:tplc="04090001" w:tentative="1">
+      <w:start w:val="1"/>
+      <w:numFmt w:val="bullet"/>
+      <w:lvlText w:val=""/>
+      <w:lvlJc w:val="left"/>
+      <w:pPr>
+        <w:ind w:left="5040" w:hanging="360"/>
+      </w:pPr>
+      <w:rPr>
+        <w:rFonts w:ascii="Symbol" w:hAnsi="Symbol" w:hint="default"/>
+      </w:rPr>
+    </w:lvl>
+    <w:lvl w:ilvl="7" w:tplc="04090003" w:tentative="1">
+      <w:start w:val="1"/>
+      <w:numFmt w:val="bullet"/>
+      <w:lvlText w:val="o"/>
+      <w:lvlJc w:val="left"/>
+      <w:pPr>
+        <w:ind w:left="5760" w:hanging="360"/>
+      </w:pPr>
+      <w:rPr>
+        <w:rFonts w:ascii="Courier New" w:hAnsi="Courier New" w:cs="Courier New" w:hint="default"/>
+      </w:rPr>
+    </w:lvl>
+    <w:lvl w:ilvl="8" w:tplc="04090005" w:tentative="1">
+      <w:start w:val="1"/>
+      <w:numFmt w:val="bullet"/>
+      <w:lvlText w:val=""/>
+      <w:lvlJc w:val="left"/>
+      <w:pPr>
+        <w:ind w:left="6480" w:hanging="360"/>
+      </w:pPr>
+      <w:rPr>
+        <w:rFonts w:ascii="Wingdings" w:hAnsi="Wingdings" w:hint="default"/>
+      </w:rPr>
+    </w:lvl>
+  </w:abstractNum>
+  <w:abstractNum w:abstractNumId="7" w15:restartNumberingAfterBreak="0">
+    <w:nsid w:val="09095B28"/>
+    <w:multiLevelType w:val="multilevel"/>
+    <w:tmpl w:val="2280DF7E"/>
+    <w:lvl w:ilvl="0">
+      <w:start w:val="1"/>
+      <w:numFmt w:val="bullet"/>
+      <w:lvlText w:val=""/>
+      <w:lvlJc w:val="left"/>
+      <w:pPr>
+        <w:tabs>
+          <w:tab w:val="num" w:pos="720"/>
+        </w:tabs>
+        <w:ind w:left="720" w:hanging="360"/>
+      </w:pPr>
+      <w:rPr>
+        <w:rFonts w:ascii="Symbol" w:hAnsi="Symbol" w:hint="default"/>
+        <w:sz w:val="20"/>
+      </w:rPr>
+    </w:lvl>
+    <w:lvl w:ilvl="1" w:tentative="1">
+      <w:start w:val="1"/>
+      <w:numFmt w:val="bullet"/>
+      <w:lvlText w:val="o"/>
+      <w:lvlJc w:val="left"/>
+      <w:pPr>
+        <w:tabs>
+          <w:tab w:val="num" w:pos="1440"/>
+        </w:tabs>
+        <w:ind w:left="1440" w:hanging="360"/>
+      </w:pPr>
+      <w:rPr>
+        <w:rFonts w:ascii="Courier New" w:hAnsi="Courier New" w:hint="default"/>
+        <w:sz w:val="20"/>
+      </w:rPr>
+    </w:lvl>
+    <w:lvl w:ilvl="2" w:tentative="1">
+      <w:start w:val="1"/>
+      <w:numFmt w:val="bullet"/>
+      <w:lvlText w:val=""/>
+      <w:lvlJc w:val="left"/>
+      <w:pPr>
+        <w:tabs>
+          <w:tab w:val="num" w:pos="2160"/>
+        </w:tabs>
+        <w:ind w:left="2160" w:hanging="360"/>
+      </w:pPr>
+      <w:rPr>
+        <w:rFonts w:ascii="Wingdings" w:hAnsi="Wingdings" w:hint="default"/>
+        <w:sz w:val="20"/>
+      </w:rPr>
+    </w:lvl>
+    <w:lvl w:ilvl="3" w:tentative="1">
+      <w:start w:val="1"/>
+      <w:numFmt w:val="bullet"/>
+      <w:lvlText w:val=""/>
+      <w:lvlJc w:val="left"/>
+      <w:pPr>
+        <w:tabs>
+          <w:tab w:val="num" w:pos="2880"/>
+        </w:tabs>
+        <w:ind w:left="2880" w:hanging="360"/>
+      </w:pPr>
+      <w:rPr>
+        <w:rFonts w:ascii="Wingdings" w:hAnsi="Wingdings" w:hint="default"/>
+        <w:sz w:val="20"/>
+      </w:rPr>
+    </w:lvl>
+    <w:lvl w:ilvl="4" w:tentative="1">
+      <w:start w:val="1"/>
+      <w:numFmt w:val="bullet"/>
+      <w:lvlText w:val=""/>
+      <w:lvlJc w:val="left"/>
+      <w:pPr>
+        <w:tabs>
+          <w:tab w:val="num" w:pos="3600"/>
+        </w:tabs>
+        <w:ind w:left="3600" w:hanging="360"/>
+      </w:pPr>
+      <w:rPr>
+        <w:rFonts w:ascii="Wingdings" w:hAnsi="Wingdings" w:hint="default"/>
+        <w:sz w:val="20"/>
+      </w:rPr>
+    </w:lvl>
+    <w:lvl w:ilvl="5" w:tentative="1">
+      <w:start w:val="1"/>
+      <w:numFmt w:val="bullet"/>
+      <w:lvlText w:val=""/>
+      <w:lvlJc w:val="left"/>
+      <w:pPr>
+        <w:tabs>
+          <w:tab w:val="num" w:pos="4320"/>
+        </w:tabs>
+        <w:ind w:left="4320" w:hanging="360"/>
+      </w:pPr>
+      <w:rPr>
+        <w:rFonts w:ascii="Wingdings" w:hAnsi="Wingdings" w:hint="default"/>
+        <w:sz w:val="20"/>
+      </w:rPr>
+    </w:lvl>
+    <w:lvl w:ilvl="6" w:tentative="1">
+      <w:start w:val="1"/>
+      <w:numFmt w:val="bullet"/>
+      <w:lvlText w:val=""/>
+      <w:lvlJc w:val="left"/>
+      <w:pPr>
+        <w:tabs>
+          <w:tab w:val="num" w:pos="5040"/>
+        </w:tabs>
+        <w:ind w:left="5040" w:hanging="360"/>
+      </w:pPr>
+      <w:rPr>
+        <w:rFonts w:ascii="Wingdings" w:hAnsi="Wingdings" w:hint="default"/>
+        <w:sz w:val="20"/>
+      </w:rPr>
+    </w:lvl>
+    <w:lvl w:ilvl="7" w:tentative="1">
+      <w:start w:val="1"/>
+      <w:numFmt w:val="bullet"/>
+      <w:lvlText w:val=""/>
+      <w:lvlJc w:val="left"/>
+      <w:pPr>
+        <w:tabs>
+          <w:tab w:val="num" w:pos="5760"/>
+        </w:tabs>
+        <w:ind w:left="5760" w:hanging="360"/>
+      </w:pPr>
+      <w:rPr>
+        <w:rFonts w:ascii="Wingdings" w:hAnsi="Wingdings" w:hint="default"/>
+        <w:sz w:val="20"/>
+      </w:rPr>
+    </w:lvl>
+    <w:lvl w:ilvl="8" w:tentative="1">
+      <w:start w:val="1"/>
+      <w:numFmt w:val="bullet"/>
+      <w:lvlText w:val=""/>
+      <w:lvlJc w:val="left"/>
+      <w:pPr>
+        <w:tabs>
+          <w:tab w:val="num" w:pos="6480"/>
+        </w:tabs>
+        <w:ind w:left="6480" w:hanging="360"/>
+      </w:pPr>
+      <w:rPr>
+        <w:rFonts w:ascii="Wingdings" w:hAnsi="Wingdings" w:hint="default"/>
+        <w:sz w:val="20"/>
+      </w:rPr>
+    </w:lvl>
+  </w:abstractNum>
+  <w:abstractNum w:abstractNumId="8" w15:restartNumberingAfterBreak="0">
     <w:nsid w:val="0A5F1982"/>
     <w:multiLevelType w:val="hybridMultilevel"/>
     <w:tmpl w:val="63B46352"/>
@@ -30244,7 +33491,7 @@
       </w:pPr>
     </w:lvl>
   </w:abstractNum>
-  <w:abstractNum w:abstractNumId="7" w15:restartNumberingAfterBreak="0">
+  <w:abstractNum w:abstractNumId="9" w15:restartNumberingAfterBreak="0">
     <w:nsid w:val="0B736496"/>
     <w:multiLevelType w:val="hybridMultilevel"/>
     <w:tmpl w:val="61182EB8"/>
@@ -30333,7 +33580,156 @@
       </w:pPr>
     </w:lvl>
   </w:abstractNum>
-  <w:abstractNum w:abstractNumId="8" w15:restartNumberingAfterBreak="0">
+  <w:abstractNum w:abstractNumId="10" w15:restartNumberingAfterBreak="0">
+    <w:nsid w:val="0C8F7A93"/>
+    <w:multiLevelType w:val="multilevel"/>
+    <w:tmpl w:val="7D406E3E"/>
+    <w:lvl w:ilvl="0">
+      <w:start w:val="1"/>
+      <w:numFmt w:val="bullet"/>
+      <w:lvlText w:val=""/>
+      <w:lvlJc w:val="left"/>
+      <w:pPr>
+        <w:tabs>
+          <w:tab w:val="num" w:pos="720"/>
+        </w:tabs>
+        <w:ind w:left="720" w:hanging="360"/>
+      </w:pPr>
+      <w:rPr>
+        <w:rFonts w:ascii="Symbol" w:hAnsi="Symbol" w:hint="default"/>
+        <w:sz w:val="20"/>
+      </w:rPr>
+    </w:lvl>
+    <w:lvl w:ilvl="1" w:tentative="1">
+      <w:start w:val="1"/>
+      <w:numFmt w:val="bullet"/>
+      <w:lvlText w:val="o"/>
+      <w:lvlJc w:val="left"/>
+      <w:pPr>
+        <w:tabs>
+          <w:tab w:val="num" w:pos="1440"/>
+        </w:tabs>
+        <w:ind w:left="1440" w:hanging="360"/>
+      </w:pPr>
+      <w:rPr>
+        <w:rFonts w:ascii="Courier New" w:hAnsi="Courier New" w:hint="default"/>
+        <w:sz w:val="20"/>
+      </w:rPr>
+    </w:lvl>
+    <w:lvl w:ilvl="2" w:tentative="1">
+      <w:start w:val="1"/>
+      <w:numFmt w:val="bullet"/>
+      <w:lvlText w:val=""/>
+      <w:lvlJc w:val="left"/>
+      <w:pPr>
+        <w:tabs>
+          <w:tab w:val="num" w:pos="2160"/>
+        </w:tabs>
+        <w:ind w:left="2160" w:hanging="360"/>
+      </w:pPr>
+      <w:rPr>
+        <w:rFonts w:ascii="Wingdings" w:hAnsi="Wingdings" w:hint="default"/>
+        <w:sz w:val="20"/>
+      </w:rPr>
+    </w:lvl>
+    <w:lvl w:ilvl="3" w:tentative="1">
+      <w:start w:val="1"/>
+      <w:numFmt w:val="bullet"/>
+      <w:lvlText w:val=""/>
+      <w:lvlJc w:val="left"/>
+      <w:pPr>
+        <w:tabs>
+          <w:tab w:val="num" w:pos="2880"/>
+        </w:tabs>
+        <w:ind w:left="2880" w:hanging="360"/>
+      </w:pPr>
+      <w:rPr>
+        <w:rFonts w:ascii="Wingdings" w:hAnsi="Wingdings" w:hint="default"/>
+        <w:sz w:val="20"/>
+      </w:rPr>
+    </w:lvl>
+    <w:lvl w:ilvl="4" w:tentative="1">
+      <w:start w:val="1"/>
+      <w:numFmt w:val="bullet"/>
+      <w:lvlText w:val=""/>
+      <w:lvlJc w:val="left"/>
+      <w:pPr>
+        <w:tabs>
+          <w:tab w:val="num" w:pos="3600"/>
+        </w:tabs>
+        <w:ind w:left="3600" w:hanging="360"/>
+      </w:pPr>
+      <w:rPr>
+        <w:rFonts w:ascii="Wingdings" w:hAnsi="Wingdings" w:hint="default"/>
+        <w:sz w:val="20"/>
+      </w:rPr>
+    </w:lvl>
+    <w:lvl w:ilvl="5" w:tentative="1">
+      <w:start w:val="1"/>
+      <w:numFmt w:val="bullet"/>
+      <w:lvlText w:val=""/>
+      <w:lvlJc w:val="left"/>
+      <w:pPr>
+        <w:tabs>
+          <w:tab w:val="num" w:pos="4320"/>
+        </w:tabs>
+        <w:ind w:left="4320" w:hanging="360"/>
+      </w:pPr>
+      <w:rPr>
+        <w:rFonts w:ascii="Wingdings" w:hAnsi="Wingdings" w:hint="default"/>
+        <w:sz w:val="20"/>
+      </w:rPr>
+    </w:lvl>
+    <w:lvl w:ilvl="6" w:tentative="1">
+      <w:start w:val="1"/>
+      <w:numFmt w:val="bullet"/>
+      <w:lvlText w:val=""/>
+      <w:lvlJc w:val="left"/>
+      <w:pPr>
+        <w:tabs>
+          <w:tab w:val="num" w:pos="5040"/>
+        </w:tabs>
+        <w:ind w:left="5040" w:hanging="360"/>
+      </w:pPr>
+      <w:rPr>
+        <w:rFonts w:ascii="Wingdings" w:hAnsi="Wingdings" w:hint="default"/>
+        <w:sz w:val="20"/>
+      </w:rPr>
+    </w:lvl>
+    <w:lvl w:ilvl="7" w:tentative="1">
+      <w:start w:val="1"/>
+      <w:numFmt w:val="bullet"/>
+      <w:lvlText w:val=""/>
+      <w:lvlJc w:val="left"/>
+      <w:pPr>
+        <w:tabs>
+          <w:tab w:val="num" w:pos="5760"/>
+        </w:tabs>
+        <w:ind w:left="5760" w:hanging="360"/>
+      </w:pPr>
+      <w:rPr>
+        <w:rFonts w:ascii="Wingdings" w:hAnsi="Wingdings" w:hint="default"/>
+        <w:sz w:val="20"/>
+      </w:rPr>
+    </w:lvl>
+    <w:lvl w:ilvl="8" w:tentative="1">
+      <w:start w:val="1"/>
+      <w:numFmt w:val="bullet"/>
+      <w:lvlText w:val=""/>
+      <w:lvlJc w:val="left"/>
+      <w:pPr>
+        <w:tabs>
+          <w:tab w:val="num" w:pos="6480"/>
+        </w:tabs>
+        <w:ind w:left="6480" w:hanging="360"/>
+      </w:pPr>
+      <w:rPr>
+        <w:rFonts w:ascii="Wingdings" w:hAnsi="Wingdings" w:hint="default"/>
+        <w:sz w:val="20"/>
+      </w:rPr>
+    </w:lvl>
+  </w:abstractNum>
+  <w:abstractNum w:abstractNumId="11" w15:restartNumberingAfterBreak="0">
     <w:nsid w:val="0D496997"/>
     <w:multiLevelType w:val="multilevel"/>
     <w:tmpl w:val="3CF63C4A"/>
@@ -30482,7 +33878,7 @@
       </w:rPr>
     </w:lvl>
   </w:abstractNum>
-  <w:abstractNum w:abstractNumId="9" w15:restartNumberingAfterBreak="0">
+  <w:abstractNum w:abstractNumId="12" w15:restartNumberingAfterBreak="0">
     <w:nsid w:val="0D523F98"/>
     <w:multiLevelType w:val="hybridMultilevel"/>
     <w:tmpl w:val="F8242BC2"/>
@@ -30595,7 +33991,7 @@
       </w:rPr>
     </w:lvl>
   </w:abstractNum>
-  <w:abstractNum w:abstractNumId="10" w15:restartNumberingAfterBreak="0">
+  <w:abstractNum w:abstractNumId="13" w15:restartNumberingAfterBreak="0">
     <w:nsid w:val="0D64760A"/>
     <w:multiLevelType w:val="hybridMultilevel"/>
     <w:tmpl w:val="7D046A76"/>
@@ -30708,7 +34104,7 @@
       </w:rPr>
     </w:lvl>
   </w:abstractNum>
-  <w:abstractNum w:abstractNumId="11" w15:restartNumberingAfterBreak="0">
+  <w:abstractNum w:abstractNumId="14" w15:restartNumberingAfterBreak="0">
     <w:nsid w:val="0F0D0D89"/>
     <w:multiLevelType w:val="hybridMultilevel"/>
     <w:tmpl w:val="FA9A9AFE"/>
@@ -30821,7 +34217,7 @@
       </w:rPr>
     </w:lvl>
   </w:abstractNum>
-  <w:abstractNum w:abstractNumId="12" w15:restartNumberingAfterBreak="0">
+  <w:abstractNum w:abstractNumId="15" w15:restartNumberingAfterBreak="0">
     <w:nsid w:val="0F25250A"/>
     <w:multiLevelType w:val="multilevel"/>
     <w:tmpl w:val="71CC07F4"/>
@@ -30938,7 +34334,156 @@
       </w:pPr>
     </w:lvl>
   </w:abstractNum>
-  <w:abstractNum w:abstractNumId="13" w15:restartNumberingAfterBreak="0">
+  <w:abstractNum w:abstractNumId="16" w15:restartNumberingAfterBreak="0">
+    <w:nsid w:val="0F3E6C0C"/>
+    <w:multiLevelType w:val="multilevel"/>
+    <w:tmpl w:val="2280DF7E"/>
+    <w:lvl w:ilvl="0">
+      <w:start w:val="1"/>
+      <w:numFmt w:val="bullet"/>
+      <w:lvlText w:val=""/>
+      <w:lvlJc w:val="left"/>
+      <w:pPr>
+        <w:tabs>
+          <w:tab w:val="num" w:pos="720"/>
+        </w:tabs>
+        <w:ind w:left="720" w:hanging="360"/>
+      </w:pPr>
+      <w:rPr>
+        <w:rFonts w:ascii="Symbol" w:hAnsi="Symbol" w:hint="default"/>
+        <w:sz w:val="20"/>
+      </w:rPr>
+    </w:lvl>
+    <w:lvl w:ilvl="1" w:tentative="1">
+      <w:start w:val="1"/>
+      <w:numFmt w:val="bullet"/>
+      <w:lvlText w:val="o"/>
+      <w:lvlJc w:val="left"/>
+      <w:pPr>
+        <w:tabs>
+          <w:tab w:val="num" w:pos="1440"/>
+        </w:tabs>
+        <w:ind w:left="1440" w:hanging="360"/>
+      </w:pPr>
+      <w:rPr>
+        <w:rFonts w:ascii="Courier New" w:hAnsi="Courier New" w:hint="default"/>
+        <w:sz w:val="20"/>
+      </w:rPr>
+    </w:lvl>
+    <w:lvl w:ilvl="2" w:tentative="1">
+      <w:start w:val="1"/>
+      <w:numFmt w:val="bullet"/>
+      <w:lvlText w:val=""/>
+      <w:lvlJc w:val="left"/>
+      <w:pPr>
+        <w:tabs>
+          <w:tab w:val="num" w:pos="2160"/>
+        </w:tabs>
+        <w:ind w:left="2160" w:hanging="360"/>
+      </w:pPr>
+      <w:rPr>
+        <w:rFonts w:ascii="Wingdings" w:hAnsi="Wingdings" w:hint="default"/>
+        <w:sz w:val="20"/>
+      </w:rPr>
+    </w:lvl>
+    <w:lvl w:ilvl="3" w:tentative="1">
+      <w:start w:val="1"/>
+      <w:numFmt w:val="bullet"/>
+      <w:lvlText w:val=""/>
+      <w:lvlJc w:val="left"/>
+      <w:pPr>
+        <w:tabs>
+          <w:tab w:val="num" w:pos="2880"/>
+        </w:tabs>
+        <w:ind w:left="2880" w:hanging="360"/>
+      </w:pPr>
+      <w:rPr>
+        <w:rFonts w:ascii="Wingdings" w:hAnsi="Wingdings" w:hint="default"/>
+        <w:sz w:val="20"/>
+      </w:rPr>
+    </w:lvl>
+    <w:lvl w:ilvl="4" w:tentative="1">
+      <w:start w:val="1"/>
+      <w:numFmt w:val="bullet"/>
+      <w:lvlText w:val=""/>
+      <w:lvlJc w:val="left"/>
+      <w:pPr>
+        <w:tabs>
+          <w:tab w:val="num" w:pos="3600"/>
+        </w:tabs>
+        <w:ind w:left="3600" w:hanging="360"/>
+      </w:pPr>
+      <w:rPr>
+        <w:rFonts w:ascii="Wingdings" w:hAnsi="Wingdings" w:hint="default"/>
+        <w:sz w:val="20"/>
+      </w:rPr>
+    </w:lvl>
+    <w:lvl w:ilvl="5" w:tentative="1">
+      <w:start w:val="1"/>
+      <w:numFmt w:val="bullet"/>
+      <w:lvlText w:val=""/>
+      <w:lvlJc w:val="left"/>
+      <w:pPr>
+        <w:tabs>
+          <w:tab w:val="num" w:pos="4320"/>
+        </w:tabs>
+        <w:ind w:left="4320" w:hanging="360"/>
+      </w:pPr>
+      <w:rPr>
+        <w:rFonts w:ascii="Wingdings" w:hAnsi="Wingdings" w:hint="default"/>
+        <w:sz w:val="20"/>
+      </w:rPr>
+    </w:lvl>
+    <w:lvl w:ilvl="6" w:tentative="1">
+      <w:start w:val="1"/>
+      <w:numFmt w:val="bullet"/>
+      <w:lvlText w:val=""/>
+      <w:lvlJc w:val="left"/>
+      <w:pPr>
+        <w:tabs>
+          <w:tab w:val="num" w:pos="5040"/>
+        </w:tabs>
+        <w:ind w:left="5040" w:hanging="360"/>
+      </w:pPr>
+      <w:rPr>
+        <w:rFonts w:ascii="Wingdings" w:hAnsi="Wingdings" w:hint="default"/>
+        <w:sz w:val="20"/>
+      </w:rPr>
+    </w:lvl>
+    <w:lvl w:ilvl="7" w:tentative="1">
+      <w:start w:val="1"/>
+      <w:numFmt w:val="bullet"/>
+      <w:lvlText w:val=""/>
+      <w:lvlJc w:val="left"/>
+      <w:pPr>
+        <w:tabs>
+          <w:tab w:val="num" w:pos="5760"/>
+        </w:tabs>
+        <w:ind w:left="5760" w:hanging="360"/>
+      </w:pPr>
+      <w:rPr>
+        <w:rFonts w:ascii="Wingdings" w:hAnsi="Wingdings" w:hint="default"/>
+        <w:sz w:val="20"/>
+      </w:rPr>
+    </w:lvl>
+    <w:lvl w:ilvl="8" w:tentative="1">
+      <w:start w:val="1"/>
+      <w:numFmt w:val="bullet"/>
+      <w:lvlText w:val=""/>
+      <w:lvlJc w:val="left"/>
+      <w:pPr>
+        <w:tabs>
+          <w:tab w:val="num" w:pos="6480"/>
+        </w:tabs>
+        <w:ind w:left="6480" w:hanging="360"/>
+      </w:pPr>
+      <w:rPr>
+        <w:rFonts w:ascii="Wingdings" w:hAnsi="Wingdings" w:hint="default"/>
+        <w:sz w:val="20"/>
+      </w:rPr>
+    </w:lvl>
+  </w:abstractNum>
+  <w:abstractNum w:abstractNumId="17" w15:restartNumberingAfterBreak="0">
     <w:nsid w:val="0FBE25C5"/>
     <w:multiLevelType w:val="multilevel"/>
     <w:tmpl w:val="829AF236"/>
@@ -31087,7 +34632,7 @@
       </w:rPr>
     </w:lvl>
   </w:abstractNum>
-  <w:abstractNum w:abstractNumId="14" w15:restartNumberingAfterBreak="0">
+  <w:abstractNum w:abstractNumId="18" w15:restartNumberingAfterBreak="0">
     <w:nsid w:val="10007C1B"/>
     <w:multiLevelType w:val="multilevel"/>
     <w:tmpl w:val="CEFAE69A"/>
@@ -31236,7 +34781,7 @@
       </w:rPr>
     </w:lvl>
   </w:abstractNum>
-  <w:abstractNum w:abstractNumId="15" w15:restartNumberingAfterBreak="0">
+  <w:abstractNum w:abstractNumId="19" w15:restartNumberingAfterBreak="0">
     <w:nsid w:val="106B1557"/>
     <w:multiLevelType w:val="multilevel"/>
     <w:tmpl w:val="E30289AC"/>
@@ -31385,7 +34930,7 @@
       </w:rPr>
     </w:lvl>
   </w:abstractNum>
-  <w:abstractNum w:abstractNumId="16" w15:restartNumberingAfterBreak="0">
+  <w:abstractNum w:abstractNumId="20" w15:restartNumberingAfterBreak="0">
     <w:nsid w:val="10A6534D"/>
     <w:multiLevelType w:val="multilevel"/>
     <w:tmpl w:val="03284DD8"/>
@@ -31534,7 +35079,7 @@
       </w:rPr>
     </w:lvl>
   </w:abstractNum>
-  <w:abstractNum w:abstractNumId="17" w15:restartNumberingAfterBreak="0">
+  <w:abstractNum w:abstractNumId="21" w15:restartNumberingAfterBreak="0">
     <w:nsid w:val="10BF10F5"/>
     <w:multiLevelType w:val="hybridMultilevel"/>
     <w:tmpl w:val="9198F1F0"/>
@@ -31647,7 +35192,7 @@
       </w:rPr>
     </w:lvl>
   </w:abstractNum>
-  <w:abstractNum w:abstractNumId="18" w15:restartNumberingAfterBreak="0">
+  <w:abstractNum w:abstractNumId="22" w15:restartNumberingAfterBreak="0">
     <w:nsid w:val="10F9436D"/>
     <w:multiLevelType w:val="hybridMultilevel"/>
     <w:tmpl w:val="F4B8D590"/>
@@ -31760,7 +35305,7 @@
       </w:rPr>
     </w:lvl>
   </w:abstractNum>
-  <w:abstractNum w:abstractNumId="19" w15:restartNumberingAfterBreak="0">
+  <w:abstractNum w:abstractNumId="23" w15:restartNumberingAfterBreak="0">
     <w:nsid w:val="130A0E58"/>
     <w:multiLevelType w:val="hybridMultilevel"/>
     <w:tmpl w:val="050CE8E8"/>
@@ -31873,7 +35418,7 @@
       </w:rPr>
     </w:lvl>
   </w:abstractNum>
-  <w:abstractNum w:abstractNumId="20" w15:restartNumberingAfterBreak="0">
+  <w:abstractNum w:abstractNumId="24" w15:restartNumberingAfterBreak="0">
     <w:nsid w:val="139D2735"/>
     <w:multiLevelType w:val="multilevel"/>
     <w:tmpl w:val="86643ACC"/>
@@ -31986,7 +35531,7 @@
       </w:pPr>
     </w:lvl>
   </w:abstractNum>
-  <w:abstractNum w:abstractNumId="21" w15:restartNumberingAfterBreak="0">
+  <w:abstractNum w:abstractNumId="25" w15:restartNumberingAfterBreak="0">
     <w:nsid w:val="13BE1A31"/>
     <w:multiLevelType w:val="multilevel"/>
     <w:tmpl w:val="F994394E"/>
@@ -32135,7 +35680,7 @@
       </w:rPr>
     </w:lvl>
   </w:abstractNum>
-  <w:abstractNum w:abstractNumId="22" w15:restartNumberingAfterBreak="0">
+  <w:abstractNum w:abstractNumId="26" w15:restartNumberingAfterBreak="0">
     <w:nsid w:val="1421703E"/>
     <w:multiLevelType w:val="hybridMultilevel"/>
     <w:tmpl w:val="6F08FC12"/>
@@ -32248,7 +35793,120 @@
       </w:rPr>
     </w:lvl>
   </w:abstractNum>
-  <w:abstractNum w:abstractNumId="23" w15:restartNumberingAfterBreak="0">
+  <w:abstractNum w:abstractNumId="27" w15:restartNumberingAfterBreak="0">
+    <w:nsid w:val="1644651E"/>
+    <w:multiLevelType w:val="hybridMultilevel"/>
+    <w:tmpl w:val="ED2AE182"/>
+    <w:lvl w:ilvl="0" w:tplc="04090001">
+      <w:start w:val="1"/>
+      <w:numFmt w:val="bullet"/>
+      <w:lvlText w:val=""/>
+      <w:lvlJc w:val="left"/>
+      <w:pPr>
+        <w:ind w:left="720" w:hanging="360"/>
+      </w:pPr>
+      <w:rPr>
+        <w:rFonts w:ascii="Symbol" w:hAnsi="Symbol" w:hint="default"/>
+      </w:rPr>
+    </w:lvl>
+    <w:lvl w:ilvl="1" w:tplc="04090003" w:tentative="1">
+      <w:start w:val="1"/>
+      <w:numFmt w:val="bullet"/>
+      <w:lvlText w:val="o"/>
+      <w:lvlJc w:val="left"/>
+      <w:pPr>
+        <w:ind w:left="1440" w:hanging="360"/>
+      </w:pPr>
+      <w:rPr>
+        <w:rFonts w:ascii="Courier New" w:hAnsi="Courier New" w:cs="Courier New" w:hint="default"/>
+      </w:rPr>
+    </w:lvl>
+    <w:lvl w:ilvl="2" w:tplc="04090005" w:tentative="1">
+      <w:start w:val="1"/>
+      <w:numFmt w:val="bullet"/>
+      <w:lvlText w:val=""/>
+      <w:lvlJc w:val="left"/>
+      <w:pPr>
+        <w:ind w:left="2160" w:hanging="360"/>
+      </w:pPr>
+      <w:rPr>
+        <w:rFonts w:ascii="Wingdings" w:hAnsi="Wingdings" w:hint="default"/>
+      </w:rPr>
+    </w:lvl>
+    <w:lvl w:ilvl="3" w:tplc="04090001" w:tentative="1">
+      <w:start w:val="1"/>
+      <w:numFmt w:val="bullet"/>
+      <w:lvlText w:val=""/>
+      <w:lvlJc w:val="left"/>
+      <w:pPr>
+        <w:ind w:left="2880" w:hanging="360"/>
+      </w:pPr>
+      <w:rPr>
+        <w:rFonts w:ascii="Symbol" w:hAnsi="Symbol" w:hint="default"/>
+      </w:rPr>
+    </w:lvl>
+    <w:lvl w:ilvl="4" w:tplc="04090003" w:tentative="1">
+      <w:start w:val="1"/>
+      <w:numFmt w:val="bullet"/>
+      <w:lvlText w:val="o"/>
+      <w:lvlJc w:val="left"/>
+      <w:pPr>
+        <w:ind w:left="3600" w:hanging="360"/>
+      </w:pPr>
+      <w:rPr>
+        <w:rFonts w:ascii="Courier New" w:hAnsi="Courier New" w:cs="Courier New" w:hint="default"/>
+      </w:rPr>
+    </w:lvl>
+    <w:lvl w:ilvl="5" w:tplc="04090005" w:tentative="1">
+      <w:start w:val="1"/>
+      <w:numFmt w:val="bullet"/>
+      <w:lvlText w:val=""/>
+      <w:lvlJc w:val="left"/>
+      <w:pPr>
+        <w:ind w:left="4320" w:hanging="360"/>
+      </w:pPr>
+      <w:rPr>
+        <w:rFonts w:ascii="Wingdings" w:hAnsi="Wingdings" w:hint="default"/>
+      </w:rPr>
+    </w:lvl>
+    <w:lvl w:ilvl="6" w:tplc="04090001" w:tentative="1">
+      <w:start w:val="1"/>
+      <w:numFmt w:val="bullet"/>
+      <w:lvlText w:val=""/>
+      <w:lvlJc w:val="left"/>
+      <w:pPr>
+        <w:ind w:left="5040" w:hanging="360"/>
+      </w:pPr>
+      <w:rPr>
+        <w:rFonts w:ascii="Symbol" w:hAnsi="Symbol" w:hint="default"/>
+      </w:rPr>
+    </w:lvl>
+    <w:lvl w:ilvl="7" w:tplc="04090003" w:tentative="1">
+      <w:start w:val="1"/>
+      <w:numFmt w:val="bullet"/>
+      <w:lvlText w:val="o"/>
+      <w:lvlJc w:val="left"/>
+      <w:pPr>
+        <w:ind w:left="5760" w:hanging="360"/>
+      </w:pPr>
+      <w:rPr>
+        <w:rFonts w:ascii="Courier New" w:hAnsi="Courier New" w:cs="Courier New" w:hint="default"/>
+      </w:rPr>
+    </w:lvl>
+    <w:lvl w:ilvl="8" w:tplc="04090005" w:tentative="1">
+      <w:start w:val="1"/>
+      <w:numFmt w:val="bullet"/>
+      <w:lvlText w:val=""/>
+      <w:lvlJc w:val="left"/>
+      <w:pPr>
+        <w:ind w:left="6480" w:hanging="360"/>
+      </w:pPr>
+      <w:rPr>
+        <w:rFonts w:ascii="Wingdings" w:hAnsi="Wingdings" w:hint="default"/>
+      </w:rPr>
+    </w:lvl>
+  </w:abstractNum>
+  <w:abstractNum w:abstractNumId="28" w15:restartNumberingAfterBreak="0">
     <w:nsid w:val="17C06126"/>
     <w:multiLevelType w:val="multilevel"/>
     <w:tmpl w:val="8F6A4BF6"/>
@@ -32397,7 +36055,7 @@
       </w:rPr>
     </w:lvl>
   </w:abstractNum>
-  <w:abstractNum w:abstractNumId="24" w15:restartNumberingAfterBreak="0">
+  <w:abstractNum w:abstractNumId="29" w15:restartNumberingAfterBreak="0">
     <w:nsid w:val="187A25CF"/>
     <w:multiLevelType w:val="hybridMultilevel"/>
     <w:tmpl w:val="77801014"/>
@@ -32510,7 +36168,7 @@
       </w:rPr>
     </w:lvl>
   </w:abstractNum>
-  <w:abstractNum w:abstractNumId="25" w15:restartNumberingAfterBreak="0">
+  <w:abstractNum w:abstractNumId="30" w15:restartNumberingAfterBreak="0">
     <w:nsid w:val="1A042F0D"/>
     <w:multiLevelType w:val="multilevel"/>
     <w:tmpl w:val="A3BE5386"/>
@@ -32659,7 +36317,7 @@
       </w:rPr>
     </w:lvl>
   </w:abstractNum>
-  <w:abstractNum w:abstractNumId="26" w15:restartNumberingAfterBreak="0">
+  <w:abstractNum w:abstractNumId="31" w15:restartNumberingAfterBreak="0">
     <w:nsid w:val="1AA143B5"/>
     <w:multiLevelType w:val="multilevel"/>
     <w:tmpl w:val="8110B176"/>
@@ -32772,7 +36430,120 @@
       </w:pPr>
     </w:lvl>
   </w:abstractNum>
-  <w:abstractNum w:abstractNumId="27" w15:restartNumberingAfterBreak="0">
+  <w:abstractNum w:abstractNumId="32" w15:restartNumberingAfterBreak="0">
+    <w:nsid w:val="1B34440A"/>
+    <w:multiLevelType w:val="hybridMultilevel"/>
+    <w:tmpl w:val="E9F4D1DE"/>
+    <w:lvl w:ilvl="0" w:tplc="04090001">
+      <w:start w:val="1"/>
+      <w:numFmt w:val="bullet"/>
+      <w:lvlText w:val=""/>
+      <w:lvlJc w:val="left"/>
+      <w:pPr>
+        <w:ind w:left="720" w:hanging="360"/>
+      </w:pPr>
+      <w:rPr>
+        <w:rFonts w:ascii="Symbol" w:hAnsi="Symbol" w:hint="default"/>
+      </w:rPr>
+    </w:lvl>
+    <w:lvl w:ilvl="1" w:tplc="04090003" w:tentative="1">
+      <w:start w:val="1"/>
+      <w:numFmt w:val="bullet"/>
+      <w:lvlText w:val="o"/>
+      <w:lvlJc w:val="left"/>
+      <w:pPr>
+        <w:ind w:left="1440" w:hanging="360"/>
+      </w:pPr>
+      <w:rPr>
+        <w:rFonts w:ascii="Courier New" w:hAnsi="Courier New" w:cs="Courier New" w:hint="default"/>
+      </w:rPr>
+    </w:lvl>
+    <w:lvl w:ilvl="2" w:tplc="04090005" w:tentative="1">
+      <w:start w:val="1"/>
+      <w:numFmt w:val="bullet"/>
+      <w:lvlText w:val=""/>
+      <w:lvlJc w:val="left"/>
+      <w:pPr>
+        <w:ind w:left="2160" w:hanging="360"/>
+      </w:pPr>
+      <w:rPr>
+        <w:rFonts w:ascii="Wingdings" w:hAnsi="Wingdings" w:hint="default"/>
+      </w:rPr>
+    </w:lvl>
+    <w:lvl w:ilvl="3" w:tplc="04090001" w:tentative="1">
+      <w:start w:val="1"/>
+      <w:numFmt w:val="bullet"/>
+      <w:lvlText w:val=""/>
+      <w:lvlJc w:val="left"/>
+      <w:pPr>
+        <w:ind w:left="2880" w:hanging="360"/>
+      </w:pPr>
+      <w:rPr>
+        <w:rFonts w:ascii="Symbol" w:hAnsi="Symbol" w:hint="default"/>
+      </w:rPr>
+    </w:lvl>
+    <w:lvl w:ilvl="4" w:tplc="04090003" w:tentative="1">
+      <w:start w:val="1"/>
+      <w:numFmt w:val="bullet"/>
+      <w:lvlText w:val="o"/>
+      <w:lvlJc w:val="left"/>
+      <w:pPr>
+        <w:ind w:left="3600" w:hanging="360"/>
+      </w:pPr>
+      <w:rPr>
+        <w:rFonts w:ascii="Courier New" w:hAnsi="Courier New" w:cs="Courier New" w:hint="default"/>
+      </w:rPr>
+    </w:lvl>
+    <w:lvl w:ilvl="5" w:tplc="04090005" w:tentative="1">
+      <w:start w:val="1"/>
+      <w:numFmt w:val="bullet"/>
+      <w:lvlText w:val=""/>
+      <w:lvlJc w:val="left"/>
+      <w:pPr>
+        <w:ind w:left="4320" w:hanging="360"/>
+      </w:pPr>
+      <w:rPr>
+        <w:rFonts w:ascii="Wingdings" w:hAnsi="Wingdings" w:hint="default"/>
+      </w:rPr>
+    </w:lvl>
+    <w:lvl w:ilvl="6" w:tplc="04090001" w:tentative="1">
+      <w:start w:val="1"/>
+      <w:numFmt w:val="bullet"/>
+      <w:lvlText w:val=""/>
+      <w:lvlJc w:val="left"/>
+      <w:pPr>
+        <w:ind w:left="5040" w:hanging="360"/>
+      </w:pPr>
+      <w:rPr>
+        <w:rFonts w:ascii="Symbol" w:hAnsi="Symbol" w:hint="default"/>
+      </w:rPr>
+    </w:lvl>
+    <w:lvl w:ilvl="7" w:tplc="04090003" w:tentative="1">
+      <w:start w:val="1"/>
+      <w:numFmt w:val="bullet"/>
+      <w:lvlText w:val="o"/>
+      <w:lvlJc w:val="left"/>
+      <w:pPr>
+        <w:ind w:left="5760" w:hanging="360"/>
+      </w:pPr>
+      <w:rPr>
+        <w:rFonts w:ascii="Courier New" w:hAnsi="Courier New" w:cs="Courier New" w:hint="default"/>
+      </w:rPr>
+    </w:lvl>
+    <w:lvl w:ilvl="8" w:tplc="04090005" w:tentative="1">
+      <w:start w:val="1"/>
+      <w:numFmt w:val="bullet"/>
+      <w:lvlText w:val=""/>
+      <w:lvlJc w:val="left"/>
+      <w:pPr>
+        <w:ind w:left="6480" w:hanging="360"/>
+      </w:pPr>
+      <w:rPr>
+        <w:rFonts w:ascii="Wingdings" w:hAnsi="Wingdings" w:hint="default"/>
+      </w:rPr>
+    </w:lvl>
+  </w:abstractNum>
+  <w:abstractNum w:abstractNumId="33" w15:restartNumberingAfterBreak="0">
     <w:nsid w:val="1B3F6B70"/>
     <w:multiLevelType w:val="multilevel"/>
     <w:tmpl w:val="F7288552"/>
@@ -32921,7 +36692,120 @@
       </w:rPr>
     </w:lvl>
   </w:abstractNum>
-  <w:abstractNum w:abstractNumId="28" w15:restartNumberingAfterBreak="0">
+  <w:abstractNum w:abstractNumId="34" w15:restartNumberingAfterBreak="0">
+    <w:nsid w:val="1BBD4D23"/>
+    <w:multiLevelType w:val="hybridMultilevel"/>
+    <w:tmpl w:val="F8764E70"/>
+    <w:lvl w:ilvl="0" w:tplc="04090001">
+      <w:start w:val="1"/>
+      <w:numFmt w:val="bullet"/>
+      <w:lvlText w:val=""/>
+      <w:lvlJc w:val="left"/>
+      <w:pPr>
+        <w:ind w:left="720" w:hanging="360"/>
+      </w:pPr>
+      <w:rPr>
+        <w:rFonts w:ascii="Symbol" w:hAnsi="Symbol" w:hint="default"/>
+      </w:rPr>
+    </w:lvl>
+    <w:lvl w:ilvl="1" w:tplc="04090003" w:tentative="1">
+      <w:start w:val="1"/>
+      <w:numFmt w:val="bullet"/>
+      <w:lvlText w:val="o"/>
+      <w:lvlJc w:val="left"/>
+      <w:pPr>
+        <w:ind w:left="1440" w:hanging="360"/>
+      </w:pPr>
+      <w:rPr>
+        <w:rFonts w:ascii="Courier New" w:hAnsi="Courier New" w:cs="Courier New" w:hint="default"/>
+      </w:rPr>
+    </w:lvl>
+    <w:lvl w:ilvl="2" w:tplc="04090005" w:tentative="1">
+      <w:start w:val="1"/>
+      <w:numFmt w:val="bullet"/>
+      <w:lvlText w:val=""/>
+      <w:lvlJc w:val="left"/>
+      <w:pPr>
+        <w:ind w:left="2160" w:hanging="360"/>
+      </w:pPr>
+      <w:rPr>
+        <w:rFonts w:ascii="Wingdings" w:hAnsi="Wingdings" w:hint="default"/>
+      </w:rPr>
+    </w:lvl>
+    <w:lvl w:ilvl="3" w:tplc="04090001" w:tentative="1">
+      <w:start w:val="1"/>
+      <w:numFmt w:val="bullet"/>
+      <w:lvlText w:val=""/>
+      <w:lvlJc w:val="left"/>
+      <w:pPr>
+        <w:ind w:left="2880" w:hanging="360"/>
+      </w:pPr>
+      <w:rPr>
+        <w:rFonts w:ascii="Symbol" w:hAnsi="Symbol" w:hint="default"/>
+      </w:rPr>
+    </w:lvl>
+    <w:lvl w:ilvl="4" w:tplc="04090003" w:tentative="1">
+      <w:start w:val="1"/>
+      <w:numFmt w:val="bullet"/>
+      <w:lvlText w:val="o"/>
+      <w:lvlJc w:val="left"/>
+      <w:pPr>
+        <w:ind w:left="3600" w:hanging="360"/>
+      </w:pPr>
+      <w:rPr>
+        <w:rFonts w:ascii="Courier New" w:hAnsi="Courier New" w:cs="Courier New" w:hint="default"/>
+      </w:rPr>
+    </w:lvl>
+    <w:lvl w:ilvl="5" w:tplc="04090005" w:tentative="1">
+      <w:start w:val="1"/>
+      <w:numFmt w:val="bullet"/>
+      <w:lvlText w:val=""/>
+      <w:lvlJc w:val="left"/>
+      <w:pPr>
+        <w:ind w:left="4320" w:hanging="360"/>
+      </w:pPr>
+      <w:rPr>
+        <w:rFonts w:ascii="Wingdings" w:hAnsi="Wingdings" w:hint="default"/>
+      </w:rPr>
+    </w:lvl>
+    <w:lvl w:ilvl="6" w:tplc="04090001" w:tentative="1">
+      <w:start w:val="1"/>
+      <w:numFmt w:val="bullet"/>
+      <w:lvlText w:val=""/>
+      <w:lvlJc w:val="left"/>
+      <w:pPr>
+        <w:ind w:left="5040" w:hanging="360"/>
+      </w:pPr>
+      <w:rPr>
+        <w:rFonts w:ascii="Symbol" w:hAnsi="Symbol" w:hint="default"/>
+      </w:rPr>
+    </w:lvl>
+    <w:lvl w:ilvl="7" w:tplc="04090003" w:tentative="1">
+      <w:start w:val="1"/>
+      <w:numFmt w:val="bullet"/>
+      <w:lvlText w:val="o"/>
+      <w:lvlJc w:val="left"/>
+      <w:pPr>
+        <w:ind w:left="5760" w:hanging="360"/>
+      </w:pPr>
+      <w:rPr>
+        <w:rFonts w:ascii="Courier New" w:hAnsi="Courier New" w:cs="Courier New" w:hint="default"/>
+      </w:rPr>
+    </w:lvl>
+    <w:lvl w:ilvl="8" w:tplc="04090005" w:tentative="1">
+      <w:start w:val="1"/>
+      <w:numFmt w:val="bullet"/>
+      <w:lvlText w:val=""/>
+      <w:lvlJc w:val="left"/>
+      <w:pPr>
+        <w:ind w:left="6480" w:hanging="360"/>
+      </w:pPr>
+      <w:rPr>
+        <w:rFonts w:ascii="Wingdings" w:hAnsi="Wingdings" w:hint="default"/>
+      </w:rPr>
+    </w:lvl>
+  </w:abstractNum>
+  <w:abstractNum w:abstractNumId="35" w15:restartNumberingAfterBreak="0">
     <w:nsid w:val="1CA21BF8"/>
     <w:multiLevelType w:val="multilevel"/>
     <w:tmpl w:val="794E09F2"/>
@@ -33070,7 +36954,7 @@
       </w:rPr>
     </w:lvl>
   </w:abstractNum>
-  <w:abstractNum w:abstractNumId="29" w15:restartNumberingAfterBreak="0">
+  <w:abstractNum w:abstractNumId="36" w15:restartNumberingAfterBreak="0">
     <w:nsid w:val="1D78420A"/>
     <w:multiLevelType w:val="multilevel"/>
     <w:tmpl w:val="6F601430"/>
@@ -33219,7 +37103,7 @@
       </w:rPr>
     </w:lvl>
   </w:abstractNum>
-  <w:abstractNum w:abstractNumId="30" w15:restartNumberingAfterBreak="0">
+  <w:abstractNum w:abstractNumId="37" w15:restartNumberingAfterBreak="0">
     <w:nsid w:val="1F744B1C"/>
     <w:multiLevelType w:val="multilevel"/>
     <w:tmpl w:val="67488C6E"/>
@@ -33368,7 +37252,7 @@
       </w:rPr>
     </w:lvl>
   </w:abstractNum>
-  <w:abstractNum w:abstractNumId="31" w15:restartNumberingAfterBreak="0">
+  <w:abstractNum w:abstractNumId="38" w15:restartNumberingAfterBreak="0">
     <w:nsid w:val="1FAE185D"/>
     <w:multiLevelType w:val="hybridMultilevel"/>
     <w:tmpl w:val="9BBE5698"/>
@@ -33481,7 +37365,7 @@
       </w:rPr>
     </w:lvl>
   </w:abstractNum>
-  <w:abstractNum w:abstractNumId="32" w15:restartNumberingAfterBreak="0">
+  <w:abstractNum w:abstractNumId="39" w15:restartNumberingAfterBreak="0">
     <w:nsid w:val="1FC448A1"/>
     <w:multiLevelType w:val="multilevel"/>
     <w:tmpl w:val="1400997A"/>
@@ -33630,7 +37514,7 @@
       </w:rPr>
     </w:lvl>
   </w:abstractNum>
-  <w:abstractNum w:abstractNumId="33" w15:restartNumberingAfterBreak="0">
+  <w:abstractNum w:abstractNumId="40" w15:restartNumberingAfterBreak="0">
     <w:nsid w:val="209B1673"/>
     <w:multiLevelType w:val="multilevel"/>
     <w:tmpl w:val="FF529838"/>
@@ -33779,7 +37663,7 @@
       </w:rPr>
     </w:lvl>
   </w:abstractNum>
-  <w:abstractNum w:abstractNumId="34" w15:restartNumberingAfterBreak="0">
+  <w:abstractNum w:abstractNumId="41" w15:restartNumberingAfterBreak="0">
     <w:nsid w:val="20B3256E"/>
     <w:multiLevelType w:val="multilevel"/>
     <w:tmpl w:val="7226975E"/>
@@ -33928,7 +37812,7 @@
       </w:rPr>
     </w:lvl>
   </w:abstractNum>
-  <w:abstractNum w:abstractNumId="35" w15:restartNumberingAfterBreak="0">
+  <w:abstractNum w:abstractNumId="42" w15:restartNumberingAfterBreak="0">
     <w:nsid w:val="20C136CF"/>
     <w:multiLevelType w:val="hybridMultilevel"/>
     <w:tmpl w:val="DBC82342"/>
@@ -34041,7 +37925,7 @@
       </w:rPr>
     </w:lvl>
   </w:abstractNum>
-  <w:abstractNum w:abstractNumId="36" w15:restartNumberingAfterBreak="0">
+  <w:abstractNum w:abstractNumId="43" w15:restartNumberingAfterBreak="0">
     <w:nsid w:val="21282763"/>
     <w:multiLevelType w:val="hybridMultilevel"/>
     <w:tmpl w:val="88103074"/>
@@ -34154,7 +38038,7 @@
       </w:rPr>
     </w:lvl>
   </w:abstractNum>
-  <w:abstractNum w:abstractNumId="37" w15:restartNumberingAfterBreak="0">
+  <w:abstractNum w:abstractNumId="44" w15:restartNumberingAfterBreak="0">
     <w:nsid w:val="22E86206"/>
     <w:multiLevelType w:val="hybridMultilevel"/>
     <w:tmpl w:val="B970A4CE"/>
@@ -34267,7 +38151,7 @@
       </w:rPr>
     </w:lvl>
   </w:abstractNum>
-  <w:abstractNum w:abstractNumId="38" w15:restartNumberingAfterBreak="0">
+  <w:abstractNum w:abstractNumId="45" w15:restartNumberingAfterBreak="0">
     <w:nsid w:val="23A51AC3"/>
     <w:multiLevelType w:val="hybridMultilevel"/>
     <w:tmpl w:val="DF92A92E"/>
@@ -34380,7 +38264,156 @@
       </w:rPr>
     </w:lvl>
   </w:abstractNum>
-  <w:abstractNum w:abstractNumId="39" w15:restartNumberingAfterBreak="0">
+  <w:abstractNum w:abstractNumId="46" w15:restartNumberingAfterBreak="0">
+    <w:nsid w:val="23A8298F"/>
+    <w:multiLevelType w:val="multilevel"/>
+    <w:tmpl w:val="2280DF7E"/>
+    <w:lvl w:ilvl="0">
+      <w:start w:val="1"/>
+      <w:numFmt w:val="bullet"/>
+      <w:lvlText w:val=""/>
+      <w:lvlJc w:val="left"/>
+      <w:pPr>
+        <w:tabs>
+          <w:tab w:val="num" w:pos="720"/>
+        </w:tabs>
+        <w:ind w:left="720" w:hanging="360"/>
+      </w:pPr>
+      <w:rPr>
+        <w:rFonts w:ascii="Symbol" w:hAnsi="Symbol" w:hint="default"/>
+        <w:sz w:val="20"/>
+      </w:rPr>
+    </w:lvl>
+    <w:lvl w:ilvl="1" w:tentative="1">
+      <w:start w:val="1"/>
+      <w:numFmt w:val="bullet"/>
+      <w:lvlText w:val="o"/>
+      <w:lvlJc w:val="left"/>
+      <w:pPr>
+        <w:tabs>
+          <w:tab w:val="num" w:pos="1440"/>
+        </w:tabs>
+        <w:ind w:left="1440" w:hanging="360"/>
+      </w:pPr>
+      <w:rPr>
+        <w:rFonts w:ascii="Courier New" w:hAnsi="Courier New" w:hint="default"/>
+        <w:sz w:val="20"/>
+      </w:rPr>
+    </w:lvl>
+    <w:lvl w:ilvl="2" w:tentative="1">
+      <w:start w:val="1"/>
+      <w:numFmt w:val="bullet"/>
+      <w:lvlText w:val=""/>
+      <w:lvlJc w:val="left"/>
+      <w:pPr>
+        <w:tabs>
+          <w:tab w:val="num" w:pos="2160"/>
+        </w:tabs>
+        <w:ind w:left="2160" w:hanging="360"/>
+      </w:pPr>
+      <w:rPr>
+        <w:rFonts w:ascii="Wingdings" w:hAnsi="Wingdings" w:hint="default"/>
+        <w:sz w:val="20"/>
+      </w:rPr>
+    </w:lvl>
+    <w:lvl w:ilvl="3" w:tentative="1">
+      <w:start w:val="1"/>
+      <w:numFmt w:val="bullet"/>
+      <w:lvlText w:val=""/>
+      <w:lvlJc w:val="left"/>
+      <w:pPr>
+        <w:tabs>
+          <w:tab w:val="num" w:pos="2880"/>
+        </w:tabs>
+        <w:ind w:left="2880" w:hanging="360"/>
+      </w:pPr>
+      <w:rPr>
+        <w:rFonts w:ascii="Wingdings" w:hAnsi="Wingdings" w:hint="default"/>
+        <w:sz w:val="20"/>
+      </w:rPr>
+    </w:lvl>
+    <w:lvl w:ilvl="4" w:tentative="1">
+      <w:start w:val="1"/>
+      <w:numFmt w:val="bullet"/>
+      <w:lvlText w:val=""/>
+      <w:lvlJc w:val="left"/>
+      <w:pPr>
+        <w:tabs>
+          <w:tab w:val="num" w:pos="3600"/>
+        </w:tabs>
+        <w:ind w:left="3600" w:hanging="360"/>
+      </w:pPr>
+      <w:rPr>
+        <w:rFonts w:ascii="Wingdings" w:hAnsi="Wingdings" w:hint="default"/>
+        <w:sz w:val="20"/>
+      </w:rPr>
+    </w:lvl>
+    <w:lvl w:ilvl="5" w:tentative="1">
+      <w:start w:val="1"/>
+      <w:numFmt w:val="bullet"/>
+      <w:lvlText w:val=""/>
+      <w:lvlJc w:val="left"/>
+      <w:pPr>
+        <w:tabs>
+          <w:tab w:val="num" w:pos="4320"/>
+        </w:tabs>
+        <w:ind w:left="4320" w:hanging="360"/>
+      </w:pPr>
+      <w:rPr>
+        <w:rFonts w:ascii="Wingdings" w:hAnsi="Wingdings" w:hint="default"/>
+        <w:sz w:val="20"/>
+      </w:rPr>
+    </w:lvl>
+    <w:lvl w:ilvl="6" w:tentative="1">
+      <w:start w:val="1"/>
+      <w:numFmt w:val="bullet"/>
+      <w:lvlText w:val=""/>
+      <w:lvlJc w:val="left"/>
+      <w:pPr>
+        <w:tabs>
+          <w:tab w:val="num" w:pos="5040"/>
+        </w:tabs>
+        <w:ind w:left="5040" w:hanging="360"/>
+      </w:pPr>
+      <w:rPr>
+        <w:rFonts w:ascii="Wingdings" w:hAnsi="Wingdings" w:hint="default"/>
+        <w:sz w:val="20"/>
+      </w:rPr>
+    </w:lvl>
+    <w:lvl w:ilvl="7" w:tentative="1">
+      <w:start w:val="1"/>
+      <w:numFmt w:val="bullet"/>
+      <w:lvlText w:val=""/>
+      <w:lvlJc w:val="left"/>
+      <w:pPr>
+        <w:tabs>
+          <w:tab w:val="num" w:pos="5760"/>
+        </w:tabs>
+        <w:ind w:left="5760" w:hanging="360"/>
+      </w:pPr>
+      <w:rPr>
+        <w:rFonts w:ascii="Wingdings" w:hAnsi="Wingdings" w:hint="default"/>
+        <w:sz w:val="20"/>
+      </w:rPr>
+    </w:lvl>
+    <w:lvl w:ilvl="8" w:tentative="1">
+      <w:start w:val="1"/>
+      <w:numFmt w:val="bullet"/>
+      <w:lvlText w:val=""/>
+      <w:lvlJc w:val="left"/>
+      <w:pPr>
+        <w:tabs>
+          <w:tab w:val="num" w:pos="6480"/>
+        </w:tabs>
+        <w:ind w:left="6480" w:hanging="360"/>
+      </w:pPr>
+      <w:rPr>
+        <w:rFonts w:ascii="Wingdings" w:hAnsi="Wingdings" w:hint="default"/>
+        <w:sz w:val="20"/>
+      </w:rPr>
+    </w:lvl>
+  </w:abstractNum>
+  <w:abstractNum w:abstractNumId="47" w15:restartNumberingAfterBreak="0">
     <w:nsid w:val="25597481"/>
     <w:multiLevelType w:val="multilevel"/>
     <w:tmpl w:val="99D4CC08"/>
@@ -34529,7 +38562,7 @@
       </w:rPr>
     </w:lvl>
   </w:abstractNum>
-  <w:abstractNum w:abstractNumId="40" w15:restartNumberingAfterBreak="0">
+  <w:abstractNum w:abstractNumId="48" w15:restartNumberingAfterBreak="0">
     <w:nsid w:val="255E2F36"/>
     <w:multiLevelType w:val="hybridMultilevel"/>
     <w:tmpl w:val="D6B6A3D6"/>
@@ -34642,7 +38675,7 @@
       </w:rPr>
     </w:lvl>
   </w:abstractNum>
-  <w:abstractNum w:abstractNumId="41" w15:restartNumberingAfterBreak="0">
+  <w:abstractNum w:abstractNumId="49" w15:restartNumberingAfterBreak="0">
     <w:nsid w:val="276A3BBE"/>
     <w:multiLevelType w:val="multilevel"/>
     <w:tmpl w:val="43021D66"/>
@@ -34755,7 +38788,7 @@
       </w:pPr>
     </w:lvl>
   </w:abstractNum>
-  <w:abstractNum w:abstractNumId="42" w15:restartNumberingAfterBreak="0">
+  <w:abstractNum w:abstractNumId="50" w15:restartNumberingAfterBreak="0">
     <w:nsid w:val="277D0E94"/>
     <w:multiLevelType w:val="multilevel"/>
     <w:tmpl w:val="0FEE5CB6"/>
@@ -34904,7 +38937,7 @@
       </w:rPr>
     </w:lvl>
   </w:abstractNum>
-  <w:abstractNum w:abstractNumId="43" w15:restartNumberingAfterBreak="0">
+  <w:abstractNum w:abstractNumId="51" w15:restartNumberingAfterBreak="0">
     <w:nsid w:val="285332C9"/>
     <w:multiLevelType w:val="hybridMultilevel"/>
     <w:tmpl w:val="30DA6B02"/>
@@ -35017,7 +39050,7 @@
       </w:rPr>
     </w:lvl>
   </w:abstractNum>
-  <w:abstractNum w:abstractNumId="44" w15:restartNumberingAfterBreak="0">
+  <w:abstractNum w:abstractNumId="52" w15:restartNumberingAfterBreak="0">
     <w:nsid w:val="28742A2B"/>
     <w:multiLevelType w:val="multilevel"/>
     <w:tmpl w:val="E04C43B0"/>
@@ -35134,7 +39167,7 @@
       </w:pPr>
     </w:lvl>
   </w:abstractNum>
-  <w:abstractNum w:abstractNumId="45" w15:restartNumberingAfterBreak="0">
+  <w:abstractNum w:abstractNumId="53" w15:restartNumberingAfterBreak="0">
     <w:nsid w:val="29416F79"/>
     <w:multiLevelType w:val="multilevel"/>
     <w:tmpl w:val="A5261852"/>
@@ -35283,7 +39316,120 @@
       </w:rPr>
     </w:lvl>
   </w:abstractNum>
-  <w:abstractNum w:abstractNumId="46" w15:restartNumberingAfterBreak="0">
+  <w:abstractNum w:abstractNumId="54" w15:restartNumberingAfterBreak="0">
+    <w:nsid w:val="29F725E1"/>
+    <w:multiLevelType w:val="hybridMultilevel"/>
+    <w:tmpl w:val="39FABC40"/>
+    <w:lvl w:ilvl="0" w:tplc="04090001">
+      <w:start w:val="1"/>
+      <w:numFmt w:val="bullet"/>
+      <w:lvlText w:val=""/>
+      <w:lvlJc w:val="left"/>
+      <w:pPr>
+        <w:ind w:left="720" w:hanging="360"/>
+      </w:pPr>
+      <w:rPr>
+        <w:rFonts w:ascii="Symbol" w:hAnsi="Symbol" w:hint="default"/>
+      </w:rPr>
+    </w:lvl>
+    <w:lvl w:ilvl="1" w:tplc="04090003" w:tentative="1">
+      <w:start w:val="1"/>
+      <w:numFmt w:val="bullet"/>
+      <w:lvlText w:val="o"/>
+      <w:lvlJc w:val="left"/>
+      <w:pPr>
+        <w:ind w:left="1440" w:hanging="360"/>
+      </w:pPr>
+      <w:rPr>
+        <w:rFonts w:ascii="Courier New" w:hAnsi="Courier New" w:cs="Courier New" w:hint="default"/>
+      </w:rPr>
+    </w:lvl>
+    <w:lvl w:ilvl="2" w:tplc="04090005" w:tentative="1">
+      <w:start w:val="1"/>
+      <w:numFmt w:val="bullet"/>
+      <w:lvlText w:val=""/>
+      <w:lvlJc w:val="left"/>
+      <w:pPr>
+        <w:ind w:left="2160" w:hanging="360"/>
+      </w:pPr>
+      <w:rPr>
+        <w:rFonts w:ascii="Wingdings" w:hAnsi="Wingdings" w:hint="default"/>
+      </w:rPr>
+    </w:lvl>
+    <w:lvl w:ilvl="3" w:tplc="04090001" w:tentative="1">
+      <w:start w:val="1"/>
+      <w:numFmt w:val="bullet"/>
+      <w:lvlText w:val=""/>
+      <w:lvlJc w:val="left"/>
+      <w:pPr>
+        <w:ind w:left="2880" w:hanging="360"/>
+      </w:pPr>
+      <w:rPr>
+        <w:rFonts w:ascii="Symbol" w:hAnsi="Symbol" w:hint="default"/>
+      </w:rPr>
+    </w:lvl>
+    <w:lvl w:ilvl="4" w:tplc="04090003" w:tentative="1">
+      <w:start w:val="1"/>
+      <w:numFmt w:val="bullet"/>
+      <w:lvlText w:val="o"/>
+      <w:lvlJc w:val="left"/>
+      <w:pPr>
+        <w:ind w:left="3600" w:hanging="360"/>
+      </w:pPr>
+      <w:rPr>
+        <w:rFonts w:ascii="Courier New" w:hAnsi="Courier New" w:cs="Courier New" w:hint="default"/>
+      </w:rPr>
+    </w:lvl>
+    <w:lvl w:ilvl="5" w:tplc="04090005" w:tentative="1">
+      <w:start w:val="1"/>
+      <w:numFmt w:val="bullet"/>
+      <w:lvlText w:val=""/>
+      <w:lvlJc w:val="left"/>
+      <w:pPr>
+        <w:ind w:left="4320" w:hanging="360"/>
+      </w:pPr>
+      <w:rPr>
+        <w:rFonts w:ascii="Wingdings" w:hAnsi="Wingdings" w:hint="default"/>
+      </w:rPr>
+    </w:lvl>
+    <w:lvl w:ilvl="6" w:tplc="04090001" w:tentative="1">
+      <w:start w:val="1"/>
+      <w:numFmt w:val="bullet"/>
+      <w:lvlText w:val=""/>
+      <w:lvlJc w:val="left"/>
+      <w:pPr>
+        <w:ind w:left="5040" w:hanging="360"/>
+      </w:pPr>
+      <w:rPr>
+        <w:rFonts w:ascii="Symbol" w:hAnsi="Symbol" w:hint="default"/>
+      </w:rPr>
+    </w:lvl>
+    <w:lvl w:ilvl="7" w:tplc="04090003" w:tentative="1">
+      <w:start w:val="1"/>
+      <w:numFmt w:val="bullet"/>
+      <w:lvlText w:val="o"/>
+      <w:lvlJc w:val="left"/>
+      <w:pPr>
+        <w:ind w:left="5760" w:hanging="360"/>
+      </w:pPr>
+      <w:rPr>
+        <w:rFonts w:ascii="Courier New" w:hAnsi="Courier New" w:cs="Courier New" w:hint="default"/>
+      </w:rPr>
+    </w:lvl>
+    <w:lvl w:ilvl="8" w:tplc="04090005" w:tentative="1">
+      <w:start w:val="1"/>
+      <w:numFmt w:val="bullet"/>
+      <w:lvlText w:val=""/>
+      <w:lvlJc w:val="left"/>
+      <w:pPr>
+        <w:ind w:left="6480" w:hanging="360"/>
+      </w:pPr>
+      <w:rPr>
+        <w:rFonts w:ascii="Wingdings" w:hAnsi="Wingdings" w:hint="default"/>
+      </w:rPr>
+    </w:lvl>
+  </w:abstractNum>
+  <w:abstractNum w:abstractNumId="55" w15:restartNumberingAfterBreak="0">
     <w:nsid w:val="2A181AFE"/>
     <w:multiLevelType w:val="hybridMultilevel"/>
     <w:tmpl w:val="4D2CDF00"/>
@@ -35396,7 +39542,120 @@
       </w:rPr>
     </w:lvl>
   </w:abstractNum>
-  <w:abstractNum w:abstractNumId="47" w15:restartNumberingAfterBreak="0">
+  <w:abstractNum w:abstractNumId="56" w15:restartNumberingAfterBreak="0">
+    <w:nsid w:val="2A3C6B75"/>
+    <w:multiLevelType w:val="hybridMultilevel"/>
+    <w:tmpl w:val="806AD498"/>
+    <w:lvl w:ilvl="0" w:tplc="04090001">
+      <w:start w:val="1"/>
+      <w:numFmt w:val="bullet"/>
+      <w:lvlText w:val=""/>
+      <w:lvlJc w:val="left"/>
+      <w:pPr>
+        <w:ind w:left="720" w:hanging="360"/>
+      </w:pPr>
+      <w:rPr>
+        <w:rFonts w:ascii="Symbol" w:hAnsi="Symbol" w:hint="default"/>
+      </w:rPr>
+    </w:lvl>
+    <w:lvl w:ilvl="1" w:tplc="04090003" w:tentative="1">
+      <w:start w:val="1"/>
+      <w:numFmt w:val="bullet"/>
+      <w:lvlText w:val="o"/>
+      <w:lvlJc w:val="left"/>
+      <w:pPr>
+        <w:ind w:left="1440" w:hanging="360"/>
+      </w:pPr>
+      <w:rPr>
+        <w:rFonts w:ascii="Courier New" w:hAnsi="Courier New" w:cs="Courier New" w:hint="default"/>
+      </w:rPr>
+    </w:lvl>
+    <w:lvl w:ilvl="2" w:tplc="04090005" w:tentative="1">
+      <w:start w:val="1"/>
+      <w:numFmt w:val="bullet"/>
+      <w:lvlText w:val=""/>
+      <w:lvlJc w:val="left"/>
+      <w:pPr>
+        <w:ind w:left="2160" w:hanging="360"/>
+      </w:pPr>
+      <w:rPr>
+        <w:rFonts w:ascii="Wingdings" w:hAnsi="Wingdings" w:hint="default"/>
+      </w:rPr>
+    </w:lvl>
+    <w:lvl w:ilvl="3" w:tplc="04090001" w:tentative="1">
+      <w:start w:val="1"/>
+      <w:numFmt w:val="bullet"/>
+      <w:lvlText w:val=""/>
+      <w:lvlJc w:val="left"/>
+      <w:pPr>
+        <w:ind w:left="2880" w:hanging="360"/>
+      </w:pPr>
+      <w:rPr>
+        <w:rFonts w:ascii="Symbol" w:hAnsi="Symbol" w:hint="default"/>
+      </w:rPr>
+    </w:lvl>
+    <w:lvl w:ilvl="4" w:tplc="04090003" w:tentative="1">
+      <w:start w:val="1"/>
+      <w:numFmt w:val="bullet"/>
+      <w:lvlText w:val="o"/>
+      <w:lvlJc w:val="left"/>
+      <w:pPr>
+        <w:ind w:left="3600" w:hanging="360"/>
+      </w:pPr>
+      <w:rPr>
+        <w:rFonts w:ascii="Courier New" w:hAnsi="Courier New" w:cs="Courier New" w:hint="default"/>
+      </w:rPr>
+    </w:lvl>
+    <w:lvl w:ilvl="5" w:tplc="04090005" w:tentative="1">
+      <w:start w:val="1"/>
+      <w:numFmt w:val="bullet"/>
+      <w:lvlText w:val=""/>
+      <w:lvlJc w:val="left"/>
+      <w:pPr>
+        <w:ind w:left="4320" w:hanging="360"/>
+      </w:pPr>
+      <w:rPr>
+        <w:rFonts w:ascii="Wingdings" w:hAnsi="Wingdings" w:hint="default"/>
+      </w:rPr>
+    </w:lvl>
+    <w:lvl w:ilvl="6" w:tplc="04090001" w:tentative="1">
+      <w:start w:val="1"/>
+      <w:numFmt w:val="bullet"/>
+      <w:lvlText w:val=""/>
+      <w:lvlJc w:val="left"/>
+      <w:pPr>
+        <w:ind w:left="5040" w:hanging="360"/>
+      </w:pPr>
+      <w:rPr>
+        <w:rFonts w:ascii="Symbol" w:hAnsi="Symbol" w:hint="default"/>
+      </w:rPr>
+    </w:lvl>
+    <w:lvl w:ilvl="7" w:tplc="04090003" w:tentative="1">
+      <w:start w:val="1"/>
+      <w:numFmt w:val="bullet"/>
+      <w:lvlText w:val="o"/>
+      <w:lvlJc w:val="left"/>
+      <w:pPr>
+        <w:ind w:left="5760" w:hanging="360"/>
+      </w:pPr>
+      <w:rPr>
+        <w:rFonts w:ascii="Courier New" w:hAnsi="Courier New" w:cs="Courier New" w:hint="default"/>
+      </w:rPr>
+    </w:lvl>
+    <w:lvl w:ilvl="8" w:tplc="04090005" w:tentative="1">
+      <w:start w:val="1"/>
+      <w:numFmt w:val="bullet"/>
+      <w:lvlText w:val=""/>
+      <w:lvlJc w:val="left"/>
+      <w:pPr>
+        <w:ind w:left="6480" w:hanging="360"/>
+      </w:pPr>
+      <w:rPr>
+        <w:rFonts w:ascii="Wingdings" w:hAnsi="Wingdings" w:hint="default"/>
+      </w:rPr>
+    </w:lvl>
+  </w:abstractNum>
+  <w:abstractNum w:abstractNumId="57" w15:restartNumberingAfterBreak="0">
     <w:nsid w:val="2A5E13B2"/>
     <w:multiLevelType w:val="multilevel"/>
     <w:tmpl w:val="9B6E770C"/>
@@ -35545,7 +39804,7 @@
       </w:rPr>
     </w:lvl>
   </w:abstractNum>
-  <w:abstractNum w:abstractNumId="48" w15:restartNumberingAfterBreak="0">
+  <w:abstractNum w:abstractNumId="58" w15:restartNumberingAfterBreak="0">
     <w:nsid w:val="2AE96F5B"/>
     <w:multiLevelType w:val="hybridMultilevel"/>
     <w:tmpl w:val="6B7A8856"/>
@@ -35658,7 +39917,7 @@
       </w:rPr>
     </w:lvl>
   </w:abstractNum>
-  <w:abstractNum w:abstractNumId="49" w15:restartNumberingAfterBreak="0">
+  <w:abstractNum w:abstractNumId="59" w15:restartNumberingAfterBreak="0">
     <w:nsid w:val="2BFB706D"/>
     <w:multiLevelType w:val="hybridMultilevel"/>
     <w:tmpl w:val="BE0AFDEC"/>
@@ -35771,7 +40030,7 @@
       </w:rPr>
     </w:lvl>
   </w:abstractNum>
-  <w:abstractNum w:abstractNumId="50" w15:restartNumberingAfterBreak="0">
+  <w:abstractNum w:abstractNumId="60" w15:restartNumberingAfterBreak="0">
     <w:nsid w:val="2DC220F5"/>
     <w:multiLevelType w:val="multilevel"/>
     <w:tmpl w:val="2BFCBF1E"/>
@@ -35920,7 +40179,7 @@
       </w:rPr>
     </w:lvl>
   </w:abstractNum>
-  <w:abstractNum w:abstractNumId="51" w15:restartNumberingAfterBreak="0">
+  <w:abstractNum w:abstractNumId="61" w15:restartNumberingAfterBreak="0">
     <w:nsid w:val="2DFE18DC"/>
     <w:multiLevelType w:val="hybridMultilevel"/>
     <w:tmpl w:val="C6C61974"/>
@@ -36033,7 +40292,7 @@
       </w:rPr>
     </w:lvl>
   </w:abstractNum>
-  <w:abstractNum w:abstractNumId="52" w15:restartNumberingAfterBreak="0">
+  <w:abstractNum w:abstractNumId="62" w15:restartNumberingAfterBreak="0">
     <w:nsid w:val="2E5B1310"/>
     <w:multiLevelType w:val="multilevel"/>
     <w:tmpl w:val="F01C093C"/>
@@ -36182,7 +40441,7 @@
       </w:rPr>
     </w:lvl>
   </w:abstractNum>
-  <w:abstractNum w:abstractNumId="53" w15:restartNumberingAfterBreak="0">
+  <w:abstractNum w:abstractNumId="63" w15:restartNumberingAfterBreak="0">
     <w:nsid w:val="2EFB7EDA"/>
     <w:multiLevelType w:val="hybridMultilevel"/>
     <w:tmpl w:val="81DEBFF2"/>
@@ -36295,7 +40554,7 @@
       </w:rPr>
     </w:lvl>
   </w:abstractNum>
-  <w:abstractNum w:abstractNumId="54" w15:restartNumberingAfterBreak="0">
+  <w:abstractNum w:abstractNumId="64" w15:restartNumberingAfterBreak="0">
     <w:nsid w:val="2F1F0391"/>
     <w:multiLevelType w:val="hybridMultilevel"/>
     <w:tmpl w:val="FDFE9E48"/>
@@ -36408,7 +40667,7 @@
       </w:rPr>
     </w:lvl>
   </w:abstractNum>
-  <w:abstractNum w:abstractNumId="55" w15:restartNumberingAfterBreak="0">
+  <w:abstractNum w:abstractNumId="65" w15:restartNumberingAfterBreak="0">
     <w:nsid w:val="2F8537E9"/>
     <w:multiLevelType w:val="hybridMultilevel"/>
     <w:tmpl w:val="012667BC"/>
@@ -36497,7 +40756,7 @@
       </w:pPr>
     </w:lvl>
   </w:abstractNum>
-  <w:abstractNum w:abstractNumId="56" w15:restartNumberingAfterBreak="0">
+  <w:abstractNum w:abstractNumId="66" w15:restartNumberingAfterBreak="0">
     <w:nsid w:val="303A5D2A"/>
     <w:multiLevelType w:val="hybridMultilevel"/>
     <w:tmpl w:val="BB52AECA"/>
@@ -36610,7 +40869,7 @@
       </w:rPr>
     </w:lvl>
   </w:abstractNum>
-  <w:abstractNum w:abstractNumId="57" w15:restartNumberingAfterBreak="0">
+  <w:abstractNum w:abstractNumId="67" w15:restartNumberingAfterBreak="0">
     <w:nsid w:val="30EC166B"/>
     <w:multiLevelType w:val="multilevel"/>
     <w:tmpl w:val="58DEA77E"/>
@@ -36759,7 +41018,7 @@
       </w:rPr>
     </w:lvl>
   </w:abstractNum>
-  <w:abstractNum w:abstractNumId="58" w15:restartNumberingAfterBreak="0">
+  <w:abstractNum w:abstractNumId="68" w15:restartNumberingAfterBreak="0">
     <w:nsid w:val="30F72EED"/>
     <w:multiLevelType w:val="hybridMultilevel"/>
     <w:tmpl w:val="E3B2C1CC"/>
@@ -36845,7 +41104,7 @@
       </w:pPr>
     </w:lvl>
   </w:abstractNum>
-  <w:abstractNum w:abstractNumId="59" w15:restartNumberingAfterBreak="0">
+  <w:abstractNum w:abstractNumId="69" w15:restartNumberingAfterBreak="0">
     <w:nsid w:val="320A6D0C"/>
     <w:multiLevelType w:val="multilevel"/>
     <w:tmpl w:val="8C9CE680"/>
@@ -36994,7 +41253,7 @@
       </w:rPr>
     </w:lvl>
   </w:abstractNum>
-  <w:abstractNum w:abstractNumId="60" w15:restartNumberingAfterBreak="0">
+  <w:abstractNum w:abstractNumId="70" w15:restartNumberingAfterBreak="0">
     <w:nsid w:val="32214C65"/>
     <w:multiLevelType w:val="multilevel"/>
     <w:tmpl w:val="E832529C"/>
@@ -37143,7 +41402,7 @@
       </w:rPr>
     </w:lvl>
   </w:abstractNum>
-  <w:abstractNum w:abstractNumId="61" w15:restartNumberingAfterBreak="0">
+  <w:abstractNum w:abstractNumId="71" w15:restartNumberingAfterBreak="0">
     <w:nsid w:val="32D25E39"/>
     <w:multiLevelType w:val="multilevel"/>
     <w:tmpl w:val="1676FC2A"/>
@@ -37292,7 +41551,7 @@
       </w:rPr>
     </w:lvl>
   </w:abstractNum>
-  <w:abstractNum w:abstractNumId="62" w15:restartNumberingAfterBreak="0">
+  <w:abstractNum w:abstractNumId="72" w15:restartNumberingAfterBreak="0">
     <w:nsid w:val="34B12726"/>
     <w:multiLevelType w:val="multilevel"/>
     <w:tmpl w:val="2B3ABCD4"/>
@@ -37441,7 +41700,7 @@
       </w:rPr>
     </w:lvl>
   </w:abstractNum>
-  <w:abstractNum w:abstractNumId="63" w15:restartNumberingAfterBreak="0">
+  <w:abstractNum w:abstractNumId="73" w15:restartNumberingAfterBreak="0">
     <w:nsid w:val="34F56452"/>
     <w:multiLevelType w:val="hybridMultilevel"/>
     <w:tmpl w:val="DEE8EA94"/>
@@ -37554,7 +41813,7 @@
       </w:rPr>
     </w:lvl>
   </w:abstractNum>
-  <w:abstractNum w:abstractNumId="64" w15:restartNumberingAfterBreak="0">
+  <w:abstractNum w:abstractNumId="74" w15:restartNumberingAfterBreak="0">
     <w:nsid w:val="34F84A7D"/>
     <w:multiLevelType w:val="hybridMultilevel"/>
     <w:tmpl w:val="B1FE0A84"/>
@@ -37667,7 +41926,7 @@
       </w:rPr>
     </w:lvl>
   </w:abstractNum>
-  <w:abstractNum w:abstractNumId="65" w15:restartNumberingAfterBreak="0">
+  <w:abstractNum w:abstractNumId="75" w15:restartNumberingAfterBreak="0">
     <w:nsid w:val="35373B56"/>
     <w:multiLevelType w:val="multilevel"/>
     <w:tmpl w:val="3F981A34"/>
@@ -37780,7 +42039,7 @@
       </w:pPr>
     </w:lvl>
   </w:abstractNum>
-  <w:abstractNum w:abstractNumId="66" w15:restartNumberingAfterBreak="0">
+  <w:abstractNum w:abstractNumId="76" w15:restartNumberingAfterBreak="0">
     <w:nsid w:val="36371F15"/>
     <w:multiLevelType w:val="multilevel"/>
     <w:tmpl w:val="4D68E41C"/>
@@ -37929,7 +42188,233 @@
       </w:rPr>
     </w:lvl>
   </w:abstractNum>
-  <w:abstractNum w:abstractNumId="67" w15:restartNumberingAfterBreak="0">
+  <w:abstractNum w:abstractNumId="77" w15:restartNumberingAfterBreak="0">
+    <w:nsid w:val="377B2A54"/>
+    <w:multiLevelType w:val="multilevel"/>
+    <w:tmpl w:val="487ADBAA"/>
+    <w:lvl w:ilvl="0">
+      <w:start w:val="1"/>
+      <w:numFmt w:val="decimal"/>
+      <w:lvlText w:val="%1."/>
+      <w:lvlJc w:val="left"/>
+      <w:pPr>
+        <w:tabs>
+          <w:tab w:val="num" w:pos="720"/>
+        </w:tabs>
+        <w:ind w:left="720" w:hanging="360"/>
+      </w:pPr>
+    </w:lvl>
+    <w:lvl w:ilvl="1" w:tentative="1">
+      <w:start w:val="1"/>
+      <w:numFmt w:val="decimal"/>
+      <w:lvlText w:val="%2."/>
+      <w:lvlJc w:val="left"/>
+      <w:pPr>
+        <w:tabs>
+          <w:tab w:val="num" w:pos="1440"/>
+        </w:tabs>
+        <w:ind w:left="1440" w:hanging="360"/>
+      </w:pPr>
+    </w:lvl>
+    <w:lvl w:ilvl="2" w:tentative="1">
+      <w:start w:val="1"/>
+      <w:numFmt w:val="decimal"/>
+      <w:lvlText w:val="%3."/>
+      <w:lvlJc w:val="left"/>
+      <w:pPr>
+        <w:tabs>
+          <w:tab w:val="num" w:pos="2160"/>
+        </w:tabs>
+        <w:ind w:left="2160" w:hanging="360"/>
+      </w:pPr>
+    </w:lvl>
+    <w:lvl w:ilvl="3" w:tentative="1">
+      <w:start w:val="1"/>
+      <w:numFmt w:val="decimal"/>
+      <w:lvlText w:val="%4."/>
+      <w:lvlJc w:val="left"/>
+      <w:pPr>
+        <w:tabs>
+          <w:tab w:val="num" w:pos="2880"/>
+        </w:tabs>
+        <w:ind w:left="2880" w:hanging="360"/>
+      </w:pPr>
+    </w:lvl>
+    <w:lvl w:ilvl="4" w:tentative="1">
+      <w:start w:val="1"/>
+      <w:numFmt w:val="decimal"/>
+      <w:lvlText w:val="%5."/>
+      <w:lvlJc w:val="left"/>
+      <w:pPr>
+        <w:tabs>
+          <w:tab w:val="num" w:pos="3600"/>
+        </w:tabs>
+        <w:ind w:left="3600" w:hanging="360"/>
+      </w:pPr>
+    </w:lvl>
+    <w:lvl w:ilvl="5" w:tentative="1">
+      <w:start w:val="1"/>
+      <w:numFmt w:val="decimal"/>
+      <w:lvlText w:val="%6."/>
+      <w:lvlJc w:val="left"/>
+      <w:pPr>
+        <w:tabs>
+          <w:tab w:val="num" w:pos="4320"/>
+        </w:tabs>
+        <w:ind w:left="4320" w:hanging="360"/>
+      </w:pPr>
+    </w:lvl>
+    <w:lvl w:ilvl="6" w:tentative="1">
+      <w:start w:val="1"/>
+      <w:numFmt w:val="decimal"/>
+      <w:lvlText w:val="%7."/>
+      <w:lvlJc w:val="left"/>
+      <w:pPr>
+        <w:tabs>
+          <w:tab w:val="num" w:pos="5040"/>
+        </w:tabs>
+        <w:ind w:left="5040" w:hanging="360"/>
+      </w:pPr>
+    </w:lvl>
+    <w:lvl w:ilvl="7" w:tentative="1">
+      <w:start w:val="1"/>
+      <w:numFmt w:val="decimal"/>
+      <w:lvlText w:val="%8."/>
+      <w:lvlJc w:val="left"/>
+      <w:pPr>
+        <w:tabs>
+          <w:tab w:val="num" w:pos="5760"/>
+        </w:tabs>
+        <w:ind w:left="5760" w:hanging="360"/>
+      </w:pPr>
+    </w:lvl>
+    <w:lvl w:ilvl="8" w:tentative="1">
+      <w:start w:val="1"/>
+      <w:numFmt w:val="decimal"/>
+      <w:lvlText w:val="%9."/>
+      <w:lvlJc w:val="left"/>
+      <w:pPr>
+        <w:tabs>
+          <w:tab w:val="num" w:pos="6480"/>
+        </w:tabs>
+        <w:ind w:left="6480" w:hanging="360"/>
+      </w:pPr>
+    </w:lvl>
+  </w:abstractNum>
+  <w:abstractNum w:abstractNumId="78" w15:restartNumberingAfterBreak="0">
+    <w:nsid w:val="380722A1"/>
+    <w:multiLevelType w:val="hybridMultilevel"/>
+    <w:tmpl w:val="5F5A9488"/>
+    <w:lvl w:ilvl="0" w:tplc="04090001">
+      <w:start w:val="1"/>
+      <w:numFmt w:val="bullet"/>
+      <w:lvlText w:val=""/>
+      <w:lvlJc w:val="left"/>
+      <w:pPr>
+        <w:ind w:left="720" w:hanging="360"/>
+      </w:pPr>
+      <w:rPr>
+        <w:rFonts w:ascii="Symbol" w:hAnsi="Symbol" w:hint="default"/>
+      </w:rPr>
+    </w:lvl>
+    <w:lvl w:ilvl="1" w:tplc="04090003" w:tentative="1">
+      <w:start w:val="1"/>
+      <w:numFmt w:val="bullet"/>
+      <w:lvlText w:val="o"/>
+      <w:lvlJc w:val="left"/>
+      <w:pPr>
+        <w:ind w:left="1440" w:hanging="360"/>
+      </w:pPr>
+      <w:rPr>
+        <w:rFonts w:ascii="Courier New" w:hAnsi="Courier New" w:cs="Courier New" w:hint="default"/>
+      </w:rPr>
+    </w:lvl>
+    <w:lvl w:ilvl="2" w:tplc="04090005" w:tentative="1">
+      <w:start w:val="1"/>
+      <w:numFmt w:val="bullet"/>
+      <w:lvlText w:val=""/>
+      <w:lvlJc w:val="left"/>
+      <w:pPr>
+        <w:ind w:left="2160" w:hanging="360"/>
+      </w:pPr>
+      <w:rPr>
+        <w:rFonts w:ascii="Wingdings" w:hAnsi="Wingdings" w:hint="default"/>
+      </w:rPr>
+    </w:lvl>
+    <w:lvl w:ilvl="3" w:tplc="04090001" w:tentative="1">
+      <w:start w:val="1"/>
+      <w:numFmt w:val="bullet"/>
+      <w:lvlText w:val=""/>
+      <w:lvlJc w:val="left"/>
+      <w:pPr>
+        <w:ind w:left="2880" w:hanging="360"/>
+      </w:pPr>
+      <w:rPr>
+        <w:rFonts w:ascii="Symbol" w:hAnsi="Symbol" w:hint="default"/>
+      </w:rPr>
+    </w:lvl>
+    <w:lvl w:ilvl="4" w:tplc="04090003" w:tentative="1">
+      <w:start w:val="1"/>
+      <w:numFmt w:val="bullet"/>
+      <w:lvlText w:val="o"/>
+      <w:lvlJc w:val="left"/>
+      <w:pPr>
+        <w:ind w:left="3600" w:hanging="360"/>
+      </w:pPr>
+      <w:rPr>
+        <w:rFonts w:ascii="Courier New" w:hAnsi="Courier New" w:cs="Courier New" w:hint="default"/>
+      </w:rPr>
+    </w:lvl>
+    <w:lvl w:ilvl="5" w:tplc="04090005" w:tentative="1">
+      <w:start w:val="1"/>
+      <w:numFmt w:val="bullet"/>
+      <w:lvlText w:val=""/>
+      <w:lvlJc w:val="left"/>
+      <w:pPr>
+        <w:ind w:left="4320" w:hanging="360"/>
+      </w:pPr>
+      <w:rPr>
+        <w:rFonts w:ascii="Wingdings" w:hAnsi="Wingdings" w:hint="default"/>
+      </w:rPr>
+    </w:lvl>
+    <w:lvl w:ilvl="6" w:tplc="04090001" w:tentative="1">
+      <w:start w:val="1"/>
+      <w:numFmt w:val="bullet"/>
+      <w:lvlText w:val=""/>
+      <w:lvlJc w:val="left"/>
+      <w:pPr>
+        <w:ind w:left="5040" w:hanging="360"/>
+      </w:pPr>
+      <w:rPr>
+        <w:rFonts w:ascii="Symbol" w:hAnsi="Symbol" w:hint="default"/>
+      </w:rPr>
+    </w:lvl>
+    <w:lvl w:ilvl="7" w:tplc="04090003" w:tentative="1">
+      <w:start w:val="1"/>
+      <w:numFmt w:val="bullet"/>
+      <w:lvlText w:val="o"/>
+      <w:lvlJc w:val="left"/>
+      <w:pPr>
+        <w:ind w:left="5760" w:hanging="360"/>
+      </w:pPr>
+      <w:rPr>
+        <w:rFonts w:ascii="Courier New" w:hAnsi="Courier New" w:cs="Courier New" w:hint="default"/>
+      </w:rPr>
+    </w:lvl>
+    <w:lvl w:ilvl="8" w:tplc="04090005" w:tentative="1">
+      <w:start w:val="1"/>
+      <w:numFmt w:val="bullet"/>
+      <w:lvlText w:val=""/>
+      <w:lvlJc w:val="left"/>
+      <w:pPr>
+        <w:ind w:left="6480" w:hanging="360"/>
+      </w:pPr>
+      <w:rPr>
+        <w:rFonts w:ascii="Wingdings" w:hAnsi="Wingdings" w:hint="default"/>
+      </w:rPr>
+    </w:lvl>
+  </w:abstractNum>
+  <w:abstractNum w:abstractNumId="79" w15:restartNumberingAfterBreak="0">
     <w:nsid w:val="384458B7"/>
     <w:multiLevelType w:val="multilevel"/>
     <w:tmpl w:val="7EA88EA0"/>
@@ -38078,7 +42563,7 @@
       </w:rPr>
     </w:lvl>
   </w:abstractNum>
-  <w:abstractNum w:abstractNumId="68" w15:restartNumberingAfterBreak="0">
+  <w:abstractNum w:abstractNumId="80" w15:restartNumberingAfterBreak="0">
     <w:nsid w:val="399715A6"/>
     <w:multiLevelType w:val="hybridMultilevel"/>
     <w:tmpl w:val="5F48BF56"/>
@@ -38191,7 +42676,7 @@
       </w:rPr>
     </w:lvl>
   </w:abstractNum>
-  <w:abstractNum w:abstractNumId="69" w15:restartNumberingAfterBreak="0">
+  <w:abstractNum w:abstractNumId="81" w15:restartNumberingAfterBreak="0">
     <w:nsid w:val="3AF50583"/>
     <w:multiLevelType w:val="multilevel"/>
     <w:tmpl w:val="41443C12"/>
@@ -38340,7 +42825,7 @@
       </w:rPr>
     </w:lvl>
   </w:abstractNum>
-  <w:abstractNum w:abstractNumId="70" w15:restartNumberingAfterBreak="0">
+  <w:abstractNum w:abstractNumId="82" w15:restartNumberingAfterBreak="0">
     <w:nsid w:val="3B921024"/>
     <w:multiLevelType w:val="hybridMultilevel"/>
     <w:tmpl w:val="AD0E9BFA"/>
@@ -38453,7 +42938,7 @@
       </w:rPr>
     </w:lvl>
   </w:abstractNum>
-  <w:abstractNum w:abstractNumId="71" w15:restartNumberingAfterBreak="0">
+  <w:abstractNum w:abstractNumId="83" w15:restartNumberingAfterBreak="0">
     <w:nsid w:val="3BDC2BCA"/>
     <w:multiLevelType w:val="hybridMultilevel"/>
     <w:tmpl w:val="4E8A63B6"/>
@@ -38566,7 +43051,7 @@
       </w:rPr>
     </w:lvl>
   </w:abstractNum>
-  <w:abstractNum w:abstractNumId="72" w15:restartNumberingAfterBreak="0">
+  <w:abstractNum w:abstractNumId="84" w15:restartNumberingAfterBreak="0">
     <w:nsid w:val="3C0C54E1"/>
     <w:multiLevelType w:val="multilevel"/>
     <w:tmpl w:val="E8F6DDCE"/>
@@ -38715,7 +43200,7 @@
       </w:rPr>
     </w:lvl>
   </w:abstractNum>
-  <w:abstractNum w:abstractNumId="73" w15:restartNumberingAfterBreak="0">
+  <w:abstractNum w:abstractNumId="85" w15:restartNumberingAfterBreak="0">
     <w:nsid w:val="3CE8409E"/>
     <w:multiLevelType w:val="multilevel"/>
     <w:tmpl w:val="5BFEBCF0"/>
@@ -38864,7 +43349,156 @@
       </w:rPr>
     </w:lvl>
   </w:abstractNum>
-  <w:abstractNum w:abstractNumId="74" w15:restartNumberingAfterBreak="0">
+  <w:abstractNum w:abstractNumId="86" w15:restartNumberingAfterBreak="0">
+    <w:nsid w:val="3DAB08E5"/>
+    <w:multiLevelType w:val="multilevel"/>
+    <w:tmpl w:val="2280DF7E"/>
+    <w:lvl w:ilvl="0">
+      <w:start w:val="1"/>
+      <w:numFmt w:val="bullet"/>
+      <w:lvlText w:val=""/>
+      <w:lvlJc w:val="left"/>
+      <w:pPr>
+        <w:tabs>
+          <w:tab w:val="num" w:pos="720"/>
+        </w:tabs>
+        <w:ind w:left="720" w:hanging="360"/>
+      </w:pPr>
+      <w:rPr>
+        <w:rFonts w:ascii="Symbol" w:hAnsi="Symbol" w:hint="default"/>
+        <w:sz w:val="20"/>
+      </w:rPr>
+    </w:lvl>
+    <w:lvl w:ilvl="1" w:tentative="1">
+      <w:start w:val="1"/>
+      <w:numFmt w:val="bullet"/>
+      <w:lvlText w:val="o"/>
+      <w:lvlJc w:val="left"/>
+      <w:pPr>
+        <w:tabs>
+          <w:tab w:val="num" w:pos="1440"/>
+        </w:tabs>
+        <w:ind w:left="1440" w:hanging="360"/>
+      </w:pPr>
+      <w:rPr>
+        <w:rFonts w:ascii="Courier New" w:hAnsi="Courier New" w:hint="default"/>
+        <w:sz w:val="20"/>
+      </w:rPr>
+    </w:lvl>
+    <w:lvl w:ilvl="2" w:tentative="1">
+      <w:start w:val="1"/>
+      <w:numFmt w:val="bullet"/>
+      <w:lvlText w:val=""/>
+      <w:lvlJc w:val="left"/>
+      <w:pPr>
+        <w:tabs>
+          <w:tab w:val="num" w:pos="2160"/>
+        </w:tabs>
+        <w:ind w:left="2160" w:hanging="360"/>
+      </w:pPr>
+      <w:rPr>
+        <w:rFonts w:ascii="Wingdings" w:hAnsi="Wingdings" w:hint="default"/>
+        <w:sz w:val="20"/>
+      </w:rPr>
+    </w:lvl>
+    <w:lvl w:ilvl="3" w:tentative="1">
+      <w:start w:val="1"/>
+      <w:numFmt w:val="bullet"/>
+      <w:lvlText w:val=""/>
+      <w:lvlJc w:val="left"/>
+      <w:pPr>
+        <w:tabs>
+          <w:tab w:val="num" w:pos="2880"/>
+        </w:tabs>
+        <w:ind w:left="2880" w:hanging="360"/>
+      </w:pPr>
+      <w:rPr>
+        <w:rFonts w:ascii="Wingdings" w:hAnsi="Wingdings" w:hint="default"/>
+        <w:sz w:val="20"/>
+      </w:rPr>
+    </w:lvl>
+    <w:lvl w:ilvl="4" w:tentative="1">
+      <w:start w:val="1"/>
+      <w:numFmt w:val="bullet"/>
+      <w:lvlText w:val=""/>
+      <w:lvlJc w:val="left"/>
+      <w:pPr>
+        <w:tabs>
+          <w:tab w:val="num" w:pos="3600"/>
+        </w:tabs>
+        <w:ind w:left="3600" w:hanging="360"/>
+      </w:pPr>
+      <w:rPr>
+        <w:rFonts w:ascii="Wingdings" w:hAnsi="Wingdings" w:hint="default"/>
+        <w:sz w:val="20"/>
+      </w:rPr>
+    </w:lvl>
+    <w:lvl w:ilvl="5" w:tentative="1">
+      <w:start w:val="1"/>
+      <w:numFmt w:val="bullet"/>
+      <w:lvlText w:val=""/>
+      <w:lvlJc w:val="left"/>
+      <w:pPr>
+        <w:tabs>
+          <w:tab w:val="num" w:pos="4320"/>
+        </w:tabs>
+        <w:ind w:left="4320" w:hanging="360"/>
+      </w:pPr>
+      <w:rPr>
+        <w:rFonts w:ascii="Wingdings" w:hAnsi="Wingdings" w:hint="default"/>
+        <w:sz w:val="20"/>
+      </w:rPr>
+    </w:lvl>
+    <w:lvl w:ilvl="6" w:tentative="1">
+      <w:start w:val="1"/>
+      <w:numFmt w:val="bullet"/>
+      <w:lvlText w:val=""/>
+      <w:lvlJc w:val="left"/>
+      <w:pPr>
+        <w:tabs>
+          <w:tab w:val="num" w:pos="5040"/>
+        </w:tabs>
+        <w:ind w:left="5040" w:hanging="360"/>
+      </w:pPr>
+      <w:rPr>
+        <w:rFonts w:ascii="Wingdings" w:hAnsi="Wingdings" w:hint="default"/>
+        <w:sz w:val="20"/>
+      </w:rPr>
+    </w:lvl>
+    <w:lvl w:ilvl="7" w:tentative="1">
+      <w:start w:val="1"/>
+      <w:numFmt w:val="bullet"/>
+      <w:lvlText w:val=""/>
+      <w:lvlJc w:val="left"/>
+      <w:pPr>
+        <w:tabs>
+          <w:tab w:val="num" w:pos="5760"/>
+        </w:tabs>
+        <w:ind w:left="5760" w:hanging="360"/>
+      </w:pPr>
+      <w:rPr>
+        <w:rFonts w:ascii="Wingdings" w:hAnsi="Wingdings" w:hint="default"/>
+        <w:sz w:val="20"/>
+      </w:rPr>
+    </w:lvl>
+    <w:lvl w:ilvl="8" w:tentative="1">
+      <w:start w:val="1"/>
+      <w:numFmt w:val="bullet"/>
+      <w:lvlText w:val=""/>
+      <w:lvlJc w:val="left"/>
+      <w:pPr>
+        <w:tabs>
+          <w:tab w:val="num" w:pos="6480"/>
+        </w:tabs>
+        <w:ind w:left="6480" w:hanging="360"/>
+      </w:pPr>
+      <w:rPr>
+        <w:rFonts w:ascii="Wingdings" w:hAnsi="Wingdings" w:hint="default"/>
+        <w:sz w:val="20"/>
+      </w:rPr>
+    </w:lvl>
+  </w:abstractNum>
+  <w:abstractNum w:abstractNumId="87" w15:restartNumberingAfterBreak="0">
     <w:nsid w:val="3DC32193"/>
     <w:multiLevelType w:val="multilevel"/>
     <w:tmpl w:val="79AAEF30"/>
@@ -38977,7 +43611,7 @@
       </w:pPr>
     </w:lvl>
   </w:abstractNum>
-  <w:abstractNum w:abstractNumId="75" w15:restartNumberingAfterBreak="0">
+  <w:abstractNum w:abstractNumId="88" w15:restartNumberingAfterBreak="0">
     <w:nsid w:val="3EAE6C46"/>
     <w:multiLevelType w:val="hybridMultilevel"/>
     <w:tmpl w:val="2E50149A"/>
@@ -39090,7 +43724,156 @@
       </w:rPr>
     </w:lvl>
   </w:abstractNum>
-  <w:abstractNum w:abstractNumId="76" w15:restartNumberingAfterBreak="0">
+  <w:abstractNum w:abstractNumId="89" w15:restartNumberingAfterBreak="0">
+    <w:nsid w:val="3EE21FF8"/>
+    <w:multiLevelType w:val="multilevel"/>
+    <w:tmpl w:val="2A88EC90"/>
+    <w:lvl w:ilvl="0">
+      <w:start w:val="1"/>
+      <w:numFmt w:val="bullet"/>
+      <w:lvlText w:val=""/>
+      <w:lvlJc w:val="left"/>
+      <w:pPr>
+        <w:tabs>
+          <w:tab w:val="num" w:pos="720"/>
+        </w:tabs>
+        <w:ind w:left="720" w:hanging="360"/>
+      </w:pPr>
+      <w:rPr>
+        <w:rFonts w:ascii="Symbol" w:hAnsi="Symbol" w:hint="default"/>
+        <w:sz w:val="20"/>
+      </w:rPr>
+    </w:lvl>
+    <w:lvl w:ilvl="1" w:tentative="1">
+      <w:start w:val="1"/>
+      <w:numFmt w:val="bullet"/>
+      <w:lvlText w:val="o"/>
+      <w:lvlJc w:val="left"/>
+      <w:pPr>
+        <w:tabs>
+          <w:tab w:val="num" w:pos="1440"/>
+        </w:tabs>
+        <w:ind w:left="1440" w:hanging="360"/>
+      </w:pPr>
+      <w:rPr>
+        <w:rFonts w:ascii="Courier New" w:hAnsi="Courier New" w:hint="default"/>
+        <w:sz w:val="20"/>
+      </w:rPr>
+    </w:lvl>
+    <w:lvl w:ilvl="2" w:tentative="1">
+      <w:start w:val="1"/>
+      <w:numFmt w:val="bullet"/>
+      <w:lvlText w:val=""/>
+      <w:lvlJc w:val="left"/>
+      <w:pPr>
+        <w:tabs>
+          <w:tab w:val="num" w:pos="2160"/>
+        </w:tabs>
+        <w:ind w:left="2160" w:hanging="360"/>
+      </w:pPr>
+      <w:rPr>
+        <w:rFonts w:ascii="Wingdings" w:hAnsi="Wingdings" w:hint="default"/>
+        <w:sz w:val="20"/>
+      </w:rPr>
+    </w:lvl>
+    <w:lvl w:ilvl="3" w:tentative="1">
+      <w:start w:val="1"/>
+      <w:numFmt w:val="bullet"/>
+      <w:lvlText w:val=""/>
+      <w:lvlJc w:val="left"/>
+      <w:pPr>
+        <w:tabs>
+          <w:tab w:val="num" w:pos="2880"/>
+        </w:tabs>
+        <w:ind w:left="2880" w:hanging="360"/>
+      </w:pPr>
+      <w:rPr>
+        <w:rFonts w:ascii="Wingdings" w:hAnsi="Wingdings" w:hint="default"/>
+        <w:sz w:val="20"/>
+      </w:rPr>
+    </w:lvl>
+    <w:lvl w:ilvl="4" w:tentative="1">
+      <w:start w:val="1"/>
+      <w:numFmt w:val="bullet"/>
+      <w:lvlText w:val=""/>
+      <w:lvlJc w:val="left"/>
+      <w:pPr>
+        <w:tabs>
+          <w:tab w:val="num" w:pos="3600"/>
+        </w:tabs>
+        <w:ind w:left="3600" w:hanging="360"/>
+      </w:pPr>
+      <w:rPr>
+        <w:rFonts w:ascii="Wingdings" w:hAnsi="Wingdings" w:hint="default"/>
+        <w:sz w:val="20"/>
+      </w:rPr>
+    </w:lvl>
+    <w:lvl w:ilvl="5" w:tentative="1">
+      <w:start w:val="1"/>
+      <w:numFmt w:val="bullet"/>
+      <w:lvlText w:val=""/>
+      <w:lvlJc w:val="left"/>
+      <w:pPr>
+        <w:tabs>
+          <w:tab w:val="num" w:pos="4320"/>
+        </w:tabs>
+        <w:ind w:left="4320" w:hanging="360"/>
+      </w:pPr>
+      <w:rPr>
+        <w:rFonts w:ascii="Wingdings" w:hAnsi="Wingdings" w:hint="default"/>
+        <w:sz w:val="20"/>
+      </w:rPr>
+    </w:lvl>
+    <w:lvl w:ilvl="6" w:tentative="1">
+      <w:start w:val="1"/>
+      <w:numFmt w:val="bullet"/>
+      <w:lvlText w:val=""/>
+      <w:lvlJc w:val="left"/>
+      <w:pPr>
+        <w:tabs>
+          <w:tab w:val="num" w:pos="5040"/>
+        </w:tabs>
+        <w:ind w:left="5040" w:hanging="360"/>
+      </w:pPr>
+      <w:rPr>
+        <w:rFonts w:ascii="Wingdings" w:hAnsi="Wingdings" w:hint="default"/>
+        <w:sz w:val="20"/>
+      </w:rPr>
+    </w:lvl>
+    <w:lvl w:ilvl="7" w:tentative="1">
+      <w:start w:val="1"/>
+      <w:numFmt w:val="bullet"/>
+      <w:lvlText w:val=""/>
+      <w:lvlJc w:val="left"/>
+      <w:pPr>
+        <w:tabs>
+          <w:tab w:val="num" w:pos="5760"/>
+        </w:tabs>
+        <w:ind w:left="5760" w:hanging="360"/>
+      </w:pPr>
+      <w:rPr>
+        <w:rFonts w:ascii="Wingdings" w:hAnsi="Wingdings" w:hint="default"/>
+        <w:sz w:val="20"/>
+      </w:rPr>
+    </w:lvl>
+    <w:lvl w:ilvl="8" w:tentative="1">
+      <w:start w:val="1"/>
+      <w:numFmt w:val="bullet"/>
+      <w:lvlText w:val=""/>
+      <w:lvlJc w:val="left"/>
+      <w:pPr>
+        <w:tabs>
+          <w:tab w:val="num" w:pos="6480"/>
+        </w:tabs>
+        <w:ind w:left="6480" w:hanging="360"/>
+      </w:pPr>
+      <w:rPr>
+        <w:rFonts w:ascii="Wingdings" w:hAnsi="Wingdings" w:hint="default"/>
+        <w:sz w:val="20"/>
+      </w:rPr>
+    </w:lvl>
+  </w:abstractNum>
+  <w:abstractNum w:abstractNumId="90" w15:restartNumberingAfterBreak="0">
     <w:nsid w:val="3FB01704"/>
     <w:multiLevelType w:val="multilevel"/>
     <w:tmpl w:val="5E566FE0"/>
@@ -39239,7 +44022,7 @@
       </w:rPr>
     </w:lvl>
   </w:abstractNum>
-  <w:abstractNum w:abstractNumId="77" w15:restartNumberingAfterBreak="0">
+  <w:abstractNum w:abstractNumId="91" w15:restartNumberingAfterBreak="0">
     <w:nsid w:val="3FB41E32"/>
     <w:multiLevelType w:val="hybridMultilevel"/>
     <w:tmpl w:val="2D8EF972"/>
@@ -39352,7 +44135,7 @@
       </w:rPr>
     </w:lvl>
   </w:abstractNum>
-  <w:abstractNum w:abstractNumId="78" w15:restartNumberingAfterBreak="0">
+  <w:abstractNum w:abstractNumId="92" w15:restartNumberingAfterBreak="0">
     <w:nsid w:val="3FC81E75"/>
     <w:multiLevelType w:val="hybridMultilevel"/>
     <w:tmpl w:val="335EE904"/>
@@ -39465,7 +44248,7 @@
       </w:rPr>
     </w:lvl>
   </w:abstractNum>
-  <w:abstractNum w:abstractNumId="79" w15:restartNumberingAfterBreak="0">
+  <w:abstractNum w:abstractNumId="93" w15:restartNumberingAfterBreak="0">
     <w:nsid w:val="40860B6D"/>
     <w:multiLevelType w:val="hybridMultilevel"/>
     <w:tmpl w:val="1A6272B2"/>
@@ -39578,7 +44361,120 @@
       </w:rPr>
     </w:lvl>
   </w:abstractNum>
-  <w:abstractNum w:abstractNumId="80" w15:restartNumberingAfterBreak="0">
+  <w:abstractNum w:abstractNumId="94" w15:restartNumberingAfterBreak="0">
+    <w:nsid w:val="41A0560C"/>
+    <w:multiLevelType w:val="hybridMultilevel"/>
+    <w:tmpl w:val="949E1B8C"/>
+    <w:lvl w:ilvl="0" w:tplc="04090001">
+      <w:start w:val="1"/>
+      <w:numFmt w:val="bullet"/>
+      <w:lvlText w:val=""/>
+      <w:lvlJc w:val="left"/>
+      <w:pPr>
+        <w:ind w:left="720" w:hanging="360"/>
+      </w:pPr>
+      <w:rPr>
+        <w:rFonts w:ascii="Symbol" w:hAnsi="Symbol" w:hint="default"/>
+      </w:rPr>
+    </w:lvl>
+    <w:lvl w:ilvl="1" w:tplc="04090003" w:tentative="1">
+      <w:start w:val="1"/>
+      <w:numFmt w:val="bullet"/>
+      <w:lvlText w:val="o"/>
+      <w:lvlJc w:val="left"/>
+      <w:pPr>
+        <w:ind w:left="1440" w:hanging="360"/>
+      </w:pPr>
+      <w:rPr>
+        <w:rFonts w:ascii="Courier New" w:hAnsi="Courier New" w:cs="Courier New" w:hint="default"/>
+      </w:rPr>
+    </w:lvl>
+    <w:lvl w:ilvl="2" w:tplc="04090005" w:tentative="1">
+      <w:start w:val="1"/>
+      <w:numFmt w:val="bullet"/>
+      <w:lvlText w:val=""/>
+      <w:lvlJc w:val="left"/>
+      <w:pPr>
+        <w:ind w:left="2160" w:hanging="360"/>
+      </w:pPr>
+      <w:rPr>
+        <w:rFonts w:ascii="Wingdings" w:hAnsi="Wingdings" w:hint="default"/>
+      </w:rPr>
+    </w:lvl>
+    <w:lvl w:ilvl="3" w:tplc="04090001" w:tentative="1">
+      <w:start w:val="1"/>
+      <w:numFmt w:val="bullet"/>
+      <w:lvlText w:val=""/>
+      <w:lvlJc w:val="left"/>
+      <w:pPr>
+        <w:ind w:left="2880" w:hanging="360"/>
+      </w:pPr>
+      <w:rPr>
+        <w:rFonts w:ascii="Symbol" w:hAnsi="Symbol" w:hint="default"/>
+      </w:rPr>
+    </w:lvl>
+    <w:lvl w:ilvl="4" w:tplc="04090003" w:tentative="1">
+      <w:start w:val="1"/>
+      <w:numFmt w:val="bullet"/>
+      <w:lvlText w:val="o"/>
+      <w:lvlJc w:val="left"/>
+      <w:pPr>
+        <w:ind w:left="3600" w:hanging="360"/>
+      </w:pPr>
+      <w:rPr>
+        <w:rFonts w:ascii="Courier New" w:hAnsi="Courier New" w:cs="Courier New" w:hint="default"/>
+      </w:rPr>
+    </w:lvl>
+    <w:lvl w:ilvl="5" w:tplc="04090005" w:tentative="1">
+      <w:start w:val="1"/>
+      <w:numFmt w:val="bullet"/>
+      <w:lvlText w:val=""/>
+      <w:lvlJc w:val="left"/>
+      <w:pPr>
+        <w:ind w:left="4320" w:hanging="360"/>
+      </w:pPr>
+      <w:rPr>
+        <w:rFonts w:ascii="Wingdings" w:hAnsi="Wingdings" w:hint="default"/>
+      </w:rPr>
+    </w:lvl>
+    <w:lvl w:ilvl="6" w:tplc="04090001" w:tentative="1">
+      <w:start w:val="1"/>
+      <w:numFmt w:val="bullet"/>
+      <w:lvlText w:val=""/>
+      <w:lvlJc w:val="left"/>
+      <w:pPr>
+        <w:ind w:left="5040" w:hanging="360"/>
+      </w:pPr>
+      <w:rPr>
+        <w:rFonts w:ascii="Symbol" w:hAnsi="Symbol" w:hint="default"/>
+      </w:rPr>
+    </w:lvl>
+    <w:lvl w:ilvl="7" w:tplc="04090003" w:tentative="1">
+      <w:start w:val="1"/>
+      <w:numFmt w:val="bullet"/>
+      <w:lvlText w:val="o"/>
+      <w:lvlJc w:val="left"/>
+      <w:pPr>
+        <w:ind w:left="5760" w:hanging="360"/>
+      </w:pPr>
+      <w:rPr>
+        <w:rFonts w:ascii="Courier New" w:hAnsi="Courier New" w:cs="Courier New" w:hint="default"/>
+      </w:rPr>
+    </w:lvl>
+    <w:lvl w:ilvl="8" w:tplc="04090005" w:tentative="1">
+      <w:start w:val="1"/>
+      <w:numFmt w:val="bullet"/>
+      <w:lvlText w:val=""/>
+      <w:lvlJc w:val="left"/>
+      <w:pPr>
+        <w:ind w:left="6480" w:hanging="360"/>
+      </w:pPr>
+      <w:rPr>
+        <w:rFonts w:ascii="Wingdings" w:hAnsi="Wingdings" w:hint="default"/>
+      </w:rPr>
+    </w:lvl>
+  </w:abstractNum>
+  <w:abstractNum w:abstractNumId="95" w15:restartNumberingAfterBreak="0">
     <w:nsid w:val="42DF1756"/>
     <w:multiLevelType w:val="multilevel"/>
     <w:tmpl w:val="EA2670C0"/>
@@ -39727,7 +44623,7 @@
       </w:rPr>
     </w:lvl>
   </w:abstractNum>
-  <w:abstractNum w:abstractNumId="81" w15:restartNumberingAfterBreak="0">
+  <w:abstractNum w:abstractNumId="96" w15:restartNumberingAfterBreak="0">
     <w:nsid w:val="43EC079B"/>
     <w:multiLevelType w:val="hybridMultilevel"/>
     <w:tmpl w:val="D2FEFD00"/>
@@ -39840,7 +44736,156 @@
       </w:rPr>
     </w:lvl>
   </w:abstractNum>
-  <w:abstractNum w:abstractNumId="82" w15:restartNumberingAfterBreak="0">
+  <w:abstractNum w:abstractNumId="97" w15:restartNumberingAfterBreak="0">
+    <w:nsid w:val="44F51C3B"/>
+    <w:multiLevelType w:val="multilevel"/>
+    <w:tmpl w:val="87AA0448"/>
+    <w:lvl w:ilvl="0">
+      <w:start w:val="1"/>
+      <w:numFmt w:val="bullet"/>
+      <w:lvlText w:val=""/>
+      <w:lvlJc w:val="left"/>
+      <w:pPr>
+        <w:tabs>
+          <w:tab w:val="num" w:pos="720"/>
+        </w:tabs>
+        <w:ind w:left="720" w:hanging="360"/>
+      </w:pPr>
+      <w:rPr>
+        <w:rFonts w:ascii="Symbol" w:hAnsi="Symbol" w:hint="default"/>
+        <w:sz w:val="20"/>
+      </w:rPr>
+    </w:lvl>
+    <w:lvl w:ilvl="1" w:tentative="1">
+      <w:start w:val="1"/>
+      <w:numFmt w:val="bullet"/>
+      <w:lvlText w:val="o"/>
+      <w:lvlJc w:val="left"/>
+      <w:pPr>
+        <w:tabs>
+          <w:tab w:val="num" w:pos="1440"/>
+        </w:tabs>
+        <w:ind w:left="1440" w:hanging="360"/>
+      </w:pPr>
+      <w:rPr>
+        <w:rFonts w:ascii="Courier New" w:hAnsi="Courier New" w:hint="default"/>
+        <w:sz w:val="20"/>
+      </w:rPr>
+    </w:lvl>
+    <w:lvl w:ilvl="2" w:tentative="1">
+      <w:start w:val="1"/>
+      <w:numFmt w:val="bullet"/>
+      <w:lvlText w:val=""/>
+      <w:lvlJc w:val="left"/>
+      <w:pPr>
+        <w:tabs>
+          <w:tab w:val="num" w:pos="2160"/>
+        </w:tabs>
+        <w:ind w:left="2160" w:hanging="360"/>
+      </w:pPr>
+      <w:rPr>
+        <w:rFonts w:ascii="Wingdings" w:hAnsi="Wingdings" w:hint="default"/>
+        <w:sz w:val="20"/>
+      </w:rPr>
+    </w:lvl>
+    <w:lvl w:ilvl="3" w:tentative="1">
+      <w:start w:val="1"/>
+      <w:numFmt w:val="bullet"/>
+      <w:lvlText w:val=""/>
+      <w:lvlJc w:val="left"/>
+      <w:pPr>
+        <w:tabs>
+          <w:tab w:val="num" w:pos="2880"/>
+        </w:tabs>
+        <w:ind w:left="2880" w:hanging="360"/>
+      </w:pPr>
+      <w:rPr>
+        <w:rFonts w:ascii="Wingdings" w:hAnsi="Wingdings" w:hint="default"/>
+        <w:sz w:val="20"/>
+      </w:rPr>
+    </w:lvl>
+    <w:lvl w:ilvl="4" w:tentative="1">
+      <w:start w:val="1"/>
+      <w:numFmt w:val="bullet"/>
+      <w:lvlText w:val=""/>
+      <w:lvlJc w:val="left"/>
+      <w:pPr>
+        <w:tabs>
+          <w:tab w:val="num" w:pos="3600"/>
+        </w:tabs>
+        <w:ind w:left="3600" w:hanging="360"/>
+      </w:pPr>
+      <w:rPr>
+        <w:rFonts w:ascii="Wingdings" w:hAnsi="Wingdings" w:hint="default"/>
+        <w:sz w:val="20"/>
+      </w:rPr>
+    </w:lvl>
+    <w:lvl w:ilvl="5" w:tentative="1">
+      <w:start w:val="1"/>
+      <w:numFmt w:val="bullet"/>
+      <w:lvlText w:val=""/>
+      <w:lvlJc w:val="left"/>
+      <w:pPr>
+        <w:tabs>
+          <w:tab w:val="num" w:pos="4320"/>
+        </w:tabs>
+        <w:ind w:left="4320" w:hanging="360"/>
+      </w:pPr>
+      <w:rPr>
+        <w:rFonts w:ascii="Wingdings" w:hAnsi="Wingdings" w:hint="default"/>
+        <w:sz w:val="20"/>
+      </w:rPr>
+    </w:lvl>
+    <w:lvl w:ilvl="6" w:tentative="1">
+      <w:start w:val="1"/>
+      <w:numFmt w:val="bullet"/>
+      <w:lvlText w:val=""/>
+      <w:lvlJc w:val="left"/>
+      <w:pPr>
+        <w:tabs>
+          <w:tab w:val="num" w:pos="5040"/>
+        </w:tabs>
+        <w:ind w:left="5040" w:hanging="360"/>
+      </w:pPr>
+      <w:rPr>
+        <w:rFonts w:ascii="Wingdings" w:hAnsi="Wingdings" w:hint="default"/>
+        <w:sz w:val="20"/>
+      </w:rPr>
+    </w:lvl>
+    <w:lvl w:ilvl="7" w:tentative="1">
+      <w:start w:val="1"/>
+      <w:numFmt w:val="bullet"/>
+      <w:lvlText w:val=""/>
+      <w:lvlJc w:val="left"/>
+      <w:pPr>
+        <w:tabs>
+          <w:tab w:val="num" w:pos="5760"/>
+        </w:tabs>
+        <w:ind w:left="5760" w:hanging="360"/>
+      </w:pPr>
+      <w:rPr>
+        <w:rFonts w:ascii="Wingdings" w:hAnsi="Wingdings" w:hint="default"/>
+        <w:sz w:val="20"/>
+      </w:rPr>
+    </w:lvl>
+    <w:lvl w:ilvl="8" w:tentative="1">
+      <w:start w:val="1"/>
+      <w:numFmt w:val="bullet"/>
+      <w:lvlText w:val=""/>
+      <w:lvlJc w:val="left"/>
+      <w:pPr>
+        <w:tabs>
+          <w:tab w:val="num" w:pos="6480"/>
+        </w:tabs>
+        <w:ind w:left="6480" w:hanging="360"/>
+      </w:pPr>
+      <w:rPr>
+        <w:rFonts w:ascii="Wingdings" w:hAnsi="Wingdings" w:hint="default"/>
+        <w:sz w:val="20"/>
+      </w:rPr>
+    </w:lvl>
+  </w:abstractNum>
+  <w:abstractNum w:abstractNumId="98" w15:restartNumberingAfterBreak="0">
     <w:nsid w:val="45145F8E"/>
     <w:multiLevelType w:val="multilevel"/>
     <w:tmpl w:val="30547E24"/>
@@ -39989,7 +45034,7 @@
       </w:rPr>
     </w:lvl>
   </w:abstractNum>
-  <w:abstractNum w:abstractNumId="83" w15:restartNumberingAfterBreak="0">
+  <w:abstractNum w:abstractNumId="99" w15:restartNumberingAfterBreak="0">
     <w:nsid w:val="45563ABC"/>
     <w:multiLevelType w:val="hybridMultilevel"/>
     <w:tmpl w:val="FB126966"/>
@@ -40102,7 +45147,7 @@
       </w:rPr>
     </w:lvl>
   </w:abstractNum>
-  <w:abstractNum w:abstractNumId="84" w15:restartNumberingAfterBreak="0">
+  <w:abstractNum w:abstractNumId="100" w15:restartNumberingAfterBreak="0">
     <w:nsid w:val="48203AC3"/>
     <w:multiLevelType w:val="multilevel"/>
     <w:tmpl w:val="29F06B66"/>
@@ -40251,7 +45296,7 @@
       </w:rPr>
     </w:lvl>
   </w:abstractNum>
-  <w:abstractNum w:abstractNumId="85" w15:restartNumberingAfterBreak="0">
+  <w:abstractNum w:abstractNumId="101" w15:restartNumberingAfterBreak="0">
     <w:nsid w:val="486F04D9"/>
     <w:multiLevelType w:val="multilevel"/>
     <w:tmpl w:val="2D64B316"/>
@@ -40400,7 +45445,7 @@
       </w:rPr>
     </w:lvl>
   </w:abstractNum>
-  <w:abstractNum w:abstractNumId="86" w15:restartNumberingAfterBreak="0">
+  <w:abstractNum w:abstractNumId="102" w15:restartNumberingAfterBreak="0">
     <w:nsid w:val="4B856803"/>
     <w:multiLevelType w:val="hybridMultilevel"/>
     <w:tmpl w:val="9B78EBD6"/>
@@ -40513,7 +45558,7 @@
       </w:rPr>
     </w:lvl>
   </w:abstractNum>
-  <w:abstractNum w:abstractNumId="87" w15:restartNumberingAfterBreak="0">
+  <w:abstractNum w:abstractNumId="103" w15:restartNumberingAfterBreak="0">
     <w:nsid w:val="4BE66C81"/>
     <w:multiLevelType w:val="hybridMultilevel"/>
     <w:tmpl w:val="BF0CB8DA"/>
@@ -40626,7 +45671,7 @@
       </w:rPr>
     </w:lvl>
   </w:abstractNum>
-  <w:abstractNum w:abstractNumId="88" w15:restartNumberingAfterBreak="0">
+  <w:abstractNum w:abstractNumId="104" w15:restartNumberingAfterBreak="0">
     <w:nsid w:val="4E4B645E"/>
     <w:multiLevelType w:val="hybridMultilevel"/>
     <w:tmpl w:val="6EBEFBAE"/>
@@ -40739,7 +45784,7 @@
       </w:rPr>
     </w:lvl>
   </w:abstractNum>
-  <w:abstractNum w:abstractNumId="89" w15:restartNumberingAfterBreak="0">
+  <w:abstractNum w:abstractNumId="105" w15:restartNumberingAfterBreak="0">
     <w:nsid w:val="4F1114D7"/>
     <w:multiLevelType w:val="hybridMultilevel"/>
     <w:tmpl w:val="67105F40"/>
@@ -40852,7 +45897,7 @@
       </w:rPr>
     </w:lvl>
   </w:abstractNum>
-  <w:abstractNum w:abstractNumId="90" w15:restartNumberingAfterBreak="0">
+  <w:abstractNum w:abstractNumId="106" w15:restartNumberingAfterBreak="0">
     <w:nsid w:val="4F9671A1"/>
     <w:multiLevelType w:val="multilevel"/>
     <w:tmpl w:val="17708F3A"/>
@@ -41001,7 +46046,7 @@
       </w:rPr>
     </w:lvl>
   </w:abstractNum>
-  <w:abstractNum w:abstractNumId="91" w15:restartNumberingAfterBreak="0">
+  <w:abstractNum w:abstractNumId="107" w15:restartNumberingAfterBreak="0">
     <w:nsid w:val="51F021F5"/>
     <w:multiLevelType w:val="hybridMultilevel"/>
     <w:tmpl w:val="BEF20490"/>
@@ -41114,7 +46159,7 @@
       </w:rPr>
     </w:lvl>
   </w:abstractNum>
-  <w:abstractNum w:abstractNumId="92" w15:restartNumberingAfterBreak="0">
+  <w:abstractNum w:abstractNumId="108" w15:restartNumberingAfterBreak="0">
     <w:nsid w:val="533428CA"/>
     <w:multiLevelType w:val="hybridMultilevel"/>
     <w:tmpl w:val="EE62C198"/>
@@ -41227,7 +46272,7 @@
       </w:rPr>
     </w:lvl>
   </w:abstractNum>
-  <w:abstractNum w:abstractNumId="93" w15:restartNumberingAfterBreak="0">
+  <w:abstractNum w:abstractNumId="109" w15:restartNumberingAfterBreak="0">
     <w:nsid w:val="53DB4BA1"/>
     <w:multiLevelType w:val="hybridMultilevel"/>
     <w:tmpl w:val="0B68D8AE"/>
@@ -41316,7 +46361,7 @@
       </w:pPr>
     </w:lvl>
   </w:abstractNum>
-  <w:abstractNum w:abstractNumId="94" w15:restartNumberingAfterBreak="0">
+  <w:abstractNum w:abstractNumId="110" w15:restartNumberingAfterBreak="0">
     <w:nsid w:val="542140A4"/>
     <w:multiLevelType w:val="hybridMultilevel"/>
     <w:tmpl w:val="279005B6"/>
@@ -41429,7 +46474,7 @@
       </w:rPr>
     </w:lvl>
   </w:abstractNum>
-  <w:abstractNum w:abstractNumId="95" w15:restartNumberingAfterBreak="0">
+  <w:abstractNum w:abstractNumId="111" w15:restartNumberingAfterBreak="0">
     <w:nsid w:val="544650F7"/>
     <w:multiLevelType w:val="hybridMultilevel"/>
     <w:tmpl w:val="CB7C139E"/>
@@ -41542,7 +46587,120 @@
       </w:rPr>
     </w:lvl>
   </w:abstractNum>
-  <w:abstractNum w:abstractNumId="96" w15:restartNumberingAfterBreak="0">
+  <w:abstractNum w:abstractNumId="112" w15:restartNumberingAfterBreak="0">
+    <w:nsid w:val="54B749AB"/>
+    <w:multiLevelType w:val="hybridMultilevel"/>
+    <w:tmpl w:val="E604D3EE"/>
+    <w:lvl w:ilvl="0" w:tplc="04090001">
+      <w:start w:val="1"/>
+      <w:numFmt w:val="bullet"/>
+      <w:lvlText w:val=""/>
+      <w:lvlJc w:val="left"/>
+      <w:pPr>
+        <w:ind w:left="720" w:hanging="360"/>
+      </w:pPr>
+      <w:rPr>
+        <w:rFonts w:ascii="Symbol" w:hAnsi="Symbol" w:hint="default"/>
+      </w:rPr>
+    </w:lvl>
+    <w:lvl w:ilvl="1" w:tplc="04090003" w:tentative="1">
+      <w:start w:val="1"/>
+      <w:numFmt w:val="bullet"/>
+      <w:lvlText w:val="o"/>
+      <w:lvlJc w:val="left"/>
+      <w:pPr>
+        <w:ind w:left="1440" w:hanging="360"/>
+      </w:pPr>
+      <w:rPr>
+        <w:rFonts w:ascii="Courier New" w:hAnsi="Courier New" w:cs="Courier New" w:hint="default"/>
+      </w:rPr>
+    </w:lvl>
+    <w:lvl w:ilvl="2" w:tplc="04090005" w:tentative="1">
+      <w:start w:val="1"/>
+      <w:numFmt w:val="bullet"/>
+      <w:lvlText w:val=""/>
+      <w:lvlJc w:val="left"/>
+      <w:pPr>
+        <w:ind w:left="2160" w:hanging="360"/>
+      </w:pPr>
+      <w:rPr>
+        <w:rFonts w:ascii="Wingdings" w:hAnsi="Wingdings" w:hint="default"/>
+      </w:rPr>
+    </w:lvl>
+    <w:lvl w:ilvl="3" w:tplc="04090001" w:tentative="1">
+      <w:start w:val="1"/>
+      <w:numFmt w:val="bullet"/>
+      <w:lvlText w:val=""/>
+      <w:lvlJc w:val="left"/>
+      <w:pPr>
+        <w:ind w:left="2880" w:hanging="360"/>
+      </w:pPr>
+      <w:rPr>
+        <w:rFonts w:ascii="Symbol" w:hAnsi="Symbol" w:hint="default"/>
+      </w:rPr>
+    </w:lvl>
+    <w:lvl w:ilvl="4" w:tplc="04090003" w:tentative="1">
+      <w:start w:val="1"/>
+      <w:numFmt w:val="bullet"/>
+      <w:lvlText w:val="o"/>
+      <w:lvlJc w:val="left"/>
+      <w:pPr>
+        <w:ind w:left="3600" w:hanging="360"/>
+      </w:pPr>
+      <w:rPr>
+        <w:rFonts w:ascii="Courier New" w:hAnsi="Courier New" w:cs="Courier New" w:hint="default"/>
+      </w:rPr>
+    </w:lvl>
+    <w:lvl w:ilvl="5" w:tplc="04090005" w:tentative="1">
+      <w:start w:val="1"/>
+      <w:numFmt w:val="bullet"/>
+      <w:lvlText w:val=""/>
+      <w:lvlJc w:val="left"/>
+      <w:pPr>
+        <w:ind w:left="4320" w:hanging="360"/>
+      </w:pPr>
+      <w:rPr>
+        <w:rFonts w:ascii="Wingdings" w:hAnsi="Wingdings" w:hint="default"/>
+      </w:rPr>
+    </w:lvl>
+    <w:lvl w:ilvl="6" w:tplc="04090001" w:tentative="1">
+      <w:start w:val="1"/>
+      <w:numFmt w:val="bullet"/>
+      <w:lvlText w:val=""/>
+      <w:lvlJc w:val="left"/>
+      <w:pPr>
+        <w:ind w:left="5040" w:hanging="360"/>
+      </w:pPr>
+      <w:rPr>
+        <w:rFonts w:ascii="Symbol" w:hAnsi="Symbol" w:hint="default"/>
+      </w:rPr>
+    </w:lvl>
+    <w:lvl w:ilvl="7" w:tplc="04090003" w:tentative="1">
+      <w:start w:val="1"/>
+      <w:numFmt w:val="bullet"/>
+      <w:lvlText w:val="o"/>
+      <w:lvlJc w:val="left"/>
+      <w:pPr>
+        <w:ind w:left="5760" w:hanging="360"/>
+      </w:pPr>
+      <w:rPr>
+        <w:rFonts w:ascii="Courier New" w:hAnsi="Courier New" w:cs="Courier New" w:hint="default"/>
+      </w:rPr>
+    </w:lvl>
+    <w:lvl w:ilvl="8" w:tplc="04090005" w:tentative="1">
+      <w:start w:val="1"/>
+      <w:numFmt w:val="bullet"/>
+      <w:lvlText w:val=""/>
+      <w:lvlJc w:val="left"/>
+      <w:pPr>
+        <w:ind w:left="6480" w:hanging="360"/>
+      </w:pPr>
+      <w:rPr>
+        <w:rFonts w:ascii="Wingdings" w:hAnsi="Wingdings" w:hint="default"/>
+      </w:rPr>
+    </w:lvl>
+  </w:abstractNum>
+  <w:abstractNum w:abstractNumId="113" w15:restartNumberingAfterBreak="0">
     <w:nsid w:val="57C56EA3"/>
     <w:multiLevelType w:val="hybridMultilevel"/>
     <w:tmpl w:val="11400EF0"/>
@@ -41631,7 +46789,156 @@
       </w:pPr>
     </w:lvl>
   </w:abstractNum>
-  <w:abstractNum w:abstractNumId="97" w15:restartNumberingAfterBreak="0">
+  <w:abstractNum w:abstractNumId="114" w15:restartNumberingAfterBreak="0">
+    <w:nsid w:val="58F15822"/>
+    <w:multiLevelType w:val="multilevel"/>
+    <w:tmpl w:val="2280DF7E"/>
+    <w:lvl w:ilvl="0">
+      <w:start w:val="1"/>
+      <w:numFmt w:val="bullet"/>
+      <w:lvlText w:val=""/>
+      <w:lvlJc w:val="left"/>
+      <w:pPr>
+        <w:tabs>
+          <w:tab w:val="num" w:pos="720"/>
+        </w:tabs>
+        <w:ind w:left="720" w:hanging="360"/>
+      </w:pPr>
+      <w:rPr>
+        <w:rFonts w:ascii="Symbol" w:hAnsi="Symbol" w:hint="default"/>
+        <w:sz w:val="20"/>
+      </w:rPr>
+    </w:lvl>
+    <w:lvl w:ilvl="1" w:tentative="1">
+      <w:start w:val="1"/>
+      <w:numFmt w:val="bullet"/>
+      <w:lvlText w:val="o"/>
+      <w:lvlJc w:val="left"/>
+      <w:pPr>
+        <w:tabs>
+          <w:tab w:val="num" w:pos="1440"/>
+        </w:tabs>
+        <w:ind w:left="1440" w:hanging="360"/>
+      </w:pPr>
+      <w:rPr>
+        <w:rFonts w:ascii="Courier New" w:hAnsi="Courier New" w:hint="default"/>
+        <w:sz w:val="20"/>
+      </w:rPr>
+    </w:lvl>
+    <w:lvl w:ilvl="2" w:tentative="1">
+      <w:start w:val="1"/>
+      <w:numFmt w:val="bullet"/>
+      <w:lvlText w:val=""/>
+      <w:lvlJc w:val="left"/>
+      <w:pPr>
+        <w:tabs>
+          <w:tab w:val="num" w:pos="2160"/>
+        </w:tabs>
+        <w:ind w:left="2160" w:hanging="360"/>
+      </w:pPr>
+      <w:rPr>
+        <w:rFonts w:ascii="Wingdings" w:hAnsi="Wingdings" w:hint="default"/>
+        <w:sz w:val="20"/>
+      </w:rPr>
+    </w:lvl>
+    <w:lvl w:ilvl="3" w:tentative="1">
+      <w:start w:val="1"/>
+      <w:numFmt w:val="bullet"/>
+      <w:lvlText w:val=""/>
+      <w:lvlJc w:val="left"/>
+      <w:pPr>
+        <w:tabs>
+          <w:tab w:val="num" w:pos="2880"/>
+        </w:tabs>
+        <w:ind w:left="2880" w:hanging="360"/>
+      </w:pPr>
+      <w:rPr>
+        <w:rFonts w:ascii="Wingdings" w:hAnsi="Wingdings" w:hint="default"/>
+        <w:sz w:val="20"/>
+      </w:rPr>
+    </w:lvl>
+    <w:lvl w:ilvl="4" w:tentative="1">
+      <w:start w:val="1"/>
+      <w:numFmt w:val="bullet"/>
+      <w:lvlText w:val=""/>
+      <w:lvlJc w:val="left"/>
+      <w:pPr>
+        <w:tabs>
+          <w:tab w:val="num" w:pos="3600"/>
+        </w:tabs>
+        <w:ind w:left="3600" w:hanging="360"/>
+      </w:pPr>
+      <w:rPr>
+        <w:rFonts w:ascii="Wingdings" w:hAnsi="Wingdings" w:hint="default"/>
+        <w:sz w:val="20"/>
+      </w:rPr>
+    </w:lvl>
+    <w:lvl w:ilvl="5" w:tentative="1">
+      <w:start w:val="1"/>
+      <w:numFmt w:val="bullet"/>
+      <w:lvlText w:val=""/>
+      <w:lvlJc w:val="left"/>
+      <w:pPr>
+        <w:tabs>
+          <w:tab w:val="num" w:pos="4320"/>
+        </w:tabs>
+        <w:ind w:left="4320" w:hanging="360"/>
+      </w:pPr>
+      <w:rPr>
+        <w:rFonts w:ascii="Wingdings" w:hAnsi="Wingdings" w:hint="default"/>
+        <w:sz w:val="20"/>
+      </w:rPr>
+    </w:lvl>
+    <w:lvl w:ilvl="6" w:tentative="1">
+      <w:start w:val="1"/>
+      <w:numFmt w:val="bullet"/>
+      <w:lvlText w:val=""/>
+      <w:lvlJc w:val="left"/>
+      <w:pPr>
+        <w:tabs>
+          <w:tab w:val="num" w:pos="5040"/>
+        </w:tabs>
+        <w:ind w:left="5040" w:hanging="360"/>
+      </w:pPr>
+      <w:rPr>
+        <w:rFonts w:ascii="Wingdings" w:hAnsi="Wingdings" w:hint="default"/>
+        <w:sz w:val="20"/>
+      </w:rPr>
+    </w:lvl>
+    <w:lvl w:ilvl="7" w:tentative="1">
+      <w:start w:val="1"/>
+      <w:numFmt w:val="bullet"/>
+      <w:lvlText w:val=""/>
+      <w:lvlJc w:val="left"/>
+      <w:pPr>
+        <w:tabs>
+          <w:tab w:val="num" w:pos="5760"/>
+        </w:tabs>
+        <w:ind w:left="5760" w:hanging="360"/>
+      </w:pPr>
+      <w:rPr>
+        <w:rFonts w:ascii="Wingdings" w:hAnsi="Wingdings" w:hint="default"/>
+        <w:sz w:val="20"/>
+      </w:rPr>
+    </w:lvl>
+    <w:lvl w:ilvl="8" w:tentative="1">
+      <w:start w:val="1"/>
+      <w:numFmt w:val="bullet"/>
+      <w:lvlText w:val=""/>
+      <w:lvlJc w:val="left"/>
+      <w:pPr>
+        <w:tabs>
+          <w:tab w:val="num" w:pos="6480"/>
+        </w:tabs>
+        <w:ind w:left="6480" w:hanging="360"/>
+      </w:pPr>
+      <w:rPr>
+        <w:rFonts w:ascii="Wingdings" w:hAnsi="Wingdings" w:hint="default"/>
+        <w:sz w:val="20"/>
+      </w:rPr>
+    </w:lvl>
+  </w:abstractNum>
+  <w:abstractNum w:abstractNumId="115" w15:restartNumberingAfterBreak="0">
     <w:nsid w:val="5A59618B"/>
     <w:multiLevelType w:val="multilevel"/>
     <w:tmpl w:val="C1AC8C68"/>
@@ -41780,7 +47087,7 @@
       </w:rPr>
     </w:lvl>
   </w:abstractNum>
-  <w:abstractNum w:abstractNumId="98" w15:restartNumberingAfterBreak="0">
+  <w:abstractNum w:abstractNumId="116" w15:restartNumberingAfterBreak="0">
     <w:nsid w:val="5AB105CF"/>
     <w:multiLevelType w:val="hybridMultilevel"/>
     <w:tmpl w:val="1DA0DDC2"/>
@@ -41893,7 +47200,7 @@
       </w:rPr>
     </w:lvl>
   </w:abstractNum>
-  <w:abstractNum w:abstractNumId="99" w15:restartNumberingAfterBreak="0">
+  <w:abstractNum w:abstractNumId="117" w15:restartNumberingAfterBreak="0">
     <w:nsid w:val="5B145872"/>
     <w:multiLevelType w:val="hybridMultilevel"/>
     <w:tmpl w:val="917A5D76"/>
@@ -42006,7 +47313,7 @@
       </w:rPr>
     </w:lvl>
   </w:abstractNum>
-  <w:abstractNum w:abstractNumId="100" w15:restartNumberingAfterBreak="0">
+  <w:abstractNum w:abstractNumId="118" w15:restartNumberingAfterBreak="0">
     <w:nsid w:val="5B8F3834"/>
     <w:multiLevelType w:val="multilevel"/>
     <w:tmpl w:val="CC3CA25A"/>
@@ -42155,7 +47462,7 @@
       </w:rPr>
     </w:lvl>
   </w:abstractNum>
-  <w:abstractNum w:abstractNumId="101" w15:restartNumberingAfterBreak="0">
+  <w:abstractNum w:abstractNumId="119" w15:restartNumberingAfterBreak="0">
     <w:nsid w:val="5BCA14F1"/>
     <w:multiLevelType w:val="multilevel"/>
     <w:tmpl w:val="32BCCAA8"/>
@@ -42304,7 +47611,7 @@
       </w:rPr>
     </w:lvl>
   </w:abstractNum>
-  <w:abstractNum w:abstractNumId="102" w15:restartNumberingAfterBreak="0">
+  <w:abstractNum w:abstractNumId="120" w15:restartNumberingAfterBreak="0">
     <w:nsid w:val="5E372124"/>
     <w:multiLevelType w:val="hybridMultilevel"/>
     <w:tmpl w:val="48C0506C"/>
@@ -42417,7 +47724,7 @@
       </w:rPr>
     </w:lvl>
   </w:abstractNum>
-  <w:abstractNum w:abstractNumId="103" w15:restartNumberingAfterBreak="0">
+  <w:abstractNum w:abstractNumId="121" w15:restartNumberingAfterBreak="0">
     <w:nsid w:val="5E7A49F7"/>
     <w:multiLevelType w:val="multilevel"/>
     <w:tmpl w:val="BC00DD00"/>
@@ -42566,7 +47873,7 @@
       </w:rPr>
     </w:lvl>
   </w:abstractNum>
-  <w:abstractNum w:abstractNumId="104" w15:restartNumberingAfterBreak="0">
+  <w:abstractNum w:abstractNumId="122" w15:restartNumberingAfterBreak="0">
     <w:nsid w:val="5E9C6220"/>
     <w:multiLevelType w:val="multilevel"/>
     <w:tmpl w:val="784677DC"/>
@@ -42715,7 +48022,7 @@
       </w:rPr>
     </w:lvl>
   </w:abstractNum>
-  <w:abstractNum w:abstractNumId="105" w15:restartNumberingAfterBreak="0">
+  <w:abstractNum w:abstractNumId="123" w15:restartNumberingAfterBreak="0">
     <w:nsid w:val="5EBA5B76"/>
     <w:multiLevelType w:val="multilevel"/>
     <w:tmpl w:val="29286734"/>
@@ -42828,7 +48135,156 @@
       </w:pPr>
     </w:lvl>
   </w:abstractNum>
-  <w:abstractNum w:abstractNumId="106" w15:restartNumberingAfterBreak="0">
+  <w:abstractNum w:abstractNumId="124" w15:restartNumberingAfterBreak="0">
+    <w:nsid w:val="5F586DE4"/>
+    <w:multiLevelType w:val="multilevel"/>
+    <w:tmpl w:val="2280DF7E"/>
+    <w:lvl w:ilvl="0">
+      <w:start w:val="1"/>
+      <w:numFmt w:val="bullet"/>
+      <w:lvlText w:val=""/>
+      <w:lvlJc w:val="left"/>
+      <w:pPr>
+        <w:tabs>
+          <w:tab w:val="num" w:pos="720"/>
+        </w:tabs>
+        <w:ind w:left="720" w:hanging="360"/>
+      </w:pPr>
+      <w:rPr>
+        <w:rFonts w:ascii="Symbol" w:hAnsi="Symbol" w:hint="default"/>
+        <w:sz w:val="20"/>
+      </w:rPr>
+    </w:lvl>
+    <w:lvl w:ilvl="1" w:tentative="1">
+      <w:start w:val="1"/>
+      <w:numFmt w:val="bullet"/>
+      <w:lvlText w:val="o"/>
+      <w:lvlJc w:val="left"/>
+      <w:pPr>
+        <w:tabs>
+          <w:tab w:val="num" w:pos="1440"/>
+        </w:tabs>
+        <w:ind w:left="1440" w:hanging="360"/>
+      </w:pPr>
+      <w:rPr>
+        <w:rFonts w:ascii="Courier New" w:hAnsi="Courier New" w:hint="default"/>
+        <w:sz w:val="20"/>
+      </w:rPr>
+    </w:lvl>
+    <w:lvl w:ilvl="2" w:tentative="1">
+      <w:start w:val="1"/>
+      <w:numFmt w:val="bullet"/>
+      <w:lvlText w:val=""/>
+      <w:lvlJc w:val="left"/>
+      <w:pPr>
+        <w:tabs>
+          <w:tab w:val="num" w:pos="2160"/>
+        </w:tabs>
+        <w:ind w:left="2160" w:hanging="360"/>
+      </w:pPr>
+      <w:rPr>
+        <w:rFonts w:ascii="Wingdings" w:hAnsi="Wingdings" w:hint="default"/>
+        <w:sz w:val="20"/>
+      </w:rPr>
+    </w:lvl>
+    <w:lvl w:ilvl="3" w:tentative="1">
+      <w:start w:val="1"/>
+      <w:numFmt w:val="bullet"/>
+      <w:lvlText w:val=""/>
+      <w:lvlJc w:val="left"/>
+      <w:pPr>
+        <w:tabs>
+          <w:tab w:val="num" w:pos="2880"/>
+        </w:tabs>
+        <w:ind w:left="2880" w:hanging="360"/>
+      </w:pPr>
+      <w:rPr>
+        <w:rFonts w:ascii="Wingdings" w:hAnsi="Wingdings" w:hint="default"/>
+        <w:sz w:val="20"/>
+      </w:rPr>
+    </w:lvl>
+    <w:lvl w:ilvl="4" w:tentative="1">
+      <w:start w:val="1"/>
+      <w:numFmt w:val="bullet"/>
+      <w:lvlText w:val=""/>
+      <w:lvlJc w:val="left"/>
+      <w:pPr>
+        <w:tabs>
+          <w:tab w:val="num" w:pos="3600"/>
+        </w:tabs>
+        <w:ind w:left="3600" w:hanging="360"/>
+      </w:pPr>
+      <w:rPr>
+        <w:rFonts w:ascii="Wingdings" w:hAnsi="Wingdings" w:hint="default"/>
+        <w:sz w:val="20"/>
+      </w:rPr>
+    </w:lvl>
+    <w:lvl w:ilvl="5" w:tentative="1">
+      <w:start w:val="1"/>
+      <w:numFmt w:val="bullet"/>
+      <w:lvlText w:val=""/>
+      <w:lvlJc w:val="left"/>
+      <w:pPr>
+        <w:tabs>
+          <w:tab w:val="num" w:pos="4320"/>
+        </w:tabs>
+        <w:ind w:left="4320" w:hanging="360"/>
+      </w:pPr>
+      <w:rPr>
+        <w:rFonts w:ascii="Wingdings" w:hAnsi="Wingdings" w:hint="default"/>
+        <w:sz w:val="20"/>
+      </w:rPr>
+    </w:lvl>
+    <w:lvl w:ilvl="6" w:tentative="1">
+      <w:start w:val="1"/>
+      <w:numFmt w:val="bullet"/>
+      <w:lvlText w:val=""/>
+      <w:lvlJc w:val="left"/>
+      <w:pPr>
+        <w:tabs>
+          <w:tab w:val="num" w:pos="5040"/>
+        </w:tabs>
+        <w:ind w:left="5040" w:hanging="360"/>
+      </w:pPr>
+      <w:rPr>
+        <w:rFonts w:ascii="Wingdings" w:hAnsi="Wingdings" w:hint="default"/>
+        <w:sz w:val="20"/>
+      </w:rPr>
+    </w:lvl>
+    <w:lvl w:ilvl="7" w:tentative="1">
+      <w:start w:val="1"/>
+      <w:numFmt w:val="bullet"/>
+      <w:lvlText w:val=""/>
+      <w:lvlJc w:val="left"/>
+      <w:pPr>
+        <w:tabs>
+          <w:tab w:val="num" w:pos="5760"/>
+        </w:tabs>
+        <w:ind w:left="5760" w:hanging="360"/>
+      </w:pPr>
+      <w:rPr>
+        <w:rFonts w:ascii="Wingdings" w:hAnsi="Wingdings" w:hint="default"/>
+        <w:sz w:val="20"/>
+      </w:rPr>
+    </w:lvl>
+    <w:lvl w:ilvl="8" w:tentative="1">
+      <w:start w:val="1"/>
+      <w:numFmt w:val="bullet"/>
+      <w:lvlText w:val=""/>
+      <w:lvlJc w:val="left"/>
+      <w:pPr>
+        <w:tabs>
+          <w:tab w:val="num" w:pos="6480"/>
+        </w:tabs>
+        <w:ind w:left="6480" w:hanging="360"/>
+      </w:pPr>
+      <w:rPr>
+        <w:rFonts w:ascii="Wingdings" w:hAnsi="Wingdings" w:hint="default"/>
+        <w:sz w:val="20"/>
+      </w:rPr>
+    </w:lvl>
+  </w:abstractNum>
+  <w:abstractNum w:abstractNumId="125" w15:restartNumberingAfterBreak="0">
     <w:nsid w:val="6024178E"/>
     <w:multiLevelType w:val="hybridMultilevel"/>
     <w:tmpl w:val="A7B6A13E"/>
@@ -42941,7 +48397,7 @@
       </w:rPr>
     </w:lvl>
   </w:abstractNum>
-  <w:abstractNum w:abstractNumId="107" w15:restartNumberingAfterBreak="0">
+  <w:abstractNum w:abstractNumId="126" w15:restartNumberingAfterBreak="0">
     <w:nsid w:val="60336072"/>
     <w:multiLevelType w:val="hybridMultilevel"/>
     <w:tmpl w:val="75B40328"/>
@@ -43054,7 +48510,7 @@
       </w:rPr>
     </w:lvl>
   </w:abstractNum>
-  <w:abstractNum w:abstractNumId="108" w15:restartNumberingAfterBreak="0">
+  <w:abstractNum w:abstractNumId="127" w15:restartNumberingAfterBreak="0">
     <w:nsid w:val="60666344"/>
     <w:multiLevelType w:val="hybridMultilevel"/>
     <w:tmpl w:val="CFBCEFCC"/>
@@ -43167,7 +48623,7 @@
       </w:rPr>
     </w:lvl>
   </w:abstractNum>
-  <w:abstractNum w:abstractNumId="109" w15:restartNumberingAfterBreak="0">
+  <w:abstractNum w:abstractNumId="128" w15:restartNumberingAfterBreak="0">
     <w:nsid w:val="60A60A49"/>
     <w:multiLevelType w:val="hybridMultilevel"/>
     <w:tmpl w:val="91DC465C"/>
@@ -43280,7 +48736,7 @@
       </w:rPr>
     </w:lvl>
   </w:abstractNum>
-  <w:abstractNum w:abstractNumId="110" w15:restartNumberingAfterBreak="0">
+  <w:abstractNum w:abstractNumId="129" w15:restartNumberingAfterBreak="0">
     <w:nsid w:val="60BE23A6"/>
     <w:multiLevelType w:val="multilevel"/>
     <w:tmpl w:val="952A0252"/>
@@ -43429,7 +48885,7 @@
       </w:rPr>
     </w:lvl>
   </w:abstractNum>
-  <w:abstractNum w:abstractNumId="111" w15:restartNumberingAfterBreak="0">
+  <w:abstractNum w:abstractNumId="130" w15:restartNumberingAfterBreak="0">
     <w:nsid w:val="61D03BB1"/>
     <w:multiLevelType w:val="hybridMultilevel"/>
     <w:tmpl w:val="5EEE2906"/>
@@ -43542,7 +48998,7 @@
       </w:rPr>
     </w:lvl>
   </w:abstractNum>
-  <w:abstractNum w:abstractNumId="112" w15:restartNumberingAfterBreak="0">
+  <w:abstractNum w:abstractNumId="131" w15:restartNumberingAfterBreak="0">
     <w:nsid w:val="62245524"/>
     <w:multiLevelType w:val="multilevel"/>
     <w:tmpl w:val="35AA2324"/>
@@ -43691,7 +49147,7 @@
       </w:rPr>
     </w:lvl>
   </w:abstractNum>
-  <w:abstractNum w:abstractNumId="113" w15:restartNumberingAfterBreak="0">
+  <w:abstractNum w:abstractNumId="132" w15:restartNumberingAfterBreak="0">
     <w:nsid w:val="63C1378C"/>
     <w:multiLevelType w:val="hybridMultilevel"/>
     <w:tmpl w:val="85662694"/>
@@ -43804,7 +49260,7 @@
       </w:rPr>
     </w:lvl>
   </w:abstractNum>
-  <w:abstractNum w:abstractNumId="114" w15:restartNumberingAfterBreak="0">
+  <w:abstractNum w:abstractNumId="133" w15:restartNumberingAfterBreak="0">
     <w:nsid w:val="642244F1"/>
     <w:multiLevelType w:val="multilevel"/>
     <w:tmpl w:val="1D2C7DB8"/>
@@ -43917,7 +49373,7 @@
       </w:pPr>
     </w:lvl>
   </w:abstractNum>
-  <w:abstractNum w:abstractNumId="115" w15:restartNumberingAfterBreak="0">
+  <w:abstractNum w:abstractNumId="134" w15:restartNumberingAfterBreak="0">
     <w:nsid w:val="68037740"/>
     <w:multiLevelType w:val="hybridMultilevel"/>
     <w:tmpl w:val="688C4652"/>
@@ -44030,7 +49486,156 @@
       </w:rPr>
     </w:lvl>
   </w:abstractNum>
-  <w:abstractNum w:abstractNumId="116" w15:restartNumberingAfterBreak="0">
+  <w:abstractNum w:abstractNumId="135" w15:restartNumberingAfterBreak="0">
+    <w:nsid w:val="69FF2511"/>
+    <w:multiLevelType w:val="multilevel"/>
+    <w:tmpl w:val="2280DF7E"/>
+    <w:lvl w:ilvl="0">
+      <w:start w:val="1"/>
+      <w:numFmt w:val="bullet"/>
+      <w:lvlText w:val=""/>
+      <w:lvlJc w:val="left"/>
+      <w:pPr>
+        <w:tabs>
+          <w:tab w:val="num" w:pos="720"/>
+        </w:tabs>
+        <w:ind w:left="720" w:hanging="360"/>
+      </w:pPr>
+      <w:rPr>
+        <w:rFonts w:ascii="Symbol" w:hAnsi="Symbol" w:hint="default"/>
+        <w:sz w:val="20"/>
+      </w:rPr>
+    </w:lvl>
+    <w:lvl w:ilvl="1" w:tentative="1">
+      <w:start w:val="1"/>
+      <w:numFmt w:val="bullet"/>
+      <w:lvlText w:val="o"/>
+      <w:lvlJc w:val="left"/>
+      <w:pPr>
+        <w:tabs>
+          <w:tab w:val="num" w:pos="1440"/>
+        </w:tabs>
+        <w:ind w:left="1440" w:hanging="360"/>
+      </w:pPr>
+      <w:rPr>
+        <w:rFonts w:ascii="Courier New" w:hAnsi="Courier New" w:hint="default"/>
+        <w:sz w:val="20"/>
+      </w:rPr>
+    </w:lvl>
+    <w:lvl w:ilvl="2" w:tentative="1">
+      <w:start w:val="1"/>
+      <w:numFmt w:val="bullet"/>
+      <w:lvlText w:val=""/>
+      <w:lvlJc w:val="left"/>
+      <w:pPr>
+        <w:tabs>
+          <w:tab w:val="num" w:pos="2160"/>
+        </w:tabs>
+        <w:ind w:left="2160" w:hanging="360"/>
+      </w:pPr>
+      <w:rPr>
+        <w:rFonts w:ascii="Wingdings" w:hAnsi="Wingdings" w:hint="default"/>
+        <w:sz w:val="20"/>
+      </w:rPr>
+    </w:lvl>
+    <w:lvl w:ilvl="3" w:tentative="1">
+      <w:start w:val="1"/>
+      <w:numFmt w:val="bullet"/>
+      <w:lvlText w:val=""/>
+      <w:lvlJc w:val="left"/>
+      <w:pPr>
+        <w:tabs>
+          <w:tab w:val="num" w:pos="2880"/>
+        </w:tabs>
+        <w:ind w:left="2880" w:hanging="360"/>
+      </w:pPr>
+      <w:rPr>
+        <w:rFonts w:ascii="Wingdings" w:hAnsi="Wingdings" w:hint="default"/>
+        <w:sz w:val="20"/>
+      </w:rPr>
+    </w:lvl>
+    <w:lvl w:ilvl="4" w:tentative="1">
+      <w:start w:val="1"/>
+      <w:numFmt w:val="bullet"/>
+      <w:lvlText w:val=""/>
+      <w:lvlJc w:val="left"/>
+      <w:pPr>
+        <w:tabs>
+          <w:tab w:val="num" w:pos="3600"/>
+        </w:tabs>
+        <w:ind w:left="3600" w:hanging="360"/>
+      </w:pPr>
+      <w:rPr>
+        <w:rFonts w:ascii="Wingdings" w:hAnsi="Wingdings" w:hint="default"/>
+        <w:sz w:val="20"/>
+      </w:rPr>
+    </w:lvl>
+    <w:lvl w:ilvl="5" w:tentative="1">
+      <w:start w:val="1"/>
+      <w:numFmt w:val="bullet"/>
+      <w:lvlText w:val=""/>
+      <w:lvlJc w:val="left"/>
+      <w:pPr>
+        <w:tabs>
+          <w:tab w:val="num" w:pos="4320"/>
+        </w:tabs>
+        <w:ind w:left="4320" w:hanging="360"/>
+      </w:pPr>
+      <w:rPr>
+        <w:rFonts w:ascii="Wingdings" w:hAnsi="Wingdings" w:hint="default"/>
+        <w:sz w:val="20"/>
+      </w:rPr>
+    </w:lvl>
+    <w:lvl w:ilvl="6" w:tentative="1">
+      <w:start w:val="1"/>
+      <w:numFmt w:val="bullet"/>
+      <w:lvlText w:val=""/>
+      <w:lvlJc w:val="left"/>
+      <w:pPr>
+        <w:tabs>
+          <w:tab w:val="num" w:pos="5040"/>
+        </w:tabs>
+        <w:ind w:left="5040" w:hanging="360"/>
+      </w:pPr>
+      <w:rPr>
+        <w:rFonts w:ascii="Wingdings" w:hAnsi="Wingdings" w:hint="default"/>
+        <w:sz w:val="20"/>
+      </w:rPr>
+    </w:lvl>
+    <w:lvl w:ilvl="7" w:tentative="1">
+      <w:start w:val="1"/>
+      <w:numFmt w:val="bullet"/>
+      <w:lvlText w:val=""/>
+      <w:lvlJc w:val="left"/>
+      <w:pPr>
+        <w:tabs>
+          <w:tab w:val="num" w:pos="5760"/>
+        </w:tabs>
+        <w:ind w:left="5760" w:hanging="360"/>
+      </w:pPr>
+      <w:rPr>
+        <w:rFonts w:ascii="Wingdings" w:hAnsi="Wingdings" w:hint="default"/>
+        <w:sz w:val="20"/>
+      </w:rPr>
+    </w:lvl>
+    <w:lvl w:ilvl="8" w:tentative="1">
+      <w:start w:val="1"/>
+      <w:numFmt w:val="bullet"/>
+      <w:lvlText w:val=""/>
+      <w:lvlJc w:val="left"/>
+      <w:pPr>
+        <w:tabs>
+          <w:tab w:val="num" w:pos="6480"/>
+        </w:tabs>
+        <w:ind w:left="6480" w:hanging="360"/>
+      </w:pPr>
+      <w:rPr>
+        <w:rFonts w:ascii="Wingdings" w:hAnsi="Wingdings" w:hint="default"/>
+        <w:sz w:val="20"/>
+      </w:rPr>
+    </w:lvl>
+  </w:abstractNum>
+  <w:abstractNum w:abstractNumId="136" w15:restartNumberingAfterBreak="0">
     <w:nsid w:val="6A493EE7"/>
     <w:multiLevelType w:val="multilevel"/>
     <w:tmpl w:val="D87E017C"/>
@@ -44179,7 +49784,7 @@
       </w:rPr>
     </w:lvl>
   </w:abstractNum>
-  <w:abstractNum w:abstractNumId="117" w15:restartNumberingAfterBreak="0">
+  <w:abstractNum w:abstractNumId="137" w15:restartNumberingAfterBreak="0">
     <w:nsid w:val="6A923463"/>
     <w:multiLevelType w:val="multilevel"/>
     <w:tmpl w:val="F4C02D8C"/>
@@ -44328,7 +49933,7 @@
       </w:rPr>
     </w:lvl>
   </w:abstractNum>
-  <w:abstractNum w:abstractNumId="118" w15:restartNumberingAfterBreak="0">
+  <w:abstractNum w:abstractNumId="138" w15:restartNumberingAfterBreak="0">
     <w:nsid w:val="6BC41E37"/>
     <w:multiLevelType w:val="multilevel"/>
     <w:tmpl w:val="BCFA61CC"/>
@@ -44445,7 +50050,7 @@
       </w:pPr>
     </w:lvl>
   </w:abstractNum>
-  <w:abstractNum w:abstractNumId="119" w15:restartNumberingAfterBreak="0">
+  <w:abstractNum w:abstractNumId="139" w15:restartNumberingAfterBreak="0">
     <w:nsid w:val="6D186F96"/>
     <w:multiLevelType w:val="multilevel"/>
     <w:tmpl w:val="53AAFD92"/>
@@ -44594,7 +50199,7 @@
       </w:rPr>
     </w:lvl>
   </w:abstractNum>
-  <w:abstractNum w:abstractNumId="120" w15:restartNumberingAfterBreak="0">
+  <w:abstractNum w:abstractNumId="140" w15:restartNumberingAfterBreak="0">
     <w:nsid w:val="6D872399"/>
     <w:multiLevelType w:val="hybridMultilevel"/>
     <w:tmpl w:val="E46CB038"/>
@@ -44683,7 +50288,7 @@
       </w:pPr>
     </w:lvl>
   </w:abstractNum>
-  <w:abstractNum w:abstractNumId="121" w15:restartNumberingAfterBreak="0">
+  <w:abstractNum w:abstractNumId="141" w15:restartNumberingAfterBreak="0">
     <w:nsid w:val="6F240F7B"/>
     <w:multiLevelType w:val="hybridMultilevel"/>
     <w:tmpl w:val="2738D544"/>
@@ -44796,7 +50401,7 @@
       </w:rPr>
     </w:lvl>
   </w:abstractNum>
-  <w:abstractNum w:abstractNumId="122" w15:restartNumberingAfterBreak="0">
+  <w:abstractNum w:abstractNumId="142" w15:restartNumberingAfterBreak="0">
     <w:nsid w:val="7137273B"/>
     <w:multiLevelType w:val="hybridMultilevel"/>
     <w:tmpl w:val="A9E0661A"/>
@@ -44886,7 +50491,7 @@
       </w:pPr>
     </w:lvl>
   </w:abstractNum>
-  <w:abstractNum w:abstractNumId="123" w15:restartNumberingAfterBreak="0">
+  <w:abstractNum w:abstractNumId="143" w15:restartNumberingAfterBreak="0">
     <w:nsid w:val="714C497D"/>
     <w:multiLevelType w:val="multilevel"/>
     <w:tmpl w:val="427CE552"/>
@@ -45003,7 +50608,7 @@
       </w:pPr>
     </w:lvl>
   </w:abstractNum>
-  <w:abstractNum w:abstractNumId="124" w15:restartNumberingAfterBreak="0">
+  <w:abstractNum w:abstractNumId="144" w15:restartNumberingAfterBreak="0">
     <w:nsid w:val="73AE2A7F"/>
     <w:multiLevelType w:val="multilevel"/>
     <w:tmpl w:val="1F766804"/>
@@ -45152,7 +50757,7 @@
       </w:rPr>
     </w:lvl>
   </w:abstractNum>
-  <w:abstractNum w:abstractNumId="125" w15:restartNumberingAfterBreak="0">
+  <w:abstractNum w:abstractNumId="145" w15:restartNumberingAfterBreak="0">
     <w:nsid w:val="74232FFE"/>
     <w:multiLevelType w:val="hybridMultilevel"/>
     <w:tmpl w:val="B9C68B4C"/>
@@ -45265,7 +50870,7 @@
       </w:rPr>
     </w:lvl>
   </w:abstractNum>
-  <w:abstractNum w:abstractNumId="126" w15:restartNumberingAfterBreak="0">
+  <w:abstractNum w:abstractNumId="146" w15:restartNumberingAfterBreak="0">
     <w:nsid w:val="74357518"/>
     <w:multiLevelType w:val="hybridMultilevel"/>
     <w:tmpl w:val="B8FE9524"/>
@@ -45378,7 +50983,7 @@
       </w:rPr>
     </w:lvl>
   </w:abstractNum>
-  <w:abstractNum w:abstractNumId="127" w15:restartNumberingAfterBreak="0">
+  <w:abstractNum w:abstractNumId="147" w15:restartNumberingAfterBreak="0">
     <w:nsid w:val="766F53C4"/>
     <w:multiLevelType w:val="hybridMultilevel"/>
     <w:tmpl w:val="1B9CB594"/>
@@ -45467,7 +51072,7 @@
       </w:pPr>
     </w:lvl>
   </w:abstractNum>
-  <w:abstractNum w:abstractNumId="128" w15:restartNumberingAfterBreak="0">
+  <w:abstractNum w:abstractNumId="148" w15:restartNumberingAfterBreak="0">
     <w:nsid w:val="78466121"/>
     <w:multiLevelType w:val="hybridMultilevel"/>
     <w:tmpl w:val="1880535C"/>
@@ -45580,7 +51185,7 @@
       </w:rPr>
     </w:lvl>
   </w:abstractNum>
-  <w:abstractNum w:abstractNumId="129" w15:restartNumberingAfterBreak="0">
+  <w:abstractNum w:abstractNumId="149" w15:restartNumberingAfterBreak="0">
     <w:nsid w:val="78830102"/>
     <w:multiLevelType w:val="hybridMultilevel"/>
     <w:tmpl w:val="C2B2C424"/>
@@ -45693,7 +51298,7 @@
       </w:rPr>
     </w:lvl>
   </w:abstractNum>
-  <w:abstractNum w:abstractNumId="130" w15:restartNumberingAfterBreak="0">
+  <w:abstractNum w:abstractNumId="150" w15:restartNumberingAfterBreak="0">
     <w:nsid w:val="79370B74"/>
     <w:multiLevelType w:val="multilevel"/>
     <w:tmpl w:val="3BD0FA8A"/>
@@ -45842,7 +51447,7 @@
       </w:rPr>
     </w:lvl>
   </w:abstractNum>
-  <w:abstractNum w:abstractNumId="131" w15:restartNumberingAfterBreak="0">
+  <w:abstractNum w:abstractNumId="151" w15:restartNumberingAfterBreak="0">
     <w:nsid w:val="793C489F"/>
     <w:multiLevelType w:val="multilevel"/>
     <w:tmpl w:val="A55A0AEC"/>
@@ -45955,7 +51560,7 @@
       </w:pPr>
     </w:lvl>
   </w:abstractNum>
-  <w:abstractNum w:abstractNumId="132" w15:restartNumberingAfterBreak="0">
+  <w:abstractNum w:abstractNumId="152" w15:restartNumberingAfterBreak="0">
     <w:nsid w:val="799F2606"/>
     <w:multiLevelType w:val="hybridMultilevel"/>
     <w:tmpl w:val="39DAF236"/>
@@ -46071,7 +51676,7 @@
       </w:rPr>
     </w:lvl>
   </w:abstractNum>
-  <w:abstractNum w:abstractNumId="133" w15:restartNumberingAfterBreak="0">
+  <w:abstractNum w:abstractNumId="153" w15:restartNumberingAfterBreak="0">
     <w:nsid w:val="7A8475C2"/>
     <w:multiLevelType w:val="hybridMultilevel"/>
     <w:tmpl w:val="B330A638"/>
@@ -46184,7 +51789,120 @@
       </w:rPr>
     </w:lvl>
   </w:abstractNum>
-  <w:abstractNum w:abstractNumId="134" w15:restartNumberingAfterBreak="0">
+  <w:abstractNum w:abstractNumId="154" w15:restartNumberingAfterBreak="0">
+    <w:nsid w:val="7AB5553B"/>
+    <w:multiLevelType w:val="hybridMultilevel"/>
+    <w:tmpl w:val="FA1488C2"/>
+    <w:lvl w:ilvl="0" w:tplc="04090001">
+      <w:start w:val="1"/>
+      <w:numFmt w:val="bullet"/>
+      <w:lvlText w:val=""/>
+      <w:lvlJc w:val="left"/>
+      <w:pPr>
+        <w:ind w:left="720" w:hanging="360"/>
+      </w:pPr>
+      <w:rPr>
+        <w:rFonts w:ascii="Symbol" w:hAnsi="Symbol" w:hint="default"/>
+      </w:rPr>
+    </w:lvl>
+    <w:lvl w:ilvl="1" w:tplc="04090003" w:tentative="1">
+      <w:start w:val="1"/>
+      <w:numFmt w:val="bullet"/>
+      <w:lvlText w:val="o"/>
+      <w:lvlJc w:val="left"/>
+      <w:pPr>
+        <w:ind w:left="1440" w:hanging="360"/>
+      </w:pPr>
+      <w:rPr>
+        <w:rFonts w:ascii="Courier New" w:hAnsi="Courier New" w:cs="Courier New" w:hint="default"/>
+      </w:rPr>
+    </w:lvl>
+    <w:lvl w:ilvl="2" w:tplc="04090005" w:tentative="1">
+      <w:start w:val="1"/>
+      <w:numFmt w:val="bullet"/>
+      <w:lvlText w:val=""/>
+      <w:lvlJc w:val="left"/>
+      <w:pPr>
+        <w:ind w:left="2160" w:hanging="360"/>
+      </w:pPr>
+      <w:rPr>
+        <w:rFonts w:ascii="Wingdings" w:hAnsi="Wingdings" w:hint="default"/>
+      </w:rPr>
+    </w:lvl>
+    <w:lvl w:ilvl="3" w:tplc="04090001" w:tentative="1">
+      <w:start w:val="1"/>
+      <w:numFmt w:val="bullet"/>
+      <w:lvlText w:val=""/>
+      <w:lvlJc w:val="left"/>
+      <w:pPr>
+        <w:ind w:left="2880" w:hanging="360"/>
+      </w:pPr>
+      <w:rPr>
+        <w:rFonts w:ascii="Symbol" w:hAnsi="Symbol" w:hint="default"/>
+      </w:rPr>
+    </w:lvl>
+    <w:lvl w:ilvl="4" w:tplc="04090003" w:tentative="1">
+      <w:start w:val="1"/>
+      <w:numFmt w:val="bullet"/>
+      <w:lvlText w:val="o"/>
+      <w:lvlJc w:val="left"/>
+      <w:pPr>
+        <w:ind w:left="3600" w:hanging="360"/>
+      </w:pPr>
+      <w:rPr>
+        <w:rFonts w:ascii="Courier New" w:hAnsi="Courier New" w:cs="Courier New" w:hint="default"/>
+      </w:rPr>
+    </w:lvl>
+    <w:lvl w:ilvl="5" w:tplc="04090005" w:tentative="1">
+      <w:start w:val="1"/>
+      <w:numFmt w:val="bullet"/>
+      <w:lvlText w:val=""/>
+      <w:lvlJc w:val="left"/>
+      <w:pPr>
+        <w:ind w:left="4320" w:hanging="360"/>
+      </w:pPr>
+      <w:rPr>
+        <w:rFonts w:ascii="Wingdings" w:hAnsi="Wingdings" w:hint="default"/>
+      </w:rPr>
+    </w:lvl>
+    <w:lvl w:ilvl="6" w:tplc="04090001" w:tentative="1">
+      <w:start w:val="1"/>
+      <w:numFmt w:val="bullet"/>
+      <w:lvlText w:val=""/>
+      <w:lvlJc w:val="left"/>
+      <w:pPr>
+        <w:ind w:left="5040" w:hanging="360"/>
+      </w:pPr>
+      <w:rPr>
+        <w:rFonts w:ascii="Symbol" w:hAnsi="Symbol" w:hint="default"/>
+      </w:rPr>
+    </w:lvl>
+    <w:lvl w:ilvl="7" w:tplc="04090003" w:tentative="1">
+      <w:start w:val="1"/>
+      <w:numFmt w:val="bullet"/>
+      <w:lvlText w:val="o"/>
+      <w:lvlJc w:val="left"/>
+      <w:pPr>
+        <w:ind w:left="5760" w:hanging="360"/>
+      </w:pPr>
+      <w:rPr>
+        <w:rFonts w:ascii="Courier New" w:hAnsi="Courier New" w:cs="Courier New" w:hint="default"/>
+      </w:rPr>
+    </w:lvl>
+    <w:lvl w:ilvl="8" w:tplc="04090005" w:tentative="1">
+      <w:start w:val="1"/>
+      <w:numFmt w:val="bullet"/>
+      <w:lvlText w:val=""/>
+      <w:lvlJc w:val="left"/>
+      <w:pPr>
+        <w:ind w:left="6480" w:hanging="360"/>
+      </w:pPr>
+      <w:rPr>
+        <w:rFonts w:ascii="Wingdings" w:hAnsi="Wingdings" w:hint="default"/>
+      </w:rPr>
+    </w:lvl>
+  </w:abstractNum>
+  <w:abstractNum w:abstractNumId="155" w15:restartNumberingAfterBreak="0">
     <w:nsid w:val="7AFB2FBE"/>
     <w:multiLevelType w:val="hybridMultilevel"/>
     <w:tmpl w:val="8B408E16"/>
@@ -46297,7 +52015,7 @@
       </w:rPr>
     </w:lvl>
   </w:abstractNum>
-  <w:abstractNum w:abstractNumId="135" w15:restartNumberingAfterBreak="0">
+  <w:abstractNum w:abstractNumId="156" w15:restartNumberingAfterBreak="0">
     <w:nsid w:val="7BE00D70"/>
     <w:multiLevelType w:val="hybridMultilevel"/>
     <w:tmpl w:val="4356C49E"/>
@@ -46410,7 +52128,7 @@
       </w:rPr>
     </w:lvl>
   </w:abstractNum>
-  <w:abstractNum w:abstractNumId="136" w15:restartNumberingAfterBreak="0">
+  <w:abstractNum w:abstractNumId="157" w15:restartNumberingAfterBreak="0">
     <w:nsid w:val="7D5D3920"/>
     <w:multiLevelType w:val="hybridMultilevel"/>
     <w:tmpl w:val="5C302FF8"/>
@@ -46523,7 +52241,7 @@
       </w:rPr>
     </w:lvl>
   </w:abstractNum>
-  <w:abstractNum w:abstractNumId="137" w15:restartNumberingAfterBreak="0">
+  <w:abstractNum w:abstractNumId="158" w15:restartNumberingAfterBreak="0">
     <w:nsid w:val="7D685D1E"/>
     <w:multiLevelType w:val="hybridMultilevel"/>
     <w:tmpl w:val="2612E138"/>
@@ -46636,7 +52354,156 @@
       </w:rPr>
     </w:lvl>
   </w:abstractNum>
-  <w:abstractNum w:abstractNumId="138" w15:restartNumberingAfterBreak="0">
+  <w:abstractNum w:abstractNumId="159" w15:restartNumberingAfterBreak="0">
+    <w:nsid w:val="7D8B1B25"/>
+    <w:multiLevelType w:val="multilevel"/>
+    <w:tmpl w:val="2280DF7E"/>
+    <w:lvl w:ilvl="0">
+      <w:start w:val="1"/>
+      <w:numFmt w:val="bullet"/>
+      <w:lvlText w:val=""/>
+      <w:lvlJc w:val="left"/>
+      <w:pPr>
+        <w:tabs>
+          <w:tab w:val="num" w:pos="720"/>
+        </w:tabs>
+        <w:ind w:left="720" w:hanging="360"/>
+      </w:pPr>
+      <w:rPr>
+        <w:rFonts w:ascii="Symbol" w:hAnsi="Symbol" w:hint="default"/>
+        <w:sz w:val="20"/>
+      </w:rPr>
+    </w:lvl>
+    <w:lvl w:ilvl="1" w:tentative="1">
+      <w:start w:val="1"/>
+      <w:numFmt w:val="bullet"/>
+      <w:lvlText w:val="o"/>
+      <w:lvlJc w:val="left"/>
+      <w:pPr>
+        <w:tabs>
+          <w:tab w:val="num" w:pos="1440"/>
+        </w:tabs>
+        <w:ind w:left="1440" w:hanging="360"/>
+      </w:pPr>
+      <w:rPr>
+        <w:rFonts w:ascii="Courier New" w:hAnsi="Courier New" w:hint="default"/>
+        <w:sz w:val="20"/>
+      </w:rPr>
+    </w:lvl>
+    <w:lvl w:ilvl="2" w:tentative="1">
+      <w:start w:val="1"/>
+      <w:numFmt w:val="bullet"/>
+      <w:lvlText w:val=""/>
+      <w:lvlJc w:val="left"/>
+      <w:pPr>
+        <w:tabs>
+          <w:tab w:val="num" w:pos="2160"/>
+        </w:tabs>
+        <w:ind w:left="2160" w:hanging="360"/>
+      </w:pPr>
+      <w:rPr>
+        <w:rFonts w:ascii="Wingdings" w:hAnsi="Wingdings" w:hint="default"/>
+        <w:sz w:val="20"/>
+      </w:rPr>
+    </w:lvl>
+    <w:lvl w:ilvl="3" w:tentative="1">
+      <w:start w:val="1"/>
+      <w:numFmt w:val="bullet"/>
+      <w:lvlText w:val=""/>
+      <w:lvlJc w:val="left"/>
+      <w:pPr>
+        <w:tabs>
+          <w:tab w:val="num" w:pos="2880"/>
+        </w:tabs>
+        <w:ind w:left="2880" w:hanging="360"/>
+      </w:pPr>
+      <w:rPr>
+        <w:rFonts w:ascii="Wingdings" w:hAnsi="Wingdings" w:hint="default"/>
+        <w:sz w:val="20"/>
+      </w:rPr>
+    </w:lvl>
+    <w:lvl w:ilvl="4" w:tentative="1">
+      <w:start w:val="1"/>
+      <w:numFmt w:val="bullet"/>
+      <w:lvlText w:val=""/>
+      <w:lvlJc w:val="left"/>
+      <w:pPr>
+        <w:tabs>
+          <w:tab w:val="num" w:pos="3600"/>
+        </w:tabs>
+        <w:ind w:left="3600" w:hanging="360"/>
+      </w:pPr>
+      <w:rPr>
+        <w:rFonts w:ascii="Wingdings" w:hAnsi="Wingdings" w:hint="default"/>
+        <w:sz w:val="20"/>
+      </w:rPr>
+    </w:lvl>
+    <w:lvl w:ilvl="5" w:tentative="1">
+      <w:start w:val="1"/>
+      <w:numFmt w:val="bullet"/>
+      <w:lvlText w:val=""/>
+      <w:lvlJc w:val="left"/>
+      <w:pPr>
+        <w:tabs>
+          <w:tab w:val="num" w:pos="4320"/>
+        </w:tabs>
+        <w:ind w:left="4320" w:hanging="360"/>
+      </w:pPr>
+      <w:rPr>
+        <w:rFonts w:ascii="Wingdings" w:hAnsi="Wingdings" w:hint="default"/>
+        <w:sz w:val="20"/>
+      </w:rPr>
+    </w:lvl>
+    <w:lvl w:ilvl="6" w:tentative="1">
+      <w:start w:val="1"/>
+      <w:numFmt w:val="bullet"/>
+      <w:lvlText w:val=""/>
+      <w:lvlJc w:val="left"/>
+      <w:pPr>
+        <w:tabs>
+          <w:tab w:val="num" w:pos="5040"/>
+        </w:tabs>
+        <w:ind w:left="5040" w:hanging="360"/>
+      </w:pPr>
+      <w:rPr>
+        <w:rFonts w:ascii="Wingdings" w:hAnsi="Wingdings" w:hint="default"/>
+        <w:sz w:val="20"/>
+      </w:rPr>
+    </w:lvl>
+    <w:lvl w:ilvl="7" w:tentative="1">
+      <w:start w:val="1"/>
+      <w:numFmt w:val="bullet"/>
+      <w:lvlText w:val=""/>
+      <w:lvlJc w:val="left"/>
+      <w:pPr>
+        <w:tabs>
+          <w:tab w:val="num" w:pos="5760"/>
+        </w:tabs>
+        <w:ind w:left="5760" w:hanging="360"/>
+      </w:pPr>
+      <w:rPr>
+        <w:rFonts w:ascii="Wingdings" w:hAnsi="Wingdings" w:hint="default"/>
+        <w:sz w:val="20"/>
+      </w:rPr>
+    </w:lvl>
+    <w:lvl w:ilvl="8" w:tentative="1">
+      <w:start w:val="1"/>
+      <w:numFmt w:val="bullet"/>
+      <w:lvlText w:val=""/>
+      <w:lvlJc w:val="left"/>
+      <w:pPr>
+        <w:tabs>
+          <w:tab w:val="num" w:pos="6480"/>
+        </w:tabs>
+        <w:ind w:left="6480" w:hanging="360"/>
+      </w:pPr>
+      <w:rPr>
+        <w:rFonts w:ascii="Wingdings" w:hAnsi="Wingdings" w:hint="default"/>
+        <w:sz w:val="20"/>
+      </w:rPr>
+    </w:lvl>
+  </w:abstractNum>
+  <w:abstractNum w:abstractNumId="160" w15:restartNumberingAfterBreak="0">
     <w:nsid w:val="7DA7359B"/>
     <w:multiLevelType w:val="multilevel"/>
     <w:tmpl w:val="51FA6C30"/>
@@ -46785,7 +52652,120 @@
       </w:rPr>
     </w:lvl>
   </w:abstractNum>
-  <w:abstractNum w:abstractNumId="139" w15:restartNumberingAfterBreak="0">
+  <w:abstractNum w:abstractNumId="161" w15:restartNumberingAfterBreak="0">
+    <w:nsid w:val="7E2B133F"/>
+    <w:multiLevelType w:val="hybridMultilevel"/>
+    <w:tmpl w:val="01C64366"/>
+    <w:lvl w:ilvl="0" w:tplc="04090001">
+      <w:start w:val="1"/>
+      <w:numFmt w:val="bullet"/>
+      <w:lvlText w:val=""/>
+      <w:lvlJc w:val="left"/>
+      <w:pPr>
+        <w:ind w:left="720" w:hanging="360"/>
+      </w:pPr>
+      <w:rPr>
+        <w:rFonts w:ascii="Symbol" w:hAnsi="Symbol" w:hint="default"/>
+      </w:rPr>
+    </w:lvl>
+    <w:lvl w:ilvl="1" w:tplc="04090003" w:tentative="1">
+      <w:start w:val="1"/>
+      <w:numFmt w:val="bullet"/>
+      <w:lvlText w:val="o"/>
+      <w:lvlJc w:val="left"/>
+      <w:pPr>
+        <w:ind w:left="1440" w:hanging="360"/>
+      </w:pPr>
+      <w:rPr>
+        <w:rFonts w:ascii="Courier New" w:hAnsi="Courier New" w:cs="Courier New" w:hint="default"/>
+      </w:rPr>
+    </w:lvl>
+    <w:lvl w:ilvl="2" w:tplc="04090005" w:tentative="1">
+      <w:start w:val="1"/>
+      <w:numFmt w:val="bullet"/>
+      <w:lvlText w:val=""/>
+      <w:lvlJc w:val="left"/>
+      <w:pPr>
+        <w:ind w:left="2160" w:hanging="360"/>
+      </w:pPr>
+      <w:rPr>
+        <w:rFonts w:ascii="Wingdings" w:hAnsi="Wingdings" w:hint="default"/>
+      </w:rPr>
+    </w:lvl>
+    <w:lvl w:ilvl="3" w:tplc="04090001" w:tentative="1">
+      <w:start w:val="1"/>
+      <w:numFmt w:val="bullet"/>
+      <w:lvlText w:val=""/>
+      <w:lvlJc w:val="left"/>
+      <w:pPr>
+        <w:ind w:left="2880" w:hanging="360"/>
+      </w:pPr>
+      <w:rPr>
+        <w:rFonts w:ascii="Symbol" w:hAnsi="Symbol" w:hint="default"/>
+      </w:rPr>
+    </w:lvl>
+    <w:lvl w:ilvl="4" w:tplc="04090003" w:tentative="1">
+      <w:start w:val="1"/>
+      <w:numFmt w:val="bullet"/>
+      <w:lvlText w:val="o"/>
+      <w:lvlJc w:val="left"/>
+      <w:pPr>
+        <w:ind w:left="3600" w:hanging="360"/>
+      </w:pPr>
+      <w:rPr>
+        <w:rFonts w:ascii="Courier New" w:hAnsi="Courier New" w:cs="Courier New" w:hint="default"/>
+      </w:rPr>
+    </w:lvl>
+    <w:lvl w:ilvl="5" w:tplc="04090005" w:tentative="1">
+      <w:start w:val="1"/>
+      <w:numFmt w:val="bullet"/>
+      <w:lvlText w:val=""/>
+      <w:lvlJc w:val="left"/>
+      <w:pPr>
+        <w:ind w:left="4320" w:hanging="360"/>
+      </w:pPr>
+      <w:rPr>
+        <w:rFonts w:ascii="Wingdings" w:hAnsi="Wingdings" w:hint="default"/>
+      </w:rPr>
+    </w:lvl>
+    <w:lvl w:ilvl="6" w:tplc="04090001" w:tentative="1">
+      <w:start w:val="1"/>
+      <w:numFmt w:val="bullet"/>
+      <w:lvlText w:val=""/>
+      <w:lvlJc w:val="left"/>
+      <w:pPr>
+        <w:ind w:left="5040" w:hanging="360"/>
+      </w:pPr>
+      <w:rPr>
+        <w:rFonts w:ascii="Symbol" w:hAnsi="Symbol" w:hint="default"/>
+      </w:rPr>
+    </w:lvl>
+    <w:lvl w:ilvl="7" w:tplc="04090003" w:tentative="1">
+      <w:start w:val="1"/>
+      <w:numFmt w:val="bullet"/>
+      <w:lvlText w:val="o"/>
+      <w:lvlJc w:val="left"/>
+      <w:pPr>
+        <w:ind w:left="5760" w:hanging="360"/>
+      </w:pPr>
+      <w:rPr>
+        <w:rFonts w:ascii="Courier New" w:hAnsi="Courier New" w:cs="Courier New" w:hint="default"/>
+      </w:rPr>
+    </w:lvl>
+    <w:lvl w:ilvl="8" w:tplc="04090005" w:tentative="1">
+      <w:start w:val="1"/>
+      <w:numFmt w:val="bullet"/>
+      <w:lvlText w:val=""/>
+      <w:lvlJc w:val="left"/>
+      <w:pPr>
+        <w:ind w:left="6480" w:hanging="360"/>
+      </w:pPr>
+      <w:rPr>
+        <w:rFonts w:ascii="Wingdings" w:hAnsi="Wingdings" w:hint="default"/>
+      </w:rPr>
+    </w:lvl>
+  </w:abstractNum>
+  <w:abstractNum w:abstractNumId="162" w15:restartNumberingAfterBreak="0">
     <w:nsid w:val="7F0B115F"/>
     <w:multiLevelType w:val="multilevel"/>
     <w:tmpl w:val="31C47D26"/>
@@ -46899,424 +52879,493 @@
     </w:lvl>
   </w:abstractNum>
   <w:num w:numId="1" w16cid:durableId="288627694">
-    <w:abstractNumId w:val="40"/>
+    <w:abstractNumId w:val="48"/>
   </w:num>
   <w:num w:numId="2" w16cid:durableId="2005817652">
-    <w:abstractNumId w:val="132"/>
+    <w:abstractNumId w:val="152"/>
   </w:num>
   <w:num w:numId="3" w16cid:durableId="1474447307">
-    <w:abstractNumId w:val="65"/>
+    <w:abstractNumId w:val="75"/>
   </w:num>
   <w:num w:numId="4" w16cid:durableId="216212000">
-    <w:abstractNumId w:val="95"/>
+    <w:abstractNumId w:val="111"/>
   </w:num>
   <w:num w:numId="5" w16cid:durableId="431324127">
-    <w:abstractNumId w:val="118"/>
+    <w:abstractNumId w:val="138"/>
   </w:num>
   <w:num w:numId="6" w16cid:durableId="524906009">
-    <w:abstractNumId w:val="44"/>
+    <w:abstractNumId w:val="52"/>
   </w:num>
   <w:num w:numId="7" w16cid:durableId="712071605">
-    <w:abstractNumId w:val="88"/>
+    <w:abstractNumId w:val="104"/>
   </w:num>
   <w:num w:numId="8" w16cid:durableId="684481806">
     <w:abstractNumId w:val="2"/>
   </w:num>
   <w:num w:numId="9" w16cid:durableId="1381788857">
+    <w:abstractNumId w:val="71"/>
+  </w:num>
+  <w:num w:numId="10" w16cid:durableId="1890064995">
+    <w:abstractNumId w:val="156"/>
+  </w:num>
+  <w:num w:numId="11" w16cid:durableId="367067840">
+    <w:abstractNumId w:val="42"/>
+  </w:num>
+  <w:num w:numId="12" w16cid:durableId="972448297">
+    <w:abstractNumId w:val="31"/>
+  </w:num>
+  <w:num w:numId="13" w16cid:durableId="1547258790">
+    <w:abstractNumId w:val="130"/>
+  </w:num>
+  <w:num w:numId="14" w16cid:durableId="206338977">
+    <w:abstractNumId w:val="49"/>
+  </w:num>
+  <w:num w:numId="15" w16cid:durableId="471288814">
+    <w:abstractNumId w:val="82"/>
+  </w:num>
+  <w:num w:numId="16" w16cid:durableId="467288562">
+    <w:abstractNumId w:val="67"/>
+  </w:num>
+  <w:num w:numId="17" w16cid:durableId="1775320564">
+    <w:abstractNumId w:val="134"/>
+  </w:num>
+  <w:num w:numId="18" w16cid:durableId="1354844896">
+    <w:abstractNumId w:val="8"/>
+  </w:num>
+  <w:num w:numId="19" w16cid:durableId="1265769481">
+    <w:abstractNumId w:val="105"/>
+  </w:num>
+  <w:num w:numId="20" w16cid:durableId="1993096725">
+    <w:abstractNumId w:val="85"/>
+  </w:num>
+  <w:num w:numId="21" w16cid:durableId="859659424">
+    <w:abstractNumId w:val="129"/>
+  </w:num>
+  <w:num w:numId="22" w16cid:durableId="1620332190">
+    <w:abstractNumId w:val="110"/>
+  </w:num>
+  <w:num w:numId="23" w16cid:durableId="1744179184">
+    <w:abstractNumId w:val="43"/>
+  </w:num>
+  <w:num w:numId="24" w16cid:durableId="1455052006">
+    <w:abstractNumId w:val="57"/>
+  </w:num>
+  <w:num w:numId="25" w16cid:durableId="2035185915">
+    <w:abstractNumId w:val="81"/>
+  </w:num>
+  <w:num w:numId="26" w16cid:durableId="154490209">
+    <w:abstractNumId w:val="51"/>
+  </w:num>
+  <w:num w:numId="27" w16cid:durableId="2124958206">
+    <w:abstractNumId w:val="128"/>
+  </w:num>
+  <w:num w:numId="28" w16cid:durableId="2123767011">
+    <w:abstractNumId w:val="36"/>
+  </w:num>
+  <w:num w:numId="29" w16cid:durableId="1373263009">
+    <w:abstractNumId w:val="122"/>
+  </w:num>
+  <w:num w:numId="30" w16cid:durableId="1908685233">
+    <w:abstractNumId w:val="157"/>
+  </w:num>
+  <w:num w:numId="31" w16cid:durableId="91823464">
+    <w:abstractNumId w:val="96"/>
+  </w:num>
+  <w:num w:numId="32" w16cid:durableId="694841928">
+    <w:abstractNumId w:val="147"/>
+  </w:num>
+  <w:num w:numId="33" w16cid:durableId="898441598">
+    <w:abstractNumId w:val="113"/>
+  </w:num>
+  <w:num w:numId="34" w16cid:durableId="1878464490">
+    <w:abstractNumId w:val="9"/>
+  </w:num>
+  <w:num w:numId="35" w16cid:durableId="332100664">
+    <w:abstractNumId w:val="19"/>
+  </w:num>
+  <w:num w:numId="36" w16cid:durableId="111749717">
+    <w:abstractNumId w:val="103"/>
+  </w:num>
+  <w:num w:numId="37" w16cid:durableId="139005724">
+    <w:abstractNumId w:val="40"/>
+  </w:num>
+  <w:num w:numId="38" w16cid:durableId="293097847">
+    <w:abstractNumId w:val="12"/>
+  </w:num>
+  <w:num w:numId="39" w16cid:durableId="1844052309">
+    <w:abstractNumId w:val="121"/>
+  </w:num>
+  <w:num w:numId="40" w16cid:durableId="1040087479">
     <w:abstractNumId w:val="61"/>
   </w:num>
-  <w:num w:numId="10" w16cid:durableId="1890064995">
-    <w:abstractNumId w:val="135"/>
-  </w:num>
-  <w:num w:numId="11" w16cid:durableId="367067840">
-    <w:abstractNumId w:val="35"/>
-  </w:num>
-  <w:num w:numId="12" w16cid:durableId="972448297">
-    <w:abstractNumId w:val="26"/>
-  </w:num>
-  <w:num w:numId="13" w16cid:durableId="1547258790">
-    <w:abstractNumId w:val="111"/>
-  </w:num>
-  <w:num w:numId="14" w16cid:durableId="206338977">
-    <w:abstractNumId w:val="41"/>
-  </w:num>
-  <w:num w:numId="15" w16cid:durableId="471288814">
-    <w:abstractNumId w:val="70"/>
-  </w:num>
-  <w:num w:numId="16" w16cid:durableId="467288562">
-    <w:abstractNumId w:val="57"/>
-  </w:num>
-  <w:num w:numId="17" w16cid:durableId="1775320564">
-    <w:abstractNumId w:val="115"/>
-  </w:num>
-  <w:num w:numId="18" w16cid:durableId="1354844896">
-    <w:abstractNumId w:val="6"/>
-  </w:num>
-  <w:num w:numId="19" w16cid:durableId="1265769481">
-    <w:abstractNumId w:val="89"/>
-  </w:num>
-  <w:num w:numId="20" w16cid:durableId="1993096725">
-    <w:abstractNumId w:val="73"/>
-  </w:num>
-  <w:num w:numId="21" w16cid:durableId="859659424">
-    <w:abstractNumId w:val="110"/>
-  </w:num>
-  <w:num w:numId="22" w16cid:durableId="1620332190">
-    <w:abstractNumId w:val="94"/>
-  </w:num>
-  <w:num w:numId="23" w16cid:durableId="1744179184">
-    <w:abstractNumId w:val="36"/>
-  </w:num>
-  <w:num w:numId="24" w16cid:durableId="1455052006">
-    <w:abstractNumId w:val="47"/>
-  </w:num>
-  <w:num w:numId="25" w16cid:durableId="2035185915">
-    <w:abstractNumId w:val="69"/>
-  </w:num>
-  <w:num w:numId="26" w16cid:durableId="154490209">
-    <w:abstractNumId w:val="43"/>
-  </w:num>
-  <w:num w:numId="27" w16cid:durableId="2124958206">
-    <w:abstractNumId w:val="109"/>
-  </w:num>
-  <w:num w:numId="28" w16cid:durableId="2123767011">
-    <w:abstractNumId w:val="29"/>
-  </w:num>
-  <w:num w:numId="29" w16cid:durableId="1373263009">
-    <w:abstractNumId w:val="104"/>
-  </w:num>
-  <w:num w:numId="30" w16cid:durableId="1908685233">
-    <w:abstractNumId w:val="136"/>
-  </w:num>
-  <w:num w:numId="31" w16cid:durableId="91823464">
-    <w:abstractNumId w:val="81"/>
-  </w:num>
-  <w:num w:numId="32" w16cid:durableId="694841928">
-    <w:abstractNumId w:val="127"/>
-  </w:num>
-  <w:num w:numId="33" w16cid:durableId="898441598">
-    <w:abstractNumId w:val="96"/>
-  </w:num>
-  <w:num w:numId="34" w16cid:durableId="1878464490">
-    <w:abstractNumId w:val="7"/>
-  </w:num>
-  <w:num w:numId="35" w16cid:durableId="332100664">
-    <w:abstractNumId w:val="15"/>
-  </w:num>
-  <w:num w:numId="36" w16cid:durableId="111749717">
-    <w:abstractNumId w:val="87"/>
-  </w:num>
-  <w:num w:numId="37" w16cid:durableId="139005724">
-    <w:abstractNumId w:val="33"/>
-  </w:num>
-  <w:num w:numId="38" w16cid:durableId="293097847">
-    <w:abstractNumId w:val="9"/>
-  </w:num>
-  <w:num w:numId="39" w16cid:durableId="1844052309">
-    <w:abstractNumId w:val="103"/>
-  </w:num>
-  <w:num w:numId="40" w16cid:durableId="1040087479">
-    <w:abstractNumId w:val="51"/>
-  </w:num>
   <w:num w:numId="41" w16cid:durableId="1063987310">
-    <w:abstractNumId w:val="50"/>
+    <w:abstractNumId w:val="60"/>
   </w:num>
   <w:num w:numId="42" w16cid:durableId="693845061">
-    <w:abstractNumId w:val="126"/>
+    <w:abstractNumId w:val="146"/>
   </w:num>
   <w:num w:numId="43" w16cid:durableId="1097412044">
-    <w:abstractNumId w:val="23"/>
+    <w:abstractNumId w:val="28"/>
   </w:num>
   <w:num w:numId="44" w16cid:durableId="1903785886">
-    <w:abstractNumId w:val="53"/>
+    <w:abstractNumId w:val="63"/>
   </w:num>
   <w:num w:numId="45" w16cid:durableId="1260289178">
-    <w:abstractNumId w:val="119"/>
+    <w:abstractNumId w:val="139"/>
   </w:num>
   <w:num w:numId="46" w16cid:durableId="104816833">
     <w:abstractNumId w:val="0"/>
   </w:num>
   <w:num w:numId="47" w16cid:durableId="1760132169">
-    <w:abstractNumId w:val="28"/>
+    <w:abstractNumId w:val="35"/>
   </w:num>
   <w:num w:numId="48" w16cid:durableId="529729578">
-    <w:abstractNumId w:val="76"/>
+    <w:abstractNumId w:val="90"/>
   </w:num>
   <w:num w:numId="49" w16cid:durableId="322052210">
-    <w:abstractNumId w:val="90"/>
+    <w:abstractNumId w:val="106"/>
   </w:num>
   <w:num w:numId="50" w16cid:durableId="627859475">
-    <w:abstractNumId w:val="59"/>
+    <w:abstractNumId w:val="69"/>
   </w:num>
   <w:num w:numId="51" w16cid:durableId="1112628777">
-    <w:abstractNumId w:val="45"/>
+    <w:abstractNumId w:val="53"/>
   </w:num>
   <w:num w:numId="52" w16cid:durableId="1297683701">
-    <w:abstractNumId w:val="60"/>
+    <w:abstractNumId w:val="70"/>
   </w:num>
   <w:num w:numId="53" w16cid:durableId="217129529">
-    <w:abstractNumId w:val="42"/>
+    <w:abstractNumId w:val="50"/>
   </w:num>
   <w:num w:numId="54" w16cid:durableId="397166137">
-    <w:abstractNumId w:val="71"/>
+    <w:abstractNumId w:val="83"/>
   </w:num>
   <w:num w:numId="55" w16cid:durableId="21051957">
-    <w:abstractNumId w:val="20"/>
+    <w:abstractNumId w:val="24"/>
   </w:num>
   <w:num w:numId="56" w16cid:durableId="1632709592">
     <w:abstractNumId w:val="3"/>
   </w:num>
   <w:num w:numId="57" w16cid:durableId="1472602777">
-    <w:abstractNumId w:val="134"/>
+    <w:abstractNumId w:val="155"/>
   </w:num>
   <w:num w:numId="58" w16cid:durableId="214244693">
-    <w:abstractNumId w:val="97"/>
+    <w:abstractNumId w:val="115"/>
   </w:num>
   <w:num w:numId="59" w16cid:durableId="1841849065">
-    <w:abstractNumId w:val="102"/>
+    <w:abstractNumId w:val="120"/>
   </w:num>
   <w:num w:numId="60" w16cid:durableId="131213927">
-    <w:abstractNumId w:val="80"/>
+    <w:abstractNumId w:val="95"/>
   </w:num>
   <w:num w:numId="61" w16cid:durableId="167642389">
-    <w:abstractNumId w:val="22"/>
+    <w:abstractNumId w:val="26"/>
   </w:num>
   <w:num w:numId="62" w16cid:durableId="1220823373">
-    <w:abstractNumId w:val="52"/>
+    <w:abstractNumId w:val="62"/>
   </w:num>
   <w:num w:numId="63" w16cid:durableId="2117937967">
-    <w:abstractNumId w:val="85"/>
+    <w:abstractNumId w:val="101"/>
   </w:num>
   <w:num w:numId="64" w16cid:durableId="905266238">
-    <w:abstractNumId w:val="75"/>
+    <w:abstractNumId w:val="88"/>
   </w:num>
   <w:num w:numId="65" w16cid:durableId="1064062361">
-    <w:abstractNumId w:val="54"/>
+    <w:abstractNumId w:val="64"/>
   </w:num>
   <w:num w:numId="66" w16cid:durableId="514273809">
-    <w:abstractNumId w:val="27"/>
+    <w:abstractNumId w:val="33"/>
   </w:num>
   <w:num w:numId="67" w16cid:durableId="1748765076">
-    <w:abstractNumId w:val="56"/>
+    <w:abstractNumId w:val="66"/>
   </w:num>
   <w:num w:numId="68" w16cid:durableId="1245871042">
-    <w:abstractNumId w:val="139"/>
+    <w:abstractNumId w:val="162"/>
   </w:num>
   <w:num w:numId="69" w16cid:durableId="572588558">
-    <w:abstractNumId w:val="14"/>
+    <w:abstractNumId w:val="18"/>
   </w:num>
   <w:num w:numId="70" w16cid:durableId="1162968979">
-    <w:abstractNumId w:val="17"/>
+    <w:abstractNumId w:val="21"/>
   </w:num>
   <w:num w:numId="71" w16cid:durableId="863134205">
-    <w:abstractNumId w:val="106"/>
+    <w:abstractNumId w:val="125"/>
   </w:num>
   <w:num w:numId="72" w16cid:durableId="1317301772">
-    <w:abstractNumId w:val="66"/>
+    <w:abstractNumId w:val="76"/>
   </w:num>
   <w:num w:numId="73" w16cid:durableId="2125420002">
-    <w:abstractNumId w:val="19"/>
+    <w:abstractNumId w:val="23"/>
   </w:num>
   <w:num w:numId="74" w16cid:durableId="895237111">
-    <w:abstractNumId w:val="12"/>
+    <w:abstractNumId w:val="15"/>
   </w:num>
   <w:num w:numId="75" w16cid:durableId="1861120121">
-    <w:abstractNumId w:val="63"/>
+    <w:abstractNumId w:val="73"/>
   </w:num>
   <w:num w:numId="76" w16cid:durableId="962004177">
-    <w:abstractNumId w:val="129"/>
+    <w:abstractNumId w:val="149"/>
   </w:num>
   <w:num w:numId="77" w16cid:durableId="2029406771">
-    <w:abstractNumId w:val="99"/>
+    <w:abstractNumId w:val="117"/>
   </w:num>
   <w:num w:numId="78" w16cid:durableId="485779299">
-    <w:abstractNumId w:val="31"/>
+    <w:abstractNumId w:val="38"/>
   </w:num>
   <w:num w:numId="79" w16cid:durableId="1296721516">
-    <w:abstractNumId w:val="84"/>
+    <w:abstractNumId w:val="100"/>
   </w:num>
   <w:num w:numId="80" w16cid:durableId="1753508011">
-    <w:abstractNumId w:val="25"/>
+    <w:abstractNumId w:val="30"/>
   </w:num>
   <w:num w:numId="81" w16cid:durableId="1329401392">
     <w:abstractNumId w:val="4"/>
   </w:num>
   <w:num w:numId="82" w16cid:durableId="552274500">
-    <w:abstractNumId w:val="133"/>
+    <w:abstractNumId w:val="153"/>
   </w:num>
   <w:num w:numId="83" w16cid:durableId="1797334067">
-    <w:abstractNumId w:val="55"/>
+    <w:abstractNumId w:val="65"/>
   </w:num>
   <w:num w:numId="84" w16cid:durableId="1717972738">
-    <w:abstractNumId w:val="11"/>
+    <w:abstractNumId w:val="14"/>
   </w:num>
   <w:num w:numId="85" w16cid:durableId="2067415640">
-    <w:abstractNumId w:val="98"/>
+    <w:abstractNumId w:val="116"/>
   </w:num>
   <w:num w:numId="86" w16cid:durableId="282350036">
     <w:abstractNumId w:val="5"/>
   </w:num>
   <w:num w:numId="87" w16cid:durableId="1321155297">
-    <w:abstractNumId w:val="62"/>
+    <w:abstractNumId w:val="72"/>
   </w:num>
   <w:num w:numId="88" w16cid:durableId="2056198824">
-    <w:abstractNumId w:val="21"/>
+    <w:abstractNumId w:val="25"/>
   </w:num>
   <w:num w:numId="89" w16cid:durableId="105657199">
-    <w:abstractNumId w:val="120"/>
+    <w:abstractNumId w:val="140"/>
   </w:num>
   <w:num w:numId="90" w16cid:durableId="978803061">
-    <w:abstractNumId w:val="49"/>
+    <w:abstractNumId w:val="59"/>
   </w:num>
   <w:num w:numId="91" w16cid:durableId="646783294">
+    <w:abstractNumId w:val="109"/>
+  </w:num>
+  <w:num w:numId="92" w16cid:durableId="804813760">
+    <w:abstractNumId w:val="91"/>
+  </w:num>
+  <w:num w:numId="93" w16cid:durableId="2053381584">
+    <w:abstractNumId w:val="145"/>
+  </w:num>
+  <w:num w:numId="94" w16cid:durableId="859318793">
+    <w:abstractNumId w:val="143"/>
+  </w:num>
+  <w:num w:numId="95" w16cid:durableId="2079547739">
+    <w:abstractNumId w:val="118"/>
+  </w:num>
+  <w:num w:numId="96" w16cid:durableId="956066948">
+    <w:abstractNumId w:val="108"/>
+  </w:num>
+  <w:num w:numId="97" w16cid:durableId="1355232423">
+    <w:abstractNumId w:val="74"/>
+  </w:num>
+  <w:num w:numId="98" w16cid:durableId="879366063">
+    <w:abstractNumId w:val="151"/>
+  </w:num>
+  <w:num w:numId="99" w16cid:durableId="1684747029">
+    <w:abstractNumId w:val="87"/>
+  </w:num>
+  <w:num w:numId="100" w16cid:durableId="393938254">
+    <w:abstractNumId w:val="68"/>
+  </w:num>
+  <w:num w:numId="101" w16cid:durableId="299071864">
+    <w:abstractNumId w:val="142"/>
+  </w:num>
+  <w:num w:numId="102" w16cid:durableId="1624337113">
+    <w:abstractNumId w:val="123"/>
+  </w:num>
+  <w:num w:numId="103" w16cid:durableId="1822847688">
+    <w:abstractNumId w:val="144"/>
+  </w:num>
+  <w:num w:numId="104" w16cid:durableId="1400708642">
+    <w:abstractNumId w:val="92"/>
+  </w:num>
+  <w:num w:numId="105" w16cid:durableId="327169881">
+    <w:abstractNumId w:val="29"/>
+  </w:num>
+  <w:num w:numId="106" w16cid:durableId="1628855780">
+    <w:abstractNumId w:val="98"/>
+  </w:num>
+  <w:num w:numId="107" w16cid:durableId="792091009">
+    <w:abstractNumId w:val="132"/>
+  </w:num>
+  <w:num w:numId="108" w16cid:durableId="219096694">
+    <w:abstractNumId w:val="119"/>
+  </w:num>
+  <w:num w:numId="109" w16cid:durableId="596980528">
+    <w:abstractNumId w:val="148"/>
+  </w:num>
+  <w:num w:numId="110" w16cid:durableId="1036396051">
+    <w:abstractNumId w:val="133"/>
+  </w:num>
+  <w:num w:numId="111" w16cid:durableId="92479654">
+    <w:abstractNumId w:val="150"/>
+  </w:num>
+  <w:num w:numId="112" w16cid:durableId="665211804">
+    <w:abstractNumId w:val="126"/>
+  </w:num>
+  <w:num w:numId="113" w16cid:durableId="1946955990">
+    <w:abstractNumId w:val="47"/>
+  </w:num>
+  <w:num w:numId="114" w16cid:durableId="344091400">
+    <w:abstractNumId w:val="107"/>
+  </w:num>
+  <w:num w:numId="115" w16cid:durableId="1924100090">
+    <w:abstractNumId w:val="84"/>
+  </w:num>
+  <w:num w:numId="116" w16cid:durableId="1036004615">
+    <w:abstractNumId w:val="45"/>
+  </w:num>
+  <w:num w:numId="117" w16cid:durableId="1768621717">
+    <w:abstractNumId w:val="58"/>
+  </w:num>
+  <w:num w:numId="118" w16cid:durableId="1303197935">
+    <w:abstractNumId w:val="131"/>
+  </w:num>
+  <w:num w:numId="119" w16cid:durableId="741487769">
+    <w:abstractNumId w:val="22"/>
+  </w:num>
+  <w:num w:numId="120" w16cid:durableId="606738831">
     <w:abstractNumId w:val="93"/>
   </w:num>
-  <w:num w:numId="92" w16cid:durableId="804813760">
-    <w:abstractNumId w:val="77"/>
+  <w:num w:numId="121" w16cid:durableId="763036750">
+    <w:abstractNumId w:val="41"/>
   </w:num>
-  <w:num w:numId="93" w16cid:durableId="2053381584">
-    <w:abstractNumId w:val="125"/>
+  <w:num w:numId="122" w16cid:durableId="1752040544">
+    <w:abstractNumId w:val="13"/>
   </w:num>
-  <w:num w:numId="94" w16cid:durableId="859318793">
-    <w:abstractNumId w:val="123"/>
+  <w:num w:numId="123" w16cid:durableId="2019187931">
+    <w:abstractNumId w:val="20"/>
   </w:num>
-  <w:num w:numId="95" w16cid:durableId="2079547739">
-    <w:abstractNumId w:val="100"/>
+  <w:num w:numId="124" w16cid:durableId="1681662825">
+    <w:abstractNumId w:val="80"/>
   </w:num>
-  <w:num w:numId="96" w16cid:durableId="956066948">
-    <w:abstractNumId w:val="92"/>
+  <w:num w:numId="125" w16cid:durableId="1724257994">
+    <w:abstractNumId w:val="137"/>
   </w:num>
-  <w:num w:numId="97" w16cid:durableId="1355232423">
-    <w:abstractNumId w:val="64"/>
+  <w:num w:numId="126" w16cid:durableId="133108081">
+    <w:abstractNumId w:val="102"/>
   </w:num>
-  <w:num w:numId="98" w16cid:durableId="879366063">
-    <w:abstractNumId w:val="131"/>
+  <w:num w:numId="127" w16cid:durableId="1696349888">
+    <w:abstractNumId w:val="17"/>
   </w:num>
-  <w:num w:numId="99" w16cid:durableId="1684747029">
-    <w:abstractNumId w:val="74"/>
+  <w:num w:numId="128" w16cid:durableId="2009284780">
+    <w:abstractNumId w:val="160"/>
   </w:num>
-  <w:num w:numId="100" w16cid:durableId="393938254">
-    <w:abstractNumId w:val="58"/>
+  <w:num w:numId="129" w16cid:durableId="238831487">
+    <w:abstractNumId w:val="79"/>
   </w:num>
-  <w:num w:numId="101" w16cid:durableId="299071864">
-    <w:abstractNumId w:val="122"/>
-  </w:num>
-  <w:num w:numId="102" w16cid:durableId="1624337113">
-    <w:abstractNumId w:val="105"/>
-  </w:num>
-  <w:num w:numId="103" w16cid:durableId="1822847688">
-    <w:abstractNumId w:val="124"/>
-  </w:num>
-  <w:num w:numId="104" w16cid:durableId="1400708642">
-    <w:abstractNumId w:val="78"/>
-  </w:num>
-  <w:num w:numId="105" w16cid:durableId="327169881">
-    <w:abstractNumId w:val="24"/>
-  </w:num>
-  <w:num w:numId="106" w16cid:durableId="1628855780">
-    <w:abstractNumId w:val="82"/>
-  </w:num>
-  <w:num w:numId="107" w16cid:durableId="792091009">
-    <w:abstractNumId w:val="113"/>
-  </w:num>
-  <w:num w:numId="108" w16cid:durableId="219096694">
-    <w:abstractNumId w:val="101"/>
-  </w:num>
-  <w:num w:numId="109" w16cid:durableId="596980528">
-    <w:abstractNumId w:val="128"/>
-  </w:num>
-  <w:num w:numId="110" w16cid:durableId="1036396051">
-    <w:abstractNumId w:val="114"/>
-  </w:num>
-  <w:num w:numId="111" w16cid:durableId="92479654">
-    <w:abstractNumId w:val="130"/>
-  </w:num>
-  <w:num w:numId="112" w16cid:durableId="665211804">
-    <w:abstractNumId w:val="107"/>
-  </w:num>
-  <w:num w:numId="113" w16cid:durableId="1946955990">
+  <w:num w:numId="130" w16cid:durableId="1132822184">
     <w:abstractNumId w:val="39"/>
   </w:num>
-  <w:num w:numId="114" w16cid:durableId="344091400">
-    <w:abstractNumId w:val="91"/>
-  </w:num>
-  <w:num w:numId="115" w16cid:durableId="1924100090">
-    <w:abstractNumId w:val="72"/>
-  </w:num>
-  <w:num w:numId="116" w16cid:durableId="1036004615">
-    <w:abstractNumId w:val="38"/>
-  </w:num>
-  <w:num w:numId="117" w16cid:durableId="1768621717">
-    <w:abstractNumId w:val="48"/>
-  </w:num>
-  <w:num w:numId="118" w16cid:durableId="1303197935">
-    <w:abstractNumId w:val="112"/>
-  </w:num>
-  <w:num w:numId="119" w16cid:durableId="741487769">
-    <w:abstractNumId w:val="18"/>
-  </w:num>
-  <w:num w:numId="120" w16cid:durableId="606738831">
-    <w:abstractNumId w:val="79"/>
-  </w:num>
-  <w:num w:numId="121" w16cid:durableId="763036750">
-    <w:abstractNumId w:val="34"/>
-  </w:num>
-  <w:num w:numId="122" w16cid:durableId="1752040544">
-    <w:abstractNumId w:val="10"/>
-  </w:num>
-  <w:num w:numId="123" w16cid:durableId="2019187931">
-    <w:abstractNumId w:val="16"/>
-  </w:num>
-  <w:num w:numId="124" w16cid:durableId="1681662825">
-    <w:abstractNumId w:val="68"/>
-  </w:num>
-  <w:num w:numId="125" w16cid:durableId="1724257994">
-    <w:abstractNumId w:val="117"/>
-  </w:num>
-  <w:num w:numId="126" w16cid:durableId="133108081">
-    <w:abstractNumId w:val="86"/>
-  </w:num>
-  <w:num w:numId="127" w16cid:durableId="1696349888">
-    <w:abstractNumId w:val="13"/>
-  </w:num>
-  <w:num w:numId="128" w16cid:durableId="2009284780">
-    <w:abstractNumId w:val="138"/>
-  </w:num>
-  <w:num w:numId="129" w16cid:durableId="238831487">
-    <w:abstractNumId w:val="67"/>
-  </w:num>
-  <w:num w:numId="130" w16cid:durableId="1132822184">
-    <w:abstractNumId w:val="32"/>
-  </w:num>
   <w:num w:numId="131" w16cid:durableId="227691519">
-    <w:abstractNumId w:val="83"/>
+    <w:abstractNumId w:val="99"/>
   </w:num>
   <w:num w:numId="132" w16cid:durableId="500781287">
-    <w:abstractNumId w:val="121"/>
+    <w:abstractNumId w:val="141"/>
   </w:num>
   <w:num w:numId="133" w16cid:durableId="2021812712">
-    <w:abstractNumId w:val="46"/>
+    <w:abstractNumId w:val="55"/>
   </w:num>
   <w:num w:numId="134" w16cid:durableId="487669477">
-    <w:abstractNumId w:val="37"/>
+    <w:abstractNumId w:val="44"/>
   </w:num>
   <w:num w:numId="135" w16cid:durableId="446437798">
-    <w:abstractNumId w:val="116"/>
+    <w:abstractNumId w:val="136"/>
   </w:num>
   <w:num w:numId="136" w16cid:durableId="926767606">
     <w:abstractNumId w:val="1"/>
   </w:num>
   <w:num w:numId="137" w16cid:durableId="473836936">
-    <w:abstractNumId w:val="8"/>
+    <w:abstractNumId w:val="11"/>
   </w:num>
   <w:num w:numId="138" w16cid:durableId="1978606487">
-    <w:abstractNumId w:val="30"/>
+    <w:abstractNumId w:val="37"/>
   </w:num>
   <w:num w:numId="139" w16cid:durableId="1844278782">
-    <w:abstractNumId w:val="108"/>
+    <w:abstractNumId w:val="127"/>
   </w:num>
   <w:num w:numId="140" w16cid:durableId="1511675402">
-    <w:abstractNumId w:val="137"/>
+    <w:abstractNumId w:val="158"/>
+  </w:num>
+  <w:num w:numId="141" w16cid:durableId="68232324">
+    <w:abstractNumId w:val="89"/>
+  </w:num>
+  <w:num w:numId="142" w16cid:durableId="1742747458">
+    <w:abstractNumId w:val="56"/>
+  </w:num>
+  <w:num w:numId="143" w16cid:durableId="1518931555">
+    <w:abstractNumId w:val="97"/>
+  </w:num>
+  <w:num w:numId="144" w16cid:durableId="1212234416">
+    <w:abstractNumId w:val="94"/>
+  </w:num>
+  <w:num w:numId="145" w16cid:durableId="243270021">
+    <w:abstractNumId w:val="6"/>
+  </w:num>
+  <w:num w:numId="146" w16cid:durableId="1900358603">
+    <w:abstractNumId w:val="10"/>
+  </w:num>
+  <w:num w:numId="147" w16cid:durableId="949162657">
+    <w:abstractNumId w:val="112"/>
+  </w:num>
+  <w:num w:numId="148" w16cid:durableId="1185054428">
+    <w:abstractNumId w:val="46"/>
+  </w:num>
+  <w:num w:numId="149" w16cid:durableId="1622879208">
+    <w:abstractNumId w:val="34"/>
+  </w:num>
+  <w:num w:numId="150" w16cid:durableId="1592658937">
+    <w:abstractNumId w:val="7"/>
+  </w:num>
+  <w:num w:numId="151" w16cid:durableId="885331255">
+    <w:abstractNumId w:val="27"/>
+  </w:num>
+  <w:num w:numId="152" w16cid:durableId="1761292207">
+    <w:abstractNumId w:val="161"/>
+  </w:num>
+  <w:num w:numId="153" w16cid:durableId="1429692849">
+    <w:abstractNumId w:val="114"/>
+  </w:num>
+  <w:num w:numId="154" w16cid:durableId="1513909937">
+    <w:abstractNumId w:val="16"/>
+  </w:num>
+  <w:num w:numId="155" w16cid:durableId="1913421426">
+    <w:abstractNumId w:val="78"/>
+  </w:num>
+  <w:num w:numId="156" w16cid:durableId="213002672">
+    <w:abstractNumId w:val="124"/>
+  </w:num>
+  <w:num w:numId="157" w16cid:durableId="377750242">
+    <w:abstractNumId w:val="159"/>
+  </w:num>
+  <w:num w:numId="158" w16cid:durableId="1465587378">
+    <w:abstractNumId w:val="86"/>
+  </w:num>
+  <w:num w:numId="159" w16cid:durableId="20281319">
+    <w:abstractNumId w:val="54"/>
+  </w:num>
+  <w:num w:numId="160" w16cid:durableId="1375040852">
+    <w:abstractNumId w:val="154"/>
+  </w:num>
+  <w:num w:numId="161" w16cid:durableId="1323898761">
+    <w:abstractNumId w:val="32"/>
+  </w:num>
+  <w:num w:numId="162" w16cid:durableId="1420760170">
+    <w:abstractNumId w:val="77"/>
+  </w:num>
+  <w:num w:numId="163" w16cid:durableId="1145007017">
+    <w:abstractNumId w:val="135"/>
   </w:num>
 </w:numbering>
 </file>
